--- a/MVC.docx
+++ b/MVC.docx
@@ -1,10 +1,11 @@
 
 <file path=word/document.xml><?xml version="1.0" encoding="utf-8"?>
-<w:document xmlns:wpc="http://schemas.microsoft.com/office/word/2010/wordprocessingCanvas" xmlns:cx="http://schemas.microsoft.com/office/drawing/2014/chartex" xmlns:cx1="http://schemas.microsoft.com/office/drawing/2015/9/8/chartex" xmlns:cx2="http://schemas.microsoft.com/office/drawing/2015/10/21/chartex" xmlns:cx3="http://schemas.microsoft.com/office/drawing/2016/5/9/chartex" xmlns:cx4="http://schemas.microsoft.com/office/drawing/2016/5/10/chartex" xmlns:cx5="http://schemas.microsoft.com/office/drawing/2016/5/11/chartex" xmlns:cx6="http://schemas.microsoft.com/office/drawing/2016/5/12/chartex" xmlns:cx7="http://schemas.microsoft.com/office/drawing/2016/5/13/chartex" xmlns:cx8="http://schemas.microsoft.com/office/drawing/2016/5/14/chartex" xmlns:mc="http://schemas.openxmlformats.org/markup-compatibility/2006" xmlns:aink="http://schemas.microsoft.com/office/drawing/2016/ink" xmlns:am3d="http://schemas.microsoft.com/office/drawing/2017/model3d" xmlns:o="urn:schemas-microsoft-com:office:office" xmlns:oel="http://schemas.microsoft.com/office/2019/extlst" xmlns:r="http://schemas.openxmlformats.org/officeDocument/2006/relationships" xmlns:m="http://schemas.openxmlformats.org/officeDocument/2006/math" xmlns:v="urn:schemas-microsoft-com:vml" xmlns:wp14="http://schemas.microsoft.com/office/word/2010/wordprocessingDrawing" xmlns:wp="http://schemas.openxmlformats.org/drawingml/2006/wordprocessingDrawing" xmlns:w10="urn:schemas-microsoft-com:office:word" xmlns:w="http://schemas.openxmlformats.org/wordprocessingml/2006/main" xmlns:w14="http://schemas.microsoft.com/office/word/2010/wordml" xmlns:w15="http://schemas.microsoft.com/office/word/2012/wordml" xmlns:w16cex="http://schemas.microsoft.com/office/word/2018/wordml/cex" xmlns:w16cid="http://schemas.microsoft.com/office/word/2016/wordml/cid" xmlns:w16="http://schemas.microsoft.com/office/word/2018/wordml" xmlns:w16du="http://schemas.microsoft.com/office/word/2023/wordml/word16du" xmlns:w16sdtdh="http://schemas.microsoft.com/office/word/2020/wordml/sdtdatahash" xmlns:w16sdtfl="http://schemas.microsoft.com/office/word/2024/wordml/sdtformatlock" xmlns:w16se="http://schemas.microsoft.com/office/word/2015/wordml/symex" xmlns:wpg="http://schemas.microsoft.com/office/word/2010/wordprocessingGroup" xmlns:wpi="http://schemas.microsoft.com/office/word/2010/wordprocessingInk" xmlns:wne="http://schemas.microsoft.com/office/word/2006/wordml" xmlns:wps="http://schemas.microsoft.com/office/word/2010/wordprocessingShape" mc:Ignorable="w14 w15 w16se w16cid w16 w16cex w16sdtdh w16sdtfl w16du wp14">
+<w:document xmlns:wpc="http://schemas.microsoft.com/office/word/2010/wordprocessingCanvas" xmlns:cx="http://schemas.microsoft.com/office/drawing/2014/chartex" xmlns:cx1="http://schemas.microsoft.com/office/drawing/2015/9/8/chartex" xmlns:cx2="http://schemas.microsoft.com/office/drawing/2015/10/21/chartex" xmlns:cx3="http://schemas.microsoft.com/office/drawing/2016/5/9/chartex" xmlns:cx4="http://schemas.microsoft.com/office/drawing/2016/5/10/chartex" xmlns:cx5="http://schemas.microsoft.com/office/drawing/2016/5/11/chartex" xmlns:cx6="http://schemas.microsoft.com/office/drawing/2016/5/12/chartex" xmlns:cx7="http://schemas.microsoft.com/office/drawing/2016/5/13/chartex" xmlns:cx8="http://schemas.microsoft.com/office/drawing/2016/5/14/chartex" xmlns:mc="http://schemas.openxmlformats.org/markup-compatibility/2006" xmlns:aink="http://schemas.microsoft.com/office/drawing/2016/ink" xmlns:am3d="http://schemas.microsoft.com/office/drawing/2017/model3d" xmlns:o="urn:schemas-microsoft-com:office:office" xmlns:oel="http://schemas.microsoft.com/office/2019/extlst" xmlns:r="http://schemas.openxmlformats.org/officeDocument/2006/relationships" xmlns:m="http://schemas.openxmlformats.org/officeDocument/2006/math" xmlns:v="urn:schemas-microsoft-com:vml" xmlns:wp14="http://schemas.microsoft.com/office/word/2010/wordprocessingDrawing" xmlns:wp="http://schemas.openxmlformats.org/drawingml/2006/wordprocessingDrawing" xmlns:w10="urn:schemas-microsoft-com:office:word" xmlns:w="http://schemas.openxmlformats.org/wordprocessingml/2006/main" xmlns:w14="http://schemas.microsoft.com/office/word/2010/wordml" xmlns:w15="http://schemas.microsoft.com/office/word/2012/wordml" xmlns:w16cex="http://schemas.microsoft.com/office/word/2018/wordml/cex" xmlns:w16cid="http://schemas.microsoft.com/office/word/2016/wordml/cid" xmlns:w16="http://schemas.microsoft.com/office/word/2018/wordml" xmlns:w16du="http://schemas.microsoft.com/office/word/2023/wordml/word16du" xmlns:w16sdtdh="http://schemas.microsoft.com/office/word/2020/wordml/sdtdatahash" xmlns:w16se="http://schemas.microsoft.com/office/word/2015/wordml/symex" xmlns:wpg="http://schemas.microsoft.com/office/word/2010/wordprocessingGroup" xmlns:wpi="http://schemas.microsoft.com/office/word/2010/wordprocessingInk" xmlns:wne="http://schemas.microsoft.com/office/word/2006/wordml" xmlns:wps="http://schemas.microsoft.com/office/word/2010/wordprocessingShape" mc:Ignorable="w14 w15 w16se w16cid w16 w16cex w16sdtdh w16du wp14">
   <w:body>
     <w:p>
       <w:pPr>
         <w:spacing w:after="0" w:line="360" w:lineRule="auto"/>
+        <w:ind w:firstLine="720"/>
         <w:rPr>
           <w:rFonts w:ascii="Times New Roman" w:hAnsi="Times New Roman" w:cs="Times New Roman"/>
           <w:b/>
@@ -166,6 +167,7 @@
           <w:rFonts w:ascii="Times New Roman" w:hAnsi="Times New Roman" w:cs="Times New Roman"/>
           <w:b/>
           <w:bCs/>
+          <w:noProof/>
         </w:rPr>
         <w:drawing>
           <wp:inline distT="0" distB="0" distL="0" distR="0" wp14:anchorId="3A72A71D" wp14:editId="40D1CD7B">
@@ -263,6 +265,7 @@
       <w:r>
         <w:rPr>
           <w:rFonts w:ascii="Times New Roman" w:hAnsi="Times New Roman" w:cs="Times New Roman"/>
+          <w:noProof/>
         </w:rPr>
         <w:drawing>
           <wp:anchor distT="0" distB="0" distL="114300" distR="114300" simplePos="0" relativeHeight="251658240" behindDoc="0" locked="0" layoutInCell="1" allowOverlap="1" wp14:anchorId="40CE6678" wp14:editId="49352260">
@@ -440,36 +443,1666 @@
     <w:p>
       <w:pPr>
         <w:spacing w:after="0"/>
-        <w:rPr>
-          <w:rFonts w:ascii="Times New Roman" w:hAnsi="Times New Roman" w:cs="Times New Roman"/>
-          <w:b/>
-          <w:bCs/>
-        </w:rPr>
-      </w:pPr>
-      <w:r>
-        <w:rPr>
-          <w:rFonts w:ascii="Times New Roman" w:hAnsi="Times New Roman" w:cs="Times New Roman"/>
-        </w:rPr>
-        <w:br w:type="textWrapping" w:clear="all"/>
-      </w:r>
-    </w:p>
-    <w:p>
-      <w:pPr>
-        <w:spacing w:after="0"/>
-        <w:jc w:val="both"/>
-        <w:rPr>
-          <w:rFonts w:ascii="Times New Roman" w:hAnsi="Times New Roman" w:cs="Times New Roman"/>
-        </w:rPr>
-      </w:pPr>
-    </w:p>
-    <w:p>
-      <w:pPr>
-        <w:spacing w:after="0"/>
-        <w:jc w:val="both"/>
-        <w:rPr>
-          <w:rFonts w:ascii="Times New Roman" w:hAnsi="Times New Roman" w:cs="Times New Roman"/>
-        </w:rPr>
-      </w:pPr>
+        <w:jc w:val="both"/>
+        <w:rPr>
+          <w:rFonts w:ascii="Times New Roman" w:hAnsi="Times New Roman" w:cs="Times New Roman"/>
+        </w:rPr>
+      </w:pPr>
+    </w:p>
+    <w:p>
+      <w:pPr>
+        <w:spacing w:after="0"/>
+        <w:jc w:val="both"/>
+        <w:rPr>
+          <w:rFonts w:ascii="Times New Roman" w:hAnsi="Times New Roman" w:cs="Times New Roman"/>
+        </w:rPr>
+      </w:pPr>
+    </w:p>
+    <w:p>
+      <w:pPr>
+        <w:spacing w:after="0"/>
+        <w:jc w:val="both"/>
+        <w:rPr>
+          <w:rFonts w:ascii="Times New Roman" w:hAnsi="Times New Roman" w:cs="Times New Roman"/>
+          <w:b/>
+          <w:bCs/>
+        </w:rPr>
+      </w:pPr>
+      <w:r>
+        <w:rPr>
+          <w:rFonts w:ascii="Times New Roman" w:hAnsi="Times New Roman" w:cs="Times New Roman"/>
+          <w:b/>
+          <w:bCs/>
+        </w:rPr>
+        <w:lastRenderedPageBreak/>
+        <w:t xml:space="preserve"> 3. Routing </w:t>
+      </w:r>
+    </w:p>
+    <w:p>
+      <w:pPr>
+        <w:spacing w:after="0"/>
+        <w:jc w:val="both"/>
+        <w:rPr>
+          <w:rFonts w:ascii="Times New Roman" w:hAnsi="Times New Roman" w:cs="Times New Roman"/>
+        </w:rPr>
+      </w:pPr>
+      <w:r>
+        <w:rPr>
+          <w:rFonts w:ascii="Times New Roman" w:hAnsi="Times New Roman" w:cs="Times New Roman"/>
+        </w:rPr>
+        <w:t xml:space="preserve">Disini kita memiliki permasalahan yakni user bisa mengakses </w:t>
+      </w:r>
+      <w:r>
+        <w:rPr>
+          <w:rFonts w:ascii="Times New Roman" w:hAnsi="Times New Roman" w:cs="Times New Roman"/>
+          <w:b/>
+          <w:bCs/>
+        </w:rPr>
+        <w:t xml:space="preserve">folder app </w:t>
+      </w:r>
+      <w:r>
+        <w:rPr>
+          <w:rFonts w:ascii="Times New Roman" w:hAnsi="Times New Roman" w:cs="Times New Roman"/>
+        </w:rPr>
+        <w:t xml:space="preserve">, oleh karena itu kita batasi </w:t>
+      </w:r>
+      <w:r>
+        <w:rPr>
+          <w:rFonts w:ascii="Times New Roman" w:hAnsi="Times New Roman" w:cs="Times New Roman"/>
+          <w:b/>
+          <w:bCs/>
+        </w:rPr>
+        <w:t>dengan .htacces</w:t>
+      </w:r>
+      <w:r>
+        <w:rPr>
+          <w:rFonts w:ascii="Times New Roman" w:hAnsi="Times New Roman" w:cs="Times New Roman"/>
+          <w:b/>
+          <w:bCs/>
+        </w:rPr>
+        <w:t xml:space="preserve"> di folder app</w:t>
+      </w:r>
+      <w:r>
+        <w:rPr>
+          <w:rFonts w:ascii="Times New Roman" w:hAnsi="Times New Roman" w:cs="Times New Roman"/>
+        </w:rPr>
+        <w:t xml:space="preserve"> , kita gunakan </w:t>
+      </w:r>
+      <w:r>
+        <w:rPr>
+          <w:rFonts w:ascii="Times New Roman" w:hAnsi="Times New Roman" w:cs="Times New Roman"/>
+          <w:b/>
+          <w:bCs/>
+        </w:rPr>
+        <w:t>Options -Indexes</w:t>
+      </w:r>
+      <w:r>
+        <w:rPr>
+          <w:rFonts w:ascii="Times New Roman" w:hAnsi="Times New Roman" w:cs="Times New Roman"/>
+        </w:rPr>
+        <w:t xml:space="preserve"> yang berarti bisa mengatisi folder dan file di apps</w:t>
+      </w:r>
+      <w:r>
+        <w:rPr>
+          <w:rFonts w:ascii="Times New Roman" w:hAnsi="Times New Roman" w:cs="Times New Roman"/>
+        </w:rPr>
+        <w:t xml:space="preserve"> </w:t>
+      </w:r>
+      <w:r>
+        <w:rPr>
+          <w:rFonts w:ascii="Times New Roman" w:hAnsi="Times New Roman" w:cs="Times New Roman"/>
+          <w:b/>
+          <w:bCs/>
+        </w:rPr>
+        <w:t>selama bukan file index</w:t>
+      </w:r>
+      <w:r>
+        <w:rPr>
+          <w:rFonts w:ascii="Times New Roman" w:hAnsi="Times New Roman" w:cs="Times New Roman"/>
+        </w:rPr>
+        <w:t xml:space="preserve">. </w:t>
+      </w:r>
+      <w:r>
+        <w:rPr>
+          <w:rFonts w:ascii="Times New Roman" w:hAnsi="Times New Roman" w:cs="Times New Roman"/>
+        </w:rPr>
+        <w:t xml:space="preserve">Selanjut nya pada bagian public/htacces kita buat file lagi : </w:t>
+      </w:r>
+    </w:p>
+    <w:p>
+      <w:pPr>
+        <w:spacing w:after="0"/>
+        <w:jc w:val="both"/>
+        <w:rPr>
+          <w:rFonts w:ascii="Times New Roman" w:hAnsi="Times New Roman" w:cs="Times New Roman"/>
+        </w:rPr>
+      </w:pPr>
+    </w:p>
+    <w:p>
+      <w:pPr>
+        <w:spacing w:after="0"/>
+        <w:jc w:val="both"/>
+        <w:rPr>
+          <w:rFonts w:ascii="Times New Roman" w:hAnsi="Times New Roman" w:cs="Times New Roman"/>
+          <w:b/>
+          <w:bCs/>
+        </w:rPr>
+      </w:pPr>
+      <w:r>
+        <w:rPr>
+          <w:rFonts w:ascii="Times New Roman" w:hAnsi="Times New Roman" w:cs="Times New Roman"/>
+        </w:rPr>
+        <w:t>Options -Multiviews</w:t>
+      </w:r>
+      <w:r>
+        <w:rPr>
+          <w:rFonts w:ascii="Times New Roman" w:hAnsi="Times New Roman" w:cs="Times New Roman"/>
+        </w:rPr>
+        <w:t xml:space="preserve">  (</w:t>
+      </w:r>
+      <w:r>
+        <w:rPr>
+          <w:rFonts w:ascii="Times New Roman" w:hAnsi="Times New Roman" w:cs="Times New Roman"/>
+          <w:b/>
+          <w:bCs/>
+        </w:rPr>
+        <w:t>dipergunakan untuk menghindari kesalahan atau ambigu di folder public)</w:t>
+      </w:r>
+    </w:p>
+    <w:p>
+      <w:pPr>
+        <w:spacing w:after="0"/>
+        <w:jc w:val="both"/>
+        <w:rPr>
+          <w:rFonts w:ascii="Times New Roman" w:hAnsi="Times New Roman" w:cs="Times New Roman"/>
+        </w:rPr>
+      </w:pPr>
+    </w:p>
+    <w:p>
+      <w:pPr>
+        <w:spacing w:after="0"/>
+        <w:jc w:val="both"/>
+        <w:rPr>
+          <w:rFonts w:ascii="Times New Roman" w:hAnsi="Times New Roman" w:cs="Times New Roman"/>
+        </w:rPr>
+      </w:pPr>
+      <w:r>
+        <w:rPr>
+          <w:rFonts w:ascii="Times New Roman" w:hAnsi="Times New Roman" w:cs="Times New Roman"/>
+        </w:rPr>
+        <w:t>RewriteEngine On</w:t>
+      </w:r>
+    </w:p>
+    <w:p>
+      <w:pPr>
+        <w:spacing w:after="0"/>
+        <w:jc w:val="both"/>
+        <w:rPr>
+          <w:rFonts w:ascii="Times New Roman" w:hAnsi="Times New Roman" w:cs="Times New Roman"/>
+          <w:b/>
+          <w:bCs/>
+        </w:rPr>
+      </w:pPr>
+      <w:r>
+        <w:rPr>
+          <w:rFonts w:ascii="Times New Roman" w:hAnsi="Times New Roman" w:cs="Times New Roman"/>
+        </w:rPr>
+        <w:t>RewriteCond %{REQUEST_FILENAME} !-d</w:t>
+      </w:r>
+      <w:r>
+        <w:rPr>
+          <w:rFonts w:ascii="Times New Roman" w:hAnsi="Times New Roman" w:cs="Times New Roman"/>
+        </w:rPr>
+        <w:t xml:space="preserve"> </w:t>
+      </w:r>
+      <w:r>
+        <w:rPr>
+          <w:rFonts w:ascii="Times New Roman" w:hAnsi="Times New Roman" w:cs="Times New Roman"/>
+          <w:b/>
+          <w:bCs/>
+        </w:rPr>
+        <w:t>(kalau file yg ditulisakan itu berupa folder, kita abaikan)</w:t>
+      </w:r>
+    </w:p>
+    <w:p>
+      <w:pPr>
+        <w:spacing w:after="0"/>
+        <w:jc w:val="both"/>
+        <w:rPr>
+          <w:rFonts w:ascii="Times New Roman" w:hAnsi="Times New Roman" w:cs="Times New Roman"/>
+          <w:b/>
+          <w:bCs/>
+        </w:rPr>
+      </w:pPr>
+      <w:r>
+        <w:rPr>
+          <w:rFonts w:ascii="Times New Roman" w:hAnsi="Times New Roman" w:cs="Times New Roman"/>
+        </w:rPr>
+        <w:t>RewriteCond %{REQUEST_FILENAME} !-f</w:t>
+      </w:r>
+      <w:r>
+        <w:rPr>
+          <w:rFonts w:ascii="Times New Roman" w:hAnsi="Times New Roman" w:cs="Times New Roman"/>
+          <w:b/>
+          <w:bCs/>
+        </w:rPr>
+        <w:t xml:space="preserve"> (kalau ada nama folder yang sama bakal di peringati)</w:t>
+      </w:r>
+    </w:p>
+    <w:p>
+      <w:pPr>
+        <w:spacing w:after="0"/>
+        <w:jc w:val="both"/>
+        <w:rPr>
+          <w:rFonts w:ascii="Times New Roman" w:hAnsi="Times New Roman" w:cs="Times New Roman"/>
+        </w:rPr>
+      </w:pPr>
+      <w:r>
+        <w:rPr>
+          <w:rFonts w:ascii="Times New Roman" w:hAnsi="Times New Roman" w:cs="Times New Roman"/>
+        </w:rPr>
+        <w:t>RewriteRule ^(.*)$ index.php?url=$1</w:t>
+      </w:r>
+      <w:r>
+        <w:rPr>
+          <w:rFonts w:ascii="Times New Roman" w:hAnsi="Times New Roman" w:cs="Times New Roman"/>
+        </w:rPr>
+        <w:t xml:space="preserve"> </w:t>
+      </w:r>
+      <w:r>
+        <w:rPr>
+          <w:rFonts w:ascii="Times New Roman" w:hAnsi="Times New Roman" w:cs="Times New Roman"/>
+          <w:b/>
+          <w:bCs/>
+        </w:rPr>
+        <w:t xml:space="preserve">(Ketika ada rule yg udah dipernuhi </w:t>
+      </w:r>
+      <w:r>
+        <w:rPr>
+          <w:rFonts w:ascii="Times New Roman" w:hAnsi="Times New Roman" w:cs="Times New Roman"/>
+          <w:b/>
+          <w:bCs/>
+        </w:rPr>
+        <w:t xml:space="preserve">jangan jalankan rule lain) </w:t>
+      </w:r>
+    </w:p>
+    <w:p>
+      <w:pPr>
+        <w:spacing w:after="0"/>
+        <w:jc w:val="both"/>
+        <w:rPr>
+          <w:rFonts w:ascii="Times New Roman" w:hAnsi="Times New Roman" w:cs="Times New Roman"/>
+        </w:rPr>
+      </w:pPr>
+    </w:p>
+    <w:p>
+      <w:pPr>
+        <w:spacing w:after="0"/>
+        <w:jc w:val="both"/>
+        <w:rPr>
+          <w:rFonts w:ascii="Times New Roman" w:hAnsi="Times New Roman" w:cs="Times New Roman"/>
+          <w:b/>
+          <w:bCs/>
+        </w:rPr>
+      </w:pPr>
+      <w:r>
+        <w:rPr>
+          <w:rFonts w:ascii="Times New Roman" w:hAnsi="Times New Roman" w:cs="Times New Roman"/>
+          <w:b/>
+          <w:bCs/>
+        </w:rPr>
+        <w:t>Pada App.php</w:t>
+      </w:r>
+    </w:p>
+    <w:p>
+      <w:pPr>
+        <w:shd w:val="clear" w:color="auto" w:fill="1F1F1F"/>
+        <w:spacing w:after="0" w:line="285" w:lineRule="atLeast"/>
+        <w:rPr>
+          <w:rFonts w:ascii="Consolas" w:eastAsia="Times New Roman" w:hAnsi="Consolas" w:cs="Times New Roman"/>
+          <w:color w:val="CCCCCC"/>
+          <w:kern w:val="0"/>
+          <w:sz w:val="21"/>
+          <w:szCs w:val="21"/>
+          <w:lang w:eastAsia="en-ID"/>
+          <w14:ligatures w14:val="none"/>
+        </w:rPr>
+      </w:pPr>
+      <w:r>
+        <w:rPr>
+          <w:rFonts w:ascii="Consolas" w:eastAsia="Times New Roman" w:hAnsi="Consolas" w:cs="Times New Roman"/>
+          <w:color w:val="569CD6"/>
+          <w:kern w:val="0"/>
+          <w:sz w:val="21"/>
+          <w:szCs w:val="21"/>
+          <w:lang w:eastAsia="en-ID"/>
+          <w14:ligatures w14:val="none"/>
+        </w:rPr>
+        <w:t>&lt;?php</w:t>
+      </w:r>
+      <w:r>
+        <w:rPr>
+          <w:rFonts w:ascii="Consolas" w:eastAsia="Times New Roman" w:hAnsi="Consolas" w:cs="Times New Roman"/>
+          <w:color w:val="D4D4D4"/>
+          <w:kern w:val="0"/>
+          <w:sz w:val="21"/>
+          <w:szCs w:val="21"/>
+          <w:lang w:eastAsia="en-ID"/>
+          <w14:ligatures w14:val="none"/>
+        </w:rPr>
+        <w:t xml:space="preserve"> </w:t>
+      </w:r>
+    </w:p>
+    <w:p>
+      <w:pPr>
+        <w:shd w:val="clear" w:color="auto" w:fill="1F1F1F"/>
+        <w:spacing w:after="0" w:line="285" w:lineRule="atLeast"/>
+        <w:rPr>
+          <w:rFonts w:ascii="Consolas" w:eastAsia="Times New Roman" w:hAnsi="Consolas" w:cs="Times New Roman"/>
+          <w:color w:val="CCCCCC"/>
+          <w:kern w:val="0"/>
+          <w:sz w:val="21"/>
+          <w:szCs w:val="21"/>
+          <w:lang w:eastAsia="en-ID"/>
+          <w14:ligatures w14:val="none"/>
+        </w:rPr>
+      </w:pPr>
+      <w:r>
+        <w:rPr>
+          <w:rFonts w:ascii="Consolas" w:eastAsia="Times New Roman" w:hAnsi="Consolas" w:cs="Times New Roman"/>
+          <w:color w:val="569CD6"/>
+          <w:kern w:val="0"/>
+          <w:sz w:val="21"/>
+          <w:szCs w:val="21"/>
+          <w:lang w:eastAsia="en-ID"/>
+          <w14:ligatures w14:val="none"/>
+        </w:rPr>
+        <w:t>class</w:t>
+      </w:r>
+      <w:r>
+        <w:rPr>
+          <w:rFonts w:ascii="Consolas" w:eastAsia="Times New Roman" w:hAnsi="Consolas" w:cs="Times New Roman"/>
+          <w:color w:val="D4D4D4"/>
+          <w:kern w:val="0"/>
+          <w:sz w:val="21"/>
+          <w:szCs w:val="21"/>
+          <w:lang w:eastAsia="en-ID"/>
+          <w14:ligatures w14:val="none"/>
+        </w:rPr>
+        <w:t xml:space="preserve"> </w:t>
+      </w:r>
+      <w:r>
+        <w:rPr>
+          <w:rFonts w:ascii="Consolas" w:eastAsia="Times New Roman" w:hAnsi="Consolas" w:cs="Times New Roman"/>
+          <w:color w:val="4EC9B0"/>
+          <w:kern w:val="0"/>
+          <w:sz w:val="21"/>
+          <w:szCs w:val="21"/>
+          <w:lang w:eastAsia="en-ID"/>
+          <w14:ligatures w14:val="none"/>
+        </w:rPr>
+        <w:t>App</w:t>
+      </w:r>
+      <w:r>
+        <w:rPr>
+          <w:rFonts w:ascii="Consolas" w:eastAsia="Times New Roman" w:hAnsi="Consolas" w:cs="Times New Roman"/>
+          <w:color w:val="D4D4D4"/>
+          <w:kern w:val="0"/>
+          <w:sz w:val="21"/>
+          <w:szCs w:val="21"/>
+          <w:lang w:eastAsia="en-ID"/>
+          <w14:ligatures w14:val="none"/>
+        </w:rPr>
+        <w:t xml:space="preserve"> {</w:t>
+      </w:r>
+    </w:p>
+    <w:p>
+      <w:pPr>
+        <w:shd w:val="clear" w:color="auto" w:fill="1F1F1F"/>
+        <w:spacing w:after="0" w:line="285" w:lineRule="atLeast"/>
+        <w:rPr>
+          <w:rFonts w:ascii="Consolas" w:eastAsia="Times New Roman" w:hAnsi="Consolas" w:cs="Times New Roman"/>
+          <w:color w:val="CCCCCC"/>
+          <w:kern w:val="0"/>
+          <w:sz w:val="21"/>
+          <w:szCs w:val="21"/>
+          <w:lang w:eastAsia="en-ID"/>
+          <w14:ligatures w14:val="none"/>
+        </w:rPr>
+      </w:pPr>
+      <w:r>
+        <w:rPr>
+          <w:rFonts w:ascii="Consolas" w:eastAsia="Times New Roman" w:hAnsi="Consolas" w:cs="Times New Roman"/>
+          <w:color w:val="D4D4D4"/>
+          <w:kern w:val="0"/>
+          <w:sz w:val="21"/>
+          <w:szCs w:val="21"/>
+          <w:lang w:eastAsia="en-ID"/>
+          <w14:ligatures w14:val="none"/>
+        </w:rPr>
+        <w:t xml:space="preserve">  </w:t>
+      </w:r>
+      <w:r>
+        <w:rPr>
+          <w:rFonts w:ascii="Consolas" w:eastAsia="Times New Roman" w:hAnsi="Consolas" w:cs="Times New Roman"/>
+          <w:color w:val="569CD6"/>
+          <w:kern w:val="0"/>
+          <w:sz w:val="21"/>
+          <w:szCs w:val="21"/>
+          <w:lang w:eastAsia="en-ID"/>
+          <w14:ligatures w14:val="none"/>
+        </w:rPr>
+        <w:t>public</w:t>
+      </w:r>
+      <w:r>
+        <w:rPr>
+          <w:rFonts w:ascii="Consolas" w:eastAsia="Times New Roman" w:hAnsi="Consolas" w:cs="Times New Roman"/>
+          <w:color w:val="D4D4D4"/>
+          <w:kern w:val="0"/>
+          <w:sz w:val="21"/>
+          <w:szCs w:val="21"/>
+          <w:lang w:eastAsia="en-ID"/>
+          <w14:ligatures w14:val="none"/>
+        </w:rPr>
+        <w:t xml:space="preserve"> </w:t>
+      </w:r>
+      <w:r>
+        <w:rPr>
+          <w:rFonts w:ascii="Consolas" w:eastAsia="Times New Roman" w:hAnsi="Consolas" w:cs="Times New Roman"/>
+          <w:color w:val="569CD6"/>
+          <w:kern w:val="0"/>
+          <w:sz w:val="21"/>
+          <w:szCs w:val="21"/>
+          <w:lang w:eastAsia="en-ID"/>
+          <w14:ligatures w14:val="none"/>
+        </w:rPr>
+        <w:t>function</w:t>
+      </w:r>
+      <w:r>
+        <w:rPr>
+          <w:rFonts w:ascii="Consolas" w:eastAsia="Times New Roman" w:hAnsi="Consolas" w:cs="Times New Roman"/>
+          <w:color w:val="D4D4D4"/>
+          <w:kern w:val="0"/>
+          <w:sz w:val="21"/>
+          <w:szCs w:val="21"/>
+          <w:lang w:eastAsia="en-ID"/>
+          <w14:ligatures w14:val="none"/>
+        </w:rPr>
+        <w:t xml:space="preserve"> </w:t>
+      </w:r>
+      <w:r>
+        <w:rPr>
+          <w:rFonts w:ascii="Consolas" w:eastAsia="Times New Roman" w:hAnsi="Consolas" w:cs="Times New Roman"/>
+          <w:color w:val="DCDCAA"/>
+          <w:kern w:val="0"/>
+          <w:sz w:val="21"/>
+          <w:szCs w:val="21"/>
+          <w:lang w:eastAsia="en-ID"/>
+          <w14:ligatures w14:val="none"/>
+        </w:rPr>
+        <w:t>__construct</w:t>
+      </w:r>
+      <w:r>
+        <w:rPr>
+          <w:rFonts w:ascii="Consolas" w:eastAsia="Times New Roman" w:hAnsi="Consolas" w:cs="Times New Roman"/>
+          <w:color w:val="D4D4D4"/>
+          <w:kern w:val="0"/>
+          <w:sz w:val="21"/>
+          <w:szCs w:val="21"/>
+          <w:lang w:eastAsia="en-ID"/>
+          <w14:ligatures w14:val="none"/>
+        </w:rPr>
+        <w:t>()</w:t>
+      </w:r>
+    </w:p>
+    <w:p>
+      <w:pPr>
+        <w:shd w:val="clear" w:color="auto" w:fill="1F1F1F"/>
+        <w:spacing w:after="0" w:line="285" w:lineRule="atLeast"/>
+        <w:rPr>
+          <w:rFonts w:ascii="Consolas" w:eastAsia="Times New Roman" w:hAnsi="Consolas" w:cs="Times New Roman"/>
+          <w:color w:val="CCCCCC"/>
+          <w:kern w:val="0"/>
+          <w:sz w:val="21"/>
+          <w:szCs w:val="21"/>
+          <w:lang w:eastAsia="en-ID"/>
+          <w14:ligatures w14:val="none"/>
+        </w:rPr>
+      </w:pPr>
+      <w:r>
+        <w:rPr>
+          <w:rFonts w:ascii="Consolas" w:eastAsia="Times New Roman" w:hAnsi="Consolas" w:cs="Times New Roman"/>
+          <w:color w:val="D4D4D4"/>
+          <w:kern w:val="0"/>
+          <w:sz w:val="21"/>
+          <w:szCs w:val="21"/>
+          <w:lang w:eastAsia="en-ID"/>
+          <w14:ligatures w14:val="none"/>
+        </w:rPr>
+        <w:t>  {</w:t>
+      </w:r>
+    </w:p>
+    <w:p>
+      <w:pPr>
+        <w:shd w:val="clear" w:color="auto" w:fill="1F1F1F"/>
+        <w:spacing w:after="0" w:line="285" w:lineRule="atLeast"/>
+        <w:rPr>
+          <w:rFonts w:ascii="Consolas" w:eastAsia="Times New Roman" w:hAnsi="Consolas" w:cs="Times New Roman"/>
+          <w:color w:val="CCCCCC"/>
+          <w:kern w:val="0"/>
+          <w:sz w:val="21"/>
+          <w:szCs w:val="21"/>
+          <w:lang w:eastAsia="en-ID"/>
+          <w14:ligatures w14:val="none"/>
+        </w:rPr>
+      </w:pPr>
+      <w:r>
+        <w:rPr>
+          <w:rFonts w:ascii="Consolas" w:eastAsia="Times New Roman" w:hAnsi="Consolas" w:cs="Times New Roman"/>
+          <w:color w:val="D4D4D4"/>
+          <w:kern w:val="0"/>
+          <w:sz w:val="21"/>
+          <w:szCs w:val="21"/>
+          <w:lang w:eastAsia="en-ID"/>
+          <w14:ligatures w14:val="none"/>
+        </w:rPr>
+        <w:t xml:space="preserve">    </w:t>
+      </w:r>
+      <w:r>
+        <w:rPr>
+          <w:rFonts w:ascii="Consolas" w:eastAsia="Times New Roman" w:hAnsi="Consolas" w:cs="Times New Roman"/>
+          <w:color w:val="9CDCFE"/>
+          <w:kern w:val="0"/>
+          <w:sz w:val="21"/>
+          <w:szCs w:val="21"/>
+          <w:lang w:eastAsia="en-ID"/>
+          <w14:ligatures w14:val="none"/>
+        </w:rPr>
+        <w:t>$url</w:t>
+      </w:r>
+      <w:r>
+        <w:rPr>
+          <w:rFonts w:ascii="Consolas" w:eastAsia="Times New Roman" w:hAnsi="Consolas" w:cs="Times New Roman"/>
+          <w:color w:val="D4D4D4"/>
+          <w:kern w:val="0"/>
+          <w:sz w:val="21"/>
+          <w:szCs w:val="21"/>
+          <w:lang w:eastAsia="en-ID"/>
+          <w14:ligatures w14:val="none"/>
+        </w:rPr>
+        <w:t xml:space="preserve"> = </w:t>
+      </w:r>
+      <w:r>
+        <w:rPr>
+          <w:rFonts w:ascii="Consolas" w:eastAsia="Times New Roman" w:hAnsi="Consolas" w:cs="Times New Roman"/>
+          <w:color w:val="569CD6"/>
+          <w:kern w:val="0"/>
+          <w:sz w:val="21"/>
+          <w:szCs w:val="21"/>
+          <w:lang w:eastAsia="en-ID"/>
+          <w14:ligatures w14:val="none"/>
+        </w:rPr>
+        <w:t>$this</w:t>
+      </w:r>
+      <w:r>
+        <w:rPr>
+          <w:rFonts w:ascii="Consolas" w:eastAsia="Times New Roman" w:hAnsi="Consolas" w:cs="Times New Roman"/>
+          <w:color w:val="D4D4D4"/>
+          <w:kern w:val="0"/>
+          <w:sz w:val="21"/>
+          <w:szCs w:val="21"/>
+          <w:lang w:eastAsia="en-ID"/>
+          <w14:ligatures w14:val="none"/>
+        </w:rPr>
+        <w:t>-&gt;</w:t>
+      </w:r>
+      <w:r>
+        <w:rPr>
+          <w:rFonts w:ascii="Consolas" w:eastAsia="Times New Roman" w:hAnsi="Consolas" w:cs="Times New Roman"/>
+          <w:color w:val="DCDCAA"/>
+          <w:kern w:val="0"/>
+          <w:sz w:val="21"/>
+          <w:szCs w:val="21"/>
+          <w:lang w:eastAsia="en-ID"/>
+          <w14:ligatures w14:val="none"/>
+        </w:rPr>
+        <w:t>parseURL</w:t>
+      </w:r>
+      <w:r>
+        <w:rPr>
+          <w:rFonts w:ascii="Consolas" w:eastAsia="Times New Roman" w:hAnsi="Consolas" w:cs="Times New Roman"/>
+          <w:color w:val="D4D4D4"/>
+          <w:kern w:val="0"/>
+          <w:sz w:val="21"/>
+          <w:szCs w:val="21"/>
+          <w:lang w:eastAsia="en-ID"/>
+          <w14:ligatures w14:val="none"/>
+        </w:rPr>
+        <w:t>();</w:t>
+      </w:r>
+    </w:p>
+    <w:p>
+      <w:pPr>
+        <w:shd w:val="clear" w:color="auto" w:fill="1F1F1F"/>
+        <w:spacing w:after="0" w:line="285" w:lineRule="atLeast"/>
+        <w:rPr>
+          <w:rFonts w:ascii="Consolas" w:eastAsia="Times New Roman" w:hAnsi="Consolas" w:cs="Times New Roman"/>
+          <w:color w:val="CCCCCC"/>
+          <w:kern w:val="0"/>
+          <w:sz w:val="21"/>
+          <w:szCs w:val="21"/>
+          <w:lang w:eastAsia="en-ID"/>
+          <w14:ligatures w14:val="none"/>
+        </w:rPr>
+      </w:pPr>
+      <w:r>
+        <w:rPr>
+          <w:rFonts w:ascii="Consolas" w:eastAsia="Times New Roman" w:hAnsi="Consolas" w:cs="Times New Roman"/>
+          <w:color w:val="D4D4D4"/>
+          <w:kern w:val="0"/>
+          <w:sz w:val="21"/>
+          <w:szCs w:val="21"/>
+          <w:lang w:eastAsia="en-ID"/>
+          <w14:ligatures w14:val="none"/>
+        </w:rPr>
+        <w:t xml:space="preserve">    </w:t>
+      </w:r>
+      <w:r>
+        <w:rPr>
+          <w:rFonts w:ascii="Consolas" w:eastAsia="Times New Roman" w:hAnsi="Consolas" w:cs="Times New Roman"/>
+          <w:color w:val="DCDCAA"/>
+          <w:kern w:val="0"/>
+          <w:sz w:val="21"/>
+          <w:szCs w:val="21"/>
+          <w:lang w:eastAsia="en-ID"/>
+          <w14:ligatures w14:val="none"/>
+        </w:rPr>
+        <w:t>var_dump</w:t>
+      </w:r>
+      <w:r>
+        <w:rPr>
+          <w:rFonts w:ascii="Consolas" w:eastAsia="Times New Roman" w:hAnsi="Consolas" w:cs="Times New Roman"/>
+          <w:color w:val="D4D4D4"/>
+          <w:kern w:val="0"/>
+          <w:sz w:val="21"/>
+          <w:szCs w:val="21"/>
+          <w:lang w:eastAsia="en-ID"/>
+          <w14:ligatures w14:val="none"/>
+        </w:rPr>
+        <w:t>(</w:t>
+      </w:r>
+      <w:r>
+        <w:rPr>
+          <w:rFonts w:ascii="Consolas" w:eastAsia="Times New Roman" w:hAnsi="Consolas" w:cs="Times New Roman"/>
+          <w:color w:val="9CDCFE"/>
+          <w:kern w:val="0"/>
+          <w:sz w:val="21"/>
+          <w:szCs w:val="21"/>
+          <w:lang w:eastAsia="en-ID"/>
+          <w14:ligatures w14:val="none"/>
+        </w:rPr>
+        <w:t>$url</w:t>
+      </w:r>
+      <w:r>
+        <w:rPr>
+          <w:rFonts w:ascii="Consolas" w:eastAsia="Times New Roman" w:hAnsi="Consolas" w:cs="Times New Roman"/>
+          <w:color w:val="D4D4D4"/>
+          <w:kern w:val="0"/>
+          <w:sz w:val="21"/>
+          <w:szCs w:val="21"/>
+          <w:lang w:eastAsia="en-ID"/>
+          <w14:ligatures w14:val="none"/>
+        </w:rPr>
+        <w:t>);</w:t>
+      </w:r>
+    </w:p>
+    <w:p>
+      <w:pPr>
+        <w:shd w:val="clear" w:color="auto" w:fill="1F1F1F"/>
+        <w:spacing w:after="0" w:line="285" w:lineRule="atLeast"/>
+        <w:rPr>
+          <w:rFonts w:ascii="Consolas" w:eastAsia="Times New Roman" w:hAnsi="Consolas" w:cs="Times New Roman"/>
+          <w:color w:val="CCCCCC"/>
+          <w:kern w:val="0"/>
+          <w:sz w:val="21"/>
+          <w:szCs w:val="21"/>
+          <w:lang w:eastAsia="en-ID"/>
+          <w14:ligatures w14:val="none"/>
+        </w:rPr>
+      </w:pPr>
+      <w:r>
+        <w:rPr>
+          <w:rFonts w:ascii="Consolas" w:eastAsia="Times New Roman" w:hAnsi="Consolas" w:cs="Times New Roman"/>
+          <w:color w:val="D4D4D4"/>
+          <w:kern w:val="0"/>
+          <w:sz w:val="21"/>
+          <w:szCs w:val="21"/>
+          <w:lang w:eastAsia="en-ID"/>
+          <w14:ligatures w14:val="none"/>
+        </w:rPr>
+        <w:t>  }</w:t>
+      </w:r>
+    </w:p>
+    <w:p>
+      <w:pPr>
+        <w:shd w:val="clear" w:color="auto" w:fill="1F1F1F"/>
+        <w:spacing w:after="0" w:line="285" w:lineRule="atLeast"/>
+        <w:rPr>
+          <w:rFonts w:ascii="Consolas" w:eastAsia="Times New Roman" w:hAnsi="Consolas" w:cs="Times New Roman"/>
+          <w:color w:val="D4D4D4"/>
+          <w:kern w:val="0"/>
+          <w:sz w:val="21"/>
+          <w:szCs w:val="21"/>
+          <w:lang w:eastAsia="en-ID"/>
+          <w14:ligatures w14:val="none"/>
+        </w:rPr>
+      </w:pPr>
+      <w:r>
+        <w:rPr>
+          <w:rFonts w:ascii="Consolas" w:eastAsia="Times New Roman" w:hAnsi="Consolas" w:cs="Times New Roman"/>
+          <w:color w:val="D4D4D4"/>
+          <w:kern w:val="0"/>
+          <w:sz w:val="21"/>
+          <w:szCs w:val="21"/>
+          <w:lang w:eastAsia="en-ID"/>
+          <w14:ligatures w14:val="none"/>
+        </w:rPr>
+        <w:t xml:space="preserve">  </w:t>
+      </w:r>
+      <w:r>
+        <w:rPr>
+          <w:rFonts w:ascii="Consolas" w:eastAsia="Times New Roman" w:hAnsi="Consolas" w:cs="Times New Roman"/>
+          <w:color w:val="569CD6"/>
+          <w:kern w:val="0"/>
+          <w:sz w:val="21"/>
+          <w:szCs w:val="21"/>
+          <w:lang w:eastAsia="en-ID"/>
+          <w14:ligatures w14:val="none"/>
+        </w:rPr>
+        <w:t>public</w:t>
+      </w:r>
+      <w:r>
+        <w:rPr>
+          <w:rFonts w:ascii="Consolas" w:eastAsia="Times New Roman" w:hAnsi="Consolas" w:cs="Times New Roman"/>
+          <w:color w:val="D4D4D4"/>
+          <w:kern w:val="0"/>
+          <w:sz w:val="21"/>
+          <w:szCs w:val="21"/>
+          <w:lang w:eastAsia="en-ID"/>
+          <w14:ligatures w14:val="none"/>
+        </w:rPr>
+        <w:t xml:space="preserve"> </w:t>
+      </w:r>
+      <w:r>
+        <w:rPr>
+          <w:rFonts w:ascii="Consolas" w:eastAsia="Times New Roman" w:hAnsi="Consolas" w:cs="Times New Roman"/>
+          <w:color w:val="569CD6"/>
+          <w:kern w:val="0"/>
+          <w:sz w:val="21"/>
+          <w:szCs w:val="21"/>
+          <w:lang w:eastAsia="en-ID"/>
+          <w14:ligatures w14:val="none"/>
+        </w:rPr>
+        <w:t>function</w:t>
+      </w:r>
+      <w:r>
+        <w:rPr>
+          <w:rFonts w:ascii="Consolas" w:eastAsia="Times New Roman" w:hAnsi="Consolas" w:cs="Times New Roman"/>
+          <w:color w:val="D4D4D4"/>
+          <w:kern w:val="0"/>
+          <w:sz w:val="21"/>
+          <w:szCs w:val="21"/>
+          <w:lang w:eastAsia="en-ID"/>
+          <w14:ligatures w14:val="none"/>
+        </w:rPr>
+        <w:t xml:space="preserve"> </w:t>
+      </w:r>
+      <w:r>
+        <w:rPr>
+          <w:rFonts w:ascii="Consolas" w:eastAsia="Times New Roman" w:hAnsi="Consolas" w:cs="Times New Roman"/>
+          <w:color w:val="DCDCAA"/>
+          <w:kern w:val="0"/>
+          <w:sz w:val="21"/>
+          <w:szCs w:val="21"/>
+          <w:lang w:eastAsia="en-ID"/>
+          <w14:ligatures w14:val="none"/>
+        </w:rPr>
+        <w:t>parseURL</w:t>
+      </w:r>
+      <w:r>
+        <w:rPr>
+          <w:rFonts w:ascii="Consolas" w:eastAsia="Times New Roman" w:hAnsi="Consolas" w:cs="Times New Roman"/>
+          <w:color w:val="D4D4D4"/>
+          <w:kern w:val="0"/>
+          <w:sz w:val="21"/>
+          <w:szCs w:val="21"/>
+          <w:lang w:eastAsia="en-ID"/>
+          <w14:ligatures w14:val="none"/>
+        </w:rPr>
+        <w:t>(){</w:t>
+      </w:r>
+    </w:p>
+    <w:p>
+      <w:pPr>
+        <w:shd w:val="clear" w:color="auto" w:fill="1F1F1F"/>
+        <w:spacing w:after="0" w:line="285" w:lineRule="atLeast"/>
+        <w:rPr>
+          <w:rFonts w:ascii="Consolas" w:eastAsia="Times New Roman" w:hAnsi="Consolas" w:cs="Times New Roman"/>
+          <w:color w:val="CCCCCC"/>
+          <w:kern w:val="0"/>
+          <w:sz w:val="21"/>
+          <w:szCs w:val="21"/>
+          <w:lang w:eastAsia="en-ID"/>
+          <w14:ligatures w14:val="none"/>
+        </w:rPr>
+      </w:pPr>
+      <w:r>
+        <w:rPr>
+          <w:rFonts w:ascii="Consolas" w:eastAsia="Times New Roman" w:hAnsi="Consolas" w:cs="Times New Roman"/>
+          <w:color w:val="D4D4D4"/>
+          <w:kern w:val="0"/>
+          <w:sz w:val="21"/>
+          <w:szCs w:val="21"/>
+          <w:lang w:eastAsia="en-ID"/>
+          <w14:ligatures w14:val="none"/>
+        </w:rPr>
+        <w:t xml:space="preserve">    </w:t>
+      </w:r>
+      <w:r>
+        <w:rPr>
+          <w:rFonts w:ascii="Consolas" w:eastAsia="Times New Roman" w:hAnsi="Consolas" w:cs="Times New Roman"/>
+          <w:color w:val="C586C0"/>
+          <w:kern w:val="0"/>
+          <w:sz w:val="21"/>
+          <w:szCs w:val="21"/>
+          <w:lang w:eastAsia="en-ID"/>
+          <w14:ligatures w14:val="none"/>
+        </w:rPr>
+        <w:t>if</w:t>
+      </w:r>
+      <w:r>
+        <w:rPr>
+          <w:rFonts w:ascii="Consolas" w:eastAsia="Times New Roman" w:hAnsi="Consolas" w:cs="Times New Roman"/>
+          <w:color w:val="D4D4D4"/>
+          <w:kern w:val="0"/>
+          <w:sz w:val="21"/>
+          <w:szCs w:val="21"/>
+          <w:lang w:eastAsia="en-ID"/>
+          <w14:ligatures w14:val="none"/>
+        </w:rPr>
+        <w:t xml:space="preserve"> (</w:t>
+      </w:r>
+      <w:r>
+        <w:rPr>
+          <w:rFonts w:ascii="Consolas" w:eastAsia="Times New Roman" w:hAnsi="Consolas" w:cs="Times New Roman"/>
+          <w:color w:val="DCDCAA"/>
+          <w:kern w:val="0"/>
+          <w:sz w:val="21"/>
+          <w:szCs w:val="21"/>
+          <w:lang w:eastAsia="en-ID"/>
+          <w14:ligatures w14:val="none"/>
+        </w:rPr>
+        <w:t>isset</w:t>
+      </w:r>
+      <w:r>
+        <w:rPr>
+          <w:rFonts w:ascii="Consolas" w:eastAsia="Times New Roman" w:hAnsi="Consolas" w:cs="Times New Roman"/>
+          <w:color w:val="D4D4D4"/>
+          <w:kern w:val="0"/>
+          <w:sz w:val="21"/>
+          <w:szCs w:val="21"/>
+          <w:lang w:eastAsia="en-ID"/>
+          <w14:ligatures w14:val="none"/>
+        </w:rPr>
+        <w:t>(</w:t>
+      </w:r>
+      <w:r>
+        <w:rPr>
+          <w:rFonts w:ascii="Consolas" w:eastAsia="Times New Roman" w:hAnsi="Consolas" w:cs="Times New Roman"/>
+          <w:color w:val="9CDCFE"/>
+          <w:kern w:val="0"/>
+          <w:sz w:val="21"/>
+          <w:szCs w:val="21"/>
+          <w:lang w:eastAsia="en-ID"/>
+          <w14:ligatures w14:val="none"/>
+        </w:rPr>
+        <w:t>$_GET</w:t>
+      </w:r>
+      <w:r>
+        <w:rPr>
+          <w:rFonts w:ascii="Consolas" w:eastAsia="Times New Roman" w:hAnsi="Consolas" w:cs="Times New Roman"/>
+          <w:color w:val="D4D4D4"/>
+          <w:kern w:val="0"/>
+          <w:sz w:val="21"/>
+          <w:szCs w:val="21"/>
+          <w:lang w:eastAsia="en-ID"/>
+          <w14:ligatures w14:val="none"/>
+        </w:rPr>
+        <w:t>[</w:t>
+      </w:r>
+      <w:r>
+        <w:rPr>
+          <w:rFonts w:ascii="Consolas" w:eastAsia="Times New Roman" w:hAnsi="Consolas" w:cs="Times New Roman"/>
+          <w:color w:val="CE9178"/>
+          <w:kern w:val="0"/>
+          <w:sz w:val="21"/>
+          <w:szCs w:val="21"/>
+          <w:lang w:eastAsia="en-ID"/>
+          <w14:ligatures w14:val="none"/>
+        </w:rPr>
+        <w:t>'url'</w:t>
+      </w:r>
+      <w:r>
+        <w:rPr>
+          <w:rFonts w:ascii="Consolas" w:eastAsia="Times New Roman" w:hAnsi="Consolas" w:cs="Times New Roman"/>
+          <w:color w:val="D4D4D4"/>
+          <w:kern w:val="0"/>
+          <w:sz w:val="21"/>
+          <w:szCs w:val="21"/>
+          <w:lang w:eastAsia="en-ID"/>
+          <w14:ligatures w14:val="none"/>
+        </w:rPr>
+        <w:t>])){</w:t>
+      </w:r>
+    </w:p>
+    <w:p>
+      <w:pPr>
+        <w:shd w:val="clear" w:color="auto" w:fill="1F1F1F"/>
+        <w:spacing w:after="0" w:line="285" w:lineRule="atLeast"/>
+        <w:rPr>
+          <w:rFonts w:ascii="Consolas" w:eastAsia="Times New Roman" w:hAnsi="Consolas" w:cs="Times New Roman"/>
+          <w:color w:val="CCCCCC"/>
+          <w:kern w:val="0"/>
+          <w:sz w:val="21"/>
+          <w:szCs w:val="21"/>
+          <w:lang w:eastAsia="en-ID"/>
+          <w14:ligatures w14:val="none"/>
+        </w:rPr>
+      </w:pPr>
+      <w:r>
+        <w:rPr>
+          <w:rFonts w:ascii="Consolas" w:eastAsia="Times New Roman" w:hAnsi="Consolas" w:cs="Times New Roman"/>
+          <w:color w:val="D4D4D4"/>
+          <w:kern w:val="0"/>
+          <w:sz w:val="21"/>
+          <w:szCs w:val="21"/>
+          <w:lang w:eastAsia="en-ID"/>
+          <w14:ligatures w14:val="none"/>
+        </w:rPr>
+        <w:t xml:space="preserve">      </w:t>
+      </w:r>
+      <w:r>
+        <w:rPr>
+          <w:rFonts w:ascii="Consolas" w:eastAsia="Times New Roman" w:hAnsi="Consolas" w:cs="Times New Roman"/>
+          <w:color w:val="6A9955"/>
+          <w:kern w:val="0"/>
+          <w:sz w:val="21"/>
+          <w:szCs w:val="21"/>
+          <w:lang w:eastAsia="en-ID"/>
+          <w14:ligatures w14:val="none"/>
+        </w:rPr>
+        <w:t>// mengambil url</w:t>
+      </w:r>
+    </w:p>
+    <w:p>
+      <w:pPr>
+        <w:shd w:val="clear" w:color="auto" w:fill="1F1F1F"/>
+        <w:spacing w:after="0" w:line="285" w:lineRule="atLeast"/>
+        <w:rPr>
+          <w:rFonts w:ascii="Consolas" w:eastAsia="Times New Roman" w:hAnsi="Consolas" w:cs="Times New Roman"/>
+          <w:color w:val="CCCCCC"/>
+          <w:kern w:val="0"/>
+          <w:sz w:val="21"/>
+          <w:szCs w:val="21"/>
+          <w:lang w:eastAsia="en-ID"/>
+          <w14:ligatures w14:val="none"/>
+        </w:rPr>
+      </w:pPr>
+      <w:r>
+        <w:rPr>
+          <w:rFonts w:ascii="Consolas" w:eastAsia="Times New Roman" w:hAnsi="Consolas" w:cs="Times New Roman"/>
+          <w:color w:val="D4D4D4"/>
+          <w:kern w:val="0"/>
+          <w:sz w:val="21"/>
+          <w:szCs w:val="21"/>
+          <w:lang w:eastAsia="en-ID"/>
+          <w14:ligatures w14:val="none"/>
+        </w:rPr>
+        <w:t xml:space="preserve">      </w:t>
+      </w:r>
+      <w:r>
+        <w:rPr>
+          <w:rFonts w:ascii="Consolas" w:eastAsia="Times New Roman" w:hAnsi="Consolas" w:cs="Times New Roman"/>
+          <w:color w:val="9CDCFE"/>
+          <w:kern w:val="0"/>
+          <w:sz w:val="21"/>
+          <w:szCs w:val="21"/>
+          <w:lang w:eastAsia="en-ID"/>
+          <w14:ligatures w14:val="none"/>
+        </w:rPr>
+        <w:t>$url</w:t>
+      </w:r>
+      <w:r>
+        <w:rPr>
+          <w:rFonts w:ascii="Consolas" w:eastAsia="Times New Roman" w:hAnsi="Consolas" w:cs="Times New Roman"/>
+          <w:color w:val="D4D4D4"/>
+          <w:kern w:val="0"/>
+          <w:sz w:val="21"/>
+          <w:szCs w:val="21"/>
+          <w:lang w:eastAsia="en-ID"/>
+          <w14:ligatures w14:val="none"/>
+        </w:rPr>
+        <w:t xml:space="preserve"> = </w:t>
+      </w:r>
+      <w:r>
+        <w:rPr>
+          <w:rFonts w:ascii="Consolas" w:eastAsia="Times New Roman" w:hAnsi="Consolas" w:cs="Times New Roman"/>
+          <w:color w:val="9CDCFE"/>
+          <w:kern w:val="0"/>
+          <w:sz w:val="21"/>
+          <w:szCs w:val="21"/>
+          <w:lang w:eastAsia="en-ID"/>
+          <w14:ligatures w14:val="none"/>
+        </w:rPr>
+        <w:t>$_GET</w:t>
+      </w:r>
+      <w:r>
+        <w:rPr>
+          <w:rFonts w:ascii="Consolas" w:eastAsia="Times New Roman" w:hAnsi="Consolas" w:cs="Times New Roman"/>
+          <w:color w:val="D4D4D4"/>
+          <w:kern w:val="0"/>
+          <w:sz w:val="21"/>
+          <w:szCs w:val="21"/>
+          <w:lang w:eastAsia="en-ID"/>
+          <w14:ligatures w14:val="none"/>
+        </w:rPr>
+        <w:t>[</w:t>
+      </w:r>
+      <w:r>
+        <w:rPr>
+          <w:rFonts w:ascii="Consolas" w:eastAsia="Times New Roman" w:hAnsi="Consolas" w:cs="Times New Roman"/>
+          <w:color w:val="CE9178"/>
+          <w:kern w:val="0"/>
+          <w:sz w:val="21"/>
+          <w:szCs w:val="21"/>
+          <w:lang w:eastAsia="en-ID"/>
+          <w14:ligatures w14:val="none"/>
+        </w:rPr>
+        <w:t>'url'</w:t>
+      </w:r>
+      <w:r>
+        <w:rPr>
+          <w:rFonts w:ascii="Consolas" w:eastAsia="Times New Roman" w:hAnsi="Consolas" w:cs="Times New Roman"/>
+          <w:color w:val="D4D4D4"/>
+          <w:kern w:val="0"/>
+          <w:sz w:val="21"/>
+          <w:szCs w:val="21"/>
+          <w:lang w:eastAsia="en-ID"/>
+          <w14:ligatures w14:val="none"/>
+        </w:rPr>
+        <w:t>];</w:t>
+      </w:r>
+    </w:p>
+    <w:p>
+      <w:pPr>
+        <w:shd w:val="clear" w:color="auto" w:fill="1F1F1F"/>
+        <w:spacing w:after="0" w:line="285" w:lineRule="atLeast"/>
+        <w:rPr>
+          <w:rFonts w:ascii="Consolas" w:eastAsia="Times New Roman" w:hAnsi="Consolas" w:cs="Times New Roman"/>
+          <w:color w:val="CCCCCC"/>
+          <w:kern w:val="0"/>
+          <w:sz w:val="21"/>
+          <w:szCs w:val="21"/>
+          <w:lang w:eastAsia="en-ID"/>
+          <w14:ligatures w14:val="none"/>
+        </w:rPr>
+      </w:pPr>
+      <w:r>
+        <w:rPr>
+          <w:rFonts w:ascii="Consolas" w:eastAsia="Times New Roman" w:hAnsi="Consolas" w:cs="Times New Roman"/>
+          <w:color w:val="D4D4D4"/>
+          <w:kern w:val="0"/>
+          <w:sz w:val="21"/>
+          <w:szCs w:val="21"/>
+          <w:lang w:eastAsia="en-ID"/>
+          <w14:ligatures w14:val="none"/>
+        </w:rPr>
+        <w:t xml:space="preserve">      </w:t>
+      </w:r>
+      <w:r>
+        <w:rPr>
+          <w:rFonts w:ascii="Consolas" w:eastAsia="Times New Roman" w:hAnsi="Consolas" w:cs="Times New Roman"/>
+          <w:color w:val="6A9955"/>
+          <w:kern w:val="0"/>
+          <w:sz w:val="21"/>
+          <w:szCs w:val="21"/>
+          <w:lang w:eastAsia="en-ID"/>
+          <w14:ligatures w14:val="none"/>
+        </w:rPr>
+        <w:t>// mengubah url menjadi array di setiap "/" nya</w:t>
+      </w:r>
+    </w:p>
+    <w:p>
+      <w:pPr>
+        <w:shd w:val="clear" w:color="auto" w:fill="1F1F1F"/>
+        <w:spacing w:after="0" w:line="285" w:lineRule="atLeast"/>
+        <w:rPr>
+          <w:rFonts w:ascii="Consolas" w:eastAsia="Times New Roman" w:hAnsi="Consolas" w:cs="Times New Roman"/>
+          <w:color w:val="CCCCCC"/>
+          <w:kern w:val="0"/>
+          <w:sz w:val="21"/>
+          <w:szCs w:val="21"/>
+          <w:lang w:eastAsia="en-ID"/>
+          <w14:ligatures w14:val="none"/>
+        </w:rPr>
+      </w:pPr>
+      <w:r>
+        <w:rPr>
+          <w:rFonts w:ascii="Consolas" w:eastAsia="Times New Roman" w:hAnsi="Consolas" w:cs="Times New Roman"/>
+          <w:color w:val="D4D4D4"/>
+          <w:kern w:val="0"/>
+          <w:sz w:val="21"/>
+          <w:szCs w:val="21"/>
+          <w:lang w:eastAsia="en-ID"/>
+          <w14:ligatures w14:val="none"/>
+        </w:rPr>
+        <w:t xml:space="preserve">      </w:t>
+      </w:r>
+      <w:r>
+        <w:rPr>
+          <w:rFonts w:ascii="Consolas" w:eastAsia="Times New Roman" w:hAnsi="Consolas" w:cs="Times New Roman"/>
+          <w:color w:val="9CDCFE"/>
+          <w:kern w:val="0"/>
+          <w:sz w:val="21"/>
+          <w:szCs w:val="21"/>
+          <w:lang w:eastAsia="en-ID"/>
+          <w14:ligatures w14:val="none"/>
+        </w:rPr>
+        <w:t>$url</w:t>
+      </w:r>
+      <w:r>
+        <w:rPr>
+          <w:rFonts w:ascii="Consolas" w:eastAsia="Times New Roman" w:hAnsi="Consolas" w:cs="Times New Roman"/>
+          <w:color w:val="D4D4D4"/>
+          <w:kern w:val="0"/>
+          <w:sz w:val="21"/>
+          <w:szCs w:val="21"/>
+          <w:lang w:eastAsia="en-ID"/>
+          <w14:ligatures w14:val="none"/>
+        </w:rPr>
+        <w:t xml:space="preserve"> = </w:t>
+      </w:r>
+      <w:r>
+        <w:rPr>
+          <w:rFonts w:ascii="Consolas" w:eastAsia="Times New Roman" w:hAnsi="Consolas" w:cs="Times New Roman"/>
+          <w:color w:val="DCDCAA"/>
+          <w:kern w:val="0"/>
+          <w:sz w:val="21"/>
+          <w:szCs w:val="21"/>
+          <w:lang w:eastAsia="en-ID"/>
+          <w14:ligatures w14:val="none"/>
+        </w:rPr>
+        <w:t>filter_var</w:t>
+      </w:r>
+      <w:r>
+        <w:rPr>
+          <w:rFonts w:ascii="Consolas" w:eastAsia="Times New Roman" w:hAnsi="Consolas" w:cs="Times New Roman"/>
+          <w:color w:val="D4D4D4"/>
+          <w:kern w:val="0"/>
+          <w:sz w:val="21"/>
+          <w:szCs w:val="21"/>
+          <w:lang w:eastAsia="en-ID"/>
+          <w14:ligatures w14:val="none"/>
+        </w:rPr>
+        <w:t>(</w:t>
+      </w:r>
+      <w:r>
+        <w:rPr>
+          <w:rFonts w:ascii="Consolas" w:eastAsia="Times New Roman" w:hAnsi="Consolas" w:cs="Times New Roman"/>
+          <w:color w:val="9CDCFE"/>
+          <w:kern w:val="0"/>
+          <w:sz w:val="21"/>
+          <w:szCs w:val="21"/>
+          <w:lang w:eastAsia="en-ID"/>
+          <w14:ligatures w14:val="none"/>
+        </w:rPr>
+        <w:t>$url</w:t>
+      </w:r>
+      <w:r>
+        <w:rPr>
+          <w:rFonts w:ascii="Consolas" w:eastAsia="Times New Roman" w:hAnsi="Consolas" w:cs="Times New Roman"/>
+          <w:color w:val="D4D4D4"/>
+          <w:kern w:val="0"/>
+          <w:sz w:val="21"/>
+          <w:szCs w:val="21"/>
+          <w:lang w:eastAsia="en-ID"/>
+          <w14:ligatures w14:val="none"/>
+        </w:rPr>
+        <w:t>, FILTER_SANITIZE_URL);</w:t>
+      </w:r>
+    </w:p>
+    <w:p>
+      <w:pPr>
+        <w:shd w:val="clear" w:color="auto" w:fill="1F1F1F"/>
+        <w:spacing w:after="0" w:line="285" w:lineRule="atLeast"/>
+        <w:rPr>
+          <w:rFonts w:ascii="Consolas" w:eastAsia="Times New Roman" w:hAnsi="Consolas" w:cs="Times New Roman"/>
+          <w:color w:val="CCCCCC"/>
+          <w:kern w:val="0"/>
+          <w:sz w:val="21"/>
+          <w:szCs w:val="21"/>
+          <w:lang w:eastAsia="en-ID"/>
+          <w14:ligatures w14:val="none"/>
+        </w:rPr>
+      </w:pPr>
+      <w:r>
+        <w:rPr>
+          <w:rFonts w:ascii="Consolas" w:eastAsia="Times New Roman" w:hAnsi="Consolas" w:cs="Times New Roman"/>
+          <w:color w:val="D4D4D4"/>
+          <w:kern w:val="0"/>
+          <w:sz w:val="21"/>
+          <w:szCs w:val="21"/>
+          <w:lang w:eastAsia="en-ID"/>
+          <w14:ligatures w14:val="none"/>
+        </w:rPr>
+        <w:t xml:space="preserve">      </w:t>
+      </w:r>
+      <w:r>
+        <w:rPr>
+          <w:rFonts w:ascii="Consolas" w:eastAsia="Times New Roman" w:hAnsi="Consolas" w:cs="Times New Roman"/>
+          <w:color w:val="9CDCFE"/>
+          <w:kern w:val="0"/>
+          <w:sz w:val="21"/>
+          <w:szCs w:val="21"/>
+          <w:lang w:eastAsia="en-ID"/>
+          <w14:ligatures w14:val="none"/>
+        </w:rPr>
+        <w:t>$url</w:t>
+      </w:r>
+      <w:r>
+        <w:rPr>
+          <w:rFonts w:ascii="Consolas" w:eastAsia="Times New Roman" w:hAnsi="Consolas" w:cs="Times New Roman"/>
+          <w:color w:val="D4D4D4"/>
+          <w:kern w:val="0"/>
+          <w:sz w:val="21"/>
+          <w:szCs w:val="21"/>
+          <w:lang w:eastAsia="en-ID"/>
+          <w14:ligatures w14:val="none"/>
+        </w:rPr>
+        <w:t xml:space="preserve"> = </w:t>
+      </w:r>
+      <w:r>
+        <w:rPr>
+          <w:rFonts w:ascii="Consolas" w:eastAsia="Times New Roman" w:hAnsi="Consolas" w:cs="Times New Roman"/>
+          <w:color w:val="DCDCAA"/>
+          <w:kern w:val="0"/>
+          <w:sz w:val="21"/>
+          <w:szCs w:val="21"/>
+          <w:lang w:eastAsia="en-ID"/>
+          <w14:ligatures w14:val="none"/>
+        </w:rPr>
+        <w:t>explode</w:t>
+      </w:r>
+      <w:r>
+        <w:rPr>
+          <w:rFonts w:ascii="Consolas" w:eastAsia="Times New Roman" w:hAnsi="Consolas" w:cs="Times New Roman"/>
+          <w:color w:val="D4D4D4"/>
+          <w:kern w:val="0"/>
+          <w:sz w:val="21"/>
+          <w:szCs w:val="21"/>
+          <w:lang w:eastAsia="en-ID"/>
+          <w14:ligatures w14:val="none"/>
+        </w:rPr>
+        <w:t>(</w:t>
+      </w:r>
+      <w:r>
+        <w:rPr>
+          <w:rFonts w:ascii="Consolas" w:eastAsia="Times New Roman" w:hAnsi="Consolas" w:cs="Times New Roman"/>
+          <w:color w:val="CE9178"/>
+          <w:kern w:val="0"/>
+          <w:sz w:val="21"/>
+          <w:szCs w:val="21"/>
+          <w:lang w:eastAsia="en-ID"/>
+          <w14:ligatures w14:val="none"/>
+        </w:rPr>
+        <w:t>'/'</w:t>
+      </w:r>
+      <w:r>
+        <w:rPr>
+          <w:rFonts w:ascii="Consolas" w:eastAsia="Times New Roman" w:hAnsi="Consolas" w:cs="Times New Roman"/>
+          <w:color w:val="D4D4D4"/>
+          <w:kern w:val="0"/>
+          <w:sz w:val="21"/>
+          <w:szCs w:val="21"/>
+          <w:lang w:eastAsia="en-ID"/>
+          <w14:ligatures w14:val="none"/>
+        </w:rPr>
+        <w:t xml:space="preserve">, </w:t>
+      </w:r>
+      <w:r>
+        <w:rPr>
+          <w:rFonts w:ascii="Consolas" w:eastAsia="Times New Roman" w:hAnsi="Consolas" w:cs="Times New Roman"/>
+          <w:color w:val="9CDCFE"/>
+          <w:kern w:val="0"/>
+          <w:sz w:val="21"/>
+          <w:szCs w:val="21"/>
+          <w:lang w:eastAsia="en-ID"/>
+          <w14:ligatures w14:val="none"/>
+        </w:rPr>
+        <w:t>$url</w:t>
+      </w:r>
+      <w:r>
+        <w:rPr>
+          <w:rFonts w:ascii="Consolas" w:eastAsia="Times New Roman" w:hAnsi="Consolas" w:cs="Times New Roman"/>
+          <w:color w:val="D4D4D4"/>
+          <w:kern w:val="0"/>
+          <w:sz w:val="21"/>
+          <w:szCs w:val="21"/>
+          <w:lang w:eastAsia="en-ID"/>
+          <w14:ligatures w14:val="none"/>
+        </w:rPr>
+        <w:t>);</w:t>
+      </w:r>
+    </w:p>
+    <w:p>
+      <w:pPr>
+        <w:shd w:val="clear" w:color="auto" w:fill="1F1F1F"/>
+        <w:spacing w:after="0" w:line="285" w:lineRule="atLeast"/>
+        <w:rPr>
+          <w:rFonts w:ascii="Consolas" w:eastAsia="Times New Roman" w:hAnsi="Consolas" w:cs="Times New Roman"/>
+          <w:color w:val="CCCCCC"/>
+          <w:kern w:val="0"/>
+          <w:sz w:val="21"/>
+          <w:szCs w:val="21"/>
+          <w:lang w:eastAsia="en-ID"/>
+          <w14:ligatures w14:val="none"/>
+        </w:rPr>
+      </w:pPr>
+      <w:r>
+        <w:rPr>
+          <w:rFonts w:ascii="Consolas" w:eastAsia="Times New Roman" w:hAnsi="Consolas" w:cs="Times New Roman"/>
+          <w:color w:val="D4D4D4"/>
+          <w:kern w:val="0"/>
+          <w:sz w:val="21"/>
+          <w:szCs w:val="21"/>
+          <w:lang w:eastAsia="en-ID"/>
+          <w14:ligatures w14:val="none"/>
+        </w:rPr>
+        <w:t xml:space="preserve">      </w:t>
+      </w:r>
+      <w:r>
+        <w:rPr>
+          <w:rFonts w:ascii="Consolas" w:eastAsia="Times New Roman" w:hAnsi="Consolas" w:cs="Times New Roman"/>
+          <w:color w:val="C586C0"/>
+          <w:kern w:val="0"/>
+          <w:sz w:val="21"/>
+          <w:szCs w:val="21"/>
+          <w:lang w:eastAsia="en-ID"/>
+          <w14:ligatures w14:val="none"/>
+        </w:rPr>
+        <w:t>return</w:t>
+      </w:r>
+      <w:r>
+        <w:rPr>
+          <w:rFonts w:ascii="Consolas" w:eastAsia="Times New Roman" w:hAnsi="Consolas" w:cs="Times New Roman"/>
+          <w:color w:val="D4D4D4"/>
+          <w:kern w:val="0"/>
+          <w:sz w:val="21"/>
+          <w:szCs w:val="21"/>
+          <w:lang w:eastAsia="en-ID"/>
+          <w14:ligatures w14:val="none"/>
+        </w:rPr>
+        <w:t xml:space="preserve"> </w:t>
+      </w:r>
+      <w:r>
+        <w:rPr>
+          <w:rFonts w:ascii="Consolas" w:eastAsia="Times New Roman" w:hAnsi="Consolas" w:cs="Times New Roman"/>
+          <w:color w:val="9CDCFE"/>
+          <w:kern w:val="0"/>
+          <w:sz w:val="21"/>
+          <w:szCs w:val="21"/>
+          <w:lang w:eastAsia="en-ID"/>
+          <w14:ligatures w14:val="none"/>
+        </w:rPr>
+        <w:t>$url</w:t>
+      </w:r>
+      <w:r>
+        <w:rPr>
+          <w:rFonts w:ascii="Consolas" w:eastAsia="Times New Roman" w:hAnsi="Consolas" w:cs="Times New Roman"/>
+          <w:color w:val="D4D4D4"/>
+          <w:kern w:val="0"/>
+          <w:sz w:val="21"/>
+          <w:szCs w:val="21"/>
+          <w:lang w:eastAsia="en-ID"/>
+          <w14:ligatures w14:val="none"/>
+        </w:rPr>
+        <w:t>;</w:t>
+      </w:r>
+    </w:p>
+    <w:p>
+      <w:pPr>
+        <w:shd w:val="clear" w:color="auto" w:fill="1F1F1F"/>
+        <w:spacing w:after="0" w:line="285" w:lineRule="atLeast"/>
+        <w:rPr>
+          <w:rFonts w:ascii="Consolas" w:eastAsia="Times New Roman" w:hAnsi="Consolas" w:cs="Times New Roman"/>
+          <w:color w:val="CCCCCC"/>
+          <w:kern w:val="0"/>
+          <w:sz w:val="21"/>
+          <w:szCs w:val="21"/>
+          <w:lang w:eastAsia="en-ID"/>
+          <w14:ligatures w14:val="none"/>
+        </w:rPr>
+      </w:pPr>
+      <w:r>
+        <w:rPr>
+          <w:rFonts w:ascii="Consolas" w:eastAsia="Times New Roman" w:hAnsi="Consolas" w:cs="Times New Roman"/>
+          <w:color w:val="D4D4D4"/>
+          <w:kern w:val="0"/>
+          <w:sz w:val="21"/>
+          <w:szCs w:val="21"/>
+          <w:lang w:eastAsia="en-ID"/>
+          <w14:ligatures w14:val="none"/>
+        </w:rPr>
+        <w:t>    }</w:t>
+      </w:r>
+    </w:p>
+    <w:p>
+      <w:pPr>
+        <w:shd w:val="clear" w:color="auto" w:fill="1F1F1F"/>
+        <w:spacing w:after="0" w:line="285" w:lineRule="atLeast"/>
+        <w:rPr>
+          <w:rFonts w:ascii="Consolas" w:eastAsia="Times New Roman" w:hAnsi="Consolas" w:cs="Times New Roman"/>
+          <w:color w:val="CCCCCC"/>
+          <w:kern w:val="0"/>
+          <w:sz w:val="21"/>
+          <w:szCs w:val="21"/>
+          <w:lang w:eastAsia="en-ID"/>
+          <w14:ligatures w14:val="none"/>
+        </w:rPr>
+      </w:pPr>
+      <w:r>
+        <w:rPr>
+          <w:rFonts w:ascii="Consolas" w:eastAsia="Times New Roman" w:hAnsi="Consolas" w:cs="Times New Roman"/>
+          <w:color w:val="D4D4D4"/>
+          <w:kern w:val="0"/>
+          <w:sz w:val="21"/>
+          <w:szCs w:val="21"/>
+          <w:lang w:eastAsia="en-ID"/>
+          <w14:ligatures w14:val="none"/>
+        </w:rPr>
+        <w:t>  }</w:t>
+      </w:r>
+    </w:p>
+    <w:p>
+      <w:pPr>
+        <w:shd w:val="clear" w:color="auto" w:fill="1F1F1F"/>
+        <w:spacing w:after="0" w:line="285" w:lineRule="atLeast"/>
+        <w:rPr>
+          <w:rFonts w:ascii="Consolas" w:eastAsia="Times New Roman" w:hAnsi="Consolas" w:cs="Times New Roman"/>
+          <w:color w:val="CCCCCC"/>
+          <w:kern w:val="0"/>
+          <w:sz w:val="21"/>
+          <w:szCs w:val="21"/>
+          <w:lang w:eastAsia="en-ID"/>
+          <w14:ligatures w14:val="none"/>
+        </w:rPr>
+      </w:pPr>
+      <w:r>
+        <w:rPr>
+          <w:rFonts w:ascii="Consolas" w:eastAsia="Times New Roman" w:hAnsi="Consolas" w:cs="Times New Roman"/>
+          <w:color w:val="D4D4D4"/>
+          <w:kern w:val="0"/>
+          <w:sz w:val="21"/>
+          <w:szCs w:val="21"/>
+          <w:lang w:eastAsia="en-ID"/>
+          <w14:ligatures w14:val="none"/>
+        </w:rPr>
+        <w:t>}</w:t>
+      </w:r>
+    </w:p>
+    <w:p>
+      <w:pPr>
+        <w:spacing w:after="0"/>
+        <w:rPr>
+          <w:rFonts w:ascii="Times New Roman" w:hAnsi="Times New Roman" w:cs="Times New Roman"/>
+        </w:rPr>
+      </w:pPr>
+      <w:r>
+        <w:rPr>
+          <w:rFonts w:ascii="Times New Roman" w:hAnsi="Times New Roman" w:cs="Times New Roman"/>
+        </w:rPr>
+        <w:t>kita mebambahkan itu untuk memecah url yang akan dipergunakan pada controller.</w:t>
+      </w:r>
+      <w:r>
+        <w:rPr>
+          <w:rFonts w:ascii="Times New Roman" w:hAnsi="Times New Roman" w:cs="Times New Roman"/>
+        </w:rPr>
+        <w:tab/>
+      </w:r>
+    </w:p>
+    <w:p>
+      <w:pPr>
+        <w:spacing w:after="0"/>
+        <w:jc w:val="both"/>
+        <w:rPr>
+          <w:rFonts w:ascii="Times New Roman" w:hAnsi="Times New Roman" w:cs="Times New Roman"/>
+        </w:rPr>
+      </w:pPr>
+    </w:p>
+    <w:p>
+      <w:pPr>
+        <w:spacing w:after="0"/>
+        <w:jc w:val="both"/>
+        <w:rPr>
+          <w:rFonts w:ascii="Times New Roman" w:hAnsi="Times New Roman" w:cs="Times New Roman"/>
+        </w:rPr>
+      </w:pPr>
+    </w:p>
+    <w:p>
+      <w:pPr>
+        <w:spacing w:after="0"/>
+        <w:jc w:val="both"/>
+        <w:rPr>
+          <w:rFonts w:ascii="Times New Roman" w:hAnsi="Times New Roman" w:cs="Times New Roman"/>
+        </w:rPr>
+      </w:pPr>
+    </w:p>
+    <w:p>
+      <w:pPr>
+        <w:spacing w:after="0"/>
+        <w:jc w:val="both"/>
+        <w:rPr>
+          <w:rFonts w:ascii="Times New Roman" w:hAnsi="Times New Roman" w:cs="Times New Roman"/>
+        </w:rPr>
+      </w:pPr>
+    </w:p>
+    <w:p>
+      <w:pPr>
+        <w:spacing w:after="0"/>
+        <w:jc w:val="both"/>
+        <w:rPr>
+          <w:rFonts w:ascii="Times New Roman" w:hAnsi="Times New Roman" w:cs="Times New Roman"/>
+        </w:rPr>
+      </w:pPr>
+    </w:p>
+    <w:p>
+      <w:pPr>
+        <w:spacing w:after="0"/>
+        <w:jc w:val="both"/>
+        <w:rPr>
+          <w:rFonts w:ascii="Times New Roman" w:hAnsi="Times New Roman" w:cs="Times New Roman"/>
+        </w:rPr>
+      </w:pPr>
+    </w:p>
+    <w:p>
+      <w:pPr>
+        <w:spacing w:after="0"/>
+        <w:jc w:val="both"/>
+        <w:rPr>
+          <w:rFonts w:ascii="Times New Roman" w:hAnsi="Times New Roman" w:cs="Times New Roman"/>
+        </w:rPr>
+      </w:pPr>
+    </w:p>
+    <w:p>
+      <w:pPr>
+        <w:spacing w:after="0"/>
+        <w:jc w:val="both"/>
+        <w:rPr>
+          <w:rFonts w:ascii="Times New Roman" w:hAnsi="Times New Roman" w:cs="Times New Roman"/>
+        </w:rPr>
+      </w:pPr>
+    </w:p>
+    <w:p>
+      <w:pPr>
+        <w:spacing w:after="0"/>
+        <w:jc w:val="both"/>
+        <w:rPr>
+          <w:rFonts w:ascii="Times New Roman" w:hAnsi="Times New Roman" w:cs="Times New Roman"/>
+        </w:rPr>
+      </w:pPr>
+    </w:p>
+    <w:p>
+      <w:pPr>
+        <w:spacing w:after="0"/>
+        <w:jc w:val="both"/>
+        <w:rPr>
+          <w:rFonts w:ascii="Times New Roman" w:hAnsi="Times New Roman" w:cs="Times New Roman"/>
+        </w:rPr>
+      </w:pPr>
+    </w:p>
+    <w:p>
+      <w:pPr>
+        <w:spacing w:after="0"/>
+        <w:jc w:val="both"/>
+        <w:rPr>
+          <w:rFonts w:ascii="Times New Roman" w:hAnsi="Times New Roman" w:cs="Times New Roman"/>
+          <w:b/>
+          <w:bCs/>
+        </w:rPr>
+      </w:pPr>
+      <w:r>
+        <w:rPr>
+          <w:rFonts w:ascii="Times New Roman" w:hAnsi="Times New Roman" w:cs="Times New Roman"/>
+          <w:b/>
+          <w:bCs/>
+        </w:rPr>
+        <w:t>4. Controller</w:t>
+      </w:r>
+    </w:p>
+    <w:p>
+      <w:pPr>
+        <w:spacing w:after="0"/>
+        <w:jc w:val="both"/>
+        <w:rPr>
+          <w:rFonts w:ascii="Times New Roman" w:hAnsi="Times New Roman" w:cs="Times New Roman"/>
+        </w:rPr>
+      </w:pPr>
+      <w:r>
+        <w:rPr>
+          <w:rFonts w:ascii="Times New Roman" w:hAnsi="Times New Roman" w:cs="Times New Roman"/>
+        </w:rPr>
+        <w:t xml:space="preserve">Setelah menulis elemen elemen pada array </w:t>
+      </w:r>
     </w:p>
     <w:p>
       <w:pPr>
@@ -544,7 +2177,7 @@
 </file>
 
 <file path=word/numbering.xml><?xml version="1.0" encoding="utf-8"?>
-<w:numbering xmlns:wpc="http://schemas.microsoft.com/office/word/2010/wordprocessingCanvas" xmlns:cx="http://schemas.microsoft.com/office/drawing/2014/chartex" xmlns:cx1="http://schemas.microsoft.com/office/drawing/2015/9/8/chartex" xmlns:cx2="http://schemas.microsoft.com/office/drawing/2015/10/21/chartex" xmlns:cx3="http://schemas.microsoft.com/office/drawing/2016/5/9/chartex" xmlns:cx4="http://schemas.microsoft.com/office/drawing/2016/5/10/chartex" xmlns:cx5="http://schemas.microsoft.com/office/drawing/2016/5/11/chartex" xmlns:cx6="http://schemas.microsoft.com/office/drawing/2016/5/12/chartex" xmlns:cx7="http://schemas.microsoft.com/office/drawing/2016/5/13/chartex" xmlns:cx8="http://schemas.microsoft.com/office/drawing/2016/5/14/chartex" xmlns:mc="http://schemas.openxmlformats.org/markup-compatibility/2006" xmlns:aink="http://schemas.microsoft.com/office/drawing/2016/ink" xmlns:am3d="http://schemas.microsoft.com/office/drawing/2017/model3d" xmlns:o="urn:schemas-microsoft-com:office:office" xmlns:oel="http://schemas.microsoft.com/office/2019/extlst" xmlns:r="http://schemas.openxmlformats.org/officeDocument/2006/relationships" xmlns:m="http://schemas.openxmlformats.org/officeDocument/2006/math" xmlns:v="urn:schemas-microsoft-com:vml" xmlns:wp14="http://schemas.microsoft.com/office/word/2010/wordprocessingDrawing" xmlns:wp="http://schemas.openxmlformats.org/drawingml/2006/wordprocessingDrawing" xmlns:w10="urn:schemas-microsoft-com:office:word" xmlns:w="http://schemas.openxmlformats.org/wordprocessingml/2006/main" xmlns:w14="http://schemas.microsoft.com/office/word/2010/wordml" xmlns:w15="http://schemas.microsoft.com/office/word/2012/wordml" xmlns:w16cex="http://schemas.microsoft.com/office/word/2018/wordml/cex" xmlns:w16cid="http://schemas.microsoft.com/office/word/2016/wordml/cid" xmlns:w16="http://schemas.microsoft.com/office/word/2018/wordml" xmlns:w16du="http://schemas.microsoft.com/office/word/2023/wordml/word16du" xmlns:w16sdtdh="http://schemas.microsoft.com/office/word/2020/wordml/sdtdatahash" xmlns:w16sdtfl="http://schemas.microsoft.com/office/word/2024/wordml/sdtformatlock" xmlns:w16se="http://schemas.microsoft.com/office/word/2015/wordml/symex" xmlns:wpg="http://schemas.microsoft.com/office/word/2010/wordprocessingGroup" xmlns:wpi="http://schemas.microsoft.com/office/word/2010/wordprocessingInk" xmlns:wne="http://schemas.microsoft.com/office/word/2006/wordml" xmlns:wps="http://schemas.microsoft.com/office/word/2010/wordprocessingShape" mc:Ignorable="w14 w15 w16se w16cid w16 w16cex w16sdtdh w16sdtfl w16du wp14">
+<w:numbering xmlns:wpc="http://schemas.microsoft.com/office/word/2010/wordprocessingCanvas" xmlns:cx="http://schemas.microsoft.com/office/drawing/2014/chartex" xmlns:cx1="http://schemas.microsoft.com/office/drawing/2015/9/8/chartex" xmlns:cx2="http://schemas.microsoft.com/office/drawing/2015/10/21/chartex" xmlns:cx3="http://schemas.microsoft.com/office/drawing/2016/5/9/chartex" xmlns:cx4="http://schemas.microsoft.com/office/drawing/2016/5/10/chartex" xmlns:cx5="http://schemas.microsoft.com/office/drawing/2016/5/11/chartex" xmlns:cx6="http://schemas.microsoft.com/office/drawing/2016/5/12/chartex" xmlns:cx7="http://schemas.microsoft.com/office/drawing/2016/5/13/chartex" xmlns:cx8="http://schemas.microsoft.com/office/drawing/2016/5/14/chartex" xmlns:mc="http://schemas.openxmlformats.org/markup-compatibility/2006" xmlns:aink="http://schemas.microsoft.com/office/drawing/2016/ink" xmlns:am3d="http://schemas.microsoft.com/office/drawing/2017/model3d" xmlns:o="urn:schemas-microsoft-com:office:office" xmlns:oel="http://schemas.microsoft.com/office/2019/extlst" xmlns:r="http://schemas.openxmlformats.org/officeDocument/2006/relationships" xmlns:m="http://schemas.openxmlformats.org/officeDocument/2006/math" xmlns:v="urn:schemas-microsoft-com:vml" xmlns:wp14="http://schemas.microsoft.com/office/word/2010/wordprocessingDrawing" xmlns:wp="http://schemas.openxmlformats.org/drawingml/2006/wordprocessingDrawing" xmlns:w10="urn:schemas-microsoft-com:office:word" xmlns:w="http://schemas.openxmlformats.org/wordprocessingml/2006/main" xmlns:w14="http://schemas.microsoft.com/office/word/2010/wordml" xmlns:w15="http://schemas.microsoft.com/office/word/2012/wordml" xmlns:w16cex="http://schemas.microsoft.com/office/word/2018/wordml/cex" xmlns:w16cid="http://schemas.microsoft.com/office/word/2016/wordml/cid" xmlns:w16="http://schemas.microsoft.com/office/word/2018/wordml" xmlns:w16du="http://schemas.microsoft.com/office/word/2023/wordml/word16du" xmlns:w16sdtdh="http://schemas.microsoft.com/office/word/2020/wordml/sdtdatahash" xmlns:w16se="http://schemas.microsoft.com/office/word/2015/wordml/symex" xmlns:wpg="http://schemas.microsoft.com/office/word/2010/wordprocessingGroup" xmlns:wpi="http://schemas.microsoft.com/office/word/2010/wordprocessingInk" xmlns:wne="http://schemas.microsoft.com/office/word/2006/wordml" xmlns:wps="http://schemas.microsoft.com/office/word/2010/wordprocessingShape" mc:Ignorable="w14 w15 w16se w16cid w16 w16cex w16sdtdh w16du wp14">
   <w:abstractNum w:abstractNumId="0" w15:restartNumberingAfterBreak="0">
     <w:nsid w:val="46451A20"/>
     <w:multiLevelType w:val="hybridMultilevel"/>
@@ -664,7 +2297,7 @@
 </file>
 
 <file path=word/styles.xml><?xml version="1.0" encoding="utf-8"?>
-<w:styles xmlns:mc="http://schemas.openxmlformats.org/markup-compatibility/2006" xmlns:r="http://schemas.openxmlformats.org/officeDocument/2006/relationships" xmlns:w="http://schemas.openxmlformats.org/wordprocessingml/2006/main" xmlns:w14="http://schemas.microsoft.com/office/word/2010/wordml" xmlns:w15="http://schemas.microsoft.com/office/word/2012/wordml" xmlns:w16cex="http://schemas.microsoft.com/office/word/2018/wordml/cex" xmlns:w16cid="http://schemas.microsoft.com/office/word/2016/wordml/cid" xmlns:w16="http://schemas.microsoft.com/office/word/2018/wordml" xmlns:w16du="http://schemas.microsoft.com/office/word/2023/wordml/word16du" xmlns:w16sdtdh="http://schemas.microsoft.com/office/word/2020/wordml/sdtdatahash" xmlns:w16sdtfl="http://schemas.microsoft.com/office/word/2024/wordml/sdtformatlock" xmlns:w16se="http://schemas.microsoft.com/office/word/2015/wordml/symex" mc:Ignorable="w14 w15 w16se w16cid w16 w16cex w16sdtdh w16sdtfl w16du">
+<w:styles xmlns:mc="http://schemas.openxmlformats.org/markup-compatibility/2006" xmlns:r="http://schemas.openxmlformats.org/officeDocument/2006/relationships" xmlns:w="http://schemas.openxmlformats.org/wordprocessingml/2006/main" xmlns:w14="http://schemas.microsoft.com/office/word/2010/wordml" xmlns:w15="http://schemas.microsoft.com/office/word/2012/wordml" xmlns:w16cex="http://schemas.microsoft.com/office/word/2018/wordml/cex" xmlns:w16cid="http://schemas.microsoft.com/office/word/2016/wordml/cid" xmlns:w16="http://schemas.microsoft.com/office/word/2018/wordml" xmlns:w16du="http://schemas.microsoft.com/office/word/2023/wordml/word16du" xmlns:w16sdtdh="http://schemas.microsoft.com/office/word/2020/wordml/sdtdatahash" xmlns:w16se="http://schemas.microsoft.com/office/word/2015/wordml/symex" mc:Ignorable="w14 w15 w16se w16cid w16 w16cex w16sdtdh w16du">
   <w:docDefaults>
     <w:rPrDefault>
       <w:rPr>
@@ -1266,7 +2899,6 @@
   <w:style w:type="character" w:default="1" w:styleId="DefaultParagraphFont">
     <w:name w:val="Default Paragraph Font"/>
     <w:uiPriority w:val="1"/>
-    <w:semiHidden/>
     <w:unhideWhenUsed/>
   </w:style>
   <w:style w:type="table" w:default="1" w:styleId="TableNormal">

--- a/MVC.docx
+++ b/MVC.docx
@@ -9875,39 +9875,7 @@
           <w:bCs/>
         </w:rPr>
         <w:lastRenderedPageBreak/>
-        <w:t xml:space="preserve">Contoh output ketika user mengeik url yg </w:t>
-      </w:r>
-      <w:r>
-        <w:rPr>
-          <w:rFonts w:ascii="Times New Roman" w:hAnsi="Times New Roman" w:cs="Times New Roman"/>
-          <w:b/>
-          <w:bCs/>
-        </w:rPr>
-        <w:t>salah</w:t>
-      </w:r>
-      <w:r>
-        <w:rPr>
-          <w:rFonts w:ascii="Times New Roman" w:hAnsi="Times New Roman" w:cs="Times New Roman"/>
-          <w:b/>
-          <w:bCs/>
-        </w:rPr>
-        <w:t xml:space="preserve"> dan</w:t>
-      </w:r>
-      <w:r>
-        <w:rPr>
-          <w:rFonts w:ascii="Times New Roman" w:hAnsi="Times New Roman" w:cs="Times New Roman"/>
-          <w:b/>
-          <w:bCs/>
-        </w:rPr>
-        <w:t xml:space="preserve"> tidak</w:t>
-      </w:r>
-      <w:r>
-        <w:rPr>
-          <w:rFonts w:ascii="Times New Roman" w:hAnsi="Times New Roman" w:cs="Times New Roman"/>
-          <w:b/>
-          <w:bCs/>
-        </w:rPr>
-        <w:t xml:space="preserve"> ada :</w:t>
+        <w:t>Contoh output ketika user mengeik url yg salah dan tidak ada :</w:t>
       </w:r>
     </w:p>
     <w:p>
@@ -10431,6 +10399,1534 @@
           <w:rFonts w:ascii="Times New Roman" w:hAnsi="Times New Roman" w:cs="Times New Roman"/>
         </w:rPr>
       </w:pPr>
+    </w:p>
+    <w:p>
+      <w:pPr>
+        <w:spacing w:after="0"/>
+        <w:jc w:val="both"/>
+        <w:rPr>
+          <w:rFonts w:ascii="Times New Roman" w:hAnsi="Times New Roman" w:cs="Times New Roman"/>
+          <w:b/>
+          <w:bCs/>
+        </w:rPr>
+      </w:pPr>
+      <w:r>
+        <w:rPr>
+          <w:rFonts w:ascii="Times New Roman" w:hAnsi="Times New Roman" w:cs="Times New Roman"/>
+          <w:b/>
+          <w:bCs/>
+        </w:rPr>
+        <w:t>5. View</w:t>
+      </w:r>
+    </w:p>
+    <w:p>
+      <w:pPr>
+        <w:spacing w:after="0"/>
+        <w:jc w:val="both"/>
+        <w:rPr>
+          <w:rFonts w:ascii="Times New Roman" w:hAnsi="Times New Roman" w:cs="Times New Roman"/>
+        </w:rPr>
+      </w:pPr>
+      <w:r>
+        <w:rPr>
+          <w:rFonts w:ascii="Times New Roman" w:hAnsi="Times New Roman" w:cs="Times New Roman"/>
+        </w:rPr>
+        <w:t xml:space="preserve">Sebelumnya , kita menampilkan params dari controller/method di folder controllers, dan itu lancar, tetapi ini konsep yang salah. Seharusnya tampilan akan tampil di </w:t>
+      </w:r>
+      <w:r>
+        <w:rPr>
+          <w:rFonts w:ascii="Times New Roman" w:hAnsi="Times New Roman" w:cs="Times New Roman"/>
+          <w:b/>
+          <w:bCs/>
+        </w:rPr>
+        <w:t>View</w:t>
+      </w:r>
+      <w:r>
+        <w:rPr>
+          <w:rFonts w:ascii="Times New Roman" w:hAnsi="Times New Roman" w:cs="Times New Roman"/>
+        </w:rPr>
+        <w:t xml:space="preserve">. </w:t>
+      </w:r>
+    </w:p>
+    <w:p>
+      <w:pPr>
+        <w:spacing w:after="0"/>
+        <w:jc w:val="both"/>
+        <w:rPr>
+          <w:rFonts w:ascii="Times New Roman" w:hAnsi="Times New Roman" w:cs="Times New Roman"/>
+        </w:rPr>
+      </w:pPr>
+    </w:p>
+    <w:p>
+      <w:pPr>
+        <w:spacing w:after="0"/>
+        <w:jc w:val="both"/>
+        <w:rPr>
+          <w:rFonts w:ascii="Times New Roman" w:hAnsi="Times New Roman" w:cs="Times New Roman"/>
+        </w:rPr>
+      </w:pPr>
+      <w:r>
+        <w:rPr>
+          <w:rFonts w:ascii="Times New Roman" w:hAnsi="Times New Roman" w:cs="Times New Roman"/>
+        </w:rPr>
+        <w:t xml:space="preserve">Pada bagian </w:t>
+      </w:r>
+      <w:r>
+        <w:rPr>
+          <w:rFonts w:ascii="Times New Roman" w:hAnsi="Times New Roman" w:cs="Times New Roman"/>
+          <w:b/>
+          <w:bCs/>
+        </w:rPr>
+        <w:t xml:space="preserve">app/controllers tambahkan ini : </w:t>
+      </w:r>
+    </w:p>
+    <w:p>
+      <w:pPr>
+        <w:shd w:val="clear" w:color="auto" w:fill="1F1F1F"/>
+        <w:spacing w:after="0" w:line="285" w:lineRule="atLeast"/>
+        <w:rPr>
+          <w:rFonts w:ascii="Consolas" w:eastAsia="Times New Roman" w:hAnsi="Consolas" w:cs="Times New Roman"/>
+          <w:color w:val="CCCCCC"/>
+          <w:kern w:val="0"/>
+          <w:sz w:val="21"/>
+          <w:szCs w:val="21"/>
+          <w:lang w:eastAsia="en-ID"/>
+          <w14:ligatures w14:val="none"/>
+        </w:rPr>
+      </w:pPr>
+      <w:r>
+        <w:rPr>
+          <w:rFonts w:ascii="Consolas" w:eastAsia="Times New Roman" w:hAnsi="Consolas" w:cs="Times New Roman"/>
+          <w:color w:val="569CD6"/>
+          <w:kern w:val="0"/>
+          <w:sz w:val="21"/>
+          <w:szCs w:val="21"/>
+          <w:lang w:eastAsia="en-ID"/>
+          <w14:ligatures w14:val="none"/>
+        </w:rPr>
+        <w:t>&lt;?php</w:t>
+      </w:r>
+      <w:r>
+        <w:rPr>
+          <w:rFonts w:ascii="Consolas" w:eastAsia="Times New Roman" w:hAnsi="Consolas" w:cs="Times New Roman"/>
+          <w:color w:val="D4D4D4"/>
+          <w:kern w:val="0"/>
+          <w:sz w:val="21"/>
+          <w:szCs w:val="21"/>
+          <w:lang w:eastAsia="en-ID"/>
+          <w14:ligatures w14:val="none"/>
+        </w:rPr>
+        <w:t xml:space="preserve"> </w:t>
+      </w:r>
+    </w:p>
+    <w:p>
+      <w:pPr>
+        <w:shd w:val="clear" w:color="auto" w:fill="1F1F1F"/>
+        <w:spacing w:after="0" w:line="285" w:lineRule="atLeast"/>
+        <w:rPr>
+          <w:rFonts w:ascii="Consolas" w:eastAsia="Times New Roman" w:hAnsi="Consolas" w:cs="Times New Roman"/>
+          <w:color w:val="CCCCCC"/>
+          <w:kern w:val="0"/>
+          <w:sz w:val="21"/>
+          <w:szCs w:val="21"/>
+          <w:lang w:eastAsia="en-ID"/>
+          <w14:ligatures w14:val="none"/>
+        </w:rPr>
+      </w:pPr>
+      <w:r>
+        <w:rPr>
+          <w:rFonts w:ascii="Consolas" w:eastAsia="Times New Roman" w:hAnsi="Consolas" w:cs="Times New Roman"/>
+          <w:color w:val="569CD6"/>
+          <w:kern w:val="0"/>
+          <w:sz w:val="21"/>
+          <w:szCs w:val="21"/>
+          <w:lang w:eastAsia="en-ID"/>
+          <w14:ligatures w14:val="none"/>
+        </w:rPr>
+        <w:t>class</w:t>
+      </w:r>
+      <w:r>
+        <w:rPr>
+          <w:rFonts w:ascii="Consolas" w:eastAsia="Times New Roman" w:hAnsi="Consolas" w:cs="Times New Roman"/>
+          <w:color w:val="D4D4D4"/>
+          <w:kern w:val="0"/>
+          <w:sz w:val="21"/>
+          <w:szCs w:val="21"/>
+          <w:lang w:eastAsia="en-ID"/>
+          <w14:ligatures w14:val="none"/>
+        </w:rPr>
+        <w:t xml:space="preserve"> </w:t>
+      </w:r>
+      <w:r>
+        <w:rPr>
+          <w:rFonts w:ascii="Consolas" w:eastAsia="Times New Roman" w:hAnsi="Consolas" w:cs="Times New Roman"/>
+          <w:color w:val="4EC9B0"/>
+          <w:kern w:val="0"/>
+          <w:sz w:val="21"/>
+          <w:szCs w:val="21"/>
+          <w:lang w:eastAsia="en-ID"/>
+          <w14:ligatures w14:val="none"/>
+        </w:rPr>
+        <w:t>About</w:t>
+      </w:r>
+      <w:r>
+        <w:rPr>
+          <w:rFonts w:ascii="Consolas" w:eastAsia="Times New Roman" w:hAnsi="Consolas" w:cs="Times New Roman"/>
+          <w:color w:val="D4D4D4"/>
+          <w:kern w:val="0"/>
+          <w:sz w:val="21"/>
+          <w:szCs w:val="21"/>
+          <w:lang w:eastAsia="en-ID"/>
+          <w14:ligatures w14:val="none"/>
+        </w:rPr>
+        <w:t xml:space="preserve"> </w:t>
+      </w:r>
+      <w:r>
+        <w:rPr>
+          <w:rFonts w:ascii="Consolas" w:eastAsia="Times New Roman" w:hAnsi="Consolas" w:cs="Times New Roman"/>
+          <w:color w:val="569CD6"/>
+          <w:kern w:val="0"/>
+          <w:sz w:val="21"/>
+          <w:szCs w:val="21"/>
+          <w:lang w:eastAsia="en-ID"/>
+          <w14:ligatures w14:val="none"/>
+        </w:rPr>
+        <w:t>extends</w:t>
+      </w:r>
+      <w:r>
+        <w:rPr>
+          <w:rFonts w:ascii="Consolas" w:eastAsia="Times New Roman" w:hAnsi="Consolas" w:cs="Times New Roman"/>
+          <w:color w:val="D4D4D4"/>
+          <w:kern w:val="0"/>
+          <w:sz w:val="21"/>
+          <w:szCs w:val="21"/>
+          <w:lang w:eastAsia="en-ID"/>
+          <w14:ligatures w14:val="none"/>
+        </w:rPr>
+        <w:t xml:space="preserve"> </w:t>
+      </w:r>
+      <w:r>
+        <w:rPr>
+          <w:rFonts w:ascii="Consolas" w:eastAsia="Times New Roman" w:hAnsi="Consolas" w:cs="Times New Roman"/>
+          <w:color w:val="4EC9B0"/>
+          <w:kern w:val="0"/>
+          <w:sz w:val="21"/>
+          <w:szCs w:val="21"/>
+          <w:lang w:eastAsia="en-ID"/>
+          <w14:ligatures w14:val="none"/>
+        </w:rPr>
+        <w:t>Controller</w:t>
+      </w:r>
+      <w:r>
+        <w:rPr>
+          <w:rFonts w:ascii="Consolas" w:eastAsia="Times New Roman" w:hAnsi="Consolas" w:cs="Times New Roman"/>
+          <w:color w:val="D4D4D4"/>
+          <w:kern w:val="0"/>
+          <w:sz w:val="21"/>
+          <w:szCs w:val="21"/>
+          <w:lang w:eastAsia="en-ID"/>
+          <w14:ligatures w14:val="none"/>
+        </w:rPr>
+        <w:t xml:space="preserve"> {</w:t>
+      </w:r>
+    </w:p>
+    <w:p>
+      <w:pPr>
+        <w:shd w:val="clear" w:color="auto" w:fill="1F1F1F"/>
+        <w:spacing w:after="0" w:line="285" w:lineRule="atLeast"/>
+        <w:rPr>
+          <w:rFonts w:ascii="Consolas" w:eastAsia="Times New Roman" w:hAnsi="Consolas" w:cs="Times New Roman"/>
+          <w:color w:val="CCCCCC"/>
+          <w:kern w:val="0"/>
+          <w:sz w:val="21"/>
+          <w:szCs w:val="21"/>
+          <w:lang w:eastAsia="en-ID"/>
+          <w14:ligatures w14:val="none"/>
+        </w:rPr>
+      </w:pPr>
+      <w:r>
+        <w:rPr>
+          <w:rFonts w:ascii="Consolas" w:eastAsia="Times New Roman" w:hAnsi="Consolas" w:cs="Times New Roman"/>
+          <w:color w:val="D4D4D4"/>
+          <w:kern w:val="0"/>
+          <w:sz w:val="21"/>
+          <w:szCs w:val="21"/>
+          <w:lang w:eastAsia="en-ID"/>
+          <w14:ligatures w14:val="none"/>
+        </w:rPr>
+        <w:t xml:space="preserve">  </w:t>
+      </w:r>
+      <w:r>
+        <w:rPr>
+          <w:rFonts w:ascii="Consolas" w:eastAsia="Times New Roman" w:hAnsi="Consolas" w:cs="Times New Roman"/>
+          <w:color w:val="569CD6"/>
+          <w:kern w:val="0"/>
+          <w:sz w:val="21"/>
+          <w:szCs w:val="21"/>
+          <w:lang w:eastAsia="en-ID"/>
+          <w14:ligatures w14:val="none"/>
+        </w:rPr>
+        <w:t>public</w:t>
+      </w:r>
+      <w:r>
+        <w:rPr>
+          <w:rFonts w:ascii="Consolas" w:eastAsia="Times New Roman" w:hAnsi="Consolas" w:cs="Times New Roman"/>
+          <w:color w:val="D4D4D4"/>
+          <w:kern w:val="0"/>
+          <w:sz w:val="21"/>
+          <w:szCs w:val="21"/>
+          <w:lang w:eastAsia="en-ID"/>
+          <w14:ligatures w14:val="none"/>
+        </w:rPr>
+        <w:t xml:space="preserve"> </w:t>
+      </w:r>
+      <w:r>
+        <w:rPr>
+          <w:rFonts w:ascii="Consolas" w:eastAsia="Times New Roman" w:hAnsi="Consolas" w:cs="Times New Roman"/>
+          <w:color w:val="569CD6"/>
+          <w:kern w:val="0"/>
+          <w:sz w:val="21"/>
+          <w:szCs w:val="21"/>
+          <w:lang w:eastAsia="en-ID"/>
+          <w14:ligatures w14:val="none"/>
+        </w:rPr>
+        <w:t>function</w:t>
+      </w:r>
+      <w:r>
+        <w:rPr>
+          <w:rFonts w:ascii="Consolas" w:eastAsia="Times New Roman" w:hAnsi="Consolas" w:cs="Times New Roman"/>
+          <w:color w:val="D4D4D4"/>
+          <w:kern w:val="0"/>
+          <w:sz w:val="21"/>
+          <w:szCs w:val="21"/>
+          <w:lang w:eastAsia="en-ID"/>
+          <w14:ligatures w14:val="none"/>
+        </w:rPr>
+        <w:t xml:space="preserve"> </w:t>
+      </w:r>
+      <w:r>
+        <w:rPr>
+          <w:rFonts w:ascii="Consolas" w:eastAsia="Times New Roman" w:hAnsi="Consolas" w:cs="Times New Roman"/>
+          <w:color w:val="DCDCAA"/>
+          <w:kern w:val="0"/>
+          <w:sz w:val="21"/>
+          <w:szCs w:val="21"/>
+          <w:lang w:eastAsia="en-ID"/>
+          <w14:ligatures w14:val="none"/>
+        </w:rPr>
+        <w:t>index</w:t>
+      </w:r>
+      <w:r>
+        <w:rPr>
+          <w:rFonts w:ascii="Consolas" w:eastAsia="Times New Roman" w:hAnsi="Consolas" w:cs="Times New Roman"/>
+          <w:color w:val="D4D4D4"/>
+          <w:kern w:val="0"/>
+          <w:sz w:val="21"/>
+          <w:szCs w:val="21"/>
+          <w:lang w:eastAsia="en-ID"/>
+          <w14:ligatures w14:val="none"/>
+        </w:rPr>
+        <w:t>(</w:t>
+      </w:r>
+      <w:r>
+        <w:rPr>
+          <w:rFonts w:ascii="Consolas" w:eastAsia="Times New Roman" w:hAnsi="Consolas" w:cs="Times New Roman"/>
+          <w:color w:val="9CDCFE"/>
+          <w:kern w:val="0"/>
+          <w:sz w:val="21"/>
+          <w:szCs w:val="21"/>
+          <w:lang w:eastAsia="en-ID"/>
+          <w14:ligatures w14:val="none"/>
+        </w:rPr>
+        <w:t>$nama</w:t>
+      </w:r>
+      <w:r>
+        <w:rPr>
+          <w:rFonts w:ascii="Consolas" w:eastAsia="Times New Roman" w:hAnsi="Consolas" w:cs="Times New Roman"/>
+          <w:color w:val="D4D4D4"/>
+          <w:kern w:val="0"/>
+          <w:sz w:val="21"/>
+          <w:szCs w:val="21"/>
+          <w:lang w:eastAsia="en-ID"/>
+          <w14:ligatures w14:val="none"/>
+        </w:rPr>
+        <w:t xml:space="preserve"> = </w:t>
+      </w:r>
+      <w:r>
+        <w:rPr>
+          <w:rFonts w:ascii="Consolas" w:eastAsia="Times New Roman" w:hAnsi="Consolas" w:cs="Times New Roman"/>
+          <w:color w:val="CE9178"/>
+          <w:kern w:val="0"/>
+          <w:sz w:val="21"/>
+          <w:szCs w:val="21"/>
+          <w:lang w:eastAsia="en-ID"/>
+          <w14:ligatures w14:val="none"/>
+        </w:rPr>
+        <w:t>'Ujang'</w:t>
+      </w:r>
+      <w:r>
+        <w:rPr>
+          <w:rFonts w:ascii="Consolas" w:eastAsia="Times New Roman" w:hAnsi="Consolas" w:cs="Times New Roman"/>
+          <w:color w:val="D4D4D4"/>
+          <w:kern w:val="0"/>
+          <w:sz w:val="21"/>
+          <w:szCs w:val="21"/>
+          <w:lang w:eastAsia="en-ID"/>
+          <w14:ligatures w14:val="none"/>
+        </w:rPr>
+        <w:t xml:space="preserve"> , </w:t>
+      </w:r>
+      <w:r>
+        <w:rPr>
+          <w:rFonts w:ascii="Consolas" w:eastAsia="Times New Roman" w:hAnsi="Consolas" w:cs="Times New Roman"/>
+          <w:color w:val="9CDCFE"/>
+          <w:kern w:val="0"/>
+          <w:sz w:val="21"/>
+          <w:szCs w:val="21"/>
+          <w:lang w:eastAsia="en-ID"/>
+          <w14:ligatures w14:val="none"/>
+        </w:rPr>
+        <w:t>$pekerjaan</w:t>
+      </w:r>
+      <w:r>
+        <w:rPr>
+          <w:rFonts w:ascii="Consolas" w:eastAsia="Times New Roman" w:hAnsi="Consolas" w:cs="Times New Roman"/>
+          <w:color w:val="D4D4D4"/>
+          <w:kern w:val="0"/>
+          <w:sz w:val="21"/>
+          <w:szCs w:val="21"/>
+          <w:lang w:eastAsia="en-ID"/>
+          <w14:ligatures w14:val="none"/>
+        </w:rPr>
+        <w:t xml:space="preserve"> = </w:t>
+      </w:r>
+      <w:r>
+        <w:rPr>
+          <w:rFonts w:ascii="Consolas" w:eastAsia="Times New Roman" w:hAnsi="Consolas" w:cs="Times New Roman"/>
+          <w:color w:val="CE9178"/>
+          <w:kern w:val="0"/>
+          <w:sz w:val="21"/>
+          <w:szCs w:val="21"/>
+          <w:lang w:eastAsia="en-ID"/>
+          <w14:ligatures w14:val="none"/>
+        </w:rPr>
+        <w:t>'Ngangur'</w:t>
+      </w:r>
+      <w:r>
+        <w:rPr>
+          <w:rFonts w:ascii="Consolas" w:eastAsia="Times New Roman" w:hAnsi="Consolas" w:cs="Times New Roman"/>
+          <w:color w:val="D4D4D4"/>
+          <w:kern w:val="0"/>
+          <w:sz w:val="21"/>
+          <w:szCs w:val="21"/>
+          <w:lang w:eastAsia="en-ID"/>
+          <w14:ligatures w14:val="none"/>
+        </w:rPr>
+        <w:t xml:space="preserve"> ) {</w:t>
+      </w:r>
+    </w:p>
+    <w:p>
+      <w:pPr>
+        <w:shd w:val="clear" w:color="auto" w:fill="1F1F1F"/>
+        <w:spacing w:after="0" w:line="285" w:lineRule="atLeast"/>
+        <w:rPr>
+          <w:rFonts w:ascii="Consolas" w:eastAsia="Times New Roman" w:hAnsi="Consolas" w:cs="Times New Roman"/>
+          <w:color w:val="CCCCCC"/>
+          <w:kern w:val="0"/>
+          <w:sz w:val="21"/>
+          <w:szCs w:val="21"/>
+          <w:lang w:eastAsia="en-ID"/>
+          <w14:ligatures w14:val="none"/>
+        </w:rPr>
+      </w:pPr>
+      <w:r>
+        <w:rPr>
+          <w:rFonts w:ascii="Consolas" w:eastAsia="Times New Roman" w:hAnsi="Consolas" w:cs="Times New Roman"/>
+          <w:color w:val="D4D4D4"/>
+          <w:kern w:val="0"/>
+          <w:sz w:val="21"/>
+          <w:szCs w:val="21"/>
+          <w:lang w:eastAsia="en-ID"/>
+          <w14:ligatures w14:val="none"/>
+        </w:rPr>
+        <w:t xml:space="preserve">    </w:t>
+      </w:r>
+      <w:r>
+        <w:rPr>
+          <w:rFonts w:ascii="Consolas" w:eastAsia="Times New Roman" w:hAnsi="Consolas" w:cs="Times New Roman"/>
+          <w:color w:val="9CDCFE"/>
+          <w:kern w:val="0"/>
+          <w:sz w:val="21"/>
+          <w:szCs w:val="21"/>
+          <w:lang w:eastAsia="en-ID"/>
+          <w14:ligatures w14:val="none"/>
+        </w:rPr>
+        <w:t>$data</w:t>
+      </w:r>
+      <w:r>
+        <w:rPr>
+          <w:rFonts w:ascii="Consolas" w:eastAsia="Times New Roman" w:hAnsi="Consolas" w:cs="Times New Roman"/>
+          <w:color w:val="D4D4D4"/>
+          <w:kern w:val="0"/>
+          <w:sz w:val="21"/>
+          <w:szCs w:val="21"/>
+          <w:lang w:eastAsia="en-ID"/>
+          <w14:ligatures w14:val="none"/>
+        </w:rPr>
+        <w:t>[</w:t>
+      </w:r>
+      <w:r>
+        <w:rPr>
+          <w:rFonts w:ascii="Consolas" w:eastAsia="Times New Roman" w:hAnsi="Consolas" w:cs="Times New Roman"/>
+          <w:color w:val="CE9178"/>
+          <w:kern w:val="0"/>
+          <w:sz w:val="21"/>
+          <w:szCs w:val="21"/>
+          <w:lang w:eastAsia="en-ID"/>
+          <w14:ligatures w14:val="none"/>
+        </w:rPr>
+        <w:t>'nama'</w:t>
+      </w:r>
+      <w:r>
+        <w:rPr>
+          <w:rFonts w:ascii="Consolas" w:eastAsia="Times New Roman" w:hAnsi="Consolas" w:cs="Times New Roman"/>
+          <w:color w:val="D4D4D4"/>
+          <w:kern w:val="0"/>
+          <w:sz w:val="21"/>
+          <w:szCs w:val="21"/>
+          <w:lang w:eastAsia="en-ID"/>
+          <w14:ligatures w14:val="none"/>
+        </w:rPr>
+        <w:t xml:space="preserve">] = </w:t>
+      </w:r>
+      <w:r>
+        <w:rPr>
+          <w:rFonts w:ascii="Consolas" w:eastAsia="Times New Roman" w:hAnsi="Consolas" w:cs="Times New Roman"/>
+          <w:color w:val="9CDCFE"/>
+          <w:kern w:val="0"/>
+          <w:sz w:val="21"/>
+          <w:szCs w:val="21"/>
+          <w:lang w:eastAsia="en-ID"/>
+          <w14:ligatures w14:val="none"/>
+        </w:rPr>
+        <w:t>$nama</w:t>
+      </w:r>
+      <w:r>
+        <w:rPr>
+          <w:rFonts w:ascii="Consolas" w:eastAsia="Times New Roman" w:hAnsi="Consolas" w:cs="Times New Roman"/>
+          <w:color w:val="D4D4D4"/>
+          <w:kern w:val="0"/>
+          <w:sz w:val="21"/>
+          <w:szCs w:val="21"/>
+          <w:lang w:eastAsia="en-ID"/>
+          <w14:ligatures w14:val="none"/>
+        </w:rPr>
+        <w:t>;</w:t>
+      </w:r>
+    </w:p>
+    <w:p>
+      <w:pPr>
+        <w:shd w:val="clear" w:color="auto" w:fill="1F1F1F"/>
+        <w:spacing w:after="0" w:line="285" w:lineRule="atLeast"/>
+        <w:rPr>
+          <w:rFonts w:ascii="Consolas" w:eastAsia="Times New Roman" w:hAnsi="Consolas" w:cs="Times New Roman"/>
+          <w:color w:val="CCCCCC"/>
+          <w:kern w:val="0"/>
+          <w:sz w:val="21"/>
+          <w:szCs w:val="21"/>
+          <w:lang w:eastAsia="en-ID"/>
+          <w14:ligatures w14:val="none"/>
+        </w:rPr>
+      </w:pPr>
+      <w:r>
+        <w:rPr>
+          <w:rFonts w:ascii="Consolas" w:eastAsia="Times New Roman" w:hAnsi="Consolas" w:cs="Times New Roman"/>
+          <w:color w:val="D4D4D4"/>
+          <w:kern w:val="0"/>
+          <w:sz w:val="21"/>
+          <w:szCs w:val="21"/>
+          <w:lang w:eastAsia="en-ID"/>
+          <w14:ligatures w14:val="none"/>
+        </w:rPr>
+        <w:t xml:space="preserve">    </w:t>
+      </w:r>
+      <w:r>
+        <w:rPr>
+          <w:rFonts w:ascii="Consolas" w:eastAsia="Times New Roman" w:hAnsi="Consolas" w:cs="Times New Roman"/>
+          <w:color w:val="9CDCFE"/>
+          <w:kern w:val="0"/>
+          <w:sz w:val="21"/>
+          <w:szCs w:val="21"/>
+          <w:lang w:eastAsia="en-ID"/>
+          <w14:ligatures w14:val="none"/>
+        </w:rPr>
+        <w:t>$data</w:t>
+      </w:r>
+      <w:r>
+        <w:rPr>
+          <w:rFonts w:ascii="Consolas" w:eastAsia="Times New Roman" w:hAnsi="Consolas" w:cs="Times New Roman"/>
+          <w:color w:val="D4D4D4"/>
+          <w:kern w:val="0"/>
+          <w:sz w:val="21"/>
+          <w:szCs w:val="21"/>
+          <w:lang w:eastAsia="en-ID"/>
+          <w14:ligatures w14:val="none"/>
+        </w:rPr>
+        <w:t>[</w:t>
+      </w:r>
+      <w:r>
+        <w:rPr>
+          <w:rFonts w:ascii="Consolas" w:eastAsia="Times New Roman" w:hAnsi="Consolas" w:cs="Times New Roman"/>
+          <w:color w:val="CE9178"/>
+          <w:kern w:val="0"/>
+          <w:sz w:val="21"/>
+          <w:szCs w:val="21"/>
+          <w:lang w:eastAsia="en-ID"/>
+          <w14:ligatures w14:val="none"/>
+        </w:rPr>
+        <w:t>'pekerjaan'</w:t>
+      </w:r>
+      <w:r>
+        <w:rPr>
+          <w:rFonts w:ascii="Consolas" w:eastAsia="Times New Roman" w:hAnsi="Consolas" w:cs="Times New Roman"/>
+          <w:color w:val="D4D4D4"/>
+          <w:kern w:val="0"/>
+          <w:sz w:val="21"/>
+          <w:szCs w:val="21"/>
+          <w:lang w:eastAsia="en-ID"/>
+          <w14:ligatures w14:val="none"/>
+        </w:rPr>
+        <w:t xml:space="preserve">] = </w:t>
+      </w:r>
+      <w:r>
+        <w:rPr>
+          <w:rFonts w:ascii="Consolas" w:eastAsia="Times New Roman" w:hAnsi="Consolas" w:cs="Times New Roman"/>
+          <w:color w:val="9CDCFE"/>
+          <w:kern w:val="0"/>
+          <w:sz w:val="21"/>
+          <w:szCs w:val="21"/>
+          <w:lang w:eastAsia="en-ID"/>
+          <w14:ligatures w14:val="none"/>
+        </w:rPr>
+        <w:t>$pekerjaan</w:t>
+      </w:r>
+      <w:r>
+        <w:rPr>
+          <w:rFonts w:ascii="Consolas" w:eastAsia="Times New Roman" w:hAnsi="Consolas" w:cs="Times New Roman"/>
+          <w:color w:val="D4D4D4"/>
+          <w:kern w:val="0"/>
+          <w:sz w:val="21"/>
+          <w:szCs w:val="21"/>
+          <w:lang w:eastAsia="en-ID"/>
+          <w14:ligatures w14:val="none"/>
+        </w:rPr>
+        <w:t>;</w:t>
+      </w:r>
+    </w:p>
+    <w:p>
+      <w:pPr>
+        <w:shd w:val="clear" w:color="auto" w:fill="1F1F1F"/>
+        <w:spacing w:after="0" w:line="285" w:lineRule="atLeast"/>
+        <w:rPr>
+          <w:rFonts w:ascii="Consolas" w:eastAsia="Times New Roman" w:hAnsi="Consolas" w:cs="Times New Roman"/>
+          <w:color w:val="CCCCCC"/>
+          <w:kern w:val="0"/>
+          <w:sz w:val="21"/>
+          <w:szCs w:val="21"/>
+          <w:lang w:eastAsia="en-ID"/>
+          <w14:ligatures w14:val="none"/>
+        </w:rPr>
+      </w:pPr>
+      <w:r>
+        <w:rPr>
+          <w:rFonts w:ascii="Consolas" w:eastAsia="Times New Roman" w:hAnsi="Consolas" w:cs="Times New Roman"/>
+          <w:color w:val="D4D4D4"/>
+          <w:kern w:val="0"/>
+          <w:sz w:val="21"/>
+          <w:szCs w:val="21"/>
+          <w:lang w:eastAsia="en-ID"/>
+          <w14:ligatures w14:val="none"/>
+        </w:rPr>
+        <w:t xml:space="preserve">    </w:t>
+      </w:r>
+      <w:r>
+        <w:rPr>
+          <w:rFonts w:ascii="Consolas" w:eastAsia="Times New Roman" w:hAnsi="Consolas" w:cs="Times New Roman"/>
+          <w:color w:val="569CD6"/>
+          <w:kern w:val="0"/>
+          <w:sz w:val="21"/>
+          <w:szCs w:val="21"/>
+          <w:lang w:eastAsia="en-ID"/>
+          <w14:ligatures w14:val="none"/>
+        </w:rPr>
+        <w:t>$this</w:t>
+      </w:r>
+      <w:r>
+        <w:rPr>
+          <w:rFonts w:ascii="Consolas" w:eastAsia="Times New Roman" w:hAnsi="Consolas" w:cs="Times New Roman"/>
+          <w:color w:val="D4D4D4"/>
+          <w:kern w:val="0"/>
+          <w:sz w:val="21"/>
+          <w:szCs w:val="21"/>
+          <w:lang w:eastAsia="en-ID"/>
+          <w14:ligatures w14:val="none"/>
+        </w:rPr>
+        <w:t>-&gt;</w:t>
+      </w:r>
+      <w:r>
+        <w:rPr>
+          <w:rFonts w:ascii="Consolas" w:eastAsia="Times New Roman" w:hAnsi="Consolas" w:cs="Times New Roman"/>
+          <w:color w:val="DCDCAA"/>
+          <w:kern w:val="0"/>
+          <w:sz w:val="21"/>
+          <w:szCs w:val="21"/>
+          <w:lang w:eastAsia="en-ID"/>
+          <w14:ligatures w14:val="none"/>
+        </w:rPr>
+        <w:t>view</w:t>
+      </w:r>
+      <w:r>
+        <w:rPr>
+          <w:rFonts w:ascii="Consolas" w:eastAsia="Times New Roman" w:hAnsi="Consolas" w:cs="Times New Roman"/>
+          <w:color w:val="D4D4D4"/>
+          <w:kern w:val="0"/>
+          <w:sz w:val="21"/>
+          <w:szCs w:val="21"/>
+          <w:lang w:eastAsia="en-ID"/>
+          <w14:ligatures w14:val="none"/>
+        </w:rPr>
+        <w:t>(</w:t>
+      </w:r>
+      <w:r>
+        <w:rPr>
+          <w:rFonts w:ascii="Consolas" w:eastAsia="Times New Roman" w:hAnsi="Consolas" w:cs="Times New Roman"/>
+          <w:color w:val="CE9178"/>
+          <w:kern w:val="0"/>
+          <w:sz w:val="21"/>
+          <w:szCs w:val="21"/>
+          <w:lang w:eastAsia="en-ID"/>
+          <w14:ligatures w14:val="none"/>
+        </w:rPr>
+        <w:t>'about/index'</w:t>
+      </w:r>
+      <w:r>
+        <w:rPr>
+          <w:rFonts w:ascii="Consolas" w:eastAsia="Times New Roman" w:hAnsi="Consolas" w:cs="Times New Roman"/>
+          <w:color w:val="D4D4D4"/>
+          <w:kern w:val="0"/>
+          <w:sz w:val="21"/>
+          <w:szCs w:val="21"/>
+          <w:lang w:eastAsia="en-ID"/>
+          <w14:ligatures w14:val="none"/>
+        </w:rPr>
+        <w:t xml:space="preserve"> , </w:t>
+      </w:r>
+      <w:r>
+        <w:rPr>
+          <w:rFonts w:ascii="Consolas" w:eastAsia="Times New Roman" w:hAnsi="Consolas" w:cs="Times New Roman"/>
+          <w:color w:val="9CDCFE"/>
+          <w:kern w:val="0"/>
+          <w:sz w:val="21"/>
+          <w:szCs w:val="21"/>
+          <w:lang w:eastAsia="en-ID"/>
+          <w14:ligatures w14:val="none"/>
+        </w:rPr>
+        <w:t>$data</w:t>
+      </w:r>
+      <w:r>
+        <w:rPr>
+          <w:rFonts w:ascii="Consolas" w:eastAsia="Times New Roman" w:hAnsi="Consolas" w:cs="Times New Roman"/>
+          <w:color w:val="D4D4D4"/>
+          <w:kern w:val="0"/>
+          <w:sz w:val="21"/>
+          <w:szCs w:val="21"/>
+          <w:lang w:eastAsia="en-ID"/>
+          <w14:ligatures w14:val="none"/>
+        </w:rPr>
+        <w:t>);</w:t>
+      </w:r>
+    </w:p>
+    <w:p>
+      <w:pPr>
+        <w:shd w:val="clear" w:color="auto" w:fill="1F1F1F"/>
+        <w:spacing w:after="0" w:line="285" w:lineRule="atLeast"/>
+        <w:rPr>
+          <w:rFonts w:ascii="Consolas" w:eastAsia="Times New Roman" w:hAnsi="Consolas" w:cs="Times New Roman"/>
+          <w:color w:val="CCCCCC"/>
+          <w:kern w:val="0"/>
+          <w:sz w:val="21"/>
+          <w:szCs w:val="21"/>
+          <w:lang w:eastAsia="en-ID"/>
+          <w14:ligatures w14:val="none"/>
+        </w:rPr>
+      </w:pPr>
+      <w:r>
+        <w:rPr>
+          <w:rFonts w:ascii="Consolas" w:eastAsia="Times New Roman" w:hAnsi="Consolas" w:cs="Times New Roman"/>
+          <w:color w:val="D4D4D4"/>
+          <w:kern w:val="0"/>
+          <w:sz w:val="21"/>
+          <w:szCs w:val="21"/>
+          <w:lang w:eastAsia="en-ID"/>
+          <w14:ligatures w14:val="none"/>
+        </w:rPr>
+        <w:t>  }</w:t>
+      </w:r>
+    </w:p>
+    <w:p>
+      <w:pPr>
+        <w:shd w:val="clear" w:color="auto" w:fill="1F1F1F"/>
+        <w:spacing w:after="0" w:line="285" w:lineRule="atLeast"/>
+        <w:rPr>
+          <w:rFonts w:ascii="Consolas" w:eastAsia="Times New Roman" w:hAnsi="Consolas" w:cs="Times New Roman"/>
+          <w:color w:val="CCCCCC"/>
+          <w:kern w:val="0"/>
+          <w:sz w:val="21"/>
+          <w:szCs w:val="21"/>
+          <w:lang w:eastAsia="en-ID"/>
+          <w14:ligatures w14:val="none"/>
+        </w:rPr>
+      </w:pPr>
+      <w:r>
+        <w:rPr>
+          <w:rFonts w:ascii="Consolas" w:eastAsia="Times New Roman" w:hAnsi="Consolas" w:cs="Times New Roman"/>
+          <w:color w:val="D4D4D4"/>
+          <w:kern w:val="0"/>
+          <w:sz w:val="21"/>
+          <w:szCs w:val="21"/>
+          <w:lang w:eastAsia="en-ID"/>
+          <w14:ligatures w14:val="none"/>
+        </w:rPr>
+        <w:t xml:space="preserve">    </w:t>
+      </w:r>
+      <w:r>
+        <w:rPr>
+          <w:rFonts w:ascii="Consolas" w:eastAsia="Times New Roman" w:hAnsi="Consolas" w:cs="Times New Roman"/>
+          <w:color w:val="569CD6"/>
+          <w:kern w:val="0"/>
+          <w:sz w:val="21"/>
+          <w:szCs w:val="21"/>
+          <w:lang w:eastAsia="en-ID"/>
+          <w14:ligatures w14:val="none"/>
+        </w:rPr>
+        <w:t>public</w:t>
+      </w:r>
+      <w:r>
+        <w:rPr>
+          <w:rFonts w:ascii="Consolas" w:eastAsia="Times New Roman" w:hAnsi="Consolas" w:cs="Times New Roman"/>
+          <w:color w:val="D4D4D4"/>
+          <w:kern w:val="0"/>
+          <w:sz w:val="21"/>
+          <w:szCs w:val="21"/>
+          <w:lang w:eastAsia="en-ID"/>
+          <w14:ligatures w14:val="none"/>
+        </w:rPr>
+        <w:t xml:space="preserve"> </w:t>
+      </w:r>
+      <w:r>
+        <w:rPr>
+          <w:rFonts w:ascii="Consolas" w:eastAsia="Times New Roman" w:hAnsi="Consolas" w:cs="Times New Roman"/>
+          <w:color w:val="569CD6"/>
+          <w:kern w:val="0"/>
+          <w:sz w:val="21"/>
+          <w:szCs w:val="21"/>
+          <w:lang w:eastAsia="en-ID"/>
+          <w14:ligatures w14:val="none"/>
+        </w:rPr>
+        <w:t>function</w:t>
+      </w:r>
+      <w:r>
+        <w:rPr>
+          <w:rFonts w:ascii="Consolas" w:eastAsia="Times New Roman" w:hAnsi="Consolas" w:cs="Times New Roman"/>
+          <w:color w:val="D4D4D4"/>
+          <w:kern w:val="0"/>
+          <w:sz w:val="21"/>
+          <w:szCs w:val="21"/>
+          <w:lang w:eastAsia="en-ID"/>
+          <w14:ligatures w14:val="none"/>
+        </w:rPr>
+        <w:t xml:space="preserve"> </w:t>
+      </w:r>
+      <w:r>
+        <w:rPr>
+          <w:rFonts w:ascii="Consolas" w:eastAsia="Times New Roman" w:hAnsi="Consolas" w:cs="Times New Roman"/>
+          <w:color w:val="DCDCAA"/>
+          <w:kern w:val="0"/>
+          <w:sz w:val="21"/>
+          <w:szCs w:val="21"/>
+          <w:lang w:eastAsia="en-ID"/>
+          <w14:ligatures w14:val="none"/>
+        </w:rPr>
+        <w:t>page</w:t>
+      </w:r>
+      <w:r>
+        <w:rPr>
+          <w:rFonts w:ascii="Consolas" w:eastAsia="Times New Roman" w:hAnsi="Consolas" w:cs="Times New Roman"/>
+          <w:color w:val="D4D4D4"/>
+          <w:kern w:val="0"/>
+          <w:sz w:val="21"/>
+          <w:szCs w:val="21"/>
+          <w:lang w:eastAsia="en-ID"/>
+          <w14:ligatures w14:val="none"/>
+        </w:rPr>
+        <w:t>() {</w:t>
+      </w:r>
+    </w:p>
+    <w:p>
+      <w:pPr>
+        <w:shd w:val="clear" w:color="auto" w:fill="1F1F1F"/>
+        <w:spacing w:after="0" w:line="285" w:lineRule="atLeast"/>
+        <w:rPr>
+          <w:rFonts w:ascii="Consolas" w:eastAsia="Times New Roman" w:hAnsi="Consolas" w:cs="Times New Roman"/>
+          <w:color w:val="CCCCCC"/>
+          <w:kern w:val="0"/>
+          <w:sz w:val="21"/>
+          <w:szCs w:val="21"/>
+          <w:lang w:eastAsia="en-ID"/>
+          <w14:ligatures w14:val="none"/>
+        </w:rPr>
+      </w:pPr>
+      <w:r>
+        <w:rPr>
+          <w:rFonts w:ascii="Consolas" w:eastAsia="Times New Roman" w:hAnsi="Consolas" w:cs="Times New Roman"/>
+          <w:color w:val="D4D4D4"/>
+          <w:kern w:val="0"/>
+          <w:sz w:val="21"/>
+          <w:szCs w:val="21"/>
+          <w:lang w:eastAsia="en-ID"/>
+          <w14:ligatures w14:val="none"/>
+        </w:rPr>
+        <w:t xml:space="preserve">    </w:t>
+      </w:r>
+      <w:r>
+        <w:rPr>
+          <w:rFonts w:ascii="Consolas" w:eastAsia="Times New Roman" w:hAnsi="Consolas" w:cs="Times New Roman"/>
+          <w:color w:val="569CD6"/>
+          <w:kern w:val="0"/>
+          <w:sz w:val="21"/>
+          <w:szCs w:val="21"/>
+          <w:lang w:eastAsia="en-ID"/>
+          <w14:ligatures w14:val="none"/>
+        </w:rPr>
+        <w:t>$this</w:t>
+      </w:r>
+      <w:r>
+        <w:rPr>
+          <w:rFonts w:ascii="Consolas" w:eastAsia="Times New Roman" w:hAnsi="Consolas" w:cs="Times New Roman"/>
+          <w:color w:val="D4D4D4"/>
+          <w:kern w:val="0"/>
+          <w:sz w:val="21"/>
+          <w:szCs w:val="21"/>
+          <w:lang w:eastAsia="en-ID"/>
+          <w14:ligatures w14:val="none"/>
+        </w:rPr>
+        <w:t>-&gt;</w:t>
+      </w:r>
+      <w:r>
+        <w:rPr>
+          <w:rFonts w:ascii="Consolas" w:eastAsia="Times New Roman" w:hAnsi="Consolas" w:cs="Times New Roman"/>
+          <w:color w:val="DCDCAA"/>
+          <w:kern w:val="0"/>
+          <w:sz w:val="21"/>
+          <w:szCs w:val="21"/>
+          <w:lang w:eastAsia="en-ID"/>
+          <w14:ligatures w14:val="none"/>
+        </w:rPr>
+        <w:t>view</w:t>
+      </w:r>
+      <w:r>
+        <w:rPr>
+          <w:rFonts w:ascii="Consolas" w:eastAsia="Times New Roman" w:hAnsi="Consolas" w:cs="Times New Roman"/>
+          <w:color w:val="D4D4D4"/>
+          <w:kern w:val="0"/>
+          <w:sz w:val="21"/>
+          <w:szCs w:val="21"/>
+          <w:lang w:eastAsia="en-ID"/>
+          <w14:ligatures w14:val="none"/>
+        </w:rPr>
+        <w:t>(</w:t>
+      </w:r>
+      <w:r>
+        <w:rPr>
+          <w:rFonts w:ascii="Consolas" w:eastAsia="Times New Roman" w:hAnsi="Consolas" w:cs="Times New Roman"/>
+          <w:color w:val="CE9178"/>
+          <w:kern w:val="0"/>
+          <w:sz w:val="21"/>
+          <w:szCs w:val="21"/>
+          <w:lang w:eastAsia="en-ID"/>
+          <w14:ligatures w14:val="none"/>
+        </w:rPr>
+        <w:t>'about/page'</w:t>
+      </w:r>
+      <w:r>
+        <w:rPr>
+          <w:rFonts w:ascii="Consolas" w:eastAsia="Times New Roman" w:hAnsi="Consolas" w:cs="Times New Roman"/>
+          <w:color w:val="D4D4D4"/>
+          <w:kern w:val="0"/>
+          <w:sz w:val="21"/>
+          <w:szCs w:val="21"/>
+          <w:lang w:eastAsia="en-ID"/>
+          <w14:ligatures w14:val="none"/>
+        </w:rPr>
+        <w:t>);</w:t>
+      </w:r>
+    </w:p>
+    <w:p>
+      <w:pPr>
+        <w:shd w:val="clear" w:color="auto" w:fill="1F1F1F"/>
+        <w:spacing w:after="0" w:line="285" w:lineRule="atLeast"/>
+        <w:rPr>
+          <w:rFonts w:ascii="Consolas" w:eastAsia="Times New Roman" w:hAnsi="Consolas" w:cs="Times New Roman"/>
+          <w:color w:val="CCCCCC"/>
+          <w:kern w:val="0"/>
+          <w:sz w:val="21"/>
+          <w:szCs w:val="21"/>
+          <w:lang w:eastAsia="en-ID"/>
+          <w14:ligatures w14:val="none"/>
+        </w:rPr>
+      </w:pPr>
+      <w:r>
+        <w:rPr>
+          <w:rFonts w:ascii="Consolas" w:eastAsia="Times New Roman" w:hAnsi="Consolas" w:cs="Times New Roman"/>
+          <w:color w:val="D4D4D4"/>
+          <w:kern w:val="0"/>
+          <w:sz w:val="21"/>
+          <w:szCs w:val="21"/>
+          <w:lang w:eastAsia="en-ID"/>
+          <w14:ligatures w14:val="none"/>
+        </w:rPr>
+        <w:t>  }</w:t>
+      </w:r>
+    </w:p>
+    <w:p>
+      <w:pPr>
+        <w:shd w:val="clear" w:color="auto" w:fill="1F1F1F"/>
+        <w:spacing w:after="0" w:line="285" w:lineRule="atLeast"/>
+        <w:rPr>
+          <w:rFonts w:ascii="Consolas" w:eastAsia="Times New Roman" w:hAnsi="Consolas" w:cs="Times New Roman"/>
+          <w:color w:val="CCCCCC"/>
+          <w:kern w:val="0"/>
+          <w:sz w:val="21"/>
+          <w:szCs w:val="21"/>
+          <w:lang w:eastAsia="en-ID"/>
+          <w14:ligatures w14:val="none"/>
+        </w:rPr>
+      </w:pPr>
+      <w:r>
+        <w:rPr>
+          <w:rFonts w:ascii="Consolas" w:eastAsia="Times New Roman" w:hAnsi="Consolas" w:cs="Times New Roman"/>
+          <w:color w:val="D4D4D4"/>
+          <w:kern w:val="0"/>
+          <w:sz w:val="21"/>
+          <w:szCs w:val="21"/>
+          <w:lang w:eastAsia="en-ID"/>
+          <w14:ligatures w14:val="none"/>
+        </w:rPr>
+        <w:t>}</w:t>
+      </w:r>
+    </w:p>
+    <w:p>
+      <w:pPr>
+        <w:spacing w:after="0"/>
+        <w:jc w:val="both"/>
+        <w:rPr>
+          <w:rFonts w:ascii="Times New Roman" w:hAnsi="Times New Roman" w:cs="Times New Roman"/>
+        </w:rPr>
+      </w:pPr>
+      <w:r>
+        <w:rPr>
+          <w:rFonts w:ascii="Times New Roman" w:hAnsi="Times New Roman" w:cs="Times New Roman"/>
+        </w:rPr>
+        <w:t xml:space="preserve">Kode ini berarti memanggil data dan mengambil method view yang di wariskan dari </w:t>
+      </w:r>
+      <w:r>
+        <w:rPr>
+          <w:rFonts w:ascii="Times New Roman" w:hAnsi="Times New Roman" w:cs="Times New Roman"/>
+          <w:b/>
+          <w:bCs/>
+        </w:rPr>
+        <w:t>Controller.php</w:t>
+      </w:r>
+    </w:p>
+    <w:p>
+      <w:pPr>
+        <w:spacing w:after="0"/>
+        <w:jc w:val="both"/>
+        <w:rPr>
+          <w:rFonts w:ascii="Times New Roman" w:hAnsi="Times New Roman" w:cs="Times New Roman"/>
+        </w:rPr>
+      </w:pPr>
+    </w:p>
+    <w:p>
+      <w:pPr>
+        <w:spacing w:after="0"/>
+        <w:jc w:val="both"/>
+        <w:rPr>
+          <w:rFonts w:ascii="Times New Roman" w:hAnsi="Times New Roman" w:cs="Times New Roman"/>
+          <w:b/>
+          <w:bCs/>
+        </w:rPr>
+      </w:pPr>
+      <w:r>
+        <w:rPr>
+          <w:rFonts w:ascii="Times New Roman" w:hAnsi="Times New Roman" w:cs="Times New Roman"/>
+        </w:rPr>
+        <w:t xml:space="preserve">Pada bagian </w:t>
+      </w:r>
+      <w:r>
+        <w:rPr>
+          <w:rFonts w:ascii="Times New Roman" w:hAnsi="Times New Roman" w:cs="Times New Roman"/>
+          <w:b/>
+          <w:bCs/>
+        </w:rPr>
+        <w:t xml:space="preserve">app/core/Controller.php , tambahkan : </w:t>
+      </w:r>
+    </w:p>
+    <w:p>
+      <w:pPr>
+        <w:shd w:val="clear" w:color="auto" w:fill="1F1F1F"/>
+        <w:spacing w:after="0" w:line="285" w:lineRule="atLeast"/>
+        <w:rPr>
+          <w:rFonts w:ascii="Consolas" w:eastAsia="Times New Roman" w:hAnsi="Consolas" w:cs="Times New Roman"/>
+          <w:color w:val="CCCCCC"/>
+          <w:kern w:val="0"/>
+          <w:sz w:val="21"/>
+          <w:szCs w:val="21"/>
+          <w:lang w:eastAsia="en-ID"/>
+          <w14:ligatures w14:val="none"/>
+        </w:rPr>
+      </w:pPr>
+      <w:r>
+        <w:rPr>
+          <w:rFonts w:ascii="Consolas" w:eastAsia="Times New Roman" w:hAnsi="Consolas" w:cs="Times New Roman"/>
+          <w:color w:val="569CD6"/>
+          <w:kern w:val="0"/>
+          <w:sz w:val="21"/>
+          <w:szCs w:val="21"/>
+          <w:lang w:eastAsia="en-ID"/>
+          <w14:ligatures w14:val="none"/>
+        </w:rPr>
+        <w:t>&lt;?php</w:t>
+      </w:r>
+      <w:r>
+        <w:rPr>
+          <w:rFonts w:ascii="Consolas" w:eastAsia="Times New Roman" w:hAnsi="Consolas" w:cs="Times New Roman"/>
+          <w:color w:val="D4D4D4"/>
+          <w:kern w:val="0"/>
+          <w:sz w:val="21"/>
+          <w:szCs w:val="21"/>
+          <w:lang w:eastAsia="en-ID"/>
+          <w14:ligatures w14:val="none"/>
+        </w:rPr>
+        <w:t xml:space="preserve"> </w:t>
+      </w:r>
+    </w:p>
+    <w:p>
+      <w:pPr>
+        <w:shd w:val="clear" w:color="auto" w:fill="1F1F1F"/>
+        <w:spacing w:after="0" w:line="285" w:lineRule="atLeast"/>
+        <w:rPr>
+          <w:rFonts w:ascii="Consolas" w:eastAsia="Times New Roman" w:hAnsi="Consolas" w:cs="Times New Roman"/>
+          <w:color w:val="CCCCCC"/>
+          <w:kern w:val="0"/>
+          <w:sz w:val="21"/>
+          <w:szCs w:val="21"/>
+          <w:lang w:eastAsia="en-ID"/>
+          <w14:ligatures w14:val="none"/>
+        </w:rPr>
+      </w:pPr>
+      <w:r>
+        <w:rPr>
+          <w:rFonts w:ascii="Consolas" w:eastAsia="Times New Roman" w:hAnsi="Consolas" w:cs="Times New Roman"/>
+          <w:color w:val="569CD6"/>
+          <w:kern w:val="0"/>
+          <w:sz w:val="21"/>
+          <w:szCs w:val="21"/>
+          <w:lang w:eastAsia="en-ID"/>
+          <w14:ligatures w14:val="none"/>
+        </w:rPr>
+        <w:t>class</w:t>
+      </w:r>
+      <w:r>
+        <w:rPr>
+          <w:rFonts w:ascii="Consolas" w:eastAsia="Times New Roman" w:hAnsi="Consolas" w:cs="Times New Roman"/>
+          <w:color w:val="D4D4D4"/>
+          <w:kern w:val="0"/>
+          <w:sz w:val="21"/>
+          <w:szCs w:val="21"/>
+          <w:lang w:eastAsia="en-ID"/>
+          <w14:ligatures w14:val="none"/>
+        </w:rPr>
+        <w:t xml:space="preserve"> </w:t>
+      </w:r>
+      <w:r>
+        <w:rPr>
+          <w:rFonts w:ascii="Consolas" w:eastAsia="Times New Roman" w:hAnsi="Consolas" w:cs="Times New Roman"/>
+          <w:color w:val="4EC9B0"/>
+          <w:kern w:val="0"/>
+          <w:sz w:val="21"/>
+          <w:szCs w:val="21"/>
+          <w:lang w:eastAsia="en-ID"/>
+          <w14:ligatures w14:val="none"/>
+        </w:rPr>
+        <w:t>Controller</w:t>
+      </w:r>
+      <w:r>
+        <w:rPr>
+          <w:rFonts w:ascii="Consolas" w:eastAsia="Times New Roman" w:hAnsi="Consolas" w:cs="Times New Roman"/>
+          <w:color w:val="D4D4D4"/>
+          <w:kern w:val="0"/>
+          <w:sz w:val="21"/>
+          <w:szCs w:val="21"/>
+          <w:lang w:eastAsia="en-ID"/>
+          <w14:ligatures w14:val="none"/>
+        </w:rPr>
+        <w:t xml:space="preserve"> {</w:t>
+      </w:r>
+    </w:p>
+    <w:p>
+      <w:pPr>
+        <w:shd w:val="clear" w:color="auto" w:fill="1F1F1F"/>
+        <w:spacing w:after="0" w:line="285" w:lineRule="atLeast"/>
+        <w:rPr>
+          <w:rFonts w:ascii="Consolas" w:eastAsia="Times New Roman" w:hAnsi="Consolas" w:cs="Times New Roman"/>
+          <w:color w:val="CCCCCC"/>
+          <w:kern w:val="0"/>
+          <w:sz w:val="21"/>
+          <w:szCs w:val="21"/>
+          <w:lang w:eastAsia="en-ID"/>
+          <w14:ligatures w14:val="none"/>
+        </w:rPr>
+      </w:pPr>
+      <w:r>
+        <w:rPr>
+          <w:rFonts w:ascii="Consolas" w:eastAsia="Times New Roman" w:hAnsi="Consolas" w:cs="Times New Roman"/>
+          <w:color w:val="D4D4D4"/>
+          <w:kern w:val="0"/>
+          <w:sz w:val="21"/>
+          <w:szCs w:val="21"/>
+          <w:lang w:eastAsia="en-ID"/>
+          <w14:ligatures w14:val="none"/>
+        </w:rPr>
+        <w:t xml:space="preserve">  </w:t>
+      </w:r>
+      <w:r>
+        <w:rPr>
+          <w:rFonts w:ascii="Consolas" w:eastAsia="Times New Roman" w:hAnsi="Consolas" w:cs="Times New Roman"/>
+          <w:color w:val="569CD6"/>
+          <w:kern w:val="0"/>
+          <w:sz w:val="21"/>
+          <w:szCs w:val="21"/>
+          <w:lang w:eastAsia="en-ID"/>
+          <w14:ligatures w14:val="none"/>
+        </w:rPr>
+        <w:t>public</w:t>
+      </w:r>
+      <w:r>
+        <w:rPr>
+          <w:rFonts w:ascii="Consolas" w:eastAsia="Times New Roman" w:hAnsi="Consolas" w:cs="Times New Roman"/>
+          <w:color w:val="D4D4D4"/>
+          <w:kern w:val="0"/>
+          <w:sz w:val="21"/>
+          <w:szCs w:val="21"/>
+          <w:lang w:eastAsia="en-ID"/>
+          <w14:ligatures w14:val="none"/>
+        </w:rPr>
+        <w:t xml:space="preserve"> </w:t>
+      </w:r>
+      <w:r>
+        <w:rPr>
+          <w:rFonts w:ascii="Consolas" w:eastAsia="Times New Roman" w:hAnsi="Consolas" w:cs="Times New Roman"/>
+          <w:color w:val="569CD6"/>
+          <w:kern w:val="0"/>
+          <w:sz w:val="21"/>
+          <w:szCs w:val="21"/>
+          <w:lang w:eastAsia="en-ID"/>
+          <w14:ligatures w14:val="none"/>
+        </w:rPr>
+        <w:t>function</w:t>
+      </w:r>
+      <w:r>
+        <w:rPr>
+          <w:rFonts w:ascii="Consolas" w:eastAsia="Times New Roman" w:hAnsi="Consolas" w:cs="Times New Roman"/>
+          <w:color w:val="D4D4D4"/>
+          <w:kern w:val="0"/>
+          <w:sz w:val="21"/>
+          <w:szCs w:val="21"/>
+          <w:lang w:eastAsia="en-ID"/>
+          <w14:ligatures w14:val="none"/>
+        </w:rPr>
+        <w:t xml:space="preserve"> </w:t>
+      </w:r>
+      <w:r>
+        <w:rPr>
+          <w:rFonts w:ascii="Consolas" w:eastAsia="Times New Roman" w:hAnsi="Consolas" w:cs="Times New Roman"/>
+          <w:color w:val="DCDCAA"/>
+          <w:kern w:val="0"/>
+          <w:sz w:val="21"/>
+          <w:szCs w:val="21"/>
+          <w:lang w:eastAsia="en-ID"/>
+          <w14:ligatures w14:val="none"/>
+        </w:rPr>
+        <w:t>view</w:t>
+      </w:r>
+      <w:r>
+        <w:rPr>
+          <w:rFonts w:ascii="Consolas" w:eastAsia="Times New Roman" w:hAnsi="Consolas" w:cs="Times New Roman"/>
+          <w:color w:val="D4D4D4"/>
+          <w:kern w:val="0"/>
+          <w:sz w:val="21"/>
+          <w:szCs w:val="21"/>
+          <w:lang w:eastAsia="en-ID"/>
+          <w14:ligatures w14:val="none"/>
+        </w:rPr>
+        <w:t>(</w:t>
+      </w:r>
+      <w:r>
+        <w:rPr>
+          <w:rFonts w:ascii="Consolas" w:eastAsia="Times New Roman" w:hAnsi="Consolas" w:cs="Times New Roman"/>
+          <w:color w:val="9CDCFE"/>
+          <w:kern w:val="0"/>
+          <w:sz w:val="21"/>
+          <w:szCs w:val="21"/>
+          <w:lang w:eastAsia="en-ID"/>
+          <w14:ligatures w14:val="none"/>
+        </w:rPr>
+        <w:t>$view</w:t>
+      </w:r>
+      <w:r>
+        <w:rPr>
+          <w:rFonts w:ascii="Consolas" w:eastAsia="Times New Roman" w:hAnsi="Consolas" w:cs="Times New Roman"/>
+          <w:color w:val="D4D4D4"/>
+          <w:kern w:val="0"/>
+          <w:sz w:val="21"/>
+          <w:szCs w:val="21"/>
+          <w:lang w:eastAsia="en-ID"/>
+          <w14:ligatures w14:val="none"/>
+        </w:rPr>
+        <w:t xml:space="preserve">, </w:t>
+      </w:r>
+      <w:r>
+        <w:rPr>
+          <w:rFonts w:ascii="Consolas" w:eastAsia="Times New Roman" w:hAnsi="Consolas" w:cs="Times New Roman"/>
+          <w:color w:val="9CDCFE"/>
+          <w:kern w:val="0"/>
+          <w:sz w:val="21"/>
+          <w:szCs w:val="21"/>
+          <w:lang w:eastAsia="en-ID"/>
+          <w14:ligatures w14:val="none"/>
+        </w:rPr>
+        <w:t>$data</w:t>
+      </w:r>
+      <w:r>
+        <w:rPr>
+          <w:rFonts w:ascii="Consolas" w:eastAsia="Times New Roman" w:hAnsi="Consolas" w:cs="Times New Roman"/>
+          <w:color w:val="D4D4D4"/>
+          <w:kern w:val="0"/>
+          <w:sz w:val="21"/>
+          <w:szCs w:val="21"/>
+          <w:lang w:eastAsia="en-ID"/>
+          <w14:ligatures w14:val="none"/>
+        </w:rPr>
+        <w:t xml:space="preserve"> = []) {</w:t>
+      </w:r>
+    </w:p>
+    <w:p>
+      <w:pPr>
+        <w:shd w:val="clear" w:color="auto" w:fill="1F1F1F"/>
+        <w:spacing w:after="0" w:line="285" w:lineRule="atLeast"/>
+        <w:rPr>
+          <w:rFonts w:ascii="Consolas" w:eastAsia="Times New Roman" w:hAnsi="Consolas" w:cs="Times New Roman"/>
+          <w:color w:val="CCCCCC"/>
+          <w:kern w:val="0"/>
+          <w:sz w:val="21"/>
+          <w:szCs w:val="21"/>
+          <w:lang w:eastAsia="en-ID"/>
+          <w14:ligatures w14:val="none"/>
+        </w:rPr>
+      </w:pPr>
+      <w:r>
+        <w:rPr>
+          <w:rFonts w:ascii="Consolas" w:eastAsia="Times New Roman" w:hAnsi="Consolas" w:cs="Times New Roman"/>
+          <w:color w:val="D4D4D4"/>
+          <w:kern w:val="0"/>
+          <w:sz w:val="21"/>
+          <w:szCs w:val="21"/>
+          <w:lang w:eastAsia="en-ID"/>
+          <w14:ligatures w14:val="none"/>
+        </w:rPr>
+        <w:t xml:space="preserve">    </w:t>
+      </w:r>
+      <w:r>
+        <w:rPr>
+          <w:rFonts w:ascii="Consolas" w:eastAsia="Times New Roman" w:hAnsi="Consolas" w:cs="Times New Roman"/>
+          <w:color w:val="C586C0"/>
+          <w:kern w:val="0"/>
+          <w:sz w:val="21"/>
+          <w:szCs w:val="21"/>
+          <w:lang w:eastAsia="en-ID"/>
+          <w14:ligatures w14:val="none"/>
+        </w:rPr>
+        <w:t>require_once</w:t>
+      </w:r>
+      <w:r>
+        <w:rPr>
+          <w:rFonts w:ascii="Consolas" w:eastAsia="Times New Roman" w:hAnsi="Consolas" w:cs="Times New Roman"/>
+          <w:color w:val="D4D4D4"/>
+          <w:kern w:val="0"/>
+          <w:sz w:val="21"/>
+          <w:szCs w:val="21"/>
+          <w:lang w:eastAsia="en-ID"/>
+          <w14:ligatures w14:val="none"/>
+        </w:rPr>
+        <w:t xml:space="preserve"> </w:t>
+      </w:r>
+      <w:r>
+        <w:rPr>
+          <w:rFonts w:ascii="Consolas" w:eastAsia="Times New Roman" w:hAnsi="Consolas" w:cs="Times New Roman"/>
+          <w:color w:val="CE9178"/>
+          <w:kern w:val="0"/>
+          <w:sz w:val="21"/>
+          <w:szCs w:val="21"/>
+          <w:lang w:eastAsia="en-ID"/>
+          <w14:ligatures w14:val="none"/>
+        </w:rPr>
+        <w:t>'../app/views/'</w:t>
+      </w:r>
+      <w:r>
+        <w:rPr>
+          <w:rFonts w:ascii="Consolas" w:eastAsia="Times New Roman" w:hAnsi="Consolas" w:cs="Times New Roman"/>
+          <w:color w:val="D4D4D4"/>
+          <w:kern w:val="0"/>
+          <w:sz w:val="21"/>
+          <w:szCs w:val="21"/>
+          <w:lang w:eastAsia="en-ID"/>
+          <w14:ligatures w14:val="none"/>
+        </w:rPr>
+        <w:t xml:space="preserve"> . </w:t>
+      </w:r>
+      <w:r>
+        <w:rPr>
+          <w:rFonts w:ascii="Consolas" w:eastAsia="Times New Roman" w:hAnsi="Consolas" w:cs="Times New Roman"/>
+          <w:color w:val="9CDCFE"/>
+          <w:kern w:val="0"/>
+          <w:sz w:val="21"/>
+          <w:szCs w:val="21"/>
+          <w:lang w:eastAsia="en-ID"/>
+          <w14:ligatures w14:val="none"/>
+        </w:rPr>
+        <w:t>$view</w:t>
+      </w:r>
+      <w:r>
+        <w:rPr>
+          <w:rFonts w:ascii="Consolas" w:eastAsia="Times New Roman" w:hAnsi="Consolas" w:cs="Times New Roman"/>
+          <w:color w:val="D4D4D4"/>
+          <w:kern w:val="0"/>
+          <w:sz w:val="21"/>
+          <w:szCs w:val="21"/>
+          <w:lang w:eastAsia="en-ID"/>
+          <w14:ligatures w14:val="none"/>
+        </w:rPr>
+        <w:t xml:space="preserve"> . </w:t>
+      </w:r>
+      <w:r>
+        <w:rPr>
+          <w:rFonts w:ascii="Consolas" w:eastAsia="Times New Roman" w:hAnsi="Consolas" w:cs="Times New Roman"/>
+          <w:color w:val="CE9178"/>
+          <w:kern w:val="0"/>
+          <w:sz w:val="21"/>
+          <w:szCs w:val="21"/>
+          <w:lang w:eastAsia="en-ID"/>
+          <w14:ligatures w14:val="none"/>
+        </w:rPr>
+        <w:t>'.php'</w:t>
+      </w:r>
+      <w:r>
+        <w:rPr>
+          <w:rFonts w:ascii="Consolas" w:eastAsia="Times New Roman" w:hAnsi="Consolas" w:cs="Times New Roman"/>
+          <w:color w:val="D4D4D4"/>
+          <w:kern w:val="0"/>
+          <w:sz w:val="21"/>
+          <w:szCs w:val="21"/>
+          <w:lang w:eastAsia="en-ID"/>
+          <w14:ligatures w14:val="none"/>
+        </w:rPr>
+        <w:t>;</w:t>
+      </w:r>
+    </w:p>
+    <w:p>
+      <w:pPr>
+        <w:shd w:val="clear" w:color="auto" w:fill="1F1F1F"/>
+        <w:spacing w:after="0" w:line="285" w:lineRule="atLeast"/>
+        <w:rPr>
+          <w:rFonts w:ascii="Consolas" w:eastAsia="Times New Roman" w:hAnsi="Consolas" w:cs="Times New Roman"/>
+          <w:color w:val="CCCCCC"/>
+          <w:kern w:val="0"/>
+          <w:sz w:val="21"/>
+          <w:szCs w:val="21"/>
+          <w:lang w:eastAsia="en-ID"/>
+          <w14:ligatures w14:val="none"/>
+        </w:rPr>
+      </w:pPr>
+      <w:r>
+        <w:rPr>
+          <w:rFonts w:ascii="Consolas" w:eastAsia="Times New Roman" w:hAnsi="Consolas" w:cs="Times New Roman"/>
+          <w:color w:val="D4D4D4"/>
+          <w:kern w:val="0"/>
+          <w:sz w:val="21"/>
+          <w:szCs w:val="21"/>
+          <w:lang w:eastAsia="en-ID"/>
+          <w14:ligatures w14:val="none"/>
+        </w:rPr>
+        <w:t>  }</w:t>
+      </w:r>
+    </w:p>
+    <w:p>
+      <w:pPr>
+        <w:shd w:val="clear" w:color="auto" w:fill="1F1F1F"/>
+        <w:spacing w:after="0" w:line="285" w:lineRule="atLeast"/>
+        <w:rPr>
+          <w:rFonts w:ascii="Consolas" w:eastAsia="Times New Roman" w:hAnsi="Consolas" w:cs="Times New Roman"/>
+          <w:color w:val="CCCCCC"/>
+          <w:kern w:val="0"/>
+          <w:sz w:val="21"/>
+          <w:szCs w:val="21"/>
+          <w:lang w:eastAsia="en-ID"/>
+          <w14:ligatures w14:val="none"/>
+        </w:rPr>
+      </w:pPr>
+      <w:r>
+        <w:rPr>
+          <w:rFonts w:ascii="Consolas" w:eastAsia="Times New Roman" w:hAnsi="Consolas" w:cs="Times New Roman"/>
+          <w:color w:val="D4D4D4"/>
+          <w:kern w:val="0"/>
+          <w:sz w:val="21"/>
+          <w:szCs w:val="21"/>
+          <w:lang w:eastAsia="en-ID"/>
+          <w14:ligatures w14:val="none"/>
+        </w:rPr>
+        <w:t>}</w:t>
+      </w:r>
+    </w:p>
+    <w:p>
+      <w:pPr>
+        <w:spacing w:after="0"/>
+        <w:jc w:val="both"/>
+      </w:pPr>
+      <w:r>
+        <w:rPr>
+          <w:rFonts w:ascii="Times New Roman" w:hAnsi="Times New Roman" w:cs="Times New Roman"/>
+        </w:rPr>
+        <w:t xml:space="preserve">Kode ini memiliki arti untuk mengambil data dari /app/views/ bedasarkan data yang dikirim dari </w:t>
+      </w:r>
+      <w:r>
+        <w:rPr>
+          <w:rFonts w:ascii="Times New Roman" w:hAnsi="Times New Roman" w:cs="Times New Roman"/>
+          <w:b/>
+          <w:bCs/>
+        </w:rPr>
+        <w:t>app/controllers/$namaviews dan data dari app/controller/About.php</w:t>
+      </w:r>
     </w:p>
     <w:sectPr>
       <w:pgSz w:w="11906" w:h="16838"/>

--- a/MVC.docx
+++ b/MVC.docx
@@ -185,7 +185,7 @@
                     <pic:cNvPicPr/>
                   </pic:nvPicPr>
                   <pic:blipFill>
-                    <a:blip r:embed="rId5"/>
+                    <a:blip r:embed="rId6"/>
                     <a:stretch>
                       <a:fillRect/>
                     </a:stretch>
@@ -291,7 +291,7 @@
                     <pic:cNvPicPr/>
                   </pic:nvPicPr>
                   <pic:blipFill>
-                    <a:blip r:embed="rId6">
+                    <a:blip r:embed="rId7">
                       <a:extLst>
                         <a:ext uri="{28A0092B-C50C-407E-A947-70E740481C1C}">
                           <a14:useLocalDpi xmlns:a14="http://schemas.microsoft.com/office/drawing/2010/main" val="0"/>
@@ -847,7 +847,7 @@
         </w:rPr>
         <w:t xml:space="preserve">Ketika kita input </w:t>
       </w:r>
-      <w:hyperlink r:id="rId7" w:history="1">
+      <w:hyperlink r:id="rId8" w:history="1">
         <w:r>
           <w:rPr>
             <w:rStyle w:val="Hyperlink"/>
@@ -3506,7 +3506,7 @@
         <w:br w:type="textWrapping" w:clear="all"/>
         <w:t xml:space="preserve">Lalu kita akan ubah ketika kita tidak menuliskan </w:t>
       </w:r>
-      <w:hyperlink r:id="rId8" w:history="1">
+      <w:hyperlink r:id="rId9" w:history="1">
         <w:r>
           <w:rPr>
             <w:rStyle w:val="Hyperlink"/>
@@ -9894,7 +9894,7 @@
         </w:rPr>
         <w:t xml:space="preserve">Input : </w:t>
       </w:r>
-      <w:hyperlink r:id="rId9" w:history="1">
+      <w:hyperlink r:id="rId10" w:history="1">
         <w:r>
           <w:rPr>
             <w:rStyle w:val="Hyperlink"/>
@@ -11912,21 +11912,2350 @@
       <w:pPr>
         <w:spacing w:after="0"/>
         <w:jc w:val="both"/>
-      </w:pPr>
-      <w:r>
-        <w:rPr>
-          <w:rFonts w:ascii="Times New Roman" w:hAnsi="Times New Roman" w:cs="Times New Roman"/>
-        </w:rPr>
-        <w:t xml:space="preserve">Kode ini memiliki arti untuk mengambil data dari /app/views/ bedasarkan data yang dikirim dari </w:t>
-      </w:r>
-      <w:r>
         <w:rPr>
           <w:rFonts w:ascii="Times New Roman" w:hAnsi="Times New Roman" w:cs="Times New Roman"/>
           <w:b/>
           <w:bCs/>
         </w:rPr>
+      </w:pPr>
+      <w:r>
+        <w:rPr>
+          <w:rFonts w:ascii="Times New Roman" w:hAnsi="Times New Roman" w:cs="Times New Roman"/>
+        </w:rPr>
+        <w:t xml:space="preserve">Kode ini memiliki arti untuk mengambil data dari /app/views/ bedasarkan data yang dikirim dari </w:t>
+      </w:r>
+      <w:r>
+        <w:rPr>
+          <w:rFonts w:ascii="Times New Roman" w:hAnsi="Times New Roman" w:cs="Times New Roman"/>
+          <w:b/>
+          <w:bCs/>
+        </w:rPr>
         <w:t>app/controllers/$namaviews dan data dari app/controller/About.php</w:t>
       </w:r>
+    </w:p>
+    <w:p>
+      <w:pPr>
+        <w:spacing w:after="0"/>
+        <w:jc w:val="both"/>
+        <w:rPr>
+          <w:rFonts w:ascii="Times New Roman" w:hAnsi="Times New Roman" w:cs="Times New Roman"/>
+          <w:b/>
+          <w:bCs/>
+        </w:rPr>
+      </w:pPr>
+    </w:p>
+    <w:p>
+      <w:pPr>
+        <w:spacing w:after="0"/>
+        <w:jc w:val="both"/>
+        <w:rPr>
+          <w:rFonts w:ascii="Times New Roman" w:hAnsi="Times New Roman" w:cs="Times New Roman"/>
+          <w:b/>
+          <w:bCs/>
+        </w:rPr>
+      </w:pPr>
+      <w:r>
+        <w:rPr>
+          <w:rFonts w:ascii="Times New Roman" w:hAnsi="Times New Roman" w:cs="Times New Roman"/>
+          <w:b/>
+          <w:bCs/>
+        </w:rPr>
+        <w:t>Selanjutnya kita bisa penggil di views/about/index.php</w:t>
+      </w:r>
+    </w:p>
+    <w:p>
+      <w:pPr>
+        <w:shd w:val="clear" w:color="auto" w:fill="1F1F1F"/>
+        <w:spacing w:after="0" w:line="285" w:lineRule="atLeast"/>
+        <w:rPr>
+          <w:rFonts w:ascii="Consolas" w:eastAsia="Times New Roman" w:hAnsi="Consolas" w:cs="Times New Roman"/>
+          <w:color w:val="CCCCCC"/>
+          <w:kern w:val="0"/>
+          <w:sz w:val="21"/>
+          <w:szCs w:val="21"/>
+          <w:lang w:eastAsia="en-ID"/>
+          <w14:ligatures w14:val="none"/>
+        </w:rPr>
+      </w:pPr>
+      <w:r>
+        <w:rPr>
+          <w:rFonts w:ascii="Consolas" w:eastAsia="Times New Roman" w:hAnsi="Consolas" w:cs="Times New Roman"/>
+          <w:color w:val="CCCCCC"/>
+          <w:kern w:val="0"/>
+          <w:sz w:val="21"/>
+          <w:szCs w:val="21"/>
+          <w:lang w:eastAsia="en-ID"/>
+          <w14:ligatures w14:val="none"/>
+        </w:rPr>
+        <w:t xml:space="preserve">  </w:t>
+      </w:r>
+      <w:r>
+        <w:rPr>
+          <w:rFonts w:ascii="Consolas" w:eastAsia="Times New Roman" w:hAnsi="Consolas" w:cs="Times New Roman"/>
+          <w:color w:val="808080"/>
+          <w:kern w:val="0"/>
+          <w:sz w:val="21"/>
+          <w:szCs w:val="21"/>
+          <w:lang w:eastAsia="en-ID"/>
+          <w14:ligatures w14:val="none"/>
+        </w:rPr>
+        <w:t>&lt;</w:t>
+      </w:r>
+      <w:r>
+        <w:rPr>
+          <w:rFonts w:ascii="Consolas" w:eastAsia="Times New Roman" w:hAnsi="Consolas" w:cs="Times New Roman"/>
+          <w:color w:val="569CD6"/>
+          <w:kern w:val="0"/>
+          <w:sz w:val="21"/>
+          <w:szCs w:val="21"/>
+          <w:lang w:eastAsia="en-ID"/>
+          <w14:ligatures w14:val="none"/>
+        </w:rPr>
+        <w:t>p</w:t>
+      </w:r>
+      <w:r>
+        <w:rPr>
+          <w:rFonts w:ascii="Consolas" w:eastAsia="Times New Roman" w:hAnsi="Consolas" w:cs="Times New Roman"/>
+          <w:color w:val="808080"/>
+          <w:kern w:val="0"/>
+          <w:sz w:val="21"/>
+          <w:szCs w:val="21"/>
+          <w:lang w:eastAsia="en-ID"/>
+          <w14:ligatures w14:val="none"/>
+        </w:rPr>
+        <w:t>&gt;</w:t>
+      </w:r>
+      <w:r>
+        <w:rPr>
+          <w:rFonts w:ascii="Consolas" w:eastAsia="Times New Roman" w:hAnsi="Consolas" w:cs="Times New Roman"/>
+          <w:color w:val="CCCCCC"/>
+          <w:kern w:val="0"/>
+          <w:sz w:val="21"/>
+          <w:szCs w:val="21"/>
+          <w:lang w:eastAsia="en-ID"/>
+          <w14:ligatures w14:val="none"/>
+        </w:rPr>
+        <w:t xml:space="preserve">Halo nama gw </w:t>
+      </w:r>
+      <w:r>
+        <w:rPr>
+          <w:rFonts w:ascii="Consolas" w:eastAsia="Times New Roman" w:hAnsi="Consolas" w:cs="Times New Roman"/>
+          <w:color w:val="569CD6"/>
+          <w:kern w:val="0"/>
+          <w:sz w:val="21"/>
+          <w:szCs w:val="21"/>
+          <w:lang w:eastAsia="en-ID"/>
+          <w14:ligatures w14:val="none"/>
+        </w:rPr>
+        <w:t>&lt;?php</w:t>
+      </w:r>
+      <w:r>
+        <w:rPr>
+          <w:rFonts w:ascii="Consolas" w:eastAsia="Times New Roman" w:hAnsi="Consolas" w:cs="Times New Roman"/>
+          <w:color w:val="D4D4D4"/>
+          <w:kern w:val="0"/>
+          <w:sz w:val="21"/>
+          <w:szCs w:val="21"/>
+          <w:lang w:eastAsia="en-ID"/>
+          <w14:ligatures w14:val="none"/>
+        </w:rPr>
+        <w:t xml:space="preserve"> </w:t>
+      </w:r>
+      <w:r>
+        <w:rPr>
+          <w:rFonts w:ascii="Consolas" w:eastAsia="Times New Roman" w:hAnsi="Consolas" w:cs="Times New Roman"/>
+          <w:color w:val="DCDCAA"/>
+          <w:kern w:val="0"/>
+          <w:sz w:val="21"/>
+          <w:szCs w:val="21"/>
+          <w:lang w:eastAsia="en-ID"/>
+          <w14:ligatures w14:val="none"/>
+        </w:rPr>
+        <w:t>echo</w:t>
+      </w:r>
+      <w:r>
+        <w:rPr>
+          <w:rFonts w:ascii="Consolas" w:eastAsia="Times New Roman" w:hAnsi="Consolas" w:cs="Times New Roman"/>
+          <w:color w:val="D4D4D4"/>
+          <w:kern w:val="0"/>
+          <w:sz w:val="21"/>
+          <w:szCs w:val="21"/>
+          <w:lang w:eastAsia="en-ID"/>
+          <w14:ligatures w14:val="none"/>
+        </w:rPr>
+        <w:t xml:space="preserve"> </w:t>
+      </w:r>
+      <w:r>
+        <w:rPr>
+          <w:rFonts w:ascii="Consolas" w:eastAsia="Times New Roman" w:hAnsi="Consolas" w:cs="Times New Roman"/>
+          <w:color w:val="9CDCFE"/>
+          <w:kern w:val="0"/>
+          <w:sz w:val="21"/>
+          <w:szCs w:val="21"/>
+          <w:lang w:eastAsia="en-ID"/>
+          <w14:ligatures w14:val="none"/>
+        </w:rPr>
+        <w:t>$data</w:t>
+      </w:r>
+      <w:r>
+        <w:rPr>
+          <w:rFonts w:ascii="Consolas" w:eastAsia="Times New Roman" w:hAnsi="Consolas" w:cs="Times New Roman"/>
+          <w:color w:val="D4D4D4"/>
+          <w:kern w:val="0"/>
+          <w:sz w:val="21"/>
+          <w:szCs w:val="21"/>
+          <w:lang w:eastAsia="en-ID"/>
+          <w14:ligatures w14:val="none"/>
+        </w:rPr>
+        <w:t>[</w:t>
+      </w:r>
+      <w:r>
+        <w:rPr>
+          <w:rFonts w:ascii="Consolas" w:eastAsia="Times New Roman" w:hAnsi="Consolas" w:cs="Times New Roman"/>
+          <w:color w:val="CE9178"/>
+          <w:kern w:val="0"/>
+          <w:sz w:val="21"/>
+          <w:szCs w:val="21"/>
+          <w:lang w:eastAsia="en-ID"/>
+          <w14:ligatures w14:val="none"/>
+        </w:rPr>
+        <w:t>"nama"</w:t>
+      </w:r>
+      <w:r>
+        <w:rPr>
+          <w:rFonts w:ascii="Consolas" w:eastAsia="Times New Roman" w:hAnsi="Consolas" w:cs="Times New Roman"/>
+          <w:color w:val="D4D4D4"/>
+          <w:kern w:val="0"/>
+          <w:sz w:val="21"/>
+          <w:szCs w:val="21"/>
+          <w:lang w:eastAsia="en-ID"/>
+          <w14:ligatures w14:val="none"/>
+        </w:rPr>
+        <w:t>] ;</w:t>
+      </w:r>
+      <w:r>
+        <w:rPr>
+          <w:rFonts w:ascii="Consolas" w:eastAsia="Times New Roman" w:hAnsi="Consolas" w:cs="Times New Roman"/>
+          <w:color w:val="569CD6"/>
+          <w:kern w:val="0"/>
+          <w:sz w:val="21"/>
+          <w:szCs w:val="21"/>
+          <w:lang w:eastAsia="en-ID"/>
+          <w14:ligatures w14:val="none"/>
+        </w:rPr>
+        <w:t>?&gt;</w:t>
+      </w:r>
+      <w:r>
+        <w:rPr>
+          <w:rFonts w:ascii="Consolas" w:eastAsia="Times New Roman" w:hAnsi="Consolas" w:cs="Times New Roman"/>
+          <w:color w:val="CCCCCC"/>
+          <w:kern w:val="0"/>
+          <w:sz w:val="21"/>
+          <w:szCs w:val="21"/>
+          <w:lang w:eastAsia="en-ID"/>
+          <w14:ligatures w14:val="none"/>
+        </w:rPr>
+        <w:t xml:space="preserve"> gw bekerja sebagai </w:t>
+      </w:r>
+      <w:r>
+        <w:rPr>
+          <w:rFonts w:ascii="Consolas" w:eastAsia="Times New Roman" w:hAnsi="Consolas" w:cs="Times New Roman"/>
+          <w:color w:val="569CD6"/>
+          <w:kern w:val="0"/>
+          <w:sz w:val="21"/>
+          <w:szCs w:val="21"/>
+          <w:lang w:eastAsia="en-ID"/>
+          <w14:ligatures w14:val="none"/>
+        </w:rPr>
+        <w:t>&lt;?php</w:t>
+      </w:r>
+      <w:r>
+        <w:rPr>
+          <w:rFonts w:ascii="Consolas" w:eastAsia="Times New Roman" w:hAnsi="Consolas" w:cs="Times New Roman"/>
+          <w:color w:val="D4D4D4"/>
+          <w:kern w:val="0"/>
+          <w:sz w:val="21"/>
+          <w:szCs w:val="21"/>
+          <w:lang w:eastAsia="en-ID"/>
+          <w14:ligatures w14:val="none"/>
+        </w:rPr>
+        <w:t xml:space="preserve"> </w:t>
+      </w:r>
+      <w:r>
+        <w:rPr>
+          <w:rFonts w:ascii="Consolas" w:eastAsia="Times New Roman" w:hAnsi="Consolas" w:cs="Times New Roman"/>
+          <w:color w:val="DCDCAA"/>
+          <w:kern w:val="0"/>
+          <w:sz w:val="21"/>
+          <w:szCs w:val="21"/>
+          <w:lang w:eastAsia="en-ID"/>
+          <w14:ligatures w14:val="none"/>
+        </w:rPr>
+        <w:t>echo</w:t>
+      </w:r>
+      <w:r>
+        <w:rPr>
+          <w:rFonts w:ascii="Consolas" w:eastAsia="Times New Roman" w:hAnsi="Consolas" w:cs="Times New Roman"/>
+          <w:color w:val="D4D4D4"/>
+          <w:kern w:val="0"/>
+          <w:sz w:val="21"/>
+          <w:szCs w:val="21"/>
+          <w:lang w:eastAsia="en-ID"/>
+          <w14:ligatures w14:val="none"/>
+        </w:rPr>
+        <w:t xml:space="preserve"> </w:t>
+      </w:r>
+      <w:r>
+        <w:rPr>
+          <w:rFonts w:ascii="Consolas" w:eastAsia="Times New Roman" w:hAnsi="Consolas" w:cs="Times New Roman"/>
+          <w:color w:val="9CDCFE"/>
+          <w:kern w:val="0"/>
+          <w:sz w:val="21"/>
+          <w:szCs w:val="21"/>
+          <w:lang w:eastAsia="en-ID"/>
+          <w14:ligatures w14:val="none"/>
+        </w:rPr>
+        <w:t>$data</w:t>
+      </w:r>
+      <w:r>
+        <w:rPr>
+          <w:rFonts w:ascii="Consolas" w:eastAsia="Times New Roman" w:hAnsi="Consolas" w:cs="Times New Roman"/>
+          <w:color w:val="D4D4D4"/>
+          <w:kern w:val="0"/>
+          <w:sz w:val="21"/>
+          <w:szCs w:val="21"/>
+          <w:lang w:eastAsia="en-ID"/>
+          <w14:ligatures w14:val="none"/>
+        </w:rPr>
+        <w:t>[</w:t>
+      </w:r>
+      <w:r>
+        <w:rPr>
+          <w:rFonts w:ascii="Consolas" w:eastAsia="Times New Roman" w:hAnsi="Consolas" w:cs="Times New Roman"/>
+          <w:color w:val="CE9178"/>
+          <w:kern w:val="0"/>
+          <w:sz w:val="21"/>
+          <w:szCs w:val="21"/>
+          <w:lang w:eastAsia="en-ID"/>
+          <w14:ligatures w14:val="none"/>
+        </w:rPr>
+        <w:t>"pekerjaan"</w:t>
+      </w:r>
+      <w:r>
+        <w:rPr>
+          <w:rFonts w:ascii="Consolas" w:eastAsia="Times New Roman" w:hAnsi="Consolas" w:cs="Times New Roman"/>
+          <w:color w:val="D4D4D4"/>
+          <w:kern w:val="0"/>
+          <w:sz w:val="21"/>
+          <w:szCs w:val="21"/>
+          <w:lang w:eastAsia="en-ID"/>
+          <w14:ligatures w14:val="none"/>
+        </w:rPr>
+        <w:t xml:space="preserve">]; </w:t>
+      </w:r>
+      <w:r>
+        <w:rPr>
+          <w:rFonts w:ascii="Consolas" w:eastAsia="Times New Roman" w:hAnsi="Consolas" w:cs="Times New Roman"/>
+          <w:color w:val="569CD6"/>
+          <w:kern w:val="0"/>
+          <w:sz w:val="21"/>
+          <w:szCs w:val="21"/>
+          <w:lang w:eastAsia="en-ID"/>
+          <w14:ligatures w14:val="none"/>
+        </w:rPr>
+        <w:t>?&gt;</w:t>
+      </w:r>
+      <w:r>
+        <w:rPr>
+          <w:rFonts w:ascii="Consolas" w:eastAsia="Times New Roman" w:hAnsi="Consolas" w:cs="Times New Roman"/>
+          <w:color w:val="808080"/>
+          <w:kern w:val="0"/>
+          <w:sz w:val="21"/>
+          <w:szCs w:val="21"/>
+          <w:lang w:eastAsia="en-ID"/>
+          <w14:ligatures w14:val="none"/>
+        </w:rPr>
+        <w:t>&lt;/</w:t>
+      </w:r>
+      <w:r>
+        <w:rPr>
+          <w:rFonts w:ascii="Consolas" w:eastAsia="Times New Roman" w:hAnsi="Consolas" w:cs="Times New Roman"/>
+          <w:color w:val="569CD6"/>
+          <w:kern w:val="0"/>
+          <w:sz w:val="21"/>
+          <w:szCs w:val="21"/>
+          <w:lang w:eastAsia="en-ID"/>
+          <w14:ligatures w14:val="none"/>
+        </w:rPr>
+        <w:t>p</w:t>
+      </w:r>
+      <w:r>
+        <w:rPr>
+          <w:rFonts w:ascii="Consolas" w:eastAsia="Times New Roman" w:hAnsi="Consolas" w:cs="Times New Roman"/>
+          <w:color w:val="808080"/>
+          <w:kern w:val="0"/>
+          <w:sz w:val="21"/>
+          <w:szCs w:val="21"/>
+          <w:lang w:eastAsia="en-ID"/>
+          <w14:ligatures w14:val="none"/>
+        </w:rPr>
+        <w:t>&gt;</w:t>
+      </w:r>
+    </w:p>
+    <w:p>
+      <w:pPr>
+        <w:spacing w:after="0"/>
+        <w:jc w:val="both"/>
+        <w:rPr>
+          <w:rFonts w:ascii="Times New Roman" w:hAnsi="Times New Roman" w:cs="Times New Roman"/>
+          <w:b/>
+          <w:bCs/>
+        </w:rPr>
+      </w:pPr>
+      <w:r>
+        <w:rPr>
+          <w:rFonts w:ascii="Times New Roman" w:hAnsi="Times New Roman" w:cs="Times New Roman"/>
+          <w:b/>
+          <w:bCs/>
+        </w:rPr>
+        <w:lastRenderedPageBreak/>
+        <w:t xml:space="preserve">Memisahkan menjadi beberapa bagian: </w:t>
+      </w:r>
+    </w:p>
+    <w:p>
+      <w:pPr>
+        <w:spacing w:after="0"/>
+        <w:jc w:val="both"/>
+        <w:rPr>
+          <w:rFonts w:ascii="Times New Roman" w:hAnsi="Times New Roman" w:cs="Times New Roman"/>
+          <w:b/>
+          <w:bCs/>
+        </w:rPr>
+      </w:pPr>
+      <w:r>
+        <w:rPr>
+          <w:rFonts w:ascii="Times New Roman" w:hAnsi="Times New Roman" w:cs="Times New Roman"/>
+          <w:b/>
+          <w:bCs/>
+        </w:rPr>
+        <w:drawing>
+          <wp:inline distT="0" distB="0" distL="0" distR="0" wp14:anchorId="210047A7" wp14:editId="22C99EEC">
+            <wp:extent cx="2867425" cy="828791"/>
+            <wp:effectExtent l="0" t="0" r="0" b="9525"/>
+            <wp:docPr id="1501771868" name="Picture 1"/>
+            <wp:cNvGraphicFramePr>
+              <a:graphicFrameLocks xmlns:a="http://schemas.openxmlformats.org/drawingml/2006/main" noChangeAspect="1"/>
+            </wp:cNvGraphicFramePr>
+            <a:graphic xmlns:a="http://schemas.openxmlformats.org/drawingml/2006/main">
+              <a:graphicData uri="http://schemas.openxmlformats.org/drawingml/2006/picture">
+                <pic:pic xmlns:pic="http://schemas.openxmlformats.org/drawingml/2006/picture">
+                  <pic:nvPicPr>
+                    <pic:cNvPr id="1501771868" name=""/>
+                    <pic:cNvPicPr/>
+                  </pic:nvPicPr>
+                  <pic:blipFill>
+                    <a:blip r:embed="rId11"/>
+                    <a:stretch>
+                      <a:fillRect/>
+                    </a:stretch>
+                  </pic:blipFill>
+                  <pic:spPr>
+                    <a:xfrm>
+                      <a:off x="0" y="0"/>
+                      <a:ext cx="2867425" cy="828791"/>
+                    </a:xfrm>
+                    <a:prstGeom prst="rect">
+                      <a:avLst/>
+                    </a:prstGeom>
+                  </pic:spPr>
+                </pic:pic>
+              </a:graphicData>
+            </a:graphic>
+          </wp:inline>
+        </w:drawing>
+      </w:r>
+    </w:p>
+    <w:p>
+      <w:pPr>
+        <w:spacing w:after="0"/>
+        <w:jc w:val="both"/>
+        <w:rPr>
+          <w:rFonts w:ascii="Times New Roman" w:hAnsi="Times New Roman" w:cs="Times New Roman"/>
+          <w:b/>
+          <w:bCs/>
+        </w:rPr>
+      </w:pPr>
+      <w:r>
+        <w:rPr>
+          <w:rFonts w:ascii="Times New Roman" w:hAnsi="Times New Roman" w:cs="Times New Roman"/>
+          <w:b/>
+          <w:bCs/>
+        </w:rPr>
+        <w:t>Disiini kita meisahkan footer dan header :</w:t>
+      </w:r>
+    </w:p>
+    <w:p>
+      <w:pPr>
+        <w:spacing w:after="0"/>
+        <w:jc w:val="both"/>
+        <w:rPr>
+          <w:rFonts w:ascii="Times New Roman" w:hAnsi="Times New Roman" w:cs="Times New Roman"/>
+          <w:b/>
+          <w:bCs/>
+        </w:rPr>
+      </w:pPr>
+      <w:r>
+        <w:rPr>
+          <w:rFonts w:ascii="Times New Roman" w:hAnsi="Times New Roman" w:cs="Times New Roman"/>
+          <w:b/>
+          <w:bCs/>
+        </w:rPr>
+        <w:t>header.php</w:t>
+      </w:r>
+    </w:p>
+    <w:p>
+      <w:pPr>
+        <w:shd w:val="clear" w:color="auto" w:fill="1F1F1F"/>
+        <w:spacing w:after="0" w:line="285" w:lineRule="atLeast"/>
+        <w:rPr>
+          <w:rFonts w:ascii="Consolas" w:eastAsia="Times New Roman" w:hAnsi="Consolas" w:cs="Times New Roman"/>
+          <w:color w:val="CCCCCC"/>
+          <w:kern w:val="0"/>
+          <w:sz w:val="21"/>
+          <w:szCs w:val="21"/>
+          <w:lang w:eastAsia="en-ID"/>
+          <w14:ligatures w14:val="none"/>
+        </w:rPr>
+      </w:pPr>
+      <w:r>
+        <w:rPr>
+          <w:rFonts w:ascii="Consolas" w:eastAsia="Times New Roman" w:hAnsi="Consolas" w:cs="Times New Roman"/>
+          <w:color w:val="808080"/>
+          <w:kern w:val="0"/>
+          <w:sz w:val="21"/>
+          <w:szCs w:val="21"/>
+          <w:lang w:eastAsia="en-ID"/>
+          <w14:ligatures w14:val="none"/>
+        </w:rPr>
+        <w:t>&lt;!</w:t>
+      </w:r>
+      <w:r>
+        <w:rPr>
+          <w:rFonts w:ascii="Consolas" w:eastAsia="Times New Roman" w:hAnsi="Consolas" w:cs="Times New Roman"/>
+          <w:color w:val="569CD6"/>
+          <w:kern w:val="0"/>
+          <w:sz w:val="21"/>
+          <w:szCs w:val="21"/>
+          <w:lang w:eastAsia="en-ID"/>
+          <w14:ligatures w14:val="none"/>
+        </w:rPr>
+        <w:t>DOCTYPE</w:t>
+      </w:r>
+      <w:r>
+        <w:rPr>
+          <w:rFonts w:ascii="Consolas" w:eastAsia="Times New Roman" w:hAnsi="Consolas" w:cs="Times New Roman"/>
+          <w:color w:val="CCCCCC"/>
+          <w:kern w:val="0"/>
+          <w:sz w:val="21"/>
+          <w:szCs w:val="21"/>
+          <w:lang w:eastAsia="en-ID"/>
+          <w14:ligatures w14:val="none"/>
+        </w:rPr>
+        <w:t xml:space="preserve"> </w:t>
+      </w:r>
+      <w:r>
+        <w:rPr>
+          <w:rFonts w:ascii="Consolas" w:eastAsia="Times New Roman" w:hAnsi="Consolas" w:cs="Times New Roman"/>
+          <w:color w:val="9CDCFE"/>
+          <w:kern w:val="0"/>
+          <w:sz w:val="21"/>
+          <w:szCs w:val="21"/>
+          <w:lang w:eastAsia="en-ID"/>
+          <w14:ligatures w14:val="none"/>
+        </w:rPr>
+        <w:t>html</w:t>
+      </w:r>
+      <w:r>
+        <w:rPr>
+          <w:rFonts w:ascii="Consolas" w:eastAsia="Times New Roman" w:hAnsi="Consolas" w:cs="Times New Roman"/>
+          <w:color w:val="808080"/>
+          <w:kern w:val="0"/>
+          <w:sz w:val="21"/>
+          <w:szCs w:val="21"/>
+          <w:lang w:eastAsia="en-ID"/>
+          <w14:ligatures w14:val="none"/>
+        </w:rPr>
+        <w:t>&gt;</w:t>
+      </w:r>
+    </w:p>
+    <w:p>
+      <w:pPr>
+        <w:shd w:val="clear" w:color="auto" w:fill="1F1F1F"/>
+        <w:spacing w:after="0" w:line="285" w:lineRule="atLeast"/>
+        <w:rPr>
+          <w:rFonts w:ascii="Consolas" w:eastAsia="Times New Roman" w:hAnsi="Consolas" w:cs="Times New Roman"/>
+          <w:color w:val="CCCCCC"/>
+          <w:kern w:val="0"/>
+          <w:sz w:val="21"/>
+          <w:szCs w:val="21"/>
+          <w:lang w:eastAsia="en-ID"/>
+          <w14:ligatures w14:val="none"/>
+        </w:rPr>
+      </w:pPr>
+      <w:r>
+        <w:rPr>
+          <w:rFonts w:ascii="Consolas" w:eastAsia="Times New Roman" w:hAnsi="Consolas" w:cs="Times New Roman"/>
+          <w:color w:val="808080"/>
+          <w:kern w:val="0"/>
+          <w:sz w:val="21"/>
+          <w:szCs w:val="21"/>
+          <w:lang w:eastAsia="en-ID"/>
+          <w14:ligatures w14:val="none"/>
+        </w:rPr>
+        <w:t>&lt;</w:t>
+      </w:r>
+      <w:r>
+        <w:rPr>
+          <w:rFonts w:ascii="Consolas" w:eastAsia="Times New Roman" w:hAnsi="Consolas" w:cs="Times New Roman"/>
+          <w:color w:val="569CD6"/>
+          <w:kern w:val="0"/>
+          <w:sz w:val="21"/>
+          <w:szCs w:val="21"/>
+          <w:lang w:eastAsia="en-ID"/>
+          <w14:ligatures w14:val="none"/>
+        </w:rPr>
+        <w:t>html</w:t>
+      </w:r>
+      <w:r>
+        <w:rPr>
+          <w:rFonts w:ascii="Consolas" w:eastAsia="Times New Roman" w:hAnsi="Consolas" w:cs="Times New Roman"/>
+          <w:color w:val="CCCCCC"/>
+          <w:kern w:val="0"/>
+          <w:sz w:val="21"/>
+          <w:szCs w:val="21"/>
+          <w:lang w:eastAsia="en-ID"/>
+          <w14:ligatures w14:val="none"/>
+        </w:rPr>
+        <w:t xml:space="preserve"> </w:t>
+      </w:r>
+      <w:r>
+        <w:rPr>
+          <w:rFonts w:ascii="Consolas" w:eastAsia="Times New Roman" w:hAnsi="Consolas" w:cs="Times New Roman"/>
+          <w:color w:val="9CDCFE"/>
+          <w:kern w:val="0"/>
+          <w:sz w:val="21"/>
+          <w:szCs w:val="21"/>
+          <w:lang w:eastAsia="en-ID"/>
+          <w14:ligatures w14:val="none"/>
+        </w:rPr>
+        <w:t>lang</w:t>
+      </w:r>
+      <w:r>
+        <w:rPr>
+          <w:rFonts w:ascii="Consolas" w:eastAsia="Times New Roman" w:hAnsi="Consolas" w:cs="Times New Roman"/>
+          <w:color w:val="CCCCCC"/>
+          <w:kern w:val="0"/>
+          <w:sz w:val="21"/>
+          <w:szCs w:val="21"/>
+          <w:lang w:eastAsia="en-ID"/>
+          <w14:ligatures w14:val="none"/>
+        </w:rPr>
+        <w:t>=</w:t>
+      </w:r>
+      <w:r>
+        <w:rPr>
+          <w:rFonts w:ascii="Consolas" w:eastAsia="Times New Roman" w:hAnsi="Consolas" w:cs="Times New Roman"/>
+          <w:color w:val="CE9178"/>
+          <w:kern w:val="0"/>
+          <w:sz w:val="21"/>
+          <w:szCs w:val="21"/>
+          <w:lang w:eastAsia="en-ID"/>
+          <w14:ligatures w14:val="none"/>
+        </w:rPr>
+        <w:t>"en"</w:t>
+      </w:r>
+      <w:r>
+        <w:rPr>
+          <w:rFonts w:ascii="Consolas" w:eastAsia="Times New Roman" w:hAnsi="Consolas" w:cs="Times New Roman"/>
+          <w:color w:val="808080"/>
+          <w:kern w:val="0"/>
+          <w:sz w:val="21"/>
+          <w:szCs w:val="21"/>
+          <w:lang w:eastAsia="en-ID"/>
+          <w14:ligatures w14:val="none"/>
+        </w:rPr>
+        <w:t>&gt;</w:t>
+      </w:r>
+    </w:p>
+    <w:p>
+      <w:pPr>
+        <w:shd w:val="clear" w:color="auto" w:fill="1F1F1F"/>
+        <w:spacing w:after="0" w:line="285" w:lineRule="atLeast"/>
+        <w:rPr>
+          <w:rFonts w:ascii="Consolas" w:eastAsia="Times New Roman" w:hAnsi="Consolas" w:cs="Times New Roman"/>
+          <w:color w:val="CCCCCC"/>
+          <w:kern w:val="0"/>
+          <w:sz w:val="21"/>
+          <w:szCs w:val="21"/>
+          <w:lang w:eastAsia="en-ID"/>
+          <w14:ligatures w14:val="none"/>
+        </w:rPr>
+      </w:pPr>
+    </w:p>
+    <w:p>
+      <w:pPr>
+        <w:shd w:val="clear" w:color="auto" w:fill="1F1F1F"/>
+        <w:spacing w:after="0" w:line="285" w:lineRule="atLeast"/>
+        <w:rPr>
+          <w:rFonts w:ascii="Consolas" w:eastAsia="Times New Roman" w:hAnsi="Consolas" w:cs="Times New Roman"/>
+          <w:color w:val="CCCCCC"/>
+          <w:kern w:val="0"/>
+          <w:sz w:val="21"/>
+          <w:szCs w:val="21"/>
+          <w:lang w:eastAsia="en-ID"/>
+          <w14:ligatures w14:val="none"/>
+        </w:rPr>
+      </w:pPr>
+      <w:r>
+        <w:rPr>
+          <w:rFonts w:ascii="Consolas" w:eastAsia="Times New Roman" w:hAnsi="Consolas" w:cs="Times New Roman"/>
+          <w:color w:val="808080"/>
+          <w:kern w:val="0"/>
+          <w:sz w:val="21"/>
+          <w:szCs w:val="21"/>
+          <w:lang w:eastAsia="en-ID"/>
+          <w14:ligatures w14:val="none"/>
+        </w:rPr>
+        <w:t>&lt;</w:t>
+      </w:r>
+      <w:r>
+        <w:rPr>
+          <w:rFonts w:ascii="Consolas" w:eastAsia="Times New Roman" w:hAnsi="Consolas" w:cs="Times New Roman"/>
+          <w:color w:val="569CD6"/>
+          <w:kern w:val="0"/>
+          <w:sz w:val="21"/>
+          <w:szCs w:val="21"/>
+          <w:lang w:eastAsia="en-ID"/>
+          <w14:ligatures w14:val="none"/>
+        </w:rPr>
+        <w:t>head</w:t>
+      </w:r>
+      <w:r>
+        <w:rPr>
+          <w:rFonts w:ascii="Consolas" w:eastAsia="Times New Roman" w:hAnsi="Consolas" w:cs="Times New Roman"/>
+          <w:color w:val="808080"/>
+          <w:kern w:val="0"/>
+          <w:sz w:val="21"/>
+          <w:szCs w:val="21"/>
+          <w:lang w:eastAsia="en-ID"/>
+          <w14:ligatures w14:val="none"/>
+        </w:rPr>
+        <w:t>&gt;</w:t>
+      </w:r>
+    </w:p>
+    <w:p>
+      <w:pPr>
+        <w:shd w:val="clear" w:color="auto" w:fill="1F1F1F"/>
+        <w:spacing w:after="0" w:line="285" w:lineRule="atLeast"/>
+        <w:rPr>
+          <w:rFonts w:ascii="Consolas" w:eastAsia="Times New Roman" w:hAnsi="Consolas" w:cs="Times New Roman"/>
+          <w:color w:val="CCCCCC"/>
+          <w:kern w:val="0"/>
+          <w:sz w:val="21"/>
+          <w:szCs w:val="21"/>
+          <w:lang w:eastAsia="en-ID"/>
+          <w14:ligatures w14:val="none"/>
+        </w:rPr>
+      </w:pPr>
+      <w:r>
+        <w:rPr>
+          <w:rFonts w:ascii="Consolas" w:eastAsia="Times New Roman" w:hAnsi="Consolas" w:cs="Times New Roman"/>
+          <w:color w:val="CCCCCC"/>
+          <w:kern w:val="0"/>
+          <w:sz w:val="21"/>
+          <w:szCs w:val="21"/>
+          <w:lang w:eastAsia="en-ID"/>
+          <w14:ligatures w14:val="none"/>
+        </w:rPr>
+        <w:t xml:space="preserve">  </w:t>
+      </w:r>
+      <w:r>
+        <w:rPr>
+          <w:rFonts w:ascii="Consolas" w:eastAsia="Times New Roman" w:hAnsi="Consolas" w:cs="Times New Roman"/>
+          <w:color w:val="808080"/>
+          <w:kern w:val="0"/>
+          <w:sz w:val="21"/>
+          <w:szCs w:val="21"/>
+          <w:lang w:eastAsia="en-ID"/>
+          <w14:ligatures w14:val="none"/>
+        </w:rPr>
+        <w:t>&lt;</w:t>
+      </w:r>
+      <w:r>
+        <w:rPr>
+          <w:rFonts w:ascii="Consolas" w:eastAsia="Times New Roman" w:hAnsi="Consolas" w:cs="Times New Roman"/>
+          <w:color w:val="569CD6"/>
+          <w:kern w:val="0"/>
+          <w:sz w:val="21"/>
+          <w:szCs w:val="21"/>
+          <w:lang w:eastAsia="en-ID"/>
+          <w14:ligatures w14:val="none"/>
+        </w:rPr>
+        <w:t>meta</w:t>
+      </w:r>
+      <w:r>
+        <w:rPr>
+          <w:rFonts w:ascii="Consolas" w:eastAsia="Times New Roman" w:hAnsi="Consolas" w:cs="Times New Roman"/>
+          <w:color w:val="CCCCCC"/>
+          <w:kern w:val="0"/>
+          <w:sz w:val="21"/>
+          <w:szCs w:val="21"/>
+          <w:lang w:eastAsia="en-ID"/>
+          <w14:ligatures w14:val="none"/>
+        </w:rPr>
+        <w:t xml:space="preserve"> </w:t>
+      </w:r>
+      <w:r>
+        <w:rPr>
+          <w:rFonts w:ascii="Consolas" w:eastAsia="Times New Roman" w:hAnsi="Consolas" w:cs="Times New Roman"/>
+          <w:color w:val="9CDCFE"/>
+          <w:kern w:val="0"/>
+          <w:sz w:val="21"/>
+          <w:szCs w:val="21"/>
+          <w:lang w:eastAsia="en-ID"/>
+          <w14:ligatures w14:val="none"/>
+        </w:rPr>
+        <w:t>charset</w:t>
+      </w:r>
+      <w:r>
+        <w:rPr>
+          <w:rFonts w:ascii="Consolas" w:eastAsia="Times New Roman" w:hAnsi="Consolas" w:cs="Times New Roman"/>
+          <w:color w:val="CCCCCC"/>
+          <w:kern w:val="0"/>
+          <w:sz w:val="21"/>
+          <w:szCs w:val="21"/>
+          <w:lang w:eastAsia="en-ID"/>
+          <w14:ligatures w14:val="none"/>
+        </w:rPr>
+        <w:t>=</w:t>
+      </w:r>
+      <w:r>
+        <w:rPr>
+          <w:rFonts w:ascii="Consolas" w:eastAsia="Times New Roman" w:hAnsi="Consolas" w:cs="Times New Roman"/>
+          <w:color w:val="CE9178"/>
+          <w:kern w:val="0"/>
+          <w:sz w:val="21"/>
+          <w:szCs w:val="21"/>
+          <w:lang w:eastAsia="en-ID"/>
+          <w14:ligatures w14:val="none"/>
+        </w:rPr>
+        <w:t>"UTF-8"</w:t>
+      </w:r>
+      <w:r>
+        <w:rPr>
+          <w:rFonts w:ascii="Consolas" w:eastAsia="Times New Roman" w:hAnsi="Consolas" w:cs="Times New Roman"/>
+          <w:color w:val="808080"/>
+          <w:kern w:val="0"/>
+          <w:sz w:val="21"/>
+          <w:szCs w:val="21"/>
+          <w:lang w:eastAsia="en-ID"/>
+          <w14:ligatures w14:val="none"/>
+        </w:rPr>
+        <w:t>&gt;</w:t>
+      </w:r>
+    </w:p>
+    <w:p>
+      <w:pPr>
+        <w:shd w:val="clear" w:color="auto" w:fill="1F1F1F"/>
+        <w:spacing w:after="0" w:line="285" w:lineRule="atLeast"/>
+        <w:rPr>
+          <w:rFonts w:ascii="Consolas" w:eastAsia="Times New Roman" w:hAnsi="Consolas" w:cs="Times New Roman"/>
+          <w:color w:val="CCCCCC"/>
+          <w:kern w:val="0"/>
+          <w:sz w:val="21"/>
+          <w:szCs w:val="21"/>
+          <w:lang w:eastAsia="en-ID"/>
+          <w14:ligatures w14:val="none"/>
+        </w:rPr>
+      </w:pPr>
+      <w:r>
+        <w:rPr>
+          <w:rFonts w:ascii="Consolas" w:eastAsia="Times New Roman" w:hAnsi="Consolas" w:cs="Times New Roman"/>
+          <w:color w:val="CCCCCC"/>
+          <w:kern w:val="0"/>
+          <w:sz w:val="21"/>
+          <w:szCs w:val="21"/>
+          <w:lang w:eastAsia="en-ID"/>
+          <w14:ligatures w14:val="none"/>
+        </w:rPr>
+        <w:t xml:space="preserve">  </w:t>
+      </w:r>
+      <w:r>
+        <w:rPr>
+          <w:rFonts w:ascii="Consolas" w:eastAsia="Times New Roman" w:hAnsi="Consolas" w:cs="Times New Roman"/>
+          <w:color w:val="808080"/>
+          <w:kern w:val="0"/>
+          <w:sz w:val="21"/>
+          <w:szCs w:val="21"/>
+          <w:lang w:eastAsia="en-ID"/>
+          <w14:ligatures w14:val="none"/>
+        </w:rPr>
+        <w:t>&lt;</w:t>
+      </w:r>
+      <w:r>
+        <w:rPr>
+          <w:rFonts w:ascii="Consolas" w:eastAsia="Times New Roman" w:hAnsi="Consolas" w:cs="Times New Roman"/>
+          <w:color w:val="569CD6"/>
+          <w:kern w:val="0"/>
+          <w:sz w:val="21"/>
+          <w:szCs w:val="21"/>
+          <w:lang w:eastAsia="en-ID"/>
+          <w14:ligatures w14:val="none"/>
+        </w:rPr>
+        <w:t>meta</w:t>
+      </w:r>
+      <w:r>
+        <w:rPr>
+          <w:rFonts w:ascii="Consolas" w:eastAsia="Times New Roman" w:hAnsi="Consolas" w:cs="Times New Roman"/>
+          <w:color w:val="CCCCCC"/>
+          <w:kern w:val="0"/>
+          <w:sz w:val="21"/>
+          <w:szCs w:val="21"/>
+          <w:lang w:eastAsia="en-ID"/>
+          <w14:ligatures w14:val="none"/>
+        </w:rPr>
+        <w:t xml:space="preserve"> </w:t>
+      </w:r>
+      <w:r>
+        <w:rPr>
+          <w:rFonts w:ascii="Consolas" w:eastAsia="Times New Roman" w:hAnsi="Consolas" w:cs="Times New Roman"/>
+          <w:color w:val="9CDCFE"/>
+          <w:kern w:val="0"/>
+          <w:sz w:val="21"/>
+          <w:szCs w:val="21"/>
+          <w:lang w:eastAsia="en-ID"/>
+          <w14:ligatures w14:val="none"/>
+        </w:rPr>
+        <w:t>name</w:t>
+      </w:r>
+      <w:r>
+        <w:rPr>
+          <w:rFonts w:ascii="Consolas" w:eastAsia="Times New Roman" w:hAnsi="Consolas" w:cs="Times New Roman"/>
+          <w:color w:val="CCCCCC"/>
+          <w:kern w:val="0"/>
+          <w:sz w:val="21"/>
+          <w:szCs w:val="21"/>
+          <w:lang w:eastAsia="en-ID"/>
+          <w14:ligatures w14:val="none"/>
+        </w:rPr>
+        <w:t>=</w:t>
+      </w:r>
+      <w:r>
+        <w:rPr>
+          <w:rFonts w:ascii="Consolas" w:eastAsia="Times New Roman" w:hAnsi="Consolas" w:cs="Times New Roman"/>
+          <w:color w:val="CE9178"/>
+          <w:kern w:val="0"/>
+          <w:sz w:val="21"/>
+          <w:szCs w:val="21"/>
+          <w:lang w:eastAsia="en-ID"/>
+          <w14:ligatures w14:val="none"/>
+        </w:rPr>
+        <w:t>"viewport"</w:t>
+      </w:r>
+      <w:r>
+        <w:rPr>
+          <w:rFonts w:ascii="Consolas" w:eastAsia="Times New Roman" w:hAnsi="Consolas" w:cs="Times New Roman"/>
+          <w:color w:val="CCCCCC"/>
+          <w:kern w:val="0"/>
+          <w:sz w:val="21"/>
+          <w:szCs w:val="21"/>
+          <w:lang w:eastAsia="en-ID"/>
+          <w14:ligatures w14:val="none"/>
+        </w:rPr>
+        <w:t xml:space="preserve"> </w:t>
+      </w:r>
+      <w:r>
+        <w:rPr>
+          <w:rFonts w:ascii="Consolas" w:eastAsia="Times New Roman" w:hAnsi="Consolas" w:cs="Times New Roman"/>
+          <w:color w:val="9CDCFE"/>
+          <w:kern w:val="0"/>
+          <w:sz w:val="21"/>
+          <w:szCs w:val="21"/>
+          <w:lang w:eastAsia="en-ID"/>
+          <w14:ligatures w14:val="none"/>
+        </w:rPr>
+        <w:t>content</w:t>
+      </w:r>
+      <w:r>
+        <w:rPr>
+          <w:rFonts w:ascii="Consolas" w:eastAsia="Times New Roman" w:hAnsi="Consolas" w:cs="Times New Roman"/>
+          <w:color w:val="CCCCCC"/>
+          <w:kern w:val="0"/>
+          <w:sz w:val="21"/>
+          <w:szCs w:val="21"/>
+          <w:lang w:eastAsia="en-ID"/>
+          <w14:ligatures w14:val="none"/>
+        </w:rPr>
+        <w:t>=</w:t>
+      </w:r>
+      <w:r>
+        <w:rPr>
+          <w:rFonts w:ascii="Consolas" w:eastAsia="Times New Roman" w:hAnsi="Consolas" w:cs="Times New Roman"/>
+          <w:color w:val="CE9178"/>
+          <w:kern w:val="0"/>
+          <w:sz w:val="21"/>
+          <w:szCs w:val="21"/>
+          <w:lang w:eastAsia="en-ID"/>
+          <w14:ligatures w14:val="none"/>
+        </w:rPr>
+        <w:t>"width=device-width, initial-scale=1.0"</w:t>
+      </w:r>
+      <w:r>
+        <w:rPr>
+          <w:rFonts w:ascii="Consolas" w:eastAsia="Times New Roman" w:hAnsi="Consolas" w:cs="Times New Roman"/>
+          <w:color w:val="808080"/>
+          <w:kern w:val="0"/>
+          <w:sz w:val="21"/>
+          <w:szCs w:val="21"/>
+          <w:lang w:eastAsia="en-ID"/>
+          <w14:ligatures w14:val="none"/>
+        </w:rPr>
+        <w:t>&gt;</w:t>
+      </w:r>
+    </w:p>
+    <w:p>
+      <w:pPr>
+        <w:shd w:val="clear" w:color="auto" w:fill="1F1F1F"/>
+        <w:spacing w:after="0" w:line="285" w:lineRule="atLeast"/>
+        <w:rPr>
+          <w:rFonts w:ascii="Consolas" w:eastAsia="Times New Roman" w:hAnsi="Consolas" w:cs="Times New Roman"/>
+          <w:color w:val="CCCCCC"/>
+          <w:kern w:val="0"/>
+          <w:sz w:val="21"/>
+          <w:szCs w:val="21"/>
+          <w:lang w:eastAsia="en-ID"/>
+          <w14:ligatures w14:val="none"/>
+        </w:rPr>
+      </w:pPr>
+      <w:r>
+        <w:rPr>
+          <w:rFonts w:ascii="Consolas" w:eastAsia="Times New Roman" w:hAnsi="Consolas" w:cs="Times New Roman"/>
+          <w:color w:val="CCCCCC"/>
+          <w:kern w:val="0"/>
+          <w:sz w:val="21"/>
+          <w:szCs w:val="21"/>
+          <w:lang w:eastAsia="en-ID"/>
+          <w14:ligatures w14:val="none"/>
+        </w:rPr>
+        <w:t xml:space="preserve">  </w:t>
+      </w:r>
+      <w:r>
+        <w:rPr>
+          <w:rFonts w:ascii="Consolas" w:eastAsia="Times New Roman" w:hAnsi="Consolas" w:cs="Times New Roman"/>
+          <w:color w:val="808080"/>
+          <w:kern w:val="0"/>
+          <w:sz w:val="21"/>
+          <w:szCs w:val="21"/>
+          <w:lang w:eastAsia="en-ID"/>
+          <w14:ligatures w14:val="none"/>
+        </w:rPr>
+        <w:t>&lt;</w:t>
+      </w:r>
+      <w:r>
+        <w:rPr>
+          <w:rFonts w:ascii="Consolas" w:eastAsia="Times New Roman" w:hAnsi="Consolas" w:cs="Times New Roman"/>
+          <w:color w:val="569CD6"/>
+          <w:kern w:val="0"/>
+          <w:sz w:val="21"/>
+          <w:szCs w:val="21"/>
+          <w:lang w:eastAsia="en-ID"/>
+          <w14:ligatures w14:val="none"/>
+        </w:rPr>
+        <w:t>title</w:t>
+      </w:r>
+      <w:r>
+        <w:rPr>
+          <w:rFonts w:ascii="Consolas" w:eastAsia="Times New Roman" w:hAnsi="Consolas" w:cs="Times New Roman"/>
+          <w:color w:val="808080"/>
+          <w:kern w:val="0"/>
+          <w:sz w:val="21"/>
+          <w:szCs w:val="21"/>
+          <w:lang w:eastAsia="en-ID"/>
+          <w14:ligatures w14:val="none"/>
+        </w:rPr>
+        <w:t>&gt;</w:t>
+      </w:r>
+      <w:r>
+        <w:rPr>
+          <w:rFonts w:ascii="Consolas" w:eastAsia="Times New Roman" w:hAnsi="Consolas" w:cs="Times New Roman"/>
+          <w:color w:val="CCCCCC"/>
+          <w:kern w:val="0"/>
+          <w:sz w:val="21"/>
+          <w:szCs w:val="21"/>
+          <w:lang w:eastAsia="en-ID"/>
+          <w14:ligatures w14:val="none"/>
+        </w:rPr>
+        <w:t xml:space="preserve">Halaman </w:t>
+      </w:r>
+      <w:r>
+        <w:rPr>
+          <w:rFonts w:ascii="Consolas" w:eastAsia="Times New Roman" w:hAnsi="Consolas" w:cs="Times New Roman"/>
+          <w:color w:val="569CD6"/>
+          <w:kern w:val="0"/>
+          <w:sz w:val="21"/>
+          <w:szCs w:val="21"/>
+          <w:lang w:eastAsia="en-ID"/>
+          <w14:ligatures w14:val="none"/>
+        </w:rPr>
+        <w:t>&lt;?php</w:t>
+      </w:r>
+      <w:r>
+        <w:rPr>
+          <w:rFonts w:ascii="Consolas" w:eastAsia="Times New Roman" w:hAnsi="Consolas" w:cs="Times New Roman"/>
+          <w:color w:val="D4D4D4"/>
+          <w:kern w:val="0"/>
+          <w:sz w:val="21"/>
+          <w:szCs w:val="21"/>
+          <w:lang w:eastAsia="en-ID"/>
+          <w14:ligatures w14:val="none"/>
+        </w:rPr>
+        <w:t xml:space="preserve"> </w:t>
+      </w:r>
+      <w:r>
+        <w:rPr>
+          <w:rFonts w:ascii="Consolas" w:eastAsia="Times New Roman" w:hAnsi="Consolas" w:cs="Times New Roman"/>
+          <w:color w:val="DCDCAA"/>
+          <w:kern w:val="0"/>
+          <w:sz w:val="21"/>
+          <w:szCs w:val="21"/>
+          <w:lang w:eastAsia="en-ID"/>
+          <w14:ligatures w14:val="none"/>
+        </w:rPr>
+        <w:t>echo</w:t>
+      </w:r>
+      <w:r>
+        <w:rPr>
+          <w:rFonts w:ascii="Consolas" w:eastAsia="Times New Roman" w:hAnsi="Consolas" w:cs="Times New Roman"/>
+          <w:color w:val="D4D4D4"/>
+          <w:kern w:val="0"/>
+          <w:sz w:val="21"/>
+          <w:szCs w:val="21"/>
+          <w:lang w:eastAsia="en-ID"/>
+          <w14:ligatures w14:val="none"/>
+        </w:rPr>
+        <w:t xml:space="preserve"> </w:t>
+      </w:r>
+      <w:r>
+        <w:rPr>
+          <w:rFonts w:ascii="Consolas" w:eastAsia="Times New Roman" w:hAnsi="Consolas" w:cs="Times New Roman"/>
+          <w:color w:val="9CDCFE"/>
+          <w:kern w:val="0"/>
+          <w:sz w:val="21"/>
+          <w:szCs w:val="21"/>
+          <w:lang w:eastAsia="en-ID"/>
+          <w14:ligatures w14:val="none"/>
+        </w:rPr>
+        <w:t>$data</w:t>
+      </w:r>
+      <w:r>
+        <w:rPr>
+          <w:rFonts w:ascii="Consolas" w:eastAsia="Times New Roman" w:hAnsi="Consolas" w:cs="Times New Roman"/>
+          <w:color w:val="D4D4D4"/>
+          <w:kern w:val="0"/>
+          <w:sz w:val="21"/>
+          <w:szCs w:val="21"/>
+          <w:lang w:eastAsia="en-ID"/>
+          <w14:ligatures w14:val="none"/>
+        </w:rPr>
+        <w:t>[</w:t>
+      </w:r>
+      <w:r>
+        <w:rPr>
+          <w:rFonts w:ascii="Consolas" w:eastAsia="Times New Roman" w:hAnsi="Consolas" w:cs="Times New Roman"/>
+          <w:color w:val="CE9178"/>
+          <w:kern w:val="0"/>
+          <w:sz w:val="21"/>
+          <w:szCs w:val="21"/>
+          <w:lang w:eastAsia="en-ID"/>
+          <w14:ligatures w14:val="none"/>
+        </w:rPr>
+        <w:t>'judul'</w:t>
+      </w:r>
+      <w:r>
+        <w:rPr>
+          <w:rFonts w:ascii="Consolas" w:eastAsia="Times New Roman" w:hAnsi="Consolas" w:cs="Times New Roman"/>
+          <w:color w:val="D4D4D4"/>
+          <w:kern w:val="0"/>
+          <w:sz w:val="21"/>
+          <w:szCs w:val="21"/>
+          <w:lang w:eastAsia="en-ID"/>
+          <w14:ligatures w14:val="none"/>
+        </w:rPr>
+        <w:t>];</w:t>
+      </w:r>
+      <w:r>
+        <w:rPr>
+          <w:rFonts w:ascii="Consolas" w:eastAsia="Times New Roman" w:hAnsi="Consolas" w:cs="Times New Roman"/>
+          <w:color w:val="569CD6"/>
+          <w:kern w:val="0"/>
+          <w:sz w:val="21"/>
+          <w:szCs w:val="21"/>
+          <w:lang w:eastAsia="en-ID"/>
+          <w14:ligatures w14:val="none"/>
+        </w:rPr>
+        <w:t>?&gt;</w:t>
+      </w:r>
+      <w:r>
+        <w:rPr>
+          <w:rFonts w:ascii="Consolas" w:eastAsia="Times New Roman" w:hAnsi="Consolas" w:cs="Times New Roman"/>
+          <w:color w:val="808080"/>
+          <w:kern w:val="0"/>
+          <w:sz w:val="21"/>
+          <w:szCs w:val="21"/>
+          <w:lang w:eastAsia="en-ID"/>
+          <w14:ligatures w14:val="none"/>
+        </w:rPr>
+        <w:t>&lt;/</w:t>
+      </w:r>
+      <w:r>
+        <w:rPr>
+          <w:rFonts w:ascii="Consolas" w:eastAsia="Times New Roman" w:hAnsi="Consolas" w:cs="Times New Roman"/>
+          <w:color w:val="569CD6"/>
+          <w:kern w:val="0"/>
+          <w:sz w:val="21"/>
+          <w:szCs w:val="21"/>
+          <w:lang w:eastAsia="en-ID"/>
+          <w14:ligatures w14:val="none"/>
+        </w:rPr>
+        <w:t>title</w:t>
+      </w:r>
+      <w:r>
+        <w:rPr>
+          <w:rFonts w:ascii="Consolas" w:eastAsia="Times New Roman" w:hAnsi="Consolas" w:cs="Times New Roman"/>
+          <w:color w:val="808080"/>
+          <w:kern w:val="0"/>
+          <w:sz w:val="21"/>
+          <w:szCs w:val="21"/>
+          <w:lang w:eastAsia="en-ID"/>
+          <w14:ligatures w14:val="none"/>
+        </w:rPr>
+        <w:t>&gt;</w:t>
+      </w:r>
+    </w:p>
+    <w:p>
+      <w:pPr>
+        <w:shd w:val="clear" w:color="auto" w:fill="1F1F1F"/>
+        <w:spacing w:after="0" w:line="285" w:lineRule="atLeast"/>
+        <w:rPr>
+          <w:rFonts w:ascii="Consolas" w:eastAsia="Times New Roman" w:hAnsi="Consolas" w:cs="Times New Roman"/>
+          <w:color w:val="CCCCCC"/>
+          <w:kern w:val="0"/>
+          <w:sz w:val="21"/>
+          <w:szCs w:val="21"/>
+          <w:lang w:eastAsia="en-ID"/>
+          <w14:ligatures w14:val="none"/>
+        </w:rPr>
+      </w:pPr>
+      <w:r>
+        <w:rPr>
+          <w:rFonts w:ascii="Consolas" w:eastAsia="Times New Roman" w:hAnsi="Consolas" w:cs="Times New Roman"/>
+          <w:color w:val="808080"/>
+          <w:kern w:val="0"/>
+          <w:sz w:val="21"/>
+          <w:szCs w:val="21"/>
+          <w:lang w:eastAsia="en-ID"/>
+          <w14:ligatures w14:val="none"/>
+        </w:rPr>
+        <w:t>&lt;/</w:t>
+      </w:r>
+      <w:r>
+        <w:rPr>
+          <w:rFonts w:ascii="Consolas" w:eastAsia="Times New Roman" w:hAnsi="Consolas" w:cs="Times New Roman"/>
+          <w:color w:val="569CD6"/>
+          <w:kern w:val="0"/>
+          <w:sz w:val="21"/>
+          <w:szCs w:val="21"/>
+          <w:lang w:eastAsia="en-ID"/>
+          <w14:ligatures w14:val="none"/>
+        </w:rPr>
+        <w:t>head</w:t>
+      </w:r>
+      <w:r>
+        <w:rPr>
+          <w:rFonts w:ascii="Consolas" w:eastAsia="Times New Roman" w:hAnsi="Consolas" w:cs="Times New Roman"/>
+          <w:color w:val="808080"/>
+          <w:kern w:val="0"/>
+          <w:sz w:val="21"/>
+          <w:szCs w:val="21"/>
+          <w:lang w:eastAsia="en-ID"/>
+          <w14:ligatures w14:val="none"/>
+        </w:rPr>
+        <w:t>&gt;</w:t>
+      </w:r>
+    </w:p>
+    <w:p>
+      <w:pPr>
+        <w:shd w:val="clear" w:color="auto" w:fill="1F1F1F"/>
+        <w:spacing w:after="0" w:line="285" w:lineRule="atLeast"/>
+        <w:rPr>
+          <w:rFonts w:ascii="Consolas" w:eastAsia="Times New Roman" w:hAnsi="Consolas" w:cs="Times New Roman"/>
+          <w:color w:val="CCCCCC"/>
+          <w:kern w:val="0"/>
+          <w:sz w:val="21"/>
+          <w:szCs w:val="21"/>
+          <w:lang w:eastAsia="en-ID"/>
+          <w14:ligatures w14:val="none"/>
+        </w:rPr>
+      </w:pPr>
+    </w:p>
+    <w:p>
+      <w:pPr>
+        <w:shd w:val="clear" w:color="auto" w:fill="1F1F1F"/>
+        <w:spacing w:after="0" w:line="285" w:lineRule="atLeast"/>
+        <w:rPr>
+          <w:rFonts w:ascii="Consolas" w:eastAsia="Times New Roman" w:hAnsi="Consolas" w:cs="Times New Roman"/>
+          <w:color w:val="CCCCCC"/>
+          <w:kern w:val="0"/>
+          <w:sz w:val="21"/>
+          <w:szCs w:val="21"/>
+          <w:lang w:eastAsia="en-ID"/>
+          <w14:ligatures w14:val="none"/>
+        </w:rPr>
+      </w:pPr>
+      <w:r>
+        <w:rPr>
+          <w:rFonts w:ascii="Consolas" w:eastAsia="Times New Roman" w:hAnsi="Consolas" w:cs="Times New Roman"/>
+          <w:color w:val="808080"/>
+          <w:kern w:val="0"/>
+          <w:sz w:val="21"/>
+          <w:szCs w:val="21"/>
+          <w:lang w:eastAsia="en-ID"/>
+          <w14:ligatures w14:val="none"/>
+        </w:rPr>
+        <w:t>&lt;</w:t>
+      </w:r>
+      <w:r>
+        <w:rPr>
+          <w:rFonts w:ascii="Consolas" w:eastAsia="Times New Roman" w:hAnsi="Consolas" w:cs="Times New Roman"/>
+          <w:color w:val="569CD6"/>
+          <w:kern w:val="0"/>
+          <w:sz w:val="21"/>
+          <w:szCs w:val="21"/>
+          <w:lang w:eastAsia="en-ID"/>
+          <w14:ligatures w14:val="none"/>
+        </w:rPr>
+        <w:t>body</w:t>
+      </w:r>
+      <w:r>
+        <w:rPr>
+          <w:rFonts w:ascii="Consolas" w:eastAsia="Times New Roman" w:hAnsi="Consolas" w:cs="Times New Roman"/>
+          <w:color w:val="808080"/>
+          <w:kern w:val="0"/>
+          <w:sz w:val="21"/>
+          <w:szCs w:val="21"/>
+          <w:lang w:eastAsia="en-ID"/>
+          <w14:ligatures w14:val="none"/>
+        </w:rPr>
+        <w:t>&gt;</w:t>
+      </w:r>
+    </w:p>
+    <w:p>
+      <w:pPr>
+        <w:spacing w:after="0"/>
+        <w:jc w:val="both"/>
+        <w:rPr>
+          <w:rFonts w:ascii="Times New Roman" w:hAnsi="Times New Roman" w:cs="Times New Roman"/>
+          <w:b/>
+          <w:bCs/>
+        </w:rPr>
+      </w:pPr>
+      <w:r>
+        <w:rPr>
+          <w:rFonts w:ascii="Times New Roman" w:hAnsi="Times New Roman" w:cs="Times New Roman"/>
+          <w:b/>
+          <w:bCs/>
+        </w:rPr>
+        <w:t>footer.php</w:t>
+      </w:r>
+    </w:p>
+    <w:p>
+      <w:pPr>
+        <w:shd w:val="clear" w:color="auto" w:fill="1F1F1F"/>
+        <w:spacing w:after="0" w:line="285" w:lineRule="atLeast"/>
+        <w:rPr>
+          <w:rFonts w:ascii="Consolas" w:eastAsia="Times New Roman" w:hAnsi="Consolas" w:cs="Times New Roman"/>
+          <w:color w:val="CCCCCC"/>
+          <w:kern w:val="0"/>
+          <w:sz w:val="21"/>
+          <w:szCs w:val="21"/>
+          <w:lang w:eastAsia="en-ID"/>
+          <w14:ligatures w14:val="none"/>
+        </w:rPr>
+      </w:pPr>
+      <w:r>
+        <w:rPr>
+          <w:rFonts w:ascii="Consolas" w:eastAsia="Times New Roman" w:hAnsi="Consolas" w:cs="Times New Roman"/>
+          <w:color w:val="808080"/>
+          <w:kern w:val="0"/>
+          <w:sz w:val="21"/>
+          <w:szCs w:val="21"/>
+          <w:lang w:eastAsia="en-ID"/>
+          <w14:ligatures w14:val="none"/>
+        </w:rPr>
+        <w:t>&lt;/</w:t>
+      </w:r>
+      <w:r>
+        <w:rPr>
+          <w:rFonts w:ascii="Consolas" w:eastAsia="Times New Roman" w:hAnsi="Consolas" w:cs="Times New Roman"/>
+          <w:color w:val="569CD6"/>
+          <w:kern w:val="0"/>
+          <w:sz w:val="21"/>
+          <w:szCs w:val="21"/>
+          <w:lang w:eastAsia="en-ID"/>
+          <w14:ligatures w14:val="none"/>
+        </w:rPr>
+        <w:t>body</w:t>
+      </w:r>
+      <w:r>
+        <w:rPr>
+          <w:rFonts w:ascii="Consolas" w:eastAsia="Times New Roman" w:hAnsi="Consolas" w:cs="Times New Roman"/>
+          <w:color w:val="808080"/>
+          <w:kern w:val="0"/>
+          <w:sz w:val="21"/>
+          <w:szCs w:val="21"/>
+          <w:lang w:eastAsia="en-ID"/>
+          <w14:ligatures w14:val="none"/>
+        </w:rPr>
+        <w:t>&gt;</w:t>
+      </w:r>
+    </w:p>
+    <w:p>
+      <w:pPr>
+        <w:shd w:val="clear" w:color="auto" w:fill="1F1F1F"/>
+        <w:spacing w:after="0" w:line="285" w:lineRule="atLeast"/>
+        <w:rPr>
+          <w:rFonts w:ascii="Consolas" w:eastAsia="Times New Roman" w:hAnsi="Consolas" w:cs="Times New Roman"/>
+          <w:color w:val="CCCCCC"/>
+          <w:kern w:val="0"/>
+          <w:sz w:val="21"/>
+          <w:szCs w:val="21"/>
+          <w:lang w:eastAsia="en-ID"/>
+          <w14:ligatures w14:val="none"/>
+        </w:rPr>
+      </w:pPr>
+    </w:p>
+    <w:p>
+      <w:pPr>
+        <w:shd w:val="clear" w:color="auto" w:fill="1F1F1F"/>
+        <w:spacing w:after="0" w:line="285" w:lineRule="atLeast"/>
+        <w:rPr>
+          <w:rFonts w:ascii="Consolas" w:eastAsia="Times New Roman" w:hAnsi="Consolas" w:cs="Times New Roman"/>
+          <w:color w:val="CCCCCC"/>
+          <w:kern w:val="0"/>
+          <w:sz w:val="21"/>
+          <w:szCs w:val="21"/>
+          <w:lang w:eastAsia="en-ID"/>
+          <w14:ligatures w14:val="none"/>
+        </w:rPr>
+      </w:pPr>
+      <w:r>
+        <w:rPr>
+          <w:rFonts w:ascii="Consolas" w:eastAsia="Times New Roman" w:hAnsi="Consolas" w:cs="Times New Roman"/>
+          <w:color w:val="808080"/>
+          <w:kern w:val="0"/>
+          <w:sz w:val="21"/>
+          <w:szCs w:val="21"/>
+          <w:lang w:eastAsia="en-ID"/>
+          <w14:ligatures w14:val="none"/>
+        </w:rPr>
+        <w:t>&lt;/</w:t>
+      </w:r>
+      <w:r>
+        <w:rPr>
+          <w:rFonts w:ascii="Consolas" w:eastAsia="Times New Roman" w:hAnsi="Consolas" w:cs="Times New Roman"/>
+          <w:color w:val="569CD6"/>
+          <w:kern w:val="0"/>
+          <w:sz w:val="21"/>
+          <w:szCs w:val="21"/>
+          <w:lang w:eastAsia="en-ID"/>
+          <w14:ligatures w14:val="none"/>
+        </w:rPr>
+        <w:t>html</w:t>
+      </w:r>
+      <w:r>
+        <w:rPr>
+          <w:rFonts w:ascii="Consolas" w:eastAsia="Times New Roman" w:hAnsi="Consolas" w:cs="Times New Roman"/>
+          <w:color w:val="808080"/>
+          <w:kern w:val="0"/>
+          <w:sz w:val="21"/>
+          <w:szCs w:val="21"/>
+          <w:lang w:eastAsia="en-ID"/>
+          <w14:ligatures w14:val="none"/>
+        </w:rPr>
+        <w:t>&gt;</w:t>
+      </w:r>
+    </w:p>
+    <w:p>
+      <w:pPr>
+        <w:spacing w:after="0"/>
+        <w:jc w:val="both"/>
+        <w:rPr>
+          <w:rFonts w:ascii="Times New Roman" w:hAnsi="Times New Roman" w:cs="Times New Roman"/>
+          <w:b/>
+          <w:bCs/>
+        </w:rPr>
+      </w:pPr>
+      <w:r>
+        <w:rPr>
+          <w:rFonts w:ascii="Times New Roman" w:hAnsi="Times New Roman" w:cs="Times New Roman"/>
+          <w:b/>
+          <w:bCs/>
+        </w:rPr>
+        <w:t xml:space="preserve">Lalu kita panggil , dan urutkannya seusai dengan struktur html di folder app/controllers, contoh :  </w:t>
+      </w:r>
+    </w:p>
+    <w:p>
+      <w:pPr>
+        <w:shd w:val="clear" w:color="auto" w:fill="1F1F1F"/>
+        <w:spacing w:after="0" w:line="285" w:lineRule="atLeast"/>
+        <w:rPr>
+          <w:rFonts w:ascii="Consolas" w:eastAsia="Times New Roman" w:hAnsi="Consolas" w:cs="Times New Roman"/>
+          <w:color w:val="CCCCCC"/>
+          <w:kern w:val="0"/>
+          <w:sz w:val="21"/>
+          <w:szCs w:val="21"/>
+          <w:lang w:eastAsia="en-ID"/>
+          <w14:ligatures w14:val="none"/>
+        </w:rPr>
+      </w:pPr>
+      <w:r>
+        <w:rPr>
+          <w:rFonts w:ascii="Consolas" w:eastAsia="Times New Roman" w:hAnsi="Consolas" w:cs="Times New Roman"/>
+          <w:color w:val="D4D4D4"/>
+          <w:kern w:val="0"/>
+          <w:sz w:val="21"/>
+          <w:szCs w:val="21"/>
+          <w:lang w:eastAsia="en-ID"/>
+          <w14:ligatures w14:val="none"/>
+        </w:rPr>
+        <w:t xml:space="preserve">    </w:t>
+      </w:r>
+      <w:r>
+        <w:rPr>
+          <w:rFonts w:ascii="Consolas" w:eastAsia="Times New Roman" w:hAnsi="Consolas" w:cs="Times New Roman"/>
+          <w:color w:val="9CDCFE"/>
+          <w:kern w:val="0"/>
+          <w:sz w:val="21"/>
+          <w:szCs w:val="21"/>
+          <w:lang w:eastAsia="en-ID"/>
+          <w14:ligatures w14:val="none"/>
+        </w:rPr>
+        <w:t>$data</w:t>
+      </w:r>
+      <w:r>
+        <w:rPr>
+          <w:rFonts w:ascii="Consolas" w:eastAsia="Times New Roman" w:hAnsi="Consolas" w:cs="Times New Roman"/>
+          <w:color w:val="D4D4D4"/>
+          <w:kern w:val="0"/>
+          <w:sz w:val="21"/>
+          <w:szCs w:val="21"/>
+          <w:lang w:eastAsia="en-ID"/>
+          <w14:ligatures w14:val="none"/>
+        </w:rPr>
+        <w:t>[</w:t>
+      </w:r>
+      <w:r>
+        <w:rPr>
+          <w:rFonts w:ascii="Consolas" w:eastAsia="Times New Roman" w:hAnsi="Consolas" w:cs="Times New Roman"/>
+          <w:color w:val="CE9178"/>
+          <w:kern w:val="0"/>
+          <w:sz w:val="21"/>
+          <w:szCs w:val="21"/>
+          <w:lang w:eastAsia="en-ID"/>
+          <w14:ligatures w14:val="none"/>
+        </w:rPr>
+        <w:t>'judul'</w:t>
+      </w:r>
+      <w:r>
+        <w:rPr>
+          <w:rFonts w:ascii="Consolas" w:eastAsia="Times New Roman" w:hAnsi="Consolas" w:cs="Times New Roman"/>
+          <w:color w:val="D4D4D4"/>
+          <w:kern w:val="0"/>
+          <w:sz w:val="21"/>
+          <w:szCs w:val="21"/>
+          <w:lang w:eastAsia="en-ID"/>
+          <w14:ligatures w14:val="none"/>
+        </w:rPr>
+        <w:t xml:space="preserve">] = </w:t>
+      </w:r>
+      <w:r>
+        <w:rPr>
+          <w:rFonts w:ascii="Consolas" w:eastAsia="Times New Roman" w:hAnsi="Consolas" w:cs="Times New Roman"/>
+          <w:color w:val="CE9178"/>
+          <w:kern w:val="0"/>
+          <w:sz w:val="21"/>
+          <w:szCs w:val="21"/>
+          <w:lang w:eastAsia="en-ID"/>
+          <w14:ligatures w14:val="none"/>
+        </w:rPr>
+        <w:t>'Home'</w:t>
+      </w:r>
+      <w:r>
+        <w:rPr>
+          <w:rFonts w:ascii="Consolas" w:eastAsia="Times New Roman" w:hAnsi="Consolas" w:cs="Times New Roman"/>
+          <w:color w:val="D4D4D4"/>
+          <w:kern w:val="0"/>
+          <w:sz w:val="21"/>
+          <w:szCs w:val="21"/>
+          <w:lang w:eastAsia="en-ID"/>
+          <w14:ligatures w14:val="none"/>
+        </w:rPr>
+        <w:t>;</w:t>
+      </w:r>
+    </w:p>
+    <w:p>
+      <w:pPr>
+        <w:shd w:val="clear" w:color="auto" w:fill="1F1F1F"/>
+        <w:spacing w:after="0" w:line="285" w:lineRule="atLeast"/>
+        <w:rPr>
+          <w:rFonts w:ascii="Consolas" w:eastAsia="Times New Roman" w:hAnsi="Consolas" w:cs="Times New Roman"/>
+          <w:color w:val="CCCCCC"/>
+          <w:kern w:val="0"/>
+          <w:sz w:val="21"/>
+          <w:szCs w:val="21"/>
+          <w:lang w:eastAsia="en-ID"/>
+          <w14:ligatures w14:val="none"/>
+        </w:rPr>
+      </w:pPr>
+      <w:r>
+        <w:rPr>
+          <w:rFonts w:ascii="Consolas" w:eastAsia="Times New Roman" w:hAnsi="Consolas" w:cs="Times New Roman"/>
+          <w:color w:val="D4D4D4"/>
+          <w:kern w:val="0"/>
+          <w:sz w:val="21"/>
+          <w:szCs w:val="21"/>
+          <w:lang w:eastAsia="en-ID"/>
+          <w14:ligatures w14:val="none"/>
+        </w:rPr>
+        <w:t xml:space="preserve">    </w:t>
+      </w:r>
+      <w:r>
+        <w:rPr>
+          <w:rFonts w:ascii="Consolas" w:eastAsia="Times New Roman" w:hAnsi="Consolas" w:cs="Times New Roman"/>
+          <w:color w:val="569CD6"/>
+          <w:kern w:val="0"/>
+          <w:sz w:val="21"/>
+          <w:szCs w:val="21"/>
+          <w:lang w:eastAsia="en-ID"/>
+          <w14:ligatures w14:val="none"/>
+        </w:rPr>
+        <w:t>$this</w:t>
+      </w:r>
+      <w:r>
+        <w:rPr>
+          <w:rFonts w:ascii="Consolas" w:eastAsia="Times New Roman" w:hAnsi="Consolas" w:cs="Times New Roman"/>
+          <w:color w:val="D4D4D4"/>
+          <w:kern w:val="0"/>
+          <w:sz w:val="21"/>
+          <w:szCs w:val="21"/>
+          <w:lang w:eastAsia="en-ID"/>
+          <w14:ligatures w14:val="none"/>
+        </w:rPr>
+        <w:t>-&gt;</w:t>
+      </w:r>
+      <w:r>
+        <w:rPr>
+          <w:rFonts w:ascii="Consolas" w:eastAsia="Times New Roman" w:hAnsi="Consolas" w:cs="Times New Roman"/>
+          <w:color w:val="DCDCAA"/>
+          <w:kern w:val="0"/>
+          <w:sz w:val="21"/>
+          <w:szCs w:val="21"/>
+          <w:lang w:eastAsia="en-ID"/>
+          <w14:ligatures w14:val="none"/>
+        </w:rPr>
+        <w:t>view</w:t>
+      </w:r>
+      <w:r>
+        <w:rPr>
+          <w:rFonts w:ascii="Consolas" w:eastAsia="Times New Roman" w:hAnsi="Consolas" w:cs="Times New Roman"/>
+          <w:color w:val="D4D4D4"/>
+          <w:kern w:val="0"/>
+          <w:sz w:val="21"/>
+          <w:szCs w:val="21"/>
+          <w:lang w:eastAsia="en-ID"/>
+          <w14:ligatures w14:val="none"/>
+        </w:rPr>
+        <w:t>(</w:t>
+      </w:r>
+      <w:r>
+        <w:rPr>
+          <w:rFonts w:ascii="Consolas" w:eastAsia="Times New Roman" w:hAnsi="Consolas" w:cs="Times New Roman"/>
+          <w:color w:val="CE9178"/>
+          <w:kern w:val="0"/>
+          <w:sz w:val="21"/>
+          <w:szCs w:val="21"/>
+          <w:lang w:eastAsia="en-ID"/>
+          <w14:ligatures w14:val="none"/>
+        </w:rPr>
+        <w:t>'templates/header'</w:t>
+      </w:r>
+      <w:r>
+        <w:rPr>
+          <w:rFonts w:ascii="Consolas" w:eastAsia="Times New Roman" w:hAnsi="Consolas" w:cs="Times New Roman"/>
+          <w:color w:val="D4D4D4"/>
+          <w:kern w:val="0"/>
+          <w:sz w:val="21"/>
+          <w:szCs w:val="21"/>
+          <w:lang w:eastAsia="en-ID"/>
+          <w14:ligatures w14:val="none"/>
+        </w:rPr>
+        <w:t xml:space="preserve">, </w:t>
+      </w:r>
+      <w:r>
+        <w:rPr>
+          <w:rFonts w:ascii="Consolas" w:eastAsia="Times New Roman" w:hAnsi="Consolas" w:cs="Times New Roman"/>
+          <w:color w:val="9CDCFE"/>
+          <w:kern w:val="0"/>
+          <w:sz w:val="21"/>
+          <w:szCs w:val="21"/>
+          <w:lang w:eastAsia="en-ID"/>
+          <w14:ligatures w14:val="none"/>
+        </w:rPr>
+        <w:t>$data</w:t>
+      </w:r>
+      <w:r>
+        <w:rPr>
+          <w:rFonts w:ascii="Consolas" w:eastAsia="Times New Roman" w:hAnsi="Consolas" w:cs="Times New Roman"/>
+          <w:color w:val="D4D4D4"/>
+          <w:kern w:val="0"/>
+          <w:sz w:val="21"/>
+          <w:szCs w:val="21"/>
+          <w:lang w:eastAsia="en-ID"/>
+          <w14:ligatures w14:val="none"/>
+        </w:rPr>
+        <w:t>);</w:t>
+      </w:r>
+    </w:p>
+    <w:p>
+      <w:pPr>
+        <w:shd w:val="clear" w:color="auto" w:fill="1F1F1F"/>
+        <w:spacing w:after="0" w:line="285" w:lineRule="atLeast"/>
+        <w:rPr>
+          <w:rFonts w:ascii="Consolas" w:eastAsia="Times New Roman" w:hAnsi="Consolas" w:cs="Times New Roman"/>
+          <w:color w:val="CCCCCC"/>
+          <w:kern w:val="0"/>
+          <w:sz w:val="21"/>
+          <w:szCs w:val="21"/>
+          <w:lang w:eastAsia="en-ID"/>
+          <w14:ligatures w14:val="none"/>
+        </w:rPr>
+      </w:pPr>
+      <w:r>
+        <w:rPr>
+          <w:rFonts w:ascii="Consolas" w:eastAsia="Times New Roman" w:hAnsi="Consolas" w:cs="Times New Roman"/>
+          <w:color w:val="D4D4D4"/>
+          <w:kern w:val="0"/>
+          <w:sz w:val="21"/>
+          <w:szCs w:val="21"/>
+          <w:lang w:eastAsia="en-ID"/>
+          <w14:ligatures w14:val="none"/>
+        </w:rPr>
+        <w:t xml:space="preserve">    </w:t>
+      </w:r>
+      <w:r>
+        <w:rPr>
+          <w:rFonts w:ascii="Consolas" w:eastAsia="Times New Roman" w:hAnsi="Consolas" w:cs="Times New Roman"/>
+          <w:color w:val="569CD6"/>
+          <w:kern w:val="0"/>
+          <w:sz w:val="21"/>
+          <w:szCs w:val="21"/>
+          <w:lang w:eastAsia="en-ID"/>
+          <w14:ligatures w14:val="none"/>
+        </w:rPr>
+        <w:t>$this</w:t>
+      </w:r>
+      <w:r>
+        <w:rPr>
+          <w:rFonts w:ascii="Consolas" w:eastAsia="Times New Roman" w:hAnsi="Consolas" w:cs="Times New Roman"/>
+          <w:color w:val="D4D4D4"/>
+          <w:kern w:val="0"/>
+          <w:sz w:val="21"/>
+          <w:szCs w:val="21"/>
+          <w:lang w:eastAsia="en-ID"/>
+          <w14:ligatures w14:val="none"/>
+        </w:rPr>
+        <w:t>-&gt;</w:t>
+      </w:r>
+      <w:r>
+        <w:rPr>
+          <w:rFonts w:ascii="Consolas" w:eastAsia="Times New Roman" w:hAnsi="Consolas" w:cs="Times New Roman"/>
+          <w:color w:val="DCDCAA"/>
+          <w:kern w:val="0"/>
+          <w:sz w:val="21"/>
+          <w:szCs w:val="21"/>
+          <w:lang w:eastAsia="en-ID"/>
+          <w14:ligatures w14:val="none"/>
+        </w:rPr>
+        <w:t>view</w:t>
+      </w:r>
+      <w:r>
+        <w:rPr>
+          <w:rFonts w:ascii="Consolas" w:eastAsia="Times New Roman" w:hAnsi="Consolas" w:cs="Times New Roman"/>
+          <w:color w:val="D4D4D4"/>
+          <w:kern w:val="0"/>
+          <w:sz w:val="21"/>
+          <w:szCs w:val="21"/>
+          <w:lang w:eastAsia="en-ID"/>
+          <w14:ligatures w14:val="none"/>
+        </w:rPr>
+        <w:t>(</w:t>
+      </w:r>
+      <w:r>
+        <w:rPr>
+          <w:rFonts w:ascii="Consolas" w:eastAsia="Times New Roman" w:hAnsi="Consolas" w:cs="Times New Roman"/>
+          <w:color w:val="CE9178"/>
+          <w:kern w:val="0"/>
+          <w:sz w:val="21"/>
+          <w:szCs w:val="21"/>
+          <w:lang w:eastAsia="en-ID"/>
+          <w14:ligatures w14:val="none"/>
+        </w:rPr>
+        <w:t>'home/index'</w:t>
+      </w:r>
+      <w:r>
+        <w:rPr>
+          <w:rFonts w:ascii="Consolas" w:eastAsia="Times New Roman" w:hAnsi="Consolas" w:cs="Times New Roman"/>
+          <w:color w:val="D4D4D4"/>
+          <w:kern w:val="0"/>
+          <w:sz w:val="21"/>
+          <w:szCs w:val="21"/>
+          <w:lang w:eastAsia="en-ID"/>
+          <w14:ligatures w14:val="none"/>
+        </w:rPr>
+        <w:t>);</w:t>
+      </w:r>
+    </w:p>
+    <w:p>
+      <w:pPr>
+        <w:shd w:val="clear" w:color="auto" w:fill="1F1F1F"/>
+        <w:spacing w:after="0" w:line="285" w:lineRule="atLeast"/>
+        <w:rPr>
+          <w:rFonts w:ascii="Consolas" w:eastAsia="Times New Roman" w:hAnsi="Consolas" w:cs="Times New Roman"/>
+          <w:color w:val="CCCCCC"/>
+          <w:kern w:val="0"/>
+          <w:sz w:val="21"/>
+          <w:szCs w:val="21"/>
+          <w:lang w:eastAsia="en-ID"/>
+          <w14:ligatures w14:val="none"/>
+        </w:rPr>
+      </w:pPr>
+      <w:r>
+        <w:rPr>
+          <w:rFonts w:ascii="Consolas" w:eastAsia="Times New Roman" w:hAnsi="Consolas" w:cs="Times New Roman"/>
+          <w:color w:val="D4D4D4"/>
+          <w:kern w:val="0"/>
+          <w:sz w:val="21"/>
+          <w:szCs w:val="21"/>
+          <w:lang w:eastAsia="en-ID"/>
+          <w14:ligatures w14:val="none"/>
+        </w:rPr>
+        <w:t xml:space="preserve">    </w:t>
+      </w:r>
+      <w:r>
+        <w:rPr>
+          <w:rFonts w:ascii="Consolas" w:eastAsia="Times New Roman" w:hAnsi="Consolas" w:cs="Times New Roman"/>
+          <w:color w:val="569CD6"/>
+          <w:kern w:val="0"/>
+          <w:sz w:val="21"/>
+          <w:szCs w:val="21"/>
+          <w:lang w:eastAsia="en-ID"/>
+          <w14:ligatures w14:val="none"/>
+        </w:rPr>
+        <w:t>$this</w:t>
+      </w:r>
+      <w:r>
+        <w:rPr>
+          <w:rFonts w:ascii="Consolas" w:eastAsia="Times New Roman" w:hAnsi="Consolas" w:cs="Times New Roman"/>
+          <w:color w:val="D4D4D4"/>
+          <w:kern w:val="0"/>
+          <w:sz w:val="21"/>
+          <w:szCs w:val="21"/>
+          <w:lang w:eastAsia="en-ID"/>
+          <w14:ligatures w14:val="none"/>
+        </w:rPr>
+        <w:t>-&gt;</w:t>
+      </w:r>
+      <w:r>
+        <w:rPr>
+          <w:rFonts w:ascii="Consolas" w:eastAsia="Times New Roman" w:hAnsi="Consolas" w:cs="Times New Roman"/>
+          <w:color w:val="DCDCAA"/>
+          <w:kern w:val="0"/>
+          <w:sz w:val="21"/>
+          <w:szCs w:val="21"/>
+          <w:lang w:eastAsia="en-ID"/>
+          <w14:ligatures w14:val="none"/>
+        </w:rPr>
+        <w:t>view</w:t>
+      </w:r>
+      <w:r>
+        <w:rPr>
+          <w:rFonts w:ascii="Consolas" w:eastAsia="Times New Roman" w:hAnsi="Consolas" w:cs="Times New Roman"/>
+          <w:color w:val="D4D4D4"/>
+          <w:kern w:val="0"/>
+          <w:sz w:val="21"/>
+          <w:szCs w:val="21"/>
+          <w:lang w:eastAsia="en-ID"/>
+          <w14:ligatures w14:val="none"/>
+        </w:rPr>
+        <w:t>(</w:t>
+      </w:r>
+      <w:r>
+        <w:rPr>
+          <w:rFonts w:ascii="Consolas" w:eastAsia="Times New Roman" w:hAnsi="Consolas" w:cs="Times New Roman"/>
+          <w:color w:val="CE9178"/>
+          <w:kern w:val="0"/>
+          <w:sz w:val="21"/>
+          <w:szCs w:val="21"/>
+          <w:lang w:eastAsia="en-ID"/>
+          <w14:ligatures w14:val="none"/>
+        </w:rPr>
+        <w:t>'templates/footer'</w:t>
+      </w:r>
+      <w:r>
+        <w:rPr>
+          <w:rFonts w:ascii="Consolas" w:eastAsia="Times New Roman" w:hAnsi="Consolas" w:cs="Times New Roman"/>
+          <w:color w:val="D4D4D4"/>
+          <w:kern w:val="0"/>
+          <w:sz w:val="21"/>
+          <w:szCs w:val="21"/>
+          <w:lang w:eastAsia="en-ID"/>
+          <w14:ligatures w14:val="none"/>
+        </w:rPr>
+        <w:t>);</w:t>
+      </w:r>
+    </w:p>
+    <w:p>
+      <w:pPr>
+        <w:spacing w:after="0"/>
+        <w:jc w:val="both"/>
+        <w:rPr>
+          <w:rFonts w:ascii="Times New Roman" w:hAnsi="Times New Roman" w:cs="Times New Roman"/>
+        </w:rPr>
+      </w:pPr>
+    </w:p>
+    <w:p>
+      <w:pPr>
+        <w:spacing w:after="0"/>
+        <w:jc w:val="both"/>
+        <w:rPr>
+          <w:rFonts w:ascii="Times New Roman" w:hAnsi="Times New Roman" w:cs="Times New Roman"/>
+          <w:b/>
+          <w:bCs/>
+        </w:rPr>
+      </w:pPr>
+      <w:r>
+        <w:rPr>
+          <w:rFonts w:ascii="Times New Roman" w:hAnsi="Times New Roman" w:cs="Times New Roman"/>
+          <w:b/>
+          <w:bCs/>
+        </w:rPr>
+        <w:t xml:space="preserve">6. </w:t>
+      </w:r>
+      <w:r>
+        <w:rPr>
+          <w:rFonts w:ascii="Times New Roman" w:hAnsi="Times New Roman" w:cs="Times New Roman"/>
+          <w:b/>
+          <w:bCs/>
+        </w:rPr>
+        <w:t xml:space="preserve">Assets : </w:t>
+      </w:r>
+    </w:p>
+    <w:p>
+      <w:pPr>
+        <w:spacing w:after="0"/>
+        <w:jc w:val="both"/>
+        <w:rPr>
+          <w:rFonts w:ascii="Times New Roman" w:hAnsi="Times New Roman" w:cs="Times New Roman"/>
+        </w:rPr>
+      </w:pPr>
+      <w:r>
+        <w:rPr>
+          <w:rFonts w:ascii="Times New Roman" w:hAnsi="Times New Roman" w:cs="Times New Roman"/>
+        </w:rPr>
+        <w:t xml:space="preserve">Materi ini digunakan untuk intergrasi terhadap asset dari folder js dan css di public. Kalian bisa donwload </w:t>
+      </w:r>
+      <w:r>
+        <w:rPr>
+          <w:rFonts w:ascii="Times New Roman" w:hAnsi="Times New Roman" w:cs="Times New Roman"/>
+          <w:b/>
+          <w:bCs/>
+        </w:rPr>
+        <w:t xml:space="preserve">bootstrap ataupun library yang lain. </w:t>
+      </w:r>
+    </w:p>
+    <w:p>
+      <w:pPr>
+        <w:spacing w:after="0"/>
+        <w:jc w:val="both"/>
+        <w:rPr>
+          <w:rFonts w:ascii="Times New Roman" w:hAnsi="Times New Roman" w:cs="Times New Roman"/>
+        </w:rPr>
+      </w:pPr>
+      <w:r>
+        <w:rPr>
+          <w:rFonts w:ascii="Times New Roman" w:hAnsi="Times New Roman" w:cs="Times New Roman"/>
+          <w:b/>
+          <w:bCs/>
+        </w:rPr>
+        <w:t xml:space="preserve">Contoh pemanggilan library : </w:t>
+      </w:r>
+    </w:p>
+    <w:p>
+      <w:pPr>
+        <w:shd w:val="clear" w:color="auto" w:fill="1F1F1F"/>
+        <w:spacing w:after="0" w:line="285" w:lineRule="atLeast"/>
+        <w:rPr>
+          <w:rFonts w:ascii="Consolas" w:eastAsia="Times New Roman" w:hAnsi="Consolas" w:cs="Times New Roman"/>
+          <w:color w:val="CCCCCC"/>
+          <w:kern w:val="0"/>
+          <w:sz w:val="21"/>
+          <w:szCs w:val="21"/>
+          <w:lang w:eastAsia="en-ID"/>
+          <w14:ligatures w14:val="none"/>
+        </w:rPr>
+      </w:pPr>
+      <w:r>
+        <w:rPr>
+          <w:rFonts w:ascii="Consolas" w:eastAsia="Times New Roman" w:hAnsi="Consolas" w:cs="Times New Roman"/>
+          <w:color w:val="569CD6"/>
+          <w:kern w:val="0"/>
+          <w:sz w:val="21"/>
+          <w:szCs w:val="21"/>
+          <w:lang w:eastAsia="en-ID"/>
+          <w14:ligatures w14:val="none"/>
+        </w:rPr>
+        <w:t>&lt;?php</w:t>
+      </w:r>
+      <w:r>
+        <w:rPr>
+          <w:rFonts w:ascii="Consolas" w:eastAsia="Times New Roman" w:hAnsi="Consolas" w:cs="Times New Roman"/>
+          <w:color w:val="D4D4D4"/>
+          <w:kern w:val="0"/>
+          <w:sz w:val="21"/>
+          <w:szCs w:val="21"/>
+          <w:lang w:eastAsia="en-ID"/>
+          <w14:ligatures w14:val="none"/>
+        </w:rPr>
+        <w:t xml:space="preserve"> </w:t>
+      </w:r>
+      <w:r>
+        <w:rPr>
+          <w:rFonts w:ascii="Consolas" w:eastAsia="Times New Roman" w:hAnsi="Consolas" w:cs="Times New Roman"/>
+          <w:color w:val="DCDCAA"/>
+          <w:kern w:val="0"/>
+          <w:sz w:val="21"/>
+          <w:szCs w:val="21"/>
+          <w:lang w:eastAsia="en-ID"/>
+          <w14:ligatures w14:val="none"/>
+        </w:rPr>
+        <w:t>echo</w:t>
+      </w:r>
+      <w:r>
+        <w:rPr>
+          <w:rFonts w:ascii="Consolas" w:eastAsia="Times New Roman" w:hAnsi="Consolas" w:cs="Times New Roman"/>
+          <w:color w:val="D4D4D4"/>
+          <w:kern w:val="0"/>
+          <w:sz w:val="21"/>
+          <w:szCs w:val="21"/>
+          <w:lang w:eastAsia="en-ID"/>
+          <w14:ligatures w14:val="none"/>
+        </w:rPr>
+        <w:t xml:space="preserve"> BASEURL; </w:t>
+      </w:r>
+      <w:r>
+        <w:rPr>
+          <w:rFonts w:ascii="Consolas" w:eastAsia="Times New Roman" w:hAnsi="Consolas" w:cs="Times New Roman"/>
+          <w:color w:val="569CD6"/>
+          <w:kern w:val="0"/>
+          <w:sz w:val="21"/>
+          <w:szCs w:val="21"/>
+          <w:lang w:eastAsia="en-ID"/>
+          <w14:ligatures w14:val="none"/>
+        </w:rPr>
+        <w:t>?&gt;</w:t>
+      </w:r>
+      <w:r>
+        <w:rPr>
+          <w:rFonts w:ascii="Consolas" w:eastAsia="Times New Roman" w:hAnsi="Consolas" w:cs="Times New Roman"/>
+          <w:color w:val="CE9178"/>
+          <w:kern w:val="0"/>
+          <w:sz w:val="21"/>
+          <w:szCs w:val="21"/>
+          <w:lang w:eastAsia="en-ID"/>
+          <w14:ligatures w14:val="none"/>
+        </w:rPr>
+        <w:t>/js/bootstrap.js</w:t>
+      </w:r>
+    </w:p>
+    <w:p>
+      <w:pPr>
+        <w:spacing w:after="0"/>
+        <w:jc w:val="both"/>
+        <w:rPr>
+          <w:rFonts w:ascii="Times New Roman" w:hAnsi="Times New Roman" w:cs="Times New Roman"/>
+          <w:b/>
+          <w:bCs/>
+        </w:rPr>
+      </w:pPr>
+      <w:r>
+        <w:rPr>
+          <w:rFonts w:ascii="Times New Roman" w:hAnsi="Times New Roman" w:cs="Times New Roman"/>
+        </w:rPr>
+        <w:t xml:space="preserve">BASEURL , kita tetapkan </w:t>
+      </w:r>
+      <w:r>
+        <w:rPr>
+          <w:rFonts w:ascii="Times New Roman" w:hAnsi="Times New Roman" w:cs="Times New Roman"/>
+          <w:b/>
+          <w:bCs/>
+        </w:rPr>
+        <w:t xml:space="preserve">app/core/constants.php </w:t>
+      </w:r>
+    </w:p>
+    <w:p>
+      <w:pPr>
+        <w:shd w:val="clear" w:color="auto" w:fill="1F1F1F"/>
+        <w:spacing w:after="0" w:line="285" w:lineRule="atLeast"/>
+        <w:rPr>
+          <w:rFonts w:ascii="Consolas" w:eastAsia="Times New Roman" w:hAnsi="Consolas" w:cs="Times New Roman"/>
+          <w:color w:val="CCCCCC"/>
+          <w:kern w:val="0"/>
+          <w:sz w:val="21"/>
+          <w:szCs w:val="21"/>
+          <w:lang w:eastAsia="en-ID"/>
+          <w14:ligatures w14:val="none"/>
+        </w:rPr>
+      </w:pPr>
+      <w:r>
+        <w:rPr>
+          <w:rFonts w:ascii="Consolas" w:eastAsia="Times New Roman" w:hAnsi="Consolas" w:cs="Times New Roman"/>
+          <w:color w:val="569CD6"/>
+          <w:kern w:val="0"/>
+          <w:sz w:val="21"/>
+          <w:szCs w:val="21"/>
+          <w:lang w:eastAsia="en-ID"/>
+          <w14:ligatures w14:val="none"/>
+        </w:rPr>
+        <w:t>&lt;?php</w:t>
+      </w:r>
+      <w:r>
+        <w:rPr>
+          <w:rFonts w:ascii="Consolas" w:eastAsia="Times New Roman" w:hAnsi="Consolas" w:cs="Times New Roman"/>
+          <w:color w:val="D4D4D4"/>
+          <w:kern w:val="0"/>
+          <w:sz w:val="21"/>
+          <w:szCs w:val="21"/>
+          <w:lang w:eastAsia="en-ID"/>
+          <w14:ligatures w14:val="none"/>
+        </w:rPr>
+        <w:t xml:space="preserve"> </w:t>
+      </w:r>
+    </w:p>
+    <w:p>
+      <w:pPr>
+        <w:shd w:val="clear" w:color="auto" w:fill="1F1F1F"/>
+        <w:spacing w:after="0" w:line="285" w:lineRule="atLeast"/>
+        <w:rPr>
+          <w:rFonts w:ascii="Consolas" w:eastAsia="Times New Roman" w:hAnsi="Consolas" w:cs="Times New Roman"/>
+          <w:color w:val="CCCCCC"/>
+          <w:kern w:val="0"/>
+          <w:sz w:val="21"/>
+          <w:szCs w:val="21"/>
+          <w:lang w:eastAsia="en-ID"/>
+          <w14:ligatures w14:val="none"/>
+        </w:rPr>
+      </w:pPr>
+      <w:r>
+        <w:rPr>
+          <w:rFonts w:ascii="Consolas" w:eastAsia="Times New Roman" w:hAnsi="Consolas" w:cs="Times New Roman"/>
+          <w:color w:val="DCDCAA"/>
+          <w:kern w:val="0"/>
+          <w:sz w:val="21"/>
+          <w:szCs w:val="21"/>
+          <w:lang w:eastAsia="en-ID"/>
+          <w14:ligatures w14:val="none"/>
+        </w:rPr>
+        <w:t>define</w:t>
+      </w:r>
+      <w:r>
+        <w:rPr>
+          <w:rFonts w:ascii="Consolas" w:eastAsia="Times New Roman" w:hAnsi="Consolas" w:cs="Times New Roman"/>
+          <w:color w:val="D4D4D4"/>
+          <w:kern w:val="0"/>
+          <w:sz w:val="21"/>
+          <w:szCs w:val="21"/>
+          <w:lang w:eastAsia="en-ID"/>
+          <w14:ligatures w14:val="none"/>
+        </w:rPr>
+        <w:t>(</w:t>
+      </w:r>
+      <w:r>
+        <w:rPr>
+          <w:rFonts w:ascii="Consolas" w:eastAsia="Times New Roman" w:hAnsi="Consolas" w:cs="Times New Roman"/>
+          <w:color w:val="CE9178"/>
+          <w:kern w:val="0"/>
+          <w:sz w:val="21"/>
+          <w:szCs w:val="21"/>
+          <w:lang w:eastAsia="en-ID"/>
+          <w14:ligatures w14:val="none"/>
+        </w:rPr>
+        <w:t>'BASEURL'</w:t>
+      </w:r>
+      <w:r>
+        <w:rPr>
+          <w:rFonts w:ascii="Consolas" w:eastAsia="Times New Roman" w:hAnsi="Consolas" w:cs="Times New Roman"/>
+          <w:color w:val="D4D4D4"/>
+          <w:kern w:val="0"/>
+          <w:sz w:val="21"/>
+          <w:szCs w:val="21"/>
+          <w:lang w:eastAsia="en-ID"/>
+          <w14:ligatures w14:val="none"/>
+        </w:rPr>
+        <w:t xml:space="preserve"> , </w:t>
+      </w:r>
+      <w:r>
+        <w:rPr>
+          <w:rFonts w:ascii="Consolas" w:eastAsia="Times New Roman" w:hAnsi="Consolas" w:cs="Times New Roman"/>
+          <w:color w:val="CE9178"/>
+          <w:kern w:val="0"/>
+          <w:sz w:val="21"/>
+          <w:szCs w:val="21"/>
+          <w:lang w:eastAsia="en-ID"/>
+          <w14:ligatures w14:val="none"/>
+        </w:rPr>
+        <w:t>'http://localhost/pendalamanphp-tutor-wpu/mvc/public/'</w:t>
+      </w:r>
+      <w:r>
+        <w:rPr>
+          <w:rFonts w:ascii="Consolas" w:eastAsia="Times New Roman" w:hAnsi="Consolas" w:cs="Times New Roman"/>
+          <w:color w:val="D4D4D4"/>
+          <w:kern w:val="0"/>
+          <w:sz w:val="21"/>
+          <w:szCs w:val="21"/>
+          <w:lang w:eastAsia="en-ID"/>
+          <w14:ligatures w14:val="none"/>
+        </w:rPr>
+        <w:t>);</w:t>
+      </w:r>
+    </w:p>
+    <w:p>
+      <w:pPr>
+        <w:spacing w:after="0"/>
+        <w:jc w:val="both"/>
+        <w:rPr>
+          <w:rFonts w:ascii="Times New Roman" w:hAnsi="Times New Roman" w:cs="Times New Roman"/>
+          <w:b/>
+          <w:bCs/>
+        </w:rPr>
+      </w:pPr>
+      <w:r>
+        <w:rPr>
+          <w:rFonts w:ascii="Times New Roman" w:hAnsi="Times New Roman" w:cs="Times New Roman"/>
+          <w:b/>
+          <w:bCs/>
+        </w:rPr>
+        <w:t>di init php jangan lupa tidambahkan ya :</w:t>
+      </w:r>
+    </w:p>
+    <w:p>
+      <w:pPr>
+        <w:shd w:val="clear" w:color="auto" w:fill="1F1F1F"/>
+        <w:spacing w:after="0" w:line="285" w:lineRule="atLeast"/>
+        <w:rPr>
+          <w:rFonts w:ascii="Consolas" w:eastAsia="Times New Roman" w:hAnsi="Consolas" w:cs="Times New Roman"/>
+          <w:color w:val="CCCCCC"/>
+          <w:kern w:val="0"/>
+          <w:sz w:val="21"/>
+          <w:szCs w:val="21"/>
+          <w:lang w:eastAsia="en-ID"/>
+          <w14:ligatures w14:val="none"/>
+        </w:rPr>
+      </w:pPr>
+      <w:r>
+        <w:rPr>
+          <w:rFonts w:ascii="Consolas" w:eastAsia="Times New Roman" w:hAnsi="Consolas" w:cs="Times New Roman"/>
+          <w:color w:val="C586C0"/>
+          <w:kern w:val="0"/>
+          <w:sz w:val="21"/>
+          <w:szCs w:val="21"/>
+          <w:lang w:eastAsia="en-ID"/>
+          <w14:ligatures w14:val="none"/>
+        </w:rPr>
+        <w:t>require_once</w:t>
+      </w:r>
+      <w:r>
+        <w:rPr>
+          <w:rFonts w:ascii="Consolas" w:eastAsia="Times New Roman" w:hAnsi="Consolas" w:cs="Times New Roman"/>
+          <w:color w:val="D4D4D4"/>
+          <w:kern w:val="0"/>
+          <w:sz w:val="21"/>
+          <w:szCs w:val="21"/>
+          <w:lang w:eastAsia="en-ID"/>
+          <w14:ligatures w14:val="none"/>
+        </w:rPr>
+        <w:t xml:space="preserve"> </w:t>
+      </w:r>
+      <w:r>
+        <w:rPr>
+          <w:rFonts w:ascii="Consolas" w:eastAsia="Times New Roman" w:hAnsi="Consolas" w:cs="Times New Roman"/>
+          <w:color w:val="CE9178"/>
+          <w:kern w:val="0"/>
+          <w:sz w:val="21"/>
+          <w:szCs w:val="21"/>
+          <w:lang w:eastAsia="en-ID"/>
+          <w14:ligatures w14:val="none"/>
+        </w:rPr>
+        <w:t>'core/Constants.php'</w:t>
+      </w:r>
+    </w:p>
+    <w:p>
+      <w:pPr>
+        <w:spacing w:after="0"/>
+        <w:jc w:val="both"/>
+        <w:rPr>
+          <w:rFonts w:ascii="Times New Roman" w:hAnsi="Times New Roman" w:cs="Times New Roman"/>
+          <w:b/>
+          <w:bCs/>
+        </w:rPr>
+      </w:pPr>
+    </w:p>
+    <w:p>
+      <w:pPr>
+        <w:spacing w:after="0"/>
+        <w:jc w:val="both"/>
+        <w:rPr>
+          <w:rFonts w:ascii="Times New Roman" w:hAnsi="Times New Roman" w:cs="Times New Roman"/>
+          <w:b/>
+          <w:bCs/>
+        </w:rPr>
+      </w:pPr>
+      <w:r>
+        <w:rPr>
+          <w:rFonts w:ascii="Times New Roman" w:hAnsi="Times New Roman" w:cs="Times New Roman"/>
+          <w:b/>
+          <w:bCs/>
+        </w:rPr>
+        <w:t>Oke that’s it, simple…</w:t>
+      </w:r>
+    </w:p>
+    <w:p>
+      <w:pPr>
+        <w:spacing w:after="0"/>
+        <w:jc w:val="both"/>
+        <w:rPr>
+          <w:rFonts w:ascii="Times New Roman" w:hAnsi="Times New Roman" w:cs="Times New Roman"/>
+        </w:rPr>
+      </w:pPr>
     </w:p>
     <w:sectPr>
       <w:pgSz w:w="11906" w:h="16838"/>
@@ -13314,4 +15643,16 @@
     </a:ext>
   </a:extLst>
 </a:theme>
+</file>
+
+<file path=customXml/item1.xml><?xml version="1.0" encoding="utf-8"?>
+<b:Sources xmlns:b="http://schemas.openxmlformats.org/officeDocument/2006/bibliography" xmlns="http://schemas.openxmlformats.org/officeDocument/2006/bibliography" SelectedStyle="\APASixthEditionOfficeOnline.xsl" StyleName="APA" Version="6"/>
+</file>
+
+<file path=customXml/itemProps1.xml><?xml version="1.0" encoding="utf-8"?>
+<ds:datastoreItem xmlns:ds="http://schemas.openxmlformats.org/officeDocument/2006/customXml" ds:itemID="{79153A7C-9D2F-4316-B6EE-83BBC73F126B}">
+  <ds:schemaRefs>
+    <ds:schemaRef ds:uri="http://schemas.openxmlformats.org/officeDocument/2006/bibliography"/>
+  </ds:schemaRefs>
+</ds:datastoreItem>
 </file>
--- a/MVC.docx
+++ b/MVC.docx
@@ -12337,6 +12337,7 @@
           <w:rFonts w:ascii="Times New Roman" w:hAnsi="Times New Roman" w:cs="Times New Roman"/>
           <w:b/>
           <w:bCs/>
+          <w:noProof/>
         </w:rPr>
         <w:drawing>
           <wp:inline distT="0" distB="0" distL="0" distR="0" wp14:anchorId="210047A7" wp14:editId="22C99EEC">
@@ -14256,6 +14257,5731 @@
           <w:rFonts w:ascii="Times New Roman" w:hAnsi="Times New Roman" w:cs="Times New Roman"/>
         </w:rPr>
       </w:pPr>
+    </w:p>
+    <w:p>
+      <w:pPr>
+        <w:spacing w:after="0"/>
+        <w:jc w:val="both"/>
+        <w:rPr>
+          <w:rFonts w:ascii="Times New Roman" w:hAnsi="Times New Roman" w:cs="Times New Roman"/>
+        </w:rPr>
+      </w:pPr>
+    </w:p>
+    <w:p>
+      <w:pPr>
+        <w:spacing w:after="0"/>
+        <w:jc w:val="both"/>
+        <w:rPr>
+          <w:rFonts w:ascii="Times New Roman" w:hAnsi="Times New Roman" w:cs="Times New Roman"/>
+        </w:rPr>
+      </w:pPr>
+    </w:p>
+    <w:p>
+      <w:pPr>
+        <w:spacing w:after="0"/>
+        <w:jc w:val="both"/>
+        <w:rPr>
+          <w:rFonts w:ascii="Times New Roman" w:hAnsi="Times New Roman" w:cs="Times New Roman"/>
+        </w:rPr>
+      </w:pPr>
+    </w:p>
+    <w:p>
+      <w:pPr>
+        <w:spacing w:after="0"/>
+        <w:jc w:val="both"/>
+        <w:rPr>
+          <w:rFonts w:ascii="Times New Roman" w:hAnsi="Times New Roman" w:cs="Times New Roman"/>
+        </w:rPr>
+      </w:pPr>
+    </w:p>
+    <w:p>
+      <w:pPr>
+        <w:spacing w:after="0"/>
+        <w:jc w:val="both"/>
+        <w:rPr>
+          <w:rFonts w:ascii="Times New Roman" w:hAnsi="Times New Roman" w:cs="Times New Roman"/>
+          <w:b/>
+          <w:bCs/>
+        </w:rPr>
+      </w:pPr>
+      <w:r>
+        <w:rPr>
+          <w:rFonts w:ascii="Times New Roman" w:hAnsi="Times New Roman" w:cs="Times New Roman"/>
+          <w:b/>
+          <w:bCs/>
+        </w:rPr>
+        <w:lastRenderedPageBreak/>
+        <w:t>7. Model</w:t>
+      </w:r>
+    </w:p>
+    <w:p>
+      <w:pPr>
+        <w:spacing w:after="0"/>
+        <w:jc w:val="both"/>
+        <w:rPr>
+          <w:rFonts w:ascii="Times New Roman" w:hAnsi="Times New Roman" w:cs="Times New Roman"/>
+        </w:rPr>
+      </w:pPr>
+      <w:r>
+        <w:rPr>
+          <w:rFonts w:ascii="Times New Roman" w:hAnsi="Times New Roman" w:cs="Times New Roman"/>
+        </w:rPr>
+        <w:t>Pada bagian ini dipergunakan untuk mengelola data dari database/api ataupun service lainnya.</w:t>
+      </w:r>
+      <w:r>
+        <w:rPr>
+          <w:rFonts w:ascii="Times New Roman" w:hAnsi="Times New Roman" w:cs="Times New Roman"/>
+        </w:rPr>
+        <w:t xml:space="preserve"> Disini juga kita akan memperdalam penerapan mvc dikarenakan kita sudah sampai di bagian M (Model), agar lebih jelas, kita gunakan ilustrasi di figma.</w:t>
+      </w:r>
+    </w:p>
+    <w:p>
+      <w:pPr>
+        <w:spacing w:after="0"/>
+        <w:jc w:val="both"/>
+        <w:rPr>
+          <w:rFonts w:ascii="Times New Roman" w:hAnsi="Times New Roman" w:cs="Times New Roman"/>
+        </w:rPr>
+      </w:pPr>
+      <w:r>
+        <w:rPr>
+          <w:rFonts w:ascii="Times New Roman" w:hAnsi="Times New Roman" w:cs="Times New Roman"/>
+        </w:rPr>
+        <w:t>https://www.figma.com/design/k15tB0a41rqadsFW2r5975/MVC?node-id=0-1&amp;p=f&amp;t=Tmv5Wm2bNBDGge7V-0</w:t>
+      </w:r>
+    </w:p>
+    <w:p>
+      <w:pPr>
+        <w:spacing w:after="0"/>
+        <w:jc w:val="both"/>
+        <w:rPr>
+          <w:rFonts w:ascii="Times New Roman" w:hAnsi="Times New Roman" w:cs="Times New Roman"/>
+        </w:rPr>
+      </w:pPr>
+    </w:p>
+    <w:p>
+      <w:pPr>
+        <w:spacing w:after="0"/>
+        <w:jc w:val="both"/>
+        <w:rPr>
+          <w:rFonts w:ascii="Times New Roman" w:hAnsi="Times New Roman" w:cs="Times New Roman"/>
+          <w:b/>
+          <w:bCs/>
+        </w:rPr>
+      </w:pPr>
+      <w:r>
+        <w:rPr>
+          <w:rFonts w:ascii="Times New Roman" w:hAnsi="Times New Roman" w:cs="Times New Roman"/>
+          <w:b/>
+          <w:bCs/>
+        </w:rPr>
+        <w:t>The Basic :</w:t>
+      </w:r>
+    </w:p>
+    <w:p>
+      <w:pPr>
+        <w:spacing w:after="0"/>
+        <w:jc w:val="both"/>
+        <w:rPr>
+          <w:rFonts w:ascii="Times New Roman" w:hAnsi="Times New Roman" w:cs="Times New Roman"/>
+        </w:rPr>
+      </w:pPr>
+      <w:r>
+        <w:rPr>
+          <w:rFonts w:ascii="Times New Roman" w:hAnsi="Times New Roman" w:cs="Times New Roman"/>
+        </w:rPr>
+        <w:t>Misal, kita ingin membuat data nama, tentunya kita akan menaruhnya di model seusai dengan prinspipnya, bukan di controller. Maka kita buat User_model seperti ini :</w:t>
+      </w:r>
+    </w:p>
+    <w:p>
+      <w:pPr>
+        <w:shd w:val="clear" w:color="auto" w:fill="1F1F1F"/>
+        <w:spacing w:after="0" w:line="285" w:lineRule="atLeast"/>
+        <w:rPr>
+          <w:rFonts w:ascii="Consolas" w:eastAsia="Times New Roman" w:hAnsi="Consolas" w:cs="Times New Roman"/>
+          <w:color w:val="CCCCCC"/>
+          <w:kern w:val="0"/>
+          <w:sz w:val="21"/>
+          <w:szCs w:val="21"/>
+          <w:lang w:eastAsia="en-ID"/>
+          <w14:ligatures w14:val="none"/>
+        </w:rPr>
+      </w:pPr>
+      <w:r>
+        <w:rPr>
+          <w:rFonts w:ascii="Consolas" w:eastAsia="Times New Roman" w:hAnsi="Consolas" w:cs="Times New Roman"/>
+          <w:color w:val="569CD6"/>
+          <w:kern w:val="0"/>
+          <w:sz w:val="21"/>
+          <w:szCs w:val="21"/>
+          <w:lang w:eastAsia="en-ID"/>
+          <w14:ligatures w14:val="none"/>
+        </w:rPr>
+        <w:t>&lt;?php</w:t>
+      </w:r>
+      <w:r>
+        <w:rPr>
+          <w:rFonts w:ascii="Consolas" w:eastAsia="Times New Roman" w:hAnsi="Consolas" w:cs="Times New Roman"/>
+          <w:color w:val="D4D4D4"/>
+          <w:kern w:val="0"/>
+          <w:sz w:val="21"/>
+          <w:szCs w:val="21"/>
+          <w:lang w:eastAsia="en-ID"/>
+          <w14:ligatures w14:val="none"/>
+        </w:rPr>
+        <w:t xml:space="preserve"> </w:t>
+      </w:r>
+    </w:p>
+    <w:p>
+      <w:pPr>
+        <w:shd w:val="clear" w:color="auto" w:fill="1F1F1F"/>
+        <w:spacing w:after="0" w:line="285" w:lineRule="atLeast"/>
+        <w:rPr>
+          <w:rFonts w:ascii="Consolas" w:eastAsia="Times New Roman" w:hAnsi="Consolas" w:cs="Times New Roman"/>
+          <w:color w:val="CCCCCC"/>
+          <w:kern w:val="0"/>
+          <w:sz w:val="21"/>
+          <w:szCs w:val="21"/>
+          <w:lang w:eastAsia="en-ID"/>
+          <w14:ligatures w14:val="none"/>
+        </w:rPr>
+      </w:pPr>
+      <w:r>
+        <w:rPr>
+          <w:rFonts w:ascii="Consolas" w:eastAsia="Times New Roman" w:hAnsi="Consolas" w:cs="Times New Roman"/>
+          <w:color w:val="569CD6"/>
+          <w:kern w:val="0"/>
+          <w:sz w:val="21"/>
+          <w:szCs w:val="21"/>
+          <w:lang w:eastAsia="en-ID"/>
+          <w14:ligatures w14:val="none"/>
+        </w:rPr>
+        <w:t>class</w:t>
+      </w:r>
+      <w:r>
+        <w:rPr>
+          <w:rFonts w:ascii="Consolas" w:eastAsia="Times New Roman" w:hAnsi="Consolas" w:cs="Times New Roman"/>
+          <w:color w:val="D4D4D4"/>
+          <w:kern w:val="0"/>
+          <w:sz w:val="21"/>
+          <w:szCs w:val="21"/>
+          <w:lang w:eastAsia="en-ID"/>
+          <w14:ligatures w14:val="none"/>
+        </w:rPr>
+        <w:t xml:space="preserve"> </w:t>
+      </w:r>
+      <w:r>
+        <w:rPr>
+          <w:rFonts w:ascii="Consolas" w:eastAsia="Times New Roman" w:hAnsi="Consolas" w:cs="Times New Roman"/>
+          <w:color w:val="4EC9B0"/>
+          <w:kern w:val="0"/>
+          <w:sz w:val="21"/>
+          <w:szCs w:val="21"/>
+          <w:lang w:eastAsia="en-ID"/>
+          <w14:ligatures w14:val="none"/>
+        </w:rPr>
+        <w:t>User_model</w:t>
+      </w:r>
+      <w:r>
+        <w:rPr>
+          <w:rFonts w:ascii="Consolas" w:eastAsia="Times New Roman" w:hAnsi="Consolas" w:cs="Times New Roman"/>
+          <w:color w:val="D4D4D4"/>
+          <w:kern w:val="0"/>
+          <w:sz w:val="21"/>
+          <w:szCs w:val="21"/>
+          <w:lang w:eastAsia="en-ID"/>
+          <w14:ligatures w14:val="none"/>
+        </w:rPr>
+        <w:t xml:space="preserve"> {</w:t>
+      </w:r>
+    </w:p>
+    <w:p>
+      <w:pPr>
+        <w:shd w:val="clear" w:color="auto" w:fill="1F1F1F"/>
+        <w:spacing w:after="0" w:line="285" w:lineRule="atLeast"/>
+        <w:rPr>
+          <w:rFonts w:ascii="Consolas" w:eastAsia="Times New Roman" w:hAnsi="Consolas" w:cs="Times New Roman"/>
+          <w:color w:val="CCCCCC"/>
+          <w:kern w:val="0"/>
+          <w:sz w:val="21"/>
+          <w:szCs w:val="21"/>
+          <w:lang w:eastAsia="en-ID"/>
+          <w14:ligatures w14:val="none"/>
+        </w:rPr>
+      </w:pPr>
+      <w:r>
+        <w:rPr>
+          <w:rFonts w:ascii="Consolas" w:eastAsia="Times New Roman" w:hAnsi="Consolas" w:cs="Times New Roman"/>
+          <w:color w:val="D4D4D4"/>
+          <w:kern w:val="0"/>
+          <w:sz w:val="21"/>
+          <w:szCs w:val="21"/>
+          <w:lang w:eastAsia="en-ID"/>
+          <w14:ligatures w14:val="none"/>
+        </w:rPr>
+        <w:t xml:space="preserve">  </w:t>
+      </w:r>
+      <w:r>
+        <w:rPr>
+          <w:rFonts w:ascii="Consolas" w:eastAsia="Times New Roman" w:hAnsi="Consolas" w:cs="Times New Roman"/>
+          <w:color w:val="569CD6"/>
+          <w:kern w:val="0"/>
+          <w:sz w:val="21"/>
+          <w:szCs w:val="21"/>
+          <w:lang w:eastAsia="en-ID"/>
+          <w14:ligatures w14:val="none"/>
+        </w:rPr>
+        <w:t>private</w:t>
+      </w:r>
+      <w:r>
+        <w:rPr>
+          <w:rFonts w:ascii="Consolas" w:eastAsia="Times New Roman" w:hAnsi="Consolas" w:cs="Times New Roman"/>
+          <w:color w:val="D4D4D4"/>
+          <w:kern w:val="0"/>
+          <w:sz w:val="21"/>
+          <w:szCs w:val="21"/>
+          <w:lang w:eastAsia="en-ID"/>
+          <w14:ligatures w14:val="none"/>
+        </w:rPr>
+        <w:t xml:space="preserve"> </w:t>
+      </w:r>
+      <w:r>
+        <w:rPr>
+          <w:rFonts w:ascii="Consolas" w:eastAsia="Times New Roman" w:hAnsi="Consolas" w:cs="Times New Roman"/>
+          <w:color w:val="9CDCFE"/>
+          <w:kern w:val="0"/>
+          <w:sz w:val="21"/>
+          <w:szCs w:val="21"/>
+          <w:lang w:eastAsia="en-ID"/>
+          <w14:ligatures w14:val="none"/>
+        </w:rPr>
+        <w:t>$nama</w:t>
+      </w:r>
+      <w:r>
+        <w:rPr>
+          <w:rFonts w:ascii="Consolas" w:eastAsia="Times New Roman" w:hAnsi="Consolas" w:cs="Times New Roman"/>
+          <w:color w:val="D4D4D4"/>
+          <w:kern w:val="0"/>
+          <w:sz w:val="21"/>
+          <w:szCs w:val="21"/>
+          <w:lang w:eastAsia="en-ID"/>
+          <w14:ligatures w14:val="none"/>
+        </w:rPr>
+        <w:t xml:space="preserve"> = </w:t>
+      </w:r>
+      <w:r>
+        <w:rPr>
+          <w:rFonts w:ascii="Consolas" w:eastAsia="Times New Roman" w:hAnsi="Consolas" w:cs="Times New Roman"/>
+          <w:color w:val="CE9178"/>
+          <w:kern w:val="0"/>
+          <w:sz w:val="21"/>
+          <w:szCs w:val="21"/>
+          <w:lang w:eastAsia="en-ID"/>
+          <w14:ligatures w14:val="none"/>
+        </w:rPr>
+        <w:t>'Tes'</w:t>
+      </w:r>
+      <w:r>
+        <w:rPr>
+          <w:rFonts w:ascii="Consolas" w:eastAsia="Times New Roman" w:hAnsi="Consolas" w:cs="Times New Roman"/>
+          <w:color w:val="D4D4D4"/>
+          <w:kern w:val="0"/>
+          <w:sz w:val="21"/>
+          <w:szCs w:val="21"/>
+          <w:lang w:eastAsia="en-ID"/>
+          <w14:ligatures w14:val="none"/>
+        </w:rPr>
+        <w:t>;</w:t>
+      </w:r>
+    </w:p>
+    <w:p>
+      <w:pPr>
+        <w:shd w:val="clear" w:color="auto" w:fill="1F1F1F"/>
+        <w:spacing w:after="0" w:line="285" w:lineRule="atLeast"/>
+        <w:rPr>
+          <w:rFonts w:ascii="Consolas" w:eastAsia="Times New Roman" w:hAnsi="Consolas" w:cs="Times New Roman"/>
+          <w:color w:val="CCCCCC"/>
+          <w:kern w:val="0"/>
+          <w:sz w:val="21"/>
+          <w:szCs w:val="21"/>
+          <w:lang w:eastAsia="en-ID"/>
+          <w14:ligatures w14:val="none"/>
+        </w:rPr>
+      </w:pPr>
+      <w:r>
+        <w:rPr>
+          <w:rFonts w:ascii="Consolas" w:eastAsia="Times New Roman" w:hAnsi="Consolas" w:cs="Times New Roman"/>
+          <w:color w:val="D4D4D4"/>
+          <w:kern w:val="0"/>
+          <w:sz w:val="21"/>
+          <w:szCs w:val="21"/>
+          <w:lang w:eastAsia="en-ID"/>
+          <w14:ligatures w14:val="none"/>
+        </w:rPr>
+        <w:t xml:space="preserve">  </w:t>
+      </w:r>
+    </w:p>
+    <w:p>
+      <w:pPr>
+        <w:shd w:val="clear" w:color="auto" w:fill="1F1F1F"/>
+        <w:spacing w:after="0" w:line="285" w:lineRule="atLeast"/>
+        <w:rPr>
+          <w:rFonts w:ascii="Consolas" w:eastAsia="Times New Roman" w:hAnsi="Consolas" w:cs="Times New Roman"/>
+          <w:color w:val="CCCCCC"/>
+          <w:kern w:val="0"/>
+          <w:sz w:val="21"/>
+          <w:szCs w:val="21"/>
+          <w:lang w:eastAsia="en-ID"/>
+          <w14:ligatures w14:val="none"/>
+        </w:rPr>
+      </w:pPr>
+      <w:r>
+        <w:rPr>
+          <w:rFonts w:ascii="Consolas" w:eastAsia="Times New Roman" w:hAnsi="Consolas" w:cs="Times New Roman"/>
+          <w:color w:val="D4D4D4"/>
+          <w:kern w:val="0"/>
+          <w:sz w:val="21"/>
+          <w:szCs w:val="21"/>
+          <w:lang w:eastAsia="en-ID"/>
+          <w14:ligatures w14:val="none"/>
+        </w:rPr>
+        <w:t xml:space="preserve">  </w:t>
+      </w:r>
+      <w:r>
+        <w:rPr>
+          <w:rFonts w:ascii="Consolas" w:eastAsia="Times New Roman" w:hAnsi="Consolas" w:cs="Times New Roman"/>
+          <w:color w:val="569CD6"/>
+          <w:kern w:val="0"/>
+          <w:sz w:val="21"/>
+          <w:szCs w:val="21"/>
+          <w:lang w:eastAsia="en-ID"/>
+          <w14:ligatures w14:val="none"/>
+        </w:rPr>
+        <w:t>public</w:t>
+      </w:r>
+      <w:r>
+        <w:rPr>
+          <w:rFonts w:ascii="Consolas" w:eastAsia="Times New Roman" w:hAnsi="Consolas" w:cs="Times New Roman"/>
+          <w:color w:val="D4D4D4"/>
+          <w:kern w:val="0"/>
+          <w:sz w:val="21"/>
+          <w:szCs w:val="21"/>
+          <w:lang w:eastAsia="en-ID"/>
+          <w14:ligatures w14:val="none"/>
+        </w:rPr>
+        <w:t xml:space="preserve"> </w:t>
+      </w:r>
+      <w:r>
+        <w:rPr>
+          <w:rFonts w:ascii="Consolas" w:eastAsia="Times New Roman" w:hAnsi="Consolas" w:cs="Times New Roman"/>
+          <w:color w:val="569CD6"/>
+          <w:kern w:val="0"/>
+          <w:sz w:val="21"/>
+          <w:szCs w:val="21"/>
+          <w:lang w:eastAsia="en-ID"/>
+          <w14:ligatures w14:val="none"/>
+        </w:rPr>
+        <w:t>function</w:t>
+      </w:r>
+      <w:r>
+        <w:rPr>
+          <w:rFonts w:ascii="Consolas" w:eastAsia="Times New Roman" w:hAnsi="Consolas" w:cs="Times New Roman"/>
+          <w:color w:val="D4D4D4"/>
+          <w:kern w:val="0"/>
+          <w:sz w:val="21"/>
+          <w:szCs w:val="21"/>
+          <w:lang w:eastAsia="en-ID"/>
+          <w14:ligatures w14:val="none"/>
+        </w:rPr>
+        <w:t xml:space="preserve"> </w:t>
+      </w:r>
+      <w:r>
+        <w:rPr>
+          <w:rFonts w:ascii="Consolas" w:eastAsia="Times New Roman" w:hAnsi="Consolas" w:cs="Times New Roman"/>
+          <w:color w:val="DCDCAA"/>
+          <w:kern w:val="0"/>
+          <w:sz w:val="21"/>
+          <w:szCs w:val="21"/>
+          <w:lang w:eastAsia="en-ID"/>
+          <w14:ligatures w14:val="none"/>
+        </w:rPr>
+        <w:t>getUser</w:t>
+      </w:r>
+      <w:r>
+        <w:rPr>
+          <w:rFonts w:ascii="Consolas" w:eastAsia="Times New Roman" w:hAnsi="Consolas" w:cs="Times New Roman"/>
+          <w:color w:val="D4D4D4"/>
+          <w:kern w:val="0"/>
+          <w:sz w:val="21"/>
+          <w:szCs w:val="21"/>
+          <w:lang w:eastAsia="en-ID"/>
+          <w14:ligatures w14:val="none"/>
+        </w:rPr>
+        <w:t>() {</w:t>
+      </w:r>
+    </w:p>
+    <w:p>
+      <w:pPr>
+        <w:shd w:val="clear" w:color="auto" w:fill="1F1F1F"/>
+        <w:spacing w:after="0" w:line="285" w:lineRule="atLeast"/>
+        <w:rPr>
+          <w:rFonts w:ascii="Consolas" w:eastAsia="Times New Roman" w:hAnsi="Consolas" w:cs="Times New Roman"/>
+          <w:color w:val="CCCCCC"/>
+          <w:kern w:val="0"/>
+          <w:sz w:val="21"/>
+          <w:szCs w:val="21"/>
+          <w:lang w:eastAsia="en-ID"/>
+          <w14:ligatures w14:val="none"/>
+        </w:rPr>
+      </w:pPr>
+      <w:r>
+        <w:rPr>
+          <w:rFonts w:ascii="Consolas" w:eastAsia="Times New Roman" w:hAnsi="Consolas" w:cs="Times New Roman"/>
+          <w:color w:val="D4D4D4"/>
+          <w:kern w:val="0"/>
+          <w:sz w:val="21"/>
+          <w:szCs w:val="21"/>
+          <w:lang w:eastAsia="en-ID"/>
+          <w14:ligatures w14:val="none"/>
+        </w:rPr>
+        <w:t xml:space="preserve">    </w:t>
+      </w:r>
+      <w:r>
+        <w:rPr>
+          <w:rFonts w:ascii="Consolas" w:eastAsia="Times New Roman" w:hAnsi="Consolas" w:cs="Times New Roman"/>
+          <w:color w:val="C586C0"/>
+          <w:kern w:val="0"/>
+          <w:sz w:val="21"/>
+          <w:szCs w:val="21"/>
+          <w:lang w:eastAsia="en-ID"/>
+          <w14:ligatures w14:val="none"/>
+        </w:rPr>
+        <w:t>return</w:t>
+      </w:r>
+      <w:r>
+        <w:rPr>
+          <w:rFonts w:ascii="Consolas" w:eastAsia="Times New Roman" w:hAnsi="Consolas" w:cs="Times New Roman"/>
+          <w:color w:val="D4D4D4"/>
+          <w:kern w:val="0"/>
+          <w:sz w:val="21"/>
+          <w:szCs w:val="21"/>
+          <w:lang w:eastAsia="en-ID"/>
+          <w14:ligatures w14:val="none"/>
+        </w:rPr>
+        <w:t xml:space="preserve"> </w:t>
+      </w:r>
+      <w:r>
+        <w:rPr>
+          <w:rFonts w:ascii="Consolas" w:eastAsia="Times New Roman" w:hAnsi="Consolas" w:cs="Times New Roman"/>
+          <w:color w:val="569CD6"/>
+          <w:kern w:val="0"/>
+          <w:sz w:val="21"/>
+          <w:szCs w:val="21"/>
+          <w:lang w:eastAsia="en-ID"/>
+          <w14:ligatures w14:val="none"/>
+        </w:rPr>
+        <w:t>$this</w:t>
+      </w:r>
+      <w:r>
+        <w:rPr>
+          <w:rFonts w:ascii="Consolas" w:eastAsia="Times New Roman" w:hAnsi="Consolas" w:cs="Times New Roman"/>
+          <w:color w:val="D4D4D4"/>
+          <w:kern w:val="0"/>
+          <w:sz w:val="21"/>
+          <w:szCs w:val="21"/>
+          <w:lang w:eastAsia="en-ID"/>
+          <w14:ligatures w14:val="none"/>
+        </w:rPr>
+        <w:t>-&gt;</w:t>
+      </w:r>
+      <w:r>
+        <w:rPr>
+          <w:rFonts w:ascii="Consolas" w:eastAsia="Times New Roman" w:hAnsi="Consolas" w:cs="Times New Roman"/>
+          <w:color w:val="9CDCFE"/>
+          <w:kern w:val="0"/>
+          <w:sz w:val="21"/>
+          <w:szCs w:val="21"/>
+          <w:lang w:eastAsia="en-ID"/>
+          <w14:ligatures w14:val="none"/>
+        </w:rPr>
+        <w:t>nama</w:t>
+      </w:r>
+      <w:r>
+        <w:rPr>
+          <w:rFonts w:ascii="Consolas" w:eastAsia="Times New Roman" w:hAnsi="Consolas" w:cs="Times New Roman"/>
+          <w:color w:val="D4D4D4"/>
+          <w:kern w:val="0"/>
+          <w:sz w:val="21"/>
+          <w:szCs w:val="21"/>
+          <w:lang w:eastAsia="en-ID"/>
+          <w14:ligatures w14:val="none"/>
+        </w:rPr>
+        <w:t>;</w:t>
+      </w:r>
+    </w:p>
+    <w:p>
+      <w:pPr>
+        <w:shd w:val="clear" w:color="auto" w:fill="1F1F1F"/>
+        <w:spacing w:after="0" w:line="285" w:lineRule="atLeast"/>
+        <w:rPr>
+          <w:rFonts w:ascii="Consolas" w:eastAsia="Times New Roman" w:hAnsi="Consolas" w:cs="Times New Roman"/>
+          <w:color w:val="CCCCCC"/>
+          <w:kern w:val="0"/>
+          <w:sz w:val="21"/>
+          <w:szCs w:val="21"/>
+          <w:lang w:eastAsia="en-ID"/>
+          <w14:ligatures w14:val="none"/>
+        </w:rPr>
+      </w:pPr>
+      <w:r>
+        <w:rPr>
+          <w:rFonts w:ascii="Consolas" w:eastAsia="Times New Roman" w:hAnsi="Consolas" w:cs="Times New Roman"/>
+          <w:color w:val="D4D4D4"/>
+          <w:kern w:val="0"/>
+          <w:sz w:val="21"/>
+          <w:szCs w:val="21"/>
+          <w:lang w:eastAsia="en-ID"/>
+          <w14:ligatures w14:val="none"/>
+        </w:rPr>
+        <w:t>  }</w:t>
+      </w:r>
+    </w:p>
+    <w:p>
+      <w:pPr>
+        <w:shd w:val="clear" w:color="auto" w:fill="1F1F1F"/>
+        <w:spacing w:after="0" w:line="285" w:lineRule="atLeast"/>
+        <w:rPr>
+          <w:rFonts w:ascii="Consolas" w:eastAsia="Times New Roman" w:hAnsi="Consolas" w:cs="Times New Roman"/>
+          <w:color w:val="CCCCCC"/>
+          <w:kern w:val="0"/>
+          <w:sz w:val="21"/>
+          <w:szCs w:val="21"/>
+          <w:lang w:eastAsia="en-ID"/>
+          <w14:ligatures w14:val="none"/>
+        </w:rPr>
+      </w:pPr>
+      <w:r>
+        <w:rPr>
+          <w:rFonts w:ascii="Consolas" w:eastAsia="Times New Roman" w:hAnsi="Consolas" w:cs="Times New Roman"/>
+          <w:color w:val="D4D4D4"/>
+          <w:kern w:val="0"/>
+          <w:sz w:val="21"/>
+          <w:szCs w:val="21"/>
+          <w:lang w:eastAsia="en-ID"/>
+          <w14:ligatures w14:val="none"/>
+        </w:rPr>
+        <w:t>}</w:t>
+      </w:r>
+    </w:p>
+    <w:p>
+      <w:pPr>
+        <w:spacing w:after="0"/>
+        <w:jc w:val="both"/>
+        <w:rPr>
+          <w:rFonts w:ascii="Times New Roman" w:hAnsi="Times New Roman" w:cs="Times New Roman"/>
+        </w:rPr>
+      </w:pPr>
+      <w:r>
+        <w:rPr>
+          <w:rFonts w:ascii="Times New Roman" w:hAnsi="Times New Roman" w:cs="Times New Roman"/>
+        </w:rPr>
+        <w:t>Pada class ini, memiliki suatu method yang nanti akan dipanggil di controller .</w:t>
+      </w:r>
+    </w:p>
+    <w:p>
+      <w:pPr>
+        <w:spacing w:after="0"/>
+        <w:jc w:val="both"/>
+        <w:rPr>
+          <w:rFonts w:ascii="Times New Roman" w:hAnsi="Times New Roman" w:cs="Times New Roman"/>
+        </w:rPr>
+      </w:pPr>
+    </w:p>
+    <w:p>
+      <w:pPr>
+        <w:spacing w:after="0"/>
+        <w:jc w:val="both"/>
+        <w:rPr>
+          <w:rFonts w:ascii="Times New Roman" w:hAnsi="Times New Roman" w:cs="Times New Roman"/>
+        </w:rPr>
+      </w:pPr>
+      <w:r>
+        <w:rPr>
+          <w:rFonts w:ascii="Times New Roman" w:hAnsi="Times New Roman" w:cs="Times New Roman"/>
+        </w:rPr>
+        <w:t xml:space="preserve">Pada bagian </w:t>
+      </w:r>
+      <w:r>
+        <w:rPr>
+          <w:rFonts w:ascii="Times New Roman" w:hAnsi="Times New Roman" w:cs="Times New Roman"/>
+          <w:b/>
+          <w:bCs/>
+        </w:rPr>
+        <w:t xml:space="preserve">controllers , di bagian home.php </w:t>
+      </w:r>
+      <w:r>
+        <w:rPr>
+          <w:rFonts w:ascii="Times New Roman" w:hAnsi="Times New Roman" w:cs="Times New Roman"/>
+        </w:rPr>
+        <w:t xml:space="preserve">kita tambahkan : </w:t>
+      </w:r>
+    </w:p>
+    <w:p>
+      <w:pPr>
+        <w:shd w:val="clear" w:color="auto" w:fill="1F1F1F"/>
+        <w:spacing w:after="0" w:line="285" w:lineRule="atLeast"/>
+        <w:rPr>
+          <w:rFonts w:ascii="Consolas" w:eastAsia="Times New Roman" w:hAnsi="Consolas" w:cs="Times New Roman"/>
+          <w:color w:val="CCCCCC"/>
+          <w:kern w:val="0"/>
+          <w:sz w:val="21"/>
+          <w:szCs w:val="21"/>
+          <w:lang w:eastAsia="en-ID"/>
+          <w14:ligatures w14:val="none"/>
+        </w:rPr>
+      </w:pPr>
+      <w:r>
+        <w:rPr>
+          <w:rFonts w:ascii="Consolas" w:eastAsia="Times New Roman" w:hAnsi="Consolas" w:cs="Times New Roman"/>
+          <w:color w:val="D4D4D4"/>
+          <w:kern w:val="0"/>
+          <w:sz w:val="21"/>
+          <w:szCs w:val="21"/>
+          <w:lang w:eastAsia="en-ID"/>
+          <w14:ligatures w14:val="none"/>
+        </w:rPr>
+        <w:t xml:space="preserve">    </w:t>
+      </w:r>
+      <w:r>
+        <w:rPr>
+          <w:rFonts w:ascii="Consolas" w:eastAsia="Times New Roman" w:hAnsi="Consolas" w:cs="Times New Roman"/>
+          <w:color w:val="6A9955"/>
+          <w:kern w:val="0"/>
+          <w:sz w:val="21"/>
+          <w:szCs w:val="21"/>
+          <w:lang w:eastAsia="en-ID"/>
+          <w14:ligatures w14:val="none"/>
+        </w:rPr>
+        <w:t>// Memanggil class model dengan method get user</w:t>
+      </w:r>
+    </w:p>
+    <w:p>
+      <w:pPr>
+        <w:shd w:val="clear" w:color="auto" w:fill="1F1F1F"/>
+        <w:spacing w:after="0" w:line="285" w:lineRule="atLeast"/>
+        <w:rPr>
+          <w:rFonts w:ascii="Consolas" w:eastAsia="Times New Roman" w:hAnsi="Consolas" w:cs="Times New Roman"/>
+          <w:color w:val="CCCCCC"/>
+          <w:kern w:val="0"/>
+          <w:sz w:val="21"/>
+          <w:szCs w:val="21"/>
+          <w:lang w:eastAsia="en-ID"/>
+          <w14:ligatures w14:val="none"/>
+        </w:rPr>
+      </w:pPr>
+      <w:r>
+        <w:rPr>
+          <w:rFonts w:ascii="Consolas" w:eastAsia="Times New Roman" w:hAnsi="Consolas" w:cs="Times New Roman"/>
+          <w:color w:val="D4D4D4"/>
+          <w:kern w:val="0"/>
+          <w:sz w:val="21"/>
+          <w:szCs w:val="21"/>
+          <w:lang w:eastAsia="en-ID"/>
+          <w14:ligatures w14:val="none"/>
+        </w:rPr>
+        <w:t xml:space="preserve">    </w:t>
+      </w:r>
+      <w:r>
+        <w:rPr>
+          <w:rFonts w:ascii="Consolas" w:eastAsia="Times New Roman" w:hAnsi="Consolas" w:cs="Times New Roman"/>
+          <w:color w:val="9CDCFE"/>
+          <w:kern w:val="0"/>
+          <w:sz w:val="21"/>
+          <w:szCs w:val="21"/>
+          <w:lang w:eastAsia="en-ID"/>
+          <w14:ligatures w14:val="none"/>
+        </w:rPr>
+        <w:t>$data</w:t>
+      </w:r>
+      <w:r>
+        <w:rPr>
+          <w:rFonts w:ascii="Consolas" w:eastAsia="Times New Roman" w:hAnsi="Consolas" w:cs="Times New Roman"/>
+          <w:color w:val="D4D4D4"/>
+          <w:kern w:val="0"/>
+          <w:sz w:val="21"/>
+          <w:szCs w:val="21"/>
+          <w:lang w:eastAsia="en-ID"/>
+          <w14:ligatures w14:val="none"/>
+        </w:rPr>
+        <w:t>[</w:t>
+      </w:r>
+      <w:r>
+        <w:rPr>
+          <w:rFonts w:ascii="Consolas" w:eastAsia="Times New Roman" w:hAnsi="Consolas" w:cs="Times New Roman"/>
+          <w:color w:val="CE9178"/>
+          <w:kern w:val="0"/>
+          <w:sz w:val="21"/>
+          <w:szCs w:val="21"/>
+          <w:lang w:eastAsia="en-ID"/>
+          <w14:ligatures w14:val="none"/>
+        </w:rPr>
+        <w:t>'nama'</w:t>
+      </w:r>
+      <w:r>
+        <w:rPr>
+          <w:rFonts w:ascii="Consolas" w:eastAsia="Times New Roman" w:hAnsi="Consolas" w:cs="Times New Roman"/>
+          <w:color w:val="D4D4D4"/>
+          <w:kern w:val="0"/>
+          <w:sz w:val="21"/>
+          <w:szCs w:val="21"/>
+          <w:lang w:eastAsia="en-ID"/>
+          <w14:ligatures w14:val="none"/>
+        </w:rPr>
+        <w:t xml:space="preserve">] = </w:t>
+      </w:r>
+      <w:r>
+        <w:rPr>
+          <w:rFonts w:ascii="Consolas" w:eastAsia="Times New Roman" w:hAnsi="Consolas" w:cs="Times New Roman"/>
+          <w:color w:val="569CD6"/>
+          <w:kern w:val="0"/>
+          <w:sz w:val="21"/>
+          <w:szCs w:val="21"/>
+          <w:lang w:eastAsia="en-ID"/>
+          <w14:ligatures w14:val="none"/>
+        </w:rPr>
+        <w:t>$this</w:t>
+      </w:r>
+      <w:r>
+        <w:rPr>
+          <w:rFonts w:ascii="Consolas" w:eastAsia="Times New Roman" w:hAnsi="Consolas" w:cs="Times New Roman"/>
+          <w:color w:val="D4D4D4"/>
+          <w:kern w:val="0"/>
+          <w:sz w:val="21"/>
+          <w:szCs w:val="21"/>
+          <w:lang w:eastAsia="en-ID"/>
+          <w14:ligatures w14:val="none"/>
+        </w:rPr>
+        <w:t>-&gt;</w:t>
+      </w:r>
+      <w:r>
+        <w:rPr>
+          <w:rFonts w:ascii="Consolas" w:eastAsia="Times New Roman" w:hAnsi="Consolas" w:cs="Times New Roman"/>
+          <w:color w:val="DCDCAA"/>
+          <w:kern w:val="0"/>
+          <w:sz w:val="21"/>
+          <w:szCs w:val="21"/>
+          <w:lang w:eastAsia="en-ID"/>
+          <w14:ligatures w14:val="none"/>
+        </w:rPr>
+        <w:t>model</w:t>
+      </w:r>
+      <w:r>
+        <w:rPr>
+          <w:rFonts w:ascii="Consolas" w:eastAsia="Times New Roman" w:hAnsi="Consolas" w:cs="Times New Roman"/>
+          <w:color w:val="D4D4D4"/>
+          <w:kern w:val="0"/>
+          <w:sz w:val="21"/>
+          <w:szCs w:val="21"/>
+          <w:lang w:eastAsia="en-ID"/>
+          <w14:ligatures w14:val="none"/>
+        </w:rPr>
+        <w:t>(</w:t>
+      </w:r>
+      <w:r>
+        <w:rPr>
+          <w:rFonts w:ascii="Consolas" w:eastAsia="Times New Roman" w:hAnsi="Consolas" w:cs="Times New Roman"/>
+          <w:color w:val="CE9178"/>
+          <w:kern w:val="0"/>
+          <w:sz w:val="21"/>
+          <w:szCs w:val="21"/>
+          <w:lang w:eastAsia="en-ID"/>
+          <w14:ligatures w14:val="none"/>
+        </w:rPr>
+        <w:t>'User_model'</w:t>
+      </w:r>
+      <w:r>
+        <w:rPr>
+          <w:rFonts w:ascii="Consolas" w:eastAsia="Times New Roman" w:hAnsi="Consolas" w:cs="Times New Roman"/>
+          <w:color w:val="D4D4D4"/>
+          <w:kern w:val="0"/>
+          <w:sz w:val="21"/>
+          <w:szCs w:val="21"/>
+          <w:lang w:eastAsia="en-ID"/>
+          <w14:ligatures w14:val="none"/>
+        </w:rPr>
+        <w:t>)-&gt;</w:t>
+      </w:r>
+      <w:r>
+        <w:rPr>
+          <w:rFonts w:ascii="Consolas" w:eastAsia="Times New Roman" w:hAnsi="Consolas" w:cs="Times New Roman"/>
+          <w:color w:val="DCDCAA"/>
+          <w:kern w:val="0"/>
+          <w:sz w:val="21"/>
+          <w:szCs w:val="21"/>
+          <w:lang w:eastAsia="en-ID"/>
+          <w14:ligatures w14:val="none"/>
+        </w:rPr>
+        <w:t>getUser</w:t>
+      </w:r>
+      <w:r>
+        <w:rPr>
+          <w:rFonts w:ascii="Consolas" w:eastAsia="Times New Roman" w:hAnsi="Consolas" w:cs="Times New Roman"/>
+          <w:color w:val="D4D4D4"/>
+          <w:kern w:val="0"/>
+          <w:sz w:val="21"/>
+          <w:szCs w:val="21"/>
+          <w:lang w:eastAsia="en-ID"/>
+          <w14:ligatures w14:val="none"/>
+        </w:rPr>
+        <w:t>();</w:t>
+      </w:r>
+    </w:p>
+    <w:p>
+      <w:pPr>
+        <w:spacing w:after="0"/>
+        <w:jc w:val="both"/>
+        <w:rPr>
+          <w:rFonts w:ascii="Times New Roman" w:hAnsi="Times New Roman" w:cs="Times New Roman"/>
+          <w:b/>
+          <w:bCs/>
+        </w:rPr>
+      </w:pPr>
+      <w:r>
+        <w:rPr>
+          <w:rFonts w:ascii="Times New Roman" w:hAnsi="Times New Roman" w:cs="Times New Roman"/>
+          <w:b/>
+          <w:bCs/>
+        </w:rPr>
+        <w:t xml:space="preserve">Data tersebut akan di tampilkan di view : </w:t>
+      </w:r>
+    </w:p>
+    <w:p>
+      <w:pPr>
+        <w:shd w:val="clear" w:color="auto" w:fill="1F1F1F"/>
+        <w:spacing w:after="0" w:line="285" w:lineRule="atLeast"/>
+        <w:rPr>
+          <w:rFonts w:ascii="Consolas" w:eastAsia="Times New Roman" w:hAnsi="Consolas" w:cs="Times New Roman"/>
+          <w:color w:val="CCCCCC"/>
+          <w:kern w:val="0"/>
+          <w:sz w:val="21"/>
+          <w:szCs w:val="21"/>
+          <w:lang w:eastAsia="en-ID"/>
+          <w14:ligatures w14:val="none"/>
+        </w:rPr>
+      </w:pPr>
+      <w:r>
+        <w:rPr>
+          <w:rFonts w:ascii="Consolas" w:eastAsia="Times New Roman" w:hAnsi="Consolas" w:cs="Times New Roman"/>
+          <w:color w:val="D4D4D4"/>
+          <w:kern w:val="0"/>
+          <w:sz w:val="21"/>
+          <w:szCs w:val="21"/>
+          <w:lang w:eastAsia="en-ID"/>
+          <w14:ligatures w14:val="none"/>
+        </w:rPr>
+        <w:t xml:space="preserve">    </w:t>
+      </w:r>
+      <w:r>
+        <w:rPr>
+          <w:rFonts w:ascii="Consolas" w:eastAsia="Times New Roman" w:hAnsi="Consolas" w:cs="Times New Roman"/>
+          <w:color w:val="569CD6"/>
+          <w:kern w:val="0"/>
+          <w:sz w:val="21"/>
+          <w:szCs w:val="21"/>
+          <w:lang w:eastAsia="en-ID"/>
+          <w14:ligatures w14:val="none"/>
+        </w:rPr>
+        <w:t>$this</w:t>
+      </w:r>
+      <w:r>
+        <w:rPr>
+          <w:rFonts w:ascii="Consolas" w:eastAsia="Times New Roman" w:hAnsi="Consolas" w:cs="Times New Roman"/>
+          <w:color w:val="D4D4D4"/>
+          <w:kern w:val="0"/>
+          <w:sz w:val="21"/>
+          <w:szCs w:val="21"/>
+          <w:lang w:eastAsia="en-ID"/>
+          <w14:ligatures w14:val="none"/>
+        </w:rPr>
+        <w:t>-&gt;</w:t>
+      </w:r>
+      <w:r>
+        <w:rPr>
+          <w:rFonts w:ascii="Consolas" w:eastAsia="Times New Roman" w:hAnsi="Consolas" w:cs="Times New Roman"/>
+          <w:color w:val="DCDCAA"/>
+          <w:kern w:val="0"/>
+          <w:sz w:val="21"/>
+          <w:szCs w:val="21"/>
+          <w:lang w:eastAsia="en-ID"/>
+          <w14:ligatures w14:val="none"/>
+        </w:rPr>
+        <w:t>view</w:t>
+      </w:r>
+      <w:r>
+        <w:rPr>
+          <w:rFonts w:ascii="Consolas" w:eastAsia="Times New Roman" w:hAnsi="Consolas" w:cs="Times New Roman"/>
+          <w:color w:val="D4D4D4"/>
+          <w:kern w:val="0"/>
+          <w:sz w:val="21"/>
+          <w:szCs w:val="21"/>
+          <w:lang w:eastAsia="en-ID"/>
+          <w14:ligatures w14:val="none"/>
+        </w:rPr>
+        <w:t>(</w:t>
+      </w:r>
+      <w:r>
+        <w:rPr>
+          <w:rFonts w:ascii="Consolas" w:eastAsia="Times New Roman" w:hAnsi="Consolas" w:cs="Times New Roman"/>
+          <w:color w:val="CE9178"/>
+          <w:kern w:val="0"/>
+          <w:sz w:val="21"/>
+          <w:szCs w:val="21"/>
+          <w:lang w:eastAsia="en-ID"/>
+          <w14:ligatures w14:val="none"/>
+        </w:rPr>
+        <w:t>'home/index'</w:t>
+      </w:r>
+      <w:r>
+        <w:rPr>
+          <w:rFonts w:ascii="Consolas" w:eastAsia="Times New Roman" w:hAnsi="Consolas" w:cs="Times New Roman"/>
+          <w:color w:val="D4D4D4"/>
+          <w:kern w:val="0"/>
+          <w:sz w:val="21"/>
+          <w:szCs w:val="21"/>
+          <w:lang w:eastAsia="en-ID"/>
+          <w14:ligatures w14:val="none"/>
+        </w:rPr>
+        <w:t xml:space="preserve"> , </w:t>
+      </w:r>
+      <w:r>
+        <w:rPr>
+          <w:rFonts w:ascii="Consolas" w:eastAsia="Times New Roman" w:hAnsi="Consolas" w:cs="Times New Roman"/>
+          <w:color w:val="9CDCFE"/>
+          <w:kern w:val="0"/>
+          <w:sz w:val="21"/>
+          <w:szCs w:val="21"/>
+          <w:lang w:eastAsia="en-ID"/>
+          <w14:ligatures w14:val="none"/>
+        </w:rPr>
+        <w:t>$data</w:t>
+      </w:r>
+      <w:r>
+        <w:rPr>
+          <w:rFonts w:ascii="Consolas" w:eastAsia="Times New Roman" w:hAnsi="Consolas" w:cs="Times New Roman"/>
+          <w:color w:val="D4D4D4"/>
+          <w:kern w:val="0"/>
+          <w:sz w:val="21"/>
+          <w:szCs w:val="21"/>
+          <w:lang w:eastAsia="en-ID"/>
+          <w14:ligatures w14:val="none"/>
+        </w:rPr>
+        <w:t>);</w:t>
+      </w:r>
+    </w:p>
+    <w:p>
+      <w:pPr>
+        <w:spacing w:after="0"/>
+        <w:jc w:val="both"/>
+        <w:rPr>
+          <w:rFonts w:ascii="Times New Roman" w:hAnsi="Times New Roman" w:cs="Times New Roman"/>
+        </w:rPr>
+      </w:pPr>
+      <w:r>
+        <w:rPr>
+          <w:rFonts w:ascii="Times New Roman" w:hAnsi="Times New Roman" w:cs="Times New Roman"/>
+        </w:rPr>
+        <w:t xml:space="preserve">Contoh : </w:t>
+      </w:r>
+    </w:p>
+    <w:p>
+      <w:pPr>
+        <w:shd w:val="clear" w:color="auto" w:fill="1F1F1F"/>
+        <w:spacing w:after="0" w:line="285" w:lineRule="atLeast"/>
+        <w:rPr>
+          <w:rFonts w:ascii="Consolas" w:eastAsia="Times New Roman" w:hAnsi="Consolas" w:cs="Times New Roman"/>
+          <w:color w:val="CCCCCC"/>
+          <w:kern w:val="0"/>
+          <w:sz w:val="21"/>
+          <w:szCs w:val="21"/>
+          <w:lang w:eastAsia="en-ID"/>
+          <w14:ligatures w14:val="none"/>
+        </w:rPr>
+      </w:pPr>
+      <w:r>
+        <w:rPr>
+          <w:rFonts w:ascii="Consolas" w:eastAsia="Times New Roman" w:hAnsi="Consolas" w:cs="Times New Roman"/>
+          <w:color w:val="CCCCCC"/>
+          <w:kern w:val="0"/>
+          <w:sz w:val="21"/>
+          <w:szCs w:val="21"/>
+          <w:lang w:eastAsia="en-ID"/>
+          <w14:ligatures w14:val="none"/>
+        </w:rPr>
+        <w:t xml:space="preserve">    </w:t>
+      </w:r>
+      <w:r>
+        <w:rPr>
+          <w:rFonts w:ascii="Consolas" w:eastAsia="Times New Roman" w:hAnsi="Consolas" w:cs="Times New Roman"/>
+          <w:color w:val="569CD6"/>
+          <w:kern w:val="0"/>
+          <w:sz w:val="21"/>
+          <w:szCs w:val="21"/>
+          <w:lang w:eastAsia="en-ID"/>
+          <w14:ligatures w14:val="none"/>
+        </w:rPr>
+        <w:t>&lt;?php</w:t>
+      </w:r>
+      <w:r>
+        <w:rPr>
+          <w:rFonts w:ascii="Consolas" w:eastAsia="Times New Roman" w:hAnsi="Consolas" w:cs="Times New Roman"/>
+          <w:color w:val="D4D4D4"/>
+          <w:kern w:val="0"/>
+          <w:sz w:val="21"/>
+          <w:szCs w:val="21"/>
+          <w:lang w:eastAsia="en-ID"/>
+          <w14:ligatures w14:val="none"/>
+        </w:rPr>
+        <w:t xml:space="preserve"> </w:t>
+      </w:r>
+      <w:r>
+        <w:rPr>
+          <w:rFonts w:ascii="Consolas" w:eastAsia="Times New Roman" w:hAnsi="Consolas" w:cs="Times New Roman"/>
+          <w:color w:val="DCDCAA"/>
+          <w:kern w:val="0"/>
+          <w:sz w:val="21"/>
+          <w:szCs w:val="21"/>
+          <w:lang w:eastAsia="en-ID"/>
+          <w14:ligatures w14:val="none"/>
+        </w:rPr>
+        <w:t>echo</w:t>
+      </w:r>
+      <w:r>
+        <w:rPr>
+          <w:rFonts w:ascii="Consolas" w:eastAsia="Times New Roman" w:hAnsi="Consolas" w:cs="Times New Roman"/>
+          <w:color w:val="D4D4D4"/>
+          <w:kern w:val="0"/>
+          <w:sz w:val="21"/>
+          <w:szCs w:val="21"/>
+          <w:lang w:eastAsia="en-ID"/>
+          <w14:ligatures w14:val="none"/>
+        </w:rPr>
+        <w:t xml:space="preserve"> </w:t>
+      </w:r>
+      <w:r>
+        <w:rPr>
+          <w:rFonts w:ascii="Consolas" w:eastAsia="Times New Roman" w:hAnsi="Consolas" w:cs="Times New Roman"/>
+          <w:color w:val="9CDCFE"/>
+          <w:kern w:val="0"/>
+          <w:sz w:val="21"/>
+          <w:szCs w:val="21"/>
+          <w:lang w:eastAsia="en-ID"/>
+          <w14:ligatures w14:val="none"/>
+        </w:rPr>
+        <w:t>$data</w:t>
+      </w:r>
+      <w:r>
+        <w:rPr>
+          <w:rFonts w:ascii="Consolas" w:eastAsia="Times New Roman" w:hAnsi="Consolas" w:cs="Times New Roman"/>
+          <w:color w:val="D4D4D4"/>
+          <w:kern w:val="0"/>
+          <w:sz w:val="21"/>
+          <w:szCs w:val="21"/>
+          <w:lang w:eastAsia="en-ID"/>
+          <w14:ligatures w14:val="none"/>
+        </w:rPr>
+        <w:t>[</w:t>
+      </w:r>
+      <w:r>
+        <w:rPr>
+          <w:rFonts w:ascii="Consolas" w:eastAsia="Times New Roman" w:hAnsi="Consolas" w:cs="Times New Roman"/>
+          <w:color w:val="CE9178"/>
+          <w:kern w:val="0"/>
+          <w:sz w:val="21"/>
+          <w:szCs w:val="21"/>
+          <w:lang w:eastAsia="en-ID"/>
+          <w14:ligatures w14:val="none"/>
+        </w:rPr>
+        <w:t>'nama'</w:t>
+      </w:r>
+      <w:r>
+        <w:rPr>
+          <w:rFonts w:ascii="Consolas" w:eastAsia="Times New Roman" w:hAnsi="Consolas" w:cs="Times New Roman"/>
+          <w:color w:val="D4D4D4"/>
+          <w:kern w:val="0"/>
+          <w:sz w:val="21"/>
+          <w:szCs w:val="21"/>
+          <w:lang w:eastAsia="en-ID"/>
+          <w14:ligatures w14:val="none"/>
+        </w:rPr>
+        <w:t xml:space="preserve">]; </w:t>
+      </w:r>
+      <w:r>
+        <w:rPr>
+          <w:rFonts w:ascii="Consolas" w:eastAsia="Times New Roman" w:hAnsi="Consolas" w:cs="Times New Roman"/>
+          <w:color w:val="569CD6"/>
+          <w:kern w:val="0"/>
+          <w:sz w:val="21"/>
+          <w:szCs w:val="21"/>
+          <w:lang w:eastAsia="en-ID"/>
+          <w14:ligatures w14:val="none"/>
+        </w:rPr>
+        <w:t>?&gt;</w:t>
+      </w:r>
+    </w:p>
+    <w:p>
+      <w:pPr>
+        <w:spacing w:after="0"/>
+        <w:jc w:val="both"/>
+        <w:rPr>
+          <w:rFonts w:ascii="Times New Roman" w:hAnsi="Times New Roman" w:cs="Times New Roman"/>
+        </w:rPr>
+      </w:pPr>
+    </w:p>
+    <w:p>
+      <w:pPr>
+        <w:spacing w:after="0"/>
+        <w:jc w:val="both"/>
+        <w:rPr>
+          <w:rFonts w:ascii="Times New Roman" w:hAnsi="Times New Roman" w:cs="Times New Roman"/>
+        </w:rPr>
+      </w:pPr>
+      <w:r>
+        <w:rPr>
+          <w:rFonts w:ascii="Times New Roman" w:hAnsi="Times New Roman" w:cs="Times New Roman"/>
+        </w:rPr>
+        <w:t xml:space="preserve">Praktik , mengambil data dari database: </w:t>
+      </w:r>
+    </w:p>
+    <w:p>
+      <w:pPr>
+        <w:spacing w:after="0"/>
+        <w:jc w:val="both"/>
+        <w:rPr>
+          <w:rFonts w:ascii="Times New Roman" w:hAnsi="Times New Roman" w:cs="Times New Roman"/>
+        </w:rPr>
+      </w:pPr>
+      <w:r>
+        <w:rPr>
+          <w:rFonts w:ascii="Times New Roman" w:hAnsi="Times New Roman" w:cs="Times New Roman"/>
+        </w:rPr>
+        <w:t xml:space="preserve">Pertama-tama kita membuat models yang bernama </w:t>
+      </w:r>
+      <w:r>
+        <w:rPr>
+          <w:rFonts w:ascii="Times New Roman" w:hAnsi="Times New Roman" w:cs="Times New Roman"/>
+          <w:b/>
+          <w:bCs/>
+        </w:rPr>
+        <w:t xml:space="preserve">Mahasiswa_model </w:t>
+      </w:r>
+      <w:r>
+        <w:rPr>
+          <w:rFonts w:ascii="Times New Roman" w:hAnsi="Times New Roman" w:cs="Times New Roman"/>
+        </w:rPr>
+        <w:t>:</w:t>
+      </w:r>
+    </w:p>
+    <w:p>
+      <w:pPr>
+        <w:shd w:val="clear" w:color="auto" w:fill="1F1F1F"/>
+        <w:spacing w:after="0" w:line="285" w:lineRule="atLeast"/>
+        <w:rPr>
+          <w:rFonts w:ascii="Consolas" w:eastAsia="Times New Roman" w:hAnsi="Consolas" w:cs="Times New Roman"/>
+          <w:color w:val="CCCCCC"/>
+          <w:kern w:val="0"/>
+          <w:sz w:val="21"/>
+          <w:szCs w:val="21"/>
+          <w:lang w:eastAsia="en-ID"/>
+          <w14:ligatures w14:val="none"/>
+        </w:rPr>
+      </w:pPr>
+      <w:r>
+        <w:rPr>
+          <w:rFonts w:ascii="Consolas" w:eastAsia="Times New Roman" w:hAnsi="Consolas" w:cs="Times New Roman"/>
+          <w:color w:val="569CD6"/>
+          <w:kern w:val="0"/>
+          <w:sz w:val="21"/>
+          <w:szCs w:val="21"/>
+          <w:lang w:eastAsia="en-ID"/>
+          <w14:ligatures w14:val="none"/>
+        </w:rPr>
+        <w:t>&lt;?php</w:t>
+      </w:r>
+    </w:p>
+    <w:p>
+      <w:pPr>
+        <w:shd w:val="clear" w:color="auto" w:fill="1F1F1F"/>
+        <w:spacing w:after="0" w:line="285" w:lineRule="atLeast"/>
+        <w:rPr>
+          <w:rFonts w:ascii="Consolas" w:eastAsia="Times New Roman" w:hAnsi="Consolas" w:cs="Times New Roman"/>
+          <w:color w:val="CCCCCC"/>
+          <w:kern w:val="0"/>
+          <w:sz w:val="21"/>
+          <w:szCs w:val="21"/>
+          <w:lang w:eastAsia="en-ID"/>
+          <w14:ligatures w14:val="none"/>
+        </w:rPr>
+      </w:pPr>
+      <w:r>
+        <w:rPr>
+          <w:rFonts w:ascii="Consolas" w:eastAsia="Times New Roman" w:hAnsi="Consolas" w:cs="Times New Roman"/>
+          <w:color w:val="569CD6"/>
+          <w:kern w:val="0"/>
+          <w:sz w:val="21"/>
+          <w:szCs w:val="21"/>
+          <w:lang w:eastAsia="en-ID"/>
+          <w14:ligatures w14:val="none"/>
+        </w:rPr>
+        <w:t>class</w:t>
+      </w:r>
+      <w:r>
+        <w:rPr>
+          <w:rFonts w:ascii="Consolas" w:eastAsia="Times New Roman" w:hAnsi="Consolas" w:cs="Times New Roman"/>
+          <w:color w:val="D4D4D4"/>
+          <w:kern w:val="0"/>
+          <w:sz w:val="21"/>
+          <w:szCs w:val="21"/>
+          <w:lang w:eastAsia="en-ID"/>
+          <w14:ligatures w14:val="none"/>
+        </w:rPr>
+        <w:t xml:space="preserve"> </w:t>
+      </w:r>
+      <w:r>
+        <w:rPr>
+          <w:rFonts w:ascii="Consolas" w:eastAsia="Times New Roman" w:hAnsi="Consolas" w:cs="Times New Roman"/>
+          <w:color w:val="4EC9B0"/>
+          <w:kern w:val="0"/>
+          <w:sz w:val="21"/>
+          <w:szCs w:val="21"/>
+          <w:lang w:eastAsia="en-ID"/>
+          <w14:ligatures w14:val="none"/>
+        </w:rPr>
+        <w:t>Mahasiswa_model</w:t>
+      </w:r>
+      <w:r>
+        <w:rPr>
+          <w:rFonts w:ascii="Consolas" w:eastAsia="Times New Roman" w:hAnsi="Consolas" w:cs="Times New Roman"/>
+          <w:color w:val="D4D4D4"/>
+          <w:kern w:val="0"/>
+          <w:sz w:val="21"/>
+          <w:szCs w:val="21"/>
+          <w:lang w:eastAsia="en-ID"/>
+          <w14:ligatures w14:val="none"/>
+        </w:rPr>
+        <w:t xml:space="preserve"> {</w:t>
+      </w:r>
+    </w:p>
+    <w:p>
+      <w:pPr>
+        <w:shd w:val="clear" w:color="auto" w:fill="1F1F1F"/>
+        <w:spacing w:after="0" w:line="285" w:lineRule="atLeast"/>
+        <w:rPr>
+          <w:rFonts w:ascii="Consolas" w:eastAsia="Times New Roman" w:hAnsi="Consolas" w:cs="Times New Roman"/>
+          <w:color w:val="CCCCCC"/>
+          <w:kern w:val="0"/>
+          <w:sz w:val="21"/>
+          <w:szCs w:val="21"/>
+          <w:lang w:eastAsia="en-ID"/>
+          <w14:ligatures w14:val="none"/>
+        </w:rPr>
+      </w:pPr>
+      <w:r>
+        <w:rPr>
+          <w:rFonts w:ascii="Consolas" w:eastAsia="Times New Roman" w:hAnsi="Consolas" w:cs="Times New Roman"/>
+          <w:color w:val="D4D4D4"/>
+          <w:kern w:val="0"/>
+          <w:sz w:val="21"/>
+          <w:szCs w:val="21"/>
+          <w:lang w:eastAsia="en-ID"/>
+          <w14:ligatures w14:val="none"/>
+        </w:rPr>
+        <w:t xml:space="preserve">  </w:t>
+      </w:r>
+      <w:r>
+        <w:rPr>
+          <w:rFonts w:ascii="Consolas" w:eastAsia="Times New Roman" w:hAnsi="Consolas" w:cs="Times New Roman"/>
+          <w:color w:val="569CD6"/>
+          <w:kern w:val="0"/>
+          <w:sz w:val="21"/>
+          <w:szCs w:val="21"/>
+          <w:lang w:eastAsia="en-ID"/>
+          <w14:ligatures w14:val="none"/>
+        </w:rPr>
+        <w:t>private</w:t>
+      </w:r>
+      <w:r>
+        <w:rPr>
+          <w:rFonts w:ascii="Consolas" w:eastAsia="Times New Roman" w:hAnsi="Consolas" w:cs="Times New Roman"/>
+          <w:color w:val="D4D4D4"/>
+          <w:kern w:val="0"/>
+          <w:sz w:val="21"/>
+          <w:szCs w:val="21"/>
+          <w:lang w:eastAsia="en-ID"/>
+          <w14:ligatures w14:val="none"/>
+        </w:rPr>
+        <w:t xml:space="preserve"> </w:t>
+      </w:r>
+      <w:r>
+        <w:rPr>
+          <w:rFonts w:ascii="Consolas" w:eastAsia="Times New Roman" w:hAnsi="Consolas" w:cs="Times New Roman"/>
+          <w:color w:val="9CDCFE"/>
+          <w:kern w:val="0"/>
+          <w:sz w:val="21"/>
+          <w:szCs w:val="21"/>
+          <w:lang w:eastAsia="en-ID"/>
+          <w14:ligatures w14:val="none"/>
+        </w:rPr>
+        <w:t>$databaseHandler</w:t>
+      </w:r>
+      <w:r>
+        <w:rPr>
+          <w:rFonts w:ascii="Consolas" w:eastAsia="Times New Roman" w:hAnsi="Consolas" w:cs="Times New Roman"/>
+          <w:color w:val="D4D4D4"/>
+          <w:kern w:val="0"/>
+          <w:sz w:val="21"/>
+          <w:szCs w:val="21"/>
+          <w:lang w:eastAsia="en-ID"/>
+          <w14:ligatures w14:val="none"/>
+        </w:rPr>
+        <w:t xml:space="preserve">, </w:t>
+      </w:r>
+      <w:r>
+        <w:rPr>
+          <w:rFonts w:ascii="Consolas" w:eastAsia="Times New Roman" w:hAnsi="Consolas" w:cs="Times New Roman"/>
+          <w:color w:val="9CDCFE"/>
+          <w:kern w:val="0"/>
+          <w:sz w:val="21"/>
+          <w:szCs w:val="21"/>
+          <w:lang w:eastAsia="en-ID"/>
+          <w14:ligatures w14:val="none"/>
+        </w:rPr>
+        <w:t>$statement</w:t>
+      </w:r>
+      <w:r>
+        <w:rPr>
+          <w:rFonts w:ascii="Consolas" w:eastAsia="Times New Roman" w:hAnsi="Consolas" w:cs="Times New Roman"/>
+          <w:color w:val="D4D4D4"/>
+          <w:kern w:val="0"/>
+          <w:sz w:val="21"/>
+          <w:szCs w:val="21"/>
+          <w:lang w:eastAsia="en-ID"/>
+          <w14:ligatures w14:val="none"/>
+        </w:rPr>
+        <w:t>;</w:t>
+      </w:r>
+    </w:p>
+    <w:p>
+      <w:pPr>
+        <w:shd w:val="clear" w:color="auto" w:fill="1F1F1F"/>
+        <w:spacing w:after="0" w:line="285" w:lineRule="atLeast"/>
+        <w:rPr>
+          <w:rFonts w:ascii="Consolas" w:eastAsia="Times New Roman" w:hAnsi="Consolas" w:cs="Times New Roman"/>
+          <w:color w:val="CCCCCC"/>
+          <w:kern w:val="0"/>
+          <w:sz w:val="21"/>
+          <w:szCs w:val="21"/>
+          <w:lang w:eastAsia="en-ID"/>
+          <w14:ligatures w14:val="none"/>
+        </w:rPr>
+      </w:pPr>
+    </w:p>
+    <w:p>
+      <w:pPr>
+        <w:shd w:val="clear" w:color="auto" w:fill="1F1F1F"/>
+        <w:spacing w:after="0" w:line="285" w:lineRule="atLeast"/>
+        <w:rPr>
+          <w:rFonts w:ascii="Consolas" w:eastAsia="Times New Roman" w:hAnsi="Consolas" w:cs="Times New Roman"/>
+          <w:color w:val="CCCCCC"/>
+          <w:kern w:val="0"/>
+          <w:sz w:val="21"/>
+          <w:szCs w:val="21"/>
+          <w:lang w:eastAsia="en-ID"/>
+          <w14:ligatures w14:val="none"/>
+        </w:rPr>
+      </w:pPr>
+      <w:r>
+        <w:rPr>
+          <w:rFonts w:ascii="Consolas" w:eastAsia="Times New Roman" w:hAnsi="Consolas" w:cs="Times New Roman"/>
+          <w:color w:val="D4D4D4"/>
+          <w:kern w:val="0"/>
+          <w:sz w:val="21"/>
+          <w:szCs w:val="21"/>
+          <w:lang w:eastAsia="en-ID"/>
+          <w14:ligatures w14:val="none"/>
+        </w:rPr>
+        <w:t xml:space="preserve">  </w:t>
+      </w:r>
+      <w:r>
+        <w:rPr>
+          <w:rFonts w:ascii="Consolas" w:eastAsia="Times New Roman" w:hAnsi="Consolas" w:cs="Times New Roman"/>
+          <w:color w:val="569CD6"/>
+          <w:kern w:val="0"/>
+          <w:sz w:val="21"/>
+          <w:szCs w:val="21"/>
+          <w:lang w:eastAsia="en-ID"/>
+          <w14:ligatures w14:val="none"/>
+        </w:rPr>
+        <w:t>public</w:t>
+      </w:r>
+      <w:r>
+        <w:rPr>
+          <w:rFonts w:ascii="Consolas" w:eastAsia="Times New Roman" w:hAnsi="Consolas" w:cs="Times New Roman"/>
+          <w:color w:val="D4D4D4"/>
+          <w:kern w:val="0"/>
+          <w:sz w:val="21"/>
+          <w:szCs w:val="21"/>
+          <w:lang w:eastAsia="en-ID"/>
+          <w14:ligatures w14:val="none"/>
+        </w:rPr>
+        <w:t xml:space="preserve"> </w:t>
+      </w:r>
+      <w:r>
+        <w:rPr>
+          <w:rFonts w:ascii="Consolas" w:eastAsia="Times New Roman" w:hAnsi="Consolas" w:cs="Times New Roman"/>
+          <w:color w:val="569CD6"/>
+          <w:kern w:val="0"/>
+          <w:sz w:val="21"/>
+          <w:szCs w:val="21"/>
+          <w:lang w:eastAsia="en-ID"/>
+          <w14:ligatures w14:val="none"/>
+        </w:rPr>
+        <w:t>function</w:t>
+      </w:r>
+      <w:r>
+        <w:rPr>
+          <w:rFonts w:ascii="Consolas" w:eastAsia="Times New Roman" w:hAnsi="Consolas" w:cs="Times New Roman"/>
+          <w:color w:val="D4D4D4"/>
+          <w:kern w:val="0"/>
+          <w:sz w:val="21"/>
+          <w:szCs w:val="21"/>
+          <w:lang w:eastAsia="en-ID"/>
+          <w14:ligatures w14:val="none"/>
+        </w:rPr>
+        <w:t xml:space="preserve"> </w:t>
+      </w:r>
+      <w:r>
+        <w:rPr>
+          <w:rFonts w:ascii="Consolas" w:eastAsia="Times New Roman" w:hAnsi="Consolas" w:cs="Times New Roman"/>
+          <w:color w:val="DCDCAA"/>
+          <w:kern w:val="0"/>
+          <w:sz w:val="21"/>
+          <w:szCs w:val="21"/>
+          <w:lang w:eastAsia="en-ID"/>
+          <w14:ligatures w14:val="none"/>
+        </w:rPr>
+        <w:t>__construct</w:t>
+      </w:r>
+      <w:r>
+        <w:rPr>
+          <w:rFonts w:ascii="Consolas" w:eastAsia="Times New Roman" w:hAnsi="Consolas" w:cs="Times New Roman"/>
+          <w:color w:val="D4D4D4"/>
+          <w:kern w:val="0"/>
+          <w:sz w:val="21"/>
+          <w:szCs w:val="21"/>
+          <w:lang w:eastAsia="en-ID"/>
+          <w14:ligatures w14:val="none"/>
+        </w:rPr>
+        <w:t>()</w:t>
+      </w:r>
+    </w:p>
+    <w:p>
+      <w:pPr>
+        <w:shd w:val="clear" w:color="auto" w:fill="1F1F1F"/>
+        <w:spacing w:after="0" w:line="285" w:lineRule="atLeast"/>
+        <w:rPr>
+          <w:rFonts w:ascii="Consolas" w:eastAsia="Times New Roman" w:hAnsi="Consolas" w:cs="Times New Roman"/>
+          <w:color w:val="CCCCCC"/>
+          <w:kern w:val="0"/>
+          <w:sz w:val="21"/>
+          <w:szCs w:val="21"/>
+          <w:lang w:eastAsia="en-ID"/>
+          <w14:ligatures w14:val="none"/>
+        </w:rPr>
+      </w:pPr>
+      <w:r>
+        <w:rPr>
+          <w:rFonts w:ascii="Consolas" w:eastAsia="Times New Roman" w:hAnsi="Consolas" w:cs="Times New Roman"/>
+          <w:color w:val="D4D4D4"/>
+          <w:kern w:val="0"/>
+          <w:sz w:val="21"/>
+          <w:szCs w:val="21"/>
+          <w:lang w:eastAsia="en-ID"/>
+          <w14:ligatures w14:val="none"/>
+        </w:rPr>
+        <w:t>  {</w:t>
+      </w:r>
+    </w:p>
+    <w:p>
+      <w:pPr>
+        <w:shd w:val="clear" w:color="auto" w:fill="1F1F1F"/>
+        <w:spacing w:after="0" w:line="285" w:lineRule="atLeast"/>
+        <w:rPr>
+          <w:rFonts w:ascii="Consolas" w:eastAsia="Times New Roman" w:hAnsi="Consolas" w:cs="Times New Roman"/>
+          <w:color w:val="CCCCCC"/>
+          <w:kern w:val="0"/>
+          <w:sz w:val="21"/>
+          <w:szCs w:val="21"/>
+          <w:lang w:eastAsia="en-ID"/>
+          <w14:ligatures w14:val="none"/>
+        </w:rPr>
+      </w:pPr>
+      <w:r>
+        <w:rPr>
+          <w:rFonts w:ascii="Consolas" w:eastAsia="Times New Roman" w:hAnsi="Consolas" w:cs="Times New Roman"/>
+          <w:color w:val="D4D4D4"/>
+          <w:kern w:val="0"/>
+          <w:sz w:val="21"/>
+          <w:szCs w:val="21"/>
+          <w:lang w:eastAsia="en-ID"/>
+          <w14:ligatures w14:val="none"/>
+        </w:rPr>
+        <w:t xml:space="preserve">    </w:t>
+      </w:r>
+      <w:r>
+        <w:rPr>
+          <w:rFonts w:ascii="Consolas" w:eastAsia="Times New Roman" w:hAnsi="Consolas" w:cs="Times New Roman"/>
+          <w:color w:val="9CDCFE"/>
+          <w:kern w:val="0"/>
+          <w:sz w:val="21"/>
+          <w:szCs w:val="21"/>
+          <w:lang w:eastAsia="en-ID"/>
+          <w14:ligatures w14:val="none"/>
+        </w:rPr>
+        <w:t>$dataSourceName</w:t>
+      </w:r>
+      <w:r>
+        <w:rPr>
+          <w:rFonts w:ascii="Consolas" w:eastAsia="Times New Roman" w:hAnsi="Consolas" w:cs="Times New Roman"/>
+          <w:color w:val="D4D4D4"/>
+          <w:kern w:val="0"/>
+          <w:sz w:val="21"/>
+          <w:szCs w:val="21"/>
+          <w:lang w:eastAsia="en-ID"/>
+          <w14:ligatures w14:val="none"/>
+        </w:rPr>
+        <w:t xml:space="preserve"> = </w:t>
+      </w:r>
+      <w:r>
+        <w:rPr>
+          <w:rFonts w:ascii="Consolas" w:eastAsia="Times New Roman" w:hAnsi="Consolas" w:cs="Times New Roman"/>
+          <w:color w:val="CE9178"/>
+          <w:kern w:val="0"/>
+          <w:sz w:val="21"/>
+          <w:szCs w:val="21"/>
+          <w:lang w:eastAsia="en-ID"/>
+          <w14:ligatures w14:val="none"/>
+        </w:rPr>
+        <w:t>'mysql:host=localhost;dbname=sekolah_wpu'</w:t>
+      </w:r>
+      <w:r>
+        <w:rPr>
+          <w:rFonts w:ascii="Consolas" w:eastAsia="Times New Roman" w:hAnsi="Consolas" w:cs="Times New Roman"/>
+          <w:color w:val="D4D4D4"/>
+          <w:kern w:val="0"/>
+          <w:sz w:val="21"/>
+          <w:szCs w:val="21"/>
+          <w:lang w:eastAsia="en-ID"/>
+          <w14:ligatures w14:val="none"/>
+        </w:rPr>
+        <w:t>;</w:t>
+      </w:r>
+    </w:p>
+    <w:p>
+      <w:pPr>
+        <w:shd w:val="clear" w:color="auto" w:fill="1F1F1F"/>
+        <w:spacing w:after="0" w:line="285" w:lineRule="atLeast"/>
+        <w:rPr>
+          <w:rFonts w:ascii="Consolas" w:eastAsia="Times New Roman" w:hAnsi="Consolas" w:cs="Times New Roman"/>
+          <w:color w:val="CCCCCC"/>
+          <w:kern w:val="0"/>
+          <w:sz w:val="21"/>
+          <w:szCs w:val="21"/>
+          <w:lang w:eastAsia="en-ID"/>
+          <w14:ligatures w14:val="none"/>
+        </w:rPr>
+      </w:pPr>
+      <w:r>
+        <w:rPr>
+          <w:rFonts w:ascii="Consolas" w:eastAsia="Times New Roman" w:hAnsi="Consolas" w:cs="Times New Roman"/>
+          <w:color w:val="D4D4D4"/>
+          <w:kern w:val="0"/>
+          <w:sz w:val="21"/>
+          <w:szCs w:val="21"/>
+          <w:lang w:eastAsia="en-ID"/>
+          <w14:ligatures w14:val="none"/>
+        </w:rPr>
+        <w:t xml:space="preserve">    </w:t>
+      </w:r>
+    </w:p>
+    <w:p>
+      <w:pPr>
+        <w:shd w:val="clear" w:color="auto" w:fill="1F1F1F"/>
+        <w:spacing w:after="0" w:line="285" w:lineRule="atLeast"/>
+        <w:rPr>
+          <w:rFonts w:ascii="Consolas" w:eastAsia="Times New Roman" w:hAnsi="Consolas" w:cs="Times New Roman"/>
+          <w:color w:val="CCCCCC"/>
+          <w:kern w:val="0"/>
+          <w:sz w:val="21"/>
+          <w:szCs w:val="21"/>
+          <w:lang w:eastAsia="en-ID"/>
+          <w14:ligatures w14:val="none"/>
+        </w:rPr>
+      </w:pPr>
+      <w:r>
+        <w:rPr>
+          <w:rFonts w:ascii="Consolas" w:eastAsia="Times New Roman" w:hAnsi="Consolas" w:cs="Times New Roman"/>
+          <w:color w:val="D4D4D4"/>
+          <w:kern w:val="0"/>
+          <w:sz w:val="21"/>
+          <w:szCs w:val="21"/>
+          <w:lang w:eastAsia="en-ID"/>
+          <w14:ligatures w14:val="none"/>
+        </w:rPr>
+        <w:t xml:space="preserve">    </w:t>
+      </w:r>
+      <w:r>
+        <w:rPr>
+          <w:rFonts w:ascii="Consolas" w:eastAsia="Times New Roman" w:hAnsi="Consolas" w:cs="Times New Roman"/>
+          <w:color w:val="6A9955"/>
+          <w:kern w:val="0"/>
+          <w:sz w:val="21"/>
+          <w:szCs w:val="21"/>
+          <w:lang w:eastAsia="en-ID"/>
+          <w14:ligatures w14:val="none"/>
+        </w:rPr>
+        <w:t>// cek eror</w:t>
+      </w:r>
+    </w:p>
+    <w:p>
+      <w:pPr>
+        <w:shd w:val="clear" w:color="auto" w:fill="1F1F1F"/>
+        <w:spacing w:after="0" w:line="285" w:lineRule="atLeast"/>
+        <w:rPr>
+          <w:rFonts w:ascii="Consolas" w:eastAsia="Times New Roman" w:hAnsi="Consolas" w:cs="Times New Roman"/>
+          <w:color w:val="CCCCCC"/>
+          <w:kern w:val="0"/>
+          <w:sz w:val="21"/>
+          <w:szCs w:val="21"/>
+          <w:lang w:eastAsia="en-ID"/>
+          <w14:ligatures w14:val="none"/>
+        </w:rPr>
+      </w:pPr>
+      <w:r>
+        <w:rPr>
+          <w:rFonts w:ascii="Consolas" w:eastAsia="Times New Roman" w:hAnsi="Consolas" w:cs="Times New Roman"/>
+          <w:color w:val="D4D4D4"/>
+          <w:kern w:val="0"/>
+          <w:sz w:val="21"/>
+          <w:szCs w:val="21"/>
+          <w:lang w:eastAsia="en-ID"/>
+          <w14:ligatures w14:val="none"/>
+        </w:rPr>
+        <w:t xml:space="preserve">    </w:t>
+      </w:r>
+      <w:r>
+        <w:rPr>
+          <w:rFonts w:ascii="Consolas" w:eastAsia="Times New Roman" w:hAnsi="Consolas" w:cs="Times New Roman"/>
+          <w:color w:val="C586C0"/>
+          <w:kern w:val="0"/>
+          <w:sz w:val="21"/>
+          <w:szCs w:val="21"/>
+          <w:lang w:eastAsia="en-ID"/>
+          <w14:ligatures w14:val="none"/>
+        </w:rPr>
+        <w:t>try</w:t>
+      </w:r>
+      <w:r>
+        <w:rPr>
+          <w:rFonts w:ascii="Consolas" w:eastAsia="Times New Roman" w:hAnsi="Consolas" w:cs="Times New Roman"/>
+          <w:color w:val="D4D4D4"/>
+          <w:kern w:val="0"/>
+          <w:sz w:val="21"/>
+          <w:szCs w:val="21"/>
+          <w:lang w:eastAsia="en-ID"/>
+          <w14:ligatures w14:val="none"/>
+        </w:rPr>
+        <w:t xml:space="preserve"> {</w:t>
+      </w:r>
+    </w:p>
+    <w:p>
+      <w:pPr>
+        <w:shd w:val="clear" w:color="auto" w:fill="1F1F1F"/>
+        <w:spacing w:after="0" w:line="285" w:lineRule="atLeast"/>
+        <w:rPr>
+          <w:rFonts w:ascii="Consolas" w:eastAsia="Times New Roman" w:hAnsi="Consolas" w:cs="Times New Roman"/>
+          <w:color w:val="CCCCCC"/>
+          <w:kern w:val="0"/>
+          <w:sz w:val="21"/>
+          <w:szCs w:val="21"/>
+          <w:lang w:eastAsia="en-ID"/>
+          <w14:ligatures w14:val="none"/>
+        </w:rPr>
+      </w:pPr>
+      <w:r>
+        <w:rPr>
+          <w:rFonts w:ascii="Consolas" w:eastAsia="Times New Roman" w:hAnsi="Consolas" w:cs="Times New Roman"/>
+          <w:color w:val="D4D4D4"/>
+          <w:kern w:val="0"/>
+          <w:sz w:val="21"/>
+          <w:szCs w:val="21"/>
+          <w:lang w:eastAsia="en-ID"/>
+          <w14:ligatures w14:val="none"/>
+        </w:rPr>
+        <w:t xml:space="preserve">      </w:t>
+      </w:r>
+      <w:r>
+        <w:rPr>
+          <w:rFonts w:ascii="Consolas" w:eastAsia="Times New Roman" w:hAnsi="Consolas" w:cs="Times New Roman"/>
+          <w:color w:val="569CD6"/>
+          <w:kern w:val="0"/>
+          <w:sz w:val="21"/>
+          <w:szCs w:val="21"/>
+          <w:lang w:eastAsia="en-ID"/>
+          <w14:ligatures w14:val="none"/>
+        </w:rPr>
+        <w:t>$this</w:t>
+      </w:r>
+      <w:r>
+        <w:rPr>
+          <w:rFonts w:ascii="Consolas" w:eastAsia="Times New Roman" w:hAnsi="Consolas" w:cs="Times New Roman"/>
+          <w:color w:val="D4D4D4"/>
+          <w:kern w:val="0"/>
+          <w:sz w:val="21"/>
+          <w:szCs w:val="21"/>
+          <w:lang w:eastAsia="en-ID"/>
+          <w14:ligatures w14:val="none"/>
+        </w:rPr>
+        <w:t>-&gt;</w:t>
+      </w:r>
+      <w:r>
+        <w:rPr>
+          <w:rFonts w:ascii="Consolas" w:eastAsia="Times New Roman" w:hAnsi="Consolas" w:cs="Times New Roman"/>
+          <w:color w:val="9CDCFE"/>
+          <w:kern w:val="0"/>
+          <w:sz w:val="21"/>
+          <w:szCs w:val="21"/>
+          <w:lang w:eastAsia="en-ID"/>
+          <w14:ligatures w14:val="none"/>
+        </w:rPr>
+        <w:t>databaseHandler</w:t>
+      </w:r>
+      <w:r>
+        <w:rPr>
+          <w:rFonts w:ascii="Consolas" w:eastAsia="Times New Roman" w:hAnsi="Consolas" w:cs="Times New Roman"/>
+          <w:color w:val="D4D4D4"/>
+          <w:kern w:val="0"/>
+          <w:sz w:val="21"/>
+          <w:szCs w:val="21"/>
+          <w:lang w:eastAsia="en-ID"/>
+          <w14:ligatures w14:val="none"/>
+        </w:rPr>
+        <w:t xml:space="preserve"> = </w:t>
+      </w:r>
+      <w:r>
+        <w:rPr>
+          <w:rFonts w:ascii="Consolas" w:eastAsia="Times New Roman" w:hAnsi="Consolas" w:cs="Times New Roman"/>
+          <w:color w:val="569CD6"/>
+          <w:kern w:val="0"/>
+          <w:sz w:val="21"/>
+          <w:szCs w:val="21"/>
+          <w:lang w:eastAsia="en-ID"/>
+          <w14:ligatures w14:val="none"/>
+        </w:rPr>
+        <w:t>new</w:t>
+      </w:r>
+      <w:r>
+        <w:rPr>
+          <w:rFonts w:ascii="Consolas" w:eastAsia="Times New Roman" w:hAnsi="Consolas" w:cs="Times New Roman"/>
+          <w:color w:val="D4D4D4"/>
+          <w:kern w:val="0"/>
+          <w:sz w:val="21"/>
+          <w:szCs w:val="21"/>
+          <w:lang w:eastAsia="en-ID"/>
+          <w14:ligatures w14:val="none"/>
+        </w:rPr>
+        <w:t xml:space="preserve"> </w:t>
+      </w:r>
+      <w:r>
+        <w:rPr>
+          <w:rFonts w:ascii="Consolas" w:eastAsia="Times New Roman" w:hAnsi="Consolas" w:cs="Times New Roman"/>
+          <w:color w:val="4EC9B0"/>
+          <w:kern w:val="0"/>
+          <w:sz w:val="21"/>
+          <w:szCs w:val="21"/>
+          <w:lang w:eastAsia="en-ID"/>
+          <w14:ligatures w14:val="none"/>
+        </w:rPr>
+        <w:t>PDO</w:t>
+      </w:r>
+      <w:r>
+        <w:rPr>
+          <w:rFonts w:ascii="Consolas" w:eastAsia="Times New Roman" w:hAnsi="Consolas" w:cs="Times New Roman"/>
+          <w:color w:val="D4D4D4"/>
+          <w:kern w:val="0"/>
+          <w:sz w:val="21"/>
+          <w:szCs w:val="21"/>
+          <w:lang w:eastAsia="en-ID"/>
+          <w14:ligatures w14:val="none"/>
+        </w:rPr>
+        <w:t>(</w:t>
+      </w:r>
+      <w:r>
+        <w:rPr>
+          <w:rFonts w:ascii="Consolas" w:eastAsia="Times New Roman" w:hAnsi="Consolas" w:cs="Times New Roman"/>
+          <w:color w:val="9CDCFE"/>
+          <w:kern w:val="0"/>
+          <w:sz w:val="21"/>
+          <w:szCs w:val="21"/>
+          <w:lang w:eastAsia="en-ID"/>
+          <w14:ligatures w14:val="none"/>
+        </w:rPr>
+        <w:t>$dataSourceName</w:t>
+      </w:r>
+      <w:r>
+        <w:rPr>
+          <w:rFonts w:ascii="Consolas" w:eastAsia="Times New Roman" w:hAnsi="Consolas" w:cs="Times New Roman"/>
+          <w:color w:val="D4D4D4"/>
+          <w:kern w:val="0"/>
+          <w:sz w:val="21"/>
+          <w:szCs w:val="21"/>
+          <w:lang w:eastAsia="en-ID"/>
+          <w14:ligatures w14:val="none"/>
+        </w:rPr>
+        <w:t xml:space="preserve">, </w:t>
+      </w:r>
+      <w:r>
+        <w:rPr>
+          <w:rFonts w:ascii="Consolas" w:eastAsia="Times New Roman" w:hAnsi="Consolas" w:cs="Times New Roman"/>
+          <w:color w:val="CE9178"/>
+          <w:kern w:val="0"/>
+          <w:sz w:val="21"/>
+          <w:szCs w:val="21"/>
+          <w:lang w:eastAsia="en-ID"/>
+          <w14:ligatures w14:val="none"/>
+        </w:rPr>
+        <w:t>'root'</w:t>
+      </w:r>
+      <w:r>
+        <w:rPr>
+          <w:rFonts w:ascii="Consolas" w:eastAsia="Times New Roman" w:hAnsi="Consolas" w:cs="Times New Roman"/>
+          <w:color w:val="D4D4D4"/>
+          <w:kern w:val="0"/>
+          <w:sz w:val="21"/>
+          <w:szCs w:val="21"/>
+          <w:lang w:eastAsia="en-ID"/>
+          <w14:ligatures w14:val="none"/>
+        </w:rPr>
+        <w:t xml:space="preserve"> , </w:t>
+      </w:r>
+      <w:r>
+        <w:rPr>
+          <w:rFonts w:ascii="Consolas" w:eastAsia="Times New Roman" w:hAnsi="Consolas" w:cs="Times New Roman"/>
+          <w:color w:val="CE9178"/>
+          <w:kern w:val="0"/>
+          <w:sz w:val="21"/>
+          <w:szCs w:val="21"/>
+          <w:lang w:eastAsia="en-ID"/>
+          <w14:ligatures w14:val="none"/>
+        </w:rPr>
+        <w:t>''</w:t>
+      </w:r>
+      <w:r>
+        <w:rPr>
+          <w:rFonts w:ascii="Consolas" w:eastAsia="Times New Roman" w:hAnsi="Consolas" w:cs="Times New Roman"/>
+          <w:color w:val="D4D4D4"/>
+          <w:kern w:val="0"/>
+          <w:sz w:val="21"/>
+          <w:szCs w:val="21"/>
+          <w:lang w:eastAsia="en-ID"/>
+          <w14:ligatures w14:val="none"/>
+        </w:rPr>
+        <w:t>);</w:t>
+      </w:r>
+    </w:p>
+    <w:p>
+      <w:pPr>
+        <w:shd w:val="clear" w:color="auto" w:fill="1F1F1F"/>
+        <w:spacing w:after="0" w:line="285" w:lineRule="atLeast"/>
+        <w:rPr>
+          <w:rFonts w:ascii="Consolas" w:eastAsia="Times New Roman" w:hAnsi="Consolas" w:cs="Times New Roman"/>
+          <w:color w:val="CCCCCC"/>
+          <w:kern w:val="0"/>
+          <w:sz w:val="21"/>
+          <w:szCs w:val="21"/>
+          <w:lang w:eastAsia="en-ID"/>
+          <w14:ligatures w14:val="none"/>
+        </w:rPr>
+      </w:pPr>
+      <w:r>
+        <w:rPr>
+          <w:rFonts w:ascii="Consolas" w:eastAsia="Times New Roman" w:hAnsi="Consolas" w:cs="Times New Roman"/>
+          <w:color w:val="D4D4D4"/>
+          <w:kern w:val="0"/>
+          <w:sz w:val="21"/>
+          <w:szCs w:val="21"/>
+          <w:lang w:eastAsia="en-ID"/>
+          <w14:ligatures w14:val="none"/>
+        </w:rPr>
+        <w:t xml:space="preserve">    } </w:t>
+      </w:r>
+      <w:r>
+        <w:rPr>
+          <w:rFonts w:ascii="Consolas" w:eastAsia="Times New Roman" w:hAnsi="Consolas" w:cs="Times New Roman"/>
+          <w:color w:val="C586C0"/>
+          <w:kern w:val="0"/>
+          <w:sz w:val="21"/>
+          <w:szCs w:val="21"/>
+          <w:lang w:eastAsia="en-ID"/>
+          <w14:ligatures w14:val="none"/>
+        </w:rPr>
+        <w:t>catch</w:t>
+      </w:r>
+      <w:r>
+        <w:rPr>
+          <w:rFonts w:ascii="Consolas" w:eastAsia="Times New Roman" w:hAnsi="Consolas" w:cs="Times New Roman"/>
+          <w:color w:val="D4D4D4"/>
+          <w:kern w:val="0"/>
+          <w:sz w:val="21"/>
+          <w:szCs w:val="21"/>
+          <w:lang w:eastAsia="en-ID"/>
+          <w14:ligatures w14:val="none"/>
+        </w:rPr>
+        <w:t xml:space="preserve"> (</w:t>
+      </w:r>
+      <w:r>
+        <w:rPr>
+          <w:rFonts w:ascii="Consolas" w:eastAsia="Times New Roman" w:hAnsi="Consolas" w:cs="Times New Roman"/>
+          <w:color w:val="4EC9B0"/>
+          <w:kern w:val="0"/>
+          <w:sz w:val="21"/>
+          <w:szCs w:val="21"/>
+          <w:lang w:eastAsia="en-ID"/>
+          <w14:ligatures w14:val="none"/>
+        </w:rPr>
+        <w:t>PDOException</w:t>
+      </w:r>
+      <w:r>
+        <w:rPr>
+          <w:rFonts w:ascii="Consolas" w:eastAsia="Times New Roman" w:hAnsi="Consolas" w:cs="Times New Roman"/>
+          <w:color w:val="D4D4D4"/>
+          <w:kern w:val="0"/>
+          <w:sz w:val="21"/>
+          <w:szCs w:val="21"/>
+          <w:lang w:eastAsia="en-ID"/>
+          <w14:ligatures w14:val="none"/>
+        </w:rPr>
+        <w:t xml:space="preserve"> </w:t>
+      </w:r>
+      <w:r>
+        <w:rPr>
+          <w:rFonts w:ascii="Consolas" w:eastAsia="Times New Roman" w:hAnsi="Consolas" w:cs="Times New Roman"/>
+          <w:color w:val="9CDCFE"/>
+          <w:kern w:val="0"/>
+          <w:sz w:val="21"/>
+          <w:szCs w:val="21"/>
+          <w:lang w:eastAsia="en-ID"/>
+          <w14:ligatures w14:val="none"/>
+        </w:rPr>
+        <w:t>$e</w:t>
+      </w:r>
+      <w:r>
+        <w:rPr>
+          <w:rFonts w:ascii="Consolas" w:eastAsia="Times New Roman" w:hAnsi="Consolas" w:cs="Times New Roman"/>
+          <w:color w:val="D4D4D4"/>
+          <w:kern w:val="0"/>
+          <w:sz w:val="21"/>
+          <w:szCs w:val="21"/>
+          <w:lang w:eastAsia="en-ID"/>
+          <w14:ligatures w14:val="none"/>
+        </w:rPr>
+        <w:t>){</w:t>
+      </w:r>
+    </w:p>
+    <w:p>
+      <w:pPr>
+        <w:shd w:val="clear" w:color="auto" w:fill="1F1F1F"/>
+        <w:spacing w:after="0" w:line="285" w:lineRule="atLeast"/>
+        <w:rPr>
+          <w:rFonts w:ascii="Consolas" w:eastAsia="Times New Roman" w:hAnsi="Consolas" w:cs="Times New Roman"/>
+          <w:color w:val="CCCCCC"/>
+          <w:kern w:val="0"/>
+          <w:sz w:val="21"/>
+          <w:szCs w:val="21"/>
+          <w:lang w:eastAsia="en-ID"/>
+          <w14:ligatures w14:val="none"/>
+        </w:rPr>
+      </w:pPr>
+      <w:r>
+        <w:rPr>
+          <w:rFonts w:ascii="Consolas" w:eastAsia="Times New Roman" w:hAnsi="Consolas" w:cs="Times New Roman"/>
+          <w:color w:val="D4D4D4"/>
+          <w:kern w:val="0"/>
+          <w:sz w:val="21"/>
+          <w:szCs w:val="21"/>
+          <w:lang w:eastAsia="en-ID"/>
+          <w14:ligatures w14:val="none"/>
+        </w:rPr>
+        <w:t xml:space="preserve">      </w:t>
+      </w:r>
+      <w:r>
+        <w:rPr>
+          <w:rFonts w:ascii="Consolas" w:eastAsia="Times New Roman" w:hAnsi="Consolas" w:cs="Times New Roman"/>
+          <w:color w:val="C586C0"/>
+          <w:kern w:val="0"/>
+          <w:sz w:val="21"/>
+          <w:szCs w:val="21"/>
+          <w:lang w:eastAsia="en-ID"/>
+          <w14:ligatures w14:val="none"/>
+        </w:rPr>
+        <w:t>die</w:t>
+      </w:r>
+      <w:r>
+        <w:rPr>
+          <w:rFonts w:ascii="Consolas" w:eastAsia="Times New Roman" w:hAnsi="Consolas" w:cs="Times New Roman"/>
+          <w:color w:val="D4D4D4"/>
+          <w:kern w:val="0"/>
+          <w:sz w:val="21"/>
+          <w:szCs w:val="21"/>
+          <w:lang w:eastAsia="en-ID"/>
+          <w14:ligatures w14:val="none"/>
+        </w:rPr>
+        <w:t>(</w:t>
+      </w:r>
+      <w:r>
+        <w:rPr>
+          <w:rFonts w:ascii="Consolas" w:eastAsia="Times New Roman" w:hAnsi="Consolas" w:cs="Times New Roman"/>
+          <w:color w:val="9CDCFE"/>
+          <w:kern w:val="0"/>
+          <w:sz w:val="21"/>
+          <w:szCs w:val="21"/>
+          <w:lang w:eastAsia="en-ID"/>
+          <w14:ligatures w14:val="none"/>
+        </w:rPr>
+        <w:t>$e</w:t>
+      </w:r>
+      <w:r>
+        <w:rPr>
+          <w:rFonts w:ascii="Consolas" w:eastAsia="Times New Roman" w:hAnsi="Consolas" w:cs="Times New Roman"/>
+          <w:color w:val="D4D4D4"/>
+          <w:kern w:val="0"/>
+          <w:sz w:val="21"/>
+          <w:szCs w:val="21"/>
+          <w:lang w:eastAsia="en-ID"/>
+          <w14:ligatures w14:val="none"/>
+        </w:rPr>
+        <w:t>-&gt;</w:t>
+      </w:r>
+      <w:r>
+        <w:rPr>
+          <w:rFonts w:ascii="Consolas" w:eastAsia="Times New Roman" w:hAnsi="Consolas" w:cs="Times New Roman"/>
+          <w:color w:val="DCDCAA"/>
+          <w:kern w:val="0"/>
+          <w:sz w:val="21"/>
+          <w:szCs w:val="21"/>
+          <w:lang w:eastAsia="en-ID"/>
+          <w14:ligatures w14:val="none"/>
+        </w:rPr>
+        <w:t>getMessage</w:t>
+      </w:r>
+      <w:r>
+        <w:rPr>
+          <w:rFonts w:ascii="Consolas" w:eastAsia="Times New Roman" w:hAnsi="Consolas" w:cs="Times New Roman"/>
+          <w:color w:val="D4D4D4"/>
+          <w:kern w:val="0"/>
+          <w:sz w:val="21"/>
+          <w:szCs w:val="21"/>
+          <w:lang w:eastAsia="en-ID"/>
+          <w14:ligatures w14:val="none"/>
+        </w:rPr>
+        <w:t>());</w:t>
+      </w:r>
+    </w:p>
+    <w:p>
+      <w:pPr>
+        <w:shd w:val="clear" w:color="auto" w:fill="1F1F1F"/>
+        <w:spacing w:after="0" w:line="285" w:lineRule="atLeast"/>
+        <w:rPr>
+          <w:rFonts w:ascii="Consolas" w:eastAsia="Times New Roman" w:hAnsi="Consolas" w:cs="Times New Roman"/>
+          <w:color w:val="CCCCCC"/>
+          <w:kern w:val="0"/>
+          <w:sz w:val="21"/>
+          <w:szCs w:val="21"/>
+          <w:lang w:eastAsia="en-ID"/>
+          <w14:ligatures w14:val="none"/>
+        </w:rPr>
+      </w:pPr>
+      <w:r>
+        <w:rPr>
+          <w:rFonts w:ascii="Consolas" w:eastAsia="Times New Roman" w:hAnsi="Consolas" w:cs="Times New Roman"/>
+          <w:color w:val="D4D4D4"/>
+          <w:kern w:val="0"/>
+          <w:sz w:val="21"/>
+          <w:szCs w:val="21"/>
+          <w:lang w:eastAsia="en-ID"/>
+          <w14:ligatures w14:val="none"/>
+        </w:rPr>
+        <w:t>    }</w:t>
+      </w:r>
+    </w:p>
+    <w:p>
+      <w:pPr>
+        <w:shd w:val="clear" w:color="auto" w:fill="1F1F1F"/>
+        <w:spacing w:after="0" w:line="285" w:lineRule="atLeast"/>
+        <w:rPr>
+          <w:rFonts w:ascii="Consolas" w:eastAsia="Times New Roman" w:hAnsi="Consolas" w:cs="Times New Roman"/>
+          <w:color w:val="CCCCCC"/>
+          <w:kern w:val="0"/>
+          <w:sz w:val="21"/>
+          <w:szCs w:val="21"/>
+          <w:lang w:eastAsia="en-ID"/>
+          <w14:ligatures w14:val="none"/>
+        </w:rPr>
+      </w:pPr>
+      <w:r>
+        <w:rPr>
+          <w:rFonts w:ascii="Consolas" w:eastAsia="Times New Roman" w:hAnsi="Consolas" w:cs="Times New Roman"/>
+          <w:color w:val="D4D4D4"/>
+          <w:kern w:val="0"/>
+          <w:sz w:val="21"/>
+          <w:szCs w:val="21"/>
+          <w:lang w:eastAsia="en-ID"/>
+          <w14:ligatures w14:val="none"/>
+        </w:rPr>
+        <w:t>  }</w:t>
+      </w:r>
+    </w:p>
+    <w:p>
+      <w:pPr>
+        <w:shd w:val="clear" w:color="auto" w:fill="1F1F1F"/>
+        <w:spacing w:after="0" w:line="285" w:lineRule="atLeast"/>
+        <w:rPr>
+          <w:rFonts w:ascii="Consolas" w:eastAsia="Times New Roman" w:hAnsi="Consolas" w:cs="Times New Roman"/>
+          <w:color w:val="CCCCCC"/>
+          <w:kern w:val="0"/>
+          <w:sz w:val="21"/>
+          <w:szCs w:val="21"/>
+          <w:lang w:eastAsia="en-ID"/>
+          <w14:ligatures w14:val="none"/>
+        </w:rPr>
+      </w:pPr>
+    </w:p>
+    <w:p>
+      <w:pPr>
+        <w:shd w:val="clear" w:color="auto" w:fill="1F1F1F"/>
+        <w:spacing w:after="0" w:line="285" w:lineRule="atLeast"/>
+        <w:rPr>
+          <w:rFonts w:ascii="Consolas" w:eastAsia="Times New Roman" w:hAnsi="Consolas" w:cs="Times New Roman"/>
+          <w:color w:val="CCCCCC"/>
+          <w:kern w:val="0"/>
+          <w:sz w:val="21"/>
+          <w:szCs w:val="21"/>
+          <w:lang w:eastAsia="en-ID"/>
+          <w14:ligatures w14:val="none"/>
+        </w:rPr>
+      </w:pPr>
+      <w:r>
+        <w:rPr>
+          <w:rFonts w:ascii="Consolas" w:eastAsia="Times New Roman" w:hAnsi="Consolas" w:cs="Times New Roman"/>
+          <w:color w:val="D4D4D4"/>
+          <w:kern w:val="0"/>
+          <w:sz w:val="21"/>
+          <w:szCs w:val="21"/>
+          <w:lang w:eastAsia="en-ID"/>
+          <w14:ligatures w14:val="none"/>
+        </w:rPr>
+        <w:lastRenderedPageBreak/>
+        <w:t xml:space="preserve">  </w:t>
+      </w:r>
+      <w:r>
+        <w:rPr>
+          <w:rFonts w:ascii="Consolas" w:eastAsia="Times New Roman" w:hAnsi="Consolas" w:cs="Times New Roman"/>
+          <w:color w:val="6A9955"/>
+          <w:kern w:val="0"/>
+          <w:sz w:val="21"/>
+          <w:szCs w:val="21"/>
+          <w:lang w:eastAsia="en-ID"/>
+          <w14:ligatures w14:val="none"/>
+        </w:rPr>
+        <w:t>// mengambill data mahasiswa</w:t>
+      </w:r>
+    </w:p>
+    <w:p>
+      <w:pPr>
+        <w:shd w:val="clear" w:color="auto" w:fill="1F1F1F"/>
+        <w:spacing w:after="0" w:line="285" w:lineRule="atLeast"/>
+        <w:rPr>
+          <w:rFonts w:ascii="Consolas" w:eastAsia="Times New Roman" w:hAnsi="Consolas" w:cs="Times New Roman"/>
+          <w:color w:val="CCCCCC"/>
+          <w:kern w:val="0"/>
+          <w:sz w:val="21"/>
+          <w:szCs w:val="21"/>
+          <w:lang w:eastAsia="en-ID"/>
+          <w14:ligatures w14:val="none"/>
+        </w:rPr>
+      </w:pPr>
+      <w:r>
+        <w:rPr>
+          <w:rFonts w:ascii="Consolas" w:eastAsia="Times New Roman" w:hAnsi="Consolas" w:cs="Times New Roman"/>
+          <w:color w:val="D4D4D4"/>
+          <w:kern w:val="0"/>
+          <w:sz w:val="21"/>
+          <w:szCs w:val="21"/>
+          <w:lang w:eastAsia="en-ID"/>
+          <w14:ligatures w14:val="none"/>
+        </w:rPr>
+        <w:t xml:space="preserve">  </w:t>
+      </w:r>
+      <w:r>
+        <w:rPr>
+          <w:rFonts w:ascii="Consolas" w:eastAsia="Times New Roman" w:hAnsi="Consolas" w:cs="Times New Roman"/>
+          <w:color w:val="569CD6"/>
+          <w:kern w:val="0"/>
+          <w:sz w:val="21"/>
+          <w:szCs w:val="21"/>
+          <w:lang w:eastAsia="en-ID"/>
+          <w14:ligatures w14:val="none"/>
+        </w:rPr>
+        <w:t>public</w:t>
+      </w:r>
+      <w:r>
+        <w:rPr>
+          <w:rFonts w:ascii="Consolas" w:eastAsia="Times New Roman" w:hAnsi="Consolas" w:cs="Times New Roman"/>
+          <w:color w:val="D4D4D4"/>
+          <w:kern w:val="0"/>
+          <w:sz w:val="21"/>
+          <w:szCs w:val="21"/>
+          <w:lang w:eastAsia="en-ID"/>
+          <w14:ligatures w14:val="none"/>
+        </w:rPr>
+        <w:t xml:space="preserve"> </w:t>
+      </w:r>
+      <w:r>
+        <w:rPr>
+          <w:rFonts w:ascii="Consolas" w:eastAsia="Times New Roman" w:hAnsi="Consolas" w:cs="Times New Roman"/>
+          <w:color w:val="569CD6"/>
+          <w:kern w:val="0"/>
+          <w:sz w:val="21"/>
+          <w:szCs w:val="21"/>
+          <w:lang w:eastAsia="en-ID"/>
+          <w14:ligatures w14:val="none"/>
+        </w:rPr>
+        <w:t>function</w:t>
+      </w:r>
+      <w:r>
+        <w:rPr>
+          <w:rFonts w:ascii="Consolas" w:eastAsia="Times New Roman" w:hAnsi="Consolas" w:cs="Times New Roman"/>
+          <w:color w:val="D4D4D4"/>
+          <w:kern w:val="0"/>
+          <w:sz w:val="21"/>
+          <w:szCs w:val="21"/>
+          <w:lang w:eastAsia="en-ID"/>
+          <w14:ligatures w14:val="none"/>
+        </w:rPr>
+        <w:t xml:space="preserve"> </w:t>
+      </w:r>
+      <w:r>
+        <w:rPr>
+          <w:rFonts w:ascii="Consolas" w:eastAsia="Times New Roman" w:hAnsi="Consolas" w:cs="Times New Roman"/>
+          <w:color w:val="DCDCAA"/>
+          <w:kern w:val="0"/>
+          <w:sz w:val="21"/>
+          <w:szCs w:val="21"/>
+          <w:lang w:eastAsia="en-ID"/>
+          <w14:ligatures w14:val="none"/>
+        </w:rPr>
+        <w:t>getAllMahasiswa</w:t>
+      </w:r>
+      <w:r>
+        <w:rPr>
+          <w:rFonts w:ascii="Consolas" w:eastAsia="Times New Roman" w:hAnsi="Consolas" w:cs="Times New Roman"/>
+          <w:color w:val="D4D4D4"/>
+          <w:kern w:val="0"/>
+          <w:sz w:val="21"/>
+          <w:szCs w:val="21"/>
+          <w:lang w:eastAsia="en-ID"/>
+          <w14:ligatures w14:val="none"/>
+        </w:rPr>
+        <w:t>() {</w:t>
+      </w:r>
+    </w:p>
+    <w:p>
+      <w:pPr>
+        <w:shd w:val="clear" w:color="auto" w:fill="1F1F1F"/>
+        <w:spacing w:after="0" w:line="285" w:lineRule="atLeast"/>
+        <w:rPr>
+          <w:rFonts w:ascii="Consolas" w:eastAsia="Times New Roman" w:hAnsi="Consolas" w:cs="Times New Roman"/>
+          <w:color w:val="CCCCCC"/>
+          <w:kern w:val="0"/>
+          <w:sz w:val="21"/>
+          <w:szCs w:val="21"/>
+          <w:lang w:eastAsia="en-ID"/>
+          <w14:ligatures w14:val="none"/>
+        </w:rPr>
+      </w:pPr>
+      <w:r>
+        <w:rPr>
+          <w:rFonts w:ascii="Consolas" w:eastAsia="Times New Roman" w:hAnsi="Consolas" w:cs="Times New Roman"/>
+          <w:color w:val="D4D4D4"/>
+          <w:kern w:val="0"/>
+          <w:sz w:val="21"/>
+          <w:szCs w:val="21"/>
+          <w:lang w:eastAsia="en-ID"/>
+          <w14:ligatures w14:val="none"/>
+        </w:rPr>
+        <w:t xml:space="preserve">    </w:t>
+      </w:r>
+      <w:r>
+        <w:rPr>
+          <w:rFonts w:ascii="Consolas" w:eastAsia="Times New Roman" w:hAnsi="Consolas" w:cs="Times New Roman"/>
+          <w:color w:val="569CD6"/>
+          <w:kern w:val="0"/>
+          <w:sz w:val="21"/>
+          <w:szCs w:val="21"/>
+          <w:lang w:eastAsia="en-ID"/>
+          <w14:ligatures w14:val="none"/>
+        </w:rPr>
+        <w:t>$this</w:t>
+      </w:r>
+      <w:r>
+        <w:rPr>
+          <w:rFonts w:ascii="Consolas" w:eastAsia="Times New Roman" w:hAnsi="Consolas" w:cs="Times New Roman"/>
+          <w:color w:val="D4D4D4"/>
+          <w:kern w:val="0"/>
+          <w:sz w:val="21"/>
+          <w:szCs w:val="21"/>
+          <w:lang w:eastAsia="en-ID"/>
+          <w14:ligatures w14:val="none"/>
+        </w:rPr>
+        <w:t>-&gt;</w:t>
+      </w:r>
+      <w:r>
+        <w:rPr>
+          <w:rFonts w:ascii="Consolas" w:eastAsia="Times New Roman" w:hAnsi="Consolas" w:cs="Times New Roman"/>
+          <w:color w:val="9CDCFE"/>
+          <w:kern w:val="0"/>
+          <w:sz w:val="21"/>
+          <w:szCs w:val="21"/>
+          <w:lang w:eastAsia="en-ID"/>
+          <w14:ligatures w14:val="none"/>
+        </w:rPr>
+        <w:t>statement</w:t>
+      </w:r>
+      <w:r>
+        <w:rPr>
+          <w:rFonts w:ascii="Consolas" w:eastAsia="Times New Roman" w:hAnsi="Consolas" w:cs="Times New Roman"/>
+          <w:color w:val="D4D4D4"/>
+          <w:kern w:val="0"/>
+          <w:sz w:val="21"/>
+          <w:szCs w:val="21"/>
+          <w:lang w:eastAsia="en-ID"/>
+          <w14:ligatures w14:val="none"/>
+        </w:rPr>
+        <w:t xml:space="preserve"> = </w:t>
+      </w:r>
+      <w:r>
+        <w:rPr>
+          <w:rFonts w:ascii="Consolas" w:eastAsia="Times New Roman" w:hAnsi="Consolas" w:cs="Times New Roman"/>
+          <w:color w:val="569CD6"/>
+          <w:kern w:val="0"/>
+          <w:sz w:val="21"/>
+          <w:szCs w:val="21"/>
+          <w:lang w:eastAsia="en-ID"/>
+          <w14:ligatures w14:val="none"/>
+        </w:rPr>
+        <w:t>$this</w:t>
+      </w:r>
+      <w:r>
+        <w:rPr>
+          <w:rFonts w:ascii="Consolas" w:eastAsia="Times New Roman" w:hAnsi="Consolas" w:cs="Times New Roman"/>
+          <w:color w:val="D4D4D4"/>
+          <w:kern w:val="0"/>
+          <w:sz w:val="21"/>
+          <w:szCs w:val="21"/>
+          <w:lang w:eastAsia="en-ID"/>
+          <w14:ligatures w14:val="none"/>
+        </w:rPr>
+        <w:t>-&gt;</w:t>
+      </w:r>
+      <w:r>
+        <w:rPr>
+          <w:rFonts w:ascii="Consolas" w:eastAsia="Times New Roman" w:hAnsi="Consolas" w:cs="Times New Roman"/>
+          <w:color w:val="9CDCFE"/>
+          <w:kern w:val="0"/>
+          <w:sz w:val="21"/>
+          <w:szCs w:val="21"/>
+          <w:lang w:eastAsia="en-ID"/>
+          <w14:ligatures w14:val="none"/>
+        </w:rPr>
+        <w:t>databaseHandler</w:t>
+      </w:r>
+      <w:r>
+        <w:rPr>
+          <w:rFonts w:ascii="Consolas" w:eastAsia="Times New Roman" w:hAnsi="Consolas" w:cs="Times New Roman"/>
+          <w:color w:val="D4D4D4"/>
+          <w:kern w:val="0"/>
+          <w:sz w:val="21"/>
+          <w:szCs w:val="21"/>
+          <w:lang w:eastAsia="en-ID"/>
+          <w14:ligatures w14:val="none"/>
+        </w:rPr>
+        <w:t>-&gt;</w:t>
+      </w:r>
+      <w:r>
+        <w:rPr>
+          <w:rFonts w:ascii="Consolas" w:eastAsia="Times New Roman" w:hAnsi="Consolas" w:cs="Times New Roman"/>
+          <w:color w:val="DCDCAA"/>
+          <w:kern w:val="0"/>
+          <w:sz w:val="21"/>
+          <w:szCs w:val="21"/>
+          <w:lang w:eastAsia="en-ID"/>
+          <w14:ligatures w14:val="none"/>
+        </w:rPr>
+        <w:t>prepare</w:t>
+      </w:r>
+      <w:r>
+        <w:rPr>
+          <w:rFonts w:ascii="Consolas" w:eastAsia="Times New Roman" w:hAnsi="Consolas" w:cs="Times New Roman"/>
+          <w:color w:val="D4D4D4"/>
+          <w:kern w:val="0"/>
+          <w:sz w:val="21"/>
+          <w:szCs w:val="21"/>
+          <w:lang w:eastAsia="en-ID"/>
+          <w14:ligatures w14:val="none"/>
+        </w:rPr>
+        <w:t>(</w:t>
+      </w:r>
+      <w:r>
+        <w:rPr>
+          <w:rFonts w:ascii="Consolas" w:eastAsia="Times New Roman" w:hAnsi="Consolas" w:cs="Times New Roman"/>
+          <w:color w:val="CE9178"/>
+          <w:kern w:val="0"/>
+          <w:sz w:val="21"/>
+          <w:szCs w:val="21"/>
+          <w:lang w:eastAsia="en-ID"/>
+          <w14:ligatures w14:val="none"/>
+        </w:rPr>
+        <w:t>'</w:t>
+      </w:r>
+      <w:r>
+        <w:rPr>
+          <w:rFonts w:ascii="Consolas" w:eastAsia="Times New Roman" w:hAnsi="Consolas" w:cs="Times New Roman"/>
+          <w:color w:val="569CD6"/>
+          <w:kern w:val="0"/>
+          <w:sz w:val="21"/>
+          <w:szCs w:val="21"/>
+          <w:lang w:eastAsia="en-ID"/>
+          <w14:ligatures w14:val="none"/>
+        </w:rPr>
+        <w:t>SELECT</w:t>
+      </w:r>
+      <w:r>
+        <w:rPr>
+          <w:rFonts w:ascii="Consolas" w:eastAsia="Times New Roman" w:hAnsi="Consolas" w:cs="Times New Roman"/>
+          <w:color w:val="CE9178"/>
+          <w:kern w:val="0"/>
+          <w:sz w:val="21"/>
+          <w:szCs w:val="21"/>
+          <w:lang w:eastAsia="en-ID"/>
+          <w14:ligatures w14:val="none"/>
+        </w:rPr>
+        <w:t xml:space="preserve"> </w:t>
+      </w:r>
+      <w:r>
+        <w:rPr>
+          <w:rFonts w:ascii="Consolas" w:eastAsia="Times New Roman" w:hAnsi="Consolas" w:cs="Times New Roman"/>
+          <w:color w:val="D4D4D4"/>
+          <w:kern w:val="0"/>
+          <w:sz w:val="21"/>
+          <w:szCs w:val="21"/>
+          <w:lang w:eastAsia="en-ID"/>
+          <w14:ligatures w14:val="none"/>
+        </w:rPr>
+        <w:t>*</w:t>
+      </w:r>
+      <w:r>
+        <w:rPr>
+          <w:rFonts w:ascii="Consolas" w:eastAsia="Times New Roman" w:hAnsi="Consolas" w:cs="Times New Roman"/>
+          <w:color w:val="CE9178"/>
+          <w:kern w:val="0"/>
+          <w:sz w:val="21"/>
+          <w:szCs w:val="21"/>
+          <w:lang w:eastAsia="en-ID"/>
+          <w14:ligatures w14:val="none"/>
+        </w:rPr>
+        <w:t xml:space="preserve"> </w:t>
+      </w:r>
+      <w:r>
+        <w:rPr>
+          <w:rFonts w:ascii="Consolas" w:eastAsia="Times New Roman" w:hAnsi="Consolas" w:cs="Times New Roman"/>
+          <w:color w:val="569CD6"/>
+          <w:kern w:val="0"/>
+          <w:sz w:val="21"/>
+          <w:szCs w:val="21"/>
+          <w:lang w:eastAsia="en-ID"/>
+          <w14:ligatures w14:val="none"/>
+        </w:rPr>
+        <w:t>FROM</w:t>
+      </w:r>
+      <w:r>
+        <w:rPr>
+          <w:rFonts w:ascii="Consolas" w:eastAsia="Times New Roman" w:hAnsi="Consolas" w:cs="Times New Roman"/>
+          <w:color w:val="CE9178"/>
+          <w:kern w:val="0"/>
+          <w:sz w:val="21"/>
+          <w:szCs w:val="21"/>
+          <w:lang w:eastAsia="en-ID"/>
+          <w14:ligatures w14:val="none"/>
+        </w:rPr>
+        <w:t xml:space="preserve"> MAHASISWA'</w:t>
+      </w:r>
+      <w:r>
+        <w:rPr>
+          <w:rFonts w:ascii="Consolas" w:eastAsia="Times New Roman" w:hAnsi="Consolas" w:cs="Times New Roman"/>
+          <w:color w:val="D4D4D4"/>
+          <w:kern w:val="0"/>
+          <w:sz w:val="21"/>
+          <w:szCs w:val="21"/>
+          <w:lang w:eastAsia="en-ID"/>
+          <w14:ligatures w14:val="none"/>
+        </w:rPr>
+        <w:t>);</w:t>
+      </w:r>
+    </w:p>
+    <w:p>
+      <w:pPr>
+        <w:shd w:val="clear" w:color="auto" w:fill="1F1F1F"/>
+        <w:spacing w:after="0" w:line="285" w:lineRule="atLeast"/>
+        <w:rPr>
+          <w:rFonts w:ascii="Consolas" w:eastAsia="Times New Roman" w:hAnsi="Consolas" w:cs="Times New Roman"/>
+          <w:color w:val="CCCCCC"/>
+          <w:kern w:val="0"/>
+          <w:sz w:val="21"/>
+          <w:szCs w:val="21"/>
+          <w:lang w:eastAsia="en-ID"/>
+          <w14:ligatures w14:val="none"/>
+        </w:rPr>
+      </w:pPr>
+      <w:r>
+        <w:rPr>
+          <w:rFonts w:ascii="Consolas" w:eastAsia="Times New Roman" w:hAnsi="Consolas" w:cs="Times New Roman"/>
+          <w:color w:val="D4D4D4"/>
+          <w:kern w:val="0"/>
+          <w:sz w:val="21"/>
+          <w:szCs w:val="21"/>
+          <w:lang w:eastAsia="en-ID"/>
+          <w14:ligatures w14:val="none"/>
+        </w:rPr>
+        <w:t xml:space="preserve">    </w:t>
+      </w:r>
+      <w:r>
+        <w:rPr>
+          <w:rFonts w:ascii="Consolas" w:eastAsia="Times New Roman" w:hAnsi="Consolas" w:cs="Times New Roman"/>
+          <w:color w:val="569CD6"/>
+          <w:kern w:val="0"/>
+          <w:sz w:val="21"/>
+          <w:szCs w:val="21"/>
+          <w:lang w:eastAsia="en-ID"/>
+          <w14:ligatures w14:val="none"/>
+        </w:rPr>
+        <w:t>$this</w:t>
+      </w:r>
+      <w:r>
+        <w:rPr>
+          <w:rFonts w:ascii="Consolas" w:eastAsia="Times New Roman" w:hAnsi="Consolas" w:cs="Times New Roman"/>
+          <w:color w:val="D4D4D4"/>
+          <w:kern w:val="0"/>
+          <w:sz w:val="21"/>
+          <w:szCs w:val="21"/>
+          <w:lang w:eastAsia="en-ID"/>
+          <w14:ligatures w14:val="none"/>
+        </w:rPr>
+        <w:t>-&gt;</w:t>
+      </w:r>
+      <w:r>
+        <w:rPr>
+          <w:rFonts w:ascii="Consolas" w:eastAsia="Times New Roman" w:hAnsi="Consolas" w:cs="Times New Roman"/>
+          <w:color w:val="9CDCFE"/>
+          <w:kern w:val="0"/>
+          <w:sz w:val="21"/>
+          <w:szCs w:val="21"/>
+          <w:lang w:eastAsia="en-ID"/>
+          <w14:ligatures w14:val="none"/>
+        </w:rPr>
+        <w:t>statement</w:t>
+      </w:r>
+      <w:r>
+        <w:rPr>
+          <w:rFonts w:ascii="Consolas" w:eastAsia="Times New Roman" w:hAnsi="Consolas" w:cs="Times New Roman"/>
+          <w:color w:val="D4D4D4"/>
+          <w:kern w:val="0"/>
+          <w:sz w:val="21"/>
+          <w:szCs w:val="21"/>
+          <w:lang w:eastAsia="en-ID"/>
+          <w14:ligatures w14:val="none"/>
+        </w:rPr>
+        <w:t>-&gt;</w:t>
+      </w:r>
+      <w:r>
+        <w:rPr>
+          <w:rFonts w:ascii="Consolas" w:eastAsia="Times New Roman" w:hAnsi="Consolas" w:cs="Times New Roman"/>
+          <w:color w:val="DCDCAA"/>
+          <w:kern w:val="0"/>
+          <w:sz w:val="21"/>
+          <w:szCs w:val="21"/>
+          <w:lang w:eastAsia="en-ID"/>
+          <w14:ligatures w14:val="none"/>
+        </w:rPr>
+        <w:t>execute</w:t>
+      </w:r>
+      <w:r>
+        <w:rPr>
+          <w:rFonts w:ascii="Consolas" w:eastAsia="Times New Roman" w:hAnsi="Consolas" w:cs="Times New Roman"/>
+          <w:color w:val="D4D4D4"/>
+          <w:kern w:val="0"/>
+          <w:sz w:val="21"/>
+          <w:szCs w:val="21"/>
+          <w:lang w:eastAsia="en-ID"/>
+          <w14:ligatures w14:val="none"/>
+        </w:rPr>
+        <w:t>();</w:t>
+      </w:r>
+    </w:p>
+    <w:p>
+      <w:pPr>
+        <w:shd w:val="clear" w:color="auto" w:fill="1F1F1F"/>
+        <w:spacing w:after="0" w:line="285" w:lineRule="atLeast"/>
+        <w:rPr>
+          <w:rFonts w:ascii="Consolas" w:eastAsia="Times New Roman" w:hAnsi="Consolas" w:cs="Times New Roman"/>
+          <w:color w:val="CCCCCC"/>
+          <w:kern w:val="0"/>
+          <w:sz w:val="21"/>
+          <w:szCs w:val="21"/>
+          <w:lang w:eastAsia="en-ID"/>
+          <w14:ligatures w14:val="none"/>
+        </w:rPr>
+      </w:pPr>
+      <w:r>
+        <w:rPr>
+          <w:rFonts w:ascii="Consolas" w:eastAsia="Times New Roman" w:hAnsi="Consolas" w:cs="Times New Roman"/>
+          <w:color w:val="D4D4D4"/>
+          <w:kern w:val="0"/>
+          <w:sz w:val="21"/>
+          <w:szCs w:val="21"/>
+          <w:lang w:eastAsia="en-ID"/>
+          <w14:ligatures w14:val="none"/>
+        </w:rPr>
+        <w:t xml:space="preserve">    </w:t>
+      </w:r>
+      <w:r>
+        <w:rPr>
+          <w:rFonts w:ascii="Consolas" w:eastAsia="Times New Roman" w:hAnsi="Consolas" w:cs="Times New Roman"/>
+          <w:color w:val="C586C0"/>
+          <w:kern w:val="0"/>
+          <w:sz w:val="21"/>
+          <w:szCs w:val="21"/>
+          <w:lang w:eastAsia="en-ID"/>
+          <w14:ligatures w14:val="none"/>
+        </w:rPr>
+        <w:t>return</w:t>
+      </w:r>
+      <w:r>
+        <w:rPr>
+          <w:rFonts w:ascii="Consolas" w:eastAsia="Times New Roman" w:hAnsi="Consolas" w:cs="Times New Roman"/>
+          <w:color w:val="D4D4D4"/>
+          <w:kern w:val="0"/>
+          <w:sz w:val="21"/>
+          <w:szCs w:val="21"/>
+          <w:lang w:eastAsia="en-ID"/>
+          <w14:ligatures w14:val="none"/>
+        </w:rPr>
+        <w:t xml:space="preserve"> </w:t>
+      </w:r>
+      <w:r>
+        <w:rPr>
+          <w:rFonts w:ascii="Consolas" w:eastAsia="Times New Roman" w:hAnsi="Consolas" w:cs="Times New Roman"/>
+          <w:color w:val="569CD6"/>
+          <w:kern w:val="0"/>
+          <w:sz w:val="21"/>
+          <w:szCs w:val="21"/>
+          <w:lang w:eastAsia="en-ID"/>
+          <w14:ligatures w14:val="none"/>
+        </w:rPr>
+        <w:t>$this</w:t>
+      </w:r>
+      <w:r>
+        <w:rPr>
+          <w:rFonts w:ascii="Consolas" w:eastAsia="Times New Roman" w:hAnsi="Consolas" w:cs="Times New Roman"/>
+          <w:color w:val="D4D4D4"/>
+          <w:kern w:val="0"/>
+          <w:sz w:val="21"/>
+          <w:szCs w:val="21"/>
+          <w:lang w:eastAsia="en-ID"/>
+          <w14:ligatures w14:val="none"/>
+        </w:rPr>
+        <w:t>-&gt;</w:t>
+      </w:r>
+      <w:r>
+        <w:rPr>
+          <w:rFonts w:ascii="Consolas" w:eastAsia="Times New Roman" w:hAnsi="Consolas" w:cs="Times New Roman"/>
+          <w:color w:val="9CDCFE"/>
+          <w:kern w:val="0"/>
+          <w:sz w:val="21"/>
+          <w:szCs w:val="21"/>
+          <w:lang w:eastAsia="en-ID"/>
+          <w14:ligatures w14:val="none"/>
+        </w:rPr>
+        <w:t>statement</w:t>
+      </w:r>
+      <w:r>
+        <w:rPr>
+          <w:rFonts w:ascii="Consolas" w:eastAsia="Times New Roman" w:hAnsi="Consolas" w:cs="Times New Roman"/>
+          <w:color w:val="D4D4D4"/>
+          <w:kern w:val="0"/>
+          <w:sz w:val="21"/>
+          <w:szCs w:val="21"/>
+          <w:lang w:eastAsia="en-ID"/>
+          <w14:ligatures w14:val="none"/>
+        </w:rPr>
+        <w:t>-&gt;</w:t>
+      </w:r>
+      <w:r>
+        <w:rPr>
+          <w:rFonts w:ascii="Consolas" w:eastAsia="Times New Roman" w:hAnsi="Consolas" w:cs="Times New Roman"/>
+          <w:color w:val="DCDCAA"/>
+          <w:kern w:val="0"/>
+          <w:sz w:val="21"/>
+          <w:szCs w:val="21"/>
+          <w:lang w:eastAsia="en-ID"/>
+          <w14:ligatures w14:val="none"/>
+        </w:rPr>
+        <w:t>fetchAll</w:t>
+      </w:r>
+      <w:r>
+        <w:rPr>
+          <w:rFonts w:ascii="Consolas" w:eastAsia="Times New Roman" w:hAnsi="Consolas" w:cs="Times New Roman"/>
+          <w:color w:val="D4D4D4"/>
+          <w:kern w:val="0"/>
+          <w:sz w:val="21"/>
+          <w:szCs w:val="21"/>
+          <w:lang w:eastAsia="en-ID"/>
+          <w14:ligatures w14:val="none"/>
+        </w:rPr>
+        <w:t>(</w:t>
+      </w:r>
+      <w:r>
+        <w:rPr>
+          <w:rFonts w:ascii="Consolas" w:eastAsia="Times New Roman" w:hAnsi="Consolas" w:cs="Times New Roman"/>
+          <w:color w:val="4EC9B0"/>
+          <w:kern w:val="0"/>
+          <w:sz w:val="21"/>
+          <w:szCs w:val="21"/>
+          <w:lang w:eastAsia="en-ID"/>
+          <w14:ligatures w14:val="none"/>
+        </w:rPr>
+        <w:t>PDO</w:t>
+      </w:r>
+      <w:r>
+        <w:rPr>
+          <w:rFonts w:ascii="Consolas" w:eastAsia="Times New Roman" w:hAnsi="Consolas" w:cs="Times New Roman"/>
+          <w:color w:val="D4D4D4"/>
+          <w:kern w:val="0"/>
+          <w:sz w:val="21"/>
+          <w:szCs w:val="21"/>
+          <w:lang w:eastAsia="en-ID"/>
+          <w14:ligatures w14:val="none"/>
+        </w:rPr>
+        <w:t>::FETCH_ASSOC);</w:t>
+      </w:r>
+    </w:p>
+    <w:p>
+      <w:pPr>
+        <w:shd w:val="clear" w:color="auto" w:fill="1F1F1F"/>
+        <w:spacing w:after="0" w:line="285" w:lineRule="atLeast"/>
+        <w:rPr>
+          <w:rFonts w:ascii="Consolas" w:eastAsia="Times New Roman" w:hAnsi="Consolas" w:cs="Times New Roman"/>
+          <w:color w:val="CCCCCC"/>
+          <w:kern w:val="0"/>
+          <w:sz w:val="21"/>
+          <w:szCs w:val="21"/>
+          <w:lang w:eastAsia="en-ID"/>
+          <w14:ligatures w14:val="none"/>
+        </w:rPr>
+      </w:pPr>
+      <w:r>
+        <w:rPr>
+          <w:rFonts w:ascii="Consolas" w:eastAsia="Times New Roman" w:hAnsi="Consolas" w:cs="Times New Roman"/>
+          <w:color w:val="D4D4D4"/>
+          <w:kern w:val="0"/>
+          <w:sz w:val="21"/>
+          <w:szCs w:val="21"/>
+          <w:lang w:eastAsia="en-ID"/>
+          <w14:ligatures w14:val="none"/>
+        </w:rPr>
+        <w:t>  }</w:t>
+      </w:r>
+    </w:p>
+    <w:p>
+      <w:pPr>
+        <w:shd w:val="clear" w:color="auto" w:fill="1F1F1F"/>
+        <w:spacing w:after="0" w:line="285" w:lineRule="atLeast"/>
+        <w:rPr>
+          <w:rFonts w:ascii="Consolas" w:eastAsia="Times New Roman" w:hAnsi="Consolas" w:cs="Times New Roman"/>
+          <w:color w:val="CCCCCC"/>
+          <w:kern w:val="0"/>
+          <w:sz w:val="21"/>
+          <w:szCs w:val="21"/>
+          <w:lang w:eastAsia="en-ID"/>
+          <w14:ligatures w14:val="none"/>
+        </w:rPr>
+      </w:pPr>
+      <w:r>
+        <w:rPr>
+          <w:rFonts w:ascii="Consolas" w:eastAsia="Times New Roman" w:hAnsi="Consolas" w:cs="Times New Roman"/>
+          <w:color w:val="D4D4D4"/>
+          <w:kern w:val="0"/>
+          <w:sz w:val="21"/>
+          <w:szCs w:val="21"/>
+          <w:lang w:eastAsia="en-ID"/>
+          <w14:ligatures w14:val="none"/>
+        </w:rPr>
+        <w:t>}  </w:t>
+      </w:r>
+    </w:p>
+    <w:p>
+      <w:pPr>
+        <w:shd w:val="clear" w:color="auto" w:fill="1F1F1F"/>
+        <w:spacing w:after="0" w:line="285" w:lineRule="atLeast"/>
+        <w:rPr>
+          <w:rFonts w:ascii="Consolas" w:eastAsia="Times New Roman" w:hAnsi="Consolas" w:cs="Times New Roman"/>
+          <w:color w:val="CCCCCC"/>
+          <w:kern w:val="0"/>
+          <w:sz w:val="21"/>
+          <w:szCs w:val="21"/>
+          <w:lang w:eastAsia="en-ID"/>
+          <w14:ligatures w14:val="none"/>
+        </w:rPr>
+      </w:pPr>
+      <w:r>
+        <w:rPr>
+          <w:rFonts w:ascii="Consolas" w:eastAsia="Times New Roman" w:hAnsi="Consolas" w:cs="Times New Roman"/>
+          <w:color w:val="569CD6"/>
+          <w:kern w:val="0"/>
+          <w:sz w:val="21"/>
+          <w:szCs w:val="21"/>
+          <w:lang w:eastAsia="en-ID"/>
+          <w14:ligatures w14:val="none"/>
+        </w:rPr>
+        <w:t>?&gt;</w:t>
+      </w:r>
+    </w:p>
+    <w:p>
+      <w:pPr>
+        <w:spacing w:after="0"/>
+        <w:jc w:val="both"/>
+        <w:rPr>
+          <w:rFonts w:ascii="Times New Roman" w:hAnsi="Times New Roman" w:cs="Times New Roman"/>
+        </w:rPr>
+      </w:pPr>
+      <w:r>
+        <w:rPr>
+          <w:rFonts w:ascii="Times New Roman" w:hAnsi="Times New Roman" w:cs="Times New Roman"/>
+        </w:rPr>
+        <w:t>Penjelasan :</w:t>
+      </w:r>
+    </w:p>
+    <w:p>
+      <w:pPr>
+        <w:spacing w:after="0"/>
+        <w:jc w:val="both"/>
+        <w:rPr>
+          <w:rFonts w:ascii="Times New Roman" w:hAnsi="Times New Roman" w:cs="Times New Roman"/>
+        </w:rPr>
+      </w:pPr>
+      <w:r>
+        <w:rPr>
+          <w:rFonts w:ascii="Times New Roman" w:hAnsi="Times New Roman" w:cs="Times New Roman"/>
+        </w:rPr>
+        <w:t>1. Kita menggunakan PDO agar lebih fleksibel dibandingkan mysqli.</w:t>
+      </w:r>
+    </w:p>
+    <w:p>
+      <w:pPr>
+        <w:spacing w:after="0"/>
+        <w:jc w:val="both"/>
+        <w:rPr>
+          <w:rFonts w:ascii="Times New Roman" w:hAnsi="Times New Roman" w:cs="Times New Roman"/>
+        </w:rPr>
+      </w:pPr>
+      <w:r>
+        <w:rPr>
+          <w:rFonts w:ascii="Times New Roman" w:hAnsi="Times New Roman" w:cs="Times New Roman"/>
+        </w:rPr>
+        <w:t>2. Membuat method construct, agar saat class ini di panggil oleh objek langsung di jalankan, disini berfungsi sebagai koneksi database</w:t>
+      </w:r>
+    </w:p>
+    <w:p>
+      <w:pPr>
+        <w:spacing w:after="0"/>
+        <w:jc w:val="both"/>
+        <w:rPr>
+          <w:rFonts w:ascii="Times New Roman" w:hAnsi="Times New Roman" w:cs="Times New Roman"/>
+        </w:rPr>
+      </w:pPr>
+      <w:r>
+        <w:rPr>
+          <w:rFonts w:ascii="Times New Roman" w:hAnsi="Times New Roman" w:cs="Times New Roman"/>
+        </w:rPr>
+        <w:t>3. Method getAllMahasiswa yang memiliki fungsi fungsi untuk mengselect data dari database.</w:t>
+      </w:r>
+    </w:p>
+    <w:p>
+      <w:pPr>
+        <w:spacing w:after="0"/>
+        <w:jc w:val="both"/>
+        <w:rPr>
+          <w:rFonts w:ascii="Times New Roman" w:hAnsi="Times New Roman" w:cs="Times New Roman"/>
+        </w:rPr>
+      </w:pPr>
+    </w:p>
+    <w:p>
+      <w:pPr>
+        <w:spacing w:after="0"/>
+        <w:jc w:val="both"/>
+        <w:rPr>
+          <w:rFonts w:ascii="Times New Roman" w:hAnsi="Times New Roman" w:cs="Times New Roman"/>
+          <w:b/>
+          <w:bCs/>
+        </w:rPr>
+      </w:pPr>
+      <w:r>
+        <w:rPr>
+          <w:rFonts w:ascii="Times New Roman" w:hAnsi="Times New Roman" w:cs="Times New Roman"/>
+          <w:b/>
+          <w:bCs/>
+        </w:rPr>
+        <w:t>Models ini akan dipangill di Core/Controller.php</w:t>
+      </w:r>
+    </w:p>
+    <w:p>
+      <w:pPr>
+        <w:shd w:val="clear" w:color="auto" w:fill="1F1F1F"/>
+        <w:spacing w:after="0" w:line="285" w:lineRule="atLeast"/>
+        <w:rPr>
+          <w:rFonts w:ascii="Consolas" w:eastAsia="Times New Roman" w:hAnsi="Consolas" w:cs="Times New Roman"/>
+          <w:color w:val="CCCCCC"/>
+          <w:kern w:val="0"/>
+          <w:sz w:val="21"/>
+          <w:szCs w:val="21"/>
+          <w:lang w:eastAsia="en-ID"/>
+          <w14:ligatures w14:val="none"/>
+        </w:rPr>
+      </w:pPr>
+      <w:r>
+        <w:rPr>
+          <w:rFonts w:ascii="Consolas" w:eastAsia="Times New Roman" w:hAnsi="Consolas" w:cs="Times New Roman"/>
+          <w:color w:val="D4D4D4"/>
+          <w:kern w:val="0"/>
+          <w:sz w:val="21"/>
+          <w:szCs w:val="21"/>
+          <w:lang w:eastAsia="en-ID"/>
+          <w14:ligatures w14:val="none"/>
+        </w:rPr>
+        <w:t xml:space="preserve">  </w:t>
+      </w:r>
+      <w:r>
+        <w:rPr>
+          <w:rFonts w:ascii="Consolas" w:eastAsia="Times New Roman" w:hAnsi="Consolas" w:cs="Times New Roman"/>
+          <w:color w:val="569CD6"/>
+          <w:kern w:val="0"/>
+          <w:sz w:val="21"/>
+          <w:szCs w:val="21"/>
+          <w:lang w:eastAsia="en-ID"/>
+          <w14:ligatures w14:val="none"/>
+        </w:rPr>
+        <w:t>public</w:t>
+      </w:r>
+      <w:r>
+        <w:rPr>
+          <w:rFonts w:ascii="Consolas" w:eastAsia="Times New Roman" w:hAnsi="Consolas" w:cs="Times New Roman"/>
+          <w:color w:val="D4D4D4"/>
+          <w:kern w:val="0"/>
+          <w:sz w:val="21"/>
+          <w:szCs w:val="21"/>
+          <w:lang w:eastAsia="en-ID"/>
+          <w14:ligatures w14:val="none"/>
+        </w:rPr>
+        <w:t xml:space="preserve"> </w:t>
+      </w:r>
+      <w:r>
+        <w:rPr>
+          <w:rFonts w:ascii="Consolas" w:eastAsia="Times New Roman" w:hAnsi="Consolas" w:cs="Times New Roman"/>
+          <w:color w:val="569CD6"/>
+          <w:kern w:val="0"/>
+          <w:sz w:val="21"/>
+          <w:szCs w:val="21"/>
+          <w:lang w:eastAsia="en-ID"/>
+          <w14:ligatures w14:val="none"/>
+        </w:rPr>
+        <w:t>function</w:t>
+      </w:r>
+      <w:r>
+        <w:rPr>
+          <w:rFonts w:ascii="Consolas" w:eastAsia="Times New Roman" w:hAnsi="Consolas" w:cs="Times New Roman"/>
+          <w:color w:val="D4D4D4"/>
+          <w:kern w:val="0"/>
+          <w:sz w:val="21"/>
+          <w:szCs w:val="21"/>
+          <w:lang w:eastAsia="en-ID"/>
+          <w14:ligatures w14:val="none"/>
+        </w:rPr>
+        <w:t xml:space="preserve"> </w:t>
+      </w:r>
+      <w:r>
+        <w:rPr>
+          <w:rFonts w:ascii="Consolas" w:eastAsia="Times New Roman" w:hAnsi="Consolas" w:cs="Times New Roman"/>
+          <w:color w:val="DCDCAA"/>
+          <w:kern w:val="0"/>
+          <w:sz w:val="21"/>
+          <w:szCs w:val="21"/>
+          <w:lang w:eastAsia="en-ID"/>
+          <w14:ligatures w14:val="none"/>
+        </w:rPr>
+        <w:t>model</w:t>
+      </w:r>
+      <w:r>
+        <w:rPr>
+          <w:rFonts w:ascii="Consolas" w:eastAsia="Times New Roman" w:hAnsi="Consolas" w:cs="Times New Roman"/>
+          <w:color w:val="D4D4D4"/>
+          <w:kern w:val="0"/>
+          <w:sz w:val="21"/>
+          <w:szCs w:val="21"/>
+          <w:lang w:eastAsia="en-ID"/>
+          <w14:ligatures w14:val="none"/>
+        </w:rPr>
+        <w:t>(</w:t>
+      </w:r>
+      <w:r>
+        <w:rPr>
+          <w:rFonts w:ascii="Consolas" w:eastAsia="Times New Roman" w:hAnsi="Consolas" w:cs="Times New Roman"/>
+          <w:color w:val="9CDCFE"/>
+          <w:kern w:val="0"/>
+          <w:sz w:val="21"/>
+          <w:szCs w:val="21"/>
+          <w:lang w:eastAsia="en-ID"/>
+          <w14:ligatures w14:val="none"/>
+        </w:rPr>
+        <w:t>$model</w:t>
+      </w:r>
+      <w:r>
+        <w:rPr>
+          <w:rFonts w:ascii="Consolas" w:eastAsia="Times New Roman" w:hAnsi="Consolas" w:cs="Times New Roman"/>
+          <w:color w:val="D4D4D4"/>
+          <w:kern w:val="0"/>
+          <w:sz w:val="21"/>
+          <w:szCs w:val="21"/>
+          <w:lang w:eastAsia="en-ID"/>
+          <w14:ligatures w14:val="none"/>
+        </w:rPr>
+        <w:t>) {</w:t>
+      </w:r>
+    </w:p>
+    <w:p>
+      <w:pPr>
+        <w:shd w:val="clear" w:color="auto" w:fill="1F1F1F"/>
+        <w:spacing w:after="0" w:line="285" w:lineRule="atLeast"/>
+        <w:rPr>
+          <w:rFonts w:ascii="Consolas" w:eastAsia="Times New Roman" w:hAnsi="Consolas" w:cs="Times New Roman"/>
+          <w:color w:val="CCCCCC"/>
+          <w:kern w:val="0"/>
+          <w:sz w:val="21"/>
+          <w:szCs w:val="21"/>
+          <w:lang w:eastAsia="en-ID"/>
+          <w14:ligatures w14:val="none"/>
+        </w:rPr>
+      </w:pPr>
+      <w:r>
+        <w:rPr>
+          <w:rFonts w:ascii="Consolas" w:eastAsia="Times New Roman" w:hAnsi="Consolas" w:cs="Times New Roman"/>
+          <w:color w:val="D4D4D4"/>
+          <w:kern w:val="0"/>
+          <w:sz w:val="21"/>
+          <w:szCs w:val="21"/>
+          <w:lang w:eastAsia="en-ID"/>
+          <w14:ligatures w14:val="none"/>
+        </w:rPr>
+        <w:t xml:space="preserve">    </w:t>
+      </w:r>
+      <w:r>
+        <w:rPr>
+          <w:rFonts w:ascii="Consolas" w:eastAsia="Times New Roman" w:hAnsi="Consolas" w:cs="Times New Roman"/>
+          <w:color w:val="C586C0"/>
+          <w:kern w:val="0"/>
+          <w:sz w:val="21"/>
+          <w:szCs w:val="21"/>
+          <w:lang w:eastAsia="en-ID"/>
+          <w14:ligatures w14:val="none"/>
+        </w:rPr>
+        <w:t>require_once</w:t>
+      </w:r>
+      <w:r>
+        <w:rPr>
+          <w:rFonts w:ascii="Consolas" w:eastAsia="Times New Roman" w:hAnsi="Consolas" w:cs="Times New Roman"/>
+          <w:color w:val="D4D4D4"/>
+          <w:kern w:val="0"/>
+          <w:sz w:val="21"/>
+          <w:szCs w:val="21"/>
+          <w:lang w:eastAsia="en-ID"/>
+          <w14:ligatures w14:val="none"/>
+        </w:rPr>
+        <w:t xml:space="preserve"> </w:t>
+      </w:r>
+      <w:r>
+        <w:rPr>
+          <w:rFonts w:ascii="Consolas" w:eastAsia="Times New Roman" w:hAnsi="Consolas" w:cs="Times New Roman"/>
+          <w:color w:val="CE9178"/>
+          <w:kern w:val="0"/>
+          <w:sz w:val="21"/>
+          <w:szCs w:val="21"/>
+          <w:lang w:eastAsia="en-ID"/>
+          <w14:ligatures w14:val="none"/>
+        </w:rPr>
+        <w:t>'../app/models/'</w:t>
+      </w:r>
+      <w:r>
+        <w:rPr>
+          <w:rFonts w:ascii="Consolas" w:eastAsia="Times New Roman" w:hAnsi="Consolas" w:cs="Times New Roman"/>
+          <w:color w:val="D4D4D4"/>
+          <w:kern w:val="0"/>
+          <w:sz w:val="21"/>
+          <w:szCs w:val="21"/>
+          <w:lang w:eastAsia="en-ID"/>
+          <w14:ligatures w14:val="none"/>
+        </w:rPr>
+        <w:t xml:space="preserve"> . </w:t>
+      </w:r>
+      <w:r>
+        <w:rPr>
+          <w:rFonts w:ascii="Consolas" w:eastAsia="Times New Roman" w:hAnsi="Consolas" w:cs="Times New Roman"/>
+          <w:color w:val="9CDCFE"/>
+          <w:kern w:val="0"/>
+          <w:sz w:val="21"/>
+          <w:szCs w:val="21"/>
+          <w:lang w:eastAsia="en-ID"/>
+          <w14:ligatures w14:val="none"/>
+        </w:rPr>
+        <w:t>$model</w:t>
+      </w:r>
+      <w:r>
+        <w:rPr>
+          <w:rFonts w:ascii="Consolas" w:eastAsia="Times New Roman" w:hAnsi="Consolas" w:cs="Times New Roman"/>
+          <w:color w:val="D4D4D4"/>
+          <w:kern w:val="0"/>
+          <w:sz w:val="21"/>
+          <w:szCs w:val="21"/>
+          <w:lang w:eastAsia="en-ID"/>
+          <w14:ligatures w14:val="none"/>
+        </w:rPr>
+        <w:t xml:space="preserve"> . </w:t>
+      </w:r>
+      <w:r>
+        <w:rPr>
+          <w:rFonts w:ascii="Consolas" w:eastAsia="Times New Roman" w:hAnsi="Consolas" w:cs="Times New Roman"/>
+          <w:color w:val="CE9178"/>
+          <w:kern w:val="0"/>
+          <w:sz w:val="21"/>
+          <w:szCs w:val="21"/>
+          <w:lang w:eastAsia="en-ID"/>
+          <w14:ligatures w14:val="none"/>
+        </w:rPr>
+        <w:t>'.php'</w:t>
+      </w:r>
+      <w:r>
+        <w:rPr>
+          <w:rFonts w:ascii="Consolas" w:eastAsia="Times New Roman" w:hAnsi="Consolas" w:cs="Times New Roman"/>
+          <w:color w:val="D4D4D4"/>
+          <w:kern w:val="0"/>
+          <w:sz w:val="21"/>
+          <w:szCs w:val="21"/>
+          <w:lang w:eastAsia="en-ID"/>
+          <w14:ligatures w14:val="none"/>
+        </w:rPr>
+        <w:t>;</w:t>
+      </w:r>
+    </w:p>
+    <w:p>
+      <w:pPr>
+        <w:shd w:val="clear" w:color="auto" w:fill="1F1F1F"/>
+        <w:spacing w:after="0" w:line="285" w:lineRule="atLeast"/>
+        <w:rPr>
+          <w:rFonts w:ascii="Consolas" w:eastAsia="Times New Roman" w:hAnsi="Consolas" w:cs="Times New Roman"/>
+          <w:color w:val="CCCCCC"/>
+          <w:kern w:val="0"/>
+          <w:sz w:val="21"/>
+          <w:szCs w:val="21"/>
+          <w:lang w:eastAsia="en-ID"/>
+          <w14:ligatures w14:val="none"/>
+        </w:rPr>
+      </w:pPr>
+      <w:r>
+        <w:rPr>
+          <w:rFonts w:ascii="Consolas" w:eastAsia="Times New Roman" w:hAnsi="Consolas" w:cs="Times New Roman"/>
+          <w:color w:val="D4D4D4"/>
+          <w:kern w:val="0"/>
+          <w:sz w:val="21"/>
+          <w:szCs w:val="21"/>
+          <w:lang w:eastAsia="en-ID"/>
+          <w14:ligatures w14:val="none"/>
+        </w:rPr>
+        <w:t xml:space="preserve">    </w:t>
+      </w:r>
+      <w:r>
+        <w:rPr>
+          <w:rFonts w:ascii="Consolas" w:eastAsia="Times New Roman" w:hAnsi="Consolas" w:cs="Times New Roman"/>
+          <w:color w:val="C586C0"/>
+          <w:kern w:val="0"/>
+          <w:sz w:val="21"/>
+          <w:szCs w:val="21"/>
+          <w:lang w:eastAsia="en-ID"/>
+          <w14:ligatures w14:val="none"/>
+        </w:rPr>
+        <w:t>return</w:t>
+      </w:r>
+      <w:r>
+        <w:rPr>
+          <w:rFonts w:ascii="Consolas" w:eastAsia="Times New Roman" w:hAnsi="Consolas" w:cs="Times New Roman"/>
+          <w:color w:val="D4D4D4"/>
+          <w:kern w:val="0"/>
+          <w:sz w:val="21"/>
+          <w:szCs w:val="21"/>
+          <w:lang w:eastAsia="en-ID"/>
+          <w14:ligatures w14:val="none"/>
+        </w:rPr>
+        <w:t xml:space="preserve"> </w:t>
+      </w:r>
+      <w:r>
+        <w:rPr>
+          <w:rFonts w:ascii="Consolas" w:eastAsia="Times New Roman" w:hAnsi="Consolas" w:cs="Times New Roman"/>
+          <w:color w:val="569CD6"/>
+          <w:kern w:val="0"/>
+          <w:sz w:val="21"/>
+          <w:szCs w:val="21"/>
+          <w:lang w:eastAsia="en-ID"/>
+          <w14:ligatures w14:val="none"/>
+        </w:rPr>
+        <w:t>new</w:t>
+      </w:r>
+      <w:r>
+        <w:rPr>
+          <w:rFonts w:ascii="Consolas" w:eastAsia="Times New Roman" w:hAnsi="Consolas" w:cs="Times New Roman"/>
+          <w:color w:val="D4D4D4"/>
+          <w:kern w:val="0"/>
+          <w:sz w:val="21"/>
+          <w:szCs w:val="21"/>
+          <w:lang w:eastAsia="en-ID"/>
+          <w14:ligatures w14:val="none"/>
+        </w:rPr>
+        <w:t xml:space="preserve"> </w:t>
+      </w:r>
+      <w:r>
+        <w:rPr>
+          <w:rFonts w:ascii="Consolas" w:eastAsia="Times New Roman" w:hAnsi="Consolas" w:cs="Times New Roman"/>
+          <w:color w:val="9CDCFE"/>
+          <w:kern w:val="0"/>
+          <w:sz w:val="21"/>
+          <w:szCs w:val="21"/>
+          <w:lang w:eastAsia="en-ID"/>
+          <w14:ligatures w14:val="none"/>
+        </w:rPr>
+        <w:t>$model</w:t>
+      </w:r>
+      <w:r>
+        <w:rPr>
+          <w:rFonts w:ascii="Consolas" w:eastAsia="Times New Roman" w:hAnsi="Consolas" w:cs="Times New Roman"/>
+          <w:color w:val="D4D4D4"/>
+          <w:kern w:val="0"/>
+          <w:sz w:val="21"/>
+          <w:szCs w:val="21"/>
+          <w:lang w:eastAsia="en-ID"/>
+          <w14:ligatures w14:val="none"/>
+        </w:rPr>
+        <w:t>;</w:t>
+      </w:r>
+    </w:p>
+    <w:p>
+      <w:pPr>
+        <w:shd w:val="clear" w:color="auto" w:fill="1F1F1F"/>
+        <w:spacing w:after="0" w:line="285" w:lineRule="atLeast"/>
+        <w:rPr>
+          <w:rFonts w:ascii="Consolas" w:eastAsia="Times New Roman" w:hAnsi="Consolas" w:cs="Times New Roman"/>
+          <w:color w:val="CCCCCC"/>
+          <w:kern w:val="0"/>
+          <w:sz w:val="21"/>
+          <w:szCs w:val="21"/>
+          <w:lang w:eastAsia="en-ID"/>
+          <w14:ligatures w14:val="none"/>
+        </w:rPr>
+      </w:pPr>
+      <w:r>
+        <w:rPr>
+          <w:rFonts w:ascii="Consolas" w:eastAsia="Times New Roman" w:hAnsi="Consolas" w:cs="Times New Roman"/>
+          <w:color w:val="D4D4D4"/>
+          <w:kern w:val="0"/>
+          <w:sz w:val="21"/>
+          <w:szCs w:val="21"/>
+          <w:lang w:eastAsia="en-ID"/>
+          <w14:ligatures w14:val="none"/>
+        </w:rPr>
+        <w:t>  }</w:t>
+      </w:r>
+    </w:p>
+    <w:p>
+      <w:pPr>
+        <w:spacing w:after="0"/>
+        <w:jc w:val="both"/>
+        <w:rPr>
+          <w:rFonts w:ascii="Times New Roman" w:hAnsi="Times New Roman" w:cs="Times New Roman"/>
+          <w:b/>
+          <w:bCs/>
+        </w:rPr>
+      </w:pPr>
+    </w:p>
+    <w:p>
+      <w:pPr>
+        <w:spacing w:after="0"/>
+        <w:jc w:val="both"/>
+        <w:rPr>
+          <w:rFonts w:ascii="Times New Roman" w:hAnsi="Times New Roman" w:cs="Times New Roman"/>
+          <w:b/>
+          <w:bCs/>
+        </w:rPr>
+      </w:pPr>
+      <w:r>
+        <w:rPr>
+          <w:rFonts w:ascii="Times New Roman" w:hAnsi="Times New Roman" w:cs="Times New Roman"/>
+          <w:b/>
+          <w:bCs/>
+        </w:rPr>
+        <w:t>Core/Controller.php di panggil oleh controllers/Mahasiswa.php , Mahasiswa.php menjadi child dari Controller yg mewarisi sifat</w:t>
+      </w:r>
+    </w:p>
+    <w:p>
+      <w:pPr>
+        <w:spacing w:after="0"/>
+        <w:jc w:val="both"/>
+        <w:rPr>
+          <w:rFonts w:ascii="Times New Roman" w:hAnsi="Times New Roman" w:cs="Times New Roman"/>
+          <w:b/>
+          <w:bCs/>
+        </w:rPr>
+      </w:pPr>
+    </w:p>
+    <w:p>
+      <w:pPr>
+        <w:shd w:val="clear" w:color="auto" w:fill="1F1F1F"/>
+        <w:spacing w:after="0" w:line="285" w:lineRule="atLeast"/>
+        <w:rPr>
+          <w:rFonts w:ascii="Consolas" w:eastAsia="Times New Roman" w:hAnsi="Consolas" w:cs="Times New Roman"/>
+          <w:color w:val="CCCCCC"/>
+          <w:kern w:val="0"/>
+          <w:sz w:val="21"/>
+          <w:szCs w:val="21"/>
+          <w:lang w:eastAsia="en-ID"/>
+          <w14:ligatures w14:val="none"/>
+        </w:rPr>
+      </w:pPr>
+      <w:r>
+        <w:rPr>
+          <w:rFonts w:ascii="Consolas" w:eastAsia="Times New Roman" w:hAnsi="Consolas" w:cs="Times New Roman"/>
+          <w:color w:val="569CD6"/>
+          <w:kern w:val="0"/>
+          <w:sz w:val="21"/>
+          <w:szCs w:val="21"/>
+          <w:lang w:eastAsia="en-ID"/>
+          <w14:ligatures w14:val="none"/>
+        </w:rPr>
+        <w:t>&lt;?php</w:t>
+      </w:r>
+      <w:r>
+        <w:rPr>
+          <w:rFonts w:ascii="Consolas" w:eastAsia="Times New Roman" w:hAnsi="Consolas" w:cs="Times New Roman"/>
+          <w:color w:val="D4D4D4"/>
+          <w:kern w:val="0"/>
+          <w:sz w:val="21"/>
+          <w:szCs w:val="21"/>
+          <w:lang w:eastAsia="en-ID"/>
+          <w14:ligatures w14:val="none"/>
+        </w:rPr>
+        <w:t xml:space="preserve"> </w:t>
+      </w:r>
+    </w:p>
+    <w:p>
+      <w:pPr>
+        <w:shd w:val="clear" w:color="auto" w:fill="1F1F1F"/>
+        <w:spacing w:after="0" w:line="285" w:lineRule="atLeast"/>
+        <w:rPr>
+          <w:rFonts w:ascii="Consolas" w:eastAsia="Times New Roman" w:hAnsi="Consolas" w:cs="Times New Roman"/>
+          <w:color w:val="CCCCCC"/>
+          <w:kern w:val="0"/>
+          <w:sz w:val="21"/>
+          <w:szCs w:val="21"/>
+          <w:lang w:eastAsia="en-ID"/>
+          <w14:ligatures w14:val="none"/>
+        </w:rPr>
+      </w:pPr>
+      <w:r>
+        <w:rPr>
+          <w:rFonts w:ascii="Consolas" w:eastAsia="Times New Roman" w:hAnsi="Consolas" w:cs="Times New Roman"/>
+          <w:color w:val="569CD6"/>
+          <w:kern w:val="0"/>
+          <w:sz w:val="21"/>
+          <w:szCs w:val="21"/>
+          <w:lang w:eastAsia="en-ID"/>
+          <w14:ligatures w14:val="none"/>
+        </w:rPr>
+        <w:t>class</w:t>
+      </w:r>
+      <w:r>
+        <w:rPr>
+          <w:rFonts w:ascii="Consolas" w:eastAsia="Times New Roman" w:hAnsi="Consolas" w:cs="Times New Roman"/>
+          <w:color w:val="D4D4D4"/>
+          <w:kern w:val="0"/>
+          <w:sz w:val="21"/>
+          <w:szCs w:val="21"/>
+          <w:lang w:eastAsia="en-ID"/>
+          <w14:ligatures w14:val="none"/>
+        </w:rPr>
+        <w:t xml:space="preserve"> </w:t>
+      </w:r>
+      <w:r>
+        <w:rPr>
+          <w:rFonts w:ascii="Consolas" w:eastAsia="Times New Roman" w:hAnsi="Consolas" w:cs="Times New Roman"/>
+          <w:color w:val="4EC9B0"/>
+          <w:kern w:val="0"/>
+          <w:sz w:val="21"/>
+          <w:szCs w:val="21"/>
+          <w:lang w:eastAsia="en-ID"/>
+          <w14:ligatures w14:val="none"/>
+        </w:rPr>
+        <w:t>Mahasiswa</w:t>
+      </w:r>
+      <w:r>
+        <w:rPr>
+          <w:rFonts w:ascii="Consolas" w:eastAsia="Times New Roman" w:hAnsi="Consolas" w:cs="Times New Roman"/>
+          <w:color w:val="D4D4D4"/>
+          <w:kern w:val="0"/>
+          <w:sz w:val="21"/>
+          <w:szCs w:val="21"/>
+          <w:lang w:eastAsia="en-ID"/>
+          <w14:ligatures w14:val="none"/>
+        </w:rPr>
+        <w:t xml:space="preserve"> </w:t>
+      </w:r>
+      <w:r>
+        <w:rPr>
+          <w:rFonts w:ascii="Consolas" w:eastAsia="Times New Roman" w:hAnsi="Consolas" w:cs="Times New Roman"/>
+          <w:color w:val="569CD6"/>
+          <w:kern w:val="0"/>
+          <w:sz w:val="21"/>
+          <w:szCs w:val="21"/>
+          <w:lang w:eastAsia="en-ID"/>
+          <w14:ligatures w14:val="none"/>
+        </w:rPr>
+        <w:t>extends</w:t>
+      </w:r>
+      <w:r>
+        <w:rPr>
+          <w:rFonts w:ascii="Consolas" w:eastAsia="Times New Roman" w:hAnsi="Consolas" w:cs="Times New Roman"/>
+          <w:color w:val="D4D4D4"/>
+          <w:kern w:val="0"/>
+          <w:sz w:val="21"/>
+          <w:szCs w:val="21"/>
+          <w:lang w:eastAsia="en-ID"/>
+          <w14:ligatures w14:val="none"/>
+        </w:rPr>
+        <w:t xml:space="preserve"> </w:t>
+      </w:r>
+      <w:r>
+        <w:rPr>
+          <w:rFonts w:ascii="Consolas" w:eastAsia="Times New Roman" w:hAnsi="Consolas" w:cs="Times New Roman"/>
+          <w:color w:val="4EC9B0"/>
+          <w:kern w:val="0"/>
+          <w:sz w:val="21"/>
+          <w:szCs w:val="21"/>
+          <w:lang w:eastAsia="en-ID"/>
+          <w14:ligatures w14:val="none"/>
+        </w:rPr>
+        <w:t>Controller</w:t>
+      </w:r>
+      <w:r>
+        <w:rPr>
+          <w:rFonts w:ascii="Consolas" w:eastAsia="Times New Roman" w:hAnsi="Consolas" w:cs="Times New Roman"/>
+          <w:color w:val="D4D4D4"/>
+          <w:kern w:val="0"/>
+          <w:sz w:val="21"/>
+          <w:szCs w:val="21"/>
+          <w:lang w:eastAsia="en-ID"/>
+          <w14:ligatures w14:val="none"/>
+        </w:rPr>
+        <w:t>{</w:t>
+      </w:r>
+    </w:p>
+    <w:p>
+      <w:pPr>
+        <w:shd w:val="clear" w:color="auto" w:fill="1F1F1F"/>
+        <w:spacing w:after="0" w:line="285" w:lineRule="atLeast"/>
+        <w:rPr>
+          <w:rFonts w:ascii="Consolas" w:eastAsia="Times New Roman" w:hAnsi="Consolas" w:cs="Times New Roman"/>
+          <w:color w:val="CCCCCC"/>
+          <w:kern w:val="0"/>
+          <w:sz w:val="21"/>
+          <w:szCs w:val="21"/>
+          <w:lang w:eastAsia="en-ID"/>
+          <w14:ligatures w14:val="none"/>
+        </w:rPr>
+      </w:pPr>
+      <w:r>
+        <w:rPr>
+          <w:rFonts w:ascii="Consolas" w:eastAsia="Times New Roman" w:hAnsi="Consolas" w:cs="Times New Roman"/>
+          <w:color w:val="D4D4D4"/>
+          <w:kern w:val="0"/>
+          <w:sz w:val="21"/>
+          <w:szCs w:val="21"/>
+          <w:lang w:eastAsia="en-ID"/>
+          <w14:ligatures w14:val="none"/>
+        </w:rPr>
+        <w:t xml:space="preserve">  </w:t>
+      </w:r>
+      <w:r>
+        <w:rPr>
+          <w:rFonts w:ascii="Consolas" w:eastAsia="Times New Roman" w:hAnsi="Consolas" w:cs="Times New Roman"/>
+          <w:color w:val="569CD6"/>
+          <w:kern w:val="0"/>
+          <w:sz w:val="21"/>
+          <w:szCs w:val="21"/>
+          <w:lang w:eastAsia="en-ID"/>
+          <w14:ligatures w14:val="none"/>
+        </w:rPr>
+        <w:t>public</w:t>
+      </w:r>
+      <w:r>
+        <w:rPr>
+          <w:rFonts w:ascii="Consolas" w:eastAsia="Times New Roman" w:hAnsi="Consolas" w:cs="Times New Roman"/>
+          <w:color w:val="D4D4D4"/>
+          <w:kern w:val="0"/>
+          <w:sz w:val="21"/>
+          <w:szCs w:val="21"/>
+          <w:lang w:eastAsia="en-ID"/>
+          <w14:ligatures w14:val="none"/>
+        </w:rPr>
+        <w:t xml:space="preserve"> </w:t>
+      </w:r>
+      <w:r>
+        <w:rPr>
+          <w:rFonts w:ascii="Consolas" w:eastAsia="Times New Roman" w:hAnsi="Consolas" w:cs="Times New Roman"/>
+          <w:color w:val="569CD6"/>
+          <w:kern w:val="0"/>
+          <w:sz w:val="21"/>
+          <w:szCs w:val="21"/>
+          <w:lang w:eastAsia="en-ID"/>
+          <w14:ligatures w14:val="none"/>
+        </w:rPr>
+        <w:t>function</w:t>
+      </w:r>
+      <w:r>
+        <w:rPr>
+          <w:rFonts w:ascii="Consolas" w:eastAsia="Times New Roman" w:hAnsi="Consolas" w:cs="Times New Roman"/>
+          <w:color w:val="D4D4D4"/>
+          <w:kern w:val="0"/>
+          <w:sz w:val="21"/>
+          <w:szCs w:val="21"/>
+          <w:lang w:eastAsia="en-ID"/>
+          <w14:ligatures w14:val="none"/>
+        </w:rPr>
+        <w:t xml:space="preserve"> </w:t>
+      </w:r>
+      <w:r>
+        <w:rPr>
+          <w:rFonts w:ascii="Consolas" w:eastAsia="Times New Roman" w:hAnsi="Consolas" w:cs="Times New Roman"/>
+          <w:color w:val="DCDCAA"/>
+          <w:kern w:val="0"/>
+          <w:sz w:val="21"/>
+          <w:szCs w:val="21"/>
+          <w:lang w:eastAsia="en-ID"/>
+          <w14:ligatures w14:val="none"/>
+        </w:rPr>
+        <w:t>index</w:t>
+      </w:r>
+      <w:r>
+        <w:rPr>
+          <w:rFonts w:ascii="Consolas" w:eastAsia="Times New Roman" w:hAnsi="Consolas" w:cs="Times New Roman"/>
+          <w:color w:val="D4D4D4"/>
+          <w:kern w:val="0"/>
+          <w:sz w:val="21"/>
+          <w:szCs w:val="21"/>
+          <w:lang w:eastAsia="en-ID"/>
+          <w14:ligatures w14:val="none"/>
+        </w:rPr>
+        <w:t>() {</w:t>
+      </w:r>
+    </w:p>
+    <w:p>
+      <w:pPr>
+        <w:shd w:val="clear" w:color="auto" w:fill="1F1F1F"/>
+        <w:spacing w:after="0" w:line="285" w:lineRule="atLeast"/>
+        <w:rPr>
+          <w:rFonts w:ascii="Consolas" w:eastAsia="Times New Roman" w:hAnsi="Consolas" w:cs="Times New Roman"/>
+          <w:color w:val="CCCCCC"/>
+          <w:kern w:val="0"/>
+          <w:sz w:val="21"/>
+          <w:szCs w:val="21"/>
+          <w:lang w:eastAsia="en-ID"/>
+          <w14:ligatures w14:val="none"/>
+        </w:rPr>
+      </w:pPr>
+      <w:r>
+        <w:rPr>
+          <w:rFonts w:ascii="Consolas" w:eastAsia="Times New Roman" w:hAnsi="Consolas" w:cs="Times New Roman"/>
+          <w:color w:val="D4D4D4"/>
+          <w:kern w:val="0"/>
+          <w:sz w:val="21"/>
+          <w:szCs w:val="21"/>
+          <w:lang w:eastAsia="en-ID"/>
+          <w14:ligatures w14:val="none"/>
+        </w:rPr>
+        <w:t xml:space="preserve">    </w:t>
+      </w:r>
+    </w:p>
+    <w:p>
+      <w:pPr>
+        <w:shd w:val="clear" w:color="auto" w:fill="1F1F1F"/>
+        <w:spacing w:after="0" w:line="285" w:lineRule="atLeast"/>
+        <w:rPr>
+          <w:rFonts w:ascii="Consolas" w:eastAsia="Times New Roman" w:hAnsi="Consolas" w:cs="Times New Roman"/>
+          <w:color w:val="CCCCCC"/>
+          <w:kern w:val="0"/>
+          <w:sz w:val="21"/>
+          <w:szCs w:val="21"/>
+          <w:lang w:eastAsia="en-ID"/>
+          <w14:ligatures w14:val="none"/>
+        </w:rPr>
+      </w:pPr>
+      <w:r>
+        <w:rPr>
+          <w:rFonts w:ascii="Consolas" w:eastAsia="Times New Roman" w:hAnsi="Consolas" w:cs="Times New Roman"/>
+          <w:color w:val="D4D4D4"/>
+          <w:kern w:val="0"/>
+          <w:sz w:val="21"/>
+          <w:szCs w:val="21"/>
+          <w:lang w:eastAsia="en-ID"/>
+          <w14:ligatures w14:val="none"/>
+        </w:rPr>
+        <w:t xml:space="preserve">  </w:t>
+      </w:r>
+      <w:r>
+        <w:rPr>
+          <w:rFonts w:ascii="Consolas" w:eastAsia="Times New Roman" w:hAnsi="Consolas" w:cs="Times New Roman"/>
+          <w:color w:val="9CDCFE"/>
+          <w:kern w:val="0"/>
+          <w:sz w:val="21"/>
+          <w:szCs w:val="21"/>
+          <w:lang w:eastAsia="en-ID"/>
+          <w14:ligatures w14:val="none"/>
+        </w:rPr>
+        <w:t>$data</w:t>
+      </w:r>
+      <w:r>
+        <w:rPr>
+          <w:rFonts w:ascii="Consolas" w:eastAsia="Times New Roman" w:hAnsi="Consolas" w:cs="Times New Roman"/>
+          <w:color w:val="D4D4D4"/>
+          <w:kern w:val="0"/>
+          <w:sz w:val="21"/>
+          <w:szCs w:val="21"/>
+          <w:lang w:eastAsia="en-ID"/>
+          <w14:ligatures w14:val="none"/>
+        </w:rPr>
+        <w:t>[</w:t>
+      </w:r>
+      <w:r>
+        <w:rPr>
+          <w:rFonts w:ascii="Consolas" w:eastAsia="Times New Roman" w:hAnsi="Consolas" w:cs="Times New Roman"/>
+          <w:color w:val="CE9178"/>
+          <w:kern w:val="0"/>
+          <w:sz w:val="21"/>
+          <w:szCs w:val="21"/>
+          <w:lang w:eastAsia="en-ID"/>
+          <w14:ligatures w14:val="none"/>
+        </w:rPr>
+        <w:t>'judul'</w:t>
+      </w:r>
+      <w:r>
+        <w:rPr>
+          <w:rFonts w:ascii="Consolas" w:eastAsia="Times New Roman" w:hAnsi="Consolas" w:cs="Times New Roman"/>
+          <w:color w:val="D4D4D4"/>
+          <w:kern w:val="0"/>
+          <w:sz w:val="21"/>
+          <w:szCs w:val="21"/>
+          <w:lang w:eastAsia="en-ID"/>
+          <w14:ligatures w14:val="none"/>
+        </w:rPr>
+        <w:t xml:space="preserve">] = </w:t>
+      </w:r>
+      <w:r>
+        <w:rPr>
+          <w:rFonts w:ascii="Consolas" w:eastAsia="Times New Roman" w:hAnsi="Consolas" w:cs="Times New Roman"/>
+          <w:color w:val="CE9178"/>
+          <w:kern w:val="0"/>
+          <w:sz w:val="21"/>
+          <w:szCs w:val="21"/>
+          <w:lang w:eastAsia="en-ID"/>
+          <w14:ligatures w14:val="none"/>
+        </w:rPr>
+        <w:t>'Daftar Mahasiswa'</w:t>
+      </w:r>
+      <w:r>
+        <w:rPr>
+          <w:rFonts w:ascii="Consolas" w:eastAsia="Times New Roman" w:hAnsi="Consolas" w:cs="Times New Roman"/>
+          <w:color w:val="D4D4D4"/>
+          <w:kern w:val="0"/>
+          <w:sz w:val="21"/>
+          <w:szCs w:val="21"/>
+          <w:lang w:eastAsia="en-ID"/>
+          <w14:ligatures w14:val="none"/>
+        </w:rPr>
+        <w:t>;</w:t>
+      </w:r>
+    </w:p>
+    <w:p>
+      <w:pPr>
+        <w:shd w:val="clear" w:color="auto" w:fill="1F1F1F"/>
+        <w:spacing w:after="0" w:line="285" w:lineRule="atLeast"/>
+        <w:rPr>
+          <w:rFonts w:ascii="Consolas" w:eastAsia="Times New Roman" w:hAnsi="Consolas" w:cs="Times New Roman"/>
+          <w:color w:val="CCCCCC"/>
+          <w:kern w:val="0"/>
+          <w:sz w:val="21"/>
+          <w:szCs w:val="21"/>
+          <w:lang w:eastAsia="en-ID"/>
+          <w14:ligatures w14:val="none"/>
+        </w:rPr>
+      </w:pPr>
+      <w:r>
+        <w:rPr>
+          <w:rFonts w:ascii="Consolas" w:eastAsia="Times New Roman" w:hAnsi="Consolas" w:cs="Times New Roman"/>
+          <w:color w:val="D4D4D4"/>
+          <w:kern w:val="0"/>
+          <w:sz w:val="21"/>
+          <w:szCs w:val="21"/>
+          <w:lang w:eastAsia="en-ID"/>
+          <w14:ligatures w14:val="none"/>
+        </w:rPr>
+        <w:t xml:space="preserve">  </w:t>
+      </w:r>
+      <w:r>
+        <w:rPr>
+          <w:rFonts w:ascii="Consolas" w:eastAsia="Times New Roman" w:hAnsi="Consolas" w:cs="Times New Roman"/>
+          <w:color w:val="9CDCFE"/>
+          <w:kern w:val="0"/>
+          <w:sz w:val="21"/>
+          <w:szCs w:val="21"/>
+          <w:lang w:eastAsia="en-ID"/>
+          <w14:ligatures w14:val="none"/>
+        </w:rPr>
+        <w:t>$data</w:t>
+      </w:r>
+      <w:r>
+        <w:rPr>
+          <w:rFonts w:ascii="Consolas" w:eastAsia="Times New Roman" w:hAnsi="Consolas" w:cs="Times New Roman"/>
+          <w:color w:val="D4D4D4"/>
+          <w:kern w:val="0"/>
+          <w:sz w:val="21"/>
+          <w:szCs w:val="21"/>
+          <w:lang w:eastAsia="en-ID"/>
+          <w14:ligatures w14:val="none"/>
+        </w:rPr>
+        <w:t>[</w:t>
+      </w:r>
+      <w:r>
+        <w:rPr>
+          <w:rFonts w:ascii="Consolas" w:eastAsia="Times New Roman" w:hAnsi="Consolas" w:cs="Times New Roman"/>
+          <w:color w:val="CE9178"/>
+          <w:kern w:val="0"/>
+          <w:sz w:val="21"/>
+          <w:szCs w:val="21"/>
+          <w:lang w:eastAsia="en-ID"/>
+          <w14:ligatures w14:val="none"/>
+        </w:rPr>
+        <w:t>'mahasiswa'</w:t>
+      </w:r>
+      <w:r>
+        <w:rPr>
+          <w:rFonts w:ascii="Consolas" w:eastAsia="Times New Roman" w:hAnsi="Consolas" w:cs="Times New Roman"/>
+          <w:color w:val="D4D4D4"/>
+          <w:kern w:val="0"/>
+          <w:sz w:val="21"/>
+          <w:szCs w:val="21"/>
+          <w:lang w:eastAsia="en-ID"/>
+          <w14:ligatures w14:val="none"/>
+        </w:rPr>
+        <w:t xml:space="preserve">] = </w:t>
+      </w:r>
+      <w:r>
+        <w:rPr>
+          <w:rFonts w:ascii="Consolas" w:eastAsia="Times New Roman" w:hAnsi="Consolas" w:cs="Times New Roman"/>
+          <w:color w:val="569CD6"/>
+          <w:kern w:val="0"/>
+          <w:sz w:val="21"/>
+          <w:szCs w:val="21"/>
+          <w:lang w:eastAsia="en-ID"/>
+          <w14:ligatures w14:val="none"/>
+        </w:rPr>
+        <w:t>$this</w:t>
+      </w:r>
+      <w:r>
+        <w:rPr>
+          <w:rFonts w:ascii="Consolas" w:eastAsia="Times New Roman" w:hAnsi="Consolas" w:cs="Times New Roman"/>
+          <w:color w:val="D4D4D4"/>
+          <w:kern w:val="0"/>
+          <w:sz w:val="21"/>
+          <w:szCs w:val="21"/>
+          <w:lang w:eastAsia="en-ID"/>
+          <w14:ligatures w14:val="none"/>
+        </w:rPr>
+        <w:t>-&gt;</w:t>
+      </w:r>
+      <w:r>
+        <w:rPr>
+          <w:rFonts w:ascii="Consolas" w:eastAsia="Times New Roman" w:hAnsi="Consolas" w:cs="Times New Roman"/>
+          <w:color w:val="DCDCAA"/>
+          <w:kern w:val="0"/>
+          <w:sz w:val="21"/>
+          <w:szCs w:val="21"/>
+          <w:lang w:eastAsia="en-ID"/>
+          <w14:ligatures w14:val="none"/>
+        </w:rPr>
+        <w:t>model</w:t>
+      </w:r>
+      <w:r>
+        <w:rPr>
+          <w:rFonts w:ascii="Consolas" w:eastAsia="Times New Roman" w:hAnsi="Consolas" w:cs="Times New Roman"/>
+          <w:color w:val="D4D4D4"/>
+          <w:kern w:val="0"/>
+          <w:sz w:val="21"/>
+          <w:szCs w:val="21"/>
+          <w:lang w:eastAsia="en-ID"/>
+          <w14:ligatures w14:val="none"/>
+        </w:rPr>
+        <w:t>(</w:t>
+      </w:r>
+      <w:r>
+        <w:rPr>
+          <w:rFonts w:ascii="Consolas" w:eastAsia="Times New Roman" w:hAnsi="Consolas" w:cs="Times New Roman"/>
+          <w:color w:val="CE9178"/>
+          <w:kern w:val="0"/>
+          <w:sz w:val="21"/>
+          <w:szCs w:val="21"/>
+          <w:lang w:eastAsia="en-ID"/>
+          <w14:ligatures w14:val="none"/>
+        </w:rPr>
+        <w:t>'Mahasiswa_model'</w:t>
+      </w:r>
+      <w:r>
+        <w:rPr>
+          <w:rFonts w:ascii="Consolas" w:eastAsia="Times New Roman" w:hAnsi="Consolas" w:cs="Times New Roman"/>
+          <w:color w:val="D4D4D4"/>
+          <w:kern w:val="0"/>
+          <w:sz w:val="21"/>
+          <w:szCs w:val="21"/>
+          <w:lang w:eastAsia="en-ID"/>
+          <w14:ligatures w14:val="none"/>
+        </w:rPr>
+        <w:t>)-&gt;</w:t>
+      </w:r>
+      <w:r>
+        <w:rPr>
+          <w:rFonts w:ascii="Consolas" w:eastAsia="Times New Roman" w:hAnsi="Consolas" w:cs="Times New Roman"/>
+          <w:color w:val="DCDCAA"/>
+          <w:kern w:val="0"/>
+          <w:sz w:val="21"/>
+          <w:szCs w:val="21"/>
+          <w:lang w:eastAsia="en-ID"/>
+          <w14:ligatures w14:val="none"/>
+        </w:rPr>
+        <w:t>getAllMahasiswa</w:t>
+      </w:r>
+      <w:r>
+        <w:rPr>
+          <w:rFonts w:ascii="Consolas" w:eastAsia="Times New Roman" w:hAnsi="Consolas" w:cs="Times New Roman"/>
+          <w:color w:val="D4D4D4"/>
+          <w:kern w:val="0"/>
+          <w:sz w:val="21"/>
+          <w:szCs w:val="21"/>
+          <w:lang w:eastAsia="en-ID"/>
+          <w14:ligatures w14:val="none"/>
+        </w:rPr>
+        <w:t>();</w:t>
+      </w:r>
+    </w:p>
+    <w:p>
+      <w:pPr>
+        <w:shd w:val="clear" w:color="auto" w:fill="1F1F1F"/>
+        <w:spacing w:after="0" w:line="285" w:lineRule="atLeast"/>
+        <w:rPr>
+          <w:rFonts w:ascii="Consolas" w:eastAsia="Times New Roman" w:hAnsi="Consolas" w:cs="Times New Roman"/>
+          <w:color w:val="CCCCCC"/>
+          <w:kern w:val="0"/>
+          <w:sz w:val="21"/>
+          <w:szCs w:val="21"/>
+          <w:lang w:eastAsia="en-ID"/>
+          <w14:ligatures w14:val="none"/>
+        </w:rPr>
+      </w:pPr>
+      <w:r>
+        <w:rPr>
+          <w:rFonts w:ascii="Consolas" w:eastAsia="Times New Roman" w:hAnsi="Consolas" w:cs="Times New Roman"/>
+          <w:color w:val="D4D4D4"/>
+          <w:kern w:val="0"/>
+          <w:sz w:val="21"/>
+          <w:szCs w:val="21"/>
+          <w:lang w:eastAsia="en-ID"/>
+          <w14:ligatures w14:val="none"/>
+        </w:rPr>
+        <w:t xml:space="preserve">    </w:t>
+      </w:r>
+      <w:r>
+        <w:rPr>
+          <w:rFonts w:ascii="Consolas" w:eastAsia="Times New Roman" w:hAnsi="Consolas" w:cs="Times New Roman"/>
+          <w:color w:val="569CD6"/>
+          <w:kern w:val="0"/>
+          <w:sz w:val="21"/>
+          <w:szCs w:val="21"/>
+          <w:lang w:eastAsia="en-ID"/>
+          <w14:ligatures w14:val="none"/>
+        </w:rPr>
+        <w:t>$this</w:t>
+      </w:r>
+      <w:r>
+        <w:rPr>
+          <w:rFonts w:ascii="Consolas" w:eastAsia="Times New Roman" w:hAnsi="Consolas" w:cs="Times New Roman"/>
+          <w:color w:val="D4D4D4"/>
+          <w:kern w:val="0"/>
+          <w:sz w:val="21"/>
+          <w:szCs w:val="21"/>
+          <w:lang w:eastAsia="en-ID"/>
+          <w14:ligatures w14:val="none"/>
+        </w:rPr>
+        <w:t>-&gt;</w:t>
+      </w:r>
+      <w:r>
+        <w:rPr>
+          <w:rFonts w:ascii="Consolas" w:eastAsia="Times New Roman" w:hAnsi="Consolas" w:cs="Times New Roman"/>
+          <w:color w:val="DCDCAA"/>
+          <w:kern w:val="0"/>
+          <w:sz w:val="21"/>
+          <w:szCs w:val="21"/>
+          <w:lang w:eastAsia="en-ID"/>
+          <w14:ligatures w14:val="none"/>
+        </w:rPr>
+        <w:t>view</w:t>
+      </w:r>
+      <w:r>
+        <w:rPr>
+          <w:rFonts w:ascii="Consolas" w:eastAsia="Times New Roman" w:hAnsi="Consolas" w:cs="Times New Roman"/>
+          <w:color w:val="D4D4D4"/>
+          <w:kern w:val="0"/>
+          <w:sz w:val="21"/>
+          <w:szCs w:val="21"/>
+          <w:lang w:eastAsia="en-ID"/>
+          <w14:ligatures w14:val="none"/>
+        </w:rPr>
+        <w:t>(</w:t>
+      </w:r>
+      <w:r>
+        <w:rPr>
+          <w:rFonts w:ascii="Consolas" w:eastAsia="Times New Roman" w:hAnsi="Consolas" w:cs="Times New Roman"/>
+          <w:color w:val="CE9178"/>
+          <w:kern w:val="0"/>
+          <w:sz w:val="21"/>
+          <w:szCs w:val="21"/>
+          <w:lang w:eastAsia="en-ID"/>
+          <w14:ligatures w14:val="none"/>
+        </w:rPr>
+        <w:t>'templates/header'</w:t>
+      </w:r>
+      <w:r>
+        <w:rPr>
+          <w:rFonts w:ascii="Consolas" w:eastAsia="Times New Roman" w:hAnsi="Consolas" w:cs="Times New Roman"/>
+          <w:color w:val="D4D4D4"/>
+          <w:kern w:val="0"/>
+          <w:sz w:val="21"/>
+          <w:szCs w:val="21"/>
+          <w:lang w:eastAsia="en-ID"/>
+          <w14:ligatures w14:val="none"/>
+        </w:rPr>
+        <w:t xml:space="preserve">, </w:t>
+      </w:r>
+      <w:r>
+        <w:rPr>
+          <w:rFonts w:ascii="Consolas" w:eastAsia="Times New Roman" w:hAnsi="Consolas" w:cs="Times New Roman"/>
+          <w:color w:val="9CDCFE"/>
+          <w:kern w:val="0"/>
+          <w:sz w:val="21"/>
+          <w:szCs w:val="21"/>
+          <w:lang w:eastAsia="en-ID"/>
+          <w14:ligatures w14:val="none"/>
+        </w:rPr>
+        <w:t>$data</w:t>
+      </w:r>
+      <w:r>
+        <w:rPr>
+          <w:rFonts w:ascii="Consolas" w:eastAsia="Times New Roman" w:hAnsi="Consolas" w:cs="Times New Roman"/>
+          <w:color w:val="D4D4D4"/>
+          <w:kern w:val="0"/>
+          <w:sz w:val="21"/>
+          <w:szCs w:val="21"/>
+          <w:lang w:eastAsia="en-ID"/>
+          <w14:ligatures w14:val="none"/>
+        </w:rPr>
+        <w:t>);</w:t>
+      </w:r>
+    </w:p>
+    <w:p>
+      <w:pPr>
+        <w:shd w:val="clear" w:color="auto" w:fill="1F1F1F"/>
+        <w:spacing w:after="0" w:line="285" w:lineRule="atLeast"/>
+        <w:rPr>
+          <w:rFonts w:ascii="Consolas" w:eastAsia="Times New Roman" w:hAnsi="Consolas" w:cs="Times New Roman"/>
+          <w:color w:val="CCCCCC"/>
+          <w:kern w:val="0"/>
+          <w:sz w:val="21"/>
+          <w:szCs w:val="21"/>
+          <w:lang w:eastAsia="en-ID"/>
+          <w14:ligatures w14:val="none"/>
+        </w:rPr>
+      </w:pPr>
+      <w:r>
+        <w:rPr>
+          <w:rFonts w:ascii="Consolas" w:eastAsia="Times New Roman" w:hAnsi="Consolas" w:cs="Times New Roman"/>
+          <w:color w:val="D4D4D4"/>
+          <w:kern w:val="0"/>
+          <w:sz w:val="21"/>
+          <w:szCs w:val="21"/>
+          <w:lang w:eastAsia="en-ID"/>
+          <w14:ligatures w14:val="none"/>
+        </w:rPr>
+        <w:t xml:space="preserve">    </w:t>
+      </w:r>
+      <w:r>
+        <w:rPr>
+          <w:rFonts w:ascii="Consolas" w:eastAsia="Times New Roman" w:hAnsi="Consolas" w:cs="Times New Roman"/>
+          <w:color w:val="569CD6"/>
+          <w:kern w:val="0"/>
+          <w:sz w:val="21"/>
+          <w:szCs w:val="21"/>
+          <w:lang w:eastAsia="en-ID"/>
+          <w14:ligatures w14:val="none"/>
+        </w:rPr>
+        <w:t>$this</w:t>
+      </w:r>
+      <w:r>
+        <w:rPr>
+          <w:rFonts w:ascii="Consolas" w:eastAsia="Times New Roman" w:hAnsi="Consolas" w:cs="Times New Roman"/>
+          <w:color w:val="D4D4D4"/>
+          <w:kern w:val="0"/>
+          <w:sz w:val="21"/>
+          <w:szCs w:val="21"/>
+          <w:lang w:eastAsia="en-ID"/>
+          <w14:ligatures w14:val="none"/>
+        </w:rPr>
+        <w:t>-&gt;</w:t>
+      </w:r>
+      <w:r>
+        <w:rPr>
+          <w:rFonts w:ascii="Consolas" w:eastAsia="Times New Roman" w:hAnsi="Consolas" w:cs="Times New Roman"/>
+          <w:color w:val="DCDCAA"/>
+          <w:kern w:val="0"/>
+          <w:sz w:val="21"/>
+          <w:szCs w:val="21"/>
+          <w:lang w:eastAsia="en-ID"/>
+          <w14:ligatures w14:val="none"/>
+        </w:rPr>
+        <w:t>view</w:t>
+      </w:r>
+      <w:r>
+        <w:rPr>
+          <w:rFonts w:ascii="Consolas" w:eastAsia="Times New Roman" w:hAnsi="Consolas" w:cs="Times New Roman"/>
+          <w:color w:val="D4D4D4"/>
+          <w:kern w:val="0"/>
+          <w:sz w:val="21"/>
+          <w:szCs w:val="21"/>
+          <w:lang w:eastAsia="en-ID"/>
+          <w14:ligatures w14:val="none"/>
+        </w:rPr>
+        <w:t>(</w:t>
+      </w:r>
+      <w:r>
+        <w:rPr>
+          <w:rFonts w:ascii="Consolas" w:eastAsia="Times New Roman" w:hAnsi="Consolas" w:cs="Times New Roman"/>
+          <w:color w:val="CE9178"/>
+          <w:kern w:val="0"/>
+          <w:sz w:val="21"/>
+          <w:szCs w:val="21"/>
+          <w:lang w:eastAsia="en-ID"/>
+          <w14:ligatures w14:val="none"/>
+        </w:rPr>
+        <w:t>'mahasiswa/index'</w:t>
+      </w:r>
+      <w:r>
+        <w:rPr>
+          <w:rFonts w:ascii="Consolas" w:eastAsia="Times New Roman" w:hAnsi="Consolas" w:cs="Times New Roman"/>
+          <w:color w:val="D4D4D4"/>
+          <w:kern w:val="0"/>
+          <w:sz w:val="21"/>
+          <w:szCs w:val="21"/>
+          <w:lang w:eastAsia="en-ID"/>
+          <w14:ligatures w14:val="none"/>
+        </w:rPr>
+        <w:t xml:space="preserve">, </w:t>
+      </w:r>
+      <w:r>
+        <w:rPr>
+          <w:rFonts w:ascii="Consolas" w:eastAsia="Times New Roman" w:hAnsi="Consolas" w:cs="Times New Roman"/>
+          <w:color w:val="9CDCFE"/>
+          <w:kern w:val="0"/>
+          <w:sz w:val="21"/>
+          <w:szCs w:val="21"/>
+          <w:lang w:eastAsia="en-ID"/>
+          <w14:ligatures w14:val="none"/>
+        </w:rPr>
+        <w:t>$data</w:t>
+      </w:r>
+      <w:r>
+        <w:rPr>
+          <w:rFonts w:ascii="Consolas" w:eastAsia="Times New Roman" w:hAnsi="Consolas" w:cs="Times New Roman"/>
+          <w:color w:val="D4D4D4"/>
+          <w:kern w:val="0"/>
+          <w:sz w:val="21"/>
+          <w:szCs w:val="21"/>
+          <w:lang w:eastAsia="en-ID"/>
+          <w14:ligatures w14:val="none"/>
+        </w:rPr>
+        <w:t>);</w:t>
+      </w:r>
+    </w:p>
+    <w:p>
+      <w:pPr>
+        <w:shd w:val="clear" w:color="auto" w:fill="1F1F1F"/>
+        <w:spacing w:after="0" w:line="285" w:lineRule="atLeast"/>
+        <w:rPr>
+          <w:rFonts w:ascii="Consolas" w:eastAsia="Times New Roman" w:hAnsi="Consolas" w:cs="Times New Roman"/>
+          <w:color w:val="CCCCCC"/>
+          <w:kern w:val="0"/>
+          <w:sz w:val="21"/>
+          <w:szCs w:val="21"/>
+          <w:lang w:eastAsia="en-ID"/>
+          <w14:ligatures w14:val="none"/>
+        </w:rPr>
+      </w:pPr>
+      <w:r>
+        <w:rPr>
+          <w:rFonts w:ascii="Consolas" w:eastAsia="Times New Roman" w:hAnsi="Consolas" w:cs="Times New Roman"/>
+          <w:color w:val="D4D4D4"/>
+          <w:kern w:val="0"/>
+          <w:sz w:val="21"/>
+          <w:szCs w:val="21"/>
+          <w:lang w:eastAsia="en-ID"/>
+          <w14:ligatures w14:val="none"/>
+        </w:rPr>
+        <w:t xml:space="preserve">    </w:t>
+      </w:r>
+      <w:r>
+        <w:rPr>
+          <w:rFonts w:ascii="Consolas" w:eastAsia="Times New Roman" w:hAnsi="Consolas" w:cs="Times New Roman"/>
+          <w:color w:val="569CD6"/>
+          <w:kern w:val="0"/>
+          <w:sz w:val="21"/>
+          <w:szCs w:val="21"/>
+          <w:lang w:eastAsia="en-ID"/>
+          <w14:ligatures w14:val="none"/>
+        </w:rPr>
+        <w:t>$this</w:t>
+      </w:r>
+      <w:r>
+        <w:rPr>
+          <w:rFonts w:ascii="Consolas" w:eastAsia="Times New Roman" w:hAnsi="Consolas" w:cs="Times New Roman"/>
+          <w:color w:val="D4D4D4"/>
+          <w:kern w:val="0"/>
+          <w:sz w:val="21"/>
+          <w:szCs w:val="21"/>
+          <w:lang w:eastAsia="en-ID"/>
+          <w14:ligatures w14:val="none"/>
+        </w:rPr>
+        <w:t>-&gt;</w:t>
+      </w:r>
+      <w:r>
+        <w:rPr>
+          <w:rFonts w:ascii="Consolas" w:eastAsia="Times New Roman" w:hAnsi="Consolas" w:cs="Times New Roman"/>
+          <w:color w:val="DCDCAA"/>
+          <w:kern w:val="0"/>
+          <w:sz w:val="21"/>
+          <w:szCs w:val="21"/>
+          <w:lang w:eastAsia="en-ID"/>
+          <w14:ligatures w14:val="none"/>
+        </w:rPr>
+        <w:t>view</w:t>
+      </w:r>
+      <w:r>
+        <w:rPr>
+          <w:rFonts w:ascii="Consolas" w:eastAsia="Times New Roman" w:hAnsi="Consolas" w:cs="Times New Roman"/>
+          <w:color w:val="D4D4D4"/>
+          <w:kern w:val="0"/>
+          <w:sz w:val="21"/>
+          <w:szCs w:val="21"/>
+          <w:lang w:eastAsia="en-ID"/>
+          <w14:ligatures w14:val="none"/>
+        </w:rPr>
+        <w:t>(</w:t>
+      </w:r>
+      <w:r>
+        <w:rPr>
+          <w:rFonts w:ascii="Consolas" w:eastAsia="Times New Roman" w:hAnsi="Consolas" w:cs="Times New Roman"/>
+          <w:color w:val="CE9178"/>
+          <w:kern w:val="0"/>
+          <w:sz w:val="21"/>
+          <w:szCs w:val="21"/>
+          <w:lang w:eastAsia="en-ID"/>
+          <w14:ligatures w14:val="none"/>
+        </w:rPr>
+        <w:t>'templates/footer'</w:t>
+      </w:r>
+      <w:r>
+        <w:rPr>
+          <w:rFonts w:ascii="Consolas" w:eastAsia="Times New Roman" w:hAnsi="Consolas" w:cs="Times New Roman"/>
+          <w:color w:val="D4D4D4"/>
+          <w:kern w:val="0"/>
+          <w:sz w:val="21"/>
+          <w:szCs w:val="21"/>
+          <w:lang w:eastAsia="en-ID"/>
+          <w14:ligatures w14:val="none"/>
+        </w:rPr>
+        <w:t>);</w:t>
+      </w:r>
+    </w:p>
+    <w:p>
+      <w:pPr>
+        <w:shd w:val="clear" w:color="auto" w:fill="1F1F1F"/>
+        <w:spacing w:after="0" w:line="285" w:lineRule="atLeast"/>
+        <w:rPr>
+          <w:rFonts w:ascii="Consolas" w:eastAsia="Times New Roman" w:hAnsi="Consolas" w:cs="Times New Roman"/>
+          <w:color w:val="CCCCCC"/>
+          <w:kern w:val="0"/>
+          <w:sz w:val="21"/>
+          <w:szCs w:val="21"/>
+          <w:lang w:eastAsia="en-ID"/>
+          <w14:ligatures w14:val="none"/>
+        </w:rPr>
+      </w:pPr>
+      <w:r>
+        <w:rPr>
+          <w:rFonts w:ascii="Consolas" w:eastAsia="Times New Roman" w:hAnsi="Consolas" w:cs="Times New Roman"/>
+          <w:color w:val="D4D4D4"/>
+          <w:kern w:val="0"/>
+          <w:sz w:val="21"/>
+          <w:szCs w:val="21"/>
+          <w:lang w:eastAsia="en-ID"/>
+          <w14:ligatures w14:val="none"/>
+        </w:rPr>
+        <w:t>  }</w:t>
+      </w:r>
+    </w:p>
+    <w:p>
+      <w:pPr>
+        <w:shd w:val="clear" w:color="auto" w:fill="1F1F1F"/>
+        <w:spacing w:after="0" w:line="285" w:lineRule="atLeast"/>
+        <w:rPr>
+          <w:rFonts w:ascii="Consolas" w:eastAsia="Times New Roman" w:hAnsi="Consolas" w:cs="Times New Roman"/>
+          <w:color w:val="CCCCCC"/>
+          <w:kern w:val="0"/>
+          <w:sz w:val="21"/>
+          <w:szCs w:val="21"/>
+          <w:lang w:eastAsia="en-ID"/>
+          <w14:ligatures w14:val="none"/>
+        </w:rPr>
+      </w:pPr>
+      <w:r>
+        <w:rPr>
+          <w:rFonts w:ascii="Consolas" w:eastAsia="Times New Roman" w:hAnsi="Consolas" w:cs="Times New Roman"/>
+          <w:color w:val="D4D4D4"/>
+          <w:kern w:val="0"/>
+          <w:sz w:val="21"/>
+          <w:szCs w:val="21"/>
+          <w:lang w:eastAsia="en-ID"/>
+          <w14:ligatures w14:val="none"/>
+        </w:rPr>
+        <w:t>}</w:t>
+      </w:r>
+    </w:p>
+    <w:p>
+      <w:pPr>
+        <w:spacing w:after="0"/>
+        <w:jc w:val="both"/>
+        <w:rPr>
+          <w:rFonts w:ascii="Times New Roman" w:hAnsi="Times New Roman" w:cs="Times New Roman"/>
+          <w:b/>
+          <w:bCs/>
+        </w:rPr>
+      </w:pPr>
+    </w:p>
+    <w:p>
+      <w:pPr>
+        <w:spacing w:after="0"/>
+        <w:jc w:val="both"/>
+        <w:rPr>
+          <w:rFonts w:ascii="Times New Roman" w:hAnsi="Times New Roman" w:cs="Times New Roman"/>
+          <w:b/>
+          <w:bCs/>
+        </w:rPr>
+      </w:pPr>
+      <w:r>
+        <w:rPr>
+          <w:rFonts w:ascii="Times New Roman" w:hAnsi="Times New Roman" w:cs="Times New Roman"/>
+          <w:b/>
+          <w:bCs/>
+        </w:rPr>
+        <w:t>Lalu data tersebut di bawa ke views lalu di fetch menggunakan for each.</w:t>
+      </w:r>
+    </w:p>
+    <w:p>
+      <w:pPr>
+        <w:shd w:val="clear" w:color="auto" w:fill="1F1F1F"/>
+        <w:spacing w:after="0" w:line="285" w:lineRule="atLeast"/>
+        <w:rPr>
+          <w:rFonts w:ascii="Consolas" w:eastAsia="Times New Roman" w:hAnsi="Consolas" w:cs="Times New Roman"/>
+          <w:color w:val="CCCCCC"/>
+          <w:kern w:val="0"/>
+          <w:sz w:val="21"/>
+          <w:szCs w:val="21"/>
+          <w:lang w:eastAsia="en-ID"/>
+          <w14:ligatures w14:val="none"/>
+        </w:rPr>
+      </w:pPr>
+      <w:r>
+        <w:rPr>
+          <w:rFonts w:ascii="Consolas" w:eastAsia="Times New Roman" w:hAnsi="Consolas" w:cs="Times New Roman"/>
+          <w:color w:val="569CD6"/>
+          <w:kern w:val="0"/>
+          <w:sz w:val="21"/>
+          <w:szCs w:val="21"/>
+          <w:lang w:eastAsia="en-ID"/>
+          <w14:ligatures w14:val="none"/>
+        </w:rPr>
+        <w:t>?php</w:t>
+      </w:r>
+      <w:r>
+        <w:rPr>
+          <w:rFonts w:ascii="Consolas" w:eastAsia="Times New Roman" w:hAnsi="Consolas" w:cs="Times New Roman"/>
+          <w:color w:val="D4D4D4"/>
+          <w:kern w:val="0"/>
+          <w:sz w:val="21"/>
+          <w:szCs w:val="21"/>
+          <w:lang w:eastAsia="en-ID"/>
+          <w14:ligatures w14:val="none"/>
+        </w:rPr>
+        <w:t xml:space="preserve"> </w:t>
+      </w:r>
+      <w:r>
+        <w:rPr>
+          <w:rFonts w:ascii="Consolas" w:eastAsia="Times New Roman" w:hAnsi="Consolas" w:cs="Times New Roman"/>
+          <w:color w:val="C586C0"/>
+          <w:kern w:val="0"/>
+          <w:sz w:val="21"/>
+          <w:szCs w:val="21"/>
+          <w:lang w:eastAsia="en-ID"/>
+          <w14:ligatures w14:val="none"/>
+        </w:rPr>
+        <w:t>foreach</w:t>
+      </w:r>
+      <w:r>
+        <w:rPr>
+          <w:rFonts w:ascii="Consolas" w:eastAsia="Times New Roman" w:hAnsi="Consolas" w:cs="Times New Roman"/>
+          <w:color w:val="D4D4D4"/>
+          <w:kern w:val="0"/>
+          <w:sz w:val="21"/>
+          <w:szCs w:val="21"/>
+          <w:lang w:eastAsia="en-ID"/>
+          <w14:ligatures w14:val="none"/>
+        </w:rPr>
+        <w:t>(</w:t>
+      </w:r>
+      <w:r>
+        <w:rPr>
+          <w:rFonts w:ascii="Consolas" w:eastAsia="Times New Roman" w:hAnsi="Consolas" w:cs="Times New Roman"/>
+          <w:color w:val="9CDCFE"/>
+          <w:kern w:val="0"/>
+          <w:sz w:val="21"/>
+          <w:szCs w:val="21"/>
+          <w:lang w:eastAsia="en-ID"/>
+          <w14:ligatures w14:val="none"/>
+        </w:rPr>
+        <w:t>$data</w:t>
+      </w:r>
+      <w:r>
+        <w:rPr>
+          <w:rFonts w:ascii="Consolas" w:eastAsia="Times New Roman" w:hAnsi="Consolas" w:cs="Times New Roman"/>
+          <w:color w:val="D4D4D4"/>
+          <w:kern w:val="0"/>
+          <w:sz w:val="21"/>
+          <w:szCs w:val="21"/>
+          <w:lang w:eastAsia="en-ID"/>
+          <w14:ligatures w14:val="none"/>
+        </w:rPr>
+        <w:t>[</w:t>
+      </w:r>
+      <w:r>
+        <w:rPr>
+          <w:rFonts w:ascii="Consolas" w:eastAsia="Times New Roman" w:hAnsi="Consolas" w:cs="Times New Roman"/>
+          <w:color w:val="CE9178"/>
+          <w:kern w:val="0"/>
+          <w:sz w:val="21"/>
+          <w:szCs w:val="21"/>
+          <w:lang w:eastAsia="en-ID"/>
+          <w14:ligatures w14:val="none"/>
+        </w:rPr>
+        <w:t>'mahasiswa'</w:t>
+      </w:r>
+      <w:r>
+        <w:rPr>
+          <w:rFonts w:ascii="Consolas" w:eastAsia="Times New Roman" w:hAnsi="Consolas" w:cs="Times New Roman"/>
+          <w:color w:val="D4D4D4"/>
+          <w:kern w:val="0"/>
+          <w:sz w:val="21"/>
+          <w:szCs w:val="21"/>
+          <w:lang w:eastAsia="en-ID"/>
+          <w14:ligatures w14:val="none"/>
+        </w:rPr>
+        <w:t xml:space="preserve">] as </w:t>
+      </w:r>
+      <w:r>
+        <w:rPr>
+          <w:rFonts w:ascii="Consolas" w:eastAsia="Times New Roman" w:hAnsi="Consolas" w:cs="Times New Roman"/>
+          <w:color w:val="9CDCFE"/>
+          <w:kern w:val="0"/>
+          <w:sz w:val="21"/>
+          <w:szCs w:val="21"/>
+          <w:lang w:eastAsia="en-ID"/>
+          <w14:ligatures w14:val="none"/>
+        </w:rPr>
+        <w:t>$mahasiswa</w:t>
+      </w:r>
+      <w:r>
+        <w:rPr>
+          <w:rFonts w:ascii="Consolas" w:eastAsia="Times New Roman" w:hAnsi="Consolas" w:cs="Times New Roman"/>
+          <w:color w:val="D4D4D4"/>
+          <w:kern w:val="0"/>
+          <w:sz w:val="21"/>
+          <w:szCs w:val="21"/>
+          <w:lang w:eastAsia="en-ID"/>
+          <w14:ligatures w14:val="none"/>
+        </w:rPr>
+        <w:t xml:space="preserve">) : </w:t>
+      </w:r>
+      <w:r>
+        <w:rPr>
+          <w:rFonts w:ascii="Consolas" w:eastAsia="Times New Roman" w:hAnsi="Consolas" w:cs="Times New Roman"/>
+          <w:color w:val="569CD6"/>
+          <w:kern w:val="0"/>
+          <w:sz w:val="21"/>
+          <w:szCs w:val="21"/>
+          <w:lang w:eastAsia="en-ID"/>
+          <w14:ligatures w14:val="none"/>
+        </w:rPr>
+        <w:t>?&gt;</w:t>
+      </w:r>
+    </w:p>
+    <w:p>
+      <w:pPr>
+        <w:shd w:val="clear" w:color="auto" w:fill="1F1F1F"/>
+        <w:spacing w:after="0" w:line="285" w:lineRule="atLeast"/>
+        <w:rPr>
+          <w:rFonts w:ascii="Consolas" w:eastAsia="Times New Roman" w:hAnsi="Consolas" w:cs="Times New Roman"/>
+          <w:color w:val="CCCCCC"/>
+          <w:kern w:val="0"/>
+          <w:sz w:val="21"/>
+          <w:szCs w:val="21"/>
+          <w:lang w:eastAsia="en-ID"/>
+          <w14:ligatures w14:val="none"/>
+        </w:rPr>
+      </w:pPr>
+      <w:r>
+        <w:rPr>
+          <w:rFonts w:ascii="Consolas" w:eastAsia="Times New Roman" w:hAnsi="Consolas" w:cs="Times New Roman"/>
+          <w:color w:val="CCCCCC"/>
+          <w:kern w:val="0"/>
+          <w:sz w:val="21"/>
+          <w:szCs w:val="21"/>
+          <w:lang w:eastAsia="en-ID"/>
+          <w14:ligatures w14:val="none"/>
+        </w:rPr>
+        <w:t xml:space="preserve">      </w:t>
+      </w:r>
+      <w:r>
+        <w:rPr>
+          <w:rFonts w:ascii="Consolas" w:eastAsia="Times New Roman" w:hAnsi="Consolas" w:cs="Times New Roman"/>
+          <w:color w:val="808080"/>
+          <w:kern w:val="0"/>
+          <w:sz w:val="21"/>
+          <w:szCs w:val="21"/>
+          <w:lang w:eastAsia="en-ID"/>
+          <w14:ligatures w14:val="none"/>
+        </w:rPr>
+        <w:t>&lt;</w:t>
+      </w:r>
+      <w:r>
+        <w:rPr>
+          <w:rFonts w:ascii="Consolas" w:eastAsia="Times New Roman" w:hAnsi="Consolas" w:cs="Times New Roman"/>
+          <w:color w:val="569CD6"/>
+          <w:kern w:val="0"/>
+          <w:sz w:val="21"/>
+          <w:szCs w:val="21"/>
+          <w:lang w:eastAsia="en-ID"/>
+          <w14:ligatures w14:val="none"/>
+        </w:rPr>
+        <w:t>ul</w:t>
+      </w:r>
+      <w:r>
+        <w:rPr>
+          <w:rFonts w:ascii="Consolas" w:eastAsia="Times New Roman" w:hAnsi="Consolas" w:cs="Times New Roman"/>
+          <w:color w:val="808080"/>
+          <w:kern w:val="0"/>
+          <w:sz w:val="21"/>
+          <w:szCs w:val="21"/>
+          <w:lang w:eastAsia="en-ID"/>
+          <w14:ligatures w14:val="none"/>
+        </w:rPr>
+        <w:t>&gt;</w:t>
+      </w:r>
+    </w:p>
+    <w:p>
+      <w:pPr>
+        <w:shd w:val="clear" w:color="auto" w:fill="1F1F1F"/>
+        <w:spacing w:after="0" w:line="285" w:lineRule="atLeast"/>
+        <w:rPr>
+          <w:rFonts w:ascii="Consolas" w:eastAsia="Times New Roman" w:hAnsi="Consolas" w:cs="Times New Roman"/>
+          <w:color w:val="CCCCCC"/>
+          <w:kern w:val="0"/>
+          <w:sz w:val="21"/>
+          <w:szCs w:val="21"/>
+          <w:lang w:eastAsia="en-ID"/>
+          <w14:ligatures w14:val="none"/>
+        </w:rPr>
+      </w:pPr>
+      <w:r>
+        <w:rPr>
+          <w:rFonts w:ascii="Consolas" w:eastAsia="Times New Roman" w:hAnsi="Consolas" w:cs="Times New Roman"/>
+          <w:color w:val="CCCCCC"/>
+          <w:kern w:val="0"/>
+          <w:sz w:val="21"/>
+          <w:szCs w:val="21"/>
+          <w:lang w:eastAsia="en-ID"/>
+          <w14:ligatures w14:val="none"/>
+        </w:rPr>
+        <w:t xml:space="preserve">        </w:t>
+      </w:r>
+      <w:r>
+        <w:rPr>
+          <w:rFonts w:ascii="Consolas" w:eastAsia="Times New Roman" w:hAnsi="Consolas" w:cs="Times New Roman"/>
+          <w:color w:val="808080"/>
+          <w:kern w:val="0"/>
+          <w:sz w:val="21"/>
+          <w:szCs w:val="21"/>
+          <w:lang w:eastAsia="en-ID"/>
+          <w14:ligatures w14:val="none"/>
+        </w:rPr>
+        <w:t>&lt;</w:t>
+      </w:r>
+      <w:r>
+        <w:rPr>
+          <w:rFonts w:ascii="Consolas" w:eastAsia="Times New Roman" w:hAnsi="Consolas" w:cs="Times New Roman"/>
+          <w:color w:val="569CD6"/>
+          <w:kern w:val="0"/>
+          <w:sz w:val="21"/>
+          <w:szCs w:val="21"/>
+          <w:lang w:eastAsia="en-ID"/>
+          <w14:ligatures w14:val="none"/>
+        </w:rPr>
+        <w:t>li</w:t>
+      </w:r>
+      <w:r>
+        <w:rPr>
+          <w:rFonts w:ascii="Consolas" w:eastAsia="Times New Roman" w:hAnsi="Consolas" w:cs="Times New Roman"/>
+          <w:color w:val="808080"/>
+          <w:kern w:val="0"/>
+          <w:sz w:val="21"/>
+          <w:szCs w:val="21"/>
+          <w:lang w:eastAsia="en-ID"/>
+          <w14:ligatures w14:val="none"/>
+        </w:rPr>
+        <w:t>&gt;</w:t>
+      </w:r>
+    </w:p>
+    <w:p>
+      <w:pPr>
+        <w:shd w:val="clear" w:color="auto" w:fill="1F1F1F"/>
+        <w:spacing w:after="0" w:line="285" w:lineRule="atLeast"/>
+        <w:rPr>
+          <w:rFonts w:ascii="Consolas" w:eastAsia="Times New Roman" w:hAnsi="Consolas" w:cs="Times New Roman"/>
+          <w:color w:val="CCCCCC"/>
+          <w:kern w:val="0"/>
+          <w:sz w:val="21"/>
+          <w:szCs w:val="21"/>
+          <w:lang w:eastAsia="en-ID"/>
+          <w14:ligatures w14:val="none"/>
+        </w:rPr>
+      </w:pPr>
+      <w:r>
+        <w:rPr>
+          <w:rFonts w:ascii="Consolas" w:eastAsia="Times New Roman" w:hAnsi="Consolas" w:cs="Times New Roman"/>
+          <w:color w:val="CCCCCC"/>
+          <w:kern w:val="0"/>
+          <w:sz w:val="21"/>
+          <w:szCs w:val="21"/>
+          <w:lang w:eastAsia="en-ID"/>
+          <w14:ligatures w14:val="none"/>
+        </w:rPr>
+        <w:t xml:space="preserve">          </w:t>
+      </w:r>
+      <w:r>
+        <w:rPr>
+          <w:rFonts w:ascii="Consolas" w:eastAsia="Times New Roman" w:hAnsi="Consolas" w:cs="Times New Roman"/>
+          <w:color w:val="569CD6"/>
+          <w:kern w:val="0"/>
+          <w:sz w:val="21"/>
+          <w:szCs w:val="21"/>
+          <w:lang w:eastAsia="en-ID"/>
+          <w14:ligatures w14:val="none"/>
+        </w:rPr>
+        <w:t>&lt;?=</w:t>
+      </w:r>
+      <w:r>
+        <w:rPr>
+          <w:rFonts w:ascii="Consolas" w:eastAsia="Times New Roman" w:hAnsi="Consolas" w:cs="Times New Roman"/>
+          <w:color w:val="D4D4D4"/>
+          <w:kern w:val="0"/>
+          <w:sz w:val="21"/>
+          <w:szCs w:val="21"/>
+          <w:lang w:eastAsia="en-ID"/>
+          <w14:ligatures w14:val="none"/>
+        </w:rPr>
+        <w:t xml:space="preserve"> </w:t>
+      </w:r>
+      <w:r>
+        <w:rPr>
+          <w:rFonts w:ascii="Consolas" w:eastAsia="Times New Roman" w:hAnsi="Consolas" w:cs="Times New Roman"/>
+          <w:color w:val="9CDCFE"/>
+          <w:kern w:val="0"/>
+          <w:sz w:val="21"/>
+          <w:szCs w:val="21"/>
+          <w:lang w:eastAsia="en-ID"/>
+          <w14:ligatures w14:val="none"/>
+        </w:rPr>
+        <w:t>$mahasiswa</w:t>
+      </w:r>
+      <w:r>
+        <w:rPr>
+          <w:rFonts w:ascii="Consolas" w:eastAsia="Times New Roman" w:hAnsi="Consolas" w:cs="Times New Roman"/>
+          <w:color w:val="D4D4D4"/>
+          <w:kern w:val="0"/>
+          <w:sz w:val="21"/>
+          <w:szCs w:val="21"/>
+          <w:lang w:eastAsia="en-ID"/>
+          <w14:ligatures w14:val="none"/>
+        </w:rPr>
+        <w:t>[</w:t>
+      </w:r>
+      <w:r>
+        <w:rPr>
+          <w:rFonts w:ascii="Consolas" w:eastAsia="Times New Roman" w:hAnsi="Consolas" w:cs="Times New Roman"/>
+          <w:color w:val="CE9178"/>
+          <w:kern w:val="0"/>
+          <w:sz w:val="21"/>
+          <w:szCs w:val="21"/>
+          <w:lang w:eastAsia="en-ID"/>
+          <w14:ligatures w14:val="none"/>
+        </w:rPr>
+        <w:t>'nama'</w:t>
+      </w:r>
+      <w:r>
+        <w:rPr>
+          <w:rFonts w:ascii="Consolas" w:eastAsia="Times New Roman" w:hAnsi="Consolas" w:cs="Times New Roman"/>
+          <w:color w:val="D4D4D4"/>
+          <w:kern w:val="0"/>
+          <w:sz w:val="21"/>
+          <w:szCs w:val="21"/>
+          <w:lang w:eastAsia="en-ID"/>
+          <w14:ligatures w14:val="none"/>
+        </w:rPr>
+        <w:t xml:space="preserve">]; </w:t>
+      </w:r>
+      <w:r>
+        <w:rPr>
+          <w:rFonts w:ascii="Consolas" w:eastAsia="Times New Roman" w:hAnsi="Consolas" w:cs="Times New Roman"/>
+          <w:color w:val="569CD6"/>
+          <w:kern w:val="0"/>
+          <w:sz w:val="21"/>
+          <w:szCs w:val="21"/>
+          <w:lang w:eastAsia="en-ID"/>
+          <w14:ligatures w14:val="none"/>
+        </w:rPr>
+        <w:t>?&gt;</w:t>
+      </w:r>
+    </w:p>
+    <w:p>
+      <w:pPr>
+        <w:shd w:val="clear" w:color="auto" w:fill="1F1F1F"/>
+        <w:spacing w:after="0" w:line="285" w:lineRule="atLeast"/>
+        <w:rPr>
+          <w:rFonts w:ascii="Consolas" w:eastAsia="Times New Roman" w:hAnsi="Consolas" w:cs="Times New Roman"/>
+          <w:color w:val="CCCCCC"/>
+          <w:kern w:val="0"/>
+          <w:sz w:val="21"/>
+          <w:szCs w:val="21"/>
+          <w:lang w:eastAsia="en-ID"/>
+          <w14:ligatures w14:val="none"/>
+        </w:rPr>
+      </w:pPr>
+      <w:r>
+        <w:rPr>
+          <w:rFonts w:ascii="Consolas" w:eastAsia="Times New Roman" w:hAnsi="Consolas" w:cs="Times New Roman"/>
+          <w:color w:val="CCCCCC"/>
+          <w:kern w:val="0"/>
+          <w:sz w:val="21"/>
+          <w:szCs w:val="21"/>
+          <w:lang w:eastAsia="en-ID"/>
+          <w14:ligatures w14:val="none"/>
+        </w:rPr>
+        <w:t xml:space="preserve">        </w:t>
+      </w:r>
+      <w:r>
+        <w:rPr>
+          <w:rFonts w:ascii="Consolas" w:eastAsia="Times New Roman" w:hAnsi="Consolas" w:cs="Times New Roman"/>
+          <w:color w:val="808080"/>
+          <w:kern w:val="0"/>
+          <w:sz w:val="21"/>
+          <w:szCs w:val="21"/>
+          <w:lang w:eastAsia="en-ID"/>
+          <w14:ligatures w14:val="none"/>
+        </w:rPr>
+        <w:t>&lt;/</w:t>
+      </w:r>
+      <w:r>
+        <w:rPr>
+          <w:rFonts w:ascii="Consolas" w:eastAsia="Times New Roman" w:hAnsi="Consolas" w:cs="Times New Roman"/>
+          <w:color w:val="569CD6"/>
+          <w:kern w:val="0"/>
+          <w:sz w:val="21"/>
+          <w:szCs w:val="21"/>
+          <w:lang w:eastAsia="en-ID"/>
+          <w14:ligatures w14:val="none"/>
+        </w:rPr>
+        <w:t>li</w:t>
+      </w:r>
+      <w:r>
+        <w:rPr>
+          <w:rFonts w:ascii="Consolas" w:eastAsia="Times New Roman" w:hAnsi="Consolas" w:cs="Times New Roman"/>
+          <w:color w:val="808080"/>
+          <w:kern w:val="0"/>
+          <w:sz w:val="21"/>
+          <w:szCs w:val="21"/>
+          <w:lang w:eastAsia="en-ID"/>
+          <w14:ligatures w14:val="none"/>
+        </w:rPr>
+        <w:t>&gt;</w:t>
+      </w:r>
+    </w:p>
+    <w:p>
+      <w:pPr>
+        <w:shd w:val="clear" w:color="auto" w:fill="1F1F1F"/>
+        <w:spacing w:after="0" w:line="285" w:lineRule="atLeast"/>
+        <w:rPr>
+          <w:rFonts w:ascii="Consolas" w:eastAsia="Times New Roman" w:hAnsi="Consolas" w:cs="Times New Roman"/>
+          <w:color w:val="CCCCCC"/>
+          <w:kern w:val="0"/>
+          <w:sz w:val="21"/>
+          <w:szCs w:val="21"/>
+          <w:lang w:eastAsia="en-ID"/>
+          <w14:ligatures w14:val="none"/>
+        </w:rPr>
+      </w:pPr>
+      <w:r>
+        <w:rPr>
+          <w:rFonts w:ascii="Consolas" w:eastAsia="Times New Roman" w:hAnsi="Consolas" w:cs="Times New Roman"/>
+          <w:color w:val="CCCCCC"/>
+          <w:kern w:val="0"/>
+          <w:sz w:val="21"/>
+          <w:szCs w:val="21"/>
+          <w:lang w:eastAsia="en-ID"/>
+          <w14:ligatures w14:val="none"/>
+        </w:rPr>
+        <w:t xml:space="preserve">        </w:t>
+      </w:r>
+      <w:r>
+        <w:rPr>
+          <w:rFonts w:ascii="Consolas" w:eastAsia="Times New Roman" w:hAnsi="Consolas" w:cs="Times New Roman"/>
+          <w:color w:val="808080"/>
+          <w:kern w:val="0"/>
+          <w:sz w:val="21"/>
+          <w:szCs w:val="21"/>
+          <w:lang w:eastAsia="en-ID"/>
+          <w14:ligatures w14:val="none"/>
+        </w:rPr>
+        <w:t>&lt;</w:t>
+      </w:r>
+      <w:r>
+        <w:rPr>
+          <w:rFonts w:ascii="Consolas" w:eastAsia="Times New Roman" w:hAnsi="Consolas" w:cs="Times New Roman"/>
+          <w:color w:val="569CD6"/>
+          <w:kern w:val="0"/>
+          <w:sz w:val="21"/>
+          <w:szCs w:val="21"/>
+          <w:lang w:eastAsia="en-ID"/>
+          <w14:ligatures w14:val="none"/>
+        </w:rPr>
+        <w:t>li</w:t>
+      </w:r>
+      <w:r>
+        <w:rPr>
+          <w:rFonts w:ascii="Consolas" w:eastAsia="Times New Roman" w:hAnsi="Consolas" w:cs="Times New Roman"/>
+          <w:color w:val="808080"/>
+          <w:kern w:val="0"/>
+          <w:sz w:val="21"/>
+          <w:szCs w:val="21"/>
+          <w:lang w:eastAsia="en-ID"/>
+          <w14:ligatures w14:val="none"/>
+        </w:rPr>
+        <w:t>&gt;</w:t>
+      </w:r>
+    </w:p>
+    <w:p>
+      <w:pPr>
+        <w:shd w:val="clear" w:color="auto" w:fill="1F1F1F"/>
+        <w:spacing w:after="0" w:line="285" w:lineRule="atLeast"/>
+        <w:rPr>
+          <w:rFonts w:ascii="Consolas" w:eastAsia="Times New Roman" w:hAnsi="Consolas" w:cs="Times New Roman"/>
+          <w:color w:val="CCCCCC"/>
+          <w:kern w:val="0"/>
+          <w:sz w:val="21"/>
+          <w:szCs w:val="21"/>
+          <w:lang w:eastAsia="en-ID"/>
+          <w14:ligatures w14:val="none"/>
+        </w:rPr>
+      </w:pPr>
+      <w:r>
+        <w:rPr>
+          <w:rFonts w:ascii="Consolas" w:eastAsia="Times New Roman" w:hAnsi="Consolas" w:cs="Times New Roman"/>
+          <w:color w:val="CCCCCC"/>
+          <w:kern w:val="0"/>
+          <w:sz w:val="21"/>
+          <w:szCs w:val="21"/>
+          <w:lang w:eastAsia="en-ID"/>
+          <w14:ligatures w14:val="none"/>
+        </w:rPr>
+        <w:t xml:space="preserve">          </w:t>
+      </w:r>
+      <w:r>
+        <w:rPr>
+          <w:rFonts w:ascii="Consolas" w:eastAsia="Times New Roman" w:hAnsi="Consolas" w:cs="Times New Roman"/>
+          <w:color w:val="569CD6"/>
+          <w:kern w:val="0"/>
+          <w:sz w:val="21"/>
+          <w:szCs w:val="21"/>
+          <w:lang w:eastAsia="en-ID"/>
+          <w14:ligatures w14:val="none"/>
+        </w:rPr>
+        <w:t>&lt;?=</w:t>
+      </w:r>
+      <w:r>
+        <w:rPr>
+          <w:rFonts w:ascii="Consolas" w:eastAsia="Times New Roman" w:hAnsi="Consolas" w:cs="Times New Roman"/>
+          <w:color w:val="D4D4D4"/>
+          <w:kern w:val="0"/>
+          <w:sz w:val="21"/>
+          <w:szCs w:val="21"/>
+          <w:lang w:eastAsia="en-ID"/>
+          <w14:ligatures w14:val="none"/>
+        </w:rPr>
+        <w:t xml:space="preserve"> </w:t>
+      </w:r>
+      <w:r>
+        <w:rPr>
+          <w:rFonts w:ascii="Consolas" w:eastAsia="Times New Roman" w:hAnsi="Consolas" w:cs="Times New Roman"/>
+          <w:color w:val="9CDCFE"/>
+          <w:kern w:val="0"/>
+          <w:sz w:val="21"/>
+          <w:szCs w:val="21"/>
+          <w:lang w:eastAsia="en-ID"/>
+          <w14:ligatures w14:val="none"/>
+        </w:rPr>
+        <w:t>$mahasiswa</w:t>
+      </w:r>
+      <w:r>
+        <w:rPr>
+          <w:rFonts w:ascii="Consolas" w:eastAsia="Times New Roman" w:hAnsi="Consolas" w:cs="Times New Roman"/>
+          <w:color w:val="D4D4D4"/>
+          <w:kern w:val="0"/>
+          <w:sz w:val="21"/>
+          <w:szCs w:val="21"/>
+          <w:lang w:eastAsia="en-ID"/>
+          <w14:ligatures w14:val="none"/>
+        </w:rPr>
+        <w:t>[</w:t>
+      </w:r>
+      <w:r>
+        <w:rPr>
+          <w:rFonts w:ascii="Consolas" w:eastAsia="Times New Roman" w:hAnsi="Consolas" w:cs="Times New Roman"/>
+          <w:color w:val="CE9178"/>
+          <w:kern w:val="0"/>
+          <w:sz w:val="21"/>
+          <w:szCs w:val="21"/>
+          <w:lang w:eastAsia="en-ID"/>
+          <w14:ligatures w14:val="none"/>
+        </w:rPr>
+        <w:t>'nis'</w:t>
+      </w:r>
+      <w:r>
+        <w:rPr>
+          <w:rFonts w:ascii="Consolas" w:eastAsia="Times New Roman" w:hAnsi="Consolas" w:cs="Times New Roman"/>
+          <w:color w:val="D4D4D4"/>
+          <w:kern w:val="0"/>
+          <w:sz w:val="21"/>
+          <w:szCs w:val="21"/>
+          <w:lang w:eastAsia="en-ID"/>
+          <w14:ligatures w14:val="none"/>
+        </w:rPr>
+        <w:t xml:space="preserve">]; </w:t>
+      </w:r>
+      <w:r>
+        <w:rPr>
+          <w:rFonts w:ascii="Consolas" w:eastAsia="Times New Roman" w:hAnsi="Consolas" w:cs="Times New Roman"/>
+          <w:color w:val="569CD6"/>
+          <w:kern w:val="0"/>
+          <w:sz w:val="21"/>
+          <w:szCs w:val="21"/>
+          <w:lang w:eastAsia="en-ID"/>
+          <w14:ligatures w14:val="none"/>
+        </w:rPr>
+        <w:t>?&gt;</w:t>
+      </w:r>
+    </w:p>
+    <w:p>
+      <w:pPr>
+        <w:shd w:val="clear" w:color="auto" w:fill="1F1F1F"/>
+        <w:spacing w:after="0" w:line="285" w:lineRule="atLeast"/>
+        <w:rPr>
+          <w:rFonts w:ascii="Consolas" w:eastAsia="Times New Roman" w:hAnsi="Consolas" w:cs="Times New Roman"/>
+          <w:color w:val="CCCCCC"/>
+          <w:kern w:val="0"/>
+          <w:sz w:val="21"/>
+          <w:szCs w:val="21"/>
+          <w:lang w:eastAsia="en-ID"/>
+          <w14:ligatures w14:val="none"/>
+        </w:rPr>
+      </w:pPr>
+      <w:r>
+        <w:rPr>
+          <w:rFonts w:ascii="Consolas" w:eastAsia="Times New Roman" w:hAnsi="Consolas" w:cs="Times New Roman"/>
+          <w:color w:val="CCCCCC"/>
+          <w:kern w:val="0"/>
+          <w:sz w:val="21"/>
+          <w:szCs w:val="21"/>
+          <w:lang w:eastAsia="en-ID"/>
+          <w14:ligatures w14:val="none"/>
+        </w:rPr>
+        <w:t xml:space="preserve">        </w:t>
+      </w:r>
+      <w:r>
+        <w:rPr>
+          <w:rFonts w:ascii="Consolas" w:eastAsia="Times New Roman" w:hAnsi="Consolas" w:cs="Times New Roman"/>
+          <w:color w:val="808080"/>
+          <w:kern w:val="0"/>
+          <w:sz w:val="21"/>
+          <w:szCs w:val="21"/>
+          <w:lang w:eastAsia="en-ID"/>
+          <w14:ligatures w14:val="none"/>
+        </w:rPr>
+        <w:t>&lt;/</w:t>
+      </w:r>
+      <w:r>
+        <w:rPr>
+          <w:rFonts w:ascii="Consolas" w:eastAsia="Times New Roman" w:hAnsi="Consolas" w:cs="Times New Roman"/>
+          <w:color w:val="569CD6"/>
+          <w:kern w:val="0"/>
+          <w:sz w:val="21"/>
+          <w:szCs w:val="21"/>
+          <w:lang w:eastAsia="en-ID"/>
+          <w14:ligatures w14:val="none"/>
+        </w:rPr>
+        <w:t>li</w:t>
+      </w:r>
+      <w:r>
+        <w:rPr>
+          <w:rFonts w:ascii="Consolas" w:eastAsia="Times New Roman" w:hAnsi="Consolas" w:cs="Times New Roman"/>
+          <w:color w:val="808080"/>
+          <w:kern w:val="0"/>
+          <w:sz w:val="21"/>
+          <w:szCs w:val="21"/>
+          <w:lang w:eastAsia="en-ID"/>
+          <w14:ligatures w14:val="none"/>
+        </w:rPr>
+        <w:t>&gt;</w:t>
+      </w:r>
+    </w:p>
+    <w:p>
+      <w:pPr>
+        <w:shd w:val="clear" w:color="auto" w:fill="1F1F1F"/>
+        <w:spacing w:after="0" w:line="285" w:lineRule="atLeast"/>
+        <w:rPr>
+          <w:rFonts w:ascii="Consolas" w:eastAsia="Times New Roman" w:hAnsi="Consolas" w:cs="Times New Roman"/>
+          <w:color w:val="CCCCCC"/>
+          <w:kern w:val="0"/>
+          <w:sz w:val="21"/>
+          <w:szCs w:val="21"/>
+          <w:lang w:eastAsia="en-ID"/>
+          <w14:ligatures w14:val="none"/>
+        </w:rPr>
+      </w:pPr>
+      <w:r>
+        <w:rPr>
+          <w:rFonts w:ascii="Consolas" w:eastAsia="Times New Roman" w:hAnsi="Consolas" w:cs="Times New Roman"/>
+          <w:color w:val="CCCCCC"/>
+          <w:kern w:val="0"/>
+          <w:sz w:val="21"/>
+          <w:szCs w:val="21"/>
+          <w:lang w:eastAsia="en-ID"/>
+          <w14:ligatures w14:val="none"/>
+        </w:rPr>
+        <w:t xml:space="preserve">        </w:t>
+      </w:r>
+      <w:r>
+        <w:rPr>
+          <w:rFonts w:ascii="Consolas" w:eastAsia="Times New Roman" w:hAnsi="Consolas" w:cs="Times New Roman"/>
+          <w:color w:val="808080"/>
+          <w:kern w:val="0"/>
+          <w:sz w:val="21"/>
+          <w:szCs w:val="21"/>
+          <w:lang w:eastAsia="en-ID"/>
+          <w14:ligatures w14:val="none"/>
+        </w:rPr>
+        <w:t>&lt;</w:t>
+      </w:r>
+      <w:r>
+        <w:rPr>
+          <w:rFonts w:ascii="Consolas" w:eastAsia="Times New Roman" w:hAnsi="Consolas" w:cs="Times New Roman"/>
+          <w:color w:val="569CD6"/>
+          <w:kern w:val="0"/>
+          <w:sz w:val="21"/>
+          <w:szCs w:val="21"/>
+          <w:lang w:eastAsia="en-ID"/>
+          <w14:ligatures w14:val="none"/>
+        </w:rPr>
+        <w:t>li</w:t>
+      </w:r>
+      <w:r>
+        <w:rPr>
+          <w:rFonts w:ascii="Consolas" w:eastAsia="Times New Roman" w:hAnsi="Consolas" w:cs="Times New Roman"/>
+          <w:color w:val="808080"/>
+          <w:kern w:val="0"/>
+          <w:sz w:val="21"/>
+          <w:szCs w:val="21"/>
+          <w:lang w:eastAsia="en-ID"/>
+          <w14:ligatures w14:val="none"/>
+        </w:rPr>
+        <w:t>&gt;</w:t>
+      </w:r>
+    </w:p>
+    <w:p>
+      <w:pPr>
+        <w:shd w:val="clear" w:color="auto" w:fill="1F1F1F"/>
+        <w:spacing w:after="0" w:line="285" w:lineRule="atLeast"/>
+        <w:rPr>
+          <w:rFonts w:ascii="Consolas" w:eastAsia="Times New Roman" w:hAnsi="Consolas" w:cs="Times New Roman"/>
+          <w:color w:val="CCCCCC"/>
+          <w:kern w:val="0"/>
+          <w:sz w:val="21"/>
+          <w:szCs w:val="21"/>
+          <w:lang w:eastAsia="en-ID"/>
+          <w14:ligatures w14:val="none"/>
+        </w:rPr>
+      </w:pPr>
+      <w:r>
+        <w:rPr>
+          <w:rFonts w:ascii="Consolas" w:eastAsia="Times New Roman" w:hAnsi="Consolas" w:cs="Times New Roman"/>
+          <w:color w:val="CCCCCC"/>
+          <w:kern w:val="0"/>
+          <w:sz w:val="21"/>
+          <w:szCs w:val="21"/>
+          <w:lang w:eastAsia="en-ID"/>
+          <w14:ligatures w14:val="none"/>
+        </w:rPr>
+        <w:t xml:space="preserve">          </w:t>
+      </w:r>
+      <w:r>
+        <w:rPr>
+          <w:rFonts w:ascii="Consolas" w:eastAsia="Times New Roman" w:hAnsi="Consolas" w:cs="Times New Roman"/>
+          <w:color w:val="569CD6"/>
+          <w:kern w:val="0"/>
+          <w:sz w:val="21"/>
+          <w:szCs w:val="21"/>
+          <w:lang w:eastAsia="en-ID"/>
+          <w14:ligatures w14:val="none"/>
+        </w:rPr>
+        <w:t>&lt;?=</w:t>
+      </w:r>
+      <w:r>
+        <w:rPr>
+          <w:rFonts w:ascii="Consolas" w:eastAsia="Times New Roman" w:hAnsi="Consolas" w:cs="Times New Roman"/>
+          <w:color w:val="D4D4D4"/>
+          <w:kern w:val="0"/>
+          <w:sz w:val="21"/>
+          <w:szCs w:val="21"/>
+          <w:lang w:eastAsia="en-ID"/>
+          <w14:ligatures w14:val="none"/>
+        </w:rPr>
+        <w:t xml:space="preserve"> </w:t>
+      </w:r>
+      <w:r>
+        <w:rPr>
+          <w:rFonts w:ascii="Consolas" w:eastAsia="Times New Roman" w:hAnsi="Consolas" w:cs="Times New Roman"/>
+          <w:color w:val="9CDCFE"/>
+          <w:kern w:val="0"/>
+          <w:sz w:val="21"/>
+          <w:szCs w:val="21"/>
+          <w:lang w:eastAsia="en-ID"/>
+          <w14:ligatures w14:val="none"/>
+        </w:rPr>
+        <w:t>$mahasiswa</w:t>
+      </w:r>
+      <w:r>
+        <w:rPr>
+          <w:rFonts w:ascii="Consolas" w:eastAsia="Times New Roman" w:hAnsi="Consolas" w:cs="Times New Roman"/>
+          <w:color w:val="D4D4D4"/>
+          <w:kern w:val="0"/>
+          <w:sz w:val="21"/>
+          <w:szCs w:val="21"/>
+          <w:lang w:eastAsia="en-ID"/>
+          <w14:ligatures w14:val="none"/>
+        </w:rPr>
+        <w:t>[</w:t>
+      </w:r>
+      <w:r>
+        <w:rPr>
+          <w:rFonts w:ascii="Consolas" w:eastAsia="Times New Roman" w:hAnsi="Consolas" w:cs="Times New Roman"/>
+          <w:color w:val="CE9178"/>
+          <w:kern w:val="0"/>
+          <w:sz w:val="21"/>
+          <w:szCs w:val="21"/>
+          <w:lang w:eastAsia="en-ID"/>
+          <w14:ligatures w14:val="none"/>
+        </w:rPr>
+        <w:t>'email'</w:t>
+      </w:r>
+      <w:r>
+        <w:rPr>
+          <w:rFonts w:ascii="Consolas" w:eastAsia="Times New Roman" w:hAnsi="Consolas" w:cs="Times New Roman"/>
+          <w:color w:val="D4D4D4"/>
+          <w:kern w:val="0"/>
+          <w:sz w:val="21"/>
+          <w:szCs w:val="21"/>
+          <w:lang w:eastAsia="en-ID"/>
+          <w14:ligatures w14:val="none"/>
+        </w:rPr>
+        <w:t xml:space="preserve">]; </w:t>
+      </w:r>
+      <w:r>
+        <w:rPr>
+          <w:rFonts w:ascii="Consolas" w:eastAsia="Times New Roman" w:hAnsi="Consolas" w:cs="Times New Roman"/>
+          <w:color w:val="569CD6"/>
+          <w:kern w:val="0"/>
+          <w:sz w:val="21"/>
+          <w:szCs w:val="21"/>
+          <w:lang w:eastAsia="en-ID"/>
+          <w14:ligatures w14:val="none"/>
+        </w:rPr>
+        <w:t>?&gt;</w:t>
+      </w:r>
+    </w:p>
+    <w:p>
+      <w:pPr>
+        <w:shd w:val="clear" w:color="auto" w:fill="1F1F1F"/>
+        <w:spacing w:after="0" w:line="285" w:lineRule="atLeast"/>
+        <w:rPr>
+          <w:rFonts w:ascii="Consolas" w:eastAsia="Times New Roman" w:hAnsi="Consolas" w:cs="Times New Roman"/>
+          <w:color w:val="CCCCCC"/>
+          <w:kern w:val="0"/>
+          <w:sz w:val="21"/>
+          <w:szCs w:val="21"/>
+          <w:lang w:eastAsia="en-ID"/>
+          <w14:ligatures w14:val="none"/>
+        </w:rPr>
+      </w:pPr>
+      <w:r>
+        <w:rPr>
+          <w:rFonts w:ascii="Consolas" w:eastAsia="Times New Roman" w:hAnsi="Consolas" w:cs="Times New Roman"/>
+          <w:color w:val="CCCCCC"/>
+          <w:kern w:val="0"/>
+          <w:sz w:val="21"/>
+          <w:szCs w:val="21"/>
+          <w:lang w:eastAsia="en-ID"/>
+          <w14:ligatures w14:val="none"/>
+        </w:rPr>
+        <w:lastRenderedPageBreak/>
+        <w:t xml:space="preserve">        </w:t>
+      </w:r>
+      <w:r>
+        <w:rPr>
+          <w:rFonts w:ascii="Consolas" w:eastAsia="Times New Roman" w:hAnsi="Consolas" w:cs="Times New Roman"/>
+          <w:color w:val="808080"/>
+          <w:kern w:val="0"/>
+          <w:sz w:val="21"/>
+          <w:szCs w:val="21"/>
+          <w:lang w:eastAsia="en-ID"/>
+          <w14:ligatures w14:val="none"/>
+        </w:rPr>
+        <w:t>&lt;/</w:t>
+      </w:r>
+      <w:r>
+        <w:rPr>
+          <w:rFonts w:ascii="Consolas" w:eastAsia="Times New Roman" w:hAnsi="Consolas" w:cs="Times New Roman"/>
+          <w:color w:val="569CD6"/>
+          <w:kern w:val="0"/>
+          <w:sz w:val="21"/>
+          <w:szCs w:val="21"/>
+          <w:lang w:eastAsia="en-ID"/>
+          <w14:ligatures w14:val="none"/>
+        </w:rPr>
+        <w:t>li</w:t>
+      </w:r>
+      <w:r>
+        <w:rPr>
+          <w:rFonts w:ascii="Consolas" w:eastAsia="Times New Roman" w:hAnsi="Consolas" w:cs="Times New Roman"/>
+          <w:color w:val="808080"/>
+          <w:kern w:val="0"/>
+          <w:sz w:val="21"/>
+          <w:szCs w:val="21"/>
+          <w:lang w:eastAsia="en-ID"/>
+          <w14:ligatures w14:val="none"/>
+        </w:rPr>
+        <w:t>&gt;</w:t>
+      </w:r>
+    </w:p>
+    <w:p>
+      <w:pPr>
+        <w:shd w:val="clear" w:color="auto" w:fill="1F1F1F"/>
+        <w:spacing w:after="0" w:line="285" w:lineRule="atLeast"/>
+        <w:rPr>
+          <w:rFonts w:ascii="Consolas" w:eastAsia="Times New Roman" w:hAnsi="Consolas" w:cs="Times New Roman"/>
+          <w:color w:val="CCCCCC"/>
+          <w:kern w:val="0"/>
+          <w:sz w:val="21"/>
+          <w:szCs w:val="21"/>
+          <w:lang w:eastAsia="en-ID"/>
+          <w14:ligatures w14:val="none"/>
+        </w:rPr>
+      </w:pPr>
+      <w:r>
+        <w:rPr>
+          <w:rFonts w:ascii="Consolas" w:eastAsia="Times New Roman" w:hAnsi="Consolas" w:cs="Times New Roman"/>
+          <w:color w:val="CCCCCC"/>
+          <w:kern w:val="0"/>
+          <w:sz w:val="21"/>
+          <w:szCs w:val="21"/>
+          <w:lang w:eastAsia="en-ID"/>
+          <w14:ligatures w14:val="none"/>
+        </w:rPr>
+        <w:t xml:space="preserve">        </w:t>
+      </w:r>
+      <w:r>
+        <w:rPr>
+          <w:rFonts w:ascii="Consolas" w:eastAsia="Times New Roman" w:hAnsi="Consolas" w:cs="Times New Roman"/>
+          <w:color w:val="808080"/>
+          <w:kern w:val="0"/>
+          <w:sz w:val="21"/>
+          <w:szCs w:val="21"/>
+          <w:lang w:eastAsia="en-ID"/>
+          <w14:ligatures w14:val="none"/>
+        </w:rPr>
+        <w:t>&lt;</w:t>
+      </w:r>
+      <w:r>
+        <w:rPr>
+          <w:rFonts w:ascii="Consolas" w:eastAsia="Times New Roman" w:hAnsi="Consolas" w:cs="Times New Roman"/>
+          <w:color w:val="569CD6"/>
+          <w:kern w:val="0"/>
+          <w:sz w:val="21"/>
+          <w:szCs w:val="21"/>
+          <w:lang w:eastAsia="en-ID"/>
+          <w14:ligatures w14:val="none"/>
+        </w:rPr>
+        <w:t>li</w:t>
+      </w:r>
+      <w:r>
+        <w:rPr>
+          <w:rFonts w:ascii="Consolas" w:eastAsia="Times New Roman" w:hAnsi="Consolas" w:cs="Times New Roman"/>
+          <w:color w:val="808080"/>
+          <w:kern w:val="0"/>
+          <w:sz w:val="21"/>
+          <w:szCs w:val="21"/>
+          <w:lang w:eastAsia="en-ID"/>
+          <w14:ligatures w14:val="none"/>
+        </w:rPr>
+        <w:t>&gt;</w:t>
+      </w:r>
+    </w:p>
+    <w:p>
+      <w:pPr>
+        <w:shd w:val="clear" w:color="auto" w:fill="1F1F1F"/>
+        <w:spacing w:after="0" w:line="285" w:lineRule="atLeast"/>
+        <w:rPr>
+          <w:rFonts w:ascii="Consolas" w:eastAsia="Times New Roman" w:hAnsi="Consolas" w:cs="Times New Roman"/>
+          <w:color w:val="CCCCCC"/>
+          <w:kern w:val="0"/>
+          <w:sz w:val="21"/>
+          <w:szCs w:val="21"/>
+          <w:lang w:eastAsia="en-ID"/>
+          <w14:ligatures w14:val="none"/>
+        </w:rPr>
+      </w:pPr>
+      <w:r>
+        <w:rPr>
+          <w:rFonts w:ascii="Consolas" w:eastAsia="Times New Roman" w:hAnsi="Consolas" w:cs="Times New Roman"/>
+          <w:color w:val="CCCCCC"/>
+          <w:kern w:val="0"/>
+          <w:sz w:val="21"/>
+          <w:szCs w:val="21"/>
+          <w:lang w:eastAsia="en-ID"/>
+          <w14:ligatures w14:val="none"/>
+        </w:rPr>
+        <w:t xml:space="preserve">          </w:t>
+      </w:r>
+      <w:r>
+        <w:rPr>
+          <w:rFonts w:ascii="Consolas" w:eastAsia="Times New Roman" w:hAnsi="Consolas" w:cs="Times New Roman"/>
+          <w:color w:val="569CD6"/>
+          <w:kern w:val="0"/>
+          <w:sz w:val="21"/>
+          <w:szCs w:val="21"/>
+          <w:lang w:eastAsia="en-ID"/>
+          <w14:ligatures w14:val="none"/>
+        </w:rPr>
+        <w:t>&lt;?=</w:t>
+      </w:r>
+      <w:r>
+        <w:rPr>
+          <w:rFonts w:ascii="Consolas" w:eastAsia="Times New Roman" w:hAnsi="Consolas" w:cs="Times New Roman"/>
+          <w:color w:val="D4D4D4"/>
+          <w:kern w:val="0"/>
+          <w:sz w:val="21"/>
+          <w:szCs w:val="21"/>
+          <w:lang w:eastAsia="en-ID"/>
+          <w14:ligatures w14:val="none"/>
+        </w:rPr>
+        <w:t xml:space="preserve"> </w:t>
+      </w:r>
+      <w:r>
+        <w:rPr>
+          <w:rFonts w:ascii="Consolas" w:eastAsia="Times New Roman" w:hAnsi="Consolas" w:cs="Times New Roman"/>
+          <w:color w:val="9CDCFE"/>
+          <w:kern w:val="0"/>
+          <w:sz w:val="21"/>
+          <w:szCs w:val="21"/>
+          <w:lang w:eastAsia="en-ID"/>
+          <w14:ligatures w14:val="none"/>
+        </w:rPr>
+        <w:t>$mahasiswa</w:t>
+      </w:r>
+      <w:r>
+        <w:rPr>
+          <w:rFonts w:ascii="Consolas" w:eastAsia="Times New Roman" w:hAnsi="Consolas" w:cs="Times New Roman"/>
+          <w:color w:val="D4D4D4"/>
+          <w:kern w:val="0"/>
+          <w:sz w:val="21"/>
+          <w:szCs w:val="21"/>
+          <w:lang w:eastAsia="en-ID"/>
+          <w14:ligatures w14:val="none"/>
+        </w:rPr>
+        <w:t>[</w:t>
+      </w:r>
+      <w:r>
+        <w:rPr>
+          <w:rFonts w:ascii="Consolas" w:eastAsia="Times New Roman" w:hAnsi="Consolas" w:cs="Times New Roman"/>
+          <w:color w:val="CE9178"/>
+          <w:kern w:val="0"/>
+          <w:sz w:val="21"/>
+          <w:szCs w:val="21"/>
+          <w:lang w:eastAsia="en-ID"/>
+          <w14:ligatures w14:val="none"/>
+        </w:rPr>
+        <w:t>'jurusan'</w:t>
+      </w:r>
+      <w:r>
+        <w:rPr>
+          <w:rFonts w:ascii="Consolas" w:eastAsia="Times New Roman" w:hAnsi="Consolas" w:cs="Times New Roman"/>
+          <w:color w:val="D4D4D4"/>
+          <w:kern w:val="0"/>
+          <w:sz w:val="21"/>
+          <w:szCs w:val="21"/>
+          <w:lang w:eastAsia="en-ID"/>
+          <w14:ligatures w14:val="none"/>
+        </w:rPr>
+        <w:t xml:space="preserve">]; </w:t>
+      </w:r>
+      <w:r>
+        <w:rPr>
+          <w:rFonts w:ascii="Consolas" w:eastAsia="Times New Roman" w:hAnsi="Consolas" w:cs="Times New Roman"/>
+          <w:color w:val="569CD6"/>
+          <w:kern w:val="0"/>
+          <w:sz w:val="21"/>
+          <w:szCs w:val="21"/>
+          <w:lang w:eastAsia="en-ID"/>
+          <w14:ligatures w14:val="none"/>
+        </w:rPr>
+        <w:t>?&gt;</w:t>
+      </w:r>
+    </w:p>
+    <w:p>
+      <w:pPr>
+        <w:shd w:val="clear" w:color="auto" w:fill="1F1F1F"/>
+        <w:spacing w:after="0" w:line="285" w:lineRule="atLeast"/>
+        <w:rPr>
+          <w:rFonts w:ascii="Consolas" w:eastAsia="Times New Roman" w:hAnsi="Consolas" w:cs="Times New Roman"/>
+          <w:color w:val="CCCCCC"/>
+          <w:kern w:val="0"/>
+          <w:sz w:val="21"/>
+          <w:szCs w:val="21"/>
+          <w:lang w:eastAsia="en-ID"/>
+          <w14:ligatures w14:val="none"/>
+        </w:rPr>
+      </w:pPr>
+      <w:r>
+        <w:rPr>
+          <w:rFonts w:ascii="Consolas" w:eastAsia="Times New Roman" w:hAnsi="Consolas" w:cs="Times New Roman"/>
+          <w:color w:val="CCCCCC"/>
+          <w:kern w:val="0"/>
+          <w:sz w:val="21"/>
+          <w:szCs w:val="21"/>
+          <w:lang w:eastAsia="en-ID"/>
+          <w14:ligatures w14:val="none"/>
+        </w:rPr>
+        <w:t xml:space="preserve">        </w:t>
+      </w:r>
+      <w:r>
+        <w:rPr>
+          <w:rFonts w:ascii="Consolas" w:eastAsia="Times New Roman" w:hAnsi="Consolas" w:cs="Times New Roman"/>
+          <w:color w:val="808080"/>
+          <w:kern w:val="0"/>
+          <w:sz w:val="21"/>
+          <w:szCs w:val="21"/>
+          <w:lang w:eastAsia="en-ID"/>
+          <w14:ligatures w14:val="none"/>
+        </w:rPr>
+        <w:t>&lt;/</w:t>
+      </w:r>
+      <w:r>
+        <w:rPr>
+          <w:rFonts w:ascii="Consolas" w:eastAsia="Times New Roman" w:hAnsi="Consolas" w:cs="Times New Roman"/>
+          <w:color w:val="569CD6"/>
+          <w:kern w:val="0"/>
+          <w:sz w:val="21"/>
+          <w:szCs w:val="21"/>
+          <w:lang w:eastAsia="en-ID"/>
+          <w14:ligatures w14:val="none"/>
+        </w:rPr>
+        <w:t>li</w:t>
+      </w:r>
+      <w:r>
+        <w:rPr>
+          <w:rFonts w:ascii="Consolas" w:eastAsia="Times New Roman" w:hAnsi="Consolas" w:cs="Times New Roman"/>
+          <w:color w:val="808080"/>
+          <w:kern w:val="0"/>
+          <w:sz w:val="21"/>
+          <w:szCs w:val="21"/>
+          <w:lang w:eastAsia="en-ID"/>
+          <w14:ligatures w14:val="none"/>
+        </w:rPr>
+        <w:t>&gt;</w:t>
+      </w:r>
+    </w:p>
+    <w:p>
+      <w:pPr>
+        <w:shd w:val="clear" w:color="auto" w:fill="1F1F1F"/>
+        <w:spacing w:after="0" w:line="285" w:lineRule="atLeast"/>
+        <w:rPr>
+          <w:rFonts w:ascii="Consolas" w:eastAsia="Times New Roman" w:hAnsi="Consolas" w:cs="Times New Roman"/>
+          <w:color w:val="CCCCCC"/>
+          <w:kern w:val="0"/>
+          <w:sz w:val="21"/>
+          <w:szCs w:val="21"/>
+          <w:lang w:eastAsia="en-ID"/>
+          <w14:ligatures w14:val="none"/>
+        </w:rPr>
+      </w:pPr>
+      <w:r>
+        <w:rPr>
+          <w:rFonts w:ascii="Consolas" w:eastAsia="Times New Roman" w:hAnsi="Consolas" w:cs="Times New Roman"/>
+          <w:color w:val="CCCCCC"/>
+          <w:kern w:val="0"/>
+          <w:sz w:val="21"/>
+          <w:szCs w:val="21"/>
+          <w:lang w:eastAsia="en-ID"/>
+          <w14:ligatures w14:val="none"/>
+        </w:rPr>
+        <w:t xml:space="preserve">      </w:t>
+      </w:r>
+      <w:r>
+        <w:rPr>
+          <w:rFonts w:ascii="Consolas" w:eastAsia="Times New Roman" w:hAnsi="Consolas" w:cs="Times New Roman"/>
+          <w:color w:val="808080"/>
+          <w:kern w:val="0"/>
+          <w:sz w:val="21"/>
+          <w:szCs w:val="21"/>
+          <w:lang w:eastAsia="en-ID"/>
+          <w14:ligatures w14:val="none"/>
+        </w:rPr>
+        <w:t>&lt;/</w:t>
+      </w:r>
+      <w:r>
+        <w:rPr>
+          <w:rFonts w:ascii="Consolas" w:eastAsia="Times New Roman" w:hAnsi="Consolas" w:cs="Times New Roman"/>
+          <w:color w:val="569CD6"/>
+          <w:kern w:val="0"/>
+          <w:sz w:val="21"/>
+          <w:szCs w:val="21"/>
+          <w:lang w:eastAsia="en-ID"/>
+          <w14:ligatures w14:val="none"/>
+        </w:rPr>
+        <w:t>ul</w:t>
+      </w:r>
+      <w:r>
+        <w:rPr>
+          <w:rFonts w:ascii="Consolas" w:eastAsia="Times New Roman" w:hAnsi="Consolas" w:cs="Times New Roman"/>
+          <w:color w:val="808080"/>
+          <w:kern w:val="0"/>
+          <w:sz w:val="21"/>
+          <w:szCs w:val="21"/>
+          <w:lang w:eastAsia="en-ID"/>
+          <w14:ligatures w14:val="none"/>
+        </w:rPr>
+        <w:t>&gt;</w:t>
+      </w:r>
+    </w:p>
+    <w:p>
+      <w:pPr>
+        <w:shd w:val="clear" w:color="auto" w:fill="1F1F1F"/>
+        <w:spacing w:after="0" w:line="285" w:lineRule="atLeast"/>
+        <w:rPr>
+          <w:rFonts w:ascii="Consolas" w:eastAsia="Times New Roman" w:hAnsi="Consolas" w:cs="Times New Roman"/>
+          <w:color w:val="CCCCCC"/>
+          <w:kern w:val="0"/>
+          <w:sz w:val="21"/>
+          <w:szCs w:val="21"/>
+          <w:lang w:eastAsia="en-ID"/>
+          <w14:ligatures w14:val="none"/>
+        </w:rPr>
+      </w:pPr>
+      <w:r>
+        <w:rPr>
+          <w:rFonts w:ascii="Consolas" w:eastAsia="Times New Roman" w:hAnsi="Consolas" w:cs="Times New Roman"/>
+          <w:color w:val="CCCCCC"/>
+          <w:kern w:val="0"/>
+          <w:sz w:val="21"/>
+          <w:szCs w:val="21"/>
+          <w:lang w:eastAsia="en-ID"/>
+          <w14:ligatures w14:val="none"/>
+        </w:rPr>
+        <w:t xml:space="preserve">      </w:t>
+      </w:r>
+      <w:r>
+        <w:rPr>
+          <w:rFonts w:ascii="Consolas" w:eastAsia="Times New Roman" w:hAnsi="Consolas" w:cs="Times New Roman"/>
+          <w:color w:val="569CD6"/>
+          <w:kern w:val="0"/>
+          <w:sz w:val="21"/>
+          <w:szCs w:val="21"/>
+          <w:lang w:eastAsia="en-ID"/>
+          <w14:ligatures w14:val="none"/>
+        </w:rPr>
+        <w:t>&lt;?php</w:t>
+      </w:r>
+      <w:r>
+        <w:rPr>
+          <w:rFonts w:ascii="Consolas" w:eastAsia="Times New Roman" w:hAnsi="Consolas" w:cs="Times New Roman"/>
+          <w:color w:val="D4D4D4"/>
+          <w:kern w:val="0"/>
+          <w:sz w:val="21"/>
+          <w:szCs w:val="21"/>
+          <w:lang w:eastAsia="en-ID"/>
+          <w14:ligatures w14:val="none"/>
+        </w:rPr>
+        <w:t xml:space="preserve"> </w:t>
+      </w:r>
+      <w:r>
+        <w:rPr>
+          <w:rFonts w:ascii="Consolas" w:eastAsia="Times New Roman" w:hAnsi="Consolas" w:cs="Times New Roman"/>
+          <w:color w:val="C586C0"/>
+          <w:kern w:val="0"/>
+          <w:sz w:val="21"/>
+          <w:szCs w:val="21"/>
+          <w:lang w:eastAsia="en-ID"/>
+          <w14:ligatures w14:val="none"/>
+        </w:rPr>
+        <w:t>endforeach</w:t>
+      </w:r>
+      <w:r>
+        <w:rPr>
+          <w:rFonts w:ascii="Consolas" w:eastAsia="Times New Roman" w:hAnsi="Consolas" w:cs="Times New Roman"/>
+          <w:color w:val="D4D4D4"/>
+          <w:kern w:val="0"/>
+          <w:sz w:val="21"/>
+          <w:szCs w:val="21"/>
+          <w:lang w:eastAsia="en-ID"/>
+          <w14:ligatures w14:val="none"/>
+        </w:rPr>
+        <w:t>;</w:t>
+      </w:r>
+      <w:r>
+        <w:rPr>
+          <w:rFonts w:ascii="Consolas" w:eastAsia="Times New Roman" w:hAnsi="Consolas" w:cs="Times New Roman"/>
+          <w:color w:val="569CD6"/>
+          <w:kern w:val="0"/>
+          <w:sz w:val="21"/>
+          <w:szCs w:val="21"/>
+          <w:lang w:eastAsia="en-ID"/>
+          <w14:ligatures w14:val="none"/>
+        </w:rPr>
+        <w:t>?&gt;</w:t>
+      </w:r>
+    </w:p>
+    <w:p>
+      <w:pPr>
+        <w:spacing w:after="0"/>
+        <w:jc w:val="both"/>
+        <w:rPr>
+          <w:rFonts w:ascii="Times New Roman" w:hAnsi="Times New Roman" w:cs="Times New Roman"/>
+        </w:rPr>
+      </w:pPr>
+    </w:p>
+    <w:p>
+      <w:pPr>
+        <w:spacing w:after="0"/>
+        <w:jc w:val="both"/>
+        <w:rPr>
+          <w:rFonts w:ascii="Times New Roman" w:hAnsi="Times New Roman" w:cs="Times New Roman"/>
+        </w:rPr>
+      </w:pPr>
+      <w:r>
+        <w:rPr>
+          <w:rFonts w:ascii="Times New Roman" w:hAnsi="Times New Roman" w:cs="Times New Roman"/>
+        </w:rPr>
+        <w:t>Done…</w:t>
+      </w:r>
     </w:p>
     <w:sectPr>
       <w:pgSz w:w="11906" w:h="16838"/>

--- a/MVC.docx
+++ b/MVC.docx
@@ -19981,6 +19981,6958 @@
           <w:rFonts w:ascii="Times New Roman" w:hAnsi="Times New Roman" w:cs="Times New Roman"/>
         </w:rPr>
         <w:t>Done…</w:t>
+      </w:r>
+    </w:p>
+    <w:p>
+      <w:pPr>
+        <w:spacing w:after="0"/>
+        <w:jc w:val="both"/>
+        <w:rPr>
+          <w:rFonts w:ascii="Times New Roman" w:hAnsi="Times New Roman" w:cs="Times New Roman"/>
+        </w:rPr>
+      </w:pPr>
+    </w:p>
+    <w:p>
+      <w:pPr>
+        <w:spacing w:after="0"/>
+        <w:jc w:val="both"/>
+        <w:rPr>
+          <w:rFonts w:ascii="Times New Roman" w:hAnsi="Times New Roman" w:cs="Times New Roman"/>
+          <w:b/>
+          <w:bCs/>
+        </w:rPr>
+      </w:pPr>
+      <w:r>
+        <w:rPr>
+          <w:rFonts w:ascii="Times New Roman" w:hAnsi="Times New Roman" w:cs="Times New Roman"/>
+          <w:b/>
+          <w:bCs/>
+        </w:rPr>
+        <w:t>8. Database Wrapper</w:t>
+      </w:r>
+    </w:p>
+    <w:p>
+      <w:pPr>
+        <w:spacing w:after="0"/>
+        <w:jc w:val="both"/>
+        <w:rPr>
+          <w:rFonts w:ascii="Times New Roman" w:hAnsi="Times New Roman" w:cs="Times New Roman"/>
+        </w:rPr>
+      </w:pPr>
+      <w:r>
+        <w:rPr>
+          <w:rFonts w:ascii="Times New Roman" w:hAnsi="Times New Roman" w:cs="Times New Roman"/>
+        </w:rPr>
+        <w:t>Sebelumnya, kita menjadikan 1 koneksi database dengan model mahasiswa, sebenarnya ini tidak salah dan berjalan dengan baik , tetapi tidak sesuai. Oleh karena itu bagian ini kita memisahkan class dan membuat class untuk koneksi db aja…</w:t>
+      </w:r>
+    </w:p>
+    <w:p>
+      <w:pPr>
+        <w:spacing w:after="0"/>
+        <w:jc w:val="both"/>
+        <w:rPr>
+          <w:rFonts w:ascii="Times New Roman" w:hAnsi="Times New Roman" w:cs="Times New Roman"/>
+          <w:b/>
+          <w:bCs/>
+        </w:rPr>
+      </w:pPr>
+    </w:p>
+    <w:p>
+      <w:pPr>
+        <w:spacing w:after="0"/>
+        <w:jc w:val="both"/>
+        <w:rPr>
+          <w:rFonts w:ascii="Times New Roman" w:hAnsi="Times New Roman" w:cs="Times New Roman"/>
+          <w:b/>
+          <w:bCs/>
+        </w:rPr>
+      </w:pPr>
+      <w:r>
+        <w:rPr>
+          <w:rFonts w:ascii="Times New Roman" w:hAnsi="Times New Roman" w:cs="Times New Roman"/>
+          <w:b/>
+          <w:bCs/>
+        </w:rPr>
+        <w:t>1. Membuat configurasi untuk database</w:t>
+      </w:r>
+    </w:p>
+    <w:p>
+      <w:pPr>
+        <w:spacing w:after="0"/>
+        <w:jc w:val="both"/>
+        <w:rPr>
+          <w:rFonts w:ascii="Times New Roman" w:hAnsi="Times New Roman" w:cs="Times New Roman"/>
+        </w:rPr>
+      </w:pPr>
+      <w:r>
+        <w:rPr>
+          <w:rFonts w:ascii="Times New Roman" w:hAnsi="Times New Roman" w:cs="Times New Roman"/>
+        </w:rPr>
+        <w:t xml:space="preserve">Kita buat folder &amp; file baru di </w:t>
+      </w:r>
+      <w:r>
+        <w:rPr>
+          <w:rFonts w:ascii="Times New Roman" w:hAnsi="Times New Roman" w:cs="Times New Roman"/>
+          <w:b/>
+          <w:bCs/>
+        </w:rPr>
+        <w:t>app/ dengan nama config , app/config/config.php</w:t>
+      </w:r>
+      <w:r>
+        <w:rPr>
+          <w:rFonts w:ascii="Times New Roman" w:hAnsi="Times New Roman" w:cs="Times New Roman"/>
+        </w:rPr>
+        <w:t xml:space="preserve"> </w:t>
+      </w:r>
+    </w:p>
+    <w:p>
+      <w:pPr>
+        <w:shd w:val="clear" w:color="auto" w:fill="1F1F1F"/>
+        <w:spacing w:after="0" w:line="285" w:lineRule="atLeast"/>
+        <w:rPr>
+          <w:rFonts w:ascii="Consolas" w:eastAsia="Times New Roman" w:hAnsi="Consolas" w:cs="Times New Roman"/>
+          <w:color w:val="CCCCCC"/>
+          <w:kern w:val="0"/>
+          <w:sz w:val="21"/>
+          <w:szCs w:val="21"/>
+          <w:lang w:eastAsia="en-ID"/>
+          <w14:ligatures w14:val="none"/>
+        </w:rPr>
+      </w:pPr>
+      <w:r>
+        <w:rPr>
+          <w:rFonts w:ascii="Consolas" w:eastAsia="Times New Roman" w:hAnsi="Consolas" w:cs="Times New Roman"/>
+          <w:color w:val="569CD6"/>
+          <w:kern w:val="0"/>
+          <w:sz w:val="21"/>
+          <w:szCs w:val="21"/>
+          <w:lang w:eastAsia="en-ID"/>
+          <w14:ligatures w14:val="none"/>
+        </w:rPr>
+        <w:t>&lt;?php</w:t>
+      </w:r>
+    </w:p>
+    <w:p>
+      <w:pPr>
+        <w:shd w:val="clear" w:color="auto" w:fill="1F1F1F"/>
+        <w:spacing w:after="0" w:line="285" w:lineRule="atLeast"/>
+        <w:rPr>
+          <w:rFonts w:ascii="Consolas" w:eastAsia="Times New Roman" w:hAnsi="Consolas" w:cs="Times New Roman"/>
+          <w:color w:val="CCCCCC"/>
+          <w:kern w:val="0"/>
+          <w:sz w:val="21"/>
+          <w:szCs w:val="21"/>
+          <w:lang w:eastAsia="en-ID"/>
+          <w14:ligatures w14:val="none"/>
+        </w:rPr>
+      </w:pPr>
+      <w:r>
+        <w:rPr>
+          <w:rFonts w:ascii="Consolas" w:eastAsia="Times New Roman" w:hAnsi="Consolas" w:cs="Times New Roman"/>
+          <w:color w:val="DCDCAA"/>
+          <w:kern w:val="0"/>
+          <w:sz w:val="21"/>
+          <w:szCs w:val="21"/>
+          <w:lang w:eastAsia="en-ID"/>
+          <w14:ligatures w14:val="none"/>
+        </w:rPr>
+        <w:t>define</w:t>
+      </w:r>
+      <w:r>
+        <w:rPr>
+          <w:rFonts w:ascii="Consolas" w:eastAsia="Times New Roman" w:hAnsi="Consolas" w:cs="Times New Roman"/>
+          <w:color w:val="D4D4D4"/>
+          <w:kern w:val="0"/>
+          <w:sz w:val="21"/>
+          <w:szCs w:val="21"/>
+          <w:lang w:eastAsia="en-ID"/>
+          <w14:ligatures w14:val="none"/>
+        </w:rPr>
+        <w:t>(</w:t>
+      </w:r>
+      <w:r>
+        <w:rPr>
+          <w:rFonts w:ascii="Consolas" w:eastAsia="Times New Roman" w:hAnsi="Consolas" w:cs="Times New Roman"/>
+          <w:color w:val="CE9178"/>
+          <w:kern w:val="0"/>
+          <w:sz w:val="21"/>
+          <w:szCs w:val="21"/>
+          <w:lang w:eastAsia="en-ID"/>
+          <w14:ligatures w14:val="none"/>
+        </w:rPr>
+        <w:t>'BASEURL'</w:t>
+      </w:r>
+      <w:r>
+        <w:rPr>
+          <w:rFonts w:ascii="Consolas" w:eastAsia="Times New Roman" w:hAnsi="Consolas" w:cs="Times New Roman"/>
+          <w:color w:val="D4D4D4"/>
+          <w:kern w:val="0"/>
+          <w:sz w:val="21"/>
+          <w:szCs w:val="21"/>
+          <w:lang w:eastAsia="en-ID"/>
+          <w14:ligatures w14:val="none"/>
+        </w:rPr>
+        <w:t xml:space="preserve"> , </w:t>
+      </w:r>
+      <w:r>
+        <w:rPr>
+          <w:rFonts w:ascii="Consolas" w:eastAsia="Times New Roman" w:hAnsi="Consolas" w:cs="Times New Roman"/>
+          <w:color w:val="CE9178"/>
+          <w:kern w:val="0"/>
+          <w:sz w:val="21"/>
+          <w:szCs w:val="21"/>
+          <w:lang w:eastAsia="en-ID"/>
+          <w14:ligatures w14:val="none"/>
+        </w:rPr>
+        <w:t>'http://localhost/pendalamanphp-tutor-wpu/mvc/public/'</w:t>
+      </w:r>
+      <w:r>
+        <w:rPr>
+          <w:rFonts w:ascii="Consolas" w:eastAsia="Times New Roman" w:hAnsi="Consolas" w:cs="Times New Roman"/>
+          <w:color w:val="D4D4D4"/>
+          <w:kern w:val="0"/>
+          <w:sz w:val="21"/>
+          <w:szCs w:val="21"/>
+          <w:lang w:eastAsia="en-ID"/>
+          <w14:ligatures w14:val="none"/>
+        </w:rPr>
+        <w:t>);</w:t>
+      </w:r>
+    </w:p>
+    <w:p>
+      <w:pPr>
+        <w:shd w:val="clear" w:color="auto" w:fill="1F1F1F"/>
+        <w:spacing w:after="0" w:line="285" w:lineRule="atLeast"/>
+        <w:rPr>
+          <w:rFonts w:ascii="Consolas" w:eastAsia="Times New Roman" w:hAnsi="Consolas" w:cs="Times New Roman"/>
+          <w:color w:val="CCCCCC"/>
+          <w:kern w:val="0"/>
+          <w:sz w:val="21"/>
+          <w:szCs w:val="21"/>
+          <w:lang w:eastAsia="en-ID"/>
+          <w14:ligatures w14:val="none"/>
+        </w:rPr>
+      </w:pPr>
+    </w:p>
+    <w:p>
+      <w:pPr>
+        <w:shd w:val="clear" w:color="auto" w:fill="1F1F1F"/>
+        <w:spacing w:after="0" w:line="285" w:lineRule="atLeast"/>
+        <w:rPr>
+          <w:rFonts w:ascii="Consolas" w:eastAsia="Times New Roman" w:hAnsi="Consolas" w:cs="Times New Roman"/>
+          <w:color w:val="CCCCCC"/>
+          <w:kern w:val="0"/>
+          <w:sz w:val="21"/>
+          <w:szCs w:val="21"/>
+          <w:lang w:eastAsia="en-ID"/>
+          <w14:ligatures w14:val="none"/>
+        </w:rPr>
+      </w:pPr>
+      <w:r>
+        <w:rPr>
+          <w:rFonts w:ascii="Consolas" w:eastAsia="Times New Roman" w:hAnsi="Consolas" w:cs="Times New Roman"/>
+          <w:color w:val="6A9955"/>
+          <w:kern w:val="0"/>
+          <w:sz w:val="21"/>
+          <w:szCs w:val="21"/>
+          <w:lang w:eastAsia="en-ID"/>
+          <w14:ligatures w14:val="none"/>
+        </w:rPr>
+        <w:t>// DB</w:t>
+      </w:r>
+    </w:p>
+    <w:p>
+      <w:pPr>
+        <w:shd w:val="clear" w:color="auto" w:fill="1F1F1F"/>
+        <w:spacing w:after="0" w:line="285" w:lineRule="atLeast"/>
+        <w:rPr>
+          <w:rFonts w:ascii="Consolas" w:eastAsia="Times New Roman" w:hAnsi="Consolas" w:cs="Times New Roman"/>
+          <w:color w:val="CCCCCC"/>
+          <w:kern w:val="0"/>
+          <w:sz w:val="21"/>
+          <w:szCs w:val="21"/>
+          <w:lang w:eastAsia="en-ID"/>
+          <w14:ligatures w14:val="none"/>
+        </w:rPr>
+      </w:pPr>
+      <w:r>
+        <w:rPr>
+          <w:rFonts w:ascii="Consolas" w:eastAsia="Times New Roman" w:hAnsi="Consolas" w:cs="Times New Roman"/>
+          <w:color w:val="DCDCAA"/>
+          <w:kern w:val="0"/>
+          <w:sz w:val="21"/>
+          <w:szCs w:val="21"/>
+          <w:lang w:eastAsia="en-ID"/>
+          <w14:ligatures w14:val="none"/>
+        </w:rPr>
+        <w:t>define</w:t>
+      </w:r>
+      <w:r>
+        <w:rPr>
+          <w:rFonts w:ascii="Consolas" w:eastAsia="Times New Roman" w:hAnsi="Consolas" w:cs="Times New Roman"/>
+          <w:color w:val="D4D4D4"/>
+          <w:kern w:val="0"/>
+          <w:sz w:val="21"/>
+          <w:szCs w:val="21"/>
+          <w:lang w:eastAsia="en-ID"/>
+          <w14:ligatures w14:val="none"/>
+        </w:rPr>
+        <w:t>(</w:t>
+      </w:r>
+      <w:r>
+        <w:rPr>
+          <w:rFonts w:ascii="Consolas" w:eastAsia="Times New Roman" w:hAnsi="Consolas" w:cs="Times New Roman"/>
+          <w:color w:val="CE9178"/>
+          <w:kern w:val="0"/>
+          <w:sz w:val="21"/>
+          <w:szCs w:val="21"/>
+          <w:lang w:eastAsia="en-ID"/>
+          <w14:ligatures w14:val="none"/>
+        </w:rPr>
+        <w:t>'DB_HOST'</w:t>
+      </w:r>
+      <w:r>
+        <w:rPr>
+          <w:rFonts w:ascii="Consolas" w:eastAsia="Times New Roman" w:hAnsi="Consolas" w:cs="Times New Roman"/>
+          <w:color w:val="D4D4D4"/>
+          <w:kern w:val="0"/>
+          <w:sz w:val="21"/>
+          <w:szCs w:val="21"/>
+          <w:lang w:eastAsia="en-ID"/>
+          <w14:ligatures w14:val="none"/>
+        </w:rPr>
+        <w:t xml:space="preserve">, </w:t>
+      </w:r>
+      <w:r>
+        <w:rPr>
+          <w:rFonts w:ascii="Consolas" w:eastAsia="Times New Roman" w:hAnsi="Consolas" w:cs="Times New Roman"/>
+          <w:color w:val="CE9178"/>
+          <w:kern w:val="0"/>
+          <w:sz w:val="21"/>
+          <w:szCs w:val="21"/>
+          <w:lang w:eastAsia="en-ID"/>
+          <w14:ligatures w14:val="none"/>
+        </w:rPr>
+        <w:t>'localhost'</w:t>
+      </w:r>
+      <w:r>
+        <w:rPr>
+          <w:rFonts w:ascii="Consolas" w:eastAsia="Times New Roman" w:hAnsi="Consolas" w:cs="Times New Roman"/>
+          <w:color w:val="D4D4D4"/>
+          <w:kern w:val="0"/>
+          <w:sz w:val="21"/>
+          <w:szCs w:val="21"/>
+          <w:lang w:eastAsia="en-ID"/>
+          <w14:ligatures w14:val="none"/>
+        </w:rPr>
+        <w:t>);</w:t>
+      </w:r>
+    </w:p>
+    <w:p>
+      <w:pPr>
+        <w:shd w:val="clear" w:color="auto" w:fill="1F1F1F"/>
+        <w:spacing w:after="0" w:line="285" w:lineRule="atLeast"/>
+        <w:rPr>
+          <w:rFonts w:ascii="Consolas" w:eastAsia="Times New Roman" w:hAnsi="Consolas" w:cs="Times New Roman"/>
+          <w:color w:val="CCCCCC"/>
+          <w:kern w:val="0"/>
+          <w:sz w:val="21"/>
+          <w:szCs w:val="21"/>
+          <w:lang w:eastAsia="en-ID"/>
+          <w14:ligatures w14:val="none"/>
+        </w:rPr>
+      </w:pPr>
+      <w:r>
+        <w:rPr>
+          <w:rFonts w:ascii="Consolas" w:eastAsia="Times New Roman" w:hAnsi="Consolas" w:cs="Times New Roman"/>
+          <w:color w:val="DCDCAA"/>
+          <w:kern w:val="0"/>
+          <w:sz w:val="21"/>
+          <w:szCs w:val="21"/>
+          <w:lang w:eastAsia="en-ID"/>
+          <w14:ligatures w14:val="none"/>
+        </w:rPr>
+        <w:t>define</w:t>
+      </w:r>
+      <w:r>
+        <w:rPr>
+          <w:rFonts w:ascii="Consolas" w:eastAsia="Times New Roman" w:hAnsi="Consolas" w:cs="Times New Roman"/>
+          <w:color w:val="D4D4D4"/>
+          <w:kern w:val="0"/>
+          <w:sz w:val="21"/>
+          <w:szCs w:val="21"/>
+          <w:lang w:eastAsia="en-ID"/>
+          <w14:ligatures w14:val="none"/>
+        </w:rPr>
+        <w:t>(</w:t>
+      </w:r>
+      <w:r>
+        <w:rPr>
+          <w:rFonts w:ascii="Consolas" w:eastAsia="Times New Roman" w:hAnsi="Consolas" w:cs="Times New Roman"/>
+          <w:color w:val="CE9178"/>
+          <w:kern w:val="0"/>
+          <w:sz w:val="21"/>
+          <w:szCs w:val="21"/>
+          <w:lang w:eastAsia="en-ID"/>
+          <w14:ligatures w14:val="none"/>
+        </w:rPr>
+        <w:t>'DB_USER'</w:t>
+      </w:r>
+      <w:r>
+        <w:rPr>
+          <w:rFonts w:ascii="Consolas" w:eastAsia="Times New Roman" w:hAnsi="Consolas" w:cs="Times New Roman"/>
+          <w:color w:val="D4D4D4"/>
+          <w:kern w:val="0"/>
+          <w:sz w:val="21"/>
+          <w:szCs w:val="21"/>
+          <w:lang w:eastAsia="en-ID"/>
+          <w14:ligatures w14:val="none"/>
+        </w:rPr>
+        <w:t xml:space="preserve">, </w:t>
+      </w:r>
+      <w:r>
+        <w:rPr>
+          <w:rFonts w:ascii="Consolas" w:eastAsia="Times New Roman" w:hAnsi="Consolas" w:cs="Times New Roman"/>
+          <w:color w:val="CE9178"/>
+          <w:kern w:val="0"/>
+          <w:sz w:val="21"/>
+          <w:szCs w:val="21"/>
+          <w:lang w:eastAsia="en-ID"/>
+          <w14:ligatures w14:val="none"/>
+        </w:rPr>
+        <w:t>'root'</w:t>
+      </w:r>
+      <w:r>
+        <w:rPr>
+          <w:rFonts w:ascii="Consolas" w:eastAsia="Times New Roman" w:hAnsi="Consolas" w:cs="Times New Roman"/>
+          <w:color w:val="D4D4D4"/>
+          <w:kern w:val="0"/>
+          <w:sz w:val="21"/>
+          <w:szCs w:val="21"/>
+          <w:lang w:eastAsia="en-ID"/>
+          <w14:ligatures w14:val="none"/>
+        </w:rPr>
+        <w:t>);</w:t>
+      </w:r>
+    </w:p>
+    <w:p>
+      <w:pPr>
+        <w:shd w:val="clear" w:color="auto" w:fill="1F1F1F"/>
+        <w:spacing w:after="0" w:line="285" w:lineRule="atLeast"/>
+        <w:rPr>
+          <w:rFonts w:ascii="Consolas" w:eastAsia="Times New Roman" w:hAnsi="Consolas" w:cs="Times New Roman"/>
+          <w:color w:val="CCCCCC"/>
+          <w:kern w:val="0"/>
+          <w:sz w:val="21"/>
+          <w:szCs w:val="21"/>
+          <w:lang w:eastAsia="en-ID"/>
+          <w14:ligatures w14:val="none"/>
+        </w:rPr>
+      </w:pPr>
+      <w:r>
+        <w:rPr>
+          <w:rFonts w:ascii="Consolas" w:eastAsia="Times New Roman" w:hAnsi="Consolas" w:cs="Times New Roman"/>
+          <w:color w:val="DCDCAA"/>
+          <w:kern w:val="0"/>
+          <w:sz w:val="21"/>
+          <w:szCs w:val="21"/>
+          <w:lang w:eastAsia="en-ID"/>
+          <w14:ligatures w14:val="none"/>
+        </w:rPr>
+        <w:t>define</w:t>
+      </w:r>
+      <w:r>
+        <w:rPr>
+          <w:rFonts w:ascii="Consolas" w:eastAsia="Times New Roman" w:hAnsi="Consolas" w:cs="Times New Roman"/>
+          <w:color w:val="D4D4D4"/>
+          <w:kern w:val="0"/>
+          <w:sz w:val="21"/>
+          <w:szCs w:val="21"/>
+          <w:lang w:eastAsia="en-ID"/>
+          <w14:ligatures w14:val="none"/>
+        </w:rPr>
+        <w:t>(</w:t>
+      </w:r>
+      <w:r>
+        <w:rPr>
+          <w:rFonts w:ascii="Consolas" w:eastAsia="Times New Roman" w:hAnsi="Consolas" w:cs="Times New Roman"/>
+          <w:color w:val="CE9178"/>
+          <w:kern w:val="0"/>
+          <w:sz w:val="21"/>
+          <w:szCs w:val="21"/>
+          <w:lang w:eastAsia="en-ID"/>
+          <w14:ligatures w14:val="none"/>
+        </w:rPr>
+        <w:t>'DB_PASS'</w:t>
+      </w:r>
+      <w:r>
+        <w:rPr>
+          <w:rFonts w:ascii="Consolas" w:eastAsia="Times New Roman" w:hAnsi="Consolas" w:cs="Times New Roman"/>
+          <w:color w:val="D4D4D4"/>
+          <w:kern w:val="0"/>
+          <w:sz w:val="21"/>
+          <w:szCs w:val="21"/>
+          <w:lang w:eastAsia="en-ID"/>
+          <w14:ligatures w14:val="none"/>
+        </w:rPr>
+        <w:t xml:space="preserve"> , </w:t>
+      </w:r>
+      <w:r>
+        <w:rPr>
+          <w:rFonts w:ascii="Consolas" w:eastAsia="Times New Roman" w:hAnsi="Consolas" w:cs="Times New Roman"/>
+          <w:color w:val="CE9178"/>
+          <w:kern w:val="0"/>
+          <w:sz w:val="21"/>
+          <w:szCs w:val="21"/>
+          <w:lang w:eastAsia="en-ID"/>
+          <w14:ligatures w14:val="none"/>
+        </w:rPr>
+        <w:t>''</w:t>
+      </w:r>
+      <w:r>
+        <w:rPr>
+          <w:rFonts w:ascii="Consolas" w:eastAsia="Times New Roman" w:hAnsi="Consolas" w:cs="Times New Roman"/>
+          <w:color w:val="D4D4D4"/>
+          <w:kern w:val="0"/>
+          <w:sz w:val="21"/>
+          <w:szCs w:val="21"/>
+          <w:lang w:eastAsia="en-ID"/>
+          <w14:ligatures w14:val="none"/>
+        </w:rPr>
+        <w:t>);</w:t>
+      </w:r>
+    </w:p>
+    <w:p>
+      <w:pPr>
+        <w:shd w:val="clear" w:color="auto" w:fill="1F1F1F"/>
+        <w:spacing w:after="0" w:line="285" w:lineRule="atLeast"/>
+        <w:rPr>
+          <w:rFonts w:ascii="Consolas" w:eastAsia="Times New Roman" w:hAnsi="Consolas" w:cs="Times New Roman"/>
+          <w:color w:val="CCCCCC"/>
+          <w:kern w:val="0"/>
+          <w:sz w:val="21"/>
+          <w:szCs w:val="21"/>
+          <w:lang w:eastAsia="en-ID"/>
+          <w14:ligatures w14:val="none"/>
+        </w:rPr>
+      </w:pPr>
+      <w:r>
+        <w:rPr>
+          <w:rFonts w:ascii="Consolas" w:eastAsia="Times New Roman" w:hAnsi="Consolas" w:cs="Times New Roman"/>
+          <w:color w:val="DCDCAA"/>
+          <w:kern w:val="0"/>
+          <w:sz w:val="21"/>
+          <w:szCs w:val="21"/>
+          <w:lang w:eastAsia="en-ID"/>
+          <w14:ligatures w14:val="none"/>
+        </w:rPr>
+        <w:t>define</w:t>
+      </w:r>
+      <w:r>
+        <w:rPr>
+          <w:rFonts w:ascii="Consolas" w:eastAsia="Times New Roman" w:hAnsi="Consolas" w:cs="Times New Roman"/>
+          <w:color w:val="D4D4D4"/>
+          <w:kern w:val="0"/>
+          <w:sz w:val="21"/>
+          <w:szCs w:val="21"/>
+          <w:lang w:eastAsia="en-ID"/>
+          <w14:ligatures w14:val="none"/>
+        </w:rPr>
+        <w:t>(</w:t>
+      </w:r>
+      <w:r>
+        <w:rPr>
+          <w:rFonts w:ascii="Consolas" w:eastAsia="Times New Roman" w:hAnsi="Consolas" w:cs="Times New Roman"/>
+          <w:color w:val="CE9178"/>
+          <w:kern w:val="0"/>
+          <w:sz w:val="21"/>
+          <w:szCs w:val="21"/>
+          <w:lang w:eastAsia="en-ID"/>
+          <w14:ligatures w14:val="none"/>
+        </w:rPr>
+        <w:t>'DB_NAME'</w:t>
+      </w:r>
+      <w:r>
+        <w:rPr>
+          <w:rFonts w:ascii="Consolas" w:eastAsia="Times New Roman" w:hAnsi="Consolas" w:cs="Times New Roman"/>
+          <w:color w:val="D4D4D4"/>
+          <w:kern w:val="0"/>
+          <w:sz w:val="21"/>
+          <w:szCs w:val="21"/>
+          <w:lang w:eastAsia="en-ID"/>
+          <w14:ligatures w14:val="none"/>
+        </w:rPr>
+        <w:t xml:space="preserve">, </w:t>
+      </w:r>
+      <w:r>
+        <w:rPr>
+          <w:rFonts w:ascii="Consolas" w:eastAsia="Times New Roman" w:hAnsi="Consolas" w:cs="Times New Roman"/>
+          <w:color w:val="CE9178"/>
+          <w:kern w:val="0"/>
+          <w:sz w:val="21"/>
+          <w:szCs w:val="21"/>
+          <w:lang w:eastAsia="en-ID"/>
+          <w14:ligatures w14:val="none"/>
+        </w:rPr>
+        <w:t>'sekolah_wpu'</w:t>
+      </w:r>
+      <w:r>
+        <w:rPr>
+          <w:rFonts w:ascii="Consolas" w:eastAsia="Times New Roman" w:hAnsi="Consolas" w:cs="Times New Roman"/>
+          <w:color w:val="D4D4D4"/>
+          <w:kern w:val="0"/>
+          <w:sz w:val="21"/>
+          <w:szCs w:val="21"/>
+          <w:lang w:eastAsia="en-ID"/>
+          <w14:ligatures w14:val="none"/>
+        </w:rPr>
+        <w:t>);</w:t>
+      </w:r>
+    </w:p>
+    <w:p>
+      <w:pPr>
+        <w:spacing w:after="0"/>
+        <w:jc w:val="both"/>
+        <w:rPr>
+          <w:rFonts w:ascii="Times New Roman" w:hAnsi="Times New Roman" w:cs="Times New Roman"/>
+        </w:rPr>
+      </w:pPr>
+    </w:p>
+    <w:p>
+      <w:pPr>
+        <w:spacing w:after="0"/>
+        <w:jc w:val="both"/>
+        <w:rPr>
+          <w:rFonts w:ascii="Times New Roman" w:hAnsi="Times New Roman" w:cs="Times New Roman"/>
+          <w:b/>
+          <w:bCs/>
+        </w:rPr>
+      </w:pPr>
+      <w:r>
+        <w:rPr>
+          <w:rFonts w:ascii="Times New Roman" w:hAnsi="Times New Roman" w:cs="Times New Roman"/>
+          <w:b/>
+          <w:bCs/>
+        </w:rPr>
+        <w:t xml:space="preserve">2. Setting init.php </w:t>
+      </w:r>
+    </w:p>
+    <w:p>
+      <w:pPr>
+        <w:spacing w:after="0"/>
+        <w:jc w:val="both"/>
+        <w:rPr>
+          <w:rFonts w:ascii="Times New Roman" w:hAnsi="Times New Roman" w:cs="Times New Roman"/>
+        </w:rPr>
+      </w:pPr>
+      <w:r>
+        <w:rPr>
+          <w:rFonts w:ascii="Times New Roman" w:hAnsi="Times New Roman" w:cs="Times New Roman"/>
+        </w:rPr>
+        <w:t>Dikarenakan kita membuat file baru yang akan di jalankan di awal, maka ketik ini di init.php :</w:t>
+      </w:r>
+    </w:p>
+    <w:p>
+      <w:pPr>
+        <w:shd w:val="clear" w:color="auto" w:fill="1F1F1F"/>
+        <w:spacing w:after="0" w:line="285" w:lineRule="atLeast"/>
+        <w:rPr>
+          <w:rFonts w:ascii="Consolas" w:eastAsia="Times New Roman" w:hAnsi="Consolas" w:cs="Times New Roman"/>
+          <w:color w:val="CCCCCC"/>
+          <w:kern w:val="0"/>
+          <w:sz w:val="21"/>
+          <w:szCs w:val="21"/>
+          <w:lang w:eastAsia="en-ID"/>
+          <w14:ligatures w14:val="none"/>
+        </w:rPr>
+      </w:pPr>
+      <w:r>
+        <w:rPr>
+          <w:rFonts w:ascii="Consolas" w:eastAsia="Times New Roman" w:hAnsi="Consolas" w:cs="Times New Roman"/>
+          <w:color w:val="C586C0"/>
+          <w:kern w:val="0"/>
+          <w:sz w:val="21"/>
+          <w:szCs w:val="21"/>
+          <w:lang w:eastAsia="en-ID"/>
+          <w14:ligatures w14:val="none"/>
+        </w:rPr>
+        <w:t>require_once</w:t>
+      </w:r>
+      <w:r>
+        <w:rPr>
+          <w:rFonts w:ascii="Consolas" w:eastAsia="Times New Roman" w:hAnsi="Consolas" w:cs="Times New Roman"/>
+          <w:color w:val="D4D4D4"/>
+          <w:kern w:val="0"/>
+          <w:sz w:val="21"/>
+          <w:szCs w:val="21"/>
+          <w:lang w:eastAsia="en-ID"/>
+          <w14:ligatures w14:val="none"/>
+        </w:rPr>
+        <w:t xml:space="preserve"> </w:t>
+      </w:r>
+      <w:r>
+        <w:rPr>
+          <w:rFonts w:ascii="Consolas" w:eastAsia="Times New Roman" w:hAnsi="Consolas" w:cs="Times New Roman"/>
+          <w:color w:val="CE9178"/>
+          <w:kern w:val="0"/>
+          <w:sz w:val="21"/>
+          <w:szCs w:val="21"/>
+          <w:lang w:eastAsia="en-ID"/>
+          <w14:ligatures w14:val="none"/>
+        </w:rPr>
+        <w:t>'config/config.php'</w:t>
+      </w:r>
+      <w:r>
+        <w:rPr>
+          <w:rFonts w:ascii="Consolas" w:eastAsia="Times New Roman" w:hAnsi="Consolas" w:cs="Times New Roman"/>
+          <w:color w:val="D4D4D4"/>
+          <w:kern w:val="0"/>
+          <w:sz w:val="21"/>
+          <w:szCs w:val="21"/>
+          <w:lang w:eastAsia="en-ID"/>
+          <w14:ligatures w14:val="none"/>
+        </w:rPr>
+        <w:t>;</w:t>
+      </w:r>
+    </w:p>
+    <w:p>
+      <w:pPr>
+        <w:shd w:val="clear" w:color="auto" w:fill="1F1F1F"/>
+        <w:spacing w:after="0" w:line="285" w:lineRule="atLeast"/>
+        <w:rPr>
+          <w:rFonts w:ascii="Consolas" w:eastAsia="Times New Roman" w:hAnsi="Consolas" w:cs="Times New Roman"/>
+          <w:color w:val="CCCCCC"/>
+          <w:kern w:val="0"/>
+          <w:sz w:val="21"/>
+          <w:szCs w:val="21"/>
+          <w:lang w:eastAsia="en-ID"/>
+          <w14:ligatures w14:val="none"/>
+        </w:rPr>
+      </w:pPr>
+      <w:r>
+        <w:rPr>
+          <w:rFonts w:ascii="Consolas" w:eastAsia="Times New Roman" w:hAnsi="Consolas" w:cs="Times New Roman"/>
+          <w:color w:val="C586C0"/>
+          <w:kern w:val="0"/>
+          <w:sz w:val="21"/>
+          <w:szCs w:val="21"/>
+          <w:lang w:eastAsia="en-ID"/>
+          <w14:ligatures w14:val="none"/>
+        </w:rPr>
+        <w:t>require_once</w:t>
+      </w:r>
+      <w:r>
+        <w:rPr>
+          <w:rFonts w:ascii="Consolas" w:eastAsia="Times New Roman" w:hAnsi="Consolas" w:cs="Times New Roman"/>
+          <w:color w:val="D4D4D4"/>
+          <w:kern w:val="0"/>
+          <w:sz w:val="21"/>
+          <w:szCs w:val="21"/>
+          <w:lang w:eastAsia="en-ID"/>
+          <w14:ligatures w14:val="none"/>
+        </w:rPr>
+        <w:t xml:space="preserve"> </w:t>
+      </w:r>
+      <w:r>
+        <w:rPr>
+          <w:rFonts w:ascii="Consolas" w:eastAsia="Times New Roman" w:hAnsi="Consolas" w:cs="Times New Roman"/>
+          <w:color w:val="CE9178"/>
+          <w:kern w:val="0"/>
+          <w:sz w:val="21"/>
+          <w:szCs w:val="21"/>
+          <w:lang w:eastAsia="en-ID"/>
+          <w14:ligatures w14:val="none"/>
+        </w:rPr>
+        <w:t>'core/Database.php'</w:t>
+      </w:r>
+    </w:p>
+    <w:p>
+      <w:pPr>
+        <w:spacing w:after="0"/>
+        <w:jc w:val="both"/>
+        <w:rPr>
+          <w:rFonts w:ascii="Times New Roman" w:hAnsi="Times New Roman" w:cs="Times New Roman"/>
+        </w:rPr>
+      </w:pPr>
+    </w:p>
+    <w:p>
+      <w:pPr>
+        <w:spacing w:after="0"/>
+        <w:jc w:val="both"/>
+        <w:rPr>
+          <w:rFonts w:ascii="Times New Roman" w:hAnsi="Times New Roman" w:cs="Times New Roman"/>
+          <w:b/>
+          <w:bCs/>
+        </w:rPr>
+      </w:pPr>
+      <w:r>
+        <w:rPr>
+          <w:rFonts w:ascii="Times New Roman" w:hAnsi="Times New Roman" w:cs="Times New Roman"/>
+          <w:b/>
+          <w:bCs/>
+        </w:rPr>
+        <w:t>3. Penghubung ke database core/Database.php</w:t>
+      </w:r>
+    </w:p>
+    <w:p>
+      <w:pPr>
+        <w:shd w:val="clear" w:color="auto" w:fill="1F1F1F"/>
+        <w:spacing w:after="0" w:line="285" w:lineRule="atLeast"/>
+        <w:rPr>
+          <w:rFonts w:ascii="Consolas" w:eastAsia="Times New Roman" w:hAnsi="Consolas" w:cs="Times New Roman"/>
+          <w:color w:val="CCCCCC"/>
+          <w:kern w:val="0"/>
+          <w:sz w:val="21"/>
+          <w:szCs w:val="21"/>
+          <w:lang w:eastAsia="en-ID"/>
+          <w14:ligatures w14:val="none"/>
+        </w:rPr>
+      </w:pPr>
+      <w:r>
+        <w:rPr>
+          <w:rFonts w:ascii="Consolas" w:eastAsia="Times New Roman" w:hAnsi="Consolas" w:cs="Times New Roman"/>
+          <w:color w:val="569CD6"/>
+          <w:kern w:val="0"/>
+          <w:sz w:val="21"/>
+          <w:szCs w:val="21"/>
+          <w:lang w:eastAsia="en-ID"/>
+          <w14:ligatures w14:val="none"/>
+        </w:rPr>
+        <w:t>&lt;?php</w:t>
+      </w:r>
+    </w:p>
+    <w:p>
+      <w:pPr>
+        <w:shd w:val="clear" w:color="auto" w:fill="1F1F1F"/>
+        <w:spacing w:after="0" w:line="285" w:lineRule="atLeast"/>
+        <w:rPr>
+          <w:rFonts w:ascii="Consolas" w:eastAsia="Times New Roman" w:hAnsi="Consolas" w:cs="Times New Roman"/>
+          <w:color w:val="CCCCCC"/>
+          <w:kern w:val="0"/>
+          <w:sz w:val="21"/>
+          <w:szCs w:val="21"/>
+          <w:lang w:eastAsia="en-ID"/>
+          <w14:ligatures w14:val="none"/>
+        </w:rPr>
+      </w:pPr>
+      <w:r>
+        <w:rPr>
+          <w:rFonts w:ascii="Consolas" w:eastAsia="Times New Roman" w:hAnsi="Consolas" w:cs="Times New Roman"/>
+          <w:color w:val="569CD6"/>
+          <w:kern w:val="0"/>
+          <w:sz w:val="21"/>
+          <w:szCs w:val="21"/>
+          <w:lang w:eastAsia="en-ID"/>
+          <w14:ligatures w14:val="none"/>
+        </w:rPr>
+        <w:t>class</w:t>
+      </w:r>
+      <w:r>
+        <w:rPr>
+          <w:rFonts w:ascii="Consolas" w:eastAsia="Times New Roman" w:hAnsi="Consolas" w:cs="Times New Roman"/>
+          <w:color w:val="D4D4D4"/>
+          <w:kern w:val="0"/>
+          <w:sz w:val="21"/>
+          <w:szCs w:val="21"/>
+          <w:lang w:eastAsia="en-ID"/>
+          <w14:ligatures w14:val="none"/>
+        </w:rPr>
+        <w:t xml:space="preserve"> </w:t>
+      </w:r>
+      <w:r>
+        <w:rPr>
+          <w:rFonts w:ascii="Consolas" w:eastAsia="Times New Roman" w:hAnsi="Consolas" w:cs="Times New Roman"/>
+          <w:color w:val="4EC9B0"/>
+          <w:kern w:val="0"/>
+          <w:sz w:val="21"/>
+          <w:szCs w:val="21"/>
+          <w:lang w:eastAsia="en-ID"/>
+          <w14:ligatures w14:val="none"/>
+        </w:rPr>
+        <w:t>Database</w:t>
+      </w:r>
+      <w:r>
+        <w:rPr>
+          <w:rFonts w:ascii="Consolas" w:eastAsia="Times New Roman" w:hAnsi="Consolas" w:cs="Times New Roman"/>
+          <w:color w:val="D4D4D4"/>
+          <w:kern w:val="0"/>
+          <w:sz w:val="21"/>
+          <w:szCs w:val="21"/>
+          <w:lang w:eastAsia="en-ID"/>
+          <w14:ligatures w14:val="none"/>
+        </w:rPr>
+        <w:t xml:space="preserve"> {</w:t>
+      </w:r>
+    </w:p>
+    <w:p>
+      <w:pPr>
+        <w:shd w:val="clear" w:color="auto" w:fill="1F1F1F"/>
+        <w:spacing w:after="0" w:line="285" w:lineRule="atLeast"/>
+        <w:rPr>
+          <w:rFonts w:ascii="Consolas" w:eastAsia="Times New Roman" w:hAnsi="Consolas" w:cs="Times New Roman"/>
+          <w:color w:val="CCCCCC"/>
+          <w:kern w:val="0"/>
+          <w:sz w:val="21"/>
+          <w:szCs w:val="21"/>
+          <w:lang w:eastAsia="en-ID"/>
+          <w14:ligatures w14:val="none"/>
+        </w:rPr>
+      </w:pPr>
+      <w:r>
+        <w:rPr>
+          <w:rFonts w:ascii="Consolas" w:eastAsia="Times New Roman" w:hAnsi="Consolas" w:cs="Times New Roman"/>
+          <w:color w:val="D4D4D4"/>
+          <w:kern w:val="0"/>
+          <w:sz w:val="21"/>
+          <w:szCs w:val="21"/>
+          <w:lang w:eastAsia="en-ID"/>
+          <w14:ligatures w14:val="none"/>
+        </w:rPr>
+        <w:t xml:space="preserve">  </w:t>
+      </w:r>
+      <w:r>
+        <w:rPr>
+          <w:rFonts w:ascii="Consolas" w:eastAsia="Times New Roman" w:hAnsi="Consolas" w:cs="Times New Roman"/>
+          <w:color w:val="569CD6"/>
+          <w:kern w:val="0"/>
+          <w:sz w:val="21"/>
+          <w:szCs w:val="21"/>
+          <w:lang w:eastAsia="en-ID"/>
+          <w14:ligatures w14:val="none"/>
+        </w:rPr>
+        <w:t>private</w:t>
+      </w:r>
+      <w:r>
+        <w:rPr>
+          <w:rFonts w:ascii="Consolas" w:eastAsia="Times New Roman" w:hAnsi="Consolas" w:cs="Times New Roman"/>
+          <w:color w:val="D4D4D4"/>
+          <w:kern w:val="0"/>
+          <w:sz w:val="21"/>
+          <w:szCs w:val="21"/>
+          <w:lang w:eastAsia="en-ID"/>
+          <w14:ligatures w14:val="none"/>
+        </w:rPr>
+        <w:t xml:space="preserve"> </w:t>
+      </w:r>
+      <w:r>
+        <w:rPr>
+          <w:rFonts w:ascii="Consolas" w:eastAsia="Times New Roman" w:hAnsi="Consolas" w:cs="Times New Roman"/>
+          <w:color w:val="9CDCFE"/>
+          <w:kern w:val="0"/>
+          <w:sz w:val="21"/>
+          <w:szCs w:val="21"/>
+          <w:lang w:eastAsia="en-ID"/>
+          <w14:ligatures w14:val="none"/>
+        </w:rPr>
+        <w:t>$host</w:t>
+      </w:r>
+      <w:r>
+        <w:rPr>
+          <w:rFonts w:ascii="Consolas" w:eastAsia="Times New Roman" w:hAnsi="Consolas" w:cs="Times New Roman"/>
+          <w:color w:val="D4D4D4"/>
+          <w:kern w:val="0"/>
+          <w:sz w:val="21"/>
+          <w:szCs w:val="21"/>
+          <w:lang w:eastAsia="en-ID"/>
+          <w14:ligatures w14:val="none"/>
+        </w:rPr>
+        <w:t xml:space="preserve"> = DB_HOST;</w:t>
+      </w:r>
+    </w:p>
+    <w:p>
+      <w:pPr>
+        <w:shd w:val="clear" w:color="auto" w:fill="1F1F1F"/>
+        <w:spacing w:after="0" w:line="285" w:lineRule="atLeast"/>
+        <w:rPr>
+          <w:rFonts w:ascii="Consolas" w:eastAsia="Times New Roman" w:hAnsi="Consolas" w:cs="Times New Roman"/>
+          <w:color w:val="CCCCCC"/>
+          <w:kern w:val="0"/>
+          <w:sz w:val="21"/>
+          <w:szCs w:val="21"/>
+          <w:lang w:eastAsia="en-ID"/>
+          <w14:ligatures w14:val="none"/>
+        </w:rPr>
+      </w:pPr>
+      <w:r>
+        <w:rPr>
+          <w:rFonts w:ascii="Consolas" w:eastAsia="Times New Roman" w:hAnsi="Consolas" w:cs="Times New Roman"/>
+          <w:color w:val="D4D4D4"/>
+          <w:kern w:val="0"/>
+          <w:sz w:val="21"/>
+          <w:szCs w:val="21"/>
+          <w:lang w:eastAsia="en-ID"/>
+          <w14:ligatures w14:val="none"/>
+        </w:rPr>
+        <w:t xml:space="preserve">  </w:t>
+      </w:r>
+      <w:r>
+        <w:rPr>
+          <w:rFonts w:ascii="Consolas" w:eastAsia="Times New Roman" w:hAnsi="Consolas" w:cs="Times New Roman"/>
+          <w:color w:val="569CD6"/>
+          <w:kern w:val="0"/>
+          <w:sz w:val="21"/>
+          <w:szCs w:val="21"/>
+          <w:lang w:eastAsia="en-ID"/>
+          <w14:ligatures w14:val="none"/>
+        </w:rPr>
+        <w:t>private</w:t>
+      </w:r>
+      <w:r>
+        <w:rPr>
+          <w:rFonts w:ascii="Consolas" w:eastAsia="Times New Roman" w:hAnsi="Consolas" w:cs="Times New Roman"/>
+          <w:color w:val="D4D4D4"/>
+          <w:kern w:val="0"/>
+          <w:sz w:val="21"/>
+          <w:szCs w:val="21"/>
+          <w:lang w:eastAsia="en-ID"/>
+          <w14:ligatures w14:val="none"/>
+        </w:rPr>
+        <w:t xml:space="preserve"> </w:t>
+      </w:r>
+      <w:r>
+        <w:rPr>
+          <w:rFonts w:ascii="Consolas" w:eastAsia="Times New Roman" w:hAnsi="Consolas" w:cs="Times New Roman"/>
+          <w:color w:val="9CDCFE"/>
+          <w:kern w:val="0"/>
+          <w:sz w:val="21"/>
+          <w:szCs w:val="21"/>
+          <w:lang w:eastAsia="en-ID"/>
+          <w14:ligatures w14:val="none"/>
+        </w:rPr>
+        <w:t>$user</w:t>
+      </w:r>
+      <w:r>
+        <w:rPr>
+          <w:rFonts w:ascii="Consolas" w:eastAsia="Times New Roman" w:hAnsi="Consolas" w:cs="Times New Roman"/>
+          <w:color w:val="D4D4D4"/>
+          <w:kern w:val="0"/>
+          <w:sz w:val="21"/>
+          <w:szCs w:val="21"/>
+          <w:lang w:eastAsia="en-ID"/>
+          <w14:ligatures w14:val="none"/>
+        </w:rPr>
+        <w:t xml:space="preserve"> = DB_USER;</w:t>
+      </w:r>
+    </w:p>
+    <w:p>
+      <w:pPr>
+        <w:shd w:val="clear" w:color="auto" w:fill="1F1F1F"/>
+        <w:spacing w:after="0" w:line="285" w:lineRule="atLeast"/>
+        <w:rPr>
+          <w:rFonts w:ascii="Consolas" w:eastAsia="Times New Roman" w:hAnsi="Consolas" w:cs="Times New Roman"/>
+          <w:color w:val="CCCCCC"/>
+          <w:kern w:val="0"/>
+          <w:sz w:val="21"/>
+          <w:szCs w:val="21"/>
+          <w:lang w:eastAsia="en-ID"/>
+          <w14:ligatures w14:val="none"/>
+        </w:rPr>
+      </w:pPr>
+      <w:r>
+        <w:rPr>
+          <w:rFonts w:ascii="Consolas" w:eastAsia="Times New Roman" w:hAnsi="Consolas" w:cs="Times New Roman"/>
+          <w:color w:val="D4D4D4"/>
+          <w:kern w:val="0"/>
+          <w:sz w:val="21"/>
+          <w:szCs w:val="21"/>
+          <w:lang w:eastAsia="en-ID"/>
+          <w14:ligatures w14:val="none"/>
+        </w:rPr>
+        <w:t xml:space="preserve">  </w:t>
+      </w:r>
+      <w:r>
+        <w:rPr>
+          <w:rFonts w:ascii="Consolas" w:eastAsia="Times New Roman" w:hAnsi="Consolas" w:cs="Times New Roman"/>
+          <w:color w:val="569CD6"/>
+          <w:kern w:val="0"/>
+          <w:sz w:val="21"/>
+          <w:szCs w:val="21"/>
+          <w:lang w:eastAsia="en-ID"/>
+          <w14:ligatures w14:val="none"/>
+        </w:rPr>
+        <w:t>private</w:t>
+      </w:r>
+      <w:r>
+        <w:rPr>
+          <w:rFonts w:ascii="Consolas" w:eastAsia="Times New Roman" w:hAnsi="Consolas" w:cs="Times New Roman"/>
+          <w:color w:val="D4D4D4"/>
+          <w:kern w:val="0"/>
+          <w:sz w:val="21"/>
+          <w:szCs w:val="21"/>
+          <w:lang w:eastAsia="en-ID"/>
+          <w14:ligatures w14:val="none"/>
+        </w:rPr>
+        <w:t xml:space="preserve"> </w:t>
+      </w:r>
+      <w:r>
+        <w:rPr>
+          <w:rFonts w:ascii="Consolas" w:eastAsia="Times New Roman" w:hAnsi="Consolas" w:cs="Times New Roman"/>
+          <w:color w:val="9CDCFE"/>
+          <w:kern w:val="0"/>
+          <w:sz w:val="21"/>
+          <w:szCs w:val="21"/>
+          <w:lang w:eastAsia="en-ID"/>
+          <w14:ligatures w14:val="none"/>
+        </w:rPr>
+        <w:t>$pass</w:t>
+      </w:r>
+      <w:r>
+        <w:rPr>
+          <w:rFonts w:ascii="Consolas" w:eastAsia="Times New Roman" w:hAnsi="Consolas" w:cs="Times New Roman"/>
+          <w:color w:val="D4D4D4"/>
+          <w:kern w:val="0"/>
+          <w:sz w:val="21"/>
+          <w:szCs w:val="21"/>
+          <w:lang w:eastAsia="en-ID"/>
+          <w14:ligatures w14:val="none"/>
+        </w:rPr>
+        <w:t xml:space="preserve"> = DB_PASS;</w:t>
+      </w:r>
+    </w:p>
+    <w:p>
+      <w:pPr>
+        <w:shd w:val="clear" w:color="auto" w:fill="1F1F1F"/>
+        <w:spacing w:after="0" w:line="285" w:lineRule="atLeast"/>
+        <w:rPr>
+          <w:rFonts w:ascii="Consolas" w:eastAsia="Times New Roman" w:hAnsi="Consolas" w:cs="Times New Roman"/>
+          <w:color w:val="CCCCCC"/>
+          <w:kern w:val="0"/>
+          <w:sz w:val="21"/>
+          <w:szCs w:val="21"/>
+          <w:lang w:eastAsia="en-ID"/>
+          <w14:ligatures w14:val="none"/>
+        </w:rPr>
+      </w:pPr>
+      <w:r>
+        <w:rPr>
+          <w:rFonts w:ascii="Consolas" w:eastAsia="Times New Roman" w:hAnsi="Consolas" w:cs="Times New Roman"/>
+          <w:color w:val="D4D4D4"/>
+          <w:kern w:val="0"/>
+          <w:sz w:val="21"/>
+          <w:szCs w:val="21"/>
+          <w:lang w:eastAsia="en-ID"/>
+          <w14:ligatures w14:val="none"/>
+        </w:rPr>
+        <w:t xml:space="preserve">  </w:t>
+      </w:r>
+      <w:r>
+        <w:rPr>
+          <w:rFonts w:ascii="Consolas" w:eastAsia="Times New Roman" w:hAnsi="Consolas" w:cs="Times New Roman"/>
+          <w:color w:val="569CD6"/>
+          <w:kern w:val="0"/>
+          <w:sz w:val="21"/>
+          <w:szCs w:val="21"/>
+          <w:lang w:eastAsia="en-ID"/>
+          <w14:ligatures w14:val="none"/>
+        </w:rPr>
+        <w:t>private</w:t>
+      </w:r>
+      <w:r>
+        <w:rPr>
+          <w:rFonts w:ascii="Consolas" w:eastAsia="Times New Roman" w:hAnsi="Consolas" w:cs="Times New Roman"/>
+          <w:color w:val="D4D4D4"/>
+          <w:kern w:val="0"/>
+          <w:sz w:val="21"/>
+          <w:szCs w:val="21"/>
+          <w:lang w:eastAsia="en-ID"/>
+          <w14:ligatures w14:val="none"/>
+        </w:rPr>
+        <w:t xml:space="preserve"> </w:t>
+      </w:r>
+      <w:r>
+        <w:rPr>
+          <w:rFonts w:ascii="Consolas" w:eastAsia="Times New Roman" w:hAnsi="Consolas" w:cs="Times New Roman"/>
+          <w:color w:val="9CDCFE"/>
+          <w:kern w:val="0"/>
+          <w:sz w:val="21"/>
+          <w:szCs w:val="21"/>
+          <w:lang w:eastAsia="en-ID"/>
+          <w14:ligatures w14:val="none"/>
+        </w:rPr>
+        <w:t>$db_name</w:t>
+      </w:r>
+      <w:r>
+        <w:rPr>
+          <w:rFonts w:ascii="Consolas" w:eastAsia="Times New Roman" w:hAnsi="Consolas" w:cs="Times New Roman"/>
+          <w:color w:val="D4D4D4"/>
+          <w:kern w:val="0"/>
+          <w:sz w:val="21"/>
+          <w:szCs w:val="21"/>
+          <w:lang w:eastAsia="en-ID"/>
+          <w14:ligatures w14:val="none"/>
+        </w:rPr>
+        <w:t xml:space="preserve"> = DB_NAME;</w:t>
+      </w:r>
+    </w:p>
+    <w:p>
+      <w:pPr>
+        <w:shd w:val="clear" w:color="auto" w:fill="1F1F1F"/>
+        <w:spacing w:after="0" w:line="285" w:lineRule="atLeast"/>
+        <w:rPr>
+          <w:rFonts w:ascii="Consolas" w:eastAsia="Times New Roman" w:hAnsi="Consolas" w:cs="Times New Roman"/>
+          <w:color w:val="CCCCCC"/>
+          <w:kern w:val="0"/>
+          <w:sz w:val="21"/>
+          <w:szCs w:val="21"/>
+          <w:lang w:eastAsia="en-ID"/>
+          <w14:ligatures w14:val="none"/>
+        </w:rPr>
+      </w:pPr>
+      <w:r>
+        <w:rPr>
+          <w:rFonts w:ascii="Consolas" w:eastAsia="Times New Roman" w:hAnsi="Consolas" w:cs="Times New Roman"/>
+          <w:color w:val="D4D4D4"/>
+          <w:kern w:val="0"/>
+          <w:sz w:val="21"/>
+          <w:szCs w:val="21"/>
+          <w:lang w:eastAsia="en-ID"/>
+          <w14:ligatures w14:val="none"/>
+        </w:rPr>
+        <w:t xml:space="preserve">  </w:t>
+      </w:r>
+    </w:p>
+    <w:p>
+      <w:pPr>
+        <w:shd w:val="clear" w:color="auto" w:fill="1F1F1F"/>
+        <w:spacing w:after="0" w:line="285" w:lineRule="atLeast"/>
+        <w:rPr>
+          <w:rFonts w:ascii="Consolas" w:eastAsia="Times New Roman" w:hAnsi="Consolas" w:cs="Times New Roman"/>
+          <w:color w:val="CCCCCC"/>
+          <w:kern w:val="0"/>
+          <w:sz w:val="21"/>
+          <w:szCs w:val="21"/>
+          <w:lang w:eastAsia="en-ID"/>
+          <w14:ligatures w14:val="none"/>
+        </w:rPr>
+      </w:pPr>
+      <w:r>
+        <w:rPr>
+          <w:rFonts w:ascii="Consolas" w:eastAsia="Times New Roman" w:hAnsi="Consolas" w:cs="Times New Roman"/>
+          <w:color w:val="D4D4D4"/>
+          <w:kern w:val="0"/>
+          <w:sz w:val="21"/>
+          <w:szCs w:val="21"/>
+          <w:lang w:eastAsia="en-ID"/>
+          <w14:ligatures w14:val="none"/>
+        </w:rPr>
+        <w:t xml:space="preserve">  </w:t>
+      </w:r>
+      <w:r>
+        <w:rPr>
+          <w:rFonts w:ascii="Consolas" w:eastAsia="Times New Roman" w:hAnsi="Consolas" w:cs="Times New Roman"/>
+          <w:color w:val="569CD6"/>
+          <w:kern w:val="0"/>
+          <w:sz w:val="21"/>
+          <w:szCs w:val="21"/>
+          <w:lang w:eastAsia="en-ID"/>
+          <w14:ligatures w14:val="none"/>
+        </w:rPr>
+        <w:t>private</w:t>
+      </w:r>
+      <w:r>
+        <w:rPr>
+          <w:rFonts w:ascii="Consolas" w:eastAsia="Times New Roman" w:hAnsi="Consolas" w:cs="Times New Roman"/>
+          <w:color w:val="D4D4D4"/>
+          <w:kern w:val="0"/>
+          <w:sz w:val="21"/>
+          <w:szCs w:val="21"/>
+          <w:lang w:eastAsia="en-ID"/>
+          <w14:ligatures w14:val="none"/>
+        </w:rPr>
+        <w:t xml:space="preserve"> </w:t>
+      </w:r>
+      <w:r>
+        <w:rPr>
+          <w:rFonts w:ascii="Consolas" w:eastAsia="Times New Roman" w:hAnsi="Consolas" w:cs="Times New Roman"/>
+          <w:color w:val="9CDCFE"/>
+          <w:kern w:val="0"/>
+          <w:sz w:val="21"/>
+          <w:szCs w:val="21"/>
+          <w:lang w:eastAsia="en-ID"/>
+          <w14:ligatures w14:val="none"/>
+        </w:rPr>
+        <w:t>$databaseHandler</w:t>
+      </w:r>
+      <w:r>
+        <w:rPr>
+          <w:rFonts w:ascii="Consolas" w:eastAsia="Times New Roman" w:hAnsi="Consolas" w:cs="Times New Roman"/>
+          <w:color w:val="D4D4D4"/>
+          <w:kern w:val="0"/>
+          <w:sz w:val="21"/>
+          <w:szCs w:val="21"/>
+          <w:lang w:eastAsia="en-ID"/>
+          <w14:ligatures w14:val="none"/>
+        </w:rPr>
+        <w:t xml:space="preserve">, </w:t>
+      </w:r>
+      <w:r>
+        <w:rPr>
+          <w:rFonts w:ascii="Consolas" w:eastAsia="Times New Roman" w:hAnsi="Consolas" w:cs="Times New Roman"/>
+          <w:color w:val="9CDCFE"/>
+          <w:kern w:val="0"/>
+          <w:sz w:val="21"/>
+          <w:szCs w:val="21"/>
+          <w:lang w:eastAsia="en-ID"/>
+          <w14:ligatures w14:val="none"/>
+        </w:rPr>
+        <w:t>$statement</w:t>
+      </w:r>
+      <w:r>
+        <w:rPr>
+          <w:rFonts w:ascii="Consolas" w:eastAsia="Times New Roman" w:hAnsi="Consolas" w:cs="Times New Roman"/>
+          <w:color w:val="D4D4D4"/>
+          <w:kern w:val="0"/>
+          <w:sz w:val="21"/>
+          <w:szCs w:val="21"/>
+          <w:lang w:eastAsia="en-ID"/>
+          <w14:ligatures w14:val="none"/>
+        </w:rPr>
+        <w:t>;  </w:t>
+      </w:r>
+    </w:p>
+    <w:p>
+      <w:pPr>
+        <w:shd w:val="clear" w:color="auto" w:fill="1F1F1F"/>
+        <w:spacing w:after="0" w:line="285" w:lineRule="atLeast"/>
+        <w:rPr>
+          <w:rFonts w:ascii="Consolas" w:eastAsia="Times New Roman" w:hAnsi="Consolas" w:cs="Times New Roman"/>
+          <w:color w:val="CCCCCC"/>
+          <w:kern w:val="0"/>
+          <w:sz w:val="21"/>
+          <w:szCs w:val="21"/>
+          <w:lang w:eastAsia="en-ID"/>
+          <w14:ligatures w14:val="none"/>
+        </w:rPr>
+      </w:pPr>
+      <w:r>
+        <w:rPr>
+          <w:rFonts w:ascii="Consolas" w:eastAsia="Times New Roman" w:hAnsi="Consolas" w:cs="Times New Roman"/>
+          <w:color w:val="D4D4D4"/>
+          <w:kern w:val="0"/>
+          <w:sz w:val="21"/>
+          <w:szCs w:val="21"/>
+          <w:lang w:eastAsia="en-ID"/>
+          <w14:ligatures w14:val="none"/>
+        </w:rPr>
+        <w:t xml:space="preserve">  </w:t>
+      </w:r>
+    </w:p>
+    <w:p>
+      <w:pPr>
+        <w:shd w:val="clear" w:color="auto" w:fill="1F1F1F"/>
+        <w:spacing w:after="0" w:line="285" w:lineRule="atLeast"/>
+        <w:rPr>
+          <w:rFonts w:ascii="Consolas" w:eastAsia="Times New Roman" w:hAnsi="Consolas" w:cs="Times New Roman"/>
+          <w:color w:val="CCCCCC"/>
+          <w:kern w:val="0"/>
+          <w:sz w:val="21"/>
+          <w:szCs w:val="21"/>
+          <w:lang w:eastAsia="en-ID"/>
+          <w14:ligatures w14:val="none"/>
+        </w:rPr>
+      </w:pPr>
+      <w:r>
+        <w:rPr>
+          <w:rFonts w:ascii="Consolas" w:eastAsia="Times New Roman" w:hAnsi="Consolas" w:cs="Times New Roman"/>
+          <w:color w:val="D4D4D4"/>
+          <w:kern w:val="0"/>
+          <w:sz w:val="21"/>
+          <w:szCs w:val="21"/>
+          <w:lang w:eastAsia="en-ID"/>
+          <w14:ligatures w14:val="none"/>
+        </w:rPr>
+        <w:t xml:space="preserve">  </w:t>
+      </w:r>
+      <w:r>
+        <w:rPr>
+          <w:rFonts w:ascii="Consolas" w:eastAsia="Times New Roman" w:hAnsi="Consolas" w:cs="Times New Roman"/>
+          <w:color w:val="569CD6"/>
+          <w:kern w:val="0"/>
+          <w:sz w:val="21"/>
+          <w:szCs w:val="21"/>
+          <w:lang w:eastAsia="en-ID"/>
+          <w14:ligatures w14:val="none"/>
+        </w:rPr>
+        <w:t>public</w:t>
+      </w:r>
+      <w:r>
+        <w:rPr>
+          <w:rFonts w:ascii="Consolas" w:eastAsia="Times New Roman" w:hAnsi="Consolas" w:cs="Times New Roman"/>
+          <w:color w:val="D4D4D4"/>
+          <w:kern w:val="0"/>
+          <w:sz w:val="21"/>
+          <w:szCs w:val="21"/>
+          <w:lang w:eastAsia="en-ID"/>
+          <w14:ligatures w14:val="none"/>
+        </w:rPr>
+        <w:t xml:space="preserve"> </w:t>
+      </w:r>
+      <w:r>
+        <w:rPr>
+          <w:rFonts w:ascii="Consolas" w:eastAsia="Times New Roman" w:hAnsi="Consolas" w:cs="Times New Roman"/>
+          <w:color w:val="569CD6"/>
+          <w:kern w:val="0"/>
+          <w:sz w:val="21"/>
+          <w:szCs w:val="21"/>
+          <w:lang w:eastAsia="en-ID"/>
+          <w14:ligatures w14:val="none"/>
+        </w:rPr>
+        <w:t>function</w:t>
+      </w:r>
+      <w:r>
+        <w:rPr>
+          <w:rFonts w:ascii="Consolas" w:eastAsia="Times New Roman" w:hAnsi="Consolas" w:cs="Times New Roman"/>
+          <w:color w:val="D4D4D4"/>
+          <w:kern w:val="0"/>
+          <w:sz w:val="21"/>
+          <w:szCs w:val="21"/>
+          <w:lang w:eastAsia="en-ID"/>
+          <w14:ligatures w14:val="none"/>
+        </w:rPr>
+        <w:t xml:space="preserve"> </w:t>
+      </w:r>
+      <w:r>
+        <w:rPr>
+          <w:rFonts w:ascii="Consolas" w:eastAsia="Times New Roman" w:hAnsi="Consolas" w:cs="Times New Roman"/>
+          <w:color w:val="DCDCAA"/>
+          <w:kern w:val="0"/>
+          <w:sz w:val="21"/>
+          <w:szCs w:val="21"/>
+          <w:lang w:eastAsia="en-ID"/>
+          <w14:ligatures w14:val="none"/>
+        </w:rPr>
+        <w:t>__construct</w:t>
+      </w:r>
+      <w:r>
+        <w:rPr>
+          <w:rFonts w:ascii="Consolas" w:eastAsia="Times New Roman" w:hAnsi="Consolas" w:cs="Times New Roman"/>
+          <w:color w:val="D4D4D4"/>
+          <w:kern w:val="0"/>
+          <w:sz w:val="21"/>
+          <w:szCs w:val="21"/>
+          <w:lang w:eastAsia="en-ID"/>
+          <w14:ligatures w14:val="none"/>
+        </w:rPr>
+        <w:t>()</w:t>
+      </w:r>
+    </w:p>
+    <w:p>
+      <w:pPr>
+        <w:shd w:val="clear" w:color="auto" w:fill="1F1F1F"/>
+        <w:spacing w:after="0" w:line="285" w:lineRule="atLeast"/>
+        <w:rPr>
+          <w:rFonts w:ascii="Consolas" w:eastAsia="Times New Roman" w:hAnsi="Consolas" w:cs="Times New Roman"/>
+          <w:color w:val="CCCCCC"/>
+          <w:kern w:val="0"/>
+          <w:sz w:val="21"/>
+          <w:szCs w:val="21"/>
+          <w:lang w:eastAsia="en-ID"/>
+          <w14:ligatures w14:val="none"/>
+        </w:rPr>
+      </w:pPr>
+      <w:r>
+        <w:rPr>
+          <w:rFonts w:ascii="Consolas" w:eastAsia="Times New Roman" w:hAnsi="Consolas" w:cs="Times New Roman"/>
+          <w:color w:val="D4D4D4"/>
+          <w:kern w:val="0"/>
+          <w:sz w:val="21"/>
+          <w:szCs w:val="21"/>
+          <w:lang w:eastAsia="en-ID"/>
+          <w14:ligatures w14:val="none"/>
+        </w:rPr>
+        <w:t>  {</w:t>
+      </w:r>
+    </w:p>
+    <w:p>
+      <w:pPr>
+        <w:shd w:val="clear" w:color="auto" w:fill="1F1F1F"/>
+        <w:spacing w:after="0" w:line="285" w:lineRule="atLeast"/>
+        <w:rPr>
+          <w:rFonts w:ascii="Consolas" w:eastAsia="Times New Roman" w:hAnsi="Consolas" w:cs="Times New Roman"/>
+          <w:color w:val="CCCCCC"/>
+          <w:kern w:val="0"/>
+          <w:sz w:val="21"/>
+          <w:szCs w:val="21"/>
+          <w:lang w:eastAsia="en-ID"/>
+          <w14:ligatures w14:val="none"/>
+        </w:rPr>
+      </w:pPr>
+      <w:r>
+        <w:rPr>
+          <w:rFonts w:ascii="Consolas" w:eastAsia="Times New Roman" w:hAnsi="Consolas" w:cs="Times New Roman"/>
+          <w:color w:val="D4D4D4"/>
+          <w:kern w:val="0"/>
+          <w:sz w:val="21"/>
+          <w:szCs w:val="21"/>
+          <w:lang w:eastAsia="en-ID"/>
+          <w14:ligatures w14:val="none"/>
+        </w:rPr>
+        <w:t xml:space="preserve">    </w:t>
+      </w:r>
+      <w:r>
+        <w:rPr>
+          <w:rFonts w:ascii="Consolas" w:eastAsia="Times New Roman" w:hAnsi="Consolas" w:cs="Times New Roman"/>
+          <w:color w:val="9CDCFE"/>
+          <w:kern w:val="0"/>
+          <w:sz w:val="21"/>
+          <w:szCs w:val="21"/>
+          <w:lang w:eastAsia="en-ID"/>
+          <w14:ligatures w14:val="none"/>
+        </w:rPr>
+        <w:t>$dataSourceName</w:t>
+      </w:r>
+      <w:r>
+        <w:rPr>
+          <w:rFonts w:ascii="Consolas" w:eastAsia="Times New Roman" w:hAnsi="Consolas" w:cs="Times New Roman"/>
+          <w:color w:val="D4D4D4"/>
+          <w:kern w:val="0"/>
+          <w:sz w:val="21"/>
+          <w:szCs w:val="21"/>
+          <w:lang w:eastAsia="en-ID"/>
+          <w14:ligatures w14:val="none"/>
+        </w:rPr>
+        <w:t xml:space="preserve"> = </w:t>
+      </w:r>
+      <w:r>
+        <w:rPr>
+          <w:rFonts w:ascii="Consolas" w:eastAsia="Times New Roman" w:hAnsi="Consolas" w:cs="Times New Roman"/>
+          <w:color w:val="CE9178"/>
+          <w:kern w:val="0"/>
+          <w:sz w:val="21"/>
+          <w:szCs w:val="21"/>
+          <w:lang w:eastAsia="en-ID"/>
+          <w14:ligatures w14:val="none"/>
+        </w:rPr>
+        <w:t>'mysql:host='</w:t>
+      </w:r>
+      <w:r>
+        <w:rPr>
+          <w:rFonts w:ascii="Consolas" w:eastAsia="Times New Roman" w:hAnsi="Consolas" w:cs="Times New Roman"/>
+          <w:color w:val="D4D4D4"/>
+          <w:kern w:val="0"/>
+          <w:sz w:val="21"/>
+          <w:szCs w:val="21"/>
+          <w:lang w:eastAsia="en-ID"/>
+          <w14:ligatures w14:val="none"/>
+        </w:rPr>
+        <w:t xml:space="preserve">. </w:t>
+      </w:r>
+      <w:r>
+        <w:rPr>
+          <w:rFonts w:ascii="Consolas" w:eastAsia="Times New Roman" w:hAnsi="Consolas" w:cs="Times New Roman"/>
+          <w:color w:val="569CD6"/>
+          <w:kern w:val="0"/>
+          <w:sz w:val="21"/>
+          <w:szCs w:val="21"/>
+          <w:lang w:eastAsia="en-ID"/>
+          <w14:ligatures w14:val="none"/>
+        </w:rPr>
+        <w:t>$this</w:t>
+      </w:r>
+      <w:r>
+        <w:rPr>
+          <w:rFonts w:ascii="Consolas" w:eastAsia="Times New Roman" w:hAnsi="Consolas" w:cs="Times New Roman"/>
+          <w:color w:val="D4D4D4"/>
+          <w:kern w:val="0"/>
+          <w:sz w:val="21"/>
+          <w:szCs w:val="21"/>
+          <w:lang w:eastAsia="en-ID"/>
+          <w14:ligatures w14:val="none"/>
+        </w:rPr>
+        <w:t>-&gt;</w:t>
+      </w:r>
+      <w:r>
+        <w:rPr>
+          <w:rFonts w:ascii="Consolas" w:eastAsia="Times New Roman" w:hAnsi="Consolas" w:cs="Times New Roman"/>
+          <w:color w:val="9CDCFE"/>
+          <w:kern w:val="0"/>
+          <w:sz w:val="21"/>
+          <w:szCs w:val="21"/>
+          <w:lang w:eastAsia="en-ID"/>
+          <w14:ligatures w14:val="none"/>
+        </w:rPr>
+        <w:t>host</w:t>
+      </w:r>
+      <w:r>
+        <w:rPr>
+          <w:rFonts w:ascii="Consolas" w:eastAsia="Times New Roman" w:hAnsi="Consolas" w:cs="Times New Roman"/>
+          <w:color w:val="D4D4D4"/>
+          <w:kern w:val="0"/>
+          <w:sz w:val="21"/>
+          <w:szCs w:val="21"/>
+          <w:lang w:eastAsia="en-ID"/>
+          <w14:ligatures w14:val="none"/>
+        </w:rPr>
+        <w:t xml:space="preserve"> .</w:t>
+      </w:r>
+      <w:r>
+        <w:rPr>
+          <w:rFonts w:ascii="Consolas" w:eastAsia="Times New Roman" w:hAnsi="Consolas" w:cs="Times New Roman"/>
+          <w:color w:val="CE9178"/>
+          <w:kern w:val="0"/>
+          <w:sz w:val="21"/>
+          <w:szCs w:val="21"/>
+          <w:lang w:eastAsia="en-ID"/>
+          <w14:ligatures w14:val="none"/>
+        </w:rPr>
+        <w:t>';dbname='</w:t>
+      </w:r>
+      <w:r>
+        <w:rPr>
+          <w:rFonts w:ascii="Consolas" w:eastAsia="Times New Roman" w:hAnsi="Consolas" w:cs="Times New Roman"/>
+          <w:color w:val="D4D4D4"/>
+          <w:kern w:val="0"/>
+          <w:sz w:val="21"/>
+          <w:szCs w:val="21"/>
+          <w:lang w:eastAsia="en-ID"/>
+          <w14:ligatures w14:val="none"/>
+        </w:rPr>
+        <w:t xml:space="preserve"> .</w:t>
+      </w:r>
+      <w:r>
+        <w:rPr>
+          <w:rFonts w:ascii="Consolas" w:eastAsia="Times New Roman" w:hAnsi="Consolas" w:cs="Times New Roman"/>
+          <w:color w:val="569CD6"/>
+          <w:kern w:val="0"/>
+          <w:sz w:val="21"/>
+          <w:szCs w:val="21"/>
+          <w:lang w:eastAsia="en-ID"/>
+          <w14:ligatures w14:val="none"/>
+        </w:rPr>
+        <w:t>$this</w:t>
+      </w:r>
+      <w:r>
+        <w:rPr>
+          <w:rFonts w:ascii="Consolas" w:eastAsia="Times New Roman" w:hAnsi="Consolas" w:cs="Times New Roman"/>
+          <w:color w:val="D4D4D4"/>
+          <w:kern w:val="0"/>
+          <w:sz w:val="21"/>
+          <w:szCs w:val="21"/>
+          <w:lang w:eastAsia="en-ID"/>
+          <w14:ligatures w14:val="none"/>
+        </w:rPr>
+        <w:t>-&gt;</w:t>
+      </w:r>
+      <w:r>
+        <w:rPr>
+          <w:rFonts w:ascii="Consolas" w:eastAsia="Times New Roman" w:hAnsi="Consolas" w:cs="Times New Roman"/>
+          <w:color w:val="9CDCFE"/>
+          <w:kern w:val="0"/>
+          <w:sz w:val="21"/>
+          <w:szCs w:val="21"/>
+          <w:lang w:eastAsia="en-ID"/>
+          <w14:ligatures w14:val="none"/>
+        </w:rPr>
+        <w:t>db_name</w:t>
+      </w:r>
+      <w:r>
+        <w:rPr>
+          <w:rFonts w:ascii="Consolas" w:eastAsia="Times New Roman" w:hAnsi="Consolas" w:cs="Times New Roman"/>
+          <w:color w:val="D4D4D4"/>
+          <w:kern w:val="0"/>
+          <w:sz w:val="21"/>
+          <w:szCs w:val="21"/>
+          <w:lang w:eastAsia="en-ID"/>
+          <w14:ligatures w14:val="none"/>
+        </w:rPr>
+        <w:t>;</w:t>
+      </w:r>
+    </w:p>
+    <w:p>
+      <w:pPr>
+        <w:shd w:val="clear" w:color="auto" w:fill="1F1F1F"/>
+        <w:spacing w:after="0" w:line="285" w:lineRule="atLeast"/>
+        <w:rPr>
+          <w:rFonts w:ascii="Consolas" w:eastAsia="Times New Roman" w:hAnsi="Consolas" w:cs="Times New Roman"/>
+          <w:color w:val="CCCCCC"/>
+          <w:kern w:val="0"/>
+          <w:sz w:val="21"/>
+          <w:szCs w:val="21"/>
+          <w:lang w:eastAsia="en-ID"/>
+          <w14:ligatures w14:val="none"/>
+        </w:rPr>
+      </w:pPr>
+      <w:r>
+        <w:rPr>
+          <w:rFonts w:ascii="Consolas" w:eastAsia="Times New Roman" w:hAnsi="Consolas" w:cs="Times New Roman"/>
+          <w:color w:val="D4D4D4"/>
+          <w:kern w:val="0"/>
+          <w:sz w:val="21"/>
+          <w:szCs w:val="21"/>
+          <w:lang w:eastAsia="en-ID"/>
+          <w14:ligatures w14:val="none"/>
+        </w:rPr>
+        <w:t xml:space="preserve">    </w:t>
+      </w:r>
+    </w:p>
+    <w:p>
+      <w:pPr>
+        <w:shd w:val="clear" w:color="auto" w:fill="1F1F1F"/>
+        <w:spacing w:after="0" w:line="285" w:lineRule="atLeast"/>
+        <w:rPr>
+          <w:rFonts w:ascii="Consolas" w:eastAsia="Times New Roman" w:hAnsi="Consolas" w:cs="Times New Roman"/>
+          <w:color w:val="CCCCCC"/>
+          <w:kern w:val="0"/>
+          <w:sz w:val="21"/>
+          <w:szCs w:val="21"/>
+          <w:lang w:eastAsia="en-ID"/>
+          <w14:ligatures w14:val="none"/>
+        </w:rPr>
+      </w:pPr>
+      <w:r>
+        <w:rPr>
+          <w:rFonts w:ascii="Consolas" w:eastAsia="Times New Roman" w:hAnsi="Consolas" w:cs="Times New Roman"/>
+          <w:color w:val="D4D4D4"/>
+          <w:kern w:val="0"/>
+          <w:sz w:val="21"/>
+          <w:szCs w:val="21"/>
+          <w:lang w:eastAsia="en-ID"/>
+          <w14:ligatures w14:val="none"/>
+        </w:rPr>
+        <w:t xml:space="preserve">    </w:t>
+      </w:r>
+      <w:r>
+        <w:rPr>
+          <w:rFonts w:ascii="Consolas" w:eastAsia="Times New Roman" w:hAnsi="Consolas" w:cs="Times New Roman"/>
+          <w:color w:val="6A9955"/>
+          <w:kern w:val="0"/>
+          <w:sz w:val="21"/>
+          <w:szCs w:val="21"/>
+          <w:lang w:eastAsia="en-ID"/>
+          <w14:ligatures w14:val="none"/>
+        </w:rPr>
+        <w:t>// untuk menjaga database / keamanan</w:t>
+      </w:r>
+    </w:p>
+    <w:p>
+      <w:pPr>
+        <w:shd w:val="clear" w:color="auto" w:fill="1F1F1F"/>
+        <w:spacing w:after="0" w:line="285" w:lineRule="atLeast"/>
+        <w:rPr>
+          <w:rFonts w:ascii="Consolas" w:eastAsia="Times New Roman" w:hAnsi="Consolas" w:cs="Times New Roman"/>
+          <w:color w:val="CCCCCC"/>
+          <w:kern w:val="0"/>
+          <w:sz w:val="21"/>
+          <w:szCs w:val="21"/>
+          <w:lang w:eastAsia="en-ID"/>
+          <w14:ligatures w14:val="none"/>
+        </w:rPr>
+      </w:pPr>
+      <w:r>
+        <w:rPr>
+          <w:rFonts w:ascii="Consolas" w:eastAsia="Times New Roman" w:hAnsi="Consolas" w:cs="Times New Roman"/>
+          <w:color w:val="D4D4D4"/>
+          <w:kern w:val="0"/>
+          <w:sz w:val="21"/>
+          <w:szCs w:val="21"/>
+          <w:lang w:eastAsia="en-ID"/>
+          <w14:ligatures w14:val="none"/>
+        </w:rPr>
+        <w:t xml:space="preserve">    </w:t>
+      </w:r>
+      <w:r>
+        <w:rPr>
+          <w:rFonts w:ascii="Consolas" w:eastAsia="Times New Roman" w:hAnsi="Consolas" w:cs="Times New Roman"/>
+          <w:color w:val="9CDCFE"/>
+          <w:kern w:val="0"/>
+          <w:sz w:val="21"/>
+          <w:szCs w:val="21"/>
+          <w:lang w:eastAsia="en-ID"/>
+          <w14:ligatures w14:val="none"/>
+        </w:rPr>
+        <w:t>$option</w:t>
+      </w:r>
+      <w:r>
+        <w:rPr>
+          <w:rFonts w:ascii="Consolas" w:eastAsia="Times New Roman" w:hAnsi="Consolas" w:cs="Times New Roman"/>
+          <w:color w:val="D4D4D4"/>
+          <w:kern w:val="0"/>
+          <w:sz w:val="21"/>
+          <w:szCs w:val="21"/>
+          <w:lang w:eastAsia="en-ID"/>
+          <w14:ligatures w14:val="none"/>
+        </w:rPr>
+        <w:t xml:space="preserve"> = [</w:t>
+      </w:r>
+    </w:p>
+    <w:p>
+      <w:pPr>
+        <w:shd w:val="clear" w:color="auto" w:fill="1F1F1F"/>
+        <w:spacing w:after="0" w:line="285" w:lineRule="atLeast"/>
+        <w:rPr>
+          <w:rFonts w:ascii="Consolas" w:eastAsia="Times New Roman" w:hAnsi="Consolas" w:cs="Times New Roman"/>
+          <w:color w:val="CCCCCC"/>
+          <w:kern w:val="0"/>
+          <w:sz w:val="21"/>
+          <w:szCs w:val="21"/>
+          <w:lang w:eastAsia="en-ID"/>
+          <w14:ligatures w14:val="none"/>
+        </w:rPr>
+      </w:pPr>
+      <w:r>
+        <w:rPr>
+          <w:rFonts w:ascii="Consolas" w:eastAsia="Times New Roman" w:hAnsi="Consolas" w:cs="Times New Roman"/>
+          <w:color w:val="D4D4D4"/>
+          <w:kern w:val="0"/>
+          <w:sz w:val="21"/>
+          <w:szCs w:val="21"/>
+          <w:lang w:eastAsia="en-ID"/>
+          <w14:ligatures w14:val="none"/>
+        </w:rPr>
+        <w:t xml:space="preserve">      </w:t>
+      </w:r>
+      <w:r>
+        <w:rPr>
+          <w:rFonts w:ascii="Consolas" w:eastAsia="Times New Roman" w:hAnsi="Consolas" w:cs="Times New Roman"/>
+          <w:color w:val="4EC9B0"/>
+          <w:kern w:val="0"/>
+          <w:sz w:val="21"/>
+          <w:szCs w:val="21"/>
+          <w:lang w:eastAsia="en-ID"/>
+          <w14:ligatures w14:val="none"/>
+        </w:rPr>
+        <w:t>PDO</w:t>
+      </w:r>
+      <w:r>
+        <w:rPr>
+          <w:rFonts w:ascii="Consolas" w:eastAsia="Times New Roman" w:hAnsi="Consolas" w:cs="Times New Roman"/>
+          <w:color w:val="D4D4D4"/>
+          <w:kern w:val="0"/>
+          <w:sz w:val="21"/>
+          <w:szCs w:val="21"/>
+          <w:lang w:eastAsia="en-ID"/>
+          <w14:ligatures w14:val="none"/>
+        </w:rPr>
+        <w:t xml:space="preserve">::ATTR_PERSISTENT =&gt; </w:t>
+      </w:r>
+      <w:r>
+        <w:rPr>
+          <w:rFonts w:ascii="Consolas" w:eastAsia="Times New Roman" w:hAnsi="Consolas" w:cs="Times New Roman"/>
+          <w:color w:val="569CD6"/>
+          <w:kern w:val="0"/>
+          <w:sz w:val="21"/>
+          <w:szCs w:val="21"/>
+          <w:lang w:eastAsia="en-ID"/>
+          <w14:ligatures w14:val="none"/>
+        </w:rPr>
+        <w:t>true</w:t>
+      </w:r>
+      <w:r>
+        <w:rPr>
+          <w:rFonts w:ascii="Consolas" w:eastAsia="Times New Roman" w:hAnsi="Consolas" w:cs="Times New Roman"/>
+          <w:color w:val="D4D4D4"/>
+          <w:kern w:val="0"/>
+          <w:sz w:val="21"/>
+          <w:szCs w:val="21"/>
+          <w:lang w:eastAsia="en-ID"/>
+          <w14:ligatures w14:val="none"/>
+        </w:rPr>
+        <w:t>,</w:t>
+      </w:r>
+    </w:p>
+    <w:p>
+      <w:pPr>
+        <w:shd w:val="clear" w:color="auto" w:fill="1F1F1F"/>
+        <w:spacing w:after="0" w:line="285" w:lineRule="atLeast"/>
+        <w:rPr>
+          <w:rFonts w:ascii="Consolas" w:eastAsia="Times New Roman" w:hAnsi="Consolas" w:cs="Times New Roman"/>
+          <w:color w:val="CCCCCC"/>
+          <w:kern w:val="0"/>
+          <w:sz w:val="21"/>
+          <w:szCs w:val="21"/>
+          <w:lang w:eastAsia="en-ID"/>
+          <w14:ligatures w14:val="none"/>
+        </w:rPr>
+      </w:pPr>
+      <w:r>
+        <w:rPr>
+          <w:rFonts w:ascii="Consolas" w:eastAsia="Times New Roman" w:hAnsi="Consolas" w:cs="Times New Roman"/>
+          <w:color w:val="D4D4D4"/>
+          <w:kern w:val="0"/>
+          <w:sz w:val="21"/>
+          <w:szCs w:val="21"/>
+          <w:lang w:eastAsia="en-ID"/>
+          <w14:ligatures w14:val="none"/>
+        </w:rPr>
+        <w:lastRenderedPageBreak/>
+        <w:t xml:space="preserve">      </w:t>
+      </w:r>
+      <w:r>
+        <w:rPr>
+          <w:rFonts w:ascii="Consolas" w:eastAsia="Times New Roman" w:hAnsi="Consolas" w:cs="Times New Roman"/>
+          <w:color w:val="4EC9B0"/>
+          <w:kern w:val="0"/>
+          <w:sz w:val="21"/>
+          <w:szCs w:val="21"/>
+          <w:lang w:eastAsia="en-ID"/>
+          <w14:ligatures w14:val="none"/>
+        </w:rPr>
+        <w:t>PDO</w:t>
+      </w:r>
+      <w:r>
+        <w:rPr>
+          <w:rFonts w:ascii="Consolas" w:eastAsia="Times New Roman" w:hAnsi="Consolas" w:cs="Times New Roman"/>
+          <w:color w:val="D4D4D4"/>
+          <w:kern w:val="0"/>
+          <w:sz w:val="21"/>
+          <w:szCs w:val="21"/>
+          <w:lang w:eastAsia="en-ID"/>
+          <w14:ligatures w14:val="none"/>
+        </w:rPr>
+        <w:t xml:space="preserve">::ATTR_ERRMODE =&gt; </w:t>
+      </w:r>
+      <w:r>
+        <w:rPr>
+          <w:rFonts w:ascii="Consolas" w:eastAsia="Times New Roman" w:hAnsi="Consolas" w:cs="Times New Roman"/>
+          <w:color w:val="4EC9B0"/>
+          <w:kern w:val="0"/>
+          <w:sz w:val="21"/>
+          <w:szCs w:val="21"/>
+          <w:lang w:eastAsia="en-ID"/>
+          <w14:ligatures w14:val="none"/>
+        </w:rPr>
+        <w:t>PDO</w:t>
+      </w:r>
+      <w:r>
+        <w:rPr>
+          <w:rFonts w:ascii="Consolas" w:eastAsia="Times New Roman" w:hAnsi="Consolas" w:cs="Times New Roman"/>
+          <w:color w:val="D4D4D4"/>
+          <w:kern w:val="0"/>
+          <w:sz w:val="21"/>
+          <w:szCs w:val="21"/>
+          <w:lang w:eastAsia="en-ID"/>
+          <w14:ligatures w14:val="none"/>
+        </w:rPr>
+        <w:t>::ERRMODE_EXCEPTION,</w:t>
+      </w:r>
+    </w:p>
+    <w:p>
+      <w:pPr>
+        <w:shd w:val="clear" w:color="auto" w:fill="1F1F1F"/>
+        <w:spacing w:after="0" w:line="285" w:lineRule="atLeast"/>
+        <w:rPr>
+          <w:rFonts w:ascii="Consolas" w:eastAsia="Times New Roman" w:hAnsi="Consolas" w:cs="Times New Roman"/>
+          <w:color w:val="CCCCCC"/>
+          <w:kern w:val="0"/>
+          <w:sz w:val="21"/>
+          <w:szCs w:val="21"/>
+          <w:lang w:eastAsia="en-ID"/>
+          <w14:ligatures w14:val="none"/>
+        </w:rPr>
+      </w:pPr>
+      <w:r>
+        <w:rPr>
+          <w:rFonts w:ascii="Consolas" w:eastAsia="Times New Roman" w:hAnsi="Consolas" w:cs="Times New Roman"/>
+          <w:color w:val="D4D4D4"/>
+          <w:kern w:val="0"/>
+          <w:sz w:val="21"/>
+          <w:szCs w:val="21"/>
+          <w:lang w:eastAsia="en-ID"/>
+          <w14:ligatures w14:val="none"/>
+        </w:rPr>
+        <w:t>    ];</w:t>
+      </w:r>
+    </w:p>
+    <w:p>
+      <w:pPr>
+        <w:shd w:val="clear" w:color="auto" w:fill="1F1F1F"/>
+        <w:spacing w:after="0" w:line="285" w:lineRule="atLeast"/>
+        <w:rPr>
+          <w:rFonts w:ascii="Consolas" w:eastAsia="Times New Roman" w:hAnsi="Consolas" w:cs="Times New Roman"/>
+          <w:color w:val="CCCCCC"/>
+          <w:kern w:val="0"/>
+          <w:sz w:val="21"/>
+          <w:szCs w:val="21"/>
+          <w:lang w:eastAsia="en-ID"/>
+          <w14:ligatures w14:val="none"/>
+        </w:rPr>
+      </w:pPr>
+      <w:r>
+        <w:rPr>
+          <w:rFonts w:ascii="Consolas" w:eastAsia="Times New Roman" w:hAnsi="Consolas" w:cs="Times New Roman"/>
+          <w:color w:val="D4D4D4"/>
+          <w:kern w:val="0"/>
+          <w:sz w:val="21"/>
+          <w:szCs w:val="21"/>
+          <w:lang w:eastAsia="en-ID"/>
+          <w14:ligatures w14:val="none"/>
+        </w:rPr>
+        <w:t xml:space="preserve">    </w:t>
+      </w:r>
+    </w:p>
+    <w:p>
+      <w:pPr>
+        <w:shd w:val="clear" w:color="auto" w:fill="1F1F1F"/>
+        <w:spacing w:after="0" w:line="285" w:lineRule="atLeast"/>
+        <w:rPr>
+          <w:rFonts w:ascii="Consolas" w:eastAsia="Times New Roman" w:hAnsi="Consolas" w:cs="Times New Roman"/>
+          <w:color w:val="CCCCCC"/>
+          <w:kern w:val="0"/>
+          <w:sz w:val="21"/>
+          <w:szCs w:val="21"/>
+          <w:lang w:eastAsia="en-ID"/>
+          <w14:ligatures w14:val="none"/>
+        </w:rPr>
+      </w:pPr>
+      <w:r>
+        <w:rPr>
+          <w:rFonts w:ascii="Consolas" w:eastAsia="Times New Roman" w:hAnsi="Consolas" w:cs="Times New Roman"/>
+          <w:color w:val="D4D4D4"/>
+          <w:kern w:val="0"/>
+          <w:sz w:val="21"/>
+          <w:szCs w:val="21"/>
+          <w:lang w:eastAsia="en-ID"/>
+          <w14:ligatures w14:val="none"/>
+        </w:rPr>
+        <w:t xml:space="preserve">    </w:t>
+      </w:r>
+      <w:r>
+        <w:rPr>
+          <w:rFonts w:ascii="Consolas" w:eastAsia="Times New Roman" w:hAnsi="Consolas" w:cs="Times New Roman"/>
+          <w:color w:val="6A9955"/>
+          <w:kern w:val="0"/>
+          <w:sz w:val="21"/>
+          <w:szCs w:val="21"/>
+          <w:lang w:eastAsia="en-ID"/>
+          <w14:ligatures w14:val="none"/>
+        </w:rPr>
+        <w:t>// cek eror</w:t>
+      </w:r>
+    </w:p>
+    <w:p>
+      <w:pPr>
+        <w:shd w:val="clear" w:color="auto" w:fill="1F1F1F"/>
+        <w:spacing w:after="0" w:line="285" w:lineRule="atLeast"/>
+        <w:rPr>
+          <w:rFonts w:ascii="Consolas" w:eastAsia="Times New Roman" w:hAnsi="Consolas" w:cs="Times New Roman"/>
+          <w:color w:val="CCCCCC"/>
+          <w:kern w:val="0"/>
+          <w:sz w:val="21"/>
+          <w:szCs w:val="21"/>
+          <w:lang w:eastAsia="en-ID"/>
+          <w14:ligatures w14:val="none"/>
+        </w:rPr>
+      </w:pPr>
+      <w:r>
+        <w:rPr>
+          <w:rFonts w:ascii="Consolas" w:eastAsia="Times New Roman" w:hAnsi="Consolas" w:cs="Times New Roman"/>
+          <w:color w:val="D4D4D4"/>
+          <w:kern w:val="0"/>
+          <w:sz w:val="21"/>
+          <w:szCs w:val="21"/>
+          <w:lang w:eastAsia="en-ID"/>
+          <w14:ligatures w14:val="none"/>
+        </w:rPr>
+        <w:t xml:space="preserve">    </w:t>
+      </w:r>
+      <w:r>
+        <w:rPr>
+          <w:rFonts w:ascii="Consolas" w:eastAsia="Times New Roman" w:hAnsi="Consolas" w:cs="Times New Roman"/>
+          <w:color w:val="C586C0"/>
+          <w:kern w:val="0"/>
+          <w:sz w:val="21"/>
+          <w:szCs w:val="21"/>
+          <w:lang w:eastAsia="en-ID"/>
+          <w14:ligatures w14:val="none"/>
+        </w:rPr>
+        <w:t>try</w:t>
+      </w:r>
+      <w:r>
+        <w:rPr>
+          <w:rFonts w:ascii="Consolas" w:eastAsia="Times New Roman" w:hAnsi="Consolas" w:cs="Times New Roman"/>
+          <w:color w:val="D4D4D4"/>
+          <w:kern w:val="0"/>
+          <w:sz w:val="21"/>
+          <w:szCs w:val="21"/>
+          <w:lang w:eastAsia="en-ID"/>
+          <w14:ligatures w14:val="none"/>
+        </w:rPr>
+        <w:t xml:space="preserve"> {</w:t>
+      </w:r>
+    </w:p>
+    <w:p>
+      <w:pPr>
+        <w:shd w:val="clear" w:color="auto" w:fill="1F1F1F"/>
+        <w:spacing w:after="0" w:line="285" w:lineRule="atLeast"/>
+        <w:rPr>
+          <w:rFonts w:ascii="Consolas" w:eastAsia="Times New Roman" w:hAnsi="Consolas" w:cs="Times New Roman"/>
+          <w:color w:val="CCCCCC"/>
+          <w:kern w:val="0"/>
+          <w:sz w:val="21"/>
+          <w:szCs w:val="21"/>
+          <w:lang w:eastAsia="en-ID"/>
+          <w14:ligatures w14:val="none"/>
+        </w:rPr>
+      </w:pPr>
+      <w:r>
+        <w:rPr>
+          <w:rFonts w:ascii="Consolas" w:eastAsia="Times New Roman" w:hAnsi="Consolas" w:cs="Times New Roman"/>
+          <w:color w:val="D4D4D4"/>
+          <w:kern w:val="0"/>
+          <w:sz w:val="21"/>
+          <w:szCs w:val="21"/>
+          <w:lang w:eastAsia="en-ID"/>
+          <w14:ligatures w14:val="none"/>
+        </w:rPr>
+        <w:t xml:space="preserve">      </w:t>
+      </w:r>
+      <w:r>
+        <w:rPr>
+          <w:rFonts w:ascii="Consolas" w:eastAsia="Times New Roman" w:hAnsi="Consolas" w:cs="Times New Roman"/>
+          <w:color w:val="569CD6"/>
+          <w:kern w:val="0"/>
+          <w:sz w:val="21"/>
+          <w:szCs w:val="21"/>
+          <w:lang w:eastAsia="en-ID"/>
+          <w14:ligatures w14:val="none"/>
+        </w:rPr>
+        <w:t>$this</w:t>
+      </w:r>
+      <w:r>
+        <w:rPr>
+          <w:rFonts w:ascii="Consolas" w:eastAsia="Times New Roman" w:hAnsi="Consolas" w:cs="Times New Roman"/>
+          <w:color w:val="D4D4D4"/>
+          <w:kern w:val="0"/>
+          <w:sz w:val="21"/>
+          <w:szCs w:val="21"/>
+          <w:lang w:eastAsia="en-ID"/>
+          <w14:ligatures w14:val="none"/>
+        </w:rPr>
+        <w:t>-&gt;</w:t>
+      </w:r>
+      <w:r>
+        <w:rPr>
+          <w:rFonts w:ascii="Consolas" w:eastAsia="Times New Roman" w:hAnsi="Consolas" w:cs="Times New Roman"/>
+          <w:color w:val="9CDCFE"/>
+          <w:kern w:val="0"/>
+          <w:sz w:val="21"/>
+          <w:szCs w:val="21"/>
+          <w:lang w:eastAsia="en-ID"/>
+          <w14:ligatures w14:val="none"/>
+        </w:rPr>
+        <w:t>databaseHandler</w:t>
+      </w:r>
+      <w:r>
+        <w:rPr>
+          <w:rFonts w:ascii="Consolas" w:eastAsia="Times New Roman" w:hAnsi="Consolas" w:cs="Times New Roman"/>
+          <w:color w:val="D4D4D4"/>
+          <w:kern w:val="0"/>
+          <w:sz w:val="21"/>
+          <w:szCs w:val="21"/>
+          <w:lang w:eastAsia="en-ID"/>
+          <w14:ligatures w14:val="none"/>
+        </w:rPr>
+        <w:t xml:space="preserve"> = </w:t>
+      </w:r>
+      <w:r>
+        <w:rPr>
+          <w:rFonts w:ascii="Consolas" w:eastAsia="Times New Roman" w:hAnsi="Consolas" w:cs="Times New Roman"/>
+          <w:color w:val="569CD6"/>
+          <w:kern w:val="0"/>
+          <w:sz w:val="21"/>
+          <w:szCs w:val="21"/>
+          <w:lang w:eastAsia="en-ID"/>
+          <w14:ligatures w14:val="none"/>
+        </w:rPr>
+        <w:t>new</w:t>
+      </w:r>
+      <w:r>
+        <w:rPr>
+          <w:rFonts w:ascii="Consolas" w:eastAsia="Times New Roman" w:hAnsi="Consolas" w:cs="Times New Roman"/>
+          <w:color w:val="D4D4D4"/>
+          <w:kern w:val="0"/>
+          <w:sz w:val="21"/>
+          <w:szCs w:val="21"/>
+          <w:lang w:eastAsia="en-ID"/>
+          <w14:ligatures w14:val="none"/>
+        </w:rPr>
+        <w:t xml:space="preserve"> </w:t>
+      </w:r>
+      <w:r>
+        <w:rPr>
+          <w:rFonts w:ascii="Consolas" w:eastAsia="Times New Roman" w:hAnsi="Consolas" w:cs="Times New Roman"/>
+          <w:color w:val="4EC9B0"/>
+          <w:kern w:val="0"/>
+          <w:sz w:val="21"/>
+          <w:szCs w:val="21"/>
+          <w:lang w:eastAsia="en-ID"/>
+          <w14:ligatures w14:val="none"/>
+        </w:rPr>
+        <w:t>PDO</w:t>
+      </w:r>
+      <w:r>
+        <w:rPr>
+          <w:rFonts w:ascii="Consolas" w:eastAsia="Times New Roman" w:hAnsi="Consolas" w:cs="Times New Roman"/>
+          <w:color w:val="D4D4D4"/>
+          <w:kern w:val="0"/>
+          <w:sz w:val="21"/>
+          <w:szCs w:val="21"/>
+          <w:lang w:eastAsia="en-ID"/>
+          <w14:ligatures w14:val="none"/>
+        </w:rPr>
+        <w:t>(</w:t>
+      </w:r>
+      <w:r>
+        <w:rPr>
+          <w:rFonts w:ascii="Consolas" w:eastAsia="Times New Roman" w:hAnsi="Consolas" w:cs="Times New Roman"/>
+          <w:color w:val="9CDCFE"/>
+          <w:kern w:val="0"/>
+          <w:sz w:val="21"/>
+          <w:szCs w:val="21"/>
+          <w:lang w:eastAsia="en-ID"/>
+          <w14:ligatures w14:val="none"/>
+        </w:rPr>
+        <w:t>$dataSourceName</w:t>
+      </w:r>
+      <w:r>
+        <w:rPr>
+          <w:rFonts w:ascii="Consolas" w:eastAsia="Times New Roman" w:hAnsi="Consolas" w:cs="Times New Roman"/>
+          <w:color w:val="D4D4D4"/>
+          <w:kern w:val="0"/>
+          <w:sz w:val="21"/>
+          <w:szCs w:val="21"/>
+          <w:lang w:eastAsia="en-ID"/>
+          <w14:ligatures w14:val="none"/>
+        </w:rPr>
+        <w:t xml:space="preserve">, </w:t>
+      </w:r>
+      <w:r>
+        <w:rPr>
+          <w:rFonts w:ascii="Consolas" w:eastAsia="Times New Roman" w:hAnsi="Consolas" w:cs="Times New Roman"/>
+          <w:color w:val="569CD6"/>
+          <w:kern w:val="0"/>
+          <w:sz w:val="21"/>
+          <w:szCs w:val="21"/>
+          <w:lang w:eastAsia="en-ID"/>
+          <w14:ligatures w14:val="none"/>
+        </w:rPr>
+        <w:t>$this</w:t>
+      </w:r>
+      <w:r>
+        <w:rPr>
+          <w:rFonts w:ascii="Consolas" w:eastAsia="Times New Roman" w:hAnsi="Consolas" w:cs="Times New Roman"/>
+          <w:color w:val="D4D4D4"/>
+          <w:kern w:val="0"/>
+          <w:sz w:val="21"/>
+          <w:szCs w:val="21"/>
+          <w:lang w:eastAsia="en-ID"/>
+          <w14:ligatures w14:val="none"/>
+        </w:rPr>
+        <w:t>-&gt;</w:t>
+      </w:r>
+      <w:r>
+        <w:rPr>
+          <w:rFonts w:ascii="Consolas" w:eastAsia="Times New Roman" w:hAnsi="Consolas" w:cs="Times New Roman"/>
+          <w:color w:val="9CDCFE"/>
+          <w:kern w:val="0"/>
+          <w:sz w:val="21"/>
+          <w:szCs w:val="21"/>
+          <w:lang w:eastAsia="en-ID"/>
+          <w14:ligatures w14:val="none"/>
+        </w:rPr>
+        <w:t>user</w:t>
+      </w:r>
+      <w:r>
+        <w:rPr>
+          <w:rFonts w:ascii="Consolas" w:eastAsia="Times New Roman" w:hAnsi="Consolas" w:cs="Times New Roman"/>
+          <w:color w:val="D4D4D4"/>
+          <w:kern w:val="0"/>
+          <w:sz w:val="21"/>
+          <w:szCs w:val="21"/>
+          <w:lang w:eastAsia="en-ID"/>
+          <w14:ligatures w14:val="none"/>
+        </w:rPr>
+        <w:t xml:space="preserve"> , </w:t>
+      </w:r>
+      <w:r>
+        <w:rPr>
+          <w:rFonts w:ascii="Consolas" w:eastAsia="Times New Roman" w:hAnsi="Consolas" w:cs="Times New Roman"/>
+          <w:color w:val="569CD6"/>
+          <w:kern w:val="0"/>
+          <w:sz w:val="21"/>
+          <w:szCs w:val="21"/>
+          <w:lang w:eastAsia="en-ID"/>
+          <w14:ligatures w14:val="none"/>
+        </w:rPr>
+        <w:t>$this</w:t>
+      </w:r>
+      <w:r>
+        <w:rPr>
+          <w:rFonts w:ascii="Consolas" w:eastAsia="Times New Roman" w:hAnsi="Consolas" w:cs="Times New Roman"/>
+          <w:color w:val="D4D4D4"/>
+          <w:kern w:val="0"/>
+          <w:sz w:val="21"/>
+          <w:szCs w:val="21"/>
+          <w:lang w:eastAsia="en-ID"/>
+          <w14:ligatures w14:val="none"/>
+        </w:rPr>
+        <w:t>-&gt;</w:t>
+      </w:r>
+      <w:r>
+        <w:rPr>
+          <w:rFonts w:ascii="Consolas" w:eastAsia="Times New Roman" w:hAnsi="Consolas" w:cs="Times New Roman"/>
+          <w:color w:val="9CDCFE"/>
+          <w:kern w:val="0"/>
+          <w:sz w:val="21"/>
+          <w:szCs w:val="21"/>
+          <w:lang w:eastAsia="en-ID"/>
+          <w14:ligatures w14:val="none"/>
+        </w:rPr>
+        <w:t>pass</w:t>
+      </w:r>
+      <w:r>
+        <w:rPr>
+          <w:rFonts w:ascii="Consolas" w:eastAsia="Times New Roman" w:hAnsi="Consolas" w:cs="Times New Roman"/>
+          <w:color w:val="D4D4D4"/>
+          <w:kern w:val="0"/>
+          <w:sz w:val="21"/>
+          <w:szCs w:val="21"/>
+          <w:lang w:eastAsia="en-ID"/>
+          <w14:ligatures w14:val="none"/>
+        </w:rPr>
+        <w:t>);</w:t>
+      </w:r>
+    </w:p>
+    <w:p>
+      <w:pPr>
+        <w:shd w:val="clear" w:color="auto" w:fill="1F1F1F"/>
+        <w:spacing w:after="0" w:line="285" w:lineRule="atLeast"/>
+        <w:rPr>
+          <w:rFonts w:ascii="Consolas" w:eastAsia="Times New Roman" w:hAnsi="Consolas" w:cs="Times New Roman"/>
+          <w:color w:val="CCCCCC"/>
+          <w:kern w:val="0"/>
+          <w:sz w:val="21"/>
+          <w:szCs w:val="21"/>
+          <w:lang w:eastAsia="en-ID"/>
+          <w14:ligatures w14:val="none"/>
+        </w:rPr>
+      </w:pPr>
+      <w:r>
+        <w:rPr>
+          <w:rFonts w:ascii="Consolas" w:eastAsia="Times New Roman" w:hAnsi="Consolas" w:cs="Times New Roman"/>
+          <w:color w:val="D4D4D4"/>
+          <w:kern w:val="0"/>
+          <w:sz w:val="21"/>
+          <w:szCs w:val="21"/>
+          <w:lang w:eastAsia="en-ID"/>
+          <w14:ligatures w14:val="none"/>
+        </w:rPr>
+        <w:t xml:space="preserve">    } </w:t>
+      </w:r>
+      <w:r>
+        <w:rPr>
+          <w:rFonts w:ascii="Consolas" w:eastAsia="Times New Roman" w:hAnsi="Consolas" w:cs="Times New Roman"/>
+          <w:color w:val="C586C0"/>
+          <w:kern w:val="0"/>
+          <w:sz w:val="21"/>
+          <w:szCs w:val="21"/>
+          <w:lang w:eastAsia="en-ID"/>
+          <w14:ligatures w14:val="none"/>
+        </w:rPr>
+        <w:t>catch</w:t>
+      </w:r>
+      <w:r>
+        <w:rPr>
+          <w:rFonts w:ascii="Consolas" w:eastAsia="Times New Roman" w:hAnsi="Consolas" w:cs="Times New Roman"/>
+          <w:color w:val="D4D4D4"/>
+          <w:kern w:val="0"/>
+          <w:sz w:val="21"/>
+          <w:szCs w:val="21"/>
+          <w:lang w:eastAsia="en-ID"/>
+          <w14:ligatures w14:val="none"/>
+        </w:rPr>
+        <w:t xml:space="preserve"> (</w:t>
+      </w:r>
+      <w:r>
+        <w:rPr>
+          <w:rFonts w:ascii="Consolas" w:eastAsia="Times New Roman" w:hAnsi="Consolas" w:cs="Times New Roman"/>
+          <w:color w:val="4EC9B0"/>
+          <w:kern w:val="0"/>
+          <w:sz w:val="21"/>
+          <w:szCs w:val="21"/>
+          <w:lang w:eastAsia="en-ID"/>
+          <w14:ligatures w14:val="none"/>
+        </w:rPr>
+        <w:t>PDOException</w:t>
+      </w:r>
+      <w:r>
+        <w:rPr>
+          <w:rFonts w:ascii="Consolas" w:eastAsia="Times New Roman" w:hAnsi="Consolas" w:cs="Times New Roman"/>
+          <w:color w:val="D4D4D4"/>
+          <w:kern w:val="0"/>
+          <w:sz w:val="21"/>
+          <w:szCs w:val="21"/>
+          <w:lang w:eastAsia="en-ID"/>
+          <w14:ligatures w14:val="none"/>
+        </w:rPr>
+        <w:t xml:space="preserve"> </w:t>
+      </w:r>
+      <w:r>
+        <w:rPr>
+          <w:rFonts w:ascii="Consolas" w:eastAsia="Times New Roman" w:hAnsi="Consolas" w:cs="Times New Roman"/>
+          <w:color w:val="9CDCFE"/>
+          <w:kern w:val="0"/>
+          <w:sz w:val="21"/>
+          <w:szCs w:val="21"/>
+          <w:lang w:eastAsia="en-ID"/>
+          <w14:ligatures w14:val="none"/>
+        </w:rPr>
+        <w:t>$e</w:t>
+      </w:r>
+      <w:r>
+        <w:rPr>
+          <w:rFonts w:ascii="Consolas" w:eastAsia="Times New Roman" w:hAnsi="Consolas" w:cs="Times New Roman"/>
+          <w:color w:val="D4D4D4"/>
+          <w:kern w:val="0"/>
+          <w:sz w:val="21"/>
+          <w:szCs w:val="21"/>
+          <w:lang w:eastAsia="en-ID"/>
+          <w14:ligatures w14:val="none"/>
+        </w:rPr>
+        <w:t>){</w:t>
+      </w:r>
+    </w:p>
+    <w:p>
+      <w:pPr>
+        <w:shd w:val="clear" w:color="auto" w:fill="1F1F1F"/>
+        <w:spacing w:after="0" w:line="285" w:lineRule="atLeast"/>
+        <w:rPr>
+          <w:rFonts w:ascii="Consolas" w:eastAsia="Times New Roman" w:hAnsi="Consolas" w:cs="Times New Roman"/>
+          <w:color w:val="CCCCCC"/>
+          <w:kern w:val="0"/>
+          <w:sz w:val="21"/>
+          <w:szCs w:val="21"/>
+          <w:lang w:eastAsia="en-ID"/>
+          <w14:ligatures w14:val="none"/>
+        </w:rPr>
+      </w:pPr>
+      <w:r>
+        <w:rPr>
+          <w:rFonts w:ascii="Consolas" w:eastAsia="Times New Roman" w:hAnsi="Consolas" w:cs="Times New Roman"/>
+          <w:color w:val="D4D4D4"/>
+          <w:kern w:val="0"/>
+          <w:sz w:val="21"/>
+          <w:szCs w:val="21"/>
+          <w:lang w:eastAsia="en-ID"/>
+          <w14:ligatures w14:val="none"/>
+        </w:rPr>
+        <w:t xml:space="preserve">      </w:t>
+      </w:r>
+      <w:r>
+        <w:rPr>
+          <w:rFonts w:ascii="Consolas" w:eastAsia="Times New Roman" w:hAnsi="Consolas" w:cs="Times New Roman"/>
+          <w:color w:val="C586C0"/>
+          <w:kern w:val="0"/>
+          <w:sz w:val="21"/>
+          <w:szCs w:val="21"/>
+          <w:lang w:eastAsia="en-ID"/>
+          <w14:ligatures w14:val="none"/>
+        </w:rPr>
+        <w:t>die</w:t>
+      </w:r>
+      <w:r>
+        <w:rPr>
+          <w:rFonts w:ascii="Consolas" w:eastAsia="Times New Roman" w:hAnsi="Consolas" w:cs="Times New Roman"/>
+          <w:color w:val="D4D4D4"/>
+          <w:kern w:val="0"/>
+          <w:sz w:val="21"/>
+          <w:szCs w:val="21"/>
+          <w:lang w:eastAsia="en-ID"/>
+          <w14:ligatures w14:val="none"/>
+        </w:rPr>
+        <w:t>(</w:t>
+      </w:r>
+      <w:r>
+        <w:rPr>
+          <w:rFonts w:ascii="Consolas" w:eastAsia="Times New Roman" w:hAnsi="Consolas" w:cs="Times New Roman"/>
+          <w:color w:val="9CDCFE"/>
+          <w:kern w:val="0"/>
+          <w:sz w:val="21"/>
+          <w:szCs w:val="21"/>
+          <w:lang w:eastAsia="en-ID"/>
+          <w14:ligatures w14:val="none"/>
+        </w:rPr>
+        <w:t>$e</w:t>
+      </w:r>
+      <w:r>
+        <w:rPr>
+          <w:rFonts w:ascii="Consolas" w:eastAsia="Times New Roman" w:hAnsi="Consolas" w:cs="Times New Roman"/>
+          <w:color w:val="D4D4D4"/>
+          <w:kern w:val="0"/>
+          <w:sz w:val="21"/>
+          <w:szCs w:val="21"/>
+          <w:lang w:eastAsia="en-ID"/>
+          <w14:ligatures w14:val="none"/>
+        </w:rPr>
+        <w:t>-&gt;</w:t>
+      </w:r>
+      <w:r>
+        <w:rPr>
+          <w:rFonts w:ascii="Consolas" w:eastAsia="Times New Roman" w:hAnsi="Consolas" w:cs="Times New Roman"/>
+          <w:color w:val="DCDCAA"/>
+          <w:kern w:val="0"/>
+          <w:sz w:val="21"/>
+          <w:szCs w:val="21"/>
+          <w:lang w:eastAsia="en-ID"/>
+          <w14:ligatures w14:val="none"/>
+        </w:rPr>
+        <w:t>getMessage</w:t>
+      </w:r>
+      <w:r>
+        <w:rPr>
+          <w:rFonts w:ascii="Consolas" w:eastAsia="Times New Roman" w:hAnsi="Consolas" w:cs="Times New Roman"/>
+          <w:color w:val="D4D4D4"/>
+          <w:kern w:val="0"/>
+          <w:sz w:val="21"/>
+          <w:szCs w:val="21"/>
+          <w:lang w:eastAsia="en-ID"/>
+          <w14:ligatures w14:val="none"/>
+        </w:rPr>
+        <w:t>());</w:t>
+      </w:r>
+    </w:p>
+    <w:p>
+      <w:pPr>
+        <w:shd w:val="clear" w:color="auto" w:fill="1F1F1F"/>
+        <w:spacing w:after="0" w:line="285" w:lineRule="atLeast"/>
+        <w:rPr>
+          <w:rFonts w:ascii="Consolas" w:eastAsia="Times New Roman" w:hAnsi="Consolas" w:cs="Times New Roman"/>
+          <w:color w:val="CCCCCC"/>
+          <w:kern w:val="0"/>
+          <w:sz w:val="21"/>
+          <w:szCs w:val="21"/>
+          <w:lang w:eastAsia="en-ID"/>
+          <w14:ligatures w14:val="none"/>
+        </w:rPr>
+      </w:pPr>
+      <w:r>
+        <w:rPr>
+          <w:rFonts w:ascii="Consolas" w:eastAsia="Times New Roman" w:hAnsi="Consolas" w:cs="Times New Roman"/>
+          <w:color w:val="D4D4D4"/>
+          <w:kern w:val="0"/>
+          <w:sz w:val="21"/>
+          <w:szCs w:val="21"/>
+          <w:lang w:eastAsia="en-ID"/>
+          <w14:ligatures w14:val="none"/>
+        </w:rPr>
+        <w:t>    }</w:t>
+      </w:r>
+    </w:p>
+    <w:p>
+      <w:pPr>
+        <w:shd w:val="clear" w:color="auto" w:fill="1F1F1F"/>
+        <w:spacing w:after="0" w:line="285" w:lineRule="atLeast"/>
+        <w:rPr>
+          <w:rFonts w:ascii="Consolas" w:eastAsia="Times New Roman" w:hAnsi="Consolas" w:cs="Times New Roman"/>
+          <w:color w:val="CCCCCC"/>
+          <w:kern w:val="0"/>
+          <w:sz w:val="21"/>
+          <w:szCs w:val="21"/>
+          <w:lang w:eastAsia="en-ID"/>
+          <w14:ligatures w14:val="none"/>
+        </w:rPr>
+      </w:pPr>
+      <w:r>
+        <w:rPr>
+          <w:rFonts w:ascii="Consolas" w:eastAsia="Times New Roman" w:hAnsi="Consolas" w:cs="Times New Roman"/>
+          <w:color w:val="D4D4D4"/>
+          <w:kern w:val="0"/>
+          <w:sz w:val="21"/>
+          <w:szCs w:val="21"/>
+          <w:lang w:eastAsia="en-ID"/>
+          <w14:ligatures w14:val="none"/>
+        </w:rPr>
+        <w:t>  }</w:t>
+      </w:r>
+    </w:p>
+    <w:p>
+      <w:pPr>
+        <w:shd w:val="clear" w:color="auto" w:fill="1F1F1F"/>
+        <w:spacing w:after="0" w:line="285" w:lineRule="atLeast"/>
+        <w:rPr>
+          <w:rFonts w:ascii="Consolas" w:eastAsia="Times New Roman" w:hAnsi="Consolas" w:cs="Times New Roman"/>
+          <w:color w:val="CCCCCC"/>
+          <w:kern w:val="0"/>
+          <w:sz w:val="21"/>
+          <w:szCs w:val="21"/>
+          <w:lang w:eastAsia="en-ID"/>
+          <w14:ligatures w14:val="none"/>
+        </w:rPr>
+      </w:pPr>
+      <w:r>
+        <w:rPr>
+          <w:rFonts w:ascii="Consolas" w:eastAsia="Times New Roman" w:hAnsi="Consolas" w:cs="Times New Roman"/>
+          <w:color w:val="D4D4D4"/>
+          <w:kern w:val="0"/>
+          <w:sz w:val="21"/>
+          <w:szCs w:val="21"/>
+          <w:lang w:eastAsia="en-ID"/>
+          <w14:ligatures w14:val="none"/>
+        </w:rPr>
+        <w:t xml:space="preserve">  </w:t>
+      </w:r>
+    </w:p>
+    <w:p>
+      <w:pPr>
+        <w:shd w:val="clear" w:color="auto" w:fill="1F1F1F"/>
+        <w:spacing w:after="0" w:line="285" w:lineRule="atLeast"/>
+        <w:rPr>
+          <w:rFonts w:ascii="Consolas" w:eastAsia="Times New Roman" w:hAnsi="Consolas" w:cs="Times New Roman"/>
+          <w:color w:val="CCCCCC"/>
+          <w:kern w:val="0"/>
+          <w:sz w:val="21"/>
+          <w:szCs w:val="21"/>
+          <w:lang w:eastAsia="en-ID"/>
+          <w14:ligatures w14:val="none"/>
+        </w:rPr>
+      </w:pPr>
+      <w:r>
+        <w:rPr>
+          <w:rFonts w:ascii="Consolas" w:eastAsia="Times New Roman" w:hAnsi="Consolas" w:cs="Times New Roman"/>
+          <w:color w:val="D4D4D4"/>
+          <w:kern w:val="0"/>
+          <w:sz w:val="21"/>
+          <w:szCs w:val="21"/>
+          <w:lang w:eastAsia="en-ID"/>
+          <w14:ligatures w14:val="none"/>
+        </w:rPr>
+        <w:t xml:space="preserve">  </w:t>
+      </w:r>
+      <w:r>
+        <w:rPr>
+          <w:rFonts w:ascii="Consolas" w:eastAsia="Times New Roman" w:hAnsi="Consolas" w:cs="Times New Roman"/>
+          <w:color w:val="6A9955"/>
+          <w:kern w:val="0"/>
+          <w:sz w:val="21"/>
+          <w:szCs w:val="21"/>
+          <w:lang w:eastAsia="en-ID"/>
+          <w14:ligatures w14:val="none"/>
+        </w:rPr>
+        <w:t>// method untuk query yg bisa di pakai scara flexible</w:t>
+      </w:r>
+    </w:p>
+    <w:p>
+      <w:pPr>
+        <w:shd w:val="clear" w:color="auto" w:fill="1F1F1F"/>
+        <w:spacing w:after="0" w:line="285" w:lineRule="atLeast"/>
+        <w:rPr>
+          <w:rFonts w:ascii="Consolas" w:eastAsia="Times New Roman" w:hAnsi="Consolas" w:cs="Times New Roman"/>
+          <w:color w:val="CCCCCC"/>
+          <w:kern w:val="0"/>
+          <w:sz w:val="21"/>
+          <w:szCs w:val="21"/>
+          <w:lang w:eastAsia="en-ID"/>
+          <w14:ligatures w14:val="none"/>
+        </w:rPr>
+      </w:pPr>
+      <w:r>
+        <w:rPr>
+          <w:rFonts w:ascii="Consolas" w:eastAsia="Times New Roman" w:hAnsi="Consolas" w:cs="Times New Roman"/>
+          <w:color w:val="D4D4D4"/>
+          <w:kern w:val="0"/>
+          <w:sz w:val="21"/>
+          <w:szCs w:val="21"/>
+          <w:lang w:eastAsia="en-ID"/>
+          <w14:ligatures w14:val="none"/>
+        </w:rPr>
+        <w:t xml:space="preserve">  </w:t>
+      </w:r>
+      <w:r>
+        <w:rPr>
+          <w:rFonts w:ascii="Consolas" w:eastAsia="Times New Roman" w:hAnsi="Consolas" w:cs="Times New Roman"/>
+          <w:color w:val="569CD6"/>
+          <w:kern w:val="0"/>
+          <w:sz w:val="21"/>
+          <w:szCs w:val="21"/>
+          <w:lang w:eastAsia="en-ID"/>
+          <w14:ligatures w14:val="none"/>
+        </w:rPr>
+        <w:t>public</w:t>
+      </w:r>
+      <w:r>
+        <w:rPr>
+          <w:rFonts w:ascii="Consolas" w:eastAsia="Times New Roman" w:hAnsi="Consolas" w:cs="Times New Roman"/>
+          <w:color w:val="D4D4D4"/>
+          <w:kern w:val="0"/>
+          <w:sz w:val="21"/>
+          <w:szCs w:val="21"/>
+          <w:lang w:eastAsia="en-ID"/>
+          <w14:ligatures w14:val="none"/>
+        </w:rPr>
+        <w:t xml:space="preserve"> </w:t>
+      </w:r>
+      <w:r>
+        <w:rPr>
+          <w:rFonts w:ascii="Consolas" w:eastAsia="Times New Roman" w:hAnsi="Consolas" w:cs="Times New Roman"/>
+          <w:color w:val="569CD6"/>
+          <w:kern w:val="0"/>
+          <w:sz w:val="21"/>
+          <w:szCs w:val="21"/>
+          <w:lang w:eastAsia="en-ID"/>
+          <w14:ligatures w14:val="none"/>
+        </w:rPr>
+        <w:t>function</w:t>
+      </w:r>
+      <w:r>
+        <w:rPr>
+          <w:rFonts w:ascii="Consolas" w:eastAsia="Times New Roman" w:hAnsi="Consolas" w:cs="Times New Roman"/>
+          <w:color w:val="D4D4D4"/>
+          <w:kern w:val="0"/>
+          <w:sz w:val="21"/>
+          <w:szCs w:val="21"/>
+          <w:lang w:eastAsia="en-ID"/>
+          <w14:ligatures w14:val="none"/>
+        </w:rPr>
+        <w:t xml:space="preserve"> </w:t>
+      </w:r>
+      <w:r>
+        <w:rPr>
+          <w:rFonts w:ascii="Consolas" w:eastAsia="Times New Roman" w:hAnsi="Consolas" w:cs="Times New Roman"/>
+          <w:color w:val="DCDCAA"/>
+          <w:kern w:val="0"/>
+          <w:sz w:val="21"/>
+          <w:szCs w:val="21"/>
+          <w:lang w:eastAsia="en-ID"/>
+          <w14:ligatures w14:val="none"/>
+        </w:rPr>
+        <w:t>query</w:t>
+      </w:r>
+      <w:r>
+        <w:rPr>
+          <w:rFonts w:ascii="Consolas" w:eastAsia="Times New Roman" w:hAnsi="Consolas" w:cs="Times New Roman"/>
+          <w:color w:val="D4D4D4"/>
+          <w:kern w:val="0"/>
+          <w:sz w:val="21"/>
+          <w:szCs w:val="21"/>
+          <w:lang w:eastAsia="en-ID"/>
+          <w14:ligatures w14:val="none"/>
+        </w:rPr>
+        <w:t>(</w:t>
+      </w:r>
+      <w:r>
+        <w:rPr>
+          <w:rFonts w:ascii="Consolas" w:eastAsia="Times New Roman" w:hAnsi="Consolas" w:cs="Times New Roman"/>
+          <w:color w:val="9CDCFE"/>
+          <w:kern w:val="0"/>
+          <w:sz w:val="21"/>
+          <w:szCs w:val="21"/>
+          <w:lang w:eastAsia="en-ID"/>
+          <w14:ligatures w14:val="none"/>
+        </w:rPr>
+        <w:t>$query</w:t>
+      </w:r>
+      <w:r>
+        <w:rPr>
+          <w:rFonts w:ascii="Consolas" w:eastAsia="Times New Roman" w:hAnsi="Consolas" w:cs="Times New Roman"/>
+          <w:color w:val="D4D4D4"/>
+          <w:kern w:val="0"/>
+          <w:sz w:val="21"/>
+          <w:szCs w:val="21"/>
+          <w:lang w:eastAsia="en-ID"/>
+          <w14:ligatures w14:val="none"/>
+        </w:rPr>
+        <w:t>) {</w:t>
+      </w:r>
+    </w:p>
+    <w:p>
+      <w:pPr>
+        <w:shd w:val="clear" w:color="auto" w:fill="1F1F1F"/>
+        <w:spacing w:after="0" w:line="285" w:lineRule="atLeast"/>
+        <w:rPr>
+          <w:rFonts w:ascii="Consolas" w:eastAsia="Times New Roman" w:hAnsi="Consolas" w:cs="Times New Roman"/>
+          <w:color w:val="CCCCCC"/>
+          <w:kern w:val="0"/>
+          <w:sz w:val="21"/>
+          <w:szCs w:val="21"/>
+          <w:lang w:eastAsia="en-ID"/>
+          <w14:ligatures w14:val="none"/>
+        </w:rPr>
+      </w:pPr>
+      <w:r>
+        <w:rPr>
+          <w:rFonts w:ascii="Consolas" w:eastAsia="Times New Roman" w:hAnsi="Consolas" w:cs="Times New Roman"/>
+          <w:color w:val="D4D4D4"/>
+          <w:kern w:val="0"/>
+          <w:sz w:val="21"/>
+          <w:szCs w:val="21"/>
+          <w:lang w:eastAsia="en-ID"/>
+          <w14:ligatures w14:val="none"/>
+        </w:rPr>
+        <w:t xml:space="preserve">    </w:t>
+      </w:r>
+      <w:r>
+        <w:rPr>
+          <w:rFonts w:ascii="Consolas" w:eastAsia="Times New Roman" w:hAnsi="Consolas" w:cs="Times New Roman"/>
+          <w:color w:val="569CD6"/>
+          <w:kern w:val="0"/>
+          <w:sz w:val="21"/>
+          <w:szCs w:val="21"/>
+          <w:lang w:eastAsia="en-ID"/>
+          <w14:ligatures w14:val="none"/>
+        </w:rPr>
+        <w:t>$this</w:t>
+      </w:r>
+      <w:r>
+        <w:rPr>
+          <w:rFonts w:ascii="Consolas" w:eastAsia="Times New Roman" w:hAnsi="Consolas" w:cs="Times New Roman"/>
+          <w:color w:val="D4D4D4"/>
+          <w:kern w:val="0"/>
+          <w:sz w:val="21"/>
+          <w:szCs w:val="21"/>
+          <w:lang w:eastAsia="en-ID"/>
+          <w14:ligatures w14:val="none"/>
+        </w:rPr>
+        <w:t>-&gt;</w:t>
+      </w:r>
+      <w:r>
+        <w:rPr>
+          <w:rFonts w:ascii="Consolas" w:eastAsia="Times New Roman" w:hAnsi="Consolas" w:cs="Times New Roman"/>
+          <w:color w:val="9CDCFE"/>
+          <w:kern w:val="0"/>
+          <w:sz w:val="21"/>
+          <w:szCs w:val="21"/>
+          <w:lang w:eastAsia="en-ID"/>
+          <w14:ligatures w14:val="none"/>
+        </w:rPr>
+        <w:t>statement</w:t>
+      </w:r>
+      <w:r>
+        <w:rPr>
+          <w:rFonts w:ascii="Consolas" w:eastAsia="Times New Roman" w:hAnsi="Consolas" w:cs="Times New Roman"/>
+          <w:color w:val="D4D4D4"/>
+          <w:kern w:val="0"/>
+          <w:sz w:val="21"/>
+          <w:szCs w:val="21"/>
+          <w:lang w:eastAsia="en-ID"/>
+          <w14:ligatures w14:val="none"/>
+        </w:rPr>
+        <w:t xml:space="preserve"> = </w:t>
+      </w:r>
+      <w:r>
+        <w:rPr>
+          <w:rFonts w:ascii="Consolas" w:eastAsia="Times New Roman" w:hAnsi="Consolas" w:cs="Times New Roman"/>
+          <w:color w:val="569CD6"/>
+          <w:kern w:val="0"/>
+          <w:sz w:val="21"/>
+          <w:szCs w:val="21"/>
+          <w:lang w:eastAsia="en-ID"/>
+          <w14:ligatures w14:val="none"/>
+        </w:rPr>
+        <w:t>$this</w:t>
+      </w:r>
+      <w:r>
+        <w:rPr>
+          <w:rFonts w:ascii="Consolas" w:eastAsia="Times New Roman" w:hAnsi="Consolas" w:cs="Times New Roman"/>
+          <w:color w:val="D4D4D4"/>
+          <w:kern w:val="0"/>
+          <w:sz w:val="21"/>
+          <w:szCs w:val="21"/>
+          <w:lang w:eastAsia="en-ID"/>
+          <w14:ligatures w14:val="none"/>
+        </w:rPr>
+        <w:t>-&gt;</w:t>
+      </w:r>
+      <w:r>
+        <w:rPr>
+          <w:rFonts w:ascii="Consolas" w:eastAsia="Times New Roman" w:hAnsi="Consolas" w:cs="Times New Roman"/>
+          <w:color w:val="9CDCFE"/>
+          <w:kern w:val="0"/>
+          <w:sz w:val="21"/>
+          <w:szCs w:val="21"/>
+          <w:lang w:eastAsia="en-ID"/>
+          <w14:ligatures w14:val="none"/>
+        </w:rPr>
+        <w:t>databaseHandler</w:t>
+      </w:r>
+      <w:r>
+        <w:rPr>
+          <w:rFonts w:ascii="Consolas" w:eastAsia="Times New Roman" w:hAnsi="Consolas" w:cs="Times New Roman"/>
+          <w:color w:val="D4D4D4"/>
+          <w:kern w:val="0"/>
+          <w:sz w:val="21"/>
+          <w:szCs w:val="21"/>
+          <w:lang w:eastAsia="en-ID"/>
+          <w14:ligatures w14:val="none"/>
+        </w:rPr>
+        <w:t>-&gt;</w:t>
+      </w:r>
+      <w:r>
+        <w:rPr>
+          <w:rFonts w:ascii="Consolas" w:eastAsia="Times New Roman" w:hAnsi="Consolas" w:cs="Times New Roman"/>
+          <w:color w:val="DCDCAA"/>
+          <w:kern w:val="0"/>
+          <w:sz w:val="21"/>
+          <w:szCs w:val="21"/>
+          <w:lang w:eastAsia="en-ID"/>
+          <w14:ligatures w14:val="none"/>
+        </w:rPr>
+        <w:t>prepare</w:t>
+      </w:r>
+      <w:r>
+        <w:rPr>
+          <w:rFonts w:ascii="Consolas" w:eastAsia="Times New Roman" w:hAnsi="Consolas" w:cs="Times New Roman"/>
+          <w:color w:val="D4D4D4"/>
+          <w:kern w:val="0"/>
+          <w:sz w:val="21"/>
+          <w:szCs w:val="21"/>
+          <w:lang w:eastAsia="en-ID"/>
+          <w14:ligatures w14:val="none"/>
+        </w:rPr>
+        <w:t>(</w:t>
+      </w:r>
+      <w:r>
+        <w:rPr>
+          <w:rFonts w:ascii="Consolas" w:eastAsia="Times New Roman" w:hAnsi="Consolas" w:cs="Times New Roman"/>
+          <w:color w:val="9CDCFE"/>
+          <w:kern w:val="0"/>
+          <w:sz w:val="21"/>
+          <w:szCs w:val="21"/>
+          <w:lang w:eastAsia="en-ID"/>
+          <w14:ligatures w14:val="none"/>
+        </w:rPr>
+        <w:t>$query</w:t>
+      </w:r>
+      <w:r>
+        <w:rPr>
+          <w:rFonts w:ascii="Consolas" w:eastAsia="Times New Roman" w:hAnsi="Consolas" w:cs="Times New Roman"/>
+          <w:color w:val="D4D4D4"/>
+          <w:kern w:val="0"/>
+          <w:sz w:val="21"/>
+          <w:szCs w:val="21"/>
+          <w:lang w:eastAsia="en-ID"/>
+          <w14:ligatures w14:val="none"/>
+        </w:rPr>
+        <w:t>);</w:t>
+      </w:r>
+    </w:p>
+    <w:p>
+      <w:pPr>
+        <w:shd w:val="clear" w:color="auto" w:fill="1F1F1F"/>
+        <w:spacing w:after="0" w:line="285" w:lineRule="atLeast"/>
+        <w:rPr>
+          <w:rFonts w:ascii="Consolas" w:eastAsia="Times New Roman" w:hAnsi="Consolas" w:cs="Times New Roman"/>
+          <w:color w:val="CCCCCC"/>
+          <w:kern w:val="0"/>
+          <w:sz w:val="21"/>
+          <w:szCs w:val="21"/>
+          <w:lang w:eastAsia="en-ID"/>
+          <w14:ligatures w14:val="none"/>
+        </w:rPr>
+      </w:pPr>
+      <w:r>
+        <w:rPr>
+          <w:rFonts w:ascii="Consolas" w:eastAsia="Times New Roman" w:hAnsi="Consolas" w:cs="Times New Roman"/>
+          <w:color w:val="D4D4D4"/>
+          <w:kern w:val="0"/>
+          <w:sz w:val="21"/>
+          <w:szCs w:val="21"/>
+          <w:lang w:eastAsia="en-ID"/>
+          <w14:ligatures w14:val="none"/>
+        </w:rPr>
+        <w:t>  }</w:t>
+      </w:r>
+    </w:p>
+    <w:p>
+      <w:pPr>
+        <w:shd w:val="clear" w:color="auto" w:fill="1F1F1F"/>
+        <w:spacing w:after="0" w:line="285" w:lineRule="atLeast"/>
+        <w:rPr>
+          <w:rFonts w:ascii="Consolas" w:eastAsia="Times New Roman" w:hAnsi="Consolas" w:cs="Times New Roman"/>
+          <w:color w:val="CCCCCC"/>
+          <w:kern w:val="0"/>
+          <w:sz w:val="21"/>
+          <w:szCs w:val="21"/>
+          <w:lang w:eastAsia="en-ID"/>
+          <w14:ligatures w14:val="none"/>
+        </w:rPr>
+      </w:pPr>
+    </w:p>
+    <w:p>
+      <w:pPr>
+        <w:shd w:val="clear" w:color="auto" w:fill="1F1F1F"/>
+        <w:spacing w:after="0" w:line="285" w:lineRule="atLeast"/>
+        <w:rPr>
+          <w:rFonts w:ascii="Consolas" w:eastAsia="Times New Roman" w:hAnsi="Consolas" w:cs="Times New Roman"/>
+          <w:color w:val="CCCCCC"/>
+          <w:kern w:val="0"/>
+          <w:sz w:val="21"/>
+          <w:szCs w:val="21"/>
+          <w:lang w:eastAsia="en-ID"/>
+          <w14:ligatures w14:val="none"/>
+        </w:rPr>
+      </w:pPr>
+      <w:r>
+        <w:rPr>
+          <w:rFonts w:ascii="Consolas" w:eastAsia="Times New Roman" w:hAnsi="Consolas" w:cs="Times New Roman"/>
+          <w:color w:val="D4D4D4"/>
+          <w:kern w:val="0"/>
+          <w:sz w:val="21"/>
+          <w:szCs w:val="21"/>
+          <w:lang w:eastAsia="en-ID"/>
+          <w14:ligatures w14:val="none"/>
+        </w:rPr>
+        <w:t xml:space="preserve">  </w:t>
+      </w:r>
+      <w:r>
+        <w:rPr>
+          <w:rFonts w:ascii="Consolas" w:eastAsia="Times New Roman" w:hAnsi="Consolas" w:cs="Times New Roman"/>
+          <w:color w:val="6A9955"/>
+          <w:kern w:val="0"/>
+          <w:sz w:val="21"/>
+          <w:szCs w:val="21"/>
+          <w:lang w:eastAsia="en-ID"/>
+          <w14:ligatures w14:val="none"/>
+        </w:rPr>
+        <w:t>// binding data / membersihkan data</w:t>
+      </w:r>
+    </w:p>
+    <w:p>
+      <w:pPr>
+        <w:shd w:val="clear" w:color="auto" w:fill="1F1F1F"/>
+        <w:spacing w:after="0" w:line="285" w:lineRule="atLeast"/>
+        <w:rPr>
+          <w:rFonts w:ascii="Consolas" w:eastAsia="Times New Roman" w:hAnsi="Consolas" w:cs="Times New Roman"/>
+          <w:color w:val="CCCCCC"/>
+          <w:kern w:val="0"/>
+          <w:sz w:val="21"/>
+          <w:szCs w:val="21"/>
+          <w:lang w:eastAsia="en-ID"/>
+          <w14:ligatures w14:val="none"/>
+        </w:rPr>
+      </w:pPr>
+      <w:r>
+        <w:rPr>
+          <w:rFonts w:ascii="Consolas" w:eastAsia="Times New Roman" w:hAnsi="Consolas" w:cs="Times New Roman"/>
+          <w:color w:val="D4D4D4"/>
+          <w:kern w:val="0"/>
+          <w:sz w:val="21"/>
+          <w:szCs w:val="21"/>
+          <w:lang w:eastAsia="en-ID"/>
+          <w14:ligatures w14:val="none"/>
+        </w:rPr>
+        <w:t xml:space="preserve">  </w:t>
+      </w:r>
+      <w:r>
+        <w:rPr>
+          <w:rFonts w:ascii="Consolas" w:eastAsia="Times New Roman" w:hAnsi="Consolas" w:cs="Times New Roman"/>
+          <w:color w:val="569CD6"/>
+          <w:kern w:val="0"/>
+          <w:sz w:val="21"/>
+          <w:szCs w:val="21"/>
+          <w:lang w:eastAsia="en-ID"/>
+          <w14:ligatures w14:val="none"/>
+        </w:rPr>
+        <w:t>public</w:t>
+      </w:r>
+      <w:r>
+        <w:rPr>
+          <w:rFonts w:ascii="Consolas" w:eastAsia="Times New Roman" w:hAnsi="Consolas" w:cs="Times New Roman"/>
+          <w:color w:val="D4D4D4"/>
+          <w:kern w:val="0"/>
+          <w:sz w:val="21"/>
+          <w:szCs w:val="21"/>
+          <w:lang w:eastAsia="en-ID"/>
+          <w14:ligatures w14:val="none"/>
+        </w:rPr>
+        <w:t xml:space="preserve"> </w:t>
+      </w:r>
+      <w:r>
+        <w:rPr>
+          <w:rFonts w:ascii="Consolas" w:eastAsia="Times New Roman" w:hAnsi="Consolas" w:cs="Times New Roman"/>
+          <w:color w:val="569CD6"/>
+          <w:kern w:val="0"/>
+          <w:sz w:val="21"/>
+          <w:szCs w:val="21"/>
+          <w:lang w:eastAsia="en-ID"/>
+          <w14:ligatures w14:val="none"/>
+        </w:rPr>
+        <w:t>function</w:t>
+      </w:r>
+      <w:r>
+        <w:rPr>
+          <w:rFonts w:ascii="Consolas" w:eastAsia="Times New Roman" w:hAnsi="Consolas" w:cs="Times New Roman"/>
+          <w:color w:val="D4D4D4"/>
+          <w:kern w:val="0"/>
+          <w:sz w:val="21"/>
+          <w:szCs w:val="21"/>
+          <w:lang w:eastAsia="en-ID"/>
+          <w14:ligatures w14:val="none"/>
+        </w:rPr>
+        <w:t xml:space="preserve"> </w:t>
+      </w:r>
+      <w:r>
+        <w:rPr>
+          <w:rFonts w:ascii="Consolas" w:eastAsia="Times New Roman" w:hAnsi="Consolas" w:cs="Times New Roman"/>
+          <w:color w:val="DCDCAA"/>
+          <w:kern w:val="0"/>
+          <w:sz w:val="21"/>
+          <w:szCs w:val="21"/>
+          <w:lang w:eastAsia="en-ID"/>
+          <w14:ligatures w14:val="none"/>
+        </w:rPr>
+        <w:t>bind</w:t>
+      </w:r>
+      <w:r>
+        <w:rPr>
+          <w:rFonts w:ascii="Consolas" w:eastAsia="Times New Roman" w:hAnsi="Consolas" w:cs="Times New Roman"/>
+          <w:color w:val="D4D4D4"/>
+          <w:kern w:val="0"/>
+          <w:sz w:val="21"/>
+          <w:szCs w:val="21"/>
+          <w:lang w:eastAsia="en-ID"/>
+          <w14:ligatures w14:val="none"/>
+        </w:rPr>
+        <w:t>(</w:t>
+      </w:r>
+      <w:r>
+        <w:rPr>
+          <w:rFonts w:ascii="Consolas" w:eastAsia="Times New Roman" w:hAnsi="Consolas" w:cs="Times New Roman"/>
+          <w:color w:val="9CDCFE"/>
+          <w:kern w:val="0"/>
+          <w:sz w:val="21"/>
+          <w:szCs w:val="21"/>
+          <w:lang w:eastAsia="en-ID"/>
+          <w14:ligatures w14:val="none"/>
+        </w:rPr>
+        <w:t>$param</w:t>
+      </w:r>
+      <w:r>
+        <w:rPr>
+          <w:rFonts w:ascii="Consolas" w:eastAsia="Times New Roman" w:hAnsi="Consolas" w:cs="Times New Roman"/>
+          <w:color w:val="D4D4D4"/>
+          <w:kern w:val="0"/>
+          <w:sz w:val="21"/>
+          <w:szCs w:val="21"/>
+          <w:lang w:eastAsia="en-ID"/>
+          <w14:ligatures w14:val="none"/>
+        </w:rPr>
+        <w:t xml:space="preserve">, </w:t>
+      </w:r>
+      <w:r>
+        <w:rPr>
+          <w:rFonts w:ascii="Consolas" w:eastAsia="Times New Roman" w:hAnsi="Consolas" w:cs="Times New Roman"/>
+          <w:color w:val="9CDCFE"/>
+          <w:kern w:val="0"/>
+          <w:sz w:val="21"/>
+          <w:szCs w:val="21"/>
+          <w:lang w:eastAsia="en-ID"/>
+          <w14:ligatures w14:val="none"/>
+        </w:rPr>
+        <w:t>$value</w:t>
+      </w:r>
+      <w:r>
+        <w:rPr>
+          <w:rFonts w:ascii="Consolas" w:eastAsia="Times New Roman" w:hAnsi="Consolas" w:cs="Times New Roman"/>
+          <w:color w:val="D4D4D4"/>
+          <w:kern w:val="0"/>
+          <w:sz w:val="21"/>
+          <w:szCs w:val="21"/>
+          <w:lang w:eastAsia="en-ID"/>
+          <w14:ligatures w14:val="none"/>
+        </w:rPr>
+        <w:t xml:space="preserve">, </w:t>
+      </w:r>
+      <w:r>
+        <w:rPr>
+          <w:rFonts w:ascii="Consolas" w:eastAsia="Times New Roman" w:hAnsi="Consolas" w:cs="Times New Roman"/>
+          <w:color w:val="9CDCFE"/>
+          <w:kern w:val="0"/>
+          <w:sz w:val="21"/>
+          <w:szCs w:val="21"/>
+          <w:lang w:eastAsia="en-ID"/>
+          <w14:ligatures w14:val="none"/>
+        </w:rPr>
+        <w:t>$type</w:t>
+      </w:r>
+      <w:r>
+        <w:rPr>
+          <w:rFonts w:ascii="Consolas" w:eastAsia="Times New Roman" w:hAnsi="Consolas" w:cs="Times New Roman"/>
+          <w:color w:val="D4D4D4"/>
+          <w:kern w:val="0"/>
+          <w:sz w:val="21"/>
+          <w:szCs w:val="21"/>
+          <w:lang w:eastAsia="en-ID"/>
+          <w14:ligatures w14:val="none"/>
+        </w:rPr>
+        <w:t xml:space="preserve"> = </w:t>
+      </w:r>
+      <w:r>
+        <w:rPr>
+          <w:rFonts w:ascii="Consolas" w:eastAsia="Times New Roman" w:hAnsi="Consolas" w:cs="Times New Roman"/>
+          <w:color w:val="569CD6"/>
+          <w:kern w:val="0"/>
+          <w:sz w:val="21"/>
+          <w:szCs w:val="21"/>
+          <w:lang w:eastAsia="en-ID"/>
+          <w14:ligatures w14:val="none"/>
+        </w:rPr>
+        <w:t>null</w:t>
+      </w:r>
+      <w:r>
+        <w:rPr>
+          <w:rFonts w:ascii="Consolas" w:eastAsia="Times New Roman" w:hAnsi="Consolas" w:cs="Times New Roman"/>
+          <w:color w:val="D4D4D4"/>
+          <w:kern w:val="0"/>
+          <w:sz w:val="21"/>
+          <w:szCs w:val="21"/>
+          <w:lang w:eastAsia="en-ID"/>
+          <w14:ligatures w14:val="none"/>
+        </w:rPr>
+        <w:t>){</w:t>
+      </w:r>
+    </w:p>
+    <w:p>
+      <w:pPr>
+        <w:shd w:val="clear" w:color="auto" w:fill="1F1F1F"/>
+        <w:spacing w:after="0" w:line="285" w:lineRule="atLeast"/>
+        <w:rPr>
+          <w:rFonts w:ascii="Consolas" w:eastAsia="Times New Roman" w:hAnsi="Consolas" w:cs="Times New Roman"/>
+          <w:color w:val="CCCCCC"/>
+          <w:kern w:val="0"/>
+          <w:sz w:val="21"/>
+          <w:szCs w:val="21"/>
+          <w:lang w:eastAsia="en-ID"/>
+          <w14:ligatures w14:val="none"/>
+        </w:rPr>
+      </w:pPr>
+      <w:r>
+        <w:rPr>
+          <w:rFonts w:ascii="Consolas" w:eastAsia="Times New Roman" w:hAnsi="Consolas" w:cs="Times New Roman"/>
+          <w:color w:val="D4D4D4"/>
+          <w:kern w:val="0"/>
+          <w:sz w:val="21"/>
+          <w:szCs w:val="21"/>
+          <w:lang w:eastAsia="en-ID"/>
+          <w14:ligatures w14:val="none"/>
+        </w:rPr>
+        <w:t xml:space="preserve">    </w:t>
+      </w:r>
+      <w:r>
+        <w:rPr>
+          <w:rFonts w:ascii="Consolas" w:eastAsia="Times New Roman" w:hAnsi="Consolas" w:cs="Times New Roman"/>
+          <w:color w:val="6A9955"/>
+          <w:kern w:val="0"/>
+          <w:sz w:val="21"/>
+          <w:szCs w:val="21"/>
+          <w:lang w:eastAsia="en-ID"/>
+          <w14:ligatures w14:val="none"/>
+        </w:rPr>
+        <w:t>// jika tipe nya null</w:t>
+      </w:r>
+    </w:p>
+    <w:p>
+      <w:pPr>
+        <w:shd w:val="clear" w:color="auto" w:fill="1F1F1F"/>
+        <w:spacing w:after="0" w:line="285" w:lineRule="atLeast"/>
+        <w:rPr>
+          <w:rFonts w:ascii="Consolas" w:eastAsia="Times New Roman" w:hAnsi="Consolas" w:cs="Times New Roman"/>
+          <w:color w:val="D4D4D4"/>
+          <w:kern w:val="0"/>
+          <w:sz w:val="21"/>
+          <w:szCs w:val="21"/>
+          <w:lang w:eastAsia="en-ID"/>
+          <w14:ligatures w14:val="none"/>
+        </w:rPr>
+      </w:pPr>
+      <w:r>
+        <w:rPr>
+          <w:rFonts w:ascii="Consolas" w:eastAsia="Times New Roman" w:hAnsi="Consolas" w:cs="Times New Roman"/>
+          <w:color w:val="D4D4D4"/>
+          <w:kern w:val="0"/>
+          <w:sz w:val="21"/>
+          <w:szCs w:val="21"/>
+          <w:lang w:eastAsia="en-ID"/>
+          <w14:ligatures w14:val="none"/>
+        </w:rPr>
+        <w:t xml:space="preserve">    </w:t>
+      </w:r>
+      <w:r>
+        <w:rPr>
+          <w:rFonts w:ascii="Consolas" w:eastAsia="Times New Roman" w:hAnsi="Consolas" w:cs="Times New Roman"/>
+          <w:color w:val="C586C0"/>
+          <w:kern w:val="0"/>
+          <w:sz w:val="21"/>
+          <w:szCs w:val="21"/>
+          <w:lang w:eastAsia="en-ID"/>
+          <w14:ligatures w14:val="none"/>
+        </w:rPr>
+        <w:t>if</w:t>
+      </w:r>
+      <w:r>
+        <w:rPr>
+          <w:rFonts w:ascii="Consolas" w:eastAsia="Times New Roman" w:hAnsi="Consolas" w:cs="Times New Roman"/>
+          <w:color w:val="D4D4D4"/>
+          <w:kern w:val="0"/>
+          <w:sz w:val="21"/>
+          <w:szCs w:val="21"/>
+          <w:lang w:eastAsia="en-ID"/>
+          <w14:ligatures w14:val="none"/>
+        </w:rPr>
+        <w:t xml:space="preserve"> (</w:t>
+      </w:r>
+      <w:r>
+        <w:rPr>
+          <w:rFonts w:ascii="Consolas" w:eastAsia="Times New Roman" w:hAnsi="Consolas" w:cs="Times New Roman"/>
+          <w:color w:val="DCDCAA"/>
+          <w:kern w:val="0"/>
+          <w:sz w:val="21"/>
+          <w:szCs w:val="21"/>
+          <w:lang w:eastAsia="en-ID"/>
+          <w14:ligatures w14:val="none"/>
+        </w:rPr>
+        <w:t>is_null</w:t>
+      </w:r>
+      <w:r>
+        <w:rPr>
+          <w:rFonts w:ascii="Consolas" w:eastAsia="Times New Roman" w:hAnsi="Consolas" w:cs="Times New Roman"/>
+          <w:color w:val="D4D4D4"/>
+          <w:kern w:val="0"/>
+          <w:sz w:val="21"/>
+          <w:szCs w:val="21"/>
+          <w:lang w:eastAsia="en-ID"/>
+          <w14:ligatures w14:val="none"/>
+        </w:rPr>
+        <w:t>(</w:t>
+      </w:r>
+      <w:r>
+        <w:rPr>
+          <w:rFonts w:ascii="Consolas" w:eastAsia="Times New Roman" w:hAnsi="Consolas" w:cs="Times New Roman"/>
+          <w:color w:val="9CDCFE"/>
+          <w:kern w:val="0"/>
+          <w:sz w:val="21"/>
+          <w:szCs w:val="21"/>
+          <w:lang w:eastAsia="en-ID"/>
+          <w14:ligatures w14:val="none"/>
+        </w:rPr>
+        <w:t>$type</w:t>
+      </w:r>
+      <w:r>
+        <w:rPr>
+          <w:rFonts w:ascii="Consolas" w:eastAsia="Times New Roman" w:hAnsi="Consolas" w:cs="Times New Roman"/>
+          <w:color w:val="D4D4D4"/>
+          <w:kern w:val="0"/>
+          <w:sz w:val="21"/>
+          <w:szCs w:val="21"/>
+          <w:lang w:eastAsia="en-ID"/>
+          <w14:ligatures w14:val="none"/>
+        </w:rPr>
+        <w:t>)){</w:t>
+      </w:r>
+    </w:p>
+    <w:p>
+      <w:pPr>
+        <w:shd w:val="clear" w:color="auto" w:fill="1F1F1F"/>
+        <w:spacing w:after="0" w:line="285" w:lineRule="atLeast"/>
+        <w:rPr>
+          <w:rFonts w:ascii="Consolas" w:eastAsia="Times New Roman" w:hAnsi="Consolas" w:cs="Times New Roman"/>
+          <w:color w:val="CCCCCC"/>
+          <w:kern w:val="0"/>
+          <w:sz w:val="21"/>
+          <w:szCs w:val="21"/>
+          <w:lang w:eastAsia="en-ID"/>
+          <w14:ligatures w14:val="none"/>
+        </w:rPr>
+      </w:pPr>
+      <w:r>
+        <w:rPr>
+          <w:rFonts w:ascii="Consolas" w:eastAsia="Times New Roman" w:hAnsi="Consolas" w:cs="Times New Roman"/>
+          <w:color w:val="D4D4D4"/>
+          <w:kern w:val="0"/>
+          <w:sz w:val="21"/>
+          <w:szCs w:val="21"/>
+          <w:lang w:eastAsia="en-ID"/>
+          <w14:ligatures w14:val="none"/>
+        </w:rPr>
+        <w:t xml:space="preserve">      </w:t>
+      </w:r>
+      <w:r>
+        <w:rPr>
+          <w:rFonts w:ascii="Consolas" w:eastAsia="Times New Roman" w:hAnsi="Consolas" w:cs="Times New Roman"/>
+          <w:color w:val="6A9955"/>
+          <w:kern w:val="0"/>
+          <w:sz w:val="21"/>
+          <w:szCs w:val="21"/>
+          <w:lang w:eastAsia="en-ID"/>
+          <w14:ligatures w14:val="none"/>
+        </w:rPr>
+        <w:t>// mengubah tipenya bedasarkan tipe data</w:t>
+      </w:r>
+    </w:p>
+    <w:p>
+      <w:pPr>
+        <w:shd w:val="clear" w:color="auto" w:fill="1F1F1F"/>
+        <w:spacing w:after="0" w:line="285" w:lineRule="atLeast"/>
+        <w:rPr>
+          <w:rFonts w:ascii="Consolas" w:eastAsia="Times New Roman" w:hAnsi="Consolas" w:cs="Times New Roman"/>
+          <w:color w:val="CCCCCC"/>
+          <w:kern w:val="0"/>
+          <w:sz w:val="21"/>
+          <w:szCs w:val="21"/>
+          <w:lang w:eastAsia="en-ID"/>
+          <w14:ligatures w14:val="none"/>
+        </w:rPr>
+      </w:pPr>
+      <w:r>
+        <w:rPr>
+          <w:rFonts w:ascii="Consolas" w:eastAsia="Times New Roman" w:hAnsi="Consolas" w:cs="Times New Roman"/>
+          <w:color w:val="D4D4D4"/>
+          <w:kern w:val="0"/>
+          <w:sz w:val="21"/>
+          <w:szCs w:val="21"/>
+          <w:lang w:eastAsia="en-ID"/>
+          <w14:ligatures w14:val="none"/>
+        </w:rPr>
+        <w:t xml:space="preserve">      </w:t>
+      </w:r>
+      <w:r>
+        <w:rPr>
+          <w:rFonts w:ascii="Consolas" w:eastAsia="Times New Roman" w:hAnsi="Consolas" w:cs="Times New Roman"/>
+          <w:color w:val="C586C0"/>
+          <w:kern w:val="0"/>
+          <w:sz w:val="21"/>
+          <w:szCs w:val="21"/>
+          <w:lang w:eastAsia="en-ID"/>
+          <w14:ligatures w14:val="none"/>
+        </w:rPr>
+        <w:t>switch</w:t>
+      </w:r>
+      <w:r>
+        <w:rPr>
+          <w:rFonts w:ascii="Consolas" w:eastAsia="Times New Roman" w:hAnsi="Consolas" w:cs="Times New Roman"/>
+          <w:color w:val="D4D4D4"/>
+          <w:kern w:val="0"/>
+          <w:sz w:val="21"/>
+          <w:szCs w:val="21"/>
+          <w:lang w:eastAsia="en-ID"/>
+          <w14:ligatures w14:val="none"/>
+        </w:rPr>
+        <w:t>(</w:t>
+      </w:r>
+      <w:r>
+        <w:rPr>
+          <w:rFonts w:ascii="Consolas" w:eastAsia="Times New Roman" w:hAnsi="Consolas" w:cs="Times New Roman"/>
+          <w:color w:val="569CD6"/>
+          <w:kern w:val="0"/>
+          <w:sz w:val="21"/>
+          <w:szCs w:val="21"/>
+          <w:lang w:eastAsia="en-ID"/>
+          <w14:ligatures w14:val="none"/>
+        </w:rPr>
+        <w:t>true</w:t>
+      </w:r>
+      <w:r>
+        <w:rPr>
+          <w:rFonts w:ascii="Consolas" w:eastAsia="Times New Roman" w:hAnsi="Consolas" w:cs="Times New Roman"/>
+          <w:color w:val="D4D4D4"/>
+          <w:kern w:val="0"/>
+          <w:sz w:val="21"/>
+          <w:szCs w:val="21"/>
+          <w:lang w:eastAsia="en-ID"/>
+          <w14:ligatures w14:val="none"/>
+        </w:rPr>
+        <w:t>) {  </w:t>
+      </w:r>
+    </w:p>
+    <w:p>
+      <w:pPr>
+        <w:shd w:val="clear" w:color="auto" w:fill="1F1F1F"/>
+        <w:spacing w:after="0" w:line="285" w:lineRule="atLeast"/>
+        <w:rPr>
+          <w:rFonts w:ascii="Consolas" w:eastAsia="Times New Roman" w:hAnsi="Consolas" w:cs="Times New Roman"/>
+          <w:color w:val="CCCCCC"/>
+          <w:kern w:val="0"/>
+          <w:sz w:val="21"/>
+          <w:szCs w:val="21"/>
+          <w:lang w:eastAsia="en-ID"/>
+          <w14:ligatures w14:val="none"/>
+        </w:rPr>
+      </w:pPr>
+      <w:r>
+        <w:rPr>
+          <w:rFonts w:ascii="Consolas" w:eastAsia="Times New Roman" w:hAnsi="Consolas" w:cs="Times New Roman"/>
+          <w:color w:val="D4D4D4"/>
+          <w:kern w:val="0"/>
+          <w:sz w:val="21"/>
+          <w:szCs w:val="21"/>
+          <w:lang w:eastAsia="en-ID"/>
+          <w14:ligatures w14:val="none"/>
+        </w:rPr>
+        <w:t xml:space="preserve">        </w:t>
+      </w:r>
+      <w:r>
+        <w:rPr>
+          <w:rFonts w:ascii="Consolas" w:eastAsia="Times New Roman" w:hAnsi="Consolas" w:cs="Times New Roman"/>
+          <w:color w:val="C586C0"/>
+          <w:kern w:val="0"/>
+          <w:sz w:val="21"/>
+          <w:szCs w:val="21"/>
+          <w:lang w:eastAsia="en-ID"/>
+          <w14:ligatures w14:val="none"/>
+        </w:rPr>
+        <w:t>case</w:t>
+      </w:r>
+      <w:r>
+        <w:rPr>
+          <w:rFonts w:ascii="Consolas" w:eastAsia="Times New Roman" w:hAnsi="Consolas" w:cs="Times New Roman"/>
+          <w:color w:val="D4D4D4"/>
+          <w:kern w:val="0"/>
+          <w:sz w:val="21"/>
+          <w:szCs w:val="21"/>
+          <w:lang w:eastAsia="en-ID"/>
+          <w14:ligatures w14:val="none"/>
+        </w:rPr>
+        <w:t xml:space="preserve"> </w:t>
+      </w:r>
+      <w:r>
+        <w:rPr>
+          <w:rFonts w:ascii="Consolas" w:eastAsia="Times New Roman" w:hAnsi="Consolas" w:cs="Times New Roman"/>
+          <w:color w:val="DCDCAA"/>
+          <w:kern w:val="0"/>
+          <w:sz w:val="21"/>
+          <w:szCs w:val="21"/>
+          <w:lang w:eastAsia="en-ID"/>
+          <w14:ligatures w14:val="none"/>
+        </w:rPr>
+        <w:t>is_int</w:t>
+      </w:r>
+      <w:r>
+        <w:rPr>
+          <w:rFonts w:ascii="Consolas" w:eastAsia="Times New Roman" w:hAnsi="Consolas" w:cs="Times New Roman"/>
+          <w:color w:val="D4D4D4"/>
+          <w:kern w:val="0"/>
+          <w:sz w:val="21"/>
+          <w:szCs w:val="21"/>
+          <w:lang w:eastAsia="en-ID"/>
+          <w14:ligatures w14:val="none"/>
+        </w:rPr>
+        <w:t>(</w:t>
+      </w:r>
+      <w:r>
+        <w:rPr>
+          <w:rFonts w:ascii="Consolas" w:eastAsia="Times New Roman" w:hAnsi="Consolas" w:cs="Times New Roman"/>
+          <w:color w:val="9CDCFE"/>
+          <w:kern w:val="0"/>
+          <w:sz w:val="21"/>
+          <w:szCs w:val="21"/>
+          <w:lang w:eastAsia="en-ID"/>
+          <w14:ligatures w14:val="none"/>
+        </w:rPr>
+        <w:t>$value</w:t>
+      </w:r>
+      <w:r>
+        <w:rPr>
+          <w:rFonts w:ascii="Consolas" w:eastAsia="Times New Roman" w:hAnsi="Consolas" w:cs="Times New Roman"/>
+          <w:color w:val="D4D4D4"/>
+          <w:kern w:val="0"/>
+          <w:sz w:val="21"/>
+          <w:szCs w:val="21"/>
+          <w:lang w:eastAsia="en-ID"/>
+          <w14:ligatures w14:val="none"/>
+        </w:rPr>
+        <w:t>) :</w:t>
+      </w:r>
+    </w:p>
+    <w:p>
+      <w:pPr>
+        <w:shd w:val="clear" w:color="auto" w:fill="1F1F1F"/>
+        <w:spacing w:after="0" w:line="285" w:lineRule="atLeast"/>
+        <w:rPr>
+          <w:rFonts w:ascii="Consolas" w:eastAsia="Times New Roman" w:hAnsi="Consolas" w:cs="Times New Roman"/>
+          <w:color w:val="CCCCCC"/>
+          <w:kern w:val="0"/>
+          <w:sz w:val="21"/>
+          <w:szCs w:val="21"/>
+          <w:lang w:eastAsia="en-ID"/>
+          <w14:ligatures w14:val="none"/>
+        </w:rPr>
+      </w:pPr>
+      <w:r>
+        <w:rPr>
+          <w:rFonts w:ascii="Consolas" w:eastAsia="Times New Roman" w:hAnsi="Consolas" w:cs="Times New Roman"/>
+          <w:color w:val="D4D4D4"/>
+          <w:kern w:val="0"/>
+          <w:sz w:val="21"/>
+          <w:szCs w:val="21"/>
+          <w:lang w:eastAsia="en-ID"/>
+          <w14:ligatures w14:val="none"/>
+        </w:rPr>
+        <w:t xml:space="preserve">          </w:t>
+      </w:r>
+      <w:r>
+        <w:rPr>
+          <w:rFonts w:ascii="Consolas" w:eastAsia="Times New Roman" w:hAnsi="Consolas" w:cs="Times New Roman"/>
+          <w:color w:val="9CDCFE"/>
+          <w:kern w:val="0"/>
+          <w:sz w:val="21"/>
+          <w:szCs w:val="21"/>
+          <w:lang w:eastAsia="en-ID"/>
+          <w14:ligatures w14:val="none"/>
+        </w:rPr>
+        <w:t>$type</w:t>
+      </w:r>
+      <w:r>
+        <w:rPr>
+          <w:rFonts w:ascii="Consolas" w:eastAsia="Times New Roman" w:hAnsi="Consolas" w:cs="Times New Roman"/>
+          <w:color w:val="D4D4D4"/>
+          <w:kern w:val="0"/>
+          <w:sz w:val="21"/>
+          <w:szCs w:val="21"/>
+          <w:lang w:eastAsia="en-ID"/>
+          <w14:ligatures w14:val="none"/>
+        </w:rPr>
+        <w:t xml:space="preserve"> = </w:t>
+      </w:r>
+      <w:r>
+        <w:rPr>
+          <w:rFonts w:ascii="Consolas" w:eastAsia="Times New Roman" w:hAnsi="Consolas" w:cs="Times New Roman"/>
+          <w:color w:val="4EC9B0"/>
+          <w:kern w:val="0"/>
+          <w:sz w:val="21"/>
+          <w:szCs w:val="21"/>
+          <w:lang w:eastAsia="en-ID"/>
+          <w14:ligatures w14:val="none"/>
+        </w:rPr>
+        <w:t>PDO</w:t>
+      </w:r>
+      <w:r>
+        <w:rPr>
+          <w:rFonts w:ascii="Consolas" w:eastAsia="Times New Roman" w:hAnsi="Consolas" w:cs="Times New Roman"/>
+          <w:color w:val="D4D4D4"/>
+          <w:kern w:val="0"/>
+          <w:sz w:val="21"/>
+          <w:szCs w:val="21"/>
+          <w:lang w:eastAsia="en-ID"/>
+          <w14:ligatures w14:val="none"/>
+        </w:rPr>
+        <w:t>::PARAM_INT;</w:t>
+      </w:r>
+    </w:p>
+    <w:p>
+      <w:pPr>
+        <w:shd w:val="clear" w:color="auto" w:fill="1F1F1F"/>
+        <w:spacing w:after="0" w:line="285" w:lineRule="atLeast"/>
+        <w:rPr>
+          <w:rFonts w:ascii="Consolas" w:eastAsia="Times New Roman" w:hAnsi="Consolas" w:cs="Times New Roman"/>
+          <w:color w:val="CCCCCC"/>
+          <w:kern w:val="0"/>
+          <w:sz w:val="21"/>
+          <w:szCs w:val="21"/>
+          <w:lang w:eastAsia="en-ID"/>
+          <w14:ligatures w14:val="none"/>
+        </w:rPr>
+      </w:pPr>
+      <w:r>
+        <w:rPr>
+          <w:rFonts w:ascii="Consolas" w:eastAsia="Times New Roman" w:hAnsi="Consolas" w:cs="Times New Roman"/>
+          <w:color w:val="D4D4D4"/>
+          <w:kern w:val="0"/>
+          <w:sz w:val="21"/>
+          <w:szCs w:val="21"/>
+          <w:lang w:eastAsia="en-ID"/>
+          <w14:ligatures w14:val="none"/>
+        </w:rPr>
+        <w:t xml:space="preserve">          </w:t>
+      </w:r>
+      <w:r>
+        <w:rPr>
+          <w:rFonts w:ascii="Consolas" w:eastAsia="Times New Roman" w:hAnsi="Consolas" w:cs="Times New Roman"/>
+          <w:color w:val="C586C0"/>
+          <w:kern w:val="0"/>
+          <w:sz w:val="21"/>
+          <w:szCs w:val="21"/>
+          <w:lang w:eastAsia="en-ID"/>
+          <w14:ligatures w14:val="none"/>
+        </w:rPr>
+        <w:t>break</w:t>
+      </w:r>
+      <w:r>
+        <w:rPr>
+          <w:rFonts w:ascii="Consolas" w:eastAsia="Times New Roman" w:hAnsi="Consolas" w:cs="Times New Roman"/>
+          <w:color w:val="D4D4D4"/>
+          <w:kern w:val="0"/>
+          <w:sz w:val="21"/>
+          <w:szCs w:val="21"/>
+          <w:lang w:eastAsia="en-ID"/>
+          <w14:ligatures w14:val="none"/>
+        </w:rPr>
+        <w:t>;</w:t>
+      </w:r>
+    </w:p>
+    <w:p>
+      <w:pPr>
+        <w:shd w:val="clear" w:color="auto" w:fill="1F1F1F"/>
+        <w:spacing w:after="0" w:line="285" w:lineRule="atLeast"/>
+        <w:rPr>
+          <w:rFonts w:ascii="Consolas" w:eastAsia="Times New Roman" w:hAnsi="Consolas" w:cs="Times New Roman"/>
+          <w:color w:val="CCCCCC"/>
+          <w:kern w:val="0"/>
+          <w:sz w:val="21"/>
+          <w:szCs w:val="21"/>
+          <w:lang w:eastAsia="en-ID"/>
+          <w14:ligatures w14:val="none"/>
+        </w:rPr>
+      </w:pPr>
+      <w:r>
+        <w:rPr>
+          <w:rFonts w:ascii="Consolas" w:eastAsia="Times New Roman" w:hAnsi="Consolas" w:cs="Times New Roman"/>
+          <w:color w:val="D4D4D4"/>
+          <w:kern w:val="0"/>
+          <w:sz w:val="21"/>
+          <w:szCs w:val="21"/>
+          <w:lang w:eastAsia="en-ID"/>
+          <w14:ligatures w14:val="none"/>
+        </w:rPr>
+        <w:t xml:space="preserve">        </w:t>
+      </w:r>
+      <w:r>
+        <w:rPr>
+          <w:rFonts w:ascii="Consolas" w:eastAsia="Times New Roman" w:hAnsi="Consolas" w:cs="Times New Roman"/>
+          <w:color w:val="C586C0"/>
+          <w:kern w:val="0"/>
+          <w:sz w:val="21"/>
+          <w:szCs w:val="21"/>
+          <w:lang w:eastAsia="en-ID"/>
+          <w14:ligatures w14:val="none"/>
+        </w:rPr>
+        <w:t>case</w:t>
+      </w:r>
+      <w:r>
+        <w:rPr>
+          <w:rFonts w:ascii="Consolas" w:eastAsia="Times New Roman" w:hAnsi="Consolas" w:cs="Times New Roman"/>
+          <w:color w:val="D4D4D4"/>
+          <w:kern w:val="0"/>
+          <w:sz w:val="21"/>
+          <w:szCs w:val="21"/>
+          <w:lang w:eastAsia="en-ID"/>
+          <w14:ligatures w14:val="none"/>
+        </w:rPr>
+        <w:t xml:space="preserve"> </w:t>
+      </w:r>
+      <w:r>
+        <w:rPr>
+          <w:rFonts w:ascii="Consolas" w:eastAsia="Times New Roman" w:hAnsi="Consolas" w:cs="Times New Roman"/>
+          <w:color w:val="DCDCAA"/>
+          <w:kern w:val="0"/>
+          <w:sz w:val="21"/>
+          <w:szCs w:val="21"/>
+          <w:lang w:eastAsia="en-ID"/>
+          <w14:ligatures w14:val="none"/>
+        </w:rPr>
+        <w:t>is_bool</w:t>
+      </w:r>
+      <w:r>
+        <w:rPr>
+          <w:rFonts w:ascii="Consolas" w:eastAsia="Times New Roman" w:hAnsi="Consolas" w:cs="Times New Roman"/>
+          <w:color w:val="D4D4D4"/>
+          <w:kern w:val="0"/>
+          <w:sz w:val="21"/>
+          <w:szCs w:val="21"/>
+          <w:lang w:eastAsia="en-ID"/>
+          <w14:ligatures w14:val="none"/>
+        </w:rPr>
+        <w:t>(</w:t>
+      </w:r>
+      <w:r>
+        <w:rPr>
+          <w:rFonts w:ascii="Consolas" w:eastAsia="Times New Roman" w:hAnsi="Consolas" w:cs="Times New Roman"/>
+          <w:color w:val="9CDCFE"/>
+          <w:kern w:val="0"/>
+          <w:sz w:val="21"/>
+          <w:szCs w:val="21"/>
+          <w:lang w:eastAsia="en-ID"/>
+          <w14:ligatures w14:val="none"/>
+        </w:rPr>
+        <w:t>$value</w:t>
+      </w:r>
+      <w:r>
+        <w:rPr>
+          <w:rFonts w:ascii="Consolas" w:eastAsia="Times New Roman" w:hAnsi="Consolas" w:cs="Times New Roman"/>
+          <w:color w:val="D4D4D4"/>
+          <w:kern w:val="0"/>
+          <w:sz w:val="21"/>
+          <w:szCs w:val="21"/>
+          <w:lang w:eastAsia="en-ID"/>
+          <w14:ligatures w14:val="none"/>
+        </w:rPr>
+        <w:t>) :</w:t>
+      </w:r>
+    </w:p>
+    <w:p>
+      <w:pPr>
+        <w:shd w:val="clear" w:color="auto" w:fill="1F1F1F"/>
+        <w:spacing w:after="0" w:line="285" w:lineRule="atLeast"/>
+        <w:rPr>
+          <w:rFonts w:ascii="Consolas" w:eastAsia="Times New Roman" w:hAnsi="Consolas" w:cs="Times New Roman"/>
+          <w:color w:val="CCCCCC"/>
+          <w:kern w:val="0"/>
+          <w:sz w:val="21"/>
+          <w:szCs w:val="21"/>
+          <w:lang w:eastAsia="en-ID"/>
+          <w14:ligatures w14:val="none"/>
+        </w:rPr>
+      </w:pPr>
+      <w:r>
+        <w:rPr>
+          <w:rFonts w:ascii="Consolas" w:eastAsia="Times New Roman" w:hAnsi="Consolas" w:cs="Times New Roman"/>
+          <w:color w:val="D4D4D4"/>
+          <w:kern w:val="0"/>
+          <w:sz w:val="21"/>
+          <w:szCs w:val="21"/>
+          <w:lang w:eastAsia="en-ID"/>
+          <w14:ligatures w14:val="none"/>
+        </w:rPr>
+        <w:t xml:space="preserve">          </w:t>
+      </w:r>
+      <w:r>
+        <w:rPr>
+          <w:rFonts w:ascii="Consolas" w:eastAsia="Times New Roman" w:hAnsi="Consolas" w:cs="Times New Roman"/>
+          <w:color w:val="9CDCFE"/>
+          <w:kern w:val="0"/>
+          <w:sz w:val="21"/>
+          <w:szCs w:val="21"/>
+          <w:lang w:eastAsia="en-ID"/>
+          <w14:ligatures w14:val="none"/>
+        </w:rPr>
+        <w:t>$type</w:t>
+      </w:r>
+      <w:r>
+        <w:rPr>
+          <w:rFonts w:ascii="Consolas" w:eastAsia="Times New Roman" w:hAnsi="Consolas" w:cs="Times New Roman"/>
+          <w:color w:val="D4D4D4"/>
+          <w:kern w:val="0"/>
+          <w:sz w:val="21"/>
+          <w:szCs w:val="21"/>
+          <w:lang w:eastAsia="en-ID"/>
+          <w14:ligatures w14:val="none"/>
+        </w:rPr>
+        <w:t xml:space="preserve"> = </w:t>
+      </w:r>
+      <w:r>
+        <w:rPr>
+          <w:rFonts w:ascii="Consolas" w:eastAsia="Times New Roman" w:hAnsi="Consolas" w:cs="Times New Roman"/>
+          <w:color w:val="4EC9B0"/>
+          <w:kern w:val="0"/>
+          <w:sz w:val="21"/>
+          <w:szCs w:val="21"/>
+          <w:lang w:eastAsia="en-ID"/>
+          <w14:ligatures w14:val="none"/>
+        </w:rPr>
+        <w:t>PDO</w:t>
+      </w:r>
+      <w:r>
+        <w:rPr>
+          <w:rFonts w:ascii="Consolas" w:eastAsia="Times New Roman" w:hAnsi="Consolas" w:cs="Times New Roman"/>
+          <w:color w:val="D4D4D4"/>
+          <w:kern w:val="0"/>
+          <w:sz w:val="21"/>
+          <w:szCs w:val="21"/>
+          <w:lang w:eastAsia="en-ID"/>
+          <w14:ligatures w14:val="none"/>
+        </w:rPr>
+        <w:t>::PARAM_BOOL;</w:t>
+      </w:r>
+    </w:p>
+    <w:p>
+      <w:pPr>
+        <w:shd w:val="clear" w:color="auto" w:fill="1F1F1F"/>
+        <w:spacing w:after="0" w:line="285" w:lineRule="atLeast"/>
+        <w:rPr>
+          <w:rFonts w:ascii="Consolas" w:eastAsia="Times New Roman" w:hAnsi="Consolas" w:cs="Times New Roman"/>
+          <w:color w:val="CCCCCC"/>
+          <w:kern w:val="0"/>
+          <w:sz w:val="21"/>
+          <w:szCs w:val="21"/>
+          <w:lang w:eastAsia="en-ID"/>
+          <w14:ligatures w14:val="none"/>
+        </w:rPr>
+      </w:pPr>
+      <w:r>
+        <w:rPr>
+          <w:rFonts w:ascii="Consolas" w:eastAsia="Times New Roman" w:hAnsi="Consolas" w:cs="Times New Roman"/>
+          <w:color w:val="D4D4D4"/>
+          <w:kern w:val="0"/>
+          <w:sz w:val="21"/>
+          <w:szCs w:val="21"/>
+          <w:lang w:eastAsia="en-ID"/>
+          <w14:ligatures w14:val="none"/>
+        </w:rPr>
+        <w:t xml:space="preserve">          </w:t>
+      </w:r>
+      <w:r>
+        <w:rPr>
+          <w:rFonts w:ascii="Consolas" w:eastAsia="Times New Roman" w:hAnsi="Consolas" w:cs="Times New Roman"/>
+          <w:color w:val="C586C0"/>
+          <w:kern w:val="0"/>
+          <w:sz w:val="21"/>
+          <w:szCs w:val="21"/>
+          <w:lang w:eastAsia="en-ID"/>
+          <w14:ligatures w14:val="none"/>
+        </w:rPr>
+        <w:t>break</w:t>
+      </w:r>
+      <w:r>
+        <w:rPr>
+          <w:rFonts w:ascii="Consolas" w:eastAsia="Times New Roman" w:hAnsi="Consolas" w:cs="Times New Roman"/>
+          <w:color w:val="D4D4D4"/>
+          <w:kern w:val="0"/>
+          <w:sz w:val="21"/>
+          <w:szCs w:val="21"/>
+          <w:lang w:eastAsia="en-ID"/>
+          <w14:ligatures w14:val="none"/>
+        </w:rPr>
+        <w:t>;</w:t>
+      </w:r>
+    </w:p>
+    <w:p>
+      <w:pPr>
+        <w:shd w:val="clear" w:color="auto" w:fill="1F1F1F"/>
+        <w:spacing w:after="0" w:line="285" w:lineRule="atLeast"/>
+        <w:rPr>
+          <w:rFonts w:ascii="Consolas" w:eastAsia="Times New Roman" w:hAnsi="Consolas" w:cs="Times New Roman"/>
+          <w:color w:val="CCCCCC"/>
+          <w:kern w:val="0"/>
+          <w:sz w:val="21"/>
+          <w:szCs w:val="21"/>
+          <w:lang w:eastAsia="en-ID"/>
+          <w14:ligatures w14:val="none"/>
+        </w:rPr>
+      </w:pPr>
+      <w:r>
+        <w:rPr>
+          <w:rFonts w:ascii="Consolas" w:eastAsia="Times New Roman" w:hAnsi="Consolas" w:cs="Times New Roman"/>
+          <w:color w:val="D4D4D4"/>
+          <w:kern w:val="0"/>
+          <w:sz w:val="21"/>
+          <w:szCs w:val="21"/>
+          <w:lang w:eastAsia="en-ID"/>
+          <w14:ligatures w14:val="none"/>
+        </w:rPr>
+        <w:t xml:space="preserve">        </w:t>
+      </w:r>
+      <w:r>
+        <w:rPr>
+          <w:rFonts w:ascii="Consolas" w:eastAsia="Times New Roman" w:hAnsi="Consolas" w:cs="Times New Roman"/>
+          <w:color w:val="C586C0"/>
+          <w:kern w:val="0"/>
+          <w:sz w:val="21"/>
+          <w:szCs w:val="21"/>
+          <w:lang w:eastAsia="en-ID"/>
+          <w14:ligatures w14:val="none"/>
+        </w:rPr>
+        <w:t>case</w:t>
+      </w:r>
+      <w:r>
+        <w:rPr>
+          <w:rFonts w:ascii="Consolas" w:eastAsia="Times New Roman" w:hAnsi="Consolas" w:cs="Times New Roman"/>
+          <w:color w:val="D4D4D4"/>
+          <w:kern w:val="0"/>
+          <w:sz w:val="21"/>
+          <w:szCs w:val="21"/>
+          <w:lang w:eastAsia="en-ID"/>
+          <w14:ligatures w14:val="none"/>
+        </w:rPr>
+        <w:t xml:space="preserve"> </w:t>
+      </w:r>
+      <w:r>
+        <w:rPr>
+          <w:rFonts w:ascii="Consolas" w:eastAsia="Times New Roman" w:hAnsi="Consolas" w:cs="Times New Roman"/>
+          <w:color w:val="DCDCAA"/>
+          <w:kern w:val="0"/>
+          <w:sz w:val="21"/>
+          <w:szCs w:val="21"/>
+          <w:lang w:eastAsia="en-ID"/>
+          <w14:ligatures w14:val="none"/>
+        </w:rPr>
+        <w:t>is_null</w:t>
+      </w:r>
+      <w:r>
+        <w:rPr>
+          <w:rFonts w:ascii="Consolas" w:eastAsia="Times New Roman" w:hAnsi="Consolas" w:cs="Times New Roman"/>
+          <w:color w:val="D4D4D4"/>
+          <w:kern w:val="0"/>
+          <w:sz w:val="21"/>
+          <w:szCs w:val="21"/>
+          <w:lang w:eastAsia="en-ID"/>
+          <w14:ligatures w14:val="none"/>
+        </w:rPr>
+        <w:t>(</w:t>
+      </w:r>
+      <w:r>
+        <w:rPr>
+          <w:rFonts w:ascii="Consolas" w:eastAsia="Times New Roman" w:hAnsi="Consolas" w:cs="Times New Roman"/>
+          <w:color w:val="9CDCFE"/>
+          <w:kern w:val="0"/>
+          <w:sz w:val="21"/>
+          <w:szCs w:val="21"/>
+          <w:lang w:eastAsia="en-ID"/>
+          <w14:ligatures w14:val="none"/>
+        </w:rPr>
+        <w:t>$value</w:t>
+      </w:r>
+      <w:r>
+        <w:rPr>
+          <w:rFonts w:ascii="Consolas" w:eastAsia="Times New Roman" w:hAnsi="Consolas" w:cs="Times New Roman"/>
+          <w:color w:val="D4D4D4"/>
+          <w:kern w:val="0"/>
+          <w:sz w:val="21"/>
+          <w:szCs w:val="21"/>
+          <w:lang w:eastAsia="en-ID"/>
+          <w14:ligatures w14:val="none"/>
+        </w:rPr>
+        <w:t>) :</w:t>
+      </w:r>
+    </w:p>
+    <w:p>
+      <w:pPr>
+        <w:shd w:val="clear" w:color="auto" w:fill="1F1F1F"/>
+        <w:spacing w:after="0" w:line="285" w:lineRule="atLeast"/>
+        <w:rPr>
+          <w:rFonts w:ascii="Consolas" w:eastAsia="Times New Roman" w:hAnsi="Consolas" w:cs="Times New Roman"/>
+          <w:color w:val="CCCCCC"/>
+          <w:kern w:val="0"/>
+          <w:sz w:val="21"/>
+          <w:szCs w:val="21"/>
+          <w:lang w:eastAsia="en-ID"/>
+          <w14:ligatures w14:val="none"/>
+        </w:rPr>
+      </w:pPr>
+      <w:r>
+        <w:rPr>
+          <w:rFonts w:ascii="Consolas" w:eastAsia="Times New Roman" w:hAnsi="Consolas" w:cs="Times New Roman"/>
+          <w:color w:val="D4D4D4"/>
+          <w:kern w:val="0"/>
+          <w:sz w:val="21"/>
+          <w:szCs w:val="21"/>
+          <w:lang w:eastAsia="en-ID"/>
+          <w14:ligatures w14:val="none"/>
+        </w:rPr>
+        <w:t xml:space="preserve">          </w:t>
+      </w:r>
+      <w:r>
+        <w:rPr>
+          <w:rFonts w:ascii="Consolas" w:eastAsia="Times New Roman" w:hAnsi="Consolas" w:cs="Times New Roman"/>
+          <w:color w:val="9CDCFE"/>
+          <w:kern w:val="0"/>
+          <w:sz w:val="21"/>
+          <w:szCs w:val="21"/>
+          <w:lang w:eastAsia="en-ID"/>
+          <w14:ligatures w14:val="none"/>
+        </w:rPr>
+        <w:t>$type</w:t>
+      </w:r>
+      <w:r>
+        <w:rPr>
+          <w:rFonts w:ascii="Consolas" w:eastAsia="Times New Roman" w:hAnsi="Consolas" w:cs="Times New Roman"/>
+          <w:color w:val="D4D4D4"/>
+          <w:kern w:val="0"/>
+          <w:sz w:val="21"/>
+          <w:szCs w:val="21"/>
+          <w:lang w:eastAsia="en-ID"/>
+          <w14:ligatures w14:val="none"/>
+        </w:rPr>
+        <w:t xml:space="preserve"> = </w:t>
+      </w:r>
+      <w:r>
+        <w:rPr>
+          <w:rFonts w:ascii="Consolas" w:eastAsia="Times New Roman" w:hAnsi="Consolas" w:cs="Times New Roman"/>
+          <w:color w:val="4EC9B0"/>
+          <w:kern w:val="0"/>
+          <w:sz w:val="21"/>
+          <w:szCs w:val="21"/>
+          <w:lang w:eastAsia="en-ID"/>
+          <w14:ligatures w14:val="none"/>
+        </w:rPr>
+        <w:t>PDO</w:t>
+      </w:r>
+      <w:r>
+        <w:rPr>
+          <w:rFonts w:ascii="Consolas" w:eastAsia="Times New Roman" w:hAnsi="Consolas" w:cs="Times New Roman"/>
+          <w:color w:val="D4D4D4"/>
+          <w:kern w:val="0"/>
+          <w:sz w:val="21"/>
+          <w:szCs w:val="21"/>
+          <w:lang w:eastAsia="en-ID"/>
+          <w14:ligatures w14:val="none"/>
+        </w:rPr>
+        <w:t>::PARAM_NULL;</w:t>
+      </w:r>
+    </w:p>
+    <w:p>
+      <w:pPr>
+        <w:shd w:val="clear" w:color="auto" w:fill="1F1F1F"/>
+        <w:spacing w:after="0" w:line="285" w:lineRule="atLeast"/>
+        <w:rPr>
+          <w:rFonts w:ascii="Consolas" w:eastAsia="Times New Roman" w:hAnsi="Consolas" w:cs="Times New Roman"/>
+          <w:color w:val="CCCCCC"/>
+          <w:kern w:val="0"/>
+          <w:sz w:val="21"/>
+          <w:szCs w:val="21"/>
+          <w:lang w:eastAsia="en-ID"/>
+          <w14:ligatures w14:val="none"/>
+        </w:rPr>
+      </w:pPr>
+      <w:r>
+        <w:rPr>
+          <w:rFonts w:ascii="Consolas" w:eastAsia="Times New Roman" w:hAnsi="Consolas" w:cs="Times New Roman"/>
+          <w:color w:val="D4D4D4"/>
+          <w:kern w:val="0"/>
+          <w:sz w:val="21"/>
+          <w:szCs w:val="21"/>
+          <w:lang w:eastAsia="en-ID"/>
+          <w14:ligatures w14:val="none"/>
+        </w:rPr>
+        <w:t xml:space="preserve">          </w:t>
+      </w:r>
+      <w:r>
+        <w:rPr>
+          <w:rFonts w:ascii="Consolas" w:eastAsia="Times New Roman" w:hAnsi="Consolas" w:cs="Times New Roman"/>
+          <w:color w:val="C586C0"/>
+          <w:kern w:val="0"/>
+          <w:sz w:val="21"/>
+          <w:szCs w:val="21"/>
+          <w:lang w:eastAsia="en-ID"/>
+          <w14:ligatures w14:val="none"/>
+        </w:rPr>
+        <w:t>break</w:t>
+      </w:r>
+      <w:r>
+        <w:rPr>
+          <w:rFonts w:ascii="Consolas" w:eastAsia="Times New Roman" w:hAnsi="Consolas" w:cs="Times New Roman"/>
+          <w:color w:val="D4D4D4"/>
+          <w:kern w:val="0"/>
+          <w:sz w:val="21"/>
+          <w:szCs w:val="21"/>
+          <w:lang w:eastAsia="en-ID"/>
+          <w14:ligatures w14:val="none"/>
+        </w:rPr>
+        <w:t>;</w:t>
+      </w:r>
+    </w:p>
+    <w:p>
+      <w:pPr>
+        <w:shd w:val="clear" w:color="auto" w:fill="1F1F1F"/>
+        <w:spacing w:after="0" w:line="285" w:lineRule="atLeast"/>
+        <w:rPr>
+          <w:rFonts w:ascii="Consolas" w:eastAsia="Times New Roman" w:hAnsi="Consolas" w:cs="Times New Roman"/>
+          <w:color w:val="CCCCCC"/>
+          <w:kern w:val="0"/>
+          <w:sz w:val="21"/>
+          <w:szCs w:val="21"/>
+          <w:lang w:eastAsia="en-ID"/>
+          <w14:ligatures w14:val="none"/>
+        </w:rPr>
+      </w:pPr>
+      <w:r>
+        <w:rPr>
+          <w:rFonts w:ascii="Consolas" w:eastAsia="Times New Roman" w:hAnsi="Consolas" w:cs="Times New Roman"/>
+          <w:color w:val="D4D4D4"/>
+          <w:kern w:val="0"/>
+          <w:sz w:val="21"/>
+          <w:szCs w:val="21"/>
+          <w:lang w:eastAsia="en-ID"/>
+          <w14:ligatures w14:val="none"/>
+        </w:rPr>
+        <w:t xml:space="preserve">        </w:t>
+      </w:r>
+      <w:r>
+        <w:rPr>
+          <w:rFonts w:ascii="Consolas" w:eastAsia="Times New Roman" w:hAnsi="Consolas" w:cs="Times New Roman"/>
+          <w:color w:val="C586C0"/>
+          <w:kern w:val="0"/>
+          <w:sz w:val="21"/>
+          <w:szCs w:val="21"/>
+          <w:lang w:eastAsia="en-ID"/>
+          <w14:ligatures w14:val="none"/>
+        </w:rPr>
+        <w:t>default</w:t>
+      </w:r>
+      <w:r>
+        <w:rPr>
+          <w:rFonts w:ascii="Consolas" w:eastAsia="Times New Roman" w:hAnsi="Consolas" w:cs="Times New Roman"/>
+          <w:color w:val="D4D4D4"/>
+          <w:kern w:val="0"/>
+          <w:sz w:val="21"/>
+          <w:szCs w:val="21"/>
+          <w:lang w:eastAsia="en-ID"/>
+          <w14:ligatures w14:val="none"/>
+        </w:rPr>
+        <w:t xml:space="preserve"> :</w:t>
+      </w:r>
+    </w:p>
+    <w:p>
+      <w:pPr>
+        <w:shd w:val="clear" w:color="auto" w:fill="1F1F1F"/>
+        <w:spacing w:after="0" w:line="285" w:lineRule="atLeast"/>
+        <w:rPr>
+          <w:rFonts w:ascii="Consolas" w:eastAsia="Times New Roman" w:hAnsi="Consolas" w:cs="Times New Roman"/>
+          <w:color w:val="CCCCCC"/>
+          <w:kern w:val="0"/>
+          <w:sz w:val="21"/>
+          <w:szCs w:val="21"/>
+          <w:lang w:eastAsia="en-ID"/>
+          <w14:ligatures w14:val="none"/>
+        </w:rPr>
+      </w:pPr>
+      <w:r>
+        <w:rPr>
+          <w:rFonts w:ascii="Consolas" w:eastAsia="Times New Roman" w:hAnsi="Consolas" w:cs="Times New Roman"/>
+          <w:color w:val="D4D4D4"/>
+          <w:kern w:val="0"/>
+          <w:sz w:val="21"/>
+          <w:szCs w:val="21"/>
+          <w:lang w:eastAsia="en-ID"/>
+          <w14:ligatures w14:val="none"/>
+        </w:rPr>
+        <w:t xml:space="preserve">          </w:t>
+      </w:r>
+      <w:r>
+        <w:rPr>
+          <w:rFonts w:ascii="Consolas" w:eastAsia="Times New Roman" w:hAnsi="Consolas" w:cs="Times New Roman"/>
+          <w:color w:val="9CDCFE"/>
+          <w:kern w:val="0"/>
+          <w:sz w:val="21"/>
+          <w:szCs w:val="21"/>
+          <w:lang w:eastAsia="en-ID"/>
+          <w14:ligatures w14:val="none"/>
+        </w:rPr>
+        <w:t>$type</w:t>
+      </w:r>
+      <w:r>
+        <w:rPr>
+          <w:rFonts w:ascii="Consolas" w:eastAsia="Times New Roman" w:hAnsi="Consolas" w:cs="Times New Roman"/>
+          <w:color w:val="D4D4D4"/>
+          <w:kern w:val="0"/>
+          <w:sz w:val="21"/>
+          <w:szCs w:val="21"/>
+          <w:lang w:eastAsia="en-ID"/>
+          <w14:ligatures w14:val="none"/>
+        </w:rPr>
+        <w:t xml:space="preserve"> = </w:t>
+      </w:r>
+      <w:r>
+        <w:rPr>
+          <w:rFonts w:ascii="Consolas" w:eastAsia="Times New Roman" w:hAnsi="Consolas" w:cs="Times New Roman"/>
+          <w:color w:val="4EC9B0"/>
+          <w:kern w:val="0"/>
+          <w:sz w:val="21"/>
+          <w:szCs w:val="21"/>
+          <w:lang w:eastAsia="en-ID"/>
+          <w14:ligatures w14:val="none"/>
+        </w:rPr>
+        <w:t>PDO</w:t>
+      </w:r>
+      <w:r>
+        <w:rPr>
+          <w:rFonts w:ascii="Consolas" w:eastAsia="Times New Roman" w:hAnsi="Consolas" w:cs="Times New Roman"/>
+          <w:color w:val="D4D4D4"/>
+          <w:kern w:val="0"/>
+          <w:sz w:val="21"/>
+          <w:szCs w:val="21"/>
+          <w:lang w:eastAsia="en-ID"/>
+          <w14:ligatures w14:val="none"/>
+        </w:rPr>
+        <w:t>::PARAM_STR;</w:t>
+      </w:r>
+    </w:p>
+    <w:p>
+      <w:pPr>
+        <w:shd w:val="clear" w:color="auto" w:fill="1F1F1F"/>
+        <w:spacing w:after="0" w:line="285" w:lineRule="atLeast"/>
+        <w:rPr>
+          <w:rFonts w:ascii="Consolas" w:eastAsia="Times New Roman" w:hAnsi="Consolas" w:cs="Times New Roman"/>
+          <w:color w:val="CCCCCC"/>
+          <w:kern w:val="0"/>
+          <w:sz w:val="21"/>
+          <w:szCs w:val="21"/>
+          <w:lang w:eastAsia="en-ID"/>
+          <w14:ligatures w14:val="none"/>
+        </w:rPr>
+      </w:pPr>
+      <w:r>
+        <w:rPr>
+          <w:rFonts w:ascii="Consolas" w:eastAsia="Times New Roman" w:hAnsi="Consolas" w:cs="Times New Roman"/>
+          <w:color w:val="D4D4D4"/>
+          <w:kern w:val="0"/>
+          <w:sz w:val="21"/>
+          <w:szCs w:val="21"/>
+          <w:lang w:eastAsia="en-ID"/>
+          <w14:ligatures w14:val="none"/>
+        </w:rPr>
+        <w:t>      }</w:t>
+      </w:r>
+    </w:p>
+    <w:p>
+      <w:pPr>
+        <w:shd w:val="clear" w:color="auto" w:fill="1F1F1F"/>
+        <w:spacing w:after="0" w:line="285" w:lineRule="atLeast"/>
+        <w:rPr>
+          <w:rFonts w:ascii="Consolas" w:eastAsia="Times New Roman" w:hAnsi="Consolas" w:cs="Times New Roman"/>
+          <w:color w:val="CCCCCC"/>
+          <w:kern w:val="0"/>
+          <w:sz w:val="21"/>
+          <w:szCs w:val="21"/>
+          <w:lang w:eastAsia="en-ID"/>
+          <w14:ligatures w14:val="none"/>
+        </w:rPr>
+      </w:pPr>
+      <w:r>
+        <w:rPr>
+          <w:rFonts w:ascii="Consolas" w:eastAsia="Times New Roman" w:hAnsi="Consolas" w:cs="Times New Roman"/>
+          <w:color w:val="D4D4D4"/>
+          <w:kern w:val="0"/>
+          <w:sz w:val="21"/>
+          <w:szCs w:val="21"/>
+          <w:lang w:eastAsia="en-ID"/>
+          <w14:ligatures w14:val="none"/>
+        </w:rPr>
+        <w:t>    }</w:t>
+      </w:r>
+    </w:p>
+    <w:p>
+      <w:pPr>
+        <w:shd w:val="clear" w:color="auto" w:fill="1F1F1F"/>
+        <w:spacing w:after="0" w:line="285" w:lineRule="atLeast"/>
+        <w:rPr>
+          <w:rFonts w:ascii="Consolas" w:eastAsia="Times New Roman" w:hAnsi="Consolas" w:cs="Times New Roman"/>
+          <w:color w:val="CCCCCC"/>
+          <w:kern w:val="0"/>
+          <w:sz w:val="21"/>
+          <w:szCs w:val="21"/>
+          <w:lang w:eastAsia="en-ID"/>
+          <w14:ligatures w14:val="none"/>
+        </w:rPr>
+      </w:pPr>
+      <w:r>
+        <w:rPr>
+          <w:rFonts w:ascii="Consolas" w:eastAsia="Times New Roman" w:hAnsi="Consolas" w:cs="Times New Roman"/>
+          <w:color w:val="D4D4D4"/>
+          <w:kern w:val="0"/>
+          <w:sz w:val="21"/>
+          <w:szCs w:val="21"/>
+          <w:lang w:eastAsia="en-ID"/>
+          <w14:ligatures w14:val="none"/>
+        </w:rPr>
+        <w:t xml:space="preserve">    </w:t>
+      </w:r>
+      <w:r>
+        <w:rPr>
+          <w:rFonts w:ascii="Consolas" w:eastAsia="Times New Roman" w:hAnsi="Consolas" w:cs="Times New Roman"/>
+          <w:color w:val="569CD6"/>
+          <w:kern w:val="0"/>
+          <w:sz w:val="21"/>
+          <w:szCs w:val="21"/>
+          <w:lang w:eastAsia="en-ID"/>
+          <w14:ligatures w14:val="none"/>
+        </w:rPr>
+        <w:t>$this</w:t>
+      </w:r>
+      <w:r>
+        <w:rPr>
+          <w:rFonts w:ascii="Consolas" w:eastAsia="Times New Roman" w:hAnsi="Consolas" w:cs="Times New Roman"/>
+          <w:color w:val="D4D4D4"/>
+          <w:kern w:val="0"/>
+          <w:sz w:val="21"/>
+          <w:szCs w:val="21"/>
+          <w:lang w:eastAsia="en-ID"/>
+          <w14:ligatures w14:val="none"/>
+        </w:rPr>
+        <w:t>-&gt;</w:t>
+      </w:r>
+      <w:r>
+        <w:rPr>
+          <w:rFonts w:ascii="Consolas" w:eastAsia="Times New Roman" w:hAnsi="Consolas" w:cs="Times New Roman"/>
+          <w:color w:val="9CDCFE"/>
+          <w:kern w:val="0"/>
+          <w:sz w:val="21"/>
+          <w:szCs w:val="21"/>
+          <w:lang w:eastAsia="en-ID"/>
+          <w14:ligatures w14:val="none"/>
+        </w:rPr>
+        <w:t>statement</w:t>
+      </w:r>
+      <w:r>
+        <w:rPr>
+          <w:rFonts w:ascii="Consolas" w:eastAsia="Times New Roman" w:hAnsi="Consolas" w:cs="Times New Roman"/>
+          <w:color w:val="D4D4D4"/>
+          <w:kern w:val="0"/>
+          <w:sz w:val="21"/>
+          <w:szCs w:val="21"/>
+          <w:lang w:eastAsia="en-ID"/>
+          <w14:ligatures w14:val="none"/>
+        </w:rPr>
+        <w:t>-&gt;</w:t>
+      </w:r>
+      <w:r>
+        <w:rPr>
+          <w:rFonts w:ascii="Consolas" w:eastAsia="Times New Roman" w:hAnsi="Consolas" w:cs="Times New Roman"/>
+          <w:color w:val="DCDCAA"/>
+          <w:kern w:val="0"/>
+          <w:sz w:val="21"/>
+          <w:szCs w:val="21"/>
+          <w:lang w:eastAsia="en-ID"/>
+          <w14:ligatures w14:val="none"/>
+        </w:rPr>
+        <w:t>bindValue</w:t>
+      </w:r>
+      <w:r>
+        <w:rPr>
+          <w:rFonts w:ascii="Consolas" w:eastAsia="Times New Roman" w:hAnsi="Consolas" w:cs="Times New Roman"/>
+          <w:color w:val="D4D4D4"/>
+          <w:kern w:val="0"/>
+          <w:sz w:val="21"/>
+          <w:szCs w:val="21"/>
+          <w:lang w:eastAsia="en-ID"/>
+          <w14:ligatures w14:val="none"/>
+        </w:rPr>
+        <w:t>(</w:t>
+      </w:r>
+      <w:r>
+        <w:rPr>
+          <w:rFonts w:ascii="Consolas" w:eastAsia="Times New Roman" w:hAnsi="Consolas" w:cs="Times New Roman"/>
+          <w:color w:val="9CDCFE"/>
+          <w:kern w:val="0"/>
+          <w:sz w:val="21"/>
+          <w:szCs w:val="21"/>
+          <w:lang w:eastAsia="en-ID"/>
+          <w14:ligatures w14:val="none"/>
+        </w:rPr>
+        <w:t>$param</w:t>
+      </w:r>
+      <w:r>
+        <w:rPr>
+          <w:rFonts w:ascii="Consolas" w:eastAsia="Times New Roman" w:hAnsi="Consolas" w:cs="Times New Roman"/>
+          <w:color w:val="D4D4D4"/>
+          <w:kern w:val="0"/>
+          <w:sz w:val="21"/>
+          <w:szCs w:val="21"/>
+          <w:lang w:eastAsia="en-ID"/>
+          <w14:ligatures w14:val="none"/>
+        </w:rPr>
+        <w:t xml:space="preserve">, </w:t>
+      </w:r>
+      <w:r>
+        <w:rPr>
+          <w:rFonts w:ascii="Consolas" w:eastAsia="Times New Roman" w:hAnsi="Consolas" w:cs="Times New Roman"/>
+          <w:color w:val="9CDCFE"/>
+          <w:kern w:val="0"/>
+          <w:sz w:val="21"/>
+          <w:szCs w:val="21"/>
+          <w:lang w:eastAsia="en-ID"/>
+          <w14:ligatures w14:val="none"/>
+        </w:rPr>
+        <w:t>$value</w:t>
+      </w:r>
+      <w:r>
+        <w:rPr>
+          <w:rFonts w:ascii="Consolas" w:eastAsia="Times New Roman" w:hAnsi="Consolas" w:cs="Times New Roman"/>
+          <w:color w:val="D4D4D4"/>
+          <w:kern w:val="0"/>
+          <w:sz w:val="21"/>
+          <w:szCs w:val="21"/>
+          <w:lang w:eastAsia="en-ID"/>
+          <w14:ligatures w14:val="none"/>
+        </w:rPr>
+        <w:t xml:space="preserve">, </w:t>
+      </w:r>
+      <w:r>
+        <w:rPr>
+          <w:rFonts w:ascii="Consolas" w:eastAsia="Times New Roman" w:hAnsi="Consolas" w:cs="Times New Roman"/>
+          <w:color w:val="9CDCFE"/>
+          <w:kern w:val="0"/>
+          <w:sz w:val="21"/>
+          <w:szCs w:val="21"/>
+          <w:lang w:eastAsia="en-ID"/>
+          <w14:ligatures w14:val="none"/>
+        </w:rPr>
+        <w:t>$type</w:t>
+      </w:r>
+      <w:r>
+        <w:rPr>
+          <w:rFonts w:ascii="Consolas" w:eastAsia="Times New Roman" w:hAnsi="Consolas" w:cs="Times New Roman"/>
+          <w:color w:val="D4D4D4"/>
+          <w:kern w:val="0"/>
+          <w:sz w:val="21"/>
+          <w:szCs w:val="21"/>
+          <w:lang w:eastAsia="en-ID"/>
+          <w14:ligatures w14:val="none"/>
+        </w:rPr>
+        <w:t>);</w:t>
+      </w:r>
+    </w:p>
+    <w:p>
+      <w:pPr>
+        <w:shd w:val="clear" w:color="auto" w:fill="1F1F1F"/>
+        <w:spacing w:after="0" w:line="285" w:lineRule="atLeast"/>
+        <w:rPr>
+          <w:rFonts w:ascii="Consolas" w:eastAsia="Times New Roman" w:hAnsi="Consolas" w:cs="Times New Roman"/>
+          <w:color w:val="CCCCCC"/>
+          <w:kern w:val="0"/>
+          <w:sz w:val="21"/>
+          <w:szCs w:val="21"/>
+          <w:lang w:eastAsia="en-ID"/>
+          <w14:ligatures w14:val="none"/>
+        </w:rPr>
+      </w:pPr>
+      <w:r>
+        <w:rPr>
+          <w:rFonts w:ascii="Consolas" w:eastAsia="Times New Roman" w:hAnsi="Consolas" w:cs="Times New Roman"/>
+          <w:color w:val="D4D4D4"/>
+          <w:kern w:val="0"/>
+          <w:sz w:val="21"/>
+          <w:szCs w:val="21"/>
+          <w:lang w:eastAsia="en-ID"/>
+          <w14:ligatures w14:val="none"/>
+        </w:rPr>
+        <w:t>  }</w:t>
+      </w:r>
+    </w:p>
+    <w:p>
+      <w:pPr>
+        <w:shd w:val="clear" w:color="auto" w:fill="1F1F1F"/>
+        <w:spacing w:after="0" w:line="285" w:lineRule="atLeast"/>
+        <w:rPr>
+          <w:rFonts w:ascii="Consolas" w:eastAsia="Times New Roman" w:hAnsi="Consolas" w:cs="Times New Roman"/>
+          <w:color w:val="CCCCCC"/>
+          <w:kern w:val="0"/>
+          <w:sz w:val="21"/>
+          <w:szCs w:val="21"/>
+          <w:lang w:eastAsia="en-ID"/>
+          <w14:ligatures w14:val="none"/>
+        </w:rPr>
+      </w:pPr>
+      <w:r>
+        <w:rPr>
+          <w:rFonts w:ascii="Consolas" w:eastAsia="Times New Roman" w:hAnsi="Consolas" w:cs="Times New Roman"/>
+          <w:color w:val="D4D4D4"/>
+          <w:kern w:val="0"/>
+          <w:sz w:val="21"/>
+          <w:szCs w:val="21"/>
+          <w:lang w:eastAsia="en-ID"/>
+          <w14:ligatures w14:val="none"/>
+        </w:rPr>
+        <w:t xml:space="preserve">  </w:t>
+      </w:r>
+    </w:p>
+    <w:p>
+      <w:pPr>
+        <w:shd w:val="clear" w:color="auto" w:fill="1F1F1F"/>
+        <w:spacing w:after="0" w:line="285" w:lineRule="atLeast"/>
+        <w:rPr>
+          <w:rFonts w:ascii="Consolas" w:eastAsia="Times New Roman" w:hAnsi="Consolas" w:cs="Times New Roman"/>
+          <w:color w:val="CCCCCC"/>
+          <w:kern w:val="0"/>
+          <w:sz w:val="21"/>
+          <w:szCs w:val="21"/>
+          <w:lang w:eastAsia="en-ID"/>
+          <w14:ligatures w14:val="none"/>
+        </w:rPr>
+      </w:pPr>
+      <w:r>
+        <w:rPr>
+          <w:rFonts w:ascii="Consolas" w:eastAsia="Times New Roman" w:hAnsi="Consolas" w:cs="Times New Roman"/>
+          <w:color w:val="D4D4D4"/>
+          <w:kern w:val="0"/>
+          <w:sz w:val="21"/>
+          <w:szCs w:val="21"/>
+          <w:lang w:eastAsia="en-ID"/>
+          <w14:ligatures w14:val="none"/>
+        </w:rPr>
+        <w:t xml:space="preserve">  </w:t>
+      </w:r>
+      <w:r>
+        <w:rPr>
+          <w:rFonts w:ascii="Consolas" w:eastAsia="Times New Roman" w:hAnsi="Consolas" w:cs="Times New Roman"/>
+          <w:color w:val="6A9955"/>
+          <w:kern w:val="0"/>
+          <w:sz w:val="21"/>
+          <w:szCs w:val="21"/>
+          <w:lang w:eastAsia="en-ID"/>
+          <w14:ligatures w14:val="none"/>
+        </w:rPr>
+        <w:t>// eksekusi</w:t>
+      </w:r>
+    </w:p>
+    <w:p>
+      <w:pPr>
+        <w:shd w:val="clear" w:color="auto" w:fill="1F1F1F"/>
+        <w:spacing w:after="0" w:line="285" w:lineRule="atLeast"/>
+        <w:rPr>
+          <w:rFonts w:ascii="Consolas" w:eastAsia="Times New Roman" w:hAnsi="Consolas" w:cs="Times New Roman"/>
+          <w:color w:val="CCCCCC"/>
+          <w:kern w:val="0"/>
+          <w:sz w:val="21"/>
+          <w:szCs w:val="21"/>
+          <w:lang w:eastAsia="en-ID"/>
+          <w14:ligatures w14:val="none"/>
+        </w:rPr>
+      </w:pPr>
+      <w:r>
+        <w:rPr>
+          <w:rFonts w:ascii="Consolas" w:eastAsia="Times New Roman" w:hAnsi="Consolas" w:cs="Times New Roman"/>
+          <w:color w:val="D4D4D4"/>
+          <w:kern w:val="0"/>
+          <w:sz w:val="21"/>
+          <w:szCs w:val="21"/>
+          <w:lang w:eastAsia="en-ID"/>
+          <w14:ligatures w14:val="none"/>
+        </w:rPr>
+        <w:t xml:space="preserve">  </w:t>
+      </w:r>
+      <w:r>
+        <w:rPr>
+          <w:rFonts w:ascii="Consolas" w:eastAsia="Times New Roman" w:hAnsi="Consolas" w:cs="Times New Roman"/>
+          <w:color w:val="569CD6"/>
+          <w:kern w:val="0"/>
+          <w:sz w:val="21"/>
+          <w:szCs w:val="21"/>
+          <w:lang w:eastAsia="en-ID"/>
+          <w14:ligatures w14:val="none"/>
+        </w:rPr>
+        <w:t>public</w:t>
+      </w:r>
+      <w:r>
+        <w:rPr>
+          <w:rFonts w:ascii="Consolas" w:eastAsia="Times New Roman" w:hAnsi="Consolas" w:cs="Times New Roman"/>
+          <w:color w:val="D4D4D4"/>
+          <w:kern w:val="0"/>
+          <w:sz w:val="21"/>
+          <w:szCs w:val="21"/>
+          <w:lang w:eastAsia="en-ID"/>
+          <w14:ligatures w14:val="none"/>
+        </w:rPr>
+        <w:t xml:space="preserve"> </w:t>
+      </w:r>
+      <w:r>
+        <w:rPr>
+          <w:rFonts w:ascii="Consolas" w:eastAsia="Times New Roman" w:hAnsi="Consolas" w:cs="Times New Roman"/>
+          <w:color w:val="569CD6"/>
+          <w:kern w:val="0"/>
+          <w:sz w:val="21"/>
+          <w:szCs w:val="21"/>
+          <w:lang w:eastAsia="en-ID"/>
+          <w14:ligatures w14:val="none"/>
+        </w:rPr>
+        <w:t>function</w:t>
+      </w:r>
+      <w:r>
+        <w:rPr>
+          <w:rFonts w:ascii="Consolas" w:eastAsia="Times New Roman" w:hAnsi="Consolas" w:cs="Times New Roman"/>
+          <w:color w:val="D4D4D4"/>
+          <w:kern w:val="0"/>
+          <w:sz w:val="21"/>
+          <w:szCs w:val="21"/>
+          <w:lang w:eastAsia="en-ID"/>
+          <w14:ligatures w14:val="none"/>
+        </w:rPr>
+        <w:t xml:space="preserve"> </w:t>
+      </w:r>
+      <w:r>
+        <w:rPr>
+          <w:rFonts w:ascii="Consolas" w:eastAsia="Times New Roman" w:hAnsi="Consolas" w:cs="Times New Roman"/>
+          <w:color w:val="DCDCAA"/>
+          <w:kern w:val="0"/>
+          <w:sz w:val="21"/>
+          <w:szCs w:val="21"/>
+          <w:lang w:eastAsia="en-ID"/>
+          <w14:ligatures w14:val="none"/>
+        </w:rPr>
+        <w:t>execute</w:t>
+      </w:r>
+      <w:r>
+        <w:rPr>
+          <w:rFonts w:ascii="Consolas" w:eastAsia="Times New Roman" w:hAnsi="Consolas" w:cs="Times New Roman"/>
+          <w:color w:val="D4D4D4"/>
+          <w:kern w:val="0"/>
+          <w:sz w:val="21"/>
+          <w:szCs w:val="21"/>
+          <w:lang w:eastAsia="en-ID"/>
+          <w14:ligatures w14:val="none"/>
+        </w:rPr>
+        <w:t>() {</w:t>
+      </w:r>
+    </w:p>
+    <w:p>
+      <w:pPr>
+        <w:shd w:val="clear" w:color="auto" w:fill="1F1F1F"/>
+        <w:spacing w:after="0" w:line="285" w:lineRule="atLeast"/>
+        <w:rPr>
+          <w:rFonts w:ascii="Consolas" w:eastAsia="Times New Roman" w:hAnsi="Consolas" w:cs="Times New Roman"/>
+          <w:color w:val="CCCCCC"/>
+          <w:kern w:val="0"/>
+          <w:sz w:val="21"/>
+          <w:szCs w:val="21"/>
+          <w:lang w:eastAsia="en-ID"/>
+          <w14:ligatures w14:val="none"/>
+        </w:rPr>
+      </w:pPr>
+      <w:r>
+        <w:rPr>
+          <w:rFonts w:ascii="Consolas" w:eastAsia="Times New Roman" w:hAnsi="Consolas" w:cs="Times New Roman"/>
+          <w:color w:val="D4D4D4"/>
+          <w:kern w:val="0"/>
+          <w:sz w:val="21"/>
+          <w:szCs w:val="21"/>
+          <w:lang w:eastAsia="en-ID"/>
+          <w14:ligatures w14:val="none"/>
+        </w:rPr>
+        <w:t xml:space="preserve">    </w:t>
+      </w:r>
+      <w:r>
+        <w:rPr>
+          <w:rFonts w:ascii="Consolas" w:eastAsia="Times New Roman" w:hAnsi="Consolas" w:cs="Times New Roman"/>
+          <w:color w:val="569CD6"/>
+          <w:kern w:val="0"/>
+          <w:sz w:val="21"/>
+          <w:szCs w:val="21"/>
+          <w:lang w:eastAsia="en-ID"/>
+          <w14:ligatures w14:val="none"/>
+        </w:rPr>
+        <w:t>$this</w:t>
+      </w:r>
+      <w:r>
+        <w:rPr>
+          <w:rFonts w:ascii="Consolas" w:eastAsia="Times New Roman" w:hAnsi="Consolas" w:cs="Times New Roman"/>
+          <w:color w:val="D4D4D4"/>
+          <w:kern w:val="0"/>
+          <w:sz w:val="21"/>
+          <w:szCs w:val="21"/>
+          <w:lang w:eastAsia="en-ID"/>
+          <w14:ligatures w14:val="none"/>
+        </w:rPr>
+        <w:t>-&gt;</w:t>
+      </w:r>
+      <w:r>
+        <w:rPr>
+          <w:rFonts w:ascii="Consolas" w:eastAsia="Times New Roman" w:hAnsi="Consolas" w:cs="Times New Roman"/>
+          <w:color w:val="9CDCFE"/>
+          <w:kern w:val="0"/>
+          <w:sz w:val="21"/>
+          <w:szCs w:val="21"/>
+          <w:lang w:eastAsia="en-ID"/>
+          <w14:ligatures w14:val="none"/>
+        </w:rPr>
+        <w:t>statement</w:t>
+      </w:r>
+      <w:r>
+        <w:rPr>
+          <w:rFonts w:ascii="Consolas" w:eastAsia="Times New Roman" w:hAnsi="Consolas" w:cs="Times New Roman"/>
+          <w:color w:val="D4D4D4"/>
+          <w:kern w:val="0"/>
+          <w:sz w:val="21"/>
+          <w:szCs w:val="21"/>
+          <w:lang w:eastAsia="en-ID"/>
+          <w14:ligatures w14:val="none"/>
+        </w:rPr>
+        <w:t>-&gt;</w:t>
+      </w:r>
+      <w:r>
+        <w:rPr>
+          <w:rFonts w:ascii="Consolas" w:eastAsia="Times New Roman" w:hAnsi="Consolas" w:cs="Times New Roman"/>
+          <w:color w:val="DCDCAA"/>
+          <w:kern w:val="0"/>
+          <w:sz w:val="21"/>
+          <w:szCs w:val="21"/>
+          <w:lang w:eastAsia="en-ID"/>
+          <w14:ligatures w14:val="none"/>
+        </w:rPr>
+        <w:t>execute</w:t>
+      </w:r>
+      <w:r>
+        <w:rPr>
+          <w:rFonts w:ascii="Consolas" w:eastAsia="Times New Roman" w:hAnsi="Consolas" w:cs="Times New Roman"/>
+          <w:color w:val="D4D4D4"/>
+          <w:kern w:val="0"/>
+          <w:sz w:val="21"/>
+          <w:szCs w:val="21"/>
+          <w:lang w:eastAsia="en-ID"/>
+          <w14:ligatures w14:val="none"/>
+        </w:rPr>
+        <w:t>();</w:t>
+      </w:r>
+    </w:p>
+    <w:p>
+      <w:pPr>
+        <w:shd w:val="clear" w:color="auto" w:fill="1F1F1F"/>
+        <w:spacing w:after="0" w:line="285" w:lineRule="atLeast"/>
+        <w:rPr>
+          <w:rFonts w:ascii="Consolas" w:eastAsia="Times New Roman" w:hAnsi="Consolas" w:cs="Times New Roman"/>
+          <w:color w:val="CCCCCC"/>
+          <w:kern w:val="0"/>
+          <w:sz w:val="21"/>
+          <w:szCs w:val="21"/>
+          <w:lang w:eastAsia="en-ID"/>
+          <w14:ligatures w14:val="none"/>
+        </w:rPr>
+      </w:pPr>
+      <w:r>
+        <w:rPr>
+          <w:rFonts w:ascii="Consolas" w:eastAsia="Times New Roman" w:hAnsi="Consolas" w:cs="Times New Roman"/>
+          <w:color w:val="D4D4D4"/>
+          <w:kern w:val="0"/>
+          <w:sz w:val="21"/>
+          <w:szCs w:val="21"/>
+          <w:lang w:eastAsia="en-ID"/>
+          <w14:ligatures w14:val="none"/>
+        </w:rPr>
+        <w:t>  }</w:t>
+      </w:r>
+    </w:p>
+    <w:p>
+      <w:pPr>
+        <w:shd w:val="clear" w:color="auto" w:fill="1F1F1F"/>
+        <w:spacing w:after="0" w:line="285" w:lineRule="atLeast"/>
+        <w:rPr>
+          <w:rFonts w:ascii="Consolas" w:eastAsia="Times New Roman" w:hAnsi="Consolas" w:cs="Times New Roman"/>
+          <w:color w:val="CCCCCC"/>
+          <w:kern w:val="0"/>
+          <w:sz w:val="21"/>
+          <w:szCs w:val="21"/>
+          <w:lang w:eastAsia="en-ID"/>
+          <w14:ligatures w14:val="none"/>
+        </w:rPr>
+      </w:pPr>
+    </w:p>
+    <w:p>
+      <w:pPr>
+        <w:shd w:val="clear" w:color="auto" w:fill="1F1F1F"/>
+        <w:spacing w:after="0" w:line="285" w:lineRule="atLeast"/>
+        <w:rPr>
+          <w:rFonts w:ascii="Consolas" w:eastAsia="Times New Roman" w:hAnsi="Consolas" w:cs="Times New Roman"/>
+          <w:color w:val="CCCCCC"/>
+          <w:kern w:val="0"/>
+          <w:sz w:val="21"/>
+          <w:szCs w:val="21"/>
+          <w:lang w:eastAsia="en-ID"/>
+          <w14:ligatures w14:val="none"/>
+        </w:rPr>
+      </w:pPr>
+      <w:r>
+        <w:rPr>
+          <w:rFonts w:ascii="Consolas" w:eastAsia="Times New Roman" w:hAnsi="Consolas" w:cs="Times New Roman"/>
+          <w:color w:val="D4D4D4"/>
+          <w:kern w:val="0"/>
+          <w:sz w:val="21"/>
+          <w:szCs w:val="21"/>
+          <w:lang w:eastAsia="en-ID"/>
+          <w14:ligatures w14:val="none"/>
+        </w:rPr>
+        <w:t xml:space="preserve">  </w:t>
+      </w:r>
+      <w:r>
+        <w:rPr>
+          <w:rFonts w:ascii="Consolas" w:eastAsia="Times New Roman" w:hAnsi="Consolas" w:cs="Times New Roman"/>
+          <w:color w:val="6A9955"/>
+          <w:kern w:val="0"/>
+          <w:sz w:val="21"/>
+          <w:szCs w:val="21"/>
+          <w:lang w:eastAsia="en-ID"/>
+          <w14:ligatures w14:val="none"/>
+        </w:rPr>
+        <w:t>// untuk data banyak, contoh select * mahasiswa</w:t>
+      </w:r>
+    </w:p>
+    <w:p>
+      <w:pPr>
+        <w:shd w:val="clear" w:color="auto" w:fill="1F1F1F"/>
+        <w:spacing w:after="0" w:line="285" w:lineRule="atLeast"/>
+        <w:rPr>
+          <w:rFonts w:ascii="Consolas" w:eastAsia="Times New Roman" w:hAnsi="Consolas" w:cs="Times New Roman"/>
+          <w:color w:val="CCCCCC"/>
+          <w:kern w:val="0"/>
+          <w:sz w:val="21"/>
+          <w:szCs w:val="21"/>
+          <w:lang w:eastAsia="en-ID"/>
+          <w14:ligatures w14:val="none"/>
+        </w:rPr>
+      </w:pPr>
+      <w:r>
+        <w:rPr>
+          <w:rFonts w:ascii="Consolas" w:eastAsia="Times New Roman" w:hAnsi="Consolas" w:cs="Times New Roman"/>
+          <w:color w:val="D4D4D4"/>
+          <w:kern w:val="0"/>
+          <w:sz w:val="21"/>
+          <w:szCs w:val="21"/>
+          <w:lang w:eastAsia="en-ID"/>
+          <w14:ligatures w14:val="none"/>
+        </w:rPr>
+        <w:t xml:space="preserve">  </w:t>
+      </w:r>
+      <w:r>
+        <w:rPr>
+          <w:rFonts w:ascii="Consolas" w:eastAsia="Times New Roman" w:hAnsi="Consolas" w:cs="Times New Roman"/>
+          <w:color w:val="569CD6"/>
+          <w:kern w:val="0"/>
+          <w:sz w:val="21"/>
+          <w:szCs w:val="21"/>
+          <w:lang w:eastAsia="en-ID"/>
+          <w14:ligatures w14:val="none"/>
+        </w:rPr>
+        <w:t>public</w:t>
+      </w:r>
+      <w:r>
+        <w:rPr>
+          <w:rFonts w:ascii="Consolas" w:eastAsia="Times New Roman" w:hAnsi="Consolas" w:cs="Times New Roman"/>
+          <w:color w:val="D4D4D4"/>
+          <w:kern w:val="0"/>
+          <w:sz w:val="21"/>
+          <w:szCs w:val="21"/>
+          <w:lang w:eastAsia="en-ID"/>
+          <w14:ligatures w14:val="none"/>
+        </w:rPr>
+        <w:t xml:space="preserve"> </w:t>
+      </w:r>
+      <w:r>
+        <w:rPr>
+          <w:rFonts w:ascii="Consolas" w:eastAsia="Times New Roman" w:hAnsi="Consolas" w:cs="Times New Roman"/>
+          <w:color w:val="569CD6"/>
+          <w:kern w:val="0"/>
+          <w:sz w:val="21"/>
+          <w:szCs w:val="21"/>
+          <w:lang w:eastAsia="en-ID"/>
+          <w14:ligatures w14:val="none"/>
+        </w:rPr>
+        <w:t>function</w:t>
+      </w:r>
+      <w:r>
+        <w:rPr>
+          <w:rFonts w:ascii="Consolas" w:eastAsia="Times New Roman" w:hAnsi="Consolas" w:cs="Times New Roman"/>
+          <w:color w:val="D4D4D4"/>
+          <w:kern w:val="0"/>
+          <w:sz w:val="21"/>
+          <w:szCs w:val="21"/>
+          <w:lang w:eastAsia="en-ID"/>
+          <w14:ligatures w14:val="none"/>
+        </w:rPr>
+        <w:t xml:space="preserve"> </w:t>
+      </w:r>
+      <w:r>
+        <w:rPr>
+          <w:rFonts w:ascii="Consolas" w:eastAsia="Times New Roman" w:hAnsi="Consolas" w:cs="Times New Roman"/>
+          <w:color w:val="DCDCAA"/>
+          <w:kern w:val="0"/>
+          <w:sz w:val="21"/>
+          <w:szCs w:val="21"/>
+          <w:lang w:eastAsia="en-ID"/>
+          <w14:ligatures w14:val="none"/>
+        </w:rPr>
+        <w:t>resultSet</w:t>
+      </w:r>
+      <w:r>
+        <w:rPr>
+          <w:rFonts w:ascii="Consolas" w:eastAsia="Times New Roman" w:hAnsi="Consolas" w:cs="Times New Roman"/>
+          <w:color w:val="D4D4D4"/>
+          <w:kern w:val="0"/>
+          <w:sz w:val="21"/>
+          <w:szCs w:val="21"/>
+          <w:lang w:eastAsia="en-ID"/>
+          <w14:ligatures w14:val="none"/>
+        </w:rPr>
+        <w:t>() {</w:t>
+      </w:r>
+    </w:p>
+    <w:p>
+      <w:pPr>
+        <w:shd w:val="clear" w:color="auto" w:fill="1F1F1F"/>
+        <w:spacing w:after="0" w:line="285" w:lineRule="atLeast"/>
+        <w:rPr>
+          <w:rFonts w:ascii="Consolas" w:eastAsia="Times New Roman" w:hAnsi="Consolas" w:cs="Times New Roman"/>
+          <w:color w:val="CCCCCC"/>
+          <w:kern w:val="0"/>
+          <w:sz w:val="21"/>
+          <w:szCs w:val="21"/>
+          <w:lang w:eastAsia="en-ID"/>
+          <w14:ligatures w14:val="none"/>
+        </w:rPr>
+      </w:pPr>
+      <w:r>
+        <w:rPr>
+          <w:rFonts w:ascii="Consolas" w:eastAsia="Times New Roman" w:hAnsi="Consolas" w:cs="Times New Roman"/>
+          <w:color w:val="D4D4D4"/>
+          <w:kern w:val="0"/>
+          <w:sz w:val="21"/>
+          <w:szCs w:val="21"/>
+          <w:lang w:eastAsia="en-ID"/>
+          <w14:ligatures w14:val="none"/>
+        </w:rPr>
+        <w:t xml:space="preserve">    </w:t>
+      </w:r>
+      <w:r>
+        <w:rPr>
+          <w:rFonts w:ascii="Consolas" w:eastAsia="Times New Roman" w:hAnsi="Consolas" w:cs="Times New Roman"/>
+          <w:color w:val="569CD6"/>
+          <w:kern w:val="0"/>
+          <w:sz w:val="21"/>
+          <w:szCs w:val="21"/>
+          <w:lang w:eastAsia="en-ID"/>
+          <w14:ligatures w14:val="none"/>
+        </w:rPr>
+        <w:t>$this</w:t>
+      </w:r>
+      <w:r>
+        <w:rPr>
+          <w:rFonts w:ascii="Consolas" w:eastAsia="Times New Roman" w:hAnsi="Consolas" w:cs="Times New Roman"/>
+          <w:color w:val="D4D4D4"/>
+          <w:kern w:val="0"/>
+          <w:sz w:val="21"/>
+          <w:szCs w:val="21"/>
+          <w:lang w:eastAsia="en-ID"/>
+          <w14:ligatures w14:val="none"/>
+        </w:rPr>
+        <w:t>-&gt;</w:t>
+      </w:r>
+      <w:r>
+        <w:rPr>
+          <w:rFonts w:ascii="Consolas" w:eastAsia="Times New Roman" w:hAnsi="Consolas" w:cs="Times New Roman"/>
+          <w:color w:val="DCDCAA"/>
+          <w:kern w:val="0"/>
+          <w:sz w:val="21"/>
+          <w:szCs w:val="21"/>
+          <w:lang w:eastAsia="en-ID"/>
+          <w14:ligatures w14:val="none"/>
+        </w:rPr>
+        <w:t>execute</w:t>
+      </w:r>
+      <w:r>
+        <w:rPr>
+          <w:rFonts w:ascii="Consolas" w:eastAsia="Times New Roman" w:hAnsi="Consolas" w:cs="Times New Roman"/>
+          <w:color w:val="D4D4D4"/>
+          <w:kern w:val="0"/>
+          <w:sz w:val="21"/>
+          <w:szCs w:val="21"/>
+          <w:lang w:eastAsia="en-ID"/>
+          <w14:ligatures w14:val="none"/>
+        </w:rPr>
+        <w:t>();</w:t>
+      </w:r>
+    </w:p>
+    <w:p>
+      <w:pPr>
+        <w:shd w:val="clear" w:color="auto" w:fill="1F1F1F"/>
+        <w:spacing w:after="0" w:line="285" w:lineRule="atLeast"/>
+        <w:rPr>
+          <w:rFonts w:ascii="Consolas" w:eastAsia="Times New Roman" w:hAnsi="Consolas" w:cs="Times New Roman"/>
+          <w:color w:val="CCCCCC"/>
+          <w:kern w:val="0"/>
+          <w:sz w:val="21"/>
+          <w:szCs w:val="21"/>
+          <w:lang w:eastAsia="en-ID"/>
+          <w14:ligatures w14:val="none"/>
+        </w:rPr>
+      </w:pPr>
+      <w:r>
+        <w:rPr>
+          <w:rFonts w:ascii="Consolas" w:eastAsia="Times New Roman" w:hAnsi="Consolas" w:cs="Times New Roman"/>
+          <w:color w:val="D4D4D4"/>
+          <w:kern w:val="0"/>
+          <w:sz w:val="21"/>
+          <w:szCs w:val="21"/>
+          <w:lang w:eastAsia="en-ID"/>
+          <w14:ligatures w14:val="none"/>
+        </w:rPr>
+        <w:t xml:space="preserve">    </w:t>
+      </w:r>
+      <w:r>
+        <w:rPr>
+          <w:rFonts w:ascii="Consolas" w:eastAsia="Times New Roman" w:hAnsi="Consolas" w:cs="Times New Roman"/>
+          <w:color w:val="C586C0"/>
+          <w:kern w:val="0"/>
+          <w:sz w:val="21"/>
+          <w:szCs w:val="21"/>
+          <w:lang w:eastAsia="en-ID"/>
+          <w14:ligatures w14:val="none"/>
+        </w:rPr>
+        <w:t>return</w:t>
+      </w:r>
+      <w:r>
+        <w:rPr>
+          <w:rFonts w:ascii="Consolas" w:eastAsia="Times New Roman" w:hAnsi="Consolas" w:cs="Times New Roman"/>
+          <w:color w:val="D4D4D4"/>
+          <w:kern w:val="0"/>
+          <w:sz w:val="21"/>
+          <w:szCs w:val="21"/>
+          <w:lang w:eastAsia="en-ID"/>
+          <w14:ligatures w14:val="none"/>
+        </w:rPr>
+        <w:t xml:space="preserve"> </w:t>
+      </w:r>
+      <w:r>
+        <w:rPr>
+          <w:rFonts w:ascii="Consolas" w:eastAsia="Times New Roman" w:hAnsi="Consolas" w:cs="Times New Roman"/>
+          <w:color w:val="569CD6"/>
+          <w:kern w:val="0"/>
+          <w:sz w:val="21"/>
+          <w:szCs w:val="21"/>
+          <w:lang w:eastAsia="en-ID"/>
+          <w14:ligatures w14:val="none"/>
+        </w:rPr>
+        <w:t>$this</w:t>
+      </w:r>
+      <w:r>
+        <w:rPr>
+          <w:rFonts w:ascii="Consolas" w:eastAsia="Times New Roman" w:hAnsi="Consolas" w:cs="Times New Roman"/>
+          <w:color w:val="D4D4D4"/>
+          <w:kern w:val="0"/>
+          <w:sz w:val="21"/>
+          <w:szCs w:val="21"/>
+          <w:lang w:eastAsia="en-ID"/>
+          <w14:ligatures w14:val="none"/>
+        </w:rPr>
+        <w:t>-&gt;</w:t>
+      </w:r>
+      <w:r>
+        <w:rPr>
+          <w:rFonts w:ascii="Consolas" w:eastAsia="Times New Roman" w:hAnsi="Consolas" w:cs="Times New Roman"/>
+          <w:color w:val="9CDCFE"/>
+          <w:kern w:val="0"/>
+          <w:sz w:val="21"/>
+          <w:szCs w:val="21"/>
+          <w:lang w:eastAsia="en-ID"/>
+          <w14:ligatures w14:val="none"/>
+        </w:rPr>
+        <w:t>statement</w:t>
+      </w:r>
+      <w:r>
+        <w:rPr>
+          <w:rFonts w:ascii="Consolas" w:eastAsia="Times New Roman" w:hAnsi="Consolas" w:cs="Times New Roman"/>
+          <w:color w:val="D4D4D4"/>
+          <w:kern w:val="0"/>
+          <w:sz w:val="21"/>
+          <w:szCs w:val="21"/>
+          <w:lang w:eastAsia="en-ID"/>
+          <w14:ligatures w14:val="none"/>
+        </w:rPr>
+        <w:t>-&gt;</w:t>
+      </w:r>
+      <w:r>
+        <w:rPr>
+          <w:rFonts w:ascii="Consolas" w:eastAsia="Times New Roman" w:hAnsi="Consolas" w:cs="Times New Roman"/>
+          <w:color w:val="DCDCAA"/>
+          <w:kern w:val="0"/>
+          <w:sz w:val="21"/>
+          <w:szCs w:val="21"/>
+          <w:lang w:eastAsia="en-ID"/>
+          <w14:ligatures w14:val="none"/>
+        </w:rPr>
+        <w:t>fetchAll</w:t>
+      </w:r>
+      <w:r>
+        <w:rPr>
+          <w:rFonts w:ascii="Consolas" w:eastAsia="Times New Roman" w:hAnsi="Consolas" w:cs="Times New Roman"/>
+          <w:color w:val="D4D4D4"/>
+          <w:kern w:val="0"/>
+          <w:sz w:val="21"/>
+          <w:szCs w:val="21"/>
+          <w:lang w:eastAsia="en-ID"/>
+          <w14:ligatures w14:val="none"/>
+        </w:rPr>
+        <w:t>(</w:t>
+      </w:r>
+      <w:r>
+        <w:rPr>
+          <w:rFonts w:ascii="Consolas" w:eastAsia="Times New Roman" w:hAnsi="Consolas" w:cs="Times New Roman"/>
+          <w:color w:val="4EC9B0"/>
+          <w:kern w:val="0"/>
+          <w:sz w:val="21"/>
+          <w:szCs w:val="21"/>
+          <w:lang w:eastAsia="en-ID"/>
+          <w14:ligatures w14:val="none"/>
+        </w:rPr>
+        <w:t>PDO</w:t>
+      </w:r>
+      <w:r>
+        <w:rPr>
+          <w:rFonts w:ascii="Consolas" w:eastAsia="Times New Roman" w:hAnsi="Consolas" w:cs="Times New Roman"/>
+          <w:color w:val="D4D4D4"/>
+          <w:kern w:val="0"/>
+          <w:sz w:val="21"/>
+          <w:szCs w:val="21"/>
+          <w:lang w:eastAsia="en-ID"/>
+          <w14:ligatures w14:val="none"/>
+        </w:rPr>
+        <w:t>::FETCH_ASSOC);</w:t>
+      </w:r>
+    </w:p>
+    <w:p>
+      <w:pPr>
+        <w:shd w:val="clear" w:color="auto" w:fill="1F1F1F"/>
+        <w:spacing w:after="0" w:line="285" w:lineRule="atLeast"/>
+        <w:rPr>
+          <w:rFonts w:ascii="Consolas" w:eastAsia="Times New Roman" w:hAnsi="Consolas" w:cs="Times New Roman"/>
+          <w:color w:val="CCCCCC"/>
+          <w:kern w:val="0"/>
+          <w:sz w:val="21"/>
+          <w:szCs w:val="21"/>
+          <w:lang w:eastAsia="en-ID"/>
+          <w14:ligatures w14:val="none"/>
+        </w:rPr>
+      </w:pPr>
+      <w:r>
+        <w:rPr>
+          <w:rFonts w:ascii="Consolas" w:eastAsia="Times New Roman" w:hAnsi="Consolas" w:cs="Times New Roman"/>
+          <w:color w:val="D4D4D4"/>
+          <w:kern w:val="0"/>
+          <w:sz w:val="21"/>
+          <w:szCs w:val="21"/>
+          <w:lang w:eastAsia="en-ID"/>
+          <w14:ligatures w14:val="none"/>
+        </w:rPr>
+        <w:lastRenderedPageBreak/>
+        <w:t>  }</w:t>
+      </w:r>
+    </w:p>
+    <w:p>
+      <w:pPr>
+        <w:shd w:val="clear" w:color="auto" w:fill="1F1F1F"/>
+        <w:spacing w:after="0" w:line="285" w:lineRule="atLeast"/>
+        <w:rPr>
+          <w:rFonts w:ascii="Consolas" w:eastAsia="Times New Roman" w:hAnsi="Consolas" w:cs="Times New Roman"/>
+          <w:color w:val="CCCCCC"/>
+          <w:kern w:val="0"/>
+          <w:sz w:val="21"/>
+          <w:szCs w:val="21"/>
+          <w:lang w:eastAsia="en-ID"/>
+          <w14:ligatures w14:val="none"/>
+        </w:rPr>
+      </w:pPr>
+      <w:r>
+        <w:rPr>
+          <w:rFonts w:ascii="Consolas" w:eastAsia="Times New Roman" w:hAnsi="Consolas" w:cs="Times New Roman"/>
+          <w:color w:val="D4D4D4"/>
+          <w:kern w:val="0"/>
+          <w:sz w:val="21"/>
+          <w:szCs w:val="21"/>
+          <w:lang w:eastAsia="en-ID"/>
+          <w14:ligatures w14:val="none"/>
+        </w:rPr>
+        <w:t xml:space="preserve">  </w:t>
+      </w:r>
+      <w:r>
+        <w:rPr>
+          <w:rFonts w:ascii="Consolas" w:eastAsia="Times New Roman" w:hAnsi="Consolas" w:cs="Times New Roman"/>
+          <w:color w:val="6A9955"/>
+          <w:kern w:val="0"/>
+          <w:sz w:val="21"/>
+          <w:szCs w:val="21"/>
+          <w:lang w:eastAsia="en-ID"/>
+          <w14:ligatures w14:val="none"/>
+        </w:rPr>
+        <w:t>// untuk satu data</w:t>
+      </w:r>
+    </w:p>
+    <w:p>
+      <w:pPr>
+        <w:shd w:val="clear" w:color="auto" w:fill="1F1F1F"/>
+        <w:spacing w:after="0" w:line="285" w:lineRule="atLeast"/>
+        <w:rPr>
+          <w:rFonts w:ascii="Consolas" w:eastAsia="Times New Roman" w:hAnsi="Consolas" w:cs="Times New Roman"/>
+          <w:color w:val="CCCCCC"/>
+          <w:kern w:val="0"/>
+          <w:sz w:val="21"/>
+          <w:szCs w:val="21"/>
+          <w:lang w:eastAsia="en-ID"/>
+          <w14:ligatures w14:val="none"/>
+        </w:rPr>
+      </w:pPr>
+      <w:r>
+        <w:rPr>
+          <w:rFonts w:ascii="Consolas" w:eastAsia="Times New Roman" w:hAnsi="Consolas" w:cs="Times New Roman"/>
+          <w:color w:val="D4D4D4"/>
+          <w:kern w:val="0"/>
+          <w:sz w:val="21"/>
+          <w:szCs w:val="21"/>
+          <w:lang w:eastAsia="en-ID"/>
+          <w14:ligatures w14:val="none"/>
+        </w:rPr>
+        <w:t xml:space="preserve">  </w:t>
+      </w:r>
+      <w:r>
+        <w:rPr>
+          <w:rFonts w:ascii="Consolas" w:eastAsia="Times New Roman" w:hAnsi="Consolas" w:cs="Times New Roman"/>
+          <w:color w:val="569CD6"/>
+          <w:kern w:val="0"/>
+          <w:sz w:val="21"/>
+          <w:szCs w:val="21"/>
+          <w:lang w:eastAsia="en-ID"/>
+          <w14:ligatures w14:val="none"/>
+        </w:rPr>
+        <w:t>public</w:t>
+      </w:r>
+      <w:r>
+        <w:rPr>
+          <w:rFonts w:ascii="Consolas" w:eastAsia="Times New Roman" w:hAnsi="Consolas" w:cs="Times New Roman"/>
+          <w:color w:val="D4D4D4"/>
+          <w:kern w:val="0"/>
+          <w:sz w:val="21"/>
+          <w:szCs w:val="21"/>
+          <w:lang w:eastAsia="en-ID"/>
+          <w14:ligatures w14:val="none"/>
+        </w:rPr>
+        <w:t xml:space="preserve"> </w:t>
+      </w:r>
+      <w:r>
+        <w:rPr>
+          <w:rFonts w:ascii="Consolas" w:eastAsia="Times New Roman" w:hAnsi="Consolas" w:cs="Times New Roman"/>
+          <w:color w:val="569CD6"/>
+          <w:kern w:val="0"/>
+          <w:sz w:val="21"/>
+          <w:szCs w:val="21"/>
+          <w:lang w:eastAsia="en-ID"/>
+          <w14:ligatures w14:val="none"/>
+        </w:rPr>
+        <w:t>function</w:t>
+      </w:r>
+      <w:r>
+        <w:rPr>
+          <w:rFonts w:ascii="Consolas" w:eastAsia="Times New Roman" w:hAnsi="Consolas" w:cs="Times New Roman"/>
+          <w:color w:val="D4D4D4"/>
+          <w:kern w:val="0"/>
+          <w:sz w:val="21"/>
+          <w:szCs w:val="21"/>
+          <w:lang w:eastAsia="en-ID"/>
+          <w14:ligatures w14:val="none"/>
+        </w:rPr>
+        <w:t xml:space="preserve"> </w:t>
+      </w:r>
+      <w:r>
+        <w:rPr>
+          <w:rFonts w:ascii="Consolas" w:eastAsia="Times New Roman" w:hAnsi="Consolas" w:cs="Times New Roman"/>
+          <w:color w:val="DCDCAA"/>
+          <w:kern w:val="0"/>
+          <w:sz w:val="21"/>
+          <w:szCs w:val="21"/>
+          <w:lang w:eastAsia="en-ID"/>
+          <w14:ligatures w14:val="none"/>
+        </w:rPr>
+        <w:t>single</w:t>
+      </w:r>
+      <w:r>
+        <w:rPr>
+          <w:rFonts w:ascii="Consolas" w:eastAsia="Times New Roman" w:hAnsi="Consolas" w:cs="Times New Roman"/>
+          <w:color w:val="D4D4D4"/>
+          <w:kern w:val="0"/>
+          <w:sz w:val="21"/>
+          <w:szCs w:val="21"/>
+          <w:lang w:eastAsia="en-ID"/>
+          <w14:ligatures w14:val="none"/>
+        </w:rPr>
+        <w:t>() {</w:t>
+      </w:r>
+    </w:p>
+    <w:p>
+      <w:pPr>
+        <w:shd w:val="clear" w:color="auto" w:fill="1F1F1F"/>
+        <w:spacing w:after="0" w:line="285" w:lineRule="atLeast"/>
+        <w:rPr>
+          <w:rFonts w:ascii="Consolas" w:eastAsia="Times New Roman" w:hAnsi="Consolas" w:cs="Times New Roman"/>
+          <w:color w:val="CCCCCC"/>
+          <w:kern w:val="0"/>
+          <w:sz w:val="21"/>
+          <w:szCs w:val="21"/>
+          <w:lang w:eastAsia="en-ID"/>
+          <w14:ligatures w14:val="none"/>
+        </w:rPr>
+      </w:pPr>
+      <w:r>
+        <w:rPr>
+          <w:rFonts w:ascii="Consolas" w:eastAsia="Times New Roman" w:hAnsi="Consolas" w:cs="Times New Roman"/>
+          <w:color w:val="D4D4D4"/>
+          <w:kern w:val="0"/>
+          <w:sz w:val="21"/>
+          <w:szCs w:val="21"/>
+          <w:lang w:eastAsia="en-ID"/>
+          <w14:ligatures w14:val="none"/>
+        </w:rPr>
+        <w:t xml:space="preserve">    </w:t>
+      </w:r>
+      <w:r>
+        <w:rPr>
+          <w:rFonts w:ascii="Consolas" w:eastAsia="Times New Roman" w:hAnsi="Consolas" w:cs="Times New Roman"/>
+          <w:color w:val="569CD6"/>
+          <w:kern w:val="0"/>
+          <w:sz w:val="21"/>
+          <w:szCs w:val="21"/>
+          <w:lang w:eastAsia="en-ID"/>
+          <w14:ligatures w14:val="none"/>
+        </w:rPr>
+        <w:t>$this</w:t>
+      </w:r>
+      <w:r>
+        <w:rPr>
+          <w:rFonts w:ascii="Consolas" w:eastAsia="Times New Roman" w:hAnsi="Consolas" w:cs="Times New Roman"/>
+          <w:color w:val="D4D4D4"/>
+          <w:kern w:val="0"/>
+          <w:sz w:val="21"/>
+          <w:szCs w:val="21"/>
+          <w:lang w:eastAsia="en-ID"/>
+          <w14:ligatures w14:val="none"/>
+        </w:rPr>
+        <w:t>-&gt;</w:t>
+      </w:r>
+      <w:r>
+        <w:rPr>
+          <w:rFonts w:ascii="Consolas" w:eastAsia="Times New Roman" w:hAnsi="Consolas" w:cs="Times New Roman"/>
+          <w:color w:val="DCDCAA"/>
+          <w:kern w:val="0"/>
+          <w:sz w:val="21"/>
+          <w:szCs w:val="21"/>
+          <w:lang w:eastAsia="en-ID"/>
+          <w14:ligatures w14:val="none"/>
+        </w:rPr>
+        <w:t>execute</w:t>
+      </w:r>
+      <w:r>
+        <w:rPr>
+          <w:rFonts w:ascii="Consolas" w:eastAsia="Times New Roman" w:hAnsi="Consolas" w:cs="Times New Roman"/>
+          <w:color w:val="D4D4D4"/>
+          <w:kern w:val="0"/>
+          <w:sz w:val="21"/>
+          <w:szCs w:val="21"/>
+          <w:lang w:eastAsia="en-ID"/>
+          <w14:ligatures w14:val="none"/>
+        </w:rPr>
+        <w:t>();</w:t>
+      </w:r>
+    </w:p>
+    <w:p>
+      <w:pPr>
+        <w:shd w:val="clear" w:color="auto" w:fill="1F1F1F"/>
+        <w:spacing w:after="0" w:line="285" w:lineRule="atLeast"/>
+        <w:rPr>
+          <w:rFonts w:ascii="Consolas" w:eastAsia="Times New Roman" w:hAnsi="Consolas" w:cs="Times New Roman"/>
+          <w:color w:val="CCCCCC"/>
+          <w:kern w:val="0"/>
+          <w:sz w:val="21"/>
+          <w:szCs w:val="21"/>
+          <w:lang w:eastAsia="en-ID"/>
+          <w14:ligatures w14:val="none"/>
+        </w:rPr>
+      </w:pPr>
+      <w:r>
+        <w:rPr>
+          <w:rFonts w:ascii="Consolas" w:eastAsia="Times New Roman" w:hAnsi="Consolas" w:cs="Times New Roman"/>
+          <w:color w:val="D4D4D4"/>
+          <w:kern w:val="0"/>
+          <w:sz w:val="21"/>
+          <w:szCs w:val="21"/>
+          <w:lang w:eastAsia="en-ID"/>
+          <w14:ligatures w14:val="none"/>
+        </w:rPr>
+        <w:t xml:space="preserve">    </w:t>
+      </w:r>
+      <w:r>
+        <w:rPr>
+          <w:rFonts w:ascii="Consolas" w:eastAsia="Times New Roman" w:hAnsi="Consolas" w:cs="Times New Roman"/>
+          <w:color w:val="C586C0"/>
+          <w:kern w:val="0"/>
+          <w:sz w:val="21"/>
+          <w:szCs w:val="21"/>
+          <w:lang w:eastAsia="en-ID"/>
+          <w14:ligatures w14:val="none"/>
+        </w:rPr>
+        <w:t>return</w:t>
+      </w:r>
+      <w:r>
+        <w:rPr>
+          <w:rFonts w:ascii="Consolas" w:eastAsia="Times New Roman" w:hAnsi="Consolas" w:cs="Times New Roman"/>
+          <w:color w:val="D4D4D4"/>
+          <w:kern w:val="0"/>
+          <w:sz w:val="21"/>
+          <w:szCs w:val="21"/>
+          <w:lang w:eastAsia="en-ID"/>
+          <w14:ligatures w14:val="none"/>
+        </w:rPr>
+        <w:t xml:space="preserve"> </w:t>
+      </w:r>
+      <w:r>
+        <w:rPr>
+          <w:rFonts w:ascii="Consolas" w:eastAsia="Times New Roman" w:hAnsi="Consolas" w:cs="Times New Roman"/>
+          <w:color w:val="569CD6"/>
+          <w:kern w:val="0"/>
+          <w:sz w:val="21"/>
+          <w:szCs w:val="21"/>
+          <w:lang w:eastAsia="en-ID"/>
+          <w14:ligatures w14:val="none"/>
+        </w:rPr>
+        <w:t>$this</w:t>
+      </w:r>
+      <w:r>
+        <w:rPr>
+          <w:rFonts w:ascii="Consolas" w:eastAsia="Times New Roman" w:hAnsi="Consolas" w:cs="Times New Roman"/>
+          <w:color w:val="D4D4D4"/>
+          <w:kern w:val="0"/>
+          <w:sz w:val="21"/>
+          <w:szCs w:val="21"/>
+          <w:lang w:eastAsia="en-ID"/>
+          <w14:ligatures w14:val="none"/>
+        </w:rPr>
+        <w:t>-&gt;</w:t>
+      </w:r>
+      <w:r>
+        <w:rPr>
+          <w:rFonts w:ascii="Consolas" w:eastAsia="Times New Roman" w:hAnsi="Consolas" w:cs="Times New Roman"/>
+          <w:color w:val="9CDCFE"/>
+          <w:kern w:val="0"/>
+          <w:sz w:val="21"/>
+          <w:szCs w:val="21"/>
+          <w:lang w:eastAsia="en-ID"/>
+          <w14:ligatures w14:val="none"/>
+        </w:rPr>
+        <w:t>statement</w:t>
+      </w:r>
+      <w:r>
+        <w:rPr>
+          <w:rFonts w:ascii="Consolas" w:eastAsia="Times New Roman" w:hAnsi="Consolas" w:cs="Times New Roman"/>
+          <w:color w:val="D4D4D4"/>
+          <w:kern w:val="0"/>
+          <w:sz w:val="21"/>
+          <w:szCs w:val="21"/>
+          <w:lang w:eastAsia="en-ID"/>
+          <w14:ligatures w14:val="none"/>
+        </w:rPr>
+        <w:t>-&gt;</w:t>
+      </w:r>
+      <w:r>
+        <w:rPr>
+          <w:rFonts w:ascii="Consolas" w:eastAsia="Times New Roman" w:hAnsi="Consolas" w:cs="Times New Roman"/>
+          <w:color w:val="DCDCAA"/>
+          <w:kern w:val="0"/>
+          <w:sz w:val="21"/>
+          <w:szCs w:val="21"/>
+          <w:lang w:eastAsia="en-ID"/>
+          <w14:ligatures w14:val="none"/>
+        </w:rPr>
+        <w:t>fetch</w:t>
+      </w:r>
+      <w:r>
+        <w:rPr>
+          <w:rFonts w:ascii="Consolas" w:eastAsia="Times New Roman" w:hAnsi="Consolas" w:cs="Times New Roman"/>
+          <w:color w:val="D4D4D4"/>
+          <w:kern w:val="0"/>
+          <w:sz w:val="21"/>
+          <w:szCs w:val="21"/>
+          <w:lang w:eastAsia="en-ID"/>
+          <w14:ligatures w14:val="none"/>
+        </w:rPr>
+        <w:t>(</w:t>
+      </w:r>
+      <w:r>
+        <w:rPr>
+          <w:rFonts w:ascii="Consolas" w:eastAsia="Times New Roman" w:hAnsi="Consolas" w:cs="Times New Roman"/>
+          <w:color w:val="4EC9B0"/>
+          <w:kern w:val="0"/>
+          <w:sz w:val="21"/>
+          <w:szCs w:val="21"/>
+          <w:lang w:eastAsia="en-ID"/>
+          <w14:ligatures w14:val="none"/>
+        </w:rPr>
+        <w:t>PDO</w:t>
+      </w:r>
+      <w:r>
+        <w:rPr>
+          <w:rFonts w:ascii="Consolas" w:eastAsia="Times New Roman" w:hAnsi="Consolas" w:cs="Times New Roman"/>
+          <w:color w:val="D4D4D4"/>
+          <w:kern w:val="0"/>
+          <w:sz w:val="21"/>
+          <w:szCs w:val="21"/>
+          <w:lang w:eastAsia="en-ID"/>
+          <w14:ligatures w14:val="none"/>
+        </w:rPr>
+        <w:t>::FETCH_ASSOC);</w:t>
+      </w:r>
+    </w:p>
+    <w:p>
+      <w:pPr>
+        <w:shd w:val="clear" w:color="auto" w:fill="1F1F1F"/>
+        <w:spacing w:after="0" w:line="285" w:lineRule="atLeast"/>
+        <w:rPr>
+          <w:rFonts w:ascii="Consolas" w:eastAsia="Times New Roman" w:hAnsi="Consolas" w:cs="Times New Roman"/>
+          <w:color w:val="CCCCCC"/>
+          <w:kern w:val="0"/>
+          <w:sz w:val="21"/>
+          <w:szCs w:val="21"/>
+          <w:lang w:eastAsia="en-ID"/>
+          <w14:ligatures w14:val="none"/>
+        </w:rPr>
+      </w:pPr>
+      <w:r>
+        <w:rPr>
+          <w:rFonts w:ascii="Consolas" w:eastAsia="Times New Roman" w:hAnsi="Consolas" w:cs="Times New Roman"/>
+          <w:color w:val="D4D4D4"/>
+          <w:kern w:val="0"/>
+          <w:sz w:val="21"/>
+          <w:szCs w:val="21"/>
+          <w:lang w:eastAsia="en-ID"/>
+          <w14:ligatures w14:val="none"/>
+        </w:rPr>
+        <w:t>  }</w:t>
+      </w:r>
+    </w:p>
+    <w:p>
+      <w:pPr>
+        <w:shd w:val="clear" w:color="auto" w:fill="1F1F1F"/>
+        <w:spacing w:after="0" w:line="285" w:lineRule="atLeast"/>
+        <w:rPr>
+          <w:rFonts w:ascii="Consolas" w:eastAsia="Times New Roman" w:hAnsi="Consolas" w:cs="Times New Roman"/>
+          <w:color w:val="CCCCCC"/>
+          <w:kern w:val="0"/>
+          <w:sz w:val="21"/>
+          <w:szCs w:val="21"/>
+          <w:lang w:eastAsia="en-ID"/>
+          <w14:ligatures w14:val="none"/>
+        </w:rPr>
+      </w:pPr>
+      <w:r>
+        <w:rPr>
+          <w:rFonts w:ascii="Consolas" w:eastAsia="Times New Roman" w:hAnsi="Consolas" w:cs="Times New Roman"/>
+          <w:color w:val="D4D4D4"/>
+          <w:kern w:val="0"/>
+          <w:sz w:val="21"/>
+          <w:szCs w:val="21"/>
+          <w:lang w:eastAsia="en-ID"/>
+          <w14:ligatures w14:val="none"/>
+        </w:rPr>
+        <w:t xml:space="preserve">  </w:t>
+      </w:r>
+    </w:p>
+    <w:p>
+      <w:pPr>
+        <w:shd w:val="clear" w:color="auto" w:fill="1F1F1F"/>
+        <w:spacing w:after="0" w:line="285" w:lineRule="atLeast"/>
+        <w:rPr>
+          <w:rFonts w:ascii="Consolas" w:eastAsia="Times New Roman" w:hAnsi="Consolas" w:cs="Times New Roman"/>
+          <w:color w:val="CCCCCC"/>
+          <w:kern w:val="0"/>
+          <w:sz w:val="21"/>
+          <w:szCs w:val="21"/>
+          <w:lang w:eastAsia="en-ID"/>
+          <w14:ligatures w14:val="none"/>
+        </w:rPr>
+      </w:pPr>
+      <w:r>
+        <w:rPr>
+          <w:rFonts w:ascii="Consolas" w:eastAsia="Times New Roman" w:hAnsi="Consolas" w:cs="Times New Roman"/>
+          <w:color w:val="D4D4D4"/>
+          <w:kern w:val="0"/>
+          <w:sz w:val="21"/>
+          <w:szCs w:val="21"/>
+          <w:lang w:eastAsia="en-ID"/>
+          <w14:ligatures w14:val="none"/>
+        </w:rPr>
+        <w:t>}</w:t>
+      </w:r>
+    </w:p>
+    <w:p>
+      <w:pPr>
+        <w:spacing w:after="0"/>
+        <w:jc w:val="both"/>
+        <w:rPr>
+          <w:rFonts w:ascii="Times New Roman" w:hAnsi="Times New Roman" w:cs="Times New Roman"/>
+        </w:rPr>
+      </w:pPr>
+      <w:r>
+        <w:rPr>
+          <w:rFonts w:ascii="Times New Roman" w:hAnsi="Times New Roman" w:cs="Times New Roman"/>
+          <w:b/>
+          <w:bCs/>
+        </w:rPr>
+        <w:t xml:space="preserve">Penjelasan singkat : </w:t>
+      </w:r>
+    </w:p>
+    <w:p>
+      <w:pPr>
+        <w:spacing w:after="0"/>
+        <w:jc w:val="both"/>
+        <w:rPr>
+          <w:rFonts w:ascii="Times New Roman" w:hAnsi="Times New Roman" w:cs="Times New Roman"/>
+          <w:b/>
+          <w:bCs/>
+        </w:rPr>
+      </w:pPr>
+      <w:r>
+        <w:rPr>
+          <w:rFonts w:ascii="Times New Roman" w:hAnsi="Times New Roman" w:cs="Times New Roman"/>
+        </w:rPr>
+        <w:t xml:space="preserve">1. </w:t>
+      </w:r>
+      <w:r>
+        <w:rPr>
+          <w:rFonts w:ascii="Times New Roman" w:hAnsi="Times New Roman" w:cs="Times New Roman"/>
+        </w:rPr>
+        <w:t>Pada kode ini</w:t>
+      </w:r>
+      <w:r>
+        <w:rPr>
+          <w:rFonts w:ascii="Times New Roman" w:hAnsi="Times New Roman" w:cs="Times New Roman"/>
+        </w:rPr>
+        <w:t>, terdapat pemanggilan value yg</w:t>
+      </w:r>
+      <w:r>
+        <w:rPr>
+          <w:rFonts w:ascii="Times New Roman" w:hAnsi="Times New Roman" w:cs="Times New Roman"/>
+        </w:rPr>
+        <w:t xml:space="preserve"> </w:t>
+      </w:r>
+      <w:r>
+        <w:rPr>
+          <w:rFonts w:ascii="Times New Roman" w:hAnsi="Times New Roman" w:cs="Times New Roman"/>
+        </w:rPr>
+        <w:t>di</w:t>
+      </w:r>
+      <w:r>
+        <w:rPr>
+          <w:rFonts w:ascii="Times New Roman" w:hAnsi="Times New Roman" w:cs="Times New Roman"/>
+        </w:rPr>
+        <w:t xml:space="preserve">panggil dari </w:t>
+      </w:r>
+      <w:r>
+        <w:rPr>
+          <w:rFonts w:ascii="Times New Roman" w:hAnsi="Times New Roman" w:cs="Times New Roman"/>
+          <w:b/>
+          <w:bCs/>
+        </w:rPr>
+        <w:t xml:space="preserve">define() </w:t>
+      </w:r>
+      <w:r>
+        <w:rPr>
+          <w:rFonts w:ascii="Times New Roman" w:hAnsi="Times New Roman" w:cs="Times New Roman"/>
+        </w:rPr>
+        <w:t xml:space="preserve">di </w:t>
+      </w:r>
+      <w:r>
+        <w:rPr>
+          <w:rFonts w:ascii="Times New Roman" w:hAnsi="Times New Roman" w:cs="Times New Roman"/>
+          <w:b/>
+          <w:bCs/>
+        </w:rPr>
+        <w:t xml:space="preserve">config.php </w:t>
+      </w:r>
+    </w:p>
+    <w:p>
+      <w:pPr>
+        <w:spacing w:after="0"/>
+        <w:jc w:val="both"/>
+        <w:rPr>
+          <w:rFonts w:ascii="Times New Roman" w:hAnsi="Times New Roman" w:cs="Times New Roman"/>
+        </w:rPr>
+      </w:pPr>
+      <w:r>
+        <w:rPr>
+          <w:rFonts w:ascii="Times New Roman" w:hAnsi="Times New Roman" w:cs="Times New Roman"/>
+        </w:rPr>
+        <w:t>2. method construct akan dijalankan ketika di class Database di instans, disini terdapat pengkoneksian database dan mengecek koneksi serta keamanan</w:t>
+      </w:r>
+    </w:p>
+    <w:p>
+      <w:pPr>
+        <w:spacing w:after="0"/>
+        <w:jc w:val="both"/>
+        <w:rPr>
+          <w:rFonts w:ascii="Times New Roman" w:hAnsi="Times New Roman" w:cs="Times New Roman"/>
+        </w:rPr>
+      </w:pPr>
+      <w:r>
+        <w:rPr>
+          <w:rFonts w:ascii="Times New Roman" w:hAnsi="Times New Roman" w:cs="Times New Roman"/>
+        </w:rPr>
+        <w:t>3. Terdapat method untuk query agar bisa di ambil secara fleksibel</w:t>
+      </w:r>
+    </w:p>
+    <w:p>
+      <w:pPr>
+        <w:spacing w:after="0"/>
+        <w:jc w:val="both"/>
+        <w:rPr>
+          <w:rFonts w:ascii="Times New Roman" w:hAnsi="Times New Roman" w:cs="Times New Roman"/>
+        </w:rPr>
+      </w:pPr>
+      <w:r>
+        <w:rPr>
+          <w:rFonts w:ascii="Times New Roman" w:hAnsi="Times New Roman" w:cs="Times New Roman"/>
+        </w:rPr>
+        <w:t>4. Pengganti / binding data yg berugana untuk membersihkan data adengan mengubah tipenya bedasarkan tipe data</w:t>
+      </w:r>
+    </w:p>
+    <w:p>
+      <w:pPr>
+        <w:spacing w:after="0"/>
+        <w:jc w:val="both"/>
+        <w:rPr>
+          <w:rFonts w:ascii="Times New Roman" w:hAnsi="Times New Roman" w:cs="Times New Roman"/>
+        </w:rPr>
+      </w:pPr>
+      <w:r>
+        <w:rPr>
+          <w:rFonts w:ascii="Times New Roman" w:hAnsi="Times New Roman" w:cs="Times New Roman"/>
+        </w:rPr>
+        <w:t>5. Terdapat kode eksekusiii  data baanyakk dan dikit</w:t>
+      </w:r>
+    </w:p>
+    <w:p>
+      <w:pPr>
+        <w:spacing w:after="0"/>
+        <w:jc w:val="both"/>
+        <w:rPr>
+          <w:rFonts w:ascii="Times New Roman" w:hAnsi="Times New Roman" w:cs="Times New Roman"/>
+        </w:rPr>
+      </w:pPr>
+    </w:p>
+    <w:p>
+      <w:pPr>
+        <w:spacing w:after="0"/>
+        <w:jc w:val="both"/>
+        <w:rPr>
+          <w:rFonts w:ascii="Times New Roman" w:hAnsi="Times New Roman" w:cs="Times New Roman"/>
+          <w:b/>
+          <w:bCs/>
+        </w:rPr>
+      </w:pPr>
+      <w:r>
+        <w:rPr>
+          <w:rFonts w:ascii="Times New Roman" w:hAnsi="Times New Roman" w:cs="Times New Roman"/>
+          <w:b/>
+          <w:bCs/>
+        </w:rPr>
+        <w:t xml:space="preserve">4. Eksekusi di Mahasiswa_model : </w:t>
+      </w:r>
+    </w:p>
+    <w:p>
+      <w:pPr>
+        <w:shd w:val="clear" w:color="auto" w:fill="1F1F1F"/>
+        <w:spacing w:after="0" w:line="285" w:lineRule="atLeast"/>
+        <w:rPr>
+          <w:rFonts w:ascii="Consolas" w:eastAsia="Times New Roman" w:hAnsi="Consolas" w:cs="Times New Roman"/>
+          <w:color w:val="CCCCCC"/>
+          <w:kern w:val="0"/>
+          <w:sz w:val="21"/>
+          <w:szCs w:val="21"/>
+          <w:lang w:eastAsia="en-ID"/>
+          <w14:ligatures w14:val="none"/>
+        </w:rPr>
+      </w:pPr>
+      <w:r>
+        <w:rPr>
+          <w:rFonts w:ascii="Consolas" w:eastAsia="Times New Roman" w:hAnsi="Consolas" w:cs="Times New Roman"/>
+          <w:color w:val="569CD6"/>
+          <w:kern w:val="0"/>
+          <w:sz w:val="21"/>
+          <w:szCs w:val="21"/>
+          <w:lang w:eastAsia="en-ID"/>
+          <w14:ligatures w14:val="none"/>
+        </w:rPr>
+        <w:t>class</w:t>
+      </w:r>
+      <w:r>
+        <w:rPr>
+          <w:rFonts w:ascii="Consolas" w:eastAsia="Times New Roman" w:hAnsi="Consolas" w:cs="Times New Roman"/>
+          <w:color w:val="D4D4D4"/>
+          <w:kern w:val="0"/>
+          <w:sz w:val="21"/>
+          <w:szCs w:val="21"/>
+          <w:lang w:eastAsia="en-ID"/>
+          <w14:ligatures w14:val="none"/>
+        </w:rPr>
+        <w:t xml:space="preserve"> </w:t>
+      </w:r>
+      <w:r>
+        <w:rPr>
+          <w:rFonts w:ascii="Consolas" w:eastAsia="Times New Roman" w:hAnsi="Consolas" w:cs="Times New Roman"/>
+          <w:color w:val="4EC9B0"/>
+          <w:kern w:val="0"/>
+          <w:sz w:val="21"/>
+          <w:szCs w:val="21"/>
+          <w:lang w:eastAsia="en-ID"/>
+          <w14:ligatures w14:val="none"/>
+        </w:rPr>
+        <w:t>Mahasiswa_model</w:t>
+      </w:r>
+      <w:r>
+        <w:rPr>
+          <w:rFonts w:ascii="Consolas" w:eastAsia="Times New Roman" w:hAnsi="Consolas" w:cs="Times New Roman"/>
+          <w:color w:val="D4D4D4"/>
+          <w:kern w:val="0"/>
+          <w:sz w:val="21"/>
+          <w:szCs w:val="21"/>
+          <w:lang w:eastAsia="en-ID"/>
+          <w14:ligatures w14:val="none"/>
+        </w:rPr>
+        <w:t xml:space="preserve"> {</w:t>
+      </w:r>
+    </w:p>
+    <w:p>
+      <w:pPr>
+        <w:shd w:val="clear" w:color="auto" w:fill="1F1F1F"/>
+        <w:spacing w:after="0" w:line="285" w:lineRule="atLeast"/>
+        <w:rPr>
+          <w:rFonts w:ascii="Consolas" w:eastAsia="Times New Roman" w:hAnsi="Consolas" w:cs="Times New Roman"/>
+          <w:color w:val="CCCCCC"/>
+          <w:kern w:val="0"/>
+          <w:sz w:val="21"/>
+          <w:szCs w:val="21"/>
+          <w:lang w:eastAsia="en-ID"/>
+          <w14:ligatures w14:val="none"/>
+        </w:rPr>
+      </w:pPr>
+      <w:r>
+        <w:rPr>
+          <w:rFonts w:ascii="Consolas" w:eastAsia="Times New Roman" w:hAnsi="Consolas" w:cs="Times New Roman"/>
+          <w:color w:val="D4D4D4"/>
+          <w:kern w:val="0"/>
+          <w:sz w:val="21"/>
+          <w:szCs w:val="21"/>
+          <w:lang w:eastAsia="en-ID"/>
+          <w14:ligatures w14:val="none"/>
+        </w:rPr>
+        <w:t xml:space="preserve">  </w:t>
+      </w:r>
+      <w:r>
+        <w:rPr>
+          <w:rFonts w:ascii="Consolas" w:eastAsia="Times New Roman" w:hAnsi="Consolas" w:cs="Times New Roman"/>
+          <w:color w:val="569CD6"/>
+          <w:kern w:val="0"/>
+          <w:sz w:val="21"/>
+          <w:szCs w:val="21"/>
+          <w:lang w:eastAsia="en-ID"/>
+          <w14:ligatures w14:val="none"/>
+        </w:rPr>
+        <w:t>private</w:t>
+      </w:r>
+      <w:r>
+        <w:rPr>
+          <w:rFonts w:ascii="Consolas" w:eastAsia="Times New Roman" w:hAnsi="Consolas" w:cs="Times New Roman"/>
+          <w:color w:val="D4D4D4"/>
+          <w:kern w:val="0"/>
+          <w:sz w:val="21"/>
+          <w:szCs w:val="21"/>
+          <w:lang w:eastAsia="en-ID"/>
+          <w14:ligatures w14:val="none"/>
+        </w:rPr>
+        <w:t xml:space="preserve"> </w:t>
+      </w:r>
+      <w:r>
+        <w:rPr>
+          <w:rFonts w:ascii="Consolas" w:eastAsia="Times New Roman" w:hAnsi="Consolas" w:cs="Times New Roman"/>
+          <w:color w:val="9CDCFE"/>
+          <w:kern w:val="0"/>
+          <w:sz w:val="21"/>
+          <w:szCs w:val="21"/>
+          <w:lang w:eastAsia="en-ID"/>
+          <w14:ligatures w14:val="none"/>
+        </w:rPr>
+        <w:t>$table</w:t>
+      </w:r>
+      <w:r>
+        <w:rPr>
+          <w:rFonts w:ascii="Consolas" w:eastAsia="Times New Roman" w:hAnsi="Consolas" w:cs="Times New Roman"/>
+          <w:color w:val="D4D4D4"/>
+          <w:kern w:val="0"/>
+          <w:sz w:val="21"/>
+          <w:szCs w:val="21"/>
+          <w:lang w:eastAsia="en-ID"/>
+          <w14:ligatures w14:val="none"/>
+        </w:rPr>
+        <w:t xml:space="preserve"> = </w:t>
+      </w:r>
+      <w:r>
+        <w:rPr>
+          <w:rFonts w:ascii="Consolas" w:eastAsia="Times New Roman" w:hAnsi="Consolas" w:cs="Times New Roman"/>
+          <w:color w:val="CE9178"/>
+          <w:kern w:val="0"/>
+          <w:sz w:val="21"/>
+          <w:szCs w:val="21"/>
+          <w:lang w:eastAsia="en-ID"/>
+          <w14:ligatures w14:val="none"/>
+        </w:rPr>
+        <w:t>'mahasiswa'</w:t>
+      </w:r>
+      <w:r>
+        <w:rPr>
+          <w:rFonts w:ascii="Consolas" w:eastAsia="Times New Roman" w:hAnsi="Consolas" w:cs="Times New Roman"/>
+          <w:color w:val="D4D4D4"/>
+          <w:kern w:val="0"/>
+          <w:sz w:val="21"/>
+          <w:szCs w:val="21"/>
+          <w:lang w:eastAsia="en-ID"/>
+          <w14:ligatures w14:val="none"/>
+        </w:rPr>
+        <w:t>;</w:t>
+      </w:r>
+    </w:p>
+    <w:p>
+      <w:pPr>
+        <w:shd w:val="clear" w:color="auto" w:fill="1F1F1F"/>
+        <w:spacing w:after="0" w:line="285" w:lineRule="atLeast"/>
+        <w:rPr>
+          <w:rFonts w:ascii="Consolas" w:eastAsia="Times New Roman" w:hAnsi="Consolas" w:cs="Times New Roman"/>
+          <w:color w:val="CCCCCC"/>
+          <w:kern w:val="0"/>
+          <w:sz w:val="21"/>
+          <w:szCs w:val="21"/>
+          <w:lang w:eastAsia="en-ID"/>
+          <w14:ligatures w14:val="none"/>
+        </w:rPr>
+      </w:pPr>
+      <w:r>
+        <w:rPr>
+          <w:rFonts w:ascii="Consolas" w:eastAsia="Times New Roman" w:hAnsi="Consolas" w:cs="Times New Roman"/>
+          <w:color w:val="D4D4D4"/>
+          <w:kern w:val="0"/>
+          <w:sz w:val="21"/>
+          <w:szCs w:val="21"/>
+          <w:lang w:eastAsia="en-ID"/>
+          <w14:ligatures w14:val="none"/>
+        </w:rPr>
+        <w:t xml:space="preserve">  </w:t>
+      </w:r>
+      <w:r>
+        <w:rPr>
+          <w:rFonts w:ascii="Consolas" w:eastAsia="Times New Roman" w:hAnsi="Consolas" w:cs="Times New Roman"/>
+          <w:color w:val="569CD6"/>
+          <w:kern w:val="0"/>
+          <w:sz w:val="21"/>
+          <w:szCs w:val="21"/>
+          <w:lang w:eastAsia="en-ID"/>
+          <w14:ligatures w14:val="none"/>
+        </w:rPr>
+        <w:t>private</w:t>
+      </w:r>
+      <w:r>
+        <w:rPr>
+          <w:rFonts w:ascii="Consolas" w:eastAsia="Times New Roman" w:hAnsi="Consolas" w:cs="Times New Roman"/>
+          <w:color w:val="D4D4D4"/>
+          <w:kern w:val="0"/>
+          <w:sz w:val="21"/>
+          <w:szCs w:val="21"/>
+          <w:lang w:eastAsia="en-ID"/>
+          <w14:ligatures w14:val="none"/>
+        </w:rPr>
+        <w:t xml:space="preserve"> </w:t>
+      </w:r>
+      <w:r>
+        <w:rPr>
+          <w:rFonts w:ascii="Consolas" w:eastAsia="Times New Roman" w:hAnsi="Consolas" w:cs="Times New Roman"/>
+          <w:color w:val="9CDCFE"/>
+          <w:kern w:val="0"/>
+          <w:sz w:val="21"/>
+          <w:szCs w:val="21"/>
+          <w:lang w:eastAsia="en-ID"/>
+          <w14:ligatures w14:val="none"/>
+        </w:rPr>
+        <w:t>$db</w:t>
+      </w:r>
+      <w:r>
+        <w:rPr>
+          <w:rFonts w:ascii="Consolas" w:eastAsia="Times New Roman" w:hAnsi="Consolas" w:cs="Times New Roman"/>
+          <w:color w:val="D4D4D4"/>
+          <w:kern w:val="0"/>
+          <w:sz w:val="21"/>
+          <w:szCs w:val="21"/>
+          <w:lang w:eastAsia="en-ID"/>
+          <w14:ligatures w14:val="none"/>
+        </w:rPr>
+        <w:t>;</w:t>
+      </w:r>
+    </w:p>
+    <w:p>
+      <w:pPr>
+        <w:shd w:val="clear" w:color="auto" w:fill="1F1F1F"/>
+        <w:spacing w:after="0" w:line="285" w:lineRule="atLeast"/>
+        <w:rPr>
+          <w:rFonts w:ascii="Consolas" w:eastAsia="Times New Roman" w:hAnsi="Consolas" w:cs="Times New Roman"/>
+          <w:color w:val="CCCCCC"/>
+          <w:kern w:val="0"/>
+          <w:sz w:val="21"/>
+          <w:szCs w:val="21"/>
+          <w:lang w:eastAsia="en-ID"/>
+          <w14:ligatures w14:val="none"/>
+        </w:rPr>
+      </w:pPr>
+    </w:p>
+    <w:p>
+      <w:pPr>
+        <w:shd w:val="clear" w:color="auto" w:fill="1F1F1F"/>
+        <w:spacing w:after="0" w:line="285" w:lineRule="atLeast"/>
+        <w:rPr>
+          <w:rFonts w:ascii="Consolas" w:eastAsia="Times New Roman" w:hAnsi="Consolas" w:cs="Times New Roman"/>
+          <w:color w:val="CCCCCC"/>
+          <w:kern w:val="0"/>
+          <w:sz w:val="21"/>
+          <w:szCs w:val="21"/>
+          <w:lang w:eastAsia="en-ID"/>
+          <w14:ligatures w14:val="none"/>
+        </w:rPr>
+      </w:pPr>
+      <w:r>
+        <w:rPr>
+          <w:rFonts w:ascii="Consolas" w:eastAsia="Times New Roman" w:hAnsi="Consolas" w:cs="Times New Roman"/>
+          <w:color w:val="D4D4D4"/>
+          <w:kern w:val="0"/>
+          <w:sz w:val="21"/>
+          <w:szCs w:val="21"/>
+          <w:lang w:eastAsia="en-ID"/>
+          <w14:ligatures w14:val="none"/>
+        </w:rPr>
+        <w:t xml:space="preserve">  </w:t>
+      </w:r>
+      <w:r>
+        <w:rPr>
+          <w:rFonts w:ascii="Consolas" w:eastAsia="Times New Roman" w:hAnsi="Consolas" w:cs="Times New Roman"/>
+          <w:color w:val="569CD6"/>
+          <w:kern w:val="0"/>
+          <w:sz w:val="21"/>
+          <w:szCs w:val="21"/>
+          <w:lang w:eastAsia="en-ID"/>
+          <w14:ligatures w14:val="none"/>
+        </w:rPr>
+        <w:t>public</w:t>
+      </w:r>
+      <w:r>
+        <w:rPr>
+          <w:rFonts w:ascii="Consolas" w:eastAsia="Times New Roman" w:hAnsi="Consolas" w:cs="Times New Roman"/>
+          <w:color w:val="D4D4D4"/>
+          <w:kern w:val="0"/>
+          <w:sz w:val="21"/>
+          <w:szCs w:val="21"/>
+          <w:lang w:eastAsia="en-ID"/>
+          <w14:ligatures w14:val="none"/>
+        </w:rPr>
+        <w:t xml:space="preserve"> </w:t>
+      </w:r>
+      <w:r>
+        <w:rPr>
+          <w:rFonts w:ascii="Consolas" w:eastAsia="Times New Roman" w:hAnsi="Consolas" w:cs="Times New Roman"/>
+          <w:color w:val="569CD6"/>
+          <w:kern w:val="0"/>
+          <w:sz w:val="21"/>
+          <w:szCs w:val="21"/>
+          <w:lang w:eastAsia="en-ID"/>
+          <w14:ligatures w14:val="none"/>
+        </w:rPr>
+        <w:t>function</w:t>
+      </w:r>
+      <w:r>
+        <w:rPr>
+          <w:rFonts w:ascii="Consolas" w:eastAsia="Times New Roman" w:hAnsi="Consolas" w:cs="Times New Roman"/>
+          <w:color w:val="D4D4D4"/>
+          <w:kern w:val="0"/>
+          <w:sz w:val="21"/>
+          <w:szCs w:val="21"/>
+          <w:lang w:eastAsia="en-ID"/>
+          <w14:ligatures w14:val="none"/>
+        </w:rPr>
+        <w:t xml:space="preserve"> </w:t>
+      </w:r>
+      <w:r>
+        <w:rPr>
+          <w:rFonts w:ascii="Consolas" w:eastAsia="Times New Roman" w:hAnsi="Consolas" w:cs="Times New Roman"/>
+          <w:color w:val="DCDCAA"/>
+          <w:kern w:val="0"/>
+          <w:sz w:val="21"/>
+          <w:szCs w:val="21"/>
+          <w:lang w:eastAsia="en-ID"/>
+          <w14:ligatures w14:val="none"/>
+        </w:rPr>
+        <w:t>__construct</w:t>
+      </w:r>
+      <w:r>
+        <w:rPr>
+          <w:rFonts w:ascii="Consolas" w:eastAsia="Times New Roman" w:hAnsi="Consolas" w:cs="Times New Roman"/>
+          <w:color w:val="D4D4D4"/>
+          <w:kern w:val="0"/>
+          <w:sz w:val="21"/>
+          <w:szCs w:val="21"/>
+          <w:lang w:eastAsia="en-ID"/>
+          <w14:ligatures w14:val="none"/>
+        </w:rPr>
+        <w:t>()</w:t>
+      </w:r>
+    </w:p>
+    <w:p>
+      <w:pPr>
+        <w:shd w:val="clear" w:color="auto" w:fill="1F1F1F"/>
+        <w:spacing w:after="0" w:line="285" w:lineRule="atLeast"/>
+        <w:rPr>
+          <w:rFonts w:ascii="Consolas" w:eastAsia="Times New Roman" w:hAnsi="Consolas" w:cs="Times New Roman"/>
+          <w:color w:val="CCCCCC"/>
+          <w:kern w:val="0"/>
+          <w:sz w:val="21"/>
+          <w:szCs w:val="21"/>
+          <w:lang w:eastAsia="en-ID"/>
+          <w14:ligatures w14:val="none"/>
+        </w:rPr>
+      </w:pPr>
+      <w:r>
+        <w:rPr>
+          <w:rFonts w:ascii="Consolas" w:eastAsia="Times New Roman" w:hAnsi="Consolas" w:cs="Times New Roman"/>
+          <w:color w:val="D4D4D4"/>
+          <w:kern w:val="0"/>
+          <w:sz w:val="21"/>
+          <w:szCs w:val="21"/>
+          <w:lang w:eastAsia="en-ID"/>
+          <w14:ligatures w14:val="none"/>
+        </w:rPr>
+        <w:t>  {</w:t>
+      </w:r>
+    </w:p>
+    <w:p>
+      <w:pPr>
+        <w:shd w:val="clear" w:color="auto" w:fill="1F1F1F"/>
+        <w:spacing w:after="0" w:line="285" w:lineRule="atLeast"/>
+        <w:rPr>
+          <w:rFonts w:ascii="Consolas" w:eastAsia="Times New Roman" w:hAnsi="Consolas" w:cs="Times New Roman"/>
+          <w:color w:val="CCCCCC"/>
+          <w:kern w:val="0"/>
+          <w:sz w:val="21"/>
+          <w:szCs w:val="21"/>
+          <w:lang w:eastAsia="en-ID"/>
+          <w14:ligatures w14:val="none"/>
+        </w:rPr>
+      </w:pPr>
+      <w:r>
+        <w:rPr>
+          <w:rFonts w:ascii="Consolas" w:eastAsia="Times New Roman" w:hAnsi="Consolas" w:cs="Times New Roman"/>
+          <w:color w:val="D4D4D4"/>
+          <w:kern w:val="0"/>
+          <w:sz w:val="21"/>
+          <w:szCs w:val="21"/>
+          <w:lang w:eastAsia="en-ID"/>
+          <w14:ligatures w14:val="none"/>
+        </w:rPr>
+        <w:t xml:space="preserve">    </w:t>
+      </w:r>
+      <w:r>
+        <w:rPr>
+          <w:rFonts w:ascii="Consolas" w:eastAsia="Times New Roman" w:hAnsi="Consolas" w:cs="Times New Roman"/>
+          <w:color w:val="569CD6"/>
+          <w:kern w:val="0"/>
+          <w:sz w:val="21"/>
+          <w:szCs w:val="21"/>
+          <w:lang w:eastAsia="en-ID"/>
+          <w14:ligatures w14:val="none"/>
+        </w:rPr>
+        <w:t>$this</w:t>
+      </w:r>
+      <w:r>
+        <w:rPr>
+          <w:rFonts w:ascii="Consolas" w:eastAsia="Times New Roman" w:hAnsi="Consolas" w:cs="Times New Roman"/>
+          <w:color w:val="D4D4D4"/>
+          <w:kern w:val="0"/>
+          <w:sz w:val="21"/>
+          <w:szCs w:val="21"/>
+          <w:lang w:eastAsia="en-ID"/>
+          <w14:ligatures w14:val="none"/>
+        </w:rPr>
+        <w:t>-&gt;</w:t>
+      </w:r>
+      <w:r>
+        <w:rPr>
+          <w:rFonts w:ascii="Consolas" w:eastAsia="Times New Roman" w:hAnsi="Consolas" w:cs="Times New Roman"/>
+          <w:color w:val="9CDCFE"/>
+          <w:kern w:val="0"/>
+          <w:sz w:val="21"/>
+          <w:szCs w:val="21"/>
+          <w:lang w:eastAsia="en-ID"/>
+          <w14:ligatures w14:val="none"/>
+        </w:rPr>
+        <w:t>db</w:t>
+      </w:r>
+      <w:r>
+        <w:rPr>
+          <w:rFonts w:ascii="Consolas" w:eastAsia="Times New Roman" w:hAnsi="Consolas" w:cs="Times New Roman"/>
+          <w:color w:val="D4D4D4"/>
+          <w:kern w:val="0"/>
+          <w:sz w:val="21"/>
+          <w:szCs w:val="21"/>
+          <w:lang w:eastAsia="en-ID"/>
+          <w14:ligatures w14:val="none"/>
+        </w:rPr>
+        <w:t xml:space="preserve"> = </w:t>
+      </w:r>
+      <w:r>
+        <w:rPr>
+          <w:rFonts w:ascii="Consolas" w:eastAsia="Times New Roman" w:hAnsi="Consolas" w:cs="Times New Roman"/>
+          <w:color w:val="569CD6"/>
+          <w:kern w:val="0"/>
+          <w:sz w:val="21"/>
+          <w:szCs w:val="21"/>
+          <w:lang w:eastAsia="en-ID"/>
+          <w14:ligatures w14:val="none"/>
+        </w:rPr>
+        <w:t>new</w:t>
+      </w:r>
+      <w:r>
+        <w:rPr>
+          <w:rFonts w:ascii="Consolas" w:eastAsia="Times New Roman" w:hAnsi="Consolas" w:cs="Times New Roman"/>
+          <w:color w:val="D4D4D4"/>
+          <w:kern w:val="0"/>
+          <w:sz w:val="21"/>
+          <w:szCs w:val="21"/>
+          <w:lang w:eastAsia="en-ID"/>
+          <w14:ligatures w14:val="none"/>
+        </w:rPr>
+        <w:t xml:space="preserve"> </w:t>
+      </w:r>
+      <w:r>
+        <w:rPr>
+          <w:rFonts w:ascii="Consolas" w:eastAsia="Times New Roman" w:hAnsi="Consolas" w:cs="Times New Roman"/>
+          <w:color w:val="4EC9B0"/>
+          <w:kern w:val="0"/>
+          <w:sz w:val="21"/>
+          <w:szCs w:val="21"/>
+          <w:lang w:eastAsia="en-ID"/>
+          <w14:ligatures w14:val="none"/>
+        </w:rPr>
+        <w:t>Database</w:t>
+      </w:r>
+      <w:r>
+        <w:rPr>
+          <w:rFonts w:ascii="Consolas" w:eastAsia="Times New Roman" w:hAnsi="Consolas" w:cs="Times New Roman"/>
+          <w:color w:val="D4D4D4"/>
+          <w:kern w:val="0"/>
+          <w:sz w:val="21"/>
+          <w:szCs w:val="21"/>
+          <w:lang w:eastAsia="en-ID"/>
+          <w14:ligatures w14:val="none"/>
+        </w:rPr>
+        <w:t>;</w:t>
+      </w:r>
+    </w:p>
+    <w:p>
+      <w:pPr>
+        <w:shd w:val="clear" w:color="auto" w:fill="1F1F1F"/>
+        <w:spacing w:after="0" w:line="285" w:lineRule="atLeast"/>
+        <w:rPr>
+          <w:rFonts w:ascii="Consolas" w:eastAsia="Times New Roman" w:hAnsi="Consolas" w:cs="Times New Roman"/>
+          <w:color w:val="CCCCCC"/>
+          <w:kern w:val="0"/>
+          <w:sz w:val="21"/>
+          <w:szCs w:val="21"/>
+          <w:lang w:eastAsia="en-ID"/>
+          <w14:ligatures w14:val="none"/>
+        </w:rPr>
+      </w:pPr>
+      <w:r>
+        <w:rPr>
+          <w:rFonts w:ascii="Consolas" w:eastAsia="Times New Roman" w:hAnsi="Consolas" w:cs="Times New Roman"/>
+          <w:color w:val="D4D4D4"/>
+          <w:kern w:val="0"/>
+          <w:sz w:val="21"/>
+          <w:szCs w:val="21"/>
+          <w:lang w:eastAsia="en-ID"/>
+          <w14:ligatures w14:val="none"/>
+        </w:rPr>
+        <w:t>  }</w:t>
+      </w:r>
+    </w:p>
+    <w:p>
+      <w:pPr>
+        <w:shd w:val="clear" w:color="auto" w:fill="1F1F1F"/>
+        <w:spacing w:after="0" w:line="285" w:lineRule="atLeast"/>
+        <w:rPr>
+          <w:rFonts w:ascii="Consolas" w:eastAsia="Times New Roman" w:hAnsi="Consolas" w:cs="Times New Roman"/>
+          <w:color w:val="CCCCCC"/>
+          <w:kern w:val="0"/>
+          <w:sz w:val="21"/>
+          <w:szCs w:val="21"/>
+          <w:lang w:eastAsia="en-ID"/>
+          <w14:ligatures w14:val="none"/>
+        </w:rPr>
+      </w:pPr>
+    </w:p>
+    <w:p>
+      <w:pPr>
+        <w:shd w:val="clear" w:color="auto" w:fill="1F1F1F"/>
+        <w:spacing w:after="0" w:line="285" w:lineRule="atLeast"/>
+        <w:rPr>
+          <w:rFonts w:ascii="Consolas" w:eastAsia="Times New Roman" w:hAnsi="Consolas" w:cs="Times New Roman"/>
+          <w:color w:val="CCCCCC"/>
+          <w:kern w:val="0"/>
+          <w:sz w:val="21"/>
+          <w:szCs w:val="21"/>
+          <w:lang w:eastAsia="en-ID"/>
+          <w14:ligatures w14:val="none"/>
+        </w:rPr>
+      </w:pPr>
+      <w:r>
+        <w:rPr>
+          <w:rFonts w:ascii="Consolas" w:eastAsia="Times New Roman" w:hAnsi="Consolas" w:cs="Times New Roman"/>
+          <w:color w:val="D4D4D4"/>
+          <w:kern w:val="0"/>
+          <w:sz w:val="21"/>
+          <w:szCs w:val="21"/>
+          <w:lang w:eastAsia="en-ID"/>
+          <w14:ligatures w14:val="none"/>
+        </w:rPr>
+        <w:t xml:space="preserve">  </w:t>
+      </w:r>
+      <w:r>
+        <w:rPr>
+          <w:rFonts w:ascii="Consolas" w:eastAsia="Times New Roman" w:hAnsi="Consolas" w:cs="Times New Roman"/>
+          <w:color w:val="6A9955"/>
+          <w:kern w:val="0"/>
+          <w:sz w:val="21"/>
+          <w:szCs w:val="21"/>
+          <w:lang w:eastAsia="en-ID"/>
+          <w14:ligatures w14:val="none"/>
+        </w:rPr>
+        <w:t>// mengambill data mahasiswa</w:t>
+      </w:r>
+    </w:p>
+    <w:p>
+      <w:pPr>
+        <w:shd w:val="clear" w:color="auto" w:fill="1F1F1F"/>
+        <w:spacing w:after="0" w:line="285" w:lineRule="atLeast"/>
+        <w:rPr>
+          <w:rFonts w:ascii="Consolas" w:eastAsia="Times New Roman" w:hAnsi="Consolas" w:cs="Times New Roman"/>
+          <w:color w:val="CCCCCC"/>
+          <w:kern w:val="0"/>
+          <w:sz w:val="21"/>
+          <w:szCs w:val="21"/>
+          <w:lang w:eastAsia="en-ID"/>
+          <w14:ligatures w14:val="none"/>
+        </w:rPr>
+      </w:pPr>
+      <w:r>
+        <w:rPr>
+          <w:rFonts w:ascii="Consolas" w:eastAsia="Times New Roman" w:hAnsi="Consolas" w:cs="Times New Roman"/>
+          <w:color w:val="D4D4D4"/>
+          <w:kern w:val="0"/>
+          <w:sz w:val="21"/>
+          <w:szCs w:val="21"/>
+          <w:lang w:eastAsia="en-ID"/>
+          <w14:ligatures w14:val="none"/>
+        </w:rPr>
+        <w:t xml:space="preserve">  </w:t>
+      </w:r>
+      <w:r>
+        <w:rPr>
+          <w:rFonts w:ascii="Consolas" w:eastAsia="Times New Roman" w:hAnsi="Consolas" w:cs="Times New Roman"/>
+          <w:color w:val="569CD6"/>
+          <w:kern w:val="0"/>
+          <w:sz w:val="21"/>
+          <w:szCs w:val="21"/>
+          <w:lang w:eastAsia="en-ID"/>
+          <w14:ligatures w14:val="none"/>
+        </w:rPr>
+        <w:t>public</w:t>
+      </w:r>
+      <w:r>
+        <w:rPr>
+          <w:rFonts w:ascii="Consolas" w:eastAsia="Times New Roman" w:hAnsi="Consolas" w:cs="Times New Roman"/>
+          <w:color w:val="D4D4D4"/>
+          <w:kern w:val="0"/>
+          <w:sz w:val="21"/>
+          <w:szCs w:val="21"/>
+          <w:lang w:eastAsia="en-ID"/>
+          <w14:ligatures w14:val="none"/>
+        </w:rPr>
+        <w:t xml:space="preserve"> </w:t>
+      </w:r>
+      <w:r>
+        <w:rPr>
+          <w:rFonts w:ascii="Consolas" w:eastAsia="Times New Roman" w:hAnsi="Consolas" w:cs="Times New Roman"/>
+          <w:color w:val="569CD6"/>
+          <w:kern w:val="0"/>
+          <w:sz w:val="21"/>
+          <w:szCs w:val="21"/>
+          <w:lang w:eastAsia="en-ID"/>
+          <w14:ligatures w14:val="none"/>
+        </w:rPr>
+        <w:t>function</w:t>
+      </w:r>
+      <w:r>
+        <w:rPr>
+          <w:rFonts w:ascii="Consolas" w:eastAsia="Times New Roman" w:hAnsi="Consolas" w:cs="Times New Roman"/>
+          <w:color w:val="D4D4D4"/>
+          <w:kern w:val="0"/>
+          <w:sz w:val="21"/>
+          <w:szCs w:val="21"/>
+          <w:lang w:eastAsia="en-ID"/>
+          <w14:ligatures w14:val="none"/>
+        </w:rPr>
+        <w:t xml:space="preserve"> </w:t>
+      </w:r>
+      <w:r>
+        <w:rPr>
+          <w:rFonts w:ascii="Consolas" w:eastAsia="Times New Roman" w:hAnsi="Consolas" w:cs="Times New Roman"/>
+          <w:color w:val="DCDCAA"/>
+          <w:kern w:val="0"/>
+          <w:sz w:val="21"/>
+          <w:szCs w:val="21"/>
+          <w:lang w:eastAsia="en-ID"/>
+          <w14:ligatures w14:val="none"/>
+        </w:rPr>
+        <w:t>getAllMahasiswa</w:t>
+      </w:r>
+      <w:r>
+        <w:rPr>
+          <w:rFonts w:ascii="Consolas" w:eastAsia="Times New Roman" w:hAnsi="Consolas" w:cs="Times New Roman"/>
+          <w:color w:val="D4D4D4"/>
+          <w:kern w:val="0"/>
+          <w:sz w:val="21"/>
+          <w:szCs w:val="21"/>
+          <w:lang w:eastAsia="en-ID"/>
+          <w14:ligatures w14:val="none"/>
+        </w:rPr>
+        <w:t>() {</w:t>
+      </w:r>
+    </w:p>
+    <w:p>
+      <w:pPr>
+        <w:shd w:val="clear" w:color="auto" w:fill="1F1F1F"/>
+        <w:spacing w:after="0" w:line="285" w:lineRule="atLeast"/>
+        <w:rPr>
+          <w:rFonts w:ascii="Consolas" w:eastAsia="Times New Roman" w:hAnsi="Consolas" w:cs="Times New Roman"/>
+          <w:color w:val="CCCCCC"/>
+          <w:kern w:val="0"/>
+          <w:sz w:val="21"/>
+          <w:szCs w:val="21"/>
+          <w:lang w:eastAsia="en-ID"/>
+          <w14:ligatures w14:val="none"/>
+        </w:rPr>
+      </w:pPr>
+      <w:r>
+        <w:rPr>
+          <w:rFonts w:ascii="Consolas" w:eastAsia="Times New Roman" w:hAnsi="Consolas" w:cs="Times New Roman"/>
+          <w:color w:val="D4D4D4"/>
+          <w:kern w:val="0"/>
+          <w:sz w:val="21"/>
+          <w:szCs w:val="21"/>
+          <w:lang w:eastAsia="en-ID"/>
+          <w14:ligatures w14:val="none"/>
+        </w:rPr>
+        <w:t xml:space="preserve">    </w:t>
+      </w:r>
+      <w:r>
+        <w:rPr>
+          <w:rFonts w:ascii="Consolas" w:eastAsia="Times New Roman" w:hAnsi="Consolas" w:cs="Times New Roman"/>
+          <w:color w:val="569CD6"/>
+          <w:kern w:val="0"/>
+          <w:sz w:val="21"/>
+          <w:szCs w:val="21"/>
+          <w:lang w:eastAsia="en-ID"/>
+          <w14:ligatures w14:val="none"/>
+        </w:rPr>
+        <w:t>$this</w:t>
+      </w:r>
+      <w:r>
+        <w:rPr>
+          <w:rFonts w:ascii="Consolas" w:eastAsia="Times New Roman" w:hAnsi="Consolas" w:cs="Times New Roman"/>
+          <w:color w:val="D4D4D4"/>
+          <w:kern w:val="0"/>
+          <w:sz w:val="21"/>
+          <w:szCs w:val="21"/>
+          <w:lang w:eastAsia="en-ID"/>
+          <w14:ligatures w14:val="none"/>
+        </w:rPr>
+        <w:t>-&gt;</w:t>
+      </w:r>
+      <w:r>
+        <w:rPr>
+          <w:rFonts w:ascii="Consolas" w:eastAsia="Times New Roman" w:hAnsi="Consolas" w:cs="Times New Roman"/>
+          <w:color w:val="9CDCFE"/>
+          <w:kern w:val="0"/>
+          <w:sz w:val="21"/>
+          <w:szCs w:val="21"/>
+          <w:lang w:eastAsia="en-ID"/>
+          <w14:ligatures w14:val="none"/>
+        </w:rPr>
+        <w:t>db</w:t>
+      </w:r>
+      <w:r>
+        <w:rPr>
+          <w:rFonts w:ascii="Consolas" w:eastAsia="Times New Roman" w:hAnsi="Consolas" w:cs="Times New Roman"/>
+          <w:color w:val="D4D4D4"/>
+          <w:kern w:val="0"/>
+          <w:sz w:val="21"/>
+          <w:szCs w:val="21"/>
+          <w:lang w:eastAsia="en-ID"/>
+          <w14:ligatures w14:val="none"/>
+        </w:rPr>
+        <w:t>-&gt;</w:t>
+      </w:r>
+      <w:r>
+        <w:rPr>
+          <w:rFonts w:ascii="Consolas" w:eastAsia="Times New Roman" w:hAnsi="Consolas" w:cs="Times New Roman"/>
+          <w:color w:val="DCDCAA"/>
+          <w:kern w:val="0"/>
+          <w:sz w:val="21"/>
+          <w:szCs w:val="21"/>
+          <w:lang w:eastAsia="en-ID"/>
+          <w14:ligatures w14:val="none"/>
+        </w:rPr>
+        <w:t>query</w:t>
+      </w:r>
+      <w:r>
+        <w:rPr>
+          <w:rFonts w:ascii="Consolas" w:eastAsia="Times New Roman" w:hAnsi="Consolas" w:cs="Times New Roman"/>
+          <w:color w:val="D4D4D4"/>
+          <w:kern w:val="0"/>
+          <w:sz w:val="21"/>
+          <w:szCs w:val="21"/>
+          <w:lang w:eastAsia="en-ID"/>
+          <w14:ligatures w14:val="none"/>
+        </w:rPr>
+        <w:t>(</w:t>
+      </w:r>
+      <w:r>
+        <w:rPr>
+          <w:rFonts w:ascii="Consolas" w:eastAsia="Times New Roman" w:hAnsi="Consolas" w:cs="Times New Roman"/>
+          <w:color w:val="CE9178"/>
+          <w:kern w:val="0"/>
+          <w:sz w:val="21"/>
+          <w:szCs w:val="21"/>
+          <w:lang w:eastAsia="en-ID"/>
+          <w14:ligatures w14:val="none"/>
+        </w:rPr>
+        <w:t>'</w:t>
+      </w:r>
+      <w:r>
+        <w:rPr>
+          <w:rFonts w:ascii="Consolas" w:eastAsia="Times New Roman" w:hAnsi="Consolas" w:cs="Times New Roman"/>
+          <w:color w:val="569CD6"/>
+          <w:kern w:val="0"/>
+          <w:sz w:val="21"/>
+          <w:szCs w:val="21"/>
+          <w:lang w:eastAsia="en-ID"/>
+          <w14:ligatures w14:val="none"/>
+        </w:rPr>
+        <w:t>SELECT</w:t>
+      </w:r>
+      <w:r>
+        <w:rPr>
+          <w:rFonts w:ascii="Consolas" w:eastAsia="Times New Roman" w:hAnsi="Consolas" w:cs="Times New Roman"/>
+          <w:color w:val="CE9178"/>
+          <w:kern w:val="0"/>
+          <w:sz w:val="21"/>
+          <w:szCs w:val="21"/>
+          <w:lang w:eastAsia="en-ID"/>
+          <w14:ligatures w14:val="none"/>
+        </w:rPr>
+        <w:t xml:space="preserve"> </w:t>
+      </w:r>
+      <w:r>
+        <w:rPr>
+          <w:rFonts w:ascii="Consolas" w:eastAsia="Times New Roman" w:hAnsi="Consolas" w:cs="Times New Roman"/>
+          <w:color w:val="D4D4D4"/>
+          <w:kern w:val="0"/>
+          <w:sz w:val="21"/>
+          <w:szCs w:val="21"/>
+          <w:lang w:eastAsia="en-ID"/>
+          <w14:ligatures w14:val="none"/>
+        </w:rPr>
+        <w:t>*</w:t>
+      </w:r>
+      <w:r>
+        <w:rPr>
+          <w:rFonts w:ascii="Consolas" w:eastAsia="Times New Roman" w:hAnsi="Consolas" w:cs="Times New Roman"/>
+          <w:color w:val="CE9178"/>
+          <w:kern w:val="0"/>
+          <w:sz w:val="21"/>
+          <w:szCs w:val="21"/>
+          <w:lang w:eastAsia="en-ID"/>
+          <w14:ligatures w14:val="none"/>
+        </w:rPr>
+        <w:t xml:space="preserve"> </w:t>
+      </w:r>
+      <w:r>
+        <w:rPr>
+          <w:rFonts w:ascii="Consolas" w:eastAsia="Times New Roman" w:hAnsi="Consolas" w:cs="Times New Roman"/>
+          <w:color w:val="569CD6"/>
+          <w:kern w:val="0"/>
+          <w:sz w:val="21"/>
+          <w:szCs w:val="21"/>
+          <w:lang w:eastAsia="en-ID"/>
+          <w14:ligatures w14:val="none"/>
+        </w:rPr>
+        <w:t>FROM</w:t>
+      </w:r>
+      <w:r>
+        <w:rPr>
+          <w:rFonts w:ascii="Consolas" w:eastAsia="Times New Roman" w:hAnsi="Consolas" w:cs="Times New Roman"/>
+          <w:color w:val="CE9178"/>
+          <w:kern w:val="0"/>
+          <w:sz w:val="21"/>
+          <w:szCs w:val="21"/>
+          <w:lang w:eastAsia="en-ID"/>
+          <w14:ligatures w14:val="none"/>
+        </w:rPr>
+        <w:t xml:space="preserve"> '</w:t>
+      </w:r>
+      <w:r>
+        <w:rPr>
+          <w:rFonts w:ascii="Consolas" w:eastAsia="Times New Roman" w:hAnsi="Consolas" w:cs="Times New Roman"/>
+          <w:color w:val="D4D4D4"/>
+          <w:kern w:val="0"/>
+          <w:sz w:val="21"/>
+          <w:szCs w:val="21"/>
+          <w:lang w:eastAsia="en-ID"/>
+          <w14:ligatures w14:val="none"/>
+        </w:rPr>
+        <w:t xml:space="preserve"> . </w:t>
+      </w:r>
+      <w:r>
+        <w:rPr>
+          <w:rFonts w:ascii="Consolas" w:eastAsia="Times New Roman" w:hAnsi="Consolas" w:cs="Times New Roman"/>
+          <w:color w:val="569CD6"/>
+          <w:kern w:val="0"/>
+          <w:sz w:val="21"/>
+          <w:szCs w:val="21"/>
+          <w:lang w:eastAsia="en-ID"/>
+          <w14:ligatures w14:val="none"/>
+        </w:rPr>
+        <w:t>$this</w:t>
+      </w:r>
+      <w:r>
+        <w:rPr>
+          <w:rFonts w:ascii="Consolas" w:eastAsia="Times New Roman" w:hAnsi="Consolas" w:cs="Times New Roman"/>
+          <w:color w:val="D4D4D4"/>
+          <w:kern w:val="0"/>
+          <w:sz w:val="21"/>
+          <w:szCs w:val="21"/>
+          <w:lang w:eastAsia="en-ID"/>
+          <w14:ligatures w14:val="none"/>
+        </w:rPr>
+        <w:t>-&gt;</w:t>
+      </w:r>
+      <w:r>
+        <w:rPr>
+          <w:rFonts w:ascii="Consolas" w:eastAsia="Times New Roman" w:hAnsi="Consolas" w:cs="Times New Roman"/>
+          <w:color w:val="9CDCFE"/>
+          <w:kern w:val="0"/>
+          <w:sz w:val="21"/>
+          <w:szCs w:val="21"/>
+          <w:lang w:eastAsia="en-ID"/>
+          <w14:ligatures w14:val="none"/>
+        </w:rPr>
+        <w:t>table</w:t>
+      </w:r>
+      <w:r>
+        <w:rPr>
+          <w:rFonts w:ascii="Consolas" w:eastAsia="Times New Roman" w:hAnsi="Consolas" w:cs="Times New Roman"/>
+          <w:color w:val="D4D4D4"/>
+          <w:kern w:val="0"/>
+          <w:sz w:val="21"/>
+          <w:szCs w:val="21"/>
+          <w:lang w:eastAsia="en-ID"/>
+          <w14:ligatures w14:val="none"/>
+        </w:rPr>
+        <w:t>);</w:t>
+      </w:r>
+    </w:p>
+    <w:p>
+      <w:pPr>
+        <w:shd w:val="clear" w:color="auto" w:fill="1F1F1F"/>
+        <w:spacing w:after="0" w:line="285" w:lineRule="atLeast"/>
+        <w:rPr>
+          <w:rFonts w:ascii="Consolas" w:eastAsia="Times New Roman" w:hAnsi="Consolas" w:cs="Times New Roman"/>
+          <w:color w:val="CCCCCC"/>
+          <w:kern w:val="0"/>
+          <w:sz w:val="21"/>
+          <w:szCs w:val="21"/>
+          <w:lang w:eastAsia="en-ID"/>
+          <w14:ligatures w14:val="none"/>
+        </w:rPr>
+      </w:pPr>
+      <w:r>
+        <w:rPr>
+          <w:rFonts w:ascii="Consolas" w:eastAsia="Times New Roman" w:hAnsi="Consolas" w:cs="Times New Roman"/>
+          <w:color w:val="D4D4D4"/>
+          <w:kern w:val="0"/>
+          <w:sz w:val="21"/>
+          <w:szCs w:val="21"/>
+          <w:lang w:eastAsia="en-ID"/>
+          <w14:ligatures w14:val="none"/>
+        </w:rPr>
+        <w:t xml:space="preserve">    </w:t>
+      </w:r>
+      <w:r>
+        <w:rPr>
+          <w:rFonts w:ascii="Consolas" w:eastAsia="Times New Roman" w:hAnsi="Consolas" w:cs="Times New Roman"/>
+          <w:color w:val="C586C0"/>
+          <w:kern w:val="0"/>
+          <w:sz w:val="21"/>
+          <w:szCs w:val="21"/>
+          <w:lang w:eastAsia="en-ID"/>
+          <w14:ligatures w14:val="none"/>
+        </w:rPr>
+        <w:t>return</w:t>
+      </w:r>
+      <w:r>
+        <w:rPr>
+          <w:rFonts w:ascii="Consolas" w:eastAsia="Times New Roman" w:hAnsi="Consolas" w:cs="Times New Roman"/>
+          <w:color w:val="D4D4D4"/>
+          <w:kern w:val="0"/>
+          <w:sz w:val="21"/>
+          <w:szCs w:val="21"/>
+          <w:lang w:eastAsia="en-ID"/>
+          <w14:ligatures w14:val="none"/>
+        </w:rPr>
+        <w:t xml:space="preserve"> </w:t>
+      </w:r>
+      <w:r>
+        <w:rPr>
+          <w:rFonts w:ascii="Consolas" w:eastAsia="Times New Roman" w:hAnsi="Consolas" w:cs="Times New Roman"/>
+          <w:color w:val="569CD6"/>
+          <w:kern w:val="0"/>
+          <w:sz w:val="21"/>
+          <w:szCs w:val="21"/>
+          <w:lang w:eastAsia="en-ID"/>
+          <w14:ligatures w14:val="none"/>
+        </w:rPr>
+        <w:t>$this</w:t>
+      </w:r>
+      <w:r>
+        <w:rPr>
+          <w:rFonts w:ascii="Consolas" w:eastAsia="Times New Roman" w:hAnsi="Consolas" w:cs="Times New Roman"/>
+          <w:color w:val="D4D4D4"/>
+          <w:kern w:val="0"/>
+          <w:sz w:val="21"/>
+          <w:szCs w:val="21"/>
+          <w:lang w:eastAsia="en-ID"/>
+          <w14:ligatures w14:val="none"/>
+        </w:rPr>
+        <w:t>-&gt;</w:t>
+      </w:r>
+      <w:r>
+        <w:rPr>
+          <w:rFonts w:ascii="Consolas" w:eastAsia="Times New Roman" w:hAnsi="Consolas" w:cs="Times New Roman"/>
+          <w:color w:val="9CDCFE"/>
+          <w:kern w:val="0"/>
+          <w:sz w:val="21"/>
+          <w:szCs w:val="21"/>
+          <w:lang w:eastAsia="en-ID"/>
+          <w14:ligatures w14:val="none"/>
+        </w:rPr>
+        <w:t>db</w:t>
+      </w:r>
+      <w:r>
+        <w:rPr>
+          <w:rFonts w:ascii="Consolas" w:eastAsia="Times New Roman" w:hAnsi="Consolas" w:cs="Times New Roman"/>
+          <w:color w:val="D4D4D4"/>
+          <w:kern w:val="0"/>
+          <w:sz w:val="21"/>
+          <w:szCs w:val="21"/>
+          <w:lang w:eastAsia="en-ID"/>
+          <w14:ligatures w14:val="none"/>
+        </w:rPr>
+        <w:t>-&gt;</w:t>
+      </w:r>
+      <w:r>
+        <w:rPr>
+          <w:rFonts w:ascii="Consolas" w:eastAsia="Times New Roman" w:hAnsi="Consolas" w:cs="Times New Roman"/>
+          <w:color w:val="DCDCAA"/>
+          <w:kern w:val="0"/>
+          <w:sz w:val="21"/>
+          <w:szCs w:val="21"/>
+          <w:lang w:eastAsia="en-ID"/>
+          <w14:ligatures w14:val="none"/>
+        </w:rPr>
+        <w:t>resultSet</w:t>
+      </w:r>
+      <w:r>
+        <w:rPr>
+          <w:rFonts w:ascii="Consolas" w:eastAsia="Times New Roman" w:hAnsi="Consolas" w:cs="Times New Roman"/>
+          <w:color w:val="D4D4D4"/>
+          <w:kern w:val="0"/>
+          <w:sz w:val="21"/>
+          <w:szCs w:val="21"/>
+          <w:lang w:eastAsia="en-ID"/>
+          <w14:ligatures w14:val="none"/>
+        </w:rPr>
+        <w:t>();</w:t>
+      </w:r>
+    </w:p>
+    <w:p>
+      <w:pPr>
+        <w:shd w:val="clear" w:color="auto" w:fill="1F1F1F"/>
+        <w:spacing w:after="0" w:line="285" w:lineRule="atLeast"/>
+        <w:rPr>
+          <w:rFonts w:ascii="Consolas" w:eastAsia="Times New Roman" w:hAnsi="Consolas" w:cs="Times New Roman"/>
+          <w:color w:val="CCCCCC"/>
+          <w:kern w:val="0"/>
+          <w:sz w:val="21"/>
+          <w:szCs w:val="21"/>
+          <w:lang w:eastAsia="en-ID"/>
+          <w14:ligatures w14:val="none"/>
+        </w:rPr>
+      </w:pPr>
+      <w:r>
+        <w:rPr>
+          <w:rFonts w:ascii="Consolas" w:eastAsia="Times New Roman" w:hAnsi="Consolas" w:cs="Times New Roman"/>
+          <w:color w:val="D4D4D4"/>
+          <w:kern w:val="0"/>
+          <w:sz w:val="21"/>
+          <w:szCs w:val="21"/>
+          <w:lang w:eastAsia="en-ID"/>
+          <w14:ligatures w14:val="none"/>
+        </w:rPr>
+        <w:t>  }</w:t>
+      </w:r>
+    </w:p>
+    <w:p>
+      <w:pPr>
+        <w:shd w:val="clear" w:color="auto" w:fill="1F1F1F"/>
+        <w:spacing w:after="0" w:line="285" w:lineRule="atLeast"/>
+        <w:rPr>
+          <w:rFonts w:ascii="Consolas" w:eastAsia="Times New Roman" w:hAnsi="Consolas" w:cs="Times New Roman"/>
+          <w:color w:val="CCCCCC"/>
+          <w:kern w:val="0"/>
+          <w:sz w:val="21"/>
+          <w:szCs w:val="21"/>
+          <w:lang w:eastAsia="en-ID"/>
+          <w14:ligatures w14:val="none"/>
+        </w:rPr>
+      </w:pPr>
+      <w:r>
+        <w:rPr>
+          <w:rFonts w:ascii="Consolas" w:eastAsia="Times New Roman" w:hAnsi="Consolas" w:cs="Times New Roman"/>
+          <w:color w:val="D4D4D4"/>
+          <w:kern w:val="0"/>
+          <w:sz w:val="21"/>
+          <w:szCs w:val="21"/>
+          <w:lang w:eastAsia="en-ID"/>
+          <w14:ligatures w14:val="none"/>
+        </w:rPr>
+        <w:t>}  </w:t>
+      </w:r>
+    </w:p>
+    <w:p>
+      <w:pPr>
+        <w:spacing w:after="0"/>
+        <w:jc w:val="both"/>
+        <w:rPr>
+          <w:rFonts w:ascii="Times New Roman" w:hAnsi="Times New Roman" w:cs="Times New Roman"/>
+        </w:rPr>
+      </w:pPr>
+      <w:r>
+        <w:rPr>
+          <w:rFonts w:ascii="Times New Roman" w:hAnsi="Times New Roman" w:cs="Times New Roman"/>
+        </w:rPr>
+        <w:t>Disini , class Database itu di panggil dan dijalankan secara prioritas saat instans,, ketika controller memanggil / menginstans method getAllMahasiswa maka akan memilih semua data dari table mahasiswa.</w:t>
+      </w:r>
+    </w:p>
+    <w:p>
+      <w:pPr>
+        <w:spacing w:after="0"/>
+        <w:jc w:val="both"/>
+        <w:rPr>
+          <w:rFonts w:ascii="Times New Roman" w:hAnsi="Times New Roman" w:cs="Times New Roman"/>
+        </w:rPr>
+      </w:pPr>
+    </w:p>
+    <w:p>
+      <w:pPr>
+        <w:spacing w:after="0"/>
+        <w:jc w:val="both"/>
+        <w:rPr>
+          <w:rFonts w:ascii="Times New Roman" w:hAnsi="Times New Roman" w:cs="Times New Roman"/>
+        </w:rPr>
+      </w:pPr>
+      <w:r>
+        <w:rPr>
+          <w:rFonts w:ascii="Times New Roman" w:hAnsi="Times New Roman" w:cs="Times New Roman"/>
+        </w:rPr>
+        <w:t xml:space="preserve"> </w:t>
       </w:r>
     </w:p>
     <w:sectPr>

--- a/MVC.docx
+++ b/MVC.docx
@@ -185,7 +185,7 @@
                     <pic:cNvPicPr/>
                   </pic:nvPicPr>
                   <pic:blipFill>
-                    <a:blip r:embed="rId6"/>
+                    <a:blip r:embed="rId8"/>
                     <a:stretch>
                       <a:fillRect/>
                     </a:stretch>
@@ -291,7 +291,7 @@
                     <pic:cNvPicPr/>
                   </pic:nvPicPr>
                   <pic:blipFill>
-                    <a:blip r:embed="rId7">
+                    <a:blip r:embed="rId9">
                       <a:extLst>
                         <a:ext uri="{28A0092B-C50C-407E-A947-70E740481C1C}">
                           <a14:useLocalDpi xmlns:a14="http://schemas.microsoft.com/office/drawing/2010/main" val="0"/>
@@ -847,7 +847,7 @@
         </w:rPr>
         <w:t xml:space="preserve">Ketika kita input </w:t>
       </w:r>
-      <w:hyperlink r:id="rId8" w:history="1">
+      <w:hyperlink r:id="rId10" w:history="1">
         <w:r>
           <w:rPr>
             <w:rStyle w:val="Hyperlink"/>
@@ -3506,7 +3506,7 @@
         <w:br w:type="textWrapping" w:clear="all"/>
         <w:t xml:space="preserve">Lalu kita akan ubah ketika kita tidak menuliskan </w:t>
       </w:r>
-      <w:hyperlink r:id="rId9" w:history="1">
+      <w:hyperlink r:id="rId11" w:history="1">
         <w:r>
           <w:rPr>
             <w:rStyle w:val="Hyperlink"/>
@@ -9894,7 +9894,7 @@
         </w:rPr>
         <w:t xml:space="preserve">Input : </w:t>
       </w:r>
-      <w:hyperlink r:id="rId10" w:history="1">
+      <w:hyperlink r:id="rId12" w:history="1">
         <w:r>
           <w:rPr>
             <w:rStyle w:val="Hyperlink"/>
@@ -12355,7 +12355,7 @@
                     <pic:cNvPicPr/>
                   </pic:nvPicPr>
                   <pic:blipFill>
-                    <a:blip r:embed="rId11"/>
+                    <a:blip r:embed="rId13"/>
                     <a:stretch>
                       <a:fillRect/>
                     </a:stretch>
@@ -26928,14 +26928,8696 @@
           <w:rFonts w:ascii="Times New Roman" w:hAnsi="Times New Roman" w:cs="Times New Roman"/>
         </w:rPr>
       </w:pPr>
-      <w:r>
-        <w:rPr>
-          <w:rFonts w:ascii="Times New Roman" w:hAnsi="Times New Roman" w:cs="Times New Roman"/>
+    </w:p>
+    <w:p>
+      <w:pPr>
+        <w:spacing w:after="0"/>
+        <w:jc w:val="both"/>
+        <w:rPr>
+          <w:rFonts w:ascii="Times New Roman" w:hAnsi="Times New Roman" w:cs="Times New Roman"/>
+        </w:rPr>
+      </w:pPr>
+    </w:p>
+    <w:p>
+      <w:pPr>
+        <w:spacing w:after="0"/>
+        <w:jc w:val="both"/>
+        <w:rPr>
+          <w:rFonts w:ascii="Times New Roman" w:hAnsi="Times New Roman" w:cs="Times New Roman"/>
+        </w:rPr>
+      </w:pPr>
+    </w:p>
+    <w:p>
+      <w:pPr>
+        <w:spacing w:after="0"/>
+        <w:jc w:val="both"/>
+        <w:rPr>
+          <w:rFonts w:ascii="Times New Roman" w:hAnsi="Times New Roman" w:cs="Times New Roman"/>
+        </w:rPr>
+      </w:pPr>
+    </w:p>
+    <w:p>
+      <w:pPr>
+        <w:spacing w:after="0"/>
+        <w:jc w:val="both"/>
+        <w:rPr>
+          <w:rFonts w:ascii="Times New Roman" w:hAnsi="Times New Roman" w:cs="Times New Roman"/>
+        </w:rPr>
+      </w:pPr>
+    </w:p>
+    <w:p>
+      <w:pPr>
+        <w:spacing w:after="0"/>
+        <w:jc w:val="both"/>
+        <w:rPr>
+          <w:rFonts w:ascii="Times New Roman" w:hAnsi="Times New Roman" w:cs="Times New Roman"/>
+        </w:rPr>
+      </w:pPr>
+    </w:p>
+    <w:p>
+      <w:pPr>
+        <w:spacing w:after="0"/>
+        <w:jc w:val="both"/>
+        <w:rPr>
+          <w:rFonts w:ascii="Times New Roman" w:hAnsi="Times New Roman" w:cs="Times New Roman"/>
+        </w:rPr>
+      </w:pPr>
+    </w:p>
+    <w:p>
+      <w:pPr>
+        <w:spacing w:after="0"/>
+        <w:jc w:val="both"/>
+        <w:rPr>
+          <w:rFonts w:ascii="Times New Roman" w:hAnsi="Times New Roman" w:cs="Times New Roman"/>
+        </w:rPr>
+      </w:pPr>
+    </w:p>
+    <w:p>
+      <w:pPr>
+        <w:spacing w:after="0"/>
+        <w:jc w:val="both"/>
+        <w:rPr>
+          <w:rFonts w:ascii="Times New Roman" w:hAnsi="Times New Roman" w:cs="Times New Roman"/>
+        </w:rPr>
+      </w:pPr>
+    </w:p>
+    <w:p>
+      <w:pPr>
+        <w:spacing w:after="0"/>
+        <w:jc w:val="both"/>
+        <w:rPr>
+          <w:rFonts w:ascii="Times New Roman" w:hAnsi="Times New Roman" w:cs="Times New Roman"/>
+          <w:b/>
+          <w:bCs/>
+        </w:rPr>
+      </w:pPr>
+      <w:r>
+        <w:rPr>
+          <w:rFonts w:ascii="Times New Roman" w:hAnsi="Times New Roman" w:cs="Times New Roman"/>
+          <w:b/>
+          <w:bCs/>
+        </w:rPr>
+        <w:lastRenderedPageBreak/>
+        <w:t>9. Insert data</w:t>
+      </w:r>
+    </w:p>
+    <w:p>
+      <w:pPr>
+        <w:spacing w:after="0"/>
+        <w:jc w:val="both"/>
+        <w:rPr>
+          <w:rFonts w:ascii="Times New Roman" w:hAnsi="Times New Roman" w:cs="Times New Roman"/>
+        </w:rPr>
+      </w:pPr>
+      <w:r>
+        <w:rPr>
+          <w:rFonts w:ascii="Times New Roman" w:hAnsi="Times New Roman" w:cs="Times New Roman"/>
+        </w:rPr>
+        <w:t xml:space="preserve">Kali ini kita akan menambahkan data menggunakan INSERT serta Konesp MVC. Disini kita menggunakan modal bawaan dari boostrap, pertama tama bikin form seperti ini : </w:t>
+      </w:r>
+    </w:p>
+    <w:p>
+      <w:pPr>
+        <w:spacing w:after="0"/>
+        <w:jc w:val="both"/>
+        <w:rPr>
+          <w:rFonts w:ascii="Times New Roman" w:hAnsi="Times New Roman" w:cs="Times New Roman"/>
+        </w:rPr>
+      </w:pPr>
+    </w:p>
+    <w:p>
+      <w:pPr>
+        <w:spacing w:after="0"/>
+        <w:jc w:val="both"/>
+        <w:rPr>
+          <w:rFonts w:ascii="Times New Roman" w:hAnsi="Times New Roman" w:cs="Times New Roman"/>
+          <w:b/>
+          <w:bCs/>
+        </w:rPr>
+      </w:pPr>
+      <w:r>
+        <w:rPr>
+          <w:rFonts w:ascii="Times New Roman" w:hAnsi="Times New Roman" w:cs="Times New Roman"/>
+          <w:b/>
+          <w:bCs/>
+        </w:rPr>
+        <w:t xml:space="preserve">A. Pembuatan form (View) : </w:t>
+      </w:r>
+    </w:p>
+    <w:p>
+      <w:pPr>
+        <w:shd w:val="clear" w:color="auto" w:fill="1F1F1F"/>
+        <w:spacing w:after="0" w:line="285" w:lineRule="atLeast"/>
+        <w:rPr>
+          <w:rFonts w:ascii="Consolas" w:eastAsia="Times New Roman" w:hAnsi="Consolas" w:cs="Times New Roman"/>
+          <w:color w:val="CCCCCC"/>
+          <w:kern w:val="0"/>
+          <w:sz w:val="21"/>
+          <w:szCs w:val="21"/>
+          <w:lang w:eastAsia="en-ID"/>
+          <w14:ligatures w14:val="none"/>
+        </w:rPr>
+      </w:pPr>
+      <w:r>
+        <w:rPr>
+          <w:rFonts w:ascii="Consolas" w:eastAsia="Times New Roman" w:hAnsi="Consolas" w:cs="Times New Roman"/>
+          <w:color w:val="CCCCCC"/>
+          <w:kern w:val="0"/>
+          <w:sz w:val="21"/>
+          <w:szCs w:val="21"/>
+          <w:lang w:eastAsia="en-ID"/>
+          <w14:ligatures w14:val="none"/>
+        </w:rPr>
+        <w:t xml:space="preserve">        </w:t>
+      </w:r>
+      <w:r>
+        <w:rPr>
+          <w:rFonts w:ascii="Consolas" w:eastAsia="Times New Roman" w:hAnsi="Consolas" w:cs="Times New Roman"/>
+          <w:color w:val="808080"/>
+          <w:kern w:val="0"/>
+          <w:sz w:val="21"/>
+          <w:szCs w:val="21"/>
+          <w:lang w:eastAsia="en-ID"/>
+          <w14:ligatures w14:val="none"/>
+        </w:rPr>
+        <w:t>&lt;</w:t>
+      </w:r>
+      <w:r>
+        <w:rPr>
+          <w:rFonts w:ascii="Consolas" w:eastAsia="Times New Roman" w:hAnsi="Consolas" w:cs="Times New Roman"/>
+          <w:color w:val="569CD6"/>
+          <w:kern w:val="0"/>
+          <w:sz w:val="21"/>
+          <w:szCs w:val="21"/>
+          <w:lang w:eastAsia="en-ID"/>
+          <w14:ligatures w14:val="none"/>
+        </w:rPr>
+        <w:t>form</w:t>
+      </w:r>
+      <w:r>
+        <w:rPr>
+          <w:rFonts w:ascii="Consolas" w:eastAsia="Times New Roman" w:hAnsi="Consolas" w:cs="Times New Roman"/>
+          <w:color w:val="CCCCCC"/>
+          <w:kern w:val="0"/>
+          <w:sz w:val="21"/>
+          <w:szCs w:val="21"/>
+          <w:lang w:eastAsia="en-ID"/>
+          <w14:ligatures w14:val="none"/>
         </w:rPr>
         <w:t xml:space="preserve"> </w:t>
       </w:r>
+      <w:r>
+        <w:rPr>
+          <w:rFonts w:ascii="Consolas" w:eastAsia="Times New Roman" w:hAnsi="Consolas" w:cs="Times New Roman"/>
+          <w:color w:val="9CDCFE"/>
+          <w:kern w:val="0"/>
+          <w:sz w:val="21"/>
+          <w:szCs w:val="21"/>
+          <w:lang w:eastAsia="en-ID"/>
+          <w14:ligatures w14:val="none"/>
+        </w:rPr>
+        <w:t>action</w:t>
+      </w:r>
+      <w:r>
+        <w:rPr>
+          <w:rFonts w:ascii="Consolas" w:eastAsia="Times New Roman" w:hAnsi="Consolas" w:cs="Times New Roman"/>
+          <w:color w:val="CCCCCC"/>
+          <w:kern w:val="0"/>
+          <w:sz w:val="21"/>
+          <w:szCs w:val="21"/>
+          <w:lang w:eastAsia="en-ID"/>
+          <w14:ligatures w14:val="none"/>
+        </w:rPr>
+        <w:t>=</w:t>
+      </w:r>
+      <w:r>
+        <w:rPr>
+          <w:rFonts w:ascii="Consolas" w:eastAsia="Times New Roman" w:hAnsi="Consolas" w:cs="Times New Roman"/>
+          <w:color w:val="CE9178"/>
+          <w:kern w:val="0"/>
+          <w:sz w:val="21"/>
+          <w:szCs w:val="21"/>
+          <w:lang w:eastAsia="en-ID"/>
+          <w14:ligatures w14:val="none"/>
+        </w:rPr>
+        <w:t>"</w:t>
+      </w:r>
+      <w:r>
+        <w:rPr>
+          <w:rFonts w:ascii="Consolas" w:eastAsia="Times New Roman" w:hAnsi="Consolas" w:cs="Times New Roman"/>
+          <w:color w:val="569CD6"/>
+          <w:kern w:val="0"/>
+          <w:sz w:val="21"/>
+          <w:szCs w:val="21"/>
+          <w:lang w:eastAsia="en-ID"/>
+          <w14:ligatures w14:val="none"/>
+        </w:rPr>
+        <w:t>&lt;?php</w:t>
+      </w:r>
+      <w:r>
+        <w:rPr>
+          <w:rFonts w:ascii="Consolas" w:eastAsia="Times New Roman" w:hAnsi="Consolas" w:cs="Times New Roman"/>
+          <w:color w:val="D4D4D4"/>
+          <w:kern w:val="0"/>
+          <w:sz w:val="21"/>
+          <w:szCs w:val="21"/>
+          <w:lang w:eastAsia="en-ID"/>
+          <w14:ligatures w14:val="none"/>
+        </w:rPr>
+        <w:t xml:space="preserve"> </w:t>
+      </w:r>
+      <w:r>
+        <w:rPr>
+          <w:rFonts w:ascii="Consolas" w:eastAsia="Times New Roman" w:hAnsi="Consolas" w:cs="Times New Roman"/>
+          <w:color w:val="DCDCAA"/>
+          <w:kern w:val="0"/>
+          <w:sz w:val="21"/>
+          <w:szCs w:val="21"/>
+          <w:lang w:eastAsia="en-ID"/>
+          <w14:ligatures w14:val="none"/>
+        </w:rPr>
+        <w:t>echo</w:t>
+      </w:r>
+      <w:r>
+        <w:rPr>
+          <w:rFonts w:ascii="Consolas" w:eastAsia="Times New Roman" w:hAnsi="Consolas" w:cs="Times New Roman"/>
+          <w:color w:val="D4D4D4"/>
+          <w:kern w:val="0"/>
+          <w:sz w:val="21"/>
+          <w:szCs w:val="21"/>
+          <w:lang w:eastAsia="en-ID"/>
+          <w14:ligatures w14:val="none"/>
+        </w:rPr>
+        <w:t xml:space="preserve"> BASEURL; </w:t>
+      </w:r>
+      <w:r>
+        <w:rPr>
+          <w:rFonts w:ascii="Consolas" w:eastAsia="Times New Roman" w:hAnsi="Consolas" w:cs="Times New Roman"/>
+          <w:color w:val="569CD6"/>
+          <w:kern w:val="0"/>
+          <w:sz w:val="21"/>
+          <w:szCs w:val="21"/>
+          <w:lang w:eastAsia="en-ID"/>
+          <w14:ligatures w14:val="none"/>
+        </w:rPr>
+        <w:t>?&gt;</w:t>
+      </w:r>
+      <w:r>
+        <w:rPr>
+          <w:rFonts w:ascii="Consolas" w:eastAsia="Times New Roman" w:hAnsi="Consolas" w:cs="Times New Roman"/>
+          <w:color w:val="CE9178"/>
+          <w:kern w:val="0"/>
+          <w:sz w:val="21"/>
+          <w:szCs w:val="21"/>
+          <w:lang w:eastAsia="en-ID"/>
+          <w14:ligatures w14:val="none"/>
+        </w:rPr>
+        <w:t>/mahasiswa/tambah"</w:t>
+      </w:r>
+      <w:r>
+        <w:rPr>
+          <w:rFonts w:ascii="Consolas" w:eastAsia="Times New Roman" w:hAnsi="Consolas" w:cs="Times New Roman"/>
+          <w:color w:val="CCCCCC"/>
+          <w:kern w:val="0"/>
+          <w:sz w:val="21"/>
+          <w:szCs w:val="21"/>
+          <w:lang w:eastAsia="en-ID"/>
+          <w14:ligatures w14:val="none"/>
+        </w:rPr>
+        <w:t xml:space="preserve"> </w:t>
+      </w:r>
+      <w:r>
+        <w:rPr>
+          <w:rFonts w:ascii="Consolas" w:eastAsia="Times New Roman" w:hAnsi="Consolas" w:cs="Times New Roman"/>
+          <w:color w:val="9CDCFE"/>
+          <w:kern w:val="0"/>
+          <w:sz w:val="21"/>
+          <w:szCs w:val="21"/>
+          <w:lang w:eastAsia="en-ID"/>
+          <w14:ligatures w14:val="none"/>
+        </w:rPr>
+        <w:t>method</w:t>
+      </w:r>
+      <w:r>
+        <w:rPr>
+          <w:rFonts w:ascii="Consolas" w:eastAsia="Times New Roman" w:hAnsi="Consolas" w:cs="Times New Roman"/>
+          <w:color w:val="CCCCCC"/>
+          <w:kern w:val="0"/>
+          <w:sz w:val="21"/>
+          <w:szCs w:val="21"/>
+          <w:lang w:eastAsia="en-ID"/>
+          <w14:ligatures w14:val="none"/>
+        </w:rPr>
+        <w:t>=</w:t>
+      </w:r>
+      <w:r>
+        <w:rPr>
+          <w:rFonts w:ascii="Consolas" w:eastAsia="Times New Roman" w:hAnsi="Consolas" w:cs="Times New Roman"/>
+          <w:color w:val="CE9178"/>
+          <w:kern w:val="0"/>
+          <w:sz w:val="21"/>
+          <w:szCs w:val="21"/>
+          <w:lang w:eastAsia="en-ID"/>
+          <w14:ligatures w14:val="none"/>
+        </w:rPr>
+        <w:t>"post"</w:t>
+      </w:r>
+      <w:r>
+        <w:rPr>
+          <w:rFonts w:ascii="Consolas" w:eastAsia="Times New Roman" w:hAnsi="Consolas" w:cs="Times New Roman"/>
+          <w:color w:val="808080"/>
+          <w:kern w:val="0"/>
+          <w:sz w:val="21"/>
+          <w:szCs w:val="21"/>
+          <w:lang w:eastAsia="en-ID"/>
+          <w14:ligatures w14:val="none"/>
+        </w:rPr>
+        <w:t>&gt;</w:t>
+      </w:r>
+    </w:p>
+    <w:p>
+      <w:pPr>
+        <w:shd w:val="clear" w:color="auto" w:fill="1F1F1F"/>
+        <w:spacing w:after="0" w:line="285" w:lineRule="atLeast"/>
+        <w:rPr>
+          <w:rFonts w:ascii="Consolas" w:eastAsia="Times New Roman" w:hAnsi="Consolas" w:cs="Times New Roman"/>
+          <w:color w:val="CCCCCC"/>
+          <w:kern w:val="0"/>
+          <w:sz w:val="21"/>
+          <w:szCs w:val="21"/>
+          <w:lang w:eastAsia="en-ID"/>
+          <w14:ligatures w14:val="none"/>
+        </w:rPr>
+      </w:pPr>
+      <w:r>
+        <w:rPr>
+          <w:rFonts w:ascii="Consolas" w:eastAsia="Times New Roman" w:hAnsi="Consolas" w:cs="Times New Roman"/>
+          <w:color w:val="CCCCCC"/>
+          <w:kern w:val="0"/>
+          <w:sz w:val="21"/>
+          <w:szCs w:val="21"/>
+          <w:lang w:eastAsia="en-ID"/>
+          <w14:ligatures w14:val="none"/>
+        </w:rPr>
+        <w:t xml:space="preserve">          </w:t>
+      </w:r>
+      <w:r>
+        <w:rPr>
+          <w:rFonts w:ascii="Consolas" w:eastAsia="Times New Roman" w:hAnsi="Consolas" w:cs="Times New Roman"/>
+          <w:color w:val="808080"/>
+          <w:kern w:val="0"/>
+          <w:sz w:val="21"/>
+          <w:szCs w:val="21"/>
+          <w:lang w:eastAsia="en-ID"/>
+          <w14:ligatures w14:val="none"/>
+        </w:rPr>
+        <w:t>&lt;</w:t>
+      </w:r>
+      <w:r>
+        <w:rPr>
+          <w:rFonts w:ascii="Consolas" w:eastAsia="Times New Roman" w:hAnsi="Consolas" w:cs="Times New Roman"/>
+          <w:color w:val="569CD6"/>
+          <w:kern w:val="0"/>
+          <w:sz w:val="21"/>
+          <w:szCs w:val="21"/>
+          <w:lang w:eastAsia="en-ID"/>
+          <w14:ligatures w14:val="none"/>
+        </w:rPr>
+        <w:t>div</w:t>
+      </w:r>
+      <w:r>
+        <w:rPr>
+          <w:rFonts w:ascii="Consolas" w:eastAsia="Times New Roman" w:hAnsi="Consolas" w:cs="Times New Roman"/>
+          <w:color w:val="CCCCCC"/>
+          <w:kern w:val="0"/>
+          <w:sz w:val="21"/>
+          <w:szCs w:val="21"/>
+          <w:lang w:eastAsia="en-ID"/>
+          <w14:ligatures w14:val="none"/>
+        </w:rPr>
+        <w:t xml:space="preserve"> </w:t>
+      </w:r>
+      <w:r>
+        <w:rPr>
+          <w:rFonts w:ascii="Consolas" w:eastAsia="Times New Roman" w:hAnsi="Consolas" w:cs="Times New Roman"/>
+          <w:color w:val="9CDCFE"/>
+          <w:kern w:val="0"/>
+          <w:sz w:val="21"/>
+          <w:szCs w:val="21"/>
+          <w:lang w:eastAsia="en-ID"/>
+          <w14:ligatures w14:val="none"/>
+        </w:rPr>
+        <w:t>class</w:t>
+      </w:r>
+      <w:r>
+        <w:rPr>
+          <w:rFonts w:ascii="Consolas" w:eastAsia="Times New Roman" w:hAnsi="Consolas" w:cs="Times New Roman"/>
+          <w:color w:val="CCCCCC"/>
+          <w:kern w:val="0"/>
+          <w:sz w:val="21"/>
+          <w:szCs w:val="21"/>
+          <w:lang w:eastAsia="en-ID"/>
+          <w14:ligatures w14:val="none"/>
+        </w:rPr>
+        <w:t>=</w:t>
+      </w:r>
+      <w:r>
+        <w:rPr>
+          <w:rFonts w:ascii="Consolas" w:eastAsia="Times New Roman" w:hAnsi="Consolas" w:cs="Times New Roman"/>
+          <w:color w:val="CE9178"/>
+          <w:kern w:val="0"/>
+          <w:sz w:val="21"/>
+          <w:szCs w:val="21"/>
+          <w:lang w:eastAsia="en-ID"/>
+          <w14:ligatures w14:val="none"/>
+        </w:rPr>
+        <w:t>"mb-3"</w:t>
+      </w:r>
+      <w:r>
+        <w:rPr>
+          <w:rFonts w:ascii="Consolas" w:eastAsia="Times New Roman" w:hAnsi="Consolas" w:cs="Times New Roman"/>
+          <w:color w:val="808080"/>
+          <w:kern w:val="0"/>
+          <w:sz w:val="21"/>
+          <w:szCs w:val="21"/>
+          <w:lang w:eastAsia="en-ID"/>
+          <w14:ligatures w14:val="none"/>
+        </w:rPr>
+        <w:t>&gt;</w:t>
+      </w:r>
+    </w:p>
+    <w:p>
+      <w:pPr>
+        <w:shd w:val="clear" w:color="auto" w:fill="1F1F1F"/>
+        <w:spacing w:after="0" w:line="285" w:lineRule="atLeast"/>
+        <w:rPr>
+          <w:rFonts w:ascii="Consolas" w:eastAsia="Times New Roman" w:hAnsi="Consolas" w:cs="Times New Roman"/>
+          <w:color w:val="CCCCCC"/>
+          <w:kern w:val="0"/>
+          <w:sz w:val="21"/>
+          <w:szCs w:val="21"/>
+          <w:lang w:eastAsia="en-ID"/>
+          <w14:ligatures w14:val="none"/>
+        </w:rPr>
+      </w:pPr>
+      <w:r>
+        <w:rPr>
+          <w:rFonts w:ascii="Consolas" w:eastAsia="Times New Roman" w:hAnsi="Consolas" w:cs="Times New Roman"/>
+          <w:color w:val="CCCCCC"/>
+          <w:kern w:val="0"/>
+          <w:sz w:val="21"/>
+          <w:szCs w:val="21"/>
+          <w:lang w:eastAsia="en-ID"/>
+          <w14:ligatures w14:val="none"/>
+        </w:rPr>
+        <w:t xml:space="preserve">            </w:t>
+      </w:r>
+      <w:r>
+        <w:rPr>
+          <w:rFonts w:ascii="Consolas" w:eastAsia="Times New Roman" w:hAnsi="Consolas" w:cs="Times New Roman"/>
+          <w:color w:val="808080"/>
+          <w:kern w:val="0"/>
+          <w:sz w:val="21"/>
+          <w:szCs w:val="21"/>
+          <w:lang w:eastAsia="en-ID"/>
+          <w14:ligatures w14:val="none"/>
+        </w:rPr>
+        <w:t>&lt;</w:t>
+      </w:r>
+      <w:r>
+        <w:rPr>
+          <w:rFonts w:ascii="Consolas" w:eastAsia="Times New Roman" w:hAnsi="Consolas" w:cs="Times New Roman"/>
+          <w:color w:val="569CD6"/>
+          <w:kern w:val="0"/>
+          <w:sz w:val="21"/>
+          <w:szCs w:val="21"/>
+          <w:lang w:eastAsia="en-ID"/>
+          <w14:ligatures w14:val="none"/>
+        </w:rPr>
+        <w:t>label</w:t>
+      </w:r>
+      <w:r>
+        <w:rPr>
+          <w:rFonts w:ascii="Consolas" w:eastAsia="Times New Roman" w:hAnsi="Consolas" w:cs="Times New Roman"/>
+          <w:color w:val="CCCCCC"/>
+          <w:kern w:val="0"/>
+          <w:sz w:val="21"/>
+          <w:szCs w:val="21"/>
+          <w:lang w:eastAsia="en-ID"/>
+          <w14:ligatures w14:val="none"/>
+        </w:rPr>
+        <w:t xml:space="preserve"> </w:t>
+      </w:r>
+      <w:r>
+        <w:rPr>
+          <w:rFonts w:ascii="Consolas" w:eastAsia="Times New Roman" w:hAnsi="Consolas" w:cs="Times New Roman"/>
+          <w:color w:val="9CDCFE"/>
+          <w:kern w:val="0"/>
+          <w:sz w:val="21"/>
+          <w:szCs w:val="21"/>
+          <w:lang w:eastAsia="en-ID"/>
+          <w14:ligatures w14:val="none"/>
+        </w:rPr>
+        <w:t>for</w:t>
+      </w:r>
+      <w:r>
+        <w:rPr>
+          <w:rFonts w:ascii="Consolas" w:eastAsia="Times New Roman" w:hAnsi="Consolas" w:cs="Times New Roman"/>
+          <w:color w:val="CCCCCC"/>
+          <w:kern w:val="0"/>
+          <w:sz w:val="21"/>
+          <w:szCs w:val="21"/>
+          <w:lang w:eastAsia="en-ID"/>
+          <w14:ligatures w14:val="none"/>
+        </w:rPr>
+        <w:t>=</w:t>
+      </w:r>
+      <w:r>
+        <w:rPr>
+          <w:rFonts w:ascii="Consolas" w:eastAsia="Times New Roman" w:hAnsi="Consolas" w:cs="Times New Roman"/>
+          <w:color w:val="CE9178"/>
+          <w:kern w:val="0"/>
+          <w:sz w:val="21"/>
+          <w:szCs w:val="21"/>
+          <w:lang w:eastAsia="en-ID"/>
+          <w14:ligatures w14:val="none"/>
+        </w:rPr>
+        <w:t>"nama"</w:t>
+      </w:r>
+      <w:r>
+        <w:rPr>
+          <w:rFonts w:ascii="Consolas" w:eastAsia="Times New Roman" w:hAnsi="Consolas" w:cs="Times New Roman"/>
+          <w:color w:val="CCCCCC"/>
+          <w:kern w:val="0"/>
+          <w:sz w:val="21"/>
+          <w:szCs w:val="21"/>
+          <w:lang w:eastAsia="en-ID"/>
+          <w14:ligatures w14:val="none"/>
+        </w:rPr>
+        <w:t xml:space="preserve"> </w:t>
+      </w:r>
+      <w:r>
+        <w:rPr>
+          <w:rFonts w:ascii="Consolas" w:eastAsia="Times New Roman" w:hAnsi="Consolas" w:cs="Times New Roman"/>
+          <w:color w:val="9CDCFE"/>
+          <w:kern w:val="0"/>
+          <w:sz w:val="21"/>
+          <w:szCs w:val="21"/>
+          <w:lang w:eastAsia="en-ID"/>
+          <w14:ligatures w14:val="none"/>
+        </w:rPr>
+        <w:t>class</w:t>
+      </w:r>
+      <w:r>
+        <w:rPr>
+          <w:rFonts w:ascii="Consolas" w:eastAsia="Times New Roman" w:hAnsi="Consolas" w:cs="Times New Roman"/>
+          <w:color w:val="CCCCCC"/>
+          <w:kern w:val="0"/>
+          <w:sz w:val="21"/>
+          <w:szCs w:val="21"/>
+          <w:lang w:eastAsia="en-ID"/>
+          <w14:ligatures w14:val="none"/>
+        </w:rPr>
+        <w:t>=</w:t>
+      </w:r>
+      <w:r>
+        <w:rPr>
+          <w:rFonts w:ascii="Consolas" w:eastAsia="Times New Roman" w:hAnsi="Consolas" w:cs="Times New Roman"/>
+          <w:color w:val="CE9178"/>
+          <w:kern w:val="0"/>
+          <w:sz w:val="21"/>
+          <w:szCs w:val="21"/>
+          <w:lang w:eastAsia="en-ID"/>
+          <w14:ligatures w14:val="none"/>
+        </w:rPr>
+        <w:t>"form-label"</w:t>
+      </w:r>
+      <w:r>
+        <w:rPr>
+          <w:rFonts w:ascii="Consolas" w:eastAsia="Times New Roman" w:hAnsi="Consolas" w:cs="Times New Roman"/>
+          <w:color w:val="808080"/>
+          <w:kern w:val="0"/>
+          <w:sz w:val="21"/>
+          <w:szCs w:val="21"/>
+          <w:lang w:eastAsia="en-ID"/>
+          <w14:ligatures w14:val="none"/>
+        </w:rPr>
+        <w:t>&gt;</w:t>
+      </w:r>
+      <w:r>
+        <w:rPr>
+          <w:rFonts w:ascii="Consolas" w:eastAsia="Times New Roman" w:hAnsi="Consolas" w:cs="Times New Roman"/>
+          <w:color w:val="CCCCCC"/>
+          <w:kern w:val="0"/>
+          <w:sz w:val="21"/>
+          <w:szCs w:val="21"/>
+          <w:lang w:eastAsia="en-ID"/>
+          <w14:ligatures w14:val="none"/>
+        </w:rPr>
+        <w:t xml:space="preserve">Nama: </w:t>
+      </w:r>
+      <w:r>
+        <w:rPr>
+          <w:rFonts w:ascii="Consolas" w:eastAsia="Times New Roman" w:hAnsi="Consolas" w:cs="Times New Roman"/>
+          <w:color w:val="808080"/>
+          <w:kern w:val="0"/>
+          <w:sz w:val="21"/>
+          <w:szCs w:val="21"/>
+          <w:lang w:eastAsia="en-ID"/>
+          <w14:ligatures w14:val="none"/>
+        </w:rPr>
+        <w:t>&lt;/</w:t>
+      </w:r>
+      <w:r>
+        <w:rPr>
+          <w:rFonts w:ascii="Consolas" w:eastAsia="Times New Roman" w:hAnsi="Consolas" w:cs="Times New Roman"/>
+          <w:color w:val="569CD6"/>
+          <w:kern w:val="0"/>
+          <w:sz w:val="21"/>
+          <w:szCs w:val="21"/>
+          <w:lang w:eastAsia="en-ID"/>
+          <w14:ligatures w14:val="none"/>
+        </w:rPr>
+        <w:t>label</w:t>
+      </w:r>
+      <w:r>
+        <w:rPr>
+          <w:rFonts w:ascii="Consolas" w:eastAsia="Times New Roman" w:hAnsi="Consolas" w:cs="Times New Roman"/>
+          <w:color w:val="808080"/>
+          <w:kern w:val="0"/>
+          <w:sz w:val="21"/>
+          <w:szCs w:val="21"/>
+          <w:lang w:eastAsia="en-ID"/>
+          <w14:ligatures w14:val="none"/>
+        </w:rPr>
+        <w:t>&gt;</w:t>
+      </w:r>
+    </w:p>
+    <w:p>
+      <w:pPr>
+        <w:shd w:val="clear" w:color="auto" w:fill="1F1F1F"/>
+        <w:spacing w:after="0" w:line="285" w:lineRule="atLeast"/>
+        <w:rPr>
+          <w:rFonts w:ascii="Consolas" w:eastAsia="Times New Roman" w:hAnsi="Consolas" w:cs="Times New Roman"/>
+          <w:color w:val="CCCCCC"/>
+          <w:kern w:val="0"/>
+          <w:sz w:val="21"/>
+          <w:szCs w:val="21"/>
+          <w:lang w:eastAsia="en-ID"/>
+          <w14:ligatures w14:val="none"/>
+        </w:rPr>
+      </w:pPr>
+      <w:r>
+        <w:rPr>
+          <w:rFonts w:ascii="Consolas" w:eastAsia="Times New Roman" w:hAnsi="Consolas" w:cs="Times New Roman"/>
+          <w:color w:val="CCCCCC"/>
+          <w:kern w:val="0"/>
+          <w:sz w:val="21"/>
+          <w:szCs w:val="21"/>
+          <w:lang w:eastAsia="en-ID"/>
+          <w14:ligatures w14:val="none"/>
+        </w:rPr>
+        <w:t xml:space="preserve">            </w:t>
+      </w:r>
+      <w:r>
+        <w:rPr>
+          <w:rFonts w:ascii="Consolas" w:eastAsia="Times New Roman" w:hAnsi="Consolas" w:cs="Times New Roman"/>
+          <w:color w:val="808080"/>
+          <w:kern w:val="0"/>
+          <w:sz w:val="21"/>
+          <w:szCs w:val="21"/>
+          <w:lang w:eastAsia="en-ID"/>
+          <w14:ligatures w14:val="none"/>
+        </w:rPr>
+        <w:t>&lt;</w:t>
+      </w:r>
+      <w:r>
+        <w:rPr>
+          <w:rFonts w:ascii="Consolas" w:eastAsia="Times New Roman" w:hAnsi="Consolas" w:cs="Times New Roman"/>
+          <w:color w:val="569CD6"/>
+          <w:kern w:val="0"/>
+          <w:sz w:val="21"/>
+          <w:szCs w:val="21"/>
+          <w:lang w:eastAsia="en-ID"/>
+          <w14:ligatures w14:val="none"/>
+        </w:rPr>
+        <w:t>input</w:t>
+      </w:r>
+      <w:r>
+        <w:rPr>
+          <w:rFonts w:ascii="Consolas" w:eastAsia="Times New Roman" w:hAnsi="Consolas" w:cs="Times New Roman"/>
+          <w:color w:val="CCCCCC"/>
+          <w:kern w:val="0"/>
+          <w:sz w:val="21"/>
+          <w:szCs w:val="21"/>
+          <w:lang w:eastAsia="en-ID"/>
+          <w14:ligatures w14:val="none"/>
+        </w:rPr>
+        <w:t xml:space="preserve"> </w:t>
+      </w:r>
+      <w:r>
+        <w:rPr>
+          <w:rFonts w:ascii="Consolas" w:eastAsia="Times New Roman" w:hAnsi="Consolas" w:cs="Times New Roman"/>
+          <w:color w:val="9CDCFE"/>
+          <w:kern w:val="0"/>
+          <w:sz w:val="21"/>
+          <w:szCs w:val="21"/>
+          <w:lang w:eastAsia="en-ID"/>
+          <w14:ligatures w14:val="none"/>
+        </w:rPr>
+        <w:t>type</w:t>
+      </w:r>
+      <w:r>
+        <w:rPr>
+          <w:rFonts w:ascii="Consolas" w:eastAsia="Times New Roman" w:hAnsi="Consolas" w:cs="Times New Roman"/>
+          <w:color w:val="CCCCCC"/>
+          <w:kern w:val="0"/>
+          <w:sz w:val="21"/>
+          <w:szCs w:val="21"/>
+          <w:lang w:eastAsia="en-ID"/>
+          <w14:ligatures w14:val="none"/>
+        </w:rPr>
+        <w:t>=</w:t>
+      </w:r>
+      <w:r>
+        <w:rPr>
+          <w:rFonts w:ascii="Consolas" w:eastAsia="Times New Roman" w:hAnsi="Consolas" w:cs="Times New Roman"/>
+          <w:color w:val="CE9178"/>
+          <w:kern w:val="0"/>
+          <w:sz w:val="21"/>
+          <w:szCs w:val="21"/>
+          <w:lang w:eastAsia="en-ID"/>
+          <w14:ligatures w14:val="none"/>
+        </w:rPr>
+        <w:t>"text"</w:t>
+      </w:r>
+      <w:r>
+        <w:rPr>
+          <w:rFonts w:ascii="Consolas" w:eastAsia="Times New Roman" w:hAnsi="Consolas" w:cs="Times New Roman"/>
+          <w:color w:val="CCCCCC"/>
+          <w:kern w:val="0"/>
+          <w:sz w:val="21"/>
+          <w:szCs w:val="21"/>
+          <w:lang w:eastAsia="en-ID"/>
+          <w14:ligatures w14:val="none"/>
+        </w:rPr>
+        <w:t xml:space="preserve"> </w:t>
+      </w:r>
+      <w:r>
+        <w:rPr>
+          <w:rFonts w:ascii="Consolas" w:eastAsia="Times New Roman" w:hAnsi="Consolas" w:cs="Times New Roman"/>
+          <w:color w:val="9CDCFE"/>
+          <w:kern w:val="0"/>
+          <w:sz w:val="21"/>
+          <w:szCs w:val="21"/>
+          <w:lang w:eastAsia="en-ID"/>
+          <w14:ligatures w14:val="none"/>
+        </w:rPr>
+        <w:t>class</w:t>
+      </w:r>
+      <w:r>
+        <w:rPr>
+          <w:rFonts w:ascii="Consolas" w:eastAsia="Times New Roman" w:hAnsi="Consolas" w:cs="Times New Roman"/>
+          <w:color w:val="CCCCCC"/>
+          <w:kern w:val="0"/>
+          <w:sz w:val="21"/>
+          <w:szCs w:val="21"/>
+          <w:lang w:eastAsia="en-ID"/>
+          <w14:ligatures w14:val="none"/>
+        </w:rPr>
+        <w:t>=</w:t>
+      </w:r>
+      <w:r>
+        <w:rPr>
+          <w:rFonts w:ascii="Consolas" w:eastAsia="Times New Roman" w:hAnsi="Consolas" w:cs="Times New Roman"/>
+          <w:color w:val="CE9178"/>
+          <w:kern w:val="0"/>
+          <w:sz w:val="21"/>
+          <w:szCs w:val="21"/>
+          <w:lang w:eastAsia="en-ID"/>
+          <w14:ligatures w14:val="none"/>
+        </w:rPr>
+        <w:t>"form-control"</w:t>
+      </w:r>
+      <w:r>
+        <w:rPr>
+          <w:rFonts w:ascii="Consolas" w:eastAsia="Times New Roman" w:hAnsi="Consolas" w:cs="Times New Roman"/>
+          <w:color w:val="CCCCCC"/>
+          <w:kern w:val="0"/>
+          <w:sz w:val="21"/>
+          <w:szCs w:val="21"/>
+          <w:lang w:eastAsia="en-ID"/>
+          <w14:ligatures w14:val="none"/>
+        </w:rPr>
+        <w:t xml:space="preserve"> </w:t>
+      </w:r>
+      <w:r>
+        <w:rPr>
+          <w:rFonts w:ascii="Consolas" w:eastAsia="Times New Roman" w:hAnsi="Consolas" w:cs="Times New Roman"/>
+          <w:color w:val="9CDCFE"/>
+          <w:kern w:val="0"/>
+          <w:sz w:val="21"/>
+          <w:szCs w:val="21"/>
+          <w:lang w:eastAsia="en-ID"/>
+          <w14:ligatures w14:val="none"/>
+        </w:rPr>
+        <w:t>id</w:t>
+      </w:r>
+      <w:r>
+        <w:rPr>
+          <w:rFonts w:ascii="Consolas" w:eastAsia="Times New Roman" w:hAnsi="Consolas" w:cs="Times New Roman"/>
+          <w:color w:val="CCCCCC"/>
+          <w:kern w:val="0"/>
+          <w:sz w:val="21"/>
+          <w:szCs w:val="21"/>
+          <w:lang w:eastAsia="en-ID"/>
+          <w14:ligatures w14:val="none"/>
+        </w:rPr>
+        <w:t>=</w:t>
+      </w:r>
+      <w:r>
+        <w:rPr>
+          <w:rFonts w:ascii="Consolas" w:eastAsia="Times New Roman" w:hAnsi="Consolas" w:cs="Times New Roman"/>
+          <w:color w:val="CE9178"/>
+          <w:kern w:val="0"/>
+          <w:sz w:val="21"/>
+          <w:szCs w:val="21"/>
+          <w:lang w:eastAsia="en-ID"/>
+          <w14:ligatures w14:val="none"/>
+        </w:rPr>
+        <w:t>"nama"</w:t>
+      </w:r>
+      <w:r>
+        <w:rPr>
+          <w:rFonts w:ascii="Consolas" w:eastAsia="Times New Roman" w:hAnsi="Consolas" w:cs="Times New Roman"/>
+          <w:color w:val="CCCCCC"/>
+          <w:kern w:val="0"/>
+          <w:sz w:val="21"/>
+          <w:szCs w:val="21"/>
+          <w:lang w:eastAsia="en-ID"/>
+          <w14:ligatures w14:val="none"/>
+        </w:rPr>
+        <w:t xml:space="preserve"> </w:t>
+      </w:r>
+      <w:r>
+        <w:rPr>
+          <w:rFonts w:ascii="Consolas" w:eastAsia="Times New Roman" w:hAnsi="Consolas" w:cs="Times New Roman"/>
+          <w:color w:val="9CDCFE"/>
+          <w:kern w:val="0"/>
+          <w:sz w:val="21"/>
+          <w:szCs w:val="21"/>
+          <w:lang w:eastAsia="en-ID"/>
+          <w14:ligatures w14:val="none"/>
+        </w:rPr>
+        <w:t>name</w:t>
+      </w:r>
+      <w:r>
+        <w:rPr>
+          <w:rFonts w:ascii="Consolas" w:eastAsia="Times New Roman" w:hAnsi="Consolas" w:cs="Times New Roman"/>
+          <w:color w:val="CCCCCC"/>
+          <w:kern w:val="0"/>
+          <w:sz w:val="21"/>
+          <w:szCs w:val="21"/>
+          <w:lang w:eastAsia="en-ID"/>
+          <w14:ligatures w14:val="none"/>
+        </w:rPr>
+        <w:t>=</w:t>
+      </w:r>
+      <w:r>
+        <w:rPr>
+          <w:rFonts w:ascii="Consolas" w:eastAsia="Times New Roman" w:hAnsi="Consolas" w:cs="Times New Roman"/>
+          <w:color w:val="CE9178"/>
+          <w:kern w:val="0"/>
+          <w:sz w:val="21"/>
+          <w:szCs w:val="21"/>
+          <w:lang w:eastAsia="en-ID"/>
+          <w14:ligatures w14:val="none"/>
+        </w:rPr>
+        <w:t>"nama"</w:t>
+      </w:r>
+      <w:r>
+        <w:rPr>
+          <w:rFonts w:ascii="Consolas" w:eastAsia="Times New Roman" w:hAnsi="Consolas" w:cs="Times New Roman"/>
+          <w:color w:val="808080"/>
+          <w:kern w:val="0"/>
+          <w:sz w:val="21"/>
+          <w:szCs w:val="21"/>
+          <w:lang w:eastAsia="en-ID"/>
+          <w14:ligatures w14:val="none"/>
+        </w:rPr>
+        <w:t>&gt;</w:t>
+      </w:r>
+    </w:p>
+    <w:p>
+      <w:pPr>
+        <w:shd w:val="clear" w:color="auto" w:fill="1F1F1F"/>
+        <w:spacing w:after="0" w:line="285" w:lineRule="atLeast"/>
+        <w:rPr>
+          <w:rFonts w:ascii="Consolas" w:eastAsia="Times New Roman" w:hAnsi="Consolas" w:cs="Times New Roman"/>
+          <w:color w:val="CCCCCC"/>
+          <w:kern w:val="0"/>
+          <w:sz w:val="21"/>
+          <w:szCs w:val="21"/>
+          <w:lang w:eastAsia="en-ID"/>
+          <w14:ligatures w14:val="none"/>
+        </w:rPr>
+      </w:pPr>
+      <w:r>
+        <w:rPr>
+          <w:rFonts w:ascii="Consolas" w:eastAsia="Times New Roman" w:hAnsi="Consolas" w:cs="Times New Roman"/>
+          <w:color w:val="CCCCCC"/>
+          <w:kern w:val="0"/>
+          <w:sz w:val="21"/>
+          <w:szCs w:val="21"/>
+          <w:lang w:eastAsia="en-ID"/>
+          <w14:ligatures w14:val="none"/>
+        </w:rPr>
+        <w:t xml:space="preserve">          </w:t>
+      </w:r>
+      <w:r>
+        <w:rPr>
+          <w:rFonts w:ascii="Consolas" w:eastAsia="Times New Roman" w:hAnsi="Consolas" w:cs="Times New Roman"/>
+          <w:color w:val="808080"/>
+          <w:kern w:val="0"/>
+          <w:sz w:val="21"/>
+          <w:szCs w:val="21"/>
+          <w:lang w:eastAsia="en-ID"/>
+          <w14:ligatures w14:val="none"/>
+        </w:rPr>
+        <w:t>&lt;/</w:t>
+      </w:r>
+      <w:r>
+        <w:rPr>
+          <w:rFonts w:ascii="Consolas" w:eastAsia="Times New Roman" w:hAnsi="Consolas" w:cs="Times New Roman"/>
+          <w:color w:val="569CD6"/>
+          <w:kern w:val="0"/>
+          <w:sz w:val="21"/>
+          <w:szCs w:val="21"/>
+          <w:lang w:eastAsia="en-ID"/>
+          <w14:ligatures w14:val="none"/>
+        </w:rPr>
+        <w:t>div</w:t>
+      </w:r>
+      <w:r>
+        <w:rPr>
+          <w:rFonts w:ascii="Consolas" w:eastAsia="Times New Roman" w:hAnsi="Consolas" w:cs="Times New Roman"/>
+          <w:color w:val="808080"/>
+          <w:kern w:val="0"/>
+          <w:sz w:val="21"/>
+          <w:szCs w:val="21"/>
+          <w:lang w:eastAsia="en-ID"/>
+          <w14:ligatures w14:val="none"/>
+        </w:rPr>
+        <w:t>&gt;</w:t>
+      </w:r>
+    </w:p>
+    <w:p>
+      <w:pPr>
+        <w:shd w:val="clear" w:color="auto" w:fill="1F1F1F"/>
+        <w:spacing w:after="0" w:line="285" w:lineRule="atLeast"/>
+        <w:rPr>
+          <w:rFonts w:ascii="Consolas" w:eastAsia="Times New Roman" w:hAnsi="Consolas" w:cs="Times New Roman"/>
+          <w:color w:val="CCCCCC"/>
+          <w:kern w:val="0"/>
+          <w:sz w:val="21"/>
+          <w:szCs w:val="21"/>
+          <w:lang w:eastAsia="en-ID"/>
+          <w14:ligatures w14:val="none"/>
+        </w:rPr>
+      </w:pPr>
+      <w:r>
+        <w:rPr>
+          <w:rFonts w:ascii="Consolas" w:eastAsia="Times New Roman" w:hAnsi="Consolas" w:cs="Times New Roman"/>
+          <w:color w:val="CCCCCC"/>
+          <w:kern w:val="0"/>
+          <w:sz w:val="21"/>
+          <w:szCs w:val="21"/>
+          <w:lang w:eastAsia="en-ID"/>
+          <w14:ligatures w14:val="none"/>
+        </w:rPr>
+        <w:t xml:space="preserve">          </w:t>
+      </w:r>
+      <w:r>
+        <w:rPr>
+          <w:rFonts w:ascii="Consolas" w:eastAsia="Times New Roman" w:hAnsi="Consolas" w:cs="Times New Roman"/>
+          <w:color w:val="808080"/>
+          <w:kern w:val="0"/>
+          <w:sz w:val="21"/>
+          <w:szCs w:val="21"/>
+          <w:lang w:eastAsia="en-ID"/>
+          <w14:ligatures w14:val="none"/>
+        </w:rPr>
+        <w:t>&lt;</w:t>
+      </w:r>
+      <w:r>
+        <w:rPr>
+          <w:rFonts w:ascii="Consolas" w:eastAsia="Times New Roman" w:hAnsi="Consolas" w:cs="Times New Roman"/>
+          <w:color w:val="569CD6"/>
+          <w:kern w:val="0"/>
+          <w:sz w:val="21"/>
+          <w:szCs w:val="21"/>
+          <w:lang w:eastAsia="en-ID"/>
+          <w14:ligatures w14:val="none"/>
+        </w:rPr>
+        <w:t>div</w:t>
+      </w:r>
+      <w:r>
+        <w:rPr>
+          <w:rFonts w:ascii="Consolas" w:eastAsia="Times New Roman" w:hAnsi="Consolas" w:cs="Times New Roman"/>
+          <w:color w:val="CCCCCC"/>
+          <w:kern w:val="0"/>
+          <w:sz w:val="21"/>
+          <w:szCs w:val="21"/>
+          <w:lang w:eastAsia="en-ID"/>
+          <w14:ligatures w14:val="none"/>
+        </w:rPr>
+        <w:t xml:space="preserve"> </w:t>
+      </w:r>
+      <w:r>
+        <w:rPr>
+          <w:rFonts w:ascii="Consolas" w:eastAsia="Times New Roman" w:hAnsi="Consolas" w:cs="Times New Roman"/>
+          <w:color w:val="9CDCFE"/>
+          <w:kern w:val="0"/>
+          <w:sz w:val="21"/>
+          <w:szCs w:val="21"/>
+          <w:lang w:eastAsia="en-ID"/>
+          <w14:ligatures w14:val="none"/>
+        </w:rPr>
+        <w:t>class</w:t>
+      </w:r>
+      <w:r>
+        <w:rPr>
+          <w:rFonts w:ascii="Consolas" w:eastAsia="Times New Roman" w:hAnsi="Consolas" w:cs="Times New Roman"/>
+          <w:color w:val="CCCCCC"/>
+          <w:kern w:val="0"/>
+          <w:sz w:val="21"/>
+          <w:szCs w:val="21"/>
+          <w:lang w:eastAsia="en-ID"/>
+          <w14:ligatures w14:val="none"/>
+        </w:rPr>
+        <w:t>=</w:t>
+      </w:r>
+      <w:r>
+        <w:rPr>
+          <w:rFonts w:ascii="Consolas" w:eastAsia="Times New Roman" w:hAnsi="Consolas" w:cs="Times New Roman"/>
+          <w:color w:val="CE9178"/>
+          <w:kern w:val="0"/>
+          <w:sz w:val="21"/>
+          <w:szCs w:val="21"/>
+          <w:lang w:eastAsia="en-ID"/>
+          <w14:ligatures w14:val="none"/>
+        </w:rPr>
+        <w:t>"mb-3"</w:t>
+      </w:r>
+      <w:r>
+        <w:rPr>
+          <w:rFonts w:ascii="Consolas" w:eastAsia="Times New Roman" w:hAnsi="Consolas" w:cs="Times New Roman"/>
+          <w:color w:val="808080"/>
+          <w:kern w:val="0"/>
+          <w:sz w:val="21"/>
+          <w:szCs w:val="21"/>
+          <w:lang w:eastAsia="en-ID"/>
+          <w14:ligatures w14:val="none"/>
+        </w:rPr>
+        <w:t>&gt;</w:t>
+      </w:r>
+    </w:p>
+    <w:p>
+      <w:pPr>
+        <w:shd w:val="clear" w:color="auto" w:fill="1F1F1F"/>
+        <w:spacing w:after="0" w:line="285" w:lineRule="atLeast"/>
+        <w:rPr>
+          <w:rFonts w:ascii="Consolas" w:eastAsia="Times New Roman" w:hAnsi="Consolas" w:cs="Times New Roman"/>
+          <w:color w:val="CCCCCC"/>
+          <w:kern w:val="0"/>
+          <w:sz w:val="21"/>
+          <w:szCs w:val="21"/>
+          <w:lang w:eastAsia="en-ID"/>
+          <w14:ligatures w14:val="none"/>
+        </w:rPr>
+      </w:pPr>
+      <w:r>
+        <w:rPr>
+          <w:rFonts w:ascii="Consolas" w:eastAsia="Times New Roman" w:hAnsi="Consolas" w:cs="Times New Roman"/>
+          <w:color w:val="CCCCCC"/>
+          <w:kern w:val="0"/>
+          <w:sz w:val="21"/>
+          <w:szCs w:val="21"/>
+          <w:lang w:eastAsia="en-ID"/>
+          <w14:ligatures w14:val="none"/>
+        </w:rPr>
+        <w:t xml:space="preserve">            </w:t>
+      </w:r>
+      <w:r>
+        <w:rPr>
+          <w:rFonts w:ascii="Consolas" w:eastAsia="Times New Roman" w:hAnsi="Consolas" w:cs="Times New Roman"/>
+          <w:color w:val="808080"/>
+          <w:kern w:val="0"/>
+          <w:sz w:val="21"/>
+          <w:szCs w:val="21"/>
+          <w:lang w:eastAsia="en-ID"/>
+          <w14:ligatures w14:val="none"/>
+        </w:rPr>
+        <w:t>&lt;</w:t>
+      </w:r>
+      <w:r>
+        <w:rPr>
+          <w:rFonts w:ascii="Consolas" w:eastAsia="Times New Roman" w:hAnsi="Consolas" w:cs="Times New Roman"/>
+          <w:color w:val="569CD6"/>
+          <w:kern w:val="0"/>
+          <w:sz w:val="21"/>
+          <w:szCs w:val="21"/>
+          <w:lang w:eastAsia="en-ID"/>
+          <w14:ligatures w14:val="none"/>
+        </w:rPr>
+        <w:t>label</w:t>
+      </w:r>
+      <w:r>
+        <w:rPr>
+          <w:rFonts w:ascii="Consolas" w:eastAsia="Times New Roman" w:hAnsi="Consolas" w:cs="Times New Roman"/>
+          <w:color w:val="CCCCCC"/>
+          <w:kern w:val="0"/>
+          <w:sz w:val="21"/>
+          <w:szCs w:val="21"/>
+          <w:lang w:eastAsia="en-ID"/>
+          <w14:ligatures w14:val="none"/>
+        </w:rPr>
+        <w:t xml:space="preserve"> </w:t>
+      </w:r>
+      <w:r>
+        <w:rPr>
+          <w:rFonts w:ascii="Consolas" w:eastAsia="Times New Roman" w:hAnsi="Consolas" w:cs="Times New Roman"/>
+          <w:color w:val="9CDCFE"/>
+          <w:kern w:val="0"/>
+          <w:sz w:val="21"/>
+          <w:szCs w:val="21"/>
+          <w:lang w:eastAsia="en-ID"/>
+          <w14:ligatures w14:val="none"/>
+        </w:rPr>
+        <w:t>for</w:t>
+      </w:r>
+      <w:r>
+        <w:rPr>
+          <w:rFonts w:ascii="Consolas" w:eastAsia="Times New Roman" w:hAnsi="Consolas" w:cs="Times New Roman"/>
+          <w:color w:val="CCCCCC"/>
+          <w:kern w:val="0"/>
+          <w:sz w:val="21"/>
+          <w:szCs w:val="21"/>
+          <w:lang w:eastAsia="en-ID"/>
+          <w14:ligatures w14:val="none"/>
+        </w:rPr>
+        <w:t>=</w:t>
+      </w:r>
+      <w:r>
+        <w:rPr>
+          <w:rFonts w:ascii="Consolas" w:eastAsia="Times New Roman" w:hAnsi="Consolas" w:cs="Times New Roman"/>
+          <w:color w:val="CE9178"/>
+          <w:kern w:val="0"/>
+          <w:sz w:val="21"/>
+          <w:szCs w:val="21"/>
+          <w:lang w:eastAsia="en-ID"/>
+          <w14:ligatures w14:val="none"/>
+        </w:rPr>
+        <w:t>"nis"</w:t>
+      </w:r>
+      <w:r>
+        <w:rPr>
+          <w:rFonts w:ascii="Consolas" w:eastAsia="Times New Roman" w:hAnsi="Consolas" w:cs="Times New Roman"/>
+          <w:color w:val="CCCCCC"/>
+          <w:kern w:val="0"/>
+          <w:sz w:val="21"/>
+          <w:szCs w:val="21"/>
+          <w:lang w:eastAsia="en-ID"/>
+          <w14:ligatures w14:val="none"/>
+        </w:rPr>
+        <w:t xml:space="preserve"> </w:t>
+      </w:r>
+      <w:r>
+        <w:rPr>
+          <w:rFonts w:ascii="Consolas" w:eastAsia="Times New Roman" w:hAnsi="Consolas" w:cs="Times New Roman"/>
+          <w:color w:val="9CDCFE"/>
+          <w:kern w:val="0"/>
+          <w:sz w:val="21"/>
+          <w:szCs w:val="21"/>
+          <w:lang w:eastAsia="en-ID"/>
+          <w14:ligatures w14:val="none"/>
+        </w:rPr>
+        <w:t>class</w:t>
+      </w:r>
+      <w:r>
+        <w:rPr>
+          <w:rFonts w:ascii="Consolas" w:eastAsia="Times New Roman" w:hAnsi="Consolas" w:cs="Times New Roman"/>
+          <w:color w:val="CCCCCC"/>
+          <w:kern w:val="0"/>
+          <w:sz w:val="21"/>
+          <w:szCs w:val="21"/>
+          <w:lang w:eastAsia="en-ID"/>
+          <w14:ligatures w14:val="none"/>
+        </w:rPr>
+        <w:t>=</w:t>
+      </w:r>
+      <w:r>
+        <w:rPr>
+          <w:rFonts w:ascii="Consolas" w:eastAsia="Times New Roman" w:hAnsi="Consolas" w:cs="Times New Roman"/>
+          <w:color w:val="CE9178"/>
+          <w:kern w:val="0"/>
+          <w:sz w:val="21"/>
+          <w:szCs w:val="21"/>
+          <w:lang w:eastAsia="en-ID"/>
+          <w14:ligatures w14:val="none"/>
+        </w:rPr>
+        <w:t>"form-label"</w:t>
+      </w:r>
+      <w:r>
+        <w:rPr>
+          <w:rFonts w:ascii="Consolas" w:eastAsia="Times New Roman" w:hAnsi="Consolas" w:cs="Times New Roman"/>
+          <w:color w:val="808080"/>
+          <w:kern w:val="0"/>
+          <w:sz w:val="21"/>
+          <w:szCs w:val="21"/>
+          <w:lang w:eastAsia="en-ID"/>
+          <w14:ligatures w14:val="none"/>
+        </w:rPr>
+        <w:t>&gt;</w:t>
+      </w:r>
+      <w:r>
+        <w:rPr>
+          <w:rFonts w:ascii="Consolas" w:eastAsia="Times New Roman" w:hAnsi="Consolas" w:cs="Times New Roman"/>
+          <w:color w:val="CCCCCC"/>
+          <w:kern w:val="0"/>
+          <w:sz w:val="21"/>
+          <w:szCs w:val="21"/>
+          <w:lang w:eastAsia="en-ID"/>
+          <w14:ligatures w14:val="none"/>
+        </w:rPr>
+        <w:t xml:space="preserve">Nis: </w:t>
+      </w:r>
+      <w:r>
+        <w:rPr>
+          <w:rFonts w:ascii="Consolas" w:eastAsia="Times New Roman" w:hAnsi="Consolas" w:cs="Times New Roman"/>
+          <w:color w:val="808080"/>
+          <w:kern w:val="0"/>
+          <w:sz w:val="21"/>
+          <w:szCs w:val="21"/>
+          <w:lang w:eastAsia="en-ID"/>
+          <w14:ligatures w14:val="none"/>
+        </w:rPr>
+        <w:t>&lt;/</w:t>
+      </w:r>
+      <w:r>
+        <w:rPr>
+          <w:rFonts w:ascii="Consolas" w:eastAsia="Times New Roman" w:hAnsi="Consolas" w:cs="Times New Roman"/>
+          <w:color w:val="569CD6"/>
+          <w:kern w:val="0"/>
+          <w:sz w:val="21"/>
+          <w:szCs w:val="21"/>
+          <w:lang w:eastAsia="en-ID"/>
+          <w14:ligatures w14:val="none"/>
+        </w:rPr>
+        <w:t>label</w:t>
+      </w:r>
+      <w:r>
+        <w:rPr>
+          <w:rFonts w:ascii="Consolas" w:eastAsia="Times New Roman" w:hAnsi="Consolas" w:cs="Times New Roman"/>
+          <w:color w:val="808080"/>
+          <w:kern w:val="0"/>
+          <w:sz w:val="21"/>
+          <w:szCs w:val="21"/>
+          <w:lang w:eastAsia="en-ID"/>
+          <w14:ligatures w14:val="none"/>
+        </w:rPr>
+        <w:t>&gt;</w:t>
+      </w:r>
+    </w:p>
+    <w:p>
+      <w:pPr>
+        <w:shd w:val="clear" w:color="auto" w:fill="1F1F1F"/>
+        <w:spacing w:after="0" w:line="285" w:lineRule="atLeast"/>
+        <w:rPr>
+          <w:rFonts w:ascii="Consolas" w:eastAsia="Times New Roman" w:hAnsi="Consolas" w:cs="Times New Roman"/>
+          <w:color w:val="CCCCCC"/>
+          <w:kern w:val="0"/>
+          <w:sz w:val="21"/>
+          <w:szCs w:val="21"/>
+          <w:lang w:eastAsia="en-ID"/>
+          <w14:ligatures w14:val="none"/>
+        </w:rPr>
+      </w:pPr>
+      <w:r>
+        <w:rPr>
+          <w:rFonts w:ascii="Consolas" w:eastAsia="Times New Roman" w:hAnsi="Consolas" w:cs="Times New Roman"/>
+          <w:color w:val="CCCCCC"/>
+          <w:kern w:val="0"/>
+          <w:sz w:val="21"/>
+          <w:szCs w:val="21"/>
+          <w:lang w:eastAsia="en-ID"/>
+          <w14:ligatures w14:val="none"/>
+        </w:rPr>
+        <w:t xml:space="preserve">            </w:t>
+      </w:r>
+      <w:r>
+        <w:rPr>
+          <w:rFonts w:ascii="Consolas" w:eastAsia="Times New Roman" w:hAnsi="Consolas" w:cs="Times New Roman"/>
+          <w:color w:val="808080"/>
+          <w:kern w:val="0"/>
+          <w:sz w:val="21"/>
+          <w:szCs w:val="21"/>
+          <w:lang w:eastAsia="en-ID"/>
+          <w14:ligatures w14:val="none"/>
+        </w:rPr>
+        <w:t>&lt;</w:t>
+      </w:r>
+      <w:r>
+        <w:rPr>
+          <w:rFonts w:ascii="Consolas" w:eastAsia="Times New Roman" w:hAnsi="Consolas" w:cs="Times New Roman"/>
+          <w:color w:val="569CD6"/>
+          <w:kern w:val="0"/>
+          <w:sz w:val="21"/>
+          <w:szCs w:val="21"/>
+          <w:lang w:eastAsia="en-ID"/>
+          <w14:ligatures w14:val="none"/>
+        </w:rPr>
+        <w:t>input</w:t>
+      </w:r>
+      <w:r>
+        <w:rPr>
+          <w:rFonts w:ascii="Consolas" w:eastAsia="Times New Roman" w:hAnsi="Consolas" w:cs="Times New Roman"/>
+          <w:color w:val="CCCCCC"/>
+          <w:kern w:val="0"/>
+          <w:sz w:val="21"/>
+          <w:szCs w:val="21"/>
+          <w:lang w:eastAsia="en-ID"/>
+          <w14:ligatures w14:val="none"/>
+        </w:rPr>
+        <w:t xml:space="preserve"> </w:t>
+      </w:r>
+      <w:r>
+        <w:rPr>
+          <w:rFonts w:ascii="Consolas" w:eastAsia="Times New Roman" w:hAnsi="Consolas" w:cs="Times New Roman"/>
+          <w:color w:val="9CDCFE"/>
+          <w:kern w:val="0"/>
+          <w:sz w:val="21"/>
+          <w:szCs w:val="21"/>
+          <w:lang w:eastAsia="en-ID"/>
+          <w14:ligatures w14:val="none"/>
+        </w:rPr>
+        <w:t>type</w:t>
+      </w:r>
+      <w:r>
+        <w:rPr>
+          <w:rFonts w:ascii="Consolas" w:eastAsia="Times New Roman" w:hAnsi="Consolas" w:cs="Times New Roman"/>
+          <w:color w:val="CCCCCC"/>
+          <w:kern w:val="0"/>
+          <w:sz w:val="21"/>
+          <w:szCs w:val="21"/>
+          <w:lang w:eastAsia="en-ID"/>
+          <w14:ligatures w14:val="none"/>
+        </w:rPr>
+        <w:t>=</w:t>
+      </w:r>
+      <w:r>
+        <w:rPr>
+          <w:rFonts w:ascii="Consolas" w:eastAsia="Times New Roman" w:hAnsi="Consolas" w:cs="Times New Roman"/>
+          <w:color w:val="CE9178"/>
+          <w:kern w:val="0"/>
+          <w:sz w:val="21"/>
+          <w:szCs w:val="21"/>
+          <w:lang w:eastAsia="en-ID"/>
+          <w14:ligatures w14:val="none"/>
+        </w:rPr>
+        <w:t>"number"</w:t>
+      </w:r>
+      <w:r>
+        <w:rPr>
+          <w:rFonts w:ascii="Consolas" w:eastAsia="Times New Roman" w:hAnsi="Consolas" w:cs="Times New Roman"/>
+          <w:color w:val="CCCCCC"/>
+          <w:kern w:val="0"/>
+          <w:sz w:val="21"/>
+          <w:szCs w:val="21"/>
+          <w:lang w:eastAsia="en-ID"/>
+          <w14:ligatures w14:val="none"/>
+        </w:rPr>
+        <w:t xml:space="preserve"> </w:t>
+      </w:r>
+      <w:r>
+        <w:rPr>
+          <w:rFonts w:ascii="Consolas" w:eastAsia="Times New Roman" w:hAnsi="Consolas" w:cs="Times New Roman"/>
+          <w:color w:val="9CDCFE"/>
+          <w:kern w:val="0"/>
+          <w:sz w:val="21"/>
+          <w:szCs w:val="21"/>
+          <w:lang w:eastAsia="en-ID"/>
+          <w14:ligatures w14:val="none"/>
+        </w:rPr>
+        <w:t>class</w:t>
+      </w:r>
+      <w:r>
+        <w:rPr>
+          <w:rFonts w:ascii="Consolas" w:eastAsia="Times New Roman" w:hAnsi="Consolas" w:cs="Times New Roman"/>
+          <w:color w:val="CCCCCC"/>
+          <w:kern w:val="0"/>
+          <w:sz w:val="21"/>
+          <w:szCs w:val="21"/>
+          <w:lang w:eastAsia="en-ID"/>
+          <w14:ligatures w14:val="none"/>
+        </w:rPr>
+        <w:t>=</w:t>
+      </w:r>
+      <w:r>
+        <w:rPr>
+          <w:rFonts w:ascii="Consolas" w:eastAsia="Times New Roman" w:hAnsi="Consolas" w:cs="Times New Roman"/>
+          <w:color w:val="CE9178"/>
+          <w:kern w:val="0"/>
+          <w:sz w:val="21"/>
+          <w:szCs w:val="21"/>
+          <w:lang w:eastAsia="en-ID"/>
+          <w14:ligatures w14:val="none"/>
+        </w:rPr>
+        <w:t>"form-control"</w:t>
+      </w:r>
+      <w:r>
+        <w:rPr>
+          <w:rFonts w:ascii="Consolas" w:eastAsia="Times New Roman" w:hAnsi="Consolas" w:cs="Times New Roman"/>
+          <w:color w:val="CCCCCC"/>
+          <w:kern w:val="0"/>
+          <w:sz w:val="21"/>
+          <w:szCs w:val="21"/>
+          <w:lang w:eastAsia="en-ID"/>
+          <w14:ligatures w14:val="none"/>
+        </w:rPr>
+        <w:t xml:space="preserve"> </w:t>
+      </w:r>
+      <w:r>
+        <w:rPr>
+          <w:rFonts w:ascii="Consolas" w:eastAsia="Times New Roman" w:hAnsi="Consolas" w:cs="Times New Roman"/>
+          <w:color w:val="9CDCFE"/>
+          <w:kern w:val="0"/>
+          <w:sz w:val="21"/>
+          <w:szCs w:val="21"/>
+          <w:lang w:eastAsia="en-ID"/>
+          <w14:ligatures w14:val="none"/>
+        </w:rPr>
+        <w:t>id</w:t>
+      </w:r>
+      <w:r>
+        <w:rPr>
+          <w:rFonts w:ascii="Consolas" w:eastAsia="Times New Roman" w:hAnsi="Consolas" w:cs="Times New Roman"/>
+          <w:color w:val="CCCCCC"/>
+          <w:kern w:val="0"/>
+          <w:sz w:val="21"/>
+          <w:szCs w:val="21"/>
+          <w:lang w:eastAsia="en-ID"/>
+          <w14:ligatures w14:val="none"/>
+        </w:rPr>
+        <w:t>=</w:t>
+      </w:r>
+      <w:r>
+        <w:rPr>
+          <w:rFonts w:ascii="Consolas" w:eastAsia="Times New Roman" w:hAnsi="Consolas" w:cs="Times New Roman"/>
+          <w:color w:val="CE9178"/>
+          <w:kern w:val="0"/>
+          <w:sz w:val="21"/>
+          <w:szCs w:val="21"/>
+          <w:lang w:eastAsia="en-ID"/>
+          <w14:ligatures w14:val="none"/>
+        </w:rPr>
+        <w:t>"nis"</w:t>
+      </w:r>
+      <w:r>
+        <w:rPr>
+          <w:rFonts w:ascii="Consolas" w:eastAsia="Times New Roman" w:hAnsi="Consolas" w:cs="Times New Roman"/>
+          <w:color w:val="CCCCCC"/>
+          <w:kern w:val="0"/>
+          <w:sz w:val="21"/>
+          <w:szCs w:val="21"/>
+          <w:lang w:eastAsia="en-ID"/>
+          <w14:ligatures w14:val="none"/>
+        </w:rPr>
+        <w:t xml:space="preserve"> </w:t>
+      </w:r>
+      <w:r>
+        <w:rPr>
+          <w:rFonts w:ascii="Consolas" w:eastAsia="Times New Roman" w:hAnsi="Consolas" w:cs="Times New Roman"/>
+          <w:color w:val="9CDCFE"/>
+          <w:kern w:val="0"/>
+          <w:sz w:val="21"/>
+          <w:szCs w:val="21"/>
+          <w:lang w:eastAsia="en-ID"/>
+          <w14:ligatures w14:val="none"/>
+        </w:rPr>
+        <w:t>name</w:t>
+      </w:r>
+      <w:r>
+        <w:rPr>
+          <w:rFonts w:ascii="Consolas" w:eastAsia="Times New Roman" w:hAnsi="Consolas" w:cs="Times New Roman"/>
+          <w:color w:val="CCCCCC"/>
+          <w:kern w:val="0"/>
+          <w:sz w:val="21"/>
+          <w:szCs w:val="21"/>
+          <w:lang w:eastAsia="en-ID"/>
+          <w14:ligatures w14:val="none"/>
+        </w:rPr>
+        <w:t>=</w:t>
+      </w:r>
+      <w:r>
+        <w:rPr>
+          <w:rFonts w:ascii="Consolas" w:eastAsia="Times New Roman" w:hAnsi="Consolas" w:cs="Times New Roman"/>
+          <w:color w:val="CE9178"/>
+          <w:kern w:val="0"/>
+          <w:sz w:val="21"/>
+          <w:szCs w:val="21"/>
+          <w:lang w:eastAsia="en-ID"/>
+          <w14:ligatures w14:val="none"/>
+        </w:rPr>
+        <w:t>"nis"</w:t>
+      </w:r>
+      <w:r>
+        <w:rPr>
+          <w:rFonts w:ascii="Consolas" w:eastAsia="Times New Roman" w:hAnsi="Consolas" w:cs="Times New Roman"/>
+          <w:color w:val="808080"/>
+          <w:kern w:val="0"/>
+          <w:sz w:val="21"/>
+          <w:szCs w:val="21"/>
+          <w:lang w:eastAsia="en-ID"/>
+          <w14:ligatures w14:val="none"/>
+        </w:rPr>
+        <w:t>&gt;</w:t>
+      </w:r>
+    </w:p>
+    <w:p>
+      <w:pPr>
+        <w:shd w:val="clear" w:color="auto" w:fill="1F1F1F"/>
+        <w:spacing w:after="0" w:line="285" w:lineRule="atLeast"/>
+        <w:rPr>
+          <w:rFonts w:ascii="Consolas" w:eastAsia="Times New Roman" w:hAnsi="Consolas" w:cs="Times New Roman"/>
+          <w:color w:val="CCCCCC"/>
+          <w:kern w:val="0"/>
+          <w:sz w:val="21"/>
+          <w:szCs w:val="21"/>
+          <w:lang w:eastAsia="en-ID"/>
+          <w14:ligatures w14:val="none"/>
+        </w:rPr>
+      </w:pPr>
+      <w:r>
+        <w:rPr>
+          <w:rFonts w:ascii="Consolas" w:eastAsia="Times New Roman" w:hAnsi="Consolas" w:cs="Times New Roman"/>
+          <w:color w:val="CCCCCC"/>
+          <w:kern w:val="0"/>
+          <w:sz w:val="21"/>
+          <w:szCs w:val="21"/>
+          <w:lang w:eastAsia="en-ID"/>
+          <w14:ligatures w14:val="none"/>
+        </w:rPr>
+        <w:t xml:space="preserve">          </w:t>
+      </w:r>
+      <w:r>
+        <w:rPr>
+          <w:rFonts w:ascii="Consolas" w:eastAsia="Times New Roman" w:hAnsi="Consolas" w:cs="Times New Roman"/>
+          <w:color w:val="808080"/>
+          <w:kern w:val="0"/>
+          <w:sz w:val="21"/>
+          <w:szCs w:val="21"/>
+          <w:lang w:eastAsia="en-ID"/>
+          <w14:ligatures w14:val="none"/>
+        </w:rPr>
+        <w:t>&lt;/</w:t>
+      </w:r>
+      <w:r>
+        <w:rPr>
+          <w:rFonts w:ascii="Consolas" w:eastAsia="Times New Roman" w:hAnsi="Consolas" w:cs="Times New Roman"/>
+          <w:color w:val="569CD6"/>
+          <w:kern w:val="0"/>
+          <w:sz w:val="21"/>
+          <w:szCs w:val="21"/>
+          <w:lang w:eastAsia="en-ID"/>
+          <w14:ligatures w14:val="none"/>
+        </w:rPr>
+        <w:t>div</w:t>
+      </w:r>
+      <w:r>
+        <w:rPr>
+          <w:rFonts w:ascii="Consolas" w:eastAsia="Times New Roman" w:hAnsi="Consolas" w:cs="Times New Roman"/>
+          <w:color w:val="808080"/>
+          <w:kern w:val="0"/>
+          <w:sz w:val="21"/>
+          <w:szCs w:val="21"/>
+          <w:lang w:eastAsia="en-ID"/>
+          <w14:ligatures w14:val="none"/>
+        </w:rPr>
+        <w:t>&gt;</w:t>
+      </w:r>
+    </w:p>
+    <w:p>
+      <w:pPr>
+        <w:shd w:val="clear" w:color="auto" w:fill="1F1F1F"/>
+        <w:spacing w:after="0" w:line="285" w:lineRule="atLeast"/>
+        <w:rPr>
+          <w:rFonts w:ascii="Consolas" w:eastAsia="Times New Roman" w:hAnsi="Consolas" w:cs="Times New Roman"/>
+          <w:color w:val="CCCCCC"/>
+          <w:kern w:val="0"/>
+          <w:sz w:val="21"/>
+          <w:szCs w:val="21"/>
+          <w:lang w:eastAsia="en-ID"/>
+          <w14:ligatures w14:val="none"/>
+        </w:rPr>
+      </w:pPr>
+      <w:r>
+        <w:rPr>
+          <w:rFonts w:ascii="Consolas" w:eastAsia="Times New Roman" w:hAnsi="Consolas" w:cs="Times New Roman"/>
+          <w:color w:val="CCCCCC"/>
+          <w:kern w:val="0"/>
+          <w:sz w:val="21"/>
+          <w:szCs w:val="21"/>
+          <w:lang w:eastAsia="en-ID"/>
+          <w14:ligatures w14:val="none"/>
+        </w:rPr>
+        <w:t xml:space="preserve">          </w:t>
+      </w:r>
+      <w:r>
+        <w:rPr>
+          <w:rFonts w:ascii="Consolas" w:eastAsia="Times New Roman" w:hAnsi="Consolas" w:cs="Times New Roman"/>
+          <w:color w:val="808080"/>
+          <w:kern w:val="0"/>
+          <w:sz w:val="21"/>
+          <w:szCs w:val="21"/>
+          <w:lang w:eastAsia="en-ID"/>
+          <w14:ligatures w14:val="none"/>
+        </w:rPr>
+        <w:t>&lt;</w:t>
+      </w:r>
+      <w:r>
+        <w:rPr>
+          <w:rFonts w:ascii="Consolas" w:eastAsia="Times New Roman" w:hAnsi="Consolas" w:cs="Times New Roman"/>
+          <w:color w:val="569CD6"/>
+          <w:kern w:val="0"/>
+          <w:sz w:val="21"/>
+          <w:szCs w:val="21"/>
+          <w:lang w:eastAsia="en-ID"/>
+          <w14:ligatures w14:val="none"/>
+        </w:rPr>
+        <w:t>div</w:t>
+      </w:r>
+      <w:r>
+        <w:rPr>
+          <w:rFonts w:ascii="Consolas" w:eastAsia="Times New Roman" w:hAnsi="Consolas" w:cs="Times New Roman"/>
+          <w:color w:val="CCCCCC"/>
+          <w:kern w:val="0"/>
+          <w:sz w:val="21"/>
+          <w:szCs w:val="21"/>
+          <w:lang w:eastAsia="en-ID"/>
+          <w14:ligatures w14:val="none"/>
+        </w:rPr>
+        <w:t xml:space="preserve"> </w:t>
+      </w:r>
+      <w:r>
+        <w:rPr>
+          <w:rFonts w:ascii="Consolas" w:eastAsia="Times New Roman" w:hAnsi="Consolas" w:cs="Times New Roman"/>
+          <w:color w:val="9CDCFE"/>
+          <w:kern w:val="0"/>
+          <w:sz w:val="21"/>
+          <w:szCs w:val="21"/>
+          <w:lang w:eastAsia="en-ID"/>
+          <w14:ligatures w14:val="none"/>
+        </w:rPr>
+        <w:t>class</w:t>
+      </w:r>
+      <w:r>
+        <w:rPr>
+          <w:rFonts w:ascii="Consolas" w:eastAsia="Times New Roman" w:hAnsi="Consolas" w:cs="Times New Roman"/>
+          <w:color w:val="CCCCCC"/>
+          <w:kern w:val="0"/>
+          <w:sz w:val="21"/>
+          <w:szCs w:val="21"/>
+          <w:lang w:eastAsia="en-ID"/>
+          <w14:ligatures w14:val="none"/>
+        </w:rPr>
+        <w:t>=</w:t>
+      </w:r>
+      <w:r>
+        <w:rPr>
+          <w:rFonts w:ascii="Consolas" w:eastAsia="Times New Roman" w:hAnsi="Consolas" w:cs="Times New Roman"/>
+          <w:color w:val="CE9178"/>
+          <w:kern w:val="0"/>
+          <w:sz w:val="21"/>
+          <w:szCs w:val="21"/>
+          <w:lang w:eastAsia="en-ID"/>
+          <w14:ligatures w14:val="none"/>
+        </w:rPr>
+        <w:t>"mb-3"</w:t>
+      </w:r>
+      <w:r>
+        <w:rPr>
+          <w:rFonts w:ascii="Consolas" w:eastAsia="Times New Roman" w:hAnsi="Consolas" w:cs="Times New Roman"/>
+          <w:color w:val="808080"/>
+          <w:kern w:val="0"/>
+          <w:sz w:val="21"/>
+          <w:szCs w:val="21"/>
+          <w:lang w:eastAsia="en-ID"/>
+          <w14:ligatures w14:val="none"/>
+        </w:rPr>
+        <w:t>&gt;</w:t>
+      </w:r>
+    </w:p>
+    <w:p>
+      <w:pPr>
+        <w:shd w:val="clear" w:color="auto" w:fill="1F1F1F"/>
+        <w:spacing w:after="0" w:line="285" w:lineRule="atLeast"/>
+        <w:rPr>
+          <w:rFonts w:ascii="Consolas" w:eastAsia="Times New Roman" w:hAnsi="Consolas" w:cs="Times New Roman"/>
+          <w:color w:val="CCCCCC"/>
+          <w:kern w:val="0"/>
+          <w:sz w:val="21"/>
+          <w:szCs w:val="21"/>
+          <w:lang w:eastAsia="en-ID"/>
+          <w14:ligatures w14:val="none"/>
+        </w:rPr>
+      </w:pPr>
+      <w:r>
+        <w:rPr>
+          <w:rFonts w:ascii="Consolas" w:eastAsia="Times New Roman" w:hAnsi="Consolas" w:cs="Times New Roman"/>
+          <w:color w:val="CCCCCC"/>
+          <w:kern w:val="0"/>
+          <w:sz w:val="21"/>
+          <w:szCs w:val="21"/>
+          <w:lang w:eastAsia="en-ID"/>
+          <w14:ligatures w14:val="none"/>
+        </w:rPr>
+        <w:t xml:space="preserve">            </w:t>
+      </w:r>
+      <w:r>
+        <w:rPr>
+          <w:rFonts w:ascii="Consolas" w:eastAsia="Times New Roman" w:hAnsi="Consolas" w:cs="Times New Roman"/>
+          <w:color w:val="808080"/>
+          <w:kern w:val="0"/>
+          <w:sz w:val="21"/>
+          <w:szCs w:val="21"/>
+          <w:lang w:eastAsia="en-ID"/>
+          <w14:ligatures w14:val="none"/>
+        </w:rPr>
+        <w:t>&lt;</w:t>
+      </w:r>
+      <w:r>
+        <w:rPr>
+          <w:rFonts w:ascii="Consolas" w:eastAsia="Times New Roman" w:hAnsi="Consolas" w:cs="Times New Roman"/>
+          <w:color w:val="569CD6"/>
+          <w:kern w:val="0"/>
+          <w:sz w:val="21"/>
+          <w:szCs w:val="21"/>
+          <w:lang w:eastAsia="en-ID"/>
+          <w14:ligatures w14:val="none"/>
+        </w:rPr>
+        <w:t>label</w:t>
+      </w:r>
+      <w:r>
+        <w:rPr>
+          <w:rFonts w:ascii="Consolas" w:eastAsia="Times New Roman" w:hAnsi="Consolas" w:cs="Times New Roman"/>
+          <w:color w:val="CCCCCC"/>
+          <w:kern w:val="0"/>
+          <w:sz w:val="21"/>
+          <w:szCs w:val="21"/>
+          <w:lang w:eastAsia="en-ID"/>
+          <w14:ligatures w14:val="none"/>
+        </w:rPr>
+        <w:t xml:space="preserve"> </w:t>
+      </w:r>
+      <w:r>
+        <w:rPr>
+          <w:rFonts w:ascii="Consolas" w:eastAsia="Times New Roman" w:hAnsi="Consolas" w:cs="Times New Roman"/>
+          <w:color w:val="9CDCFE"/>
+          <w:kern w:val="0"/>
+          <w:sz w:val="21"/>
+          <w:szCs w:val="21"/>
+          <w:lang w:eastAsia="en-ID"/>
+          <w14:ligatures w14:val="none"/>
+        </w:rPr>
+        <w:t>for</w:t>
+      </w:r>
+      <w:r>
+        <w:rPr>
+          <w:rFonts w:ascii="Consolas" w:eastAsia="Times New Roman" w:hAnsi="Consolas" w:cs="Times New Roman"/>
+          <w:color w:val="CCCCCC"/>
+          <w:kern w:val="0"/>
+          <w:sz w:val="21"/>
+          <w:szCs w:val="21"/>
+          <w:lang w:eastAsia="en-ID"/>
+          <w14:ligatures w14:val="none"/>
+        </w:rPr>
+        <w:t>=</w:t>
+      </w:r>
+      <w:r>
+        <w:rPr>
+          <w:rFonts w:ascii="Consolas" w:eastAsia="Times New Roman" w:hAnsi="Consolas" w:cs="Times New Roman"/>
+          <w:color w:val="CE9178"/>
+          <w:kern w:val="0"/>
+          <w:sz w:val="21"/>
+          <w:szCs w:val="21"/>
+          <w:lang w:eastAsia="en-ID"/>
+          <w14:ligatures w14:val="none"/>
+        </w:rPr>
+        <w:t>"email"</w:t>
+      </w:r>
+      <w:r>
+        <w:rPr>
+          <w:rFonts w:ascii="Consolas" w:eastAsia="Times New Roman" w:hAnsi="Consolas" w:cs="Times New Roman"/>
+          <w:color w:val="CCCCCC"/>
+          <w:kern w:val="0"/>
+          <w:sz w:val="21"/>
+          <w:szCs w:val="21"/>
+          <w:lang w:eastAsia="en-ID"/>
+          <w14:ligatures w14:val="none"/>
+        </w:rPr>
+        <w:t xml:space="preserve"> </w:t>
+      </w:r>
+      <w:r>
+        <w:rPr>
+          <w:rFonts w:ascii="Consolas" w:eastAsia="Times New Roman" w:hAnsi="Consolas" w:cs="Times New Roman"/>
+          <w:color w:val="9CDCFE"/>
+          <w:kern w:val="0"/>
+          <w:sz w:val="21"/>
+          <w:szCs w:val="21"/>
+          <w:lang w:eastAsia="en-ID"/>
+          <w14:ligatures w14:val="none"/>
+        </w:rPr>
+        <w:t>class</w:t>
+      </w:r>
+      <w:r>
+        <w:rPr>
+          <w:rFonts w:ascii="Consolas" w:eastAsia="Times New Roman" w:hAnsi="Consolas" w:cs="Times New Roman"/>
+          <w:color w:val="CCCCCC"/>
+          <w:kern w:val="0"/>
+          <w:sz w:val="21"/>
+          <w:szCs w:val="21"/>
+          <w:lang w:eastAsia="en-ID"/>
+          <w14:ligatures w14:val="none"/>
+        </w:rPr>
+        <w:t>=</w:t>
+      </w:r>
+      <w:r>
+        <w:rPr>
+          <w:rFonts w:ascii="Consolas" w:eastAsia="Times New Roman" w:hAnsi="Consolas" w:cs="Times New Roman"/>
+          <w:color w:val="CE9178"/>
+          <w:kern w:val="0"/>
+          <w:sz w:val="21"/>
+          <w:szCs w:val="21"/>
+          <w:lang w:eastAsia="en-ID"/>
+          <w14:ligatures w14:val="none"/>
+        </w:rPr>
+        <w:t>"form-label"</w:t>
+      </w:r>
+      <w:r>
+        <w:rPr>
+          <w:rFonts w:ascii="Consolas" w:eastAsia="Times New Roman" w:hAnsi="Consolas" w:cs="Times New Roman"/>
+          <w:color w:val="808080"/>
+          <w:kern w:val="0"/>
+          <w:sz w:val="21"/>
+          <w:szCs w:val="21"/>
+          <w:lang w:eastAsia="en-ID"/>
+          <w14:ligatures w14:val="none"/>
+        </w:rPr>
+        <w:t>&gt;</w:t>
+      </w:r>
+      <w:r>
+        <w:rPr>
+          <w:rFonts w:ascii="Consolas" w:eastAsia="Times New Roman" w:hAnsi="Consolas" w:cs="Times New Roman"/>
+          <w:color w:val="CCCCCC"/>
+          <w:kern w:val="0"/>
+          <w:sz w:val="21"/>
+          <w:szCs w:val="21"/>
+          <w:lang w:eastAsia="en-ID"/>
+          <w14:ligatures w14:val="none"/>
+        </w:rPr>
+        <w:t xml:space="preserve">Email: </w:t>
+      </w:r>
+      <w:r>
+        <w:rPr>
+          <w:rFonts w:ascii="Consolas" w:eastAsia="Times New Roman" w:hAnsi="Consolas" w:cs="Times New Roman"/>
+          <w:color w:val="808080"/>
+          <w:kern w:val="0"/>
+          <w:sz w:val="21"/>
+          <w:szCs w:val="21"/>
+          <w:lang w:eastAsia="en-ID"/>
+          <w14:ligatures w14:val="none"/>
+        </w:rPr>
+        <w:t>&lt;/</w:t>
+      </w:r>
+      <w:r>
+        <w:rPr>
+          <w:rFonts w:ascii="Consolas" w:eastAsia="Times New Roman" w:hAnsi="Consolas" w:cs="Times New Roman"/>
+          <w:color w:val="569CD6"/>
+          <w:kern w:val="0"/>
+          <w:sz w:val="21"/>
+          <w:szCs w:val="21"/>
+          <w:lang w:eastAsia="en-ID"/>
+          <w14:ligatures w14:val="none"/>
+        </w:rPr>
+        <w:t>label</w:t>
+      </w:r>
+      <w:r>
+        <w:rPr>
+          <w:rFonts w:ascii="Consolas" w:eastAsia="Times New Roman" w:hAnsi="Consolas" w:cs="Times New Roman"/>
+          <w:color w:val="808080"/>
+          <w:kern w:val="0"/>
+          <w:sz w:val="21"/>
+          <w:szCs w:val="21"/>
+          <w:lang w:eastAsia="en-ID"/>
+          <w14:ligatures w14:val="none"/>
+        </w:rPr>
+        <w:t>&gt;</w:t>
+      </w:r>
+    </w:p>
+    <w:p>
+      <w:pPr>
+        <w:shd w:val="clear" w:color="auto" w:fill="1F1F1F"/>
+        <w:spacing w:after="0" w:line="285" w:lineRule="atLeast"/>
+        <w:rPr>
+          <w:rFonts w:ascii="Consolas" w:eastAsia="Times New Roman" w:hAnsi="Consolas" w:cs="Times New Roman"/>
+          <w:color w:val="CCCCCC"/>
+          <w:kern w:val="0"/>
+          <w:sz w:val="21"/>
+          <w:szCs w:val="21"/>
+          <w:lang w:eastAsia="en-ID"/>
+          <w14:ligatures w14:val="none"/>
+        </w:rPr>
+      </w:pPr>
+      <w:r>
+        <w:rPr>
+          <w:rFonts w:ascii="Consolas" w:eastAsia="Times New Roman" w:hAnsi="Consolas" w:cs="Times New Roman"/>
+          <w:color w:val="CCCCCC"/>
+          <w:kern w:val="0"/>
+          <w:sz w:val="21"/>
+          <w:szCs w:val="21"/>
+          <w:lang w:eastAsia="en-ID"/>
+          <w14:ligatures w14:val="none"/>
+        </w:rPr>
+        <w:t xml:space="preserve">            </w:t>
+      </w:r>
+      <w:r>
+        <w:rPr>
+          <w:rFonts w:ascii="Consolas" w:eastAsia="Times New Roman" w:hAnsi="Consolas" w:cs="Times New Roman"/>
+          <w:color w:val="808080"/>
+          <w:kern w:val="0"/>
+          <w:sz w:val="21"/>
+          <w:szCs w:val="21"/>
+          <w:lang w:eastAsia="en-ID"/>
+          <w14:ligatures w14:val="none"/>
+        </w:rPr>
+        <w:t>&lt;</w:t>
+      </w:r>
+      <w:r>
+        <w:rPr>
+          <w:rFonts w:ascii="Consolas" w:eastAsia="Times New Roman" w:hAnsi="Consolas" w:cs="Times New Roman"/>
+          <w:color w:val="569CD6"/>
+          <w:kern w:val="0"/>
+          <w:sz w:val="21"/>
+          <w:szCs w:val="21"/>
+          <w:lang w:eastAsia="en-ID"/>
+          <w14:ligatures w14:val="none"/>
+        </w:rPr>
+        <w:t>input</w:t>
+      </w:r>
+      <w:r>
+        <w:rPr>
+          <w:rFonts w:ascii="Consolas" w:eastAsia="Times New Roman" w:hAnsi="Consolas" w:cs="Times New Roman"/>
+          <w:color w:val="CCCCCC"/>
+          <w:kern w:val="0"/>
+          <w:sz w:val="21"/>
+          <w:szCs w:val="21"/>
+          <w:lang w:eastAsia="en-ID"/>
+          <w14:ligatures w14:val="none"/>
+        </w:rPr>
+        <w:t xml:space="preserve"> </w:t>
+      </w:r>
+      <w:r>
+        <w:rPr>
+          <w:rFonts w:ascii="Consolas" w:eastAsia="Times New Roman" w:hAnsi="Consolas" w:cs="Times New Roman"/>
+          <w:color w:val="9CDCFE"/>
+          <w:kern w:val="0"/>
+          <w:sz w:val="21"/>
+          <w:szCs w:val="21"/>
+          <w:lang w:eastAsia="en-ID"/>
+          <w14:ligatures w14:val="none"/>
+        </w:rPr>
+        <w:t>type</w:t>
+      </w:r>
+      <w:r>
+        <w:rPr>
+          <w:rFonts w:ascii="Consolas" w:eastAsia="Times New Roman" w:hAnsi="Consolas" w:cs="Times New Roman"/>
+          <w:color w:val="CCCCCC"/>
+          <w:kern w:val="0"/>
+          <w:sz w:val="21"/>
+          <w:szCs w:val="21"/>
+          <w:lang w:eastAsia="en-ID"/>
+          <w14:ligatures w14:val="none"/>
+        </w:rPr>
+        <w:t>=</w:t>
+      </w:r>
+      <w:r>
+        <w:rPr>
+          <w:rFonts w:ascii="Consolas" w:eastAsia="Times New Roman" w:hAnsi="Consolas" w:cs="Times New Roman"/>
+          <w:color w:val="CE9178"/>
+          <w:kern w:val="0"/>
+          <w:sz w:val="21"/>
+          <w:szCs w:val="21"/>
+          <w:lang w:eastAsia="en-ID"/>
+          <w14:ligatures w14:val="none"/>
+        </w:rPr>
+        <w:t>"email"</w:t>
+      </w:r>
+      <w:r>
+        <w:rPr>
+          <w:rFonts w:ascii="Consolas" w:eastAsia="Times New Roman" w:hAnsi="Consolas" w:cs="Times New Roman"/>
+          <w:color w:val="CCCCCC"/>
+          <w:kern w:val="0"/>
+          <w:sz w:val="21"/>
+          <w:szCs w:val="21"/>
+          <w:lang w:eastAsia="en-ID"/>
+          <w14:ligatures w14:val="none"/>
+        </w:rPr>
+        <w:t xml:space="preserve"> </w:t>
+      </w:r>
+      <w:r>
+        <w:rPr>
+          <w:rFonts w:ascii="Consolas" w:eastAsia="Times New Roman" w:hAnsi="Consolas" w:cs="Times New Roman"/>
+          <w:color w:val="9CDCFE"/>
+          <w:kern w:val="0"/>
+          <w:sz w:val="21"/>
+          <w:szCs w:val="21"/>
+          <w:lang w:eastAsia="en-ID"/>
+          <w14:ligatures w14:val="none"/>
+        </w:rPr>
+        <w:t>class</w:t>
+      </w:r>
+      <w:r>
+        <w:rPr>
+          <w:rFonts w:ascii="Consolas" w:eastAsia="Times New Roman" w:hAnsi="Consolas" w:cs="Times New Roman"/>
+          <w:color w:val="CCCCCC"/>
+          <w:kern w:val="0"/>
+          <w:sz w:val="21"/>
+          <w:szCs w:val="21"/>
+          <w:lang w:eastAsia="en-ID"/>
+          <w14:ligatures w14:val="none"/>
+        </w:rPr>
+        <w:t>=</w:t>
+      </w:r>
+      <w:r>
+        <w:rPr>
+          <w:rFonts w:ascii="Consolas" w:eastAsia="Times New Roman" w:hAnsi="Consolas" w:cs="Times New Roman"/>
+          <w:color w:val="CE9178"/>
+          <w:kern w:val="0"/>
+          <w:sz w:val="21"/>
+          <w:szCs w:val="21"/>
+          <w:lang w:eastAsia="en-ID"/>
+          <w14:ligatures w14:val="none"/>
+        </w:rPr>
+        <w:t>"form-control"</w:t>
+      </w:r>
+      <w:r>
+        <w:rPr>
+          <w:rFonts w:ascii="Consolas" w:eastAsia="Times New Roman" w:hAnsi="Consolas" w:cs="Times New Roman"/>
+          <w:color w:val="CCCCCC"/>
+          <w:kern w:val="0"/>
+          <w:sz w:val="21"/>
+          <w:szCs w:val="21"/>
+          <w:lang w:eastAsia="en-ID"/>
+          <w14:ligatures w14:val="none"/>
+        </w:rPr>
+        <w:t xml:space="preserve"> </w:t>
+      </w:r>
+      <w:r>
+        <w:rPr>
+          <w:rFonts w:ascii="Consolas" w:eastAsia="Times New Roman" w:hAnsi="Consolas" w:cs="Times New Roman"/>
+          <w:color w:val="9CDCFE"/>
+          <w:kern w:val="0"/>
+          <w:sz w:val="21"/>
+          <w:szCs w:val="21"/>
+          <w:lang w:eastAsia="en-ID"/>
+          <w14:ligatures w14:val="none"/>
+        </w:rPr>
+        <w:t>id</w:t>
+      </w:r>
+      <w:r>
+        <w:rPr>
+          <w:rFonts w:ascii="Consolas" w:eastAsia="Times New Roman" w:hAnsi="Consolas" w:cs="Times New Roman"/>
+          <w:color w:val="CCCCCC"/>
+          <w:kern w:val="0"/>
+          <w:sz w:val="21"/>
+          <w:szCs w:val="21"/>
+          <w:lang w:eastAsia="en-ID"/>
+          <w14:ligatures w14:val="none"/>
+        </w:rPr>
+        <w:t>=</w:t>
+      </w:r>
+      <w:r>
+        <w:rPr>
+          <w:rFonts w:ascii="Consolas" w:eastAsia="Times New Roman" w:hAnsi="Consolas" w:cs="Times New Roman"/>
+          <w:color w:val="CE9178"/>
+          <w:kern w:val="0"/>
+          <w:sz w:val="21"/>
+          <w:szCs w:val="21"/>
+          <w:lang w:eastAsia="en-ID"/>
+          <w14:ligatures w14:val="none"/>
+        </w:rPr>
+        <w:t>"email"</w:t>
+      </w:r>
+      <w:r>
+        <w:rPr>
+          <w:rFonts w:ascii="Consolas" w:eastAsia="Times New Roman" w:hAnsi="Consolas" w:cs="Times New Roman"/>
+          <w:color w:val="CCCCCC"/>
+          <w:kern w:val="0"/>
+          <w:sz w:val="21"/>
+          <w:szCs w:val="21"/>
+          <w:lang w:eastAsia="en-ID"/>
+          <w14:ligatures w14:val="none"/>
+        </w:rPr>
+        <w:t xml:space="preserve"> </w:t>
+      </w:r>
+      <w:r>
+        <w:rPr>
+          <w:rFonts w:ascii="Consolas" w:eastAsia="Times New Roman" w:hAnsi="Consolas" w:cs="Times New Roman"/>
+          <w:color w:val="9CDCFE"/>
+          <w:kern w:val="0"/>
+          <w:sz w:val="21"/>
+          <w:szCs w:val="21"/>
+          <w:lang w:eastAsia="en-ID"/>
+          <w14:ligatures w14:val="none"/>
+        </w:rPr>
+        <w:t>name</w:t>
+      </w:r>
+      <w:r>
+        <w:rPr>
+          <w:rFonts w:ascii="Consolas" w:eastAsia="Times New Roman" w:hAnsi="Consolas" w:cs="Times New Roman"/>
+          <w:color w:val="CCCCCC"/>
+          <w:kern w:val="0"/>
+          <w:sz w:val="21"/>
+          <w:szCs w:val="21"/>
+          <w:lang w:eastAsia="en-ID"/>
+          <w14:ligatures w14:val="none"/>
+        </w:rPr>
+        <w:t>=</w:t>
+      </w:r>
+      <w:r>
+        <w:rPr>
+          <w:rFonts w:ascii="Consolas" w:eastAsia="Times New Roman" w:hAnsi="Consolas" w:cs="Times New Roman"/>
+          <w:color w:val="CE9178"/>
+          <w:kern w:val="0"/>
+          <w:sz w:val="21"/>
+          <w:szCs w:val="21"/>
+          <w:lang w:eastAsia="en-ID"/>
+          <w14:ligatures w14:val="none"/>
+        </w:rPr>
+        <w:t>"email"</w:t>
+      </w:r>
+      <w:r>
+        <w:rPr>
+          <w:rFonts w:ascii="Consolas" w:eastAsia="Times New Roman" w:hAnsi="Consolas" w:cs="Times New Roman"/>
+          <w:color w:val="808080"/>
+          <w:kern w:val="0"/>
+          <w:sz w:val="21"/>
+          <w:szCs w:val="21"/>
+          <w:lang w:eastAsia="en-ID"/>
+          <w14:ligatures w14:val="none"/>
+        </w:rPr>
+        <w:t>&gt;</w:t>
+      </w:r>
+    </w:p>
+    <w:p>
+      <w:pPr>
+        <w:shd w:val="clear" w:color="auto" w:fill="1F1F1F"/>
+        <w:spacing w:after="0" w:line="285" w:lineRule="atLeast"/>
+        <w:rPr>
+          <w:rFonts w:ascii="Consolas" w:eastAsia="Times New Roman" w:hAnsi="Consolas" w:cs="Times New Roman"/>
+          <w:color w:val="CCCCCC"/>
+          <w:kern w:val="0"/>
+          <w:sz w:val="21"/>
+          <w:szCs w:val="21"/>
+          <w:lang w:eastAsia="en-ID"/>
+          <w14:ligatures w14:val="none"/>
+        </w:rPr>
+      </w:pPr>
+      <w:r>
+        <w:rPr>
+          <w:rFonts w:ascii="Consolas" w:eastAsia="Times New Roman" w:hAnsi="Consolas" w:cs="Times New Roman"/>
+          <w:color w:val="CCCCCC"/>
+          <w:kern w:val="0"/>
+          <w:sz w:val="21"/>
+          <w:szCs w:val="21"/>
+          <w:lang w:eastAsia="en-ID"/>
+          <w14:ligatures w14:val="none"/>
+        </w:rPr>
+        <w:t xml:space="preserve">          </w:t>
+      </w:r>
+      <w:r>
+        <w:rPr>
+          <w:rFonts w:ascii="Consolas" w:eastAsia="Times New Roman" w:hAnsi="Consolas" w:cs="Times New Roman"/>
+          <w:color w:val="808080"/>
+          <w:kern w:val="0"/>
+          <w:sz w:val="21"/>
+          <w:szCs w:val="21"/>
+          <w:lang w:eastAsia="en-ID"/>
+          <w14:ligatures w14:val="none"/>
+        </w:rPr>
+        <w:t>&lt;/</w:t>
+      </w:r>
+      <w:r>
+        <w:rPr>
+          <w:rFonts w:ascii="Consolas" w:eastAsia="Times New Roman" w:hAnsi="Consolas" w:cs="Times New Roman"/>
+          <w:color w:val="569CD6"/>
+          <w:kern w:val="0"/>
+          <w:sz w:val="21"/>
+          <w:szCs w:val="21"/>
+          <w:lang w:eastAsia="en-ID"/>
+          <w14:ligatures w14:val="none"/>
+        </w:rPr>
+        <w:t>div</w:t>
+      </w:r>
+      <w:r>
+        <w:rPr>
+          <w:rFonts w:ascii="Consolas" w:eastAsia="Times New Roman" w:hAnsi="Consolas" w:cs="Times New Roman"/>
+          <w:color w:val="808080"/>
+          <w:kern w:val="0"/>
+          <w:sz w:val="21"/>
+          <w:szCs w:val="21"/>
+          <w:lang w:eastAsia="en-ID"/>
+          <w14:ligatures w14:val="none"/>
+        </w:rPr>
+        <w:t>&gt;</w:t>
+      </w:r>
+    </w:p>
+    <w:p>
+      <w:pPr>
+        <w:shd w:val="clear" w:color="auto" w:fill="1F1F1F"/>
+        <w:spacing w:after="0" w:line="285" w:lineRule="atLeast"/>
+        <w:rPr>
+          <w:rFonts w:ascii="Consolas" w:eastAsia="Times New Roman" w:hAnsi="Consolas" w:cs="Times New Roman"/>
+          <w:color w:val="CCCCCC"/>
+          <w:kern w:val="0"/>
+          <w:sz w:val="21"/>
+          <w:szCs w:val="21"/>
+          <w:lang w:eastAsia="en-ID"/>
+          <w14:ligatures w14:val="none"/>
+        </w:rPr>
+      </w:pPr>
+      <w:r>
+        <w:rPr>
+          <w:rFonts w:ascii="Consolas" w:eastAsia="Times New Roman" w:hAnsi="Consolas" w:cs="Times New Roman"/>
+          <w:color w:val="CCCCCC"/>
+          <w:kern w:val="0"/>
+          <w:sz w:val="21"/>
+          <w:szCs w:val="21"/>
+          <w:lang w:eastAsia="en-ID"/>
+          <w14:ligatures w14:val="none"/>
+        </w:rPr>
+        <w:t xml:space="preserve">          </w:t>
+      </w:r>
+      <w:r>
+        <w:rPr>
+          <w:rFonts w:ascii="Consolas" w:eastAsia="Times New Roman" w:hAnsi="Consolas" w:cs="Times New Roman"/>
+          <w:color w:val="808080"/>
+          <w:kern w:val="0"/>
+          <w:sz w:val="21"/>
+          <w:szCs w:val="21"/>
+          <w:lang w:eastAsia="en-ID"/>
+          <w14:ligatures w14:val="none"/>
+        </w:rPr>
+        <w:t>&lt;</w:t>
+      </w:r>
+      <w:r>
+        <w:rPr>
+          <w:rFonts w:ascii="Consolas" w:eastAsia="Times New Roman" w:hAnsi="Consolas" w:cs="Times New Roman"/>
+          <w:color w:val="569CD6"/>
+          <w:kern w:val="0"/>
+          <w:sz w:val="21"/>
+          <w:szCs w:val="21"/>
+          <w:lang w:eastAsia="en-ID"/>
+          <w14:ligatures w14:val="none"/>
+        </w:rPr>
+        <w:t>select</w:t>
+      </w:r>
+      <w:r>
+        <w:rPr>
+          <w:rFonts w:ascii="Consolas" w:eastAsia="Times New Roman" w:hAnsi="Consolas" w:cs="Times New Roman"/>
+          <w:color w:val="CCCCCC"/>
+          <w:kern w:val="0"/>
+          <w:sz w:val="21"/>
+          <w:szCs w:val="21"/>
+          <w:lang w:eastAsia="en-ID"/>
+          <w14:ligatures w14:val="none"/>
+        </w:rPr>
+        <w:t xml:space="preserve"> </w:t>
+      </w:r>
+      <w:r>
+        <w:rPr>
+          <w:rFonts w:ascii="Consolas" w:eastAsia="Times New Roman" w:hAnsi="Consolas" w:cs="Times New Roman"/>
+          <w:color w:val="9CDCFE"/>
+          <w:kern w:val="0"/>
+          <w:sz w:val="21"/>
+          <w:szCs w:val="21"/>
+          <w:lang w:eastAsia="en-ID"/>
+          <w14:ligatures w14:val="none"/>
+        </w:rPr>
+        <w:t>class</w:t>
+      </w:r>
+      <w:r>
+        <w:rPr>
+          <w:rFonts w:ascii="Consolas" w:eastAsia="Times New Roman" w:hAnsi="Consolas" w:cs="Times New Roman"/>
+          <w:color w:val="CCCCCC"/>
+          <w:kern w:val="0"/>
+          <w:sz w:val="21"/>
+          <w:szCs w:val="21"/>
+          <w:lang w:eastAsia="en-ID"/>
+          <w14:ligatures w14:val="none"/>
+        </w:rPr>
+        <w:t>=</w:t>
+      </w:r>
+      <w:r>
+        <w:rPr>
+          <w:rFonts w:ascii="Consolas" w:eastAsia="Times New Roman" w:hAnsi="Consolas" w:cs="Times New Roman"/>
+          <w:color w:val="CE9178"/>
+          <w:kern w:val="0"/>
+          <w:sz w:val="21"/>
+          <w:szCs w:val="21"/>
+          <w:lang w:eastAsia="en-ID"/>
+          <w14:ligatures w14:val="none"/>
+        </w:rPr>
+        <w:t>"form-select"</w:t>
+      </w:r>
+      <w:r>
+        <w:rPr>
+          <w:rFonts w:ascii="Consolas" w:eastAsia="Times New Roman" w:hAnsi="Consolas" w:cs="Times New Roman"/>
+          <w:color w:val="CCCCCC"/>
+          <w:kern w:val="0"/>
+          <w:sz w:val="21"/>
+          <w:szCs w:val="21"/>
+          <w:lang w:eastAsia="en-ID"/>
+          <w14:ligatures w14:val="none"/>
+        </w:rPr>
+        <w:t xml:space="preserve"> </w:t>
+      </w:r>
+      <w:r>
+        <w:rPr>
+          <w:rFonts w:ascii="Consolas" w:eastAsia="Times New Roman" w:hAnsi="Consolas" w:cs="Times New Roman"/>
+          <w:color w:val="9CDCFE"/>
+          <w:kern w:val="0"/>
+          <w:sz w:val="21"/>
+          <w:szCs w:val="21"/>
+          <w:lang w:eastAsia="en-ID"/>
+          <w14:ligatures w14:val="none"/>
+        </w:rPr>
+        <w:t>name</w:t>
+      </w:r>
+      <w:r>
+        <w:rPr>
+          <w:rFonts w:ascii="Consolas" w:eastAsia="Times New Roman" w:hAnsi="Consolas" w:cs="Times New Roman"/>
+          <w:color w:val="CCCCCC"/>
+          <w:kern w:val="0"/>
+          <w:sz w:val="21"/>
+          <w:szCs w:val="21"/>
+          <w:lang w:eastAsia="en-ID"/>
+          <w14:ligatures w14:val="none"/>
+        </w:rPr>
+        <w:t>=</w:t>
+      </w:r>
+      <w:r>
+        <w:rPr>
+          <w:rFonts w:ascii="Consolas" w:eastAsia="Times New Roman" w:hAnsi="Consolas" w:cs="Times New Roman"/>
+          <w:color w:val="CE9178"/>
+          <w:kern w:val="0"/>
+          <w:sz w:val="21"/>
+          <w:szCs w:val="21"/>
+          <w:lang w:eastAsia="en-ID"/>
+          <w14:ligatures w14:val="none"/>
+        </w:rPr>
+        <w:t>"jurusan"</w:t>
+      </w:r>
+      <w:r>
+        <w:rPr>
+          <w:rFonts w:ascii="Consolas" w:eastAsia="Times New Roman" w:hAnsi="Consolas" w:cs="Times New Roman"/>
+          <w:color w:val="CCCCCC"/>
+          <w:kern w:val="0"/>
+          <w:sz w:val="21"/>
+          <w:szCs w:val="21"/>
+          <w:lang w:eastAsia="en-ID"/>
+          <w14:ligatures w14:val="none"/>
+        </w:rPr>
+        <w:t xml:space="preserve"> </w:t>
+      </w:r>
+      <w:r>
+        <w:rPr>
+          <w:rFonts w:ascii="Consolas" w:eastAsia="Times New Roman" w:hAnsi="Consolas" w:cs="Times New Roman"/>
+          <w:color w:val="9CDCFE"/>
+          <w:kern w:val="0"/>
+          <w:sz w:val="21"/>
+          <w:szCs w:val="21"/>
+          <w:lang w:eastAsia="en-ID"/>
+          <w14:ligatures w14:val="none"/>
+        </w:rPr>
+        <w:t>aria-label</w:t>
+      </w:r>
+      <w:r>
+        <w:rPr>
+          <w:rFonts w:ascii="Consolas" w:eastAsia="Times New Roman" w:hAnsi="Consolas" w:cs="Times New Roman"/>
+          <w:color w:val="CCCCCC"/>
+          <w:kern w:val="0"/>
+          <w:sz w:val="21"/>
+          <w:szCs w:val="21"/>
+          <w:lang w:eastAsia="en-ID"/>
+          <w14:ligatures w14:val="none"/>
+        </w:rPr>
+        <w:t>=</w:t>
+      </w:r>
+      <w:r>
+        <w:rPr>
+          <w:rFonts w:ascii="Consolas" w:eastAsia="Times New Roman" w:hAnsi="Consolas" w:cs="Times New Roman"/>
+          <w:color w:val="CE9178"/>
+          <w:kern w:val="0"/>
+          <w:sz w:val="21"/>
+          <w:szCs w:val="21"/>
+          <w:lang w:eastAsia="en-ID"/>
+          <w14:ligatures w14:val="none"/>
+        </w:rPr>
+        <w:t>"Default select example"</w:t>
+      </w:r>
+      <w:r>
+        <w:rPr>
+          <w:rFonts w:ascii="Consolas" w:eastAsia="Times New Roman" w:hAnsi="Consolas" w:cs="Times New Roman"/>
+          <w:color w:val="808080"/>
+          <w:kern w:val="0"/>
+          <w:sz w:val="21"/>
+          <w:szCs w:val="21"/>
+          <w:lang w:eastAsia="en-ID"/>
+          <w14:ligatures w14:val="none"/>
+        </w:rPr>
+        <w:t>&gt;</w:t>
+      </w:r>
+    </w:p>
+    <w:p>
+      <w:pPr>
+        <w:shd w:val="clear" w:color="auto" w:fill="1F1F1F"/>
+        <w:spacing w:after="0" w:line="285" w:lineRule="atLeast"/>
+        <w:rPr>
+          <w:rFonts w:ascii="Consolas" w:eastAsia="Times New Roman" w:hAnsi="Consolas" w:cs="Times New Roman"/>
+          <w:color w:val="CCCCCC"/>
+          <w:kern w:val="0"/>
+          <w:sz w:val="21"/>
+          <w:szCs w:val="21"/>
+          <w:lang w:eastAsia="en-ID"/>
+          <w14:ligatures w14:val="none"/>
+        </w:rPr>
+      </w:pPr>
+      <w:r>
+        <w:rPr>
+          <w:rFonts w:ascii="Consolas" w:eastAsia="Times New Roman" w:hAnsi="Consolas" w:cs="Times New Roman"/>
+          <w:color w:val="CCCCCC"/>
+          <w:kern w:val="0"/>
+          <w:sz w:val="21"/>
+          <w:szCs w:val="21"/>
+          <w:lang w:eastAsia="en-ID"/>
+          <w14:ligatures w14:val="none"/>
+        </w:rPr>
+        <w:t xml:space="preserve">            </w:t>
+      </w:r>
+      <w:r>
+        <w:rPr>
+          <w:rFonts w:ascii="Consolas" w:eastAsia="Times New Roman" w:hAnsi="Consolas" w:cs="Times New Roman"/>
+          <w:color w:val="808080"/>
+          <w:kern w:val="0"/>
+          <w:sz w:val="21"/>
+          <w:szCs w:val="21"/>
+          <w:lang w:eastAsia="en-ID"/>
+          <w14:ligatures w14:val="none"/>
+        </w:rPr>
+        <w:t>&lt;</w:t>
+      </w:r>
+      <w:r>
+        <w:rPr>
+          <w:rFonts w:ascii="Consolas" w:eastAsia="Times New Roman" w:hAnsi="Consolas" w:cs="Times New Roman"/>
+          <w:color w:val="569CD6"/>
+          <w:kern w:val="0"/>
+          <w:sz w:val="21"/>
+          <w:szCs w:val="21"/>
+          <w:lang w:eastAsia="en-ID"/>
+          <w14:ligatures w14:val="none"/>
+        </w:rPr>
+        <w:t>option</w:t>
+      </w:r>
+      <w:r>
+        <w:rPr>
+          <w:rFonts w:ascii="Consolas" w:eastAsia="Times New Roman" w:hAnsi="Consolas" w:cs="Times New Roman"/>
+          <w:color w:val="CCCCCC"/>
+          <w:kern w:val="0"/>
+          <w:sz w:val="21"/>
+          <w:szCs w:val="21"/>
+          <w:lang w:eastAsia="en-ID"/>
+          <w14:ligatures w14:val="none"/>
+        </w:rPr>
+        <w:t xml:space="preserve"> </w:t>
+      </w:r>
+      <w:r>
+        <w:rPr>
+          <w:rFonts w:ascii="Consolas" w:eastAsia="Times New Roman" w:hAnsi="Consolas" w:cs="Times New Roman"/>
+          <w:color w:val="9CDCFE"/>
+          <w:kern w:val="0"/>
+          <w:sz w:val="21"/>
+          <w:szCs w:val="21"/>
+          <w:lang w:eastAsia="en-ID"/>
+          <w14:ligatures w14:val="none"/>
+        </w:rPr>
+        <w:t>value</w:t>
+      </w:r>
+      <w:r>
+        <w:rPr>
+          <w:rFonts w:ascii="Consolas" w:eastAsia="Times New Roman" w:hAnsi="Consolas" w:cs="Times New Roman"/>
+          <w:color w:val="CCCCCC"/>
+          <w:kern w:val="0"/>
+          <w:sz w:val="21"/>
+          <w:szCs w:val="21"/>
+          <w:lang w:eastAsia="en-ID"/>
+          <w14:ligatures w14:val="none"/>
+        </w:rPr>
+        <w:t>=</w:t>
+      </w:r>
+      <w:r>
+        <w:rPr>
+          <w:rFonts w:ascii="Consolas" w:eastAsia="Times New Roman" w:hAnsi="Consolas" w:cs="Times New Roman"/>
+          <w:color w:val="CE9178"/>
+          <w:kern w:val="0"/>
+          <w:sz w:val="21"/>
+          <w:szCs w:val="21"/>
+          <w:lang w:eastAsia="en-ID"/>
+          <w14:ligatures w14:val="none"/>
+        </w:rPr>
+        <w:t>"Teknik Informatika"</w:t>
+      </w:r>
+      <w:r>
+        <w:rPr>
+          <w:rFonts w:ascii="Consolas" w:eastAsia="Times New Roman" w:hAnsi="Consolas" w:cs="Times New Roman"/>
+          <w:color w:val="808080"/>
+          <w:kern w:val="0"/>
+          <w:sz w:val="21"/>
+          <w:szCs w:val="21"/>
+          <w:lang w:eastAsia="en-ID"/>
+          <w14:ligatures w14:val="none"/>
+        </w:rPr>
+        <w:t>&gt;</w:t>
+      </w:r>
+      <w:r>
+        <w:rPr>
+          <w:rFonts w:ascii="Consolas" w:eastAsia="Times New Roman" w:hAnsi="Consolas" w:cs="Times New Roman"/>
+          <w:color w:val="CCCCCC"/>
+          <w:kern w:val="0"/>
+          <w:sz w:val="21"/>
+          <w:szCs w:val="21"/>
+          <w:lang w:eastAsia="en-ID"/>
+          <w14:ligatures w14:val="none"/>
+        </w:rPr>
+        <w:t>Teknik Informatika</w:t>
+      </w:r>
+      <w:r>
+        <w:rPr>
+          <w:rFonts w:ascii="Consolas" w:eastAsia="Times New Roman" w:hAnsi="Consolas" w:cs="Times New Roman"/>
+          <w:color w:val="808080"/>
+          <w:kern w:val="0"/>
+          <w:sz w:val="21"/>
+          <w:szCs w:val="21"/>
+          <w:lang w:eastAsia="en-ID"/>
+          <w14:ligatures w14:val="none"/>
+        </w:rPr>
+        <w:t>&lt;/</w:t>
+      </w:r>
+      <w:r>
+        <w:rPr>
+          <w:rFonts w:ascii="Consolas" w:eastAsia="Times New Roman" w:hAnsi="Consolas" w:cs="Times New Roman"/>
+          <w:color w:val="569CD6"/>
+          <w:kern w:val="0"/>
+          <w:sz w:val="21"/>
+          <w:szCs w:val="21"/>
+          <w:lang w:eastAsia="en-ID"/>
+          <w14:ligatures w14:val="none"/>
+        </w:rPr>
+        <w:t>option</w:t>
+      </w:r>
+      <w:r>
+        <w:rPr>
+          <w:rFonts w:ascii="Consolas" w:eastAsia="Times New Roman" w:hAnsi="Consolas" w:cs="Times New Roman"/>
+          <w:color w:val="808080"/>
+          <w:kern w:val="0"/>
+          <w:sz w:val="21"/>
+          <w:szCs w:val="21"/>
+          <w:lang w:eastAsia="en-ID"/>
+          <w14:ligatures w14:val="none"/>
+        </w:rPr>
+        <w:t>&gt;</w:t>
+      </w:r>
+    </w:p>
+    <w:p>
+      <w:pPr>
+        <w:shd w:val="clear" w:color="auto" w:fill="1F1F1F"/>
+        <w:spacing w:after="0" w:line="285" w:lineRule="atLeast"/>
+        <w:rPr>
+          <w:rFonts w:ascii="Consolas" w:eastAsia="Times New Roman" w:hAnsi="Consolas" w:cs="Times New Roman"/>
+          <w:color w:val="CCCCCC"/>
+          <w:kern w:val="0"/>
+          <w:sz w:val="21"/>
+          <w:szCs w:val="21"/>
+          <w:lang w:eastAsia="en-ID"/>
+          <w14:ligatures w14:val="none"/>
+        </w:rPr>
+      </w:pPr>
+      <w:r>
+        <w:rPr>
+          <w:rFonts w:ascii="Consolas" w:eastAsia="Times New Roman" w:hAnsi="Consolas" w:cs="Times New Roman"/>
+          <w:color w:val="CCCCCC"/>
+          <w:kern w:val="0"/>
+          <w:sz w:val="21"/>
+          <w:szCs w:val="21"/>
+          <w:lang w:eastAsia="en-ID"/>
+          <w14:ligatures w14:val="none"/>
+        </w:rPr>
+        <w:t xml:space="preserve">            </w:t>
+      </w:r>
+      <w:r>
+        <w:rPr>
+          <w:rFonts w:ascii="Consolas" w:eastAsia="Times New Roman" w:hAnsi="Consolas" w:cs="Times New Roman"/>
+          <w:color w:val="808080"/>
+          <w:kern w:val="0"/>
+          <w:sz w:val="21"/>
+          <w:szCs w:val="21"/>
+          <w:lang w:eastAsia="en-ID"/>
+          <w14:ligatures w14:val="none"/>
+        </w:rPr>
+        <w:t>&lt;</w:t>
+      </w:r>
+      <w:r>
+        <w:rPr>
+          <w:rFonts w:ascii="Consolas" w:eastAsia="Times New Roman" w:hAnsi="Consolas" w:cs="Times New Roman"/>
+          <w:color w:val="569CD6"/>
+          <w:kern w:val="0"/>
+          <w:sz w:val="21"/>
+          <w:szCs w:val="21"/>
+          <w:lang w:eastAsia="en-ID"/>
+          <w14:ligatures w14:val="none"/>
+        </w:rPr>
+        <w:t>option</w:t>
+      </w:r>
+      <w:r>
+        <w:rPr>
+          <w:rFonts w:ascii="Consolas" w:eastAsia="Times New Roman" w:hAnsi="Consolas" w:cs="Times New Roman"/>
+          <w:color w:val="CCCCCC"/>
+          <w:kern w:val="0"/>
+          <w:sz w:val="21"/>
+          <w:szCs w:val="21"/>
+          <w:lang w:eastAsia="en-ID"/>
+          <w14:ligatures w14:val="none"/>
+        </w:rPr>
+        <w:t xml:space="preserve"> </w:t>
+      </w:r>
+      <w:r>
+        <w:rPr>
+          <w:rFonts w:ascii="Consolas" w:eastAsia="Times New Roman" w:hAnsi="Consolas" w:cs="Times New Roman"/>
+          <w:color w:val="9CDCFE"/>
+          <w:kern w:val="0"/>
+          <w:sz w:val="21"/>
+          <w:szCs w:val="21"/>
+          <w:lang w:eastAsia="en-ID"/>
+          <w14:ligatures w14:val="none"/>
+        </w:rPr>
+        <w:t>value</w:t>
+      </w:r>
+      <w:r>
+        <w:rPr>
+          <w:rFonts w:ascii="Consolas" w:eastAsia="Times New Roman" w:hAnsi="Consolas" w:cs="Times New Roman"/>
+          <w:color w:val="CCCCCC"/>
+          <w:kern w:val="0"/>
+          <w:sz w:val="21"/>
+          <w:szCs w:val="21"/>
+          <w:lang w:eastAsia="en-ID"/>
+          <w14:ligatures w14:val="none"/>
+        </w:rPr>
+        <w:t>=</w:t>
+      </w:r>
+      <w:r>
+        <w:rPr>
+          <w:rFonts w:ascii="Consolas" w:eastAsia="Times New Roman" w:hAnsi="Consolas" w:cs="Times New Roman"/>
+          <w:color w:val="CE9178"/>
+          <w:kern w:val="0"/>
+          <w:sz w:val="21"/>
+          <w:szCs w:val="21"/>
+          <w:lang w:eastAsia="en-ID"/>
+          <w14:ligatures w14:val="none"/>
+        </w:rPr>
+        <w:t>"Sistem Informasi"</w:t>
+      </w:r>
+      <w:r>
+        <w:rPr>
+          <w:rFonts w:ascii="Consolas" w:eastAsia="Times New Roman" w:hAnsi="Consolas" w:cs="Times New Roman"/>
+          <w:color w:val="808080"/>
+          <w:kern w:val="0"/>
+          <w:sz w:val="21"/>
+          <w:szCs w:val="21"/>
+          <w:lang w:eastAsia="en-ID"/>
+          <w14:ligatures w14:val="none"/>
+        </w:rPr>
+        <w:t>&gt;</w:t>
+      </w:r>
+      <w:r>
+        <w:rPr>
+          <w:rFonts w:ascii="Consolas" w:eastAsia="Times New Roman" w:hAnsi="Consolas" w:cs="Times New Roman"/>
+          <w:color w:val="CCCCCC"/>
+          <w:kern w:val="0"/>
+          <w:sz w:val="21"/>
+          <w:szCs w:val="21"/>
+          <w:lang w:eastAsia="en-ID"/>
+          <w14:ligatures w14:val="none"/>
+        </w:rPr>
+        <w:t>Sistem Informasi</w:t>
+      </w:r>
+      <w:r>
+        <w:rPr>
+          <w:rFonts w:ascii="Consolas" w:eastAsia="Times New Roman" w:hAnsi="Consolas" w:cs="Times New Roman"/>
+          <w:color w:val="808080"/>
+          <w:kern w:val="0"/>
+          <w:sz w:val="21"/>
+          <w:szCs w:val="21"/>
+          <w:lang w:eastAsia="en-ID"/>
+          <w14:ligatures w14:val="none"/>
+        </w:rPr>
+        <w:t>&lt;/</w:t>
+      </w:r>
+      <w:r>
+        <w:rPr>
+          <w:rFonts w:ascii="Consolas" w:eastAsia="Times New Roman" w:hAnsi="Consolas" w:cs="Times New Roman"/>
+          <w:color w:val="569CD6"/>
+          <w:kern w:val="0"/>
+          <w:sz w:val="21"/>
+          <w:szCs w:val="21"/>
+          <w:lang w:eastAsia="en-ID"/>
+          <w14:ligatures w14:val="none"/>
+        </w:rPr>
+        <w:t>option</w:t>
+      </w:r>
+      <w:r>
+        <w:rPr>
+          <w:rFonts w:ascii="Consolas" w:eastAsia="Times New Roman" w:hAnsi="Consolas" w:cs="Times New Roman"/>
+          <w:color w:val="808080"/>
+          <w:kern w:val="0"/>
+          <w:sz w:val="21"/>
+          <w:szCs w:val="21"/>
+          <w:lang w:eastAsia="en-ID"/>
+          <w14:ligatures w14:val="none"/>
+        </w:rPr>
+        <w:t>&gt;</w:t>
+      </w:r>
+    </w:p>
+    <w:p>
+      <w:pPr>
+        <w:shd w:val="clear" w:color="auto" w:fill="1F1F1F"/>
+        <w:spacing w:after="0" w:line="285" w:lineRule="atLeast"/>
+        <w:rPr>
+          <w:rFonts w:ascii="Consolas" w:eastAsia="Times New Roman" w:hAnsi="Consolas" w:cs="Times New Roman"/>
+          <w:color w:val="CCCCCC"/>
+          <w:kern w:val="0"/>
+          <w:sz w:val="21"/>
+          <w:szCs w:val="21"/>
+          <w:lang w:eastAsia="en-ID"/>
+          <w14:ligatures w14:val="none"/>
+        </w:rPr>
+      </w:pPr>
+      <w:r>
+        <w:rPr>
+          <w:rFonts w:ascii="Consolas" w:eastAsia="Times New Roman" w:hAnsi="Consolas" w:cs="Times New Roman"/>
+          <w:color w:val="CCCCCC"/>
+          <w:kern w:val="0"/>
+          <w:sz w:val="21"/>
+          <w:szCs w:val="21"/>
+          <w:lang w:eastAsia="en-ID"/>
+          <w14:ligatures w14:val="none"/>
+        </w:rPr>
+        <w:t xml:space="preserve">            </w:t>
+      </w:r>
+      <w:r>
+        <w:rPr>
+          <w:rFonts w:ascii="Consolas" w:eastAsia="Times New Roman" w:hAnsi="Consolas" w:cs="Times New Roman"/>
+          <w:color w:val="808080"/>
+          <w:kern w:val="0"/>
+          <w:sz w:val="21"/>
+          <w:szCs w:val="21"/>
+          <w:lang w:eastAsia="en-ID"/>
+          <w14:ligatures w14:val="none"/>
+        </w:rPr>
+        <w:t>&lt;</w:t>
+      </w:r>
+      <w:r>
+        <w:rPr>
+          <w:rFonts w:ascii="Consolas" w:eastAsia="Times New Roman" w:hAnsi="Consolas" w:cs="Times New Roman"/>
+          <w:color w:val="569CD6"/>
+          <w:kern w:val="0"/>
+          <w:sz w:val="21"/>
+          <w:szCs w:val="21"/>
+          <w:lang w:eastAsia="en-ID"/>
+          <w14:ligatures w14:val="none"/>
+        </w:rPr>
+        <w:t>option</w:t>
+      </w:r>
+      <w:r>
+        <w:rPr>
+          <w:rFonts w:ascii="Consolas" w:eastAsia="Times New Roman" w:hAnsi="Consolas" w:cs="Times New Roman"/>
+          <w:color w:val="CCCCCC"/>
+          <w:kern w:val="0"/>
+          <w:sz w:val="21"/>
+          <w:szCs w:val="21"/>
+          <w:lang w:eastAsia="en-ID"/>
+          <w14:ligatures w14:val="none"/>
+        </w:rPr>
+        <w:t xml:space="preserve"> </w:t>
+      </w:r>
+      <w:r>
+        <w:rPr>
+          <w:rFonts w:ascii="Consolas" w:eastAsia="Times New Roman" w:hAnsi="Consolas" w:cs="Times New Roman"/>
+          <w:color w:val="9CDCFE"/>
+          <w:kern w:val="0"/>
+          <w:sz w:val="21"/>
+          <w:szCs w:val="21"/>
+          <w:lang w:eastAsia="en-ID"/>
+          <w14:ligatures w14:val="none"/>
+        </w:rPr>
+        <w:t>value</w:t>
+      </w:r>
+      <w:r>
+        <w:rPr>
+          <w:rFonts w:ascii="Consolas" w:eastAsia="Times New Roman" w:hAnsi="Consolas" w:cs="Times New Roman"/>
+          <w:color w:val="CCCCCC"/>
+          <w:kern w:val="0"/>
+          <w:sz w:val="21"/>
+          <w:szCs w:val="21"/>
+          <w:lang w:eastAsia="en-ID"/>
+          <w14:ligatures w14:val="none"/>
+        </w:rPr>
+        <w:t>=</w:t>
+      </w:r>
+      <w:r>
+        <w:rPr>
+          <w:rFonts w:ascii="Consolas" w:eastAsia="Times New Roman" w:hAnsi="Consolas" w:cs="Times New Roman"/>
+          <w:color w:val="CE9178"/>
+          <w:kern w:val="0"/>
+          <w:sz w:val="21"/>
+          <w:szCs w:val="21"/>
+          <w:lang w:eastAsia="en-ID"/>
+          <w14:ligatures w14:val="none"/>
+        </w:rPr>
+        <w:t>"Teknik Elektro"</w:t>
+      </w:r>
+      <w:r>
+        <w:rPr>
+          <w:rFonts w:ascii="Consolas" w:eastAsia="Times New Roman" w:hAnsi="Consolas" w:cs="Times New Roman"/>
+          <w:color w:val="808080"/>
+          <w:kern w:val="0"/>
+          <w:sz w:val="21"/>
+          <w:szCs w:val="21"/>
+          <w:lang w:eastAsia="en-ID"/>
+          <w14:ligatures w14:val="none"/>
+        </w:rPr>
+        <w:t>&gt;</w:t>
+      </w:r>
+      <w:r>
+        <w:rPr>
+          <w:rFonts w:ascii="Consolas" w:eastAsia="Times New Roman" w:hAnsi="Consolas" w:cs="Times New Roman"/>
+          <w:color w:val="CCCCCC"/>
+          <w:kern w:val="0"/>
+          <w:sz w:val="21"/>
+          <w:szCs w:val="21"/>
+          <w:lang w:eastAsia="en-ID"/>
+          <w14:ligatures w14:val="none"/>
+        </w:rPr>
+        <w:t>Teknik Elektro</w:t>
+      </w:r>
+      <w:r>
+        <w:rPr>
+          <w:rFonts w:ascii="Consolas" w:eastAsia="Times New Roman" w:hAnsi="Consolas" w:cs="Times New Roman"/>
+          <w:color w:val="808080"/>
+          <w:kern w:val="0"/>
+          <w:sz w:val="21"/>
+          <w:szCs w:val="21"/>
+          <w:lang w:eastAsia="en-ID"/>
+          <w14:ligatures w14:val="none"/>
+        </w:rPr>
+        <w:t>&lt;/</w:t>
+      </w:r>
+      <w:r>
+        <w:rPr>
+          <w:rFonts w:ascii="Consolas" w:eastAsia="Times New Roman" w:hAnsi="Consolas" w:cs="Times New Roman"/>
+          <w:color w:val="569CD6"/>
+          <w:kern w:val="0"/>
+          <w:sz w:val="21"/>
+          <w:szCs w:val="21"/>
+          <w:lang w:eastAsia="en-ID"/>
+          <w14:ligatures w14:val="none"/>
+        </w:rPr>
+        <w:t>option</w:t>
+      </w:r>
+      <w:r>
+        <w:rPr>
+          <w:rFonts w:ascii="Consolas" w:eastAsia="Times New Roman" w:hAnsi="Consolas" w:cs="Times New Roman"/>
+          <w:color w:val="808080"/>
+          <w:kern w:val="0"/>
+          <w:sz w:val="21"/>
+          <w:szCs w:val="21"/>
+          <w:lang w:eastAsia="en-ID"/>
+          <w14:ligatures w14:val="none"/>
+        </w:rPr>
+        <w:t>&gt;</w:t>
+      </w:r>
+    </w:p>
+    <w:p>
+      <w:pPr>
+        <w:shd w:val="clear" w:color="auto" w:fill="1F1F1F"/>
+        <w:spacing w:after="0" w:line="285" w:lineRule="atLeast"/>
+        <w:rPr>
+          <w:rFonts w:ascii="Consolas" w:eastAsia="Times New Roman" w:hAnsi="Consolas" w:cs="Times New Roman"/>
+          <w:color w:val="CCCCCC"/>
+          <w:kern w:val="0"/>
+          <w:sz w:val="21"/>
+          <w:szCs w:val="21"/>
+          <w:lang w:eastAsia="en-ID"/>
+          <w14:ligatures w14:val="none"/>
+        </w:rPr>
+      </w:pPr>
+      <w:r>
+        <w:rPr>
+          <w:rFonts w:ascii="Consolas" w:eastAsia="Times New Roman" w:hAnsi="Consolas" w:cs="Times New Roman"/>
+          <w:color w:val="CCCCCC"/>
+          <w:kern w:val="0"/>
+          <w:sz w:val="21"/>
+          <w:szCs w:val="21"/>
+          <w:lang w:eastAsia="en-ID"/>
+          <w14:ligatures w14:val="none"/>
+        </w:rPr>
+        <w:t xml:space="preserve">            </w:t>
+      </w:r>
+      <w:r>
+        <w:rPr>
+          <w:rFonts w:ascii="Consolas" w:eastAsia="Times New Roman" w:hAnsi="Consolas" w:cs="Times New Roman"/>
+          <w:color w:val="808080"/>
+          <w:kern w:val="0"/>
+          <w:sz w:val="21"/>
+          <w:szCs w:val="21"/>
+          <w:lang w:eastAsia="en-ID"/>
+          <w14:ligatures w14:val="none"/>
+        </w:rPr>
+        <w:t>&lt;</w:t>
+      </w:r>
+      <w:r>
+        <w:rPr>
+          <w:rFonts w:ascii="Consolas" w:eastAsia="Times New Roman" w:hAnsi="Consolas" w:cs="Times New Roman"/>
+          <w:color w:val="569CD6"/>
+          <w:kern w:val="0"/>
+          <w:sz w:val="21"/>
+          <w:szCs w:val="21"/>
+          <w:lang w:eastAsia="en-ID"/>
+          <w14:ligatures w14:val="none"/>
+        </w:rPr>
+        <w:t>option</w:t>
+      </w:r>
+      <w:r>
+        <w:rPr>
+          <w:rFonts w:ascii="Consolas" w:eastAsia="Times New Roman" w:hAnsi="Consolas" w:cs="Times New Roman"/>
+          <w:color w:val="CCCCCC"/>
+          <w:kern w:val="0"/>
+          <w:sz w:val="21"/>
+          <w:szCs w:val="21"/>
+          <w:lang w:eastAsia="en-ID"/>
+          <w14:ligatures w14:val="none"/>
+        </w:rPr>
+        <w:t xml:space="preserve"> </w:t>
+      </w:r>
+      <w:r>
+        <w:rPr>
+          <w:rFonts w:ascii="Consolas" w:eastAsia="Times New Roman" w:hAnsi="Consolas" w:cs="Times New Roman"/>
+          <w:color w:val="9CDCFE"/>
+          <w:kern w:val="0"/>
+          <w:sz w:val="21"/>
+          <w:szCs w:val="21"/>
+          <w:lang w:eastAsia="en-ID"/>
+          <w14:ligatures w14:val="none"/>
+        </w:rPr>
+        <w:t>value</w:t>
+      </w:r>
+      <w:r>
+        <w:rPr>
+          <w:rFonts w:ascii="Consolas" w:eastAsia="Times New Roman" w:hAnsi="Consolas" w:cs="Times New Roman"/>
+          <w:color w:val="CCCCCC"/>
+          <w:kern w:val="0"/>
+          <w:sz w:val="21"/>
+          <w:szCs w:val="21"/>
+          <w:lang w:eastAsia="en-ID"/>
+          <w14:ligatures w14:val="none"/>
+        </w:rPr>
+        <w:t>=</w:t>
+      </w:r>
+      <w:r>
+        <w:rPr>
+          <w:rFonts w:ascii="Consolas" w:eastAsia="Times New Roman" w:hAnsi="Consolas" w:cs="Times New Roman"/>
+          <w:color w:val="CE9178"/>
+          <w:kern w:val="0"/>
+          <w:sz w:val="21"/>
+          <w:szCs w:val="21"/>
+          <w:lang w:eastAsia="en-ID"/>
+          <w14:ligatures w14:val="none"/>
+        </w:rPr>
+        <w:t>"Manajemen Informatika"</w:t>
+      </w:r>
+      <w:r>
+        <w:rPr>
+          <w:rFonts w:ascii="Consolas" w:eastAsia="Times New Roman" w:hAnsi="Consolas" w:cs="Times New Roman"/>
+          <w:color w:val="808080"/>
+          <w:kern w:val="0"/>
+          <w:sz w:val="21"/>
+          <w:szCs w:val="21"/>
+          <w:lang w:eastAsia="en-ID"/>
+          <w14:ligatures w14:val="none"/>
+        </w:rPr>
+        <w:t>&gt;</w:t>
+      </w:r>
+      <w:r>
+        <w:rPr>
+          <w:rFonts w:ascii="Consolas" w:eastAsia="Times New Roman" w:hAnsi="Consolas" w:cs="Times New Roman"/>
+          <w:color w:val="CCCCCC"/>
+          <w:kern w:val="0"/>
+          <w:sz w:val="21"/>
+          <w:szCs w:val="21"/>
+          <w:lang w:eastAsia="en-ID"/>
+          <w14:ligatures w14:val="none"/>
+        </w:rPr>
+        <w:t>Manajemen Informatika</w:t>
+      </w:r>
+      <w:r>
+        <w:rPr>
+          <w:rFonts w:ascii="Consolas" w:eastAsia="Times New Roman" w:hAnsi="Consolas" w:cs="Times New Roman"/>
+          <w:color w:val="808080"/>
+          <w:kern w:val="0"/>
+          <w:sz w:val="21"/>
+          <w:szCs w:val="21"/>
+          <w:lang w:eastAsia="en-ID"/>
+          <w14:ligatures w14:val="none"/>
+        </w:rPr>
+        <w:t>&lt;/</w:t>
+      </w:r>
+      <w:r>
+        <w:rPr>
+          <w:rFonts w:ascii="Consolas" w:eastAsia="Times New Roman" w:hAnsi="Consolas" w:cs="Times New Roman"/>
+          <w:color w:val="569CD6"/>
+          <w:kern w:val="0"/>
+          <w:sz w:val="21"/>
+          <w:szCs w:val="21"/>
+          <w:lang w:eastAsia="en-ID"/>
+          <w14:ligatures w14:val="none"/>
+        </w:rPr>
+        <w:t>option</w:t>
+      </w:r>
+      <w:r>
+        <w:rPr>
+          <w:rFonts w:ascii="Consolas" w:eastAsia="Times New Roman" w:hAnsi="Consolas" w:cs="Times New Roman"/>
+          <w:color w:val="808080"/>
+          <w:kern w:val="0"/>
+          <w:sz w:val="21"/>
+          <w:szCs w:val="21"/>
+          <w:lang w:eastAsia="en-ID"/>
+          <w14:ligatures w14:val="none"/>
+        </w:rPr>
+        <w:t>&gt;</w:t>
+      </w:r>
+    </w:p>
+    <w:p>
+      <w:pPr>
+        <w:shd w:val="clear" w:color="auto" w:fill="1F1F1F"/>
+        <w:spacing w:after="0" w:line="285" w:lineRule="atLeast"/>
+        <w:rPr>
+          <w:rFonts w:ascii="Consolas" w:eastAsia="Times New Roman" w:hAnsi="Consolas" w:cs="Times New Roman"/>
+          <w:color w:val="CCCCCC"/>
+          <w:kern w:val="0"/>
+          <w:sz w:val="21"/>
+          <w:szCs w:val="21"/>
+          <w:lang w:eastAsia="en-ID"/>
+          <w14:ligatures w14:val="none"/>
+        </w:rPr>
+      </w:pPr>
+      <w:r>
+        <w:rPr>
+          <w:rFonts w:ascii="Consolas" w:eastAsia="Times New Roman" w:hAnsi="Consolas" w:cs="Times New Roman"/>
+          <w:color w:val="CCCCCC"/>
+          <w:kern w:val="0"/>
+          <w:sz w:val="21"/>
+          <w:szCs w:val="21"/>
+          <w:lang w:eastAsia="en-ID"/>
+          <w14:ligatures w14:val="none"/>
+        </w:rPr>
+        <w:t xml:space="preserve">            </w:t>
+      </w:r>
+      <w:r>
+        <w:rPr>
+          <w:rFonts w:ascii="Consolas" w:eastAsia="Times New Roman" w:hAnsi="Consolas" w:cs="Times New Roman"/>
+          <w:color w:val="808080"/>
+          <w:kern w:val="0"/>
+          <w:sz w:val="21"/>
+          <w:szCs w:val="21"/>
+          <w:lang w:eastAsia="en-ID"/>
+          <w14:ligatures w14:val="none"/>
+        </w:rPr>
+        <w:t>&lt;</w:t>
+      </w:r>
+      <w:r>
+        <w:rPr>
+          <w:rFonts w:ascii="Consolas" w:eastAsia="Times New Roman" w:hAnsi="Consolas" w:cs="Times New Roman"/>
+          <w:color w:val="569CD6"/>
+          <w:kern w:val="0"/>
+          <w:sz w:val="21"/>
+          <w:szCs w:val="21"/>
+          <w:lang w:eastAsia="en-ID"/>
+          <w14:ligatures w14:val="none"/>
+        </w:rPr>
+        <w:t>option</w:t>
+      </w:r>
+      <w:r>
+        <w:rPr>
+          <w:rFonts w:ascii="Consolas" w:eastAsia="Times New Roman" w:hAnsi="Consolas" w:cs="Times New Roman"/>
+          <w:color w:val="CCCCCC"/>
+          <w:kern w:val="0"/>
+          <w:sz w:val="21"/>
+          <w:szCs w:val="21"/>
+          <w:lang w:eastAsia="en-ID"/>
+          <w14:ligatures w14:val="none"/>
+        </w:rPr>
+        <w:t xml:space="preserve"> </w:t>
+      </w:r>
+      <w:r>
+        <w:rPr>
+          <w:rFonts w:ascii="Consolas" w:eastAsia="Times New Roman" w:hAnsi="Consolas" w:cs="Times New Roman"/>
+          <w:color w:val="9CDCFE"/>
+          <w:kern w:val="0"/>
+          <w:sz w:val="21"/>
+          <w:szCs w:val="21"/>
+          <w:lang w:eastAsia="en-ID"/>
+          <w14:ligatures w14:val="none"/>
+        </w:rPr>
+        <w:t>value</w:t>
+      </w:r>
+      <w:r>
+        <w:rPr>
+          <w:rFonts w:ascii="Consolas" w:eastAsia="Times New Roman" w:hAnsi="Consolas" w:cs="Times New Roman"/>
+          <w:color w:val="CCCCCC"/>
+          <w:kern w:val="0"/>
+          <w:sz w:val="21"/>
+          <w:szCs w:val="21"/>
+          <w:lang w:eastAsia="en-ID"/>
+          <w14:ligatures w14:val="none"/>
+        </w:rPr>
+        <w:t>=</w:t>
+      </w:r>
+      <w:r>
+        <w:rPr>
+          <w:rFonts w:ascii="Consolas" w:eastAsia="Times New Roman" w:hAnsi="Consolas" w:cs="Times New Roman"/>
+          <w:color w:val="CE9178"/>
+          <w:kern w:val="0"/>
+          <w:sz w:val="21"/>
+          <w:szCs w:val="21"/>
+          <w:lang w:eastAsia="en-ID"/>
+          <w14:ligatures w14:val="none"/>
+        </w:rPr>
+        <w:t>"Teknik Komputer"</w:t>
+      </w:r>
+      <w:r>
+        <w:rPr>
+          <w:rFonts w:ascii="Consolas" w:eastAsia="Times New Roman" w:hAnsi="Consolas" w:cs="Times New Roman"/>
+          <w:color w:val="808080"/>
+          <w:kern w:val="0"/>
+          <w:sz w:val="21"/>
+          <w:szCs w:val="21"/>
+          <w:lang w:eastAsia="en-ID"/>
+          <w14:ligatures w14:val="none"/>
+        </w:rPr>
+        <w:t>&gt;</w:t>
+      </w:r>
+      <w:r>
+        <w:rPr>
+          <w:rFonts w:ascii="Consolas" w:eastAsia="Times New Roman" w:hAnsi="Consolas" w:cs="Times New Roman"/>
+          <w:color w:val="CCCCCC"/>
+          <w:kern w:val="0"/>
+          <w:sz w:val="21"/>
+          <w:szCs w:val="21"/>
+          <w:lang w:eastAsia="en-ID"/>
+          <w14:ligatures w14:val="none"/>
+        </w:rPr>
+        <w:t>Teknik Komputer</w:t>
+      </w:r>
+      <w:r>
+        <w:rPr>
+          <w:rFonts w:ascii="Consolas" w:eastAsia="Times New Roman" w:hAnsi="Consolas" w:cs="Times New Roman"/>
+          <w:color w:val="808080"/>
+          <w:kern w:val="0"/>
+          <w:sz w:val="21"/>
+          <w:szCs w:val="21"/>
+          <w:lang w:eastAsia="en-ID"/>
+          <w14:ligatures w14:val="none"/>
+        </w:rPr>
+        <w:t>&lt;/</w:t>
+      </w:r>
+      <w:r>
+        <w:rPr>
+          <w:rFonts w:ascii="Consolas" w:eastAsia="Times New Roman" w:hAnsi="Consolas" w:cs="Times New Roman"/>
+          <w:color w:val="569CD6"/>
+          <w:kern w:val="0"/>
+          <w:sz w:val="21"/>
+          <w:szCs w:val="21"/>
+          <w:lang w:eastAsia="en-ID"/>
+          <w14:ligatures w14:val="none"/>
+        </w:rPr>
+        <w:t>option</w:t>
+      </w:r>
+      <w:r>
+        <w:rPr>
+          <w:rFonts w:ascii="Consolas" w:eastAsia="Times New Roman" w:hAnsi="Consolas" w:cs="Times New Roman"/>
+          <w:color w:val="808080"/>
+          <w:kern w:val="0"/>
+          <w:sz w:val="21"/>
+          <w:szCs w:val="21"/>
+          <w:lang w:eastAsia="en-ID"/>
+          <w14:ligatures w14:val="none"/>
+        </w:rPr>
+        <w:t>&gt;</w:t>
+      </w:r>
+    </w:p>
+    <w:p>
+      <w:pPr>
+        <w:shd w:val="clear" w:color="auto" w:fill="1F1F1F"/>
+        <w:spacing w:after="0" w:line="285" w:lineRule="atLeast"/>
+        <w:rPr>
+          <w:rFonts w:ascii="Consolas" w:eastAsia="Times New Roman" w:hAnsi="Consolas" w:cs="Times New Roman"/>
+          <w:color w:val="CCCCCC"/>
+          <w:kern w:val="0"/>
+          <w:sz w:val="21"/>
+          <w:szCs w:val="21"/>
+          <w:lang w:eastAsia="en-ID"/>
+          <w14:ligatures w14:val="none"/>
+        </w:rPr>
+      </w:pPr>
+      <w:r>
+        <w:rPr>
+          <w:rFonts w:ascii="Consolas" w:eastAsia="Times New Roman" w:hAnsi="Consolas" w:cs="Times New Roman"/>
+          <w:color w:val="CCCCCC"/>
+          <w:kern w:val="0"/>
+          <w:sz w:val="21"/>
+          <w:szCs w:val="21"/>
+          <w:lang w:eastAsia="en-ID"/>
+          <w14:ligatures w14:val="none"/>
+        </w:rPr>
+        <w:t xml:space="preserve">          </w:t>
+      </w:r>
+      <w:r>
+        <w:rPr>
+          <w:rFonts w:ascii="Consolas" w:eastAsia="Times New Roman" w:hAnsi="Consolas" w:cs="Times New Roman"/>
+          <w:color w:val="808080"/>
+          <w:kern w:val="0"/>
+          <w:sz w:val="21"/>
+          <w:szCs w:val="21"/>
+          <w:lang w:eastAsia="en-ID"/>
+          <w14:ligatures w14:val="none"/>
+        </w:rPr>
+        <w:t>&lt;/</w:t>
+      </w:r>
+      <w:r>
+        <w:rPr>
+          <w:rFonts w:ascii="Consolas" w:eastAsia="Times New Roman" w:hAnsi="Consolas" w:cs="Times New Roman"/>
+          <w:color w:val="569CD6"/>
+          <w:kern w:val="0"/>
+          <w:sz w:val="21"/>
+          <w:szCs w:val="21"/>
+          <w:lang w:eastAsia="en-ID"/>
+          <w14:ligatures w14:val="none"/>
+        </w:rPr>
+        <w:t>select</w:t>
+      </w:r>
+      <w:r>
+        <w:rPr>
+          <w:rFonts w:ascii="Consolas" w:eastAsia="Times New Roman" w:hAnsi="Consolas" w:cs="Times New Roman"/>
+          <w:color w:val="808080"/>
+          <w:kern w:val="0"/>
+          <w:sz w:val="21"/>
+          <w:szCs w:val="21"/>
+          <w:lang w:eastAsia="en-ID"/>
+          <w14:ligatures w14:val="none"/>
+        </w:rPr>
+        <w:t>&gt;</w:t>
+      </w:r>
+    </w:p>
+    <w:p>
+      <w:pPr>
+        <w:shd w:val="clear" w:color="auto" w:fill="1F1F1F"/>
+        <w:spacing w:after="0" w:line="285" w:lineRule="atLeast"/>
+        <w:rPr>
+          <w:rFonts w:ascii="Consolas" w:eastAsia="Times New Roman" w:hAnsi="Consolas" w:cs="Times New Roman"/>
+          <w:color w:val="CCCCCC"/>
+          <w:kern w:val="0"/>
+          <w:sz w:val="21"/>
+          <w:szCs w:val="21"/>
+          <w:lang w:eastAsia="en-ID"/>
+          <w14:ligatures w14:val="none"/>
+        </w:rPr>
+      </w:pPr>
+      <w:r>
+        <w:rPr>
+          <w:rFonts w:ascii="Consolas" w:eastAsia="Times New Roman" w:hAnsi="Consolas" w:cs="Times New Roman"/>
+          <w:color w:val="CCCCCC"/>
+          <w:kern w:val="0"/>
+          <w:sz w:val="21"/>
+          <w:szCs w:val="21"/>
+          <w:lang w:eastAsia="en-ID"/>
+          <w14:ligatures w14:val="none"/>
+        </w:rPr>
+        <w:t xml:space="preserve">      </w:t>
+      </w:r>
+      <w:r>
+        <w:rPr>
+          <w:rFonts w:ascii="Consolas" w:eastAsia="Times New Roman" w:hAnsi="Consolas" w:cs="Times New Roman"/>
+          <w:color w:val="808080"/>
+          <w:kern w:val="0"/>
+          <w:sz w:val="21"/>
+          <w:szCs w:val="21"/>
+          <w:lang w:eastAsia="en-ID"/>
+          <w14:ligatures w14:val="none"/>
+        </w:rPr>
+        <w:t>&lt;/</w:t>
+      </w:r>
+      <w:r>
+        <w:rPr>
+          <w:rFonts w:ascii="Consolas" w:eastAsia="Times New Roman" w:hAnsi="Consolas" w:cs="Times New Roman"/>
+          <w:color w:val="569CD6"/>
+          <w:kern w:val="0"/>
+          <w:sz w:val="21"/>
+          <w:szCs w:val="21"/>
+          <w:lang w:eastAsia="en-ID"/>
+          <w14:ligatures w14:val="none"/>
+        </w:rPr>
+        <w:t>div</w:t>
+      </w:r>
+      <w:r>
+        <w:rPr>
+          <w:rFonts w:ascii="Consolas" w:eastAsia="Times New Roman" w:hAnsi="Consolas" w:cs="Times New Roman"/>
+          <w:color w:val="808080"/>
+          <w:kern w:val="0"/>
+          <w:sz w:val="21"/>
+          <w:szCs w:val="21"/>
+          <w:lang w:eastAsia="en-ID"/>
+          <w14:ligatures w14:val="none"/>
+        </w:rPr>
+        <w:t>&gt;</w:t>
+      </w:r>
+    </w:p>
+    <w:p>
+      <w:pPr>
+        <w:spacing w:after="0"/>
+        <w:jc w:val="both"/>
+        <w:rPr>
+          <w:rFonts w:ascii="Times New Roman" w:hAnsi="Times New Roman" w:cs="Times New Roman"/>
+        </w:rPr>
+      </w:pPr>
+      <w:r>
+        <w:rPr>
+          <w:rFonts w:ascii="Times New Roman" w:hAnsi="Times New Roman" w:cs="Times New Roman"/>
+        </w:rPr>
+        <w:t xml:space="preserve">Untuk styling itu bisa di atur sesuka hati, tetapi yang paling penting adalah action dan method yang akan menuju ke controllers mahasiswa dengan method tambah. </w:t>
+      </w:r>
+    </w:p>
+    <w:p>
+      <w:pPr>
+        <w:spacing w:after="0"/>
+        <w:jc w:val="both"/>
+        <w:rPr>
+          <w:rFonts w:ascii="Times New Roman" w:hAnsi="Times New Roman" w:cs="Times New Roman"/>
+          <w:b/>
+          <w:bCs/>
+        </w:rPr>
+      </w:pPr>
+    </w:p>
+    <w:p>
+      <w:pPr>
+        <w:spacing w:after="0"/>
+        <w:jc w:val="both"/>
+        <w:rPr>
+          <w:rFonts w:ascii="Times New Roman" w:hAnsi="Times New Roman" w:cs="Times New Roman"/>
+          <w:b/>
+          <w:bCs/>
+        </w:rPr>
+      </w:pPr>
+      <w:r>
+        <w:rPr>
+          <w:rFonts w:ascii="Times New Roman" w:hAnsi="Times New Roman" w:cs="Times New Roman"/>
+          <w:b/>
+          <w:bCs/>
+        </w:rPr>
+        <w:t>B. Pembuatan method tambah ( Controller )</w:t>
+      </w:r>
+    </w:p>
+    <w:p>
+      <w:pPr>
+        <w:spacing w:after="0"/>
+        <w:jc w:val="both"/>
+        <w:rPr>
+          <w:rFonts w:ascii="Times New Roman" w:hAnsi="Times New Roman" w:cs="Times New Roman"/>
+          <w:b/>
+          <w:bCs/>
+        </w:rPr>
+      </w:pPr>
+      <w:r>
+        <w:rPr>
+          <w:rFonts w:ascii="Times New Roman" w:hAnsi="Times New Roman" w:cs="Times New Roman"/>
+          <w:b/>
+          <w:bCs/>
+        </w:rPr>
+        <w:t>Pada bagian controllers/Mahasiswa.php</w:t>
+      </w:r>
+    </w:p>
+    <w:p>
+      <w:pPr>
+        <w:shd w:val="clear" w:color="auto" w:fill="1F1F1F"/>
+        <w:spacing w:after="0" w:line="285" w:lineRule="atLeast"/>
+        <w:rPr>
+          <w:rFonts w:ascii="Consolas" w:eastAsia="Times New Roman" w:hAnsi="Consolas" w:cs="Times New Roman"/>
+          <w:color w:val="CCCCCC"/>
+          <w:kern w:val="0"/>
+          <w:sz w:val="21"/>
+          <w:szCs w:val="21"/>
+          <w:lang w:eastAsia="en-ID"/>
+          <w14:ligatures w14:val="none"/>
+        </w:rPr>
+      </w:pPr>
+      <w:r>
+        <w:rPr>
+          <w:rFonts w:ascii="Consolas" w:eastAsia="Times New Roman" w:hAnsi="Consolas" w:cs="Times New Roman"/>
+          <w:color w:val="D4D4D4"/>
+          <w:kern w:val="0"/>
+          <w:sz w:val="21"/>
+          <w:szCs w:val="21"/>
+          <w:lang w:eastAsia="en-ID"/>
+          <w14:ligatures w14:val="none"/>
+        </w:rPr>
+        <w:t xml:space="preserve">  </w:t>
+      </w:r>
+      <w:r>
+        <w:rPr>
+          <w:rFonts w:ascii="Consolas" w:eastAsia="Times New Roman" w:hAnsi="Consolas" w:cs="Times New Roman"/>
+          <w:color w:val="569CD6"/>
+          <w:kern w:val="0"/>
+          <w:sz w:val="21"/>
+          <w:szCs w:val="21"/>
+          <w:lang w:eastAsia="en-ID"/>
+          <w14:ligatures w14:val="none"/>
+        </w:rPr>
+        <w:t>public</w:t>
+      </w:r>
+      <w:r>
+        <w:rPr>
+          <w:rFonts w:ascii="Consolas" w:eastAsia="Times New Roman" w:hAnsi="Consolas" w:cs="Times New Roman"/>
+          <w:color w:val="D4D4D4"/>
+          <w:kern w:val="0"/>
+          <w:sz w:val="21"/>
+          <w:szCs w:val="21"/>
+          <w:lang w:eastAsia="en-ID"/>
+          <w14:ligatures w14:val="none"/>
+        </w:rPr>
+        <w:t xml:space="preserve"> </w:t>
+      </w:r>
+      <w:r>
+        <w:rPr>
+          <w:rFonts w:ascii="Consolas" w:eastAsia="Times New Roman" w:hAnsi="Consolas" w:cs="Times New Roman"/>
+          <w:color w:val="569CD6"/>
+          <w:kern w:val="0"/>
+          <w:sz w:val="21"/>
+          <w:szCs w:val="21"/>
+          <w:lang w:eastAsia="en-ID"/>
+          <w14:ligatures w14:val="none"/>
+        </w:rPr>
+        <w:t>function</w:t>
+      </w:r>
+      <w:r>
+        <w:rPr>
+          <w:rFonts w:ascii="Consolas" w:eastAsia="Times New Roman" w:hAnsi="Consolas" w:cs="Times New Roman"/>
+          <w:color w:val="D4D4D4"/>
+          <w:kern w:val="0"/>
+          <w:sz w:val="21"/>
+          <w:szCs w:val="21"/>
+          <w:lang w:eastAsia="en-ID"/>
+          <w14:ligatures w14:val="none"/>
+        </w:rPr>
+        <w:t xml:space="preserve"> </w:t>
+      </w:r>
+      <w:r>
+        <w:rPr>
+          <w:rFonts w:ascii="Consolas" w:eastAsia="Times New Roman" w:hAnsi="Consolas" w:cs="Times New Roman"/>
+          <w:color w:val="DCDCAA"/>
+          <w:kern w:val="0"/>
+          <w:sz w:val="21"/>
+          <w:szCs w:val="21"/>
+          <w:lang w:eastAsia="en-ID"/>
+          <w14:ligatures w14:val="none"/>
+        </w:rPr>
+        <w:t>tambah</w:t>
+      </w:r>
+      <w:r>
+        <w:rPr>
+          <w:rFonts w:ascii="Consolas" w:eastAsia="Times New Roman" w:hAnsi="Consolas" w:cs="Times New Roman"/>
+          <w:color w:val="D4D4D4"/>
+          <w:kern w:val="0"/>
+          <w:sz w:val="21"/>
+          <w:szCs w:val="21"/>
+          <w:lang w:eastAsia="en-ID"/>
+          <w14:ligatures w14:val="none"/>
+        </w:rPr>
+        <w:t>() {</w:t>
+      </w:r>
+    </w:p>
+    <w:p>
+      <w:pPr>
+        <w:shd w:val="clear" w:color="auto" w:fill="1F1F1F"/>
+        <w:spacing w:after="0" w:line="285" w:lineRule="atLeast"/>
+        <w:rPr>
+          <w:rFonts w:ascii="Consolas" w:eastAsia="Times New Roman" w:hAnsi="Consolas" w:cs="Times New Roman"/>
+          <w:color w:val="CCCCCC"/>
+          <w:kern w:val="0"/>
+          <w:sz w:val="21"/>
+          <w:szCs w:val="21"/>
+          <w:lang w:eastAsia="en-ID"/>
+          <w14:ligatures w14:val="none"/>
+        </w:rPr>
+      </w:pPr>
+      <w:r>
+        <w:rPr>
+          <w:rFonts w:ascii="Consolas" w:eastAsia="Times New Roman" w:hAnsi="Consolas" w:cs="Times New Roman"/>
+          <w:color w:val="D4D4D4"/>
+          <w:kern w:val="0"/>
+          <w:sz w:val="21"/>
+          <w:szCs w:val="21"/>
+          <w:lang w:eastAsia="en-ID"/>
+          <w14:ligatures w14:val="none"/>
+        </w:rPr>
+        <w:t xml:space="preserve">    </w:t>
+      </w:r>
+      <w:r>
+        <w:rPr>
+          <w:rFonts w:ascii="Consolas" w:eastAsia="Times New Roman" w:hAnsi="Consolas" w:cs="Times New Roman"/>
+          <w:color w:val="6A9955"/>
+          <w:kern w:val="0"/>
+          <w:sz w:val="21"/>
+          <w:szCs w:val="21"/>
+          <w:lang w:eastAsia="en-ID"/>
+          <w14:ligatures w14:val="none"/>
+        </w:rPr>
+        <w:t>// Jika ada data yang masuk alias ketika kita imput data</w:t>
+      </w:r>
+    </w:p>
+    <w:p>
+      <w:pPr>
+        <w:shd w:val="clear" w:color="auto" w:fill="1F1F1F"/>
+        <w:spacing w:after="0" w:line="285" w:lineRule="atLeast"/>
+        <w:rPr>
+          <w:rFonts w:ascii="Consolas" w:eastAsia="Times New Roman" w:hAnsi="Consolas" w:cs="Times New Roman"/>
+          <w:color w:val="CCCCCC"/>
+          <w:kern w:val="0"/>
+          <w:sz w:val="21"/>
+          <w:szCs w:val="21"/>
+          <w:lang w:eastAsia="en-ID"/>
+          <w14:ligatures w14:val="none"/>
+        </w:rPr>
+      </w:pPr>
+      <w:r>
+        <w:rPr>
+          <w:rFonts w:ascii="Consolas" w:eastAsia="Times New Roman" w:hAnsi="Consolas" w:cs="Times New Roman"/>
+          <w:color w:val="D4D4D4"/>
+          <w:kern w:val="0"/>
+          <w:sz w:val="21"/>
+          <w:szCs w:val="21"/>
+          <w:lang w:eastAsia="en-ID"/>
+          <w14:ligatures w14:val="none"/>
+        </w:rPr>
+        <w:t xml:space="preserve">    </w:t>
+      </w:r>
+      <w:r>
+        <w:rPr>
+          <w:rFonts w:ascii="Consolas" w:eastAsia="Times New Roman" w:hAnsi="Consolas" w:cs="Times New Roman"/>
+          <w:color w:val="C586C0"/>
+          <w:kern w:val="0"/>
+          <w:sz w:val="21"/>
+          <w:szCs w:val="21"/>
+          <w:lang w:eastAsia="en-ID"/>
+          <w14:ligatures w14:val="none"/>
+        </w:rPr>
+        <w:t>if</w:t>
+      </w:r>
+      <w:r>
+        <w:rPr>
+          <w:rFonts w:ascii="Consolas" w:eastAsia="Times New Roman" w:hAnsi="Consolas" w:cs="Times New Roman"/>
+          <w:color w:val="D4D4D4"/>
+          <w:kern w:val="0"/>
+          <w:sz w:val="21"/>
+          <w:szCs w:val="21"/>
+          <w:lang w:eastAsia="en-ID"/>
+          <w14:ligatures w14:val="none"/>
+        </w:rPr>
+        <w:t xml:space="preserve"> (</w:t>
+      </w:r>
+      <w:r>
+        <w:rPr>
+          <w:rFonts w:ascii="Consolas" w:eastAsia="Times New Roman" w:hAnsi="Consolas" w:cs="Times New Roman"/>
+          <w:color w:val="569CD6"/>
+          <w:kern w:val="0"/>
+          <w:sz w:val="21"/>
+          <w:szCs w:val="21"/>
+          <w:lang w:eastAsia="en-ID"/>
+          <w14:ligatures w14:val="none"/>
+        </w:rPr>
+        <w:t>$this</w:t>
+      </w:r>
+      <w:r>
+        <w:rPr>
+          <w:rFonts w:ascii="Consolas" w:eastAsia="Times New Roman" w:hAnsi="Consolas" w:cs="Times New Roman"/>
+          <w:color w:val="D4D4D4"/>
+          <w:kern w:val="0"/>
+          <w:sz w:val="21"/>
+          <w:szCs w:val="21"/>
+          <w:lang w:eastAsia="en-ID"/>
+          <w14:ligatures w14:val="none"/>
+        </w:rPr>
+        <w:t>-&gt;</w:t>
+      </w:r>
+      <w:r>
+        <w:rPr>
+          <w:rFonts w:ascii="Consolas" w:eastAsia="Times New Roman" w:hAnsi="Consolas" w:cs="Times New Roman"/>
+          <w:color w:val="DCDCAA"/>
+          <w:kern w:val="0"/>
+          <w:sz w:val="21"/>
+          <w:szCs w:val="21"/>
+          <w:lang w:eastAsia="en-ID"/>
+          <w14:ligatures w14:val="none"/>
+        </w:rPr>
+        <w:t>model</w:t>
+      </w:r>
+      <w:r>
+        <w:rPr>
+          <w:rFonts w:ascii="Consolas" w:eastAsia="Times New Roman" w:hAnsi="Consolas" w:cs="Times New Roman"/>
+          <w:color w:val="D4D4D4"/>
+          <w:kern w:val="0"/>
+          <w:sz w:val="21"/>
+          <w:szCs w:val="21"/>
+          <w:lang w:eastAsia="en-ID"/>
+          <w14:ligatures w14:val="none"/>
+        </w:rPr>
+        <w:t>(</w:t>
+      </w:r>
+      <w:r>
+        <w:rPr>
+          <w:rFonts w:ascii="Consolas" w:eastAsia="Times New Roman" w:hAnsi="Consolas" w:cs="Times New Roman"/>
+          <w:color w:val="CE9178"/>
+          <w:kern w:val="0"/>
+          <w:sz w:val="21"/>
+          <w:szCs w:val="21"/>
+          <w:lang w:eastAsia="en-ID"/>
+          <w14:ligatures w14:val="none"/>
+        </w:rPr>
+        <w:t>'Mahasiswa_model'</w:t>
+      </w:r>
+      <w:r>
+        <w:rPr>
+          <w:rFonts w:ascii="Consolas" w:eastAsia="Times New Roman" w:hAnsi="Consolas" w:cs="Times New Roman"/>
+          <w:color w:val="D4D4D4"/>
+          <w:kern w:val="0"/>
+          <w:sz w:val="21"/>
+          <w:szCs w:val="21"/>
+          <w:lang w:eastAsia="en-ID"/>
+          <w14:ligatures w14:val="none"/>
+        </w:rPr>
+        <w:t>)-&gt;</w:t>
+      </w:r>
+      <w:r>
+        <w:rPr>
+          <w:rFonts w:ascii="Consolas" w:eastAsia="Times New Roman" w:hAnsi="Consolas" w:cs="Times New Roman"/>
+          <w:color w:val="DCDCAA"/>
+          <w:kern w:val="0"/>
+          <w:sz w:val="21"/>
+          <w:szCs w:val="21"/>
+          <w:lang w:eastAsia="en-ID"/>
+          <w14:ligatures w14:val="none"/>
+        </w:rPr>
+        <w:t>tambahDataMahasiswa</w:t>
+      </w:r>
+      <w:r>
+        <w:rPr>
+          <w:rFonts w:ascii="Consolas" w:eastAsia="Times New Roman" w:hAnsi="Consolas" w:cs="Times New Roman"/>
+          <w:color w:val="D4D4D4"/>
+          <w:kern w:val="0"/>
+          <w:sz w:val="21"/>
+          <w:szCs w:val="21"/>
+          <w:lang w:eastAsia="en-ID"/>
+          <w14:ligatures w14:val="none"/>
+        </w:rPr>
+        <w:t>(</w:t>
+      </w:r>
+      <w:r>
+        <w:rPr>
+          <w:rFonts w:ascii="Consolas" w:eastAsia="Times New Roman" w:hAnsi="Consolas" w:cs="Times New Roman"/>
+          <w:color w:val="9CDCFE"/>
+          <w:kern w:val="0"/>
+          <w:sz w:val="21"/>
+          <w:szCs w:val="21"/>
+          <w:lang w:eastAsia="en-ID"/>
+          <w14:ligatures w14:val="none"/>
+        </w:rPr>
+        <w:t>$_POST</w:t>
+      </w:r>
+      <w:r>
+        <w:rPr>
+          <w:rFonts w:ascii="Consolas" w:eastAsia="Times New Roman" w:hAnsi="Consolas" w:cs="Times New Roman"/>
+          <w:color w:val="D4D4D4"/>
+          <w:kern w:val="0"/>
+          <w:sz w:val="21"/>
+          <w:szCs w:val="21"/>
+          <w:lang w:eastAsia="en-ID"/>
+          <w14:ligatures w14:val="none"/>
+        </w:rPr>
+        <w:t xml:space="preserve">) &gt; </w:t>
+      </w:r>
+      <w:r>
+        <w:rPr>
+          <w:rFonts w:ascii="Consolas" w:eastAsia="Times New Roman" w:hAnsi="Consolas" w:cs="Times New Roman"/>
+          <w:color w:val="B5CEA8"/>
+          <w:kern w:val="0"/>
+          <w:sz w:val="21"/>
+          <w:szCs w:val="21"/>
+          <w:lang w:eastAsia="en-ID"/>
+          <w14:ligatures w14:val="none"/>
+        </w:rPr>
+        <w:t>0</w:t>
+      </w:r>
+      <w:r>
+        <w:rPr>
+          <w:rFonts w:ascii="Consolas" w:eastAsia="Times New Roman" w:hAnsi="Consolas" w:cs="Times New Roman"/>
+          <w:color w:val="D4D4D4"/>
+          <w:kern w:val="0"/>
+          <w:sz w:val="21"/>
+          <w:szCs w:val="21"/>
+          <w:lang w:eastAsia="en-ID"/>
+          <w14:ligatures w14:val="none"/>
+        </w:rPr>
+        <w:t>){</w:t>
+      </w:r>
+    </w:p>
+    <w:p>
+      <w:pPr>
+        <w:shd w:val="clear" w:color="auto" w:fill="1F1F1F"/>
+        <w:spacing w:after="0" w:line="285" w:lineRule="atLeast"/>
+        <w:rPr>
+          <w:rFonts w:ascii="Consolas" w:eastAsia="Times New Roman" w:hAnsi="Consolas" w:cs="Times New Roman"/>
+          <w:color w:val="CCCCCC"/>
+          <w:kern w:val="0"/>
+          <w:sz w:val="21"/>
+          <w:szCs w:val="21"/>
+          <w:lang w:eastAsia="en-ID"/>
+          <w14:ligatures w14:val="none"/>
+        </w:rPr>
+      </w:pPr>
+      <w:r>
+        <w:rPr>
+          <w:rFonts w:ascii="Consolas" w:eastAsia="Times New Roman" w:hAnsi="Consolas" w:cs="Times New Roman"/>
+          <w:color w:val="D4D4D4"/>
+          <w:kern w:val="0"/>
+          <w:sz w:val="21"/>
+          <w:szCs w:val="21"/>
+          <w:lang w:eastAsia="en-ID"/>
+          <w14:ligatures w14:val="none"/>
+        </w:rPr>
+        <w:t xml:space="preserve">      </w:t>
+      </w:r>
+      <w:r>
+        <w:rPr>
+          <w:rFonts w:ascii="Consolas" w:eastAsia="Times New Roman" w:hAnsi="Consolas" w:cs="Times New Roman"/>
+          <w:color w:val="DCDCAA"/>
+          <w:kern w:val="0"/>
+          <w:sz w:val="21"/>
+          <w:szCs w:val="21"/>
+          <w:lang w:eastAsia="en-ID"/>
+          <w14:ligatures w14:val="none"/>
+        </w:rPr>
+        <w:t>header</w:t>
+      </w:r>
+      <w:r>
+        <w:rPr>
+          <w:rFonts w:ascii="Consolas" w:eastAsia="Times New Roman" w:hAnsi="Consolas" w:cs="Times New Roman"/>
+          <w:color w:val="D4D4D4"/>
+          <w:kern w:val="0"/>
+          <w:sz w:val="21"/>
+          <w:szCs w:val="21"/>
+          <w:lang w:eastAsia="en-ID"/>
+          <w14:ligatures w14:val="none"/>
+        </w:rPr>
+        <w:t>(</w:t>
+      </w:r>
+      <w:r>
+        <w:rPr>
+          <w:rFonts w:ascii="Consolas" w:eastAsia="Times New Roman" w:hAnsi="Consolas" w:cs="Times New Roman"/>
+          <w:color w:val="CE9178"/>
+          <w:kern w:val="0"/>
+          <w:sz w:val="21"/>
+          <w:szCs w:val="21"/>
+          <w:lang w:eastAsia="en-ID"/>
+          <w14:ligatures w14:val="none"/>
+        </w:rPr>
+        <w:t>'Location: '</w:t>
+      </w:r>
+      <w:r>
+        <w:rPr>
+          <w:rFonts w:ascii="Consolas" w:eastAsia="Times New Roman" w:hAnsi="Consolas" w:cs="Times New Roman"/>
+          <w:color w:val="D4D4D4"/>
+          <w:kern w:val="0"/>
+          <w:sz w:val="21"/>
+          <w:szCs w:val="21"/>
+          <w:lang w:eastAsia="en-ID"/>
+          <w14:ligatures w14:val="none"/>
+        </w:rPr>
+        <w:t xml:space="preserve"> . BASEURL . </w:t>
+      </w:r>
+      <w:r>
+        <w:rPr>
+          <w:rFonts w:ascii="Consolas" w:eastAsia="Times New Roman" w:hAnsi="Consolas" w:cs="Times New Roman"/>
+          <w:color w:val="CE9178"/>
+          <w:kern w:val="0"/>
+          <w:sz w:val="21"/>
+          <w:szCs w:val="21"/>
+          <w:lang w:eastAsia="en-ID"/>
+          <w14:ligatures w14:val="none"/>
+        </w:rPr>
+        <w:t>'/mahasiswa'</w:t>
+      </w:r>
+      <w:r>
+        <w:rPr>
+          <w:rFonts w:ascii="Consolas" w:eastAsia="Times New Roman" w:hAnsi="Consolas" w:cs="Times New Roman"/>
+          <w:color w:val="D4D4D4"/>
+          <w:kern w:val="0"/>
+          <w:sz w:val="21"/>
+          <w:szCs w:val="21"/>
+          <w:lang w:eastAsia="en-ID"/>
+          <w14:ligatures w14:val="none"/>
+        </w:rPr>
+        <w:t>);</w:t>
+      </w:r>
+    </w:p>
+    <w:p>
+      <w:pPr>
+        <w:shd w:val="clear" w:color="auto" w:fill="1F1F1F"/>
+        <w:spacing w:after="0" w:line="285" w:lineRule="atLeast"/>
+        <w:rPr>
+          <w:rFonts w:ascii="Consolas" w:eastAsia="Times New Roman" w:hAnsi="Consolas" w:cs="Times New Roman"/>
+          <w:color w:val="CCCCCC"/>
+          <w:kern w:val="0"/>
+          <w:sz w:val="21"/>
+          <w:szCs w:val="21"/>
+          <w:lang w:eastAsia="en-ID"/>
+          <w14:ligatures w14:val="none"/>
+        </w:rPr>
+      </w:pPr>
+      <w:r>
+        <w:rPr>
+          <w:rFonts w:ascii="Consolas" w:eastAsia="Times New Roman" w:hAnsi="Consolas" w:cs="Times New Roman"/>
+          <w:color w:val="D4D4D4"/>
+          <w:kern w:val="0"/>
+          <w:sz w:val="21"/>
+          <w:szCs w:val="21"/>
+          <w:lang w:eastAsia="en-ID"/>
+          <w14:ligatures w14:val="none"/>
+        </w:rPr>
+        <w:t xml:space="preserve">      </w:t>
+      </w:r>
+      <w:r>
+        <w:rPr>
+          <w:rFonts w:ascii="Consolas" w:eastAsia="Times New Roman" w:hAnsi="Consolas" w:cs="Times New Roman"/>
+          <w:color w:val="C586C0"/>
+          <w:kern w:val="0"/>
+          <w:sz w:val="21"/>
+          <w:szCs w:val="21"/>
+          <w:lang w:eastAsia="en-ID"/>
+          <w14:ligatures w14:val="none"/>
+        </w:rPr>
+        <w:t>exit</w:t>
+      </w:r>
+      <w:r>
+        <w:rPr>
+          <w:rFonts w:ascii="Consolas" w:eastAsia="Times New Roman" w:hAnsi="Consolas" w:cs="Times New Roman"/>
+          <w:color w:val="D4D4D4"/>
+          <w:kern w:val="0"/>
+          <w:sz w:val="21"/>
+          <w:szCs w:val="21"/>
+          <w:lang w:eastAsia="en-ID"/>
+          <w14:ligatures w14:val="none"/>
+        </w:rPr>
+        <w:t>;</w:t>
+      </w:r>
+    </w:p>
+    <w:p>
+      <w:pPr>
+        <w:shd w:val="clear" w:color="auto" w:fill="1F1F1F"/>
+        <w:spacing w:after="0" w:line="285" w:lineRule="atLeast"/>
+        <w:rPr>
+          <w:rFonts w:ascii="Consolas" w:eastAsia="Times New Roman" w:hAnsi="Consolas" w:cs="Times New Roman"/>
+          <w:color w:val="CCCCCC"/>
+          <w:kern w:val="0"/>
+          <w:sz w:val="21"/>
+          <w:szCs w:val="21"/>
+          <w:lang w:eastAsia="en-ID"/>
+          <w14:ligatures w14:val="none"/>
+        </w:rPr>
+      </w:pPr>
+      <w:r>
+        <w:rPr>
+          <w:rFonts w:ascii="Consolas" w:eastAsia="Times New Roman" w:hAnsi="Consolas" w:cs="Times New Roman"/>
+          <w:color w:val="D4D4D4"/>
+          <w:kern w:val="0"/>
+          <w:sz w:val="21"/>
+          <w:szCs w:val="21"/>
+          <w:lang w:eastAsia="en-ID"/>
+          <w14:ligatures w14:val="none"/>
+        </w:rPr>
+        <w:t>    }</w:t>
+      </w:r>
+    </w:p>
+    <w:p>
+      <w:pPr>
+        <w:shd w:val="clear" w:color="auto" w:fill="1F1F1F"/>
+        <w:spacing w:after="0" w:line="285" w:lineRule="atLeast"/>
+        <w:rPr>
+          <w:rFonts w:ascii="Consolas" w:eastAsia="Times New Roman" w:hAnsi="Consolas" w:cs="Times New Roman"/>
+          <w:color w:val="CCCCCC"/>
+          <w:kern w:val="0"/>
+          <w:sz w:val="21"/>
+          <w:szCs w:val="21"/>
+          <w:lang w:eastAsia="en-ID"/>
+          <w14:ligatures w14:val="none"/>
+        </w:rPr>
+      </w:pPr>
+      <w:r>
+        <w:rPr>
+          <w:rFonts w:ascii="Consolas" w:eastAsia="Times New Roman" w:hAnsi="Consolas" w:cs="Times New Roman"/>
+          <w:color w:val="D4D4D4"/>
+          <w:kern w:val="0"/>
+          <w:sz w:val="21"/>
+          <w:szCs w:val="21"/>
+          <w:lang w:eastAsia="en-ID"/>
+          <w14:ligatures w14:val="none"/>
+        </w:rPr>
+        <w:t>  }</w:t>
+      </w:r>
+    </w:p>
+    <w:p>
+      <w:pPr>
+        <w:spacing w:after="0"/>
+        <w:jc w:val="both"/>
+        <w:rPr>
+          <w:rFonts w:ascii="Times New Roman" w:hAnsi="Times New Roman" w:cs="Times New Roman"/>
+        </w:rPr>
+      </w:pPr>
+      <w:r>
+        <w:rPr>
+          <w:rFonts w:ascii="Times New Roman" w:hAnsi="Times New Roman" w:cs="Times New Roman"/>
+        </w:rPr>
+        <w:t>Kita tambahkan method tambah, dengan logika jika ada perubahan data $_POST (kalau berubah pasti data lebih dari 0) maka akan di arahkan ke Mahasiswa_model</w:t>
+      </w:r>
+    </w:p>
+    <w:p>
+      <w:pPr>
+        <w:spacing w:after="0"/>
+        <w:jc w:val="both"/>
+        <w:rPr>
+          <w:rFonts w:ascii="Times New Roman" w:hAnsi="Times New Roman" w:cs="Times New Roman"/>
+        </w:rPr>
+      </w:pPr>
+    </w:p>
+    <w:p>
+      <w:pPr>
+        <w:spacing w:after="0"/>
+        <w:jc w:val="both"/>
+        <w:rPr>
+          <w:rFonts w:ascii="Times New Roman" w:hAnsi="Times New Roman" w:cs="Times New Roman"/>
+        </w:rPr>
+      </w:pPr>
+    </w:p>
+    <w:p>
+      <w:pPr>
+        <w:spacing w:after="0"/>
+        <w:jc w:val="both"/>
+        <w:rPr>
+          <w:rFonts w:ascii="Times New Roman" w:hAnsi="Times New Roman" w:cs="Times New Roman"/>
+        </w:rPr>
+      </w:pPr>
+    </w:p>
+    <w:p>
+      <w:pPr>
+        <w:spacing w:after="0"/>
+        <w:jc w:val="both"/>
+        <w:rPr>
+          <w:rFonts w:ascii="Times New Roman" w:hAnsi="Times New Roman" w:cs="Times New Roman"/>
+        </w:rPr>
+      </w:pPr>
+    </w:p>
+    <w:p>
+      <w:pPr>
+        <w:spacing w:after="0"/>
+        <w:jc w:val="both"/>
+        <w:rPr>
+          <w:rFonts w:ascii="Times New Roman" w:hAnsi="Times New Roman" w:cs="Times New Roman"/>
+        </w:rPr>
+      </w:pPr>
+    </w:p>
+    <w:p>
+      <w:pPr>
+        <w:spacing w:after="0"/>
+        <w:jc w:val="both"/>
+        <w:rPr>
+          <w:rFonts w:ascii="Times New Roman" w:hAnsi="Times New Roman" w:cs="Times New Roman"/>
+          <w:b/>
+          <w:bCs/>
+        </w:rPr>
+      </w:pPr>
+      <w:r>
+        <w:rPr>
+          <w:rFonts w:ascii="Times New Roman" w:hAnsi="Times New Roman" w:cs="Times New Roman"/>
+          <w:b/>
+          <w:bCs/>
+        </w:rPr>
+        <w:lastRenderedPageBreak/>
+        <w:t xml:space="preserve">C. Sintaks mengambahkan data SQL ( Model ) </w:t>
+      </w:r>
+    </w:p>
+    <w:p>
+      <w:pPr>
+        <w:shd w:val="clear" w:color="auto" w:fill="1F1F1F"/>
+        <w:spacing w:after="0" w:line="285" w:lineRule="atLeast"/>
+        <w:rPr>
+          <w:rFonts w:ascii="Consolas" w:eastAsia="Times New Roman" w:hAnsi="Consolas" w:cs="Times New Roman"/>
+          <w:color w:val="CCCCCC"/>
+          <w:kern w:val="0"/>
+          <w:sz w:val="21"/>
+          <w:szCs w:val="21"/>
+          <w:lang w:eastAsia="en-ID"/>
+          <w14:ligatures w14:val="none"/>
+        </w:rPr>
+      </w:pPr>
+      <w:r>
+        <w:rPr>
+          <w:rFonts w:ascii="Consolas" w:eastAsia="Times New Roman" w:hAnsi="Consolas" w:cs="Times New Roman"/>
+          <w:color w:val="D4D4D4"/>
+          <w:kern w:val="0"/>
+          <w:sz w:val="21"/>
+          <w:szCs w:val="21"/>
+          <w:lang w:eastAsia="en-ID"/>
+          <w14:ligatures w14:val="none"/>
+        </w:rPr>
+        <w:t xml:space="preserve">  </w:t>
+      </w:r>
+      <w:r>
+        <w:rPr>
+          <w:rFonts w:ascii="Consolas" w:eastAsia="Times New Roman" w:hAnsi="Consolas" w:cs="Times New Roman"/>
+          <w:color w:val="6A9955"/>
+          <w:kern w:val="0"/>
+          <w:sz w:val="21"/>
+          <w:szCs w:val="21"/>
+          <w:lang w:eastAsia="en-ID"/>
+          <w14:ligatures w14:val="none"/>
+        </w:rPr>
+        <w:t>// tambah data mahasiswa</w:t>
+      </w:r>
+    </w:p>
+    <w:p>
+      <w:pPr>
+        <w:shd w:val="clear" w:color="auto" w:fill="1F1F1F"/>
+        <w:spacing w:after="0" w:line="285" w:lineRule="atLeast"/>
+        <w:rPr>
+          <w:rFonts w:ascii="Consolas" w:eastAsia="Times New Roman" w:hAnsi="Consolas" w:cs="Times New Roman"/>
+          <w:color w:val="CCCCCC"/>
+          <w:kern w:val="0"/>
+          <w:sz w:val="21"/>
+          <w:szCs w:val="21"/>
+          <w:lang w:eastAsia="en-ID"/>
+          <w14:ligatures w14:val="none"/>
+        </w:rPr>
+      </w:pPr>
+      <w:r>
+        <w:rPr>
+          <w:rFonts w:ascii="Consolas" w:eastAsia="Times New Roman" w:hAnsi="Consolas" w:cs="Times New Roman"/>
+          <w:color w:val="D4D4D4"/>
+          <w:kern w:val="0"/>
+          <w:sz w:val="21"/>
+          <w:szCs w:val="21"/>
+          <w:lang w:eastAsia="en-ID"/>
+          <w14:ligatures w14:val="none"/>
+        </w:rPr>
+        <w:t xml:space="preserve">  </w:t>
+      </w:r>
+      <w:r>
+        <w:rPr>
+          <w:rFonts w:ascii="Consolas" w:eastAsia="Times New Roman" w:hAnsi="Consolas" w:cs="Times New Roman"/>
+          <w:color w:val="569CD6"/>
+          <w:kern w:val="0"/>
+          <w:sz w:val="21"/>
+          <w:szCs w:val="21"/>
+          <w:lang w:eastAsia="en-ID"/>
+          <w14:ligatures w14:val="none"/>
+        </w:rPr>
+        <w:t>public</w:t>
+      </w:r>
+      <w:r>
+        <w:rPr>
+          <w:rFonts w:ascii="Consolas" w:eastAsia="Times New Roman" w:hAnsi="Consolas" w:cs="Times New Roman"/>
+          <w:color w:val="D4D4D4"/>
+          <w:kern w:val="0"/>
+          <w:sz w:val="21"/>
+          <w:szCs w:val="21"/>
+          <w:lang w:eastAsia="en-ID"/>
+          <w14:ligatures w14:val="none"/>
+        </w:rPr>
+        <w:t xml:space="preserve"> </w:t>
+      </w:r>
+      <w:r>
+        <w:rPr>
+          <w:rFonts w:ascii="Consolas" w:eastAsia="Times New Roman" w:hAnsi="Consolas" w:cs="Times New Roman"/>
+          <w:color w:val="569CD6"/>
+          <w:kern w:val="0"/>
+          <w:sz w:val="21"/>
+          <w:szCs w:val="21"/>
+          <w:lang w:eastAsia="en-ID"/>
+          <w14:ligatures w14:val="none"/>
+        </w:rPr>
+        <w:t>function</w:t>
+      </w:r>
+      <w:r>
+        <w:rPr>
+          <w:rFonts w:ascii="Consolas" w:eastAsia="Times New Roman" w:hAnsi="Consolas" w:cs="Times New Roman"/>
+          <w:color w:val="D4D4D4"/>
+          <w:kern w:val="0"/>
+          <w:sz w:val="21"/>
+          <w:szCs w:val="21"/>
+          <w:lang w:eastAsia="en-ID"/>
+          <w14:ligatures w14:val="none"/>
+        </w:rPr>
+        <w:t xml:space="preserve"> </w:t>
+      </w:r>
+      <w:r>
+        <w:rPr>
+          <w:rFonts w:ascii="Consolas" w:eastAsia="Times New Roman" w:hAnsi="Consolas" w:cs="Times New Roman"/>
+          <w:color w:val="DCDCAA"/>
+          <w:kern w:val="0"/>
+          <w:sz w:val="21"/>
+          <w:szCs w:val="21"/>
+          <w:lang w:eastAsia="en-ID"/>
+          <w14:ligatures w14:val="none"/>
+        </w:rPr>
+        <w:t>tambahDataMahasiswa</w:t>
+      </w:r>
+      <w:r>
+        <w:rPr>
+          <w:rFonts w:ascii="Consolas" w:eastAsia="Times New Roman" w:hAnsi="Consolas" w:cs="Times New Roman"/>
+          <w:color w:val="D4D4D4"/>
+          <w:kern w:val="0"/>
+          <w:sz w:val="21"/>
+          <w:szCs w:val="21"/>
+          <w:lang w:eastAsia="en-ID"/>
+          <w14:ligatures w14:val="none"/>
+        </w:rPr>
+        <w:t>(</w:t>
+      </w:r>
+      <w:r>
+        <w:rPr>
+          <w:rFonts w:ascii="Consolas" w:eastAsia="Times New Roman" w:hAnsi="Consolas" w:cs="Times New Roman"/>
+          <w:color w:val="9CDCFE"/>
+          <w:kern w:val="0"/>
+          <w:sz w:val="21"/>
+          <w:szCs w:val="21"/>
+          <w:lang w:eastAsia="en-ID"/>
+          <w14:ligatures w14:val="none"/>
+        </w:rPr>
+        <w:t>$data</w:t>
+      </w:r>
+      <w:r>
+        <w:rPr>
+          <w:rFonts w:ascii="Consolas" w:eastAsia="Times New Roman" w:hAnsi="Consolas" w:cs="Times New Roman"/>
+          <w:color w:val="D4D4D4"/>
+          <w:kern w:val="0"/>
+          <w:sz w:val="21"/>
+          <w:szCs w:val="21"/>
+          <w:lang w:eastAsia="en-ID"/>
+          <w14:ligatures w14:val="none"/>
+        </w:rPr>
+        <w:t>) {</w:t>
+      </w:r>
+    </w:p>
+    <w:p>
+      <w:pPr>
+        <w:shd w:val="clear" w:color="auto" w:fill="1F1F1F"/>
+        <w:spacing w:after="0" w:line="285" w:lineRule="atLeast"/>
+        <w:rPr>
+          <w:rFonts w:ascii="Consolas" w:eastAsia="Times New Roman" w:hAnsi="Consolas" w:cs="Times New Roman"/>
+          <w:color w:val="CCCCCC"/>
+          <w:kern w:val="0"/>
+          <w:sz w:val="21"/>
+          <w:szCs w:val="21"/>
+          <w:lang w:eastAsia="en-ID"/>
+          <w14:ligatures w14:val="none"/>
+        </w:rPr>
+      </w:pPr>
+      <w:r>
+        <w:rPr>
+          <w:rFonts w:ascii="Consolas" w:eastAsia="Times New Roman" w:hAnsi="Consolas" w:cs="Times New Roman"/>
+          <w:color w:val="D4D4D4"/>
+          <w:kern w:val="0"/>
+          <w:sz w:val="21"/>
+          <w:szCs w:val="21"/>
+          <w:lang w:eastAsia="en-ID"/>
+          <w14:ligatures w14:val="none"/>
+        </w:rPr>
+        <w:t xml:space="preserve">    </w:t>
+      </w:r>
+      <w:r>
+        <w:rPr>
+          <w:rFonts w:ascii="Consolas" w:eastAsia="Times New Roman" w:hAnsi="Consolas" w:cs="Times New Roman"/>
+          <w:color w:val="9CDCFE"/>
+          <w:kern w:val="0"/>
+          <w:sz w:val="21"/>
+          <w:szCs w:val="21"/>
+          <w:lang w:eastAsia="en-ID"/>
+          <w14:ligatures w14:val="none"/>
+        </w:rPr>
+        <w:t>$query</w:t>
+      </w:r>
+      <w:r>
+        <w:rPr>
+          <w:rFonts w:ascii="Consolas" w:eastAsia="Times New Roman" w:hAnsi="Consolas" w:cs="Times New Roman"/>
+          <w:color w:val="D4D4D4"/>
+          <w:kern w:val="0"/>
+          <w:sz w:val="21"/>
+          <w:szCs w:val="21"/>
+          <w:lang w:eastAsia="en-ID"/>
+          <w14:ligatures w14:val="none"/>
+        </w:rPr>
+        <w:t xml:space="preserve"> = </w:t>
+      </w:r>
+      <w:r>
+        <w:rPr>
+          <w:rFonts w:ascii="Consolas" w:eastAsia="Times New Roman" w:hAnsi="Consolas" w:cs="Times New Roman"/>
+          <w:color w:val="CE9178"/>
+          <w:kern w:val="0"/>
+          <w:sz w:val="21"/>
+          <w:szCs w:val="21"/>
+          <w:lang w:eastAsia="en-ID"/>
+          <w14:ligatures w14:val="none"/>
+        </w:rPr>
+        <w:t>"</w:t>
+      </w:r>
+      <w:r>
+        <w:rPr>
+          <w:rFonts w:ascii="Consolas" w:eastAsia="Times New Roman" w:hAnsi="Consolas" w:cs="Times New Roman"/>
+          <w:color w:val="569CD6"/>
+          <w:kern w:val="0"/>
+          <w:sz w:val="21"/>
+          <w:szCs w:val="21"/>
+          <w:lang w:eastAsia="en-ID"/>
+          <w14:ligatures w14:val="none"/>
+        </w:rPr>
+        <w:t>INSERT INTO</w:t>
+      </w:r>
+      <w:r>
+        <w:rPr>
+          <w:rFonts w:ascii="Consolas" w:eastAsia="Times New Roman" w:hAnsi="Consolas" w:cs="Times New Roman"/>
+          <w:color w:val="CE9178"/>
+          <w:kern w:val="0"/>
+          <w:sz w:val="21"/>
+          <w:szCs w:val="21"/>
+          <w:lang w:eastAsia="en-ID"/>
+          <w14:ligatures w14:val="none"/>
+        </w:rPr>
+        <w:t xml:space="preserve"> "</w:t>
+      </w:r>
+      <w:r>
+        <w:rPr>
+          <w:rFonts w:ascii="Consolas" w:eastAsia="Times New Roman" w:hAnsi="Consolas" w:cs="Times New Roman"/>
+          <w:color w:val="D4D4D4"/>
+          <w:kern w:val="0"/>
+          <w:sz w:val="21"/>
+          <w:szCs w:val="21"/>
+          <w:lang w:eastAsia="en-ID"/>
+          <w14:ligatures w14:val="none"/>
+        </w:rPr>
+        <w:t xml:space="preserve"> . </w:t>
+      </w:r>
+      <w:r>
+        <w:rPr>
+          <w:rFonts w:ascii="Consolas" w:eastAsia="Times New Roman" w:hAnsi="Consolas" w:cs="Times New Roman"/>
+          <w:color w:val="569CD6"/>
+          <w:kern w:val="0"/>
+          <w:sz w:val="21"/>
+          <w:szCs w:val="21"/>
+          <w:lang w:eastAsia="en-ID"/>
+          <w14:ligatures w14:val="none"/>
+        </w:rPr>
+        <w:t>$this</w:t>
+      </w:r>
+      <w:r>
+        <w:rPr>
+          <w:rFonts w:ascii="Consolas" w:eastAsia="Times New Roman" w:hAnsi="Consolas" w:cs="Times New Roman"/>
+          <w:color w:val="D4D4D4"/>
+          <w:kern w:val="0"/>
+          <w:sz w:val="21"/>
+          <w:szCs w:val="21"/>
+          <w:lang w:eastAsia="en-ID"/>
+          <w14:ligatures w14:val="none"/>
+        </w:rPr>
+        <w:t>-&gt;</w:t>
+      </w:r>
+      <w:r>
+        <w:rPr>
+          <w:rFonts w:ascii="Consolas" w:eastAsia="Times New Roman" w:hAnsi="Consolas" w:cs="Times New Roman"/>
+          <w:color w:val="9CDCFE"/>
+          <w:kern w:val="0"/>
+          <w:sz w:val="21"/>
+          <w:szCs w:val="21"/>
+          <w:lang w:eastAsia="en-ID"/>
+          <w14:ligatures w14:val="none"/>
+        </w:rPr>
+        <w:t>table</w:t>
+      </w:r>
+      <w:r>
+        <w:rPr>
+          <w:rFonts w:ascii="Consolas" w:eastAsia="Times New Roman" w:hAnsi="Consolas" w:cs="Times New Roman"/>
+          <w:color w:val="D4D4D4"/>
+          <w:kern w:val="0"/>
+          <w:sz w:val="21"/>
+          <w:szCs w:val="21"/>
+          <w:lang w:eastAsia="en-ID"/>
+          <w14:ligatures w14:val="none"/>
+        </w:rPr>
+        <w:t xml:space="preserve"> . </w:t>
+      </w:r>
+      <w:r>
+        <w:rPr>
+          <w:rFonts w:ascii="Consolas" w:eastAsia="Times New Roman" w:hAnsi="Consolas" w:cs="Times New Roman"/>
+          <w:color w:val="CE9178"/>
+          <w:kern w:val="0"/>
+          <w:sz w:val="21"/>
+          <w:szCs w:val="21"/>
+          <w:lang w:eastAsia="en-ID"/>
+          <w14:ligatures w14:val="none"/>
+        </w:rPr>
+        <w:t>"  nama, nis, email, jurusan) VALUES (:nama, :nis, :email, :jurusan)"</w:t>
+      </w:r>
+      <w:r>
+        <w:rPr>
+          <w:rFonts w:ascii="Consolas" w:eastAsia="Times New Roman" w:hAnsi="Consolas" w:cs="Times New Roman"/>
+          <w:color w:val="D4D4D4"/>
+          <w:kern w:val="0"/>
+          <w:sz w:val="21"/>
+          <w:szCs w:val="21"/>
+          <w:lang w:eastAsia="en-ID"/>
+          <w14:ligatures w14:val="none"/>
+        </w:rPr>
+        <w:t>;</w:t>
+      </w:r>
+    </w:p>
+    <w:p>
+      <w:pPr>
+        <w:shd w:val="clear" w:color="auto" w:fill="1F1F1F"/>
+        <w:spacing w:after="0" w:line="285" w:lineRule="atLeast"/>
+        <w:rPr>
+          <w:rFonts w:ascii="Consolas" w:eastAsia="Times New Roman" w:hAnsi="Consolas" w:cs="Times New Roman"/>
+          <w:color w:val="CCCCCC"/>
+          <w:kern w:val="0"/>
+          <w:sz w:val="21"/>
+          <w:szCs w:val="21"/>
+          <w:lang w:eastAsia="en-ID"/>
+          <w14:ligatures w14:val="none"/>
+        </w:rPr>
+      </w:pPr>
+      <w:r>
+        <w:rPr>
+          <w:rFonts w:ascii="Consolas" w:eastAsia="Times New Roman" w:hAnsi="Consolas" w:cs="Times New Roman"/>
+          <w:color w:val="D4D4D4"/>
+          <w:kern w:val="0"/>
+          <w:sz w:val="21"/>
+          <w:szCs w:val="21"/>
+          <w:lang w:eastAsia="en-ID"/>
+          <w14:ligatures w14:val="none"/>
+        </w:rPr>
+        <w:t xml:space="preserve">    </w:t>
+      </w:r>
+      <w:r>
+        <w:rPr>
+          <w:rFonts w:ascii="Consolas" w:eastAsia="Times New Roman" w:hAnsi="Consolas" w:cs="Times New Roman"/>
+          <w:color w:val="569CD6"/>
+          <w:kern w:val="0"/>
+          <w:sz w:val="21"/>
+          <w:szCs w:val="21"/>
+          <w:lang w:eastAsia="en-ID"/>
+          <w14:ligatures w14:val="none"/>
+        </w:rPr>
+        <w:t>$this</w:t>
+      </w:r>
+      <w:r>
+        <w:rPr>
+          <w:rFonts w:ascii="Consolas" w:eastAsia="Times New Roman" w:hAnsi="Consolas" w:cs="Times New Roman"/>
+          <w:color w:val="D4D4D4"/>
+          <w:kern w:val="0"/>
+          <w:sz w:val="21"/>
+          <w:szCs w:val="21"/>
+          <w:lang w:eastAsia="en-ID"/>
+          <w14:ligatures w14:val="none"/>
+        </w:rPr>
+        <w:t>-&gt;</w:t>
+      </w:r>
+      <w:r>
+        <w:rPr>
+          <w:rFonts w:ascii="Consolas" w:eastAsia="Times New Roman" w:hAnsi="Consolas" w:cs="Times New Roman"/>
+          <w:color w:val="9CDCFE"/>
+          <w:kern w:val="0"/>
+          <w:sz w:val="21"/>
+          <w:szCs w:val="21"/>
+          <w:lang w:eastAsia="en-ID"/>
+          <w14:ligatures w14:val="none"/>
+        </w:rPr>
+        <w:t>db</w:t>
+      </w:r>
+      <w:r>
+        <w:rPr>
+          <w:rFonts w:ascii="Consolas" w:eastAsia="Times New Roman" w:hAnsi="Consolas" w:cs="Times New Roman"/>
+          <w:color w:val="D4D4D4"/>
+          <w:kern w:val="0"/>
+          <w:sz w:val="21"/>
+          <w:szCs w:val="21"/>
+          <w:lang w:eastAsia="en-ID"/>
+          <w14:ligatures w14:val="none"/>
+        </w:rPr>
+        <w:t>-&gt;</w:t>
+      </w:r>
+      <w:r>
+        <w:rPr>
+          <w:rFonts w:ascii="Consolas" w:eastAsia="Times New Roman" w:hAnsi="Consolas" w:cs="Times New Roman"/>
+          <w:color w:val="DCDCAA"/>
+          <w:kern w:val="0"/>
+          <w:sz w:val="21"/>
+          <w:szCs w:val="21"/>
+          <w:lang w:eastAsia="en-ID"/>
+          <w14:ligatures w14:val="none"/>
+        </w:rPr>
+        <w:t>query</w:t>
+      </w:r>
+      <w:r>
+        <w:rPr>
+          <w:rFonts w:ascii="Consolas" w:eastAsia="Times New Roman" w:hAnsi="Consolas" w:cs="Times New Roman"/>
+          <w:color w:val="D4D4D4"/>
+          <w:kern w:val="0"/>
+          <w:sz w:val="21"/>
+          <w:szCs w:val="21"/>
+          <w:lang w:eastAsia="en-ID"/>
+          <w14:ligatures w14:val="none"/>
+        </w:rPr>
+        <w:t>(</w:t>
+      </w:r>
+      <w:r>
+        <w:rPr>
+          <w:rFonts w:ascii="Consolas" w:eastAsia="Times New Roman" w:hAnsi="Consolas" w:cs="Times New Roman"/>
+          <w:color w:val="9CDCFE"/>
+          <w:kern w:val="0"/>
+          <w:sz w:val="21"/>
+          <w:szCs w:val="21"/>
+          <w:lang w:eastAsia="en-ID"/>
+          <w14:ligatures w14:val="none"/>
+        </w:rPr>
+        <w:t>$query</w:t>
+      </w:r>
+      <w:r>
+        <w:rPr>
+          <w:rFonts w:ascii="Consolas" w:eastAsia="Times New Roman" w:hAnsi="Consolas" w:cs="Times New Roman"/>
+          <w:color w:val="D4D4D4"/>
+          <w:kern w:val="0"/>
+          <w:sz w:val="21"/>
+          <w:szCs w:val="21"/>
+          <w:lang w:eastAsia="en-ID"/>
+          <w14:ligatures w14:val="none"/>
+        </w:rPr>
+        <w:t>);</w:t>
+      </w:r>
+    </w:p>
+    <w:p>
+      <w:pPr>
+        <w:shd w:val="clear" w:color="auto" w:fill="1F1F1F"/>
+        <w:spacing w:after="0" w:line="285" w:lineRule="atLeast"/>
+        <w:rPr>
+          <w:rFonts w:ascii="Consolas" w:eastAsia="Times New Roman" w:hAnsi="Consolas" w:cs="Times New Roman"/>
+          <w:color w:val="CCCCCC"/>
+          <w:kern w:val="0"/>
+          <w:sz w:val="21"/>
+          <w:szCs w:val="21"/>
+          <w:lang w:eastAsia="en-ID"/>
+          <w14:ligatures w14:val="none"/>
+        </w:rPr>
+      </w:pPr>
+      <w:r>
+        <w:rPr>
+          <w:rFonts w:ascii="Consolas" w:eastAsia="Times New Roman" w:hAnsi="Consolas" w:cs="Times New Roman"/>
+          <w:color w:val="D4D4D4"/>
+          <w:kern w:val="0"/>
+          <w:sz w:val="21"/>
+          <w:szCs w:val="21"/>
+          <w:lang w:eastAsia="en-ID"/>
+          <w14:ligatures w14:val="none"/>
+        </w:rPr>
+        <w:t xml:space="preserve">    </w:t>
+      </w:r>
+      <w:r>
+        <w:rPr>
+          <w:rFonts w:ascii="Consolas" w:eastAsia="Times New Roman" w:hAnsi="Consolas" w:cs="Times New Roman"/>
+          <w:color w:val="569CD6"/>
+          <w:kern w:val="0"/>
+          <w:sz w:val="21"/>
+          <w:szCs w:val="21"/>
+          <w:lang w:eastAsia="en-ID"/>
+          <w14:ligatures w14:val="none"/>
+        </w:rPr>
+        <w:t>$this</w:t>
+      </w:r>
+      <w:r>
+        <w:rPr>
+          <w:rFonts w:ascii="Consolas" w:eastAsia="Times New Roman" w:hAnsi="Consolas" w:cs="Times New Roman"/>
+          <w:color w:val="D4D4D4"/>
+          <w:kern w:val="0"/>
+          <w:sz w:val="21"/>
+          <w:szCs w:val="21"/>
+          <w:lang w:eastAsia="en-ID"/>
+          <w14:ligatures w14:val="none"/>
+        </w:rPr>
+        <w:t>-&gt;</w:t>
+      </w:r>
+      <w:r>
+        <w:rPr>
+          <w:rFonts w:ascii="Consolas" w:eastAsia="Times New Roman" w:hAnsi="Consolas" w:cs="Times New Roman"/>
+          <w:color w:val="9CDCFE"/>
+          <w:kern w:val="0"/>
+          <w:sz w:val="21"/>
+          <w:szCs w:val="21"/>
+          <w:lang w:eastAsia="en-ID"/>
+          <w14:ligatures w14:val="none"/>
+        </w:rPr>
+        <w:t>db</w:t>
+      </w:r>
+      <w:r>
+        <w:rPr>
+          <w:rFonts w:ascii="Consolas" w:eastAsia="Times New Roman" w:hAnsi="Consolas" w:cs="Times New Roman"/>
+          <w:color w:val="D4D4D4"/>
+          <w:kern w:val="0"/>
+          <w:sz w:val="21"/>
+          <w:szCs w:val="21"/>
+          <w:lang w:eastAsia="en-ID"/>
+          <w14:ligatures w14:val="none"/>
+        </w:rPr>
+        <w:t>-&gt;</w:t>
+      </w:r>
+      <w:r>
+        <w:rPr>
+          <w:rFonts w:ascii="Consolas" w:eastAsia="Times New Roman" w:hAnsi="Consolas" w:cs="Times New Roman"/>
+          <w:color w:val="DCDCAA"/>
+          <w:kern w:val="0"/>
+          <w:sz w:val="21"/>
+          <w:szCs w:val="21"/>
+          <w:lang w:eastAsia="en-ID"/>
+          <w14:ligatures w14:val="none"/>
+        </w:rPr>
+        <w:t>bind</w:t>
+      </w:r>
+      <w:r>
+        <w:rPr>
+          <w:rFonts w:ascii="Consolas" w:eastAsia="Times New Roman" w:hAnsi="Consolas" w:cs="Times New Roman"/>
+          <w:color w:val="D4D4D4"/>
+          <w:kern w:val="0"/>
+          <w:sz w:val="21"/>
+          <w:szCs w:val="21"/>
+          <w:lang w:eastAsia="en-ID"/>
+          <w14:ligatures w14:val="none"/>
+        </w:rPr>
+        <w:t>(</w:t>
+      </w:r>
+      <w:r>
+        <w:rPr>
+          <w:rFonts w:ascii="Consolas" w:eastAsia="Times New Roman" w:hAnsi="Consolas" w:cs="Times New Roman"/>
+          <w:color w:val="CE9178"/>
+          <w:kern w:val="0"/>
+          <w:sz w:val="21"/>
+          <w:szCs w:val="21"/>
+          <w:lang w:eastAsia="en-ID"/>
+          <w14:ligatures w14:val="none"/>
+        </w:rPr>
+        <w:t>'nama'</w:t>
+      </w:r>
+      <w:r>
+        <w:rPr>
+          <w:rFonts w:ascii="Consolas" w:eastAsia="Times New Roman" w:hAnsi="Consolas" w:cs="Times New Roman"/>
+          <w:color w:val="D4D4D4"/>
+          <w:kern w:val="0"/>
+          <w:sz w:val="21"/>
+          <w:szCs w:val="21"/>
+          <w:lang w:eastAsia="en-ID"/>
+          <w14:ligatures w14:val="none"/>
+        </w:rPr>
+        <w:t xml:space="preserve"> , </w:t>
+      </w:r>
+      <w:r>
+        <w:rPr>
+          <w:rFonts w:ascii="Consolas" w:eastAsia="Times New Roman" w:hAnsi="Consolas" w:cs="Times New Roman"/>
+          <w:color w:val="9CDCFE"/>
+          <w:kern w:val="0"/>
+          <w:sz w:val="21"/>
+          <w:szCs w:val="21"/>
+          <w:lang w:eastAsia="en-ID"/>
+          <w14:ligatures w14:val="none"/>
+        </w:rPr>
+        <w:t>$data</w:t>
+      </w:r>
+      <w:r>
+        <w:rPr>
+          <w:rFonts w:ascii="Consolas" w:eastAsia="Times New Roman" w:hAnsi="Consolas" w:cs="Times New Roman"/>
+          <w:color w:val="D4D4D4"/>
+          <w:kern w:val="0"/>
+          <w:sz w:val="21"/>
+          <w:szCs w:val="21"/>
+          <w:lang w:eastAsia="en-ID"/>
+          <w14:ligatures w14:val="none"/>
+        </w:rPr>
+        <w:t>[</w:t>
+      </w:r>
+      <w:r>
+        <w:rPr>
+          <w:rFonts w:ascii="Consolas" w:eastAsia="Times New Roman" w:hAnsi="Consolas" w:cs="Times New Roman"/>
+          <w:color w:val="CE9178"/>
+          <w:kern w:val="0"/>
+          <w:sz w:val="21"/>
+          <w:szCs w:val="21"/>
+          <w:lang w:eastAsia="en-ID"/>
+          <w14:ligatures w14:val="none"/>
+        </w:rPr>
+        <w:t>'nama'</w:t>
+      </w:r>
+      <w:r>
+        <w:rPr>
+          <w:rFonts w:ascii="Consolas" w:eastAsia="Times New Roman" w:hAnsi="Consolas" w:cs="Times New Roman"/>
+          <w:color w:val="D4D4D4"/>
+          <w:kern w:val="0"/>
+          <w:sz w:val="21"/>
+          <w:szCs w:val="21"/>
+          <w:lang w:eastAsia="en-ID"/>
+          <w14:ligatures w14:val="none"/>
+        </w:rPr>
+        <w:t>]);</w:t>
+      </w:r>
+    </w:p>
+    <w:p>
+      <w:pPr>
+        <w:shd w:val="clear" w:color="auto" w:fill="1F1F1F"/>
+        <w:spacing w:after="0" w:line="285" w:lineRule="atLeast"/>
+        <w:rPr>
+          <w:rFonts w:ascii="Consolas" w:eastAsia="Times New Roman" w:hAnsi="Consolas" w:cs="Times New Roman"/>
+          <w:color w:val="CCCCCC"/>
+          <w:kern w:val="0"/>
+          <w:sz w:val="21"/>
+          <w:szCs w:val="21"/>
+          <w:lang w:eastAsia="en-ID"/>
+          <w14:ligatures w14:val="none"/>
+        </w:rPr>
+      </w:pPr>
+      <w:r>
+        <w:rPr>
+          <w:rFonts w:ascii="Consolas" w:eastAsia="Times New Roman" w:hAnsi="Consolas" w:cs="Times New Roman"/>
+          <w:color w:val="D4D4D4"/>
+          <w:kern w:val="0"/>
+          <w:sz w:val="21"/>
+          <w:szCs w:val="21"/>
+          <w:lang w:eastAsia="en-ID"/>
+          <w14:ligatures w14:val="none"/>
+        </w:rPr>
+        <w:t xml:space="preserve">    </w:t>
+      </w:r>
+      <w:r>
+        <w:rPr>
+          <w:rFonts w:ascii="Consolas" w:eastAsia="Times New Roman" w:hAnsi="Consolas" w:cs="Times New Roman"/>
+          <w:color w:val="569CD6"/>
+          <w:kern w:val="0"/>
+          <w:sz w:val="21"/>
+          <w:szCs w:val="21"/>
+          <w:lang w:eastAsia="en-ID"/>
+          <w14:ligatures w14:val="none"/>
+        </w:rPr>
+        <w:t>$this</w:t>
+      </w:r>
+      <w:r>
+        <w:rPr>
+          <w:rFonts w:ascii="Consolas" w:eastAsia="Times New Roman" w:hAnsi="Consolas" w:cs="Times New Roman"/>
+          <w:color w:val="D4D4D4"/>
+          <w:kern w:val="0"/>
+          <w:sz w:val="21"/>
+          <w:szCs w:val="21"/>
+          <w:lang w:eastAsia="en-ID"/>
+          <w14:ligatures w14:val="none"/>
+        </w:rPr>
+        <w:t>-&gt;</w:t>
+      </w:r>
+      <w:r>
+        <w:rPr>
+          <w:rFonts w:ascii="Consolas" w:eastAsia="Times New Roman" w:hAnsi="Consolas" w:cs="Times New Roman"/>
+          <w:color w:val="9CDCFE"/>
+          <w:kern w:val="0"/>
+          <w:sz w:val="21"/>
+          <w:szCs w:val="21"/>
+          <w:lang w:eastAsia="en-ID"/>
+          <w14:ligatures w14:val="none"/>
+        </w:rPr>
+        <w:t>db</w:t>
+      </w:r>
+      <w:r>
+        <w:rPr>
+          <w:rFonts w:ascii="Consolas" w:eastAsia="Times New Roman" w:hAnsi="Consolas" w:cs="Times New Roman"/>
+          <w:color w:val="D4D4D4"/>
+          <w:kern w:val="0"/>
+          <w:sz w:val="21"/>
+          <w:szCs w:val="21"/>
+          <w:lang w:eastAsia="en-ID"/>
+          <w14:ligatures w14:val="none"/>
+        </w:rPr>
+        <w:t>-&gt;</w:t>
+      </w:r>
+      <w:r>
+        <w:rPr>
+          <w:rFonts w:ascii="Consolas" w:eastAsia="Times New Roman" w:hAnsi="Consolas" w:cs="Times New Roman"/>
+          <w:color w:val="DCDCAA"/>
+          <w:kern w:val="0"/>
+          <w:sz w:val="21"/>
+          <w:szCs w:val="21"/>
+          <w:lang w:eastAsia="en-ID"/>
+          <w14:ligatures w14:val="none"/>
+        </w:rPr>
+        <w:t>bind</w:t>
+      </w:r>
+      <w:r>
+        <w:rPr>
+          <w:rFonts w:ascii="Consolas" w:eastAsia="Times New Roman" w:hAnsi="Consolas" w:cs="Times New Roman"/>
+          <w:color w:val="D4D4D4"/>
+          <w:kern w:val="0"/>
+          <w:sz w:val="21"/>
+          <w:szCs w:val="21"/>
+          <w:lang w:eastAsia="en-ID"/>
+          <w14:ligatures w14:val="none"/>
+        </w:rPr>
+        <w:t>(</w:t>
+      </w:r>
+      <w:r>
+        <w:rPr>
+          <w:rFonts w:ascii="Consolas" w:eastAsia="Times New Roman" w:hAnsi="Consolas" w:cs="Times New Roman"/>
+          <w:color w:val="CE9178"/>
+          <w:kern w:val="0"/>
+          <w:sz w:val="21"/>
+          <w:szCs w:val="21"/>
+          <w:lang w:eastAsia="en-ID"/>
+          <w14:ligatures w14:val="none"/>
+        </w:rPr>
+        <w:t>'nis'</w:t>
+      </w:r>
+      <w:r>
+        <w:rPr>
+          <w:rFonts w:ascii="Consolas" w:eastAsia="Times New Roman" w:hAnsi="Consolas" w:cs="Times New Roman"/>
+          <w:color w:val="D4D4D4"/>
+          <w:kern w:val="0"/>
+          <w:sz w:val="21"/>
+          <w:szCs w:val="21"/>
+          <w:lang w:eastAsia="en-ID"/>
+          <w14:ligatures w14:val="none"/>
+        </w:rPr>
+        <w:t xml:space="preserve"> , </w:t>
+      </w:r>
+      <w:r>
+        <w:rPr>
+          <w:rFonts w:ascii="Consolas" w:eastAsia="Times New Roman" w:hAnsi="Consolas" w:cs="Times New Roman"/>
+          <w:color w:val="9CDCFE"/>
+          <w:kern w:val="0"/>
+          <w:sz w:val="21"/>
+          <w:szCs w:val="21"/>
+          <w:lang w:eastAsia="en-ID"/>
+          <w14:ligatures w14:val="none"/>
+        </w:rPr>
+        <w:t>$data</w:t>
+      </w:r>
+      <w:r>
+        <w:rPr>
+          <w:rFonts w:ascii="Consolas" w:eastAsia="Times New Roman" w:hAnsi="Consolas" w:cs="Times New Roman"/>
+          <w:color w:val="D4D4D4"/>
+          <w:kern w:val="0"/>
+          <w:sz w:val="21"/>
+          <w:szCs w:val="21"/>
+          <w:lang w:eastAsia="en-ID"/>
+          <w14:ligatures w14:val="none"/>
+        </w:rPr>
+        <w:t>[</w:t>
+      </w:r>
+      <w:r>
+        <w:rPr>
+          <w:rFonts w:ascii="Consolas" w:eastAsia="Times New Roman" w:hAnsi="Consolas" w:cs="Times New Roman"/>
+          <w:color w:val="CE9178"/>
+          <w:kern w:val="0"/>
+          <w:sz w:val="21"/>
+          <w:szCs w:val="21"/>
+          <w:lang w:eastAsia="en-ID"/>
+          <w14:ligatures w14:val="none"/>
+        </w:rPr>
+        <w:t>'nis'</w:t>
+      </w:r>
+      <w:r>
+        <w:rPr>
+          <w:rFonts w:ascii="Consolas" w:eastAsia="Times New Roman" w:hAnsi="Consolas" w:cs="Times New Roman"/>
+          <w:color w:val="D4D4D4"/>
+          <w:kern w:val="0"/>
+          <w:sz w:val="21"/>
+          <w:szCs w:val="21"/>
+          <w:lang w:eastAsia="en-ID"/>
+          <w14:ligatures w14:val="none"/>
+        </w:rPr>
+        <w:t>]);</w:t>
+      </w:r>
+    </w:p>
+    <w:p>
+      <w:pPr>
+        <w:shd w:val="clear" w:color="auto" w:fill="1F1F1F"/>
+        <w:spacing w:after="0" w:line="285" w:lineRule="atLeast"/>
+        <w:rPr>
+          <w:rFonts w:ascii="Consolas" w:eastAsia="Times New Roman" w:hAnsi="Consolas" w:cs="Times New Roman"/>
+          <w:color w:val="CCCCCC"/>
+          <w:kern w:val="0"/>
+          <w:sz w:val="21"/>
+          <w:szCs w:val="21"/>
+          <w:lang w:eastAsia="en-ID"/>
+          <w14:ligatures w14:val="none"/>
+        </w:rPr>
+      </w:pPr>
+      <w:r>
+        <w:rPr>
+          <w:rFonts w:ascii="Consolas" w:eastAsia="Times New Roman" w:hAnsi="Consolas" w:cs="Times New Roman"/>
+          <w:color w:val="D4D4D4"/>
+          <w:kern w:val="0"/>
+          <w:sz w:val="21"/>
+          <w:szCs w:val="21"/>
+          <w:lang w:eastAsia="en-ID"/>
+          <w14:ligatures w14:val="none"/>
+        </w:rPr>
+        <w:t xml:space="preserve">    </w:t>
+      </w:r>
+      <w:r>
+        <w:rPr>
+          <w:rFonts w:ascii="Consolas" w:eastAsia="Times New Roman" w:hAnsi="Consolas" w:cs="Times New Roman"/>
+          <w:color w:val="569CD6"/>
+          <w:kern w:val="0"/>
+          <w:sz w:val="21"/>
+          <w:szCs w:val="21"/>
+          <w:lang w:eastAsia="en-ID"/>
+          <w14:ligatures w14:val="none"/>
+        </w:rPr>
+        <w:t>$this</w:t>
+      </w:r>
+      <w:r>
+        <w:rPr>
+          <w:rFonts w:ascii="Consolas" w:eastAsia="Times New Roman" w:hAnsi="Consolas" w:cs="Times New Roman"/>
+          <w:color w:val="D4D4D4"/>
+          <w:kern w:val="0"/>
+          <w:sz w:val="21"/>
+          <w:szCs w:val="21"/>
+          <w:lang w:eastAsia="en-ID"/>
+          <w14:ligatures w14:val="none"/>
+        </w:rPr>
+        <w:t>-&gt;</w:t>
+      </w:r>
+      <w:r>
+        <w:rPr>
+          <w:rFonts w:ascii="Consolas" w:eastAsia="Times New Roman" w:hAnsi="Consolas" w:cs="Times New Roman"/>
+          <w:color w:val="9CDCFE"/>
+          <w:kern w:val="0"/>
+          <w:sz w:val="21"/>
+          <w:szCs w:val="21"/>
+          <w:lang w:eastAsia="en-ID"/>
+          <w14:ligatures w14:val="none"/>
+        </w:rPr>
+        <w:t>db</w:t>
+      </w:r>
+      <w:r>
+        <w:rPr>
+          <w:rFonts w:ascii="Consolas" w:eastAsia="Times New Roman" w:hAnsi="Consolas" w:cs="Times New Roman"/>
+          <w:color w:val="D4D4D4"/>
+          <w:kern w:val="0"/>
+          <w:sz w:val="21"/>
+          <w:szCs w:val="21"/>
+          <w:lang w:eastAsia="en-ID"/>
+          <w14:ligatures w14:val="none"/>
+        </w:rPr>
+        <w:t>-&gt;</w:t>
+      </w:r>
+      <w:r>
+        <w:rPr>
+          <w:rFonts w:ascii="Consolas" w:eastAsia="Times New Roman" w:hAnsi="Consolas" w:cs="Times New Roman"/>
+          <w:color w:val="DCDCAA"/>
+          <w:kern w:val="0"/>
+          <w:sz w:val="21"/>
+          <w:szCs w:val="21"/>
+          <w:lang w:eastAsia="en-ID"/>
+          <w14:ligatures w14:val="none"/>
+        </w:rPr>
+        <w:t>bind</w:t>
+      </w:r>
+      <w:r>
+        <w:rPr>
+          <w:rFonts w:ascii="Consolas" w:eastAsia="Times New Roman" w:hAnsi="Consolas" w:cs="Times New Roman"/>
+          <w:color w:val="D4D4D4"/>
+          <w:kern w:val="0"/>
+          <w:sz w:val="21"/>
+          <w:szCs w:val="21"/>
+          <w:lang w:eastAsia="en-ID"/>
+          <w14:ligatures w14:val="none"/>
+        </w:rPr>
+        <w:t>(</w:t>
+      </w:r>
+      <w:r>
+        <w:rPr>
+          <w:rFonts w:ascii="Consolas" w:eastAsia="Times New Roman" w:hAnsi="Consolas" w:cs="Times New Roman"/>
+          <w:color w:val="CE9178"/>
+          <w:kern w:val="0"/>
+          <w:sz w:val="21"/>
+          <w:szCs w:val="21"/>
+          <w:lang w:eastAsia="en-ID"/>
+          <w14:ligatures w14:val="none"/>
+        </w:rPr>
+        <w:t>'email'</w:t>
+      </w:r>
+      <w:r>
+        <w:rPr>
+          <w:rFonts w:ascii="Consolas" w:eastAsia="Times New Roman" w:hAnsi="Consolas" w:cs="Times New Roman"/>
+          <w:color w:val="D4D4D4"/>
+          <w:kern w:val="0"/>
+          <w:sz w:val="21"/>
+          <w:szCs w:val="21"/>
+          <w:lang w:eastAsia="en-ID"/>
+          <w14:ligatures w14:val="none"/>
+        </w:rPr>
+        <w:t xml:space="preserve"> , </w:t>
+      </w:r>
+      <w:r>
+        <w:rPr>
+          <w:rFonts w:ascii="Consolas" w:eastAsia="Times New Roman" w:hAnsi="Consolas" w:cs="Times New Roman"/>
+          <w:color w:val="9CDCFE"/>
+          <w:kern w:val="0"/>
+          <w:sz w:val="21"/>
+          <w:szCs w:val="21"/>
+          <w:lang w:eastAsia="en-ID"/>
+          <w14:ligatures w14:val="none"/>
+        </w:rPr>
+        <w:t>$data</w:t>
+      </w:r>
+      <w:r>
+        <w:rPr>
+          <w:rFonts w:ascii="Consolas" w:eastAsia="Times New Roman" w:hAnsi="Consolas" w:cs="Times New Roman"/>
+          <w:color w:val="D4D4D4"/>
+          <w:kern w:val="0"/>
+          <w:sz w:val="21"/>
+          <w:szCs w:val="21"/>
+          <w:lang w:eastAsia="en-ID"/>
+          <w14:ligatures w14:val="none"/>
+        </w:rPr>
+        <w:t>[</w:t>
+      </w:r>
+      <w:r>
+        <w:rPr>
+          <w:rFonts w:ascii="Consolas" w:eastAsia="Times New Roman" w:hAnsi="Consolas" w:cs="Times New Roman"/>
+          <w:color w:val="CE9178"/>
+          <w:kern w:val="0"/>
+          <w:sz w:val="21"/>
+          <w:szCs w:val="21"/>
+          <w:lang w:eastAsia="en-ID"/>
+          <w14:ligatures w14:val="none"/>
+        </w:rPr>
+        <w:t>'email'</w:t>
+      </w:r>
+      <w:r>
+        <w:rPr>
+          <w:rFonts w:ascii="Consolas" w:eastAsia="Times New Roman" w:hAnsi="Consolas" w:cs="Times New Roman"/>
+          <w:color w:val="D4D4D4"/>
+          <w:kern w:val="0"/>
+          <w:sz w:val="21"/>
+          <w:szCs w:val="21"/>
+          <w:lang w:eastAsia="en-ID"/>
+          <w14:ligatures w14:val="none"/>
+        </w:rPr>
+        <w:t>]);</w:t>
+      </w:r>
+    </w:p>
+    <w:p>
+      <w:pPr>
+        <w:shd w:val="clear" w:color="auto" w:fill="1F1F1F"/>
+        <w:spacing w:after="0" w:line="285" w:lineRule="atLeast"/>
+        <w:rPr>
+          <w:rFonts w:ascii="Consolas" w:eastAsia="Times New Roman" w:hAnsi="Consolas" w:cs="Times New Roman"/>
+          <w:color w:val="CCCCCC"/>
+          <w:kern w:val="0"/>
+          <w:sz w:val="21"/>
+          <w:szCs w:val="21"/>
+          <w:lang w:eastAsia="en-ID"/>
+          <w14:ligatures w14:val="none"/>
+        </w:rPr>
+      </w:pPr>
+      <w:r>
+        <w:rPr>
+          <w:rFonts w:ascii="Consolas" w:eastAsia="Times New Roman" w:hAnsi="Consolas" w:cs="Times New Roman"/>
+          <w:color w:val="D4D4D4"/>
+          <w:kern w:val="0"/>
+          <w:sz w:val="21"/>
+          <w:szCs w:val="21"/>
+          <w:lang w:eastAsia="en-ID"/>
+          <w14:ligatures w14:val="none"/>
+        </w:rPr>
+        <w:t xml:space="preserve">    </w:t>
+      </w:r>
+      <w:r>
+        <w:rPr>
+          <w:rFonts w:ascii="Consolas" w:eastAsia="Times New Roman" w:hAnsi="Consolas" w:cs="Times New Roman"/>
+          <w:color w:val="569CD6"/>
+          <w:kern w:val="0"/>
+          <w:sz w:val="21"/>
+          <w:szCs w:val="21"/>
+          <w:lang w:eastAsia="en-ID"/>
+          <w14:ligatures w14:val="none"/>
+        </w:rPr>
+        <w:t>$this</w:t>
+      </w:r>
+      <w:r>
+        <w:rPr>
+          <w:rFonts w:ascii="Consolas" w:eastAsia="Times New Roman" w:hAnsi="Consolas" w:cs="Times New Roman"/>
+          <w:color w:val="D4D4D4"/>
+          <w:kern w:val="0"/>
+          <w:sz w:val="21"/>
+          <w:szCs w:val="21"/>
+          <w:lang w:eastAsia="en-ID"/>
+          <w14:ligatures w14:val="none"/>
+        </w:rPr>
+        <w:t>-&gt;</w:t>
+      </w:r>
+      <w:r>
+        <w:rPr>
+          <w:rFonts w:ascii="Consolas" w:eastAsia="Times New Roman" w:hAnsi="Consolas" w:cs="Times New Roman"/>
+          <w:color w:val="9CDCFE"/>
+          <w:kern w:val="0"/>
+          <w:sz w:val="21"/>
+          <w:szCs w:val="21"/>
+          <w:lang w:eastAsia="en-ID"/>
+          <w14:ligatures w14:val="none"/>
+        </w:rPr>
+        <w:t>db</w:t>
+      </w:r>
+      <w:r>
+        <w:rPr>
+          <w:rFonts w:ascii="Consolas" w:eastAsia="Times New Roman" w:hAnsi="Consolas" w:cs="Times New Roman"/>
+          <w:color w:val="D4D4D4"/>
+          <w:kern w:val="0"/>
+          <w:sz w:val="21"/>
+          <w:szCs w:val="21"/>
+          <w:lang w:eastAsia="en-ID"/>
+          <w14:ligatures w14:val="none"/>
+        </w:rPr>
+        <w:t>-&gt;</w:t>
+      </w:r>
+      <w:r>
+        <w:rPr>
+          <w:rFonts w:ascii="Consolas" w:eastAsia="Times New Roman" w:hAnsi="Consolas" w:cs="Times New Roman"/>
+          <w:color w:val="DCDCAA"/>
+          <w:kern w:val="0"/>
+          <w:sz w:val="21"/>
+          <w:szCs w:val="21"/>
+          <w:lang w:eastAsia="en-ID"/>
+          <w14:ligatures w14:val="none"/>
+        </w:rPr>
+        <w:t>bind</w:t>
+      </w:r>
+      <w:r>
+        <w:rPr>
+          <w:rFonts w:ascii="Consolas" w:eastAsia="Times New Roman" w:hAnsi="Consolas" w:cs="Times New Roman"/>
+          <w:color w:val="D4D4D4"/>
+          <w:kern w:val="0"/>
+          <w:sz w:val="21"/>
+          <w:szCs w:val="21"/>
+          <w:lang w:eastAsia="en-ID"/>
+          <w14:ligatures w14:val="none"/>
+        </w:rPr>
+        <w:t>(</w:t>
+      </w:r>
+      <w:r>
+        <w:rPr>
+          <w:rFonts w:ascii="Consolas" w:eastAsia="Times New Roman" w:hAnsi="Consolas" w:cs="Times New Roman"/>
+          <w:color w:val="CE9178"/>
+          <w:kern w:val="0"/>
+          <w:sz w:val="21"/>
+          <w:szCs w:val="21"/>
+          <w:lang w:eastAsia="en-ID"/>
+          <w14:ligatures w14:val="none"/>
+        </w:rPr>
+        <w:t>'jurusan'</w:t>
+      </w:r>
+      <w:r>
+        <w:rPr>
+          <w:rFonts w:ascii="Consolas" w:eastAsia="Times New Roman" w:hAnsi="Consolas" w:cs="Times New Roman"/>
+          <w:color w:val="D4D4D4"/>
+          <w:kern w:val="0"/>
+          <w:sz w:val="21"/>
+          <w:szCs w:val="21"/>
+          <w:lang w:eastAsia="en-ID"/>
+          <w14:ligatures w14:val="none"/>
+        </w:rPr>
+        <w:t xml:space="preserve"> , </w:t>
+      </w:r>
+      <w:r>
+        <w:rPr>
+          <w:rFonts w:ascii="Consolas" w:eastAsia="Times New Roman" w:hAnsi="Consolas" w:cs="Times New Roman"/>
+          <w:color w:val="9CDCFE"/>
+          <w:kern w:val="0"/>
+          <w:sz w:val="21"/>
+          <w:szCs w:val="21"/>
+          <w:lang w:eastAsia="en-ID"/>
+          <w14:ligatures w14:val="none"/>
+        </w:rPr>
+        <w:t>$data</w:t>
+      </w:r>
+      <w:r>
+        <w:rPr>
+          <w:rFonts w:ascii="Consolas" w:eastAsia="Times New Roman" w:hAnsi="Consolas" w:cs="Times New Roman"/>
+          <w:color w:val="D4D4D4"/>
+          <w:kern w:val="0"/>
+          <w:sz w:val="21"/>
+          <w:szCs w:val="21"/>
+          <w:lang w:eastAsia="en-ID"/>
+          <w14:ligatures w14:val="none"/>
+        </w:rPr>
+        <w:t>[</w:t>
+      </w:r>
+      <w:r>
+        <w:rPr>
+          <w:rFonts w:ascii="Consolas" w:eastAsia="Times New Roman" w:hAnsi="Consolas" w:cs="Times New Roman"/>
+          <w:color w:val="CE9178"/>
+          <w:kern w:val="0"/>
+          <w:sz w:val="21"/>
+          <w:szCs w:val="21"/>
+          <w:lang w:eastAsia="en-ID"/>
+          <w14:ligatures w14:val="none"/>
+        </w:rPr>
+        <w:t>'jurusan'</w:t>
+      </w:r>
+      <w:r>
+        <w:rPr>
+          <w:rFonts w:ascii="Consolas" w:eastAsia="Times New Roman" w:hAnsi="Consolas" w:cs="Times New Roman"/>
+          <w:color w:val="D4D4D4"/>
+          <w:kern w:val="0"/>
+          <w:sz w:val="21"/>
+          <w:szCs w:val="21"/>
+          <w:lang w:eastAsia="en-ID"/>
+          <w14:ligatures w14:val="none"/>
+        </w:rPr>
+        <w:t>]);</w:t>
+      </w:r>
+    </w:p>
+    <w:p>
+      <w:pPr>
+        <w:shd w:val="clear" w:color="auto" w:fill="1F1F1F"/>
+        <w:spacing w:after="0" w:line="285" w:lineRule="atLeast"/>
+        <w:rPr>
+          <w:rFonts w:ascii="Consolas" w:eastAsia="Times New Roman" w:hAnsi="Consolas" w:cs="Times New Roman"/>
+          <w:color w:val="CCCCCC"/>
+          <w:kern w:val="0"/>
+          <w:sz w:val="21"/>
+          <w:szCs w:val="21"/>
+          <w:lang w:eastAsia="en-ID"/>
+          <w14:ligatures w14:val="none"/>
+        </w:rPr>
+      </w:pPr>
+      <w:r>
+        <w:rPr>
+          <w:rFonts w:ascii="Consolas" w:eastAsia="Times New Roman" w:hAnsi="Consolas" w:cs="Times New Roman"/>
+          <w:color w:val="D4D4D4"/>
+          <w:kern w:val="0"/>
+          <w:sz w:val="21"/>
+          <w:szCs w:val="21"/>
+          <w:lang w:eastAsia="en-ID"/>
+          <w14:ligatures w14:val="none"/>
+        </w:rPr>
+        <w:t xml:space="preserve">    </w:t>
+      </w:r>
+      <w:r>
+        <w:rPr>
+          <w:rFonts w:ascii="Consolas" w:eastAsia="Times New Roman" w:hAnsi="Consolas" w:cs="Times New Roman"/>
+          <w:color w:val="569CD6"/>
+          <w:kern w:val="0"/>
+          <w:sz w:val="21"/>
+          <w:szCs w:val="21"/>
+          <w:lang w:eastAsia="en-ID"/>
+          <w14:ligatures w14:val="none"/>
+        </w:rPr>
+        <w:t>$this</w:t>
+      </w:r>
+      <w:r>
+        <w:rPr>
+          <w:rFonts w:ascii="Consolas" w:eastAsia="Times New Roman" w:hAnsi="Consolas" w:cs="Times New Roman"/>
+          <w:color w:val="D4D4D4"/>
+          <w:kern w:val="0"/>
+          <w:sz w:val="21"/>
+          <w:szCs w:val="21"/>
+          <w:lang w:eastAsia="en-ID"/>
+          <w14:ligatures w14:val="none"/>
+        </w:rPr>
+        <w:t>-&gt;</w:t>
+      </w:r>
+      <w:r>
+        <w:rPr>
+          <w:rFonts w:ascii="Consolas" w:eastAsia="Times New Roman" w:hAnsi="Consolas" w:cs="Times New Roman"/>
+          <w:color w:val="9CDCFE"/>
+          <w:kern w:val="0"/>
+          <w:sz w:val="21"/>
+          <w:szCs w:val="21"/>
+          <w:lang w:eastAsia="en-ID"/>
+          <w14:ligatures w14:val="none"/>
+        </w:rPr>
+        <w:t>db</w:t>
+      </w:r>
+      <w:r>
+        <w:rPr>
+          <w:rFonts w:ascii="Consolas" w:eastAsia="Times New Roman" w:hAnsi="Consolas" w:cs="Times New Roman"/>
+          <w:color w:val="D4D4D4"/>
+          <w:kern w:val="0"/>
+          <w:sz w:val="21"/>
+          <w:szCs w:val="21"/>
+          <w:lang w:eastAsia="en-ID"/>
+          <w14:ligatures w14:val="none"/>
+        </w:rPr>
+        <w:t>-&gt;</w:t>
+      </w:r>
+      <w:r>
+        <w:rPr>
+          <w:rFonts w:ascii="Consolas" w:eastAsia="Times New Roman" w:hAnsi="Consolas" w:cs="Times New Roman"/>
+          <w:color w:val="DCDCAA"/>
+          <w:kern w:val="0"/>
+          <w:sz w:val="21"/>
+          <w:szCs w:val="21"/>
+          <w:lang w:eastAsia="en-ID"/>
+          <w14:ligatures w14:val="none"/>
+        </w:rPr>
+        <w:t>execute</w:t>
+      </w:r>
+      <w:r>
+        <w:rPr>
+          <w:rFonts w:ascii="Consolas" w:eastAsia="Times New Roman" w:hAnsi="Consolas" w:cs="Times New Roman"/>
+          <w:color w:val="D4D4D4"/>
+          <w:kern w:val="0"/>
+          <w:sz w:val="21"/>
+          <w:szCs w:val="21"/>
+          <w:lang w:eastAsia="en-ID"/>
+          <w14:ligatures w14:val="none"/>
+        </w:rPr>
+        <w:t>();</w:t>
+      </w:r>
+    </w:p>
+    <w:p>
+      <w:pPr>
+        <w:shd w:val="clear" w:color="auto" w:fill="1F1F1F"/>
+        <w:spacing w:after="0" w:line="285" w:lineRule="atLeast"/>
+        <w:rPr>
+          <w:rFonts w:ascii="Consolas" w:eastAsia="Times New Roman" w:hAnsi="Consolas" w:cs="Times New Roman"/>
+          <w:color w:val="CCCCCC"/>
+          <w:kern w:val="0"/>
+          <w:sz w:val="21"/>
+          <w:szCs w:val="21"/>
+          <w:lang w:eastAsia="en-ID"/>
+          <w14:ligatures w14:val="none"/>
+        </w:rPr>
+      </w:pPr>
+      <w:r>
+        <w:rPr>
+          <w:rFonts w:ascii="Consolas" w:eastAsia="Times New Roman" w:hAnsi="Consolas" w:cs="Times New Roman"/>
+          <w:color w:val="D4D4D4"/>
+          <w:kern w:val="0"/>
+          <w:sz w:val="21"/>
+          <w:szCs w:val="21"/>
+          <w:lang w:eastAsia="en-ID"/>
+          <w14:ligatures w14:val="none"/>
+        </w:rPr>
+        <w:t xml:space="preserve">    </w:t>
+      </w:r>
+      <w:r>
+        <w:rPr>
+          <w:rFonts w:ascii="Consolas" w:eastAsia="Times New Roman" w:hAnsi="Consolas" w:cs="Times New Roman"/>
+          <w:color w:val="C586C0"/>
+          <w:kern w:val="0"/>
+          <w:sz w:val="21"/>
+          <w:szCs w:val="21"/>
+          <w:lang w:eastAsia="en-ID"/>
+          <w14:ligatures w14:val="none"/>
+        </w:rPr>
+        <w:t>return</w:t>
+      </w:r>
+      <w:r>
+        <w:rPr>
+          <w:rFonts w:ascii="Consolas" w:eastAsia="Times New Roman" w:hAnsi="Consolas" w:cs="Times New Roman"/>
+          <w:color w:val="D4D4D4"/>
+          <w:kern w:val="0"/>
+          <w:sz w:val="21"/>
+          <w:szCs w:val="21"/>
+          <w:lang w:eastAsia="en-ID"/>
+          <w14:ligatures w14:val="none"/>
+        </w:rPr>
+        <w:t xml:space="preserve"> </w:t>
+      </w:r>
+      <w:r>
+        <w:rPr>
+          <w:rFonts w:ascii="Consolas" w:eastAsia="Times New Roman" w:hAnsi="Consolas" w:cs="Times New Roman"/>
+          <w:color w:val="569CD6"/>
+          <w:kern w:val="0"/>
+          <w:sz w:val="21"/>
+          <w:szCs w:val="21"/>
+          <w:lang w:eastAsia="en-ID"/>
+          <w14:ligatures w14:val="none"/>
+        </w:rPr>
+        <w:t>$this</w:t>
+      </w:r>
+      <w:r>
+        <w:rPr>
+          <w:rFonts w:ascii="Consolas" w:eastAsia="Times New Roman" w:hAnsi="Consolas" w:cs="Times New Roman"/>
+          <w:color w:val="D4D4D4"/>
+          <w:kern w:val="0"/>
+          <w:sz w:val="21"/>
+          <w:szCs w:val="21"/>
+          <w:lang w:eastAsia="en-ID"/>
+          <w14:ligatures w14:val="none"/>
+        </w:rPr>
+        <w:t>-&gt;</w:t>
+      </w:r>
+      <w:r>
+        <w:rPr>
+          <w:rFonts w:ascii="Consolas" w:eastAsia="Times New Roman" w:hAnsi="Consolas" w:cs="Times New Roman"/>
+          <w:color w:val="9CDCFE"/>
+          <w:kern w:val="0"/>
+          <w:sz w:val="21"/>
+          <w:szCs w:val="21"/>
+          <w:lang w:eastAsia="en-ID"/>
+          <w14:ligatures w14:val="none"/>
+        </w:rPr>
+        <w:t>db</w:t>
+      </w:r>
+      <w:r>
+        <w:rPr>
+          <w:rFonts w:ascii="Consolas" w:eastAsia="Times New Roman" w:hAnsi="Consolas" w:cs="Times New Roman"/>
+          <w:color w:val="D4D4D4"/>
+          <w:kern w:val="0"/>
+          <w:sz w:val="21"/>
+          <w:szCs w:val="21"/>
+          <w:lang w:eastAsia="en-ID"/>
+          <w14:ligatures w14:val="none"/>
+        </w:rPr>
+        <w:t>-&gt;</w:t>
+      </w:r>
+      <w:r>
+        <w:rPr>
+          <w:rFonts w:ascii="Consolas" w:eastAsia="Times New Roman" w:hAnsi="Consolas" w:cs="Times New Roman"/>
+          <w:color w:val="DCDCAA"/>
+          <w:kern w:val="0"/>
+          <w:sz w:val="21"/>
+          <w:szCs w:val="21"/>
+          <w:lang w:eastAsia="en-ID"/>
+          <w14:ligatures w14:val="none"/>
+        </w:rPr>
+        <w:t>rowCount</w:t>
+      </w:r>
+      <w:r>
+        <w:rPr>
+          <w:rFonts w:ascii="Consolas" w:eastAsia="Times New Roman" w:hAnsi="Consolas" w:cs="Times New Roman"/>
+          <w:color w:val="D4D4D4"/>
+          <w:kern w:val="0"/>
+          <w:sz w:val="21"/>
+          <w:szCs w:val="21"/>
+          <w:lang w:eastAsia="en-ID"/>
+          <w14:ligatures w14:val="none"/>
+        </w:rPr>
+        <w:t>();</w:t>
+      </w:r>
+    </w:p>
+    <w:p>
+      <w:pPr>
+        <w:shd w:val="clear" w:color="auto" w:fill="1F1F1F"/>
+        <w:spacing w:after="0" w:line="285" w:lineRule="atLeast"/>
+        <w:rPr>
+          <w:rFonts w:ascii="Consolas" w:eastAsia="Times New Roman" w:hAnsi="Consolas" w:cs="Times New Roman"/>
+          <w:color w:val="CCCCCC"/>
+          <w:kern w:val="0"/>
+          <w:sz w:val="21"/>
+          <w:szCs w:val="21"/>
+          <w:lang w:eastAsia="en-ID"/>
+          <w14:ligatures w14:val="none"/>
+        </w:rPr>
+      </w:pPr>
+      <w:r>
+        <w:rPr>
+          <w:rFonts w:ascii="Consolas" w:eastAsia="Times New Roman" w:hAnsi="Consolas" w:cs="Times New Roman"/>
+          <w:color w:val="D4D4D4"/>
+          <w:kern w:val="0"/>
+          <w:sz w:val="21"/>
+          <w:szCs w:val="21"/>
+          <w:lang w:eastAsia="en-ID"/>
+          <w14:ligatures w14:val="none"/>
+        </w:rPr>
+        <w:t>  }</w:t>
+      </w:r>
+    </w:p>
+    <w:p>
+      <w:pPr>
+        <w:spacing w:after="0"/>
+        <w:jc w:val="both"/>
+        <w:rPr>
+          <w:rFonts w:ascii="Times New Roman" w:hAnsi="Times New Roman" w:cs="Times New Roman"/>
+        </w:rPr>
+      </w:pPr>
+      <w:r>
+        <w:rPr>
+          <w:rFonts w:ascii="Times New Roman" w:hAnsi="Times New Roman" w:cs="Times New Roman"/>
+        </w:rPr>
+        <w:t xml:space="preserve">Disini kita melakukan penambahan data serta binding yang ada di Database.php , kita menggunakan rowCount() </w:t>
+      </w:r>
+      <w:r>
+        <w:rPr>
+          <w:rFonts w:ascii="Times New Roman" w:hAnsi="Times New Roman" w:cs="Times New Roman"/>
+          <w:b/>
+          <w:bCs/>
+        </w:rPr>
+        <w:t xml:space="preserve">agar dapat mengembalikan 1 jika dijalankan, karena sebelumnya kita menggunakan logic true dan false. </w:t>
+      </w:r>
+    </w:p>
+    <w:p>
+      <w:pPr>
+        <w:shd w:val="clear" w:color="auto" w:fill="1F1F1F"/>
+        <w:spacing w:after="0" w:line="285" w:lineRule="atLeast"/>
+        <w:rPr>
+          <w:rFonts w:ascii="Consolas" w:eastAsia="Times New Roman" w:hAnsi="Consolas" w:cs="Times New Roman"/>
+          <w:color w:val="CCCCCC"/>
+          <w:kern w:val="0"/>
+          <w:sz w:val="21"/>
+          <w:szCs w:val="21"/>
+          <w:lang w:eastAsia="en-ID"/>
+          <w14:ligatures w14:val="none"/>
+        </w:rPr>
+      </w:pPr>
+      <w:r>
+        <w:rPr>
+          <w:rFonts w:ascii="Consolas" w:eastAsia="Times New Roman" w:hAnsi="Consolas" w:cs="Times New Roman"/>
+          <w:color w:val="D4D4D4"/>
+          <w:kern w:val="0"/>
+          <w:sz w:val="21"/>
+          <w:szCs w:val="21"/>
+          <w:lang w:eastAsia="en-ID"/>
+          <w14:ligatures w14:val="none"/>
+        </w:rPr>
+        <w:t xml:space="preserve">  </w:t>
+      </w:r>
+      <w:r>
+        <w:rPr>
+          <w:rFonts w:ascii="Consolas" w:eastAsia="Times New Roman" w:hAnsi="Consolas" w:cs="Times New Roman"/>
+          <w:color w:val="6A9955"/>
+          <w:kern w:val="0"/>
+          <w:sz w:val="21"/>
+          <w:szCs w:val="21"/>
+          <w:lang w:eastAsia="en-ID"/>
+          <w14:ligatures w14:val="none"/>
+        </w:rPr>
+        <w:t>// menghitung berapa baris yang berubah</w:t>
+      </w:r>
+    </w:p>
+    <w:p>
+      <w:pPr>
+        <w:shd w:val="clear" w:color="auto" w:fill="1F1F1F"/>
+        <w:spacing w:after="0" w:line="285" w:lineRule="atLeast"/>
+        <w:rPr>
+          <w:rFonts w:ascii="Consolas" w:eastAsia="Times New Roman" w:hAnsi="Consolas" w:cs="Times New Roman"/>
+          <w:color w:val="CCCCCC"/>
+          <w:kern w:val="0"/>
+          <w:sz w:val="21"/>
+          <w:szCs w:val="21"/>
+          <w:lang w:eastAsia="en-ID"/>
+          <w14:ligatures w14:val="none"/>
+        </w:rPr>
+      </w:pPr>
+      <w:r>
+        <w:rPr>
+          <w:rFonts w:ascii="Consolas" w:eastAsia="Times New Roman" w:hAnsi="Consolas" w:cs="Times New Roman"/>
+          <w:color w:val="D4D4D4"/>
+          <w:kern w:val="0"/>
+          <w:sz w:val="21"/>
+          <w:szCs w:val="21"/>
+          <w:lang w:eastAsia="en-ID"/>
+          <w14:ligatures w14:val="none"/>
+        </w:rPr>
+        <w:t xml:space="preserve">  </w:t>
+      </w:r>
+      <w:r>
+        <w:rPr>
+          <w:rFonts w:ascii="Consolas" w:eastAsia="Times New Roman" w:hAnsi="Consolas" w:cs="Times New Roman"/>
+          <w:color w:val="569CD6"/>
+          <w:kern w:val="0"/>
+          <w:sz w:val="21"/>
+          <w:szCs w:val="21"/>
+          <w:lang w:eastAsia="en-ID"/>
+          <w14:ligatures w14:val="none"/>
+        </w:rPr>
+        <w:t>public</w:t>
+      </w:r>
+      <w:r>
+        <w:rPr>
+          <w:rFonts w:ascii="Consolas" w:eastAsia="Times New Roman" w:hAnsi="Consolas" w:cs="Times New Roman"/>
+          <w:color w:val="D4D4D4"/>
+          <w:kern w:val="0"/>
+          <w:sz w:val="21"/>
+          <w:szCs w:val="21"/>
+          <w:lang w:eastAsia="en-ID"/>
+          <w14:ligatures w14:val="none"/>
+        </w:rPr>
+        <w:t xml:space="preserve"> </w:t>
+      </w:r>
+      <w:r>
+        <w:rPr>
+          <w:rFonts w:ascii="Consolas" w:eastAsia="Times New Roman" w:hAnsi="Consolas" w:cs="Times New Roman"/>
+          <w:color w:val="569CD6"/>
+          <w:kern w:val="0"/>
+          <w:sz w:val="21"/>
+          <w:szCs w:val="21"/>
+          <w:lang w:eastAsia="en-ID"/>
+          <w14:ligatures w14:val="none"/>
+        </w:rPr>
+        <w:t>function</w:t>
+      </w:r>
+      <w:r>
+        <w:rPr>
+          <w:rFonts w:ascii="Consolas" w:eastAsia="Times New Roman" w:hAnsi="Consolas" w:cs="Times New Roman"/>
+          <w:color w:val="D4D4D4"/>
+          <w:kern w:val="0"/>
+          <w:sz w:val="21"/>
+          <w:szCs w:val="21"/>
+          <w:lang w:eastAsia="en-ID"/>
+          <w14:ligatures w14:val="none"/>
+        </w:rPr>
+        <w:t xml:space="preserve"> </w:t>
+      </w:r>
+      <w:r>
+        <w:rPr>
+          <w:rFonts w:ascii="Consolas" w:eastAsia="Times New Roman" w:hAnsi="Consolas" w:cs="Times New Roman"/>
+          <w:color w:val="DCDCAA"/>
+          <w:kern w:val="0"/>
+          <w:sz w:val="21"/>
+          <w:szCs w:val="21"/>
+          <w:lang w:eastAsia="en-ID"/>
+          <w14:ligatures w14:val="none"/>
+        </w:rPr>
+        <w:t>rowCount</w:t>
+      </w:r>
+      <w:r>
+        <w:rPr>
+          <w:rFonts w:ascii="Consolas" w:eastAsia="Times New Roman" w:hAnsi="Consolas" w:cs="Times New Roman"/>
+          <w:color w:val="D4D4D4"/>
+          <w:kern w:val="0"/>
+          <w:sz w:val="21"/>
+          <w:szCs w:val="21"/>
+          <w:lang w:eastAsia="en-ID"/>
+          <w14:ligatures w14:val="none"/>
+        </w:rPr>
+        <w:t>() {</w:t>
+      </w:r>
+    </w:p>
+    <w:p>
+      <w:pPr>
+        <w:shd w:val="clear" w:color="auto" w:fill="1F1F1F"/>
+        <w:spacing w:after="0" w:line="285" w:lineRule="atLeast"/>
+        <w:rPr>
+          <w:rFonts w:ascii="Consolas" w:eastAsia="Times New Roman" w:hAnsi="Consolas" w:cs="Times New Roman"/>
+          <w:color w:val="CCCCCC"/>
+          <w:kern w:val="0"/>
+          <w:sz w:val="21"/>
+          <w:szCs w:val="21"/>
+          <w:lang w:eastAsia="en-ID"/>
+          <w14:ligatures w14:val="none"/>
+        </w:rPr>
+      </w:pPr>
+      <w:r>
+        <w:rPr>
+          <w:rFonts w:ascii="Consolas" w:eastAsia="Times New Roman" w:hAnsi="Consolas" w:cs="Times New Roman"/>
+          <w:color w:val="D4D4D4"/>
+          <w:kern w:val="0"/>
+          <w:sz w:val="21"/>
+          <w:szCs w:val="21"/>
+          <w:lang w:eastAsia="en-ID"/>
+          <w14:ligatures w14:val="none"/>
+        </w:rPr>
+        <w:t xml:space="preserve">    </w:t>
+      </w:r>
+      <w:r>
+        <w:rPr>
+          <w:rFonts w:ascii="Consolas" w:eastAsia="Times New Roman" w:hAnsi="Consolas" w:cs="Times New Roman"/>
+          <w:color w:val="C586C0"/>
+          <w:kern w:val="0"/>
+          <w:sz w:val="21"/>
+          <w:szCs w:val="21"/>
+          <w:lang w:eastAsia="en-ID"/>
+          <w14:ligatures w14:val="none"/>
+        </w:rPr>
+        <w:t>return</w:t>
+      </w:r>
+      <w:r>
+        <w:rPr>
+          <w:rFonts w:ascii="Consolas" w:eastAsia="Times New Roman" w:hAnsi="Consolas" w:cs="Times New Roman"/>
+          <w:color w:val="D4D4D4"/>
+          <w:kern w:val="0"/>
+          <w:sz w:val="21"/>
+          <w:szCs w:val="21"/>
+          <w:lang w:eastAsia="en-ID"/>
+          <w14:ligatures w14:val="none"/>
+        </w:rPr>
+        <w:t xml:space="preserve"> </w:t>
+      </w:r>
+      <w:r>
+        <w:rPr>
+          <w:rFonts w:ascii="Consolas" w:eastAsia="Times New Roman" w:hAnsi="Consolas" w:cs="Times New Roman"/>
+          <w:color w:val="569CD6"/>
+          <w:kern w:val="0"/>
+          <w:sz w:val="21"/>
+          <w:szCs w:val="21"/>
+          <w:lang w:eastAsia="en-ID"/>
+          <w14:ligatures w14:val="none"/>
+        </w:rPr>
+        <w:t>$this</w:t>
+      </w:r>
+      <w:r>
+        <w:rPr>
+          <w:rFonts w:ascii="Consolas" w:eastAsia="Times New Roman" w:hAnsi="Consolas" w:cs="Times New Roman"/>
+          <w:color w:val="D4D4D4"/>
+          <w:kern w:val="0"/>
+          <w:sz w:val="21"/>
+          <w:szCs w:val="21"/>
+          <w:lang w:eastAsia="en-ID"/>
+          <w14:ligatures w14:val="none"/>
+        </w:rPr>
+        <w:t>-&gt;</w:t>
+      </w:r>
+      <w:r>
+        <w:rPr>
+          <w:rFonts w:ascii="Consolas" w:eastAsia="Times New Roman" w:hAnsi="Consolas" w:cs="Times New Roman"/>
+          <w:color w:val="9CDCFE"/>
+          <w:kern w:val="0"/>
+          <w:sz w:val="21"/>
+          <w:szCs w:val="21"/>
+          <w:lang w:eastAsia="en-ID"/>
+          <w14:ligatures w14:val="none"/>
+        </w:rPr>
+        <w:t>statement</w:t>
+      </w:r>
+      <w:r>
+        <w:rPr>
+          <w:rFonts w:ascii="Consolas" w:eastAsia="Times New Roman" w:hAnsi="Consolas" w:cs="Times New Roman"/>
+          <w:color w:val="D4D4D4"/>
+          <w:kern w:val="0"/>
+          <w:sz w:val="21"/>
+          <w:szCs w:val="21"/>
+          <w:lang w:eastAsia="en-ID"/>
+          <w14:ligatures w14:val="none"/>
+        </w:rPr>
+        <w:t>-&gt;</w:t>
+      </w:r>
+      <w:r>
+        <w:rPr>
+          <w:rFonts w:ascii="Consolas" w:eastAsia="Times New Roman" w:hAnsi="Consolas" w:cs="Times New Roman"/>
+          <w:color w:val="DCDCAA"/>
+          <w:kern w:val="0"/>
+          <w:sz w:val="21"/>
+          <w:szCs w:val="21"/>
+          <w:lang w:eastAsia="en-ID"/>
+          <w14:ligatures w14:val="none"/>
+        </w:rPr>
+        <w:t>rowCount</w:t>
+      </w:r>
+      <w:r>
+        <w:rPr>
+          <w:rFonts w:ascii="Consolas" w:eastAsia="Times New Roman" w:hAnsi="Consolas" w:cs="Times New Roman"/>
+          <w:color w:val="D4D4D4"/>
+          <w:kern w:val="0"/>
+          <w:sz w:val="21"/>
+          <w:szCs w:val="21"/>
+          <w:lang w:eastAsia="en-ID"/>
+          <w14:ligatures w14:val="none"/>
+        </w:rPr>
+        <w:t>();</w:t>
+      </w:r>
+    </w:p>
+    <w:p>
+      <w:pPr>
+        <w:shd w:val="clear" w:color="auto" w:fill="1F1F1F"/>
+        <w:spacing w:after="0" w:line="285" w:lineRule="atLeast"/>
+        <w:rPr>
+          <w:rFonts w:ascii="Consolas" w:eastAsia="Times New Roman" w:hAnsi="Consolas" w:cs="Times New Roman"/>
+          <w:color w:val="CCCCCC"/>
+          <w:kern w:val="0"/>
+          <w:sz w:val="21"/>
+          <w:szCs w:val="21"/>
+          <w:lang w:eastAsia="en-ID"/>
+          <w14:ligatures w14:val="none"/>
+        </w:rPr>
+      </w:pPr>
+      <w:r>
+        <w:rPr>
+          <w:rFonts w:ascii="Consolas" w:eastAsia="Times New Roman" w:hAnsi="Consolas" w:cs="Times New Roman"/>
+          <w:color w:val="D4D4D4"/>
+          <w:kern w:val="0"/>
+          <w:sz w:val="21"/>
+          <w:szCs w:val="21"/>
+          <w:lang w:eastAsia="en-ID"/>
+          <w14:ligatures w14:val="none"/>
+        </w:rPr>
+        <w:t>  }</w:t>
+      </w:r>
+    </w:p>
+    <w:p>
+      <w:pPr>
+        <w:spacing w:after="0"/>
+        <w:jc w:val="both"/>
+        <w:rPr>
+          <w:rFonts w:ascii="Times New Roman" w:hAnsi="Times New Roman" w:cs="Times New Roman"/>
+        </w:rPr>
+      </w:pPr>
+    </w:p>
+    <w:p>
+      <w:pPr>
+        <w:spacing w:after="0"/>
+        <w:jc w:val="both"/>
+        <w:rPr>
+          <w:rFonts w:ascii="Times New Roman" w:hAnsi="Times New Roman" w:cs="Times New Roman"/>
+          <w:b/>
+          <w:bCs/>
+        </w:rPr>
+      </w:pPr>
+      <w:r>
+        <w:rPr>
+          <w:rFonts w:ascii="Times New Roman" w:hAnsi="Times New Roman" w:cs="Times New Roman"/>
+          <w:b/>
+          <w:bCs/>
+        </w:rPr>
+        <w:t>10. Flash Message</w:t>
+      </w:r>
+    </w:p>
+    <w:p>
+      <w:pPr>
+        <w:spacing w:after="0"/>
+        <w:jc w:val="both"/>
+        <w:rPr>
+          <w:rFonts w:ascii="Times New Roman" w:hAnsi="Times New Roman" w:cs="Times New Roman"/>
+        </w:rPr>
+      </w:pPr>
+      <w:r>
+        <w:rPr>
+          <w:rFonts w:ascii="Times New Roman" w:hAnsi="Times New Roman" w:cs="Times New Roman"/>
+        </w:rPr>
+        <w:t xml:space="preserve">Sekarang kita bikin flash massage untuk mengampilkan pesan bahwa sudah melakukan crud. </w:t>
+      </w:r>
+    </w:p>
+    <w:p>
+      <w:pPr>
+        <w:spacing w:after="0"/>
+        <w:jc w:val="both"/>
+        <w:rPr>
+          <w:rFonts w:ascii="Times New Roman" w:hAnsi="Times New Roman" w:cs="Times New Roman"/>
+          <w:b/>
+          <w:bCs/>
+        </w:rPr>
+      </w:pPr>
+      <w:r>
+        <w:rPr>
+          <w:rFonts w:ascii="Times New Roman" w:hAnsi="Times New Roman" w:cs="Times New Roman"/>
+          <w:b/>
+          <w:bCs/>
+        </w:rPr>
+        <w:t>A. Membuat core Flasher</w:t>
+      </w:r>
+    </w:p>
+    <w:p>
+      <w:pPr>
+        <w:shd w:val="clear" w:color="auto" w:fill="1F1F1F"/>
+        <w:spacing w:after="0" w:line="285" w:lineRule="atLeast"/>
+        <w:rPr>
+          <w:rFonts w:ascii="Consolas" w:eastAsia="Times New Roman" w:hAnsi="Consolas" w:cs="Times New Roman"/>
+          <w:color w:val="CCCCCC"/>
+          <w:kern w:val="0"/>
+          <w:sz w:val="21"/>
+          <w:szCs w:val="21"/>
+          <w:lang w:eastAsia="en-ID"/>
+          <w14:ligatures w14:val="none"/>
+        </w:rPr>
+      </w:pPr>
+      <w:r>
+        <w:rPr>
+          <w:rFonts w:ascii="Consolas" w:eastAsia="Times New Roman" w:hAnsi="Consolas" w:cs="Times New Roman"/>
+          <w:color w:val="569CD6"/>
+          <w:kern w:val="0"/>
+          <w:sz w:val="21"/>
+          <w:szCs w:val="21"/>
+          <w:lang w:eastAsia="en-ID"/>
+          <w14:ligatures w14:val="none"/>
+        </w:rPr>
+        <w:t>&lt;?php</w:t>
+      </w:r>
+      <w:r>
+        <w:rPr>
+          <w:rFonts w:ascii="Consolas" w:eastAsia="Times New Roman" w:hAnsi="Consolas" w:cs="Times New Roman"/>
+          <w:color w:val="D4D4D4"/>
+          <w:kern w:val="0"/>
+          <w:sz w:val="21"/>
+          <w:szCs w:val="21"/>
+          <w:lang w:eastAsia="en-ID"/>
+          <w14:ligatures w14:val="none"/>
+        </w:rPr>
+        <w:t xml:space="preserve"> </w:t>
+      </w:r>
+    </w:p>
+    <w:p>
+      <w:pPr>
+        <w:shd w:val="clear" w:color="auto" w:fill="1F1F1F"/>
+        <w:spacing w:after="0" w:line="285" w:lineRule="atLeast"/>
+        <w:rPr>
+          <w:rFonts w:ascii="Consolas" w:eastAsia="Times New Roman" w:hAnsi="Consolas" w:cs="Times New Roman"/>
+          <w:color w:val="CCCCCC"/>
+          <w:kern w:val="0"/>
+          <w:sz w:val="21"/>
+          <w:szCs w:val="21"/>
+          <w:lang w:eastAsia="en-ID"/>
+          <w14:ligatures w14:val="none"/>
+        </w:rPr>
+      </w:pPr>
+      <w:r>
+        <w:rPr>
+          <w:rFonts w:ascii="Consolas" w:eastAsia="Times New Roman" w:hAnsi="Consolas" w:cs="Times New Roman"/>
+          <w:color w:val="569CD6"/>
+          <w:kern w:val="0"/>
+          <w:sz w:val="21"/>
+          <w:szCs w:val="21"/>
+          <w:lang w:eastAsia="en-ID"/>
+          <w14:ligatures w14:val="none"/>
+        </w:rPr>
+        <w:t>class</w:t>
+      </w:r>
+      <w:r>
+        <w:rPr>
+          <w:rFonts w:ascii="Consolas" w:eastAsia="Times New Roman" w:hAnsi="Consolas" w:cs="Times New Roman"/>
+          <w:color w:val="D4D4D4"/>
+          <w:kern w:val="0"/>
+          <w:sz w:val="21"/>
+          <w:szCs w:val="21"/>
+          <w:lang w:eastAsia="en-ID"/>
+          <w14:ligatures w14:val="none"/>
+        </w:rPr>
+        <w:t xml:space="preserve"> </w:t>
+      </w:r>
+      <w:r>
+        <w:rPr>
+          <w:rFonts w:ascii="Consolas" w:eastAsia="Times New Roman" w:hAnsi="Consolas" w:cs="Times New Roman"/>
+          <w:color w:val="4EC9B0"/>
+          <w:kern w:val="0"/>
+          <w:sz w:val="21"/>
+          <w:szCs w:val="21"/>
+          <w:lang w:eastAsia="en-ID"/>
+          <w14:ligatures w14:val="none"/>
+        </w:rPr>
+        <w:t>Flasher</w:t>
+      </w:r>
+      <w:r>
+        <w:rPr>
+          <w:rFonts w:ascii="Consolas" w:eastAsia="Times New Roman" w:hAnsi="Consolas" w:cs="Times New Roman"/>
+          <w:color w:val="D4D4D4"/>
+          <w:kern w:val="0"/>
+          <w:sz w:val="21"/>
+          <w:szCs w:val="21"/>
+          <w:lang w:eastAsia="en-ID"/>
+          <w14:ligatures w14:val="none"/>
+        </w:rPr>
+        <w:t xml:space="preserve"> {</w:t>
+      </w:r>
+    </w:p>
+    <w:p>
+      <w:pPr>
+        <w:shd w:val="clear" w:color="auto" w:fill="1F1F1F"/>
+        <w:spacing w:after="0" w:line="285" w:lineRule="atLeast"/>
+        <w:rPr>
+          <w:rFonts w:ascii="Consolas" w:eastAsia="Times New Roman" w:hAnsi="Consolas" w:cs="Times New Roman"/>
+          <w:color w:val="CCCCCC"/>
+          <w:kern w:val="0"/>
+          <w:sz w:val="21"/>
+          <w:szCs w:val="21"/>
+          <w:lang w:eastAsia="en-ID"/>
+          <w14:ligatures w14:val="none"/>
+        </w:rPr>
+      </w:pPr>
+      <w:r>
+        <w:rPr>
+          <w:rFonts w:ascii="Consolas" w:eastAsia="Times New Roman" w:hAnsi="Consolas" w:cs="Times New Roman"/>
+          <w:color w:val="D4D4D4"/>
+          <w:kern w:val="0"/>
+          <w:sz w:val="21"/>
+          <w:szCs w:val="21"/>
+          <w:lang w:eastAsia="en-ID"/>
+          <w14:ligatures w14:val="none"/>
+        </w:rPr>
+        <w:t xml:space="preserve">  </w:t>
+      </w:r>
+      <w:r>
+        <w:rPr>
+          <w:rFonts w:ascii="Consolas" w:eastAsia="Times New Roman" w:hAnsi="Consolas" w:cs="Times New Roman"/>
+          <w:color w:val="569CD6"/>
+          <w:kern w:val="0"/>
+          <w:sz w:val="21"/>
+          <w:szCs w:val="21"/>
+          <w:lang w:eastAsia="en-ID"/>
+          <w14:ligatures w14:val="none"/>
+        </w:rPr>
+        <w:t>public</w:t>
+      </w:r>
+      <w:r>
+        <w:rPr>
+          <w:rFonts w:ascii="Consolas" w:eastAsia="Times New Roman" w:hAnsi="Consolas" w:cs="Times New Roman"/>
+          <w:color w:val="D4D4D4"/>
+          <w:kern w:val="0"/>
+          <w:sz w:val="21"/>
+          <w:szCs w:val="21"/>
+          <w:lang w:eastAsia="en-ID"/>
+          <w14:ligatures w14:val="none"/>
+        </w:rPr>
+        <w:t xml:space="preserve"> </w:t>
+      </w:r>
+      <w:r>
+        <w:rPr>
+          <w:rFonts w:ascii="Consolas" w:eastAsia="Times New Roman" w:hAnsi="Consolas" w:cs="Times New Roman"/>
+          <w:color w:val="569CD6"/>
+          <w:kern w:val="0"/>
+          <w:sz w:val="21"/>
+          <w:szCs w:val="21"/>
+          <w:lang w:eastAsia="en-ID"/>
+          <w14:ligatures w14:val="none"/>
+        </w:rPr>
+        <w:t>static</w:t>
+      </w:r>
+      <w:r>
+        <w:rPr>
+          <w:rFonts w:ascii="Consolas" w:eastAsia="Times New Roman" w:hAnsi="Consolas" w:cs="Times New Roman"/>
+          <w:color w:val="D4D4D4"/>
+          <w:kern w:val="0"/>
+          <w:sz w:val="21"/>
+          <w:szCs w:val="21"/>
+          <w:lang w:eastAsia="en-ID"/>
+          <w14:ligatures w14:val="none"/>
+        </w:rPr>
+        <w:t xml:space="preserve"> </w:t>
+      </w:r>
+      <w:r>
+        <w:rPr>
+          <w:rFonts w:ascii="Consolas" w:eastAsia="Times New Roman" w:hAnsi="Consolas" w:cs="Times New Roman"/>
+          <w:color w:val="569CD6"/>
+          <w:kern w:val="0"/>
+          <w:sz w:val="21"/>
+          <w:szCs w:val="21"/>
+          <w:lang w:eastAsia="en-ID"/>
+          <w14:ligatures w14:val="none"/>
+        </w:rPr>
+        <w:t>function</w:t>
+      </w:r>
+      <w:r>
+        <w:rPr>
+          <w:rFonts w:ascii="Consolas" w:eastAsia="Times New Roman" w:hAnsi="Consolas" w:cs="Times New Roman"/>
+          <w:color w:val="D4D4D4"/>
+          <w:kern w:val="0"/>
+          <w:sz w:val="21"/>
+          <w:szCs w:val="21"/>
+          <w:lang w:eastAsia="en-ID"/>
+          <w14:ligatures w14:val="none"/>
+        </w:rPr>
+        <w:t xml:space="preserve"> </w:t>
+      </w:r>
+      <w:r>
+        <w:rPr>
+          <w:rFonts w:ascii="Consolas" w:eastAsia="Times New Roman" w:hAnsi="Consolas" w:cs="Times New Roman"/>
+          <w:color w:val="DCDCAA"/>
+          <w:kern w:val="0"/>
+          <w:sz w:val="21"/>
+          <w:szCs w:val="21"/>
+          <w:lang w:eastAsia="en-ID"/>
+          <w14:ligatures w14:val="none"/>
+        </w:rPr>
+        <w:t>setFlash</w:t>
+      </w:r>
+      <w:r>
+        <w:rPr>
+          <w:rFonts w:ascii="Consolas" w:eastAsia="Times New Roman" w:hAnsi="Consolas" w:cs="Times New Roman"/>
+          <w:color w:val="D4D4D4"/>
+          <w:kern w:val="0"/>
+          <w:sz w:val="21"/>
+          <w:szCs w:val="21"/>
+          <w:lang w:eastAsia="en-ID"/>
+          <w14:ligatures w14:val="none"/>
+        </w:rPr>
+        <w:t>(</w:t>
+      </w:r>
+      <w:r>
+        <w:rPr>
+          <w:rFonts w:ascii="Consolas" w:eastAsia="Times New Roman" w:hAnsi="Consolas" w:cs="Times New Roman"/>
+          <w:color w:val="9CDCFE"/>
+          <w:kern w:val="0"/>
+          <w:sz w:val="21"/>
+          <w:szCs w:val="21"/>
+          <w:lang w:eastAsia="en-ID"/>
+          <w14:ligatures w14:val="none"/>
+        </w:rPr>
+        <w:t>$pesan</w:t>
+      </w:r>
+      <w:r>
+        <w:rPr>
+          <w:rFonts w:ascii="Consolas" w:eastAsia="Times New Roman" w:hAnsi="Consolas" w:cs="Times New Roman"/>
+          <w:color w:val="D4D4D4"/>
+          <w:kern w:val="0"/>
+          <w:sz w:val="21"/>
+          <w:szCs w:val="21"/>
+          <w:lang w:eastAsia="en-ID"/>
+          <w14:ligatures w14:val="none"/>
+        </w:rPr>
+        <w:t xml:space="preserve"> , </w:t>
+      </w:r>
+      <w:r>
+        <w:rPr>
+          <w:rFonts w:ascii="Consolas" w:eastAsia="Times New Roman" w:hAnsi="Consolas" w:cs="Times New Roman"/>
+          <w:color w:val="9CDCFE"/>
+          <w:kern w:val="0"/>
+          <w:sz w:val="21"/>
+          <w:szCs w:val="21"/>
+          <w:lang w:eastAsia="en-ID"/>
+          <w14:ligatures w14:val="none"/>
+        </w:rPr>
+        <w:t>$aksi</w:t>
+      </w:r>
+      <w:r>
+        <w:rPr>
+          <w:rFonts w:ascii="Consolas" w:eastAsia="Times New Roman" w:hAnsi="Consolas" w:cs="Times New Roman"/>
+          <w:color w:val="D4D4D4"/>
+          <w:kern w:val="0"/>
+          <w:sz w:val="21"/>
+          <w:szCs w:val="21"/>
+          <w:lang w:eastAsia="en-ID"/>
+          <w14:ligatures w14:val="none"/>
+        </w:rPr>
+        <w:t xml:space="preserve">, </w:t>
+      </w:r>
+      <w:r>
+        <w:rPr>
+          <w:rFonts w:ascii="Consolas" w:eastAsia="Times New Roman" w:hAnsi="Consolas" w:cs="Times New Roman"/>
+          <w:color w:val="9CDCFE"/>
+          <w:kern w:val="0"/>
+          <w:sz w:val="21"/>
+          <w:szCs w:val="21"/>
+          <w:lang w:eastAsia="en-ID"/>
+          <w14:ligatures w14:val="none"/>
+        </w:rPr>
+        <w:t>$tipe</w:t>
+      </w:r>
+      <w:r>
+        <w:rPr>
+          <w:rFonts w:ascii="Consolas" w:eastAsia="Times New Roman" w:hAnsi="Consolas" w:cs="Times New Roman"/>
+          <w:color w:val="D4D4D4"/>
+          <w:kern w:val="0"/>
+          <w:sz w:val="21"/>
+          <w:szCs w:val="21"/>
+          <w:lang w:eastAsia="en-ID"/>
+          <w14:ligatures w14:val="none"/>
+        </w:rPr>
+        <w:t>) {</w:t>
+      </w:r>
+    </w:p>
+    <w:p>
+      <w:pPr>
+        <w:shd w:val="clear" w:color="auto" w:fill="1F1F1F"/>
+        <w:spacing w:after="0" w:line="285" w:lineRule="atLeast"/>
+        <w:rPr>
+          <w:rFonts w:ascii="Consolas" w:eastAsia="Times New Roman" w:hAnsi="Consolas" w:cs="Times New Roman"/>
+          <w:color w:val="CCCCCC"/>
+          <w:kern w:val="0"/>
+          <w:sz w:val="21"/>
+          <w:szCs w:val="21"/>
+          <w:lang w:eastAsia="en-ID"/>
+          <w14:ligatures w14:val="none"/>
+        </w:rPr>
+      </w:pPr>
+      <w:r>
+        <w:rPr>
+          <w:rFonts w:ascii="Consolas" w:eastAsia="Times New Roman" w:hAnsi="Consolas" w:cs="Times New Roman"/>
+          <w:color w:val="D4D4D4"/>
+          <w:kern w:val="0"/>
+          <w:sz w:val="21"/>
+          <w:szCs w:val="21"/>
+          <w:lang w:eastAsia="en-ID"/>
+          <w14:ligatures w14:val="none"/>
+        </w:rPr>
+        <w:t xml:space="preserve">    </w:t>
+      </w:r>
+      <w:r>
+        <w:rPr>
+          <w:rFonts w:ascii="Consolas" w:eastAsia="Times New Roman" w:hAnsi="Consolas" w:cs="Times New Roman"/>
+          <w:color w:val="9CDCFE"/>
+          <w:kern w:val="0"/>
+          <w:sz w:val="21"/>
+          <w:szCs w:val="21"/>
+          <w:lang w:eastAsia="en-ID"/>
+          <w14:ligatures w14:val="none"/>
+        </w:rPr>
+        <w:t>$_SESSION</w:t>
+      </w:r>
+      <w:r>
+        <w:rPr>
+          <w:rFonts w:ascii="Consolas" w:eastAsia="Times New Roman" w:hAnsi="Consolas" w:cs="Times New Roman"/>
+          <w:color w:val="D4D4D4"/>
+          <w:kern w:val="0"/>
+          <w:sz w:val="21"/>
+          <w:szCs w:val="21"/>
+          <w:lang w:eastAsia="en-ID"/>
+          <w14:ligatures w14:val="none"/>
+        </w:rPr>
+        <w:t>[</w:t>
+      </w:r>
+      <w:r>
+        <w:rPr>
+          <w:rFonts w:ascii="Consolas" w:eastAsia="Times New Roman" w:hAnsi="Consolas" w:cs="Times New Roman"/>
+          <w:color w:val="CE9178"/>
+          <w:kern w:val="0"/>
+          <w:sz w:val="21"/>
+          <w:szCs w:val="21"/>
+          <w:lang w:eastAsia="en-ID"/>
+          <w14:ligatures w14:val="none"/>
+        </w:rPr>
+        <w:t>'flash'</w:t>
+      </w:r>
+      <w:r>
+        <w:rPr>
+          <w:rFonts w:ascii="Consolas" w:eastAsia="Times New Roman" w:hAnsi="Consolas" w:cs="Times New Roman"/>
+          <w:color w:val="D4D4D4"/>
+          <w:kern w:val="0"/>
+          <w:sz w:val="21"/>
+          <w:szCs w:val="21"/>
+          <w:lang w:eastAsia="en-ID"/>
+          <w14:ligatures w14:val="none"/>
+        </w:rPr>
+        <w:t>] = [</w:t>
+      </w:r>
+    </w:p>
+    <w:p>
+      <w:pPr>
+        <w:shd w:val="clear" w:color="auto" w:fill="1F1F1F"/>
+        <w:spacing w:after="0" w:line="285" w:lineRule="atLeast"/>
+        <w:rPr>
+          <w:rFonts w:ascii="Consolas" w:eastAsia="Times New Roman" w:hAnsi="Consolas" w:cs="Times New Roman"/>
+          <w:color w:val="CCCCCC"/>
+          <w:kern w:val="0"/>
+          <w:sz w:val="21"/>
+          <w:szCs w:val="21"/>
+          <w:lang w:eastAsia="en-ID"/>
+          <w14:ligatures w14:val="none"/>
+        </w:rPr>
+      </w:pPr>
+      <w:r>
+        <w:rPr>
+          <w:rFonts w:ascii="Consolas" w:eastAsia="Times New Roman" w:hAnsi="Consolas" w:cs="Times New Roman"/>
+          <w:color w:val="D4D4D4"/>
+          <w:kern w:val="0"/>
+          <w:sz w:val="21"/>
+          <w:szCs w:val="21"/>
+          <w:lang w:eastAsia="en-ID"/>
+          <w14:ligatures w14:val="none"/>
+        </w:rPr>
+        <w:t xml:space="preserve">      </w:t>
+      </w:r>
+      <w:r>
+        <w:rPr>
+          <w:rFonts w:ascii="Consolas" w:eastAsia="Times New Roman" w:hAnsi="Consolas" w:cs="Times New Roman"/>
+          <w:color w:val="CE9178"/>
+          <w:kern w:val="0"/>
+          <w:sz w:val="21"/>
+          <w:szCs w:val="21"/>
+          <w:lang w:eastAsia="en-ID"/>
+          <w14:ligatures w14:val="none"/>
+        </w:rPr>
+        <w:t>'pesan'</w:t>
+      </w:r>
+      <w:r>
+        <w:rPr>
+          <w:rFonts w:ascii="Consolas" w:eastAsia="Times New Roman" w:hAnsi="Consolas" w:cs="Times New Roman"/>
+          <w:color w:val="D4D4D4"/>
+          <w:kern w:val="0"/>
+          <w:sz w:val="21"/>
+          <w:szCs w:val="21"/>
+          <w:lang w:eastAsia="en-ID"/>
+          <w14:ligatures w14:val="none"/>
+        </w:rPr>
+        <w:t xml:space="preserve"> =&gt; </w:t>
+      </w:r>
+      <w:r>
+        <w:rPr>
+          <w:rFonts w:ascii="Consolas" w:eastAsia="Times New Roman" w:hAnsi="Consolas" w:cs="Times New Roman"/>
+          <w:color w:val="9CDCFE"/>
+          <w:kern w:val="0"/>
+          <w:sz w:val="21"/>
+          <w:szCs w:val="21"/>
+          <w:lang w:eastAsia="en-ID"/>
+          <w14:ligatures w14:val="none"/>
+        </w:rPr>
+        <w:t>$pesan</w:t>
+      </w:r>
+      <w:r>
+        <w:rPr>
+          <w:rFonts w:ascii="Consolas" w:eastAsia="Times New Roman" w:hAnsi="Consolas" w:cs="Times New Roman"/>
+          <w:color w:val="D4D4D4"/>
+          <w:kern w:val="0"/>
+          <w:sz w:val="21"/>
+          <w:szCs w:val="21"/>
+          <w:lang w:eastAsia="en-ID"/>
+          <w14:ligatures w14:val="none"/>
+        </w:rPr>
+        <w:t>,</w:t>
+      </w:r>
+    </w:p>
+    <w:p>
+      <w:pPr>
+        <w:shd w:val="clear" w:color="auto" w:fill="1F1F1F"/>
+        <w:spacing w:after="0" w:line="285" w:lineRule="atLeast"/>
+        <w:rPr>
+          <w:rFonts w:ascii="Consolas" w:eastAsia="Times New Roman" w:hAnsi="Consolas" w:cs="Times New Roman"/>
+          <w:color w:val="CCCCCC"/>
+          <w:kern w:val="0"/>
+          <w:sz w:val="21"/>
+          <w:szCs w:val="21"/>
+          <w:lang w:eastAsia="en-ID"/>
+          <w14:ligatures w14:val="none"/>
+        </w:rPr>
+      </w:pPr>
+      <w:r>
+        <w:rPr>
+          <w:rFonts w:ascii="Consolas" w:eastAsia="Times New Roman" w:hAnsi="Consolas" w:cs="Times New Roman"/>
+          <w:color w:val="D4D4D4"/>
+          <w:kern w:val="0"/>
+          <w:sz w:val="21"/>
+          <w:szCs w:val="21"/>
+          <w:lang w:eastAsia="en-ID"/>
+          <w14:ligatures w14:val="none"/>
+        </w:rPr>
+        <w:t xml:space="preserve">      </w:t>
+      </w:r>
+      <w:r>
+        <w:rPr>
+          <w:rFonts w:ascii="Consolas" w:eastAsia="Times New Roman" w:hAnsi="Consolas" w:cs="Times New Roman"/>
+          <w:color w:val="CE9178"/>
+          <w:kern w:val="0"/>
+          <w:sz w:val="21"/>
+          <w:szCs w:val="21"/>
+          <w:lang w:eastAsia="en-ID"/>
+          <w14:ligatures w14:val="none"/>
+        </w:rPr>
+        <w:t>'aksi'</w:t>
+      </w:r>
+      <w:r>
+        <w:rPr>
+          <w:rFonts w:ascii="Consolas" w:eastAsia="Times New Roman" w:hAnsi="Consolas" w:cs="Times New Roman"/>
+          <w:color w:val="D4D4D4"/>
+          <w:kern w:val="0"/>
+          <w:sz w:val="21"/>
+          <w:szCs w:val="21"/>
+          <w:lang w:eastAsia="en-ID"/>
+          <w14:ligatures w14:val="none"/>
+        </w:rPr>
+        <w:t xml:space="preserve"> =&gt; </w:t>
+      </w:r>
+      <w:r>
+        <w:rPr>
+          <w:rFonts w:ascii="Consolas" w:eastAsia="Times New Roman" w:hAnsi="Consolas" w:cs="Times New Roman"/>
+          <w:color w:val="9CDCFE"/>
+          <w:kern w:val="0"/>
+          <w:sz w:val="21"/>
+          <w:szCs w:val="21"/>
+          <w:lang w:eastAsia="en-ID"/>
+          <w14:ligatures w14:val="none"/>
+        </w:rPr>
+        <w:t>$aksi</w:t>
+      </w:r>
+      <w:r>
+        <w:rPr>
+          <w:rFonts w:ascii="Consolas" w:eastAsia="Times New Roman" w:hAnsi="Consolas" w:cs="Times New Roman"/>
+          <w:color w:val="D4D4D4"/>
+          <w:kern w:val="0"/>
+          <w:sz w:val="21"/>
+          <w:szCs w:val="21"/>
+          <w:lang w:eastAsia="en-ID"/>
+          <w14:ligatures w14:val="none"/>
+        </w:rPr>
+        <w:t>,</w:t>
+      </w:r>
+    </w:p>
+    <w:p>
+      <w:pPr>
+        <w:shd w:val="clear" w:color="auto" w:fill="1F1F1F"/>
+        <w:spacing w:after="0" w:line="285" w:lineRule="atLeast"/>
+        <w:rPr>
+          <w:rFonts w:ascii="Consolas" w:eastAsia="Times New Roman" w:hAnsi="Consolas" w:cs="Times New Roman"/>
+          <w:color w:val="CCCCCC"/>
+          <w:kern w:val="0"/>
+          <w:sz w:val="21"/>
+          <w:szCs w:val="21"/>
+          <w:lang w:eastAsia="en-ID"/>
+          <w14:ligatures w14:val="none"/>
+        </w:rPr>
+      </w:pPr>
+      <w:r>
+        <w:rPr>
+          <w:rFonts w:ascii="Consolas" w:eastAsia="Times New Roman" w:hAnsi="Consolas" w:cs="Times New Roman"/>
+          <w:color w:val="D4D4D4"/>
+          <w:kern w:val="0"/>
+          <w:sz w:val="21"/>
+          <w:szCs w:val="21"/>
+          <w:lang w:eastAsia="en-ID"/>
+          <w14:ligatures w14:val="none"/>
+        </w:rPr>
+        <w:t xml:space="preserve">      </w:t>
+      </w:r>
+      <w:r>
+        <w:rPr>
+          <w:rFonts w:ascii="Consolas" w:eastAsia="Times New Roman" w:hAnsi="Consolas" w:cs="Times New Roman"/>
+          <w:color w:val="CE9178"/>
+          <w:kern w:val="0"/>
+          <w:sz w:val="21"/>
+          <w:szCs w:val="21"/>
+          <w:lang w:eastAsia="en-ID"/>
+          <w14:ligatures w14:val="none"/>
+        </w:rPr>
+        <w:t>'tipe'</w:t>
+      </w:r>
+      <w:r>
+        <w:rPr>
+          <w:rFonts w:ascii="Consolas" w:eastAsia="Times New Roman" w:hAnsi="Consolas" w:cs="Times New Roman"/>
+          <w:color w:val="D4D4D4"/>
+          <w:kern w:val="0"/>
+          <w:sz w:val="21"/>
+          <w:szCs w:val="21"/>
+          <w:lang w:eastAsia="en-ID"/>
+          <w14:ligatures w14:val="none"/>
+        </w:rPr>
+        <w:t xml:space="preserve"> =&gt; </w:t>
+      </w:r>
+      <w:r>
+        <w:rPr>
+          <w:rFonts w:ascii="Consolas" w:eastAsia="Times New Roman" w:hAnsi="Consolas" w:cs="Times New Roman"/>
+          <w:color w:val="9CDCFE"/>
+          <w:kern w:val="0"/>
+          <w:sz w:val="21"/>
+          <w:szCs w:val="21"/>
+          <w:lang w:eastAsia="en-ID"/>
+          <w14:ligatures w14:val="none"/>
+        </w:rPr>
+        <w:t>$tipe</w:t>
+      </w:r>
+    </w:p>
+    <w:p>
+      <w:pPr>
+        <w:shd w:val="clear" w:color="auto" w:fill="1F1F1F"/>
+        <w:spacing w:after="0" w:line="285" w:lineRule="atLeast"/>
+        <w:rPr>
+          <w:rFonts w:ascii="Consolas" w:eastAsia="Times New Roman" w:hAnsi="Consolas" w:cs="Times New Roman"/>
+          <w:color w:val="CCCCCC"/>
+          <w:kern w:val="0"/>
+          <w:sz w:val="21"/>
+          <w:szCs w:val="21"/>
+          <w:lang w:eastAsia="en-ID"/>
+          <w14:ligatures w14:val="none"/>
+        </w:rPr>
+      </w:pPr>
+      <w:r>
+        <w:rPr>
+          <w:rFonts w:ascii="Consolas" w:eastAsia="Times New Roman" w:hAnsi="Consolas" w:cs="Times New Roman"/>
+          <w:color w:val="D4D4D4"/>
+          <w:kern w:val="0"/>
+          <w:sz w:val="21"/>
+          <w:szCs w:val="21"/>
+          <w:lang w:eastAsia="en-ID"/>
+          <w14:ligatures w14:val="none"/>
+        </w:rPr>
+        <w:t>    ];</w:t>
+      </w:r>
+    </w:p>
+    <w:p>
+      <w:pPr>
+        <w:shd w:val="clear" w:color="auto" w:fill="1F1F1F"/>
+        <w:spacing w:after="0" w:line="285" w:lineRule="atLeast"/>
+        <w:rPr>
+          <w:rFonts w:ascii="Consolas" w:eastAsia="Times New Roman" w:hAnsi="Consolas" w:cs="Times New Roman"/>
+          <w:color w:val="CCCCCC"/>
+          <w:kern w:val="0"/>
+          <w:sz w:val="21"/>
+          <w:szCs w:val="21"/>
+          <w:lang w:eastAsia="en-ID"/>
+          <w14:ligatures w14:val="none"/>
+        </w:rPr>
+      </w:pPr>
+      <w:r>
+        <w:rPr>
+          <w:rFonts w:ascii="Consolas" w:eastAsia="Times New Roman" w:hAnsi="Consolas" w:cs="Times New Roman"/>
+          <w:color w:val="D4D4D4"/>
+          <w:kern w:val="0"/>
+          <w:sz w:val="21"/>
+          <w:szCs w:val="21"/>
+          <w:lang w:eastAsia="en-ID"/>
+          <w14:ligatures w14:val="none"/>
+        </w:rPr>
+        <w:t>  }</w:t>
+      </w:r>
+    </w:p>
+    <w:p>
+      <w:pPr>
+        <w:shd w:val="clear" w:color="auto" w:fill="1F1F1F"/>
+        <w:spacing w:after="0" w:line="285" w:lineRule="atLeast"/>
+        <w:rPr>
+          <w:rFonts w:ascii="Consolas" w:eastAsia="Times New Roman" w:hAnsi="Consolas" w:cs="Times New Roman"/>
+          <w:color w:val="CCCCCC"/>
+          <w:kern w:val="0"/>
+          <w:sz w:val="21"/>
+          <w:szCs w:val="21"/>
+          <w:lang w:eastAsia="en-ID"/>
+          <w14:ligatures w14:val="none"/>
+        </w:rPr>
+      </w:pPr>
+      <w:r>
+        <w:rPr>
+          <w:rFonts w:ascii="Consolas" w:eastAsia="Times New Roman" w:hAnsi="Consolas" w:cs="Times New Roman"/>
+          <w:color w:val="D4D4D4"/>
+          <w:kern w:val="0"/>
+          <w:sz w:val="21"/>
+          <w:szCs w:val="21"/>
+          <w:lang w:eastAsia="en-ID"/>
+          <w14:ligatures w14:val="none"/>
+        </w:rPr>
+        <w:t xml:space="preserve">  </w:t>
+      </w:r>
+      <w:r>
+        <w:rPr>
+          <w:rFonts w:ascii="Consolas" w:eastAsia="Times New Roman" w:hAnsi="Consolas" w:cs="Times New Roman"/>
+          <w:color w:val="569CD6"/>
+          <w:kern w:val="0"/>
+          <w:sz w:val="21"/>
+          <w:szCs w:val="21"/>
+          <w:lang w:eastAsia="en-ID"/>
+          <w14:ligatures w14:val="none"/>
+        </w:rPr>
+        <w:t>public</w:t>
+      </w:r>
+      <w:r>
+        <w:rPr>
+          <w:rFonts w:ascii="Consolas" w:eastAsia="Times New Roman" w:hAnsi="Consolas" w:cs="Times New Roman"/>
+          <w:color w:val="D4D4D4"/>
+          <w:kern w:val="0"/>
+          <w:sz w:val="21"/>
+          <w:szCs w:val="21"/>
+          <w:lang w:eastAsia="en-ID"/>
+          <w14:ligatures w14:val="none"/>
+        </w:rPr>
+        <w:t xml:space="preserve"> </w:t>
+      </w:r>
+      <w:r>
+        <w:rPr>
+          <w:rFonts w:ascii="Consolas" w:eastAsia="Times New Roman" w:hAnsi="Consolas" w:cs="Times New Roman"/>
+          <w:color w:val="569CD6"/>
+          <w:kern w:val="0"/>
+          <w:sz w:val="21"/>
+          <w:szCs w:val="21"/>
+          <w:lang w:eastAsia="en-ID"/>
+          <w14:ligatures w14:val="none"/>
+        </w:rPr>
+        <w:t>static</w:t>
+      </w:r>
+      <w:r>
+        <w:rPr>
+          <w:rFonts w:ascii="Consolas" w:eastAsia="Times New Roman" w:hAnsi="Consolas" w:cs="Times New Roman"/>
+          <w:color w:val="D4D4D4"/>
+          <w:kern w:val="0"/>
+          <w:sz w:val="21"/>
+          <w:szCs w:val="21"/>
+          <w:lang w:eastAsia="en-ID"/>
+          <w14:ligatures w14:val="none"/>
+        </w:rPr>
+        <w:t xml:space="preserve"> </w:t>
+      </w:r>
+      <w:r>
+        <w:rPr>
+          <w:rFonts w:ascii="Consolas" w:eastAsia="Times New Roman" w:hAnsi="Consolas" w:cs="Times New Roman"/>
+          <w:color w:val="569CD6"/>
+          <w:kern w:val="0"/>
+          <w:sz w:val="21"/>
+          <w:szCs w:val="21"/>
+          <w:lang w:eastAsia="en-ID"/>
+          <w14:ligatures w14:val="none"/>
+        </w:rPr>
+        <w:t>function</w:t>
+      </w:r>
+      <w:r>
+        <w:rPr>
+          <w:rFonts w:ascii="Consolas" w:eastAsia="Times New Roman" w:hAnsi="Consolas" w:cs="Times New Roman"/>
+          <w:color w:val="D4D4D4"/>
+          <w:kern w:val="0"/>
+          <w:sz w:val="21"/>
+          <w:szCs w:val="21"/>
+          <w:lang w:eastAsia="en-ID"/>
+          <w14:ligatures w14:val="none"/>
+        </w:rPr>
+        <w:t xml:space="preserve"> </w:t>
+      </w:r>
+      <w:r>
+        <w:rPr>
+          <w:rFonts w:ascii="Consolas" w:eastAsia="Times New Roman" w:hAnsi="Consolas" w:cs="Times New Roman"/>
+          <w:color w:val="DCDCAA"/>
+          <w:kern w:val="0"/>
+          <w:sz w:val="21"/>
+          <w:szCs w:val="21"/>
+          <w:lang w:eastAsia="en-ID"/>
+          <w14:ligatures w14:val="none"/>
+        </w:rPr>
+        <w:t>flash</w:t>
+      </w:r>
+      <w:r>
+        <w:rPr>
+          <w:rFonts w:ascii="Consolas" w:eastAsia="Times New Roman" w:hAnsi="Consolas" w:cs="Times New Roman"/>
+          <w:color w:val="D4D4D4"/>
+          <w:kern w:val="0"/>
+          <w:sz w:val="21"/>
+          <w:szCs w:val="21"/>
+          <w:lang w:eastAsia="en-ID"/>
+          <w14:ligatures w14:val="none"/>
+        </w:rPr>
+        <w:t>(){</w:t>
+      </w:r>
+    </w:p>
+    <w:p>
+      <w:pPr>
+        <w:shd w:val="clear" w:color="auto" w:fill="1F1F1F"/>
+        <w:spacing w:after="0" w:line="285" w:lineRule="atLeast"/>
+        <w:rPr>
+          <w:rFonts w:ascii="Consolas" w:eastAsia="Times New Roman" w:hAnsi="Consolas" w:cs="Times New Roman"/>
+          <w:color w:val="CCCCCC"/>
+          <w:kern w:val="0"/>
+          <w:sz w:val="21"/>
+          <w:szCs w:val="21"/>
+          <w:lang w:eastAsia="en-ID"/>
+          <w14:ligatures w14:val="none"/>
+        </w:rPr>
+      </w:pPr>
+      <w:r>
+        <w:rPr>
+          <w:rFonts w:ascii="Consolas" w:eastAsia="Times New Roman" w:hAnsi="Consolas" w:cs="Times New Roman"/>
+          <w:color w:val="D4D4D4"/>
+          <w:kern w:val="0"/>
+          <w:sz w:val="21"/>
+          <w:szCs w:val="21"/>
+          <w:lang w:eastAsia="en-ID"/>
+          <w14:ligatures w14:val="none"/>
+        </w:rPr>
+        <w:t xml:space="preserve">    </w:t>
+      </w:r>
+      <w:r>
+        <w:rPr>
+          <w:rFonts w:ascii="Consolas" w:eastAsia="Times New Roman" w:hAnsi="Consolas" w:cs="Times New Roman"/>
+          <w:color w:val="C586C0"/>
+          <w:kern w:val="0"/>
+          <w:sz w:val="21"/>
+          <w:szCs w:val="21"/>
+          <w:lang w:eastAsia="en-ID"/>
+          <w14:ligatures w14:val="none"/>
+        </w:rPr>
+        <w:t>if</w:t>
+      </w:r>
+      <w:r>
+        <w:rPr>
+          <w:rFonts w:ascii="Consolas" w:eastAsia="Times New Roman" w:hAnsi="Consolas" w:cs="Times New Roman"/>
+          <w:color w:val="D4D4D4"/>
+          <w:kern w:val="0"/>
+          <w:sz w:val="21"/>
+          <w:szCs w:val="21"/>
+          <w:lang w:eastAsia="en-ID"/>
+          <w14:ligatures w14:val="none"/>
+        </w:rPr>
+        <w:t xml:space="preserve"> (</w:t>
+      </w:r>
+      <w:r>
+        <w:rPr>
+          <w:rFonts w:ascii="Consolas" w:eastAsia="Times New Roman" w:hAnsi="Consolas" w:cs="Times New Roman"/>
+          <w:color w:val="DCDCAA"/>
+          <w:kern w:val="0"/>
+          <w:sz w:val="21"/>
+          <w:szCs w:val="21"/>
+          <w:lang w:eastAsia="en-ID"/>
+          <w14:ligatures w14:val="none"/>
+        </w:rPr>
+        <w:t>isset</w:t>
+      </w:r>
+      <w:r>
+        <w:rPr>
+          <w:rFonts w:ascii="Consolas" w:eastAsia="Times New Roman" w:hAnsi="Consolas" w:cs="Times New Roman"/>
+          <w:color w:val="D4D4D4"/>
+          <w:kern w:val="0"/>
+          <w:sz w:val="21"/>
+          <w:szCs w:val="21"/>
+          <w:lang w:eastAsia="en-ID"/>
+          <w14:ligatures w14:val="none"/>
+        </w:rPr>
+        <w:t>(</w:t>
+      </w:r>
+      <w:r>
+        <w:rPr>
+          <w:rFonts w:ascii="Consolas" w:eastAsia="Times New Roman" w:hAnsi="Consolas" w:cs="Times New Roman"/>
+          <w:color w:val="9CDCFE"/>
+          <w:kern w:val="0"/>
+          <w:sz w:val="21"/>
+          <w:szCs w:val="21"/>
+          <w:lang w:eastAsia="en-ID"/>
+          <w14:ligatures w14:val="none"/>
+        </w:rPr>
+        <w:t>$_SESSION</w:t>
+      </w:r>
+      <w:r>
+        <w:rPr>
+          <w:rFonts w:ascii="Consolas" w:eastAsia="Times New Roman" w:hAnsi="Consolas" w:cs="Times New Roman"/>
+          <w:color w:val="D4D4D4"/>
+          <w:kern w:val="0"/>
+          <w:sz w:val="21"/>
+          <w:szCs w:val="21"/>
+          <w:lang w:eastAsia="en-ID"/>
+          <w14:ligatures w14:val="none"/>
+        </w:rPr>
+        <w:t>[</w:t>
+      </w:r>
+      <w:r>
+        <w:rPr>
+          <w:rFonts w:ascii="Consolas" w:eastAsia="Times New Roman" w:hAnsi="Consolas" w:cs="Times New Roman"/>
+          <w:color w:val="CE9178"/>
+          <w:kern w:val="0"/>
+          <w:sz w:val="21"/>
+          <w:szCs w:val="21"/>
+          <w:lang w:eastAsia="en-ID"/>
+          <w14:ligatures w14:val="none"/>
+        </w:rPr>
+        <w:t>'flash'</w:t>
+      </w:r>
+      <w:r>
+        <w:rPr>
+          <w:rFonts w:ascii="Consolas" w:eastAsia="Times New Roman" w:hAnsi="Consolas" w:cs="Times New Roman"/>
+          <w:color w:val="D4D4D4"/>
+          <w:kern w:val="0"/>
+          <w:sz w:val="21"/>
+          <w:szCs w:val="21"/>
+          <w:lang w:eastAsia="en-ID"/>
+          <w14:ligatures w14:val="none"/>
+        </w:rPr>
+        <w:t>])){</w:t>
+      </w:r>
+    </w:p>
+    <w:p>
+      <w:pPr>
+        <w:shd w:val="clear" w:color="auto" w:fill="1F1F1F"/>
+        <w:spacing w:after="0" w:line="285" w:lineRule="atLeast"/>
+        <w:rPr>
+          <w:rFonts w:ascii="Consolas" w:eastAsia="Times New Roman" w:hAnsi="Consolas" w:cs="Times New Roman"/>
+          <w:color w:val="CCCCCC"/>
+          <w:kern w:val="0"/>
+          <w:sz w:val="21"/>
+          <w:szCs w:val="21"/>
+          <w:lang w:eastAsia="en-ID"/>
+          <w14:ligatures w14:val="none"/>
+        </w:rPr>
+      </w:pPr>
+      <w:r>
+        <w:rPr>
+          <w:rFonts w:ascii="Consolas" w:eastAsia="Times New Roman" w:hAnsi="Consolas" w:cs="Times New Roman"/>
+          <w:color w:val="D4D4D4"/>
+          <w:kern w:val="0"/>
+          <w:sz w:val="21"/>
+          <w:szCs w:val="21"/>
+          <w:lang w:eastAsia="en-ID"/>
+          <w14:ligatures w14:val="none"/>
+        </w:rPr>
+        <w:t xml:space="preserve">      </w:t>
+      </w:r>
+      <w:r>
+        <w:rPr>
+          <w:rFonts w:ascii="Consolas" w:eastAsia="Times New Roman" w:hAnsi="Consolas" w:cs="Times New Roman"/>
+          <w:color w:val="DCDCAA"/>
+          <w:kern w:val="0"/>
+          <w:sz w:val="21"/>
+          <w:szCs w:val="21"/>
+          <w:lang w:eastAsia="en-ID"/>
+          <w14:ligatures w14:val="none"/>
+        </w:rPr>
+        <w:t>echo</w:t>
+      </w:r>
+      <w:r>
+        <w:rPr>
+          <w:rFonts w:ascii="Consolas" w:eastAsia="Times New Roman" w:hAnsi="Consolas" w:cs="Times New Roman"/>
+          <w:color w:val="D4D4D4"/>
+          <w:kern w:val="0"/>
+          <w:sz w:val="21"/>
+          <w:szCs w:val="21"/>
+          <w:lang w:eastAsia="en-ID"/>
+          <w14:ligatures w14:val="none"/>
+        </w:rPr>
+        <w:t xml:space="preserve"> </w:t>
+      </w:r>
+      <w:r>
+        <w:rPr>
+          <w:rFonts w:ascii="Consolas" w:eastAsia="Times New Roman" w:hAnsi="Consolas" w:cs="Times New Roman"/>
+          <w:color w:val="CE9178"/>
+          <w:kern w:val="0"/>
+          <w:sz w:val="21"/>
+          <w:szCs w:val="21"/>
+          <w:lang w:eastAsia="en-ID"/>
+          <w14:ligatures w14:val="none"/>
+        </w:rPr>
+        <w:t>'</w:t>
+      </w:r>
+    </w:p>
+    <w:p>
+      <w:pPr>
+        <w:shd w:val="clear" w:color="auto" w:fill="1F1F1F"/>
+        <w:spacing w:after="0" w:line="285" w:lineRule="atLeast"/>
+        <w:rPr>
+          <w:rFonts w:ascii="Consolas" w:eastAsia="Times New Roman" w:hAnsi="Consolas" w:cs="Times New Roman"/>
+          <w:color w:val="CCCCCC"/>
+          <w:kern w:val="0"/>
+          <w:sz w:val="21"/>
+          <w:szCs w:val="21"/>
+          <w:lang w:eastAsia="en-ID"/>
+          <w14:ligatures w14:val="none"/>
+        </w:rPr>
+      </w:pPr>
+      <w:r>
+        <w:rPr>
+          <w:rFonts w:ascii="Consolas" w:eastAsia="Times New Roman" w:hAnsi="Consolas" w:cs="Times New Roman"/>
+          <w:color w:val="CE9178"/>
+          <w:kern w:val="0"/>
+          <w:sz w:val="21"/>
+          <w:szCs w:val="21"/>
+          <w:lang w:eastAsia="en-ID"/>
+          <w14:ligatures w14:val="none"/>
+        </w:rPr>
+        <w:t>      &lt;div class="alert alert-'</w:t>
+      </w:r>
+      <w:r>
+        <w:rPr>
+          <w:rFonts w:ascii="Consolas" w:eastAsia="Times New Roman" w:hAnsi="Consolas" w:cs="Times New Roman"/>
+          <w:color w:val="D4D4D4"/>
+          <w:kern w:val="0"/>
+          <w:sz w:val="21"/>
+          <w:szCs w:val="21"/>
+          <w:lang w:eastAsia="en-ID"/>
+          <w14:ligatures w14:val="none"/>
+        </w:rPr>
+        <w:t xml:space="preserve"> . </w:t>
+      </w:r>
+      <w:r>
+        <w:rPr>
+          <w:rFonts w:ascii="Consolas" w:eastAsia="Times New Roman" w:hAnsi="Consolas" w:cs="Times New Roman"/>
+          <w:color w:val="9CDCFE"/>
+          <w:kern w:val="0"/>
+          <w:sz w:val="21"/>
+          <w:szCs w:val="21"/>
+          <w:lang w:eastAsia="en-ID"/>
+          <w14:ligatures w14:val="none"/>
+        </w:rPr>
+        <w:t>$_SESSION</w:t>
+      </w:r>
+      <w:r>
+        <w:rPr>
+          <w:rFonts w:ascii="Consolas" w:eastAsia="Times New Roman" w:hAnsi="Consolas" w:cs="Times New Roman"/>
+          <w:color w:val="D4D4D4"/>
+          <w:kern w:val="0"/>
+          <w:sz w:val="21"/>
+          <w:szCs w:val="21"/>
+          <w:lang w:eastAsia="en-ID"/>
+          <w14:ligatures w14:val="none"/>
+        </w:rPr>
+        <w:t>[</w:t>
+      </w:r>
+      <w:r>
+        <w:rPr>
+          <w:rFonts w:ascii="Consolas" w:eastAsia="Times New Roman" w:hAnsi="Consolas" w:cs="Times New Roman"/>
+          <w:color w:val="CE9178"/>
+          <w:kern w:val="0"/>
+          <w:sz w:val="21"/>
+          <w:szCs w:val="21"/>
+          <w:lang w:eastAsia="en-ID"/>
+          <w14:ligatures w14:val="none"/>
+        </w:rPr>
+        <w:t>'flash'</w:t>
+      </w:r>
+      <w:r>
+        <w:rPr>
+          <w:rFonts w:ascii="Consolas" w:eastAsia="Times New Roman" w:hAnsi="Consolas" w:cs="Times New Roman"/>
+          <w:color w:val="D4D4D4"/>
+          <w:kern w:val="0"/>
+          <w:sz w:val="21"/>
+          <w:szCs w:val="21"/>
+          <w:lang w:eastAsia="en-ID"/>
+          <w14:ligatures w14:val="none"/>
+        </w:rPr>
+        <w:t>][</w:t>
+      </w:r>
+      <w:r>
+        <w:rPr>
+          <w:rFonts w:ascii="Consolas" w:eastAsia="Times New Roman" w:hAnsi="Consolas" w:cs="Times New Roman"/>
+          <w:color w:val="CE9178"/>
+          <w:kern w:val="0"/>
+          <w:sz w:val="21"/>
+          <w:szCs w:val="21"/>
+          <w:lang w:eastAsia="en-ID"/>
+          <w14:ligatures w14:val="none"/>
+        </w:rPr>
+        <w:t>'tipe'</w:t>
+      </w:r>
+      <w:r>
+        <w:rPr>
+          <w:rFonts w:ascii="Consolas" w:eastAsia="Times New Roman" w:hAnsi="Consolas" w:cs="Times New Roman"/>
+          <w:color w:val="D4D4D4"/>
+          <w:kern w:val="0"/>
+          <w:sz w:val="21"/>
+          <w:szCs w:val="21"/>
+          <w:lang w:eastAsia="en-ID"/>
+          <w14:ligatures w14:val="none"/>
+        </w:rPr>
+        <w:t>].</w:t>
+      </w:r>
+      <w:r>
+        <w:rPr>
+          <w:rFonts w:ascii="Consolas" w:eastAsia="Times New Roman" w:hAnsi="Consolas" w:cs="Times New Roman"/>
+          <w:color w:val="CE9178"/>
+          <w:kern w:val="0"/>
+          <w:sz w:val="21"/>
+          <w:szCs w:val="21"/>
+          <w:lang w:eastAsia="en-ID"/>
+          <w14:ligatures w14:val="none"/>
+        </w:rPr>
+        <w:t>' alert-dismissible fade show" role="alert"&gt;</w:t>
+      </w:r>
+    </w:p>
+    <w:p>
+      <w:pPr>
+        <w:shd w:val="clear" w:color="auto" w:fill="1F1F1F"/>
+        <w:spacing w:after="0" w:line="285" w:lineRule="atLeast"/>
+        <w:rPr>
+          <w:rFonts w:ascii="Consolas" w:eastAsia="Times New Roman" w:hAnsi="Consolas" w:cs="Times New Roman"/>
+          <w:color w:val="CCCCCC"/>
+          <w:kern w:val="0"/>
+          <w:sz w:val="21"/>
+          <w:szCs w:val="21"/>
+          <w:lang w:eastAsia="en-ID"/>
+          <w14:ligatures w14:val="none"/>
+        </w:rPr>
+      </w:pPr>
+      <w:r>
+        <w:rPr>
+          <w:rFonts w:ascii="Consolas" w:eastAsia="Times New Roman" w:hAnsi="Consolas" w:cs="Times New Roman"/>
+          <w:color w:val="CE9178"/>
+          <w:kern w:val="0"/>
+          <w:sz w:val="21"/>
+          <w:szCs w:val="21"/>
+          <w:lang w:eastAsia="en-ID"/>
+          <w14:ligatures w14:val="none"/>
+        </w:rPr>
+        <w:t>        Data mahasiswa &lt;strong&gt;'</w:t>
+      </w:r>
+      <w:r>
+        <w:rPr>
+          <w:rFonts w:ascii="Consolas" w:eastAsia="Times New Roman" w:hAnsi="Consolas" w:cs="Times New Roman"/>
+          <w:color w:val="D4D4D4"/>
+          <w:kern w:val="0"/>
+          <w:sz w:val="21"/>
+          <w:szCs w:val="21"/>
+          <w:lang w:eastAsia="en-ID"/>
+          <w14:ligatures w14:val="none"/>
+        </w:rPr>
+        <w:t xml:space="preserve">. </w:t>
+      </w:r>
+      <w:r>
+        <w:rPr>
+          <w:rFonts w:ascii="Consolas" w:eastAsia="Times New Roman" w:hAnsi="Consolas" w:cs="Times New Roman"/>
+          <w:color w:val="9CDCFE"/>
+          <w:kern w:val="0"/>
+          <w:sz w:val="21"/>
+          <w:szCs w:val="21"/>
+          <w:lang w:eastAsia="en-ID"/>
+          <w14:ligatures w14:val="none"/>
+        </w:rPr>
+        <w:t>$_SESSION</w:t>
+      </w:r>
+      <w:r>
+        <w:rPr>
+          <w:rFonts w:ascii="Consolas" w:eastAsia="Times New Roman" w:hAnsi="Consolas" w:cs="Times New Roman"/>
+          <w:color w:val="D4D4D4"/>
+          <w:kern w:val="0"/>
+          <w:sz w:val="21"/>
+          <w:szCs w:val="21"/>
+          <w:lang w:eastAsia="en-ID"/>
+          <w14:ligatures w14:val="none"/>
+        </w:rPr>
+        <w:t>[</w:t>
+      </w:r>
+      <w:r>
+        <w:rPr>
+          <w:rFonts w:ascii="Consolas" w:eastAsia="Times New Roman" w:hAnsi="Consolas" w:cs="Times New Roman"/>
+          <w:color w:val="CE9178"/>
+          <w:kern w:val="0"/>
+          <w:sz w:val="21"/>
+          <w:szCs w:val="21"/>
+          <w:lang w:eastAsia="en-ID"/>
+          <w14:ligatures w14:val="none"/>
+        </w:rPr>
+        <w:t>'flash'</w:t>
+      </w:r>
+      <w:r>
+        <w:rPr>
+          <w:rFonts w:ascii="Consolas" w:eastAsia="Times New Roman" w:hAnsi="Consolas" w:cs="Times New Roman"/>
+          <w:color w:val="D4D4D4"/>
+          <w:kern w:val="0"/>
+          <w:sz w:val="21"/>
+          <w:szCs w:val="21"/>
+          <w:lang w:eastAsia="en-ID"/>
+          <w14:ligatures w14:val="none"/>
+        </w:rPr>
+        <w:t>][</w:t>
+      </w:r>
+      <w:r>
+        <w:rPr>
+          <w:rFonts w:ascii="Consolas" w:eastAsia="Times New Roman" w:hAnsi="Consolas" w:cs="Times New Roman"/>
+          <w:color w:val="CE9178"/>
+          <w:kern w:val="0"/>
+          <w:sz w:val="21"/>
+          <w:szCs w:val="21"/>
+          <w:lang w:eastAsia="en-ID"/>
+          <w14:ligatures w14:val="none"/>
+        </w:rPr>
+        <w:t>'pesan'</w:t>
+      </w:r>
+      <w:r>
+        <w:rPr>
+          <w:rFonts w:ascii="Consolas" w:eastAsia="Times New Roman" w:hAnsi="Consolas" w:cs="Times New Roman"/>
+          <w:color w:val="D4D4D4"/>
+          <w:kern w:val="0"/>
+          <w:sz w:val="21"/>
+          <w:szCs w:val="21"/>
+          <w:lang w:eastAsia="en-ID"/>
+          <w14:ligatures w14:val="none"/>
+        </w:rPr>
+        <w:t>].</w:t>
+      </w:r>
+      <w:r>
+        <w:rPr>
+          <w:rFonts w:ascii="Consolas" w:eastAsia="Times New Roman" w:hAnsi="Consolas" w:cs="Times New Roman"/>
+          <w:color w:val="CE9178"/>
+          <w:kern w:val="0"/>
+          <w:sz w:val="21"/>
+          <w:szCs w:val="21"/>
+          <w:lang w:eastAsia="en-ID"/>
+          <w14:ligatures w14:val="none"/>
+        </w:rPr>
+        <w:t>'&lt;/strong&gt; '</w:t>
+      </w:r>
+      <w:r>
+        <w:rPr>
+          <w:rFonts w:ascii="Consolas" w:eastAsia="Times New Roman" w:hAnsi="Consolas" w:cs="Times New Roman"/>
+          <w:color w:val="D4D4D4"/>
+          <w:kern w:val="0"/>
+          <w:sz w:val="21"/>
+          <w:szCs w:val="21"/>
+          <w:lang w:eastAsia="en-ID"/>
+          <w14:ligatures w14:val="none"/>
+        </w:rPr>
+        <w:t xml:space="preserve">. </w:t>
+      </w:r>
+      <w:r>
+        <w:rPr>
+          <w:rFonts w:ascii="Consolas" w:eastAsia="Times New Roman" w:hAnsi="Consolas" w:cs="Times New Roman"/>
+          <w:color w:val="9CDCFE"/>
+          <w:kern w:val="0"/>
+          <w:sz w:val="21"/>
+          <w:szCs w:val="21"/>
+          <w:lang w:eastAsia="en-ID"/>
+          <w14:ligatures w14:val="none"/>
+        </w:rPr>
+        <w:t>$_SESSION</w:t>
+      </w:r>
+      <w:r>
+        <w:rPr>
+          <w:rFonts w:ascii="Consolas" w:eastAsia="Times New Roman" w:hAnsi="Consolas" w:cs="Times New Roman"/>
+          <w:color w:val="D4D4D4"/>
+          <w:kern w:val="0"/>
+          <w:sz w:val="21"/>
+          <w:szCs w:val="21"/>
+          <w:lang w:eastAsia="en-ID"/>
+          <w14:ligatures w14:val="none"/>
+        </w:rPr>
+        <w:t>[</w:t>
+      </w:r>
+      <w:r>
+        <w:rPr>
+          <w:rFonts w:ascii="Consolas" w:eastAsia="Times New Roman" w:hAnsi="Consolas" w:cs="Times New Roman"/>
+          <w:color w:val="CE9178"/>
+          <w:kern w:val="0"/>
+          <w:sz w:val="21"/>
+          <w:szCs w:val="21"/>
+          <w:lang w:eastAsia="en-ID"/>
+          <w14:ligatures w14:val="none"/>
+        </w:rPr>
+        <w:t>'flash'</w:t>
+      </w:r>
+      <w:r>
+        <w:rPr>
+          <w:rFonts w:ascii="Consolas" w:eastAsia="Times New Roman" w:hAnsi="Consolas" w:cs="Times New Roman"/>
+          <w:color w:val="D4D4D4"/>
+          <w:kern w:val="0"/>
+          <w:sz w:val="21"/>
+          <w:szCs w:val="21"/>
+          <w:lang w:eastAsia="en-ID"/>
+          <w14:ligatures w14:val="none"/>
+        </w:rPr>
+        <w:t>][</w:t>
+      </w:r>
+      <w:r>
+        <w:rPr>
+          <w:rFonts w:ascii="Consolas" w:eastAsia="Times New Roman" w:hAnsi="Consolas" w:cs="Times New Roman"/>
+          <w:color w:val="CE9178"/>
+          <w:kern w:val="0"/>
+          <w:sz w:val="21"/>
+          <w:szCs w:val="21"/>
+          <w:lang w:eastAsia="en-ID"/>
+          <w14:ligatures w14:val="none"/>
+        </w:rPr>
+        <w:t>'aksi'</w:t>
+      </w:r>
+      <w:r>
+        <w:rPr>
+          <w:rFonts w:ascii="Consolas" w:eastAsia="Times New Roman" w:hAnsi="Consolas" w:cs="Times New Roman"/>
+          <w:color w:val="D4D4D4"/>
+          <w:kern w:val="0"/>
+          <w:sz w:val="21"/>
+          <w:szCs w:val="21"/>
+          <w:lang w:eastAsia="en-ID"/>
+          <w14:ligatures w14:val="none"/>
+        </w:rPr>
+        <w:t>].</w:t>
+      </w:r>
+      <w:r>
+        <w:rPr>
+          <w:rFonts w:ascii="Consolas" w:eastAsia="Times New Roman" w:hAnsi="Consolas" w:cs="Times New Roman"/>
+          <w:color w:val="CE9178"/>
+          <w:kern w:val="0"/>
+          <w:sz w:val="21"/>
+          <w:szCs w:val="21"/>
+          <w:lang w:eastAsia="en-ID"/>
+          <w14:ligatures w14:val="none"/>
+        </w:rPr>
+        <w:t>'</w:t>
+      </w:r>
+    </w:p>
+    <w:p>
+      <w:pPr>
+        <w:shd w:val="clear" w:color="auto" w:fill="1F1F1F"/>
+        <w:spacing w:after="0" w:line="285" w:lineRule="atLeast"/>
+        <w:rPr>
+          <w:rFonts w:ascii="Consolas" w:eastAsia="Times New Roman" w:hAnsi="Consolas" w:cs="Times New Roman"/>
+          <w:color w:val="CCCCCC"/>
+          <w:kern w:val="0"/>
+          <w:sz w:val="21"/>
+          <w:szCs w:val="21"/>
+          <w:lang w:eastAsia="en-ID"/>
+          <w14:ligatures w14:val="none"/>
+        </w:rPr>
+      </w:pPr>
+      <w:r>
+        <w:rPr>
+          <w:rFonts w:ascii="Consolas" w:eastAsia="Times New Roman" w:hAnsi="Consolas" w:cs="Times New Roman"/>
+          <w:color w:val="CE9178"/>
+          <w:kern w:val="0"/>
+          <w:sz w:val="21"/>
+          <w:szCs w:val="21"/>
+          <w:lang w:eastAsia="en-ID"/>
+          <w14:ligatures w14:val="none"/>
+        </w:rPr>
+        <w:t>        &lt;button type="button" class="btn-close" data-bs-dismiss="alert" aria-label="Close"&gt;&lt;/button&gt;</w:t>
+      </w:r>
+    </w:p>
+    <w:p>
+      <w:pPr>
+        <w:shd w:val="clear" w:color="auto" w:fill="1F1F1F"/>
+        <w:spacing w:after="0" w:line="285" w:lineRule="atLeast"/>
+        <w:rPr>
+          <w:rFonts w:ascii="Consolas" w:eastAsia="Times New Roman" w:hAnsi="Consolas" w:cs="Times New Roman"/>
+          <w:color w:val="CCCCCC"/>
+          <w:kern w:val="0"/>
+          <w:sz w:val="21"/>
+          <w:szCs w:val="21"/>
+          <w:lang w:eastAsia="en-ID"/>
+          <w14:ligatures w14:val="none"/>
+        </w:rPr>
+      </w:pPr>
+      <w:r>
+        <w:rPr>
+          <w:rFonts w:ascii="Consolas" w:eastAsia="Times New Roman" w:hAnsi="Consolas" w:cs="Times New Roman"/>
+          <w:color w:val="CE9178"/>
+          <w:kern w:val="0"/>
+          <w:sz w:val="21"/>
+          <w:szCs w:val="21"/>
+          <w:lang w:eastAsia="en-ID"/>
+          <w14:ligatures w14:val="none"/>
+        </w:rPr>
+        <w:t>      &lt;/div&gt;</w:t>
+      </w:r>
+    </w:p>
+    <w:p>
+      <w:pPr>
+        <w:shd w:val="clear" w:color="auto" w:fill="1F1F1F"/>
+        <w:spacing w:after="0" w:line="285" w:lineRule="atLeast"/>
+        <w:rPr>
+          <w:rFonts w:ascii="Consolas" w:eastAsia="Times New Roman" w:hAnsi="Consolas" w:cs="Times New Roman"/>
+          <w:color w:val="CCCCCC"/>
+          <w:kern w:val="0"/>
+          <w:sz w:val="21"/>
+          <w:szCs w:val="21"/>
+          <w:lang w:eastAsia="en-ID"/>
+          <w14:ligatures w14:val="none"/>
+        </w:rPr>
+      </w:pPr>
+      <w:r>
+        <w:rPr>
+          <w:rFonts w:ascii="Consolas" w:eastAsia="Times New Roman" w:hAnsi="Consolas" w:cs="Times New Roman"/>
+          <w:color w:val="CE9178"/>
+          <w:kern w:val="0"/>
+          <w:sz w:val="21"/>
+          <w:szCs w:val="21"/>
+          <w:lang w:eastAsia="en-ID"/>
+          <w14:ligatures w14:val="none"/>
+        </w:rPr>
+        <w:t>      '</w:t>
+      </w:r>
+      <w:r>
+        <w:rPr>
+          <w:rFonts w:ascii="Consolas" w:eastAsia="Times New Roman" w:hAnsi="Consolas" w:cs="Times New Roman"/>
+          <w:color w:val="D4D4D4"/>
+          <w:kern w:val="0"/>
+          <w:sz w:val="21"/>
+          <w:szCs w:val="21"/>
+          <w:lang w:eastAsia="en-ID"/>
+          <w14:ligatures w14:val="none"/>
+        </w:rPr>
+        <w:t>;</w:t>
+      </w:r>
+    </w:p>
+    <w:p>
+      <w:pPr>
+        <w:shd w:val="clear" w:color="auto" w:fill="1F1F1F"/>
+        <w:spacing w:after="0" w:line="285" w:lineRule="atLeast"/>
+        <w:rPr>
+          <w:rFonts w:ascii="Consolas" w:eastAsia="Times New Roman" w:hAnsi="Consolas" w:cs="Times New Roman"/>
+          <w:color w:val="CCCCCC"/>
+          <w:kern w:val="0"/>
+          <w:sz w:val="21"/>
+          <w:szCs w:val="21"/>
+          <w:lang w:eastAsia="en-ID"/>
+          <w14:ligatures w14:val="none"/>
+        </w:rPr>
+      </w:pPr>
+      <w:r>
+        <w:rPr>
+          <w:rFonts w:ascii="Consolas" w:eastAsia="Times New Roman" w:hAnsi="Consolas" w:cs="Times New Roman"/>
+          <w:color w:val="D4D4D4"/>
+          <w:kern w:val="0"/>
+          <w:sz w:val="21"/>
+          <w:szCs w:val="21"/>
+          <w:lang w:eastAsia="en-ID"/>
+          <w14:ligatures w14:val="none"/>
+        </w:rPr>
+        <w:t>    }</w:t>
+      </w:r>
+    </w:p>
+    <w:p>
+      <w:pPr>
+        <w:shd w:val="clear" w:color="auto" w:fill="1F1F1F"/>
+        <w:spacing w:after="0" w:line="285" w:lineRule="atLeast"/>
+        <w:rPr>
+          <w:rFonts w:ascii="Consolas" w:eastAsia="Times New Roman" w:hAnsi="Consolas" w:cs="Times New Roman"/>
+          <w:color w:val="CCCCCC"/>
+          <w:kern w:val="0"/>
+          <w:sz w:val="21"/>
+          <w:szCs w:val="21"/>
+          <w:lang w:eastAsia="en-ID"/>
+          <w14:ligatures w14:val="none"/>
+        </w:rPr>
+      </w:pPr>
+      <w:r>
+        <w:rPr>
+          <w:rFonts w:ascii="Consolas" w:eastAsia="Times New Roman" w:hAnsi="Consolas" w:cs="Times New Roman"/>
+          <w:color w:val="D4D4D4"/>
+          <w:kern w:val="0"/>
+          <w:sz w:val="21"/>
+          <w:szCs w:val="21"/>
+          <w:lang w:eastAsia="en-ID"/>
+          <w14:ligatures w14:val="none"/>
+        </w:rPr>
+        <w:t>  }</w:t>
+      </w:r>
+    </w:p>
+    <w:p>
+      <w:pPr>
+        <w:shd w:val="clear" w:color="auto" w:fill="1F1F1F"/>
+        <w:spacing w:after="0" w:line="285" w:lineRule="atLeast"/>
+        <w:rPr>
+          <w:rFonts w:ascii="Consolas" w:eastAsia="Times New Roman" w:hAnsi="Consolas" w:cs="Times New Roman"/>
+          <w:color w:val="CCCCCC"/>
+          <w:kern w:val="0"/>
+          <w:sz w:val="21"/>
+          <w:szCs w:val="21"/>
+          <w:lang w:eastAsia="en-ID"/>
+          <w14:ligatures w14:val="none"/>
+        </w:rPr>
+      </w:pPr>
+      <w:r>
+        <w:rPr>
+          <w:rFonts w:ascii="Consolas" w:eastAsia="Times New Roman" w:hAnsi="Consolas" w:cs="Times New Roman"/>
+          <w:color w:val="D4D4D4"/>
+          <w:kern w:val="0"/>
+          <w:sz w:val="21"/>
+          <w:szCs w:val="21"/>
+          <w:lang w:eastAsia="en-ID"/>
+          <w14:ligatures w14:val="none"/>
+        </w:rPr>
+        <w:t>}</w:t>
+      </w:r>
+    </w:p>
+    <w:p>
+      <w:pPr>
+        <w:spacing w:after="0"/>
+        <w:jc w:val="both"/>
+        <w:rPr>
+          <w:rFonts w:ascii="Times New Roman" w:hAnsi="Times New Roman" w:cs="Times New Roman"/>
+        </w:rPr>
+      </w:pPr>
+      <w:r>
+        <w:rPr>
+          <w:rFonts w:ascii="Times New Roman" w:hAnsi="Times New Roman" w:cs="Times New Roman"/>
+        </w:rPr>
+        <w:t xml:space="preserve">Disini terdapat flasher yang kita simpan pesan, aksi dan tipenya megnggunakan session, </w:t>
+      </w:r>
+    </w:p>
+    <w:p>
+      <w:pPr>
+        <w:spacing w:after="0"/>
+        <w:jc w:val="both"/>
+        <w:rPr>
+          <w:rFonts w:ascii="Times New Roman" w:hAnsi="Times New Roman" w:cs="Times New Roman"/>
+        </w:rPr>
+      </w:pPr>
+      <w:r>
+        <w:rPr>
+          <w:rFonts w:ascii="Times New Roman" w:hAnsi="Times New Roman" w:cs="Times New Roman"/>
+        </w:rPr>
+        <w:lastRenderedPageBreak/>
+        <w:t xml:space="preserve">Ketika kita mengambahkan data atau melakukan perubahan data controller lah yang memanggilnya </w:t>
+      </w:r>
+    </w:p>
+    <w:p>
+      <w:pPr>
+        <w:shd w:val="clear" w:color="auto" w:fill="1F1F1F"/>
+        <w:spacing w:after="0" w:line="285" w:lineRule="atLeast"/>
+        <w:rPr>
+          <w:rFonts w:ascii="Consolas" w:eastAsia="Times New Roman" w:hAnsi="Consolas" w:cs="Times New Roman"/>
+          <w:color w:val="CCCCCC"/>
+          <w:kern w:val="0"/>
+          <w:sz w:val="21"/>
+          <w:szCs w:val="21"/>
+          <w:lang w:eastAsia="en-ID"/>
+          <w14:ligatures w14:val="none"/>
+        </w:rPr>
+      </w:pPr>
+      <w:r>
+        <w:rPr>
+          <w:rFonts w:ascii="Consolas" w:eastAsia="Times New Roman" w:hAnsi="Consolas" w:cs="Times New Roman"/>
+          <w:color w:val="D4D4D4"/>
+          <w:kern w:val="0"/>
+          <w:sz w:val="21"/>
+          <w:szCs w:val="21"/>
+          <w:lang w:eastAsia="en-ID"/>
+          <w14:ligatures w14:val="none"/>
+        </w:rPr>
+        <w:t xml:space="preserve">    </w:t>
+      </w:r>
+      <w:r>
+        <w:rPr>
+          <w:rFonts w:ascii="Consolas" w:eastAsia="Times New Roman" w:hAnsi="Consolas" w:cs="Times New Roman"/>
+          <w:color w:val="569CD6"/>
+          <w:kern w:val="0"/>
+          <w:sz w:val="21"/>
+          <w:szCs w:val="21"/>
+          <w:lang w:eastAsia="en-ID"/>
+          <w14:ligatures w14:val="none"/>
+        </w:rPr>
+        <w:t>public</w:t>
+      </w:r>
+      <w:r>
+        <w:rPr>
+          <w:rFonts w:ascii="Consolas" w:eastAsia="Times New Roman" w:hAnsi="Consolas" w:cs="Times New Roman"/>
+          <w:color w:val="D4D4D4"/>
+          <w:kern w:val="0"/>
+          <w:sz w:val="21"/>
+          <w:szCs w:val="21"/>
+          <w:lang w:eastAsia="en-ID"/>
+          <w14:ligatures w14:val="none"/>
+        </w:rPr>
+        <w:t xml:space="preserve"> </w:t>
+      </w:r>
+      <w:r>
+        <w:rPr>
+          <w:rFonts w:ascii="Consolas" w:eastAsia="Times New Roman" w:hAnsi="Consolas" w:cs="Times New Roman"/>
+          <w:color w:val="569CD6"/>
+          <w:kern w:val="0"/>
+          <w:sz w:val="21"/>
+          <w:szCs w:val="21"/>
+          <w:lang w:eastAsia="en-ID"/>
+          <w14:ligatures w14:val="none"/>
+        </w:rPr>
+        <w:t>function</w:t>
+      </w:r>
+      <w:r>
+        <w:rPr>
+          <w:rFonts w:ascii="Consolas" w:eastAsia="Times New Roman" w:hAnsi="Consolas" w:cs="Times New Roman"/>
+          <w:color w:val="D4D4D4"/>
+          <w:kern w:val="0"/>
+          <w:sz w:val="21"/>
+          <w:szCs w:val="21"/>
+          <w:lang w:eastAsia="en-ID"/>
+          <w14:ligatures w14:val="none"/>
+        </w:rPr>
+        <w:t xml:space="preserve"> </w:t>
+      </w:r>
+      <w:r>
+        <w:rPr>
+          <w:rFonts w:ascii="Consolas" w:eastAsia="Times New Roman" w:hAnsi="Consolas" w:cs="Times New Roman"/>
+          <w:color w:val="DCDCAA"/>
+          <w:kern w:val="0"/>
+          <w:sz w:val="21"/>
+          <w:szCs w:val="21"/>
+          <w:lang w:eastAsia="en-ID"/>
+          <w14:ligatures w14:val="none"/>
+        </w:rPr>
+        <w:t>tambah</w:t>
+      </w:r>
+      <w:r>
+        <w:rPr>
+          <w:rFonts w:ascii="Consolas" w:eastAsia="Times New Roman" w:hAnsi="Consolas" w:cs="Times New Roman"/>
+          <w:color w:val="D4D4D4"/>
+          <w:kern w:val="0"/>
+          <w:sz w:val="21"/>
+          <w:szCs w:val="21"/>
+          <w:lang w:eastAsia="en-ID"/>
+          <w14:ligatures w14:val="none"/>
+        </w:rPr>
+        <w:t>() {</w:t>
+      </w:r>
+    </w:p>
+    <w:p>
+      <w:pPr>
+        <w:shd w:val="clear" w:color="auto" w:fill="1F1F1F"/>
+        <w:spacing w:after="0" w:line="285" w:lineRule="atLeast"/>
+        <w:rPr>
+          <w:rFonts w:ascii="Consolas" w:eastAsia="Times New Roman" w:hAnsi="Consolas" w:cs="Times New Roman"/>
+          <w:color w:val="CCCCCC"/>
+          <w:kern w:val="0"/>
+          <w:sz w:val="21"/>
+          <w:szCs w:val="21"/>
+          <w:lang w:eastAsia="en-ID"/>
+          <w14:ligatures w14:val="none"/>
+        </w:rPr>
+      </w:pPr>
+      <w:r>
+        <w:rPr>
+          <w:rFonts w:ascii="Consolas" w:eastAsia="Times New Roman" w:hAnsi="Consolas" w:cs="Times New Roman"/>
+          <w:color w:val="D4D4D4"/>
+          <w:kern w:val="0"/>
+          <w:sz w:val="21"/>
+          <w:szCs w:val="21"/>
+          <w:lang w:eastAsia="en-ID"/>
+          <w14:ligatures w14:val="none"/>
+        </w:rPr>
+        <w:t xml:space="preserve">    </w:t>
+      </w:r>
+      <w:r>
+        <w:rPr>
+          <w:rFonts w:ascii="Consolas" w:eastAsia="Times New Roman" w:hAnsi="Consolas" w:cs="Times New Roman"/>
+          <w:color w:val="6A9955"/>
+          <w:kern w:val="0"/>
+          <w:sz w:val="21"/>
+          <w:szCs w:val="21"/>
+          <w:lang w:eastAsia="en-ID"/>
+          <w14:ligatures w14:val="none"/>
+        </w:rPr>
+        <w:t>// Jika ada data yang masuk alias ketika kita imput data</w:t>
+      </w:r>
+    </w:p>
+    <w:p>
+      <w:pPr>
+        <w:shd w:val="clear" w:color="auto" w:fill="1F1F1F"/>
+        <w:spacing w:after="0" w:line="285" w:lineRule="atLeast"/>
+        <w:rPr>
+          <w:rFonts w:ascii="Consolas" w:eastAsia="Times New Roman" w:hAnsi="Consolas" w:cs="Times New Roman"/>
+          <w:color w:val="CCCCCC"/>
+          <w:kern w:val="0"/>
+          <w:sz w:val="21"/>
+          <w:szCs w:val="21"/>
+          <w:lang w:eastAsia="en-ID"/>
+          <w14:ligatures w14:val="none"/>
+        </w:rPr>
+      </w:pPr>
+      <w:r>
+        <w:rPr>
+          <w:rFonts w:ascii="Consolas" w:eastAsia="Times New Roman" w:hAnsi="Consolas" w:cs="Times New Roman"/>
+          <w:color w:val="D4D4D4"/>
+          <w:kern w:val="0"/>
+          <w:sz w:val="21"/>
+          <w:szCs w:val="21"/>
+          <w:lang w:eastAsia="en-ID"/>
+          <w14:ligatures w14:val="none"/>
+        </w:rPr>
+        <w:t xml:space="preserve">    </w:t>
+      </w:r>
+      <w:r>
+        <w:rPr>
+          <w:rFonts w:ascii="Consolas" w:eastAsia="Times New Roman" w:hAnsi="Consolas" w:cs="Times New Roman"/>
+          <w:color w:val="C586C0"/>
+          <w:kern w:val="0"/>
+          <w:sz w:val="21"/>
+          <w:szCs w:val="21"/>
+          <w:lang w:eastAsia="en-ID"/>
+          <w14:ligatures w14:val="none"/>
+        </w:rPr>
+        <w:t>if</w:t>
+      </w:r>
+      <w:r>
+        <w:rPr>
+          <w:rFonts w:ascii="Consolas" w:eastAsia="Times New Roman" w:hAnsi="Consolas" w:cs="Times New Roman"/>
+          <w:color w:val="D4D4D4"/>
+          <w:kern w:val="0"/>
+          <w:sz w:val="21"/>
+          <w:szCs w:val="21"/>
+          <w:lang w:eastAsia="en-ID"/>
+          <w14:ligatures w14:val="none"/>
+        </w:rPr>
+        <w:t xml:space="preserve"> (</w:t>
+      </w:r>
+      <w:r>
+        <w:rPr>
+          <w:rFonts w:ascii="Consolas" w:eastAsia="Times New Roman" w:hAnsi="Consolas" w:cs="Times New Roman"/>
+          <w:color w:val="569CD6"/>
+          <w:kern w:val="0"/>
+          <w:sz w:val="21"/>
+          <w:szCs w:val="21"/>
+          <w:lang w:eastAsia="en-ID"/>
+          <w14:ligatures w14:val="none"/>
+        </w:rPr>
+        <w:t>$this</w:t>
+      </w:r>
+      <w:r>
+        <w:rPr>
+          <w:rFonts w:ascii="Consolas" w:eastAsia="Times New Roman" w:hAnsi="Consolas" w:cs="Times New Roman"/>
+          <w:color w:val="D4D4D4"/>
+          <w:kern w:val="0"/>
+          <w:sz w:val="21"/>
+          <w:szCs w:val="21"/>
+          <w:lang w:eastAsia="en-ID"/>
+          <w14:ligatures w14:val="none"/>
+        </w:rPr>
+        <w:t>-&gt;</w:t>
+      </w:r>
+      <w:r>
+        <w:rPr>
+          <w:rFonts w:ascii="Consolas" w:eastAsia="Times New Roman" w:hAnsi="Consolas" w:cs="Times New Roman"/>
+          <w:color w:val="DCDCAA"/>
+          <w:kern w:val="0"/>
+          <w:sz w:val="21"/>
+          <w:szCs w:val="21"/>
+          <w:lang w:eastAsia="en-ID"/>
+          <w14:ligatures w14:val="none"/>
+        </w:rPr>
+        <w:t>model</w:t>
+      </w:r>
+      <w:r>
+        <w:rPr>
+          <w:rFonts w:ascii="Consolas" w:eastAsia="Times New Roman" w:hAnsi="Consolas" w:cs="Times New Roman"/>
+          <w:color w:val="D4D4D4"/>
+          <w:kern w:val="0"/>
+          <w:sz w:val="21"/>
+          <w:szCs w:val="21"/>
+          <w:lang w:eastAsia="en-ID"/>
+          <w14:ligatures w14:val="none"/>
+        </w:rPr>
+        <w:t>(</w:t>
+      </w:r>
+      <w:r>
+        <w:rPr>
+          <w:rFonts w:ascii="Consolas" w:eastAsia="Times New Roman" w:hAnsi="Consolas" w:cs="Times New Roman"/>
+          <w:color w:val="CE9178"/>
+          <w:kern w:val="0"/>
+          <w:sz w:val="21"/>
+          <w:szCs w:val="21"/>
+          <w:lang w:eastAsia="en-ID"/>
+          <w14:ligatures w14:val="none"/>
+        </w:rPr>
+        <w:t>'Mahasiswa_model'</w:t>
+      </w:r>
+      <w:r>
+        <w:rPr>
+          <w:rFonts w:ascii="Consolas" w:eastAsia="Times New Roman" w:hAnsi="Consolas" w:cs="Times New Roman"/>
+          <w:color w:val="D4D4D4"/>
+          <w:kern w:val="0"/>
+          <w:sz w:val="21"/>
+          <w:szCs w:val="21"/>
+          <w:lang w:eastAsia="en-ID"/>
+          <w14:ligatures w14:val="none"/>
+        </w:rPr>
+        <w:t>)-&gt;</w:t>
+      </w:r>
+      <w:r>
+        <w:rPr>
+          <w:rFonts w:ascii="Consolas" w:eastAsia="Times New Roman" w:hAnsi="Consolas" w:cs="Times New Roman"/>
+          <w:color w:val="DCDCAA"/>
+          <w:kern w:val="0"/>
+          <w:sz w:val="21"/>
+          <w:szCs w:val="21"/>
+          <w:lang w:eastAsia="en-ID"/>
+          <w14:ligatures w14:val="none"/>
+        </w:rPr>
+        <w:t>tambahDataMahasiswa</w:t>
+      </w:r>
+      <w:r>
+        <w:rPr>
+          <w:rFonts w:ascii="Consolas" w:eastAsia="Times New Roman" w:hAnsi="Consolas" w:cs="Times New Roman"/>
+          <w:color w:val="D4D4D4"/>
+          <w:kern w:val="0"/>
+          <w:sz w:val="21"/>
+          <w:szCs w:val="21"/>
+          <w:lang w:eastAsia="en-ID"/>
+          <w14:ligatures w14:val="none"/>
+        </w:rPr>
+        <w:t>(</w:t>
+      </w:r>
+      <w:r>
+        <w:rPr>
+          <w:rFonts w:ascii="Consolas" w:eastAsia="Times New Roman" w:hAnsi="Consolas" w:cs="Times New Roman"/>
+          <w:color w:val="9CDCFE"/>
+          <w:kern w:val="0"/>
+          <w:sz w:val="21"/>
+          <w:szCs w:val="21"/>
+          <w:lang w:eastAsia="en-ID"/>
+          <w14:ligatures w14:val="none"/>
+        </w:rPr>
+        <w:t>$_POST</w:t>
+      </w:r>
+      <w:r>
+        <w:rPr>
+          <w:rFonts w:ascii="Consolas" w:eastAsia="Times New Roman" w:hAnsi="Consolas" w:cs="Times New Roman"/>
+          <w:color w:val="D4D4D4"/>
+          <w:kern w:val="0"/>
+          <w:sz w:val="21"/>
+          <w:szCs w:val="21"/>
+          <w:lang w:eastAsia="en-ID"/>
+          <w14:ligatures w14:val="none"/>
+        </w:rPr>
+        <w:t xml:space="preserve">) &gt; </w:t>
+      </w:r>
+      <w:r>
+        <w:rPr>
+          <w:rFonts w:ascii="Consolas" w:eastAsia="Times New Roman" w:hAnsi="Consolas" w:cs="Times New Roman"/>
+          <w:color w:val="B5CEA8"/>
+          <w:kern w:val="0"/>
+          <w:sz w:val="21"/>
+          <w:szCs w:val="21"/>
+          <w:lang w:eastAsia="en-ID"/>
+          <w14:ligatures w14:val="none"/>
+        </w:rPr>
+        <w:t>0</w:t>
+      </w:r>
+      <w:r>
+        <w:rPr>
+          <w:rFonts w:ascii="Consolas" w:eastAsia="Times New Roman" w:hAnsi="Consolas" w:cs="Times New Roman"/>
+          <w:color w:val="D4D4D4"/>
+          <w:kern w:val="0"/>
+          <w:sz w:val="21"/>
+          <w:szCs w:val="21"/>
+          <w:lang w:eastAsia="en-ID"/>
+          <w14:ligatures w14:val="none"/>
+        </w:rPr>
+        <w:t>){</w:t>
+      </w:r>
+    </w:p>
+    <w:p>
+      <w:pPr>
+        <w:shd w:val="clear" w:color="auto" w:fill="1F1F1F"/>
+        <w:spacing w:after="0" w:line="285" w:lineRule="atLeast"/>
+        <w:rPr>
+          <w:rFonts w:ascii="Consolas" w:eastAsia="Times New Roman" w:hAnsi="Consolas" w:cs="Times New Roman"/>
+          <w:color w:val="CCCCCC"/>
+          <w:kern w:val="0"/>
+          <w:sz w:val="21"/>
+          <w:szCs w:val="21"/>
+          <w:lang w:eastAsia="en-ID"/>
+          <w14:ligatures w14:val="none"/>
+        </w:rPr>
+      </w:pPr>
+      <w:r>
+        <w:rPr>
+          <w:rFonts w:ascii="Consolas" w:eastAsia="Times New Roman" w:hAnsi="Consolas" w:cs="Times New Roman"/>
+          <w:color w:val="D4D4D4"/>
+          <w:kern w:val="0"/>
+          <w:sz w:val="21"/>
+          <w:szCs w:val="21"/>
+          <w:lang w:eastAsia="en-ID"/>
+          <w14:ligatures w14:val="none"/>
+        </w:rPr>
+        <w:t xml:space="preserve">      </w:t>
+      </w:r>
+      <w:r>
+        <w:rPr>
+          <w:rFonts w:ascii="Consolas" w:eastAsia="Times New Roman" w:hAnsi="Consolas" w:cs="Times New Roman"/>
+          <w:color w:val="4EC9B0"/>
+          <w:kern w:val="0"/>
+          <w:sz w:val="21"/>
+          <w:szCs w:val="21"/>
+          <w:lang w:eastAsia="en-ID"/>
+          <w14:ligatures w14:val="none"/>
+        </w:rPr>
+        <w:t>Flasher</w:t>
+      </w:r>
+      <w:r>
+        <w:rPr>
+          <w:rFonts w:ascii="Consolas" w:eastAsia="Times New Roman" w:hAnsi="Consolas" w:cs="Times New Roman"/>
+          <w:color w:val="D4D4D4"/>
+          <w:kern w:val="0"/>
+          <w:sz w:val="21"/>
+          <w:szCs w:val="21"/>
+          <w:lang w:eastAsia="en-ID"/>
+          <w14:ligatures w14:val="none"/>
+        </w:rPr>
+        <w:t>::</w:t>
+      </w:r>
+      <w:r>
+        <w:rPr>
+          <w:rFonts w:ascii="Consolas" w:eastAsia="Times New Roman" w:hAnsi="Consolas" w:cs="Times New Roman"/>
+          <w:color w:val="DCDCAA"/>
+          <w:kern w:val="0"/>
+          <w:sz w:val="21"/>
+          <w:szCs w:val="21"/>
+          <w:lang w:eastAsia="en-ID"/>
+          <w14:ligatures w14:val="none"/>
+        </w:rPr>
+        <w:t>setFlash</w:t>
+      </w:r>
+      <w:r>
+        <w:rPr>
+          <w:rFonts w:ascii="Consolas" w:eastAsia="Times New Roman" w:hAnsi="Consolas" w:cs="Times New Roman"/>
+          <w:color w:val="D4D4D4"/>
+          <w:kern w:val="0"/>
+          <w:sz w:val="21"/>
+          <w:szCs w:val="21"/>
+          <w:lang w:eastAsia="en-ID"/>
+          <w14:ligatures w14:val="none"/>
+        </w:rPr>
+        <w:t>(</w:t>
+      </w:r>
+      <w:r>
+        <w:rPr>
+          <w:rFonts w:ascii="Consolas" w:eastAsia="Times New Roman" w:hAnsi="Consolas" w:cs="Times New Roman"/>
+          <w:color w:val="CE9178"/>
+          <w:kern w:val="0"/>
+          <w:sz w:val="21"/>
+          <w:szCs w:val="21"/>
+          <w:lang w:eastAsia="en-ID"/>
+          <w14:ligatures w14:val="none"/>
+        </w:rPr>
+        <w:t>'Berhasil'</w:t>
+      </w:r>
+      <w:r>
+        <w:rPr>
+          <w:rFonts w:ascii="Consolas" w:eastAsia="Times New Roman" w:hAnsi="Consolas" w:cs="Times New Roman"/>
+          <w:color w:val="D4D4D4"/>
+          <w:kern w:val="0"/>
+          <w:sz w:val="21"/>
+          <w:szCs w:val="21"/>
+          <w:lang w:eastAsia="en-ID"/>
+          <w14:ligatures w14:val="none"/>
+        </w:rPr>
+        <w:t xml:space="preserve"> ,</w:t>
+      </w:r>
+      <w:r>
+        <w:rPr>
+          <w:rFonts w:ascii="Consolas" w:eastAsia="Times New Roman" w:hAnsi="Consolas" w:cs="Times New Roman"/>
+          <w:color w:val="CE9178"/>
+          <w:kern w:val="0"/>
+          <w:sz w:val="21"/>
+          <w:szCs w:val="21"/>
+          <w:lang w:eastAsia="en-ID"/>
+          <w14:ligatures w14:val="none"/>
+        </w:rPr>
+        <w:t>'ditambahkan'</w:t>
+      </w:r>
+      <w:r>
+        <w:rPr>
+          <w:rFonts w:ascii="Consolas" w:eastAsia="Times New Roman" w:hAnsi="Consolas" w:cs="Times New Roman"/>
+          <w:color w:val="D4D4D4"/>
+          <w:kern w:val="0"/>
+          <w:sz w:val="21"/>
+          <w:szCs w:val="21"/>
+          <w:lang w:eastAsia="en-ID"/>
+          <w14:ligatures w14:val="none"/>
+        </w:rPr>
+        <w:t xml:space="preserve"> , </w:t>
+      </w:r>
+      <w:r>
+        <w:rPr>
+          <w:rFonts w:ascii="Consolas" w:eastAsia="Times New Roman" w:hAnsi="Consolas" w:cs="Times New Roman"/>
+          <w:color w:val="CE9178"/>
+          <w:kern w:val="0"/>
+          <w:sz w:val="21"/>
+          <w:szCs w:val="21"/>
+          <w:lang w:eastAsia="en-ID"/>
+          <w14:ligatures w14:val="none"/>
+        </w:rPr>
+        <w:t>'success'</w:t>
+      </w:r>
+      <w:r>
+        <w:rPr>
+          <w:rFonts w:ascii="Consolas" w:eastAsia="Times New Roman" w:hAnsi="Consolas" w:cs="Times New Roman"/>
+          <w:color w:val="D4D4D4"/>
+          <w:kern w:val="0"/>
+          <w:sz w:val="21"/>
+          <w:szCs w:val="21"/>
+          <w:lang w:eastAsia="en-ID"/>
+          <w14:ligatures w14:val="none"/>
+        </w:rPr>
+        <w:t>);</w:t>
+      </w:r>
+    </w:p>
+    <w:p>
+      <w:pPr>
+        <w:shd w:val="clear" w:color="auto" w:fill="1F1F1F"/>
+        <w:spacing w:after="0" w:line="285" w:lineRule="atLeast"/>
+        <w:rPr>
+          <w:rFonts w:ascii="Consolas" w:eastAsia="Times New Roman" w:hAnsi="Consolas" w:cs="Times New Roman"/>
+          <w:color w:val="CCCCCC"/>
+          <w:kern w:val="0"/>
+          <w:sz w:val="21"/>
+          <w:szCs w:val="21"/>
+          <w:lang w:eastAsia="en-ID"/>
+          <w14:ligatures w14:val="none"/>
+        </w:rPr>
+      </w:pPr>
+      <w:r>
+        <w:rPr>
+          <w:rFonts w:ascii="Consolas" w:eastAsia="Times New Roman" w:hAnsi="Consolas" w:cs="Times New Roman"/>
+          <w:color w:val="D4D4D4"/>
+          <w:kern w:val="0"/>
+          <w:sz w:val="21"/>
+          <w:szCs w:val="21"/>
+          <w:lang w:eastAsia="en-ID"/>
+          <w14:ligatures w14:val="none"/>
+        </w:rPr>
+        <w:t xml:space="preserve">      </w:t>
+      </w:r>
+      <w:r>
+        <w:rPr>
+          <w:rFonts w:ascii="Consolas" w:eastAsia="Times New Roman" w:hAnsi="Consolas" w:cs="Times New Roman"/>
+          <w:color w:val="DCDCAA"/>
+          <w:kern w:val="0"/>
+          <w:sz w:val="21"/>
+          <w:szCs w:val="21"/>
+          <w:lang w:eastAsia="en-ID"/>
+          <w14:ligatures w14:val="none"/>
+        </w:rPr>
+        <w:t>header</w:t>
+      </w:r>
+      <w:r>
+        <w:rPr>
+          <w:rFonts w:ascii="Consolas" w:eastAsia="Times New Roman" w:hAnsi="Consolas" w:cs="Times New Roman"/>
+          <w:color w:val="D4D4D4"/>
+          <w:kern w:val="0"/>
+          <w:sz w:val="21"/>
+          <w:szCs w:val="21"/>
+          <w:lang w:eastAsia="en-ID"/>
+          <w14:ligatures w14:val="none"/>
+        </w:rPr>
+        <w:t>(</w:t>
+      </w:r>
+      <w:r>
+        <w:rPr>
+          <w:rFonts w:ascii="Consolas" w:eastAsia="Times New Roman" w:hAnsi="Consolas" w:cs="Times New Roman"/>
+          <w:color w:val="CE9178"/>
+          <w:kern w:val="0"/>
+          <w:sz w:val="21"/>
+          <w:szCs w:val="21"/>
+          <w:lang w:eastAsia="en-ID"/>
+          <w14:ligatures w14:val="none"/>
+        </w:rPr>
+        <w:t>'Location: '</w:t>
+      </w:r>
+      <w:r>
+        <w:rPr>
+          <w:rFonts w:ascii="Consolas" w:eastAsia="Times New Roman" w:hAnsi="Consolas" w:cs="Times New Roman"/>
+          <w:color w:val="D4D4D4"/>
+          <w:kern w:val="0"/>
+          <w:sz w:val="21"/>
+          <w:szCs w:val="21"/>
+          <w:lang w:eastAsia="en-ID"/>
+          <w14:ligatures w14:val="none"/>
+        </w:rPr>
+        <w:t xml:space="preserve"> . BASEURL . </w:t>
+      </w:r>
+      <w:r>
+        <w:rPr>
+          <w:rFonts w:ascii="Consolas" w:eastAsia="Times New Roman" w:hAnsi="Consolas" w:cs="Times New Roman"/>
+          <w:color w:val="CE9178"/>
+          <w:kern w:val="0"/>
+          <w:sz w:val="21"/>
+          <w:szCs w:val="21"/>
+          <w:lang w:eastAsia="en-ID"/>
+          <w14:ligatures w14:val="none"/>
+        </w:rPr>
+        <w:t>'/mahasiswa'</w:t>
+      </w:r>
+      <w:r>
+        <w:rPr>
+          <w:rFonts w:ascii="Consolas" w:eastAsia="Times New Roman" w:hAnsi="Consolas" w:cs="Times New Roman"/>
+          <w:color w:val="D4D4D4"/>
+          <w:kern w:val="0"/>
+          <w:sz w:val="21"/>
+          <w:szCs w:val="21"/>
+          <w:lang w:eastAsia="en-ID"/>
+          <w14:ligatures w14:val="none"/>
+        </w:rPr>
+        <w:t>);</w:t>
+      </w:r>
+    </w:p>
+    <w:p>
+      <w:pPr>
+        <w:shd w:val="clear" w:color="auto" w:fill="1F1F1F"/>
+        <w:spacing w:after="0" w:line="285" w:lineRule="atLeast"/>
+        <w:rPr>
+          <w:rFonts w:ascii="Consolas" w:eastAsia="Times New Roman" w:hAnsi="Consolas" w:cs="Times New Roman"/>
+          <w:color w:val="CCCCCC"/>
+          <w:kern w:val="0"/>
+          <w:sz w:val="21"/>
+          <w:szCs w:val="21"/>
+          <w:lang w:eastAsia="en-ID"/>
+          <w14:ligatures w14:val="none"/>
+        </w:rPr>
+      </w:pPr>
+      <w:r>
+        <w:rPr>
+          <w:rFonts w:ascii="Consolas" w:eastAsia="Times New Roman" w:hAnsi="Consolas" w:cs="Times New Roman"/>
+          <w:color w:val="D4D4D4"/>
+          <w:kern w:val="0"/>
+          <w:sz w:val="21"/>
+          <w:szCs w:val="21"/>
+          <w:lang w:eastAsia="en-ID"/>
+          <w14:ligatures w14:val="none"/>
+        </w:rPr>
+        <w:t xml:space="preserve">      </w:t>
+      </w:r>
+      <w:r>
+        <w:rPr>
+          <w:rFonts w:ascii="Consolas" w:eastAsia="Times New Roman" w:hAnsi="Consolas" w:cs="Times New Roman"/>
+          <w:color w:val="C586C0"/>
+          <w:kern w:val="0"/>
+          <w:sz w:val="21"/>
+          <w:szCs w:val="21"/>
+          <w:lang w:eastAsia="en-ID"/>
+          <w14:ligatures w14:val="none"/>
+        </w:rPr>
+        <w:t>exit</w:t>
+      </w:r>
+      <w:r>
+        <w:rPr>
+          <w:rFonts w:ascii="Consolas" w:eastAsia="Times New Roman" w:hAnsi="Consolas" w:cs="Times New Roman"/>
+          <w:color w:val="D4D4D4"/>
+          <w:kern w:val="0"/>
+          <w:sz w:val="21"/>
+          <w:szCs w:val="21"/>
+          <w:lang w:eastAsia="en-ID"/>
+          <w14:ligatures w14:val="none"/>
+        </w:rPr>
+        <w:t>;</w:t>
+      </w:r>
+    </w:p>
+    <w:p>
+      <w:pPr>
+        <w:shd w:val="clear" w:color="auto" w:fill="1F1F1F"/>
+        <w:spacing w:after="0" w:line="285" w:lineRule="atLeast"/>
+        <w:rPr>
+          <w:rFonts w:ascii="Consolas" w:eastAsia="Times New Roman" w:hAnsi="Consolas" w:cs="Times New Roman"/>
+          <w:color w:val="CCCCCC"/>
+          <w:kern w:val="0"/>
+          <w:sz w:val="21"/>
+          <w:szCs w:val="21"/>
+          <w:lang w:eastAsia="en-ID"/>
+          <w14:ligatures w14:val="none"/>
+        </w:rPr>
+      </w:pPr>
+      <w:r>
+        <w:rPr>
+          <w:rFonts w:ascii="Consolas" w:eastAsia="Times New Roman" w:hAnsi="Consolas" w:cs="Times New Roman"/>
+          <w:color w:val="D4D4D4"/>
+          <w:kern w:val="0"/>
+          <w:sz w:val="21"/>
+          <w:szCs w:val="21"/>
+          <w:lang w:eastAsia="en-ID"/>
+          <w14:ligatures w14:val="none"/>
+        </w:rPr>
+        <w:t xml:space="preserve">    } </w:t>
+      </w:r>
+      <w:r>
+        <w:rPr>
+          <w:rFonts w:ascii="Consolas" w:eastAsia="Times New Roman" w:hAnsi="Consolas" w:cs="Times New Roman"/>
+          <w:color w:val="C586C0"/>
+          <w:kern w:val="0"/>
+          <w:sz w:val="21"/>
+          <w:szCs w:val="21"/>
+          <w:lang w:eastAsia="en-ID"/>
+          <w14:ligatures w14:val="none"/>
+        </w:rPr>
+        <w:t>else</w:t>
+      </w:r>
+      <w:r>
+        <w:rPr>
+          <w:rFonts w:ascii="Consolas" w:eastAsia="Times New Roman" w:hAnsi="Consolas" w:cs="Times New Roman"/>
+          <w:color w:val="D4D4D4"/>
+          <w:kern w:val="0"/>
+          <w:sz w:val="21"/>
+          <w:szCs w:val="21"/>
+          <w:lang w:eastAsia="en-ID"/>
+          <w14:ligatures w14:val="none"/>
+        </w:rPr>
+        <w:t xml:space="preserve"> {</w:t>
+      </w:r>
+    </w:p>
+    <w:p>
+      <w:pPr>
+        <w:shd w:val="clear" w:color="auto" w:fill="1F1F1F"/>
+        <w:spacing w:after="0" w:line="285" w:lineRule="atLeast"/>
+        <w:rPr>
+          <w:rFonts w:ascii="Consolas" w:eastAsia="Times New Roman" w:hAnsi="Consolas" w:cs="Times New Roman"/>
+          <w:color w:val="CCCCCC"/>
+          <w:kern w:val="0"/>
+          <w:sz w:val="21"/>
+          <w:szCs w:val="21"/>
+          <w:lang w:eastAsia="en-ID"/>
+          <w14:ligatures w14:val="none"/>
+        </w:rPr>
+      </w:pPr>
+      <w:r>
+        <w:rPr>
+          <w:rFonts w:ascii="Consolas" w:eastAsia="Times New Roman" w:hAnsi="Consolas" w:cs="Times New Roman"/>
+          <w:color w:val="D4D4D4"/>
+          <w:kern w:val="0"/>
+          <w:sz w:val="21"/>
+          <w:szCs w:val="21"/>
+          <w:lang w:eastAsia="en-ID"/>
+          <w14:ligatures w14:val="none"/>
+        </w:rPr>
+        <w:t xml:space="preserve">      </w:t>
+      </w:r>
+      <w:r>
+        <w:rPr>
+          <w:rFonts w:ascii="Consolas" w:eastAsia="Times New Roman" w:hAnsi="Consolas" w:cs="Times New Roman"/>
+          <w:color w:val="4EC9B0"/>
+          <w:kern w:val="0"/>
+          <w:sz w:val="21"/>
+          <w:szCs w:val="21"/>
+          <w:lang w:eastAsia="en-ID"/>
+          <w14:ligatures w14:val="none"/>
+        </w:rPr>
+        <w:t>Flasher</w:t>
+      </w:r>
+      <w:r>
+        <w:rPr>
+          <w:rFonts w:ascii="Consolas" w:eastAsia="Times New Roman" w:hAnsi="Consolas" w:cs="Times New Roman"/>
+          <w:color w:val="D4D4D4"/>
+          <w:kern w:val="0"/>
+          <w:sz w:val="21"/>
+          <w:szCs w:val="21"/>
+          <w:lang w:eastAsia="en-ID"/>
+          <w14:ligatures w14:val="none"/>
+        </w:rPr>
+        <w:t>::</w:t>
+      </w:r>
+      <w:r>
+        <w:rPr>
+          <w:rFonts w:ascii="Consolas" w:eastAsia="Times New Roman" w:hAnsi="Consolas" w:cs="Times New Roman"/>
+          <w:color w:val="DCDCAA"/>
+          <w:kern w:val="0"/>
+          <w:sz w:val="21"/>
+          <w:szCs w:val="21"/>
+          <w:lang w:eastAsia="en-ID"/>
+          <w14:ligatures w14:val="none"/>
+        </w:rPr>
+        <w:t>setFlash</w:t>
+      </w:r>
+      <w:r>
+        <w:rPr>
+          <w:rFonts w:ascii="Consolas" w:eastAsia="Times New Roman" w:hAnsi="Consolas" w:cs="Times New Roman"/>
+          <w:color w:val="D4D4D4"/>
+          <w:kern w:val="0"/>
+          <w:sz w:val="21"/>
+          <w:szCs w:val="21"/>
+          <w:lang w:eastAsia="en-ID"/>
+          <w14:ligatures w14:val="none"/>
+        </w:rPr>
+        <w:t>(</w:t>
+      </w:r>
+      <w:r>
+        <w:rPr>
+          <w:rFonts w:ascii="Consolas" w:eastAsia="Times New Roman" w:hAnsi="Consolas" w:cs="Times New Roman"/>
+          <w:color w:val="CE9178"/>
+          <w:kern w:val="0"/>
+          <w:sz w:val="21"/>
+          <w:szCs w:val="21"/>
+          <w:lang w:eastAsia="en-ID"/>
+          <w14:ligatures w14:val="none"/>
+        </w:rPr>
+        <w:t>'Gagal'</w:t>
+      </w:r>
+      <w:r>
+        <w:rPr>
+          <w:rFonts w:ascii="Consolas" w:eastAsia="Times New Roman" w:hAnsi="Consolas" w:cs="Times New Roman"/>
+          <w:color w:val="D4D4D4"/>
+          <w:kern w:val="0"/>
+          <w:sz w:val="21"/>
+          <w:szCs w:val="21"/>
+          <w:lang w:eastAsia="en-ID"/>
+          <w14:ligatures w14:val="none"/>
+        </w:rPr>
+        <w:t xml:space="preserve"> ,</w:t>
+      </w:r>
+      <w:r>
+        <w:rPr>
+          <w:rFonts w:ascii="Consolas" w:eastAsia="Times New Roman" w:hAnsi="Consolas" w:cs="Times New Roman"/>
+          <w:color w:val="CE9178"/>
+          <w:kern w:val="0"/>
+          <w:sz w:val="21"/>
+          <w:szCs w:val="21"/>
+          <w:lang w:eastAsia="en-ID"/>
+          <w14:ligatures w14:val="none"/>
+        </w:rPr>
+        <w:t>'ditambahkan'</w:t>
+      </w:r>
+      <w:r>
+        <w:rPr>
+          <w:rFonts w:ascii="Consolas" w:eastAsia="Times New Roman" w:hAnsi="Consolas" w:cs="Times New Roman"/>
+          <w:color w:val="D4D4D4"/>
+          <w:kern w:val="0"/>
+          <w:sz w:val="21"/>
+          <w:szCs w:val="21"/>
+          <w:lang w:eastAsia="en-ID"/>
+          <w14:ligatures w14:val="none"/>
+        </w:rPr>
+        <w:t xml:space="preserve"> , </w:t>
+      </w:r>
+      <w:r>
+        <w:rPr>
+          <w:rFonts w:ascii="Consolas" w:eastAsia="Times New Roman" w:hAnsi="Consolas" w:cs="Times New Roman"/>
+          <w:color w:val="CE9178"/>
+          <w:kern w:val="0"/>
+          <w:sz w:val="21"/>
+          <w:szCs w:val="21"/>
+          <w:lang w:eastAsia="en-ID"/>
+          <w14:ligatures w14:val="none"/>
+        </w:rPr>
+        <w:t>'danger'</w:t>
+      </w:r>
+      <w:r>
+        <w:rPr>
+          <w:rFonts w:ascii="Consolas" w:eastAsia="Times New Roman" w:hAnsi="Consolas" w:cs="Times New Roman"/>
+          <w:color w:val="D4D4D4"/>
+          <w:kern w:val="0"/>
+          <w:sz w:val="21"/>
+          <w:szCs w:val="21"/>
+          <w:lang w:eastAsia="en-ID"/>
+          <w14:ligatures w14:val="none"/>
+        </w:rPr>
+        <w:t>);</w:t>
+      </w:r>
+    </w:p>
+    <w:p>
+      <w:pPr>
+        <w:shd w:val="clear" w:color="auto" w:fill="1F1F1F"/>
+        <w:spacing w:after="0" w:line="285" w:lineRule="atLeast"/>
+        <w:rPr>
+          <w:rFonts w:ascii="Consolas" w:eastAsia="Times New Roman" w:hAnsi="Consolas" w:cs="Times New Roman"/>
+          <w:color w:val="CCCCCC"/>
+          <w:kern w:val="0"/>
+          <w:sz w:val="21"/>
+          <w:szCs w:val="21"/>
+          <w:lang w:eastAsia="en-ID"/>
+          <w14:ligatures w14:val="none"/>
+        </w:rPr>
+      </w:pPr>
+      <w:r>
+        <w:rPr>
+          <w:rFonts w:ascii="Consolas" w:eastAsia="Times New Roman" w:hAnsi="Consolas" w:cs="Times New Roman"/>
+          <w:color w:val="D4D4D4"/>
+          <w:kern w:val="0"/>
+          <w:sz w:val="21"/>
+          <w:szCs w:val="21"/>
+          <w:lang w:eastAsia="en-ID"/>
+          <w14:ligatures w14:val="none"/>
+        </w:rPr>
+        <w:t xml:space="preserve">      </w:t>
+      </w:r>
+      <w:r>
+        <w:rPr>
+          <w:rFonts w:ascii="Consolas" w:eastAsia="Times New Roman" w:hAnsi="Consolas" w:cs="Times New Roman"/>
+          <w:color w:val="DCDCAA"/>
+          <w:kern w:val="0"/>
+          <w:sz w:val="21"/>
+          <w:szCs w:val="21"/>
+          <w:lang w:eastAsia="en-ID"/>
+          <w14:ligatures w14:val="none"/>
+        </w:rPr>
+        <w:t>header</w:t>
+      </w:r>
+      <w:r>
+        <w:rPr>
+          <w:rFonts w:ascii="Consolas" w:eastAsia="Times New Roman" w:hAnsi="Consolas" w:cs="Times New Roman"/>
+          <w:color w:val="D4D4D4"/>
+          <w:kern w:val="0"/>
+          <w:sz w:val="21"/>
+          <w:szCs w:val="21"/>
+          <w:lang w:eastAsia="en-ID"/>
+          <w14:ligatures w14:val="none"/>
+        </w:rPr>
+        <w:t>(</w:t>
+      </w:r>
+      <w:r>
+        <w:rPr>
+          <w:rFonts w:ascii="Consolas" w:eastAsia="Times New Roman" w:hAnsi="Consolas" w:cs="Times New Roman"/>
+          <w:color w:val="CE9178"/>
+          <w:kern w:val="0"/>
+          <w:sz w:val="21"/>
+          <w:szCs w:val="21"/>
+          <w:lang w:eastAsia="en-ID"/>
+          <w14:ligatures w14:val="none"/>
+        </w:rPr>
+        <w:t>'Location: '</w:t>
+      </w:r>
+      <w:r>
+        <w:rPr>
+          <w:rFonts w:ascii="Consolas" w:eastAsia="Times New Roman" w:hAnsi="Consolas" w:cs="Times New Roman"/>
+          <w:color w:val="D4D4D4"/>
+          <w:kern w:val="0"/>
+          <w:sz w:val="21"/>
+          <w:szCs w:val="21"/>
+          <w:lang w:eastAsia="en-ID"/>
+          <w14:ligatures w14:val="none"/>
+        </w:rPr>
+        <w:t xml:space="preserve"> . BASEURL . </w:t>
+      </w:r>
+      <w:r>
+        <w:rPr>
+          <w:rFonts w:ascii="Consolas" w:eastAsia="Times New Roman" w:hAnsi="Consolas" w:cs="Times New Roman"/>
+          <w:color w:val="CE9178"/>
+          <w:kern w:val="0"/>
+          <w:sz w:val="21"/>
+          <w:szCs w:val="21"/>
+          <w:lang w:eastAsia="en-ID"/>
+          <w14:ligatures w14:val="none"/>
+        </w:rPr>
+        <w:t>'/mahasiswa'</w:t>
+      </w:r>
+      <w:r>
+        <w:rPr>
+          <w:rFonts w:ascii="Consolas" w:eastAsia="Times New Roman" w:hAnsi="Consolas" w:cs="Times New Roman"/>
+          <w:color w:val="D4D4D4"/>
+          <w:kern w:val="0"/>
+          <w:sz w:val="21"/>
+          <w:szCs w:val="21"/>
+          <w:lang w:eastAsia="en-ID"/>
+          <w14:ligatures w14:val="none"/>
+        </w:rPr>
+        <w:t>);</w:t>
+      </w:r>
+    </w:p>
+    <w:p>
+      <w:pPr>
+        <w:shd w:val="clear" w:color="auto" w:fill="1F1F1F"/>
+        <w:spacing w:after="0" w:line="285" w:lineRule="atLeast"/>
+        <w:rPr>
+          <w:rFonts w:ascii="Consolas" w:eastAsia="Times New Roman" w:hAnsi="Consolas" w:cs="Times New Roman"/>
+          <w:color w:val="CCCCCC"/>
+          <w:kern w:val="0"/>
+          <w:sz w:val="21"/>
+          <w:szCs w:val="21"/>
+          <w:lang w:eastAsia="en-ID"/>
+          <w14:ligatures w14:val="none"/>
+        </w:rPr>
+      </w:pPr>
+      <w:r>
+        <w:rPr>
+          <w:rFonts w:ascii="Consolas" w:eastAsia="Times New Roman" w:hAnsi="Consolas" w:cs="Times New Roman"/>
+          <w:color w:val="D4D4D4"/>
+          <w:kern w:val="0"/>
+          <w:sz w:val="21"/>
+          <w:szCs w:val="21"/>
+          <w:lang w:eastAsia="en-ID"/>
+          <w14:ligatures w14:val="none"/>
+        </w:rPr>
+        <w:t xml:space="preserve">      </w:t>
+      </w:r>
+      <w:r>
+        <w:rPr>
+          <w:rFonts w:ascii="Consolas" w:eastAsia="Times New Roman" w:hAnsi="Consolas" w:cs="Times New Roman"/>
+          <w:color w:val="C586C0"/>
+          <w:kern w:val="0"/>
+          <w:sz w:val="21"/>
+          <w:szCs w:val="21"/>
+          <w:lang w:eastAsia="en-ID"/>
+          <w14:ligatures w14:val="none"/>
+        </w:rPr>
+        <w:t>exit</w:t>
+      </w:r>
+      <w:r>
+        <w:rPr>
+          <w:rFonts w:ascii="Consolas" w:eastAsia="Times New Roman" w:hAnsi="Consolas" w:cs="Times New Roman"/>
+          <w:color w:val="D4D4D4"/>
+          <w:kern w:val="0"/>
+          <w:sz w:val="21"/>
+          <w:szCs w:val="21"/>
+          <w:lang w:eastAsia="en-ID"/>
+          <w14:ligatures w14:val="none"/>
+        </w:rPr>
+        <w:t>;</w:t>
+      </w:r>
+    </w:p>
+    <w:p>
+      <w:pPr>
+        <w:shd w:val="clear" w:color="auto" w:fill="1F1F1F"/>
+        <w:spacing w:after="0" w:line="285" w:lineRule="atLeast"/>
+        <w:rPr>
+          <w:rFonts w:ascii="Consolas" w:eastAsia="Times New Roman" w:hAnsi="Consolas" w:cs="Times New Roman"/>
+          <w:color w:val="CCCCCC"/>
+          <w:kern w:val="0"/>
+          <w:sz w:val="21"/>
+          <w:szCs w:val="21"/>
+          <w:lang w:eastAsia="en-ID"/>
+          <w14:ligatures w14:val="none"/>
+        </w:rPr>
+      </w:pPr>
+      <w:r>
+        <w:rPr>
+          <w:rFonts w:ascii="Consolas" w:eastAsia="Times New Roman" w:hAnsi="Consolas" w:cs="Times New Roman"/>
+          <w:color w:val="D4D4D4"/>
+          <w:kern w:val="0"/>
+          <w:sz w:val="21"/>
+          <w:szCs w:val="21"/>
+          <w:lang w:eastAsia="en-ID"/>
+          <w14:ligatures w14:val="none"/>
+        </w:rPr>
+        <w:t>    }</w:t>
+      </w:r>
+    </w:p>
+    <w:p>
+      <w:pPr>
+        <w:shd w:val="clear" w:color="auto" w:fill="1F1F1F"/>
+        <w:spacing w:after="0" w:line="285" w:lineRule="atLeast"/>
+        <w:rPr>
+          <w:rFonts w:ascii="Consolas" w:eastAsia="Times New Roman" w:hAnsi="Consolas" w:cs="Times New Roman"/>
+          <w:color w:val="CCCCCC"/>
+          <w:kern w:val="0"/>
+          <w:sz w:val="21"/>
+          <w:szCs w:val="21"/>
+          <w:lang w:eastAsia="en-ID"/>
+          <w14:ligatures w14:val="none"/>
+        </w:rPr>
+      </w:pPr>
+      <w:r>
+        <w:rPr>
+          <w:rFonts w:ascii="Consolas" w:eastAsia="Times New Roman" w:hAnsi="Consolas" w:cs="Times New Roman"/>
+          <w:color w:val="D4D4D4"/>
+          <w:kern w:val="0"/>
+          <w:sz w:val="21"/>
+          <w:szCs w:val="21"/>
+          <w:lang w:eastAsia="en-ID"/>
+          <w14:ligatures w14:val="none"/>
+        </w:rPr>
+        <w:t>  }</w:t>
+      </w:r>
+    </w:p>
+    <w:p>
+      <w:pPr>
+        <w:spacing w:after="0"/>
+        <w:jc w:val="both"/>
+        <w:rPr>
+          <w:rFonts w:ascii="Times New Roman" w:hAnsi="Times New Roman" w:cs="Times New Roman"/>
+        </w:rPr>
+      </w:pPr>
+      <w:r>
+        <w:rPr>
+          <w:rFonts w:ascii="Times New Roman" w:hAnsi="Times New Roman" w:cs="Times New Roman"/>
+        </w:rPr>
+        <w:t xml:space="preserve">Ini akan di panggil dari </w:t>
+      </w:r>
+      <w:r>
+        <w:rPr>
+          <w:rFonts w:ascii="Times New Roman" w:hAnsi="Times New Roman" w:cs="Times New Roman"/>
+        </w:rPr>
+        <w:t>view</w:t>
+      </w:r>
+    </w:p>
+    <w:p>
+      <w:pPr>
+        <w:shd w:val="clear" w:color="auto" w:fill="1F1F1F"/>
+        <w:spacing w:after="0" w:line="285" w:lineRule="atLeast"/>
+        <w:rPr>
+          <w:rFonts w:ascii="Consolas" w:eastAsia="Times New Roman" w:hAnsi="Consolas" w:cs="Times New Roman"/>
+          <w:color w:val="CCCCCC"/>
+          <w:kern w:val="0"/>
+          <w:sz w:val="21"/>
+          <w:szCs w:val="21"/>
+          <w:lang w:eastAsia="en-ID"/>
+          <w14:ligatures w14:val="none"/>
+        </w:rPr>
+      </w:pPr>
+      <w:r>
+        <w:rPr>
+          <w:rFonts w:ascii="Consolas" w:eastAsia="Times New Roman" w:hAnsi="Consolas" w:cs="Times New Roman"/>
+          <w:color w:val="CCCCCC"/>
+          <w:kern w:val="0"/>
+          <w:sz w:val="21"/>
+          <w:szCs w:val="21"/>
+          <w:lang w:eastAsia="en-ID"/>
+          <w14:ligatures w14:val="none"/>
+        </w:rPr>
+        <w:t xml:space="preserve">    </w:t>
+      </w:r>
+      <w:r>
+        <w:rPr>
+          <w:rFonts w:ascii="Consolas" w:eastAsia="Times New Roman" w:hAnsi="Consolas" w:cs="Times New Roman"/>
+          <w:color w:val="808080"/>
+          <w:kern w:val="0"/>
+          <w:sz w:val="21"/>
+          <w:szCs w:val="21"/>
+          <w:lang w:eastAsia="en-ID"/>
+          <w14:ligatures w14:val="none"/>
+        </w:rPr>
+        <w:t>&lt;</w:t>
+      </w:r>
+      <w:r>
+        <w:rPr>
+          <w:rFonts w:ascii="Consolas" w:eastAsia="Times New Roman" w:hAnsi="Consolas" w:cs="Times New Roman"/>
+          <w:color w:val="569CD6"/>
+          <w:kern w:val="0"/>
+          <w:sz w:val="21"/>
+          <w:szCs w:val="21"/>
+          <w:lang w:eastAsia="en-ID"/>
+          <w14:ligatures w14:val="none"/>
+        </w:rPr>
+        <w:t>div</w:t>
+      </w:r>
+      <w:r>
+        <w:rPr>
+          <w:rFonts w:ascii="Consolas" w:eastAsia="Times New Roman" w:hAnsi="Consolas" w:cs="Times New Roman"/>
+          <w:color w:val="CCCCCC"/>
+          <w:kern w:val="0"/>
+          <w:sz w:val="21"/>
+          <w:szCs w:val="21"/>
+          <w:lang w:eastAsia="en-ID"/>
+          <w14:ligatures w14:val="none"/>
+        </w:rPr>
+        <w:t xml:space="preserve"> </w:t>
+      </w:r>
+      <w:r>
+        <w:rPr>
+          <w:rFonts w:ascii="Consolas" w:eastAsia="Times New Roman" w:hAnsi="Consolas" w:cs="Times New Roman"/>
+          <w:color w:val="9CDCFE"/>
+          <w:kern w:val="0"/>
+          <w:sz w:val="21"/>
+          <w:szCs w:val="21"/>
+          <w:lang w:eastAsia="en-ID"/>
+          <w14:ligatures w14:val="none"/>
+        </w:rPr>
+        <w:t>class</w:t>
+      </w:r>
+      <w:r>
+        <w:rPr>
+          <w:rFonts w:ascii="Consolas" w:eastAsia="Times New Roman" w:hAnsi="Consolas" w:cs="Times New Roman"/>
+          <w:color w:val="CCCCCC"/>
+          <w:kern w:val="0"/>
+          <w:sz w:val="21"/>
+          <w:szCs w:val="21"/>
+          <w:lang w:eastAsia="en-ID"/>
+          <w14:ligatures w14:val="none"/>
+        </w:rPr>
+        <w:t>=</w:t>
+      </w:r>
+      <w:r>
+        <w:rPr>
+          <w:rFonts w:ascii="Consolas" w:eastAsia="Times New Roman" w:hAnsi="Consolas" w:cs="Times New Roman"/>
+          <w:color w:val="CE9178"/>
+          <w:kern w:val="0"/>
+          <w:sz w:val="21"/>
+          <w:szCs w:val="21"/>
+          <w:lang w:eastAsia="en-ID"/>
+          <w14:ligatures w14:val="none"/>
+        </w:rPr>
+        <w:t>"col-lg-6"</w:t>
+      </w:r>
+      <w:r>
+        <w:rPr>
+          <w:rFonts w:ascii="Consolas" w:eastAsia="Times New Roman" w:hAnsi="Consolas" w:cs="Times New Roman"/>
+          <w:color w:val="808080"/>
+          <w:kern w:val="0"/>
+          <w:sz w:val="21"/>
+          <w:szCs w:val="21"/>
+          <w:lang w:eastAsia="en-ID"/>
+          <w14:ligatures w14:val="none"/>
+        </w:rPr>
+        <w:t>&gt;</w:t>
+      </w:r>
+    </w:p>
+    <w:p>
+      <w:pPr>
+        <w:shd w:val="clear" w:color="auto" w:fill="1F1F1F"/>
+        <w:spacing w:after="0" w:line="285" w:lineRule="atLeast"/>
+        <w:rPr>
+          <w:rFonts w:ascii="Consolas" w:eastAsia="Times New Roman" w:hAnsi="Consolas" w:cs="Times New Roman"/>
+          <w:color w:val="CCCCCC"/>
+          <w:kern w:val="0"/>
+          <w:sz w:val="21"/>
+          <w:szCs w:val="21"/>
+          <w:lang w:eastAsia="en-ID"/>
+          <w14:ligatures w14:val="none"/>
+        </w:rPr>
+      </w:pPr>
+      <w:r>
+        <w:rPr>
+          <w:rFonts w:ascii="Consolas" w:eastAsia="Times New Roman" w:hAnsi="Consolas" w:cs="Times New Roman"/>
+          <w:color w:val="CCCCCC"/>
+          <w:kern w:val="0"/>
+          <w:sz w:val="21"/>
+          <w:szCs w:val="21"/>
+          <w:lang w:eastAsia="en-ID"/>
+          <w14:ligatures w14:val="none"/>
+        </w:rPr>
+        <w:t xml:space="preserve">      </w:t>
+      </w:r>
+      <w:r>
+        <w:rPr>
+          <w:rFonts w:ascii="Consolas" w:eastAsia="Times New Roman" w:hAnsi="Consolas" w:cs="Times New Roman"/>
+          <w:color w:val="569CD6"/>
+          <w:kern w:val="0"/>
+          <w:sz w:val="21"/>
+          <w:szCs w:val="21"/>
+          <w:lang w:eastAsia="en-ID"/>
+          <w14:ligatures w14:val="none"/>
+        </w:rPr>
+        <w:t>&lt;?php</w:t>
+      </w:r>
+      <w:r>
+        <w:rPr>
+          <w:rFonts w:ascii="Consolas" w:eastAsia="Times New Roman" w:hAnsi="Consolas" w:cs="Times New Roman"/>
+          <w:color w:val="D4D4D4"/>
+          <w:kern w:val="0"/>
+          <w:sz w:val="21"/>
+          <w:szCs w:val="21"/>
+          <w:lang w:eastAsia="en-ID"/>
+          <w14:ligatures w14:val="none"/>
+        </w:rPr>
+        <w:t xml:space="preserve"> </w:t>
+      </w:r>
+      <w:r>
+        <w:rPr>
+          <w:rFonts w:ascii="Consolas" w:eastAsia="Times New Roman" w:hAnsi="Consolas" w:cs="Times New Roman"/>
+          <w:color w:val="4EC9B0"/>
+          <w:kern w:val="0"/>
+          <w:sz w:val="21"/>
+          <w:szCs w:val="21"/>
+          <w:lang w:eastAsia="en-ID"/>
+          <w14:ligatures w14:val="none"/>
+        </w:rPr>
+        <w:t>Flasher</w:t>
+      </w:r>
+      <w:r>
+        <w:rPr>
+          <w:rFonts w:ascii="Consolas" w:eastAsia="Times New Roman" w:hAnsi="Consolas" w:cs="Times New Roman"/>
+          <w:color w:val="D4D4D4"/>
+          <w:kern w:val="0"/>
+          <w:sz w:val="21"/>
+          <w:szCs w:val="21"/>
+          <w:lang w:eastAsia="en-ID"/>
+          <w14:ligatures w14:val="none"/>
+        </w:rPr>
+        <w:t>::</w:t>
+      </w:r>
+      <w:r>
+        <w:rPr>
+          <w:rFonts w:ascii="Consolas" w:eastAsia="Times New Roman" w:hAnsi="Consolas" w:cs="Times New Roman"/>
+          <w:color w:val="DCDCAA"/>
+          <w:kern w:val="0"/>
+          <w:sz w:val="21"/>
+          <w:szCs w:val="21"/>
+          <w:lang w:eastAsia="en-ID"/>
+          <w14:ligatures w14:val="none"/>
+        </w:rPr>
+        <w:t>flash</w:t>
+      </w:r>
+      <w:r>
+        <w:rPr>
+          <w:rFonts w:ascii="Consolas" w:eastAsia="Times New Roman" w:hAnsi="Consolas" w:cs="Times New Roman"/>
+          <w:color w:val="D4D4D4"/>
+          <w:kern w:val="0"/>
+          <w:sz w:val="21"/>
+          <w:szCs w:val="21"/>
+          <w:lang w:eastAsia="en-ID"/>
+          <w14:ligatures w14:val="none"/>
+        </w:rPr>
+        <w:t xml:space="preserve">(); </w:t>
+      </w:r>
+      <w:r>
+        <w:rPr>
+          <w:rFonts w:ascii="Consolas" w:eastAsia="Times New Roman" w:hAnsi="Consolas" w:cs="Times New Roman"/>
+          <w:color w:val="569CD6"/>
+          <w:kern w:val="0"/>
+          <w:sz w:val="21"/>
+          <w:szCs w:val="21"/>
+          <w:lang w:eastAsia="en-ID"/>
+          <w14:ligatures w14:val="none"/>
+        </w:rPr>
+        <w:t>?&gt;</w:t>
+      </w:r>
+    </w:p>
+    <w:p>
+      <w:pPr>
+        <w:shd w:val="clear" w:color="auto" w:fill="1F1F1F"/>
+        <w:spacing w:after="0" w:line="285" w:lineRule="atLeast"/>
+        <w:rPr>
+          <w:rFonts w:ascii="Consolas" w:eastAsia="Times New Roman" w:hAnsi="Consolas" w:cs="Times New Roman"/>
+          <w:color w:val="CCCCCC"/>
+          <w:kern w:val="0"/>
+          <w:sz w:val="21"/>
+          <w:szCs w:val="21"/>
+          <w:lang w:eastAsia="en-ID"/>
+          <w14:ligatures w14:val="none"/>
+        </w:rPr>
+      </w:pPr>
+      <w:r>
+        <w:rPr>
+          <w:rFonts w:ascii="Consolas" w:eastAsia="Times New Roman" w:hAnsi="Consolas" w:cs="Times New Roman"/>
+          <w:color w:val="CCCCCC"/>
+          <w:kern w:val="0"/>
+          <w:sz w:val="21"/>
+          <w:szCs w:val="21"/>
+          <w:lang w:eastAsia="en-ID"/>
+          <w14:ligatures w14:val="none"/>
+        </w:rPr>
+        <w:t xml:space="preserve">    </w:t>
+      </w:r>
+      <w:r>
+        <w:rPr>
+          <w:rFonts w:ascii="Consolas" w:eastAsia="Times New Roman" w:hAnsi="Consolas" w:cs="Times New Roman"/>
+          <w:color w:val="808080"/>
+          <w:kern w:val="0"/>
+          <w:sz w:val="21"/>
+          <w:szCs w:val="21"/>
+          <w:lang w:eastAsia="en-ID"/>
+          <w14:ligatures w14:val="none"/>
+        </w:rPr>
+        <w:t>&lt;/</w:t>
+      </w:r>
+      <w:r>
+        <w:rPr>
+          <w:rFonts w:ascii="Consolas" w:eastAsia="Times New Roman" w:hAnsi="Consolas" w:cs="Times New Roman"/>
+          <w:color w:val="569CD6"/>
+          <w:kern w:val="0"/>
+          <w:sz w:val="21"/>
+          <w:szCs w:val="21"/>
+          <w:lang w:eastAsia="en-ID"/>
+          <w14:ligatures w14:val="none"/>
+        </w:rPr>
+        <w:t>div</w:t>
+      </w:r>
+      <w:r>
+        <w:rPr>
+          <w:rFonts w:ascii="Consolas" w:eastAsia="Times New Roman" w:hAnsi="Consolas" w:cs="Times New Roman"/>
+          <w:color w:val="808080"/>
+          <w:kern w:val="0"/>
+          <w:sz w:val="21"/>
+          <w:szCs w:val="21"/>
+          <w:lang w:eastAsia="en-ID"/>
+          <w14:ligatures w14:val="none"/>
+        </w:rPr>
+        <w:t>&gt;</w:t>
+      </w:r>
+    </w:p>
+    <w:p>
+      <w:pPr>
+        <w:spacing w:after="0"/>
+        <w:jc w:val="both"/>
+        <w:rPr>
+          <w:rFonts w:ascii="Times New Roman" w:hAnsi="Times New Roman" w:cs="Times New Roman"/>
+        </w:rPr>
+      </w:pPr>
     </w:p>
     <w:sectPr>
+      <w:footerReference w:type="default" r:id="rId14"/>
       <w:pgSz w:w="11906" w:h="16838"/>
       <w:pgMar w:top="1440" w:right="1440" w:bottom="1440" w:left="1440" w:header="708" w:footer="708" w:gutter="0"/>
       <w:cols w:space="708"/>
@@ -26943,6 +35625,69 @@
     </w:sectPr>
   </w:body>
 </w:document>
+</file>
+
+<file path=word/endnotes.xml><?xml version="1.0" encoding="utf-8"?>
+<w:endnotes xmlns:wpc="http://schemas.microsoft.com/office/word/2010/wordprocessingCanvas" xmlns:cx="http://schemas.microsoft.com/office/drawing/2014/chartex" xmlns:cx1="http://schemas.microsoft.com/office/drawing/2015/9/8/chartex" xmlns:cx2="http://schemas.microsoft.com/office/drawing/2015/10/21/chartex" xmlns:cx3="http://schemas.microsoft.com/office/drawing/2016/5/9/chartex" xmlns:cx4="http://schemas.microsoft.com/office/drawing/2016/5/10/chartex" xmlns:cx5="http://schemas.microsoft.com/office/drawing/2016/5/11/chartex" xmlns:cx6="http://schemas.microsoft.com/office/drawing/2016/5/12/chartex" xmlns:cx7="http://schemas.microsoft.com/office/drawing/2016/5/13/chartex" xmlns:cx8="http://schemas.microsoft.com/office/drawing/2016/5/14/chartex" xmlns:mc="http://schemas.openxmlformats.org/markup-compatibility/2006" xmlns:aink="http://schemas.microsoft.com/office/drawing/2016/ink" xmlns:am3d="http://schemas.microsoft.com/office/drawing/2017/model3d" xmlns:o="urn:schemas-microsoft-com:office:office" xmlns:oel="http://schemas.microsoft.com/office/2019/extlst" xmlns:r="http://schemas.openxmlformats.org/officeDocument/2006/relationships" xmlns:m="http://schemas.openxmlformats.org/officeDocument/2006/math" xmlns:v="urn:schemas-microsoft-com:vml" xmlns:wp14="http://schemas.microsoft.com/office/word/2010/wordprocessingDrawing" xmlns:wp="http://schemas.openxmlformats.org/drawingml/2006/wordprocessingDrawing" xmlns:w10="urn:schemas-microsoft-com:office:word" xmlns:w="http://schemas.openxmlformats.org/wordprocessingml/2006/main" xmlns:w14="http://schemas.microsoft.com/office/word/2010/wordml" xmlns:w15="http://schemas.microsoft.com/office/word/2012/wordml" xmlns:w16cex="http://schemas.microsoft.com/office/word/2018/wordml/cex" xmlns:w16cid="http://schemas.microsoft.com/office/word/2016/wordml/cid" xmlns:w16="http://schemas.microsoft.com/office/word/2018/wordml" xmlns:w16du="http://schemas.microsoft.com/office/word/2023/wordml/word16du" xmlns:w16sdtdh="http://schemas.microsoft.com/office/word/2020/wordml/sdtdatahash" xmlns:w16sdtfl="http://schemas.microsoft.com/office/word/2024/wordml/sdtformatlock" xmlns:w16se="http://schemas.microsoft.com/office/word/2015/wordml/symex" xmlns:wpg="http://schemas.microsoft.com/office/word/2010/wordprocessingGroup" xmlns:wpi="http://schemas.microsoft.com/office/word/2010/wordprocessingInk" xmlns:wne="http://schemas.microsoft.com/office/word/2006/wordml" xmlns:wps="http://schemas.microsoft.com/office/word/2010/wordprocessingShape" mc:Ignorable="w14 w15 w16se w16cid w16 w16cex w16sdtdh w16sdtfl w16du wp14">
+  <w:endnote w:type="separator" w:id="-1">
+    <w:p>
+      <w:pPr>
+        <w:spacing w:after="0" w:line="240" w:lineRule="auto"/>
+      </w:pPr>
+      <w:r>
+        <w:separator/>
+      </w:r>
+    </w:p>
+  </w:endnote>
+  <w:endnote w:type="continuationSeparator" w:id="0">
+    <w:p>
+      <w:pPr>
+        <w:spacing w:after="0" w:line="240" w:lineRule="auto"/>
+      </w:pPr>
+      <w:r>
+        <w:continuationSeparator/>
+      </w:r>
+    </w:p>
+  </w:endnote>
+</w:endnotes>
+</file>
+
+<file path=word/footer1.xml><?xml version="1.0" encoding="utf-8"?>
+<w:ftr xmlns:wpc="http://schemas.microsoft.com/office/word/2010/wordprocessingCanvas" xmlns:cx="http://schemas.microsoft.com/office/drawing/2014/chartex" xmlns:cx1="http://schemas.microsoft.com/office/drawing/2015/9/8/chartex" xmlns:cx2="http://schemas.microsoft.com/office/drawing/2015/10/21/chartex" xmlns:cx3="http://schemas.microsoft.com/office/drawing/2016/5/9/chartex" xmlns:cx4="http://schemas.microsoft.com/office/drawing/2016/5/10/chartex" xmlns:cx5="http://schemas.microsoft.com/office/drawing/2016/5/11/chartex" xmlns:cx6="http://schemas.microsoft.com/office/drawing/2016/5/12/chartex" xmlns:cx7="http://schemas.microsoft.com/office/drawing/2016/5/13/chartex" xmlns:cx8="http://schemas.microsoft.com/office/drawing/2016/5/14/chartex" xmlns:mc="http://schemas.openxmlformats.org/markup-compatibility/2006" xmlns:aink="http://schemas.microsoft.com/office/drawing/2016/ink" xmlns:am3d="http://schemas.microsoft.com/office/drawing/2017/model3d" xmlns:o="urn:schemas-microsoft-com:office:office" xmlns:oel="http://schemas.microsoft.com/office/2019/extlst" xmlns:r="http://schemas.openxmlformats.org/officeDocument/2006/relationships" xmlns:m="http://schemas.openxmlformats.org/officeDocument/2006/math" xmlns:v="urn:schemas-microsoft-com:vml" xmlns:wp14="http://schemas.microsoft.com/office/word/2010/wordprocessingDrawing" xmlns:wp="http://schemas.openxmlformats.org/drawingml/2006/wordprocessingDrawing" xmlns:w10="urn:schemas-microsoft-com:office:word" xmlns:w="http://schemas.openxmlformats.org/wordprocessingml/2006/main" xmlns:w14="http://schemas.microsoft.com/office/word/2010/wordml" xmlns:w15="http://schemas.microsoft.com/office/word/2012/wordml" xmlns:w16cex="http://schemas.microsoft.com/office/word/2018/wordml/cex" xmlns:w16cid="http://schemas.microsoft.com/office/word/2016/wordml/cid" xmlns:w16="http://schemas.microsoft.com/office/word/2018/wordml" xmlns:w16du="http://schemas.microsoft.com/office/word/2023/wordml/word16du" xmlns:w16sdtdh="http://schemas.microsoft.com/office/word/2020/wordml/sdtdatahash" xmlns:w16sdtfl="http://schemas.microsoft.com/office/word/2024/wordml/sdtformatlock" xmlns:w16se="http://schemas.microsoft.com/office/word/2015/wordml/symex" xmlns:wpg="http://schemas.microsoft.com/office/word/2010/wordprocessingGroup" xmlns:wpi="http://schemas.microsoft.com/office/word/2010/wordprocessingInk" xmlns:wne="http://schemas.microsoft.com/office/word/2006/wordml" xmlns:wps="http://schemas.microsoft.com/office/word/2010/wordprocessingShape" mc:Ignorable="w14 w15 w16se w16cid w16 w16cex w16sdtdh w16sdtfl w16du wp14">
+  <w:p>
+    <w:pPr>
+      <w:pStyle w:val="Footer"/>
+    </w:pPr>
+    <w:r>
+      <w:t>Thanks to wpu</w:t>
+    </w:r>
+  </w:p>
+</w:ftr>
+</file>
+
+<file path=word/footnotes.xml><?xml version="1.0" encoding="utf-8"?>
+<w:footnotes xmlns:wpc="http://schemas.microsoft.com/office/word/2010/wordprocessingCanvas" xmlns:cx="http://schemas.microsoft.com/office/drawing/2014/chartex" xmlns:cx1="http://schemas.microsoft.com/office/drawing/2015/9/8/chartex" xmlns:cx2="http://schemas.microsoft.com/office/drawing/2015/10/21/chartex" xmlns:cx3="http://schemas.microsoft.com/office/drawing/2016/5/9/chartex" xmlns:cx4="http://schemas.microsoft.com/office/drawing/2016/5/10/chartex" xmlns:cx5="http://schemas.microsoft.com/office/drawing/2016/5/11/chartex" xmlns:cx6="http://schemas.microsoft.com/office/drawing/2016/5/12/chartex" xmlns:cx7="http://schemas.microsoft.com/office/drawing/2016/5/13/chartex" xmlns:cx8="http://schemas.microsoft.com/office/drawing/2016/5/14/chartex" xmlns:mc="http://schemas.openxmlformats.org/markup-compatibility/2006" xmlns:aink="http://schemas.microsoft.com/office/drawing/2016/ink" xmlns:am3d="http://schemas.microsoft.com/office/drawing/2017/model3d" xmlns:o="urn:schemas-microsoft-com:office:office" xmlns:oel="http://schemas.microsoft.com/office/2019/extlst" xmlns:r="http://schemas.openxmlformats.org/officeDocument/2006/relationships" xmlns:m="http://schemas.openxmlformats.org/officeDocument/2006/math" xmlns:v="urn:schemas-microsoft-com:vml" xmlns:wp14="http://schemas.microsoft.com/office/word/2010/wordprocessingDrawing" xmlns:wp="http://schemas.openxmlformats.org/drawingml/2006/wordprocessingDrawing" xmlns:w10="urn:schemas-microsoft-com:office:word" xmlns:w="http://schemas.openxmlformats.org/wordprocessingml/2006/main" xmlns:w14="http://schemas.microsoft.com/office/word/2010/wordml" xmlns:w15="http://schemas.microsoft.com/office/word/2012/wordml" xmlns:w16cex="http://schemas.microsoft.com/office/word/2018/wordml/cex" xmlns:w16cid="http://schemas.microsoft.com/office/word/2016/wordml/cid" xmlns:w16="http://schemas.microsoft.com/office/word/2018/wordml" xmlns:w16du="http://schemas.microsoft.com/office/word/2023/wordml/word16du" xmlns:w16sdtdh="http://schemas.microsoft.com/office/word/2020/wordml/sdtdatahash" xmlns:w16sdtfl="http://schemas.microsoft.com/office/word/2024/wordml/sdtformatlock" xmlns:w16se="http://schemas.microsoft.com/office/word/2015/wordml/symex" xmlns:wpg="http://schemas.microsoft.com/office/word/2010/wordprocessingGroup" xmlns:wpi="http://schemas.microsoft.com/office/word/2010/wordprocessingInk" xmlns:wne="http://schemas.microsoft.com/office/word/2006/wordml" xmlns:wps="http://schemas.microsoft.com/office/word/2010/wordprocessingShape" mc:Ignorable="w14 w15 w16se w16cid w16 w16cex w16sdtdh w16sdtfl w16du wp14">
+  <w:footnote w:type="separator" w:id="-1">
+    <w:p>
+      <w:pPr>
+        <w:spacing w:after="0" w:line="240" w:lineRule="auto"/>
+      </w:pPr>
+      <w:r>
+        <w:separator/>
+      </w:r>
+    </w:p>
+  </w:footnote>
+  <w:footnote w:type="continuationSeparator" w:id="0">
+    <w:p>
+      <w:pPr>
+        <w:spacing w:after="0" w:line="240" w:lineRule="auto"/>
+      </w:pPr>
+      <w:r>
+        <w:continuationSeparator/>
+      </w:r>
+    </w:p>
+  </w:footnote>
+</w:footnotes>
 </file>
 
 <file path=word/numbering.xml><?xml version="1.0" encoding="utf-8"?>
@@ -28005,6 +36750,50 @@
       <w:shd w:val="clear" w:color="auto" w:fill="E1DFDD"/>
     </w:rPr>
   </w:style>
+  <w:style w:type="paragraph" w:styleId="Header">
+    <w:name w:val="header"/>
+    <w:basedOn w:val="Normal"/>
+    <w:link w:val="HeaderChar"/>
+    <w:uiPriority w:val="99"/>
+    <w:unhideWhenUsed/>
+    <w:rsid w:val="005F5F29"/>
+    <w:pPr>
+      <w:tabs>
+        <w:tab w:val="center" w:pos="4513"/>
+        <w:tab w:val="right" w:pos="9026"/>
+      </w:tabs>
+      <w:spacing w:after="0" w:line="240" w:lineRule="auto"/>
+    </w:pPr>
+  </w:style>
+  <w:style w:type="character" w:customStyle="1" w:styleId="HeaderChar">
+    <w:name w:val="Header Char"/>
+    <w:basedOn w:val="DefaultParagraphFont"/>
+    <w:link w:val="Header"/>
+    <w:uiPriority w:val="99"/>
+    <w:rsid w:val="005F5F29"/>
+  </w:style>
+  <w:style w:type="paragraph" w:styleId="Footer">
+    <w:name w:val="footer"/>
+    <w:basedOn w:val="Normal"/>
+    <w:link w:val="FooterChar"/>
+    <w:uiPriority w:val="99"/>
+    <w:unhideWhenUsed/>
+    <w:rsid w:val="005F5F29"/>
+    <w:pPr>
+      <w:tabs>
+        <w:tab w:val="center" w:pos="4513"/>
+        <w:tab w:val="right" w:pos="9026"/>
+      </w:tabs>
+      <w:spacing w:after="0" w:line="240" w:lineRule="auto"/>
+    </w:pPr>
+  </w:style>
+  <w:style w:type="character" w:customStyle="1" w:styleId="FooterChar">
+    <w:name w:val="Footer Char"/>
+    <w:basedOn w:val="DefaultParagraphFont"/>
+    <w:link w:val="Footer"/>
+    <w:uiPriority w:val="99"/>
+    <w:rsid w:val="005F5F29"/>
+  </w:style>
 </w:styles>
 </file>
 

--- a/MVC.docx
+++ b/MVC.docx
@@ -35606,6 +35606,3811 @@
         </w:rPr>
         <w:t>&gt;</w:t>
       </w:r>
+    </w:p>
+    <w:p>
+      <w:pPr>
+        <w:spacing w:after="0"/>
+        <w:jc w:val="both"/>
+        <w:rPr>
+          <w:rFonts w:ascii="Times New Roman" w:hAnsi="Times New Roman" w:cs="Times New Roman"/>
+        </w:rPr>
+      </w:pPr>
+    </w:p>
+    <w:p>
+      <w:pPr>
+        <w:spacing w:after="0"/>
+        <w:jc w:val="both"/>
+        <w:rPr>
+          <w:rFonts w:ascii="Times New Roman" w:hAnsi="Times New Roman" w:cs="Times New Roman"/>
+          <w:b/>
+          <w:bCs/>
+        </w:rPr>
+      </w:pPr>
+      <w:r>
+        <w:rPr>
+          <w:rFonts w:ascii="Times New Roman" w:hAnsi="Times New Roman" w:cs="Times New Roman"/>
+          <w:b/>
+          <w:bCs/>
+        </w:rPr>
+        <w:t xml:space="preserve">11. Delete Data </w:t>
+      </w:r>
+    </w:p>
+    <w:p>
+      <w:pPr>
+        <w:spacing w:after="0"/>
+        <w:jc w:val="both"/>
+        <w:rPr>
+          <w:rFonts w:ascii="Times New Roman" w:hAnsi="Times New Roman" w:cs="Times New Roman"/>
+        </w:rPr>
+      </w:pPr>
+      <w:r>
+        <w:rPr>
+          <w:rFonts w:ascii="Times New Roman" w:hAnsi="Times New Roman" w:cs="Times New Roman"/>
+        </w:rPr>
+        <w:t xml:space="preserve">Selanjutnya kita tahap menghpaus data. </w:t>
+      </w:r>
+    </w:p>
+    <w:p>
+      <w:pPr>
+        <w:spacing w:after="0"/>
+        <w:jc w:val="both"/>
+        <w:rPr>
+          <w:rFonts w:ascii="Times New Roman" w:hAnsi="Times New Roman" w:cs="Times New Roman"/>
+          <w:b/>
+          <w:bCs/>
+        </w:rPr>
+      </w:pPr>
+      <w:r>
+        <w:rPr>
+          <w:rFonts w:ascii="Times New Roman" w:hAnsi="Times New Roman" w:cs="Times New Roman"/>
+          <w:b/>
+          <w:bCs/>
+        </w:rPr>
+        <w:t xml:space="preserve">A. Bagian View </w:t>
+      </w:r>
+    </w:p>
+    <w:p>
+      <w:pPr>
+        <w:spacing w:after="0"/>
+        <w:jc w:val="both"/>
+        <w:rPr>
+          <w:rFonts w:ascii="Times New Roman" w:hAnsi="Times New Roman" w:cs="Times New Roman"/>
+        </w:rPr>
+      </w:pPr>
+      <w:r>
+        <w:rPr>
+          <w:rFonts w:ascii="Times New Roman" w:hAnsi="Times New Roman" w:cs="Times New Roman"/>
+        </w:rPr>
+        <w:t xml:space="preserve">Pertama tama , kita akan membuat tampilan untuk tombol hapus di view/mahasiswa/index , seperti ini </w:t>
+      </w:r>
+    </w:p>
+    <w:p>
+      <w:pPr>
+        <w:shd w:val="clear" w:color="auto" w:fill="1F1F1F"/>
+        <w:spacing w:after="0" w:line="285" w:lineRule="atLeast"/>
+        <w:rPr>
+          <w:rFonts w:ascii="Consolas" w:eastAsia="Times New Roman" w:hAnsi="Consolas" w:cs="Times New Roman"/>
+          <w:color w:val="CCCCCC"/>
+          <w:kern w:val="0"/>
+          <w:sz w:val="21"/>
+          <w:szCs w:val="21"/>
+          <w:lang w:eastAsia="en-ID"/>
+          <w14:ligatures w14:val="none"/>
+        </w:rPr>
+      </w:pPr>
+      <w:r>
+        <w:rPr>
+          <w:rFonts w:ascii="Consolas" w:eastAsia="Times New Roman" w:hAnsi="Consolas" w:cs="Times New Roman"/>
+          <w:color w:val="CCCCCC"/>
+          <w:kern w:val="0"/>
+          <w:sz w:val="21"/>
+          <w:szCs w:val="21"/>
+          <w:lang w:eastAsia="en-ID"/>
+          <w14:ligatures w14:val="none"/>
+        </w:rPr>
+        <w:t xml:space="preserve">      </w:t>
+      </w:r>
+      <w:r>
+        <w:rPr>
+          <w:rFonts w:ascii="Consolas" w:eastAsia="Times New Roman" w:hAnsi="Consolas" w:cs="Times New Roman"/>
+          <w:color w:val="808080"/>
+          <w:kern w:val="0"/>
+          <w:sz w:val="21"/>
+          <w:szCs w:val="21"/>
+          <w:lang w:eastAsia="en-ID"/>
+          <w14:ligatures w14:val="none"/>
+        </w:rPr>
+        <w:t>&lt;</w:t>
+      </w:r>
+      <w:r>
+        <w:rPr>
+          <w:rFonts w:ascii="Consolas" w:eastAsia="Times New Roman" w:hAnsi="Consolas" w:cs="Times New Roman"/>
+          <w:color w:val="569CD6"/>
+          <w:kern w:val="0"/>
+          <w:sz w:val="21"/>
+          <w:szCs w:val="21"/>
+          <w:lang w:eastAsia="en-ID"/>
+          <w14:ligatures w14:val="none"/>
+        </w:rPr>
+        <w:t>ul</w:t>
+      </w:r>
+      <w:r>
+        <w:rPr>
+          <w:rFonts w:ascii="Consolas" w:eastAsia="Times New Roman" w:hAnsi="Consolas" w:cs="Times New Roman"/>
+          <w:color w:val="CCCCCC"/>
+          <w:kern w:val="0"/>
+          <w:sz w:val="21"/>
+          <w:szCs w:val="21"/>
+          <w:lang w:eastAsia="en-ID"/>
+          <w14:ligatures w14:val="none"/>
+        </w:rPr>
+        <w:t xml:space="preserve"> </w:t>
+      </w:r>
+      <w:r>
+        <w:rPr>
+          <w:rFonts w:ascii="Consolas" w:eastAsia="Times New Roman" w:hAnsi="Consolas" w:cs="Times New Roman"/>
+          <w:color w:val="9CDCFE"/>
+          <w:kern w:val="0"/>
+          <w:sz w:val="21"/>
+          <w:szCs w:val="21"/>
+          <w:lang w:eastAsia="en-ID"/>
+          <w14:ligatures w14:val="none"/>
+        </w:rPr>
+        <w:t>class</w:t>
+      </w:r>
+      <w:r>
+        <w:rPr>
+          <w:rFonts w:ascii="Consolas" w:eastAsia="Times New Roman" w:hAnsi="Consolas" w:cs="Times New Roman"/>
+          <w:color w:val="CCCCCC"/>
+          <w:kern w:val="0"/>
+          <w:sz w:val="21"/>
+          <w:szCs w:val="21"/>
+          <w:lang w:eastAsia="en-ID"/>
+          <w14:ligatures w14:val="none"/>
+        </w:rPr>
+        <w:t>=</w:t>
+      </w:r>
+      <w:r>
+        <w:rPr>
+          <w:rFonts w:ascii="Consolas" w:eastAsia="Times New Roman" w:hAnsi="Consolas" w:cs="Times New Roman"/>
+          <w:color w:val="CE9178"/>
+          <w:kern w:val="0"/>
+          <w:sz w:val="21"/>
+          <w:szCs w:val="21"/>
+          <w:lang w:eastAsia="en-ID"/>
+          <w14:ligatures w14:val="none"/>
+        </w:rPr>
+        <w:t>"list-group"</w:t>
+      </w:r>
+      <w:r>
+        <w:rPr>
+          <w:rFonts w:ascii="Consolas" w:eastAsia="Times New Roman" w:hAnsi="Consolas" w:cs="Times New Roman"/>
+          <w:color w:val="808080"/>
+          <w:kern w:val="0"/>
+          <w:sz w:val="21"/>
+          <w:szCs w:val="21"/>
+          <w:lang w:eastAsia="en-ID"/>
+          <w14:ligatures w14:val="none"/>
+        </w:rPr>
+        <w:t>&gt;</w:t>
+      </w:r>
+    </w:p>
+    <w:p>
+      <w:pPr>
+        <w:shd w:val="clear" w:color="auto" w:fill="1F1F1F"/>
+        <w:spacing w:after="0" w:line="285" w:lineRule="atLeast"/>
+        <w:rPr>
+          <w:rFonts w:ascii="Consolas" w:eastAsia="Times New Roman" w:hAnsi="Consolas" w:cs="Times New Roman"/>
+          <w:color w:val="CCCCCC"/>
+          <w:kern w:val="0"/>
+          <w:sz w:val="21"/>
+          <w:szCs w:val="21"/>
+          <w:lang w:eastAsia="en-ID"/>
+          <w14:ligatures w14:val="none"/>
+        </w:rPr>
+      </w:pPr>
+      <w:r>
+        <w:rPr>
+          <w:rFonts w:ascii="Consolas" w:eastAsia="Times New Roman" w:hAnsi="Consolas" w:cs="Times New Roman"/>
+          <w:color w:val="CCCCCC"/>
+          <w:kern w:val="0"/>
+          <w:sz w:val="21"/>
+          <w:szCs w:val="21"/>
+          <w:lang w:eastAsia="en-ID"/>
+          <w14:ligatures w14:val="none"/>
+        </w:rPr>
+        <w:t xml:space="preserve">        </w:t>
+      </w:r>
+      <w:r>
+        <w:rPr>
+          <w:rFonts w:ascii="Consolas" w:eastAsia="Times New Roman" w:hAnsi="Consolas" w:cs="Times New Roman"/>
+          <w:color w:val="569CD6"/>
+          <w:kern w:val="0"/>
+          <w:sz w:val="21"/>
+          <w:szCs w:val="21"/>
+          <w:lang w:eastAsia="en-ID"/>
+          <w14:ligatures w14:val="none"/>
+        </w:rPr>
+        <w:t>&lt;?php</w:t>
+      </w:r>
+      <w:r>
+        <w:rPr>
+          <w:rFonts w:ascii="Consolas" w:eastAsia="Times New Roman" w:hAnsi="Consolas" w:cs="Times New Roman"/>
+          <w:color w:val="D4D4D4"/>
+          <w:kern w:val="0"/>
+          <w:sz w:val="21"/>
+          <w:szCs w:val="21"/>
+          <w:lang w:eastAsia="en-ID"/>
+          <w14:ligatures w14:val="none"/>
+        </w:rPr>
+        <w:t xml:space="preserve"> </w:t>
+      </w:r>
+      <w:r>
+        <w:rPr>
+          <w:rFonts w:ascii="Consolas" w:eastAsia="Times New Roman" w:hAnsi="Consolas" w:cs="Times New Roman"/>
+          <w:color w:val="C586C0"/>
+          <w:kern w:val="0"/>
+          <w:sz w:val="21"/>
+          <w:szCs w:val="21"/>
+          <w:lang w:eastAsia="en-ID"/>
+          <w14:ligatures w14:val="none"/>
+        </w:rPr>
+        <w:t>foreach</w:t>
+      </w:r>
+      <w:r>
+        <w:rPr>
+          <w:rFonts w:ascii="Consolas" w:eastAsia="Times New Roman" w:hAnsi="Consolas" w:cs="Times New Roman"/>
+          <w:color w:val="D4D4D4"/>
+          <w:kern w:val="0"/>
+          <w:sz w:val="21"/>
+          <w:szCs w:val="21"/>
+          <w:lang w:eastAsia="en-ID"/>
+          <w14:ligatures w14:val="none"/>
+        </w:rPr>
+        <w:t>(</w:t>
+      </w:r>
+      <w:r>
+        <w:rPr>
+          <w:rFonts w:ascii="Consolas" w:eastAsia="Times New Roman" w:hAnsi="Consolas" w:cs="Times New Roman"/>
+          <w:color w:val="9CDCFE"/>
+          <w:kern w:val="0"/>
+          <w:sz w:val="21"/>
+          <w:szCs w:val="21"/>
+          <w:lang w:eastAsia="en-ID"/>
+          <w14:ligatures w14:val="none"/>
+        </w:rPr>
+        <w:t>$data</w:t>
+      </w:r>
+      <w:r>
+        <w:rPr>
+          <w:rFonts w:ascii="Consolas" w:eastAsia="Times New Roman" w:hAnsi="Consolas" w:cs="Times New Roman"/>
+          <w:color w:val="D4D4D4"/>
+          <w:kern w:val="0"/>
+          <w:sz w:val="21"/>
+          <w:szCs w:val="21"/>
+          <w:lang w:eastAsia="en-ID"/>
+          <w14:ligatures w14:val="none"/>
+        </w:rPr>
+        <w:t>[</w:t>
+      </w:r>
+      <w:r>
+        <w:rPr>
+          <w:rFonts w:ascii="Consolas" w:eastAsia="Times New Roman" w:hAnsi="Consolas" w:cs="Times New Roman"/>
+          <w:color w:val="CE9178"/>
+          <w:kern w:val="0"/>
+          <w:sz w:val="21"/>
+          <w:szCs w:val="21"/>
+          <w:lang w:eastAsia="en-ID"/>
+          <w14:ligatures w14:val="none"/>
+        </w:rPr>
+        <w:t>'mahasiswa'</w:t>
+      </w:r>
+      <w:r>
+        <w:rPr>
+          <w:rFonts w:ascii="Consolas" w:eastAsia="Times New Roman" w:hAnsi="Consolas" w:cs="Times New Roman"/>
+          <w:color w:val="D4D4D4"/>
+          <w:kern w:val="0"/>
+          <w:sz w:val="21"/>
+          <w:szCs w:val="21"/>
+          <w:lang w:eastAsia="en-ID"/>
+          <w14:ligatures w14:val="none"/>
+        </w:rPr>
+        <w:t xml:space="preserve">] as </w:t>
+      </w:r>
+      <w:r>
+        <w:rPr>
+          <w:rFonts w:ascii="Consolas" w:eastAsia="Times New Roman" w:hAnsi="Consolas" w:cs="Times New Roman"/>
+          <w:color w:val="9CDCFE"/>
+          <w:kern w:val="0"/>
+          <w:sz w:val="21"/>
+          <w:szCs w:val="21"/>
+          <w:lang w:eastAsia="en-ID"/>
+          <w14:ligatures w14:val="none"/>
+        </w:rPr>
+        <w:t>$mahasiswa</w:t>
+      </w:r>
+      <w:r>
+        <w:rPr>
+          <w:rFonts w:ascii="Consolas" w:eastAsia="Times New Roman" w:hAnsi="Consolas" w:cs="Times New Roman"/>
+          <w:color w:val="D4D4D4"/>
+          <w:kern w:val="0"/>
+          <w:sz w:val="21"/>
+          <w:szCs w:val="21"/>
+          <w:lang w:eastAsia="en-ID"/>
+          <w14:ligatures w14:val="none"/>
+        </w:rPr>
+        <w:t xml:space="preserve">) : </w:t>
+      </w:r>
+      <w:r>
+        <w:rPr>
+          <w:rFonts w:ascii="Consolas" w:eastAsia="Times New Roman" w:hAnsi="Consolas" w:cs="Times New Roman"/>
+          <w:color w:val="569CD6"/>
+          <w:kern w:val="0"/>
+          <w:sz w:val="21"/>
+          <w:szCs w:val="21"/>
+          <w:lang w:eastAsia="en-ID"/>
+          <w14:ligatures w14:val="none"/>
+        </w:rPr>
+        <w:t>?&gt;</w:t>
+      </w:r>
+    </w:p>
+    <w:p>
+      <w:pPr>
+        <w:shd w:val="clear" w:color="auto" w:fill="1F1F1F"/>
+        <w:spacing w:after="0" w:line="285" w:lineRule="atLeast"/>
+        <w:rPr>
+          <w:rFonts w:ascii="Consolas" w:eastAsia="Times New Roman" w:hAnsi="Consolas" w:cs="Times New Roman"/>
+          <w:color w:val="CCCCCC"/>
+          <w:kern w:val="0"/>
+          <w:sz w:val="21"/>
+          <w:szCs w:val="21"/>
+          <w:lang w:eastAsia="en-ID"/>
+          <w14:ligatures w14:val="none"/>
+        </w:rPr>
+      </w:pPr>
+      <w:r>
+        <w:rPr>
+          <w:rFonts w:ascii="Consolas" w:eastAsia="Times New Roman" w:hAnsi="Consolas" w:cs="Times New Roman"/>
+          <w:color w:val="CCCCCC"/>
+          <w:kern w:val="0"/>
+          <w:sz w:val="21"/>
+          <w:szCs w:val="21"/>
+          <w:lang w:eastAsia="en-ID"/>
+          <w14:ligatures w14:val="none"/>
+        </w:rPr>
+        <w:t xml:space="preserve">        </w:t>
+      </w:r>
+      <w:r>
+        <w:rPr>
+          <w:rFonts w:ascii="Consolas" w:eastAsia="Times New Roman" w:hAnsi="Consolas" w:cs="Times New Roman"/>
+          <w:color w:val="808080"/>
+          <w:kern w:val="0"/>
+          <w:sz w:val="21"/>
+          <w:szCs w:val="21"/>
+          <w:lang w:eastAsia="en-ID"/>
+          <w14:ligatures w14:val="none"/>
+        </w:rPr>
+        <w:t>&lt;</w:t>
+      </w:r>
+      <w:r>
+        <w:rPr>
+          <w:rFonts w:ascii="Consolas" w:eastAsia="Times New Roman" w:hAnsi="Consolas" w:cs="Times New Roman"/>
+          <w:color w:val="569CD6"/>
+          <w:kern w:val="0"/>
+          <w:sz w:val="21"/>
+          <w:szCs w:val="21"/>
+          <w:lang w:eastAsia="en-ID"/>
+          <w14:ligatures w14:val="none"/>
+        </w:rPr>
+        <w:t>li</w:t>
+      </w:r>
+      <w:r>
+        <w:rPr>
+          <w:rFonts w:ascii="Consolas" w:eastAsia="Times New Roman" w:hAnsi="Consolas" w:cs="Times New Roman"/>
+          <w:color w:val="CCCCCC"/>
+          <w:kern w:val="0"/>
+          <w:sz w:val="21"/>
+          <w:szCs w:val="21"/>
+          <w:lang w:eastAsia="en-ID"/>
+          <w14:ligatures w14:val="none"/>
+        </w:rPr>
+        <w:t xml:space="preserve"> </w:t>
+      </w:r>
+      <w:r>
+        <w:rPr>
+          <w:rFonts w:ascii="Consolas" w:eastAsia="Times New Roman" w:hAnsi="Consolas" w:cs="Times New Roman"/>
+          <w:color w:val="9CDCFE"/>
+          <w:kern w:val="0"/>
+          <w:sz w:val="21"/>
+          <w:szCs w:val="21"/>
+          <w:lang w:eastAsia="en-ID"/>
+          <w14:ligatures w14:val="none"/>
+        </w:rPr>
+        <w:t>class</w:t>
+      </w:r>
+      <w:r>
+        <w:rPr>
+          <w:rFonts w:ascii="Consolas" w:eastAsia="Times New Roman" w:hAnsi="Consolas" w:cs="Times New Roman"/>
+          <w:color w:val="CCCCCC"/>
+          <w:kern w:val="0"/>
+          <w:sz w:val="21"/>
+          <w:szCs w:val="21"/>
+          <w:lang w:eastAsia="en-ID"/>
+          <w14:ligatures w14:val="none"/>
+        </w:rPr>
+        <w:t>=</w:t>
+      </w:r>
+      <w:r>
+        <w:rPr>
+          <w:rFonts w:ascii="Consolas" w:eastAsia="Times New Roman" w:hAnsi="Consolas" w:cs="Times New Roman"/>
+          <w:color w:val="CE9178"/>
+          <w:kern w:val="0"/>
+          <w:sz w:val="21"/>
+          <w:szCs w:val="21"/>
+          <w:lang w:eastAsia="en-ID"/>
+          <w14:ligatures w14:val="none"/>
+        </w:rPr>
+        <w:t>"list-group-item d-flex justify-content-between align-items-center"</w:t>
+      </w:r>
+      <w:r>
+        <w:rPr>
+          <w:rFonts w:ascii="Consolas" w:eastAsia="Times New Roman" w:hAnsi="Consolas" w:cs="Times New Roman"/>
+          <w:color w:val="808080"/>
+          <w:kern w:val="0"/>
+          <w:sz w:val="21"/>
+          <w:szCs w:val="21"/>
+          <w:lang w:eastAsia="en-ID"/>
+          <w14:ligatures w14:val="none"/>
+        </w:rPr>
+        <w:t>&gt;</w:t>
+      </w:r>
+    </w:p>
+    <w:p>
+      <w:pPr>
+        <w:shd w:val="clear" w:color="auto" w:fill="1F1F1F"/>
+        <w:spacing w:after="0" w:line="285" w:lineRule="atLeast"/>
+        <w:rPr>
+          <w:rFonts w:ascii="Consolas" w:eastAsia="Times New Roman" w:hAnsi="Consolas" w:cs="Times New Roman"/>
+          <w:color w:val="CCCCCC"/>
+          <w:kern w:val="0"/>
+          <w:sz w:val="21"/>
+          <w:szCs w:val="21"/>
+          <w:lang w:eastAsia="en-ID"/>
+          <w14:ligatures w14:val="none"/>
+        </w:rPr>
+      </w:pPr>
+      <w:r>
+        <w:rPr>
+          <w:rFonts w:ascii="Consolas" w:eastAsia="Times New Roman" w:hAnsi="Consolas" w:cs="Times New Roman"/>
+          <w:color w:val="CCCCCC"/>
+          <w:kern w:val="0"/>
+          <w:sz w:val="21"/>
+          <w:szCs w:val="21"/>
+          <w:lang w:eastAsia="en-ID"/>
+          <w14:ligatures w14:val="none"/>
+        </w:rPr>
+        <w:t xml:space="preserve">          </w:t>
+      </w:r>
+      <w:r>
+        <w:rPr>
+          <w:rFonts w:ascii="Consolas" w:eastAsia="Times New Roman" w:hAnsi="Consolas" w:cs="Times New Roman"/>
+          <w:color w:val="569CD6"/>
+          <w:kern w:val="0"/>
+          <w:sz w:val="21"/>
+          <w:szCs w:val="21"/>
+          <w:lang w:eastAsia="en-ID"/>
+          <w14:ligatures w14:val="none"/>
+        </w:rPr>
+        <w:t>&lt;?=</w:t>
+      </w:r>
+      <w:r>
+        <w:rPr>
+          <w:rFonts w:ascii="Consolas" w:eastAsia="Times New Roman" w:hAnsi="Consolas" w:cs="Times New Roman"/>
+          <w:color w:val="D4D4D4"/>
+          <w:kern w:val="0"/>
+          <w:sz w:val="21"/>
+          <w:szCs w:val="21"/>
+          <w:lang w:eastAsia="en-ID"/>
+          <w14:ligatures w14:val="none"/>
+        </w:rPr>
+        <w:t xml:space="preserve"> </w:t>
+      </w:r>
+      <w:r>
+        <w:rPr>
+          <w:rFonts w:ascii="Consolas" w:eastAsia="Times New Roman" w:hAnsi="Consolas" w:cs="Times New Roman"/>
+          <w:color w:val="9CDCFE"/>
+          <w:kern w:val="0"/>
+          <w:sz w:val="21"/>
+          <w:szCs w:val="21"/>
+          <w:lang w:eastAsia="en-ID"/>
+          <w14:ligatures w14:val="none"/>
+        </w:rPr>
+        <w:t>$mahasiswa</w:t>
+      </w:r>
+      <w:r>
+        <w:rPr>
+          <w:rFonts w:ascii="Consolas" w:eastAsia="Times New Roman" w:hAnsi="Consolas" w:cs="Times New Roman"/>
+          <w:color w:val="D4D4D4"/>
+          <w:kern w:val="0"/>
+          <w:sz w:val="21"/>
+          <w:szCs w:val="21"/>
+          <w:lang w:eastAsia="en-ID"/>
+          <w14:ligatures w14:val="none"/>
+        </w:rPr>
+        <w:t>[</w:t>
+      </w:r>
+      <w:r>
+        <w:rPr>
+          <w:rFonts w:ascii="Consolas" w:eastAsia="Times New Roman" w:hAnsi="Consolas" w:cs="Times New Roman"/>
+          <w:color w:val="CE9178"/>
+          <w:kern w:val="0"/>
+          <w:sz w:val="21"/>
+          <w:szCs w:val="21"/>
+          <w:lang w:eastAsia="en-ID"/>
+          <w14:ligatures w14:val="none"/>
+        </w:rPr>
+        <w:t>'nama'</w:t>
+      </w:r>
+      <w:r>
+        <w:rPr>
+          <w:rFonts w:ascii="Consolas" w:eastAsia="Times New Roman" w:hAnsi="Consolas" w:cs="Times New Roman"/>
+          <w:color w:val="D4D4D4"/>
+          <w:kern w:val="0"/>
+          <w:sz w:val="21"/>
+          <w:szCs w:val="21"/>
+          <w:lang w:eastAsia="en-ID"/>
+          <w14:ligatures w14:val="none"/>
+        </w:rPr>
+        <w:t xml:space="preserve">] </w:t>
+      </w:r>
+      <w:r>
+        <w:rPr>
+          <w:rFonts w:ascii="Consolas" w:eastAsia="Times New Roman" w:hAnsi="Consolas" w:cs="Times New Roman"/>
+          <w:color w:val="569CD6"/>
+          <w:kern w:val="0"/>
+          <w:sz w:val="21"/>
+          <w:szCs w:val="21"/>
+          <w:lang w:eastAsia="en-ID"/>
+          <w14:ligatures w14:val="none"/>
+        </w:rPr>
+        <w:t>?&gt;</w:t>
+      </w:r>
+    </w:p>
+    <w:p>
+      <w:pPr>
+        <w:shd w:val="clear" w:color="auto" w:fill="1F1F1F"/>
+        <w:spacing w:after="0" w:line="285" w:lineRule="atLeast"/>
+        <w:rPr>
+          <w:rFonts w:ascii="Consolas" w:eastAsia="Times New Roman" w:hAnsi="Consolas" w:cs="Times New Roman"/>
+          <w:color w:val="CCCCCC"/>
+          <w:kern w:val="0"/>
+          <w:sz w:val="21"/>
+          <w:szCs w:val="21"/>
+          <w:lang w:eastAsia="en-ID"/>
+          <w14:ligatures w14:val="none"/>
+        </w:rPr>
+      </w:pPr>
+      <w:r>
+        <w:rPr>
+          <w:rFonts w:ascii="Consolas" w:eastAsia="Times New Roman" w:hAnsi="Consolas" w:cs="Times New Roman"/>
+          <w:color w:val="CCCCCC"/>
+          <w:kern w:val="0"/>
+          <w:sz w:val="21"/>
+          <w:szCs w:val="21"/>
+          <w:lang w:eastAsia="en-ID"/>
+          <w14:ligatures w14:val="none"/>
+        </w:rPr>
+        <w:t xml:space="preserve">          </w:t>
+      </w:r>
+      <w:r>
+        <w:rPr>
+          <w:rFonts w:ascii="Consolas" w:eastAsia="Times New Roman" w:hAnsi="Consolas" w:cs="Times New Roman"/>
+          <w:color w:val="808080"/>
+          <w:kern w:val="0"/>
+          <w:sz w:val="21"/>
+          <w:szCs w:val="21"/>
+          <w:lang w:eastAsia="en-ID"/>
+          <w14:ligatures w14:val="none"/>
+        </w:rPr>
+        <w:t>&lt;</w:t>
+      </w:r>
+      <w:r>
+        <w:rPr>
+          <w:rFonts w:ascii="Consolas" w:eastAsia="Times New Roman" w:hAnsi="Consolas" w:cs="Times New Roman"/>
+          <w:color w:val="569CD6"/>
+          <w:kern w:val="0"/>
+          <w:sz w:val="21"/>
+          <w:szCs w:val="21"/>
+          <w:lang w:eastAsia="en-ID"/>
+          <w14:ligatures w14:val="none"/>
+        </w:rPr>
+        <w:t>div</w:t>
+      </w:r>
+      <w:r>
+        <w:rPr>
+          <w:rFonts w:ascii="Consolas" w:eastAsia="Times New Roman" w:hAnsi="Consolas" w:cs="Times New Roman"/>
+          <w:color w:val="CCCCCC"/>
+          <w:kern w:val="0"/>
+          <w:sz w:val="21"/>
+          <w:szCs w:val="21"/>
+          <w:lang w:eastAsia="en-ID"/>
+          <w14:ligatures w14:val="none"/>
+        </w:rPr>
+        <w:t xml:space="preserve"> </w:t>
+      </w:r>
+      <w:r>
+        <w:rPr>
+          <w:rFonts w:ascii="Consolas" w:eastAsia="Times New Roman" w:hAnsi="Consolas" w:cs="Times New Roman"/>
+          <w:color w:val="9CDCFE"/>
+          <w:kern w:val="0"/>
+          <w:sz w:val="21"/>
+          <w:szCs w:val="21"/>
+          <w:lang w:eastAsia="en-ID"/>
+          <w14:ligatures w14:val="none"/>
+        </w:rPr>
+        <w:t>class</w:t>
+      </w:r>
+      <w:r>
+        <w:rPr>
+          <w:rFonts w:ascii="Consolas" w:eastAsia="Times New Roman" w:hAnsi="Consolas" w:cs="Times New Roman"/>
+          <w:color w:val="CCCCCC"/>
+          <w:kern w:val="0"/>
+          <w:sz w:val="21"/>
+          <w:szCs w:val="21"/>
+          <w:lang w:eastAsia="en-ID"/>
+          <w14:ligatures w14:val="none"/>
+        </w:rPr>
+        <w:t>=</w:t>
+      </w:r>
+      <w:r>
+        <w:rPr>
+          <w:rFonts w:ascii="Consolas" w:eastAsia="Times New Roman" w:hAnsi="Consolas" w:cs="Times New Roman"/>
+          <w:color w:val="CE9178"/>
+          <w:kern w:val="0"/>
+          <w:sz w:val="21"/>
+          <w:szCs w:val="21"/>
+          <w:lang w:eastAsia="en-ID"/>
+          <w14:ligatures w14:val="none"/>
+        </w:rPr>
+        <w:t>"btn-group"</w:t>
+      </w:r>
+      <w:r>
+        <w:rPr>
+          <w:rFonts w:ascii="Consolas" w:eastAsia="Times New Roman" w:hAnsi="Consolas" w:cs="Times New Roman"/>
+          <w:color w:val="CCCCCC"/>
+          <w:kern w:val="0"/>
+          <w:sz w:val="21"/>
+          <w:szCs w:val="21"/>
+          <w:lang w:eastAsia="en-ID"/>
+          <w14:ligatures w14:val="none"/>
+        </w:rPr>
+        <w:t xml:space="preserve"> </w:t>
+      </w:r>
+      <w:r>
+        <w:rPr>
+          <w:rFonts w:ascii="Consolas" w:eastAsia="Times New Roman" w:hAnsi="Consolas" w:cs="Times New Roman"/>
+          <w:color w:val="9CDCFE"/>
+          <w:kern w:val="0"/>
+          <w:sz w:val="21"/>
+          <w:szCs w:val="21"/>
+          <w:lang w:eastAsia="en-ID"/>
+          <w14:ligatures w14:val="none"/>
+        </w:rPr>
+        <w:t>role</w:t>
+      </w:r>
+      <w:r>
+        <w:rPr>
+          <w:rFonts w:ascii="Consolas" w:eastAsia="Times New Roman" w:hAnsi="Consolas" w:cs="Times New Roman"/>
+          <w:color w:val="CCCCCC"/>
+          <w:kern w:val="0"/>
+          <w:sz w:val="21"/>
+          <w:szCs w:val="21"/>
+          <w:lang w:eastAsia="en-ID"/>
+          <w14:ligatures w14:val="none"/>
+        </w:rPr>
+        <w:t>=</w:t>
+      </w:r>
+      <w:r>
+        <w:rPr>
+          <w:rFonts w:ascii="Consolas" w:eastAsia="Times New Roman" w:hAnsi="Consolas" w:cs="Times New Roman"/>
+          <w:color w:val="CE9178"/>
+          <w:kern w:val="0"/>
+          <w:sz w:val="21"/>
+          <w:szCs w:val="21"/>
+          <w:lang w:eastAsia="en-ID"/>
+          <w14:ligatures w14:val="none"/>
+        </w:rPr>
+        <w:t>"group"</w:t>
+      </w:r>
+      <w:r>
+        <w:rPr>
+          <w:rFonts w:ascii="Consolas" w:eastAsia="Times New Roman" w:hAnsi="Consolas" w:cs="Times New Roman"/>
+          <w:color w:val="808080"/>
+          <w:kern w:val="0"/>
+          <w:sz w:val="21"/>
+          <w:szCs w:val="21"/>
+          <w:lang w:eastAsia="en-ID"/>
+          <w14:ligatures w14:val="none"/>
+        </w:rPr>
+        <w:t>&gt;</w:t>
+      </w:r>
+    </w:p>
+    <w:p>
+      <w:pPr>
+        <w:shd w:val="clear" w:color="auto" w:fill="1F1F1F"/>
+        <w:spacing w:after="0" w:line="285" w:lineRule="atLeast"/>
+        <w:rPr>
+          <w:rFonts w:ascii="Consolas" w:eastAsia="Times New Roman" w:hAnsi="Consolas" w:cs="Times New Roman"/>
+          <w:color w:val="CCCCCC"/>
+          <w:kern w:val="0"/>
+          <w:sz w:val="21"/>
+          <w:szCs w:val="21"/>
+          <w:lang w:eastAsia="en-ID"/>
+          <w14:ligatures w14:val="none"/>
+        </w:rPr>
+      </w:pPr>
+      <w:r>
+        <w:rPr>
+          <w:rFonts w:ascii="Consolas" w:eastAsia="Times New Roman" w:hAnsi="Consolas" w:cs="Times New Roman"/>
+          <w:color w:val="CCCCCC"/>
+          <w:kern w:val="0"/>
+          <w:sz w:val="21"/>
+          <w:szCs w:val="21"/>
+          <w:lang w:eastAsia="en-ID"/>
+          <w14:ligatures w14:val="none"/>
+        </w:rPr>
+        <w:t xml:space="preserve">            </w:t>
+      </w:r>
+      <w:r>
+        <w:rPr>
+          <w:rFonts w:ascii="Consolas" w:eastAsia="Times New Roman" w:hAnsi="Consolas" w:cs="Times New Roman"/>
+          <w:color w:val="808080"/>
+          <w:kern w:val="0"/>
+          <w:sz w:val="21"/>
+          <w:szCs w:val="21"/>
+          <w:lang w:eastAsia="en-ID"/>
+          <w14:ligatures w14:val="none"/>
+        </w:rPr>
+        <w:t>&lt;</w:t>
+      </w:r>
+      <w:r>
+        <w:rPr>
+          <w:rFonts w:ascii="Consolas" w:eastAsia="Times New Roman" w:hAnsi="Consolas" w:cs="Times New Roman"/>
+          <w:color w:val="569CD6"/>
+          <w:kern w:val="0"/>
+          <w:sz w:val="21"/>
+          <w:szCs w:val="21"/>
+          <w:lang w:eastAsia="en-ID"/>
+          <w14:ligatures w14:val="none"/>
+        </w:rPr>
+        <w:t>a</w:t>
+      </w:r>
+      <w:r>
+        <w:rPr>
+          <w:rFonts w:ascii="Consolas" w:eastAsia="Times New Roman" w:hAnsi="Consolas" w:cs="Times New Roman"/>
+          <w:color w:val="CCCCCC"/>
+          <w:kern w:val="0"/>
+          <w:sz w:val="21"/>
+          <w:szCs w:val="21"/>
+          <w:lang w:eastAsia="en-ID"/>
+          <w14:ligatures w14:val="none"/>
+        </w:rPr>
+        <w:t xml:space="preserve"> </w:t>
+      </w:r>
+      <w:r>
+        <w:rPr>
+          <w:rFonts w:ascii="Consolas" w:eastAsia="Times New Roman" w:hAnsi="Consolas" w:cs="Times New Roman"/>
+          <w:color w:val="9CDCFE"/>
+          <w:kern w:val="0"/>
+          <w:sz w:val="21"/>
+          <w:szCs w:val="21"/>
+          <w:lang w:eastAsia="en-ID"/>
+          <w14:ligatures w14:val="none"/>
+        </w:rPr>
+        <w:t>href</w:t>
+      </w:r>
+      <w:r>
+        <w:rPr>
+          <w:rFonts w:ascii="Consolas" w:eastAsia="Times New Roman" w:hAnsi="Consolas" w:cs="Times New Roman"/>
+          <w:color w:val="CCCCCC"/>
+          <w:kern w:val="0"/>
+          <w:sz w:val="21"/>
+          <w:szCs w:val="21"/>
+          <w:lang w:eastAsia="en-ID"/>
+          <w14:ligatures w14:val="none"/>
+        </w:rPr>
+        <w:t>=</w:t>
+      </w:r>
+      <w:r>
+        <w:rPr>
+          <w:rFonts w:ascii="Consolas" w:eastAsia="Times New Roman" w:hAnsi="Consolas" w:cs="Times New Roman"/>
+          <w:color w:val="CE9178"/>
+          <w:kern w:val="0"/>
+          <w:sz w:val="21"/>
+          <w:szCs w:val="21"/>
+          <w:lang w:eastAsia="en-ID"/>
+          <w14:ligatures w14:val="none"/>
+        </w:rPr>
+        <w:t>"</w:t>
+      </w:r>
+      <w:r>
+        <w:rPr>
+          <w:rFonts w:ascii="Consolas" w:eastAsia="Times New Roman" w:hAnsi="Consolas" w:cs="Times New Roman"/>
+          <w:color w:val="569CD6"/>
+          <w:kern w:val="0"/>
+          <w:sz w:val="21"/>
+          <w:szCs w:val="21"/>
+          <w:lang w:eastAsia="en-ID"/>
+          <w14:ligatures w14:val="none"/>
+        </w:rPr>
+        <w:t>&lt;?=</w:t>
+      </w:r>
+      <w:r>
+        <w:rPr>
+          <w:rFonts w:ascii="Consolas" w:eastAsia="Times New Roman" w:hAnsi="Consolas" w:cs="Times New Roman"/>
+          <w:color w:val="D4D4D4"/>
+          <w:kern w:val="0"/>
+          <w:sz w:val="21"/>
+          <w:szCs w:val="21"/>
+          <w:lang w:eastAsia="en-ID"/>
+          <w14:ligatures w14:val="none"/>
+        </w:rPr>
+        <w:t xml:space="preserve"> BASEURL; </w:t>
+      </w:r>
+      <w:r>
+        <w:rPr>
+          <w:rFonts w:ascii="Consolas" w:eastAsia="Times New Roman" w:hAnsi="Consolas" w:cs="Times New Roman"/>
+          <w:color w:val="569CD6"/>
+          <w:kern w:val="0"/>
+          <w:sz w:val="21"/>
+          <w:szCs w:val="21"/>
+          <w:lang w:eastAsia="en-ID"/>
+          <w14:ligatures w14:val="none"/>
+        </w:rPr>
+        <w:t>?&gt;</w:t>
+      </w:r>
+      <w:r>
+        <w:rPr>
+          <w:rFonts w:ascii="Consolas" w:eastAsia="Times New Roman" w:hAnsi="Consolas" w:cs="Times New Roman"/>
+          <w:color w:val="CE9178"/>
+          <w:kern w:val="0"/>
+          <w:sz w:val="21"/>
+          <w:szCs w:val="21"/>
+          <w:lang w:eastAsia="en-ID"/>
+          <w14:ligatures w14:val="none"/>
+        </w:rPr>
+        <w:t>/mahasiswa/detail/</w:t>
+      </w:r>
+      <w:r>
+        <w:rPr>
+          <w:rFonts w:ascii="Consolas" w:eastAsia="Times New Roman" w:hAnsi="Consolas" w:cs="Times New Roman"/>
+          <w:color w:val="569CD6"/>
+          <w:kern w:val="0"/>
+          <w:sz w:val="21"/>
+          <w:szCs w:val="21"/>
+          <w:lang w:eastAsia="en-ID"/>
+          <w14:ligatures w14:val="none"/>
+        </w:rPr>
+        <w:t>&lt;?=</w:t>
+      </w:r>
+      <w:r>
+        <w:rPr>
+          <w:rFonts w:ascii="Consolas" w:eastAsia="Times New Roman" w:hAnsi="Consolas" w:cs="Times New Roman"/>
+          <w:color w:val="D4D4D4"/>
+          <w:kern w:val="0"/>
+          <w:sz w:val="21"/>
+          <w:szCs w:val="21"/>
+          <w:lang w:eastAsia="en-ID"/>
+          <w14:ligatures w14:val="none"/>
+        </w:rPr>
+        <w:t xml:space="preserve"> </w:t>
+      </w:r>
+      <w:r>
+        <w:rPr>
+          <w:rFonts w:ascii="Consolas" w:eastAsia="Times New Roman" w:hAnsi="Consolas" w:cs="Times New Roman"/>
+          <w:color w:val="9CDCFE"/>
+          <w:kern w:val="0"/>
+          <w:sz w:val="21"/>
+          <w:szCs w:val="21"/>
+          <w:lang w:eastAsia="en-ID"/>
+          <w14:ligatures w14:val="none"/>
+        </w:rPr>
+        <w:t>$mahasiswa</w:t>
+      </w:r>
+      <w:r>
+        <w:rPr>
+          <w:rFonts w:ascii="Consolas" w:eastAsia="Times New Roman" w:hAnsi="Consolas" w:cs="Times New Roman"/>
+          <w:color w:val="D4D4D4"/>
+          <w:kern w:val="0"/>
+          <w:sz w:val="21"/>
+          <w:szCs w:val="21"/>
+          <w:lang w:eastAsia="en-ID"/>
+          <w14:ligatures w14:val="none"/>
+        </w:rPr>
+        <w:t>[</w:t>
+      </w:r>
+      <w:r>
+        <w:rPr>
+          <w:rFonts w:ascii="Consolas" w:eastAsia="Times New Roman" w:hAnsi="Consolas" w:cs="Times New Roman"/>
+          <w:color w:val="CE9178"/>
+          <w:kern w:val="0"/>
+          <w:sz w:val="21"/>
+          <w:szCs w:val="21"/>
+          <w:lang w:eastAsia="en-ID"/>
+          <w14:ligatures w14:val="none"/>
+        </w:rPr>
+        <w:t>'id'</w:t>
+      </w:r>
+      <w:r>
+        <w:rPr>
+          <w:rFonts w:ascii="Consolas" w:eastAsia="Times New Roman" w:hAnsi="Consolas" w:cs="Times New Roman"/>
+          <w:color w:val="D4D4D4"/>
+          <w:kern w:val="0"/>
+          <w:sz w:val="21"/>
+          <w:szCs w:val="21"/>
+          <w:lang w:eastAsia="en-ID"/>
+          <w14:ligatures w14:val="none"/>
+        </w:rPr>
+        <w:t xml:space="preserve">]; </w:t>
+      </w:r>
+      <w:r>
+        <w:rPr>
+          <w:rFonts w:ascii="Consolas" w:eastAsia="Times New Roman" w:hAnsi="Consolas" w:cs="Times New Roman"/>
+          <w:color w:val="569CD6"/>
+          <w:kern w:val="0"/>
+          <w:sz w:val="21"/>
+          <w:szCs w:val="21"/>
+          <w:lang w:eastAsia="en-ID"/>
+          <w14:ligatures w14:val="none"/>
+        </w:rPr>
+        <w:t>?&gt;</w:t>
+      </w:r>
+      <w:r>
+        <w:rPr>
+          <w:rFonts w:ascii="Consolas" w:eastAsia="Times New Roman" w:hAnsi="Consolas" w:cs="Times New Roman"/>
+          <w:color w:val="CE9178"/>
+          <w:kern w:val="0"/>
+          <w:sz w:val="21"/>
+          <w:szCs w:val="21"/>
+          <w:lang w:eastAsia="en-ID"/>
+          <w14:ligatures w14:val="none"/>
+        </w:rPr>
+        <w:t>"</w:t>
+      </w:r>
+      <w:r>
+        <w:rPr>
+          <w:rFonts w:ascii="Consolas" w:eastAsia="Times New Roman" w:hAnsi="Consolas" w:cs="Times New Roman"/>
+          <w:color w:val="CCCCCC"/>
+          <w:kern w:val="0"/>
+          <w:sz w:val="21"/>
+          <w:szCs w:val="21"/>
+          <w:lang w:eastAsia="en-ID"/>
+          <w14:ligatures w14:val="none"/>
+        </w:rPr>
+        <w:t xml:space="preserve"> </w:t>
+      </w:r>
+      <w:r>
+        <w:rPr>
+          <w:rFonts w:ascii="Consolas" w:eastAsia="Times New Roman" w:hAnsi="Consolas" w:cs="Times New Roman"/>
+          <w:color w:val="9CDCFE"/>
+          <w:kern w:val="0"/>
+          <w:sz w:val="21"/>
+          <w:szCs w:val="21"/>
+          <w:lang w:eastAsia="en-ID"/>
+          <w14:ligatures w14:val="none"/>
+        </w:rPr>
+        <w:t>class</w:t>
+      </w:r>
+      <w:r>
+        <w:rPr>
+          <w:rFonts w:ascii="Consolas" w:eastAsia="Times New Roman" w:hAnsi="Consolas" w:cs="Times New Roman"/>
+          <w:color w:val="CCCCCC"/>
+          <w:kern w:val="0"/>
+          <w:sz w:val="21"/>
+          <w:szCs w:val="21"/>
+          <w:lang w:eastAsia="en-ID"/>
+          <w14:ligatures w14:val="none"/>
+        </w:rPr>
+        <w:t>=</w:t>
+      </w:r>
+      <w:r>
+        <w:rPr>
+          <w:rFonts w:ascii="Consolas" w:eastAsia="Times New Roman" w:hAnsi="Consolas" w:cs="Times New Roman"/>
+          <w:color w:val="CE9178"/>
+          <w:kern w:val="0"/>
+          <w:sz w:val="21"/>
+          <w:szCs w:val="21"/>
+          <w:lang w:eastAsia="en-ID"/>
+          <w14:ligatures w14:val="none"/>
+        </w:rPr>
+        <w:t>"btn btn-primary btn-sm"</w:t>
+      </w:r>
+      <w:r>
+        <w:rPr>
+          <w:rFonts w:ascii="Consolas" w:eastAsia="Times New Roman" w:hAnsi="Consolas" w:cs="Times New Roman"/>
+          <w:color w:val="808080"/>
+          <w:kern w:val="0"/>
+          <w:sz w:val="21"/>
+          <w:szCs w:val="21"/>
+          <w:lang w:eastAsia="en-ID"/>
+          <w14:ligatures w14:val="none"/>
+        </w:rPr>
+        <w:t>&gt;</w:t>
+      </w:r>
+    </w:p>
+    <w:p>
+      <w:pPr>
+        <w:shd w:val="clear" w:color="auto" w:fill="1F1F1F"/>
+        <w:spacing w:after="0" w:line="285" w:lineRule="atLeast"/>
+        <w:rPr>
+          <w:rFonts w:ascii="Consolas" w:eastAsia="Times New Roman" w:hAnsi="Consolas" w:cs="Times New Roman"/>
+          <w:color w:val="CCCCCC"/>
+          <w:kern w:val="0"/>
+          <w:sz w:val="21"/>
+          <w:szCs w:val="21"/>
+          <w:lang w:eastAsia="en-ID"/>
+          <w14:ligatures w14:val="none"/>
+        </w:rPr>
+      </w:pPr>
+      <w:r>
+        <w:rPr>
+          <w:rFonts w:ascii="Consolas" w:eastAsia="Times New Roman" w:hAnsi="Consolas" w:cs="Times New Roman"/>
+          <w:color w:val="CCCCCC"/>
+          <w:kern w:val="0"/>
+          <w:sz w:val="21"/>
+          <w:szCs w:val="21"/>
+          <w:lang w:eastAsia="en-ID"/>
+          <w14:ligatures w14:val="none"/>
+        </w:rPr>
+        <w:t>              Detail</w:t>
+      </w:r>
+    </w:p>
+    <w:p>
+      <w:pPr>
+        <w:shd w:val="clear" w:color="auto" w:fill="1F1F1F"/>
+        <w:spacing w:after="0" w:line="285" w:lineRule="atLeast"/>
+        <w:rPr>
+          <w:rFonts w:ascii="Consolas" w:eastAsia="Times New Roman" w:hAnsi="Consolas" w:cs="Times New Roman"/>
+          <w:color w:val="CCCCCC"/>
+          <w:kern w:val="0"/>
+          <w:sz w:val="21"/>
+          <w:szCs w:val="21"/>
+          <w:lang w:eastAsia="en-ID"/>
+          <w14:ligatures w14:val="none"/>
+        </w:rPr>
+      </w:pPr>
+      <w:r>
+        <w:rPr>
+          <w:rFonts w:ascii="Consolas" w:eastAsia="Times New Roman" w:hAnsi="Consolas" w:cs="Times New Roman"/>
+          <w:color w:val="CCCCCC"/>
+          <w:kern w:val="0"/>
+          <w:sz w:val="21"/>
+          <w:szCs w:val="21"/>
+          <w:lang w:eastAsia="en-ID"/>
+          <w14:ligatures w14:val="none"/>
+        </w:rPr>
+        <w:t xml:space="preserve">            </w:t>
+      </w:r>
+      <w:r>
+        <w:rPr>
+          <w:rFonts w:ascii="Consolas" w:eastAsia="Times New Roman" w:hAnsi="Consolas" w:cs="Times New Roman"/>
+          <w:color w:val="808080"/>
+          <w:kern w:val="0"/>
+          <w:sz w:val="21"/>
+          <w:szCs w:val="21"/>
+          <w:lang w:eastAsia="en-ID"/>
+          <w14:ligatures w14:val="none"/>
+        </w:rPr>
+        <w:t>&lt;/</w:t>
+      </w:r>
+      <w:r>
+        <w:rPr>
+          <w:rFonts w:ascii="Consolas" w:eastAsia="Times New Roman" w:hAnsi="Consolas" w:cs="Times New Roman"/>
+          <w:color w:val="569CD6"/>
+          <w:kern w:val="0"/>
+          <w:sz w:val="21"/>
+          <w:szCs w:val="21"/>
+          <w:lang w:eastAsia="en-ID"/>
+          <w14:ligatures w14:val="none"/>
+        </w:rPr>
+        <w:t>a</w:t>
+      </w:r>
+      <w:r>
+        <w:rPr>
+          <w:rFonts w:ascii="Consolas" w:eastAsia="Times New Roman" w:hAnsi="Consolas" w:cs="Times New Roman"/>
+          <w:color w:val="808080"/>
+          <w:kern w:val="0"/>
+          <w:sz w:val="21"/>
+          <w:szCs w:val="21"/>
+          <w:lang w:eastAsia="en-ID"/>
+          <w14:ligatures w14:val="none"/>
+        </w:rPr>
+        <w:t>&gt;</w:t>
+      </w:r>
+    </w:p>
+    <w:p>
+      <w:pPr>
+        <w:shd w:val="clear" w:color="auto" w:fill="1F1F1F"/>
+        <w:spacing w:after="0" w:line="285" w:lineRule="atLeast"/>
+        <w:rPr>
+          <w:rFonts w:ascii="Consolas" w:eastAsia="Times New Roman" w:hAnsi="Consolas" w:cs="Times New Roman"/>
+          <w:color w:val="CCCCCC"/>
+          <w:kern w:val="0"/>
+          <w:sz w:val="21"/>
+          <w:szCs w:val="21"/>
+          <w:lang w:eastAsia="en-ID"/>
+          <w14:ligatures w14:val="none"/>
+        </w:rPr>
+      </w:pPr>
+      <w:r>
+        <w:rPr>
+          <w:rFonts w:ascii="Consolas" w:eastAsia="Times New Roman" w:hAnsi="Consolas" w:cs="Times New Roman"/>
+          <w:color w:val="CCCCCC"/>
+          <w:kern w:val="0"/>
+          <w:sz w:val="21"/>
+          <w:szCs w:val="21"/>
+          <w:lang w:eastAsia="en-ID"/>
+          <w14:ligatures w14:val="none"/>
+        </w:rPr>
+        <w:t xml:space="preserve">            </w:t>
+      </w:r>
+      <w:r>
+        <w:rPr>
+          <w:rFonts w:ascii="Consolas" w:eastAsia="Times New Roman" w:hAnsi="Consolas" w:cs="Times New Roman"/>
+          <w:color w:val="808080"/>
+          <w:kern w:val="0"/>
+          <w:sz w:val="21"/>
+          <w:szCs w:val="21"/>
+          <w:lang w:eastAsia="en-ID"/>
+          <w14:ligatures w14:val="none"/>
+        </w:rPr>
+        <w:t>&lt;</w:t>
+      </w:r>
+      <w:r>
+        <w:rPr>
+          <w:rFonts w:ascii="Consolas" w:eastAsia="Times New Roman" w:hAnsi="Consolas" w:cs="Times New Roman"/>
+          <w:color w:val="569CD6"/>
+          <w:kern w:val="0"/>
+          <w:sz w:val="21"/>
+          <w:szCs w:val="21"/>
+          <w:lang w:eastAsia="en-ID"/>
+          <w14:ligatures w14:val="none"/>
+        </w:rPr>
+        <w:t>a</w:t>
+      </w:r>
+      <w:r>
+        <w:rPr>
+          <w:rFonts w:ascii="Consolas" w:eastAsia="Times New Roman" w:hAnsi="Consolas" w:cs="Times New Roman"/>
+          <w:color w:val="CCCCCC"/>
+          <w:kern w:val="0"/>
+          <w:sz w:val="21"/>
+          <w:szCs w:val="21"/>
+          <w:lang w:eastAsia="en-ID"/>
+          <w14:ligatures w14:val="none"/>
+        </w:rPr>
+        <w:t xml:space="preserve"> </w:t>
+      </w:r>
+      <w:r>
+        <w:rPr>
+          <w:rFonts w:ascii="Consolas" w:eastAsia="Times New Roman" w:hAnsi="Consolas" w:cs="Times New Roman"/>
+          <w:color w:val="9CDCFE"/>
+          <w:kern w:val="0"/>
+          <w:sz w:val="21"/>
+          <w:szCs w:val="21"/>
+          <w:lang w:eastAsia="en-ID"/>
+          <w14:ligatures w14:val="none"/>
+        </w:rPr>
+        <w:t>href</w:t>
+      </w:r>
+      <w:r>
+        <w:rPr>
+          <w:rFonts w:ascii="Consolas" w:eastAsia="Times New Roman" w:hAnsi="Consolas" w:cs="Times New Roman"/>
+          <w:color w:val="CCCCCC"/>
+          <w:kern w:val="0"/>
+          <w:sz w:val="21"/>
+          <w:szCs w:val="21"/>
+          <w:lang w:eastAsia="en-ID"/>
+          <w14:ligatures w14:val="none"/>
+        </w:rPr>
+        <w:t>=</w:t>
+      </w:r>
+      <w:r>
+        <w:rPr>
+          <w:rFonts w:ascii="Consolas" w:eastAsia="Times New Roman" w:hAnsi="Consolas" w:cs="Times New Roman"/>
+          <w:color w:val="CE9178"/>
+          <w:kern w:val="0"/>
+          <w:sz w:val="21"/>
+          <w:szCs w:val="21"/>
+          <w:lang w:eastAsia="en-ID"/>
+          <w14:ligatures w14:val="none"/>
+        </w:rPr>
+        <w:t>"</w:t>
+      </w:r>
+      <w:r>
+        <w:rPr>
+          <w:rFonts w:ascii="Consolas" w:eastAsia="Times New Roman" w:hAnsi="Consolas" w:cs="Times New Roman"/>
+          <w:color w:val="569CD6"/>
+          <w:kern w:val="0"/>
+          <w:sz w:val="21"/>
+          <w:szCs w:val="21"/>
+          <w:lang w:eastAsia="en-ID"/>
+          <w14:ligatures w14:val="none"/>
+        </w:rPr>
+        <w:t>&lt;?=</w:t>
+      </w:r>
+      <w:r>
+        <w:rPr>
+          <w:rFonts w:ascii="Consolas" w:eastAsia="Times New Roman" w:hAnsi="Consolas" w:cs="Times New Roman"/>
+          <w:color w:val="D4D4D4"/>
+          <w:kern w:val="0"/>
+          <w:sz w:val="21"/>
+          <w:szCs w:val="21"/>
+          <w:lang w:eastAsia="en-ID"/>
+          <w14:ligatures w14:val="none"/>
+        </w:rPr>
+        <w:t xml:space="preserve"> BASEURL; </w:t>
+      </w:r>
+      <w:r>
+        <w:rPr>
+          <w:rFonts w:ascii="Consolas" w:eastAsia="Times New Roman" w:hAnsi="Consolas" w:cs="Times New Roman"/>
+          <w:color w:val="569CD6"/>
+          <w:kern w:val="0"/>
+          <w:sz w:val="21"/>
+          <w:szCs w:val="21"/>
+          <w:lang w:eastAsia="en-ID"/>
+          <w14:ligatures w14:val="none"/>
+        </w:rPr>
+        <w:t>?&gt;</w:t>
+      </w:r>
+      <w:r>
+        <w:rPr>
+          <w:rFonts w:ascii="Consolas" w:eastAsia="Times New Roman" w:hAnsi="Consolas" w:cs="Times New Roman"/>
+          <w:color w:val="CE9178"/>
+          <w:kern w:val="0"/>
+          <w:sz w:val="21"/>
+          <w:szCs w:val="21"/>
+          <w:lang w:eastAsia="en-ID"/>
+          <w14:ligatures w14:val="none"/>
+        </w:rPr>
+        <w:t>/mahasiswa/hapus/</w:t>
+      </w:r>
+      <w:r>
+        <w:rPr>
+          <w:rFonts w:ascii="Consolas" w:eastAsia="Times New Roman" w:hAnsi="Consolas" w:cs="Times New Roman"/>
+          <w:color w:val="569CD6"/>
+          <w:kern w:val="0"/>
+          <w:sz w:val="21"/>
+          <w:szCs w:val="21"/>
+          <w:lang w:eastAsia="en-ID"/>
+          <w14:ligatures w14:val="none"/>
+        </w:rPr>
+        <w:t>&lt;?=</w:t>
+      </w:r>
+      <w:r>
+        <w:rPr>
+          <w:rFonts w:ascii="Consolas" w:eastAsia="Times New Roman" w:hAnsi="Consolas" w:cs="Times New Roman"/>
+          <w:color w:val="D4D4D4"/>
+          <w:kern w:val="0"/>
+          <w:sz w:val="21"/>
+          <w:szCs w:val="21"/>
+          <w:lang w:eastAsia="en-ID"/>
+          <w14:ligatures w14:val="none"/>
+        </w:rPr>
+        <w:t xml:space="preserve"> </w:t>
+      </w:r>
+      <w:r>
+        <w:rPr>
+          <w:rFonts w:ascii="Consolas" w:eastAsia="Times New Roman" w:hAnsi="Consolas" w:cs="Times New Roman"/>
+          <w:color w:val="9CDCFE"/>
+          <w:kern w:val="0"/>
+          <w:sz w:val="21"/>
+          <w:szCs w:val="21"/>
+          <w:lang w:eastAsia="en-ID"/>
+          <w14:ligatures w14:val="none"/>
+        </w:rPr>
+        <w:t>$mahasiswa</w:t>
+      </w:r>
+      <w:r>
+        <w:rPr>
+          <w:rFonts w:ascii="Consolas" w:eastAsia="Times New Roman" w:hAnsi="Consolas" w:cs="Times New Roman"/>
+          <w:color w:val="D4D4D4"/>
+          <w:kern w:val="0"/>
+          <w:sz w:val="21"/>
+          <w:szCs w:val="21"/>
+          <w:lang w:eastAsia="en-ID"/>
+          <w14:ligatures w14:val="none"/>
+        </w:rPr>
+        <w:t>[</w:t>
+      </w:r>
+      <w:r>
+        <w:rPr>
+          <w:rFonts w:ascii="Consolas" w:eastAsia="Times New Roman" w:hAnsi="Consolas" w:cs="Times New Roman"/>
+          <w:color w:val="CE9178"/>
+          <w:kern w:val="0"/>
+          <w:sz w:val="21"/>
+          <w:szCs w:val="21"/>
+          <w:lang w:eastAsia="en-ID"/>
+          <w14:ligatures w14:val="none"/>
+        </w:rPr>
+        <w:t>'id'</w:t>
+      </w:r>
+      <w:r>
+        <w:rPr>
+          <w:rFonts w:ascii="Consolas" w:eastAsia="Times New Roman" w:hAnsi="Consolas" w:cs="Times New Roman"/>
+          <w:color w:val="D4D4D4"/>
+          <w:kern w:val="0"/>
+          <w:sz w:val="21"/>
+          <w:szCs w:val="21"/>
+          <w:lang w:eastAsia="en-ID"/>
+          <w14:ligatures w14:val="none"/>
+        </w:rPr>
+        <w:t xml:space="preserve">]; </w:t>
+      </w:r>
+      <w:r>
+        <w:rPr>
+          <w:rFonts w:ascii="Consolas" w:eastAsia="Times New Roman" w:hAnsi="Consolas" w:cs="Times New Roman"/>
+          <w:color w:val="569CD6"/>
+          <w:kern w:val="0"/>
+          <w:sz w:val="21"/>
+          <w:szCs w:val="21"/>
+          <w:lang w:eastAsia="en-ID"/>
+          <w14:ligatures w14:val="none"/>
+        </w:rPr>
+        <w:t>?&gt;</w:t>
+      </w:r>
+      <w:r>
+        <w:rPr>
+          <w:rFonts w:ascii="Consolas" w:eastAsia="Times New Roman" w:hAnsi="Consolas" w:cs="Times New Roman"/>
+          <w:color w:val="CE9178"/>
+          <w:kern w:val="0"/>
+          <w:sz w:val="21"/>
+          <w:szCs w:val="21"/>
+          <w:lang w:eastAsia="en-ID"/>
+          <w14:ligatures w14:val="none"/>
+        </w:rPr>
+        <w:t>"</w:t>
+      </w:r>
+      <w:r>
+        <w:rPr>
+          <w:rFonts w:ascii="Consolas" w:eastAsia="Times New Roman" w:hAnsi="Consolas" w:cs="Times New Roman"/>
+          <w:color w:val="CCCCCC"/>
+          <w:kern w:val="0"/>
+          <w:sz w:val="21"/>
+          <w:szCs w:val="21"/>
+          <w:lang w:eastAsia="en-ID"/>
+          <w14:ligatures w14:val="none"/>
+        </w:rPr>
+        <w:t xml:space="preserve"> </w:t>
+      </w:r>
+      <w:r>
+        <w:rPr>
+          <w:rFonts w:ascii="Consolas" w:eastAsia="Times New Roman" w:hAnsi="Consolas" w:cs="Times New Roman"/>
+          <w:color w:val="9CDCFE"/>
+          <w:kern w:val="0"/>
+          <w:sz w:val="21"/>
+          <w:szCs w:val="21"/>
+          <w:lang w:eastAsia="en-ID"/>
+          <w14:ligatures w14:val="none"/>
+        </w:rPr>
+        <w:t>class</w:t>
+      </w:r>
+      <w:r>
+        <w:rPr>
+          <w:rFonts w:ascii="Consolas" w:eastAsia="Times New Roman" w:hAnsi="Consolas" w:cs="Times New Roman"/>
+          <w:color w:val="CCCCCC"/>
+          <w:kern w:val="0"/>
+          <w:sz w:val="21"/>
+          <w:szCs w:val="21"/>
+          <w:lang w:eastAsia="en-ID"/>
+          <w14:ligatures w14:val="none"/>
+        </w:rPr>
+        <w:t>=</w:t>
+      </w:r>
+      <w:r>
+        <w:rPr>
+          <w:rFonts w:ascii="Consolas" w:eastAsia="Times New Roman" w:hAnsi="Consolas" w:cs="Times New Roman"/>
+          <w:color w:val="CE9178"/>
+          <w:kern w:val="0"/>
+          <w:sz w:val="21"/>
+          <w:szCs w:val="21"/>
+          <w:lang w:eastAsia="en-ID"/>
+          <w14:ligatures w14:val="none"/>
+        </w:rPr>
+        <w:t>"btn btn-danger btn-sm"</w:t>
+      </w:r>
+    </w:p>
+    <w:p>
+      <w:pPr>
+        <w:shd w:val="clear" w:color="auto" w:fill="1F1F1F"/>
+        <w:spacing w:after="0" w:line="285" w:lineRule="atLeast"/>
+        <w:rPr>
+          <w:rFonts w:ascii="Consolas" w:eastAsia="Times New Roman" w:hAnsi="Consolas" w:cs="Times New Roman"/>
+          <w:color w:val="CCCCCC"/>
+          <w:kern w:val="0"/>
+          <w:sz w:val="21"/>
+          <w:szCs w:val="21"/>
+          <w:lang w:eastAsia="en-ID"/>
+          <w14:ligatures w14:val="none"/>
+        </w:rPr>
+      </w:pPr>
+      <w:r>
+        <w:rPr>
+          <w:rFonts w:ascii="Consolas" w:eastAsia="Times New Roman" w:hAnsi="Consolas" w:cs="Times New Roman"/>
+          <w:color w:val="CCCCCC"/>
+          <w:kern w:val="0"/>
+          <w:sz w:val="21"/>
+          <w:szCs w:val="21"/>
+          <w:lang w:eastAsia="en-ID"/>
+          <w14:ligatures w14:val="none"/>
+        </w:rPr>
+        <w:t xml:space="preserve">              </w:t>
+      </w:r>
+      <w:r>
+        <w:rPr>
+          <w:rFonts w:ascii="Consolas" w:eastAsia="Times New Roman" w:hAnsi="Consolas" w:cs="Times New Roman"/>
+          <w:color w:val="9CDCFE"/>
+          <w:kern w:val="0"/>
+          <w:sz w:val="21"/>
+          <w:szCs w:val="21"/>
+          <w:lang w:eastAsia="en-ID"/>
+          <w14:ligatures w14:val="none"/>
+        </w:rPr>
+        <w:t>onclick</w:t>
+      </w:r>
+      <w:r>
+        <w:rPr>
+          <w:rFonts w:ascii="Consolas" w:eastAsia="Times New Roman" w:hAnsi="Consolas" w:cs="Times New Roman"/>
+          <w:color w:val="CCCCCC"/>
+          <w:kern w:val="0"/>
+          <w:sz w:val="21"/>
+          <w:szCs w:val="21"/>
+          <w:lang w:eastAsia="en-ID"/>
+          <w14:ligatures w14:val="none"/>
+        </w:rPr>
+        <w:t>=</w:t>
+      </w:r>
+      <w:r>
+        <w:rPr>
+          <w:rFonts w:ascii="Consolas" w:eastAsia="Times New Roman" w:hAnsi="Consolas" w:cs="Times New Roman"/>
+          <w:color w:val="CE9178"/>
+          <w:kern w:val="0"/>
+          <w:sz w:val="21"/>
+          <w:szCs w:val="21"/>
+          <w:lang w:eastAsia="en-ID"/>
+          <w14:ligatures w14:val="none"/>
+        </w:rPr>
+        <w:t>"</w:t>
+      </w:r>
+      <w:r>
+        <w:rPr>
+          <w:rFonts w:ascii="Consolas" w:eastAsia="Times New Roman" w:hAnsi="Consolas" w:cs="Times New Roman"/>
+          <w:color w:val="C586C0"/>
+          <w:kern w:val="0"/>
+          <w:sz w:val="21"/>
+          <w:szCs w:val="21"/>
+          <w:lang w:eastAsia="en-ID"/>
+          <w14:ligatures w14:val="none"/>
+        </w:rPr>
+        <w:t>return</w:t>
+      </w:r>
+      <w:r>
+        <w:rPr>
+          <w:rFonts w:ascii="Consolas" w:eastAsia="Times New Roman" w:hAnsi="Consolas" w:cs="Times New Roman"/>
+          <w:color w:val="CE9178"/>
+          <w:kern w:val="0"/>
+          <w:sz w:val="21"/>
+          <w:szCs w:val="21"/>
+          <w:lang w:eastAsia="en-ID"/>
+          <w14:ligatures w14:val="none"/>
+        </w:rPr>
+        <w:t xml:space="preserve"> </w:t>
+      </w:r>
+      <w:r>
+        <w:rPr>
+          <w:rFonts w:ascii="Consolas" w:eastAsia="Times New Roman" w:hAnsi="Consolas" w:cs="Times New Roman"/>
+          <w:color w:val="DCDCAA"/>
+          <w:kern w:val="0"/>
+          <w:sz w:val="21"/>
+          <w:szCs w:val="21"/>
+          <w:lang w:eastAsia="en-ID"/>
+          <w14:ligatures w14:val="none"/>
+        </w:rPr>
+        <w:t>confirm</w:t>
+      </w:r>
+      <w:r>
+        <w:rPr>
+          <w:rFonts w:ascii="Consolas" w:eastAsia="Times New Roman" w:hAnsi="Consolas" w:cs="Times New Roman"/>
+          <w:color w:val="CE9178"/>
+          <w:kern w:val="0"/>
+          <w:sz w:val="21"/>
+          <w:szCs w:val="21"/>
+          <w:lang w:eastAsia="en-ID"/>
+          <w14:ligatures w14:val="none"/>
+        </w:rPr>
+        <w:t>('Yakin mau hapus data ini?')"</w:t>
+      </w:r>
+      <w:r>
+        <w:rPr>
+          <w:rFonts w:ascii="Consolas" w:eastAsia="Times New Roman" w:hAnsi="Consolas" w:cs="Times New Roman"/>
+          <w:color w:val="808080"/>
+          <w:kern w:val="0"/>
+          <w:sz w:val="21"/>
+          <w:szCs w:val="21"/>
+          <w:lang w:eastAsia="en-ID"/>
+          <w14:ligatures w14:val="none"/>
+        </w:rPr>
+        <w:t>&gt;</w:t>
+      </w:r>
+    </w:p>
+    <w:p>
+      <w:pPr>
+        <w:shd w:val="clear" w:color="auto" w:fill="1F1F1F"/>
+        <w:spacing w:after="0" w:line="285" w:lineRule="atLeast"/>
+        <w:rPr>
+          <w:rFonts w:ascii="Consolas" w:eastAsia="Times New Roman" w:hAnsi="Consolas" w:cs="Times New Roman"/>
+          <w:color w:val="CCCCCC"/>
+          <w:kern w:val="0"/>
+          <w:sz w:val="21"/>
+          <w:szCs w:val="21"/>
+          <w:lang w:eastAsia="en-ID"/>
+          <w14:ligatures w14:val="none"/>
+        </w:rPr>
+      </w:pPr>
+      <w:r>
+        <w:rPr>
+          <w:rFonts w:ascii="Consolas" w:eastAsia="Times New Roman" w:hAnsi="Consolas" w:cs="Times New Roman"/>
+          <w:color w:val="CCCCCC"/>
+          <w:kern w:val="0"/>
+          <w:sz w:val="21"/>
+          <w:szCs w:val="21"/>
+          <w:lang w:eastAsia="en-ID"/>
+          <w14:ligatures w14:val="none"/>
+        </w:rPr>
+        <w:t>              Hapus</w:t>
+      </w:r>
+    </w:p>
+    <w:p>
+      <w:pPr>
+        <w:shd w:val="clear" w:color="auto" w:fill="1F1F1F"/>
+        <w:spacing w:after="0" w:line="285" w:lineRule="atLeast"/>
+        <w:rPr>
+          <w:rFonts w:ascii="Consolas" w:eastAsia="Times New Roman" w:hAnsi="Consolas" w:cs="Times New Roman"/>
+          <w:color w:val="CCCCCC"/>
+          <w:kern w:val="0"/>
+          <w:sz w:val="21"/>
+          <w:szCs w:val="21"/>
+          <w:lang w:eastAsia="en-ID"/>
+          <w14:ligatures w14:val="none"/>
+        </w:rPr>
+      </w:pPr>
+      <w:r>
+        <w:rPr>
+          <w:rFonts w:ascii="Consolas" w:eastAsia="Times New Roman" w:hAnsi="Consolas" w:cs="Times New Roman"/>
+          <w:color w:val="CCCCCC"/>
+          <w:kern w:val="0"/>
+          <w:sz w:val="21"/>
+          <w:szCs w:val="21"/>
+          <w:lang w:eastAsia="en-ID"/>
+          <w14:ligatures w14:val="none"/>
+        </w:rPr>
+        <w:t xml:space="preserve">            </w:t>
+      </w:r>
+      <w:r>
+        <w:rPr>
+          <w:rFonts w:ascii="Consolas" w:eastAsia="Times New Roman" w:hAnsi="Consolas" w:cs="Times New Roman"/>
+          <w:color w:val="808080"/>
+          <w:kern w:val="0"/>
+          <w:sz w:val="21"/>
+          <w:szCs w:val="21"/>
+          <w:lang w:eastAsia="en-ID"/>
+          <w14:ligatures w14:val="none"/>
+        </w:rPr>
+        <w:t>&lt;/</w:t>
+      </w:r>
+      <w:r>
+        <w:rPr>
+          <w:rFonts w:ascii="Consolas" w:eastAsia="Times New Roman" w:hAnsi="Consolas" w:cs="Times New Roman"/>
+          <w:color w:val="569CD6"/>
+          <w:kern w:val="0"/>
+          <w:sz w:val="21"/>
+          <w:szCs w:val="21"/>
+          <w:lang w:eastAsia="en-ID"/>
+          <w14:ligatures w14:val="none"/>
+        </w:rPr>
+        <w:t>a</w:t>
+      </w:r>
+      <w:r>
+        <w:rPr>
+          <w:rFonts w:ascii="Consolas" w:eastAsia="Times New Roman" w:hAnsi="Consolas" w:cs="Times New Roman"/>
+          <w:color w:val="808080"/>
+          <w:kern w:val="0"/>
+          <w:sz w:val="21"/>
+          <w:szCs w:val="21"/>
+          <w:lang w:eastAsia="en-ID"/>
+          <w14:ligatures w14:val="none"/>
+        </w:rPr>
+        <w:t>&gt;</w:t>
+      </w:r>
+    </w:p>
+    <w:p>
+      <w:pPr>
+        <w:shd w:val="clear" w:color="auto" w:fill="1F1F1F"/>
+        <w:spacing w:after="0" w:line="285" w:lineRule="atLeast"/>
+        <w:rPr>
+          <w:rFonts w:ascii="Consolas" w:eastAsia="Times New Roman" w:hAnsi="Consolas" w:cs="Times New Roman"/>
+          <w:color w:val="CCCCCC"/>
+          <w:kern w:val="0"/>
+          <w:sz w:val="21"/>
+          <w:szCs w:val="21"/>
+          <w:lang w:eastAsia="en-ID"/>
+          <w14:ligatures w14:val="none"/>
+        </w:rPr>
+      </w:pPr>
+      <w:r>
+        <w:rPr>
+          <w:rFonts w:ascii="Consolas" w:eastAsia="Times New Roman" w:hAnsi="Consolas" w:cs="Times New Roman"/>
+          <w:color w:val="CCCCCC"/>
+          <w:kern w:val="0"/>
+          <w:sz w:val="21"/>
+          <w:szCs w:val="21"/>
+          <w:lang w:eastAsia="en-ID"/>
+          <w14:ligatures w14:val="none"/>
+        </w:rPr>
+        <w:t xml:space="preserve">          </w:t>
+      </w:r>
+      <w:r>
+        <w:rPr>
+          <w:rFonts w:ascii="Consolas" w:eastAsia="Times New Roman" w:hAnsi="Consolas" w:cs="Times New Roman"/>
+          <w:color w:val="808080"/>
+          <w:kern w:val="0"/>
+          <w:sz w:val="21"/>
+          <w:szCs w:val="21"/>
+          <w:lang w:eastAsia="en-ID"/>
+          <w14:ligatures w14:val="none"/>
+        </w:rPr>
+        <w:t>&lt;/</w:t>
+      </w:r>
+      <w:r>
+        <w:rPr>
+          <w:rFonts w:ascii="Consolas" w:eastAsia="Times New Roman" w:hAnsi="Consolas" w:cs="Times New Roman"/>
+          <w:color w:val="569CD6"/>
+          <w:kern w:val="0"/>
+          <w:sz w:val="21"/>
+          <w:szCs w:val="21"/>
+          <w:lang w:eastAsia="en-ID"/>
+          <w14:ligatures w14:val="none"/>
+        </w:rPr>
+        <w:t>div</w:t>
+      </w:r>
+      <w:r>
+        <w:rPr>
+          <w:rFonts w:ascii="Consolas" w:eastAsia="Times New Roman" w:hAnsi="Consolas" w:cs="Times New Roman"/>
+          <w:color w:val="808080"/>
+          <w:kern w:val="0"/>
+          <w:sz w:val="21"/>
+          <w:szCs w:val="21"/>
+          <w:lang w:eastAsia="en-ID"/>
+          <w14:ligatures w14:val="none"/>
+        </w:rPr>
+        <w:t>&gt;</w:t>
+      </w:r>
+    </w:p>
+    <w:p>
+      <w:pPr>
+        <w:shd w:val="clear" w:color="auto" w:fill="1F1F1F"/>
+        <w:spacing w:after="0" w:line="285" w:lineRule="atLeast"/>
+        <w:rPr>
+          <w:rFonts w:ascii="Consolas" w:eastAsia="Times New Roman" w:hAnsi="Consolas" w:cs="Times New Roman"/>
+          <w:color w:val="CCCCCC"/>
+          <w:kern w:val="0"/>
+          <w:sz w:val="21"/>
+          <w:szCs w:val="21"/>
+          <w:lang w:eastAsia="en-ID"/>
+          <w14:ligatures w14:val="none"/>
+        </w:rPr>
+      </w:pPr>
+      <w:r>
+        <w:rPr>
+          <w:rFonts w:ascii="Consolas" w:eastAsia="Times New Roman" w:hAnsi="Consolas" w:cs="Times New Roman"/>
+          <w:color w:val="CCCCCC"/>
+          <w:kern w:val="0"/>
+          <w:sz w:val="21"/>
+          <w:szCs w:val="21"/>
+          <w:lang w:eastAsia="en-ID"/>
+          <w14:ligatures w14:val="none"/>
+        </w:rPr>
+        <w:t xml:space="preserve">        </w:t>
+      </w:r>
+      <w:r>
+        <w:rPr>
+          <w:rFonts w:ascii="Consolas" w:eastAsia="Times New Roman" w:hAnsi="Consolas" w:cs="Times New Roman"/>
+          <w:color w:val="808080"/>
+          <w:kern w:val="0"/>
+          <w:sz w:val="21"/>
+          <w:szCs w:val="21"/>
+          <w:lang w:eastAsia="en-ID"/>
+          <w14:ligatures w14:val="none"/>
+        </w:rPr>
+        <w:t>&lt;/</w:t>
+      </w:r>
+      <w:r>
+        <w:rPr>
+          <w:rFonts w:ascii="Consolas" w:eastAsia="Times New Roman" w:hAnsi="Consolas" w:cs="Times New Roman"/>
+          <w:color w:val="569CD6"/>
+          <w:kern w:val="0"/>
+          <w:sz w:val="21"/>
+          <w:szCs w:val="21"/>
+          <w:lang w:eastAsia="en-ID"/>
+          <w14:ligatures w14:val="none"/>
+        </w:rPr>
+        <w:t>li</w:t>
+      </w:r>
+      <w:r>
+        <w:rPr>
+          <w:rFonts w:ascii="Consolas" w:eastAsia="Times New Roman" w:hAnsi="Consolas" w:cs="Times New Roman"/>
+          <w:color w:val="808080"/>
+          <w:kern w:val="0"/>
+          <w:sz w:val="21"/>
+          <w:szCs w:val="21"/>
+          <w:lang w:eastAsia="en-ID"/>
+          <w14:ligatures w14:val="none"/>
+        </w:rPr>
+        <w:t>&gt;</w:t>
+      </w:r>
+    </w:p>
+    <w:p>
+      <w:pPr>
+        <w:spacing w:after="0"/>
+        <w:jc w:val="both"/>
+        <w:rPr>
+          <w:rFonts w:ascii="Times New Roman" w:hAnsi="Times New Roman" w:cs="Times New Roman"/>
+        </w:rPr>
+      </w:pPr>
+    </w:p>
+    <w:p>
+      <w:pPr>
+        <w:spacing w:after="0"/>
+        <w:jc w:val="both"/>
+        <w:rPr>
+          <w:rFonts w:ascii="Times New Roman" w:hAnsi="Times New Roman" w:cs="Times New Roman"/>
+        </w:rPr>
+      </w:pPr>
+    </w:p>
+    <w:p>
+      <w:pPr>
+        <w:spacing w:after="0"/>
+        <w:jc w:val="both"/>
+        <w:rPr>
+          <w:rFonts w:ascii="Times New Roman" w:hAnsi="Times New Roman" w:cs="Times New Roman"/>
+          <w:b/>
+          <w:bCs/>
+        </w:rPr>
+      </w:pPr>
+      <w:r>
+        <w:rPr>
+          <w:rFonts w:ascii="Times New Roman" w:hAnsi="Times New Roman" w:cs="Times New Roman"/>
+          <w:b/>
+          <w:bCs/>
+        </w:rPr>
+        <w:t>B. Bagian controllers</w:t>
+      </w:r>
+    </w:p>
+    <w:p>
+      <w:pPr>
+        <w:spacing w:after="0"/>
+        <w:jc w:val="both"/>
+        <w:rPr>
+          <w:rFonts w:ascii="Times New Roman" w:hAnsi="Times New Roman" w:cs="Times New Roman"/>
+        </w:rPr>
+      </w:pPr>
+      <w:r>
+        <w:rPr>
+          <w:rFonts w:ascii="Times New Roman" w:hAnsi="Times New Roman" w:cs="Times New Roman"/>
+        </w:rPr>
+        <w:t>Ketika url dari view itu di tekan maka akan di arahkan ke core/Controller yang mengarahkan ke controllers/Mahasiswa.php yang memiliki method hapus dan parameter id</w:t>
+      </w:r>
+    </w:p>
+    <w:p>
+      <w:pPr>
+        <w:spacing w:after="0"/>
+        <w:jc w:val="both"/>
+        <w:rPr>
+          <w:rFonts w:ascii="Times New Roman" w:hAnsi="Times New Roman" w:cs="Times New Roman"/>
+        </w:rPr>
+      </w:pPr>
+    </w:p>
+    <w:p>
+      <w:pPr>
+        <w:shd w:val="clear" w:color="auto" w:fill="1F1F1F"/>
+        <w:spacing w:after="0" w:line="285" w:lineRule="atLeast"/>
+        <w:rPr>
+          <w:rFonts w:ascii="Consolas" w:eastAsia="Times New Roman" w:hAnsi="Consolas" w:cs="Times New Roman"/>
+          <w:color w:val="CCCCCC"/>
+          <w:kern w:val="0"/>
+          <w:sz w:val="21"/>
+          <w:szCs w:val="21"/>
+          <w:lang w:eastAsia="en-ID"/>
+          <w14:ligatures w14:val="none"/>
+        </w:rPr>
+      </w:pPr>
+      <w:r>
+        <w:rPr>
+          <w:rFonts w:ascii="Consolas" w:eastAsia="Times New Roman" w:hAnsi="Consolas" w:cs="Times New Roman"/>
+          <w:color w:val="D4D4D4"/>
+          <w:kern w:val="0"/>
+          <w:sz w:val="21"/>
+          <w:szCs w:val="21"/>
+          <w:lang w:eastAsia="en-ID"/>
+          <w14:ligatures w14:val="none"/>
+        </w:rPr>
+        <w:lastRenderedPageBreak/>
+        <w:t xml:space="preserve">  </w:t>
+      </w:r>
+      <w:r>
+        <w:rPr>
+          <w:rFonts w:ascii="Consolas" w:eastAsia="Times New Roman" w:hAnsi="Consolas" w:cs="Times New Roman"/>
+          <w:color w:val="569CD6"/>
+          <w:kern w:val="0"/>
+          <w:sz w:val="21"/>
+          <w:szCs w:val="21"/>
+          <w:lang w:eastAsia="en-ID"/>
+          <w14:ligatures w14:val="none"/>
+        </w:rPr>
+        <w:t>public</w:t>
+      </w:r>
+      <w:r>
+        <w:rPr>
+          <w:rFonts w:ascii="Consolas" w:eastAsia="Times New Roman" w:hAnsi="Consolas" w:cs="Times New Roman"/>
+          <w:color w:val="D4D4D4"/>
+          <w:kern w:val="0"/>
+          <w:sz w:val="21"/>
+          <w:szCs w:val="21"/>
+          <w:lang w:eastAsia="en-ID"/>
+          <w14:ligatures w14:val="none"/>
+        </w:rPr>
+        <w:t xml:space="preserve"> </w:t>
+      </w:r>
+      <w:r>
+        <w:rPr>
+          <w:rFonts w:ascii="Consolas" w:eastAsia="Times New Roman" w:hAnsi="Consolas" w:cs="Times New Roman"/>
+          <w:color w:val="569CD6"/>
+          <w:kern w:val="0"/>
+          <w:sz w:val="21"/>
+          <w:szCs w:val="21"/>
+          <w:lang w:eastAsia="en-ID"/>
+          <w14:ligatures w14:val="none"/>
+        </w:rPr>
+        <w:t>function</w:t>
+      </w:r>
+      <w:r>
+        <w:rPr>
+          <w:rFonts w:ascii="Consolas" w:eastAsia="Times New Roman" w:hAnsi="Consolas" w:cs="Times New Roman"/>
+          <w:color w:val="D4D4D4"/>
+          <w:kern w:val="0"/>
+          <w:sz w:val="21"/>
+          <w:szCs w:val="21"/>
+          <w:lang w:eastAsia="en-ID"/>
+          <w14:ligatures w14:val="none"/>
+        </w:rPr>
+        <w:t xml:space="preserve"> </w:t>
+      </w:r>
+      <w:r>
+        <w:rPr>
+          <w:rFonts w:ascii="Consolas" w:eastAsia="Times New Roman" w:hAnsi="Consolas" w:cs="Times New Roman"/>
+          <w:color w:val="DCDCAA"/>
+          <w:kern w:val="0"/>
+          <w:sz w:val="21"/>
+          <w:szCs w:val="21"/>
+          <w:lang w:eastAsia="en-ID"/>
+          <w14:ligatures w14:val="none"/>
+        </w:rPr>
+        <w:t>hapus</w:t>
+      </w:r>
+      <w:r>
+        <w:rPr>
+          <w:rFonts w:ascii="Consolas" w:eastAsia="Times New Roman" w:hAnsi="Consolas" w:cs="Times New Roman"/>
+          <w:color w:val="D4D4D4"/>
+          <w:kern w:val="0"/>
+          <w:sz w:val="21"/>
+          <w:szCs w:val="21"/>
+          <w:lang w:eastAsia="en-ID"/>
+          <w14:ligatures w14:val="none"/>
+        </w:rPr>
+        <w:t>(</w:t>
+      </w:r>
+      <w:r>
+        <w:rPr>
+          <w:rFonts w:ascii="Consolas" w:eastAsia="Times New Roman" w:hAnsi="Consolas" w:cs="Times New Roman"/>
+          <w:color w:val="9CDCFE"/>
+          <w:kern w:val="0"/>
+          <w:sz w:val="21"/>
+          <w:szCs w:val="21"/>
+          <w:lang w:eastAsia="en-ID"/>
+          <w14:ligatures w14:val="none"/>
+        </w:rPr>
+        <w:t>$id</w:t>
+      </w:r>
+      <w:r>
+        <w:rPr>
+          <w:rFonts w:ascii="Consolas" w:eastAsia="Times New Roman" w:hAnsi="Consolas" w:cs="Times New Roman"/>
+          <w:color w:val="D4D4D4"/>
+          <w:kern w:val="0"/>
+          <w:sz w:val="21"/>
+          <w:szCs w:val="21"/>
+          <w:lang w:eastAsia="en-ID"/>
+          <w14:ligatures w14:val="none"/>
+        </w:rPr>
+        <w:t>) {</w:t>
+      </w:r>
+    </w:p>
+    <w:p>
+      <w:pPr>
+        <w:shd w:val="clear" w:color="auto" w:fill="1F1F1F"/>
+        <w:spacing w:after="0" w:line="285" w:lineRule="atLeast"/>
+        <w:rPr>
+          <w:rFonts w:ascii="Consolas" w:eastAsia="Times New Roman" w:hAnsi="Consolas" w:cs="Times New Roman"/>
+          <w:color w:val="CCCCCC"/>
+          <w:kern w:val="0"/>
+          <w:sz w:val="21"/>
+          <w:szCs w:val="21"/>
+          <w:lang w:eastAsia="en-ID"/>
+          <w14:ligatures w14:val="none"/>
+        </w:rPr>
+      </w:pPr>
+      <w:r>
+        <w:rPr>
+          <w:rFonts w:ascii="Consolas" w:eastAsia="Times New Roman" w:hAnsi="Consolas" w:cs="Times New Roman"/>
+          <w:color w:val="D4D4D4"/>
+          <w:kern w:val="0"/>
+          <w:sz w:val="21"/>
+          <w:szCs w:val="21"/>
+          <w:lang w:eastAsia="en-ID"/>
+          <w14:ligatures w14:val="none"/>
+        </w:rPr>
+        <w:t xml:space="preserve">    </w:t>
+      </w:r>
+      <w:r>
+        <w:rPr>
+          <w:rFonts w:ascii="Consolas" w:eastAsia="Times New Roman" w:hAnsi="Consolas" w:cs="Times New Roman"/>
+          <w:color w:val="6A9955"/>
+          <w:kern w:val="0"/>
+          <w:sz w:val="21"/>
+          <w:szCs w:val="21"/>
+          <w:lang w:eastAsia="en-ID"/>
+          <w14:ligatures w14:val="none"/>
+        </w:rPr>
+        <w:t>// Jika ada data yang masuk alias ketika kita menghapus data berlandaskan id</w:t>
+      </w:r>
+    </w:p>
+    <w:p>
+      <w:pPr>
+        <w:shd w:val="clear" w:color="auto" w:fill="1F1F1F"/>
+        <w:spacing w:after="0" w:line="285" w:lineRule="atLeast"/>
+        <w:rPr>
+          <w:rFonts w:ascii="Consolas" w:eastAsia="Times New Roman" w:hAnsi="Consolas" w:cs="Times New Roman"/>
+          <w:color w:val="CCCCCC"/>
+          <w:kern w:val="0"/>
+          <w:sz w:val="21"/>
+          <w:szCs w:val="21"/>
+          <w:lang w:eastAsia="en-ID"/>
+          <w14:ligatures w14:val="none"/>
+        </w:rPr>
+      </w:pPr>
+      <w:r>
+        <w:rPr>
+          <w:rFonts w:ascii="Consolas" w:eastAsia="Times New Roman" w:hAnsi="Consolas" w:cs="Times New Roman"/>
+          <w:color w:val="D4D4D4"/>
+          <w:kern w:val="0"/>
+          <w:sz w:val="21"/>
+          <w:szCs w:val="21"/>
+          <w:lang w:eastAsia="en-ID"/>
+          <w14:ligatures w14:val="none"/>
+        </w:rPr>
+        <w:t xml:space="preserve">    </w:t>
+      </w:r>
+      <w:r>
+        <w:rPr>
+          <w:rFonts w:ascii="Consolas" w:eastAsia="Times New Roman" w:hAnsi="Consolas" w:cs="Times New Roman"/>
+          <w:color w:val="C586C0"/>
+          <w:kern w:val="0"/>
+          <w:sz w:val="21"/>
+          <w:szCs w:val="21"/>
+          <w:lang w:eastAsia="en-ID"/>
+          <w14:ligatures w14:val="none"/>
+        </w:rPr>
+        <w:t>if</w:t>
+      </w:r>
+      <w:r>
+        <w:rPr>
+          <w:rFonts w:ascii="Consolas" w:eastAsia="Times New Roman" w:hAnsi="Consolas" w:cs="Times New Roman"/>
+          <w:color w:val="D4D4D4"/>
+          <w:kern w:val="0"/>
+          <w:sz w:val="21"/>
+          <w:szCs w:val="21"/>
+          <w:lang w:eastAsia="en-ID"/>
+          <w14:ligatures w14:val="none"/>
+        </w:rPr>
+        <w:t xml:space="preserve"> (</w:t>
+      </w:r>
+      <w:r>
+        <w:rPr>
+          <w:rFonts w:ascii="Consolas" w:eastAsia="Times New Roman" w:hAnsi="Consolas" w:cs="Times New Roman"/>
+          <w:color w:val="569CD6"/>
+          <w:kern w:val="0"/>
+          <w:sz w:val="21"/>
+          <w:szCs w:val="21"/>
+          <w:lang w:eastAsia="en-ID"/>
+          <w14:ligatures w14:val="none"/>
+        </w:rPr>
+        <w:t>$this</w:t>
+      </w:r>
+      <w:r>
+        <w:rPr>
+          <w:rFonts w:ascii="Consolas" w:eastAsia="Times New Roman" w:hAnsi="Consolas" w:cs="Times New Roman"/>
+          <w:color w:val="D4D4D4"/>
+          <w:kern w:val="0"/>
+          <w:sz w:val="21"/>
+          <w:szCs w:val="21"/>
+          <w:lang w:eastAsia="en-ID"/>
+          <w14:ligatures w14:val="none"/>
+        </w:rPr>
+        <w:t>-&gt;</w:t>
+      </w:r>
+      <w:r>
+        <w:rPr>
+          <w:rFonts w:ascii="Consolas" w:eastAsia="Times New Roman" w:hAnsi="Consolas" w:cs="Times New Roman"/>
+          <w:color w:val="DCDCAA"/>
+          <w:kern w:val="0"/>
+          <w:sz w:val="21"/>
+          <w:szCs w:val="21"/>
+          <w:lang w:eastAsia="en-ID"/>
+          <w14:ligatures w14:val="none"/>
+        </w:rPr>
+        <w:t>model</w:t>
+      </w:r>
+      <w:r>
+        <w:rPr>
+          <w:rFonts w:ascii="Consolas" w:eastAsia="Times New Roman" w:hAnsi="Consolas" w:cs="Times New Roman"/>
+          <w:color w:val="D4D4D4"/>
+          <w:kern w:val="0"/>
+          <w:sz w:val="21"/>
+          <w:szCs w:val="21"/>
+          <w:lang w:eastAsia="en-ID"/>
+          <w14:ligatures w14:val="none"/>
+        </w:rPr>
+        <w:t>(</w:t>
+      </w:r>
+      <w:r>
+        <w:rPr>
+          <w:rFonts w:ascii="Consolas" w:eastAsia="Times New Roman" w:hAnsi="Consolas" w:cs="Times New Roman"/>
+          <w:color w:val="CE9178"/>
+          <w:kern w:val="0"/>
+          <w:sz w:val="21"/>
+          <w:szCs w:val="21"/>
+          <w:lang w:eastAsia="en-ID"/>
+          <w14:ligatures w14:val="none"/>
+        </w:rPr>
+        <w:t>'Mahasiswa_model'</w:t>
+      </w:r>
+      <w:r>
+        <w:rPr>
+          <w:rFonts w:ascii="Consolas" w:eastAsia="Times New Roman" w:hAnsi="Consolas" w:cs="Times New Roman"/>
+          <w:color w:val="D4D4D4"/>
+          <w:kern w:val="0"/>
+          <w:sz w:val="21"/>
+          <w:szCs w:val="21"/>
+          <w:lang w:eastAsia="en-ID"/>
+          <w14:ligatures w14:val="none"/>
+        </w:rPr>
+        <w:t>)-&gt;</w:t>
+      </w:r>
+      <w:r>
+        <w:rPr>
+          <w:rFonts w:ascii="Consolas" w:eastAsia="Times New Roman" w:hAnsi="Consolas" w:cs="Times New Roman"/>
+          <w:color w:val="DCDCAA"/>
+          <w:kern w:val="0"/>
+          <w:sz w:val="21"/>
+          <w:szCs w:val="21"/>
+          <w:lang w:eastAsia="en-ID"/>
+          <w14:ligatures w14:val="none"/>
+        </w:rPr>
+        <w:t>hapusDataMahasiswa</w:t>
+      </w:r>
+      <w:r>
+        <w:rPr>
+          <w:rFonts w:ascii="Consolas" w:eastAsia="Times New Roman" w:hAnsi="Consolas" w:cs="Times New Roman"/>
+          <w:color w:val="D4D4D4"/>
+          <w:kern w:val="0"/>
+          <w:sz w:val="21"/>
+          <w:szCs w:val="21"/>
+          <w:lang w:eastAsia="en-ID"/>
+          <w14:ligatures w14:val="none"/>
+        </w:rPr>
+        <w:t>(</w:t>
+      </w:r>
+      <w:r>
+        <w:rPr>
+          <w:rFonts w:ascii="Consolas" w:eastAsia="Times New Roman" w:hAnsi="Consolas" w:cs="Times New Roman"/>
+          <w:color w:val="9CDCFE"/>
+          <w:kern w:val="0"/>
+          <w:sz w:val="21"/>
+          <w:szCs w:val="21"/>
+          <w:lang w:eastAsia="en-ID"/>
+          <w14:ligatures w14:val="none"/>
+        </w:rPr>
+        <w:t>$id</w:t>
+      </w:r>
+      <w:r>
+        <w:rPr>
+          <w:rFonts w:ascii="Consolas" w:eastAsia="Times New Roman" w:hAnsi="Consolas" w:cs="Times New Roman"/>
+          <w:color w:val="D4D4D4"/>
+          <w:kern w:val="0"/>
+          <w:sz w:val="21"/>
+          <w:szCs w:val="21"/>
+          <w:lang w:eastAsia="en-ID"/>
+          <w14:ligatures w14:val="none"/>
+        </w:rPr>
+        <w:t xml:space="preserve">) &gt; </w:t>
+      </w:r>
+      <w:r>
+        <w:rPr>
+          <w:rFonts w:ascii="Consolas" w:eastAsia="Times New Roman" w:hAnsi="Consolas" w:cs="Times New Roman"/>
+          <w:color w:val="B5CEA8"/>
+          <w:kern w:val="0"/>
+          <w:sz w:val="21"/>
+          <w:szCs w:val="21"/>
+          <w:lang w:eastAsia="en-ID"/>
+          <w14:ligatures w14:val="none"/>
+        </w:rPr>
+        <w:t>0</w:t>
+      </w:r>
+      <w:r>
+        <w:rPr>
+          <w:rFonts w:ascii="Consolas" w:eastAsia="Times New Roman" w:hAnsi="Consolas" w:cs="Times New Roman"/>
+          <w:color w:val="D4D4D4"/>
+          <w:kern w:val="0"/>
+          <w:sz w:val="21"/>
+          <w:szCs w:val="21"/>
+          <w:lang w:eastAsia="en-ID"/>
+          <w14:ligatures w14:val="none"/>
+        </w:rPr>
+        <w:t>){</w:t>
+      </w:r>
+    </w:p>
+    <w:p>
+      <w:pPr>
+        <w:shd w:val="clear" w:color="auto" w:fill="1F1F1F"/>
+        <w:spacing w:after="0" w:line="285" w:lineRule="atLeast"/>
+        <w:rPr>
+          <w:rFonts w:ascii="Consolas" w:eastAsia="Times New Roman" w:hAnsi="Consolas" w:cs="Times New Roman"/>
+          <w:color w:val="CCCCCC"/>
+          <w:kern w:val="0"/>
+          <w:sz w:val="21"/>
+          <w:szCs w:val="21"/>
+          <w:lang w:eastAsia="en-ID"/>
+          <w14:ligatures w14:val="none"/>
+        </w:rPr>
+      </w:pPr>
+      <w:r>
+        <w:rPr>
+          <w:rFonts w:ascii="Consolas" w:eastAsia="Times New Roman" w:hAnsi="Consolas" w:cs="Times New Roman"/>
+          <w:color w:val="D4D4D4"/>
+          <w:kern w:val="0"/>
+          <w:sz w:val="21"/>
+          <w:szCs w:val="21"/>
+          <w:lang w:eastAsia="en-ID"/>
+          <w14:ligatures w14:val="none"/>
+        </w:rPr>
+        <w:t xml:space="preserve">      </w:t>
+      </w:r>
+      <w:r>
+        <w:rPr>
+          <w:rFonts w:ascii="Consolas" w:eastAsia="Times New Roman" w:hAnsi="Consolas" w:cs="Times New Roman"/>
+          <w:color w:val="4EC9B0"/>
+          <w:kern w:val="0"/>
+          <w:sz w:val="21"/>
+          <w:szCs w:val="21"/>
+          <w:lang w:eastAsia="en-ID"/>
+          <w14:ligatures w14:val="none"/>
+        </w:rPr>
+        <w:t>Flasher</w:t>
+      </w:r>
+      <w:r>
+        <w:rPr>
+          <w:rFonts w:ascii="Consolas" w:eastAsia="Times New Roman" w:hAnsi="Consolas" w:cs="Times New Roman"/>
+          <w:color w:val="D4D4D4"/>
+          <w:kern w:val="0"/>
+          <w:sz w:val="21"/>
+          <w:szCs w:val="21"/>
+          <w:lang w:eastAsia="en-ID"/>
+          <w14:ligatures w14:val="none"/>
+        </w:rPr>
+        <w:t>::</w:t>
+      </w:r>
+      <w:r>
+        <w:rPr>
+          <w:rFonts w:ascii="Consolas" w:eastAsia="Times New Roman" w:hAnsi="Consolas" w:cs="Times New Roman"/>
+          <w:color w:val="DCDCAA"/>
+          <w:kern w:val="0"/>
+          <w:sz w:val="21"/>
+          <w:szCs w:val="21"/>
+          <w:lang w:eastAsia="en-ID"/>
+          <w14:ligatures w14:val="none"/>
+        </w:rPr>
+        <w:t>setFlash</w:t>
+      </w:r>
+      <w:r>
+        <w:rPr>
+          <w:rFonts w:ascii="Consolas" w:eastAsia="Times New Roman" w:hAnsi="Consolas" w:cs="Times New Roman"/>
+          <w:color w:val="D4D4D4"/>
+          <w:kern w:val="0"/>
+          <w:sz w:val="21"/>
+          <w:szCs w:val="21"/>
+          <w:lang w:eastAsia="en-ID"/>
+          <w14:ligatures w14:val="none"/>
+        </w:rPr>
+        <w:t>(</w:t>
+      </w:r>
+      <w:r>
+        <w:rPr>
+          <w:rFonts w:ascii="Consolas" w:eastAsia="Times New Roman" w:hAnsi="Consolas" w:cs="Times New Roman"/>
+          <w:color w:val="CE9178"/>
+          <w:kern w:val="0"/>
+          <w:sz w:val="21"/>
+          <w:szCs w:val="21"/>
+          <w:lang w:eastAsia="en-ID"/>
+          <w14:ligatures w14:val="none"/>
+        </w:rPr>
+        <w:t>'Berhasil'</w:t>
+      </w:r>
+      <w:r>
+        <w:rPr>
+          <w:rFonts w:ascii="Consolas" w:eastAsia="Times New Roman" w:hAnsi="Consolas" w:cs="Times New Roman"/>
+          <w:color w:val="D4D4D4"/>
+          <w:kern w:val="0"/>
+          <w:sz w:val="21"/>
+          <w:szCs w:val="21"/>
+          <w:lang w:eastAsia="en-ID"/>
+          <w14:ligatures w14:val="none"/>
+        </w:rPr>
+        <w:t xml:space="preserve"> ,</w:t>
+      </w:r>
+      <w:r>
+        <w:rPr>
+          <w:rFonts w:ascii="Consolas" w:eastAsia="Times New Roman" w:hAnsi="Consolas" w:cs="Times New Roman"/>
+          <w:color w:val="CE9178"/>
+          <w:kern w:val="0"/>
+          <w:sz w:val="21"/>
+          <w:szCs w:val="21"/>
+          <w:lang w:eastAsia="en-ID"/>
+          <w14:ligatures w14:val="none"/>
+        </w:rPr>
+        <w:t>'dihapus'</w:t>
+      </w:r>
+      <w:r>
+        <w:rPr>
+          <w:rFonts w:ascii="Consolas" w:eastAsia="Times New Roman" w:hAnsi="Consolas" w:cs="Times New Roman"/>
+          <w:color w:val="D4D4D4"/>
+          <w:kern w:val="0"/>
+          <w:sz w:val="21"/>
+          <w:szCs w:val="21"/>
+          <w:lang w:eastAsia="en-ID"/>
+          <w14:ligatures w14:val="none"/>
+        </w:rPr>
+        <w:t xml:space="preserve"> , </w:t>
+      </w:r>
+      <w:r>
+        <w:rPr>
+          <w:rFonts w:ascii="Consolas" w:eastAsia="Times New Roman" w:hAnsi="Consolas" w:cs="Times New Roman"/>
+          <w:color w:val="CE9178"/>
+          <w:kern w:val="0"/>
+          <w:sz w:val="21"/>
+          <w:szCs w:val="21"/>
+          <w:lang w:eastAsia="en-ID"/>
+          <w14:ligatures w14:val="none"/>
+        </w:rPr>
+        <w:t>'success'</w:t>
+      </w:r>
+      <w:r>
+        <w:rPr>
+          <w:rFonts w:ascii="Consolas" w:eastAsia="Times New Roman" w:hAnsi="Consolas" w:cs="Times New Roman"/>
+          <w:color w:val="D4D4D4"/>
+          <w:kern w:val="0"/>
+          <w:sz w:val="21"/>
+          <w:szCs w:val="21"/>
+          <w:lang w:eastAsia="en-ID"/>
+          <w14:ligatures w14:val="none"/>
+        </w:rPr>
+        <w:t>);</w:t>
+      </w:r>
+    </w:p>
+    <w:p>
+      <w:pPr>
+        <w:shd w:val="clear" w:color="auto" w:fill="1F1F1F"/>
+        <w:spacing w:after="0" w:line="285" w:lineRule="atLeast"/>
+        <w:rPr>
+          <w:rFonts w:ascii="Consolas" w:eastAsia="Times New Roman" w:hAnsi="Consolas" w:cs="Times New Roman"/>
+          <w:color w:val="CCCCCC"/>
+          <w:kern w:val="0"/>
+          <w:sz w:val="21"/>
+          <w:szCs w:val="21"/>
+          <w:lang w:eastAsia="en-ID"/>
+          <w14:ligatures w14:val="none"/>
+        </w:rPr>
+      </w:pPr>
+      <w:r>
+        <w:rPr>
+          <w:rFonts w:ascii="Consolas" w:eastAsia="Times New Roman" w:hAnsi="Consolas" w:cs="Times New Roman"/>
+          <w:color w:val="D4D4D4"/>
+          <w:kern w:val="0"/>
+          <w:sz w:val="21"/>
+          <w:szCs w:val="21"/>
+          <w:lang w:eastAsia="en-ID"/>
+          <w14:ligatures w14:val="none"/>
+        </w:rPr>
+        <w:t xml:space="preserve">      </w:t>
+      </w:r>
+      <w:r>
+        <w:rPr>
+          <w:rFonts w:ascii="Consolas" w:eastAsia="Times New Roman" w:hAnsi="Consolas" w:cs="Times New Roman"/>
+          <w:color w:val="DCDCAA"/>
+          <w:kern w:val="0"/>
+          <w:sz w:val="21"/>
+          <w:szCs w:val="21"/>
+          <w:lang w:eastAsia="en-ID"/>
+          <w14:ligatures w14:val="none"/>
+        </w:rPr>
+        <w:t>header</w:t>
+      </w:r>
+      <w:r>
+        <w:rPr>
+          <w:rFonts w:ascii="Consolas" w:eastAsia="Times New Roman" w:hAnsi="Consolas" w:cs="Times New Roman"/>
+          <w:color w:val="D4D4D4"/>
+          <w:kern w:val="0"/>
+          <w:sz w:val="21"/>
+          <w:szCs w:val="21"/>
+          <w:lang w:eastAsia="en-ID"/>
+          <w14:ligatures w14:val="none"/>
+        </w:rPr>
+        <w:t>(</w:t>
+      </w:r>
+      <w:r>
+        <w:rPr>
+          <w:rFonts w:ascii="Consolas" w:eastAsia="Times New Roman" w:hAnsi="Consolas" w:cs="Times New Roman"/>
+          <w:color w:val="CE9178"/>
+          <w:kern w:val="0"/>
+          <w:sz w:val="21"/>
+          <w:szCs w:val="21"/>
+          <w:lang w:eastAsia="en-ID"/>
+          <w14:ligatures w14:val="none"/>
+        </w:rPr>
+        <w:t>'Location: '</w:t>
+      </w:r>
+      <w:r>
+        <w:rPr>
+          <w:rFonts w:ascii="Consolas" w:eastAsia="Times New Roman" w:hAnsi="Consolas" w:cs="Times New Roman"/>
+          <w:color w:val="D4D4D4"/>
+          <w:kern w:val="0"/>
+          <w:sz w:val="21"/>
+          <w:szCs w:val="21"/>
+          <w:lang w:eastAsia="en-ID"/>
+          <w14:ligatures w14:val="none"/>
+        </w:rPr>
+        <w:t xml:space="preserve"> . BASEURL . </w:t>
+      </w:r>
+      <w:r>
+        <w:rPr>
+          <w:rFonts w:ascii="Consolas" w:eastAsia="Times New Roman" w:hAnsi="Consolas" w:cs="Times New Roman"/>
+          <w:color w:val="CE9178"/>
+          <w:kern w:val="0"/>
+          <w:sz w:val="21"/>
+          <w:szCs w:val="21"/>
+          <w:lang w:eastAsia="en-ID"/>
+          <w14:ligatures w14:val="none"/>
+        </w:rPr>
+        <w:t>'/mahasiswa'</w:t>
+      </w:r>
+      <w:r>
+        <w:rPr>
+          <w:rFonts w:ascii="Consolas" w:eastAsia="Times New Roman" w:hAnsi="Consolas" w:cs="Times New Roman"/>
+          <w:color w:val="D4D4D4"/>
+          <w:kern w:val="0"/>
+          <w:sz w:val="21"/>
+          <w:szCs w:val="21"/>
+          <w:lang w:eastAsia="en-ID"/>
+          <w14:ligatures w14:val="none"/>
+        </w:rPr>
+        <w:t>);</w:t>
+      </w:r>
+    </w:p>
+    <w:p>
+      <w:pPr>
+        <w:shd w:val="clear" w:color="auto" w:fill="1F1F1F"/>
+        <w:spacing w:after="0" w:line="285" w:lineRule="atLeast"/>
+        <w:rPr>
+          <w:rFonts w:ascii="Consolas" w:eastAsia="Times New Roman" w:hAnsi="Consolas" w:cs="Times New Roman"/>
+          <w:color w:val="CCCCCC"/>
+          <w:kern w:val="0"/>
+          <w:sz w:val="21"/>
+          <w:szCs w:val="21"/>
+          <w:lang w:eastAsia="en-ID"/>
+          <w14:ligatures w14:val="none"/>
+        </w:rPr>
+      </w:pPr>
+      <w:r>
+        <w:rPr>
+          <w:rFonts w:ascii="Consolas" w:eastAsia="Times New Roman" w:hAnsi="Consolas" w:cs="Times New Roman"/>
+          <w:color w:val="D4D4D4"/>
+          <w:kern w:val="0"/>
+          <w:sz w:val="21"/>
+          <w:szCs w:val="21"/>
+          <w:lang w:eastAsia="en-ID"/>
+          <w14:ligatures w14:val="none"/>
+        </w:rPr>
+        <w:t xml:space="preserve">      </w:t>
+      </w:r>
+      <w:r>
+        <w:rPr>
+          <w:rFonts w:ascii="Consolas" w:eastAsia="Times New Roman" w:hAnsi="Consolas" w:cs="Times New Roman"/>
+          <w:color w:val="C586C0"/>
+          <w:kern w:val="0"/>
+          <w:sz w:val="21"/>
+          <w:szCs w:val="21"/>
+          <w:lang w:eastAsia="en-ID"/>
+          <w14:ligatures w14:val="none"/>
+        </w:rPr>
+        <w:t>exit</w:t>
+      </w:r>
+      <w:r>
+        <w:rPr>
+          <w:rFonts w:ascii="Consolas" w:eastAsia="Times New Roman" w:hAnsi="Consolas" w:cs="Times New Roman"/>
+          <w:color w:val="D4D4D4"/>
+          <w:kern w:val="0"/>
+          <w:sz w:val="21"/>
+          <w:szCs w:val="21"/>
+          <w:lang w:eastAsia="en-ID"/>
+          <w14:ligatures w14:val="none"/>
+        </w:rPr>
+        <w:t>;</w:t>
+      </w:r>
+    </w:p>
+    <w:p>
+      <w:pPr>
+        <w:shd w:val="clear" w:color="auto" w:fill="1F1F1F"/>
+        <w:spacing w:after="0" w:line="285" w:lineRule="atLeast"/>
+        <w:rPr>
+          <w:rFonts w:ascii="Consolas" w:eastAsia="Times New Roman" w:hAnsi="Consolas" w:cs="Times New Roman"/>
+          <w:color w:val="CCCCCC"/>
+          <w:kern w:val="0"/>
+          <w:sz w:val="21"/>
+          <w:szCs w:val="21"/>
+          <w:lang w:eastAsia="en-ID"/>
+          <w14:ligatures w14:val="none"/>
+        </w:rPr>
+      </w:pPr>
+      <w:r>
+        <w:rPr>
+          <w:rFonts w:ascii="Consolas" w:eastAsia="Times New Roman" w:hAnsi="Consolas" w:cs="Times New Roman"/>
+          <w:color w:val="D4D4D4"/>
+          <w:kern w:val="0"/>
+          <w:sz w:val="21"/>
+          <w:szCs w:val="21"/>
+          <w:lang w:eastAsia="en-ID"/>
+          <w14:ligatures w14:val="none"/>
+        </w:rPr>
+        <w:t xml:space="preserve">    } </w:t>
+      </w:r>
+      <w:r>
+        <w:rPr>
+          <w:rFonts w:ascii="Consolas" w:eastAsia="Times New Roman" w:hAnsi="Consolas" w:cs="Times New Roman"/>
+          <w:color w:val="C586C0"/>
+          <w:kern w:val="0"/>
+          <w:sz w:val="21"/>
+          <w:szCs w:val="21"/>
+          <w:lang w:eastAsia="en-ID"/>
+          <w14:ligatures w14:val="none"/>
+        </w:rPr>
+        <w:t>else</w:t>
+      </w:r>
+      <w:r>
+        <w:rPr>
+          <w:rFonts w:ascii="Consolas" w:eastAsia="Times New Roman" w:hAnsi="Consolas" w:cs="Times New Roman"/>
+          <w:color w:val="D4D4D4"/>
+          <w:kern w:val="0"/>
+          <w:sz w:val="21"/>
+          <w:szCs w:val="21"/>
+          <w:lang w:eastAsia="en-ID"/>
+          <w14:ligatures w14:val="none"/>
+        </w:rPr>
+        <w:t xml:space="preserve"> {</w:t>
+      </w:r>
+    </w:p>
+    <w:p>
+      <w:pPr>
+        <w:shd w:val="clear" w:color="auto" w:fill="1F1F1F"/>
+        <w:spacing w:after="0" w:line="285" w:lineRule="atLeast"/>
+        <w:rPr>
+          <w:rFonts w:ascii="Consolas" w:eastAsia="Times New Roman" w:hAnsi="Consolas" w:cs="Times New Roman"/>
+          <w:color w:val="CCCCCC"/>
+          <w:kern w:val="0"/>
+          <w:sz w:val="21"/>
+          <w:szCs w:val="21"/>
+          <w:lang w:eastAsia="en-ID"/>
+          <w14:ligatures w14:val="none"/>
+        </w:rPr>
+      </w:pPr>
+      <w:r>
+        <w:rPr>
+          <w:rFonts w:ascii="Consolas" w:eastAsia="Times New Roman" w:hAnsi="Consolas" w:cs="Times New Roman"/>
+          <w:color w:val="D4D4D4"/>
+          <w:kern w:val="0"/>
+          <w:sz w:val="21"/>
+          <w:szCs w:val="21"/>
+          <w:lang w:eastAsia="en-ID"/>
+          <w14:ligatures w14:val="none"/>
+        </w:rPr>
+        <w:t xml:space="preserve">      </w:t>
+      </w:r>
+      <w:r>
+        <w:rPr>
+          <w:rFonts w:ascii="Consolas" w:eastAsia="Times New Roman" w:hAnsi="Consolas" w:cs="Times New Roman"/>
+          <w:color w:val="4EC9B0"/>
+          <w:kern w:val="0"/>
+          <w:sz w:val="21"/>
+          <w:szCs w:val="21"/>
+          <w:lang w:eastAsia="en-ID"/>
+          <w14:ligatures w14:val="none"/>
+        </w:rPr>
+        <w:t>Flasher</w:t>
+      </w:r>
+      <w:r>
+        <w:rPr>
+          <w:rFonts w:ascii="Consolas" w:eastAsia="Times New Roman" w:hAnsi="Consolas" w:cs="Times New Roman"/>
+          <w:color w:val="D4D4D4"/>
+          <w:kern w:val="0"/>
+          <w:sz w:val="21"/>
+          <w:szCs w:val="21"/>
+          <w:lang w:eastAsia="en-ID"/>
+          <w14:ligatures w14:val="none"/>
+        </w:rPr>
+        <w:t>::</w:t>
+      </w:r>
+      <w:r>
+        <w:rPr>
+          <w:rFonts w:ascii="Consolas" w:eastAsia="Times New Roman" w:hAnsi="Consolas" w:cs="Times New Roman"/>
+          <w:color w:val="DCDCAA"/>
+          <w:kern w:val="0"/>
+          <w:sz w:val="21"/>
+          <w:szCs w:val="21"/>
+          <w:lang w:eastAsia="en-ID"/>
+          <w14:ligatures w14:val="none"/>
+        </w:rPr>
+        <w:t>setFlash</w:t>
+      </w:r>
+      <w:r>
+        <w:rPr>
+          <w:rFonts w:ascii="Consolas" w:eastAsia="Times New Roman" w:hAnsi="Consolas" w:cs="Times New Roman"/>
+          <w:color w:val="D4D4D4"/>
+          <w:kern w:val="0"/>
+          <w:sz w:val="21"/>
+          <w:szCs w:val="21"/>
+          <w:lang w:eastAsia="en-ID"/>
+          <w14:ligatures w14:val="none"/>
+        </w:rPr>
+        <w:t>(</w:t>
+      </w:r>
+      <w:r>
+        <w:rPr>
+          <w:rFonts w:ascii="Consolas" w:eastAsia="Times New Roman" w:hAnsi="Consolas" w:cs="Times New Roman"/>
+          <w:color w:val="CE9178"/>
+          <w:kern w:val="0"/>
+          <w:sz w:val="21"/>
+          <w:szCs w:val="21"/>
+          <w:lang w:eastAsia="en-ID"/>
+          <w14:ligatures w14:val="none"/>
+        </w:rPr>
+        <w:t>'Gagal'</w:t>
+      </w:r>
+      <w:r>
+        <w:rPr>
+          <w:rFonts w:ascii="Consolas" w:eastAsia="Times New Roman" w:hAnsi="Consolas" w:cs="Times New Roman"/>
+          <w:color w:val="D4D4D4"/>
+          <w:kern w:val="0"/>
+          <w:sz w:val="21"/>
+          <w:szCs w:val="21"/>
+          <w:lang w:eastAsia="en-ID"/>
+          <w14:ligatures w14:val="none"/>
+        </w:rPr>
+        <w:t xml:space="preserve"> ,</w:t>
+      </w:r>
+      <w:r>
+        <w:rPr>
+          <w:rFonts w:ascii="Consolas" w:eastAsia="Times New Roman" w:hAnsi="Consolas" w:cs="Times New Roman"/>
+          <w:color w:val="CE9178"/>
+          <w:kern w:val="0"/>
+          <w:sz w:val="21"/>
+          <w:szCs w:val="21"/>
+          <w:lang w:eastAsia="en-ID"/>
+          <w14:ligatures w14:val="none"/>
+        </w:rPr>
+        <w:t>'dihapus'</w:t>
+      </w:r>
+      <w:r>
+        <w:rPr>
+          <w:rFonts w:ascii="Consolas" w:eastAsia="Times New Roman" w:hAnsi="Consolas" w:cs="Times New Roman"/>
+          <w:color w:val="D4D4D4"/>
+          <w:kern w:val="0"/>
+          <w:sz w:val="21"/>
+          <w:szCs w:val="21"/>
+          <w:lang w:eastAsia="en-ID"/>
+          <w14:ligatures w14:val="none"/>
+        </w:rPr>
+        <w:t xml:space="preserve"> , </w:t>
+      </w:r>
+      <w:r>
+        <w:rPr>
+          <w:rFonts w:ascii="Consolas" w:eastAsia="Times New Roman" w:hAnsi="Consolas" w:cs="Times New Roman"/>
+          <w:color w:val="CE9178"/>
+          <w:kern w:val="0"/>
+          <w:sz w:val="21"/>
+          <w:szCs w:val="21"/>
+          <w:lang w:eastAsia="en-ID"/>
+          <w14:ligatures w14:val="none"/>
+        </w:rPr>
+        <w:t>'danger'</w:t>
+      </w:r>
+      <w:r>
+        <w:rPr>
+          <w:rFonts w:ascii="Consolas" w:eastAsia="Times New Roman" w:hAnsi="Consolas" w:cs="Times New Roman"/>
+          <w:color w:val="D4D4D4"/>
+          <w:kern w:val="0"/>
+          <w:sz w:val="21"/>
+          <w:szCs w:val="21"/>
+          <w:lang w:eastAsia="en-ID"/>
+          <w14:ligatures w14:val="none"/>
+        </w:rPr>
+        <w:t>);</w:t>
+      </w:r>
+    </w:p>
+    <w:p>
+      <w:pPr>
+        <w:shd w:val="clear" w:color="auto" w:fill="1F1F1F"/>
+        <w:spacing w:after="0" w:line="285" w:lineRule="atLeast"/>
+        <w:rPr>
+          <w:rFonts w:ascii="Consolas" w:eastAsia="Times New Roman" w:hAnsi="Consolas" w:cs="Times New Roman"/>
+          <w:color w:val="CCCCCC"/>
+          <w:kern w:val="0"/>
+          <w:sz w:val="21"/>
+          <w:szCs w:val="21"/>
+          <w:lang w:eastAsia="en-ID"/>
+          <w14:ligatures w14:val="none"/>
+        </w:rPr>
+      </w:pPr>
+      <w:r>
+        <w:rPr>
+          <w:rFonts w:ascii="Consolas" w:eastAsia="Times New Roman" w:hAnsi="Consolas" w:cs="Times New Roman"/>
+          <w:color w:val="D4D4D4"/>
+          <w:kern w:val="0"/>
+          <w:sz w:val="21"/>
+          <w:szCs w:val="21"/>
+          <w:lang w:eastAsia="en-ID"/>
+          <w14:ligatures w14:val="none"/>
+        </w:rPr>
+        <w:t xml:space="preserve">      </w:t>
+      </w:r>
+      <w:r>
+        <w:rPr>
+          <w:rFonts w:ascii="Consolas" w:eastAsia="Times New Roman" w:hAnsi="Consolas" w:cs="Times New Roman"/>
+          <w:color w:val="DCDCAA"/>
+          <w:kern w:val="0"/>
+          <w:sz w:val="21"/>
+          <w:szCs w:val="21"/>
+          <w:lang w:eastAsia="en-ID"/>
+          <w14:ligatures w14:val="none"/>
+        </w:rPr>
+        <w:t>header</w:t>
+      </w:r>
+      <w:r>
+        <w:rPr>
+          <w:rFonts w:ascii="Consolas" w:eastAsia="Times New Roman" w:hAnsi="Consolas" w:cs="Times New Roman"/>
+          <w:color w:val="D4D4D4"/>
+          <w:kern w:val="0"/>
+          <w:sz w:val="21"/>
+          <w:szCs w:val="21"/>
+          <w:lang w:eastAsia="en-ID"/>
+          <w14:ligatures w14:val="none"/>
+        </w:rPr>
+        <w:t>(</w:t>
+      </w:r>
+      <w:r>
+        <w:rPr>
+          <w:rFonts w:ascii="Consolas" w:eastAsia="Times New Roman" w:hAnsi="Consolas" w:cs="Times New Roman"/>
+          <w:color w:val="CE9178"/>
+          <w:kern w:val="0"/>
+          <w:sz w:val="21"/>
+          <w:szCs w:val="21"/>
+          <w:lang w:eastAsia="en-ID"/>
+          <w14:ligatures w14:val="none"/>
+        </w:rPr>
+        <w:t>'Location: '</w:t>
+      </w:r>
+      <w:r>
+        <w:rPr>
+          <w:rFonts w:ascii="Consolas" w:eastAsia="Times New Roman" w:hAnsi="Consolas" w:cs="Times New Roman"/>
+          <w:color w:val="D4D4D4"/>
+          <w:kern w:val="0"/>
+          <w:sz w:val="21"/>
+          <w:szCs w:val="21"/>
+          <w:lang w:eastAsia="en-ID"/>
+          <w14:ligatures w14:val="none"/>
+        </w:rPr>
+        <w:t xml:space="preserve"> . BASEURL . </w:t>
+      </w:r>
+      <w:r>
+        <w:rPr>
+          <w:rFonts w:ascii="Consolas" w:eastAsia="Times New Roman" w:hAnsi="Consolas" w:cs="Times New Roman"/>
+          <w:color w:val="CE9178"/>
+          <w:kern w:val="0"/>
+          <w:sz w:val="21"/>
+          <w:szCs w:val="21"/>
+          <w:lang w:eastAsia="en-ID"/>
+          <w14:ligatures w14:val="none"/>
+        </w:rPr>
+        <w:t>'/mahasiswa'</w:t>
+      </w:r>
+      <w:r>
+        <w:rPr>
+          <w:rFonts w:ascii="Consolas" w:eastAsia="Times New Roman" w:hAnsi="Consolas" w:cs="Times New Roman"/>
+          <w:color w:val="D4D4D4"/>
+          <w:kern w:val="0"/>
+          <w:sz w:val="21"/>
+          <w:szCs w:val="21"/>
+          <w:lang w:eastAsia="en-ID"/>
+          <w14:ligatures w14:val="none"/>
+        </w:rPr>
+        <w:t>);</w:t>
+      </w:r>
+    </w:p>
+    <w:p>
+      <w:pPr>
+        <w:shd w:val="clear" w:color="auto" w:fill="1F1F1F"/>
+        <w:spacing w:after="0" w:line="285" w:lineRule="atLeast"/>
+        <w:rPr>
+          <w:rFonts w:ascii="Consolas" w:eastAsia="Times New Roman" w:hAnsi="Consolas" w:cs="Times New Roman"/>
+          <w:color w:val="CCCCCC"/>
+          <w:kern w:val="0"/>
+          <w:sz w:val="21"/>
+          <w:szCs w:val="21"/>
+          <w:lang w:eastAsia="en-ID"/>
+          <w14:ligatures w14:val="none"/>
+        </w:rPr>
+      </w:pPr>
+      <w:r>
+        <w:rPr>
+          <w:rFonts w:ascii="Consolas" w:eastAsia="Times New Roman" w:hAnsi="Consolas" w:cs="Times New Roman"/>
+          <w:color w:val="D4D4D4"/>
+          <w:kern w:val="0"/>
+          <w:sz w:val="21"/>
+          <w:szCs w:val="21"/>
+          <w:lang w:eastAsia="en-ID"/>
+          <w14:ligatures w14:val="none"/>
+        </w:rPr>
+        <w:t xml:space="preserve">      </w:t>
+      </w:r>
+      <w:r>
+        <w:rPr>
+          <w:rFonts w:ascii="Consolas" w:eastAsia="Times New Roman" w:hAnsi="Consolas" w:cs="Times New Roman"/>
+          <w:color w:val="C586C0"/>
+          <w:kern w:val="0"/>
+          <w:sz w:val="21"/>
+          <w:szCs w:val="21"/>
+          <w:lang w:eastAsia="en-ID"/>
+          <w14:ligatures w14:val="none"/>
+        </w:rPr>
+        <w:t>exit</w:t>
+      </w:r>
+      <w:r>
+        <w:rPr>
+          <w:rFonts w:ascii="Consolas" w:eastAsia="Times New Roman" w:hAnsi="Consolas" w:cs="Times New Roman"/>
+          <w:color w:val="D4D4D4"/>
+          <w:kern w:val="0"/>
+          <w:sz w:val="21"/>
+          <w:szCs w:val="21"/>
+          <w:lang w:eastAsia="en-ID"/>
+          <w14:ligatures w14:val="none"/>
+        </w:rPr>
+        <w:t>;</w:t>
+      </w:r>
+    </w:p>
+    <w:p>
+      <w:pPr>
+        <w:shd w:val="clear" w:color="auto" w:fill="1F1F1F"/>
+        <w:spacing w:after="0" w:line="285" w:lineRule="atLeast"/>
+        <w:rPr>
+          <w:rFonts w:ascii="Consolas" w:eastAsia="Times New Roman" w:hAnsi="Consolas" w:cs="Times New Roman"/>
+          <w:color w:val="CCCCCC"/>
+          <w:kern w:val="0"/>
+          <w:sz w:val="21"/>
+          <w:szCs w:val="21"/>
+          <w:lang w:eastAsia="en-ID"/>
+          <w14:ligatures w14:val="none"/>
+        </w:rPr>
+      </w:pPr>
+      <w:r>
+        <w:rPr>
+          <w:rFonts w:ascii="Consolas" w:eastAsia="Times New Roman" w:hAnsi="Consolas" w:cs="Times New Roman"/>
+          <w:color w:val="D4D4D4"/>
+          <w:kern w:val="0"/>
+          <w:sz w:val="21"/>
+          <w:szCs w:val="21"/>
+          <w:lang w:eastAsia="en-ID"/>
+          <w14:ligatures w14:val="none"/>
+        </w:rPr>
+        <w:t>    }</w:t>
+      </w:r>
+    </w:p>
+    <w:p>
+      <w:pPr>
+        <w:shd w:val="clear" w:color="auto" w:fill="1F1F1F"/>
+        <w:spacing w:after="0" w:line="285" w:lineRule="atLeast"/>
+        <w:rPr>
+          <w:rFonts w:ascii="Consolas" w:eastAsia="Times New Roman" w:hAnsi="Consolas" w:cs="Times New Roman"/>
+          <w:color w:val="CCCCCC"/>
+          <w:kern w:val="0"/>
+          <w:sz w:val="21"/>
+          <w:szCs w:val="21"/>
+          <w:lang w:eastAsia="en-ID"/>
+          <w14:ligatures w14:val="none"/>
+        </w:rPr>
+      </w:pPr>
+      <w:r>
+        <w:rPr>
+          <w:rFonts w:ascii="Consolas" w:eastAsia="Times New Roman" w:hAnsi="Consolas" w:cs="Times New Roman"/>
+          <w:color w:val="D4D4D4"/>
+          <w:kern w:val="0"/>
+          <w:sz w:val="21"/>
+          <w:szCs w:val="21"/>
+          <w:lang w:eastAsia="en-ID"/>
+          <w14:ligatures w14:val="none"/>
+        </w:rPr>
+        <w:t>  }</w:t>
+      </w:r>
+    </w:p>
+    <w:p>
+      <w:pPr>
+        <w:spacing w:after="0"/>
+        <w:jc w:val="both"/>
+        <w:rPr>
+          <w:rFonts w:ascii="Times New Roman" w:hAnsi="Times New Roman" w:cs="Times New Roman"/>
+        </w:rPr>
+      </w:pPr>
+      <w:r>
+        <w:rPr>
+          <w:rFonts w:ascii="Times New Roman" w:hAnsi="Times New Roman" w:cs="Times New Roman"/>
+        </w:rPr>
+        <w:t xml:space="preserve">Jika method hapusDataMahasiswa di trigger, maka akan menjalankan flasher berhasil. Jika tidak / gagal maka akan menjalankan flasher . </w:t>
+      </w:r>
+    </w:p>
+    <w:p>
+      <w:pPr>
+        <w:spacing w:after="0"/>
+        <w:jc w:val="both"/>
+        <w:rPr>
+          <w:rFonts w:ascii="Times New Roman" w:hAnsi="Times New Roman" w:cs="Times New Roman"/>
+        </w:rPr>
+      </w:pPr>
+    </w:p>
+    <w:p>
+      <w:pPr>
+        <w:spacing w:after="0"/>
+        <w:jc w:val="both"/>
+        <w:rPr>
+          <w:rFonts w:ascii="Times New Roman" w:hAnsi="Times New Roman" w:cs="Times New Roman"/>
+          <w:b/>
+          <w:bCs/>
+        </w:rPr>
+      </w:pPr>
+      <w:r>
+        <w:rPr>
+          <w:rFonts w:ascii="Times New Roman" w:hAnsi="Times New Roman" w:cs="Times New Roman"/>
+          <w:b/>
+          <w:bCs/>
+        </w:rPr>
+        <w:t xml:space="preserve">C. Bagian Model </w:t>
+      </w:r>
+    </w:p>
+    <w:p>
+      <w:pPr>
+        <w:spacing w:after="0"/>
+        <w:jc w:val="both"/>
+        <w:rPr>
+          <w:rFonts w:ascii="Times New Roman" w:hAnsi="Times New Roman" w:cs="Times New Roman"/>
+        </w:rPr>
+      </w:pPr>
+      <w:r>
+        <w:rPr>
+          <w:rFonts w:ascii="Times New Roman" w:hAnsi="Times New Roman" w:cs="Times New Roman"/>
+        </w:rPr>
+        <w:t>Jika method hapusDataMahasiswa tersebut di teriger maka akan menjalankan proses penghapusan</w:t>
+      </w:r>
+    </w:p>
+    <w:p>
+      <w:pPr>
+        <w:shd w:val="clear" w:color="auto" w:fill="1F1F1F"/>
+        <w:spacing w:after="0" w:line="285" w:lineRule="atLeast"/>
+        <w:rPr>
+          <w:rFonts w:ascii="Consolas" w:eastAsia="Times New Roman" w:hAnsi="Consolas" w:cs="Times New Roman"/>
+          <w:color w:val="CCCCCC"/>
+          <w:kern w:val="0"/>
+          <w:sz w:val="21"/>
+          <w:szCs w:val="21"/>
+          <w:lang w:eastAsia="en-ID"/>
+          <w14:ligatures w14:val="none"/>
+        </w:rPr>
+      </w:pPr>
+      <w:r>
+        <w:rPr>
+          <w:rFonts w:ascii="Consolas" w:eastAsia="Times New Roman" w:hAnsi="Consolas" w:cs="Times New Roman"/>
+          <w:color w:val="D4D4D4"/>
+          <w:kern w:val="0"/>
+          <w:sz w:val="21"/>
+          <w:szCs w:val="21"/>
+          <w:lang w:eastAsia="en-ID"/>
+          <w14:ligatures w14:val="none"/>
+        </w:rPr>
+        <w:t xml:space="preserve">  </w:t>
+      </w:r>
+      <w:r>
+        <w:rPr>
+          <w:rFonts w:ascii="Consolas" w:eastAsia="Times New Roman" w:hAnsi="Consolas" w:cs="Times New Roman"/>
+          <w:color w:val="569CD6"/>
+          <w:kern w:val="0"/>
+          <w:sz w:val="21"/>
+          <w:szCs w:val="21"/>
+          <w:lang w:eastAsia="en-ID"/>
+          <w14:ligatures w14:val="none"/>
+        </w:rPr>
+        <w:t>public</w:t>
+      </w:r>
+      <w:r>
+        <w:rPr>
+          <w:rFonts w:ascii="Consolas" w:eastAsia="Times New Roman" w:hAnsi="Consolas" w:cs="Times New Roman"/>
+          <w:color w:val="D4D4D4"/>
+          <w:kern w:val="0"/>
+          <w:sz w:val="21"/>
+          <w:szCs w:val="21"/>
+          <w:lang w:eastAsia="en-ID"/>
+          <w14:ligatures w14:val="none"/>
+        </w:rPr>
+        <w:t xml:space="preserve"> </w:t>
+      </w:r>
+      <w:r>
+        <w:rPr>
+          <w:rFonts w:ascii="Consolas" w:eastAsia="Times New Roman" w:hAnsi="Consolas" w:cs="Times New Roman"/>
+          <w:color w:val="569CD6"/>
+          <w:kern w:val="0"/>
+          <w:sz w:val="21"/>
+          <w:szCs w:val="21"/>
+          <w:lang w:eastAsia="en-ID"/>
+          <w14:ligatures w14:val="none"/>
+        </w:rPr>
+        <w:t>function</w:t>
+      </w:r>
+      <w:r>
+        <w:rPr>
+          <w:rFonts w:ascii="Consolas" w:eastAsia="Times New Roman" w:hAnsi="Consolas" w:cs="Times New Roman"/>
+          <w:color w:val="D4D4D4"/>
+          <w:kern w:val="0"/>
+          <w:sz w:val="21"/>
+          <w:szCs w:val="21"/>
+          <w:lang w:eastAsia="en-ID"/>
+          <w14:ligatures w14:val="none"/>
+        </w:rPr>
+        <w:t xml:space="preserve"> </w:t>
+      </w:r>
+      <w:r>
+        <w:rPr>
+          <w:rFonts w:ascii="Consolas" w:eastAsia="Times New Roman" w:hAnsi="Consolas" w:cs="Times New Roman"/>
+          <w:color w:val="DCDCAA"/>
+          <w:kern w:val="0"/>
+          <w:sz w:val="21"/>
+          <w:szCs w:val="21"/>
+          <w:lang w:eastAsia="en-ID"/>
+          <w14:ligatures w14:val="none"/>
+        </w:rPr>
+        <w:t>hapusDataMahasiswa</w:t>
+      </w:r>
+      <w:r>
+        <w:rPr>
+          <w:rFonts w:ascii="Consolas" w:eastAsia="Times New Roman" w:hAnsi="Consolas" w:cs="Times New Roman"/>
+          <w:color w:val="D4D4D4"/>
+          <w:kern w:val="0"/>
+          <w:sz w:val="21"/>
+          <w:szCs w:val="21"/>
+          <w:lang w:eastAsia="en-ID"/>
+          <w14:ligatures w14:val="none"/>
+        </w:rPr>
+        <w:t>(</w:t>
+      </w:r>
+      <w:r>
+        <w:rPr>
+          <w:rFonts w:ascii="Consolas" w:eastAsia="Times New Roman" w:hAnsi="Consolas" w:cs="Times New Roman"/>
+          <w:color w:val="9CDCFE"/>
+          <w:kern w:val="0"/>
+          <w:sz w:val="21"/>
+          <w:szCs w:val="21"/>
+          <w:lang w:eastAsia="en-ID"/>
+          <w14:ligatures w14:val="none"/>
+        </w:rPr>
+        <w:t>$id</w:t>
+      </w:r>
+      <w:r>
+        <w:rPr>
+          <w:rFonts w:ascii="Consolas" w:eastAsia="Times New Roman" w:hAnsi="Consolas" w:cs="Times New Roman"/>
+          <w:color w:val="D4D4D4"/>
+          <w:kern w:val="0"/>
+          <w:sz w:val="21"/>
+          <w:szCs w:val="21"/>
+          <w:lang w:eastAsia="en-ID"/>
+          <w14:ligatures w14:val="none"/>
+        </w:rPr>
+        <w:t>) {</w:t>
+      </w:r>
+    </w:p>
+    <w:p>
+      <w:pPr>
+        <w:shd w:val="clear" w:color="auto" w:fill="1F1F1F"/>
+        <w:spacing w:after="0" w:line="285" w:lineRule="atLeast"/>
+        <w:rPr>
+          <w:rFonts w:ascii="Consolas" w:eastAsia="Times New Roman" w:hAnsi="Consolas" w:cs="Times New Roman"/>
+          <w:color w:val="CCCCCC"/>
+          <w:kern w:val="0"/>
+          <w:sz w:val="21"/>
+          <w:szCs w:val="21"/>
+          <w:lang w:eastAsia="en-ID"/>
+          <w14:ligatures w14:val="none"/>
+        </w:rPr>
+      </w:pPr>
+      <w:r>
+        <w:rPr>
+          <w:rFonts w:ascii="Consolas" w:eastAsia="Times New Roman" w:hAnsi="Consolas" w:cs="Times New Roman"/>
+          <w:color w:val="D4D4D4"/>
+          <w:kern w:val="0"/>
+          <w:sz w:val="21"/>
+          <w:szCs w:val="21"/>
+          <w:lang w:eastAsia="en-ID"/>
+          <w14:ligatures w14:val="none"/>
+        </w:rPr>
+        <w:t xml:space="preserve">    </w:t>
+      </w:r>
+      <w:r>
+        <w:rPr>
+          <w:rFonts w:ascii="Consolas" w:eastAsia="Times New Roman" w:hAnsi="Consolas" w:cs="Times New Roman"/>
+          <w:color w:val="9CDCFE"/>
+          <w:kern w:val="0"/>
+          <w:sz w:val="21"/>
+          <w:szCs w:val="21"/>
+          <w:lang w:eastAsia="en-ID"/>
+          <w14:ligatures w14:val="none"/>
+        </w:rPr>
+        <w:t>$query</w:t>
+      </w:r>
+      <w:r>
+        <w:rPr>
+          <w:rFonts w:ascii="Consolas" w:eastAsia="Times New Roman" w:hAnsi="Consolas" w:cs="Times New Roman"/>
+          <w:color w:val="D4D4D4"/>
+          <w:kern w:val="0"/>
+          <w:sz w:val="21"/>
+          <w:szCs w:val="21"/>
+          <w:lang w:eastAsia="en-ID"/>
+          <w14:ligatures w14:val="none"/>
+        </w:rPr>
+        <w:t xml:space="preserve"> = </w:t>
+      </w:r>
+      <w:r>
+        <w:rPr>
+          <w:rFonts w:ascii="Consolas" w:eastAsia="Times New Roman" w:hAnsi="Consolas" w:cs="Times New Roman"/>
+          <w:color w:val="CE9178"/>
+          <w:kern w:val="0"/>
+          <w:sz w:val="21"/>
+          <w:szCs w:val="21"/>
+          <w:lang w:eastAsia="en-ID"/>
+          <w14:ligatures w14:val="none"/>
+        </w:rPr>
+        <w:t>"</w:t>
+      </w:r>
+      <w:r>
+        <w:rPr>
+          <w:rFonts w:ascii="Consolas" w:eastAsia="Times New Roman" w:hAnsi="Consolas" w:cs="Times New Roman"/>
+          <w:color w:val="569CD6"/>
+          <w:kern w:val="0"/>
+          <w:sz w:val="21"/>
+          <w:szCs w:val="21"/>
+          <w:lang w:eastAsia="en-ID"/>
+          <w14:ligatures w14:val="none"/>
+        </w:rPr>
+        <w:t>DELETE</w:t>
+      </w:r>
+      <w:r>
+        <w:rPr>
+          <w:rFonts w:ascii="Consolas" w:eastAsia="Times New Roman" w:hAnsi="Consolas" w:cs="Times New Roman"/>
+          <w:color w:val="CE9178"/>
+          <w:kern w:val="0"/>
+          <w:sz w:val="21"/>
+          <w:szCs w:val="21"/>
+          <w:lang w:eastAsia="en-ID"/>
+          <w14:ligatures w14:val="none"/>
+        </w:rPr>
+        <w:t xml:space="preserve"> </w:t>
+      </w:r>
+      <w:r>
+        <w:rPr>
+          <w:rFonts w:ascii="Consolas" w:eastAsia="Times New Roman" w:hAnsi="Consolas" w:cs="Times New Roman"/>
+          <w:color w:val="569CD6"/>
+          <w:kern w:val="0"/>
+          <w:sz w:val="21"/>
+          <w:szCs w:val="21"/>
+          <w:lang w:eastAsia="en-ID"/>
+          <w14:ligatures w14:val="none"/>
+        </w:rPr>
+        <w:t>FROM</w:t>
+      </w:r>
+      <w:r>
+        <w:rPr>
+          <w:rFonts w:ascii="Consolas" w:eastAsia="Times New Roman" w:hAnsi="Consolas" w:cs="Times New Roman"/>
+          <w:color w:val="CE9178"/>
+          <w:kern w:val="0"/>
+          <w:sz w:val="21"/>
+          <w:szCs w:val="21"/>
+          <w:lang w:eastAsia="en-ID"/>
+          <w14:ligatures w14:val="none"/>
+        </w:rPr>
+        <w:t xml:space="preserve"> "</w:t>
+      </w:r>
+      <w:r>
+        <w:rPr>
+          <w:rFonts w:ascii="Consolas" w:eastAsia="Times New Roman" w:hAnsi="Consolas" w:cs="Times New Roman"/>
+          <w:color w:val="D4D4D4"/>
+          <w:kern w:val="0"/>
+          <w:sz w:val="21"/>
+          <w:szCs w:val="21"/>
+          <w:lang w:eastAsia="en-ID"/>
+          <w14:ligatures w14:val="none"/>
+        </w:rPr>
+        <w:t xml:space="preserve"> . </w:t>
+      </w:r>
+      <w:r>
+        <w:rPr>
+          <w:rFonts w:ascii="Consolas" w:eastAsia="Times New Roman" w:hAnsi="Consolas" w:cs="Times New Roman"/>
+          <w:color w:val="569CD6"/>
+          <w:kern w:val="0"/>
+          <w:sz w:val="21"/>
+          <w:szCs w:val="21"/>
+          <w:lang w:eastAsia="en-ID"/>
+          <w14:ligatures w14:val="none"/>
+        </w:rPr>
+        <w:t>$this</w:t>
+      </w:r>
+      <w:r>
+        <w:rPr>
+          <w:rFonts w:ascii="Consolas" w:eastAsia="Times New Roman" w:hAnsi="Consolas" w:cs="Times New Roman"/>
+          <w:color w:val="D4D4D4"/>
+          <w:kern w:val="0"/>
+          <w:sz w:val="21"/>
+          <w:szCs w:val="21"/>
+          <w:lang w:eastAsia="en-ID"/>
+          <w14:ligatures w14:val="none"/>
+        </w:rPr>
+        <w:t>-&gt;</w:t>
+      </w:r>
+      <w:r>
+        <w:rPr>
+          <w:rFonts w:ascii="Consolas" w:eastAsia="Times New Roman" w:hAnsi="Consolas" w:cs="Times New Roman"/>
+          <w:color w:val="9CDCFE"/>
+          <w:kern w:val="0"/>
+          <w:sz w:val="21"/>
+          <w:szCs w:val="21"/>
+          <w:lang w:eastAsia="en-ID"/>
+          <w14:ligatures w14:val="none"/>
+        </w:rPr>
+        <w:t>table</w:t>
+      </w:r>
+      <w:r>
+        <w:rPr>
+          <w:rFonts w:ascii="Consolas" w:eastAsia="Times New Roman" w:hAnsi="Consolas" w:cs="Times New Roman"/>
+          <w:color w:val="D4D4D4"/>
+          <w:kern w:val="0"/>
+          <w:sz w:val="21"/>
+          <w:szCs w:val="21"/>
+          <w:lang w:eastAsia="en-ID"/>
+          <w14:ligatures w14:val="none"/>
+        </w:rPr>
+        <w:t xml:space="preserve"> . </w:t>
+      </w:r>
+      <w:r>
+        <w:rPr>
+          <w:rFonts w:ascii="Consolas" w:eastAsia="Times New Roman" w:hAnsi="Consolas" w:cs="Times New Roman"/>
+          <w:color w:val="CE9178"/>
+          <w:kern w:val="0"/>
+          <w:sz w:val="21"/>
+          <w:szCs w:val="21"/>
+          <w:lang w:eastAsia="en-ID"/>
+          <w14:ligatures w14:val="none"/>
+        </w:rPr>
+        <w:t>" WHERE id = :id"</w:t>
+      </w:r>
+      <w:r>
+        <w:rPr>
+          <w:rFonts w:ascii="Consolas" w:eastAsia="Times New Roman" w:hAnsi="Consolas" w:cs="Times New Roman"/>
+          <w:color w:val="D4D4D4"/>
+          <w:kern w:val="0"/>
+          <w:sz w:val="21"/>
+          <w:szCs w:val="21"/>
+          <w:lang w:eastAsia="en-ID"/>
+          <w14:ligatures w14:val="none"/>
+        </w:rPr>
+        <w:t>;</w:t>
+      </w:r>
+    </w:p>
+    <w:p>
+      <w:pPr>
+        <w:shd w:val="clear" w:color="auto" w:fill="1F1F1F"/>
+        <w:spacing w:after="0" w:line="285" w:lineRule="atLeast"/>
+        <w:rPr>
+          <w:rFonts w:ascii="Consolas" w:eastAsia="Times New Roman" w:hAnsi="Consolas" w:cs="Times New Roman"/>
+          <w:color w:val="CCCCCC"/>
+          <w:kern w:val="0"/>
+          <w:sz w:val="21"/>
+          <w:szCs w:val="21"/>
+          <w:lang w:eastAsia="en-ID"/>
+          <w14:ligatures w14:val="none"/>
+        </w:rPr>
+      </w:pPr>
+      <w:r>
+        <w:rPr>
+          <w:rFonts w:ascii="Consolas" w:eastAsia="Times New Roman" w:hAnsi="Consolas" w:cs="Times New Roman"/>
+          <w:color w:val="D4D4D4"/>
+          <w:kern w:val="0"/>
+          <w:sz w:val="21"/>
+          <w:szCs w:val="21"/>
+          <w:lang w:eastAsia="en-ID"/>
+          <w14:ligatures w14:val="none"/>
+        </w:rPr>
+        <w:t xml:space="preserve">    </w:t>
+      </w:r>
+      <w:r>
+        <w:rPr>
+          <w:rFonts w:ascii="Consolas" w:eastAsia="Times New Roman" w:hAnsi="Consolas" w:cs="Times New Roman"/>
+          <w:color w:val="569CD6"/>
+          <w:kern w:val="0"/>
+          <w:sz w:val="21"/>
+          <w:szCs w:val="21"/>
+          <w:lang w:eastAsia="en-ID"/>
+          <w14:ligatures w14:val="none"/>
+        </w:rPr>
+        <w:t>$this</w:t>
+      </w:r>
+      <w:r>
+        <w:rPr>
+          <w:rFonts w:ascii="Consolas" w:eastAsia="Times New Roman" w:hAnsi="Consolas" w:cs="Times New Roman"/>
+          <w:color w:val="D4D4D4"/>
+          <w:kern w:val="0"/>
+          <w:sz w:val="21"/>
+          <w:szCs w:val="21"/>
+          <w:lang w:eastAsia="en-ID"/>
+          <w14:ligatures w14:val="none"/>
+        </w:rPr>
+        <w:t>-&gt;</w:t>
+      </w:r>
+      <w:r>
+        <w:rPr>
+          <w:rFonts w:ascii="Consolas" w:eastAsia="Times New Roman" w:hAnsi="Consolas" w:cs="Times New Roman"/>
+          <w:color w:val="9CDCFE"/>
+          <w:kern w:val="0"/>
+          <w:sz w:val="21"/>
+          <w:szCs w:val="21"/>
+          <w:lang w:eastAsia="en-ID"/>
+          <w14:ligatures w14:val="none"/>
+        </w:rPr>
+        <w:t>db</w:t>
+      </w:r>
+      <w:r>
+        <w:rPr>
+          <w:rFonts w:ascii="Consolas" w:eastAsia="Times New Roman" w:hAnsi="Consolas" w:cs="Times New Roman"/>
+          <w:color w:val="D4D4D4"/>
+          <w:kern w:val="0"/>
+          <w:sz w:val="21"/>
+          <w:szCs w:val="21"/>
+          <w:lang w:eastAsia="en-ID"/>
+          <w14:ligatures w14:val="none"/>
+        </w:rPr>
+        <w:t>-&gt;</w:t>
+      </w:r>
+      <w:r>
+        <w:rPr>
+          <w:rFonts w:ascii="Consolas" w:eastAsia="Times New Roman" w:hAnsi="Consolas" w:cs="Times New Roman"/>
+          <w:color w:val="DCDCAA"/>
+          <w:kern w:val="0"/>
+          <w:sz w:val="21"/>
+          <w:szCs w:val="21"/>
+          <w:lang w:eastAsia="en-ID"/>
+          <w14:ligatures w14:val="none"/>
+        </w:rPr>
+        <w:t>query</w:t>
+      </w:r>
+      <w:r>
+        <w:rPr>
+          <w:rFonts w:ascii="Consolas" w:eastAsia="Times New Roman" w:hAnsi="Consolas" w:cs="Times New Roman"/>
+          <w:color w:val="D4D4D4"/>
+          <w:kern w:val="0"/>
+          <w:sz w:val="21"/>
+          <w:szCs w:val="21"/>
+          <w:lang w:eastAsia="en-ID"/>
+          <w14:ligatures w14:val="none"/>
+        </w:rPr>
+        <w:t>(</w:t>
+      </w:r>
+      <w:r>
+        <w:rPr>
+          <w:rFonts w:ascii="Consolas" w:eastAsia="Times New Roman" w:hAnsi="Consolas" w:cs="Times New Roman"/>
+          <w:color w:val="9CDCFE"/>
+          <w:kern w:val="0"/>
+          <w:sz w:val="21"/>
+          <w:szCs w:val="21"/>
+          <w:lang w:eastAsia="en-ID"/>
+          <w14:ligatures w14:val="none"/>
+        </w:rPr>
+        <w:t>$query</w:t>
+      </w:r>
+      <w:r>
+        <w:rPr>
+          <w:rFonts w:ascii="Consolas" w:eastAsia="Times New Roman" w:hAnsi="Consolas" w:cs="Times New Roman"/>
+          <w:color w:val="D4D4D4"/>
+          <w:kern w:val="0"/>
+          <w:sz w:val="21"/>
+          <w:szCs w:val="21"/>
+          <w:lang w:eastAsia="en-ID"/>
+          <w14:ligatures w14:val="none"/>
+        </w:rPr>
+        <w:t>);</w:t>
+      </w:r>
+    </w:p>
+    <w:p>
+      <w:pPr>
+        <w:shd w:val="clear" w:color="auto" w:fill="1F1F1F"/>
+        <w:spacing w:after="0" w:line="285" w:lineRule="atLeast"/>
+        <w:rPr>
+          <w:rFonts w:ascii="Consolas" w:eastAsia="Times New Roman" w:hAnsi="Consolas" w:cs="Times New Roman"/>
+          <w:color w:val="CCCCCC"/>
+          <w:kern w:val="0"/>
+          <w:sz w:val="21"/>
+          <w:szCs w:val="21"/>
+          <w:lang w:eastAsia="en-ID"/>
+          <w14:ligatures w14:val="none"/>
+        </w:rPr>
+      </w:pPr>
+      <w:r>
+        <w:rPr>
+          <w:rFonts w:ascii="Consolas" w:eastAsia="Times New Roman" w:hAnsi="Consolas" w:cs="Times New Roman"/>
+          <w:color w:val="D4D4D4"/>
+          <w:kern w:val="0"/>
+          <w:sz w:val="21"/>
+          <w:szCs w:val="21"/>
+          <w:lang w:eastAsia="en-ID"/>
+          <w14:ligatures w14:val="none"/>
+        </w:rPr>
+        <w:t xml:space="preserve">    </w:t>
+      </w:r>
+      <w:r>
+        <w:rPr>
+          <w:rFonts w:ascii="Consolas" w:eastAsia="Times New Roman" w:hAnsi="Consolas" w:cs="Times New Roman"/>
+          <w:color w:val="569CD6"/>
+          <w:kern w:val="0"/>
+          <w:sz w:val="21"/>
+          <w:szCs w:val="21"/>
+          <w:lang w:eastAsia="en-ID"/>
+          <w14:ligatures w14:val="none"/>
+        </w:rPr>
+        <w:t>$this</w:t>
+      </w:r>
+      <w:r>
+        <w:rPr>
+          <w:rFonts w:ascii="Consolas" w:eastAsia="Times New Roman" w:hAnsi="Consolas" w:cs="Times New Roman"/>
+          <w:color w:val="D4D4D4"/>
+          <w:kern w:val="0"/>
+          <w:sz w:val="21"/>
+          <w:szCs w:val="21"/>
+          <w:lang w:eastAsia="en-ID"/>
+          <w14:ligatures w14:val="none"/>
+        </w:rPr>
+        <w:t>-&gt;</w:t>
+      </w:r>
+      <w:r>
+        <w:rPr>
+          <w:rFonts w:ascii="Consolas" w:eastAsia="Times New Roman" w:hAnsi="Consolas" w:cs="Times New Roman"/>
+          <w:color w:val="9CDCFE"/>
+          <w:kern w:val="0"/>
+          <w:sz w:val="21"/>
+          <w:szCs w:val="21"/>
+          <w:lang w:eastAsia="en-ID"/>
+          <w14:ligatures w14:val="none"/>
+        </w:rPr>
+        <w:t>db</w:t>
+      </w:r>
+      <w:r>
+        <w:rPr>
+          <w:rFonts w:ascii="Consolas" w:eastAsia="Times New Roman" w:hAnsi="Consolas" w:cs="Times New Roman"/>
+          <w:color w:val="D4D4D4"/>
+          <w:kern w:val="0"/>
+          <w:sz w:val="21"/>
+          <w:szCs w:val="21"/>
+          <w:lang w:eastAsia="en-ID"/>
+          <w14:ligatures w14:val="none"/>
+        </w:rPr>
+        <w:t>-&gt;</w:t>
+      </w:r>
+      <w:r>
+        <w:rPr>
+          <w:rFonts w:ascii="Consolas" w:eastAsia="Times New Roman" w:hAnsi="Consolas" w:cs="Times New Roman"/>
+          <w:color w:val="DCDCAA"/>
+          <w:kern w:val="0"/>
+          <w:sz w:val="21"/>
+          <w:szCs w:val="21"/>
+          <w:lang w:eastAsia="en-ID"/>
+          <w14:ligatures w14:val="none"/>
+        </w:rPr>
+        <w:t>bind</w:t>
+      </w:r>
+      <w:r>
+        <w:rPr>
+          <w:rFonts w:ascii="Consolas" w:eastAsia="Times New Roman" w:hAnsi="Consolas" w:cs="Times New Roman"/>
+          <w:color w:val="D4D4D4"/>
+          <w:kern w:val="0"/>
+          <w:sz w:val="21"/>
+          <w:szCs w:val="21"/>
+          <w:lang w:eastAsia="en-ID"/>
+          <w14:ligatures w14:val="none"/>
+        </w:rPr>
+        <w:t>(</w:t>
+      </w:r>
+      <w:r>
+        <w:rPr>
+          <w:rFonts w:ascii="Consolas" w:eastAsia="Times New Roman" w:hAnsi="Consolas" w:cs="Times New Roman"/>
+          <w:color w:val="CE9178"/>
+          <w:kern w:val="0"/>
+          <w:sz w:val="21"/>
+          <w:szCs w:val="21"/>
+          <w:lang w:eastAsia="en-ID"/>
+          <w14:ligatures w14:val="none"/>
+        </w:rPr>
+        <w:t>'id'</w:t>
+      </w:r>
+      <w:r>
+        <w:rPr>
+          <w:rFonts w:ascii="Consolas" w:eastAsia="Times New Roman" w:hAnsi="Consolas" w:cs="Times New Roman"/>
+          <w:color w:val="D4D4D4"/>
+          <w:kern w:val="0"/>
+          <w:sz w:val="21"/>
+          <w:szCs w:val="21"/>
+          <w:lang w:eastAsia="en-ID"/>
+          <w14:ligatures w14:val="none"/>
+        </w:rPr>
+        <w:t xml:space="preserve"> , </w:t>
+      </w:r>
+      <w:r>
+        <w:rPr>
+          <w:rFonts w:ascii="Consolas" w:eastAsia="Times New Roman" w:hAnsi="Consolas" w:cs="Times New Roman"/>
+          <w:color w:val="9CDCFE"/>
+          <w:kern w:val="0"/>
+          <w:sz w:val="21"/>
+          <w:szCs w:val="21"/>
+          <w:lang w:eastAsia="en-ID"/>
+          <w14:ligatures w14:val="none"/>
+        </w:rPr>
+        <w:t>$id</w:t>
+      </w:r>
+      <w:r>
+        <w:rPr>
+          <w:rFonts w:ascii="Consolas" w:eastAsia="Times New Roman" w:hAnsi="Consolas" w:cs="Times New Roman"/>
+          <w:color w:val="D4D4D4"/>
+          <w:kern w:val="0"/>
+          <w:sz w:val="21"/>
+          <w:szCs w:val="21"/>
+          <w:lang w:eastAsia="en-ID"/>
+          <w14:ligatures w14:val="none"/>
+        </w:rPr>
+        <w:t>);</w:t>
+      </w:r>
+    </w:p>
+    <w:p>
+      <w:pPr>
+        <w:shd w:val="clear" w:color="auto" w:fill="1F1F1F"/>
+        <w:spacing w:after="0" w:line="285" w:lineRule="atLeast"/>
+        <w:rPr>
+          <w:rFonts w:ascii="Consolas" w:eastAsia="Times New Roman" w:hAnsi="Consolas" w:cs="Times New Roman"/>
+          <w:color w:val="CCCCCC"/>
+          <w:kern w:val="0"/>
+          <w:sz w:val="21"/>
+          <w:szCs w:val="21"/>
+          <w:lang w:eastAsia="en-ID"/>
+          <w14:ligatures w14:val="none"/>
+        </w:rPr>
+      </w:pPr>
+      <w:r>
+        <w:rPr>
+          <w:rFonts w:ascii="Consolas" w:eastAsia="Times New Roman" w:hAnsi="Consolas" w:cs="Times New Roman"/>
+          <w:color w:val="D4D4D4"/>
+          <w:kern w:val="0"/>
+          <w:sz w:val="21"/>
+          <w:szCs w:val="21"/>
+          <w:lang w:eastAsia="en-ID"/>
+          <w14:ligatures w14:val="none"/>
+        </w:rPr>
+        <w:t xml:space="preserve">    </w:t>
+      </w:r>
+      <w:r>
+        <w:rPr>
+          <w:rFonts w:ascii="Consolas" w:eastAsia="Times New Roman" w:hAnsi="Consolas" w:cs="Times New Roman"/>
+          <w:color w:val="569CD6"/>
+          <w:kern w:val="0"/>
+          <w:sz w:val="21"/>
+          <w:szCs w:val="21"/>
+          <w:lang w:eastAsia="en-ID"/>
+          <w14:ligatures w14:val="none"/>
+        </w:rPr>
+        <w:t>$this</w:t>
+      </w:r>
+      <w:r>
+        <w:rPr>
+          <w:rFonts w:ascii="Consolas" w:eastAsia="Times New Roman" w:hAnsi="Consolas" w:cs="Times New Roman"/>
+          <w:color w:val="D4D4D4"/>
+          <w:kern w:val="0"/>
+          <w:sz w:val="21"/>
+          <w:szCs w:val="21"/>
+          <w:lang w:eastAsia="en-ID"/>
+          <w14:ligatures w14:val="none"/>
+        </w:rPr>
+        <w:t>-&gt;</w:t>
+      </w:r>
+      <w:r>
+        <w:rPr>
+          <w:rFonts w:ascii="Consolas" w:eastAsia="Times New Roman" w:hAnsi="Consolas" w:cs="Times New Roman"/>
+          <w:color w:val="9CDCFE"/>
+          <w:kern w:val="0"/>
+          <w:sz w:val="21"/>
+          <w:szCs w:val="21"/>
+          <w:lang w:eastAsia="en-ID"/>
+          <w14:ligatures w14:val="none"/>
+        </w:rPr>
+        <w:t>db</w:t>
+      </w:r>
+      <w:r>
+        <w:rPr>
+          <w:rFonts w:ascii="Consolas" w:eastAsia="Times New Roman" w:hAnsi="Consolas" w:cs="Times New Roman"/>
+          <w:color w:val="D4D4D4"/>
+          <w:kern w:val="0"/>
+          <w:sz w:val="21"/>
+          <w:szCs w:val="21"/>
+          <w:lang w:eastAsia="en-ID"/>
+          <w14:ligatures w14:val="none"/>
+        </w:rPr>
+        <w:t>-&gt;</w:t>
+      </w:r>
+      <w:r>
+        <w:rPr>
+          <w:rFonts w:ascii="Consolas" w:eastAsia="Times New Roman" w:hAnsi="Consolas" w:cs="Times New Roman"/>
+          <w:color w:val="DCDCAA"/>
+          <w:kern w:val="0"/>
+          <w:sz w:val="21"/>
+          <w:szCs w:val="21"/>
+          <w:lang w:eastAsia="en-ID"/>
+          <w14:ligatures w14:val="none"/>
+        </w:rPr>
+        <w:t>execute</w:t>
+      </w:r>
+      <w:r>
+        <w:rPr>
+          <w:rFonts w:ascii="Consolas" w:eastAsia="Times New Roman" w:hAnsi="Consolas" w:cs="Times New Roman"/>
+          <w:color w:val="D4D4D4"/>
+          <w:kern w:val="0"/>
+          <w:sz w:val="21"/>
+          <w:szCs w:val="21"/>
+          <w:lang w:eastAsia="en-ID"/>
+          <w14:ligatures w14:val="none"/>
+        </w:rPr>
+        <w:t>();</w:t>
+      </w:r>
+    </w:p>
+    <w:p>
+      <w:pPr>
+        <w:shd w:val="clear" w:color="auto" w:fill="1F1F1F"/>
+        <w:spacing w:after="0" w:line="285" w:lineRule="atLeast"/>
+        <w:rPr>
+          <w:rFonts w:ascii="Consolas" w:eastAsia="Times New Roman" w:hAnsi="Consolas" w:cs="Times New Roman"/>
+          <w:color w:val="CCCCCC"/>
+          <w:kern w:val="0"/>
+          <w:sz w:val="21"/>
+          <w:szCs w:val="21"/>
+          <w:lang w:eastAsia="en-ID"/>
+          <w14:ligatures w14:val="none"/>
+        </w:rPr>
+      </w:pPr>
+    </w:p>
+    <w:p>
+      <w:pPr>
+        <w:shd w:val="clear" w:color="auto" w:fill="1F1F1F"/>
+        <w:spacing w:after="0" w:line="285" w:lineRule="atLeast"/>
+        <w:rPr>
+          <w:rFonts w:ascii="Consolas" w:eastAsia="Times New Roman" w:hAnsi="Consolas" w:cs="Times New Roman"/>
+          <w:color w:val="CCCCCC"/>
+          <w:kern w:val="0"/>
+          <w:sz w:val="21"/>
+          <w:szCs w:val="21"/>
+          <w:lang w:eastAsia="en-ID"/>
+          <w14:ligatures w14:val="none"/>
+        </w:rPr>
+      </w:pPr>
+      <w:r>
+        <w:rPr>
+          <w:rFonts w:ascii="Consolas" w:eastAsia="Times New Roman" w:hAnsi="Consolas" w:cs="Times New Roman"/>
+          <w:color w:val="D4D4D4"/>
+          <w:kern w:val="0"/>
+          <w:sz w:val="21"/>
+          <w:szCs w:val="21"/>
+          <w:lang w:eastAsia="en-ID"/>
+          <w14:ligatures w14:val="none"/>
+        </w:rPr>
+        <w:t xml:space="preserve">    </w:t>
+      </w:r>
+      <w:r>
+        <w:rPr>
+          <w:rFonts w:ascii="Consolas" w:eastAsia="Times New Roman" w:hAnsi="Consolas" w:cs="Times New Roman"/>
+          <w:color w:val="C586C0"/>
+          <w:kern w:val="0"/>
+          <w:sz w:val="21"/>
+          <w:szCs w:val="21"/>
+          <w:lang w:eastAsia="en-ID"/>
+          <w14:ligatures w14:val="none"/>
+        </w:rPr>
+        <w:t>return</w:t>
+      </w:r>
+      <w:r>
+        <w:rPr>
+          <w:rFonts w:ascii="Consolas" w:eastAsia="Times New Roman" w:hAnsi="Consolas" w:cs="Times New Roman"/>
+          <w:color w:val="D4D4D4"/>
+          <w:kern w:val="0"/>
+          <w:sz w:val="21"/>
+          <w:szCs w:val="21"/>
+          <w:lang w:eastAsia="en-ID"/>
+          <w14:ligatures w14:val="none"/>
+        </w:rPr>
+        <w:t xml:space="preserve"> </w:t>
+      </w:r>
+      <w:r>
+        <w:rPr>
+          <w:rFonts w:ascii="Consolas" w:eastAsia="Times New Roman" w:hAnsi="Consolas" w:cs="Times New Roman"/>
+          <w:color w:val="569CD6"/>
+          <w:kern w:val="0"/>
+          <w:sz w:val="21"/>
+          <w:szCs w:val="21"/>
+          <w:lang w:eastAsia="en-ID"/>
+          <w14:ligatures w14:val="none"/>
+        </w:rPr>
+        <w:t>$this</w:t>
+      </w:r>
+      <w:r>
+        <w:rPr>
+          <w:rFonts w:ascii="Consolas" w:eastAsia="Times New Roman" w:hAnsi="Consolas" w:cs="Times New Roman"/>
+          <w:color w:val="D4D4D4"/>
+          <w:kern w:val="0"/>
+          <w:sz w:val="21"/>
+          <w:szCs w:val="21"/>
+          <w:lang w:eastAsia="en-ID"/>
+          <w14:ligatures w14:val="none"/>
+        </w:rPr>
+        <w:t>-&gt;</w:t>
+      </w:r>
+      <w:r>
+        <w:rPr>
+          <w:rFonts w:ascii="Consolas" w:eastAsia="Times New Roman" w:hAnsi="Consolas" w:cs="Times New Roman"/>
+          <w:color w:val="9CDCFE"/>
+          <w:kern w:val="0"/>
+          <w:sz w:val="21"/>
+          <w:szCs w:val="21"/>
+          <w:lang w:eastAsia="en-ID"/>
+          <w14:ligatures w14:val="none"/>
+        </w:rPr>
+        <w:t>db</w:t>
+      </w:r>
+      <w:r>
+        <w:rPr>
+          <w:rFonts w:ascii="Consolas" w:eastAsia="Times New Roman" w:hAnsi="Consolas" w:cs="Times New Roman"/>
+          <w:color w:val="D4D4D4"/>
+          <w:kern w:val="0"/>
+          <w:sz w:val="21"/>
+          <w:szCs w:val="21"/>
+          <w:lang w:eastAsia="en-ID"/>
+          <w14:ligatures w14:val="none"/>
+        </w:rPr>
+        <w:t>-&gt;</w:t>
+      </w:r>
+      <w:r>
+        <w:rPr>
+          <w:rFonts w:ascii="Consolas" w:eastAsia="Times New Roman" w:hAnsi="Consolas" w:cs="Times New Roman"/>
+          <w:color w:val="DCDCAA"/>
+          <w:kern w:val="0"/>
+          <w:sz w:val="21"/>
+          <w:szCs w:val="21"/>
+          <w:lang w:eastAsia="en-ID"/>
+          <w14:ligatures w14:val="none"/>
+        </w:rPr>
+        <w:t>rowCount</w:t>
+      </w:r>
+      <w:r>
+        <w:rPr>
+          <w:rFonts w:ascii="Consolas" w:eastAsia="Times New Roman" w:hAnsi="Consolas" w:cs="Times New Roman"/>
+          <w:color w:val="D4D4D4"/>
+          <w:kern w:val="0"/>
+          <w:sz w:val="21"/>
+          <w:szCs w:val="21"/>
+          <w:lang w:eastAsia="en-ID"/>
+          <w14:ligatures w14:val="none"/>
+        </w:rPr>
+        <w:t>();</w:t>
+      </w:r>
+    </w:p>
+    <w:p>
+      <w:pPr>
+        <w:shd w:val="clear" w:color="auto" w:fill="1F1F1F"/>
+        <w:spacing w:after="0" w:line="285" w:lineRule="atLeast"/>
+        <w:rPr>
+          <w:rFonts w:ascii="Consolas" w:eastAsia="Times New Roman" w:hAnsi="Consolas" w:cs="Times New Roman"/>
+          <w:color w:val="CCCCCC"/>
+          <w:kern w:val="0"/>
+          <w:sz w:val="21"/>
+          <w:szCs w:val="21"/>
+          <w:lang w:eastAsia="en-ID"/>
+          <w14:ligatures w14:val="none"/>
+        </w:rPr>
+      </w:pPr>
+      <w:r>
+        <w:rPr>
+          <w:rFonts w:ascii="Consolas" w:eastAsia="Times New Roman" w:hAnsi="Consolas" w:cs="Times New Roman"/>
+          <w:color w:val="D4D4D4"/>
+          <w:kern w:val="0"/>
+          <w:sz w:val="21"/>
+          <w:szCs w:val="21"/>
+          <w:lang w:eastAsia="en-ID"/>
+          <w14:ligatures w14:val="none"/>
+        </w:rPr>
+        <w:t>  }</w:t>
+      </w:r>
+    </w:p>
+    <w:p>
+      <w:pPr>
+        <w:spacing w:after="0"/>
+        <w:jc w:val="both"/>
+        <w:rPr>
+          <w:rFonts w:ascii="Times New Roman" w:hAnsi="Times New Roman" w:cs="Times New Roman"/>
+        </w:rPr>
+      </w:pPr>
+      <w:r>
+        <w:rPr>
+          <w:rFonts w:ascii="Times New Roman" w:hAnsi="Times New Roman" w:cs="Times New Roman"/>
+        </w:rPr>
+        <w:t>Di sini terdapat query eksekusi dari sql yang di instans dari core/Database.php yang memiliki method untuk menjalankan query, binding, dan eksekusi. Setelah di eksekusi , kita perlu nilai untuk di triger oleh controller tadi, dengan cara menghitung row yang berubah.</w:t>
+      </w:r>
+    </w:p>
+    <w:p>
+      <w:pPr>
+        <w:spacing w:after="0"/>
+        <w:jc w:val="both"/>
+        <w:rPr>
+          <w:rFonts w:ascii="Times New Roman" w:hAnsi="Times New Roman" w:cs="Times New Roman"/>
+          <w:b/>
+          <w:bCs/>
+        </w:rPr>
+      </w:pPr>
     </w:p>
     <w:p>
       <w:pPr>

--- a/MVC.docx
+++ b/MVC.docx
@@ -39411,6 +39411,8369 @@
           <w:bCs/>
         </w:rPr>
       </w:pPr>
+    </w:p>
+    <w:p>
+      <w:pPr>
+        <w:spacing w:after="0"/>
+        <w:jc w:val="both"/>
+        <w:rPr>
+          <w:rFonts w:ascii="Times New Roman" w:hAnsi="Times New Roman" w:cs="Times New Roman"/>
+        </w:rPr>
+      </w:pPr>
+    </w:p>
+    <w:p>
+      <w:pPr>
+        <w:spacing w:after="0"/>
+        <w:jc w:val="both"/>
+        <w:rPr>
+          <w:rFonts w:ascii="Times New Roman" w:hAnsi="Times New Roman" w:cs="Times New Roman"/>
+        </w:rPr>
+      </w:pPr>
+    </w:p>
+    <w:p>
+      <w:pPr>
+        <w:spacing w:after="0"/>
+        <w:jc w:val="both"/>
+        <w:rPr>
+          <w:rFonts w:ascii="Times New Roman" w:hAnsi="Times New Roman" w:cs="Times New Roman"/>
+        </w:rPr>
+      </w:pPr>
+    </w:p>
+    <w:p>
+      <w:pPr>
+        <w:spacing w:after="0"/>
+        <w:jc w:val="both"/>
+        <w:rPr>
+          <w:rFonts w:ascii="Times New Roman" w:hAnsi="Times New Roman" w:cs="Times New Roman"/>
+        </w:rPr>
+      </w:pPr>
+    </w:p>
+    <w:p>
+      <w:pPr>
+        <w:spacing w:after="0"/>
+        <w:jc w:val="both"/>
+        <w:rPr>
+          <w:rFonts w:ascii="Times New Roman" w:hAnsi="Times New Roman" w:cs="Times New Roman"/>
+        </w:rPr>
+      </w:pPr>
+    </w:p>
+    <w:p>
+      <w:pPr>
+        <w:spacing w:after="0"/>
+        <w:jc w:val="both"/>
+        <w:rPr>
+          <w:rFonts w:ascii="Times New Roman" w:hAnsi="Times New Roman" w:cs="Times New Roman"/>
+        </w:rPr>
+      </w:pPr>
+    </w:p>
+    <w:p>
+      <w:pPr>
+        <w:spacing w:after="0"/>
+        <w:jc w:val="both"/>
+        <w:rPr>
+          <w:rFonts w:ascii="Times New Roman" w:hAnsi="Times New Roman" w:cs="Times New Roman"/>
+        </w:rPr>
+      </w:pPr>
+    </w:p>
+    <w:p>
+      <w:pPr>
+        <w:spacing w:after="0"/>
+        <w:jc w:val="both"/>
+        <w:rPr>
+          <w:rFonts w:ascii="Times New Roman" w:hAnsi="Times New Roman" w:cs="Times New Roman"/>
+        </w:rPr>
+      </w:pPr>
+    </w:p>
+    <w:p>
+      <w:pPr>
+        <w:spacing w:after="0"/>
+        <w:jc w:val="both"/>
+        <w:rPr>
+          <w:rFonts w:ascii="Times New Roman" w:hAnsi="Times New Roman" w:cs="Times New Roman"/>
+        </w:rPr>
+      </w:pPr>
+    </w:p>
+    <w:p>
+      <w:pPr>
+        <w:spacing w:after="0"/>
+        <w:jc w:val="both"/>
+        <w:rPr>
+          <w:rFonts w:ascii="Times New Roman" w:hAnsi="Times New Roman" w:cs="Times New Roman"/>
+        </w:rPr>
+      </w:pPr>
+    </w:p>
+    <w:p>
+      <w:pPr>
+        <w:spacing w:after="0"/>
+        <w:jc w:val="both"/>
+        <w:rPr>
+          <w:rFonts w:ascii="Times New Roman" w:hAnsi="Times New Roman" w:cs="Times New Roman"/>
+        </w:rPr>
+      </w:pPr>
+    </w:p>
+    <w:p>
+      <w:pPr>
+        <w:spacing w:after="0"/>
+        <w:jc w:val="both"/>
+        <w:rPr>
+          <w:rFonts w:ascii="Times New Roman" w:hAnsi="Times New Roman" w:cs="Times New Roman"/>
+        </w:rPr>
+      </w:pPr>
+    </w:p>
+    <w:p>
+      <w:pPr>
+        <w:spacing w:after="0"/>
+        <w:jc w:val="both"/>
+        <w:rPr>
+          <w:rFonts w:ascii="Times New Roman" w:hAnsi="Times New Roman" w:cs="Times New Roman"/>
+        </w:rPr>
+      </w:pPr>
+    </w:p>
+    <w:p>
+      <w:pPr>
+        <w:spacing w:after="0"/>
+        <w:jc w:val="both"/>
+        <w:rPr>
+          <w:rFonts w:ascii="Times New Roman" w:hAnsi="Times New Roman" w:cs="Times New Roman"/>
+        </w:rPr>
+      </w:pPr>
+    </w:p>
+    <w:p>
+      <w:pPr>
+        <w:spacing w:after="0"/>
+        <w:jc w:val="both"/>
+        <w:rPr>
+          <w:rFonts w:ascii="Times New Roman" w:hAnsi="Times New Roman" w:cs="Times New Roman"/>
+        </w:rPr>
+      </w:pPr>
+    </w:p>
+    <w:p>
+      <w:pPr>
+        <w:spacing w:after="0"/>
+        <w:jc w:val="both"/>
+        <w:rPr>
+          <w:rFonts w:ascii="Times New Roman" w:hAnsi="Times New Roman" w:cs="Times New Roman"/>
+          <w:b/>
+          <w:bCs/>
+        </w:rPr>
+      </w:pPr>
+      <w:r>
+        <w:rPr>
+          <w:rFonts w:ascii="Times New Roman" w:hAnsi="Times New Roman" w:cs="Times New Roman"/>
+          <w:b/>
+          <w:bCs/>
+        </w:rPr>
+        <w:lastRenderedPageBreak/>
+        <w:t>12. Update data + AJAX</w:t>
+      </w:r>
+    </w:p>
+    <w:p>
+      <w:pPr>
+        <w:spacing w:after="0"/>
+        <w:jc w:val="both"/>
+        <w:rPr>
+          <w:rFonts w:ascii="Times New Roman" w:hAnsi="Times New Roman" w:cs="Times New Roman"/>
+          <w:b/>
+          <w:bCs/>
+        </w:rPr>
+      </w:pPr>
+      <w:r>
+        <w:rPr>
+          <w:rFonts w:ascii="Times New Roman" w:hAnsi="Times New Roman" w:cs="Times New Roman"/>
+        </w:rPr>
+        <w:t>Disini sebenarnya gampang untuk melakukan proses update data, tinggal copas saja si. Tetapi kita akan menggunakan ajax karena kita akan menggunakan modal box yang sama ketika kita melakukan insert data</w:t>
+      </w:r>
+      <w:r>
+        <w:rPr>
+          <w:rFonts w:ascii="Times New Roman" w:hAnsi="Times New Roman" w:cs="Times New Roman"/>
+        </w:rPr>
+        <w:t xml:space="preserve">, </w:t>
+      </w:r>
+      <w:r>
+        <w:rPr>
+          <w:rFonts w:ascii="Times New Roman" w:hAnsi="Times New Roman" w:cs="Times New Roman"/>
+          <w:b/>
+          <w:bCs/>
+        </w:rPr>
+        <w:t>disini AJAX berfungsi untuk menampilkan data ke form tanpa me reload page secara utuh.</w:t>
+      </w:r>
+    </w:p>
+    <w:p>
+      <w:pPr>
+        <w:spacing w:after="0"/>
+        <w:jc w:val="both"/>
+        <w:rPr>
+          <w:rFonts w:ascii="Times New Roman" w:hAnsi="Times New Roman" w:cs="Times New Roman"/>
+          <w:b/>
+          <w:bCs/>
+        </w:rPr>
+      </w:pPr>
+    </w:p>
+    <w:p>
+      <w:pPr>
+        <w:spacing w:after="0"/>
+        <w:jc w:val="both"/>
+        <w:rPr>
+          <w:rFonts w:ascii="Times New Roman" w:hAnsi="Times New Roman" w:cs="Times New Roman"/>
+          <w:b/>
+          <w:bCs/>
+        </w:rPr>
+      </w:pPr>
+      <w:r>
+        <w:rPr>
+          <w:rFonts w:ascii="Times New Roman" w:hAnsi="Times New Roman" w:cs="Times New Roman"/>
+          <w:b/>
+          <w:bCs/>
+        </w:rPr>
+        <w:t>A. Inisalisasi Js &amp; Jquery</w:t>
+      </w:r>
+    </w:p>
+    <w:p>
+      <w:pPr>
+        <w:spacing w:after="0"/>
+        <w:jc w:val="both"/>
+        <w:rPr>
+          <w:rFonts w:ascii="Times New Roman" w:hAnsi="Times New Roman" w:cs="Times New Roman"/>
+        </w:rPr>
+      </w:pPr>
+      <w:r>
+        <w:rPr>
+          <w:rFonts w:ascii="Times New Roman" w:hAnsi="Times New Roman" w:cs="Times New Roman"/>
+        </w:rPr>
+        <w:t>Pertama tama kita melakukan insialisasi js di templates/footer.php</w:t>
+      </w:r>
+    </w:p>
+    <w:p>
+      <w:pPr>
+        <w:shd w:val="clear" w:color="auto" w:fill="1F1F1F"/>
+        <w:spacing w:after="0" w:line="285" w:lineRule="atLeast"/>
+        <w:rPr>
+          <w:rFonts w:ascii="Consolas" w:eastAsia="Times New Roman" w:hAnsi="Consolas" w:cs="Times New Roman"/>
+          <w:color w:val="CCCCCC"/>
+          <w:kern w:val="0"/>
+          <w:sz w:val="21"/>
+          <w:szCs w:val="21"/>
+          <w:lang w:eastAsia="en-ID"/>
+          <w14:ligatures w14:val="none"/>
+        </w:rPr>
+      </w:pPr>
+      <w:r>
+        <w:rPr>
+          <w:rFonts w:ascii="Consolas" w:eastAsia="Times New Roman" w:hAnsi="Consolas" w:cs="Times New Roman"/>
+          <w:color w:val="808080"/>
+          <w:kern w:val="0"/>
+          <w:sz w:val="21"/>
+          <w:szCs w:val="21"/>
+          <w:lang w:eastAsia="en-ID"/>
+          <w14:ligatures w14:val="none"/>
+        </w:rPr>
+        <w:t>&lt;</w:t>
+      </w:r>
+      <w:r>
+        <w:rPr>
+          <w:rFonts w:ascii="Consolas" w:eastAsia="Times New Roman" w:hAnsi="Consolas" w:cs="Times New Roman"/>
+          <w:color w:val="569CD6"/>
+          <w:kern w:val="0"/>
+          <w:sz w:val="21"/>
+          <w:szCs w:val="21"/>
+          <w:lang w:eastAsia="en-ID"/>
+          <w14:ligatures w14:val="none"/>
+        </w:rPr>
+        <w:t>script</w:t>
+      </w:r>
+      <w:r>
+        <w:rPr>
+          <w:rFonts w:ascii="Consolas" w:eastAsia="Times New Roman" w:hAnsi="Consolas" w:cs="Times New Roman"/>
+          <w:color w:val="D4D4D4"/>
+          <w:kern w:val="0"/>
+          <w:sz w:val="21"/>
+          <w:szCs w:val="21"/>
+          <w:lang w:eastAsia="en-ID"/>
+          <w14:ligatures w14:val="none"/>
+        </w:rPr>
+        <w:t xml:space="preserve"> </w:t>
+      </w:r>
+      <w:r>
+        <w:rPr>
+          <w:rFonts w:ascii="Consolas" w:eastAsia="Times New Roman" w:hAnsi="Consolas" w:cs="Times New Roman"/>
+          <w:color w:val="9CDCFE"/>
+          <w:kern w:val="0"/>
+          <w:sz w:val="21"/>
+          <w:szCs w:val="21"/>
+          <w:lang w:eastAsia="en-ID"/>
+          <w14:ligatures w14:val="none"/>
+        </w:rPr>
+        <w:t>src</w:t>
+      </w:r>
+      <w:r>
+        <w:rPr>
+          <w:rFonts w:ascii="Consolas" w:eastAsia="Times New Roman" w:hAnsi="Consolas" w:cs="Times New Roman"/>
+          <w:color w:val="D4D4D4"/>
+          <w:kern w:val="0"/>
+          <w:sz w:val="21"/>
+          <w:szCs w:val="21"/>
+          <w:lang w:eastAsia="en-ID"/>
+          <w14:ligatures w14:val="none"/>
+        </w:rPr>
+        <w:t>=</w:t>
+      </w:r>
+      <w:r>
+        <w:rPr>
+          <w:rFonts w:ascii="Consolas" w:eastAsia="Times New Roman" w:hAnsi="Consolas" w:cs="Times New Roman"/>
+          <w:color w:val="CE9178"/>
+          <w:kern w:val="0"/>
+          <w:sz w:val="21"/>
+          <w:szCs w:val="21"/>
+          <w:lang w:eastAsia="en-ID"/>
+          <w14:ligatures w14:val="none"/>
+        </w:rPr>
+        <w:t>"https://code.jquery.com/jquery-4.0.0.js"</w:t>
+      </w:r>
+      <w:r>
+        <w:rPr>
+          <w:rFonts w:ascii="Consolas" w:eastAsia="Times New Roman" w:hAnsi="Consolas" w:cs="Times New Roman"/>
+          <w:color w:val="D4D4D4"/>
+          <w:kern w:val="0"/>
+          <w:sz w:val="21"/>
+          <w:szCs w:val="21"/>
+          <w:lang w:eastAsia="en-ID"/>
+          <w14:ligatures w14:val="none"/>
+        </w:rPr>
+        <w:t xml:space="preserve"> </w:t>
+      </w:r>
+      <w:r>
+        <w:rPr>
+          <w:rFonts w:ascii="Consolas" w:eastAsia="Times New Roman" w:hAnsi="Consolas" w:cs="Times New Roman"/>
+          <w:color w:val="9CDCFE"/>
+          <w:kern w:val="0"/>
+          <w:sz w:val="21"/>
+          <w:szCs w:val="21"/>
+          <w:lang w:eastAsia="en-ID"/>
+          <w14:ligatures w14:val="none"/>
+        </w:rPr>
+        <w:t>integrity</w:t>
+      </w:r>
+      <w:r>
+        <w:rPr>
+          <w:rFonts w:ascii="Consolas" w:eastAsia="Times New Roman" w:hAnsi="Consolas" w:cs="Times New Roman"/>
+          <w:color w:val="D4D4D4"/>
+          <w:kern w:val="0"/>
+          <w:sz w:val="21"/>
+          <w:szCs w:val="21"/>
+          <w:lang w:eastAsia="en-ID"/>
+          <w14:ligatures w14:val="none"/>
+        </w:rPr>
+        <w:t>=</w:t>
+      </w:r>
+      <w:r>
+        <w:rPr>
+          <w:rFonts w:ascii="Consolas" w:eastAsia="Times New Roman" w:hAnsi="Consolas" w:cs="Times New Roman"/>
+          <w:color w:val="CE9178"/>
+          <w:kern w:val="0"/>
+          <w:sz w:val="21"/>
+          <w:szCs w:val="21"/>
+          <w:lang w:eastAsia="en-ID"/>
+          <w14:ligatures w14:val="none"/>
+        </w:rPr>
+        <w:t>"sha256-9fsHeVnKBvqh3FB2HYu7g2xseAZ5MlN6Kz/qnkASV8U="</w:t>
+      </w:r>
+    </w:p>
+    <w:p>
+      <w:pPr>
+        <w:shd w:val="clear" w:color="auto" w:fill="1F1F1F"/>
+        <w:spacing w:after="0" w:line="285" w:lineRule="atLeast"/>
+        <w:rPr>
+          <w:rFonts w:ascii="Consolas" w:eastAsia="Times New Roman" w:hAnsi="Consolas" w:cs="Times New Roman"/>
+          <w:color w:val="CCCCCC"/>
+          <w:kern w:val="0"/>
+          <w:sz w:val="21"/>
+          <w:szCs w:val="21"/>
+          <w:lang w:eastAsia="en-ID"/>
+          <w14:ligatures w14:val="none"/>
+        </w:rPr>
+      </w:pPr>
+      <w:r>
+        <w:rPr>
+          <w:rFonts w:ascii="Consolas" w:eastAsia="Times New Roman" w:hAnsi="Consolas" w:cs="Times New Roman"/>
+          <w:color w:val="D4D4D4"/>
+          <w:kern w:val="0"/>
+          <w:sz w:val="21"/>
+          <w:szCs w:val="21"/>
+          <w:lang w:eastAsia="en-ID"/>
+          <w14:ligatures w14:val="none"/>
+        </w:rPr>
+        <w:t xml:space="preserve">  </w:t>
+      </w:r>
+      <w:r>
+        <w:rPr>
+          <w:rFonts w:ascii="Consolas" w:eastAsia="Times New Roman" w:hAnsi="Consolas" w:cs="Times New Roman"/>
+          <w:color w:val="9CDCFE"/>
+          <w:kern w:val="0"/>
+          <w:sz w:val="21"/>
+          <w:szCs w:val="21"/>
+          <w:lang w:eastAsia="en-ID"/>
+          <w14:ligatures w14:val="none"/>
+        </w:rPr>
+        <w:t>crossorigin</w:t>
+      </w:r>
+      <w:r>
+        <w:rPr>
+          <w:rFonts w:ascii="Consolas" w:eastAsia="Times New Roman" w:hAnsi="Consolas" w:cs="Times New Roman"/>
+          <w:color w:val="D4D4D4"/>
+          <w:kern w:val="0"/>
+          <w:sz w:val="21"/>
+          <w:szCs w:val="21"/>
+          <w:lang w:eastAsia="en-ID"/>
+          <w14:ligatures w14:val="none"/>
+        </w:rPr>
+        <w:t>=</w:t>
+      </w:r>
+      <w:r>
+        <w:rPr>
+          <w:rFonts w:ascii="Consolas" w:eastAsia="Times New Roman" w:hAnsi="Consolas" w:cs="Times New Roman"/>
+          <w:color w:val="CE9178"/>
+          <w:kern w:val="0"/>
+          <w:sz w:val="21"/>
+          <w:szCs w:val="21"/>
+          <w:lang w:eastAsia="en-ID"/>
+          <w14:ligatures w14:val="none"/>
+        </w:rPr>
+        <w:t>"anonymous"</w:t>
+      </w:r>
+      <w:r>
+        <w:rPr>
+          <w:rFonts w:ascii="Consolas" w:eastAsia="Times New Roman" w:hAnsi="Consolas" w:cs="Times New Roman"/>
+          <w:color w:val="808080"/>
+          <w:kern w:val="0"/>
+          <w:sz w:val="21"/>
+          <w:szCs w:val="21"/>
+          <w:lang w:eastAsia="en-ID"/>
+          <w14:ligatures w14:val="none"/>
+        </w:rPr>
+        <w:t>&gt;&lt;/</w:t>
+      </w:r>
+      <w:r>
+        <w:rPr>
+          <w:rFonts w:ascii="Consolas" w:eastAsia="Times New Roman" w:hAnsi="Consolas" w:cs="Times New Roman"/>
+          <w:color w:val="569CD6"/>
+          <w:kern w:val="0"/>
+          <w:sz w:val="21"/>
+          <w:szCs w:val="21"/>
+          <w:lang w:eastAsia="en-ID"/>
+          <w14:ligatures w14:val="none"/>
+        </w:rPr>
+        <w:t>script</w:t>
+      </w:r>
+      <w:r>
+        <w:rPr>
+          <w:rFonts w:ascii="Consolas" w:eastAsia="Times New Roman" w:hAnsi="Consolas" w:cs="Times New Roman"/>
+          <w:color w:val="808080"/>
+          <w:kern w:val="0"/>
+          <w:sz w:val="21"/>
+          <w:szCs w:val="21"/>
+          <w:lang w:eastAsia="en-ID"/>
+          <w14:ligatures w14:val="none"/>
+        </w:rPr>
+        <w:t>&gt;</w:t>
+      </w:r>
+    </w:p>
+    <w:p>
+      <w:pPr>
+        <w:shd w:val="clear" w:color="auto" w:fill="1F1F1F"/>
+        <w:spacing w:after="0" w:line="285" w:lineRule="atLeast"/>
+        <w:rPr>
+          <w:rFonts w:ascii="Consolas" w:eastAsia="Times New Roman" w:hAnsi="Consolas" w:cs="Times New Roman"/>
+          <w:color w:val="CCCCCC"/>
+          <w:kern w:val="0"/>
+          <w:sz w:val="21"/>
+          <w:szCs w:val="21"/>
+          <w:lang w:eastAsia="en-ID"/>
+          <w14:ligatures w14:val="none"/>
+        </w:rPr>
+      </w:pPr>
+      <w:r>
+        <w:rPr>
+          <w:rFonts w:ascii="Consolas" w:eastAsia="Times New Roman" w:hAnsi="Consolas" w:cs="Times New Roman"/>
+          <w:color w:val="808080"/>
+          <w:kern w:val="0"/>
+          <w:sz w:val="21"/>
+          <w:szCs w:val="21"/>
+          <w:lang w:eastAsia="en-ID"/>
+          <w14:ligatures w14:val="none"/>
+        </w:rPr>
+        <w:t>&lt;</w:t>
+      </w:r>
+      <w:r>
+        <w:rPr>
+          <w:rFonts w:ascii="Consolas" w:eastAsia="Times New Roman" w:hAnsi="Consolas" w:cs="Times New Roman"/>
+          <w:color w:val="569CD6"/>
+          <w:kern w:val="0"/>
+          <w:sz w:val="21"/>
+          <w:szCs w:val="21"/>
+          <w:lang w:eastAsia="en-ID"/>
+          <w14:ligatures w14:val="none"/>
+        </w:rPr>
+        <w:t>script</w:t>
+      </w:r>
+      <w:r>
+        <w:rPr>
+          <w:rFonts w:ascii="Consolas" w:eastAsia="Times New Roman" w:hAnsi="Consolas" w:cs="Times New Roman"/>
+          <w:color w:val="D4D4D4"/>
+          <w:kern w:val="0"/>
+          <w:sz w:val="21"/>
+          <w:szCs w:val="21"/>
+          <w:lang w:eastAsia="en-ID"/>
+          <w14:ligatures w14:val="none"/>
+        </w:rPr>
+        <w:t xml:space="preserve"> </w:t>
+      </w:r>
+      <w:r>
+        <w:rPr>
+          <w:rFonts w:ascii="Consolas" w:eastAsia="Times New Roman" w:hAnsi="Consolas" w:cs="Times New Roman"/>
+          <w:color w:val="9CDCFE"/>
+          <w:kern w:val="0"/>
+          <w:sz w:val="21"/>
+          <w:szCs w:val="21"/>
+          <w:lang w:eastAsia="en-ID"/>
+          <w14:ligatures w14:val="none"/>
+        </w:rPr>
+        <w:t>src</w:t>
+      </w:r>
+      <w:r>
+        <w:rPr>
+          <w:rFonts w:ascii="Consolas" w:eastAsia="Times New Roman" w:hAnsi="Consolas" w:cs="Times New Roman"/>
+          <w:color w:val="D4D4D4"/>
+          <w:kern w:val="0"/>
+          <w:sz w:val="21"/>
+          <w:szCs w:val="21"/>
+          <w:lang w:eastAsia="en-ID"/>
+          <w14:ligatures w14:val="none"/>
+        </w:rPr>
+        <w:t>=</w:t>
+      </w:r>
+      <w:r>
+        <w:rPr>
+          <w:rFonts w:ascii="Consolas" w:eastAsia="Times New Roman" w:hAnsi="Consolas" w:cs="Times New Roman"/>
+          <w:color w:val="CE9178"/>
+          <w:kern w:val="0"/>
+          <w:sz w:val="21"/>
+          <w:szCs w:val="21"/>
+          <w:lang w:eastAsia="en-ID"/>
+          <w14:ligatures w14:val="none"/>
+        </w:rPr>
+        <w:t>"</w:t>
+      </w:r>
+      <w:r>
+        <w:rPr>
+          <w:rFonts w:ascii="Consolas" w:eastAsia="Times New Roman" w:hAnsi="Consolas" w:cs="Times New Roman"/>
+          <w:color w:val="569CD6"/>
+          <w:kern w:val="0"/>
+          <w:sz w:val="21"/>
+          <w:szCs w:val="21"/>
+          <w:lang w:eastAsia="en-ID"/>
+          <w14:ligatures w14:val="none"/>
+        </w:rPr>
+        <w:t>&lt;?php</w:t>
+      </w:r>
+      <w:r>
+        <w:rPr>
+          <w:rFonts w:ascii="Consolas" w:eastAsia="Times New Roman" w:hAnsi="Consolas" w:cs="Times New Roman"/>
+          <w:color w:val="D4D4D4"/>
+          <w:kern w:val="0"/>
+          <w:sz w:val="21"/>
+          <w:szCs w:val="21"/>
+          <w:lang w:eastAsia="en-ID"/>
+          <w14:ligatures w14:val="none"/>
+        </w:rPr>
+        <w:t xml:space="preserve"> </w:t>
+      </w:r>
+      <w:r>
+        <w:rPr>
+          <w:rFonts w:ascii="Consolas" w:eastAsia="Times New Roman" w:hAnsi="Consolas" w:cs="Times New Roman"/>
+          <w:color w:val="DCDCAA"/>
+          <w:kern w:val="0"/>
+          <w:sz w:val="21"/>
+          <w:szCs w:val="21"/>
+          <w:lang w:eastAsia="en-ID"/>
+          <w14:ligatures w14:val="none"/>
+        </w:rPr>
+        <w:t>echo</w:t>
+      </w:r>
+      <w:r>
+        <w:rPr>
+          <w:rFonts w:ascii="Consolas" w:eastAsia="Times New Roman" w:hAnsi="Consolas" w:cs="Times New Roman"/>
+          <w:color w:val="D4D4D4"/>
+          <w:kern w:val="0"/>
+          <w:sz w:val="21"/>
+          <w:szCs w:val="21"/>
+          <w:lang w:eastAsia="en-ID"/>
+          <w14:ligatures w14:val="none"/>
+        </w:rPr>
+        <w:t xml:space="preserve"> BASEURL; </w:t>
+      </w:r>
+      <w:r>
+        <w:rPr>
+          <w:rFonts w:ascii="Consolas" w:eastAsia="Times New Roman" w:hAnsi="Consolas" w:cs="Times New Roman"/>
+          <w:color w:val="569CD6"/>
+          <w:kern w:val="0"/>
+          <w:sz w:val="21"/>
+          <w:szCs w:val="21"/>
+          <w:lang w:eastAsia="en-ID"/>
+          <w14:ligatures w14:val="none"/>
+        </w:rPr>
+        <w:t>?&gt;</w:t>
+      </w:r>
+      <w:r>
+        <w:rPr>
+          <w:rFonts w:ascii="Consolas" w:eastAsia="Times New Roman" w:hAnsi="Consolas" w:cs="Times New Roman"/>
+          <w:color w:val="CE9178"/>
+          <w:kern w:val="0"/>
+          <w:sz w:val="21"/>
+          <w:szCs w:val="21"/>
+          <w:lang w:eastAsia="en-ID"/>
+          <w14:ligatures w14:val="none"/>
+        </w:rPr>
+        <w:t>/js/script.js"</w:t>
+      </w:r>
+      <w:r>
+        <w:rPr>
+          <w:rFonts w:ascii="Consolas" w:eastAsia="Times New Roman" w:hAnsi="Consolas" w:cs="Times New Roman"/>
+          <w:color w:val="808080"/>
+          <w:kern w:val="0"/>
+          <w:sz w:val="21"/>
+          <w:szCs w:val="21"/>
+          <w:lang w:eastAsia="en-ID"/>
+          <w14:ligatures w14:val="none"/>
+        </w:rPr>
+        <w:t>&gt;&lt;/</w:t>
+      </w:r>
+      <w:r>
+        <w:rPr>
+          <w:rFonts w:ascii="Consolas" w:eastAsia="Times New Roman" w:hAnsi="Consolas" w:cs="Times New Roman"/>
+          <w:color w:val="569CD6"/>
+          <w:kern w:val="0"/>
+          <w:sz w:val="21"/>
+          <w:szCs w:val="21"/>
+          <w:lang w:eastAsia="en-ID"/>
+          <w14:ligatures w14:val="none"/>
+        </w:rPr>
+        <w:t>script</w:t>
+      </w:r>
+      <w:r>
+        <w:rPr>
+          <w:rFonts w:ascii="Consolas" w:eastAsia="Times New Roman" w:hAnsi="Consolas" w:cs="Times New Roman"/>
+          <w:color w:val="808080"/>
+          <w:kern w:val="0"/>
+          <w:sz w:val="21"/>
+          <w:szCs w:val="21"/>
+          <w:lang w:eastAsia="en-ID"/>
+          <w14:ligatures w14:val="none"/>
+        </w:rPr>
+        <w:t>&gt;</w:t>
+      </w:r>
+    </w:p>
+    <w:p>
+      <w:pPr>
+        <w:spacing w:after="0"/>
+        <w:jc w:val="both"/>
+        <w:rPr>
+          <w:rFonts w:ascii="Times New Roman" w:hAnsi="Times New Roman" w:cs="Times New Roman"/>
+        </w:rPr>
+      </w:pPr>
+    </w:p>
+    <w:p>
+      <w:pPr>
+        <w:spacing w:after="0"/>
+        <w:jc w:val="both"/>
+        <w:rPr>
+          <w:rFonts w:ascii="Times New Roman" w:hAnsi="Times New Roman" w:cs="Times New Roman"/>
+          <w:b/>
+          <w:bCs/>
+        </w:rPr>
+      </w:pPr>
+      <w:r>
+        <w:rPr>
+          <w:rFonts w:ascii="Times New Roman" w:hAnsi="Times New Roman" w:cs="Times New Roman"/>
+          <w:b/>
+          <w:bCs/>
+        </w:rPr>
+        <w:t>B. Form edting</w:t>
+      </w:r>
+    </w:p>
+    <w:p>
+      <w:pPr>
+        <w:spacing w:after="0"/>
+        <w:jc w:val="both"/>
+        <w:rPr>
+          <w:rFonts w:ascii="Times New Roman" w:hAnsi="Times New Roman" w:cs="Times New Roman"/>
+        </w:rPr>
+      </w:pPr>
+      <w:r>
+        <w:rPr>
+          <w:rFonts w:ascii="Times New Roman" w:hAnsi="Times New Roman" w:cs="Times New Roman"/>
+        </w:rPr>
+        <w:t>Pada bagian mahasiswa/index.php , kita melakukan edit data seperti button tiger modal di tambahkan class guna membedakan mana yang tambah data dan ubah data :</w:t>
+      </w:r>
+    </w:p>
+    <w:p>
+      <w:pPr>
+        <w:shd w:val="clear" w:color="auto" w:fill="1F1F1F"/>
+        <w:spacing w:after="0" w:line="285" w:lineRule="atLeast"/>
+        <w:rPr>
+          <w:rFonts w:ascii="Consolas" w:eastAsia="Times New Roman" w:hAnsi="Consolas" w:cs="Times New Roman"/>
+          <w:color w:val="CCCCCC"/>
+          <w:kern w:val="0"/>
+          <w:sz w:val="21"/>
+          <w:szCs w:val="21"/>
+          <w:lang w:eastAsia="en-ID"/>
+          <w14:ligatures w14:val="none"/>
+        </w:rPr>
+      </w:pPr>
+      <w:r>
+        <w:rPr>
+          <w:rFonts w:ascii="Consolas" w:eastAsia="Times New Roman" w:hAnsi="Consolas" w:cs="Times New Roman"/>
+          <w:color w:val="CCCCCC"/>
+          <w:kern w:val="0"/>
+          <w:sz w:val="21"/>
+          <w:szCs w:val="21"/>
+          <w:lang w:eastAsia="en-ID"/>
+          <w14:ligatures w14:val="none"/>
+        </w:rPr>
+        <w:t xml:space="preserve">      </w:t>
+      </w:r>
+      <w:r>
+        <w:rPr>
+          <w:rFonts w:ascii="Consolas" w:eastAsia="Times New Roman" w:hAnsi="Consolas" w:cs="Times New Roman"/>
+          <w:color w:val="808080"/>
+          <w:kern w:val="0"/>
+          <w:sz w:val="21"/>
+          <w:szCs w:val="21"/>
+          <w:lang w:eastAsia="en-ID"/>
+          <w14:ligatures w14:val="none"/>
+        </w:rPr>
+        <w:t>&lt;</w:t>
+      </w:r>
+      <w:r>
+        <w:rPr>
+          <w:rFonts w:ascii="Consolas" w:eastAsia="Times New Roman" w:hAnsi="Consolas" w:cs="Times New Roman"/>
+          <w:color w:val="569CD6"/>
+          <w:kern w:val="0"/>
+          <w:sz w:val="21"/>
+          <w:szCs w:val="21"/>
+          <w:lang w:eastAsia="en-ID"/>
+          <w14:ligatures w14:val="none"/>
+        </w:rPr>
+        <w:t>button</w:t>
+      </w:r>
+      <w:r>
+        <w:rPr>
+          <w:rFonts w:ascii="Consolas" w:eastAsia="Times New Roman" w:hAnsi="Consolas" w:cs="Times New Roman"/>
+          <w:color w:val="CCCCCC"/>
+          <w:kern w:val="0"/>
+          <w:sz w:val="21"/>
+          <w:szCs w:val="21"/>
+          <w:lang w:eastAsia="en-ID"/>
+          <w14:ligatures w14:val="none"/>
+        </w:rPr>
+        <w:t xml:space="preserve"> </w:t>
+      </w:r>
+      <w:r>
+        <w:rPr>
+          <w:rFonts w:ascii="Consolas" w:eastAsia="Times New Roman" w:hAnsi="Consolas" w:cs="Times New Roman"/>
+          <w:color w:val="9CDCFE"/>
+          <w:kern w:val="0"/>
+          <w:sz w:val="21"/>
+          <w:szCs w:val="21"/>
+          <w:lang w:eastAsia="en-ID"/>
+          <w14:ligatures w14:val="none"/>
+        </w:rPr>
+        <w:t>type</w:t>
+      </w:r>
+      <w:r>
+        <w:rPr>
+          <w:rFonts w:ascii="Consolas" w:eastAsia="Times New Roman" w:hAnsi="Consolas" w:cs="Times New Roman"/>
+          <w:color w:val="CCCCCC"/>
+          <w:kern w:val="0"/>
+          <w:sz w:val="21"/>
+          <w:szCs w:val="21"/>
+          <w:lang w:eastAsia="en-ID"/>
+          <w14:ligatures w14:val="none"/>
+        </w:rPr>
+        <w:t>=</w:t>
+      </w:r>
+      <w:r>
+        <w:rPr>
+          <w:rFonts w:ascii="Consolas" w:eastAsia="Times New Roman" w:hAnsi="Consolas" w:cs="Times New Roman"/>
+          <w:color w:val="CE9178"/>
+          <w:kern w:val="0"/>
+          <w:sz w:val="21"/>
+          <w:szCs w:val="21"/>
+          <w:lang w:eastAsia="en-ID"/>
+          <w14:ligatures w14:val="none"/>
+        </w:rPr>
+        <w:t>"button"</w:t>
+      </w:r>
+      <w:r>
+        <w:rPr>
+          <w:rFonts w:ascii="Consolas" w:eastAsia="Times New Roman" w:hAnsi="Consolas" w:cs="Times New Roman"/>
+          <w:color w:val="CCCCCC"/>
+          <w:kern w:val="0"/>
+          <w:sz w:val="21"/>
+          <w:szCs w:val="21"/>
+          <w:lang w:eastAsia="en-ID"/>
+          <w14:ligatures w14:val="none"/>
+        </w:rPr>
+        <w:t xml:space="preserve"> </w:t>
+      </w:r>
+      <w:r>
+        <w:rPr>
+          <w:rFonts w:ascii="Consolas" w:eastAsia="Times New Roman" w:hAnsi="Consolas" w:cs="Times New Roman"/>
+          <w:color w:val="9CDCFE"/>
+          <w:kern w:val="0"/>
+          <w:sz w:val="21"/>
+          <w:szCs w:val="21"/>
+          <w:lang w:eastAsia="en-ID"/>
+          <w14:ligatures w14:val="none"/>
+        </w:rPr>
+        <w:t>class</w:t>
+      </w:r>
+      <w:r>
+        <w:rPr>
+          <w:rFonts w:ascii="Consolas" w:eastAsia="Times New Roman" w:hAnsi="Consolas" w:cs="Times New Roman"/>
+          <w:color w:val="CCCCCC"/>
+          <w:kern w:val="0"/>
+          <w:sz w:val="21"/>
+          <w:szCs w:val="21"/>
+          <w:lang w:eastAsia="en-ID"/>
+          <w14:ligatures w14:val="none"/>
+        </w:rPr>
+        <w:t>=</w:t>
+      </w:r>
+      <w:r>
+        <w:rPr>
+          <w:rFonts w:ascii="Consolas" w:eastAsia="Times New Roman" w:hAnsi="Consolas" w:cs="Times New Roman"/>
+          <w:color w:val="CE9178"/>
+          <w:kern w:val="0"/>
+          <w:sz w:val="21"/>
+          <w:szCs w:val="21"/>
+          <w:lang w:eastAsia="en-ID"/>
+          <w14:ligatures w14:val="none"/>
+        </w:rPr>
+        <w:t>"btn btn-primary mb-4 tombolTambahData"</w:t>
+      </w:r>
+      <w:r>
+        <w:rPr>
+          <w:rFonts w:ascii="Consolas" w:eastAsia="Times New Roman" w:hAnsi="Consolas" w:cs="Times New Roman"/>
+          <w:color w:val="CCCCCC"/>
+          <w:kern w:val="0"/>
+          <w:sz w:val="21"/>
+          <w:szCs w:val="21"/>
+          <w:lang w:eastAsia="en-ID"/>
+          <w14:ligatures w14:val="none"/>
+        </w:rPr>
+        <w:t xml:space="preserve"> </w:t>
+      </w:r>
+      <w:r>
+        <w:rPr>
+          <w:rFonts w:ascii="Consolas" w:eastAsia="Times New Roman" w:hAnsi="Consolas" w:cs="Times New Roman"/>
+          <w:color w:val="9CDCFE"/>
+          <w:kern w:val="0"/>
+          <w:sz w:val="21"/>
+          <w:szCs w:val="21"/>
+          <w:lang w:eastAsia="en-ID"/>
+          <w14:ligatures w14:val="none"/>
+        </w:rPr>
+        <w:t>data-bs-toggle</w:t>
+      </w:r>
+      <w:r>
+        <w:rPr>
+          <w:rFonts w:ascii="Consolas" w:eastAsia="Times New Roman" w:hAnsi="Consolas" w:cs="Times New Roman"/>
+          <w:color w:val="CCCCCC"/>
+          <w:kern w:val="0"/>
+          <w:sz w:val="21"/>
+          <w:szCs w:val="21"/>
+          <w:lang w:eastAsia="en-ID"/>
+          <w14:ligatures w14:val="none"/>
+        </w:rPr>
+        <w:t>=</w:t>
+      </w:r>
+      <w:r>
+        <w:rPr>
+          <w:rFonts w:ascii="Consolas" w:eastAsia="Times New Roman" w:hAnsi="Consolas" w:cs="Times New Roman"/>
+          <w:color w:val="CE9178"/>
+          <w:kern w:val="0"/>
+          <w:sz w:val="21"/>
+          <w:szCs w:val="21"/>
+          <w:lang w:eastAsia="en-ID"/>
+          <w14:ligatures w14:val="none"/>
+        </w:rPr>
+        <w:t>"modal"</w:t>
+      </w:r>
+    </w:p>
+    <w:p>
+      <w:pPr>
+        <w:shd w:val="clear" w:color="auto" w:fill="1F1F1F"/>
+        <w:spacing w:after="0" w:line="285" w:lineRule="atLeast"/>
+        <w:rPr>
+          <w:rFonts w:ascii="Consolas" w:eastAsia="Times New Roman" w:hAnsi="Consolas" w:cs="Times New Roman"/>
+          <w:color w:val="CCCCCC"/>
+          <w:kern w:val="0"/>
+          <w:sz w:val="21"/>
+          <w:szCs w:val="21"/>
+          <w:lang w:eastAsia="en-ID"/>
+          <w14:ligatures w14:val="none"/>
+        </w:rPr>
+      </w:pPr>
+      <w:r>
+        <w:rPr>
+          <w:rFonts w:ascii="Consolas" w:eastAsia="Times New Roman" w:hAnsi="Consolas" w:cs="Times New Roman"/>
+          <w:color w:val="CCCCCC"/>
+          <w:kern w:val="0"/>
+          <w:sz w:val="21"/>
+          <w:szCs w:val="21"/>
+          <w:lang w:eastAsia="en-ID"/>
+          <w14:ligatures w14:val="none"/>
+        </w:rPr>
+        <w:t xml:space="preserve">        </w:t>
+      </w:r>
+      <w:r>
+        <w:rPr>
+          <w:rFonts w:ascii="Consolas" w:eastAsia="Times New Roman" w:hAnsi="Consolas" w:cs="Times New Roman"/>
+          <w:color w:val="9CDCFE"/>
+          <w:kern w:val="0"/>
+          <w:sz w:val="21"/>
+          <w:szCs w:val="21"/>
+          <w:lang w:eastAsia="en-ID"/>
+          <w14:ligatures w14:val="none"/>
+        </w:rPr>
+        <w:t>data-bs-target</w:t>
+      </w:r>
+      <w:r>
+        <w:rPr>
+          <w:rFonts w:ascii="Consolas" w:eastAsia="Times New Roman" w:hAnsi="Consolas" w:cs="Times New Roman"/>
+          <w:color w:val="CCCCCC"/>
+          <w:kern w:val="0"/>
+          <w:sz w:val="21"/>
+          <w:szCs w:val="21"/>
+          <w:lang w:eastAsia="en-ID"/>
+          <w14:ligatures w14:val="none"/>
+        </w:rPr>
+        <w:t>=</w:t>
+      </w:r>
+      <w:r>
+        <w:rPr>
+          <w:rFonts w:ascii="Consolas" w:eastAsia="Times New Roman" w:hAnsi="Consolas" w:cs="Times New Roman"/>
+          <w:color w:val="CE9178"/>
+          <w:kern w:val="0"/>
+          <w:sz w:val="21"/>
+          <w:szCs w:val="21"/>
+          <w:lang w:eastAsia="en-ID"/>
+          <w14:ligatures w14:val="none"/>
+        </w:rPr>
+        <w:t>"#formModal"</w:t>
+      </w:r>
+      <w:r>
+        <w:rPr>
+          <w:rFonts w:ascii="Consolas" w:eastAsia="Times New Roman" w:hAnsi="Consolas" w:cs="Times New Roman"/>
+          <w:color w:val="808080"/>
+          <w:kern w:val="0"/>
+          <w:sz w:val="21"/>
+          <w:szCs w:val="21"/>
+          <w:lang w:eastAsia="en-ID"/>
+          <w14:ligatures w14:val="none"/>
+        </w:rPr>
+        <w:t>&gt;</w:t>
+      </w:r>
+    </w:p>
+    <w:p>
+      <w:pPr>
+        <w:shd w:val="clear" w:color="auto" w:fill="1F1F1F"/>
+        <w:spacing w:after="0" w:line="285" w:lineRule="atLeast"/>
+        <w:rPr>
+          <w:rFonts w:ascii="Consolas" w:eastAsia="Times New Roman" w:hAnsi="Consolas" w:cs="Times New Roman"/>
+          <w:color w:val="CCCCCC"/>
+          <w:kern w:val="0"/>
+          <w:sz w:val="21"/>
+          <w:szCs w:val="21"/>
+          <w:lang w:eastAsia="en-ID"/>
+          <w14:ligatures w14:val="none"/>
+        </w:rPr>
+      </w:pPr>
+      <w:r>
+        <w:rPr>
+          <w:rFonts w:ascii="Consolas" w:eastAsia="Times New Roman" w:hAnsi="Consolas" w:cs="Times New Roman"/>
+          <w:color w:val="CCCCCC"/>
+          <w:kern w:val="0"/>
+          <w:sz w:val="21"/>
+          <w:szCs w:val="21"/>
+          <w:lang w:eastAsia="en-ID"/>
+          <w14:ligatures w14:val="none"/>
+        </w:rPr>
+        <w:t>        Tambah data</w:t>
+      </w:r>
+    </w:p>
+    <w:p>
+      <w:pPr>
+        <w:shd w:val="clear" w:color="auto" w:fill="1F1F1F"/>
+        <w:spacing w:after="0" w:line="285" w:lineRule="atLeast"/>
+        <w:rPr>
+          <w:rFonts w:ascii="Consolas" w:eastAsia="Times New Roman" w:hAnsi="Consolas" w:cs="Times New Roman"/>
+          <w:color w:val="CCCCCC"/>
+          <w:kern w:val="0"/>
+          <w:sz w:val="21"/>
+          <w:szCs w:val="21"/>
+          <w:lang w:eastAsia="en-ID"/>
+          <w14:ligatures w14:val="none"/>
+        </w:rPr>
+      </w:pPr>
+      <w:r>
+        <w:rPr>
+          <w:rFonts w:ascii="Consolas" w:eastAsia="Times New Roman" w:hAnsi="Consolas" w:cs="Times New Roman"/>
+          <w:color w:val="CCCCCC"/>
+          <w:kern w:val="0"/>
+          <w:sz w:val="21"/>
+          <w:szCs w:val="21"/>
+          <w:lang w:eastAsia="en-ID"/>
+          <w14:ligatures w14:val="none"/>
+        </w:rPr>
+        <w:t xml:space="preserve">      </w:t>
+      </w:r>
+      <w:r>
+        <w:rPr>
+          <w:rFonts w:ascii="Consolas" w:eastAsia="Times New Roman" w:hAnsi="Consolas" w:cs="Times New Roman"/>
+          <w:color w:val="808080"/>
+          <w:kern w:val="0"/>
+          <w:sz w:val="21"/>
+          <w:szCs w:val="21"/>
+          <w:lang w:eastAsia="en-ID"/>
+          <w14:ligatures w14:val="none"/>
+        </w:rPr>
+        <w:t>&lt;/</w:t>
+      </w:r>
+      <w:r>
+        <w:rPr>
+          <w:rFonts w:ascii="Consolas" w:eastAsia="Times New Roman" w:hAnsi="Consolas" w:cs="Times New Roman"/>
+          <w:color w:val="569CD6"/>
+          <w:kern w:val="0"/>
+          <w:sz w:val="21"/>
+          <w:szCs w:val="21"/>
+          <w:lang w:eastAsia="en-ID"/>
+          <w14:ligatures w14:val="none"/>
+        </w:rPr>
+        <w:t>button</w:t>
+      </w:r>
+      <w:r>
+        <w:rPr>
+          <w:rFonts w:ascii="Consolas" w:eastAsia="Times New Roman" w:hAnsi="Consolas" w:cs="Times New Roman"/>
+          <w:color w:val="808080"/>
+          <w:kern w:val="0"/>
+          <w:sz w:val="21"/>
+          <w:szCs w:val="21"/>
+          <w:lang w:eastAsia="en-ID"/>
+          <w14:ligatures w14:val="none"/>
+        </w:rPr>
+        <w:t>&gt;</w:t>
+      </w:r>
+    </w:p>
+    <w:p>
+      <w:pPr>
+        <w:spacing w:after="0"/>
+        <w:jc w:val="both"/>
+        <w:rPr>
+          <w:rFonts w:ascii="Times New Roman" w:hAnsi="Times New Roman" w:cs="Times New Roman"/>
+        </w:rPr>
+      </w:pPr>
+    </w:p>
+    <w:p>
+      <w:pPr>
+        <w:spacing w:after="0"/>
+        <w:jc w:val="both"/>
+        <w:rPr>
+          <w:rFonts w:ascii="Times New Roman" w:hAnsi="Times New Roman" w:cs="Times New Roman"/>
+        </w:rPr>
+      </w:pPr>
+      <w:r>
+        <w:rPr>
+          <w:rFonts w:ascii="Times New Roman" w:hAnsi="Times New Roman" w:cs="Times New Roman"/>
+        </w:rPr>
+        <w:t>Tambahkan button ubah data</w:t>
+      </w:r>
+    </w:p>
+    <w:p>
+      <w:pPr>
+        <w:shd w:val="clear" w:color="auto" w:fill="1F1F1F"/>
+        <w:spacing w:after="0" w:line="285" w:lineRule="atLeast"/>
+        <w:rPr>
+          <w:rFonts w:ascii="Consolas" w:eastAsia="Times New Roman" w:hAnsi="Consolas" w:cs="Times New Roman"/>
+          <w:color w:val="CCCCCC"/>
+          <w:kern w:val="0"/>
+          <w:sz w:val="21"/>
+          <w:szCs w:val="21"/>
+          <w:lang w:eastAsia="en-ID"/>
+          <w14:ligatures w14:val="none"/>
+        </w:rPr>
+      </w:pPr>
+      <w:r>
+        <w:rPr>
+          <w:rFonts w:ascii="Consolas" w:eastAsia="Times New Roman" w:hAnsi="Consolas" w:cs="Times New Roman"/>
+          <w:color w:val="CCCCCC"/>
+          <w:kern w:val="0"/>
+          <w:sz w:val="21"/>
+          <w:szCs w:val="21"/>
+          <w:lang w:eastAsia="en-ID"/>
+          <w14:ligatures w14:val="none"/>
+        </w:rPr>
+        <w:t xml:space="preserve">            </w:t>
+      </w:r>
+      <w:r>
+        <w:rPr>
+          <w:rFonts w:ascii="Consolas" w:eastAsia="Times New Roman" w:hAnsi="Consolas" w:cs="Times New Roman"/>
+          <w:color w:val="808080"/>
+          <w:kern w:val="0"/>
+          <w:sz w:val="21"/>
+          <w:szCs w:val="21"/>
+          <w:lang w:eastAsia="en-ID"/>
+          <w14:ligatures w14:val="none"/>
+        </w:rPr>
+        <w:t>&lt;</w:t>
+      </w:r>
+      <w:r>
+        <w:rPr>
+          <w:rFonts w:ascii="Consolas" w:eastAsia="Times New Roman" w:hAnsi="Consolas" w:cs="Times New Roman"/>
+          <w:color w:val="569CD6"/>
+          <w:kern w:val="0"/>
+          <w:sz w:val="21"/>
+          <w:szCs w:val="21"/>
+          <w:lang w:eastAsia="en-ID"/>
+          <w14:ligatures w14:val="none"/>
+        </w:rPr>
+        <w:t>a</w:t>
+      </w:r>
+      <w:r>
+        <w:rPr>
+          <w:rFonts w:ascii="Consolas" w:eastAsia="Times New Roman" w:hAnsi="Consolas" w:cs="Times New Roman"/>
+          <w:color w:val="CCCCCC"/>
+          <w:kern w:val="0"/>
+          <w:sz w:val="21"/>
+          <w:szCs w:val="21"/>
+          <w:lang w:eastAsia="en-ID"/>
+          <w14:ligatures w14:val="none"/>
+        </w:rPr>
+        <w:t xml:space="preserve"> </w:t>
+      </w:r>
+      <w:r>
+        <w:rPr>
+          <w:rFonts w:ascii="Consolas" w:eastAsia="Times New Roman" w:hAnsi="Consolas" w:cs="Times New Roman"/>
+          <w:color w:val="9CDCFE"/>
+          <w:kern w:val="0"/>
+          <w:sz w:val="21"/>
+          <w:szCs w:val="21"/>
+          <w:lang w:eastAsia="en-ID"/>
+          <w14:ligatures w14:val="none"/>
+        </w:rPr>
+        <w:t>href</w:t>
+      </w:r>
+      <w:r>
+        <w:rPr>
+          <w:rFonts w:ascii="Consolas" w:eastAsia="Times New Roman" w:hAnsi="Consolas" w:cs="Times New Roman"/>
+          <w:color w:val="CCCCCC"/>
+          <w:kern w:val="0"/>
+          <w:sz w:val="21"/>
+          <w:szCs w:val="21"/>
+          <w:lang w:eastAsia="en-ID"/>
+          <w14:ligatures w14:val="none"/>
+        </w:rPr>
+        <w:t>=</w:t>
+      </w:r>
+      <w:r>
+        <w:rPr>
+          <w:rFonts w:ascii="Consolas" w:eastAsia="Times New Roman" w:hAnsi="Consolas" w:cs="Times New Roman"/>
+          <w:color w:val="CE9178"/>
+          <w:kern w:val="0"/>
+          <w:sz w:val="21"/>
+          <w:szCs w:val="21"/>
+          <w:lang w:eastAsia="en-ID"/>
+          <w14:ligatures w14:val="none"/>
+        </w:rPr>
+        <w:t>"</w:t>
+      </w:r>
+      <w:r>
+        <w:rPr>
+          <w:rFonts w:ascii="Consolas" w:eastAsia="Times New Roman" w:hAnsi="Consolas" w:cs="Times New Roman"/>
+          <w:color w:val="569CD6"/>
+          <w:kern w:val="0"/>
+          <w:sz w:val="21"/>
+          <w:szCs w:val="21"/>
+          <w:lang w:eastAsia="en-ID"/>
+          <w14:ligatures w14:val="none"/>
+        </w:rPr>
+        <w:t>&lt;?=</w:t>
+      </w:r>
+      <w:r>
+        <w:rPr>
+          <w:rFonts w:ascii="Consolas" w:eastAsia="Times New Roman" w:hAnsi="Consolas" w:cs="Times New Roman"/>
+          <w:color w:val="D4D4D4"/>
+          <w:kern w:val="0"/>
+          <w:sz w:val="21"/>
+          <w:szCs w:val="21"/>
+          <w:lang w:eastAsia="en-ID"/>
+          <w14:ligatures w14:val="none"/>
+        </w:rPr>
+        <w:t xml:space="preserve"> BASEURL; </w:t>
+      </w:r>
+      <w:r>
+        <w:rPr>
+          <w:rFonts w:ascii="Consolas" w:eastAsia="Times New Roman" w:hAnsi="Consolas" w:cs="Times New Roman"/>
+          <w:color w:val="569CD6"/>
+          <w:kern w:val="0"/>
+          <w:sz w:val="21"/>
+          <w:szCs w:val="21"/>
+          <w:lang w:eastAsia="en-ID"/>
+          <w14:ligatures w14:val="none"/>
+        </w:rPr>
+        <w:t>?&gt;</w:t>
+      </w:r>
+      <w:r>
+        <w:rPr>
+          <w:rFonts w:ascii="Consolas" w:eastAsia="Times New Roman" w:hAnsi="Consolas" w:cs="Times New Roman"/>
+          <w:color w:val="CE9178"/>
+          <w:kern w:val="0"/>
+          <w:sz w:val="21"/>
+          <w:szCs w:val="21"/>
+          <w:lang w:eastAsia="en-ID"/>
+          <w14:ligatures w14:val="none"/>
+        </w:rPr>
+        <w:t>/mahasiswa/ubah/</w:t>
+      </w:r>
+      <w:r>
+        <w:rPr>
+          <w:rFonts w:ascii="Consolas" w:eastAsia="Times New Roman" w:hAnsi="Consolas" w:cs="Times New Roman"/>
+          <w:color w:val="569CD6"/>
+          <w:kern w:val="0"/>
+          <w:sz w:val="21"/>
+          <w:szCs w:val="21"/>
+          <w:lang w:eastAsia="en-ID"/>
+          <w14:ligatures w14:val="none"/>
+        </w:rPr>
+        <w:t>&lt;?=</w:t>
+      </w:r>
+      <w:r>
+        <w:rPr>
+          <w:rFonts w:ascii="Consolas" w:eastAsia="Times New Roman" w:hAnsi="Consolas" w:cs="Times New Roman"/>
+          <w:color w:val="D4D4D4"/>
+          <w:kern w:val="0"/>
+          <w:sz w:val="21"/>
+          <w:szCs w:val="21"/>
+          <w:lang w:eastAsia="en-ID"/>
+          <w14:ligatures w14:val="none"/>
+        </w:rPr>
+        <w:t xml:space="preserve"> </w:t>
+      </w:r>
+      <w:r>
+        <w:rPr>
+          <w:rFonts w:ascii="Consolas" w:eastAsia="Times New Roman" w:hAnsi="Consolas" w:cs="Times New Roman"/>
+          <w:color w:val="9CDCFE"/>
+          <w:kern w:val="0"/>
+          <w:sz w:val="21"/>
+          <w:szCs w:val="21"/>
+          <w:lang w:eastAsia="en-ID"/>
+          <w14:ligatures w14:val="none"/>
+        </w:rPr>
+        <w:t>$mahasiswa</w:t>
+      </w:r>
+      <w:r>
+        <w:rPr>
+          <w:rFonts w:ascii="Consolas" w:eastAsia="Times New Roman" w:hAnsi="Consolas" w:cs="Times New Roman"/>
+          <w:color w:val="D4D4D4"/>
+          <w:kern w:val="0"/>
+          <w:sz w:val="21"/>
+          <w:szCs w:val="21"/>
+          <w:lang w:eastAsia="en-ID"/>
+          <w14:ligatures w14:val="none"/>
+        </w:rPr>
+        <w:t>[</w:t>
+      </w:r>
+      <w:r>
+        <w:rPr>
+          <w:rFonts w:ascii="Consolas" w:eastAsia="Times New Roman" w:hAnsi="Consolas" w:cs="Times New Roman"/>
+          <w:color w:val="CE9178"/>
+          <w:kern w:val="0"/>
+          <w:sz w:val="21"/>
+          <w:szCs w:val="21"/>
+          <w:lang w:eastAsia="en-ID"/>
+          <w14:ligatures w14:val="none"/>
+        </w:rPr>
+        <w:t>'id'</w:t>
+      </w:r>
+      <w:r>
+        <w:rPr>
+          <w:rFonts w:ascii="Consolas" w:eastAsia="Times New Roman" w:hAnsi="Consolas" w:cs="Times New Roman"/>
+          <w:color w:val="D4D4D4"/>
+          <w:kern w:val="0"/>
+          <w:sz w:val="21"/>
+          <w:szCs w:val="21"/>
+          <w:lang w:eastAsia="en-ID"/>
+          <w14:ligatures w14:val="none"/>
+        </w:rPr>
+        <w:t xml:space="preserve">]; </w:t>
+      </w:r>
+      <w:r>
+        <w:rPr>
+          <w:rFonts w:ascii="Consolas" w:eastAsia="Times New Roman" w:hAnsi="Consolas" w:cs="Times New Roman"/>
+          <w:color w:val="569CD6"/>
+          <w:kern w:val="0"/>
+          <w:sz w:val="21"/>
+          <w:szCs w:val="21"/>
+          <w:lang w:eastAsia="en-ID"/>
+          <w14:ligatures w14:val="none"/>
+        </w:rPr>
+        <w:t>?&gt;</w:t>
+      </w:r>
+      <w:r>
+        <w:rPr>
+          <w:rFonts w:ascii="Consolas" w:eastAsia="Times New Roman" w:hAnsi="Consolas" w:cs="Times New Roman"/>
+          <w:color w:val="CE9178"/>
+          <w:kern w:val="0"/>
+          <w:sz w:val="21"/>
+          <w:szCs w:val="21"/>
+          <w:lang w:eastAsia="en-ID"/>
+          <w14:ligatures w14:val="none"/>
+        </w:rPr>
+        <w:t>"</w:t>
+      </w:r>
+    </w:p>
+    <w:p>
+      <w:pPr>
+        <w:shd w:val="clear" w:color="auto" w:fill="1F1F1F"/>
+        <w:spacing w:after="0" w:line="285" w:lineRule="atLeast"/>
+        <w:rPr>
+          <w:rFonts w:ascii="Consolas" w:eastAsia="Times New Roman" w:hAnsi="Consolas" w:cs="Times New Roman"/>
+          <w:color w:val="CCCCCC"/>
+          <w:kern w:val="0"/>
+          <w:sz w:val="21"/>
+          <w:szCs w:val="21"/>
+          <w:lang w:eastAsia="en-ID"/>
+          <w14:ligatures w14:val="none"/>
+        </w:rPr>
+      </w:pPr>
+      <w:r>
+        <w:rPr>
+          <w:rFonts w:ascii="Consolas" w:eastAsia="Times New Roman" w:hAnsi="Consolas" w:cs="Times New Roman"/>
+          <w:color w:val="CCCCCC"/>
+          <w:kern w:val="0"/>
+          <w:sz w:val="21"/>
+          <w:szCs w:val="21"/>
+          <w:lang w:eastAsia="en-ID"/>
+          <w14:ligatures w14:val="none"/>
+        </w:rPr>
+        <w:t xml:space="preserve">              </w:t>
+      </w:r>
+      <w:r>
+        <w:rPr>
+          <w:rFonts w:ascii="Consolas" w:eastAsia="Times New Roman" w:hAnsi="Consolas" w:cs="Times New Roman"/>
+          <w:color w:val="9CDCFE"/>
+          <w:kern w:val="0"/>
+          <w:sz w:val="21"/>
+          <w:szCs w:val="21"/>
+          <w:lang w:eastAsia="en-ID"/>
+          <w14:ligatures w14:val="none"/>
+        </w:rPr>
+        <w:t>class</w:t>
+      </w:r>
+      <w:r>
+        <w:rPr>
+          <w:rFonts w:ascii="Consolas" w:eastAsia="Times New Roman" w:hAnsi="Consolas" w:cs="Times New Roman"/>
+          <w:color w:val="CCCCCC"/>
+          <w:kern w:val="0"/>
+          <w:sz w:val="21"/>
+          <w:szCs w:val="21"/>
+          <w:lang w:eastAsia="en-ID"/>
+          <w14:ligatures w14:val="none"/>
+        </w:rPr>
+        <w:t>=</w:t>
+      </w:r>
+      <w:r>
+        <w:rPr>
+          <w:rFonts w:ascii="Consolas" w:eastAsia="Times New Roman" w:hAnsi="Consolas" w:cs="Times New Roman"/>
+          <w:color w:val="CE9178"/>
+          <w:kern w:val="0"/>
+          <w:sz w:val="21"/>
+          <w:szCs w:val="21"/>
+          <w:lang w:eastAsia="en-ID"/>
+          <w14:ligatures w14:val="none"/>
+        </w:rPr>
+        <w:t>"btn btn-success btn-sm tampilModalUbah"</w:t>
+      </w:r>
+      <w:r>
+        <w:rPr>
+          <w:rFonts w:ascii="Consolas" w:eastAsia="Times New Roman" w:hAnsi="Consolas" w:cs="Times New Roman"/>
+          <w:color w:val="CCCCCC"/>
+          <w:kern w:val="0"/>
+          <w:sz w:val="21"/>
+          <w:szCs w:val="21"/>
+          <w:lang w:eastAsia="en-ID"/>
+          <w14:ligatures w14:val="none"/>
+        </w:rPr>
+        <w:t xml:space="preserve"> </w:t>
+      </w:r>
+      <w:r>
+        <w:rPr>
+          <w:rFonts w:ascii="Consolas" w:eastAsia="Times New Roman" w:hAnsi="Consolas" w:cs="Times New Roman"/>
+          <w:color w:val="9CDCFE"/>
+          <w:kern w:val="0"/>
+          <w:sz w:val="21"/>
+          <w:szCs w:val="21"/>
+          <w:lang w:eastAsia="en-ID"/>
+          <w14:ligatures w14:val="none"/>
+        </w:rPr>
+        <w:t>data-bs-toggle</w:t>
+      </w:r>
+      <w:r>
+        <w:rPr>
+          <w:rFonts w:ascii="Consolas" w:eastAsia="Times New Roman" w:hAnsi="Consolas" w:cs="Times New Roman"/>
+          <w:color w:val="CCCCCC"/>
+          <w:kern w:val="0"/>
+          <w:sz w:val="21"/>
+          <w:szCs w:val="21"/>
+          <w:lang w:eastAsia="en-ID"/>
+          <w14:ligatures w14:val="none"/>
+        </w:rPr>
+        <w:t>=</w:t>
+      </w:r>
+      <w:r>
+        <w:rPr>
+          <w:rFonts w:ascii="Consolas" w:eastAsia="Times New Roman" w:hAnsi="Consolas" w:cs="Times New Roman"/>
+          <w:color w:val="CE9178"/>
+          <w:kern w:val="0"/>
+          <w:sz w:val="21"/>
+          <w:szCs w:val="21"/>
+          <w:lang w:eastAsia="en-ID"/>
+          <w14:ligatures w14:val="none"/>
+        </w:rPr>
+        <w:t>"modal"</w:t>
+      </w:r>
+      <w:r>
+        <w:rPr>
+          <w:rFonts w:ascii="Consolas" w:eastAsia="Times New Roman" w:hAnsi="Consolas" w:cs="Times New Roman"/>
+          <w:color w:val="CCCCCC"/>
+          <w:kern w:val="0"/>
+          <w:sz w:val="21"/>
+          <w:szCs w:val="21"/>
+          <w:lang w:eastAsia="en-ID"/>
+          <w14:ligatures w14:val="none"/>
+        </w:rPr>
+        <w:t xml:space="preserve"> </w:t>
+      </w:r>
+      <w:r>
+        <w:rPr>
+          <w:rFonts w:ascii="Consolas" w:eastAsia="Times New Roman" w:hAnsi="Consolas" w:cs="Times New Roman"/>
+          <w:color w:val="9CDCFE"/>
+          <w:kern w:val="0"/>
+          <w:sz w:val="21"/>
+          <w:szCs w:val="21"/>
+          <w:lang w:eastAsia="en-ID"/>
+          <w14:ligatures w14:val="none"/>
+        </w:rPr>
+        <w:t>data-bs-target</w:t>
+      </w:r>
+      <w:r>
+        <w:rPr>
+          <w:rFonts w:ascii="Consolas" w:eastAsia="Times New Roman" w:hAnsi="Consolas" w:cs="Times New Roman"/>
+          <w:color w:val="CCCCCC"/>
+          <w:kern w:val="0"/>
+          <w:sz w:val="21"/>
+          <w:szCs w:val="21"/>
+          <w:lang w:eastAsia="en-ID"/>
+          <w14:ligatures w14:val="none"/>
+        </w:rPr>
+        <w:t>=</w:t>
+      </w:r>
+      <w:r>
+        <w:rPr>
+          <w:rFonts w:ascii="Consolas" w:eastAsia="Times New Roman" w:hAnsi="Consolas" w:cs="Times New Roman"/>
+          <w:color w:val="CE9178"/>
+          <w:kern w:val="0"/>
+          <w:sz w:val="21"/>
+          <w:szCs w:val="21"/>
+          <w:lang w:eastAsia="en-ID"/>
+          <w14:ligatures w14:val="none"/>
+        </w:rPr>
+        <w:t>"#formModal"</w:t>
+      </w:r>
+    </w:p>
+    <w:p>
+      <w:pPr>
+        <w:shd w:val="clear" w:color="auto" w:fill="1F1F1F"/>
+        <w:spacing w:after="0" w:line="285" w:lineRule="atLeast"/>
+        <w:rPr>
+          <w:rFonts w:ascii="Consolas" w:eastAsia="Times New Roman" w:hAnsi="Consolas" w:cs="Times New Roman"/>
+          <w:color w:val="CCCCCC"/>
+          <w:kern w:val="0"/>
+          <w:sz w:val="21"/>
+          <w:szCs w:val="21"/>
+          <w:lang w:eastAsia="en-ID"/>
+          <w14:ligatures w14:val="none"/>
+        </w:rPr>
+      </w:pPr>
+      <w:r>
+        <w:rPr>
+          <w:rFonts w:ascii="Consolas" w:eastAsia="Times New Roman" w:hAnsi="Consolas" w:cs="Times New Roman"/>
+          <w:color w:val="CCCCCC"/>
+          <w:kern w:val="0"/>
+          <w:sz w:val="21"/>
+          <w:szCs w:val="21"/>
+          <w:lang w:eastAsia="en-ID"/>
+          <w14:ligatures w14:val="none"/>
+        </w:rPr>
+        <w:t xml:space="preserve">              </w:t>
+      </w:r>
+      <w:r>
+        <w:rPr>
+          <w:rFonts w:ascii="Consolas" w:eastAsia="Times New Roman" w:hAnsi="Consolas" w:cs="Times New Roman"/>
+          <w:color w:val="9CDCFE"/>
+          <w:kern w:val="0"/>
+          <w:sz w:val="21"/>
+          <w:szCs w:val="21"/>
+          <w:lang w:eastAsia="en-ID"/>
+          <w14:ligatures w14:val="none"/>
+        </w:rPr>
+        <w:t>data-id</w:t>
+      </w:r>
+      <w:r>
+        <w:rPr>
+          <w:rFonts w:ascii="Consolas" w:eastAsia="Times New Roman" w:hAnsi="Consolas" w:cs="Times New Roman"/>
+          <w:color w:val="CCCCCC"/>
+          <w:kern w:val="0"/>
+          <w:sz w:val="21"/>
+          <w:szCs w:val="21"/>
+          <w:lang w:eastAsia="en-ID"/>
+          <w14:ligatures w14:val="none"/>
+        </w:rPr>
+        <w:t>=</w:t>
+      </w:r>
+      <w:r>
+        <w:rPr>
+          <w:rFonts w:ascii="Consolas" w:eastAsia="Times New Roman" w:hAnsi="Consolas" w:cs="Times New Roman"/>
+          <w:color w:val="CE9178"/>
+          <w:kern w:val="0"/>
+          <w:sz w:val="21"/>
+          <w:szCs w:val="21"/>
+          <w:lang w:eastAsia="en-ID"/>
+          <w14:ligatures w14:val="none"/>
+        </w:rPr>
+        <w:t>"</w:t>
+      </w:r>
+      <w:r>
+        <w:rPr>
+          <w:rFonts w:ascii="Consolas" w:eastAsia="Times New Roman" w:hAnsi="Consolas" w:cs="Times New Roman"/>
+          <w:color w:val="569CD6"/>
+          <w:kern w:val="0"/>
+          <w:sz w:val="21"/>
+          <w:szCs w:val="21"/>
+          <w:lang w:eastAsia="en-ID"/>
+          <w14:ligatures w14:val="none"/>
+        </w:rPr>
+        <w:t>&lt;?=</w:t>
+      </w:r>
+      <w:r>
+        <w:rPr>
+          <w:rFonts w:ascii="Consolas" w:eastAsia="Times New Roman" w:hAnsi="Consolas" w:cs="Times New Roman"/>
+          <w:color w:val="D4D4D4"/>
+          <w:kern w:val="0"/>
+          <w:sz w:val="21"/>
+          <w:szCs w:val="21"/>
+          <w:lang w:eastAsia="en-ID"/>
+          <w14:ligatures w14:val="none"/>
+        </w:rPr>
+        <w:t xml:space="preserve"> </w:t>
+      </w:r>
+      <w:r>
+        <w:rPr>
+          <w:rFonts w:ascii="Consolas" w:eastAsia="Times New Roman" w:hAnsi="Consolas" w:cs="Times New Roman"/>
+          <w:color w:val="9CDCFE"/>
+          <w:kern w:val="0"/>
+          <w:sz w:val="21"/>
+          <w:szCs w:val="21"/>
+          <w:lang w:eastAsia="en-ID"/>
+          <w14:ligatures w14:val="none"/>
+        </w:rPr>
+        <w:t>$mahasiswa</w:t>
+      </w:r>
+      <w:r>
+        <w:rPr>
+          <w:rFonts w:ascii="Consolas" w:eastAsia="Times New Roman" w:hAnsi="Consolas" w:cs="Times New Roman"/>
+          <w:color w:val="D4D4D4"/>
+          <w:kern w:val="0"/>
+          <w:sz w:val="21"/>
+          <w:szCs w:val="21"/>
+          <w:lang w:eastAsia="en-ID"/>
+          <w14:ligatures w14:val="none"/>
+        </w:rPr>
+        <w:t>[</w:t>
+      </w:r>
+      <w:r>
+        <w:rPr>
+          <w:rFonts w:ascii="Consolas" w:eastAsia="Times New Roman" w:hAnsi="Consolas" w:cs="Times New Roman"/>
+          <w:color w:val="CE9178"/>
+          <w:kern w:val="0"/>
+          <w:sz w:val="21"/>
+          <w:szCs w:val="21"/>
+          <w:lang w:eastAsia="en-ID"/>
+          <w14:ligatures w14:val="none"/>
+        </w:rPr>
+        <w:t>'id'</w:t>
+      </w:r>
+      <w:r>
+        <w:rPr>
+          <w:rFonts w:ascii="Consolas" w:eastAsia="Times New Roman" w:hAnsi="Consolas" w:cs="Times New Roman"/>
+          <w:color w:val="D4D4D4"/>
+          <w:kern w:val="0"/>
+          <w:sz w:val="21"/>
+          <w:szCs w:val="21"/>
+          <w:lang w:eastAsia="en-ID"/>
+          <w14:ligatures w14:val="none"/>
+        </w:rPr>
+        <w:t xml:space="preserve">]; </w:t>
+      </w:r>
+      <w:r>
+        <w:rPr>
+          <w:rFonts w:ascii="Consolas" w:eastAsia="Times New Roman" w:hAnsi="Consolas" w:cs="Times New Roman"/>
+          <w:color w:val="569CD6"/>
+          <w:kern w:val="0"/>
+          <w:sz w:val="21"/>
+          <w:szCs w:val="21"/>
+          <w:lang w:eastAsia="en-ID"/>
+          <w14:ligatures w14:val="none"/>
+        </w:rPr>
+        <w:t>?&gt;</w:t>
+      </w:r>
+      <w:r>
+        <w:rPr>
+          <w:rFonts w:ascii="Consolas" w:eastAsia="Times New Roman" w:hAnsi="Consolas" w:cs="Times New Roman"/>
+          <w:color w:val="CE9178"/>
+          <w:kern w:val="0"/>
+          <w:sz w:val="21"/>
+          <w:szCs w:val="21"/>
+          <w:lang w:eastAsia="en-ID"/>
+          <w14:ligatures w14:val="none"/>
+        </w:rPr>
+        <w:t>"</w:t>
+      </w:r>
+      <w:r>
+        <w:rPr>
+          <w:rFonts w:ascii="Consolas" w:eastAsia="Times New Roman" w:hAnsi="Consolas" w:cs="Times New Roman"/>
+          <w:color w:val="808080"/>
+          <w:kern w:val="0"/>
+          <w:sz w:val="21"/>
+          <w:szCs w:val="21"/>
+          <w:lang w:eastAsia="en-ID"/>
+          <w14:ligatures w14:val="none"/>
+        </w:rPr>
+        <w:t>&gt;</w:t>
+      </w:r>
+    </w:p>
+    <w:p>
+      <w:pPr>
+        <w:shd w:val="clear" w:color="auto" w:fill="1F1F1F"/>
+        <w:spacing w:after="0" w:line="285" w:lineRule="atLeast"/>
+        <w:rPr>
+          <w:rFonts w:ascii="Consolas" w:eastAsia="Times New Roman" w:hAnsi="Consolas" w:cs="Times New Roman"/>
+          <w:color w:val="CCCCCC"/>
+          <w:kern w:val="0"/>
+          <w:sz w:val="21"/>
+          <w:szCs w:val="21"/>
+          <w:lang w:eastAsia="en-ID"/>
+          <w14:ligatures w14:val="none"/>
+        </w:rPr>
+      </w:pPr>
+      <w:r>
+        <w:rPr>
+          <w:rFonts w:ascii="Consolas" w:eastAsia="Times New Roman" w:hAnsi="Consolas" w:cs="Times New Roman"/>
+          <w:color w:val="CCCCCC"/>
+          <w:kern w:val="0"/>
+          <w:sz w:val="21"/>
+          <w:szCs w:val="21"/>
+          <w:lang w:eastAsia="en-ID"/>
+          <w14:ligatures w14:val="none"/>
+        </w:rPr>
+        <w:t>              Ubah</w:t>
+      </w:r>
+    </w:p>
+    <w:p>
+      <w:pPr>
+        <w:shd w:val="clear" w:color="auto" w:fill="1F1F1F"/>
+        <w:spacing w:after="0" w:line="285" w:lineRule="atLeast"/>
+        <w:rPr>
+          <w:rFonts w:ascii="Consolas" w:eastAsia="Times New Roman" w:hAnsi="Consolas" w:cs="Times New Roman"/>
+          <w:color w:val="CCCCCC"/>
+          <w:kern w:val="0"/>
+          <w:sz w:val="21"/>
+          <w:szCs w:val="21"/>
+          <w:lang w:eastAsia="en-ID"/>
+          <w14:ligatures w14:val="none"/>
+        </w:rPr>
+      </w:pPr>
+      <w:r>
+        <w:rPr>
+          <w:rFonts w:ascii="Consolas" w:eastAsia="Times New Roman" w:hAnsi="Consolas" w:cs="Times New Roman"/>
+          <w:color w:val="CCCCCC"/>
+          <w:kern w:val="0"/>
+          <w:sz w:val="21"/>
+          <w:szCs w:val="21"/>
+          <w:lang w:eastAsia="en-ID"/>
+          <w14:ligatures w14:val="none"/>
+        </w:rPr>
+        <w:t xml:space="preserve">            </w:t>
+      </w:r>
+      <w:r>
+        <w:rPr>
+          <w:rFonts w:ascii="Consolas" w:eastAsia="Times New Roman" w:hAnsi="Consolas" w:cs="Times New Roman"/>
+          <w:color w:val="808080"/>
+          <w:kern w:val="0"/>
+          <w:sz w:val="21"/>
+          <w:szCs w:val="21"/>
+          <w:lang w:eastAsia="en-ID"/>
+          <w14:ligatures w14:val="none"/>
+        </w:rPr>
+        <w:t>&lt;/</w:t>
+      </w:r>
+      <w:r>
+        <w:rPr>
+          <w:rFonts w:ascii="Consolas" w:eastAsia="Times New Roman" w:hAnsi="Consolas" w:cs="Times New Roman"/>
+          <w:color w:val="569CD6"/>
+          <w:kern w:val="0"/>
+          <w:sz w:val="21"/>
+          <w:szCs w:val="21"/>
+          <w:lang w:eastAsia="en-ID"/>
+          <w14:ligatures w14:val="none"/>
+        </w:rPr>
+        <w:t>a</w:t>
+      </w:r>
+      <w:r>
+        <w:rPr>
+          <w:rFonts w:ascii="Consolas" w:eastAsia="Times New Roman" w:hAnsi="Consolas" w:cs="Times New Roman"/>
+          <w:color w:val="808080"/>
+          <w:kern w:val="0"/>
+          <w:sz w:val="21"/>
+          <w:szCs w:val="21"/>
+          <w:lang w:eastAsia="en-ID"/>
+          <w14:ligatures w14:val="none"/>
+        </w:rPr>
+        <w:t>&gt;</w:t>
+      </w:r>
+    </w:p>
+    <w:p>
+      <w:pPr>
+        <w:spacing w:after="0"/>
+        <w:jc w:val="both"/>
+        <w:rPr>
+          <w:rFonts w:ascii="Times New Roman" w:hAnsi="Times New Roman" w:cs="Times New Roman"/>
+        </w:rPr>
+      </w:pPr>
+      <w:r>
+        <w:rPr>
+          <w:rFonts w:ascii="Times New Roman" w:hAnsi="Times New Roman" w:cs="Times New Roman"/>
+        </w:rPr>
+        <w:t xml:space="preserve">Disini dipergunakan </w:t>
+      </w:r>
+      <w:r>
+        <w:rPr>
+          <w:rFonts w:ascii="Times New Roman" w:hAnsi="Times New Roman" w:cs="Times New Roman"/>
+          <w:b/>
+          <w:bCs/>
+        </w:rPr>
+        <w:t>untuk menampilkan class tampilModalUbah yang diacukan oleh</w:t>
+      </w:r>
+      <w:r>
+        <w:rPr>
+          <w:rFonts w:ascii="Times New Roman" w:hAnsi="Times New Roman" w:cs="Times New Roman"/>
+          <w:b/>
+          <w:bCs/>
+        </w:rPr>
+        <w:t xml:space="preserve"> data-bs-toggle=”modal” bawaan boostrap</w:t>
+      </w:r>
+    </w:p>
+    <w:p>
+      <w:pPr>
+        <w:spacing w:after="0"/>
+        <w:jc w:val="both"/>
+        <w:rPr>
+          <w:rFonts w:ascii="Times New Roman" w:hAnsi="Times New Roman" w:cs="Times New Roman"/>
+        </w:rPr>
+      </w:pPr>
+    </w:p>
+    <w:p>
+      <w:pPr>
+        <w:spacing w:after="0"/>
+        <w:jc w:val="both"/>
+        <w:rPr>
+          <w:rFonts w:ascii="Times New Roman" w:hAnsi="Times New Roman" w:cs="Times New Roman"/>
+          <w:b/>
+          <w:bCs/>
+        </w:rPr>
+      </w:pPr>
+      <w:r>
+        <w:rPr>
+          <w:rFonts w:ascii="Times New Roman" w:hAnsi="Times New Roman" w:cs="Times New Roman"/>
+          <w:b/>
+          <w:bCs/>
+        </w:rPr>
+        <w:t>C. Script JS</w:t>
+      </w:r>
+    </w:p>
+    <w:p>
+      <w:pPr>
+        <w:shd w:val="clear" w:color="auto" w:fill="1F1F1F"/>
+        <w:spacing w:after="0" w:line="285" w:lineRule="atLeast"/>
+        <w:rPr>
+          <w:rFonts w:ascii="Consolas" w:eastAsia="Times New Roman" w:hAnsi="Consolas" w:cs="Times New Roman"/>
+          <w:color w:val="CCCCCC"/>
+          <w:kern w:val="0"/>
+          <w:sz w:val="21"/>
+          <w:szCs w:val="21"/>
+          <w:lang w:eastAsia="en-ID"/>
+          <w14:ligatures w14:val="none"/>
+        </w:rPr>
+      </w:pPr>
+      <w:r>
+        <w:rPr>
+          <w:rFonts w:ascii="Consolas" w:eastAsia="Times New Roman" w:hAnsi="Consolas" w:cs="Times New Roman"/>
+          <w:color w:val="DCDCAA"/>
+          <w:kern w:val="0"/>
+          <w:sz w:val="21"/>
+          <w:szCs w:val="21"/>
+          <w:lang w:eastAsia="en-ID"/>
+          <w14:ligatures w14:val="none"/>
+        </w:rPr>
+        <w:t>$</w:t>
+      </w:r>
+      <w:r>
+        <w:rPr>
+          <w:rFonts w:ascii="Consolas" w:eastAsia="Times New Roman" w:hAnsi="Consolas" w:cs="Times New Roman"/>
+          <w:color w:val="CCCCCC"/>
+          <w:kern w:val="0"/>
+          <w:sz w:val="21"/>
+          <w:szCs w:val="21"/>
+          <w:lang w:eastAsia="en-ID"/>
+          <w14:ligatures w14:val="none"/>
+        </w:rPr>
+        <w:t>(</w:t>
+      </w:r>
+      <w:r>
+        <w:rPr>
+          <w:rFonts w:ascii="Consolas" w:eastAsia="Times New Roman" w:hAnsi="Consolas" w:cs="Times New Roman"/>
+          <w:color w:val="569CD6"/>
+          <w:kern w:val="0"/>
+          <w:sz w:val="21"/>
+          <w:szCs w:val="21"/>
+          <w:lang w:eastAsia="en-ID"/>
+          <w14:ligatures w14:val="none"/>
+        </w:rPr>
+        <w:t>function</w:t>
+      </w:r>
+      <w:r>
+        <w:rPr>
+          <w:rFonts w:ascii="Consolas" w:eastAsia="Times New Roman" w:hAnsi="Consolas" w:cs="Times New Roman"/>
+          <w:color w:val="CCCCCC"/>
+          <w:kern w:val="0"/>
+          <w:sz w:val="21"/>
+          <w:szCs w:val="21"/>
+          <w:lang w:eastAsia="en-ID"/>
+          <w14:ligatures w14:val="none"/>
+        </w:rPr>
+        <w:t xml:space="preserve"> () {</w:t>
+      </w:r>
+    </w:p>
+    <w:p>
+      <w:pPr>
+        <w:shd w:val="clear" w:color="auto" w:fill="1F1F1F"/>
+        <w:spacing w:after="0" w:line="285" w:lineRule="atLeast"/>
+        <w:rPr>
+          <w:rFonts w:ascii="Consolas" w:eastAsia="Times New Roman" w:hAnsi="Consolas" w:cs="Times New Roman"/>
+          <w:color w:val="CCCCCC"/>
+          <w:kern w:val="0"/>
+          <w:sz w:val="21"/>
+          <w:szCs w:val="21"/>
+          <w:lang w:eastAsia="en-ID"/>
+          <w14:ligatures w14:val="none"/>
+        </w:rPr>
+      </w:pPr>
+      <w:r>
+        <w:rPr>
+          <w:rFonts w:ascii="Consolas" w:eastAsia="Times New Roman" w:hAnsi="Consolas" w:cs="Times New Roman"/>
+          <w:color w:val="CCCCCC"/>
+          <w:kern w:val="0"/>
+          <w:sz w:val="21"/>
+          <w:szCs w:val="21"/>
+          <w:lang w:eastAsia="en-ID"/>
+          <w14:ligatures w14:val="none"/>
+        </w:rPr>
+        <w:t xml:space="preserve">  </w:t>
+      </w:r>
+      <w:r>
+        <w:rPr>
+          <w:rFonts w:ascii="Consolas" w:eastAsia="Times New Roman" w:hAnsi="Consolas" w:cs="Times New Roman"/>
+          <w:color w:val="6A9955"/>
+          <w:kern w:val="0"/>
+          <w:sz w:val="21"/>
+          <w:szCs w:val="21"/>
+          <w:lang w:eastAsia="en-ID"/>
+          <w14:ligatures w14:val="none"/>
+        </w:rPr>
+        <w:t>// Mengubah tampilan</w:t>
+      </w:r>
+    </w:p>
+    <w:p>
+      <w:pPr>
+        <w:shd w:val="clear" w:color="auto" w:fill="1F1F1F"/>
+        <w:spacing w:after="0" w:line="285" w:lineRule="atLeast"/>
+        <w:rPr>
+          <w:rFonts w:ascii="Consolas" w:eastAsia="Times New Roman" w:hAnsi="Consolas" w:cs="Times New Roman"/>
+          <w:color w:val="CCCCCC"/>
+          <w:kern w:val="0"/>
+          <w:sz w:val="21"/>
+          <w:szCs w:val="21"/>
+          <w:lang w:eastAsia="en-ID"/>
+          <w14:ligatures w14:val="none"/>
+        </w:rPr>
+      </w:pPr>
+      <w:r>
+        <w:rPr>
+          <w:rFonts w:ascii="Consolas" w:eastAsia="Times New Roman" w:hAnsi="Consolas" w:cs="Times New Roman"/>
+          <w:color w:val="CCCCCC"/>
+          <w:kern w:val="0"/>
+          <w:sz w:val="21"/>
+          <w:szCs w:val="21"/>
+          <w:lang w:eastAsia="en-ID"/>
+          <w14:ligatures w14:val="none"/>
+        </w:rPr>
+        <w:t xml:space="preserve">  </w:t>
+      </w:r>
+      <w:r>
+        <w:rPr>
+          <w:rFonts w:ascii="Consolas" w:eastAsia="Times New Roman" w:hAnsi="Consolas" w:cs="Times New Roman"/>
+          <w:color w:val="DCDCAA"/>
+          <w:kern w:val="0"/>
+          <w:sz w:val="21"/>
+          <w:szCs w:val="21"/>
+          <w:lang w:eastAsia="en-ID"/>
+          <w14:ligatures w14:val="none"/>
+        </w:rPr>
+        <w:t>$</w:t>
+      </w:r>
+      <w:r>
+        <w:rPr>
+          <w:rFonts w:ascii="Consolas" w:eastAsia="Times New Roman" w:hAnsi="Consolas" w:cs="Times New Roman"/>
+          <w:color w:val="CCCCCC"/>
+          <w:kern w:val="0"/>
+          <w:sz w:val="21"/>
+          <w:szCs w:val="21"/>
+          <w:lang w:eastAsia="en-ID"/>
+          <w14:ligatures w14:val="none"/>
+        </w:rPr>
+        <w:t>(</w:t>
+      </w:r>
+      <w:r>
+        <w:rPr>
+          <w:rFonts w:ascii="Consolas" w:eastAsia="Times New Roman" w:hAnsi="Consolas" w:cs="Times New Roman"/>
+          <w:color w:val="CE9178"/>
+          <w:kern w:val="0"/>
+          <w:sz w:val="21"/>
+          <w:szCs w:val="21"/>
+          <w:lang w:eastAsia="en-ID"/>
+          <w14:ligatures w14:val="none"/>
+        </w:rPr>
+        <w:t>".tombolTambahData"</w:t>
+      </w:r>
+      <w:r>
+        <w:rPr>
+          <w:rFonts w:ascii="Consolas" w:eastAsia="Times New Roman" w:hAnsi="Consolas" w:cs="Times New Roman"/>
+          <w:color w:val="CCCCCC"/>
+          <w:kern w:val="0"/>
+          <w:sz w:val="21"/>
+          <w:szCs w:val="21"/>
+          <w:lang w:eastAsia="en-ID"/>
+          <w14:ligatures w14:val="none"/>
+        </w:rPr>
+        <w:t>).</w:t>
+      </w:r>
+      <w:r>
+        <w:rPr>
+          <w:rFonts w:ascii="Consolas" w:eastAsia="Times New Roman" w:hAnsi="Consolas" w:cs="Times New Roman"/>
+          <w:color w:val="DCDCAA"/>
+          <w:kern w:val="0"/>
+          <w:sz w:val="21"/>
+          <w:szCs w:val="21"/>
+          <w:lang w:eastAsia="en-ID"/>
+          <w14:ligatures w14:val="none"/>
+        </w:rPr>
+        <w:t>on</w:t>
+      </w:r>
+      <w:r>
+        <w:rPr>
+          <w:rFonts w:ascii="Consolas" w:eastAsia="Times New Roman" w:hAnsi="Consolas" w:cs="Times New Roman"/>
+          <w:color w:val="CCCCCC"/>
+          <w:kern w:val="0"/>
+          <w:sz w:val="21"/>
+          <w:szCs w:val="21"/>
+          <w:lang w:eastAsia="en-ID"/>
+          <w14:ligatures w14:val="none"/>
+        </w:rPr>
+        <w:t>(</w:t>
+      </w:r>
+      <w:r>
+        <w:rPr>
+          <w:rFonts w:ascii="Consolas" w:eastAsia="Times New Roman" w:hAnsi="Consolas" w:cs="Times New Roman"/>
+          <w:color w:val="CE9178"/>
+          <w:kern w:val="0"/>
+          <w:sz w:val="21"/>
+          <w:szCs w:val="21"/>
+          <w:lang w:eastAsia="en-ID"/>
+          <w14:ligatures w14:val="none"/>
+        </w:rPr>
+        <w:t>"click"</w:t>
+      </w:r>
+      <w:r>
+        <w:rPr>
+          <w:rFonts w:ascii="Consolas" w:eastAsia="Times New Roman" w:hAnsi="Consolas" w:cs="Times New Roman"/>
+          <w:color w:val="CCCCCC"/>
+          <w:kern w:val="0"/>
+          <w:sz w:val="21"/>
+          <w:szCs w:val="21"/>
+          <w:lang w:eastAsia="en-ID"/>
+          <w14:ligatures w14:val="none"/>
+        </w:rPr>
+        <w:t xml:space="preserve">, </w:t>
+      </w:r>
+      <w:r>
+        <w:rPr>
+          <w:rFonts w:ascii="Consolas" w:eastAsia="Times New Roman" w:hAnsi="Consolas" w:cs="Times New Roman"/>
+          <w:color w:val="569CD6"/>
+          <w:kern w:val="0"/>
+          <w:sz w:val="21"/>
+          <w:szCs w:val="21"/>
+          <w:lang w:eastAsia="en-ID"/>
+          <w14:ligatures w14:val="none"/>
+        </w:rPr>
+        <w:t>function</w:t>
+      </w:r>
+      <w:r>
+        <w:rPr>
+          <w:rFonts w:ascii="Consolas" w:eastAsia="Times New Roman" w:hAnsi="Consolas" w:cs="Times New Roman"/>
+          <w:color w:val="CCCCCC"/>
+          <w:kern w:val="0"/>
+          <w:sz w:val="21"/>
+          <w:szCs w:val="21"/>
+          <w:lang w:eastAsia="en-ID"/>
+          <w14:ligatures w14:val="none"/>
+        </w:rPr>
+        <w:t xml:space="preserve"> () {</w:t>
+      </w:r>
+    </w:p>
+    <w:p>
+      <w:pPr>
+        <w:shd w:val="clear" w:color="auto" w:fill="1F1F1F"/>
+        <w:spacing w:after="0" w:line="285" w:lineRule="atLeast"/>
+        <w:rPr>
+          <w:rFonts w:ascii="Consolas" w:eastAsia="Times New Roman" w:hAnsi="Consolas" w:cs="Times New Roman"/>
+          <w:color w:val="CCCCCC"/>
+          <w:kern w:val="0"/>
+          <w:sz w:val="21"/>
+          <w:szCs w:val="21"/>
+          <w:lang w:eastAsia="en-ID"/>
+          <w14:ligatures w14:val="none"/>
+        </w:rPr>
+      </w:pPr>
+      <w:r>
+        <w:rPr>
+          <w:rFonts w:ascii="Consolas" w:eastAsia="Times New Roman" w:hAnsi="Consolas" w:cs="Times New Roman"/>
+          <w:color w:val="CCCCCC"/>
+          <w:kern w:val="0"/>
+          <w:sz w:val="21"/>
+          <w:szCs w:val="21"/>
+          <w:lang w:eastAsia="en-ID"/>
+          <w14:ligatures w14:val="none"/>
+        </w:rPr>
+        <w:t xml:space="preserve">    </w:t>
+      </w:r>
+      <w:r>
+        <w:rPr>
+          <w:rFonts w:ascii="Consolas" w:eastAsia="Times New Roman" w:hAnsi="Consolas" w:cs="Times New Roman"/>
+          <w:color w:val="DCDCAA"/>
+          <w:kern w:val="0"/>
+          <w:sz w:val="21"/>
+          <w:szCs w:val="21"/>
+          <w:lang w:eastAsia="en-ID"/>
+          <w14:ligatures w14:val="none"/>
+        </w:rPr>
+        <w:t>$</w:t>
+      </w:r>
+      <w:r>
+        <w:rPr>
+          <w:rFonts w:ascii="Consolas" w:eastAsia="Times New Roman" w:hAnsi="Consolas" w:cs="Times New Roman"/>
+          <w:color w:val="CCCCCC"/>
+          <w:kern w:val="0"/>
+          <w:sz w:val="21"/>
+          <w:szCs w:val="21"/>
+          <w:lang w:eastAsia="en-ID"/>
+          <w14:ligatures w14:val="none"/>
+        </w:rPr>
+        <w:t>(</w:t>
+      </w:r>
+      <w:r>
+        <w:rPr>
+          <w:rFonts w:ascii="Consolas" w:eastAsia="Times New Roman" w:hAnsi="Consolas" w:cs="Times New Roman"/>
+          <w:color w:val="CE9178"/>
+          <w:kern w:val="0"/>
+          <w:sz w:val="21"/>
+          <w:szCs w:val="21"/>
+          <w:lang w:eastAsia="en-ID"/>
+          <w14:ligatures w14:val="none"/>
+        </w:rPr>
+        <w:t>"#formModalLabel"</w:t>
+      </w:r>
+      <w:r>
+        <w:rPr>
+          <w:rFonts w:ascii="Consolas" w:eastAsia="Times New Roman" w:hAnsi="Consolas" w:cs="Times New Roman"/>
+          <w:color w:val="CCCCCC"/>
+          <w:kern w:val="0"/>
+          <w:sz w:val="21"/>
+          <w:szCs w:val="21"/>
+          <w:lang w:eastAsia="en-ID"/>
+          <w14:ligatures w14:val="none"/>
+        </w:rPr>
+        <w:t>).</w:t>
+      </w:r>
+      <w:r>
+        <w:rPr>
+          <w:rFonts w:ascii="Consolas" w:eastAsia="Times New Roman" w:hAnsi="Consolas" w:cs="Times New Roman"/>
+          <w:color w:val="DCDCAA"/>
+          <w:kern w:val="0"/>
+          <w:sz w:val="21"/>
+          <w:szCs w:val="21"/>
+          <w:lang w:eastAsia="en-ID"/>
+          <w14:ligatures w14:val="none"/>
+        </w:rPr>
+        <w:t>html</w:t>
+      </w:r>
+      <w:r>
+        <w:rPr>
+          <w:rFonts w:ascii="Consolas" w:eastAsia="Times New Roman" w:hAnsi="Consolas" w:cs="Times New Roman"/>
+          <w:color w:val="CCCCCC"/>
+          <w:kern w:val="0"/>
+          <w:sz w:val="21"/>
+          <w:szCs w:val="21"/>
+          <w:lang w:eastAsia="en-ID"/>
+          <w14:ligatures w14:val="none"/>
+        </w:rPr>
+        <w:t>(</w:t>
+      </w:r>
+      <w:r>
+        <w:rPr>
+          <w:rFonts w:ascii="Consolas" w:eastAsia="Times New Roman" w:hAnsi="Consolas" w:cs="Times New Roman"/>
+          <w:color w:val="CE9178"/>
+          <w:kern w:val="0"/>
+          <w:sz w:val="21"/>
+          <w:szCs w:val="21"/>
+          <w:lang w:eastAsia="en-ID"/>
+          <w14:ligatures w14:val="none"/>
+        </w:rPr>
+        <w:t>"Tambah data mahasiswa"</w:t>
+      </w:r>
+      <w:r>
+        <w:rPr>
+          <w:rFonts w:ascii="Consolas" w:eastAsia="Times New Roman" w:hAnsi="Consolas" w:cs="Times New Roman"/>
+          <w:color w:val="CCCCCC"/>
+          <w:kern w:val="0"/>
+          <w:sz w:val="21"/>
+          <w:szCs w:val="21"/>
+          <w:lang w:eastAsia="en-ID"/>
+          <w14:ligatures w14:val="none"/>
+        </w:rPr>
+        <w:t>);</w:t>
+      </w:r>
+    </w:p>
+    <w:p>
+      <w:pPr>
+        <w:shd w:val="clear" w:color="auto" w:fill="1F1F1F"/>
+        <w:spacing w:after="0" w:line="285" w:lineRule="atLeast"/>
+        <w:rPr>
+          <w:rFonts w:ascii="Consolas" w:eastAsia="Times New Roman" w:hAnsi="Consolas" w:cs="Times New Roman"/>
+          <w:color w:val="CCCCCC"/>
+          <w:kern w:val="0"/>
+          <w:sz w:val="21"/>
+          <w:szCs w:val="21"/>
+          <w:lang w:eastAsia="en-ID"/>
+          <w14:ligatures w14:val="none"/>
+        </w:rPr>
+      </w:pPr>
+      <w:r>
+        <w:rPr>
+          <w:rFonts w:ascii="Consolas" w:eastAsia="Times New Roman" w:hAnsi="Consolas" w:cs="Times New Roman"/>
+          <w:color w:val="CCCCCC"/>
+          <w:kern w:val="0"/>
+          <w:sz w:val="21"/>
+          <w:szCs w:val="21"/>
+          <w:lang w:eastAsia="en-ID"/>
+          <w14:ligatures w14:val="none"/>
+        </w:rPr>
+        <w:t xml:space="preserve">    </w:t>
+      </w:r>
+      <w:r>
+        <w:rPr>
+          <w:rFonts w:ascii="Consolas" w:eastAsia="Times New Roman" w:hAnsi="Consolas" w:cs="Times New Roman"/>
+          <w:color w:val="DCDCAA"/>
+          <w:kern w:val="0"/>
+          <w:sz w:val="21"/>
+          <w:szCs w:val="21"/>
+          <w:lang w:eastAsia="en-ID"/>
+          <w14:ligatures w14:val="none"/>
+        </w:rPr>
+        <w:t>$</w:t>
+      </w:r>
+      <w:r>
+        <w:rPr>
+          <w:rFonts w:ascii="Consolas" w:eastAsia="Times New Roman" w:hAnsi="Consolas" w:cs="Times New Roman"/>
+          <w:color w:val="CCCCCC"/>
+          <w:kern w:val="0"/>
+          <w:sz w:val="21"/>
+          <w:szCs w:val="21"/>
+          <w:lang w:eastAsia="en-ID"/>
+          <w14:ligatures w14:val="none"/>
+        </w:rPr>
+        <w:t>(</w:t>
+      </w:r>
+      <w:r>
+        <w:rPr>
+          <w:rFonts w:ascii="Consolas" w:eastAsia="Times New Roman" w:hAnsi="Consolas" w:cs="Times New Roman"/>
+          <w:color w:val="CE9178"/>
+          <w:kern w:val="0"/>
+          <w:sz w:val="21"/>
+          <w:szCs w:val="21"/>
+          <w:lang w:eastAsia="en-ID"/>
+          <w14:ligatures w14:val="none"/>
+        </w:rPr>
+        <w:t>".modal-footer button[type=submit]"</w:t>
+      </w:r>
+      <w:r>
+        <w:rPr>
+          <w:rFonts w:ascii="Consolas" w:eastAsia="Times New Roman" w:hAnsi="Consolas" w:cs="Times New Roman"/>
+          <w:color w:val="CCCCCC"/>
+          <w:kern w:val="0"/>
+          <w:sz w:val="21"/>
+          <w:szCs w:val="21"/>
+          <w:lang w:eastAsia="en-ID"/>
+          <w14:ligatures w14:val="none"/>
+        </w:rPr>
+        <w:t>).</w:t>
+      </w:r>
+      <w:r>
+        <w:rPr>
+          <w:rFonts w:ascii="Consolas" w:eastAsia="Times New Roman" w:hAnsi="Consolas" w:cs="Times New Roman"/>
+          <w:color w:val="DCDCAA"/>
+          <w:kern w:val="0"/>
+          <w:sz w:val="21"/>
+          <w:szCs w:val="21"/>
+          <w:lang w:eastAsia="en-ID"/>
+          <w14:ligatures w14:val="none"/>
+        </w:rPr>
+        <w:t>html</w:t>
+      </w:r>
+      <w:r>
+        <w:rPr>
+          <w:rFonts w:ascii="Consolas" w:eastAsia="Times New Roman" w:hAnsi="Consolas" w:cs="Times New Roman"/>
+          <w:color w:val="CCCCCC"/>
+          <w:kern w:val="0"/>
+          <w:sz w:val="21"/>
+          <w:szCs w:val="21"/>
+          <w:lang w:eastAsia="en-ID"/>
+          <w14:ligatures w14:val="none"/>
+        </w:rPr>
+        <w:t>(</w:t>
+      </w:r>
+      <w:r>
+        <w:rPr>
+          <w:rFonts w:ascii="Consolas" w:eastAsia="Times New Roman" w:hAnsi="Consolas" w:cs="Times New Roman"/>
+          <w:color w:val="CE9178"/>
+          <w:kern w:val="0"/>
+          <w:sz w:val="21"/>
+          <w:szCs w:val="21"/>
+          <w:lang w:eastAsia="en-ID"/>
+          <w14:ligatures w14:val="none"/>
+        </w:rPr>
+        <w:t>"Tambah data"</w:t>
+      </w:r>
+      <w:r>
+        <w:rPr>
+          <w:rFonts w:ascii="Consolas" w:eastAsia="Times New Roman" w:hAnsi="Consolas" w:cs="Times New Roman"/>
+          <w:color w:val="CCCCCC"/>
+          <w:kern w:val="0"/>
+          <w:sz w:val="21"/>
+          <w:szCs w:val="21"/>
+          <w:lang w:eastAsia="en-ID"/>
+          <w14:ligatures w14:val="none"/>
+        </w:rPr>
+        <w:t>);</w:t>
+      </w:r>
+    </w:p>
+    <w:p>
+      <w:pPr>
+        <w:shd w:val="clear" w:color="auto" w:fill="1F1F1F"/>
+        <w:spacing w:after="0" w:line="285" w:lineRule="atLeast"/>
+        <w:rPr>
+          <w:rFonts w:ascii="Consolas" w:eastAsia="Times New Roman" w:hAnsi="Consolas" w:cs="Times New Roman"/>
+          <w:color w:val="CCCCCC"/>
+          <w:kern w:val="0"/>
+          <w:sz w:val="21"/>
+          <w:szCs w:val="21"/>
+          <w:lang w:eastAsia="en-ID"/>
+          <w14:ligatures w14:val="none"/>
+        </w:rPr>
+      </w:pPr>
+      <w:r>
+        <w:rPr>
+          <w:rFonts w:ascii="Consolas" w:eastAsia="Times New Roman" w:hAnsi="Consolas" w:cs="Times New Roman"/>
+          <w:color w:val="CCCCCC"/>
+          <w:kern w:val="0"/>
+          <w:sz w:val="21"/>
+          <w:szCs w:val="21"/>
+          <w:lang w:eastAsia="en-ID"/>
+          <w14:ligatures w14:val="none"/>
+        </w:rPr>
+        <w:t>  });</w:t>
+      </w:r>
+    </w:p>
+    <w:p>
+      <w:pPr>
+        <w:shd w:val="clear" w:color="auto" w:fill="1F1F1F"/>
+        <w:spacing w:after="0" w:line="285" w:lineRule="atLeast"/>
+        <w:rPr>
+          <w:rFonts w:ascii="Consolas" w:eastAsia="Times New Roman" w:hAnsi="Consolas" w:cs="Times New Roman"/>
+          <w:color w:val="CCCCCC"/>
+          <w:kern w:val="0"/>
+          <w:sz w:val="21"/>
+          <w:szCs w:val="21"/>
+          <w:lang w:eastAsia="en-ID"/>
+          <w14:ligatures w14:val="none"/>
+        </w:rPr>
+      </w:pPr>
+    </w:p>
+    <w:p>
+      <w:pPr>
+        <w:shd w:val="clear" w:color="auto" w:fill="1F1F1F"/>
+        <w:spacing w:after="0" w:line="285" w:lineRule="atLeast"/>
+        <w:rPr>
+          <w:rFonts w:ascii="Consolas" w:eastAsia="Times New Roman" w:hAnsi="Consolas" w:cs="Times New Roman"/>
+          <w:color w:val="CCCCCC"/>
+          <w:kern w:val="0"/>
+          <w:sz w:val="21"/>
+          <w:szCs w:val="21"/>
+          <w:lang w:eastAsia="en-ID"/>
+          <w14:ligatures w14:val="none"/>
+        </w:rPr>
+      </w:pPr>
+      <w:r>
+        <w:rPr>
+          <w:rFonts w:ascii="Consolas" w:eastAsia="Times New Roman" w:hAnsi="Consolas" w:cs="Times New Roman"/>
+          <w:color w:val="CCCCCC"/>
+          <w:kern w:val="0"/>
+          <w:sz w:val="21"/>
+          <w:szCs w:val="21"/>
+          <w:lang w:eastAsia="en-ID"/>
+          <w14:ligatures w14:val="none"/>
+        </w:rPr>
+        <w:t xml:space="preserve">  </w:t>
+      </w:r>
+      <w:r>
+        <w:rPr>
+          <w:rFonts w:ascii="Consolas" w:eastAsia="Times New Roman" w:hAnsi="Consolas" w:cs="Times New Roman"/>
+          <w:color w:val="DCDCAA"/>
+          <w:kern w:val="0"/>
+          <w:sz w:val="21"/>
+          <w:szCs w:val="21"/>
+          <w:lang w:eastAsia="en-ID"/>
+          <w14:ligatures w14:val="none"/>
+        </w:rPr>
+        <w:t>$</w:t>
+      </w:r>
+      <w:r>
+        <w:rPr>
+          <w:rFonts w:ascii="Consolas" w:eastAsia="Times New Roman" w:hAnsi="Consolas" w:cs="Times New Roman"/>
+          <w:color w:val="CCCCCC"/>
+          <w:kern w:val="0"/>
+          <w:sz w:val="21"/>
+          <w:szCs w:val="21"/>
+          <w:lang w:eastAsia="en-ID"/>
+          <w14:ligatures w14:val="none"/>
+        </w:rPr>
+        <w:t>(</w:t>
+      </w:r>
+      <w:r>
+        <w:rPr>
+          <w:rFonts w:ascii="Consolas" w:eastAsia="Times New Roman" w:hAnsi="Consolas" w:cs="Times New Roman"/>
+          <w:color w:val="CE9178"/>
+          <w:kern w:val="0"/>
+          <w:sz w:val="21"/>
+          <w:szCs w:val="21"/>
+          <w:lang w:eastAsia="en-ID"/>
+          <w14:ligatures w14:val="none"/>
+        </w:rPr>
+        <w:t>".tampilModalUbah"</w:t>
+      </w:r>
+      <w:r>
+        <w:rPr>
+          <w:rFonts w:ascii="Consolas" w:eastAsia="Times New Roman" w:hAnsi="Consolas" w:cs="Times New Roman"/>
+          <w:color w:val="CCCCCC"/>
+          <w:kern w:val="0"/>
+          <w:sz w:val="21"/>
+          <w:szCs w:val="21"/>
+          <w:lang w:eastAsia="en-ID"/>
+          <w14:ligatures w14:val="none"/>
+        </w:rPr>
+        <w:t>).</w:t>
+      </w:r>
+      <w:r>
+        <w:rPr>
+          <w:rFonts w:ascii="Consolas" w:eastAsia="Times New Roman" w:hAnsi="Consolas" w:cs="Times New Roman"/>
+          <w:color w:val="DCDCAA"/>
+          <w:kern w:val="0"/>
+          <w:sz w:val="21"/>
+          <w:szCs w:val="21"/>
+          <w:lang w:eastAsia="en-ID"/>
+          <w14:ligatures w14:val="none"/>
+        </w:rPr>
+        <w:t>on</w:t>
+      </w:r>
+      <w:r>
+        <w:rPr>
+          <w:rFonts w:ascii="Consolas" w:eastAsia="Times New Roman" w:hAnsi="Consolas" w:cs="Times New Roman"/>
+          <w:color w:val="CCCCCC"/>
+          <w:kern w:val="0"/>
+          <w:sz w:val="21"/>
+          <w:szCs w:val="21"/>
+          <w:lang w:eastAsia="en-ID"/>
+          <w14:ligatures w14:val="none"/>
+        </w:rPr>
+        <w:t>(</w:t>
+      </w:r>
+      <w:r>
+        <w:rPr>
+          <w:rFonts w:ascii="Consolas" w:eastAsia="Times New Roman" w:hAnsi="Consolas" w:cs="Times New Roman"/>
+          <w:color w:val="CE9178"/>
+          <w:kern w:val="0"/>
+          <w:sz w:val="21"/>
+          <w:szCs w:val="21"/>
+          <w:lang w:eastAsia="en-ID"/>
+          <w14:ligatures w14:val="none"/>
+        </w:rPr>
+        <w:t>"click"</w:t>
+      </w:r>
+      <w:r>
+        <w:rPr>
+          <w:rFonts w:ascii="Consolas" w:eastAsia="Times New Roman" w:hAnsi="Consolas" w:cs="Times New Roman"/>
+          <w:color w:val="CCCCCC"/>
+          <w:kern w:val="0"/>
+          <w:sz w:val="21"/>
+          <w:szCs w:val="21"/>
+          <w:lang w:eastAsia="en-ID"/>
+          <w14:ligatures w14:val="none"/>
+        </w:rPr>
+        <w:t xml:space="preserve">, </w:t>
+      </w:r>
+      <w:r>
+        <w:rPr>
+          <w:rFonts w:ascii="Consolas" w:eastAsia="Times New Roman" w:hAnsi="Consolas" w:cs="Times New Roman"/>
+          <w:color w:val="569CD6"/>
+          <w:kern w:val="0"/>
+          <w:sz w:val="21"/>
+          <w:szCs w:val="21"/>
+          <w:lang w:eastAsia="en-ID"/>
+          <w14:ligatures w14:val="none"/>
+        </w:rPr>
+        <w:t>function</w:t>
+      </w:r>
+      <w:r>
+        <w:rPr>
+          <w:rFonts w:ascii="Consolas" w:eastAsia="Times New Roman" w:hAnsi="Consolas" w:cs="Times New Roman"/>
+          <w:color w:val="CCCCCC"/>
+          <w:kern w:val="0"/>
+          <w:sz w:val="21"/>
+          <w:szCs w:val="21"/>
+          <w:lang w:eastAsia="en-ID"/>
+          <w14:ligatures w14:val="none"/>
+        </w:rPr>
+        <w:t xml:space="preserve"> () {</w:t>
+      </w:r>
+    </w:p>
+    <w:p>
+      <w:pPr>
+        <w:shd w:val="clear" w:color="auto" w:fill="1F1F1F"/>
+        <w:spacing w:after="0" w:line="285" w:lineRule="atLeast"/>
+        <w:rPr>
+          <w:rFonts w:ascii="Consolas" w:eastAsia="Times New Roman" w:hAnsi="Consolas" w:cs="Times New Roman"/>
+          <w:color w:val="CCCCCC"/>
+          <w:kern w:val="0"/>
+          <w:sz w:val="21"/>
+          <w:szCs w:val="21"/>
+          <w:lang w:eastAsia="en-ID"/>
+          <w14:ligatures w14:val="none"/>
+        </w:rPr>
+      </w:pPr>
+      <w:r>
+        <w:rPr>
+          <w:rFonts w:ascii="Consolas" w:eastAsia="Times New Roman" w:hAnsi="Consolas" w:cs="Times New Roman"/>
+          <w:color w:val="CCCCCC"/>
+          <w:kern w:val="0"/>
+          <w:sz w:val="21"/>
+          <w:szCs w:val="21"/>
+          <w:lang w:eastAsia="en-ID"/>
+          <w14:ligatures w14:val="none"/>
+        </w:rPr>
+        <w:t xml:space="preserve">    </w:t>
+      </w:r>
+      <w:r>
+        <w:rPr>
+          <w:rFonts w:ascii="Consolas" w:eastAsia="Times New Roman" w:hAnsi="Consolas" w:cs="Times New Roman"/>
+          <w:color w:val="DCDCAA"/>
+          <w:kern w:val="0"/>
+          <w:sz w:val="21"/>
+          <w:szCs w:val="21"/>
+          <w:lang w:eastAsia="en-ID"/>
+          <w14:ligatures w14:val="none"/>
+        </w:rPr>
+        <w:t>$</w:t>
+      </w:r>
+      <w:r>
+        <w:rPr>
+          <w:rFonts w:ascii="Consolas" w:eastAsia="Times New Roman" w:hAnsi="Consolas" w:cs="Times New Roman"/>
+          <w:color w:val="CCCCCC"/>
+          <w:kern w:val="0"/>
+          <w:sz w:val="21"/>
+          <w:szCs w:val="21"/>
+          <w:lang w:eastAsia="en-ID"/>
+          <w14:ligatures w14:val="none"/>
+        </w:rPr>
+        <w:t>(</w:t>
+      </w:r>
+      <w:r>
+        <w:rPr>
+          <w:rFonts w:ascii="Consolas" w:eastAsia="Times New Roman" w:hAnsi="Consolas" w:cs="Times New Roman"/>
+          <w:color w:val="CE9178"/>
+          <w:kern w:val="0"/>
+          <w:sz w:val="21"/>
+          <w:szCs w:val="21"/>
+          <w:lang w:eastAsia="en-ID"/>
+          <w14:ligatures w14:val="none"/>
+        </w:rPr>
+        <w:t>"#formModalLabel"</w:t>
+      </w:r>
+      <w:r>
+        <w:rPr>
+          <w:rFonts w:ascii="Consolas" w:eastAsia="Times New Roman" w:hAnsi="Consolas" w:cs="Times New Roman"/>
+          <w:color w:val="CCCCCC"/>
+          <w:kern w:val="0"/>
+          <w:sz w:val="21"/>
+          <w:szCs w:val="21"/>
+          <w:lang w:eastAsia="en-ID"/>
+          <w14:ligatures w14:val="none"/>
+        </w:rPr>
+        <w:t>).</w:t>
+      </w:r>
+      <w:r>
+        <w:rPr>
+          <w:rFonts w:ascii="Consolas" w:eastAsia="Times New Roman" w:hAnsi="Consolas" w:cs="Times New Roman"/>
+          <w:color w:val="DCDCAA"/>
+          <w:kern w:val="0"/>
+          <w:sz w:val="21"/>
+          <w:szCs w:val="21"/>
+          <w:lang w:eastAsia="en-ID"/>
+          <w14:ligatures w14:val="none"/>
+        </w:rPr>
+        <w:t>html</w:t>
+      </w:r>
+      <w:r>
+        <w:rPr>
+          <w:rFonts w:ascii="Consolas" w:eastAsia="Times New Roman" w:hAnsi="Consolas" w:cs="Times New Roman"/>
+          <w:color w:val="CCCCCC"/>
+          <w:kern w:val="0"/>
+          <w:sz w:val="21"/>
+          <w:szCs w:val="21"/>
+          <w:lang w:eastAsia="en-ID"/>
+          <w14:ligatures w14:val="none"/>
+        </w:rPr>
+        <w:t>(</w:t>
+      </w:r>
+      <w:r>
+        <w:rPr>
+          <w:rFonts w:ascii="Consolas" w:eastAsia="Times New Roman" w:hAnsi="Consolas" w:cs="Times New Roman"/>
+          <w:color w:val="CE9178"/>
+          <w:kern w:val="0"/>
+          <w:sz w:val="21"/>
+          <w:szCs w:val="21"/>
+          <w:lang w:eastAsia="en-ID"/>
+          <w14:ligatures w14:val="none"/>
+        </w:rPr>
+        <w:t>"Ubah data mahasiswa"</w:t>
+      </w:r>
+      <w:r>
+        <w:rPr>
+          <w:rFonts w:ascii="Consolas" w:eastAsia="Times New Roman" w:hAnsi="Consolas" w:cs="Times New Roman"/>
+          <w:color w:val="CCCCCC"/>
+          <w:kern w:val="0"/>
+          <w:sz w:val="21"/>
+          <w:szCs w:val="21"/>
+          <w:lang w:eastAsia="en-ID"/>
+          <w14:ligatures w14:val="none"/>
+        </w:rPr>
+        <w:t>);</w:t>
+      </w:r>
+    </w:p>
+    <w:p>
+      <w:pPr>
+        <w:shd w:val="clear" w:color="auto" w:fill="1F1F1F"/>
+        <w:spacing w:after="0" w:line="285" w:lineRule="atLeast"/>
+        <w:rPr>
+          <w:rFonts w:ascii="Consolas" w:eastAsia="Times New Roman" w:hAnsi="Consolas" w:cs="Times New Roman"/>
+          <w:color w:val="CCCCCC"/>
+          <w:kern w:val="0"/>
+          <w:sz w:val="21"/>
+          <w:szCs w:val="21"/>
+          <w:lang w:eastAsia="en-ID"/>
+          <w14:ligatures w14:val="none"/>
+        </w:rPr>
+      </w:pPr>
+      <w:r>
+        <w:rPr>
+          <w:rFonts w:ascii="Consolas" w:eastAsia="Times New Roman" w:hAnsi="Consolas" w:cs="Times New Roman"/>
+          <w:color w:val="CCCCCC"/>
+          <w:kern w:val="0"/>
+          <w:sz w:val="21"/>
+          <w:szCs w:val="21"/>
+          <w:lang w:eastAsia="en-ID"/>
+          <w14:ligatures w14:val="none"/>
+        </w:rPr>
+        <w:t xml:space="preserve">    </w:t>
+      </w:r>
+      <w:r>
+        <w:rPr>
+          <w:rFonts w:ascii="Consolas" w:eastAsia="Times New Roman" w:hAnsi="Consolas" w:cs="Times New Roman"/>
+          <w:color w:val="DCDCAA"/>
+          <w:kern w:val="0"/>
+          <w:sz w:val="21"/>
+          <w:szCs w:val="21"/>
+          <w:lang w:eastAsia="en-ID"/>
+          <w14:ligatures w14:val="none"/>
+        </w:rPr>
+        <w:t>$</w:t>
+      </w:r>
+      <w:r>
+        <w:rPr>
+          <w:rFonts w:ascii="Consolas" w:eastAsia="Times New Roman" w:hAnsi="Consolas" w:cs="Times New Roman"/>
+          <w:color w:val="CCCCCC"/>
+          <w:kern w:val="0"/>
+          <w:sz w:val="21"/>
+          <w:szCs w:val="21"/>
+          <w:lang w:eastAsia="en-ID"/>
+          <w14:ligatures w14:val="none"/>
+        </w:rPr>
+        <w:t>(</w:t>
+      </w:r>
+      <w:r>
+        <w:rPr>
+          <w:rFonts w:ascii="Consolas" w:eastAsia="Times New Roman" w:hAnsi="Consolas" w:cs="Times New Roman"/>
+          <w:color w:val="CE9178"/>
+          <w:kern w:val="0"/>
+          <w:sz w:val="21"/>
+          <w:szCs w:val="21"/>
+          <w:lang w:eastAsia="en-ID"/>
+          <w14:ligatures w14:val="none"/>
+        </w:rPr>
+        <w:t>".modal-footer button[type=submit]"</w:t>
+      </w:r>
+      <w:r>
+        <w:rPr>
+          <w:rFonts w:ascii="Consolas" w:eastAsia="Times New Roman" w:hAnsi="Consolas" w:cs="Times New Roman"/>
+          <w:color w:val="CCCCCC"/>
+          <w:kern w:val="0"/>
+          <w:sz w:val="21"/>
+          <w:szCs w:val="21"/>
+          <w:lang w:eastAsia="en-ID"/>
+          <w14:ligatures w14:val="none"/>
+        </w:rPr>
+        <w:t>).</w:t>
+      </w:r>
+      <w:r>
+        <w:rPr>
+          <w:rFonts w:ascii="Consolas" w:eastAsia="Times New Roman" w:hAnsi="Consolas" w:cs="Times New Roman"/>
+          <w:color w:val="DCDCAA"/>
+          <w:kern w:val="0"/>
+          <w:sz w:val="21"/>
+          <w:szCs w:val="21"/>
+          <w:lang w:eastAsia="en-ID"/>
+          <w14:ligatures w14:val="none"/>
+        </w:rPr>
+        <w:t>html</w:t>
+      </w:r>
+      <w:r>
+        <w:rPr>
+          <w:rFonts w:ascii="Consolas" w:eastAsia="Times New Roman" w:hAnsi="Consolas" w:cs="Times New Roman"/>
+          <w:color w:val="CCCCCC"/>
+          <w:kern w:val="0"/>
+          <w:sz w:val="21"/>
+          <w:szCs w:val="21"/>
+          <w:lang w:eastAsia="en-ID"/>
+          <w14:ligatures w14:val="none"/>
+        </w:rPr>
+        <w:t>(</w:t>
+      </w:r>
+      <w:r>
+        <w:rPr>
+          <w:rFonts w:ascii="Consolas" w:eastAsia="Times New Roman" w:hAnsi="Consolas" w:cs="Times New Roman"/>
+          <w:color w:val="CE9178"/>
+          <w:kern w:val="0"/>
+          <w:sz w:val="21"/>
+          <w:szCs w:val="21"/>
+          <w:lang w:eastAsia="en-ID"/>
+          <w14:ligatures w14:val="none"/>
+        </w:rPr>
+        <w:t>"Ubah data"</w:t>
+      </w:r>
+      <w:r>
+        <w:rPr>
+          <w:rFonts w:ascii="Consolas" w:eastAsia="Times New Roman" w:hAnsi="Consolas" w:cs="Times New Roman"/>
+          <w:color w:val="CCCCCC"/>
+          <w:kern w:val="0"/>
+          <w:sz w:val="21"/>
+          <w:szCs w:val="21"/>
+          <w:lang w:eastAsia="en-ID"/>
+          <w14:ligatures w14:val="none"/>
+        </w:rPr>
+        <w:t>);</w:t>
+      </w:r>
+    </w:p>
+    <w:p>
+      <w:pPr>
+        <w:shd w:val="clear" w:color="auto" w:fill="1F1F1F"/>
+        <w:spacing w:after="0" w:line="285" w:lineRule="atLeast"/>
+        <w:rPr>
+          <w:rFonts w:ascii="Consolas" w:eastAsia="Times New Roman" w:hAnsi="Consolas" w:cs="Times New Roman"/>
+          <w:color w:val="CCCCCC"/>
+          <w:kern w:val="0"/>
+          <w:sz w:val="21"/>
+          <w:szCs w:val="21"/>
+          <w:lang w:eastAsia="en-ID"/>
+          <w14:ligatures w14:val="none"/>
+        </w:rPr>
+      </w:pPr>
+      <w:r>
+        <w:rPr>
+          <w:rFonts w:ascii="Consolas" w:eastAsia="Times New Roman" w:hAnsi="Consolas" w:cs="Times New Roman"/>
+          <w:color w:val="CCCCCC"/>
+          <w:kern w:val="0"/>
+          <w:sz w:val="21"/>
+          <w:szCs w:val="21"/>
+          <w:lang w:eastAsia="en-ID"/>
+          <w14:ligatures w14:val="none"/>
+        </w:rPr>
+        <w:t xml:space="preserve">    </w:t>
+      </w:r>
+      <w:r>
+        <w:rPr>
+          <w:rFonts w:ascii="Consolas" w:eastAsia="Times New Roman" w:hAnsi="Consolas" w:cs="Times New Roman"/>
+          <w:color w:val="6A9955"/>
+          <w:kern w:val="0"/>
+          <w:sz w:val="21"/>
+          <w:szCs w:val="21"/>
+          <w:lang w:eastAsia="en-ID"/>
+          <w14:ligatures w14:val="none"/>
+        </w:rPr>
+        <w:t xml:space="preserve">// </w:t>
+      </w:r>
+    </w:p>
+    <w:p>
+      <w:pPr>
+        <w:shd w:val="clear" w:color="auto" w:fill="1F1F1F"/>
+        <w:spacing w:after="0" w:line="285" w:lineRule="atLeast"/>
+        <w:rPr>
+          <w:rFonts w:ascii="Consolas" w:eastAsia="Times New Roman" w:hAnsi="Consolas" w:cs="Times New Roman"/>
+          <w:color w:val="CCCCCC"/>
+          <w:kern w:val="0"/>
+          <w:sz w:val="21"/>
+          <w:szCs w:val="21"/>
+          <w:lang w:eastAsia="en-ID"/>
+          <w14:ligatures w14:val="none"/>
+        </w:rPr>
+      </w:pPr>
+      <w:r>
+        <w:rPr>
+          <w:rFonts w:ascii="Consolas" w:eastAsia="Times New Roman" w:hAnsi="Consolas" w:cs="Times New Roman"/>
+          <w:color w:val="CCCCCC"/>
+          <w:kern w:val="0"/>
+          <w:sz w:val="21"/>
+          <w:szCs w:val="21"/>
+          <w:lang w:eastAsia="en-ID"/>
+          <w14:ligatures w14:val="none"/>
+        </w:rPr>
+        <w:t xml:space="preserve">    </w:t>
+      </w:r>
+      <w:r>
+        <w:rPr>
+          <w:rFonts w:ascii="Consolas" w:eastAsia="Times New Roman" w:hAnsi="Consolas" w:cs="Times New Roman"/>
+          <w:color w:val="6A9955"/>
+          <w:kern w:val="0"/>
+          <w:sz w:val="21"/>
+          <w:szCs w:val="21"/>
+          <w:lang w:eastAsia="en-ID"/>
+          <w14:ligatures w14:val="none"/>
+        </w:rPr>
+        <w:t>// ketika kita klik ubah akan memanggil method ubah</w:t>
+      </w:r>
+    </w:p>
+    <w:p>
+      <w:pPr>
+        <w:shd w:val="clear" w:color="auto" w:fill="1F1F1F"/>
+        <w:spacing w:after="0" w:line="285" w:lineRule="atLeast"/>
+        <w:rPr>
+          <w:rFonts w:ascii="Consolas" w:eastAsia="Times New Roman" w:hAnsi="Consolas" w:cs="Times New Roman"/>
+          <w:color w:val="CCCCCC"/>
+          <w:kern w:val="0"/>
+          <w:sz w:val="21"/>
+          <w:szCs w:val="21"/>
+          <w:lang w:eastAsia="en-ID"/>
+          <w14:ligatures w14:val="none"/>
+        </w:rPr>
+      </w:pPr>
+      <w:r>
+        <w:rPr>
+          <w:rFonts w:ascii="Consolas" w:eastAsia="Times New Roman" w:hAnsi="Consolas" w:cs="Times New Roman"/>
+          <w:color w:val="CCCCCC"/>
+          <w:kern w:val="0"/>
+          <w:sz w:val="21"/>
+          <w:szCs w:val="21"/>
+          <w:lang w:eastAsia="en-ID"/>
+          <w14:ligatures w14:val="none"/>
+        </w:rPr>
+        <w:t xml:space="preserve">    </w:t>
+      </w:r>
+      <w:r>
+        <w:rPr>
+          <w:rFonts w:ascii="Consolas" w:eastAsia="Times New Roman" w:hAnsi="Consolas" w:cs="Times New Roman"/>
+          <w:color w:val="DCDCAA"/>
+          <w:kern w:val="0"/>
+          <w:sz w:val="21"/>
+          <w:szCs w:val="21"/>
+          <w:lang w:eastAsia="en-ID"/>
+          <w14:ligatures w14:val="none"/>
+        </w:rPr>
+        <w:t>$</w:t>
+      </w:r>
+      <w:r>
+        <w:rPr>
+          <w:rFonts w:ascii="Consolas" w:eastAsia="Times New Roman" w:hAnsi="Consolas" w:cs="Times New Roman"/>
+          <w:color w:val="CCCCCC"/>
+          <w:kern w:val="0"/>
+          <w:sz w:val="21"/>
+          <w:szCs w:val="21"/>
+          <w:lang w:eastAsia="en-ID"/>
+          <w14:ligatures w14:val="none"/>
+        </w:rPr>
+        <w:t>(</w:t>
+      </w:r>
+      <w:r>
+        <w:rPr>
+          <w:rFonts w:ascii="Consolas" w:eastAsia="Times New Roman" w:hAnsi="Consolas" w:cs="Times New Roman"/>
+          <w:color w:val="CE9178"/>
+          <w:kern w:val="0"/>
+          <w:sz w:val="21"/>
+          <w:szCs w:val="21"/>
+          <w:lang w:eastAsia="en-ID"/>
+          <w14:ligatures w14:val="none"/>
+        </w:rPr>
+        <w:t>".modal-body form"</w:t>
+      </w:r>
+      <w:r>
+        <w:rPr>
+          <w:rFonts w:ascii="Consolas" w:eastAsia="Times New Roman" w:hAnsi="Consolas" w:cs="Times New Roman"/>
+          <w:color w:val="CCCCCC"/>
+          <w:kern w:val="0"/>
+          <w:sz w:val="21"/>
+          <w:szCs w:val="21"/>
+          <w:lang w:eastAsia="en-ID"/>
+          <w14:ligatures w14:val="none"/>
+        </w:rPr>
+        <w:t>).</w:t>
+      </w:r>
+      <w:r>
+        <w:rPr>
+          <w:rFonts w:ascii="Consolas" w:eastAsia="Times New Roman" w:hAnsi="Consolas" w:cs="Times New Roman"/>
+          <w:color w:val="DCDCAA"/>
+          <w:kern w:val="0"/>
+          <w:sz w:val="21"/>
+          <w:szCs w:val="21"/>
+          <w:lang w:eastAsia="en-ID"/>
+          <w14:ligatures w14:val="none"/>
+        </w:rPr>
+        <w:t>attr</w:t>
+      </w:r>
+      <w:r>
+        <w:rPr>
+          <w:rFonts w:ascii="Consolas" w:eastAsia="Times New Roman" w:hAnsi="Consolas" w:cs="Times New Roman"/>
+          <w:color w:val="CCCCCC"/>
+          <w:kern w:val="0"/>
+          <w:sz w:val="21"/>
+          <w:szCs w:val="21"/>
+          <w:lang w:eastAsia="en-ID"/>
+          <w14:ligatures w14:val="none"/>
+        </w:rPr>
+        <w:t>(</w:t>
+      </w:r>
+    </w:p>
+    <w:p>
+      <w:pPr>
+        <w:shd w:val="clear" w:color="auto" w:fill="1F1F1F"/>
+        <w:spacing w:after="0" w:line="285" w:lineRule="atLeast"/>
+        <w:rPr>
+          <w:rFonts w:ascii="Consolas" w:eastAsia="Times New Roman" w:hAnsi="Consolas" w:cs="Times New Roman"/>
+          <w:color w:val="CCCCCC"/>
+          <w:kern w:val="0"/>
+          <w:sz w:val="21"/>
+          <w:szCs w:val="21"/>
+          <w:lang w:eastAsia="en-ID"/>
+          <w14:ligatures w14:val="none"/>
+        </w:rPr>
+      </w:pPr>
+      <w:r>
+        <w:rPr>
+          <w:rFonts w:ascii="Consolas" w:eastAsia="Times New Roman" w:hAnsi="Consolas" w:cs="Times New Roman"/>
+          <w:color w:val="CCCCCC"/>
+          <w:kern w:val="0"/>
+          <w:sz w:val="21"/>
+          <w:szCs w:val="21"/>
+          <w:lang w:eastAsia="en-ID"/>
+          <w14:ligatures w14:val="none"/>
+        </w:rPr>
+        <w:lastRenderedPageBreak/>
+        <w:t xml:space="preserve">      </w:t>
+      </w:r>
+      <w:r>
+        <w:rPr>
+          <w:rFonts w:ascii="Consolas" w:eastAsia="Times New Roman" w:hAnsi="Consolas" w:cs="Times New Roman"/>
+          <w:color w:val="CE9178"/>
+          <w:kern w:val="0"/>
+          <w:sz w:val="21"/>
+          <w:szCs w:val="21"/>
+          <w:lang w:eastAsia="en-ID"/>
+          <w14:ligatures w14:val="none"/>
+        </w:rPr>
+        <w:t>"action"</w:t>
+      </w:r>
+      <w:r>
+        <w:rPr>
+          <w:rFonts w:ascii="Consolas" w:eastAsia="Times New Roman" w:hAnsi="Consolas" w:cs="Times New Roman"/>
+          <w:color w:val="CCCCCC"/>
+          <w:kern w:val="0"/>
+          <w:sz w:val="21"/>
+          <w:szCs w:val="21"/>
+          <w:lang w:eastAsia="en-ID"/>
+          <w14:ligatures w14:val="none"/>
+        </w:rPr>
+        <w:t>,</w:t>
+      </w:r>
+    </w:p>
+    <w:p>
+      <w:pPr>
+        <w:shd w:val="clear" w:color="auto" w:fill="1F1F1F"/>
+        <w:spacing w:after="0" w:line="285" w:lineRule="atLeast"/>
+        <w:rPr>
+          <w:rFonts w:ascii="Consolas" w:eastAsia="Times New Roman" w:hAnsi="Consolas" w:cs="Times New Roman"/>
+          <w:color w:val="CCCCCC"/>
+          <w:kern w:val="0"/>
+          <w:sz w:val="21"/>
+          <w:szCs w:val="21"/>
+          <w:lang w:eastAsia="en-ID"/>
+          <w14:ligatures w14:val="none"/>
+        </w:rPr>
+      </w:pPr>
+      <w:r>
+        <w:rPr>
+          <w:rFonts w:ascii="Consolas" w:eastAsia="Times New Roman" w:hAnsi="Consolas" w:cs="Times New Roman"/>
+          <w:color w:val="CCCCCC"/>
+          <w:kern w:val="0"/>
+          <w:sz w:val="21"/>
+          <w:szCs w:val="21"/>
+          <w:lang w:eastAsia="en-ID"/>
+          <w14:ligatures w14:val="none"/>
+        </w:rPr>
+        <w:t xml:space="preserve">      </w:t>
+      </w:r>
+      <w:r>
+        <w:rPr>
+          <w:rFonts w:ascii="Consolas" w:eastAsia="Times New Roman" w:hAnsi="Consolas" w:cs="Times New Roman"/>
+          <w:color w:val="CE9178"/>
+          <w:kern w:val="0"/>
+          <w:sz w:val="21"/>
+          <w:szCs w:val="21"/>
+          <w:lang w:eastAsia="en-ID"/>
+          <w14:ligatures w14:val="none"/>
+        </w:rPr>
+        <w:t>"http://localhost/pendalamanphp-tutor-wpu/mvc/public/mahasiswa/ubah"</w:t>
+      </w:r>
+      <w:r>
+        <w:rPr>
+          <w:rFonts w:ascii="Consolas" w:eastAsia="Times New Roman" w:hAnsi="Consolas" w:cs="Times New Roman"/>
+          <w:color w:val="CCCCCC"/>
+          <w:kern w:val="0"/>
+          <w:sz w:val="21"/>
+          <w:szCs w:val="21"/>
+          <w:lang w:eastAsia="en-ID"/>
+          <w14:ligatures w14:val="none"/>
+        </w:rPr>
+        <w:t>,</w:t>
+      </w:r>
+    </w:p>
+    <w:p>
+      <w:pPr>
+        <w:shd w:val="clear" w:color="auto" w:fill="1F1F1F"/>
+        <w:spacing w:after="0" w:line="285" w:lineRule="atLeast"/>
+        <w:rPr>
+          <w:rFonts w:ascii="Consolas" w:eastAsia="Times New Roman" w:hAnsi="Consolas" w:cs="Times New Roman"/>
+          <w:color w:val="CCCCCC"/>
+          <w:kern w:val="0"/>
+          <w:sz w:val="21"/>
+          <w:szCs w:val="21"/>
+          <w:lang w:eastAsia="en-ID"/>
+          <w14:ligatures w14:val="none"/>
+        </w:rPr>
+      </w:pPr>
+      <w:r>
+        <w:rPr>
+          <w:rFonts w:ascii="Consolas" w:eastAsia="Times New Roman" w:hAnsi="Consolas" w:cs="Times New Roman"/>
+          <w:color w:val="CCCCCC"/>
+          <w:kern w:val="0"/>
+          <w:sz w:val="21"/>
+          <w:szCs w:val="21"/>
+          <w:lang w:eastAsia="en-ID"/>
+          <w14:ligatures w14:val="none"/>
+        </w:rPr>
+        <w:t>    );</w:t>
+      </w:r>
+    </w:p>
+    <w:p>
+      <w:pPr>
+        <w:shd w:val="clear" w:color="auto" w:fill="1F1F1F"/>
+        <w:spacing w:after="0" w:line="285" w:lineRule="atLeast"/>
+        <w:rPr>
+          <w:rFonts w:ascii="Consolas" w:eastAsia="Times New Roman" w:hAnsi="Consolas" w:cs="Times New Roman"/>
+          <w:color w:val="CCCCCC"/>
+          <w:kern w:val="0"/>
+          <w:sz w:val="21"/>
+          <w:szCs w:val="21"/>
+          <w:lang w:eastAsia="en-ID"/>
+          <w14:ligatures w14:val="none"/>
+        </w:rPr>
+      </w:pPr>
+    </w:p>
+    <w:p>
+      <w:pPr>
+        <w:shd w:val="clear" w:color="auto" w:fill="1F1F1F"/>
+        <w:spacing w:after="0" w:line="285" w:lineRule="atLeast"/>
+        <w:rPr>
+          <w:rFonts w:ascii="Consolas" w:eastAsia="Times New Roman" w:hAnsi="Consolas" w:cs="Times New Roman"/>
+          <w:color w:val="CCCCCC"/>
+          <w:kern w:val="0"/>
+          <w:sz w:val="21"/>
+          <w:szCs w:val="21"/>
+          <w:lang w:eastAsia="en-ID"/>
+          <w14:ligatures w14:val="none"/>
+        </w:rPr>
+      </w:pPr>
+      <w:r>
+        <w:rPr>
+          <w:rFonts w:ascii="Consolas" w:eastAsia="Times New Roman" w:hAnsi="Consolas" w:cs="Times New Roman"/>
+          <w:color w:val="CCCCCC"/>
+          <w:kern w:val="0"/>
+          <w:sz w:val="21"/>
+          <w:szCs w:val="21"/>
+          <w:lang w:eastAsia="en-ID"/>
+          <w14:ligatures w14:val="none"/>
+        </w:rPr>
+        <w:t xml:space="preserve">    </w:t>
+      </w:r>
+      <w:r>
+        <w:rPr>
+          <w:rFonts w:ascii="Consolas" w:eastAsia="Times New Roman" w:hAnsi="Consolas" w:cs="Times New Roman"/>
+          <w:color w:val="6A9955"/>
+          <w:kern w:val="0"/>
+          <w:sz w:val="21"/>
+          <w:szCs w:val="21"/>
+          <w:lang w:eastAsia="en-ID"/>
+          <w14:ligatures w14:val="none"/>
+        </w:rPr>
+        <w:t>// Mengambil id dari data-id</w:t>
+      </w:r>
+    </w:p>
+    <w:p>
+      <w:pPr>
+        <w:shd w:val="clear" w:color="auto" w:fill="1F1F1F"/>
+        <w:spacing w:after="0" w:line="285" w:lineRule="atLeast"/>
+        <w:rPr>
+          <w:rFonts w:ascii="Consolas" w:eastAsia="Times New Roman" w:hAnsi="Consolas" w:cs="Times New Roman"/>
+          <w:color w:val="CCCCCC"/>
+          <w:kern w:val="0"/>
+          <w:sz w:val="21"/>
+          <w:szCs w:val="21"/>
+          <w:lang w:eastAsia="en-ID"/>
+          <w14:ligatures w14:val="none"/>
+        </w:rPr>
+      </w:pPr>
+      <w:r>
+        <w:rPr>
+          <w:rFonts w:ascii="Consolas" w:eastAsia="Times New Roman" w:hAnsi="Consolas" w:cs="Times New Roman"/>
+          <w:color w:val="CCCCCC"/>
+          <w:kern w:val="0"/>
+          <w:sz w:val="21"/>
+          <w:szCs w:val="21"/>
+          <w:lang w:eastAsia="en-ID"/>
+          <w14:ligatures w14:val="none"/>
+        </w:rPr>
+        <w:t xml:space="preserve">    </w:t>
+      </w:r>
+      <w:r>
+        <w:rPr>
+          <w:rFonts w:ascii="Consolas" w:eastAsia="Times New Roman" w:hAnsi="Consolas" w:cs="Times New Roman"/>
+          <w:color w:val="569CD6"/>
+          <w:kern w:val="0"/>
+          <w:sz w:val="21"/>
+          <w:szCs w:val="21"/>
+          <w:lang w:eastAsia="en-ID"/>
+          <w14:ligatures w14:val="none"/>
+        </w:rPr>
+        <w:t>const</w:t>
+      </w:r>
+      <w:r>
+        <w:rPr>
+          <w:rFonts w:ascii="Consolas" w:eastAsia="Times New Roman" w:hAnsi="Consolas" w:cs="Times New Roman"/>
+          <w:color w:val="CCCCCC"/>
+          <w:kern w:val="0"/>
+          <w:sz w:val="21"/>
+          <w:szCs w:val="21"/>
+          <w:lang w:eastAsia="en-ID"/>
+          <w14:ligatures w14:val="none"/>
+        </w:rPr>
+        <w:t xml:space="preserve"> </w:t>
+      </w:r>
+      <w:r>
+        <w:rPr>
+          <w:rFonts w:ascii="Consolas" w:eastAsia="Times New Roman" w:hAnsi="Consolas" w:cs="Times New Roman"/>
+          <w:color w:val="4FC1FF"/>
+          <w:kern w:val="0"/>
+          <w:sz w:val="21"/>
+          <w:szCs w:val="21"/>
+          <w:lang w:eastAsia="en-ID"/>
+          <w14:ligatures w14:val="none"/>
+        </w:rPr>
+        <w:t>id</w:t>
+      </w:r>
+      <w:r>
+        <w:rPr>
+          <w:rFonts w:ascii="Consolas" w:eastAsia="Times New Roman" w:hAnsi="Consolas" w:cs="Times New Roman"/>
+          <w:color w:val="CCCCCC"/>
+          <w:kern w:val="0"/>
+          <w:sz w:val="21"/>
+          <w:szCs w:val="21"/>
+          <w:lang w:eastAsia="en-ID"/>
+          <w14:ligatures w14:val="none"/>
+        </w:rPr>
+        <w:t xml:space="preserve"> </w:t>
+      </w:r>
+      <w:r>
+        <w:rPr>
+          <w:rFonts w:ascii="Consolas" w:eastAsia="Times New Roman" w:hAnsi="Consolas" w:cs="Times New Roman"/>
+          <w:color w:val="D4D4D4"/>
+          <w:kern w:val="0"/>
+          <w:sz w:val="21"/>
+          <w:szCs w:val="21"/>
+          <w:lang w:eastAsia="en-ID"/>
+          <w14:ligatures w14:val="none"/>
+        </w:rPr>
+        <w:t>=</w:t>
+      </w:r>
+      <w:r>
+        <w:rPr>
+          <w:rFonts w:ascii="Consolas" w:eastAsia="Times New Roman" w:hAnsi="Consolas" w:cs="Times New Roman"/>
+          <w:color w:val="CCCCCC"/>
+          <w:kern w:val="0"/>
+          <w:sz w:val="21"/>
+          <w:szCs w:val="21"/>
+          <w:lang w:eastAsia="en-ID"/>
+          <w14:ligatures w14:val="none"/>
+        </w:rPr>
+        <w:t xml:space="preserve"> </w:t>
+      </w:r>
+      <w:r>
+        <w:rPr>
+          <w:rFonts w:ascii="Consolas" w:eastAsia="Times New Roman" w:hAnsi="Consolas" w:cs="Times New Roman"/>
+          <w:color w:val="DCDCAA"/>
+          <w:kern w:val="0"/>
+          <w:sz w:val="21"/>
+          <w:szCs w:val="21"/>
+          <w:lang w:eastAsia="en-ID"/>
+          <w14:ligatures w14:val="none"/>
+        </w:rPr>
+        <w:t>$</w:t>
+      </w:r>
+      <w:r>
+        <w:rPr>
+          <w:rFonts w:ascii="Consolas" w:eastAsia="Times New Roman" w:hAnsi="Consolas" w:cs="Times New Roman"/>
+          <w:color w:val="CCCCCC"/>
+          <w:kern w:val="0"/>
+          <w:sz w:val="21"/>
+          <w:szCs w:val="21"/>
+          <w:lang w:eastAsia="en-ID"/>
+          <w14:ligatures w14:val="none"/>
+        </w:rPr>
+        <w:t>(</w:t>
+      </w:r>
+      <w:r>
+        <w:rPr>
+          <w:rFonts w:ascii="Consolas" w:eastAsia="Times New Roman" w:hAnsi="Consolas" w:cs="Times New Roman"/>
+          <w:color w:val="569CD6"/>
+          <w:kern w:val="0"/>
+          <w:sz w:val="21"/>
+          <w:szCs w:val="21"/>
+          <w:lang w:eastAsia="en-ID"/>
+          <w14:ligatures w14:val="none"/>
+        </w:rPr>
+        <w:t>this</w:t>
+      </w:r>
+      <w:r>
+        <w:rPr>
+          <w:rFonts w:ascii="Consolas" w:eastAsia="Times New Roman" w:hAnsi="Consolas" w:cs="Times New Roman"/>
+          <w:color w:val="CCCCCC"/>
+          <w:kern w:val="0"/>
+          <w:sz w:val="21"/>
+          <w:szCs w:val="21"/>
+          <w:lang w:eastAsia="en-ID"/>
+          <w14:ligatures w14:val="none"/>
+        </w:rPr>
+        <w:t>).</w:t>
+      </w:r>
+      <w:r>
+        <w:rPr>
+          <w:rFonts w:ascii="Consolas" w:eastAsia="Times New Roman" w:hAnsi="Consolas" w:cs="Times New Roman"/>
+          <w:color w:val="DCDCAA"/>
+          <w:kern w:val="0"/>
+          <w:sz w:val="21"/>
+          <w:szCs w:val="21"/>
+          <w:lang w:eastAsia="en-ID"/>
+          <w14:ligatures w14:val="none"/>
+        </w:rPr>
+        <w:t>data</w:t>
+      </w:r>
+      <w:r>
+        <w:rPr>
+          <w:rFonts w:ascii="Consolas" w:eastAsia="Times New Roman" w:hAnsi="Consolas" w:cs="Times New Roman"/>
+          <w:color w:val="CCCCCC"/>
+          <w:kern w:val="0"/>
+          <w:sz w:val="21"/>
+          <w:szCs w:val="21"/>
+          <w:lang w:eastAsia="en-ID"/>
+          <w14:ligatures w14:val="none"/>
+        </w:rPr>
+        <w:t>(</w:t>
+      </w:r>
+      <w:r>
+        <w:rPr>
+          <w:rFonts w:ascii="Consolas" w:eastAsia="Times New Roman" w:hAnsi="Consolas" w:cs="Times New Roman"/>
+          <w:color w:val="CE9178"/>
+          <w:kern w:val="0"/>
+          <w:sz w:val="21"/>
+          <w:szCs w:val="21"/>
+          <w:lang w:eastAsia="en-ID"/>
+          <w14:ligatures w14:val="none"/>
+        </w:rPr>
+        <w:t>"id"</w:t>
+      </w:r>
+      <w:r>
+        <w:rPr>
+          <w:rFonts w:ascii="Consolas" w:eastAsia="Times New Roman" w:hAnsi="Consolas" w:cs="Times New Roman"/>
+          <w:color w:val="CCCCCC"/>
+          <w:kern w:val="0"/>
+          <w:sz w:val="21"/>
+          <w:szCs w:val="21"/>
+          <w:lang w:eastAsia="en-ID"/>
+          <w14:ligatures w14:val="none"/>
+        </w:rPr>
+        <w:t>);</w:t>
+      </w:r>
+    </w:p>
+    <w:p>
+      <w:pPr>
+        <w:shd w:val="clear" w:color="auto" w:fill="1F1F1F"/>
+        <w:spacing w:after="0" w:line="285" w:lineRule="atLeast"/>
+        <w:rPr>
+          <w:rFonts w:ascii="Consolas" w:eastAsia="Times New Roman" w:hAnsi="Consolas" w:cs="Times New Roman"/>
+          <w:color w:val="CCCCCC"/>
+          <w:kern w:val="0"/>
+          <w:sz w:val="21"/>
+          <w:szCs w:val="21"/>
+          <w:lang w:eastAsia="en-ID"/>
+          <w14:ligatures w14:val="none"/>
+        </w:rPr>
+      </w:pPr>
+      <w:r>
+        <w:rPr>
+          <w:rFonts w:ascii="Consolas" w:eastAsia="Times New Roman" w:hAnsi="Consolas" w:cs="Times New Roman"/>
+          <w:color w:val="CCCCCC"/>
+          <w:kern w:val="0"/>
+          <w:sz w:val="21"/>
+          <w:szCs w:val="21"/>
+          <w:lang w:eastAsia="en-ID"/>
+          <w14:ligatures w14:val="none"/>
+        </w:rPr>
+        <w:t xml:space="preserve">    </w:t>
+      </w:r>
+      <w:r>
+        <w:rPr>
+          <w:rFonts w:ascii="Consolas" w:eastAsia="Times New Roman" w:hAnsi="Consolas" w:cs="Times New Roman"/>
+          <w:color w:val="9CDCFE"/>
+          <w:kern w:val="0"/>
+          <w:sz w:val="21"/>
+          <w:szCs w:val="21"/>
+          <w:lang w:eastAsia="en-ID"/>
+          <w14:ligatures w14:val="none"/>
+        </w:rPr>
+        <w:t>console</w:t>
+      </w:r>
+      <w:r>
+        <w:rPr>
+          <w:rFonts w:ascii="Consolas" w:eastAsia="Times New Roman" w:hAnsi="Consolas" w:cs="Times New Roman"/>
+          <w:color w:val="CCCCCC"/>
+          <w:kern w:val="0"/>
+          <w:sz w:val="21"/>
+          <w:szCs w:val="21"/>
+          <w:lang w:eastAsia="en-ID"/>
+          <w14:ligatures w14:val="none"/>
+        </w:rPr>
+        <w:t>.</w:t>
+      </w:r>
+      <w:r>
+        <w:rPr>
+          <w:rFonts w:ascii="Consolas" w:eastAsia="Times New Roman" w:hAnsi="Consolas" w:cs="Times New Roman"/>
+          <w:color w:val="DCDCAA"/>
+          <w:kern w:val="0"/>
+          <w:sz w:val="21"/>
+          <w:szCs w:val="21"/>
+          <w:lang w:eastAsia="en-ID"/>
+          <w14:ligatures w14:val="none"/>
+        </w:rPr>
+        <w:t>log</w:t>
+      </w:r>
+      <w:r>
+        <w:rPr>
+          <w:rFonts w:ascii="Consolas" w:eastAsia="Times New Roman" w:hAnsi="Consolas" w:cs="Times New Roman"/>
+          <w:color w:val="CCCCCC"/>
+          <w:kern w:val="0"/>
+          <w:sz w:val="21"/>
+          <w:szCs w:val="21"/>
+          <w:lang w:eastAsia="en-ID"/>
+          <w14:ligatures w14:val="none"/>
+        </w:rPr>
+        <w:t>(</w:t>
+      </w:r>
+      <w:r>
+        <w:rPr>
+          <w:rFonts w:ascii="Consolas" w:eastAsia="Times New Roman" w:hAnsi="Consolas" w:cs="Times New Roman"/>
+          <w:color w:val="4FC1FF"/>
+          <w:kern w:val="0"/>
+          <w:sz w:val="21"/>
+          <w:szCs w:val="21"/>
+          <w:lang w:eastAsia="en-ID"/>
+          <w14:ligatures w14:val="none"/>
+        </w:rPr>
+        <w:t>id</w:t>
+      </w:r>
+      <w:r>
+        <w:rPr>
+          <w:rFonts w:ascii="Consolas" w:eastAsia="Times New Roman" w:hAnsi="Consolas" w:cs="Times New Roman"/>
+          <w:color w:val="CCCCCC"/>
+          <w:kern w:val="0"/>
+          <w:sz w:val="21"/>
+          <w:szCs w:val="21"/>
+          <w:lang w:eastAsia="en-ID"/>
+          <w14:ligatures w14:val="none"/>
+        </w:rPr>
+        <w:t>);</w:t>
+      </w:r>
+    </w:p>
+    <w:p>
+      <w:pPr>
+        <w:shd w:val="clear" w:color="auto" w:fill="1F1F1F"/>
+        <w:spacing w:after="0" w:line="285" w:lineRule="atLeast"/>
+        <w:rPr>
+          <w:rFonts w:ascii="Consolas" w:eastAsia="Times New Roman" w:hAnsi="Consolas" w:cs="Times New Roman"/>
+          <w:color w:val="CCCCCC"/>
+          <w:kern w:val="0"/>
+          <w:sz w:val="21"/>
+          <w:szCs w:val="21"/>
+          <w:lang w:eastAsia="en-ID"/>
+          <w14:ligatures w14:val="none"/>
+        </w:rPr>
+      </w:pPr>
+    </w:p>
+    <w:p>
+      <w:pPr>
+        <w:shd w:val="clear" w:color="auto" w:fill="1F1F1F"/>
+        <w:spacing w:after="0" w:line="285" w:lineRule="atLeast"/>
+        <w:rPr>
+          <w:rFonts w:ascii="Consolas" w:eastAsia="Times New Roman" w:hAnsi="Consolas" w:cs="Times New Roman"/>
+          <w:color w:val="CCCCCC"/>
+          <w:kern w:val="0"/>
+          <w:sz w:val="21"/>
+          <w:szCs w:val="21"/>
+          <w:lang w:eastAsia="en-ID"/>
+          <w14:ligatures w14:val="none"/>
+        </w:rPr>
+      </w:pPr>
+      <w:r>
+        <w:rPr>
+          <w:rFonts w:ascii="Consolas" w:eastAsia="Times New Roman" w:hAnsi="Consolas" w:cs="Times New Roman"/>
+          <w:color w:val="CCCCCC"/>
+          <w:kern w:val="0"/>
+          <w:sz w:val="21"/>
+          <w:szCs w:val="21"/>
+          <w:lang w:eastAsia="en-ID"/>
+          <w14:ligatures w14:val="none"/>
+        </w:rPr>
+        <w:t xml:space="preserve">    </w:t>
+      </w:r>
+      <w:r>
+        <w:rPr>
+          <w:rFonts w:ascii="Consolas" w:eastAsia="Times New Roman" w:hAnsi="Consolas" w:cs="Times New Roman"/>
+          <w:color w:val="6A9955"/>
+          <w:kern w:val="0"/>
+          <w:sz w:val="21"/>
+          <w:szCs w:val="21"/>
+          <w:lang w:eastAsia="en-ID"/>
+          <w14:ligatures w14:val="none"/>
+        </w:rPr>
+        <w:t>// meminta data method getubah di controlers tanpa mengreload halamanya</w:t>
+      </w:r>
+    </w:p>
+    <w:p>
+      <w:pPr>
+        <w:shd w:val="clear" w:color="auto" w:fill="1F1F1F"/>
+        <w:spacing w:after="0" w:line="285" w:lineRule="atLeast"/>
+        <w:rPr>
+          <w:rFonts w:ascii="Consolas" w:eastAsia="Times New Roman" w:hAnsi="Consolas" w:cs="Times New Roman"/>
+          <w:color w:val="CCCCCC"/>
+          <w:kern w:val="0"/>
+          <w:sz w:val="21"/>
+          <w:szCs w:val="21"/>
+          <w:lang w:eastAsia="en-ID"/>
+          <w14:ligatures w14:val="none"/>
+        </w:rPr>
+      </w:pPr>
+      <w:r>
+        <w:rPr>
+          <w:rFonts w:ascii="Consolas" w:eastAsia="Times New Roman" w:hAnsi="Consolas" w:cs="Times New Roman"/>
+          <w:color w:val="CCCCCC"/>
+          <w:kern w:val="0"/>
+          <w:sz w:val="21"/>
+          <w:szCs w:val="21"/>
+          <w:lang w:eastAsia="en-ID"/>
+          <w14:ligatures w14:val="none"/>
+        </w:rPr>
+        <w:t xml:space="preserve">    </w:t>
+      </w:r>
+      <w:r>
+        <w:rPr>
+          <w:rFonts w:ascii="Consolas" w:eastAsia="Times New Roman" w:hAnsi="Consolas" w:cs="Times New Roman"/>
+          <w:color w:val="9CDCFE"/>
+          <w:kern w:val="0"/>
+          <w:sz w:val="21"/>
+          <w:szCs w:val="21"/>
+          <w:lang w:eastAsia="en-ID"/>
+          <w14:ligatures w14:val="none"/>
+        </w:rPr>
+        <w:t>$</w:t>
+      </w:r>
+      <w:r>
+        <w:rPr>
+          <w:rFonts w:ascii="Consolas" w:eastAsia="Times New Roman" w:hAnsi="Consolas" w:cs="Times New Roman"/>
+          <w:color w:val="CCCCCC"/>
+          <w:kern w:val="0"/>
+          <w:sz w:val="21"/>
+          <w:szCs w:val="21"/>
+          <w:lang w:eastAsia="en-ID"/>
+          <w14:ligatures w14:val="none"/>
+        </w:rPr>
+        <w:t>.</w:t>
+      </w:r>
+      <w:r>
+        <w:rPr>
+          <w:rFonts w:ascii="Consolas" w:eastAsia="Times New Roman" w:hAnsi="Consolas" w:cs="Times New Roman"/>
+          <w:color w:val="DCDCAA"/>
+          <w:kern w:val="0"/>
+          <w:sz w:val="21"/>
+          <w:szCs w:val="21"/>
+          <w:lang w:eastAsia="en-ID"/>
+          <w14:ligatures w14:val="none"/>
+        </w:rPr>
+        <w:t>ajax</w:t>
+      </w:r>
+      <w:r>
+        <w:rPr>
+          <w:rFonts w:ascii="Consolas" w:eastAsia="Times New Roman" w:hAnsi="Consolas" w:cs="Times New Roman"/>
+          <w:color w:val="CCCCCC"/>
+          <w:kern w:val="0"/>
+          <w:sz w:val="21"/>
+          <w:szCs w:val="21"/>
+          <w:lang w:eastAsia="en-ID"/>
+          <w14:ligatures w14:val="none"/>
+        </w:rPr>
+        <w:t>({</w:t>
+      </w:r>
+    </w:p>
+    <w:p>
+      <w:pPr>
+        <w:shd w:val="clear" w:color="auto" w:fill="1F1F1F"/>
+        <w:spacing w:after="0" w:line="285" w:lineRule="atLeast"/>
+        <w:rPr>
+          <w:rFonts w:ascii="Consolas" w:eastAsia="Times New Roman" w:hAnsi="Consolas" w:cs="Times New Roman"/>
+          <w:color w:val="CCCCCC"/>
+          <w:kern w:val="0"/>
+          <w:sz w:val="21"/>
+          <w:szCs w:val="21"/>
+          <w:lang w:eastAsia="en-ID"/>
+          <w14:ligatures w14:val="none"/>
+        </w:rPr>
+      </w:pPr>
+      <w:r>
+        <w:rPr>
+          <w:rFonts w:ascii="Consolas" w:eastAsia="Times New Roman" w:hAnsi="Consolas" w:cs="Times New Roman"/>
+          <w:color w:val="CCCCCC"/>
+          <w:kern w:val="0"/>
+          <w:sz w:val="21"/>
+          <w:szCs w:val="21"/>
+          <w:lang w:eastAsia="en-ID"/>
+          <w14:ligatures w14:val="none"/>
+        </w:rPr>
+        <w:t xml:space="preserve">      </w:t>
+      </w:r>
+      <w:r>
+        <w:rPr>
+          <w:rFonts w:ascii="Consolas" w:eastAsia="Times New Roman" w:hAnsi="Consolas" w:cs="Times New Roman"/>
+          <w:color w:val="9CDCFE"/>
+          <w:kern w:val="0"/>
+          <w:sz w:val="21"/>
+          <w:szCs w:val="21"/>
+          <w:lang w:eastAsia="en-ID"/>
+          <w14:ligatures w14:val="none"/>
+        </w:rPr>
+        <w:t>url:</w:t>
+      </w:r>
+      <w:r>
+        <w:rPr>
+          <w:rFonts w:ascii="Consolas" w:eastAsia="Times New Roman" w:hAnsi="Consolas" w:cs="Times New Roman"/>
+          <w:color w:val="CCCCCC"/>
+          <w:kern w:val="0"/>
+          <w:sz w:val="21"/>
+          <w:szCs w:val="21"/>
+          <w:lang w:eastAsia="en-ID"/>
+          <w14:ligatures w14:val="none"/>
+        </w:rPr>
+        <w:t xml:space="preserve"> </w:t>
+      </w:r>
+      <w:r>
+        <w:rPr>
+          <w:rFonts w:ascii="Consolas" w:eastAsia="Times New Roman" w:hAnsi="Consolas" w:cs="Times New Roman"/>
+          <w:color w:val="CE9178"/>
+          <w:kern w:val="0"/>
+          <w:sz w:val="21"/>
+          <w:szCs w:val="21"/>
+          <w:lang w:eastAsia="en-ID"/>
+          <w14:ligatures w14:val="none"/>
+        </w:rPr>
+        <w:t>"http://localhost/pendalamanphp-tutor-wpu/mvc/public/mahasiswa/getubah"</w:t>
+      </w:r>
+      <w:r>
+        <w:rPr>
+          <w:rFonts w:ascii="Consolas" w:eastAsia="Times New Roman" w:hAnsi="Consolas" w:cs="Times New Roman"/>
+          <w:color w:val="CCCCCC"/>
+          <w:kern w:val="0"/>
+          <w:sz w:val="21"/>
+          <w:szCs w:val="21"/>
+          <w:lang w:eastAsia="en-ID"/>
+          <w14:ligatures w14:val="none"/>
+        </w:rPr>
+        <w:t>,</w:t>
+      </w:r>
+    </w:p>
+    <w:p>
+      <w:pPr>
+        <w:shd w:val="clear" w:color="auto" w:fill="1F1F1F"/>
+        <w:spacing w:after="0" w:line="285" w:lineRule="atLeast"/>
+        <w:rPr>
+          <w:rFonts w:ascii="Consolas" w:eastAsia="Times New Roman" w:hAnsi="Consolas" w:cs="Times New Roman"/>
+          <w:color w:val="CCCCCC"/>
+          <w:kern w:val="0"/>
+          <w:sz w:val="21"/>
+          <w:szCs w:val="21"/>
+          <w:lang w:eastAsia="en-ID"/>
+          <w14:ligatures w14:val="none"/>
+        </w:rPr>
+      </w:pPr>
+      <w:r>
+        <w:rPr>
+          <w:rFonts w:ascii="Consolas" w:eastAsia="Times New Roman" w:hAnsi="Consolas" w:cs="Times New Roman"/>
+          <w:color w:val="CCCCCC"/>
+          <w:kern w:val="0"/>
+          <w:sz w:val="21"/>
+          <w:szCs w:val="21"/>
+          <w:lang w:eastAsia="en-ID"/>
+          <w14:ligatures w14:val="none"/>
+        </w:rPr>
+        <w:t xml:space="preserve">      </w:t>
+      </w:r>
+      <w:r>
+        <w:rPr>
+          <w:rFonts w:ascii="Consolas" w:eastAsia="Times New Roman" w:hAnsi="Consolas" w:cs="Times New Roman"/>
+          <w:color w:val="9CDCFE"/>
+          <w:kern w:val="0"/>
+          <w:sz w:val="21"/>
+          <w:szCs w:val="21"/>
+          <w:lang w:eastAsia="en-ID"/>
+          <w14:ligatures w14:val="none"/>
+        </w:rPr>
+        <w:t>data:</w:t>
+      </w:r>
+      <w:r>
+        <w:rPr>
+          <w:rFonts w:ascii="Consolas" w:eastAsia="Times New Roman" w:hAnsi="Consolas" w:cs="Times New Roman"/>
+          <w:color w:val="CCCCCC"/>
+          <w:kern w:val="0"/>
+          <w:sz w:val="21"/>
+          <w:szCs w:val="21"/>
+          <w:lang w:eastAsia="en-ID"/>
+          <w14:ligatures w14:val="none"/>
+        </w:rPr>
+        <w:t xml:space="preserve"> { </w:t>
+      </w:r>
+      <w:r>
+        <w:rPr>
+          <w:rFonts w:ascii="Consolas" w:eastAsia="Times New Roman" w:hAnsi="Consolas" w:cs="Times New Roman"/>
+          <w:color w:val="9CDCFE"/>
+          <w:kern w:val="0"/>
+          <w:sz w:val="21"/>
+          <w:szCs w:val="21"/>
+          <w:lang w:eastAsia="en-ID"/>
+          <w14:ligatures w14:val="none"/>
+        </w:rPr>
+        <w:t>id:</w:t>
+      </w:r>
+      <w:r>
+        <w:rPr>
+          <w:rFonts w:ascii="Consolas" w:eastAsia="Times New Roman" w:hAnsi="Consolas" w:cs="Times New Roman"/>
+          <w:color w:val="CCCCCC"/>
+          <w:kern w:val="0"/>
+          <w:sz w:val="21"/>
+          <w:szCs w:val="21"/>
+          <w:lang w:eastAsia="en-ID"/>
+          <w14:ligatures w14:val="none"/>
+        </w:rPr>
+        <w:t xml:space="preserve"> </w:t>
+      </w:r>
+      <w:r>
+        <w:rPr>
+          <w:rFonts w:ascii="Consolas" w:eastAsia="Times New Roman" w:hAnsi="Consolas" w:cs="Times New Roman"/>
+          <w:color w:val="4FC1FF"/>
+          <w:kern w:val="0"/>
+          <w:sz w:val="21"/>
+          <w:szCs w:val="21"/>
+          <w:lang w:eastAsia="en-ID"/>
+          <w14:ligatures w14:val="none"/>
+        </w:rPr>
+        <w:t>id</w:t>
+      </w:r>
+      <w:r>
+        <w:rPr>
+          <w:rFonts w:ascii="Consolas" w:eastAsia="Times New Roman" w:hAnsi="Consolas" w:cs="Times New Roman"/>
+          <w:color w:val="CCCCCC"/>
+          <w:kern w:val="0"/>
+          <w:sz w:val="21"/>
+          <w:szCs w:val="21"/>
+          <w:lang w:eastAsia="en-ID"/>
+          <w14:ligatures w14:val="none"/>
+        </w:rPr>
+        <w:t xml:space="preserve"> },</w:t>
+      </w:r>
+    </w:p>
+    <w:p>
+      <w:pPr>
+        <w:shd w:val="clear" w:color="auto" w:fill="1F1F1F"/>
+        <w:spacing w:after="0" w:line="285" w:lineRule="atLeast"/>
+        <w:rPr>
+          <w:rFonts w:ascii="Consolas" w:eastAsia="Times New Roman" w:hAnsi="Consolas" w:cs="Times New Roman"/>
+          <w:color w:val="CCCCCC"/>
+          <w:kern w:val="0"/>
+          <w:sz w:val="21"/>
+          <w:szCs w:val="21"/>
+          <w:lang w:eastAsia="en-ID"/>
+          <w14:ligatures w14:val="none"/>
+        </w:rPr>
+      </w:pPr>
+      <w:r>
+        <w:rPr>
+          <w:rFonts w:ascii="Consolas" w:eastAsia="Times New Roman" w:hAnsi="Consolas" w:cs="Times New Roman"/>
+          <w:color w:val="CCCCCC"/>
+          <w:kern w:val="0"/>
+          <w:sz w:val="21"/>
+          <w:szCs w:val="21"/>
+          <w:lang w:eastAsia="en-ID"/>
+          <w14:ligatures w14:val="none"/>
+        </w:rPr>
+        <w:t xml:space="preserve">      </w:t>
+      </w:r>
+      <w:r>
+        <w:rPr>
+          <w:rFonts w:ascii="Consolas" w:eastAsia="Times New Roman" w:hAnsi="Consolas" w:cs="Times New Roman"/>
+          <w:color w:val="9CDCFE"/>
+          <w:kern w:val="0"/>
+          <w:sz w:val="21"/>
+          <w:szCs w:val="21"/>
+          <w:lang w:eastAsia="en-ID"/>
+          <w14:ligatures w14:val="none"/>
+        </w:rPr>
+        <w:t>method:</w:t>
+      </w:r>
+      <w:r>
+        <w:rPr>
+          <w:rFonts w:ascii="Consolas" w:eastAsia="Times New Roman" w:hAnsi="Consolas" w:cs="Times New Roman"/>
+          <w:color w:val="CCCCCC"/>
+          <w:kern w:val="0"/>
+          <w:sz w:val="21"/>
+          <w:szCs w:val="21"/>
+          <w:lang w:eastAsia="en-ID"/>
+          <w14:ligatures w14:val="none"/>
+        </w:rPr>
+        <w:t xml:space="preserve"> </w:t>
+      </w:r>
+      <w:r>
+        <w:rPr>
+          <w:rFonts w:ascii="Consolas" w:eastAsia="Times New Roman" w:hAnsi="Consolas" w:cs="Times New Roman"/>
+          <w:color w:val="CE9178"/>
+          <w:kern w:val="0"/>
+          <w:sz w:val="21"/>
+          <w:szCs w:val="21"/>
+          <w:lang w:eastAsia="en-ID"/>
+          <w14:ligatures w14:val="none"/>
+        </w:rPr>
+        <w:t>"post"</w:t>
+      </w:r>
+      <w:r>
+        <w:rPr>
+          <w:rFonts w:ascii="Consolas" w:eastAsia="Times New Roman" w:hAnsi="Consolas" w:cs="Times New Roman"/>
+          <w:color w:val="CCCCCC"/>
+          <w:kern w:val="0"/>
+          <w:sz w:val="21"/>
+          <w:szCs w:val="21"/>
+          <w:lang w:eastAsia="en-ID"/>
+          <w14:ligatures w14:val="none"/>
+        </w:rPr>
+        <w:t>,</w:t>
+      </w:r>
+    </w:p>
+    <w:p>
+      <w:pPr>
+        <w:shd w:val="clear" w:color="auto" w:fill="1F1F1F"/>
+        <w:spacing w:after="0" w:line="285" w:lineRule="atLeast"/>
+        <w:rPr>
+          <w:rFonts w:ascii="Consolas" w:eastAsia="Times New Roman" w:hAnsi="Consolas" w:cs="Times New Roman"/>
+          <w:color w:val="CCCCCC"/>
+          <w:kern w:val="0"/>
+          <w:sz w:val="21"/>
+          <w:szCs w:val="21"/>
+          <w:lang w:eastAsia="en-ID"/>
+          <w14:ligatures w14:val="none"/>
+        </w:rPr>
+      </w:pPr>
+      <w:r>
+        <w:rPr>
+          <w:rFonts w:ascii="Consolas" w:eastAsia="Times New Roman" w:hAnsi="Consolas" w:cs="Times New Roman"/>
+          <w:color w:val="CCCCCC"/>
+          <w:kern w:val="0"/>
+          <w:sz w:val="21"/>
+          <w:szCs w:val="21"/>
+          <w:lang w:eastAsia="en-ID"/>
+          <w14:ligatures w14:val="none"/>
+        </w:rPr>
+        <w:t xml:space="preserve">      </w:t>
+      </w:r>
+      <w:r>
+        <w:rPr>
+          <w:rFonts w:ascii="Consolas" w:eastAsia="Times New Roman" w:hAnsi="Consolas" w:cs="Times New Roman"/>
+          <w:color w:val="9CDCFE"/>
+          <w:kern w:val="0"/>
+          <w:sz w:val="21"/>
+          <w:szCs w:val="21"/>
+          <w:lang w:eastAsia="en-ID"/>
+          <w14:ligatures w14:val="none"/>
+        </w:rPr>
+        <w:t>dataType:</w:t>
+      </w:r>
+      <w:r>
+        <w:rPr>
+          <w:rFonts w:ascii="Consolas" w:eastAsia="Times New Roman" w:hAnsi="Consolas" w:cs="Times New Roman"/>
+          <w:color w:val="CCCCCC"/>
+          <w:kern w:val="0"/>
+          <w:sz w:val="21"/>
+          <w:szCs w:val="21"/>
+          <w:lang w:eastAsia="en-ID"/>
+          <w14:ligatures w14:val="none"/>
+        </w:rPr>
+        <w:t xml:space="preserve"> </w:t>
+      </w:r>
+      <w:r>
+        <w:rPr>
+          <w:rFonts w:ascii="Consolas" w:eastAsia="Times New Roman" w:hAnsi="Consolas" w:cs="Times New Roman"/>
+          <w:color w:val="CE9178"/>
+          <w:kern w:val="0"/>
+          <w:sz w:val="21"/>
+          <w:szCs w:val="21"/>
+          <w:lang w:eastAsia="en-ID"/>
+          <w14:ligatures w14:val="none"/>
+        </w:rPr>
+        <w:t>"json"</w:t>
+      </w:r>
+      <w:r>
+        <w:rPr>
+          <w:rFonts w:ascii="Consolas" w:eastAsia="Times New Roman" w:hAnsi="Consolas" w:cs="Times New Roman"/>
+          <w:color w:val="CCCCCC"/>
+          <w:kern w:val="0"/>
+          <w:sz w:val="21"/>
+          <w:szCs w:val="21"/>
+          <w:lang w:eastAsia="en-ID"/>
+          <w14:ligatures w14:val="none"/>
+        </w:rPr>
+        <w:t>,</w:t>
+      </w:r>
+    </w:p>
+    <w:p>
+      <w:pPr>
+        <w:shd w:val="clear" w:color="auto" w:fill="1F1F1F"/>
+        <w:spacing w:after="0" w:line="285" w:lineRule="atLeast"/>
+        <w:rPr>
+          <w:rFonts w:ascii="Consolas" w:eastAsia="Times New Roman" w:hAnsi="Consolas" w:cs="Times New Roman"/>
+          <w:color w:val="CCCCCC"/>
+          <w:kern w:val="0"/>
+          <w:sz w:val="21"/>
+          <w:szCs w:val="21"/>
+          <w:lang w:eastAsia="en-ID"/>
+          <w14:ligatures w14:val="none"/>
+        </w:rPr>
+      </w:pPr>
+      <w:r>
+        <w:rPr>
+          <w:rFonts w:ascii="Consolas" w:eastAsia="Times New Roman" w:hAnsi="Consolas" w:cs="Times New Roman"/>
+          <w:color w:val="CCCCCC"/>
+          <w:kern w:val="0"/>
+          <w:sz w:val="21"/>
+          <w:szCs w:val="21"/>
+          <w:lang w:eastAsia="en-ID"/>
+          <w14:ligatures w14:val="none"/>
+        </w:rPr>
+        <w:t xml:space="preserve">      </w:t>
+      </w:r>
+      <w:r>
+        <w:rPr>
+          <w:rFonts w:ascii="Consolas" w:eastAsia="Times New Roman" w:hAnsi="Consolas" w:cs="Times New Roman"/>
+          <w:color w:val="6A9955"/>
+          <w:kern w:val="0"/>
+          <w:sz w:val="21"/>
+          <w:szCs w:val="21"/>
+          <w:lang w:eastAsia="en-ID"/>
+          <w14:ligatures w14:val="none"/>
+        </w:rPr>
+        <w:t>// jika success maka akan memperoleh data dari controller berupa json_encode</w:t>
+      </w:r>
+    </w:p>
+    <w:p>
+      <w:pPr>
+        <w:shd w:val="clear" w:color="auto" w:fill="1F1F1F"/>
+        <w:spacing w:after="0" w:line="285" w:lineRule="atLeast"/>
+        <w:rPr>
+          <w:rFonts w:ascii="Consolas" w:eastAsia="Times New Roman" w:hAnsi="Consolas" w:cs="Times New Roman"/>
+          <w:color w:val="CCCCCC"/>
+          <w:kern w:val="0"/>
+          <w:sz w:val="21"/>
+          <w:szCs w:val="21"/>
+          <w:lang w:eastAsia="en-ID"/>
+          <w14:ligatures w14:val="none"/>
+        </w:rPr>
+      </w:pPr>
+      <w:r>
+        <w:rPr>
+          <w:rFonts w:ascii="Consolas" w:eastAsia="Times New Roman" w:hAnsi="Consolas" w:cs="Times New Roman"/>
+          <w:color w:val="CCCCCC"/>
+          <w:kern w:val="0"/>
+          <w:sz w:val="21"/>
+          <w:szCs w:val="21"/>
+          <w:lang w:eastAsia="en-ID"/>
+          <w14:ligatures w14:val="none"/>
+        </w:rPr>
+        <w:t xml:space="preserve">      </w:t>
+      </w:r>
+      <w:r>
+        <w:rPr>
+          <w:rFonts w:ascii="Consolas" w:eastAsia="Times New Roman" w:hAnsi="Consolas" w:cs="Times New Roman"/>
+          <w:color w:val="DCDCAA"/>
+          <w:kern w:val="0"/>
+          <w:sz w:val="21"/>
+          <w:szCs w:val="21"/>
+          <w:lang w:eastAsia="en-ID"/>
+          <w14:ligatures w14:val="none"/>
+        </w:rPr>
+        <w:t>success</w:t>
+      </w:r>
+      <w:r>
+        <w:rPr>
+          <w:rFonts w:ascii="Consolas" w:eastAsia="Times New Roman" w:hAnsi="Consolas" w:cs="Times New Roman"/>
+          <w:color w:val="9CDCFE"/>
+          <w:kern w:val="0"/>
+          <w:sz w:val="21"/>
+          <w:szCs w:val="21"/>
+          <w:lang w:eastAsia="en-ID"/>
+          <w14:ligatures w14:val="none"/>
+        </w:rPr>
+        <w:t>:</w:t>
+      </w:r>
+      <w:r>
+        <w:rPr>
+          <w:rFonts w:ascii="Consolas" w:eastAsia="Times New Roman" w:hAnsi="Consolas" w:cs="Times New Roman"/>
+          <w:color w:val="CCCCCC"/>
+          <w:kern w:val="0"/>
+          <w:sz w:val="21"/>
+          <w:szCs w:val="21"/>
+          <w:lang w:eastAsia="en-ID"/>
+          <w14:ligatures w14:val="none"/>
+        </w:rPr>
+        <w:t xml:space="preserve"> </w:t>
+      </w:r>
+      <w:r>
+        <w:rPr>
+          <w:rFonts w:ascii="Consolas" w:eastAsia="Times New Roman" w:hAnsi="Consolas" w:cs="Times New Roman"/>
+          <w:color w:val="569CD6"/>
+          <w:kern w:val="0"/>
+          <w:sz w:val="21"/>
+          <w:szCs w:val="21"/>
+          <w:lang w:eastAsia="en-ID"/>
+          <w14:ligatures w14:val="none"/>
+        </w:rPr>
+        <w:t>function</w:t>
+      </w:r>
+      <w:r>
+        <w:rPr>
+          <w:rFonts w:ascii="Consolas" w:eastAsia="Times New Roman" w:hAnsi="Consolas" w:cs="Times New Roman"/>
+          <w:color w:val="CCCCCC"/>
+          <w:kern w:val="0"/>
+          <w:sz w:val="21"/>
+          <w:szCs w:val="21"/>
+          <w:lang w:eastAsia="en-ID"/>
+          <w14:ligatures w14:val="none"/>
+        </w:rPr>
+        <w:t xml:space="preserve"> (</w:t>
+      </w:r>
+      <w:r>
+        <w:rPr>
+          <w:rFonts w:ascii="Consolas" w:eastAsia="Times New Roman" w:hAnsi="Consolas" w:cs="Times New Roman"/>
+          <w:color w:val="9CDCFE"/>
+          <w:kern w:val="0"/>
+          <w:sz w:val="21"/>
+          <w:szCs w:val="21"/>
+          <w:lang w:eastAsia="en-ID"/>
+          <w14:ligatures w14:val="none"/>
+        </w:rPr>
+        <w:t>data</w:t>
+      </w:r>
+      <w:r>
+        <w:rPr>
+          <w:rFonts w:ascii="Consolas" w:eastAsia="Times New Roman" w:hAnsi="Consolas" w:cs="Times New Roman"/>
+          <w:color w:val="CCCCCC"/>
+          <w:kern w:val="0"/>
+          <w:sz w:val="21"/>
+          <w:szCs w:val="21"/>
+          <w:lang w:eastAsia="en-ID"/>
+          <w14:ligatures w14:val="none"/>
+        </w:rPr>
+        <w:t>) {</w:t>
+      </w:r>
+    </w:p>
+    <w:p>
+      <w:pPr>
+        <w:shd w:val="clear" w:color="auto" w:fill="1F1F1F"/>
+        <w:spacing w:after="0" w:line="285" w:lineRule="atLeast"/>
+        <w:rPr>
+          <w:rFonts w:ascii="Consolas" w:eastAsia="Times New Roman" w:hAnsi="Consolas" w:cs="Times New Roman"/>
+          <w:color w:val="CCCCCC"/>
+          <w:kern w:val="0"/>
+          <w:sz w:val="21"/>
+          <w:szCs w:val="21"/>
+          <w:lang w:eastAsia="en-ID"/>
+          <w14:ligatures w14:val="none"/>
+        </w:rPr>
+      </w:pPr>
+      <w:r>
+        <w:rPr>
+          <w:rFonts w:ascii="Consolas" w:eastAsia="Times New Roman" w:hAnsi="Consolas" w:cs="Times New Roman"/>
+          <w:color w:val="CCCCCC"/>
+          <w:kern w:val="0"/>
+          <w:sz w:val="21"/>
+          <w:szCs w:val="21"/>
+          <w:lang w:eastAsia="en-ID"/>
+          <w14:ligatures w14:val="none"/>
+        </w:rPr>
+        <w:t xml:space="preserve">        </w:t>
+      </w:r>
+      <w:r>
+        <w:rPr>
+          <w:rFonts w:ascii="Consolas" w:eastAsia="Times New Roman" w:hAnsi="Consolas" w:cs="Times New Roman"/>
+          <w:color w:val="DCDCAA"/>
+          <w:kern w:val="0"/>
+          <w:sz w:val="21"/>
+          <w:szCs w:val="21"/>
+          <w:lang w:eastAsia="en-ID"/>
+          <w14:ligatures w14:val="none"/>
+        </w:rPr>
+        <w:t>$</w:t>
+      </w:r>
+      <w:r>
+        <w:rPr>
+          <w:rFonts w:ascii="Consolas" w:eastAsia="Times New Roman" w:hAnsi="Consolas" w:cs="Times New Roman"/>
+          <w:color w:val="CCCCCC"/>
+          <w:kern w:val="0"/>
+          <w:sz w:val="21"/>
+          <w:szCs w:val="21"/>
+          <w:lang w:eastAsia="en-ID"/>
+          <w14:ligatures w14:val="none"/>
+        </w:rPr>
+        <w:t>(</w:t>
+      </w:r>
+      <w:r>
+        <w:rPr>
+          <w:rFonts w:ascii="Consolas" w:eastAsia="Times New Roman" w:hAnsi="Consolas" w:cs="Times New Roman"/>
+          <w:color w:val="CE9178"/>
+          <w:kern w:val="0"/>
+          <w:sz w:val="21"/>
+          <w:szCs w:val="21"/>
+          <w:lang w:eastAsia="en-ID"/>
+          <w14:ligatures w14:val="none"/>
+        </w:rPr>
+        <w:t>"id"</w:t>
+      </w:r>
+      <w:r>
+        <w:rPr>
+          <w:rFonts w:ascii="Consolas" w:eastAsia="Times New Roman" w:hAnsi="Consolas" w:cs="Times New Roman"/>
+          <w:color w:val="CCCCCC"/>
+          <w:kern w:val="0"/>
+          <w:sz w:val="21"/>
+          <w:szCs w:val="21"/>
+          <w:lang w:eastAsia="en-ID"/>
+          <w14:ligatures w14:val="none"/>
+        </w:rPr>
+        <w:t>).</w:t>
+      </w:r>
+      <w:r>
+        <w:rPr>
+          <w:rFonts w:ascii="Consolas" w:eastAsia="Times New Roman" w:hAnsi="Consolas" w:cs="Times New Roman"/>
+          <w:color w:val="DCDCAA"/>
+          <w:kern w:val="0"/>
+          <w:sz w:val="21"/>
+          <w:szCs w:val="21"/>
+          <w:lang w:eastAsia="en-ID"/>
+          <w14:ligatures w14:val="none"/>
+        </w:rPr>
+        <w:t>val</w:t>
+      </w:r>
+      <w:r>
+        <w:rPr>
+          <w:rFonts w:ascii="Consolas" w:eastAsia="Times New Roman" w:hAnsi="Consolas" w:cs="Times New Roman"/>
+          <w:color w:val="CCCCCC"/>
+          <w:kern w:val="0"/>
+          <w:sz w:val="21"/>
+          <w:szCs w:val="21"/>
+          <w:lang w:eastAsia="en-ID"/>
+          <w14:ligatures w14:val="none"/>
+        </w:rPr>
+        <w:t>(</w:t>
+      </w:r>
+      <w:r>
+        <w:rPr>
+          <w:rFonts w:ascii="Consolas" w:eastAsia="Times New Roman" w:hAnsi="Consolas" w:cs="Times New Roman"/>
+          <w:color w:val="9CDCFE"/>
+          <w:kern w:val="0"/>
+          <w:sz w:val="21"/>
+          <w:szCs w:val="21"/>
+          <w:lang w:eastAsia="en-ID"/>
+          <w14:ligatures w14:val="none"/>
+        </w:rPr>
+        <w:t>data</w:t>
+      </w:r>
+      <w:r>
+        <w:rPr>
+          <w:rFonts w:ascii="Consolas" w:eastAsia="Times New Roman" w:hAnsi="Consolas" w:cs="Times New Roman"/>
+          <w:color w:val="CCCCCC"/>
+          <w:kern w:val="0"/>
+          <w:sz w:val="21"/>
+          <w:szCs w:val="21"/>
+          <w:lang w:eastAsia="en-ID"/>
+          <w14:ligatures w14:val="none"/>
+        </w:rPr>
+        <w:t>.</w:t>
+      </w:r>
+      <w:r>
+        <w:rPr>
+          <w:rFonts w:ascii="Consolas" w:eastAsia="Times New Roman" w:hAnsi="Consolas" w:cs="Times New Roman"/>
+          <w:color w:val="9CDCFE"/>
+          <w:kern w:val="0"/>
+          <w:sz w:val="21"/>
+          <w:szCs w:val="21"/>
+          <w:lang w:eastAsia="en-ID"/>
+          <w14:ligatures w14:val="none"/>
+        </w:rPr>
+        <w:t>id</w:t>
+      </w:r>
+      <w:r>
+        <w:rPr>
+          <w:rFonts w:ascii="Consolas" w:eastAsia="Times New Roman" w:hAnsi="Consolas" w:cs="Times New Roman"/>
+          <w:color w:val="CCCCCC"/>
+          <w:kern w:val="0"/>
+          <w:sz w:val="21"/>
+          <w:szCs w:val="21"/>
+          <w:lang w:eastAsia="en-ID"/>
+          <w14:ligatures w14:val="none"/>
+        </w:rPr>
+        <w:t>);</w:t>
+      </w:r>
+    </w:p>
+    <w:p>
+      <w:pPr>
+        <w:shd w:val="clear" w:color="auto" w:fill="1F1F1F"/>
+        <w:spacing w:after="0" w:line="285" w:lineRule="atLeast"/>
+        <w:rPr>
+          <w:rFonts w:ascii="Consolas" w:eastAsia="Times New Roman" w:hAnsi="Consolas" w:cs="Times New Roman"/>
+          <w:color w:val="CCCCCC"/>
+          <w:kern w:val="0"/>
+          <w:sz w:val="21"/>
+          <w:szCs w:val="21"/>
+          <w:lang w:eastAsia="en-ID"/>
+          <w14:ligatures w14:val="none"/>
+        </w:rPr>
+      </w:pPr>
+      <w:r>
+        <w:rPr>
+          <w:rFonts w:ascii="Consolas" w:eastAsia="Times New Roman" w:hAnsi="Consolas" w:cs="Times New Roman"/>
+          <w:color w:val="CCCCCC"/>
+          <w:kern w:val="0"/>
+          <w:sz w:val="21"/>
+          <w:szCs w:val="21"/>
+          <w:lang w:eastAsia="en-ID"/>
+          <w14:ligatures w14:val="none"/>
+        </w:rPr>
+        <w:t xml:space="preserve">        </w:t>
+      </w:r>
+      <w:r>
+        <w:rPr>
+          <w:rFonts w:ascii="Consolas" w:eastAsia="Times New Roman" w:hAnsi="Consolas" w:cs="Times New Roman"/>
+          <w:color w:val="DCDCAA"/>
+          <w:kern w:val="0"/>
+          <w:sz w:val="21"/>
+          <w:szCs w:val="21"/>
+          <w:lang w:eastAsia="en-ID"/>
+          <w14:ligatures w14:val="none"/>
+        </w:rPr>
+        <w:t>$</w:t>
+      </w:r>
+      <w:r>
+        <w:rPr>
+          <w:rFonts w:ascii="Consolas" w:eastAsia="Times New Roman" w:hAnsi="Consolas" w:cs="Times New Roman"/>
+          <w:color w:val="CCCCCC"/>
+          <w:kern w:val="0"/>
+          <w:sz w:val="21"/>
+          <w:szCs w:val="21"/>
+          <w:lang w:eastAsia="en-ID"/>
+          <w14:ligatures w14:val="none"/>
+        </w:rPr>
+        <w:t>(</w:t>
+      </w:r>
+      <w:r>
+        <w:rPr>
+          <w:rFonts w:ascii="Consolas" w:eastAsia="Times New Roman" w:hAnsi="Consolas" w:cs="Times New Roman"/>
+          <w:color w:val="CE9178"/>
+          <w:kern w:val="0"/>
+          <w:sz w:val="21"/>
+          <w:szCs w:val="21"/>
+          <w:lang w:eastAsia="en-ID"/>
+          <w14:ligatures w14:val="none"/>
+        </w:rPr>
+        <w:t>"#nama"</w:t>
+      </w:r>
+      <w:r>
+        <w:rPr>
+          <w:rFonts w:ascii="Consolas" w:eastAsia="Times New Roman" w:hAnsi="Consolas" w:cs="Times New Roman"/>
+          <w:color w:val="CCCCCC"/>
+          <w:kern w:val="0"/>
+          <w:sz w:val="21"/>
+          <w:szCs w:val="21"/>
+          <w:lang w:eastAsia="en-ID"/>
+          <w14:ligatures w14:val="none"/>
+        </w:rPr>
+        <w:t>).</w:t>
+      </w:r>
+      <w:r>
+        <w:rPr>
+          <w:rFonts w:ascii="Consolas" w:eastAsia="Times New Roman" w:hAnsi="Consolas" w:cs="Times New Roman"/>
+          <w:color w:val="DCDCAA"/>
+          <w:kern w:val="0"/>
+          <w:sz w:val="21"/>
+          <w:szCs w:val="21"/>
+          <w:lang w:eastAsia="en-ID"/>
+          <w14:ligatures w14:val="none"/>
+        </w:rPr>
+        <w:t>val</w:t>
+      </w:r>
+      <w:r>
+        <w:rPr>
+          <w:rFonts w:ascii="Consolas" w:eastAsia="Times New Roman" w:hAnsi="Consolas" w:cs="Times New Roman"/>
+          <w:color w:val="CCCCCC"/>
+          <w:kern w:val="0"/>
+          <w:sz w:val="21"/>
+          <w:szCs w:val="21"/>
+          <w:lang w:eastAsia="en-ID"/>
+          <w14:ligatures w14:val="none"/>
+        </w:rPr>
+        <w:t>(</w:t>
+      </w:r>
+      <w:r>
+        <w:rPr>
+          <w:rFonts w:ascii="Consolas" w:eastAsia="Times New Roman" w:hAnsi="Consolas" w:cs="Times New Roman"/>
+          <w:color w:val="9CDCFE"/>
+          <w:kern w:val="0"/>
+          <w:sz w:val="21"/>
+          <w:szCs w:val="21"/>
+          <w:lang w:eastAsia="en-ID"/>
+          <w14:ligatures w14:val="none"/>
+        </w:rPr>
+        <w:t>data</w:t>
+      </w:r>
+      <w:r>
+        <w:rPr>
+          <w:rFonts w:ascii="Consolas" w:eastAsia="Times New Roman" w:hAnsi="Consolas" w:cs="Times New Roman"/>
+          <w:color w:val="CCCCCC"/>
+          <w:kern w:val="0"/>
+          <w:sz w:val="21"/>
+          <w:szCs w:val="21"/>
+          <w:lang w:eastAsia="en-ID"/>
+          <w14:ligatures w14:val="none"/>
+        </w:rPr>
+        <w:t>.</w:t>
+      </w:r>
+      <w:r>
+        <w:rPr>
+          <w:rFonts w:ascii="Consolas" w:eastAsia="Times New Roman" w:hAnsi="Consolas" w:cs="Times New Roman"/>
+          <w:color w:val="9CDCFE"/>
+          <w:kern w:val="0"/>
+          <w:sz w:val="21"/>
+          <w:szCs w:val="21"/>
+          <w:lang w:eastAsia="en-ID"/>
+          <w14:ligatures w14:val="none"/>
+        </w:rPr>
+        <w:t>nama</w:t>
+      </w:r>
+      <w:r>
+        <w:rPr>
+          <w:rFonts w:ascii="Consolas" w:eastAsia="Times New Roman" w:hAnsi="Consolas" w:cs="Times New Roman"/>
+          <w:color w:val="CCCCCC"/>
+          <w:kern w:val="0"/>
+          <w:sz w:val="21"/>
+          <w:szCs w:val="21"/>
+          <w:lang w:eastAsia="en-ID"/>
+          <w14:ligatures w14:val="none"/>
+        </w:rPr>
+        <w:t>);</w:t>
+      </w:r>
+    </w:p>
+    <w:p>
+      <w:pPr>
+        <w:shd w:val="clear" w:color="auto" w:fill="1F1F1F"/>
+        <w:spacing w:after="0" w:line="285" w:lineRule="atLeast"/>
+        <w:rPr>
+          <w:rFonts w:ascii="Consolas" w:eastAsia="Times New Roman" w:hAnsi="Consolas" w:cs="Times New Roman"/>
+          <w:color w:val="CCCCCC"/>
+          <w:kern w:val="0"/>
+          <w:sz w:val="21"/>
+          <w:szCs w:val="21"/>
+          <w:lang w:eastAsia="en-ID"/>
+          <w14:ligatures w14:val="none"/>
+        </w:rPr>
+      </w:pPr>
+      <w:r>
+        <w:rPr>
+          <w:rFonts w:ascii="Consolas" w:eastAsia="Times New Roman" w:hAnsi="Consolas" w:cs="Times New Roman"/>
+          <w:color w:val="CCCCCC"/>
+          <w:kern w:val="0"/>
+          <w:sz w:val="21"/>
+          <w:szCs w:val="21"/>
+          <w:lang w:eastAsia="en-ID"/>
+          <w14:ligatures w14:val="none"/>
+        </w:rPr>
+        <w:t xml:space="preserve">        </w:t>
+      </w:r>
+      <w:r>
+        <w:rPr>
+          <w:rFonts w:ascii="Consolas" w:eastAsia="Times New Roman" w:hAnsi="Consolas" w:cs="Times New Roman"/>
+          <w:color w:val="DCDCAA"/>
+          <w:kern w:val="0"/>
+          <w:sz w:val="21"/>
+          <w:szCs w:val="21"/>
+          <w:lang w:eastAsia="en-ID"/>
+          <w14:ligatures w14:val="none"/>
+        </w:rPr>
+        <w:t>$</w:t>
+      </w:r>
+      <w:r>
+        <w:rPr>
+          <w:rFonts w:ascii="Consolas" w:eastAsia="Times New Roman" w:hAnsi="Consolas" w:cs="Times New Roman"/>
+          <w:color w:val="CCCCCC"/>
+          <w:kern w:val="0"/>
+          <w:sz w:val="21"/>
+          <w:szCs w:val="21"/>
+          <w:lang w:eastAsia="en-ID"/>
+          <w14:ligatures w14:val="none"/>
+        </w:rPr>
+        <w:t>(</w:t>
+      </w:r>
+      <w:r>
+        <w:rPr>
+          <w:rFonts w:ascii="Consolas" w:eastAsia="Times New Roman" w:hAnsi="Consolas" w:cs="Times New Roman"/>
+          <w:color w:val="CE9178"/>
+          <w:kern w:val="0"/>
+          <w:sz w:val="21"/>
+          <w:szCs w:val="21"/>
+          <w:lang w:eastAsia="en-ID"/>
+          <w14:ligatures w14:val="none"/>
+        </w:rPr>
+        <w:t>"#nis"</w:t>
+      </w:r>
+      <w:r>
+        <w:rPr>
+          <w:rFonts w:ascii="Consolas" w:eastAsia="Times New Roman" w:hAnsi="Consolas" w:cs="Times New Roman"/>
+          <w:color w:val="CCCCCC"/>
+          <w:kern w:val="0"/>
+          <w:sz w:val="21"/>
+          <w:szCs w:val="21"/>
+          <w:lang w:eastAsia="en-ID"/>
+          <w14:ligatures w14:val="none"/>
+        </w:rPr>
+        <w:t>).</w:t>
+      </w:r>
+      <w:r>
+        <w:rPr>
+          <w:rFonts w:ascii="Consolas" w:eastAsia="Times New Roman" w:hAnsi="Consolas" w:cs="Times New Roman"/>
+          <w:color w:val="DCDCAA"/>
+          <w:kern w:val="0"/>
+          <w:sz w:val="21"/>
+          <w:szCs w:val="21"/>
+          <w:lang w:eastAsia="en-ID"/>
+          <w14:ligatures w14:val="none"/>
+        </w:rPr>
+        <w:t>val</w:t>
+      </w:r>
+      <w:r>
+        <w:rPr>
+          <w:rFonts w:ascii="Consolas" w:eastAsia="Times New Roman" w:hAnsi="Consolas" w:cs="Times New Roman"/>
+          <w:color w:val="CCCCCC"/>
+          <w:kern w:val="0"/>
+          <w:sz w:val="21"/>
+          <w:szCs w:val="21"/>
+          <w:lang w:eastAsia="en-ID"/>
+          <w14:ligatures w14:val="none"/>
+        </w:rPr>
+        <w:t>(</w:t>
+      </w:r>
+      <w:r>
+        <w:rPr>
+          <w:rFonts w:ascii="Consolas" w:eastAsia="Times New Roman" w:hAnsi="Consolas" w:cs="Times New Roman"/>
+          <w:color w:val="9CDCFE"/>
+          <w:kern w:val="0"/>
+          <w:sz w:val="21"/>
+          <w:szCs w:val="21"/>
+          <w:lang w:eastAsia="en-ID"/>
+          <w14:ligatures w14:val="none"/>
+        </w:rPr>
+        <w:t>data</w:t>
+      </w:r>
+      <w:r>
+        <w:rPr>
+          <w:rFonts w:ascii="Consolas" w:eastAsia="Times New Roman" w:hAnsi="Consolas" w:cs="Times New Roman"/>
+          <w:color w:val="CCCCCC"/>
+          <w:kern w:val="0"/>
+          <w:sz w:val="21"/>
+          <w:szCs w:val="21"/>
+          <w:lang w:eastAsia="en-ID"/>
+          <w14:ligatures w14:val="none"/>
+        </w:rPr>
+        <w:t>.</w:t>
+      </w:r>
+      <w:r>
+        <w:rPr>
+          <w:rFonts w:ascii="Consolas" w:eastAsia="Times New Roman" w:hAnsi="Consolas" w:cs="Times New Roman"/>
+          <w:color w:val="9CDCFE"/>
+          <w:kern w:val="0"/>
+          <w:sz w:val="21"/>
+          <w:szCs w:val="21"/>
+          <w:lang w:eastAsia="en-ID"/>
+          <w14:ligatures w14:val="none"/>
+        </w:rPr>
+        <w:t>nis</w:t>
+      </w:r>
+      <w:r>
+        <w:rPr>
+          <w:rFonts w:ascii="Consolas" w:eastAsia="Times New Roman" w:hAnsi="Consolas" w:cs="Times New Roman"/>
+          <w:color w:val="CCCCCC"/>
+          <w:kern w:val="0"/>
+          <w:sz w:val="21"/>
+          <w:szCs w:val="21"/>
+          <w:lang w:eastAsia="en-ID"/>
+          <w14:ligatures w14:val="none"/>
+        </w:rPr>
+        <w:t>);</w:t>
+      </w:r>
+    </w:p>
+    <w:p>
+      <w:pPr>
+        <w:shd w:val="clear" w:color="auto" w:fill="1F1F1F"/>
+        <w:spacing w:after="0" w:line="285" w:lineRule="atLeast"/>
+        <w:rPr>
+          <w:rFonts w:ascii="Consolas" w:eastAsia="Times New Roman" w:hAnsi="Consolas" w:cs="Times New Roman"/>
+          <w:color w:val="CCCCCC"/>
+          <w:kern w:val="0"/>
+          <w:sz w:val="21"/>
+          <w:szCs w:val="21"/>
+          <w:lang w:eastAsia="en-ID"/>
+          <w14:ligatures w14:val="none"/>
+        </w:rPr>
+      </w:pPr>
+      <w:r>
+        <w:rPr>
+          <w:rFonts w:ascii="Consolas" w:eastAsia="Times New Roman" w:hAnsi="Consolas" w:cs="Times New Roman"/>
+          <w:color w:val="CCCCCC"/>
+          <w:kern w:val="0"/>
+          <w:sz w:val="21"/>
+          <w:szCs w:val="21"/>
+          <w:lang w:eastAsia="en-ID"/>
+          <w14:ligatures w14:val="none"/>
+        </w:rPr>
+        <w:t xml:space="preserve">        </w:t>
+      </w:r>
+      <w:r>
+        <w:rPr>
+          <w:rFonts w:ascii="Consolas" w:eastAsia="Times New Roman" w:hAnsi="Consolas" w:cs="Times New Roman"/>
+          <w:color w:val="DCDCAA"/>
+          <w:kern w:val="0"/>
+          <w:sz w:val="21"/>
+          <w:szCs w:val="21"/>
+          <w:lang w:eastAsia="en-ID"/>
+          <w14:ligatures w14:val="none"/>
+        </w:rPr>
+        <w:t>$</w:t>
+      </w:r>
+      <w:r>
+        <w:rPr>
+          <w:rFonts w:ascii="Consolas" w:eastAsia="Times New Roman" w:hAnsi="Consolas" w:cs="Times New Roman"/>
+          <w:color w:val="CCCCCC"/>
+          <w:kern w:val="0"/>
+          <w:sz w:val="21"/>
+          <w:szCs w:val="21"/>
+          <w:lang w:eastAsia="en-ID"/>
+          <w14:ligatures w14:val="none"/>
+        </w:rPr>
+        <w:t>(</w:t>
+      </w:r>
+      <w:r>
+        <w:rPr>
+          <w:rFonts w:ascii="Consolas" w:eastAsia="Times New Roman" w:hAnsi="Consolas" w:cs="Times New Roman"/>
+          <w:color w:val="CE9178"/>
+          <w:kern w:val="0"/>
+          <w:sz w:val="21"/>
+          <w:szCs w:val="21"/>
+          <w:lang w:eastAsia="en-ID"/>
+          <w14:ligatures w14:val="none"/>
+        </w:rPr>
+        <w:t>"#email"</w:t>
+      </w:r>
+      <w:r>
+        <w:rPr>
+          <w:rFonts w:ascii="Consolas" w:eastAsia="Times New Roman" w:hAnsi="Consolas" w:cs="Times New Roman"/>
+          <w:color w:val="CCCCCC"/>
+          <w:kern w:val="0"/>
+          <w:sz w:val="21"/>
+          <w:szCs w:val="21"/>
+          <w:lang w:eastAsia="en-ID"/>
+          <w14:ligatures w14:val="none"/>
+        </w:rPr>
+        <w:t>).</w:t>
+      </w:r>
+      <w:r>
+        <w:rPr>
+          <w:rFonts w:ascii="Consolas" w:eastAsia="Times New Roman" w:hAnsi="Consolas" w:cs="Times New Roman"/>
+          <w:color w:val="DCDCAA"/>
+          <w:kern w:val="0"/>
+          <w:sz w:val="21"/>
+          <w:szCs w:val="21"/>
+          <w:lang w:eastAsia="en-ID"/>
+          <w14:ligatures w14:val="none"/>
+        </w:rPr>
+        <w:t>val</w:t>
+      </w:r>
+      <w:r>
+        <w:rPr>
+          <w:rFonts w:ascii="Consolas" w:eastAsia="Times New Roman" w:hAnsi="Consolas" w:cs="Times New Roman"/>
+          <w:color w:val="CCCCCC"/>
+          <w:kern w:val="0"/>
+          <w:sz w:val="21"/>
+          <w:szCs w:val="21"/>
+          <w:lang w:eastAsia="en-ID"/>
+          <w14:ligatures w14:val="none"/>
+        </w:rPr>
+        <w:t>(</w:t>
+      </w:r>
+      <w:r>
+        <w:rPr>
+          <w:rFonts w:ascii="Consolas" w:eastAsia="Times New Roman" w:hAnsi="Consolas" w:cs="Times New Roman"/>
+          <w:color w:val="9CDCFE"/>
+          <w:kern w:val="0"/>
+          <w:sz w:val="21"/>
+          <w:szCs w:val="21"/>
+          <w:lang w:eastAsia="en-ID"/>
+          <w14:ligatures w14:val="none"/>
+        </w:rPr>
+        <w:t>data</w:t>
+      </w:r>
+      <w:r>
+        <w:rPr>
+          <w:rFonts w:ascii="Consolas" w:eastAsia="Times New Roman" w:hAnsi="Consolas" w:cs="Times New Roman"/>
+          <w:color w:val="CCCCCC"/>
+          <w:kern w:val="0"/>
+          <w:sz w:val="21"/>
+          <w:szCs w:val="21"/>
+          <w:lang w:eastAsia="en-ID"/>
+          <w14:ligatures w14:val="none"/>
+        </w:rPr>
+        <w:t>.</w:t>
+      </w:r>
+      <w:r>
+        <w:rPr>
+          <w:rFonts w:ascii="Consolas" w:eastAsia="Times New Roman" w:hAnsi="Consolas" w:cs="Times New Roman"/>
+          <w:color w:val="9CDCFE"/>
+          <w:kern w:val="0"/>
+          <w:sz w:val="21"/>
+          <w:szCs w:val="21"/>
+          <w:lang w:eastAsia="en-ID"/>
+          <w14:ligatures w14:val="none"/>
+        </w:rPr>
+        <w:t>email</w:t>
+      </w:r>
+      <w:r>
+        <w:rPr>
+          <w:rFonts w:ascii="Consolas" w:eastAsia="Times New Roman" w:hAnsi="Consolas" w:cs="Times New Roman"/>
+          <w:color w:val="CCCCCC"/>
+          <w:kern w:val="0"/>
+          <w:sz w:val="21"/>
+          <w:szCs w:val="21"/>
+          <w:lang w:eastAsia="en-ID"/>
+          <w14:ligatures w14:val="none"/>
+        </w:rPr>
+        <w:t>);</w:t>
+      </w:r>
+    </w:p>
+    <w:p>
+      <w:pPr>
+        <w:shd w:val="clear" w:color="auto" w:fill="1F1F1F"/>
+        <w:spacing w:after="0" w:line="285" w:lineRule="atLeast"/>
+        <w:rPr>
+          <w:rFonts w:ascii="Consolas" w:eastAsia="Times New Roman" w:hAnsi="Consolas" w:cs="Times New Roman"/>
+          <w:color w:val="CCCCCC"/>
+          <w:kern w:val="0"/>
+          <w:sz w:val="21"/>
+          <w:szCs w:val="21"/>
+          <w:lang w:eastAsia="en-ID"/>
+          <w14:ligatures w14:val="none"/>
+        </w:rPr>
+      </w:pPr>
+      <w:r>
+        <w:rPr>
+          <w:rFonts w:ascii="Consolas" w:eastAsia="Times New Roman" w:hAnsi="Consolas" w:cs="Times New Roman"/>
+          <w:color w:val="CCCCCC"/>
+          <w:kern w:val="0"/>
+          <w:sz w:val="21"/>
+          <w:szCs w:val="21"/>
+          <w:lang w:eastAsia="en-ID"/>
+          <w14:ligatures w14:val="none"/>
+        </w:rPr>
+        <w:t xml:space="preserve">        </w:t>
+      </w:r>
+      <w:r>
+        <w:rPr>
+          <w:rFonts w:ascii="Consolas" w:eastAsia="Times New Roman" w:hAnsi="Consolas" w:cs="Times New Roman"/>
+          <w:color w:val="DCDCAA"/>
+          <w:kern w:val="0"/>
+          <w:sz w:val="21"/>
+          <w:szCs w:val="21"/>
+          <w:lang w:eastAsia="en-ID"/>
+          <w14:ligatures w14:val="none"/>
+        </w:rPr>
+        <w:t>$</w:t>
+      </w:r>
+      <w:r>
+        <w:rPr>
+          <w:rFonts w:ascii="Consolas" w:eastAsia="Times New Roman" w:hAnsi="Consolas" w:cs="Times New Roman"/>
+          <w:color w:val="CCCCCC"/>
+          <w:kern w:val="0"/>
+          <w:sz w:val="21"/>
+          <w:szCs w:val="21"/>
+          <w:lang w:eastAsia="en-ID"/>
+          <w14:ligatures w14:val="none"/>
+        </w:rPr>
+        <w:t>(</w:t>
+      </w:r>
+      <w:r>
+        <w:rPr>
+          <w:rFonts w:ascii="Consolas" w:eastAsia="Times New Roman" w:hAnsi="Consolas" w:cs="Times New Roman"/>
+          <w:color w:val="CE9178"/>
+          <w:kern w:val="0"/>
+          <w:sz w:val="21"/>
+          <w:szCs w:val="21"/>
+          <w:lang w:eastAsia="en-ID"/>
+          <w14:ligatures w14:val="none"/>
+        </w:rPr>
+        <w:t>"#jurusan"</w:t>
+      </w:r>
+      <w:r>
+        <w:rPr>
+          <w:rFonts w:ascii="Consolas" w:eastAsia="Times New Roman" w:hAnsi="Consolas" w:cs="Times New Roman"/>
+          <w:color w:val="CCCCCC"/>
+          <w:kern w:val="0"/>
+          <w:sz w:val="21"/>
+          <w:szCs w:val="21"/>
+          <w:lang w:eastAsia="en-ID"/>
+          <w14:ligatures w14:val="none"/>
+        </w:rPr>
+        <w:t>).</w:t>
+      </w:r>
+      <w:r>
+        <w:rPr>
+          <w:rFonts w:ascii="Consolas" w:eastAsia="Times New Roman" w:hAnsi="Consolas" w:cs="Times New Roman"/>
+          <w:color w:val="DCDCAA"/>
+          <w:kern w:val="0"/>
+          <w:sz w:val="21"/>
+          <w:szCs w:val="21"/>
+          <w:lang w:eastAsia="en-ID"/>
+          <w14:ligatures w14:val="none"/>
+        </w:rPr>
+        <w:t>val</w:t>
+      </w:r>
+      <w:r>
+        <w:rPr>
+          <w:rFonts w:ascii="Consolas" w:eastAsia="Times New Roman" w:hAnsi="Consolas" w:cs="Times New Roman"/>
+          <w:color w:val="CCCCCC"/>
+          <w:kern w:val="0"/>
+          <w:sz w:val="21"/>
+          <w:szCs w:val="21"/>
+          <w:lang w:eastAsia="en-ID"/>
+          <w14:ligatures w14:val="none"/>
+        </w:rPr>
+        <w:t>(</w:t>
+      </w:r>
+      <w:r>
+        <w:rPr>
+          <w:rFonts w:ascii="Consolas" w:eastAsia="Times New Roman" w:hAnsi="Consolas" w:cs="Times New Roman"/>
+          <w:color w:val="9CDCFE"/>
+          <w:kern w:val="0"/>
+          <w:sz w:val="21"/>
+          <w:szCs w:val="21"/>
+          <w:lang w:eastAsia="en-ID"/>
+          <w14:ligatures w14:val="none"/>
+        </w:rPr>
+        <w:t>data</w:t>
+      </w:r>
+      <w:r>
+        <w:rPr>
+          <w:rFonts w:ascii="Consolas" w:eastAsia="Times New Roman" w:hAnsi="Consolas" w:cs="Times New Roman"/>
+          <w:color w:val="CCCCCC"/>
+          <w:kern w:val="0"/>
+          <w:sz w:val="21"/>
+          <w:szCs w:val="21"/>
+          <w:lang w:eastAsia="en-ID"/>
+          <w14:ligatures w14:val="none"/>
+        </w:rPr>
+        <w:t>.</w:t>
+      </w:r>
+      <w:r>
+        <w:rPr>
+          <w:rFonts w:ascii="Consolas" w:eastAsia="Times New Roman" w:hAnsi="Consolas" w:cs="Times New Roman"/>
+          <w:color w:val="9CDCFE"/>
+          <w:kern w:val="0"/>
+          <w:sz w:val="21"/>
+          <w:szCs w:val="21"/>
+          <w:lang w:eastAsia="en-ID"/>
+          <w14:ligatures w14:val="none"/>
+        </w:rPr>
+        <w:t>jurusan</w:t>
+      </w:r>
+      <w:r>
+        <w:rPr>
+          <w:rFonts w:ascii="Consolas" w:eastAsia="Times New Roman" w:hAnsi="Consolas" w:cs="Times New Roman"/>
+          <w:color w:val="CCCCCC"/>
+          <w:kern w:val="0"/>
+          <w:sz w:val="21"/>
+          <w:szCs w:val="21"/>
+          <w:lang w:eastAsia="en-ID"/>
+          <w14:ligatures w14:val="none"/>
+        </w:rPr>
+        <w:t>);</w:t>
+      </w:r>
+    </w:p>
+    <w:p>
+      <w:pPr>
+        <w:shd w:val="clear" w:color="auto" w:fill="1F1F1F"/>
+        <w:spacing w:after="0" w:line="285" w:lineRule="atLeast"/>
+        <w:rPr>
+          <w:rFonts w:ascii="Consolas" w:eastAsia="Times New Roman" w:hAnsi="Consolas" w:cs="Times New Roman"/>
+          <w:color w:val="CCCCCC"/>
+          <w:kern w:val="0"/>
+          <w:sz w:val="21"/>
+          <w:szCs w:val="21"/>
+          <w:lang w:eastAsia="en-ID"/>
+          <w14:ligatures w14:val="none"/>
+        </w:rPr>
+      </w:pPr>
+      <w:r>
+        <w:rPr>
+          <w:rFonts w:ascii="Consolas" w:eastAsia="Times New Roman" w:hAnsi="Consolas" w:cs="Times New Roman"/>
+          <w:color w:val="CCCCCC"/>
+          <w:kern w:val="0"/>
+          <w:sz w:val="21"/>
+          <w:szCs w:val="21"/>
+          <w:lang w:eastAsia="en-ID"/>
+          <w14:ligatures w14:val="none"/>
+        </w:rPr>
+        <w:t xml:space="preserve">        </w:t>
+      </w:r>
+      <w:r>
+        <w:rPr>
+          <w:rFonts w:ascii="Consolas" w:eastAsia="Times New Roman" w:hAnsi="Consolas" w:cs="Times New Roman"/>
+          <w:color w:val="DCDCAA"/>
+          <w:kern w:val="0"/>
+          <w:sz w:val="21"/>
+          <w:szCs w:val="21"/>
+          <w:lang w:eastAsia="en-ID"/>
+          <w14:ligatures w14:val="none"/>
+        </w:rPr>
+        <w:t>$</w:t>
+      </w:r>
+      <w:r>
+        <w:rPr>
+          <w:rFonts w:ascii="Consolas" w:eastAsia="Times New Roman" w:hAnsi="Consolas" w:cs="Times New Roman"/>
+          <w:color w:val="CCCCCC"/>
+          <w:kern w:val="0"/>
+          <w:sz w:val="21"/>
+          <w:szCs w:val="21"/>
+          <w:lang w:eastAsia="en-ID"/>
+          <w14:ligatures w14:val="none"/>
+        </w:rPr>
+        <w:t>(</w:t>
+      </w:r>
+      <w:r>
+        <w:rPr>
+          <w:rFonts w:ascii="Consolas" w:eastAsia="Times New Roman" w:hAnsi="Consolas" w:cs="Times New Roman"/>
+          <w:color w:val="CE9178"/>
+          <w:kern w:val="0"/>
+          <w:sz w:val="21"/>
+          <w:szCs w:val="21"/>
+          <w:lang w:eastAsia="en-ID"/>
+          <w14:ligatures w14:val="none"/>
+        </w:rPr>
+        <w:t>"#id"</w:t>
+      </w:r>
+      <w:r>
+        <w:rPr>
+          <w:rFonts w:ascii="Consolas" w:eastAsia="Times New Roman" w:hAnsi="Consolas" w:cs="Times New Roman"/>
+          <w:color w:val="CCCCCC"/>
+          <w:kern w:val="0"/>
+          <w:sz w:val="21"/>
+          <w:szCs w:val="21"/>
+          <w:lang w:eastAsia="en-ID"/>
+          <w14:ligatures w14:val="none"/>
+        </w:rPr>
+        <w:t>).</w:t>
+      </w:r>
+      <w:r>
+        <w:rPr>
+          <w:rFonts w:ascii="Consolas" w:eastAsia="Times New Roman" w:hAnsi="Consolas" w:cs="Times New Roman"/>
+          <w:color w:val="DCDCAA"/>
+          <w:kern w:val="0"/>
+          <w:sz w:val="21"/>
+          <w:szCs w:val="21"/>
+          <w:lang w:eastAsia="en-ID"/>
+          <w14:ligatures w14:val="none"/>
+        </w:rPr>
+        <w:t>val</w:t>
+      </w:r>
+      <w:r>
+        <w:rPr>
+          <w:rFonts w:ascii="Consolas" w:eastAsia="Times New Roman" w:hAnsi="Consolas" w:cs="Times New Roman"/>
+          <w:color w:val="CCCCCC"/>
+          <w:kern w:val="0"/>
+          <w:sz w:val="21"/>
+          <w:szCs w:val="21"/>
+          <w:lang w:eastAsia="en-ID"/>
+          <w14:ligatures w14:val="none"/>
+        </w:rPr>
+        <w:t>(</w:t>
+      </w:r>
+      <w:r>
+        <w:rPr>
+          <w:rFonts w:ascii="Consolas" w:eastAsia="Times New Roman" w:hAnsi="Consolas" w:cs="Times New Roman"/>
+          <w:color w:val="9CDCFE"/>
+          <w:kern w:val="0"/>
+          <w:sz w:val="21"/>
+          <w:szCs w:val="21"/>
+          <w:lang w:eastAsia="en-ID"/>
+          <w14:ligatures w14:val="none"/>
+        </w:rPr>
+        <w:t>data</w:t>
+      </w:r>
+      <w:r>
+        <w:rPr>
+          <w:rFonts w:ascii="Consolas" w:eastAsia="Times New Roman" w:hAnsi="Consolas" w:cs="Times New Roman"/>
+          <w:color w:val="CCCCCC"/>
+          <w:kern w:val="0"/>
+          <w:sz w:val="21"/>
+          <w:szCs w:val="21"/>
+          <w:lang w:eastAsia="en-ID"/>
+          <w14:ligatures w14:val="none"/>
+        </w:rPr>
+        <w:t>.</w:t>
+      </w:r>
+      <w:r>
+        <w:rPr>
+          <w:rFonts w:ascii="Consolas" w:eastAsia="Times New Roman" w:hAnsi="Consolas" w:cs="Times New Roman"/>
+          <w:color w:val="9CDCFE"/>
+          <w:kern w:val="0"/>
+          <w:sz w:val="21"/>
+          <w:szCs w:val="21"/>
+          <w:lang w:eastAsia="en-ID"/>
+          <w14:ligatures w14:val="none"/>
+        </w:rPr>
+        <w:t>id</w:t>
+      </w:r>
+      <w:r>
+        <w:rPr>
+          <w:rFonts w:ascii="Consolas" w:eastAsia="Times New Roman" w:hAnsi="Consolas" w:cs="Times New Roman"/>
+          <w:color w:val="CCCCCC"/>
+          <w:kern w:val="0"/>
+          <w:sz w:val="21"/>
+          <w:szCs w:val="21"/>
+          <w:lang w:eastAsia="en-ID"/>
+          <w14:ligatures w14:val="none"/>
+        </w:rPr>
+        <w:t>);</w:t>
+      </w:r>
+    </w:p>
+    <w:p>
+      <w:pPr>
+        <w:shd w:val="clear" w:color="auto" w:fill="1F1F1F"/>
+        <w:spacing w:after="0" w:line="285" w:lineRule="atLeast"/>
+        <w:rPr>
+          <w:rFonts w:ascii="Consolas" w:eastAsia="Times New Roman" w:hAnsi="Consolas" w:cs="Times New Roman"/>
+          <w:color w:val="CCCCCC"/>
+          <w:kern w:val="0"/>
+          <w:sz w:val="21"/>
+          <w:szCs w:val="21"/>
+          <w:lang w:eastAsia="en-ID"/>
+          <w14:ligatures w14:val="none"/>
+        </w:rPr>
+      </w:pPr>
+      <w:r>
+        <w:rPr>
+          <w:rFonts w:ascii="Consolas" w:eastAsia="Times New Roman" w:hAnsi="Consolas" w:cs="Times New Roman"/>
+          <w:color w:val="CCCCCC"/>
+          <w:kern w:val="0"/>
+          <w:sz w:val="21"/>
+          <w:szCs w:val="21"/>
+          <w:lang w:eastAsia="en-ID"/>
+          <w14:ligatures w14:val="none"/>
+        </w:rPr>
+        <w:t>      },</w:t>
+      </w:r>
+    </w:p>
+    <w:p>
+      <w:pPr>
+        <w:shd w:val="clear" w:color="auto" w:fill="1F1F1F"/>
+        <w:spacing w:after="0" w:line="285" w:lineRule="atLeast"/>
+        <w:rPr>
+          <w:rFonts w:ascii="Consolas" w:eastAsia="Times New Roman" w:hAnsi="Consolas" w:cs="Times New Roman"/>
+          <w:color w:val="CCCCCC"/>
+          <w:kern w:val="0"/>
+          <w:sz w:val="21"/>
+          <w:szCs w:val="21"/>
+          <w:lang w:eastAsia="en-ID"/>
+          <w14:ligatures w14:val="none"/>
+        </w:rPr>
+      </w:pPr>
+      <w:r>
+        <w:rPr>
+          <w:rFonts w:ascii="Consolas" w:eastAsia="Times New Roman" w:hAnsi="Consolas" w:cs="Times New Roman"/>
+          <w:color w:val="CCCCCC"/>
+          <w:kern w:val="0"/>
+          <w:sz w:val="21"/>
+          <w:szCs w:val="21"/>
+          <w:lang w:eastAsia="en-ID"/>
+          <w14:ligatures w14:val="none"/>
+        </w:rPr>
+        <w:t>    });</w:t>
+      </w:r>
+    </w:p>
+    <w:p>
+      <w:pPr>
+        <w:shd w:val="clear" w:color="auto" w:fill="1F1F1F"/>
+        <w:spacing w:after="0" w:line="285" w:lineRule="atLeast"/>
+        <w:rPr>
+          <w:rFonts w:ascii="Consolas" w:eastAsia="Times New Roman" w:hAnsi="Consolas" w:cs="Times New Roman"/>
+          <w:color w:val="CCCCCC"/>
+          <w:kern w:val="0"/>
+          <w:sz w:val="21"/>
+          <w:szCs w:val="21"/>
+          <w:lang w:eastAsia="en-ID"/>
+          <w14:ligatures w14:val="none"/>
+        </w:rPr>
+      </w:pPr>
+      <w:r>
+        <w:rPr>
+          <w:rFonts w:ascii="Consolas" w:eastAsia="Times New Roman" w:hAnsi="Consolas" w:cs="Times New Roman"/>
+          <w:color w:val="CCCCCC"/>
+          <w:kern w:val="0"/>
+          <w:sz w:val="21"/>
+          <w:szCs w:val="21"/>
+          <w:lang w:eastAsia="en-ID"/>
+          <w14:ligatures w14:val="none"/>
+        </w:rPr>
+        <w:t>  });</w:t>
+      </w:r>
+    </w:p>
+    <w:p>
+      <w:pPr>
+        <w:shd w:val="clear" w:color="auto" w:fill="1F1F1F"/>
+        <w:spacing w:after="0" w:line="285" w:lineRule="atLeast"/>
+        <w:rPr>
+          <w:rFonts w:ascii="Consolas" w:eastAsia="Times New Roman" w:hAnsi="Consolas" w:cs="Times New Roman"/>
+          <w:color w:val="CCCCCC"/>
+          <w:kern w:val="0"/>
+          <w:sz w:val="21"/>
+          <w:szCs w:val="21"/>
+          <w:lang w:eastAsia="en-ID"/>
+          <w14:ligatures w14:val="none"/>
+        </w:rPr>
+      </w:pPr>
+      <w:r>
+        <w:rPr>
+          <w:rFonts w:ascii="Consolas" w:eastAsia="Times New Roman" w:hAnsi="Consolas" w:cs="Times New Roman"/>
+          <w:color w:val="CCCCCC"/>
+          <w:kern w:val="0"/>
+          <w:sz w:val="21"/>
+          <w:szCs w:val="21"/>
+          <w:lang w:eastAsia="en-ID"/>
+          <w14:ligatures w14:val="none"/>
+        </w:rPr>
+        <w:t>});</w:t>
+      </w:r>
+    </w:p>
+    <w:p>
+      <w:pPr>
+        <w:shd w:val="clear" w:color="auto" w:fill="1F1F1F"/>
+        <w:spacing w:after="0" w:line="285" w:lineRule="atLeast"/>
+        <w:rPr>
+          <w:rFonts w:ascii="Consolas" w:eastAsia="Times New Roman" w:hAnsi="Consolas" w:cs="Times New Roman"/>
+          <w:color w:val="CCCCCC"/>
+          <w:kern w:val="0"/>
+          <w:sz w:val="21"/>
+          <w:szCs w:val="21"/>
+          <w:lang w:eastAsia="en-ID"/>
+          <w14:ligatures w14:val="none"/>
+        </w:rPr>
+      </w:pPr>
+    </w:p>
+    <w:p>
+      <w:pPr>
+        <w:spacing w:after="0"/>
+        <w:jc w:val="both"/>
+        <w:rPr>
+          <w:rFonts w:ascii="Times New Roman" w:hAnsi="Times New Roman" w:cs="Times New Roman"/>
+          <w:b/>
+          <w:bCs/>
+        </w:rPr>
+      </w:pPr>
+      <w:r>
+        <w:rPr>
+          <w:rFonts w:ascii="Times New Roman" w:hAnsi="Times New Roman" w:cs="Times New Roman"/>
+          <w:b/>
+          <w:bCs/>
+        </w:rPr>
+        <w:t xml:space="preserve">Penjelasan : </w:t>
+      </w:r>
+    </w:p>
+    <w:p>
+      <w:pPr>
+        <w:spacing w:after="0"/>
+        <w:jc w:val="both"/>
+        <w:rPr>
+          <w:rFonts w:ascii="Times New Roman" w:hAnsi="Times New Roman" w:cs="Times New Roman"/>
+        </w:rPr>
+      </w:pPr>
+      <w:r>
+        <w:rPr>
+          <w:rFonts w:ascii="Times New Roman" w:hAnsi="Times New Roman" w:cs="Times New Roman"/>
+        </w:rPr>
+        <w:t>1. Bagian paling atas yang kita komen adalah dipergunakan untuk mengubah tampilan</w:t>
+      </w:r>
+    </w:p>
+    <w:p>
+      <w:pPr>
+        <w:spacing w:after="0"/>
+        <w:jc w:val="both"/>
+        <w:rPr>
+          <w:rFonts w:ascii="Times New Roman" w:hAnsi="Times New Roman" w:cs="Times New Roman"/>
+        </w:rPr>
+      </w:pPr>
+      <w:r>
+        <w:rPr>
+          <w:rFonts w:ascii="Times New Roman" w:hAnsi="Times New Roman" w:cs="Times New Roman"/>
+        </w:rPr>
+        <w:t>2. Ketika kita klik button ubah tentnya akan memangil method ubah di controllers</w:t>
+      </w:r>
+    </w:p>
+    <w:p>
+      <w:pPr>
+        <w:spacing w:after="0"/>
+        <w:jc w:val="both"/>
+        <w:rPr>
+          <w:rFonts w:ascii="Times New Roman" w:hAnsi="Times New Roman" w:cs="Times New Roman"/>
+        </w:rPr>
+      </w:pPr>
+      <w:r>
+        <w:rPr>
+          <w:rFonts w:ascii="Times New Roman" w:hAnsi="Times New Roman" w:cs="Times New Roman"/>
+        </w:rPr>
+        <w:t>3. Sebelum di ubah kita ambil datanya menggunakan ajax di jquery…</w:t>
+      </w:r>
+    </w:p>
+    <w:p>
+      <w:pPr>
+        <w:spacing w:after="0"/>
+        <w:jc w:val="both"/>
+        <w:rPr>
+          <w:rFonts w:ascii="Times New Roman" w:hAnsi="Times New Roman" w:cs="Times New Roman"/>
+        </w:rPr>
+      </w:pPr>
+    </w:p>
+    <w:p>
+      <w:pPr>
+        <w:spacing w:after="0"/>
+        <w:jc w:val="both"/>
+        <w:rPr>
+          <w:rFonts w:ascii="Times New Roman" w:hAnsi="Times New Roman" w:cs="Times New Roman"/>
+        </w:rPr>
+      </w:pPr>
+      <w:r>
+        <w:rPr>
+          <w:rFonts w:ascii="Times New Roman" w:hAnsi="Times New Roman" w:cs="Times New Roman"/>
+        </w:rPr>
+        <w:t>OKAY that’s it…</w:t>
+      </w:r>
+    </w:p>
+    <w:p>
+      <w:pPr>
+        <w:spacing w:after="0"/>
+        <w:jc w:val="both"/>
+        <w:rPr>
+          <w:rFonts w:ascii="Times New Roman" w:hAnsi="Times New Roman" w:cs="Times New Roman"/>
+        </w:rPr>
+      </w:pPr>
+    </w:p>
+    <w:p>
+      <w:pPr>
+        <w:spacing w:after="0"/>
+        <w:jc w:val="both"/>
+        <w:rPr>
+          <w:rFonts w:ascii="Times New Roman" w:hAnsi="Times New Roman" w:cs="Times New Roman"/>
+        </w:rPr>
+      </w:pPr>
+    </w:p>
+    <w:p>
+      <w:pPr>
+        <w:spacing w:after="0"/>
+        <w:jc w:val="both"/>
+        <w:rPr>
+          <w:rFonts w:ascii="Times New Roman" w:hAnsi="Times New Roman" w:cs="Times New Roman"/>
+        </w:rPr>
+      </w:pPr>
+    </w:p>
+    <w:p>
+      <w:pPr>
+        <w:spacing w:after="0"/>
+        <w:jc w:val="both"/>
+        <w:rPr>
+          <w:rFonts w:ascii="Times New Roman" w:hAnsi="Times New Roman" w:cs="Times New Roman"/>
+        </w:rPr>
+      </w:pPr>
+    </w:p>
+    <w:p>
+      <w:pPr>
+        <w:spacing w:after="0"/>
+        <w:jc w:val="both"/>
+        <w:rPr>
+          <w:rFonts w:ascii="Times New Roman" w:hAnsi="Times New Roman" w:cs="Times New Roman"/>
+        </w:rPr>
+      </w:pPr>
+    </w:p>
+    <w:p>
+      <w:pPr>
+        <w:spacing w:after="0"/>
+        <w:jc w:val="both"/>
+        <w:rPr>
+          <w:rFonts w:ascii="Times New Roman" w:hAnsi="Times New Roman" w:cs="Times New Roman"/>
+        </w:rPr>
+      </w:pPr>
+    </w:p>
+    <w:p>
+      <w:pPr>
+        <w:spacing w:after="0"/>
+        <w:jc w:val="both"/>
+        <w:rPr>
+          <w:rFonts w:ascii="Times New Roman" w:hAnsi="Times New Roman" w:cs="Times New Roman"/>
+        </w:rPr>
+      </w:pPr>
+    </w:p>
+    <w:p>
+      <w:pPr>
+        <w:spacing w:after="0"/>
+        <w:jc w:val="both"/>
+        <w:rPr>
+          <w:rFonts w:ascii="Times New Roman" w:hAnsi="Times New Roman" w:cs="Times New Roman"/>
+        </w:rPr>
+      </w:pPr>
+    </w:p>
+    <w:p>
+      <w:pPr>
+        <w:spacing w:after="0"/>
+        <w:jc w:val="both"/>
+        <w:rPr>
+          <w:rFonts w:ascii="Times New Roman" w:hAnsi="Times New Roman" w:cs="Times New Roman"/>
+        </w:rPr>
+      </w:pPr>
+    </w:p>
+    <w:p>
+      <w:pPr>
+        <w:spacing w:after="0"/>
+        <w:jc w:val="both"/>
+        <w:rPr>
+          <w:rFonts w:ascii="Times New Roman" w:hAnsi="Times New Roman" w:cs="Times New Roman"/>
+        </w:rPr>
+      </w:pPr>
+    </w:p>
+    <w:p>
+      <w:pPr>
+        <w:spacing w:after="0"/>
+        <w:jc w:val="both"/>
+        <w:rPr>
+          <w:rFonts w:ascii="Times New Roman" w:hAnsi="Times New Roman" w:cs="Times New Roman"/>
+        </w:rPr>
+      </w:pPr>
+    </w:p>
+    <w:p>
+      <w:pPr>
+        <w:spacing w:after="0"/>
+        <w:jc w:val="both"/>
+        <w:rPr>
+          <w:rFonts w:ascii="Times New Roman" w:hAnsi="Times New Roman" w:cs="Times New Roman"/>
+          <w:b/>
+          <w:bCs/>
+        </w:rPr>
+      </w:pPr>
+      <w:r>
+        <w:rPr>
+          <w:rFonts w:ascii="Times New Roman" w:hAnsi="Times New Roman" w:cs="Times New Roman"/>
+          <w:b/>
+          <w:bCs/>
+        </w:rPr>
+        <w:lastRenderedPageBreak/>
+        <w:t xml:space="preserve">14. Searching </w:t>
+      </w:r>
+    </w:p>
+    <w:p>
+      <w:pPr>
+        <w:spacing w:after="0"/>
+        <w:jc w:val="both"/>
+        <w:rPr>
+          <w:rFonts w:ascii="Times New Roman" w:hAnsi="Times New Roman" w:cs="Times New Roman"/>
+        </w:rPr>
+      </w:pPr>
+      <w:r>
+        <w:rPr>
+          <w:rFonts w:ascii="Times New Roman" w:hAnsi="Times New Roman" w:cs="Times New Roman"/>
+        </w:rPr>
+        <w:t xml:space="preserve">Akhirnya kita masuk ke ujung materi kwwkkw. </w:t>
+      </w:r>
+      <w:r>
+        <w:rPr>
+          <w:rFonts w:ascii="Times New Roman" w:hAnsi="Times New Roman" w:cs="Times New Roman"/>
+        </w:rPr>
+        <w:t xml:space="preserve">Pada kali ini kita akan membuat searching sederhana </w:t>
+      </w:r>
+    </w:p>
+    <w:p>
+      <w:pPr>
+        <w:spacing w:after="0"/>
+        <w:jc w:val="both"/>
+        <w:rPr>
+          <w:rFonts w:ascii="Times New Roman" w:hAnsi="Times New Roman" w:cs="Times New Roman"/>
+          <w:b/>
+          <w:bCs/>
+        </w:rPr>
+      </w:pPr>
+      <w:r>
+        <w:rPr>
+          <w:rFonts w:ascii="Times New Roman" w:hAnsi="Times New Roman" w:cs="Times New Roman"/>
+          <w:b/>
+          <w:bCs/>
+        </w:rPr>
+        <w:t xml:space="preserve">A. View </w:t>
+      </w:r>
+    </w:p>
+    <w:p>
+      <w:pPr>
+        <w:spacing w:after="0"/>
+        <w:jc w:val="both"/>
+        <w:rPr>
+          <w:rFonts w:ascii="Times New Roman" w:hAnsi="Times New Roman" w:cs="Times New Roman"/>
+        </w:rPr>
+      </w:pPr>
+      <w:r>
+        <w:rPr>
+          <w:rFonts w:ascii="Times New Roman" w:hAnsi="Times New Roman" w:cs="Times New Roman"/>
+        </w:rPr>
+        <w:t xml:space="preserve">Buat form yang digunakan inpu tcari seperti ini : </w:t>
+      </w:r>
+    </w:p>
+    <w:p>
+      <w:pPr>
+        <w:shd w:val="clear" w:color="auto" w:fill="1F1F1F"/>
+        <w:spacing w:after="0" w:line="285" w:lineRule="atLeast"/>
+        <w:rPr>
+          <w:rFonts w:ascii="Consolas" w:eastAsia="Times New Roman" w:hAnsi="Consolas" w:cs="Times New Roman"/>
+          <w:color w:val="CCCCCC"/>
+          <w:kern w:val="0"/>
+          <w:sz w:val="21"/>
+          <w:szCs w:val="21"/>
+          <w:lang w:eastAsia="en-ID"/>
+          <w14:ligatures w14:val="none"/>
+        </w:rPr>
+      </w:pPr>
+      <w:r>
+        <w:rPr>
+          <w:rFonts w:ascii="Consolas" w:eastAsia="Times New Roman" w:hAnsi="Consolas" w:cs="Times New Roman"/>
+          <w:color w:val="CCCCCC"/>
+          <w:kern w:val="0"/>
+          <w:sz w:val="21"/>
+          <w:szCs w:val="21"/>
+          <w:lang w:eastAsia="en-ID"/>
+          <w14:ligatures w14:val="none"/>
+        </w:rPr>
+        <w:t xml:space="preserve">  </w:t>
+      </w:r>
+      <w:r>
+        <w:rPr>
+          <w:rFonts w:ascii="Consolas" w:eastAsia="Times New Roman" w:hAnsi="Consolas" w:cs="Times New Roman"/>
+          <w:color w:val="808080"/>
+          <w:kern w:val="0"/>
+          <w:sz w:val="21"/>
+          <w:szCs w:val="21"/>
+          <w:lang w:eastAsia="en-ID"/>
+          <w14:ligatures w14:val="none"/>
+        </w:rPr>
+        <w:t>&lt;</w:t>
+      </w:r>
+      <w:r>
+        <w:rPr>
+          <w:rFonts w:ascii="Consolas" w:eastAsia="Times New Roman" w:hAnsi="Consolas" w:cs="Times New Roman"/>
+          <w:color w:val="569CD6"/>
+          <w:kern w:val="0"/>
+          <w:sz w:val="21"/>
+          <w:szCs w:val="21"/>
+          <w:lang w:eastAsia="en-ID"/>
+          <w14:ligatures w14:val="none"/>
+        </w:rPr>
+        <w:t>div</w:t>
+      </w:r>
+      <w:r>
+        <w:rPr>
+          <w:rFonts w:ascii="Consolas" w:eastAsia="Times New Roman" w:hAnsi="Consolas" w:cs="Times New Roman"/>
+          <w:color w:val="CCCCCC"/>
+          <w:kern w:val="0"/>
+          <w:sz w:val="21"/>
+          <w:szCs w:val="21"/>
+          <w:lang w:eastAsia="en-ID"/>
+          <w14:ligatures w14:val="none"/>
+        </w:rPr>
+        <w:t xml:space="preserve"> </w:t>
+      </w:r>
+      <w:r>
+        <w:rPr>
+          <w:rFonts w:ascii="Consolas" w:eastAsia="Times New Roman" w:hAnsi="Consolas" w:cs="Times New Roman"/>
+          <w:color w:val="9CDCFE"/>
+          <w:kern w:val="0"/>
+          <w:sz w:val="21"/>
+          <w:szCs w:val="21"/>
+          <w:lang w:eastAsia="en-ID"/>
+          <w14:ligatures w14:val="none"/>
+        </w:rPr>
+        <w:t>class</w:t>
+      </w:r>
+      <w:r>
+        <w:rPr>
+          <w:rFonts w:ascii="Consolas" w:eastAsia="Times New Roman" w:hAnsi="Consolas" w:cs="Times New Roman"/>
+          <w:color w:val="CCCCCC"/>
+          <w:kern w:val="0"/>
+          <w:sz w:val="21"/>
+          <w:szCs w:val="21"/>
+          <w:lang w:eastAsia="en-ID"/>
+          <w14:ligatures w14:val="none"/>
+        </w:rPr>
+        <w:t>=</w:t>
+      </w:r>
+      <w:r>
+        <w:rPr>
+          <w:rFonts w:ascii="Consolas" w:eastAsia="Times New Roman" w:hAnsi="Consolas" w:cs="Times New Roman"/>
+          <w:color w:val="CE9178"/>
+          <w:kern w:val="0"/>
+          <w:sz w:val="21"/>
+          <w:szCs w:val="21"/>
+          <w:lang w:eastAsia="en-ID"/>
+          <w14:ligatures w14:val="none"/>
+        </w:rPr>
+        <w:t>"row"</w:t>
+      </w:r>
+      <w:r>
+        <w:rPr>
+          <w:rFonts w:ascii="Consolas" w:eastAsia="Times New Roman" w:hAnsi="Consolas" w:cs="Times New Roman"/>
+          <w:color w:val="808080"/>
+          <w:kern w:val="0"/>
+          <w:sz w:val="21"/>
+          <w:szCs w:val="21"/>
+          <w:lang w:eastAsia="en-ID"/>
+          <w14:ligatures w14:val="none"/>
+        </w:rPr>
+        <w:t>&gt;</w:t>
+      </w:r>
+    </w:p>
+    <w:p>
+      <w:pPr>
+        <w:shd w:val="clear" w:color="auto" w:fill="1F1F1F"/>
+        <w:spacing w:after="0" w:line="285" w:lineRule="atLeast"/>
+        <w:rPr>
+          <w:rFonts w:ascii="Consolas" w:eastAsia="Times New Roman" w:hAnsi="Consolas" w:cs="Times New Roman"/>
+          <w:color w:val="CCCCCC"/>
+          <w:kern w:val="0"/>
+          <w:sz w:val="21"/>
+          <w:szCs w:val="21"/>
+          <w:lang w:eastAsia="en-ID"/>
+          <w14:ligatures w14:val="none"/>
+        </w:rPr>
+      </w:pPr>
+      <w:r>
+        <w:rPr>
+          <w:rFonts w:ascii="Consolas" w:eastAsia="Times New Roman" w:hAnsi="Consolas" w:cs="Times New Roman"/>
+          <w:color w:val="CCCCCC"/>
+          <w:kern w:val="0"/>
+          <w:sz w:val="21"/>
+          <w:szCs w:val="21"/>
+          <w:lang w:eastAsia="en-ID"/>
+          <w14:ligatures w14:val="none"/>
+        </w:rPr>
+        <w:t xml:space="preserve">    </w:t>
+      </w:r>
+      <w:r>
+        <w:rPr>
+          <w:rFonts w:ascii="Consolas" w:eastAsia="Times New Roman" w:hAnsi="Consolas" w:cs="Times New Roman"/>
+          <w:color w:val="808080"/>
+          <w:kern w:val="0"/>
+          <w:sz w:val="21"/>
+          <w:szCs w:val="21"/>
+          <w:lang w:eastAsia="en-ID"/>
+          <w14:ligatures w14:val="none"/>
+        </w:rPr>
+        <w:t>&lt;</w:t>
+      </w:r>
+      <w:r>
+        <w:rPr>
+          <w:rFonts w:ascii="Consolas" w:eastAsia="Times New Roman" w:hAnsi="Consolas" w:cs="Times New Roman"/>
+          <w:color w:val="569CD6"/>
+          <w:kern w:val="0"/>
+          <w:sz w:val="21"/>
+          <w:szCs w:val="21"/>
+          <w:lang w:eastAsia="en-ID"/>
+          <w14:ligatures w14:val="none"/>
+        </w:rPr>
+        <w:t>div</w:t>
+      </w:r>
+      <w:r>
+        <w:rPr>
+          <w:rFonts w:ascii="Consolas" w:eastAsia="Times New Roman" w:hAnsi="Consolas" w:cs="Times New Roman"/>
+          <w:color w:val="CCCCCC"/>
+          <w:kern w:val="0"/>
+          <w:sz w:val="21"/>
+          <w:szCs w:val="21"/>
+          <w:lang w:eastAsia="en-ID"/>
+          <w14:ligatures w14:val="none"/>
+        </w:rPr>
+        <w:t xml:space="preserve"> </w:t>
+      </w:r>
+      <w:r>
+        <w:rPr>
+          <w:rFonts w:ascii="Consolas" w:eastAsia="Times New Roman" w:hAnsi="Consolas" w:cs="Times New Roman"/>
+          <w:color w:val="9CDCFE"/>
+          <w:kern w:val="0"/>
+          <w:sz w:val="21"/>
+          <w:szCs w:val="21"/>
+          <w:lang w:eastAsia="en-ID"/>
+          <w14:ligatures w14:val="none"/>
+        </w:rPr>
+        <w:t>class</w:t>
+      </w:r>
+      <w:r>
+        <w:rPr>
+          <w:rFonts w:ascii="Consolas" w:eastAsia="Times New Roman" w:hAnsi="Consolas" w:cs="Times New Roman"/>
+          <w:color w:val="CCCCCC"/>
+          <w:kern w:val="0"/>
+          <w:sz w:val="21"/>
+          <w:szCs w:val="21"/>
+          <w:lang w:eastAsia="en-ID"/>
+          <w14:ligatures w14:val="none"/>
+        </w:rPr>
+        <w:t>=</w:t>
+      </w:r>
+      <w:r>
+        <w:rPr>
+          <w:rFonts w:ascii="Consolas" w:eastAsia="Times New Roman" w:hAnsi="Consolas" w:cs="Times New Roman"/>
+          <w:color w:val="CE9178"/>
+          <w:kern w:val="0"/>
+          <w:sz w:val="21"/>
+          <w:szCs w:val="21"/>
+          <w:lang w:eastAsia="en-ID"/>
+          <w14:ligatures w14:val="none"/>
+        </w:rPr>
+        <w:t>"col-lg-6"</w:t>
+      </w:r>
+      <w:r>
+        <w:rPr>
+          <w:rFonts w:ascii="Consolas" w:eastAsia="Times New Roman" w:hAnsi="Consolas" w:cs="Times New Roman"/>
+          <w:color w:val="808080"/>
+          <w:kern w:val="0"/>
+          <w:sz w:val="21"/>
+          <w:szCs w:val="21"/>
+          <w:lang w:eastAsia="en-ID"/>
+          <w14:ligatures w14:val="none"/>
+        </w:rPr>
+        <w:t>&gt;</w:t>
+      </w:r>
+    </w:p>
+    <w:p>
+      <w:pPr>
+        <w:shd w:val="clear" w:color="auto" w:fill="1F1F1F"/>
+        <w:spacing w:after="0" w:line="285" w:lineRule="atLeast"/>
+        <w:rPr>
+          <w:rFonts w:ascii="Consolas" w:eastAsia="Times New Roman" w:hAnsi="Consolas" w:cs="Times New Roman"/>
+          <w:color w:val="CCCCCC"/>
+          <w:kern w:val="0"/>
+          <w:sz w:val="21"/>
+          <w:szCs w:val="21"/>
+          <w:lang w:eastAsia="en-ID"/>
+          <w14:ligatures w14:val="none"/>
+        </w:rPr>
+      </w:pPr>
+      <w:r>
+        <w:rPr>
+          <w:rFonts w:ascii="Consolas" w:eastAsia="Times New Roman" w:hAnsi="Consolas" w:cs="Times New Roman"/>
+          <w:color w:val="CCCCCC"/>
+          <w:kern w:val="0"/>
+          <w:sz w:val="21"/>
+          <w:szCs w:val="21"/>
+          <w:lang w:eastAsia="en-ID"/>
+          <w14:ligatures w14:val="none"/>
+        </w:rPr>
+        <w:t xml:space="preserve">      </w:t>
+      </w:r>
+      <w:r>
+        <w:rPr>
+          <w:rFonts w:ascii="Consolas" w:eastAsia="Times New Roman" w:hAnsi="Consolas" w:cs="Times New Roman"/>
+          <w:color w:val="808080"/>
+          <w:kern w:val="0"/>
+          <w:sz w:val="21"/>
+          <w:szCs w:val="21"/>
+          <w:lang w:eastAsia="en-ID"/>
+          <w14:ligatures w14:val="none"/>
+        </w:rPr>
+        <w:t>&lt;</w:t>
+      </w:r>
+      <w:r>
+        <w:rPr>
+          <w:rFonts w:ascii="Consolas" w:eastAsia="Times New Roman" w:hAnsi="Consolas" w:cs="Times New Roman"/>
+          <w:color w:val="569CD6"/>
+          <w:kern w:val="0"/>
+          <w:sz w:val="21"/>
+          <w:szCs w:val="21"/>
+          <w:lang w:eastAsia="en-ID"/>
+          <w14:ligatures w14:val="none"/>
+        </w:rPr>
+        <w:t>form</w:t>
+      </w:r>
+      <w:r>
+        <w:rPr>
+          <w:rFonts w:ascii="Consolas" w:eastAsia="Times New Roman" w:hAnsi="Consolas" w:cs="Times New Roman"/>
+          <w:color w:val="CCCCCC"/>
+          <w:kern w:val="0"/>
+          <w:sz w:val="21"/>
+          <w:szCs w:val="21"/>
+          <w:lang w:eastAsia="en-ID"/>
+          <w14:ligatures w14:val="none"/>
+        </w:rPr>
+        <w:t xml:space="preserve"> </w:t>
+      </w:r>
+      <w:r>
+        <w:rPr>
+          <w:rFonts w:ascii="Consolas" w:eastAsia="Times New Roman" w:hAnsi="Consolas" w:cs="Times New Roman"/>
+          <w:color w:val="9CDCFE"/>
+          <w:kern w:val="0"/>
+          <w:sz w:val="21"/>
+          <w:szCs w:val="21"/>
+          <w:lang w:eastAsia="en-ID"/>
+          <w14:ligatures w14:val="none"/>
+        </w:rPr>
+        <w:t>action</w:t>
+      </w:r>
+      <w:r>
+        <w:rPr>
+          <w:rFonts w:ascii="Consolas" w:eastAsia="Times New Roman" w:hAnsi="Consolas" w:cs="Times New Roman"/>
+          <w:color w:val="CCCCCC"/>
+          <w:kern w:val="0"/>
+          <w:sz w:val="21"/>
+          <w:szCs w:val="21"/>
+          <w:lang w:eastAsia="en-ID"/>
+          <w14:ligatures w14:val="none"/>
+        </w:rPr>
+        <w:t>=</w:t>
+      </w:r>
+      <w:r>
+        <w:rPr>
+          <w:rFonts w:ascii="Consolas" w:eastAsia="Times New Roman" w:hAnsi="Consolas" w:cs="Times New Roman"/>
+          <w:color w:val="CE9178"/>
+          <w:kern w:val="0"/>
+          <w:sz w:val="21"/>
+          <w:szCs w:val="21"/>
+          <w:lang w:eastAsia="en-ID"/>
+          <w14:ligatures w14:val="none"/>
+        </w:rPr>
+        <w:t>"</w:t>
+      </w:r>
+      <w:r>
+        <w:rPr>
+          <w:rFonts w:ascii="Consolas" w:eastAsia="Times New Roman" w:hAnsi="Consolas" w:cs="Times New Roman"/>
+          <w:color w:val="569CD6"/>
+          <w:kern w:val="0"/>
+          <w:sz w:val="21"/>
+          <w:szCs w:val="21"/>
+          <w:lang w:eastAsia="en-ID"/>
+          <w14:ligatures w14:val="none"/>
+        </w:rPr>
+        <w:t>&lt;?=</w:t>
+      </w:r>
+      <w:r>
+        <w:rPr>
+          <w:rFonts w:ascii="Consolas" w:eastAsia="Times New Roman" w:hAnsi="Consolas" w:cs="Times New Roman"/>
+          <w:color w:val="D4D4D4"/>
+          <w:kern w:val="0"/>
+          <w:sz w:val="21"/>
+          <w:szCs w:val="21"/>
+          <w:lang w:eastAsia="en-ID"/>
+          <w14:ligatures w14:val="none"/>
+        </w:rPr>
+        <w:t xml:space="preserve"> BASEURL; </w:t>
+      </w:r>
+      <w:r>
+        <w:rPr>
+          <w:rFonts w:ascii="Consolas" w:eastAsia="Times New Roman" w:hAnsi="Consolas" w:cs="Times New Roman"/>
+          <w:color w:val="569CD6"/>
+          <w:kern w:val="0"/>
+          <w:sz w:val="21"/>
+          <w:szCs w:val="21"/>
+          <w:lang w:eastAsia="en-ID"/>
+          <w14:ligatures w14:val="none"/>
+        </w:rPr>
+        <w:t>?&gt;</w:t>
+      </w:r>
+      <w:r>
+        <w:rPr>
+          <w:rFonts w:ascii="Consolas" w:eastAsia="Times New Roman" w:hAnsi="Consolas" w:cs="Times New Roman"/>
+          <w:color w:val="CE9178"/>
+          <w:kern w:val="0"/>
+          <w:sz w:val="21"/>
+          <w:szCs w:val="21"/>
+          <w:lang w:eastAsia="en-ID"/>
+          <w14:ligatures w14:val="none"/>
+        </w:rPr>
+        <w:t>/mahasiswa/cari"</w:t>
+      </w:r>
+      <w:r>
+        <w:rPr>
+          <w:rFonts w:ascii="Consolas" w:eastAsia="Times New Roman" w:hAnsi="Consolas" w:cs="Times New Roman"/>
+          <w:color w:val="CCCCCC"/>
+          <w:kern w:val="0"/>
+          <w:sz w:val="21"/>
+          <w:szCs w:val="21"/>
+          <w:lang w:eastAsia="en-ID"/>
+          <w14:ligatures w14:val="none"/>
+        </w:rPr>
+        <w:t xml:space="preserve"> </w:t>
+      </w:r>
+      <w:r>
+        <w:rPr>
+          <w:rFonts w:ascii="Consolas" w:eastAsia="Times New Roman" w:hAnsi="Consolas" w:cs="Times New Roman"/>
+          <w:color w:val="9CDCFE"/>
+          <w:kern w:val="0"/>
+          <w:sz w:val="21"/>
+          <w:szCs w:val="21"/>
+          <w:lang w:eastAsia="en-ID"/>
+          <w14:ligatures w14:val="none"/>
+        </w:rPr>
+        <w:t>method</w:t>
+      </w:r>
+      <w:r>
+        <w:rPr>
+          <w:rFonts w:ascii="Consolas" w:eastAsia="Times New Roman" w:hAnsi="Consolas" w:cs="Times New Roman"/>
+          <w:color w:val="CCCCCC"/>
+          <w:kern w:val="0"/>
+          <w:sz w:val="21"/>
+          <w:szCs w:val="21"/>
+          <w:lang w:eastAsia="en-ID"/>
+          <w14:ligatures w14:val="none"/>
+        </w:rPr>
+        <w:t>=</w:t>
+      </w:r>
+      <w:r>
+        <w:rPr>
+          <w:rFonts w:ascii="Consolas" w:eastAsia="Times New Roman" w:hAnsi="Consolas" w:cs="Times New Roman"/>
+          <w:color w:val="CE9178"/>
+          <w:kern w:val="0"/>
+          <w:sz w:val="21"/>
+          <w:szCs w:val="21"/>
+          <w:lang w:eastAsia="en-ID"/>
+          <w14:ligatures w14:val="none"/>
+        </w:rPr>
+        <w:t>"post"</w:t>
+      </w:r>
+      <w:r>
+        <w:rPr>
+          <w:rFonts w:ascii="Consolas" w:eastAsia="Times New Roman" w:hAnsi="Consolas" w:cs="Times New Roman"/>
+          <w:color w:val="808080"/>
+          <w:kern w:val="0"/>
+          <w:sz w:val="21"/>
+          <w:szCs w:val="21"/>
+          <w:lang w:eastAsia="en-ID"/>
+          <w14:ligatures w14:val="none"/>
+        </w:rPr>
+        <w:t>&gt;</w:t>
+      </w:r>
+    </w:p>
+    <w:p>
+      <w:pPr>
+        <w:shd w:val="clear" w:color="auto" w:fill="1F1F1F"/>
+        <w:spacing w:after="0" w:line="285" w:lineRule="atLeast"/>
+        <w:rPr>
+          <w:rFonts w:ascii="Consolas" w:eastAsia="Times New Roman" w:hAnsi="Consolas" w:cs="Times New Roman"/>
+          <w:color w:val="CCCCCC"/>
+          <w:kern w:val="0"/>
+          <w:sz w:val="21"/>
+          <w:szCs w:val="21"/>
+          <w:lang w:eastAsia="en-ID"/>
+          <w14:ligatures w14:val="none"/>
+        </w:rPr>
+      </w:pPr>
+      <w:r>
+        <w:rPr>
+          <w:rFonts w:ascii="Consolas" w:eastAsia="Times New Roman" w:hAnsi="Consolas" w:cs="Times New Roman"/>
+          <w:color w:val="CCCCCC"/>
+          <w:kern w:val="0"/>
+          <w:sz w:val="21"/>
+          <w:szCs w:val="21"/>
+          <w:lang w:eastAsia="en-ID"/>
+          <w14:ligatures w14:val="none"/>
+        </w:rPr>
+        <w:t xml:space="preserve">        </w:t>
+      </w:r>
+      <w:r>
+        <w:rPr>
+          <w:rFonts w:ascii="Consolas" w:eastAsia="Times New Roman" w:hAnsi="Consolas" w:cs="Times New Roman"/>
+          <w:color w:val="808080"/>
+          <w:kern w:val="0"/>
+          <w:sz w:val="21"/>
+          <w:szCs w:val="21"/>
+          <w:lang w:eastAsia="en-ID"/>
+          <w14:ligatures w14:val="none"/>
+        </w:rPr>
+        <w:t>&lt;</w:t>
+      </w:r>
+      <w:r>
+        <w:rPr>
+          <w:rFonts w:ascii="Consolas" w:eastAsia="Times New Roman" w:hAnsi="Consolas" w:cs="Times New Roman"/>
+          <w:color w:val="569CD6"/>
+          <w:kern w:val="0"/>
+          <w:sz w:val="21"/>
+          <w:szCs w:val="21"/>
+          <w:lang w:eastAsia="en-ID"/>
+          <w14:ligatures w14:val="none"/>
+        </w:rPr>
+        <w:t>div</w:t>
+      </w:r>
+      <w:r>
+        <w:rPr>
+          <w:rFonts w:ascii="Consolas" w:eastAsia="Times New Roman" w:hAnsi="Consolas" w:cs="Times New Roman"/>
+          <w:color w:val="CCCCCC"/>
+          <w:kern w:val="0"/>
+          <w:sz w:val="21"/>
+          <w:szCs w:val="21"/>
+          <w:lang w:eastAsia="en-ID"/>
+          <w14:ligatures w14:val="none"/>
+        </w:rPr>
+        <w:t xml:space="preserve"> </w:t>
+      </w:r>
+      <w:r>
+        <w:rPr>
+          <w:rFonts w:ascii="Consolas" w:eastAsia="Times New Roman" w:hAnsi="Consolas" w:cs="Times New Roman"/>
+          <w:color w:val="9CDCFE"/>
+          <w:kern w:val="0"/>
+          <w:sz w:val="21"/>
+          <w:szCs w:val="21"/>
+          <w:lang w:eastAsia="en-ID"/>
+          <w14:ligatures w14:val="none"/>
+        </w:rPr>
+        <w:t>class</w:t>
+      </w:r>
+      <w:r>
+        <w:rPr>
+          <w:rFonts w:ascii="Consolas" w:eastAsia="Times New Roman" w:hAnsi="Consolas" w:cs="Times New Roman"/>
+          <w:color w:val="CCCCCC"/>
+          <w:kern w:val="0"/>
+          <w:sz w:val="21"/>
+          <w:szCs w:val="21"/>
+          <w:lang w:eastAsia="en-ID"/>
+          <w14:ligatures w14:val="none"/>
+        </w:rPr>
+        <w:t>=</w:t>
+      </w:r>
+      <w:r>
+        <w:rPr>
+          <w:rFonts w:ascii="Consolas" w:eastAsia="Times New Roman" w:hAnsi="Consolas" w:cs="Times New Roman"/>
+          <w:color w:val="CE9178"/>
+          <w:kern w:val="0"/>
+          <w:sz w:val="21"/>
+          <w:szCs w:val="21"/>
+          <w:lang w:eastAsia="en-ID"/>
+          <w14:ligatures w14:val="none"/>
+        </w:rPr>
+        <w:t>"input-group mb-3"</w:t>
+      </w:r>
+      <w:r>
+        <w:rPr>
+          <w:rFonts w:ascii="Consolas" w:eastAsia="Times New Roman" w:hAnsi="Consolas" w:cs="Times New Roman"/>
+          <w:color w:val="808080"/>
+          <w:kern w:val="0"/>
+          <w:sz w:val="21"/>
+          <w:szCs w:val="21"/>
+          <w:lang w:eastAsia="en-ID"/>
+          <w14:ligatures w14:val="none"/>
+        </w:rPr>
+        <w:t>&gt;</w:t>
+      </w:r>
+    </w:p>
+    <w:p>
+      <w:pPr>
+        <w:shd w:val="clear" w:color="auto" w:fill="1F1F1F"/>
+        <w:spacing w:after="0" w:line="285" w:lineRule="atLeast"/>
+        <w:rPr>
+          <w:rFonts w:ascii="Consolas" w:eastAsia="Times New Roman" w:hAnsi="Consolas" w:cs="Times New Roman"/>
+          <w:color w:val="CCCCCC"/>
+          <w:kern w:val="0"/>
+          <w:sz w:val="21"/>
+          <w:szCs w:val="21"/>
+          <w:lang w:eastAsia="en-ID"/>
+          <w14:ligatures w14:val="none"/>
+        </w:rPr>
+      </w:pPr>
+      <w:r>
+        <w:rPr>
+          <w:rFonts w:ascii="Consolas" w:eastAsia="Times New Roman" w:hAnsi="Consolas" w:cs="Times New Roman"/>
+          <w:color w:val="CCCCCC"/>
+          <w:kern w:val="0"/>
+          <w:sz w:val="21"/>
+          <w:szCs w:val="21"/>
+          <w:lang w:eastAsia="en-ID"/>
+          <w14:ligatures w14:val="none"/>
+        </w:rPr>
+        <w:t xml:space="preserve">          </w:t>
+      </w:r>
+      <w:r>
+        <w:rPr>
+          <w:rFonts w:ascii="Consolas" w:eastAsia="Times New Roman" w:hAnsi="Consolas" w:cs="Times New Roman"/>
+          <w:color w:val="808080"/>
+          <w:kern w:val="0"/>
+          <w:sz w:val="21"/>
+          <w:szCs w:val="21"/>
+          <w:lang w:eastAsia="en-ID"/>
+          <w14:ligatures w14:val="none"/>
+        </w:rPr>
+        <w:t>&lt;</w:t>
+      </w:r>
+      <w:r>
+        <w:rPr>
+          <w:rFonts w:ascii="Consolas" w:eastAsia="Times New Roman" w:hAnsi="Consolas" w:cs="Times New Roman"/>
+          <w:color w:val="569CD6"/>
+          <w:kern w:val="0"/>
+          <w:sz w:val="21"/>
+          <w:szCs w:val="21"/>
+          <w:lang w:eastAsia="en-ID"/>
+          <w14:ligatures w14:val="none"/>
+        </w:rPr>
+        <w:t>input</w:t>
+      </w:r>
+      <w:r>
+        <w:rPr>
+          <w:rFonts w:ascii="Consolas" w:eastAsia="Times New Roman" w:hAnsi="Consolas" w:cs="Times New Roman"/>
+          <w:color w:val="CCCCCC"/>
+          <w:kern w:val="0"/>
+          <w:sz w:val="21"/>
+          <w:szCs w:val="21"/>
+          <w:lang w:eastAsia="en-ID"/>
+          <w14:ligatures w14:val="none"/>
+        </w:rPr>
+        <w:t xml:space="preserve"> </w:t>
+      </w:r>
+      <w:r>
+        <w:rPr>
+          <w:rFonts w:ascii="Consolas" w:eastAsia="Times New Roman" w:hAnsi="Consolas" w:cs="Times New Roman"/>
+          <w:color w:val="9CDCFE"/>
+          <w:kern w:val="0"/>
+          <w:sz w:val="21"/>
+          <w:szCs w:val="21"/>
+          <w:lang w:eastAsia="en-ID"/>
+          <w14:ligatures w14:val="none"/>
+        </w:rPr>
+        <w:t>type</w:t>
+      </w:r>
+      <w:r>
+        <w:rPr>
+          <w:rFonts w:ascii="Consolas" w:eastAsia="Times New Roman" w:hAnsi="Consolas" w:cs="Times New Roman"/>
+          <w:color w:val="CCCCCC"/>
+          <w:kern w:val="0"/>
+          <w:sz w:val="21"/>
+          <w:szCs w:val="21"/>
+          <w:lang w:eastAsia="en-ID"/>
+          <w14:ligatures w14:val="none"/>
+        </w:rPr>
+        <w:t>=</w:t>
+      </w:r>
+      <w:r>
+        <w:rPr>
+          <w:rFonts w:ascii="Consolas" w:eastAsia="Times New Roman" w:hAnsi="Consolas" w:cs="Times New Roman"/>
+          <w:color w:val="CE9178"/>
+          <w:kern w:val="0"/>
+          <w:sz w:val="21"/>
+          <w:szCs w:val="21"/>
+          <w:lang w:eastAsia="en-ID"/>
+          <w14:ligatures w14:val="none"/>
+        </w:rPr>
+        <w:t>"text"</w:t>
+      </w:r>
+      <w:r>
+        <w:rPr>
+          <w:rFonts w:ascii="Consolas" w:eastAsia="Times New Roman" w:hAnsi="Consolas" w:cs="Times New Roman"/>
+          <w:color w:val="CCCCCC"/>
+          <w:kern w:val="0"/>
+          <w:sz w:val="21"/>
+          <w:szCs w:val="21"/>
+          <w:lang w:eastAsia="en-ID"/>
+          <w14:ligatures w14:val="none"/>
+        </w:rPr>
+        <w:t xml:space="preserve"> </w:t>
+      </w:r>
+      <w:r>
+        <w:rPr>
+          <w:rFonts w:ascii="Consolas" w:eastAsia="Times New Roman" w:hAnsi="Consolas" w:cs="Times New Roman"/>
+          <w:color w:val="9CDCFE"/>
+          <w:kern w:val="0"/>
+          <w:sz w:val="21"/>
+          <w:szCs w:val="21"/>
+          <w:lang w:eastAsia="en-ID"/>
+          <w14:ligatures w14:val="none"/>
+        </w:rPr>
+        <w:t>class</w:t>
+      </w:r>
+      <w:r>
+        <w:rPr>
+          <w:rFonts w:ascii="Consolas" w:eastAsia="Times New Roman" w:hAnsi="Consolas" w:cs="Times New Roman"/>
+          <w:color w:val="CCCCCC"/>
+          <w:kern w:val="0"/>
+          <w:sz w:val="21"/>
+          <w:szCs w:val="21"/>
+          <w:lang w:eastAsia="en-ID"/>
+          <w14:ligatures w14:val="none"/>
+        </w:rPr>
+        <w:t>=</w:t>
+      </w:r>
+      <w:r>
+        <w:rPr>
+          <w:rFonts w:ascii="Consolas" w:eastAsia="Times New Roman" w:hAnsi="Consolas" w:cs="Times New Roman"/>
+          <w:color w:val="CE9178"/>
+          <w:kern w:val="0"/>
+          <w:sz w:val="21"/>
+          <w:szCs w:val="21"/>
+          <w:lang w:eastAsia="en-ID"/>
+          <w14:ligatures w14:val="none"/>
+        </w:rPr>
+        <w:t>"form-control"</w:t>
+      </w:r>
+      <w:r>
+        <w:rPr>
+          <w:rFonts w:ascii="Consolas" w:eastAsia="Times New Roman" w:hAnsi="Consolas" w:cs="Times New Roman"/>
+          <w:color w:val="CCCCCC"/>
+          <w:kern w:val="0"/>
+          <w:sz w:val="21"/>
+          <w:szCs w:val="21"/>
+          <w:lang w:eastAsia="en-ID"/>
+          <w14:ligatures w14:val="none"/>
+        </w:rPr>
+        <w:t xml:space="preserve"> </w:t>
+      </w:r>
+      <w:r>
+        <w:rPr>
+          <w:rFonts w:ascii="Consolas" w:eastAsia="Times New Roman" w:hAnsi="Consolas" w:cs="Times New Roman"/>
+          <w:color w:val="9CDCFE"/>
+          <w:kern w:val="0"/>
+          <w:sz w:val="21"/>
+          <w:szCs w:val="21"/>
+          <w:lang w:eastAsia="en-ID"/>
+          <w14:ligatures w14:val="none"/>
+        </w:rPr>
+        <w:t>placeholder</w:t>
+      </w:r>
+      <w:r>
+        <w:rPr>
+          <w:rFonts w:ascii="Consolas" w:eastAsia="Times New Roman" w:hAnsi="Consolas" w:cs="Times New Roman"/>
+          <w:color w:val="CCCCCC"/>
+          <w:kern w:val="0"/>
+          <w:sz w:val="21"/>
+          <w:szCs w:val="21"/>
+          <w:lang w:eastAsia="en-ID"/>
+          <w14:ligatures w14:val="none"/>
+        </w:rPr>
+        <w:t>=</w:t>
+      </w:r>
+      <w:r>
+        <w:rPr>
+          <w:rFonts w:ascii="Consolas" w:eastAsia="Times New Roman" w:hAnsi="Consolas" w:cs="Times New Roman"/>
+          <w:color w:val="CE9178"/>
+          <w:kern w:val="0"/>
+          <w:sz w:val="21"/>
+          <w:szCs w:val="21"/>
+          <w:lang w:eastAsia="en-ID"/>
+          <w14:ligatures w14:val="none"/>
+        </w:rPr>
+        <w:t>"cari mahasiswa"</w:t>
+      </w:r>
+      <w:r>
+        <w:rPr>
+          <w:rFonts w:ascii="Consolas" w:eastAsia="Times New Roman" w:hAnsi="Consolas" w:cs="Times New Roman"/>
+          <w:color w:val="CCCCCC"/>
+          <w:kern w:val="0"/>
+          <w:sz w:val="21"/>
+          <w:szCs w:val="21"/>
+          <w:lang w:eastAsia="en-ID"/>
+          <w14:ligatures w14:val="none"/>
+        </w:rPr>
+        <w:t xml:space="preserve"> </w:t>
+      </w:r>
+      <w:r>
+        <w:rPr>
+          <w:rFonts w:ascii="Consolas" w:eastAsia="Times New Roman" w:hAnsi="Consolas" w:cs="Times New Roman"/>
+          <w:color w:val="9CDCFE"/>
+          <w:kern w:val="0"/>
+          <w:sz w:val="21"/>
+          <w:szCs w:val="21"/>
+          <w:lang w:eastAsia="en-ID"/>
+          <w14:ligatures w14:val="none"/>
+        </w:rPr>
+        <w:t>name</w:t>
+      </w:r>
+      <w:r>
+        <w:rPr>
+          <w:rFonts w:ascii="Consolas" w:eastAsia="Times New Roman" w:hAnsi="Consolas" w:cs="Times New Roman"/>
+          <w:color w:val="CCCCCC"/>
+          <w:kern w:val="0"/>
+          <w:sz w:val="21"/>
+          <w:szCs w:val="21"/>
+          <w:lang w:eastAsia="en-ID"/>
+          <w14:ligatures w14:val="none"/>
+        </w:rPr>
+        <w:t>=</w:t>
+      </w:r>
+      <w:r>
+        <w:rPr>
+          <w:rFonts w:ascii="Consolas" w:eastAsia="Times New Roman" w:hAnsi="Consolas" w:cs="Times New Roman"/>
+          <w:color w:val="CE9178"/>
+          <w:kern w:val="0"/>
+          <w:sz w:val="21"/>
+          <w:szCs w:val="21"/>
+          <w:lang w:eastAsia="en-ID"/>
+          <w14:ligatures w14:val="none"/>
+        </w:rPr>
+        <w:t>"keyword"</w:t>
+      </w:r>
+      <w:r>
+        <w:rPr>
+          <w:rFonts w:ascii="Consolas" w:eastAsia="Times New Roman" w:hAnsi="Consolas" w:cs="Times New Roman"/>
+          <w:color w:val="CCCCCC"/>
+          <w:kern w:val="0"/>
+          <w:sz w:val="21"/>
+          <w:szCs w:val="21"/>
+          <w:lang w:eastAsia="en-ID"/>
+          <w14:ligatures w14:val="none"/>
+        </w:rPr>
+        <w:t xml:space="preserve"> </w:t>
+      </w:r>
+      <w:r>
+        <w:rPr>
+          <w:rFonts w:ascii="Consolas" w:eastAsia="Times New Roman" w:hAnsi="Consolas" w:cs="Times New Roman"/>
+          <w:color w:val="9CDCFE"/>
+          <w:kern w:val="0"/>
+          <w:sz w:val="21"/>
+          <w:szCs w:val="21"/>
+          <w:lang w:eastAsia="en-ID"/>
+          <w14:ligatures w14:val="none"/>
+        </w:rPr>
+        <w:t>id</w:t>
+      </w:r>
+      <w:r>
+        <w:rPr>
+          <w:rFonts w:ascii="Consolas" w:eastAsia="Times New Roman" w:hAnsi="Consolas" w:cs="Times New Roman"/>
+          <w:color w:val="CCCCCC"/>
+          <w:kern w:val="0"/>
+          <w:sz w:val="21"/>
+          <w:szCs w:val="21"/>
+          <w:lang w:eastAsia="en-ID"/>
+          <w14:ligatures w14:val="none"/>
+        </w:rPr>
+        <w:t>=</w:t>
+      </w:r>
+      <w:r>
+        <w:rPr>
+          <w:rFonts w:ascii="Consolas" w:eastAsia="Times New Roman" w:hAnsi="Consolas" w:cs="Times New Roman"/>
+          <w:color w:val="CE9178"/>
+          <w:kern w:val="0"/>
+          <w:sz w:val="21"/>
+          <w:szCs w:val="21"/>
+          <w:lang w:eastAsia="en-ID"/>
+          <w14:ligatures w14:val="none"/>
+        </w:rPr>
+        <w:t>"keyword"</w:t>
+      </w:r>
+      <w:r>
+        <w:rPr>
+          <w:rFonts w:ascii="Consolas" w:eastAsia="Times New Roman" w:hAnsi="Consolas" w:cs="Times New Roman"/>
+          <w:color w:val="808080"/>
+          <w:kern w:val="0"/>
+          <w:sz w:val="21"/>
+          <w:szCs w:val="21"/>
+          <w:lang w:eastAsia="en-ID"/>
+          <w14:ligatures w14:val="none"/>
+        </w:rPr>
+        <w:t>&gt;</w:t>
+      </w:r>
+    </w:p>
+    <w:p>
+      <w:pPr>
+        <w:shd w:val="clear" w:color="auto" w:fill="1F1F1F"/>
+        <w:spacing w:after="0" w:line="285" w:lineRule="atLeast"/>
+        <w:rPr>
+          <w:rFonts w:ascii="Consolas" w:eastAsia="Times New Roman" w:hAnsi="Consolas" w:cs="Times New Roman"/>
+          <w:color w:val="CCCCCC"/>
+          <w:kern w:val="0"/>
+          <w:sz w:val="21"/>
+          <w:szCs w:val="21"/>
+          <w:lang w:eastAsia="en-ID"/>
+          <w14:ligatures w14:val="none"/>
+        </w:rPr>
+      </w:pPr>
+      <w:r>
+        <w:rPr>
+          <w:rFonts w:ascii="Consolas" w:eastAsia="Times New Roman" w:hAnsi="Consolas" w:cs="Times New Roman"/>
+          <w:color w:val="CCCCCC"/>
+          <w:kern w:val="0"/>
+          <w:sz w:val="21"/>
+          <w:szCs w:val="21"/>
+          <w:lang w:eastAsia="en-ID"/>
+          <w14:ligatures w14:val="none"/>
+        </w:rPr>
+        <w:t xml:space="preserve">          </w:t>
+      </w:r>
+      <w:r>
+        <w:rPr>
+          <w:rFonts w:ascii="Consolas" w:eastAsia="Times New Roman" w:hAnsi="Consolas" w:cs="Times New Roman"/>
+          <w:color w:val="808080"/>
+          <w:kern w:val="0"/>
+          <w:sz w:val="21"/>
+          <w:szCs w:val="21"/>
+          <w:lang w:eastAsia="en-ID"/>
+          <w14:ligatures w14:val="none"/>
+        </w:rPr>
+        <w:t>&lt;</w:t>
+      </w:r>
+      <w:r>
+        <w:rPr>
+          <w:rFonts w:ascii="Consolas" w:eastAsia="Times New Roman" w:hAnsi="Consolas" w:cs="Times New Roman"/>
+          <w:color w:val="569CD6"/>
+          <w:kern w:val="0"/>
+          <w:sz w:val="21"/>
+          <w:szCs w:val="21"/>
+          <w:lang w:eastAsia="en-ID"/>
+          <w14:ligatures w14:val="none"/>
+        </w:rPr>
+        <w:t>button</w:t>
+      </w:r>
+      <w:r>
+        <w:rPr>
+          <w:rFonts w:ascii="Consolas" w:eastAsia="Times New Roman" w:hAnsi="Consolas" w:cs="Times New Roman"/>
+          <w:color w:val="CCCCCC"/>
+          <w:kern w:val="0"/>
+          <w:sz w:val="21"/>
+          <w:szCs w:val="21"/>
+          <w:lang w:eastAsia="en-ID"/>
+          <w14:ligatures w14:val="none"/>
+        </w:rPr>
+        <w:t xml:space="preserve"> </w:t>
+      </w:r>
+      <w:r>
+        <w:rPr>
+          <w:rFonts w:ascii="Consolas" w:eastAsia="Times New Roman" w:hAnsi="Consolas" w:cs="Times New Roman"/>
+          <w:color w:val="9CDCFE"/>
+          <w:kern w:val="0"/>
+          <w:sz w:val="21"/>
+          <w:szCs w:val="21"/>
+          <w:lang w:eastAsia="en-ID"/>
+          <w14:ligatures w14:val="none"/>
+        </w:rPr>
+        <w:t>class</w:t>
+      </w:r>
+      <w:r>
+        <w:rPr>
+          <w:rFonts w:ascii="Consolas" w:eastAsia="Times New Roman" w:hAnsi="Consolas" w:cs="Times New Roman"/>
+          <w:color w:val="CCCCCC"/>
+          <w:kern w:val="0"/>
+          <w:sz w:val="21"/>
+          <w:szCs w:val="21"/>
+          <w:lang w:eastAsia="en-ID"/>
+          <w14:ligatures w14:val="none"/>
+        </w:rPr>
+        <w:t>=</w:t>
+      </w:r>
+      <w:r>
+        <w:rPr>
+          <w:rFonts w:ascii="Consolas" w:eastAsia="Times New Roman" w:hAnsi="Consolas" w:cs="Times New Roman"/>
+          <w:color w:val="CE9178"/>
+          <w:kern w:val="0"/>
+          <w:sz w:val="21"/>
+          <w:szCs w:val="21"/>
+          <w:lang w:eastAsia="en-ID"/>
+          <w14:ligatures w14:val="none"/>
+        </w:rPr>
+        <w:t>"btn btn-outline-secondary"</w:t>
+      </w:r>
+      <w:r>
+        <w:rPr>
+          <w:rFonts w:ascii="Consolas" w:eastAsia="Times New Roman" w:hAnsi="Consolas" w:cs="Times New Roman"/>
+          <w:color w:val="CCCCCC"/>
+          <w:kern w:val="0"/>
+          <w:sz w:val="21"/>
+          <w:szCs w:val="21"/>
+          <w:lang w:eastAsia="en-ID"/>
+          <w14:ligatures w14:val="none"/>
+        </w:rPr>
+        <w:t xml:space="preserve"> </w:t>
+      </w:r>
+      <w:r>
+        <w:rPr>
+          <w:rFonts w:ascii="Consolas" w:eastAsia="Times New Roman" w:hAnsi="Consolas" w:cs="Times New Roman"/>
+          <w:color w:val="9CDCFE"/>
+          <w:kern w:val="0"/>
+          <w:sz w:val="21"/>
+          <w:szCs w:val="21"/>
+          <w:lang w:eastAsia="en-ID"/>
+          <w14:ligatures w14:val="none"/>
+        </w:rPr>
+        <w:t>type</w:t>
+      </w:r>
+      <w:r>
+        <w:rPr>
+          <w:rFonts w:ascii="Consolas" w:eastAsia="Times New Roman" w:hAnsi="Consolas" w:cs="Times New Roman"/>
+          <w:color w:val="CCCCCC"/>
+          <w:kern w:val="0"/>
+          <w:sz w:val="21"/>
+          <w:szCs w:val="21"/>
+          <w:lang w:eastAsia="en-ID"/>
+          <w14:ligatures w14:val="none"/>
+        </w:rPr>
+        <w:t>=</w:t>
+      </w:r>
+      <w:r>
+        <w:rPr>
+          <w:rFonts w:ascii="Consolas" w:eastAsia="Times New Roman" w:hAnsi="Consolas" w:cs="Times New Roman"/>
+          <w:color w:val="CE9178"/>
+          <w:kern w:val="0"/>
+          <w:sz w:val="21"/>
+          <w:szCs w:val="21"/>
+          <w:lang w:eastAsia="en-ID"/>
+          <w14:ligatures w14:val="none"/>
+        </w:rPr>
+        <w:t>"submit"</w:t>
+      </w:r>
+      <w:r>
+        <w:rPr>
+          <w:rFonts w:ascii="Consolas" w:eastAsia="Times New Roman" w:hAnsi="Consolas" w:cs="Times New Roman"/>
+          <w:color w:val="CCCCCC"/>
+          <w:kern w:val="0"/>
+          <w:sz w:val="21"/>
+          <w:szCs w:val="21"/>
+          <w:lang w:eastAsia="en-ID"/>
+          <w14:ligatures w14:val="none"/>
+        </w:rPr>
+        <w:t xml:space="preserve"> </w:t>
+      </w:r>
+      <w:r>
+        <w:rPr>
+          <w:rFonts w:ascii="Consolas" w:eastAsia="Times New Roman" w:hAnsi="Consolas" w:cs="Times New Roman"/>
+          <w:color w:val="9CDCFE"/>
+          <w:kern w:val="0"/>
+          <w:sz w:val="21"/>
+          <w:szCs w:val="21"/>
+          <w:lang w:eastAsia="en-ID"/>
+          <w14:ligatures w14:val="none"/>
+        </w:rPr>
+        <w:t>id</w:t>
+      </w:r>
+      <w:r>
+        <w:rPr>
+          <w:rFonts w:ascii="Consolas" w:eastAsia="Times New Roman" w:hAnsi="Consolas" w:cs="Times New Roman"/>
+          <w:color w:val="CCCCCC"/>
+          <w:kern w:val="0"/>
+          <w:sz w:val="21"/>
+          <w:szCs w:val="21"/>
+          <w:lang w:eastAsia="en-ID"/>
+          <w14:ligatures w14:val="none"/>
+        </w:rPr>
+        <w:t>=</w:t>
+      </w:r>
+      <w:r>
+        <w:rPr>
+          <w:rFonts w:ascii="Consolas" w:eastAsia="Times New Roman" w:hAnsi="Consolas" w:cs="Times New Roman"/>
+          <w:color w:val="CE9178"/>
+          <w:kern w:val="0"/>
+          <w:sz w:val="21"/>
+          <w:szCs w:val="21"/>
+          <w:lang w:eastAsia="en-ID"/>
+          <w14:ligatures w14:val="none"/>
+        </w:rPr>
+        <w:t>"tombolcari"</w:t>
+      </w:r>
+      <w:r>
+        <w:rPr>
+          <w:rFonts w:ascii="Consolas" w:eastAsia="Times New Roman" w:hAnsi="Consolas" w:cs="Times New Roman"/>
+          <w:color w:val="808080"/>
+          <w:kern w:val="0"/>
+          <w:sz w:val="21"/>
+          <w:szCs w:val="21"/>
+          <w:lang w:eastAsia="en-ID"/>
+          <w14:ligatures w14:val="none"/>
+        </w:rPr>
+        <w:t>&gt;</w:t>
+      </w:r>
+      <w:r>
+        <w:rPr>
+          <w:rFonts w:ascii="Consolas" w:eastAsia="Times New Roman" w:hAnsi="Consolas" w:cs="Times New Roman"/>
+          <w:color w:val="CCCCCC"/>
+          <w:kern w:val="0"/>
+          <w:sz w:val="21"/>
+          <w:szCs w:val="21"/>
+          <w:lang w:eastAsia="en-ID"/>
+          <w14:ligatures w14:val="none"/>
+        </w:rPr>
+        <w:t>Cari</w:t>
+      </w:r>
+      <w:r>
+        <w:rPr>
+          <w:rFonts w:ascii="Consolas" w:eastAsia="Times New Roman" w:hAnsi="Consolas" w:cs="Times New Roman"/>
+          <w:color w:val="808080"/>
+          <w:kern w:val="0"/>
+          <w:sz w:val="21"/>
+          <w:szCs w:val="21"/>
+          <w:lang w:eastAsia="en-ID"/>
+          <w14:ligatures w14:val="none"/>
+        </w:rPr>
+        <w:t>&lt;/</w:t>
+      </w:r>
+      <w:r>
+        <w:rPr>
+          <w:rFonts w:ascii="Consolas" w:eastAsia="Times New Roman" w:hAnsi="Consolas" w:cs="Times New Roman"/>
+          <w:color w:val="569CD6"/>
+          <w:kern w:val="0"/>
+          <w:sz w:val="21"/>
+          <w:szCs w:val="21"/>
+          <w:lang w:eastAsia="en-ID"/>
+          <w14:ligatures w14:val="none"/>
+        </w:rPr>
+        <w:t>button</w:t>
+      </w:r>
+      <w:r>
+        <w:rPr>
+          <w:rFonts w:ascii="Consolas" w:eastAsia="Times New Roman" w:hAnsi="Consolas" w:cs="Times New Roman"/>
+          <w:color w:val="808080"/>
+          <w:kern w:val="0"/>
+          <w:sz w:val="21"/>
+          <w:szCs w:val="21"/>
+          <w:lang w:eastAsia="en-ID"/>
+          <w14:ligatures w14:val="none"/>
+        </w:rPr>
+        <w:t>&gt;</w:t>
+      </w:r>
+    </w:p>
+    <w:p>
+      <w:pPr>
+        <w:shd w:val="clear" w:color="auto" w:fill="1F1F1F"/>
+        <w:spacing w:after="0" w:line="285" w:lineRule="atLeast"/>
+        <w:rPr>
+          <w:rFonts w:ascii="Consolas" w:eastAsia="Times New Roman" w:hAnsi="Consolas" w:cs="Times New Roman"/>
+          <w:color w:val="CCCCCC"/>
+          <w:kern w:val="0"/>
+          <w:sz w:val="21"/>
+          <w:szCs w:val="21"/>
+          <w:lang w:eastAsia="en-ID"/>
+          <w14:ligatures w14:val="none"/>
+        </w:rPr>
+      </w:pPr>
+      <w:r>
+        <w:rPr>
+          <w:rFonts w:ascii="Consolas" w:eastAsia="Times New Roman" w:hAnsi="Consolas" w:cs="Times New Roman"/>
+          <w:color w:val="CCCCCC"/>
+          <w:kern w:val="0"/>
+          <w:sz w:val="21"/>
+          <w:szCs w:val="21"/>
+          <w:lang w:eastAsia="en-ID"/>
+          <w14:ligatures w14:val="none"/>
+        </w:rPr>
+        <w:t xml:space="preserve">        </w:t>
+      </w:r>
+      <w:r>
+        <w:rPr>
+          <w:rFonts w:ascii="Consolas" w:eastAsia="Times New Roman" w:hAnsi="Consolas" w:cs="Times New Roman"/>
+          <w:color w:val="808080"/>
+          <w:kern w:val="0"/>
+          <w:sz w:val="21"/>
+          <w:szCs w:val="21"/>
+          <w:lang w:eastAsia="en-ID"/>
+          <w14:ligatures w14:val="none"/>
+        </w:rPr>
+        <w:t>&lt;/</w:t>
+      </w:r>
+      <w:r>
+        <w:rPr>
+          <w:rFonts w:ascii="Consolas" w:eastAsia="Times New Roman" w:hAnsi="Consolas" w:cs="Times New Roman"/>
+          <w:color w:val="569CD6"/>
+          <w:kern w:val="0"/>
+          <w:sz w:val="21"/>
+          <w:szCs w:val="21"/>
+          <w:lang w:eastAsia="en-ID"/>
+          <w14:ligatures w14:val="none"/>
+        </w:rPr>
+        <w:t>div</w:t>
+      </w:r>
+      <w:r>
+        <w:rPr>
+          <w:rFonts w:ascii="Consolas" w:eastAsia="Times New Roman" w:hAnsi="Consolas" w:cs="Times New Roman"/>
+          <w:color w:val="808080"/>
+          <w:kern w:val="0"/>
+          <w:sz w:val="21"/>
+          <w:szCs w:val="21"/>
+          <w:lang w:eastAsia="en-ID"/>
+          <w14:ligatures w14:val="none"/>
+        </w:rPr>
+        <w:t>&gt;</w:t>
+      </w:r>
+    </w:p>
+    <w:p>
+      <w:pPr>
+        <w:shd w:val="clear" w:color="auto" w:fill="1F1F1F"/>
+        <w:spacing w:after="0" w:line="285" w:lineRule="atLeast"/>
+        <w:rPr>
+          <w:rFonts w:ascii="Consolas" w:eastAsia="Times New Roman" w:hAnsi="Consolas" w:cs="Times New Roman"/>
+          <w:color w:val="CCCCCC"/>
+          <w:kern w:val="0"/>
+          <w:sz w:val="21"/>
+          <w:szCs w:val="21"/>
+          <w:lang w:eastAsia="en-ID"/>
+          <w14:ligatures w14:val="none"/>
+        </w:rPr>
+      </w:pPr>
+      <w:r>
+        <w:rPr>
+          <w:rFonts w:ascii="Consolas" w:eastAsia="Times New Roman" w:hAnsi="Consolas" w:cs="Times New Roman"/>
+          <w:color w:val="CCCCCC"/>
+          <w:kern w:val="0"/>
+          <w:sz w:val="21"/>
+          <w:szCs w:val="21"/>
+          <w:lang w:eastAsia="en-ID"/>
+          <w14:ligatures w14:val="none"/>
+        </w:rPr>
+        <w:t xml:space="preserve">      </w:t>
+      </w:r>
+      <w:r>
+        <w:rPr>
+          <w:rFonts w:ascii="Consolas" w:eastAsia="Times New Roman" w:hAnsi="Consolas" w:cs="Times New Roman"/>
+          <w:color w:val="808080"/>
+          <w:kern w:val="0"/>
+          <w:sz w:val="21"/>
+          <w:szCs w:val="21"/>
+          <w:lang w:eastAsia="en-ID"/>
+          <w14:ligatures w14:val="none"/>
+        </w:rPr>
+        <w:t>&lt;/</w:t>
+      </w:r>
+      <w:r>
+        <w:rPr>
+          <w:rFonts w:ascii="Consolas" w:eastAsia="Times New Roman" w:hAnsi="Consolas" w:cs="Times New Roman"/>
+          <w:color w:val="569CD6"/>
+          <w:kern w:val="0"/>
+          <w:sz w:val="21"/>
+          <w:szCs w:val="21"/>
+          <w:lang w:eastAsia="en-ID"/>
+          <w14:ligatures w14:val="none"/>
+        </w:rPr>
+        <w:t>form</w:t>
+      </w:r>
+      <w:r>
+        <w:rPr>
+          <w:rFonts w:ascii="Consolas" w:eastAsia="Times New Roman" w:hAnsi="Consolas" w:cs="Times New Roman"/>
+          <w:color w:val="808080"/>
+          <w:kern w:val="0"/>
+          <w:sz w:val="21"/>
+          <w:szCs w:val="21"/>
+          <w:lang w:eastAsia="en-ID"/>
+          <w14:ligatures w14:val="none"/>
+        </w:rPr>
+        <w:t>&gt;</w:t>
+      </w:r>
+    </w:p>
+    <w:p>
+      <w:pPr>
+        <w:shd w:val="clear" w:color="auto" w:fill="1F1F1F"/>
+        <w:spacing w:after="0" w:line="285" w:lineRule="atLeast"/>
+        <w:rPr>
+          <w:rFonts w:ascii="Consolas" w:eastAsia="Times New Roman" w:hAnsi="Consolas" w:cs="Times New Roman"/>
+          <w:color w:val="CCCCCC"/>
+          <w:kern w:val="0"/>
+          <w:sz w:val="21"/>
+          <w:szCs w:val="21"/>
+          <w:lang w:eastAsia="en-ID"/>
+          <w14:ligatures w14:val="none"/>
+        </w:rPr>
+      </w:pPr>
+      <w:r>
+        <w:rPr>
+          <w:rFonts w:ascii="Consolas" w:eastAsia="Times New Roman" w:hAnsi="Consolas" w:cs="Times New Roman"/>
+          <w:color w:val="CCCCCC"/>
+          <w:kern w:val="0"/>
+          <w:sz w:val="21"/>
+          <w:szCs w:val="21"/>
+          <w:lang w:eastAsia="en-ID"/>
+          <w14:ligatures w14:val="none"/>
+        </w:rPr>
+        <w:t xml:space="preserve">    </w:t>
+      </w:r>
+      <w:r>
+        <w:rPr>
+          <w:rFonts w:ascii="Consolas" w:eastAsia="Times New Roman" w:hAnsi="Consolas" w:cs="Times New Roman"/>
+          <w:color w:val="808080"/>
+          <w:kern w:val="0"/>
+          <w:sz w:val="21"/>
+          <w:szCs w:val="21"/>
+          <w:lang w:eastAsia="en-ID"/>
+          <w14:ligatures w14:val="none"/>
+        </w:rPr>
+        <w:t>&lt;/</w:t>
+      </w:r>
+      <w:r>
+        <w:rPr>
+          <w:rFonts w:ascii="Consolas" w:eastAsia="Times New Roman" w:hAnsi="Consolas" w:cs="Times New Roman"/>
+          <w:color w:val="569CD6"/>
+          <w:kern w:val="0"/>
+          <w:sz w:val="21"/>
+          <w:szCs w:val="21"/>
+          <w:lang w:eastAsia="en-ID"/>
+          <w14:ligatures w14:val="none"/>
+        </w:rPr>
+        <w:t>div</w:t>
+      </w:r>
+      <w:r>
+        <w:rPr>
+          <w:rFonts w:ascii="Consolas" w:eastAsia="Times New Roman" w:hAnsi="Consolas" w:cs="Times New Roman"/>
+          <w:color w:val="808080"/>
+          <w:kern w:val="0"/>
+          <w:sz w:val="21"/>
+          <w:szCs w:val="21"/>
+          <w:lang w:eastAsia="en-ID"/>
+          <w14:ligatures w14:val="none"/>
+        </w:rPr>
+        <w:t>&gt;</w:t>
+      </w:r>
+    </w:p>
+    <w:p>
+      <w:pPr>
+        <w:shd w:val="clear" w:color="auto" w:fill="1F1F1F"/>
+        <w:spacing w:after="0" w:line="285" w:lineRule="atLeast"/>
+        <w:rPr>
+          <w:rFonts w:ascii="Consolas" w:eastAsia="Times New Roman" w:hAnsi="Consolas" w:cs="Times New Roman"/>
+          <w:color w:val="CCCCCC"/>
+          <w:kern w:val="0"/>
+          <w:sz w:val="21"/>
+          <w:szCs w:val="21"/>
+          <w:lang w:eastAsia="en-ID"/>
+          <w14:ligatures w14:val="none"/>
+        </w:rPr>
+      </w:pPr>
+      <w:r>
+        <w:rPr>
+          <w:rFonts w:ascii="Consolas" w:eastAsia="Times New Roman" w:hAnsi="Consolas" w:cs="Times New Roman"/>
+          <w:color w:val="CCCCCC"/>
+          <w:kern w:val="0"/>
+          <w:sz w:val="21"/>
+          <w:szCs w:val="21"/>
+          <w:lang w:eastAsia="en-ID"/>
+          <w14:ligatures w14:val="none"/>
+        </w:rPr>
+        <w:t xml:space="preserve">  </w:t>
+      </w:r>
+      <w:r>
+        <w:rPr>
+          <w:rFonts w:ascii="Consolas" w:eastAsia="Times New Roman" w:hAnsi="Consolas" w:cs="Times New Roman"/>
+          <w:color w:val="808080"/>
+          <w:kern w:val="0"/>
+          <w:sz w:val="21"/>
+          <w:szCs w:val="21"/>
+          <w:lang w:eastAsia="en-ID"/>
+          <w14:ligatures w14:val="none"/>
+        </w:rPr>
+        <w:t>&lt;/</w:t>
+      </w:r>
+      <w:r>
+        <w:rPr>
+          <w:rFonts w:ascii="Consolas" w:eastAsia="Times New Roman" w:hAnsi="Consolas" w:cs="Times New Roman"/>
+          <w:color w:val="569CD6"/>
+          <w:kern w:val="0"/>
+          <w:sz w:val="21"/>
+          <w:szCs w:val="21"/>
+          <w:lang w:eastAsia="en-ID"/>
+          <w14:ligatures w14:val="none"/>
+        </w:rPr>
+        <w:t>div</w:t>
+      </w:r>
+      <w:r>
+        <w:rPr>
+          <w:rFonts w:ascii="Consolas" w:eastAsia="Times New Roman" w:hAnsi="Consolas" w:cs="Times New Roman"/>
+          <w:color w:val="808080"/>
+          <w:kern w:val="0"/>
+          <w:sz w:val="21"/>
+          <w:szCs w:val="21"/>
+          <w:lang w:eastAsia="en-ID"/>
+          <w14:ligatures w14:val="none"/>
+        </w:rPr>
+        <w:t>&gt;</w:t>
+      </w:r>
+    </w:p>
+    <w:p>
+      <w:pPr>
+        <w:spacing w:after="0"/>
+        <w:jc w:val="both"/>
+        <w:rPr>
+          <w:rFonts w:ascii="Times New Roman" w:hAnsi="Times New Roman" w:cs="Times New Roman"/>
+          <w:b/>
+          <w:bCs/>
+        </w:rPr>
+      </w:pPr>
+    </w:p>
+    <w:p>
+      <w:pPr>
+        <w:spacing w:after="0"/>
+        <w:jc w:val="both"/>
+        <w:rPr>
+          <w:rFonts w:ascii="Times New Roman" w:hAnsi="Times New Roman" w:cs="Times New Roman"/>
+          <w:b/>
+          <w:bCs/>
+        </w:rPr>
+      </w:pPr>
+      <w:r>
+        <w:rPr>
+          <w:rFonts w:ascii="Times New Roman" w:hAnsi="Times New Roman" w:cs="Times New Roman"/>
+          <w:b/>
+          <w:bCs/>
+        </w:rPr>
+        <w:t>B. Controllers</w:t>
+      </w:r>
+    </w:p>
+    <w:p>
+      <w:pPr>
+        <w:shd w:val="clear" w:color="auto" w:fill="1F1F1F"/>
+        <w:spacing w:after="0" w:line="285" w:lineRule="atLeast"/>
+        <w:rPr>
+          <w:rFonts w:ascii="Consolas" w:eastAsia="Times New Roman" w:hAnsi="Consolas" w:cs="Times New Roman"/>
+          <w:color w:val="CCCCCC"/>
+          <w:kern w:val="0"/>
+          <w:sz w:val="21"/>
+          <w:szCs w:val="21"/>
+          <w:lang w:eastAsia="en-ID"/>
+          <w14:ligatures w14:val="none"/>
+        </w:rPr>
+      </w:pPr>
+      <w:r>
+        <w:rPr>
+          <w:rFonts w:ascii="Consolas" w:eastAsia="Times New Roman" w:hAnsi="Consolas" w:cs="Times New Roman"/>
+          <w:color w:val="D4D4D4"/>
+          <w:kern w:val="0"/>
+          <w:sz w:val="21"/>
+          <w:szCs w:val="21"/>
+          <w:lang w:eastAsia="en-ID"/>
+          <w14:ligatures w14:val="none"/>
+        </w:rPr>
+        <w:t xml:space="preserve">  </w:t>
+      </w:r>
+      <w:r>
+        <w:rPr>
+          <w:rFonts w:ascii="Consolas" w:eastAsia="Times New Roman" w:hAnsi="Consolas" w:cs="Times New Roman"/>
+          <w:color w:val="569CD6"/>
+          <w:kern w:val="0"/>
+          <w:sz w:val="21"/>
+          <w:szCs w:val="21"/>
+          <w:lang w:eastAsia="en-ID"/>
+          <w14:ligatures w14:val="none"/>
+        </w:rPr>
+        <w:t>public</w:t>
+      </w:r>
+      <w:r>
+        <w:rPr>
+          <w:rFonts w:ascii="Consolas" w:eastAsia="Times New Roman" w:hAnsi="Consolas" w:cs="Times New Roman"/>
+          <w:color w:val="D4D4D4"/>
+          <w:kern w:val="0"/>
+          <w:sz w:val="21"/>
+          <w:szCs w:val="21"/>
+          <w:lang w:eastAsia="en-ID"/>
+          <w14:ligatures w14:val="none"/>
+        </w:rPr>
+        <w:t xml:space="preserve"> </w:t>
+      </w:r>
+      <w:r>
+        <w:rPr>
+          <w:rFonts w:ascii="Consolas" w:eastAsia="Times New Roman" w:hAnsi="Consolas" w:cs="Times New Roman"/>
+          <w:color w:val="569CD6"/>
+          <w:kern w:val="0"/>
+          <w:sz w:val="21"/>
+          <w:szCs w:val="21"/>
+          <w:lang w:eastAsia="en-ID"/>
+          <w14:ligatures w14:val="none"/>
+        </w:rPr>
+        <w:t>function</w:t>
+      </w:r>
+      <w:r>
+        <w:rPr>
+          <w:rFonts w:ascii="Consolas" w:eastAsia="Times New Roman" w:hAnsi="Consolas" w:cs="Times New Roman"/>
+          <w:color w:val="D4D4D4"/>
+          <w:kern w:val="0"/>
+          <w:sz w:val="21"/>
+          <w:szCs w:val="21"/>
+          <w:lang w:eastAsia="en-ID"/>
+          <w14:ligatures w14:val="none"/>
+        </w:rPr>
+        <w:t xml:space="preserve"> </w:t>
+      </w:r>
+      <w:r>
+        <w:rPr>
+          <w:rFonts w:ascii="Consolas" w:eastAsia="Times New Roman" w:hAnsi="Consolas" w:cs="Times New Roman"/>
+          <w:color w:val="DCDCAA"/>
+          <w:kern w:val="0"/>
+          <w:sz w:val="21"/>
+          <w:szCs w:val="21"/>
+          <w:lang w:eastAsia="en-ID"/>
+          <w14:ligatures w14:val="none"/>
+        </w:rPr>
+        <w:t>cari</w:t>
+      </w:r>
+      <w:r>
+        <w:rPr>
+          <w:rFonts w:ascii="Consolas" w:eastAsia="Times New Roman" w:hAnsi="Consolas" w:cs="Times New Roman"/>
+          <w:color w:val="D4D4D4"/>
+          <w:kern w:val="0"/>
+          <w:sz w:val="21"/>
+          <w:szCs w:val="21"/>
+          <w:lang w:eastAsia="en-ID"/>
+          <w14:ligatures w14:val="none"/>
+        </w:rPr>
+        <w:t>() {</w:t>
+      </w:r>
+    </w:p>
+    <w:p>
+      <w:pPr>
+        <w:shd w:val="clear" w:color="auto" w:fill="1F1F1F"/>
+        <w:spacing w:after="0" w:line="285" w:lineRule="atLeast"/>
+        <w:rPr>
+          <w:rFonts w:ascii="Consolas" w:eastAsia="Times New Roman" w:hAnsi="Consolas" w:cs="Times New Roman"/>
+          <w:color w:val="CCCCCC"/>
+          <w:kern w:val="0"/>
+          <w:sz w:val="21"/>
+          <w:szCs w:val="21"/>
+          <w:lang w:eastAsia="en-ID"/>
+          <w14:ligatures w14:val="none"/>
+        </w:rPr>
+      </w:pPr>
+      <w:r>
+        <w:rPr>
+          <w:rFonts w:ascii="Consolas" w:eastAsia="Times New Roman" w:hAnsi="Consolas" w:cs="Times New Roman"/>
+          <w:color w:val="D4D4D4"/>
+          <w:kern w:val="0"/>
+          <w:sz w:val="21"/>
+          <w:szCs w:val="21"/>
+          <w:lang w:eastAsia="en-ID"/>
+          <w14:ligatures w14:val="none"/>
+        </w:rPr>
+        <w:t xml:space="preserve">    </w:t>
+      </w:r>
+      <w:r>
+        <w:rPr>
+          <w:rFonts w:ascii="Consolas" w:eastAsia="Times New Roman" w:hAnsi="Consolas" w:cs="Times New Roman"/>
+          <w:color w:val="9CDCFE"/>
+          <w:kern w:val="0"/>
+          <w:sz w:val="21"/>
+          <w:szCs w:val="21"/>
+          <w:lang w:eastAsia="en-ID"/>
+          <w14:ligatures w14:val="none"/>
+        </w:rPr>
+        <w:t>$data</w:t>
+      </w:r>
+      <w:r>
+        <w:rPr>
+          <w:rFonts w:ascii="Consolas" w:eastAsia="Times New Roman" w:hAnsi="Consolas" w:cs="Times New Roman"/>
+          <w:color w:val="D4D4D4"/>
+          <w:kern w:val="0"/>
+          <w:sz w:val="21"/>
+          <w:szCs w:val="21"/>
+          <w:lang w:eastAsia="en-ID"/>
+          <w14:ligatures w14:val="none"/>
+        </w:rPr>
+        <w:t>[</w:t>
+      </w:r>
+      <w:r>
+        <w:rPr>
+          <w:rFonts w:ascii="Consolas" w:eastAsia="Times New Roman" w:hAnsi="Consolas" w:cs="Times New Roman"/>
+          <w:color w:val="CE9178"/>
+          <w:kern w:val="0"/>
+          <w:sz w:val="21"/>
+          <w:szCs w:val="21"/>
+          <w:lang w:eastAsia="en-ID"/>
+          <w14:ligatures w14:val="none"/>
+        </w:rPr>
+        <w:t>'judul'</w:t>
+      </w:r>
+      <w:r>
+        <w:rPr>
+          <w:rFonts w:ascii="Consolas" w:eastAsia="Times New Roman" w:hAnsi="Consolas" w:cs="Times New Roman"/>
+          <w:color w:val="D4D4D4"/>
+          <w:kern w:val="0"/>
+          <w:sz w:val="21"/>
+          <w:szCs w:val="21"/>
+          <w:lang w:eastAsia="en-ID"/>
+          <w14:ligatures w14:val="none"/>
+        </w:rPr>
+        <w:t xml:space="preserve">] = </w:t>
+      </w:r>
+      <w:r>
+        <w:rPr>
+          <w:rFonts w:ascii="Consolas" w:eastAsia="Times New Roman" w:hAnsi="Consolas" w:cs="Times New Roman"/>
+          <w:color w:val="CE9178"/>
+          <w:kern w:val="0"/>
+          <w:sz w:val="21"/>
+          <w:szCs w:val="21"/>
+          <w:lang w:eastAsia="en-ID"/>
+          <w14:ligatures w14:val="none"/>
+        </w:rPr>
+        <w:t>'Daftar Mahasiswa'</w:t>
+      </w:r>
+      <w:r>
+        <w:rPr>
+          <w:rFonts w:ascii="Consolas" w:eastAsia="Times New Roman" w:hAnsi="Consolas" w:cs="Times New Roman"/>
+          <w:color w:val="D4D4D4"/>
+          <w:kern w:val="0"/>
+          <w:sz w:val="21"/>
+          <w:szCs w:val="21"/>
+          <w:lang w:eastAsia="en-ID"/>
+          <w14:ligatures w14:val="none"/>
+        </w:rPr>
+        <w:t>;</w:t>
+      </w:r>
+    </w:p>
+    <w:p>
+      <w:pPr>
+        <w:shd w:val="clear" w:color="auto" w:fill="1F1F1F"/>
+        <w:spacing w:after="0" w:line="285" w:lineRule="atLeast"/>
+        <w:rPr>
+          <w:rFonts w:ascii="Consolas" w:eastAsia="Times New Roman" w:hAnsi="Consolas" w:cs="Times New Roman"/>
+          <w:color w:val="CCCCCC"/>
+          <w:kern w:val="0"/>
+          <w:sz w:val="21"/>
+          <w:szCs w:val="21"/>
+          <w:lang w:eastAsia="en-ID"/>
+          <w14:ligatures w14:val="none"/>
+        </w:rPr>
+      </w:pPr>
+      <w:r>
+        <w:rPr>
+          <w:rFonts w:ascii="Consolas" w:eastAsia="Times New Roman" w:hAnsi="Consolas" w:cs="Times New Roman"/>
+          <w:color w:val="D4D4D4"/>
+          <w:kern w:val="0"/>
+          <w:sz w:val="21"/>
+          <w:szCs w:val="21"/>
+          <w:lang w:eastAsia="en-ID"/>
+          <w14:ligatures w14:val="none"/>
+        </w:rPr>
+        <w:t xml:space="preserve">    </w:t>
+      </w:r>
+      <w:r>
+        <w:rPr>
+          <w:rFonts w:ascii="Consolas" w:eastAsia="Times New Roman" w:hAnsi="Consolas" w:cs="Times New Roman"/>
+          <w:color w:val="9CDCFE"/>
+          <w:kern w:val="0"/>
+          <w:sz w:val="21"/>
+          <w:szCs w:val="21"/>
+          <w:lang w:eastAsia="en-ID"/>
+          <w14:ligatures w14:val="none"/>
+        </w:rPr>
+        <w:t>$data</w:t>
+      </w:r>
+      <w:r>
+        <w:rPr>
+          <w:rFonts w:ascii="Consolas" w:eastAsia="Times New Roman" w:hAnsi="Consolas" w:cs="Times New Roman"/>
+          <w:color w:val="D4D4D4"/>
+          <w:kern w:val="0"/>
+          <w:sz w:val="21"/>
+          <w:szCs w:val="21"/>
+          <w:lang w:eastAsia="en-ID"/>
+          <w14:ligatures w14:val="none"/>
+        </w:rPr>
+        <w:t>[</w:t>
+      </w:r>
+      <w:r>
+        <w:rPr>
+          <w:rFonts w:ascii="Consolas" w:eastAsia="Times New Roman" w:hAnsi="Consolas" w:cs="Times New Roman"/>
+          <w:color w:val="CE9178"/>
+          <w:kern w:val="0"/>
+          <w:sz w:val="21"/>
+          <w:szCs w:val="21"/>
+          <w:lang w:eastAsia="en-ID"/>
+          <w14:ligatures w14:val="none"/>
+        </w:rPr>
+        <w:t>'mahasiswa'</w:t>
+      </w:r>
+      <w:r>
+        <w:rPr>
+          <w:rFonts w:ascii="Consolas" w:eastAsia="Times New Roman" w:hAnsi="Consolas" w:cs="Times New Roman"/>
+          <w:color w:val="D4D4D4"/>
+          <w:kern w:val="0"/>
+          <w:sz w:val="21"/>
+          <w:szCs w:val="21"/>
+          <w:lang w:eastAsia="en-ID"/>
+          <w14:ligatures w14:val="none"/>
+        </w:rPr>
+        <w:t xml:space="preserve">] = </w:t>
+      </w:r>
+      <w:r>
+        <w:rPr>
+          <w:rFonts w:ascii="Consolas" w:eastAsia="Times New Roman" w:hAnsi="Consolas" w:cs="Times New Roman"/>
+          <w:color w:val="569CD6"/>
+          <w:kern w:val="0"/>
+          <w:sz w:val="21"/>
+          <w:szCs w:val="21"/>
+          <w:lang w:eastAsia="en-ID"/>
+          <w14:ligatures w14:val="none"/>
+        </w:rPr>
+        <w:t>$this</w:t>
+      </w:r>
+      <w:r>
+        <w:rPr>
+          <w:rFonts w:ascii="Consolas" w:eastAsia="Times New Roman" w:hAnsi="Consolas" w:cs="Times New Roman"/>
+          <w:color w:val="D4D4D4"/>
+          <w:kern w:val="0"/>
+          <w:sz w:val="21"/>
+          <w:szCs w:val="21"/>
+          <w:lang w:eastAsia="en-ID"/>
+          <w14:ligatures w14:val="none"/>
+        </w:rPr>
+        <w:t>-&gt;</w:t>
+      </w:r>
+      <w:r>
+        <w:rPr>
+          <w:rFonts w:ascii="Consolas" w:eastAsia="Times New Roman" w:hAnsi="Consolas" w:cs="Times New Roman"/>
+          <w:color w:val="DCDCAA"/>
+          <w:kern w:val="0"/>
+          <w:sz w:val="21"/>
+          <w:szCs w:val="21"/>
+          <w:lang w:eastAsia="en-ID"/>
+          <w14:ligatures w14:val="none"/>
+        </w:rPr>
+        <w:t>model</w:t>
+      </w:r>
+      <w:r>
+        <w:rPr>
+          <w:rFonts w:ascii="Consolas" w:eastAsia="Times New Roman" w:hAnsi="Consolas" w:cs="Times New Roman"/>
+          <w:color w:val="D4D4D4"/>
+          <w:kern w:val="0"/>
+          <w:sz w:val="21"/>
+          <w:szCs w:val="21"/>
+          <w:lang w:eastAsia="en-ID"/>
+          <w14:ligatures w14:val="none"/>
+        </w:rPr>
+        <w:t>(</w:t>
+      </w:r>
+      <w:r>
+        <w:rPr>
+          <w:rFonts w:ascii="Consolas" w:eastAsia="Times New Roman" w:hAnsi="Consolas" w:cs="Times New Roman"/>
+          <w:color w:val="CE9178"/>
+          <w:kern w:val="0"/>
+          <w:sz w:val="21"/>
+          <w:szCs w:val="21"/>
+          <w:lang w:eastAsia="en-ID"/>
+          <w14:ligatures w14:val="none"/>
+        </w:rPr>
+        <w:t>'Mahasiswa_model'</w:t>
+      </w:r>
+      <w:r>
+        <w:rPr>
+          <w:rFonts w:ascii="Consolas" w:eastAsia="Times New Roman" w:hAnsi="Consolas" w:cs="Times New Roman"/>
+          <w:color w:val="D4D4D4"/>
+          <w:kern w:val="0"/>
+          <w:sz w:val="21"/>
+          <w:szCs w:val="21"/>
+          <w:lang w:eastAsia="en-ID"/>
+          <w14:ligatures w14:val="none"/>
+        </w:rPr>
+        <w:t>)-&gt;</w:t>
+      </w:r>
+      <w:r>
+        <w:rPr>
+          <w:rFonts w:ascii="Consolas" w:eastAsia="Times New Roman" w:hAnsi="Consolas" w:cs="Times New Roman"/>
+          <w:color w:val="DCDCAA"/>
+          <w:kern w:val="0"/>
+          <w:sz w:val="21"/>
+          <w:szCs w:val="21"/>
+          <w:lang w:eastAsia="en-ID"/>
+          <w14:ligatures w14:val="none"/>
+        </w:rPr>
+        <w:t>cariDataMahasiswa</w:t>
+      </w:r>
+      <w:r>
+        <w:rPr>
+          <w:rFonts w:ascii="Consolas" w:eastAsia="Times New Roman" w:hAnsi="Consolas" w:cs="Times New Roman"/>
+          <w:color w:val="D4D4D4"/>
+          <w:kern w:val="0"/>
+          <w:sz w:val="21"/>
+          <w:szCs w:val="21"/>
+          <w:lang w:eastAsia="en-ID"/>
+          <w14:ligatures w14:val="none"/>
+        </w:rPr>
+        <w:t>();</w:t>
+      </w:r>
+    </w:p>
+    <w:p>
+      <w:pPr>
+        <w:shd w:val="clear" w:color="auto" w:fill="1F1F1F"/>
+        <w:spacing w:after="0" w:line="285" w:lineRule="atLeast"/>
+        <w:rPr>
+          <w:rFonts w:ascii="Consolas" w:eastAsia="Times New Roman" w:hAnsi="Consolas" w:cs="Times New Roman"/>
+          <w:color w:val="CCCCCC"/>
+          <w:kern w:val="0"/>
+          <w:sz w:val="21"/>
+          <w:szCs w:val="21"/>
+          <w:lang w:eastAsia="en-ID"/>
+          <w14:ligatures w14:val="none"/>
+        </w:rPr>
+      </w:pPr>
+      <w:r>
+        <w:rPr>
+          <w:rFonts w:ascii="Consolas" w:eastAsia="Times New Roman" w:hAnsi="Consolas" w:cs="Times New Roman"/>
+          <w:color w:val="D4D4D4"/>
+          <w:kern w:val="0"/>
+          <w:sz w:val="21"/>
+          <w:szCs w:val="21"/>
+          <w:lang w:eastAsia="en-ID"/>
+          <w14:ligatures w14:val="none"/>
+        </w:rPr>
+        <w:t xml:space="preserve">    </w:t>
+      </w:r>
+      <w:r>
+        <w:rPr>
+          <w:rFonts w:ascii="Consolas" w:eastAsia="Times New Roman" w:hAnsi="Consolas" w:cs="Times New Roman"/>
+          <w:color w:val="569CD6"/>
+          <w:kern w:val="0"/>
+          <w:sz w:val="21"/>
+          <w:szCs w:val="21"/>
+          <w:lang w:eastAsia="en-ID"/>
+          <w14:ligatures w14:val="none"/>
+        </w:rPr>
+        <w:t>$this</w:t>
+      </w:r>
+      <w:r>
+        <w:rPr>
+          <w:rFonts w:ascii="Consolas" w:eastAsia="Times New Roman" w:hAnsi="Consolas" w:cs="Times New Roman"/>
+          <w:color w:val="D4D4D4"/>
+          <w:kern w:val="0"/>
+          <w:sz w:val="21"/>
+          <w:szCs w:val="21"/>
+          <w:lang w:eastAsia="en-ID"/>
+          <w14:ligatures w14:val="none"/>
+        </w:rPr>
+        <w:t>-&gt;</w:t>
+      </w:r>
+      <w:r>
+        <w:rPr>
+          <w:rFonts w:ascii="Consolas" w:eastAsia="Times New Roman" w:hAnsi="Consolas" w:cs="Times New Roman"/>
+          <w:color w:val="DCDCAA"/>
+          <w:kern w:val="0"/>
+          <w:sz w:val="21"/>
+          <w:szCs w:val="21"/>
+          <w:lang w:eastAsia="en-ID"/>
+          <w14:ligatures w14:val="none"/>
+        </w:rPr>
+        <w:t>view</w:t>
+      </w:r>
+      <w:r>
+        <w:rPr>
+          <w:rFonts w:ascii="Consolas" w:eastAsia="Times New Roman" w:hAnsi="Consolas" w:cs="Times New Roman"/>
+          <w:color w:val="D4D4D4"/>
+          <w:kern w:val="0"/>
+          <w:sz w:val="21"/>
+          <w:szCs w:val="21"/>
+          <w:lang w:eastAsia="en-ID"/>
+          <w14:ligatures w14:val="none"/>
+        </w:rPr>
+        <w:t>(</w:t>
+      </w:r>
+      <w:r>
+        <w:rPr>
+          <w:rFonts w:ascii="Consolas" w:eastAsia="Times New Roman" w:hAnsi="Consolas" w:cs="Times New Roman"/>
+          <w:color w:val="CE9178"/>
+          <w:kern w:val="0"/>
+          <w:sz w:val="21"/>
+          <w:szCs w:val="21"/>
+          <w:lang w:eastAsia="en-ID"/>
+          <w14:ligatures w14:val="none"/>
+        </w:rPr>
+        <w:t>'templates/header'</w:t>
+      </w:r>
+      <w:r>
+        <w:rPr>
+          <w:rFonts w:ascii="Consolas" w:eastAsia="Times New Roman" w:hAnsi="Consolas" w:cs="Times New Roman"/>
+          <w:color w:val="D4D4D4"/>
+          <w:kern w:val="0"/>
+          <w:sz w:val="21"/>
+          <w:szCs w:val="21"/>
+          <w:lang w:eastAsia="en-ID"/>
+          <w14:ligatures w14:val="none"/>
+        </w:rPr>
+        <w:t xml:space="preserve">, </w:t>
+      </w:r>
+      <w:r>
+        <w:rPr>
+          <w:rFonts w:ascii="Consolas" w:eastAsia="Times New Roman" w:hAnsi="Consolas" w:cs="Times New Roman"/>
+          <w:color w:val="9CDCFE"/>
+          <w:kern w:val="0"/>
+          <w:sz w:val="21"/>
+          <w:szCs w:val="21"/>
+          <w:lang w:eastAsia="en-ID"/>
+          <w14:ligatures w14:val="none"/>
+        </w:rPr>
+        <w:t>$data</w:t>
+      </w:r>
+      <w:r>
+        <w:rPr>
+          <w:rFonts w:ascii="Consolas" w:eastAsia="Times New Roman" w:hAnsi="Consolas" w:cs="Times New Roman"/>
+          <w:color w:val="D4D4D4"/>
+          <w:kern w:val="0"/>
+          <w:sz w:val="21"/>
+          <w:szCs w:val="21"/>
+          <w:lang w:eastAsia="en-ID"/>
+          <w14:ligatures w14:val="none"/>
+        </w:rPr>
+        <w:t>);</w:t>
+      </w:r>
+    </w:p>
+    <w:p>
+      <w:pPr>
+        <w:shd w:val="clear" w:color="auto" w:fill="1F1F1F"/>
+        <w:spacing w:after="0" w:line="285" w:lineRule="atLeast"/>
+        <w:rPr>
+          <w:rFonts w:ascii="Consolas" w:eastAsia="Times New Roman" w:hAnsi="Consolas" w:cs="Times New Roman"/>
+          <w:color w:val="CCCCCC"/>
+          <w:kern w:val="0"/>
+          <w:sz w:val="21"/>
+          <w:szCs w:val="21"/>
+          <w:lang w:eastAsia="en-ID"/>
+          <w14:ligatures w14:val="none"/>
+        </w:rPr>
+      </w:pPr>
+      <w:r>
+        <w:rPr>
+          <w:rFonts w:ascii="Consolas" w:eastAsia="Times New Roman" w:hAnsi="Consolas" w:cs="Times New Roman"/>
+          <w:color w:val="D4D4D4"/>
+          <w:kern w:val="0"/>
+          <w:sz w:val="21"/>
+          <w:szCs w:val="21"/>
+          <w:lang w:eastAsia="en-ID"/>
+          <w14:ligatures w14:val="none"/>
+        </w:rPr>
+        <w:t xml:space="preserve">    </w:t>
+      </w:r>
+      <w:r>
+        <w:rPr>
+          <w:rFonts w:ascii="Consolas" w:eastAsia="Times New Roman" w:hAnsi="Consolas" w:cs="Times New Roman"/>
+          <w:color w:val="569CD6"/>
+          <w:kern w:val="0"/>
+          <w:sz w:val="21"/>
+          <w:szCs w:val="21"/>
+          <w:lang w:eastAsia="en-ID"/>
+          <w14:ligatures w14:val="none"/>
+        </w:rPr>
+        <w:t>$this</w:t>
+      </w:r>
+      <w:r>
+        <w:rPr>
+          <w:rFonts w:ascii="Consolas" w:eastAsia="Times New Roman" w:hAnsi="Consolas" w:cs="Times New Roman"/>
+          <w:color w:val="D4D4D4"/>
+          <w:kern w:val="0"/>
+          <w:sz w:val="21"/>
+          <w:szCs w:val="21"/>
+          <w:lang w:eastAsia="en-ID"/>
+          <w14:ligatures w14:val="none"/>
+        </w:rPr>
+        <w:t>-&gt;</w:t>
+      </w:r>
+      <w:r>
+        <w:rPr>
+          <w:rFonts w:ascii="Consolas" w:eastAsia="Times New Roman" w:hAnsi="Consolas" w:cs="Times New Roman"/>
+          <w:color w:val="DCDCAA"/>
+          <w:kern w:val="0"/>
+          <w:sz w:val="21"/>
+          <w:szCs w:val="21"/>
+          <w:lang w:eastAsia="en-ID"/>
+          <w14:ligatures w14:val="none"/>
+        </w:rPr>
+        <w:t>view</w:t>
+      </w:r>
+      <w:r>
+        <w:rPr>
+          <w:rFonts w:ascii="Consolas" w:eastAsia="Times New Roman" w:hAnsi="Consolas" w:cs="Times New Roman"/>
+          <w:color w:val="D4D4D4"/>
+          <w:kern w:val="0"/>
+          <w:sz w:val="21"/>
+          <w:szCs w:val="21"/>
+          <w:lang w:eastAsia="en-ID"/>
+          <w14:ligatures w14:val="none"/>
+        </w:rPr>
+        <w:t>(</w:t>
+      </w:r>
+      <w:r>
+        <w:rPr>
+          <w:rFonts w:ascii="Consolas" w:eastAsia="Times New Roman" w:hAnsi="Consolas" w:cs="Times New Roman"/>
+          <w:color w:val="CE9178"/>
+          <w:kern w:val="0"/>
+          <w:sz w:val="21"/>
+          <w:szCs w:val="21"/>
+          <w:lang w:eastAsia="en-ID"/>
+          <w14:ligatures w14:val="none"/>
+        </w:rPr>
+        <w:t>'mahasiswa/index'</w:t>
+      </w:r>
+      <w:r>
+        <w:rPr>
+          <w:rFonts w:ascii="Consolas" w:eastAsia="Times New Roman" w:hAnsi="Consolas" w:cs="Times New Roman"/>
+          <w:color w:val="D4D4D4"/>
+          <w:kern w:val="0"/>
+          <w:sz w:val="21"/>
+          <w:szCs w:val="21"/>
+          <w:lang w:eastAsia="en-ID"/>
+          <w14:ligatures w14:val="none"/>
+        </w:rPr>
+        <w:t xml:space="preserve">, </w:t>
+      </w:r>
+      <w:r>
+        <w:rPr>
+          <w:rFonts w:ascii="Consolas" w:eastAsia="Times New Roman" w:hAnsi="Consolas" w:cs="Times New Roman"/>
+          <w:color w:val="9CDCFE"/>
+          <w:kern w:val="0"/>
+          <w:sz w:val="21"/>
+          <w:szCs w:val="21"/>
+          <w:lang w:eastAsia="en-ID"/>
+          <w14:ligatures w14:val="none"/>
+        </w:rPr>
+        <w:t>$data</w:t>
+      </w:r>
+      <w:r>
+        <w:rPr>
+          <w:rFonts w:ascii="Consolas" w:eastAsia="Times New Roman" w:hAnsi="Consolas" w:cs="Times New Roman"/>
+          <w:color w:val="D4D4D4"/>
+          <w:kern w:val="0"/>
+          <w:sz w:val="21"/>
+          <w:szCs w:val="21"/>
+          <w:lang w:eastAsia="en-ID"/>
+          <w14:ligatures w14:val="none"/>
+        </w:rPr>
+        <w:t>);</w:t>
+      </w:r>
+    </w:p>
+    <w:p>
+      <w:pPr>
+        <w:shd w:val="clear" w:color="auto" w:fill="1F1F1F"/>
+        <w:spacing w:after="0" w:line="285" w:lineRule="atLeast"/>
+        <w:rPr>
+          <w:rFonts w:ascii="Consolas" w:eastAsia="Times New Roman" w:hAnsi="Consolas" w:cs="Times New Roman"/>
+          <w:color w:val="CCCCCC"/>
+          <w:kern w:val="0"/>
+          <w:sz w:val="21"/>
+          <w:szCs w:val="21"/>
+          <w:lang w:eastAsia="en-ID"/>
+          <w14:ligatures w14:val="none"/>
+        </w:rPr>
+      </w:pPr>
+      <w:r>
+        <w:rPr>
+          <w:rFonts w:ascii="Consolas" w:eastAsia="Times New Roman" w:hAnsi="Consolas" w:cs="Times New Roman"/>
+          <w:color w:val="D4D4D4"/>
+          <w:kern w:val="0"/>
+          <w:sz w:val="21"/>
+          <w:szCs w:val="21"/>
+          <w:lang w:eastAsia="en-ID"/>
+          <w14:ligatures w14:val="none"/>
+        </w:rPr>
+        <w:t xml:space="preserve">    </w:t>
+      </w:r>
+      <w:r>
+        <w:rPr>
+          <w:rFonts w:ascii="Consolas" w:eastAsia="Times New Roman" w:hAnsi="Consolas" w:cs="Times New Roman"/>
+          <w:color w:val="569CD6"/>
+          <w:kern w:val="0"/>
+          <w:sz w:val="21"/>
+          <w:szCs w:val="21"/>
+          <w:lang w:eastAsia="en-ID"/>
+          <w14:ligatures w14:val="none"/>
+        </w:rPr>
+        <w:t>$this</w:t>
+      </w:r>
+      <w:r>
+        <w:rPr>
+          <w:rFonts w:ascii="Consolas" w:eastAsia="Times New Roman" w:hAnsi="Consolas" w:cs="Times New Roman"/>
+          <w:color w:val="D4D4D4"/>
+          <w:kern w:val="0"/>
+          <w:sz w:val="21"/>
+          <w:szCs w:val="21"/>
+          <w:lang w:eastAsia="en-ID"/>
+          <w14:ligatures w14:val="none"/>
+        </w:rPr>
+        <w:t>-&gt;</w:t>
+      </w:r>
+      <w:r>
+        <w:rPr>
+          <w:rFonts w:ascii="Consolas" w:eastAsia="Times New Roman" w:hAnsi="Consolas" w:cs="Times New Roman"/>
+          <w:color w:val="DCDCAA"/>
+          <w:kern w:val="0"/>
+          <w:sz w:val="21"/>
+          <w:szCs w:val="21"/>
+          <w:lang w:eastAsia="en-ID"/>
+          <w14:ligatures w14:val="none"/>
+        </w:rPr>
+        <w:t>view</w:t>
+      </w:r>
+      <w:r>
+        <w:rPr>
+          <w:rFonts w:ascii="Consolas" w:eastAsia="Times New Roman" w:hAnsi="Consolas" w:cs="Times New Roman"/>
+          <w:color w:val="D4D4D4"/>
+          <w:kern w:val="0"/>
+          <w:sz w:val="21"/>
+          <w:szCs w:val="21"/>
+          <w:lang w:eastAsia="en-ID"/>
+          <w14:ligatures w14:val="none"/>
+        </w:rPr>
+        <w:t>(</w:t>
+      </w:r>
+      <w:r>
+        <w:rPr>
+          <w:rFonts w:ascii="Consolas" w:eastAsia="Times New Roman" w:hAnsi="Consolas" w:cs="Times New Roman"/>
+          <w:color w:val="CE9178"/>
+          <w:kern w:val="0"/>
+          <w:sz w:val="21"/>
+          <w:szCs w:val="21"/>
+          <w:lang w:eastAsia="en-ID"/>
+          <w14:ligatures w14:val="none"/>
+        </w:rPr>
+        <w:t>'templates/footer'</w:t>
+      </w:r>
+      <w:r>
+        <w:rPr>
+          <w:rFonts w:ascii="Consolas" w:eastAsia="Times New Roman" w:hAnsi="Consolas" w:cs="Times New Roman"/>
+          <w:color w:val="D4D4D4"/>
+          <w:kern w:val="0"/>
+          <w:sz w:val="21"/>
+          <w:szCs w:val="21"/>
+          <w:lang w:eastAsia="en-ID"/>
+          <w14:ligatures w14:val="none"/>
+        </w:rPr>
+        <w:t>);</w:t>
+      </w:r>
+    </w:p>
+    <w:p>
+      <w:pPr>
+        <w:shd w:val="clear" w:color="auto" w:fill="1F1F1F"/>
+        <w:spacing w:after="0" w:line="285" w:lineRule="atLeast"/>
+        <w:rPr>
+          <w:rFonts w:ascii="Consolas" w:eastAsia="Times New Roman" w:hAnsi="Consolas" w:cs="Times New Roman"/>
+          <w:color w:val="CCCCCC"/>
+          <w:kern w:val="0"/>
+          <w:sz w:val="21"/>
+          <w:szCs w:val="21"/>
+          <w:lang w:eastAsia="en-ID"/>
+          <w14:ligatures w14:val="none"/>
+        </w:rPr>
+      </w:pPr>
+      <w:r>
+        <w:rPr>
+          <w:rFonts w:ascii="Consolas" w:eastAsia="Times New Roman" w:hAnsi="Consolas" w:cs="Times New Roman"/>
+          <w:color w:val="D4D4D4"/>
+          <w:kern w:val="0"/>
+          <w:sz w:val="21"/>
+          <w:szCs w:val="21"/>
+          <w:lang w:eastAsia="en-ID"/>
+          <w14:ligatures w14:val="none"/>
+        </w:rPr>
+        <w:t>  }</w:t>
+      </w:r>
+    </w:p>
+    <w:p>
+      <w:pPr>
+        <w:spacing w:after="0"/>
+        <w:jc w:val="both"/>
+        <w:rPr>
+          <w:rFonts w:ascii="Times New Roman" w:hAnsi="Times New Roman" w:cs="Times New Roman"/>
+        </w:rPr>
+      </w:pPr>
+      <w:r>
+        <w:rPr>
+          <w:rFonts w:ascii="Times New Roman" w:hAnsi="Times New Roman" w:cs="Times New Roman"/>
+        </w:rPr>
+        <w:t>Disini kita akan mentriger method cariDataMahasiswa di model</w:t>
+      </w:r>
+    </w:p>
+    <w:p>
+      <w:pPr>
+        <w:spacing w:after="0"/>
+        <w:jc w:val="both"/>
+        <w:rPr>
+          <w:rFonts w:ascii="Times New Roman" w:hAnsi="Times New Roman" w:cs="Times New Roman"/>
+        </w:rPr>
+      </w:pPr>
+    </w:p>
+    <w:p>
+      <w:pPr>
+        <w:spacing w:after="0"/>
+        <w:jc w:val="both"/>
+        <w:rPr>
+          <w:rFonts w:ascii="Times New Roman" w:hAnsi="Times New Roman" w:cs="Times New Roman"/>
+          <w:b/>
+          <w:bCs/>
+        </w:rPr>
+      </w:pPr>
+      <w:r>
+        <w:rPr>
+          <w:rFonts w:ascii="Times New Roman" w:hAnsi="Times New Roman" w:cs="Times New Roman"/>
+          <w:b/>
+          <w:bCs/>
+        </w:rPr>
+        <w:t>C. Model</w:t>
+      </w:r>
+    </w:p>
+    <w:p>
+      <w:pPr>
+        <w:spacing w:after="0"/>
+        <w:jc w:val="both"/>
+        <w:rPr>
+          <w:rFonts w:ascii="Times New Roman" w:hAnsi="Times New Roman" w:cs="Times New Roman"/>
+        </w:rPr>
+      </w:pPr>
+      <w:r>
+        <w:rPr>
+          <w:rFonts w:ascii="Times New Roman" w:hAnsi="Times New Roman" w:cs="Times New Roman"/>
+        </w:rPr>
+        <w:t xml:space="preserve">Pada bagian model kita akan mencari data bedasarkan keyword, dengan menggunakan post </w:t>
+      </w:r>
+    </w:p>
+    <w:p>
+      <w:pPr>
+        <w:shd w:val="clear" w:color="auto" w:fill="1F1F1F"/>
+        <w:spacing w:after="0" w:line="285" w:lineRule="atLeast"/>
+        <w:rPr>
+          <w:rFonts w:ascii="Consolas" w:eastAsia="Times New Roman" w:hAnsi="Consolas" w:cs="Times New Roman"/>
+          <w:color w:val="CCCCCC"/>
+          <w:kern w:val="0"/>
+          <w:sz w:val="21"/>
+          <w:szCs w:val="21"/>
+          <w:lang w:eastAsia="en-ID"/>
+          <w14:ligatures w14:val="none"/>
+        </w:rPr>
+      </w:pPr>
+      <w:r>
+        <w:rPr>
+          <w:rFonts w:ascii="Consolas" w:eastAsia="Times New Roman" w:hAnsi="Consolas" w:cs="Times New Roman"/>
+          <w:color w:val="D4D4D4"/>
+          <w:kern w:val="0"/>
+          <w:sz w:val="21"/>
+          <w:szCs w:val="21"/>
+          <w:lang w:eastAsia="en-ID"/>
+          <w14:ligatures w14:val="none"/>
+        </w:rPr>
+        <w:t xml:space="preserve">  </w:t>
+      </w:r>
+      <w:r>
+        <w:rPr>
+          <w:rFonts w:ascii="Consolas" w:eastAsia="Times New Roman" w:hAnsi="Consolas" w:cs="Times New Roman"/>
+          <w:color w:val="569CD6"/>
+          <w:kern w:val="0"/>
+          <w:sz w:val="21"/>
+          <w:szCs w:val="21"/>
+          <w:lang w:eastAsia="en-ID"/>
+          <w14:ligatures w14:val="none"/>
+        </w:rPr>
+        <w:t>public</w:t>
+      </w:r>
+      <w:r>
+        <w:rPr>
+          <w:rFonts w:ascii="Consolas" w:eastAsia="Times New Roman" w:hAnsi="Consolas" w:cs="Times New Roman"/>
+          <w:color w:val="D4D4D4"/>
+          <w:kern w:val="0"/>
+          <w:sz w:val="21"/>
+          <w:szCs w:val="21"/>
+          <w:lang w:eastAsia="en-ID"/>
+          <w14:ligatures w14:val="none"/>
+        </w:rPr>
+        <w:t xml:space="preserve"> </w:t>
+      </w:r>
+      <w:r>
+        <w:rPr>
+          <w:rFonts w:ascii="Consolas" w:eastAsia="Times New Roman" w:hAnsi="Consolas" w:cs="Times New Roman"/>
+          <w:color w:val="569CD6"/>
+          <w:kern w:val="0"/>
+          <w:sz w:val="21"/>
+          <w:szCs w:val="21"/>
+          <w:lang w:eastAsia="en-ID"/>
+          <w14:ligatures w14:val="none"/>
+        </w:rPr>
+        <w:t>function</w:t>
+      </w:r>
+      <w:r>
+        <w:rPr>
+          <w:rFonts w:ascii="Consolas" w:eastAsia="Times New Roman" w:hAnsi="Consolas" w:cs="Times New Roman"/>
+          <w:color w:val="D4D4D4"/>
+          <w:kern w:val="0"/>
+          <w:sz w:val="21"/>
+          <w:szCs w:val="21"/>
+          <w:lang w:eastAsia="en-ID"/>
+          <w14:ligatures w14:val="none"/>
+        </w:rPr>
+        <w:t xml:space="preserve"> </w:t>
+      </w:r>
+      <w:r>
+        <w:rPr>
+          <w:rFonts w:ascii="Consolas" w:eastAsia="Times New Roman" w:hAnsi="Consolas" w:cs="Times New Roman"/>
+          <w:color w:val="DCDCAA"/>
+          <w:kern w:val="0"/>
+          <w:sz w:val="21"/>
+          <w:szCs w:val="21"/>
+          <w:lang w:eastAsia="en-ID"/>
+          <w14:ligatures w14:val="none"/>
+        </w:rPr>
+        <w:t>cariDataMahasiswa</w:t>
+      </w:r>
+      <w:r>
+        <w:rPr>
+          <w:rFonts w:ascii="Consolas" w:eastAsia="Times New Roman" w:hAnsi="Consolas" w:cs="Times New Roman"/>
+          <w:color w:val="D4D4D4"/>
+          <w:kern w:val="0"/>
+          <w:sz w:val="21"/>
+          <w:szCs w:val="21"/>
+          <w:lang w:eastAsia="en-ID"/>
+          <w14:ligatures w14:val="none"/>
+        </w:rPr>
+        <w:t>() {</w:t>
+      </w:r>
+    </w:p>
+    <w:p>
+      <w:pPr>
+        <w:shd w:val="clear" w:color="auto" w:fill="1F1F1F"/>
+        <w:spacing w:after="0" w:line="285" w:lineRule="atLeast"/>
+        <w:rPr>
+          <w:rFonts w:ascii="Consolas" w:eastAsia="Times New Roman" w:hAnsi="Consolas" w:cs="Times New Roman"/>
+          <w:color w:val="CCCCCC"/>
+          <w:kern w:val="0"/>
+          <w:sz w:val="21"/>
+          <w:szCs w:val="21"/>
+          <w:lang w:eastAsia="en-ID"/>
+          <w14:ligatures w14:val="none"/>
+        </w:rPr>
+      </w:pPr>
+      <w:r>
+        <w:rPr>
+          <w:rFonts w:ascii="Consolas" w:eastAsia="Times New Roman" w:hAnsi="Consolas" w:cs="Times New Roman"/>
+          <w:color w:val="D4D4D4"/>
+          <w:kern w:val="0"/>
+          <w:sz w:val="21"/>
+          <w:szCs w:val="21"/>
+          <w:lang w:eastAsia="en-ID"/>
+          <w14:ligatures w14:val="none"/>
+        </w:rPr>
+        <w:t xml:space="preserve">    </w:t>
+      </w:r>
+      <w:r>
+        <w:rPr>
+          <w:rFonts w:ascii="Consolas" w:eastAsia="Times New Roman" w:hAnsi="Consolas" w:cs="Times New Roman"/>
+          <w:color w:val="9CDCFE"/>
+          <w:kern w:val="0"/>
+          <w:sz w:val="21"/>
+          <w:szCs w:val="21"/>
+          <w:lang w:eastAsia="en-ID"/>
+          <w14:ligatures w14:val="none"/>
+        </w:rPr>
+        <w:t>$keyword</w:t>
+      </w:r>
+      <w:r>
+        <w:rPr>
+          <w:rFonts w:ascii="Consolas" w:eastAsia="Times New Roman" w:hAnsi="Consolas" w:cs="Times New Roman"/>
+          <w:color w:val="D4D4D4"/>
+          <w:kern w:val="0"/>
+          <w:sz w:val="21"/>
+          <w:szCs w:val="21"/>
+          <w:lang w:eastAsia="en-ID"/>
+          <w14:ligatures w14:val="none"/>
+        </w:rPr>
+        <w:t xml:space="preserve"> = </w:t>
+      </w:r>
+      <w:r>
+        <w:rPr>
+          <w:rFonts w:ascii="Consolas" w:eastAsia="Times New Roman" w:hAnsi="Consolas" w:cs="Times New Roman"/>
+          <w:color w:val="9CDCFE"/>
+          <w:kern w:val="0"/>
+          <w:sz w:val="21"/>
+          <w:szCs w:val="21"/>
+          <w:lang w:eastAsia="en-ID"/>
+          <w14:ligatures w14:val="none"/>
+        </w:rPr>
+        <w:t>$_POST</w:t>
+      </w:r>
+      <w:r>
+        <w:rPr>
+          <w:rFonts w:ascii="Consolas" w:eastAsia="Times New Roman" w:hAnsi="Consolas" w:cs="Times New Roman"/>
+          <w:color w:val="D4D4D4"/>
+          <w:kern w:val="0"/>
+          <w:sz w:val="21"/>
+          <w:szCs w:val="21"/>
+          <w:lang w:eastAsia="en-ID"/>
+          <w14:ligatures w14:val="none"/>
+        </w:rPr>
+        <w:t>[</w:t>
+      </w:r>
+      <w:r>
+        <w:rPr>
+          <w:rFonts w:ascii="Consolas" w:eastAsia="Times New Roman" w:hAnsi="Consolas" w:cs="Times New Roman"/>
+          <w:color w:val="CE9178"/>
+          <w:kern w:val="0"/>
+          <w:sz w:val="21"/>
+          <w:szCs w:val="21"/>
+          <w:lang w:eastAsia="en-ID"/>
+          <w14:ligatures w14:val="none"/>
+        </w:rPr>
+        <w:t>'keyword'</w:t>
+      </w:r>
+      <w:r>
+        <w:rPr>
+          <w:rFonts w:ascii="Consolas" w:eastAsia="Times New Roman" w:hAnsi="Consolas" w:cs="Times New Roman"/>
+          <w:color w:val="D4D4D4"/>
+          <w:kern w:val="0"/>
+          <w:sz w:val="21"/>
+          <w:szCs w:val="21"/>
+          <w:lang w:eastAsia="en-ID"/>
+          <w14:ligatures w14:val="none"/>
+        </w:rPr>
+        <w:t>];</w:t>
+      </w:r>
+    </w:p>
+    <w:p>
+      <w:pPr>
+        <w:shd w:val="clear" w:color="auto" w:fill="1F1F1F"/>
+        <w:spacing w:after="0" w:line="285" w:lineRule="atLeast"/>
+        <w:rPr>
+          <w:rFonts w:ascii="Consolas" w:eastAsia="Times New Roman" w:hAnsi="Consolas" w:cs="Times New Roman"/>
+          <w:color w:val="CCCCCC"/>
+          <w:kern w:val="0"/>
+          <w:sz w:val="21"/>
+          <w:szCs w:val="21"/>
+          <w:lang w:eastAsia="en-ID"/>
+          <w14:ligatures w14:val="none"/>
+        </w:rPr>
+      </w:pPr>
+      <w:r>
+        <w:rPr>
+          <w:rFonts w:ascii="Consolas" w:eastAsia="Times New Roman" w:hAnsi="Consolas" w:cs="Times New Roman"/>
+          <w:color w:val="D4D4D4"/>
+          <w:kern w:val="0"/>
+          <w:sz w:val="21"/>
+          <w:szCs w:val="21"/>
+          <w:lang w:eastAsia="en-ID"/>
+          <w14:ligatures w14:val="none"/>
+        </w:rPr>
+        <w:t xml:space="preserve">    </w:t>
+      </w:r>
+      <w:r>
+        <w:rPr>
+          <w:rFonts w:ascii="Consolas" w:eastAsia="Times New Roman" w:hAnsi="Consolas" w:cs="Times New Roman"/>
+          <w:color w:val="9CDCFE"/>
+          <w:kern w:val="0"/>
+          <w:sz w:val="21"/>
+          <w:szCs w:val="21"/>
+          <w:lang w:eastAsia="en-ID"/>
+          <w14:ligatures w14:val="none"/>
+        </w:rPr>
+        <w:t>$query</w:t>
+      </w:r>
+      <w:r>
+        <w:rPr>
+          <w:rFonts w:ascii="Consolas" w:eastAsia="Times New Roman" w:hAnsi="Consolas" w:cs="Times New Roman"/>
+          <w:color w:val="D4D4D4"/>
+          <w:kern w:val="0"/>
+          <w:sz w:val="21"/>
+          <w:szCs w:val="21"/>
+          <w:lang w:eastAsia="en-ID"/>
+          <w14:ligatures w14:val="none"/>
+        </w:rPr>
+        <w:t xml:space="preserve"> = </w:t>
+      </w:r>
+      <w:r>
+        <w:rPr>
+          <w:rFonts w:ascii="Consolas" w:eastAsia="Times New Roman" w:hAnsi="Consolas" w:cs="Times New Roman"/>
+          <w:color w:val="CE9178"/>
+          <w:kern w:val="0"/>
+          <w:sz w:val="21"/>
+          <w:szCs w:val="21"/>
+          <w:lang w:eastAsia="en-ID"/>
+          <w14:ligatures w14:val="none"/>
+        </w:rPr>
+        <w:t>"</w:t>
+      </w:r>
+      <w:r>
+        <w:rPr>
+          <w:rFonts w:ascii="Consolas" w:eastAsia="Times New Roman" w:hAnsi="Consolas" w:cs="Times New Roman"/>
+          <w:color w:val="569CD6"/>
+          <w:kern w:val="0"/>
+          <w:sz w:val="21"/>
+          <w:szCs w:val="21"/>
+          <w:lang w:eastAsia="en-ID"/>
+          <w14:ligatures w14:val="none"/>
+        </w:rPr>
+        <w:t>SELECT</w:t>
+      </w:r>
+      <w:r>
+        <w:rPr>
+          <w:rFonts w:ascii="Consolas" w:eastAsia="Times New Roman" w:hAnsi="Consolas" w:cs="Times New Roman"/>
+          <w:color w:val="CE9178"/>
+          <w:kern w:val="0"/>
+          <w:sz w:val="21"/>
+          <w:szCs w:val="21"/>
+          <w:lang w:eastAsia="en-ID"/>
+          <w14:ligatures w14:val="none"/>
+        </w:rPr>
+        <w:t xml:space="preserve"> </w:t>
+      </w:r>
+      <w:r>
+        <w:rPr>
+          <w:rFonts w:ascii="Consolas" w:eastAsia="Times New Roman" w:hAnsi="Consolas" w:cs="Times New Roman"/>
+          <w:color w:val="D4D4D4"/>
+          <w:kern w:val="0"/>
+          <w:sz w:val="21"/>
+          <w:szCs w:val="21"/>
+          <w:lang w:eastAsia="en-ID"/>
+          <w14:ligatures w14:val="none"/>
+        </w:rPr>
+        <w:t>*</w:t>
+      </w:r>
+      <w:r>
+        <w:rPr>
+          <w:rFonts w:ascii="Consolas" w:eastAsia="Times New Roman" w:hAnsi="Consolas" w:cs="Times New Roman"/>
+          <w:color w:val="CE9178"/>
+          <w:kern w:val="0"/>
+          <w:sz w:val="21"/>
+          <w:szCs w:val="21"/>
+          <w:lang w:eastAsia="en-ID"/>
+          <w14:ligatures w14:val="none"/>
+        </w:rPr>
+        <w:t xml:space="preserve"> </w:t>
+      </w:r>
+      <w:r>
+        <w:rPr>
+          <w:rFonts w:ascii="Consolas" w:eastAsia="Times New Roman" w:hAnsi="Consolas" w:cs="Times New Roman"/>
+          <w:color w:val="569CD6"/>
+          <w:kern w:val="0"/>
+          <w:sz w:val="21"/>
+          <w:szCs w:val="21"/>
+          <w:lang w:eastAsia="en-ID"/>
+          <w14:ligatures w14:val="none"/>
+        </w:rPr>
+        <w:t>FROM</w:t>
+      </w:r>
+      <w:r>
+        <w:rPr>
+          <w:rFonts w:ascii="Consolas" w:eastAsia="Times New Roman" w:hAnsi="Consolas" w:cs="Times New Roman"/>
+          <w:color w:val="CE9178"/>
+          <w:kern w:val="0"/>
+          <w:sz w:val="21"/>
+          <w:szCs w:val="21"/>
+          <w:lang w:eastAsia="en-ID"/>
+          <w14:ligatures w14:val="none"/>
+        </w:rPr>
+        <w:t xml:space="preserve"> "</w:t>
+      </w:r>
+      <w:r>
+        <w:rPr>
+          <w:rFonts w:ascii="Consolas" w:eastAsia="Times New Roman" w:hAnsi="Consolas" w:cs="Times New Roman"/>
+          <w:color w:val="D4D4D4"/>
+          <w:kern w:val="0"/>
+          <w:sz w:val="21"/>
+          <w:szCs w:val="21"/>
+          <w:lang w:eastAsia="en-ID"/>
+          <w14:ligatures w14:val="none"/>
+        </w:rPr>
+        <w:t xml:space="preserve"> . </w:t>
+      </w:r>
+      <w:r>
+        <w:rPr>
+          <w:rFonts w:ascii="Consolas" w:eastAsia="Times New Roman" w:hAnsi="Consolas" w:cs="Times New Roman"/>
+          <w:color w:val="569CD6"/>
+          <w:kern w:val="0"/>
+          <w:sz w:val="21"/>
+          <w:szCs w:val="21"/>
+          <w:lang w:eastAsia="en-ID"/>
+          <w14:ligatures w14:val="none"/>
+        </w:rPr>
+        <w:t>$this</w:t>
+      </w:r>
+      <w:r>
+        <w:rPr>
+          <w:rFonts w:ascii="Consolas" w:eastAsia="Times New Roman" w:hAnsi="Consolas" w:cs="Times New Roman"/>
+          <w:color w:val="D4D4D4"/>
+          <w:kern w:val="0"/>
+          <w:sz w:val="21"/>
+          <w:szCs w:val="21"/>
+          <w:lang w:eastAsia="en-ID"/>
+          <w14:ligatures w14:val="none"/>
+        </w:rPr>
+        <w:t>-&gt;</w:t>
+      </w:r>
+      <w:r>
+        <w:rPr>
+          <w:rFonts w:ascii="Consolas" w:eastAsia="Times New Roman" w:hAnsi="Consolas" w:cs="Times New Roman"/>
+          <w:color w:val="9CDCFE"/>
+          <w:kern w:val="0"/>
+          <w:sz w:val="21"/>
+          <w:szCs w:val="21"/>
+          <w:lang w:eastAsia="en-ID"/>
+          <w14:ligatures w14:val="none"/>
+        </w:rPr>
+        <w:t>table</w:t>
+      </w:r>
+      <w:r>
+        <w:rPr>
+          <w:rFonts w:ascii="Consolas" w:eastAsia="Times New Roman" w:hAnsi="Consolas" w:cs="Times New Roman"/>
+          <w:color w:val="D4D4D4"/>
+          <w:kern w:val="0"/>
+          <w:sz w:val="21"/>
+          <w:szCs w:val="21"/>
+          <w:lang w:eastAsia="en-ID"/>
+          <w14:ligatures w14:val="none"/>
+        </w:rPr>
+        <w:t xml:space="preserve"> . </w:t>
+      </w:r>
+      <w:r>
+        <w:rPr>
+          <w:rFonts w:ascii="Consolas" w:eastAsia="Times New Roman" w:hAnsi="Consolas" w:cs="Times New Roman"/>
+          <w:color w:val="CE9178"/>
+          <w:kern w:val="0"/>
+          <w:sz w:val="21"/>
+          <w:szCs w:val="21"/>
+          <w:lang w:eastAsia="en-ID"/>
+          <w14:ligatures w14:val="none"/>
+        </w:rPr>
+        <w:t>" WHERE nama LIKE :keyword "</w:t>
+      </w:r>
+      <w:r>
+        <w:rPr>
+          <w:rFonts w:ascii="Consolas" w:eastAsia="Times New Roman" w:hAnsi="Consolas" w:cs="Times New Roman"/>
+          <w:color w:val="D4D4D4"/>
+          <w:kern w:val="0"/>
+          <w:sz w:val="21"/>
+          <w:szCs w:val="21"/>
+          <w:lang w:eastAsia="en-ID"/>
+          <w14:ligatures w14:val="none"/>
+        </w:rPr>
+        <w:t>;</w:t>
+      </w:r>
+    </w:p>
+    <w:p>
+      <w:pPr>
+        <w:shd w:val="clear" w:color="auto" w:fill="1F1F1F"/>
+        <w:spacing w:after="0" w:line="285" w:lineRule="atLeast"/>
+        <w:rPr>
+          <w:rFonts w:ascii="Consolas" w:eastAsia="Times New Roman" w:hAnsi="Consolas" w:cs="Times New Roman"/>
+          <w:color w:val="CCCCCC"/>
+          <w:kern w:val="0"/>
+          <w:sz w:val="21"/>
+          <w:szCs w:val="21"/>
+          <w:lang w:eastAsia="en-ID"/>
+          <w14:ligatures w14:val="none"/>
+        </w:rPr>
+      </w:pPr>
+      <w:r>
+        <w:rPr>
+          <w:rFonts w:ascii="Consolas" w:eastAsia="Times New Roman" w:hAnsi="Consolas" w:cs="Times New Roman"/>
+          <w:color w:val="D4D4D4"/>
+          <w:kern w:val="0"/>
+          <w:sz w:val="21"/>
+          <w:szCs w:val="21"/>
+          <w:lang w:eastAsia="en-ID"/>
+          <w14:ligatures w14:val="none"/>
+        </w:rPr>
+        <w:t xml:space="preserve">    </w:t>
+      </w:r>
+      <w:r>
+        <w:rPr>
+          <w:rFonts w:ascii="Consolas" w:eastAsia="Times New Roman" w:hAnsi="Consolas" w:cs="Times New Roman"/>
+          <w:color w:val="569CD6"/>
+          <w:kern w:val="0"/>
+          <w:sz w:val="21"/>
+          <w:szCs w:val="21"/>
+          <w:lang w:eastAsia="en-ID"/>
+          <w14:ligatures w14:val="none"/>
+        </w:rPr>
+        <w:t>$this</w:t>
+      </w:r>
+      <w:r>
+        <w:rPr>
+          <w:rFonts w:ascii="Consolas" w:eastAsia="Times New Roman" w:hAnsi="Consolas" w:cs="Times New Roman"/>
+          <w:color w:val="D4D4D4"/>
+          <w:kern w:val="0"/>
+          <w:sz w:val="21"/>
+          <w:szCs w:val="21"/>
+          <w:lang w:eastAsia="en-ID"/>
+          <w14:ligatures w14:val="none"/>
+        </w:rPr>
+        <w:t>-&gt;</w:t>
+      </w:r>
+      <w:r>
+        <w:rPr>
+          <w:rFonts w:ascii="Consolas" w:eastAsia="Times New Roman" w:hAnsi="Consolas" w:cs="Times New Roman"/>
+          <w:color w:val="9CDCFE"/>
+          <w:kern w:val="0"/>
+          <w:sz w:val="21"/>
+          <w:szCs w:val="21"/>
+          <w:lang w:eastAsia="en-ID"/>
+          <w14:ligatures w14:val="none"/>
+        </w:rPr>
+        <w:t>db</w:t>
+      </w:r>
+      <w:r>
+        <w:rPr>
+          <w:rFonts w:ascii="Consolas" w:eastAsia="Times New Roman" w:hAnsi="Consolas" w:cs="Times New Roman"/>
+          <w:color w:val="D4D4D4"/>
+          <w:kern w:val="0"/>
+          <w:sz w:val="21"/>
+          <w:szCs w:val="21"/>
+          <w:lang w:eastAsia="en-ID"/>
+          <w14:ligatures w14:val="none"/>
+        </w:rPr>
+        <w:t>-&gt;</w:t>
+      </w:r>
+      <w:r>
+        <w:rPr>
+          <w:rFonts w:ascii="Consolas" w:eastAsia="Times New Roman" w:hAnsi="Consolas" w:cs="Times New Roman"/>
+          <w:color w:val="DCDCAA"/>
+          <w:kern w:val="0"/>
+          <w:sz w:val="21"/>
+          <w:szCs w:val="21"/>
+          <w:lang w:eastAsia="en-ID"/>
+          <w14:ligatures w14:val="none"/>
+        </w:rPr>
+        <w:t>query</w:t>
+      </w:r>
+      <w:r>
+        <w:rPr>
+          <w:rFonts w:ascii="Consolas" w:eastAsia="Times New Roman" w:hAnsi="Consolas" w:cs="Times New Roman"/>
+          <w:color w:val="D4D4D4"/>
+          <w:kern w:val="0"/>
+          <w:sz w:val="21"/>
+          <w:szCs w:val="21"/>
+          <w:lang w:eastAsia="en-ID"/>
+          <w14:ligatures w14:val="none"/>
+        </w:rPr>
+        <w:t>(</w:t>
+      </w:r>
+      <w:r>
+        <w:rPr>
+          <w:rFonts w:ascii="Consolas" w:eastAsia="Times New Roman" w:hAnsi="Consolas" w:cs="Times New Roman"/>
+          <w:color w:val="9CDCFE"/>
+          <w:kern w:val="0"/>
+          <w:sz w:val="21"/>
+          <w:szCs w:val="21"/>
+          <w:lang w:eastAsia="en-ID"/>
+          <w14:ligatures w14:val="none"/>
+        </w:rPr>
+        <w:t>$query</w:t>
+      </w:r>
+      <w:r>
+        <w:rPr>
+          <w:rFonts w:ascii="Consolas" w:eastAsia="Times New Roman" w:hAnsi="Consolas" w:cs="Times New Roman"/>
+          <w:color w:val="D4D4D4"/>
+          <w:kern w:val="0"/>
+          <w:sz w:val="21"/>
+          <w:szCs w:val="21"/>
+          <w:lang w:eastAsia="en-ID"/>
+          <w14:ligatures w14:val="none"/>
+        </w:rPr>
+        <w:t>);</w:t>
+      </w:r>
+    </w:p>
+    <w:p>
+      <w:pPr>
+        <w:shd w:val="clear" w:color="auto" w:fill="1F1F1F"/>
+        <w:spacing w:after="0" w:line="285" w:lineRule="atLeast"/>
+        <w:rPr>
+          <w:rFonts w:ascii="Consolas" w:eastAsia="Times New Roman" w:hAnsi="Consolas" w:cs="Times New Roman"/>
+          <w:color w:val="CCCCCC"/>
+          <w:kern w:val="0"/>
+          <w:sz w:val="21"/>
+          <w:szCs w:val="21"/>
+          <w:lang w:eastAsia="en-ID"/>
+          <w14:ligatures w14:val="none"/>
+        </w:rPr>
+      </w:pPr>
+      <w:r>
+        <w:rPr>
+          <w:rFonts w:ascii="Consolas" w:eastAsia="Times New Roman" w:hAnsi="Consolas" w:cs="Times New Roman"/>
+          <w:color w:val="D4D4D4"/>
+          <w:kern w:val="0"/>
+          <w:sz w:val="21"/>
+          <w:szCs w:val="21"/>
+          <w:lang w:eastAsia="en-ID"/>
+          <w14:ligatures w14:val="none"/>
+        </w:rPr>
+        <w:t xml:space="preserve">    </w:t>
+      </w:r>
+      <w:r>
+        <w:rPr>
+          <w:rFonts w:ascii="Consolas" w:eastAsia="Times New Roman" w:hAnsi="Consolas" w:cs="Times New Roman"/>
+          <w:color w:val="569CD6"/>
+          <w:kern w:val="0"/>
+          <w:sz w:val="21"/>
+          <w:szCs w:val="21"/>
+          <w:lang w:eastAsia="en-ID"/>
+          <w14:ligatures w14:val="none"/>
+        </w:rPr>
+        <w:t>$this</w:t>
+      </w:r>
+      <w:r>
+        <w:rPr>
+          <w:rFonts w:ascii="Consolas" w:eastAsia="Times New Roman" w:hAnsi="Consolas" w:cs="Times New Roman"/>
+          <w:color w:val="D4D4D4"/>
+          <w:kern w:val="0"/>
+          <w:sz w:val="21"/>
+          <w:szCs w:val="21"/>
+          <w:lang w:eastAsia="en-ID"/>
+          <w14:ligatures w14:val="none"/>
+        </w:rPr>
+        <w:t>-&gt;</w:t>
+      </w:r>
+      <w:r>
+        <w:rPr>
+          <w:rFonts w:ascii="Consolas" w:eastAsia="Times New Roman" w:hAnsi="Consolas" w:cs="Times New Roman"/>
+          <w:color w:val="9CDCFE"/>
+          <w:kern w:val="0"/>
+          <w:sz w:val="21"/>
+          <w:szCs w:val="21"/>
+          <w:lang w:eastAsia="en-ID"/>
+          <w14:ligatures w14:val="none"/>
+        </w:rPr>
+        <w:t>db</w:t>
+      </w:r>
+      <w:r>
+        <w:rPr>
+          <w:rFonts w:ascii="Consolas" w:eastAsia="Times New Roman" w:hAnsi="Consolas" w:cs="Times New Roman"/>
+          <w:color w:val="D4D4D4"/>
+          <w:kern w:val="0"/>
+          <w:sz w:val="21"/>
+          <w:szCs w:val="21"/>
+          <w:lang w:eastAsia="en-ID"/>
+          <w14:ligatures w14:val="none"/>
+        </w:rPr>
+        <w:t>-&gt;</w:t>
+      </w:r>
+      <w:r>
+        <w:rPr>
+          <w:rFonts w:ascii="Consolas" w:eastAsia="Times New Roman" w:hAnsi="Consolas" w:cs="Times New Roman"/>
+          <w:color w:val="DCDCAA"/>
+          <w:kern w:val="0"/>
+          <w:sz w:val="21"/>
+          <w:szCs w:val="21"/>
+          <w:lang w:eastAsia="en-ID"/>
+          <w14:ligatures w14:val="none"/>
+        </w:rPr>
+        <w:t>bind</w:t>
+      </w:r>
+      <w:r>
+        <w:rPr>
+          <w:rFonts w:ascii="Consolas" w:eastAsia="Times New Roman" w:hAnsi="Consolas" w:cs="Times New Roman"/>
+          <w:color w:val="D4D4D4"/>
+          <w:kern w:val="0"/>
+          <w:sz w:val="21"/>
+          <w:szCs w:val="21"/>
+          <w:lang w:eastAsia="en-ID"/>
+          <w14:ligatures w14:val="none"/>
+        </w:rPr>
+        <w:t>(</w:t>
+      </w:r>
+      <w:r>
+        <w:rPr>
+          <w:rFonts w:ascii="Consolas" w:eastAsia="Times New Roman" w:hAnsi="Consolas" w:cs="Times New Roman"/>
+          <w:color w:val="CE9178"/>
+          <w:kern w:val="0"/>
+          <w:sz w:val="21"/>
+          <w:szCs w:val="21"/>
+          <w:lang w:eastAsia="en-ID"/>
+          <w14:ligatures w14:val="none"/>
+        </w:rPr>
+        <w:t>'keyword'</w:t>
+      </w:r>
+      <w:r>
+        <w:rPr>
+          <w:rFonts w:ascii="Consolas" w:eastAsia="Times New Roman" w:hAnsi="Consolas" w:cs="Times New Roman"/>
+          <w:color w:val="D4D4D4"/>
+          <w:kern w:val="0"/>
+          <w:sz w:val="21"/>
+          <w:szCs w:val="21"/>
+          <w:lang w:eastAsia="en-ID"/>
+          <w14:ligatures w14:val="none"/>
+        </w:rPr>
+        <w:t xml:space="preserve"> , </w:t>
+      </w:r>
+      <w:r>
+        <w:rPr>
+          <w:rFonts w:ascii="Consolas" w:eastAsia="Times New Roman" w:hAnsi="Consolas" w:cs="Times New Roman"/>
+          <w:color w:val="CE9178"/>
+          <w:kern w:val="0"/>
+          <w:sz w:val="21"/>
+          <w:szCs w:val="21"/>
+          <w:lang w:eastAsia="en-ID"/>
+          <w14:ligatures w14:val="none"/>
+        </w:rPr>
+        <w:t>"%</w:t>
+      </w:r>
+      <w:r>
+        <w:rPr>
+          <w:rFonts w:ascii="Consolas" w:eastAsia="Times New Roman" w:hAnsi="Consolas" w:cs="Times New Roman"/>
+          <w:color w:val="9CDCFE"/>
+          <w:kern w:val="0"/>
+          <w:sz w:val="21"/>
+          <w:szCs w:val="21"/>
+          <w:lang w:eastAsia="en-ID"/>
+          <w14:ligatures w14:val="none"/>
+        </w:rPr>
+        <w:t>$keyword</w:t>
+      </w:r>
+      <w:r>
+        <w:rPr>
+          <w:rFonts w:ascii="Consolas" w:eastAsia="Times New Roman" w:hAnsi="Consolas" w:cs="Times New Roman"/>
+          <w:color w:val="CE9178"/>
+          <w:kern w:val="0"/>
+          <w:sz w:val="21"/>
+          <w:szCs w:val="21"/>
+          <w:lang w:eastAsia="en-ID"/>
+          <w14:ligatures w14:val="none"/>
+        </w:rPr>
+        <w:t>%"</w:t>
+      </w:r>
+      <w:r>
+        <w:rPr>
+          <w:rFonts w:ascii="Consolas" w:eastAsia="Times New Roman" w:hAnsi="Consolas" w:cs="Times New Roman"/>
+          <w:color w:val="D4D4D4"/>
+          <w:kern w:val="0"/>
+          <w:sz w:val="21"/>
+          <w:szCs w:val="21"/>
+          <w:lang w:eastAsia="en-ID"/>
+          <w14:ligatures w14:val="none"/>
+        </w:rPr>
+        <w:t>);</w:t>
+      </w:r>
+    </w:p>
+    <w:p>
+      <w:pPr>
+        <w:shd w:val="clear" w:color="auto" w:fill="1F1F1F"/>
+        <w:spacing w:after="0" w:line="285" w:lineRule="atLeast"/>
+        <w:rPr>
+          <w:rFonts w:ascii="Consolas" w:eastAsia="Times New Roman" w:hAnsi="Consolas" w:cs="Times New Roman"/>
+          <w:color w:val="CCCCCC"/>
+          <w:kern w:val="0"/>
+          <w:sz w:val="21"/>
+          <w:szCs w:val="21"/>
+          <w:lang w:eastAsia="en-ID"/>
+          <w14:ligatures w14:val="none"/>
+        </w:rPr>
+      </w:pPr>
+      <w:r>
+        <w:rPr>
+          <w:rFonts w:ascii="Consolas" w:eastAsia="Times New Roman" w:hAnsi="Consolas" w:cs="Times New Roman"/>
+          <w:color w:val="D4D4D4"/>
+          <w:kern w:val="0"/>
+          <w:sz w:val="21"/>
+          <w:szCs w:val="21"/>
+          <w:lang w:eastAsia="en-ID"/>
+          <w14:ligatures w14:val="none"/>
+        </w:rPr>
+        <w:t xml:space="preserve">    </w:t>
+      </w:r>
+      <w:r>
+        <w:rPr>
+          <w:rFonts w:ascii="Consolas" w:eastAsia="Times New Roman" w:hAnsi="Consolas" w:cs="Times New Roman"/>
+          <w:color w:val="C586C0"/>
+          <w:kern w:val="0"/>
+          <w:sz w:val="21"/>
+          <w:szCs w:val="21"/>
+          <w:lang w:eastAsia="en-ID"/>
+          <w14:ligatures w14:val="none"/>
+        </w:rPr>
+        <w:t>return</w:t>
+      </w:r>
+      <w:r>
+        <w:rPr>
+          <w:rFonts w:ascii="Consolas" w:eastAsia="Times New Roman" w:hAnsi="Consolas" w:cs="Times New Roman"/>
+          <w:color w:val="D4D4D4"/>
+          <w:kern w:val="0"/>
+          <w:sz w:val="21"/>
+          <w:szCs w:val="21"/>
+          <w:lang w:eastAsia="en-ID"/>
+          <w14:ligatures w14:val="none"/>
+        </w:rPr>
+        <w:t xml:space="preserve"> </w:t>
+      </w:r>
+      <w:r>
+        <w:rPr>
+          <w:rFonts w:ascii="Consolas" w:eastAsia="Times New Roman" w:hAnsi="Consolas" w:cs="Times New Roman"/>
+          <w:color w:val="569CD6"/>
+          <w:kern w:val="0"/>
+          <w:sz w:val="21"/>
+          <w:szCs w:val="21"/>
+          <w:lang w:eastAsia="en-ID"/>
+          <w14:ligatures w14:val="none"/>
+        </w:rPr>
+        <w:t>$this</w:t>
+      </w:r>
+      <w:r>
+        <w:rPr>
+          <w:rFonts w:ascii="Consolas" w:eastAsia="Times New Roman" w:hAnsi="Consolas" w:cs="Times New Roman"/>
+          <w:color w:val="D4D4D4"/>
+          <w:kern w:val="0"/>
+          <w:sz w:val="21"/>
+          <w:szCs w:val="21"/>
+          <w:lang w:eastAsia="en-ID"/>
+          <w14:ligatures w14:val="none"/>
+        </w:rPr>
+        <w:t>-&gt;</w:t>
+      </w:r>
+      <w:r>
+        <w:rPr>
+          <w:rFonts w:ascii="Consolas" w:eastAsia="Times New Roman" w:hAnsi="Consolas" w:cs="Times New Roman"/>
+          <w:color w:val="9CDCFE"/>
+          <w:kern w:val="0"/>
+          <w:sz w:val="21"/>
+          <w:szCs w:val="21"/>
+          <w:lang w:eastAsia="en-ID"/>
+          <w14:ligatures w14:val="none"/>
+        </w:rPr>
+        <w:t>db</w:t>
+      </w:r>
+      <w:r>
+        <w:rPr>
+          <w:rFonts w:ascii="Consolas" w:eastAsia="Times New Roman" w:hAnsi="Consolas" w:cs="Times New Roman"/>
+          <w:color w:val="D4D4D4"/>
+          <w:kern w:val="0"/>
+          <w:sz w:val="21"/>
+          <w:szCs w:val="21"/>
+          <w:lang w:eastAsia="en-ID"/>
+          <w14:ligatures w14:val="none"/>
+        </w:rPr>
+        <w:t>-&gt;</w:t>
+      </w:r>
+      <w:r>
+        <w:rPr>
+          <w:rFonts w:ascii="Consolas" w:eastAsia="Times New Roman" w:hAnsi="Consolas" w:cs="Times New Roman"/>
+          <w:color w:val="DCDCAA"/>
+          <w:kern w:val="0"/>
+          <w:sz w:val="21"/>
+          <w:szCs w:val="21"/>
+          <w:lang w:eastAsia="en-ID"/>
+          <w14:ligatures w14:val="none"/>
+        </w:rPr>
+        <w:t>resultSet</w:t>
+      </w:r>
+      <w:r>
+        <w:rPr>
+          <w:rFonts w:ascii="Consolas" w:eastAsia="Times New Roman" w:hAnsi="Consolas" w:cs="Times New Roman"/>
+          <w:color w:val="D4D4D4"/>
+          <w:kern w:val="0"/>
+          <w:sz w:val="21"/>
+          <w:szCs w:val="21"/>
+          <w:lang w:eastAsia="en-ID"/>
+          <w14:ligatures w14:val="none"/>
+        </w:rPr>
+        <w:t>();</w:t>
+      </w:r>
+    </w:p>
+    <w:p>
+      <w:pPr>
+        <w:shd w:val="clear" w:color="auto" w:fill="1F1F1F"/>
+        <w:spacing w:after="0" w:line="285" w:lineRule="atLeast"/>
+        <w:rPr>
+          <w:rFonts w:ascii="Consolas" w:eastAsia="Times New Roman" w:hAnsi="Consolas" w:cs="Times New Roman"/>
+          <w:color w:val="CCCCCC"/>
+          <w:kern w:val="0"/>
+          <w:sz w:val="21"/>
+          <w:szCs w:val="21"/>
+          <w:lang w:eastAsia="en-ID"/>
+          <w14:ligatures w14:val="none"/>
+        </w:rPr>
+      </w:pPr>
+      <w:r>
+        <w:rPr>
+          <w:rFonts w:ascii="Consolas" w:eastAsia="Times New Roman" w:hAnsi="Consolas" w:cs="Times New Roman"/>
+          <w:color w:val="D4D4D4"/>
+          <w:kern w:val="0"/>
+          <w:sz w:val="21"/>
+          <w:szCs w:val="21"/>
+          <w:lang w:eastAsia="en-ID"/>
+          <w14:ligatures w14:val="none"/>
+        </w:rPr>
+        <w:t>  }</w:t>
+      </w:r>
+    </w:p>
+    <w:p>
+      <w:pPr>
+        <w:spacing w:after="0"/>
+        <w:jc w:val="both"/>
+        <w:rPr>
+          <w:rFonts w:ascii="Times New Roman" w:hAnsi="Times New Roman" w:cs="Times New Roman"/>
+        </w:rPr>
+      </w:pPr>
+      <w:r>
+        <w:rPr>
+          <w:rFonts w:ascii="Times New Roman" w:hAnsi="Times New Roman" w:cs="Times New Roman"/>
+        </w:rPr>
+        <w:t>Disini kita mencari menggunakan LIKE yang dimana kita bisa mencari nama yang mendekatinya…</w:t>
+      </w:r>
+    </w:p>
+    <w:p>
+      <w:pPr>
+        <w:spacing w:after="0"/>
+        <w:jc w:val="both"/>
+        <w:rPr>
+          <w:rFonts w:ascii="Times New Roman" w:hAnsi="Times New Roman" w:cs="Times New Roman"/>
+        </w:rPr>
+      </w:pPr>
+    </w:p>
+    <w:p>
+      <w:pPr>
+        <w:spacing w:after="0"/>
+        <w:jc w:val="both"/>
+        <w:rPr>
+          <w:rFonts w:ascii="Times New Roman" w:hAnsi="Times New Roman" w:cs="Times New Roman"/>
+        </w:rPr>
+      </w:pPr>
+      <w:r>
+        <w:rPr>
+          <w:rFonts w:ascii="Times New Roman" w:hAnsi="Times New Roman" w:cs="Times New Roman"/>
+        </w:rPr>
+        <w:t xml:space="preserve">Oke that’s it , materi semua sudah selesai </w:t>
+      </w:r>
+      <w:r>
+        <w:rPr>
+          <mc:AlternateContent>
+            <mc:Choice Requires="w16se">
+              <w:rFonts w:ascii="Times New Roman" w:hAnsi="Times New Roman" w:cs="Times New Roman"/>
+            </mc:Choice>
+            <mc:Fallback>
+              <w:rFonts w:ascii="Segoe UI Emoji" w:eastAsia="Segoe UI Emoji" w:hAnsi="Segoe UI Emoji" w:cs="Segoe UI Emoji"/>
+            </mc:Fallback>
+          </mc:AlternateContent>
+        </w:rPr>
+        <mc:AlternateContent>
+          <mc:Choice Requires="w16se">
+            <w16se:symEx w16se:font="Segoe UI Emoji" w16se:char="1F60A"/>
+          </mc:Choice>
+          <mc:Fallback>
+            <w:t>😊</w:t>
+          </mc:Fallback>
+        </mc:AlternateContent>
+      </w:r>
     </w:p>
     <w:p>
       <w:pPr>
